--- a/Files/Proposal.docx
+++ b/Files/Proposal.docx
@@ -1,6 +1,6 @@
 
 <file path=word/document.xml><?xml version="1.0" encoding="utf-8"?>
-<w:document xmlns:ve="http://schemas.openxmlformats.org/markup-compatibility/2006" xmlns:o="urn:schemas-microsoft-com:office:office" xmlns:r="http://schemas.openxmlformats.org/officeDocument/2006/relationships" xmlns:m="http://schemas.openxmlformats.org/officeDocument/2006/math" xmlns:v="urn:schemas-microsoft-com:vml" xmlns:wp="http://schemas.openxmlformats.org/drawingml/2006/wordprocessingDrawing" xmlns:w10="urn:schemas-microsoft-com:office:word" xmlns:w="http://schemas.openxmlformats.org/wordprocessingml/2006/main" xmlns:wne="http://schemas.microsoft.com/office/word/2006/wordml">
+<w:document xmlns:wpc="http://schemas.microsoft.com/office/word/2010/wordprocessingCanvas" xmlns:cx="http://schemas.microsoft.com/office/drawing/2014/chartex" xmlns:cx1="http://schemas.microsoft.com/office/drawing/2015/9/8/chartex" xmlns:cx2="http://schemas.microsoft.com/office/drawing/2015/10/21/chartex" xmlns:cx3="http://schemas.microsoft.com/office/drawing/2016/5/9/chartex" xmlns:cx4="http://schemas.microsoft.com/office/drawing/2016/5/10/chartex" xmlns:cx5="http://schemas.microsoft.com/office/drawing/2016/5/11/chartex" xmlns:cx6="http://schemas.microsoft.com/office/drawing/2016/5/12/chartex" xmlns:cx7="http://schemas.microsoft.com/office/drawing/2016/5/13/chartex" xmlns:cx8="http://schemas.microsoft.com/office/drawing/2016/5/14/chartex" xmlns:mc="http://schemas.openxmlformats.org/markup-compatibility/2006" xmlns:aink="http://schemas.microsoft.com/office/drawing/2016/ink" xmlns:am3d="http://schemas.microsoft.com/office/drawing/2017/model3d" xmlns:o="urn:schemas-microsoft-com:office:office" xmlns:r="http://schemas.openxmlformats.org/officeDocument/2006/relationships" xmlns:m="http://schemas.openxmlformats.org/officeDocument/2006/math" xmlns:v="urn:schemas-microsoft-com:vml" xmlns:wp14="http://schemas.microsoft.com/office/word/2010/wordprocessingDrawing" xmlns:wp="http://schemas.openxmlformats.org/drawingml/2006/wordprocessingDrawing" xmlns:w10="urn:schemas-microsoft-com:office:word" xmlns:w="http://schemas.openxmlformats.org/wordprocessingml/2006/main" xmlns:w14="http://schemas.microsoft.com/office/word/2010/wordml" xmlns:w15="http://schemas.microsoft.com/office/word/2012/wordml" xmlns:w16cid="http://schemas.microsoft.com/office/word/2016/wordml/cid" xmlns:w16se="http://schemas.microsoft.com/office/word/2015/wordml/symex" xmlns:wpg="http://schemas.microsoft.com/office/word/2010/wordprocessingGroup" xmlns:wpi="http://schemas.microsoft.com/office/word/2010/wordprocessingInk" xmlns:wne="http://schemas.microsoft.com/office/word/2006/wordml" xmlns:wps="http://schemas.microsoft.com/office/word/2010/wordprocessingShape" mc:Ignorable="w14 w15 w16se w16cid wp14">
   <w:body>
     <w:p>
       <w:pPr>
@@ -33,7 +33,31 @@
           <w:szCs w:val="28"/>
           <w:lang w:val="en-US"/>
         </w:rPr>
-        <w:t>SISTEM KEAMANAN SEPEDA MOTOR MENGGUNAKAN PROSESOR XTENSA LX6</w:t>
+        <w:t xml:space="preserve">SISTEM KEAMANAN SEPEDA MOTOR </w:t>
+      </w:r>
+      <w:r>
+        <w:rPr>
+          <w:rFonts w:ascii="Times New Roman" w:hAnsi="Times New Roman"/>
+          <w:b/>
+          <w:bCs/>
+          <w:color w:val="000000"/>
+          <w:sz w:val="32"/>
+          <w:szCs w:val="28"/>
+          <w:lang w:val="en-US"/>
+        </w:rPr>
+        <w:t>DENGAN</w:t>
+      </w:r>
+      <w:r>
+        <w:rPr>
+          <w:rFonts w:ascii="Times New Roman" w:hAnsi="Times New Roman"/>
+          <w:b/>
+          <w:bCs/>
+          <w:color w:val="000000"/>
+          <w:sz w:val="32"/>
+          <w:szCs w:val="28"/>
+          <w:lang w:val="en-US"/>
+        </w:rPr>
+        <w:t xml:space="preserve"> PROSESOR XTENSA LX6</w:t>
       </w:r>
     </w:p>
     <w:p>
@@ -146,7 +170,7 @@
           <w:lang w:val="en-US" w:eastAsia="en-US"/>
         </w:rPr>
         <w:drawing>
-          <wp:inline distT="0" distB="0" distL="0" distR="0">
+          <wp:inline distT="0" distB="0" distL="0" distR="0" wp14:anchorId="159CDB60" wp14:editId="3D98A3DA">
             <wp:extent cx="1620000" cy="1756627"/>
             <wp:effectExtent l="19050" t="0" r="0" b="0"/>
             <wp:docPr id="1" name="Picture 0" descr="Logo UIN.png"/>
@@ -161,7 +185,7 @@
                     <pic:cNvPicPr/>
                   </pic:nvPicPr>
                   <pic:blipFill>
-                    <a:blip r:embed="rId4" cstate="print"/>
+                    <a:blip r:embed="rId7" cstate="print"/>
                     <a:stretch>
                       <a:fillRect/>
                     </a:stretch>
@@ -198,6 +222,7 @@
           <w:lang w:val="en-US"/>
         </w:rPr>
       </w:pPr>
+      <w:proofErr w:type="gramStart"/>
       <w:r>
         <w:rPr>
           <w:rFonts w:ascii="Times New Roman" w:hAnsi="Times New Roman"/>
@@ -208,6 +233,7 @@
         </w:rPr>
         <w:t>O</w:t>
       </w:r>
+      <w:proofErr w:type="spellStart"/>
       <w:r>
         <w:rPr>
           <w:rFonts w:ascii="Times New Roman" w:hAnsi="Times New Roman"/>
@@ -215,8 +241,19 @@
           <w:sz w:val="28"/>
           <w:szCs w:val="28"/>
         </w:rPr>
-        <w:t>leh :</w:t>
-      </w:r>
+        <w:t>leh</w:t>
+      </w:r>
+      <w:proofErr w:type="spellEnd"/>
+      <w:r>
+        <w:rPr>
+          <w:rFonts w:ascii="Times New Roman" w:hAnsi="Times New Roman"/>
+          <w:color w:val="000000"/>
+          <w:sz w:val="28"/>
+          <w:szCs w:val="28"/>
+        </w:rPr>
+        <w:t xml:space="preserve"> :</w:t>
+      </w:r>
+      <w:proofErr w:type="gramEnd"/>
     </w:p>
     <w:p>
       <w:pPr>
@@ -501,9 +538,11 @@
           <w:lang w:val="en-US"/>
         </w:rPr>
         <w:sectPr>
+          <w:footerReference w:type="default" r:id="rId8"/>
           <w:pgSz w:w="11907" w:h="16840" w:code="9"/>
           <w:pgMar w:top="1440" w:right="1440" w:bottom="1440" w:left="1440" w:header="709" w:footer="709" w:gutter="0"/>
           <w:cols w:space="708"/>
+          <w:titlePg/>
           <w:docGrid w:linePitch="360"/>
         </w:sectPr>
       </w:pPr>
@@ -599,7 +638,31 @@
           <w:szCs w:val="28"/>
           <w:lang w:val="en-US"/>
         </w:rPr>
-        <w:t>SISTEM KEAMANAN SEPEDA MOTOR MENGGUNAKAN PROSESOR XTENSA LX6</w:t>
+        <w:t xml:space="preserve">SISTEM KEAMANAN SEPEDA MOTOR </w:t>
+      </w:r>
+      <w:r>
+        <w:rPr>
+          <w:rFonts w:ascii="Times New Roman" w:hAnsi="Times New Roman"/>
+          <w:b/>
+          <w:bCs/>
+          <w:color w:val="000000"/>
+          <w:sz w:val="28"/>
+          <w:szCs w:val="28"/>
+          <w:lang w:val="en-US"/>
+        </w:rPr>
+        <w:t>DENGAN</w:t>
+      </w:r>
+      <w:r>
+        <w:rPr>
+          <w:rFonts w:ascii="Times New Roman" w:hAnsi="Times New Roman"/>
+          <w:b/>
+          <w:bCs/>
+          <w:color w:val="000000"/>
+          <w:sz w:val="28"/>
+          <w:szCs w:val="28"/>
+          <w:lang w:val="en-US"/>
+        </w:rPr>
+        <w:t xml:space="preserve"> PROSESOR XTENSA LX6</w:t>
       </w:r>
     </w:p>
     <w:p>
@@ -871,39 +934,19 @@
           <w:lang w:val="en-US"/>
         </w:rPr>
       </w:pPr>
-      <w:r>
-        <w:rPr>
-          <w:rFonts w:ascii="Times New Roman" w:hAnsi="Times New Roman"/>
-          <w:bCs/>
-          <w:color w:val="000000"/>
-          <w:sz w:val="24"/>
-          <w:szCs w:val="28"/>
-          <w:lang w:val="en-US"/>
-        </w:rPr>
-        <w:t xml:space="preserve">Telah diperiksa dan disetujui sebagai Proposal Tugas Akhir </w:t>
-      </w:r>
-      <w:r>
-        <w:rPr>
-          <w:rFonts w:ascii="Times New Roman" w:hAnsi="Times New Roman"/>
-          <w:bCs/>
-          <w:color w:val="000000"/>
-          <w:sz w:val="24"/>
-          <w:szCs w:val="28"/>
-          <w:lang w:val="en-US"/>
-        </w:rPr>
-        <w:t>Program Studi</w:t>
-      </w:r>
-      <w:r>
-        <w:rPr>
-          <w:rFonts w:ascii="Times New Roman" w:hAnsi="Times New Roman"/>
-          <w:bCs/>
-          <w:color w:val="000000"/>
-          <w:sz w:val="24"/>
-          <w:szCs w:val="28"/>
-          <w:lang w:val="en-US"/>
-        </w:rPr>
-        <w:t xml:space="preserve"> Teknik Elektro</w:t>
-      </w:r>
+      <w:proofErr w:type="spellStart"/>
+      <w:r>
+        <w:rPr>
+          <w:rFonts w:ascii="Times New Roman" w:hAnsi="Times New Roman"/>
+          <w:bCs/>
+          <w:color w:val="000000"/>
+          <w:sz w:val="24"/>
+          <w:szCs w:val="28"/>
+          <w:lang w:val="en-US"/>
+        </w:rPr>
+        <w:t>Telah</w:t>
+      </w:r>
+      <w:proofErr w:type="spellEnd"/>
       <w:r>
         <w:rPr>
           <w:rFonts w:ascii="Times New Roman" w:hAnsi="Times New Roman"/>
@@ -915,27 +958,278 @@
         </w:rPr>
         <w:t xml:space="preserve"> </w:t>
       </w:r>
-      <w:r>
-        <w:rPr>
-          <w:rFonts w:ascii="Times New Roman" w:hAnsi="Times New Roman"/>
-          <w:bCs/>
-          <w:color w:val="000000"/>
-          <w:sz w:val="24"/>
-          <w:szCs w:val="28"/>
-          <w:lang w:val="en-US"/>
-        </w:rPr>
-        <w:t xml:space="preserve">di Pekanbaru, pada tanggal </w:t>
-      </w:r>
-      <w:r>
-        <w:rPr>
-          <w:rFonts w:ascii="Times New Roman" w:hAnsi="Times New Roman"/>
-          <w:bCs/>
-          <w:color w:val="000000"/>
-          <w:sz w:val="24"/>
-          <w:szCs w:val="28"/>
-          <w:lang w:val="en-US"/>
-        </w:rPr>
-        <w:t>11 Maret 2020</w:t>
+      <w:proofErr w:type="spellStart"/>
+      <w:r>
+        <w:rPr>
+          <w:rFonts w:ascii="Times New Roman" w:hAnsi="Times New Roman"/>
+          <w:bCs/>
+          <w:color w:val="000000"/>
+          <w:sz w:val="24"/>
+          <w:szCs w:val="28"/>
+          <w:lang w:val="en-US"/>
+        </w:rPr>
+        <w:t>diperiksa</w:t>
+      </w:r>
+      <w:proofErr w:type="spellEnd"/>
+      <w:r>
+        <w:rPr>
+          <w:rFonts w:ascii="Times New Roman" w:hAnsi="Times New Roman"/>
+          <w:bCs/>
+          <w:color w:val="000000"/>
+          <w:sz w:val="24"/>
+          <w:szCs w:val="28"/>
+          <w:lang w:val="en-US"/>
+        </w:rPr>
+        <w:t xml:space="preserve"> dan </w:t>
+      </w:r>
+      <w:proofErr w:type="spellStart"/>
+      <w:r>
+        <w:rPr>
+          <w:rFonts w:ascii="Times New Roman" w:hAnsi="Times New Roman"/>
+          <w:bCs/>
+          <w:color w:val="000000"/>
+          <w:sz w:val="24"/>
+          <w:szCs w:val="28"/>
+          <w:lang w:val="en-US"/>
+        </w:rPr>
+        <w:t>disetujui</w:t>
+      </w:r>
+      <w:proofErr w:type="spellEnd"/>
+      <w:r>
+        <w:rPr>
+          <w:rFonts w:ascii="Times New Roman" w:hAnsi="Times New Roman"/>
+          <w:bCs/>
+          <w:color w:val="000000"/>
+          <w:sz w:val="24"/>
+          <w:szCs w:val="28"/>
+          <w:lang w:val="en-US"/>
+        </w:rPr>
+        <w:t xml:space="preserve"> </w:t>
+      </w:r>
+      <w:proofErr w:type="spellStart"/>
+      <w:r>
+        <w:rPr>
+          <w:rFonts w:ascii="Times New Roman" w:hAnsi="Times New Roman"/>
+          <w:bCs/>
+          <w:color w:val="000000"/>
+          <w:sz w:val="24"/>
+          <w:szCs w:val="28"/>
+          <w:lang w:val="en-US"/>
+        </w:rPr>
+        <w:t>sebagai</w:t>
+      </w:r>
+      <w:proofErr w:type="spellEnd"/>
+      <w:r>
+        <w:rPr>
+          <w:rFonts w:ascii="Times New Roman" w:hAnsi="Times New Roman"/>
+          <w:bCs/>
+          <w:color w:val="000000"/>
+          <w:sz w:val="24"/>
+          <w:szCs w:val="28"/>
+          <w:lang w:val="en-US"/>
+        </w:rPr>
+        <w:t xml:space="preserve"> Proposal </w:t>
+      </w:r>
+      <w:proofErr w:type="spellStart"/>
+      <w:r>
+        <w:rPr>
+          <w:rFonts w:ascii="Times New Roman" w:hAnsi="Times New Roman"/>
+          <w:bCs/>
+          <w:color w:val="000000"/>
+          <w:sz w:val="24"/>
+          <w:szCs w:val="28"/>
+          <w:lang w:val="en-US"/>
+        </w:rPr>
+        <w:t>Tugas</w:t>
+      </w:r>
+      <w:proofErr w:type="spellEnd"/>
+      <w:r>
+        <w:rPr>
+          <w:rFonts w:ascii="Times New Roman" w:hAnsi="Times New Roman"/>
+          <w:bCs/>
+          <w:color w:val="000000"/>
+          <w:sz w:val="24"/>
+          <w:szCs w:val="28"/>
+          <w:lang w:val="en-US"/>
+        </w:rPr>
+        <w:t xml:space="preserve"> </w:t>
+      </w:r>
+      <w:proofErr w:type="spellStart"/>
+      <w:r>
+        <w:rPr>
+          <w:rFonts w:ascii="Times New Roman" w:hAnsi="Times New Roman"/>
+          <w:bCs/>
+          <w:color w:val="000000"/>
+          <w:sz w:val="24"/>
+          <w:szCs w:val="28"/>
+          <w:lang w:val="en-US"/>
+        </w:rPr>
+        <w:t>Akhir</w:t>
+      </w:r>
+      <w:proofErr w:type="spellEnd"/>
+      <w:r>
+        <w:rPr>
+          <w:rFonts w:ascii="Times New Roman" w:hAnsi="Times New Roman"/>
+          <w:bCs/>
+          <w:color w:val="000000"/>
+          <w:sz w:val="24"/>
+          <w:szCs w:val="28"/>
+          <w:lang w:val="en-US"/>
+        </w:rPr>
+        <w:t xml:space="preserve"> </w:t>
+      </w:r>
+      <w:r>
+        <w:rPr>
+          <w:rFonts w:ascii="Times New Roman" w:hAnsi="Times New Roman"/>
+          <w:bCs/>
+          <w:color w:val="000000"/>
+          <w:sz w:val="24"/>
+          <w:szCs w:val="28"/>
+          <w:lang w:val="en-US"/>
+        </w:rPr>
+        <w:t xml:space="preserve">Program </w:t>
+      </w:r>
+      <w:proofErr w:type="spellStart"/>
+      <w:r>
+        <w:rPr>
+          <w:rFonts w:ascii="Times New Roman" w:hAnsi="Times New Roman"/>
+          <w:bCs/>
+          <w:color w:val="000000"/>
+          <w:sz w:val="24"/>
+          <w:szCs w:val="28"/>
+          <w:lang w:val="en-US"/>
+        </w:rPr>
+        <w:t>Studi</w:t>
+      </w:r>
+      <w:proofErr w:type="spellEnd"/>
+      <w:r>
+        <w:rPr>
+          <w:rFonts w:ascii="Times New Roman" w:hAnsi="Times New Roman"/>
+          <w:bCs/>
+          <w:color w:val="000000"/>
+          <w:sz w:val="24"/>
+          <w:szCs w:val="28"/>
+          <w:lang w:val="en-US"/>
+        </w:rPr>
+        <w:t xml:space="preserve"> Teknik </w:t>
+      </w:r>
+      <w:proofErr w:type="spellStart"/>
+      <w:r>
+        <w:rPr>
+          <w:rFonts w:ascii="Times New Roman" w:hAnsi="Times New Roman"/>
+          <w:bCs/>
+          <w:color w:val="000000"/>
+          <w:sz w:val="24"/>
+          <w:szCs w:val="28"/>
+          <w:lang w:val="en-US"/>
+        </w:rPr>
+        <w:t>Elektro</w:t>
+      </w:r>
+      <w:proofErr w:type="spellEnd"/>
+      <w:r>
+        <w:rPr>
+          <w:rFonts w:ascii="Times New Roman" w:hAnsi="Times New Roman"/>
+          <w:bCs/>
+          <w:color w:val="000000"/>
+          <w:sz w:val="24"/>
+          <w:szCs w:val="28"/>
+          <w:lang w:val="en-US"/>
+        </w:rPr>
+        <w:t xml:space="preserve"> </w:t>
+      </w:r>
+      <w:r>
+        <w:rPr>
+          <w:rFonts w:ascii="Times New Roman" w:hAnsi="Times New Roman"/>
+          <w:bCs/>
+          <w:color w:val="000000"/>
+          <w:sz w:val="24"/>
+          <w:szCs w:val="28"/>
+          <w:lang w:val="en-US"/>
+        </w:rPr>
+        <w:t xml:space="preserve">di </w:t>
+      </w:r>
+      <w:proofErr w:type="spellStart"/>
+      <w:r>
+        <w:rPr>
+          <w:rFonts w:ascii="Times New Roman" w:hAnsi="Times New Roman"/>
+          <w:bCs/>
+          <w:color w:val="000000"/>
+          <w:sz w:val="24"/>
+          <w:szCs w:val="28"/>
+          <w:lang w:val="en-US"/>
+        </w:rPr>
+        <w:t>Pekanbaru</w:t>
+      </w:r>
+      <w:proofErr w:type="spellEnd"/>
+      <w:r>
+        <w:rPr>
+          <w:rFonts w:ascii="Times New Roman" w:hAnsi="Times New Roman"/>
+          <w:bCs/>
+          <w:color w:val="000000"/>
+          <w:sz w:val="24"/>
+          <w:szCs w:val="28"/>
+          <w:lang w:val="en-US"/>
+        </w:rPr>
+        <w:t xml:space="preserve">, pada </w:t>
+      </w:r>
+      <w:proofErr w:type="spellStart"/>
+      <w:r>
+        <w:rPr>
+          <w:rFonts w:ascii="Times New Roman" w:hAnsi="Times New Roman"/>
+          <w:bCs/>
+          <w:color w:val="000000"/>
+          <w:sz w:val="24"/>
+          <w:szCs w:val="28"/>
+          <w:lang w:val="en-US"/>
+        </w:rPr>
+        <w:t>tanggal</w:t>
+      </w:r>
+      <w:proofErr w:type="spellEnd"/>
+      <w:r>
+        <w:rPr>
+          <w:rFonts w:ascii="Times New Roman" w:hAnsi="Times New Roman"/>
+          <w:bCs/>
+          <w:color w:val="000000"/>
+          <w:sz w:val="24"/>
+          <w:szCs w:val="28"/>
+          <w:lang w:val="en-US"/>
+        </w:rPr>
+        <w:t xml:space="preserve"> </w:t>
+      </w:r>
+      <w:r>
+        <w:rPr>
+          <w:rFonts w:ascii="Times New Roman" w:hAnsi="Times New Roman"/>
+          <w:bCs/>
+          <w:color w:val="000000"/>
+          <w:sz w:val="24"/>
+          <w:szCs w:val="28"/>
+          <w:lang w:val="en-US"/>
+        </w:rPr>
+        <w:t xml:space="preserve">11 </w:t>
+      </w:r>
+      <w:proofErr w:type="spellStart"/>
+      <w:r>
+        <w:rPr>
+          <w:rFonts w:ascii="Times New Roman" w:hAnsi="Times New Roman"/>
+          <w:bCs/>
+          <w:color w:val="000000"/>
+          <w:sz w:val="24"/>
+          <w:szCs w:val="28"/>
+          <w:lang w:val="en-US"/>
+        </w:rPr>
+        <w:t>Maret</w:t>
+      </w:r>
+      <w:proofErr w:type="spellEnd"/>
+      <w:r>
+        <w:rPr>
+          <w:rFonts w:ascii="Times New Roman" w:hAnsi="Times New Roman"/>
+          <w:bCs/>
+          <w:color w:val="000000"/>
+          <w:sz w:val="24"/>
+          <w:szCs w:val="28"/>
+          <w:lang w:val="en-US"/>
+        </w:rPr>
+        <w:t xml:space="preserve"> 2020</w:t>
       </w:r>
     </w:p>
     <w:p>
@@ -987,7 +1281,7 @@
           <w:insideH w:val="none" w:sz="0" w:space="0" w:color="auto"/>
           <w:insideV w:val="none" w:sz="0" w:space="0" w:color="auto"/>
         </w:tblBorders>
-        <w:tblLook w:val="04A0"/>
+        <w:tblLook w:val="04A0" w:firstRow="1" w:lastRow="0" w:firstColumn="1" w:lastColumn="0" w:noHBand="0" w:noVBand="1"/>
       </w:tblPr>
       <w:tblGrid>
         <w:gridCol w:w="4380"/>
@@ -1016,6 +1310,7 @@
                 <w:lang w:val="en-US"/>
               </w:rPr>
             </w:pPr>
+            <w:proofErr w:type="spellStart"/>
             <w:r>
               <w:rPr>
                 <w:rFonts w:ascii="Times New Roman" w:hAnsi="Times New Roman"/>
@@ -1026,8 +1321,35 @@
                 <w:szCs w:val="24"/>
                 <w:lang w:val="en-US"/>
               </w:rPr>
-              <w:t>Ketua Program Studi</w:t>
+              <w:t>Ketua</w:t>
             </w:r>
+            <w:proofErr w:type="spellEnd"/>
+            <w:r>
+              <w:rPr>
+                <w:rFonts w:ascii="Times New Roman" w:hAnsi="Times New Roman"/>
+                <w:b/>
+                <w:bCs/>
+                <w:color w:val="000000"/>
+                <w:sz w:val="24"/>
+                <w:szCs w:val="24"/>
+                <w:lang w:val="en-US"/>
+              </w:rPr>
+              <w:t xml:space="preserve"> Program </w:t>
+            </w:r>
+            <w:proofErr w:type="spellStart"/>
+            <w:r>
+              <w:rPr>
+                <w:rFonts w:ascii="Times New Roman" w:hAnsi="Times New Roman"/>
+                <w:b/>
+                <w:bCs/>
+                <w:color w:val="000000"/>
+                <w:sz w:val="24"/>
+                <w:szCs w:val="24"/>
+                <w:lang w:val="en-US"/>
+              </w:rPr>
+              <w:t>Studi</w:t>
+            </w:r>
+            <w:proofErr w:type="spellEnd"/>
           </w:p>
           <w:p>
             <w:pPr>
@@ -1057,8 +1379,22 @@
                 <w:szCs w:val="24"/>
                 <w:lang w:val="en-US"/>
               </w:rPr>
-              <w:t>Teknik Elektro</w:t>
+              <w:t xml:space="preserve">Teknik </w:t>
             </w:r>
+            <w:proofErr w:type="spellStart"/>
+            <w:r>
+              <w:rPr>
+                <w:rFonts w:ascii="Times New Roman" w:hAnsi="Times New Roman"/>
+                <w:b/>
+                <w:bCs/>
+                <w:color w:val="000000"/>
+                <w:sz w:val="24"/>
+                <w:szCs w:val="24"/>
+                <w:lang w:val="en-US"/>
+              </w:rPr>
+              <w:t>Elektro</w:t>
+            </w:r>
+            <w:proofErr w:type="spellEnd"/>
           </w:p>
         </w:tc>
         <w:tc>
@@ -1083,6 +1419,7 @@
                 <w:lang w:val="en-US"/>
               </w:rPr>
             </w:pPr>
+            <w:proofErr w:type="spellStart"/>
             <w:r>
               <w:rPr>
                 <w:rFonts w:ascii="Times New Roman" w:hAnsi="Times New Roman"/>
@@ -1095,6 +1432,7 @@
               </w:rPr>
               <w:t>Pembimbing</w:t>
             </w:r>
+            <w:proofErr w:type="spellEnd"/>
           </w:p>
         </w:tc>
       </w:tr>
@@ -1229,6 +1567,7 @@
                 <w:lang w:val="en-US"/>
               </w:rPr>
             </w:pPr>
+            <w:proofErr w:type="spellStart"/>
             <w:r>
               <w:rPr>
                 <w:rFonts w:ascii="Times New Roman" w:hAnsi="Times New Roman"/>
@@ -1240,8 +1579,95 @@
                 <w:u w:val="single"/>
                 <w:lang w:val="en-US"/>
               </w:rPr>
-              <w:t>Ewi Ismaredah, S.Kom., M.Kom</w:t>
+              <w:t>Ewi</w:t>
             </w:r>
+            <w:proofErr w:type="spellEnd"/>
+            <w:r>
+              <w:rPr>
+                <w:rFonts w:ascii="Times New Roman" w:hAnsi="Times New Roman"/>
+                <w:b/>
+                <w:bCs/>
+                <w:color w:val="000000"/>
+                <w:sz w:val="24"/>
+                <w:szCs w:val="24"/>
+                <w:u w:val="single"/>
+                <w:lang w:val="en-US"/>
+              </w:rPr>
+              <w:t xml:space="preserve"> </w:t>
+            </w:r>
+            <w:proofErr w:type="spellStart"/>
+            <w:r>
+              <w:rPr>
+                <w:rFonts w:ascii="Times New Roman" w:hAnsi="Times New Roman"/>
+                <w:b/>
+                <w:bCs/>
+                <w:color w:val="000000"/>
+                <w:sz w:val="24"/>
+                <w:szCs w:val="24"/>
+                <w:u w:val="single"/>
+                <w:lang w:val="en-US"/>
+              </w:rPr>
+              <w:t>Ismaredah</w:t>
+            </w:r>
+            <w:proofErr w:type="spellEnd"/>
+            <w:r>
+              <w:rPr>
+                <w:rFonts w:ascii="Times New Roman" w:hAnsi="Times New Roman"/>
+                <w:b/>
+                <w:bCs/>
+                <w:color w:val="000000"/>
+                <w:sz w:val="24"/>
+                <w:szCs w:val="24"/>
+                <w:u w:val="single"/>
+                <w:lang w:val="en-US"/>
+              </w:rPr>
+              <w:t xml:space="preserve">, </w:t>
+            </w:r>
+            <w:proofErr w:type="spellStart"/>
+            <w:proofErr w:type="gramStart"/>
+            <w:r>
+              <w:rPr>
+                <w:rFonts w:ascii="Times New Roman" w:hAnsi="Times New Roman"/>
+                <w:b/>
+                <w:bCs/>
+                <w:color w:val="000000"/>
+                <w:sz w:val="24"/>
+                <w:szCs w:val="24"/>
+                <w:u w:val="single"/>
+                <w:lang w:val="en-US"/>
+              </w:rPr>
+              <w:t>S.Kom</w:t>
+            </w:r>
+            <w:proofErr w:type="spellEnd"/>
+            <w:proofErr w:type="gramEnd"/>
+            <w:r>
+              <w:rPr>
+                <w:rFonts w:ascii="Times New Roman" w:hAnsi="Times New Roman"/>
+                <w:b/>
+                <w:bCs/>
+                <w:color w:val="000000"/>
+                <w:sz w:val="24"/>
+                <w:szCs w:val="24"/>
+                <w:u w:val="single"/>
+                <w:lang w:val="en-US"/>
+              </w:rPr>
+              <w:t xml:space="preserve">., </w:t>
+            </w:r>
+            <w:proofErr w:type="spellStart"/>
+            <w:r>
+              <w:rPr>
+                <w:rFonts w:ascii="Times New Roman" w:hAnsi="Times New Roman"/>
+                <w:b/>
+                <w:bCs/>
+                <w:color w:val="000000"/>
+                <w:sz w:val="24"/>
+                <w:szCs w:val="24"/>
+                <w:u w:val="single"/>
+                <w:lang w:val="en-US"/>
+              </w:rPr>
+              <w:t>M.Kom</w:t>
+            </w:r>
+            <w:proofErr w:type="spellEnd"/>
           </w:p>
           <w:p>
             <w:pPr>
@@ -1298,6 +1724,7 @@
                 <w:lang w:val="en-US"/>
               </w:rPr>
             </w:pPr>
+            <w:proofErr w:type="spellStart"/>
             <w:r>
               <w:rPr>
                 <w:rFonts w:ascii="Times New Roman" w:hAnsi="Times New Roman"/>
@@ -1309,7 +1736,77 @@
                 <w:u w:val="single"/>
                 <w:lang w:val="en-US"/>
               </w:rPr>
-              <w:t>Oktaf Brillian Kharisma, S.T., M.T</w:t>
+              <w:t>Oktaf</w:t>
+            </w:r>
+            <w:proofErr w:type="spellEnd"/>
+            <w:r>
+              <w:rPr>
+                <w:rFonts w:ascii="Times New Roman" w:hAnsi="Times New Roman"/>
+                <w:b/>
+                <w:bCs/>
+                <w:color w:val="000000"/>
+                <w:sz w:val="24"/>
+                <w:szCs w:val="24"/>
+                <w:u w:val="single"/>
+                <w:lang w:val="en-US"/>
+              </w:rPr>
+              <w:t xml:space="preserve"> </w:t>
+            </w:r>
+            <w:proofErr w:type="spellStart"/>
+            <w:r>
+              <w:rPr>
+                <w:rFonts w:ascii="Times New Roman" w:hAnsi="Times New Roman"/>
+                <w:b/>
+                <w:bCs/>
+                <w:color w:val="000000"/>
+                <w:sz w:val="24"/>
+                <w:szCs w:val="24"/>
+                <w:u w:val="single"/>
+                <w:lang w:val="en-US"/>
+              </w:rPr>
+              <w:t>Brillian</w:t>
+            </w:r>
+            <w:proofErr w:type="spellEnd"/>
+            <w:r>
+              <w:rPr>
+                <w:rFonts w:ascii="Times New Roman" w:hAnsi="Times New Roman"/>
+                <w:b/>
+                <w:bCs/>
+                <w:color w:val="000000"/>
+                <w:sz w:val="24"/>
+                <w:szCs w:val="24"/>
+                <w:u w:val="single"/>
+                <w:lang w:val="en-US"/>
+              </w:rPr>
+              <w:t xml:space="preserve"> </w:t>
+            </w:r>
+            <w:proofErr w:type="spellStart"/>
+            <w:r>
+              <w:rPr>
+                <w:rFonts w:ascii="Times New Roman" w:hAnsi="Times New Roman"/>
+                <w:b/>
+                <w:bCs/>
+                <w:color w:val="000000"/>
+                <w:sz w:val="24"/>
+                <w:szCs w:val="24"/>
+                <w:u w:val="single"/>
+                <w:lang w:val="en-US"/>
+              </w:rPr>
+              <w:t>Kharisma</w:t>
+            </w:r>
+            <w:proofErr w:type="spellEnd"/>
+            <w:r>
+              <w:rPr>
+                <w:rFonts w:ascii="Times New Roman" w:hAnsi="Times New Roman"/>
+                <w:b/>
+                <w:bCs/>
+                <w:color w:val="000000"/>
+                <w:sz w:val="24"/>
+                <w:szCs w:val="24"/>
+                <w:u w:val="single"/>
+                <w:lang w:val="en-US"/>
+              </w:rPr>
+              <w:t>, S.T., M.T</w:t>
             </w:r>
           </w:p>
           <w:p>
@@ -1729,94 +2226,19 @@
           <w:lang w:val="en-US"/>
         </w:rPr>
       </w:pPr>
-      <w:r>
-        <w:rPr>
-          <w:rFonts w:ascii="Times New Roman" w:hAnsi="Times New Roman"/>
-          <w:bCs/>
-          <w:color w:val="000000"/>
-          <w:sz w:val="24"/>
-          <w:szCs w:val="28"/>
-          <w:lang w:val="en-US"/>
-        </w:rPr>
-        <w:t>Telah dipertahankan di depan Seminar Proposal Tugas Akhir</w:t>
-      </w:r>
-      <w:r>
-        <w:rPr>
-          <w:rFonts w:ascii="Times New Roman" w:hAnsi="Times New Roman"/>
-          <w:bCs/>
-          <w:color w:val="000000"/>
-          <w:sz w:val="24"/>
-          <w:szCs w:val="28"/>
-          <w:lang w:val="en-US"/>
-        </w:rPr>
-        <w:t xml:space="preserve"> sebagai salah </w:t>
-      </w:r>
-      <w:r>
-        <w:rPr>
-          <w:rFonts w:ascii="Times New Roman" w:hAnsi="Times New Roman"/>
-          <w:bCs/>
-          <w:color w:val="000000"/>
-          <w:sz w:val="24"/>
-          <w:szCs w:val="28"/>
-          <w:lang w:val="en-US"/>
-        </w:rPr>
-        <w:t xml:space="preserve">satu syarat </w:t>
-      </w:r>
-      <w:r>
-        <w:rPr>
-          <w:rFonts w:ascii="Times New Roman" w:hAnsi="Times New Roman"/>
-          <w:bCs/>
-          <w:color w:val="000000"/>
-          <w:sz w:val="24"/>
-          <w:szCs w:val="28"/>
-          <w:lang w:val="en-US"/>
-        </w:rPr>
-        <w:t>untuk memperoleh</w:t>
-      </w:r>
-      <w:r>
-        <w:rPr>
-          <w:rFonts w:ascii="Times New Roman" w:hAnsi="Times New Roman"/>
-          <w:bCs/>
-          <w:color w:val="000000"/>
-          <w:sz w:val="24"/>
-          <w:szCs w:val="28"/>
-          <w:lang w:val="en-US"/>
-        </w:rPr>
-        <w:t xml:space="preserve"> gelar Sarjana Teknik di Program Studi</w:t>
-      </w:r>
-      <w:r>
-        <w:rPr>
-          <w:rFonts w:ascii="Times New Roman" w:hAnsi="Times New Roman"/>
-          <w:bCs/>
-          <w:color w:val="000000"/>
-          <w:sz w:val="24"/>
-          <w:szCs w:val="28"/>
-          <w:lang w:val="en-US"/>
-        </w:rPr>
-        <w:t xml:space="preserve"> Teknik Elektro</w:t>
-      </w:r>
-      <w:r>
-        <w:rPr>
-          <w:rFonts w:ascii="Times New Roman" w:hAnsi="Times New Roman"/>
-          <w:bCs/>
-          <w:color w:val="000000"/>
-          <w:sz w:val="24"/>
-          <w:szCs w:val="28"/>
-          <w:lang w:val="en-US"/>
-        </w:rPr>
-        <w:t xml:space="preserve"> Fakultas Sains </w:t>
-      </w:r>
-      <w:r>
-        <w:rPr>
-          <w:rFonts w:ascii="Times New Roman" w:hAnsi="Times New Roman"/>
-          <w:bCs/>
-          <w:color w:val="000000"/>
-          <w:sz w:val="24"/>
-          <w:szCs w:val="28"/>
-          <w:lang w:val="en-US"/>
-        </w:rPr>
-        <w:t>dan Teknologi Universitas Islam Negeri Sultan Syarif Kasim Riau</w:t>
-      </w:r>
+      <w:proofErr w:type="spellStart"/>
+      <w:r>
+        <w:rPr>
+          <w:rFonts w:ascii="Times New Roman" w:hAnsi="Times New Roman"/>
+          <w:bCs/>
+          <w:color w:val="000000"/>
+          <w:sz w:val="24"/>
+          <w:szCs w:val="28"/>
+          <w:lang w:val="en-US"/>
+        </w:rPr>
+        <w:t>Telah</w:t>
+      </w:r>
+      <w:proofErr w:type="spellEnd"/>
       <w:r>
         <w:rPr>
           <w:rFonts w:ascii="Times New Roman" w:hAnsi="Times New Roman"/>
@@ -1828,27 +2250,553 @@
         </w:rPr>
         <w:t xml:space="preserve"> </w:t>
       </w:r>
-      <w:r>
-        <w:rPr>
-          <w:rFonts w:ascii="Times New Roman" w:hAnsi="Times New Roman"/>
-          <w:bCs/>
-          <w:color w:val="000000"/>
-          <w:sz w:val="24"/>
-          <w:szCs w:val="28"/>
-          <w:lang w:val="en-US"/>
-        </w:rPr>
-        <w:t xml:space="preserve">di Pekanbaru, pada tanggal </w:t>
-      </w:r>
-      <w:r>
-        <w:rPr>
-          <w:rFonts w:ascii="Times New Roman" w:hAnsi="Times New Roman"/>
-          <w:bCs/>
-          <w:color w:val="000000"/>
-          <w:sz w:val="24"/>
-          <w:szCs w:val="28"/>
-          <w:lang w:val="en-US"/>
-        </w:rPr>
-        <w:t>11 Maret 2020</w:t>
+      <w:proofErr w:type="spellStart"/>
+      <w:r>
+        <w:rPr>
+          <w:rFonts w:ascii="Times New Roman" w:hAnsi="Times New Roman"/>
+          <w:bCs/>
+          <w:color w:val="000000"/>
+          <w:sz w:val="24"/>
+          <w:szCs w:val="28"/>
+          <w:lang w:val="en-US"/>
+        </w:rPr>
+        <w:t>dipertahankan</w:t>
+      </w:r>
+      <w:proofErr w:type="spellEnd"/>
+      <w:r>
+        <w:rPr>
+          <w:rFonts w:ascii="Times New Roman" w:hAnsi="Times New Roman"/>
+          <w:bCs/>
+          <w:color w:val="000000"/>
+          <w:sz w:val="24"/>
+          <w:szCs w:val="28"/>
+          <w:lang w:val="en-US"/>
+        </w:rPr>
+        <w:t xml:space="preserve"> di </w:t>
+      </w:r>
+      <w:proofErr w:type="spellStart"/>
+      <w:r>
+        <w:rPr>
+          <w:rFonts w:ascii="Times New Roman" w:hAnsi="Times New Roman"/>
+          <w:bCs/>
+          <w:color w:val="000000"/>
+          <w:sz w:val="24"/>
+          <w:szCs w:val="28"/>
+          <w:lang w:val="en-US"/>
+        </w:rPr>
+        <w:t>depan</w:t>
+      </w:r>
+      <w:proofErr w:type="spellEnd"/>
+      <w:r>
+        <w:rPr>
+          <w:rFonts w:ascii="Times New Roman" w:hAnsi="Times New Roman"/>
+          <w:bCs/>
+          <w:color w:val="000000"/>
+          <w:sz w:val="24"/>
+          <w:szCs w:val="28"/>
+          <w:lang w:val="en-US"/>
+        </w:rPr>
+        <w:t xml:space="preserve"> Seminar Proposal </w:t>
+      </w:r>
+      <w:proofErr w:type="spellStart"/>
+      <w:r>
+        <w:rPr>
+          <w:rFonts w:ascii="Times New Roman" w:hAnsi="Times New Roman"/>
+          <w:bCs/>
+          <w:color w:val="000000"/>
+          <w:sz w:val="24"/>
+          <w:szCs w:val="28"/>
+          <w:lang w:val="en-US"/>
+        </w:rPr>
+        <w:t>Tugas</w:t>
+      </w:r>
+      <w:proofErr w:type="spellEnd"/>
+      <w:r>
+        <w:rPr>
+          <w:rFonts w:ascii="Times New Roman" w:hAnsi="Times New Roman"/>
+          <w:bCs/>
+          <w:color w:val="000000"/>
+          <w:sz w:val="24"/>
+          <w:szCs w:val="28"/>
+          <w:lang w:val="en-US"/>
+        </w:rPr>
+        <w:t xml:space="preserve"> </w:t>
+      </w:r>
+      <w:proofErr w:type="spellStart"/>
+      <w:r>
+        <w:rPr>
+          <w:rFonts w:ascii="Times New Roman" w:hAnsi="Times New Roman"/>
+          <w:bCs/>
+          <w:color w:val="000000"/>
+          <w:sz w:val="24"/>
+          <w:szCs w:val="28"/>
+          <w:lang w:val="en-US"/>
+        </w:rPr>
+        <w:t>Akhir</w:t>
+      </w:r>
+      <w:proofErr w:type="spellEnd"/>
+      <w:r>
+        <w:rPr>
+          <w:rFonts w:ascii="Times New Roman" w:hAnsi="Times New Roman"/>
+          <w:bCs/>
+          <w:color w:val="000000"/>
+          <w:sz w:val="24"/>
+          <w:szCs w:val="28"/>
+          <w:lang w:val="en-US"/>
+        </w:rPr>
+        <w:t xml:space="preserve"> </w:t>
+      </w:r>
+      <w:proofErr w:type="spellStart"/>
+      <w:r>
+        <w:rPr>
+          <w:rFonts w:ascii="Times New Roman" w:hAnsi="Times New Roman"/>
+          <w:bCs/>
+          <w:color w:val="000000"/>
+          <w:sz w:val="24"/>
+          <w:szCs w:val="28"/>
+          <w:lang w:val="en-US"/>
+        </w:rPr>
+        <w:t>sebagai</w:t>
+      </w:r>
+      <w:proofErr w:type="spellEnd"/>
+      <w:r>
+        <w:rPr>
+          <w:rFonts w:ascii="Times New Roman" w:hAnsi="Times New Roman"/>
+          <w:bCs/>
+          <w:color w:val="000000"/>
+          <w:sz w:val="24"/>
+          <w:szCs w:val="28"/>
+          <w:lang w:val="en-US"/>
+        </w:rPr>
+        <w:t xml:space="preserve"> salah </w:t>
+      </w:r>
+      <w:proofErr w:type="spellStart"/>
+      <w:r>
+        <w:rPr>
+          <w:rFonts w:ascii="Times New Roman" w:hAnsi="Times New Roman"/>
+          <w:bCs/>
+          <w:color w:val="000000"/>
+          <w:sz w:val="24"/>
+          <w:szCs w:val="28"/>
+          <w:lang w:val="en-US"/>
+        </w:rPr>
+        <w:t>satu</w:t>
+      </w:r>
+      <w:proofErr w:type="spellEnd"/>
+      <w:r>
+        <w:rPr>
+          <w:rFonts w:ascii="Times New Roman" w:hAnsi="Times New Roman"/>
+          <w:bCs/>
+          <w:color w:val="000000"/>
+          <w:sz w:val="24"/>
+          <w:szCs w:val="28"/>
+          <w:lang w:val="en-US"/>
+        </w:rPr>
+        <w:t xml:space="preserve"> </w:t>
+      </w:r>
+      <w:proofErr w:type="spellStart"/>
+      <w:r>
+        <w:rPr>
+          <w:rFonts w:ascii="Times New Roman" w:hAnsi="Times New Roman"/>
+          <w:bCs/>
+          <w:color w:val="000000"/>
+          <w:sz w:val="24"/>
+          <w:szCs w:val="28"/>
+          <w:lang w:val="en-US"/>
+        </w:rPr>
+        <w:t>syarat</w:t>
+      </w:r>
+      <w:proofErr w:type="spellEnd"/>
+      <w:r>
+        <w:rPr>
+          <w:rFonts w:ascii="Times New Roman" w:hAnsi="Times New Roman"/>
+          <w:bCs/>
+          <w:color w:val="000000"/>
+          <w:sz w:val="24"/>
+          <w:szCs w:val="28"/>
+          <w:lang w:val="en-US"/>
+        </w:rPr>
+        <w:t xml:space="preserve"> </w:t>
+      </w:r>
+      <w:proofErr w:type="spellStart"/>
+      <w:r>
+        <w:rPr>
+          <w:rFonts w:ascii="Times New Roman" w:hAnsi="Times New Roman"/>
+          <w:bCs/>
+          <w:color w:val="000000"/>
+          <w:sz w:val="24"/>
+          <w:szCs w:val="28"/>
+          <w:lang w:val="en-US"/>
+        </w:rPr>
+        <w:t>untuk</w:t>
+      </w:r>
+      <w:proofErr w:type="spellEnd"/>
+      <w:r>
+        <w:rPr>
+          <w:rFonts w:ascii="Times New Roman" w:hAnsi="Times New Roman"/>
+          <w:bCs/>
+          <w:color w:val="000000"/>
+          <w:sz w:val="24"/>
+          <w:szCs w:val="28"/>
+          <w:lang w:val="en-US"/>
+        </w:rPr>
+        <w:t xml:space="preserve"> </w:t>
+      </w:r>
+      <w:proofErr w:type="spellStart"/>
+      <w:r>
+        <w:rPr>
+          <w:rFonts w:ascii="Times New Roman" w:hAnsi="Times New Roman"/>
+          <w:bCs/>
+          <w:color w:val="000000"/>
+          <w:sz w:val="24"/>
+          <w:szCs w:val="28"/>
+          <w:lang w:val="en-US"/>
+        </w:rPr>
+        <w:t>memperoleh</w:t>
+      </w:r>
+      <w:proofErr w:type="spellEnd"/>
+      <w:r>
+        <w:rPr>
+          <w:rFonts w:ascii="Times New Roman" w:hAnsi="Times New Roman"/>
+          <w:bCs/>
+          <w:color w:val="000000"/>
+          <w:sz w:val="24"/>
+          <w:szCs w:val="28"/>
+          <w:lang w:val="en-US"/>
+        </w:rPr>
+        <w:t xml:space="preserve"> </w:t>
+      </w:r>
+      <w:proofErr w:type="spellStart"/>
+      <w:r>
+        <w:rPr>
+          <w:rFonts w:ascii="Times New Roman" w:hAnsi="Times New Roman"/>
+          <w:bCs/>
+          <w:color w:val="000000"/>
+          <w:sz w:val="24"/>
+          <w:szCs w:val="28"/>
+          <w:lang w:val="en-US"/>
+        </w:rPr>
+        <w:t>gelar</w:t>
+      </w:r>
+      <w:proofErr w:type="spellEnd"/>
+      <w:r>
+        <w:rPr>
+          <w:rFonts w:ascii="Times New Roman" w:hAnsi="Times New Roman"/>
+          <w:bCs/>
+          <w:color w:val="000000"/>
+          <w:sz w:val="24"/>
+          <w:szCs w:val="28"/>
+          <w:lang w:val="en-US"/>
+        </w:rPr>
+        <w:t xml:space="preserve"> </w:t>
+      </w:r>
+      <w:proofErr w:type="spellStart"/>
+      <w:r>
+        <w:rPr>
+          <w:rFonts w:ascii="Times New Roman" w:hAnsi="Times New Roman"/>
+          <w:bCs/>
+          <w:color w:val="000000"/>
+          <w:sz w:val="24"/>
+          <w:szCs w:val="28"/>
+          <w:lang w:val="en-US"/>
+        </w:rPr>
+        <w:t>Sarjana</w:t>
+      </w:r>
+      <w:proofErr w:type="spellEnd"/>
+      <w:r>
+        <w:rPr>
+          <w:rFonts w:ascii="Times New Roman" w:hAnsi="Times New Roman"/>
+          <w:bCs/>
+          <w:color w:val="000000"/>
+          <w:sz w:val="24"/>
+          <w:szCs w:val="28"/>
+          <w:lang w:val="en-US"/>
+        </w:rPr>
+        <w:t xml:space="preserve"> Teknik di Program </w:t>
+      </w:r>
+      <w:proofErr w:type="spellStart"/>
+      <w:r>
+        <w:rPr>
+          <w:rFonts w:ascii="Times New Roman" w:hAnsi="Times New Roman"/>
+          <w:bCs/>
+          <w:color w:val="000000"/>
+          <w:sz w:val="24"/>
+          <w:szCs w:val="28"/>
+          <w:lang w:val="en-US"/>
+        </w:rPr>
+        <w:t>Studi</w:t>
+      </w:r>
+      <w:proofErr w:type="spellEnd"/>
+      <w:r>
+        <w:rPr>
+          <w:rFonts w:ascii="Times New Roman" w:hAnsi="Times New Roman"/>
+          <w:bCs/>
+          <w:color w:val="000000"/>
+          <w:sz w:val="24"/>
+          <w:szCs w:val="28"/>
+          <w:lang w:val="en-US"/>
+        </w:rPr>
+        <w:t xml:space="preserve"> Teknik </w:t>
+      </w:r>
+      <w:proofErr w:type="spellStart"/>
+      <w:r>
+        <w:rPr>
+          <w:rFonts w:ascii="Times New Roman" w:hAnsi="Times New Roman"/>
+          <w:bCs/>
+          <w:color w:val="000000"/>
+          <w:sz w:val="24"/>
+          <w:szCs w:val="28"/>
+          <w:lang w:val="en-US"/>
+        </w:rPr>
+        <w:t>Elektro</w:t>
+      </w:r>
+      <w:proofErr w:type="spellEnd"/>
+      <w:r>
+        <w:rPr>
+          <w:rFonts w:ascii="Times New Roman" w:hAnsi="Times New Roman"/>
+          <w:bCs/>
+          <w:color w:val="000000"/>
+          <w:sz w:val="24"/>
+          <w:szCs w:val="28"/>
+          <w:lang w:val="en-US"/>
+        </w:rPr>
+        <w:t xml:space="preserve"> </w:t>
+      </w:r>
+      <w:proofErr w:type="spellStart"/>
+      <w:r>
+        <w:rPr>
+          <w:rFonts w:ascii="Times New Roman" w:hAnsi="Times New Roman"/>
+          <w:bCs/>
+          <w:color w:val="000000"/>
+          <w:sz w:val="24"/>
+          <w:szCs w:val="28"/>
+          <w:lang w:val="en-US"/>
+        </w:rPr>
+        <w:t>Fakultas</w:t>
+      </w:r>
+      <w:proofErr w:type="spellEnd"/>
+      <w:r>
+        <w:rPr>
+          <w:rFonts w:ascii="Times New Roman" w:hAnsi="Times New Roman"/>
+          <w:bCs/>
+          <w:color w:val="000000"/>
+          <w:sz w:val="24"/>
+          <w:szCs w:val="28"/>
+          <w:lang w:val="en-US"/>
+        </w:rPr>
+        <w:t xml:space="preserve"> </w:t>
+      </w:r>
+      <w:proofErr w:type="spellStart"/>
+      <w:r>
+        <w:rPr>
+          <w:rFonts w:ascii="Times New Roman" w:hAnsi="Times New Roman"/>
+          <w:bCs/>
+          <w:color w:val="000000"/>
+          <w:sz w:val="24"/>
+          <w:szCs w:val="28"/>
+          <w:lang w:val="en-US"/>
+        </w:rPr>
+        <w:t>Sains</w:t>
+      </w:r>
+      <w:proofErr w:type="spellEnd"/>
+      <w:r>
+        <w:rPr>
+          <w:rFonts w:ascii="Times New Roman" w:hAnsi="Times New Roman"/>
+          <w:bCs/>
+          <w:color w:val="000000"/>
+          <w:sz w:val="24"/>
+          <w:szCs w:val="28"/>
+          <w:lang w:val="en-US"/>
+        </w:rPr>
+        <w:t xml:space="preserve"> </w:t>
+      </w:r>
+      <w:r>
+        <w:rPr>
+          <w:rFonts w:ascii="Times New Roman" w:hAnsi="Times New Roman"/>
+          <w:bCs/>
+          <w:color w:val="000000"/>
+          <w:sz w:val="24"/>
+          <w:szCs w:val="28"/>
+          <w:lang w:val="en-US"/>
+        </w:rPr>
+        <w:t xml:space="preserve">dan </w:t>
+      </w:r>
+      <w:proofErr w:type="spellStart"/>
+      <w:r>
+        <w:rPr>
+          <w:rFonts w:ascii="Times New Roman" w:hAnsi="Times New Roman"/>
+          <w:bCs/>
+          <w:color w:val="000000"/>
+          <w:sz w:val="24"/>
+          <w:szCs w:val="28"/>
+          <w:lang w:val="en-US"/>
+        </w:rPr>
+        <w:t>Teknologi</w:t>
+      </w:r>
+      <w:proofErr w:type="spellEnd"/>
+      <w:r>
+        <w:rPr>
+          <w:rFonts w:ascii="Times New Roman" w:hAnsi="Times New Roman"/>
+          <w:bCs/>
+          <w:color w:val="000000"/>
+          <w:sz w:val="24"/>
+          <w:szCs w:val="28"/>
+          <w:lang w:val="en-US"/>
+        </w:rPr>
+        <w:t xml:space="preserve"> </w:t>
+      </w:r>
+      <w:proofErr w:type="spellStart"/>
+      <w:r>
+        <w:rPr>
+          <w:rFonts w:ascii="Times New Roman" w:hAnsi="Times New Roman"/>
+          <w:bCs/>
+          <w:color w:val="000000"/>
+          <w:sz w:val="24"/>
+          <w:szCs w:val="28"/>
+          <w:lang w:val="en-US"/>
+        </w:rPr>
+        <w:t>Universitas</w:t>
+      </w:r>
+      <w:proofErr w:type="spellEnd"/>
+      <w:r>
+        <w:rPr>
+          <w:rFonts w:ascii="Times New Roman" w:hAnsi="Times New Roman"/>
+          <w:bCs/>
+          <w:color w:val="000000"/>
+          <w:sz w:val="24"/>
+          <w:szCs w:val="28"/>
+          <w:lang w:val="en-US"/>
+        </w:rPr>
+        <w:t xml:space="preserve"> Islam Negeri Sultan </w:t>
+      </w:r>
+      <w:proofErr w:type="spellStart"/>
+      <w:r>
+        <w:rPr>
+          <w:rFonts w:ascii="Times New Roman" w:hAnsi="Times New Roman"/>
+          <w:bCs/>
+          <w:color w:val="000000"/>
+          <w:sz w:val="24"/>
+          <w:szCs w:val="28"/>
+          <w:lang w:val="en-US"/>
+        </w:rPr>
+        <w:t>Syarif</w:t>
+      </w:r>
+      <w:proofErr w:type="spellEnd"/>
+      <w:r>
+        <w:rPr>
+          <w:rFonts w:ascii="Times New Roman" w:hAnsi="Times New Roman"/>
+          <w:bCs/>
+          <w:color w:val="000000"/>
+          <w:sz w:val="24"/>
+          <w:szCs w:val="28"/>
+          <w:lang w:val="en-US"/>
+        </w:rPr>
+        <w:t xml:space="preserve"> Kasim Riau</w:t>
+      </w:r>
+      <w:r>
+        <w:rPr>
+          <w:rFonts w:ascii="Times New Roman" w:hAnsi="Times New Roman"/>
+          <w:bCs/>
+          <w:color w:val="000000"/>
+          <w:sz w:val="24"/>
+          <w:szCs w:val="28"/>
+          <w:lang w:val="en-US"/>
+        </w:rPr>
+        <w:t xml:space="preserve"> </w:t>
+      </w:r>
+      <w:r>
+        <w:rPr>
+          <w:rFonts w:ascii="Times New Roman" w:hAnsi="Times New Roman"/>
+          <w:bCs/>
+          <w:color w:val="000000"/>
+          <w:sz w:val="24"/>
+          <w:szCs w:val="28"/>
+          <w:lang w:val="en-US"/>
+        </w:rPr>
+        <w:t xml:space="preserve">di </w:t>
+      </w:r>
+      <w:proofErr w:type="spellStart"/>
+      <w:r>
+        <w:rPr>
+          <w:rFonts w:ascii="Times New Roman" w:hAnsi="Times New Roman"/>
+          <w:bCs/>
+          <w:color w:val="000000"/>
+          <w:sz w:val="24"/>
+          <w:szCs w:val="28"/>
+          <w:lang w:val="en-US"/>
+        </w:rPr>
+        <w:t>Pekanbaru</w:t>
+      </w:r>
+      <w:proofErr w:type="spellEnd"/>
+      <w:r>
+        <w:rPr>
+          <w:rFonts w:ascii="Times New Roman" w:hAnsi="Times New Roman"/>
+          <w:bCs/>
+          <w:color w:val="000000"/>
+          <w:sz w:val="24"/>
+          <w:szCs w:val="28"/>
+          <w:lang w:val="en-US"/>
+        </w:rPr>
+        <w:t xml:space="preserve">, pada </w:t>
+      </w:r>
+      <w:proofErr w:type="spellStart"/>
+      <w:r>
+        <w:rPr>
+          <w:rFonts w:ascii="Times New Roman" w:hAnsi="Times New Roman"/>
+          <w:bCs/>
+          <w:color w:val="000000"/>
+          <w:sz w:val="24"/>
+          <w:szCs w:val="28"/>
+          <w:lang w:val="en-US"/>
+        </w:rPr>
+        <w:t>tanggal</w:t>
+      </w:r>
+      <w:proofErr w:type="spellEnd"/>
+      <w:r>
+        <w:rPr>
+          <w:rFonts w:ascii="Times New Roman" w:hAnsi="Times New Roman"/>
+          <w:bCs/>
+          <w:color w:val="000000"/>
+          <w:sz w:val="24"/>
+          <w:szCs w:val="28"/>
+          <w:lang w:val="en-US"/>
+        </w:rPr>
+        <w:t xml:space="preserve"> </w:t>
+      </w:r>
+      <w:r>
+        <w:rPr>
+          <w:rFonts w:ascii="Times New Roman" w:hAnsi="Times New Roman"/>
+          <w:bCs/>
+          <w:color w:val="000000"/>
+          <w:sz w:val="24"/>
+          <w:szCs w:val="28"/>
+          <w:lang w:val="en-US"/>
+        </w:rPr>
+        <w:t xml:space="preserve">11 </w:t>
+      </w:r>
+      <w:proofErr w:type="spellStart"/>
+      <w:r>
+        <w:rPr>
+          <w:rFonts w:ascii="Times New Roman" w:hAnsi="Times New Roman"/>
+          <w:bCs/>
+          <w:color w:val="000000"/>
+          <w:sz w:val="24"/>
+          <w:szCs w:val="28"/>
+          <w:lang w:val="en-US"/>
+        </w:rPr>
+        <w:t>Maret</w:t>
+      </w:r>
+      <w:proofErr w:type="spellEnd"/>
+      <w:r>
+        <w:rPr>
+          <w:rFonts w:ascii="Times New Roman" w:hAnsi="Times New Roman"/>
+          <w:bCs/>
+          <w:color w:val="000000"/>
+          <w:sz w:val="24"/>
+          <w:szCs w:val="28"/>
+          <w:lang w:val="en-US"/>
+        </w:rPr>
+        <w:t xml:space="preserve"> 2020</w:t>
       </w:r>
     </w:p>
     <w:p>
@@ -1885,55 +2833,105 @@
           <w:lang w:val="en-US"/>
         </w:rPr>
       </w:pPr>
-      <w:r>
-        <w:rPr>
-          <w:rFonts w:ascii="Times New Roman" w:hAnsi="Times New Roman"/>
-          <w:bCs/>
-          <w:color w:val="000000"/>
-          <w:sz w:val="24"/>
-          <w:szCs w:val="24"/>
-          <w:lang w:val="en-US"/>
-        </w:rPr>
-        <w:t xml:space="preserve">Pekanbaru, </w:t>
-      </w:r>
-      <w:r>
-        <w:rPr>
-          <w:rFonts w:ascii="Times New Roman" w:hAnsi="Times New Roman"/>
-          <w:bCs/>
-          <w:color w:val="000000"/>
-          <w:sz w:val="24"/>
-          <w:szCs w:val="24"/>
-          <w:lang w:val="en-US"/>
-        </w:rPr>
-        <w:t>11 Maret 2020</w:t>
-      </w:r>
-    </w:p>
-    <w:p>
-      <w:pPr>
-        <w:widowControl w:val="0"/>
-        <w:autoSpaceDE w:val="0"/>
-        <w:autoSpaceDN w:val="0"/>
-        <w:adjustRightInd w:val="0"/>
-        <w:spacing w:after="0" w:line="360" w:lineRule="auto"/>
-        <w:rPr>
-          <w:rFonts w:ascii="Times New Roman" w:hAnsi="Times New Roman"/>
-          <w:bCs/>
-          <w:color w:val="000000"/>
-          <w:sz w:val="24"/>
-          <w:szCs w:val="24"/>
-          <w:lang w:val="en-US"/>
-        </w:rPr>
-      </w:pPr>
-      <w:r>
-        <w:rPr>
-          <w:rFonts w:ascii="Times New Roman" w:hAnsi="Times New Roman"/>
-          <w:bCs/>
-          <w:color w:val="000000"/>
-          <w:sz w:val="24"/>
-          <w:szCs w:val="24"/>
-          <w:lang w:val="en-US"/>
-        </w:rPr>
-        <w:t xml:space="preserve">Mengesahkan: </w:t>
+      <w:proofErr w:type="spellStart"/>
+      <w:r>
+        <w:rPr>
+          <w:rFonts w:ascii="Times New Roman" w:hAnsi="Times New Roman"/>
+          <w:bCs/>
+          <w:color w:val="000000"/>
+          <w:sz w:val="24"/>
+          <w:szCs w:val="24"/>
+          <w:lang w:val="en-US"/>
+        </w:rPr>
+        <w:t>Pekanbaru</w:t>
+      </w:r>
+      <w:proofErr w:type="spellEnd"/>
+      <w:r>
+        <w:rPr>
+          <w:rFonts w:ascii="Times New Roman" w:hAnsi="Times New Roman"/>
+          <w:bCs/>
+          <w:color w:val="000000"/>
+          <w:sz w:val="24"/>
+          <w:szCs w:val="24"/>
+          <w:lang w:val="en-US"/>
+        </w:rPr>
+        <w:t xml:space="preserve">, </w:t>
+      </w:r>
+      <w:r>
+        <w:rPr>
+          <w:rFonts w:ascii="Times New Roman" w:hAnsi="Times New Roman"/>
+          <w:bCs/>
+          <w:color w:val="000000"/>
+          <w:sz w:val="24"/>
+          <w:szCs w:val="24"/>
+          <w:lang w:val="en-US"/>
+        </w:rPr>
+        <w:t xml:space="preserve">11 </w:t>
+      </w:r>
+      <w:proofErr w:type="spellStart"/>
+      <w:r>
+        <w:rPr>
+          <w:rFonts w:ascii="Times New Roman" w:hAnsi="Times New Roman"/>
+          <w:bCs/>
+          <w:color w:val="000000"/>
+          <w:sz w:val="24"/>
+          <w:szCs w:val="24"/>
+          <w:lang w:val="en-US"/>
+        </w:rPr>
+        <w:t>Maret</w:t>
+      </w:r>
+      <w:proofErr w:type="spellEnd"/>
+      <w:r>
+        <w:rPr>
+          <w:rFonts w:ascii="Times New Roman" w:hAnsi="Times New Roman"/>
+          <w:bCs/>
+          <w:color w:val="000000"/>
+          <w:sz w:val="24"/>
+          <w:szCs w:val="24"/>
+          <w:lang w:val="en-US"/>
+        </w:rPr>
+        <w:t xml:space="preserve"> 2020</w:t>
+      </w:r>
+    </w:p>
+    <w:p>
+      <w:pPr>
+        <w:widowControl w:val="0"/>
+        <w:autoSpaceDE w:val="0"/>
+        <w:autoSpaceDN w:val="0"/>
+        <w:adjustRightInd w:val="0"/>
+        <w:spacing w:after="0" w:line="360" w:lineRule="auto"/>
+        <w:rPr>
+          <w:rFonts w:ascii="Times New Roman" w:hAnsi="Times New Roman"/>
+          <w:bCs/>
+          <w:color w:val="000000"/>
+          <w:sz w:val="24"/>
+          <w:szCs w:val="24"/>
+          <w:lang w:val="en-US"/>
+        </w:rPr>
+      </w:pPr>
+      <w:proofErr w:type="spellStart"/>
+      <w:r>
+        <w:rPr>
+          <w:rFonts w:ascii="Times New Roman" w:hAnsi="Times New Roman"/>
+          <w:bCs/>
+          <w:color w:val="000000"/>
+          <w:sz w:val="24"/>
+          <w:szCs w:val="24"/>
+          <w:lang w:val="en-US"/>
+        </w:rPr>
+        <w:t>Mengesahkan</w:t>
+      </w:r>
+      <w:proofErr w:type="spellEnd"/>
+      <w:r>
+        <w:rPr>
+          <w:rFonts w:ascii="Times New Roman" w:hAnsi="Times New Roman"/>
+          <w:bCs/>
+          <w:color w:val="000000"/>
+          <w:sz w:val="24"/>
+          <w:szCs w:val="24"/>
+          <w:lang w:val="en-US"/>
+        </w:rPr>
+        <w:t xml:space="preserve">: </w:t>
       </w:r>
     </w:p>
     <w:p>
@@ -1976,18 +2974,72 @@
           <w:lang w:val="en-US"/>
         </w:rPr>
       </w:pPr>
-      <w:r>
-        <w:rPr>
-          <w:rFonts w:ascii="Times New Roman" w:hAnsi="Times New Roman"/>
-          <w:b/>
-          <w:bCs/>
-          <w:color w:val="000000"/>
-          <w:sz w:val="24"/>
-          <w:szCs w:val="24"/>
-          <w:lang w:val="en-US"/>
-        </w:rPr>
-        <w:t>Ketua Program Studi Teknik Elektro</w:t>
-      </w:r>
+      <w:proofErr w:type="spellStart"/>
+      <w:r>
+        <w:rPr>
+          <w:rFonts w:ascii="Times New Roman" w:hAnsi="Times New Roman"/>
+          <w:b/>
+          <w:bCs/>
+          <w:color w:val="000000"/>
+          <w:sz w:val="24"/>
+          <w:szCs w:val="24"/>
+          <w:lang w:val="en-US"/>
+        </w:rPr>
+        <w:t>Ketua</w:t>
+      </w:r>
+      <w:proofErr w:type="spellEnd"/>
+      <w:r>
+        <w:rPr>
+          <w:rFonts w:ascii="Times New Roman" w:hAnsi="Times New Roman"/>
+          <w:b/>
+          <w:bCs/>
+          <w:color w:val="000000"/>
+          <w:sz w:val="24"/>
+          <w:szCs w:val="24"/>
+          <w:lang w:val="en-US"/>
+        </w:rPr>
+        <w:t xml:space="preserve"> Program </w:t>
+      </w:r>
+      <w:proofErr w:type="spellStart"/>
+      <w:r>
+        <w:rPr>
+          <w:rFonts w:ascii="Times New Roman" w:hAnsi="Times New Roman"/>
+          <w:b/>
+          <w:bCs/>
+          <w:color w:val="000000"/>
+          <w:sz w:val="24"/>
+          <w:szCs w:val="24"/>
+          <w:lang w:val="en-US"/>
+        </w:rPr>
+        <w:t>Studi</w:t>
+      </w:r>
+      <w:proofErr w:type="spellEnd"/>
+      <w:r>
+        <w:rPr>
+          <w:rFonts w:ascii="Times New Roman" w:hAnsi="Times New Roman"/>
+          <w:b/>
+          <w:bCs/>
+          <w:color w:val="000000"/>
+          <w:sz w:val="24"/>
+          <w:szCs w:val="24"/>
+          <w:lang w:val="en-US"/>
+        </w:rPr>
+        <w:t xml:space="preserve"> Teknik </w:t>
+      </w:r>
+      <w:proofErr w:type="spellStart"/>
+      <w:r>
+        <w:rPr>
+          <w:rFonts w:ascii="Times New Roman" w:hAnsi="Times New Roman"/>
+          <w:b/>
+          <w:bCs/>
+          <w:color w:val="000000"/>
+          <w:sz w:val="24"/>
+          <w:szCs w:val="24"/>
+          <w:lang w:val="en-US"/>
+        </w:rPr>
+        <w:t>Elektro</w:t>
+      </w:r>
+      <w:proofErr w:type="spellEnd"/>
       <w:r>
         <w:rPr>
           <w:rFonts w:ascii="Times New Roman" w:hAnsi="Times New Roman"/>
@@ -2013,18 +3065,100 @@
         </w:rPr>
         <w:tab/>
       </w:r>
-      <w:r>
-        <w:rPr>
-          <w:rFonts w:ascii="Times New Roman" w:hAnsi="Times New Roman"/>
-          <w:b/>
-          <w:bCs/>
-          <w:color w:val="000000"/>
-          <w:sz w:val="24"/>
-          <w:szCs w:val="24"/>
-          <w:lang w:val="en-US"/>
-        </w:rPr>
-        <w:t>Ewi Ismaredah, S.Kom., M.Kom</w:t>
-      </w:r>
+      <w:proofErr w:type="spellStart"/>
+      <w:r>
+        <w:rPr>
+          <w:rFonts w:ascii="Times New Roman" w:hAnsi="Times New Roman"/>
+          <w:b/>
+          <w:bCs/>
+          <w:color w:val="000000"/>
+          <w:sz w:val="24"/>
+          <w:szCs w:val="24"/>
+          <w:lang w:val="en-US"/>
+        </w:rPr>
+        <w:t>Ewi</w:t>
+      </w:r>
+      <w:proofErr w:type="spellEnd"/>
+      <w:r>
+        <w:rPr>
+          <w:rFonts w:ascii="Times New Roman" w:hAnsi="Times New Roman"/>
+          <w:b/>
+          <w:bCs/>
+          <w:color w:val="000000"/>
+          <w:sz w:val="24"/>
+          <w:szCs w:val="24"/>
+          <w:lang w:val="en-US"/>
+        </w:rPr>
+        <w:t xml:space="preserve"> </w:t>
+      </w:r>
+      <w:proofErr w:type="spellStart"/>
+      <w:r>
+        <w:rPr>
+          <w:rFonts w:ascii="Times New Roman" w:hAnsi="Times New Roman"/>
+          <w:b/>
+          <w:bCs/>
+          <w:color w:val="000000"/>
+          <w:sz w:val="24"/>
+          <w:szCs w:val="24"/>
+          <w:lang w:val="en-US"/>
+        </w:rPr>
+        <w:t>Ismaredah</w:t>
+      </w:r>
+      <w:proofErr w:type="spellEnd"/>
+      <w:r>
+        <w:rPr>
+          <w:rFonts w:ascii="Times New Roman" w:hAnsi="Times New Roman"/>
+          <w:b/>
+          <w:bCs/>
+          <w:color w:val="000000"/>
+          <w:sz w:val="24"/>
+          <w:szCs w:val="24"/>
+          <w:lang w:val="en-US"/>
+        </w:rPr>
+        <w:t xml:space="preserve">, </w:t>
+      </w:r>
+      <w:proofErr w:type="spellStart"/>
+      <w:proofErr w:type="gramStart"/>
+      <w:r>
+        <w:rPr>
+          <w:rFonts w:ascii="Times New Roman" w:hAnsi="Times New Roman"/>
+          <w:b/>
+          <w:bCs/>
+          <w:color w:val="000000"/>
+          <w:sz w:val="24"/>
+          <w:szCs w:val="24"/>
+          <w:lang w:val="en-US"/>
+        </w:rPr>
+        <w:t>S.Kom</w:t>
+      </w:r>
+      <w:proofErr w:type="spellEnd"/>
+      <w:proofErr w:type="gramEnd"/>
+      <w:r>
+        <w:rPr>
+          <w:rFonts w:ascii="Times New Roman" w:hAnsi="Times New Roman"/>
+          <w:b/>
+          <w:bCs/>
+          <w:color w:val="000000"/>
+          <w:sz w:val="24"/>
+          <w:szCs w:val="24"/>
+          <w:lang w:val="en-US"/>
+        </w:rPr>
+        <w:t xml:space="preserve">., </w:t>
+      </w:r>
+      <w:proofErr w:type="spellStart"/>
+      <w:r>
+        <w:rPr>
+          <w:rFonts w:ascii="Times New Roman" w:hAnsi="Times New Roman"/>
+          <w:b/>
+          <w:bCs/>
+          <w:color w:val="000000"/>
+          <w:sz w:val="24"/>
+          <w:szCs w:val="24"/>
+          <w:lang w:val="en-US"/>
+        </w:rPr>
+        <w:t>M.Kom</w:t>
+      </w:r>
+      <w:proofErr w:type="spellEnd"/>
     </w:p>
     <w:p>
       <w:pPr>
@@ -2101,7 +3235,33 @@
           <w:szCs w:val="24"/>
           <w:lang w:val="en-US"/>
         </w:rPr>
-        <w:t xml:space="preserve">DEWAN PENGUJI : </w:t>
+        <w:t xml:space="preserve">DEWAN </w:t>
+      </w:r>
+      <w:proofErr w:type="gramStart"/>
+      <w:r>
+        <w:rPr>
+          <w:rFonts w:ascii="Times New Roman" w:hAnsi="Times New Roman"/>
+          <w:b/>
+          <w:bCs/>
+          <w:color w:val="000000"/>
+          <w:sz w:val="28"/>
+          <w:szCs w:val="24"/>
+          <w:lang w:val="en-US"/>
+        </w:rPr>
+        <w:t>PENGUJI :</w:t>
+      </w:r>
+      <w:proofErr w:type="gramEnd"/>
+      <w:r>
+        <w:rPr>
+          <w:rFonts w:ascii="Times New Roman" w:hAnsi="Times New Roman"/>
+          <w:b/>
+          <w:bCs/>
+          <w:color w:val="000000"/>
+          <w:sz w:val="28"/>
+          <w:szCs w:val="24"/>
+          <w:lang w:val="en-US"/>
+        </w:rPr>
+        <w:t xml:space="preserve"> </w:t>
       </w:r>
     </w:p>
     <w:p>
@@ -2141,6 +3301,7 @@
           <w:lang w:val="en-US"/>
         </w:rPr>
       </w:pPr>
+      <w:proofErr w:type="spellStart"/>
       <w:r>
         <w:rPr>
           <w:rFonts w:ascii="Times New Roman" w:hAnsi="Times New Roman"/>
@@ -2153,6 +3314,7 @@
         </w:rPr>
         <w:t>Ketua</w:t>
       </w:r>
+      <w:proofErr w:type="spellEnd"/>
       <w:r>
         <w:rPr>
           <w:rFonts w:ascii="Times New Roman" w:hAnsi="Times New Roman"/>
@@ -2164,7 +3326,85 @@
           <w:lang w:val="en-US"/>
         </w:rPr>
         <w:tab/>
-        <w:t>: Oktaf Brillian Kharisma, S.T., M.T</w:t>
+        <w:t xml:space="preserve">: </w:t>
+      </w:r>
+      <w:proofErr w:type="spellStart"/>
+      <w:r>
+        <w:rPr>
+          <w:rFonts w:ascii="Times New Roman" w:hAnsi="Times New Roman"/>
+          <w:b/>
+          <w:bCs/>
+          <w:color w:val="000000"/>
+          <w:sz w:val="24"/>
+          <w:szCs w:val="24"/>
+          <w:lang w:val="en-US"/>
+        </w:rPr>
+        <w:t>Oktaf</w:t>
+      </w:r>
+      <w:proofErr w:type="spellEnd"/>
+      <w:r>
+        <w:rPr>
+          <w:rFonts w:ascii="Times New Roman" w:hAnsi="Times New Roman"/>
+          <w:b/>
+          <w:bCs/>
+          <w:color w:val="000000"/>
+          <w:sz w:val="24"/>
+          <w:szCs w:val="24"/>
+          <w:lang w:val="en-US"/>
+        </w:rPr>
+        <w:t xml:space="preserve"> </w:t>
+      </w:r>
+      <w:proofErr w:type="spellStart"/>
+      <w:r>
+        <w:rPr>
+          <w:rFonts w:ascii="Times New Roman" w:hAnsi="Times New Roman"/>
+          <w:b/>
+          <w:bCs/>
+          <w:color w:val="000000"/>
+          <w:sz w:val="24"/>
+          <w:szCs w:val="24"/>
+          <w:lang w:val="en-US"/>
+        </w:rPr>
+        <w:t>Brillian</w:t>
+      </w:r>
+      <w:proofErr w:type="spellEnd"/>
+      <w:r>
+        <w:rPr>
+          <w:rFonts w:ascii="Times New Roman" w:hAnsi="Times New Roman"/>
+          <w:b/>
+          <w:bCs/>
+          <w:color w:val="000000"/>
+          <w:sz w:val="24"/>
+          <w:szCs w:val="24"/>
+          <w:lang w:val="en-US"/>
+        </w:rPr>
+        <w:t xml:space="preserve"> </w:t>
+      </w:r>
+      <w:proofErr w:type="spellStart"/>
+      <w:r>
+        <w:rPr>
+          <w:rFonts w:ascii="Times New Roman" w:hAnsi="Times New Roman"/>
+          <w:b/>
+          <w:bCs/>
+          <w:color w:val="000000"/>
+          <w:sz w:val="24"/>
+          <w:szCs w:val="24"/>
+          <w:lang w:val="en-US"/>
+        </w:rPr>
+        <w:t>Kharisma</w:t>
+      </w:r>
+      <w:proofErr w:type="spellEnd"/>
+      <w:r>
+        <w:rPr>
+          <w:rFonts w:ascii="Times New Roman" w:hAnsi="Times New Roman"/>
+          <w:b/>
+          <w:bCs/>
+          <w:color w:val="000000"/>
+          <w:sz w:val="24"/>
+          <w:szCs w:val="24"/>
+          <w:lang w:val="en-US"/>
+        </w:rPr>
+        <w:t>, S.T., M.T</w:t>
       </w:r>
     </w:p>
     <w:p>
@@ -2187,6 +3427,7 @@
           <w:lang w:val="en-US"/>
         </w:rPr>
       </w:pPr>
+      <w:proofErr w:type="spellStart"/>
       <w:r>
         <w:rPr>
           <w:rFonts w:ascii="Times New Roman" w:hAnsi="Times New Roman"/>
@@ -2199,6 +3440,7 @@
         </w:rPr>
         <w:t>Sekretaris</w:t>
       </w:r>
+      <w:proofErr w:type="spellEnd"/>
       <w:r>
         <w:rPr>
           <w:rFonts w:ascii="Times New Roman" w:hAnsi="Times New Roman"/>
@@ -2221,8 +3463,22 @@
           <w:szCs w:val="24"/>
           <w:lang w:val="en-US"/>
         </w:rPr>
-        <w:t>: &lt;nama</w:t>
-      </w:r>
+        <w:t>: &lt;</w:t>
+      </w:r>
+      <w:proofErr w:type="spellStart"/>
+      <w:r>
+        <w:rPr>
+          <w:rFonts w:ascii="Times New Roman" w:hAnsi="Times New Roman"/>
+          <w:b/>
+          <w:bCs/>
+          <w:color w:val="000000"/>
+          <w:sz w:val="24"/>
+          <w:szCs w:val="24"/>
+          <w:lang w:val="en-US"/>
+        </w:rPr>
+        <w:t>nama</w:t>
+      </w:r>
+      <w:proofErr w:type="spellEnd"/>
     </w:p>
     <w:p>
       <w:pPr>
@@ -2244,17 +3500,31 @@
           <w:lang w:val="en-US"/>
         </w:rPr>
       </w:pPr>
-      <w:r>
-        <w:rPr>
-          <w:rFonts w:ascii="Times New Roman" w:hAnsi="Times New Roman"/>
-          <w:b/>
-          <w:bCs/>
-          <w:color w:val="000000"/>
-          <w:sz w:val="24"/>
-          <w:szCs w:val="24"/>
-          <w:lang w:val="en-US"/>
-        </w:rPr>
-        <w:t>Anggota I</w:t>
+      <w:proofErr w:type="spellStart"/>
+      <w:r>
+        <w:rPr>
+          <w:rFonts w:ascii="Times New Roman" w:hAnsi="Times New Roman"/>
+          <w:b/>
+          <w:bCs/>
+          <w:color w:val="000000"/>
+          <w:sz w:val="24"/>
+          <w:szCs w:val="24"/>
+          <w:lang w:val="en-US"/>
+        </w:rPr>
+        <w:t>Anggota</w:t>
+      </w:r>
+      <w:proofErr w:type="spellEnd"/>
+      <w:r>
+        <w:rPr>
+          <w:rFonts w:ascii="Times New Roman" w:hAnsi="Times New Roman"/>
+          <w:b/>
+          <w:bCs/>
+          <w:color w:val="000000"/>
+          <w:sz w:val="24"/>
+          <w:szCs w:val="24"/>
+          <w:lang w:val="en-US"/>
+        </w:rPr>
+        <w:t xml:space="preserve"> I</w:t>
       </w:r>
       <w:r>
         <w:rPr>
@@ -2278,8 +3548,22 @@
           <w:szCs w:val="24"/>
           <w:lang w:val="en-US"/>
         </w:rPr>
-        <w:t>: &lt;nama</w:t>
-      </w:r>
+        <w:t>: &lt;</w:t>
+      </w:r>
+      <w:proofErr w:type="spellStart"/>
+      <w:r>
+        <w:rPr>
+          <w:rFonts w:ascii="Times New Roman" w:hAnsi="Times New Roman"/>
+          <w:b/>
+          <w:bCs/>
+          <w:color w:val="000000"/>
+          <w:sz w:val="24"/>
+          <w:szCs w:val="24"/>
+          <w:lang w:val="en-US"/>
+        </w:rPr>
+        <w:t>nama</w:t>
+      </w:r>
+      <w:proofErr w:type="spellEnd"/>
     </w:p>
     <w:p>
       <w:pPr>
@@ -2301,17 +3585,31 @@
           <w:lang w:val="en-US"/>
         </w:rPr>
       </w:pPr>
-      <w:r>
-        <w:rPr>
-          <w:rFonts w:ascii="Times New Roman" w:hAnsi="Times New Roman"/>
-          <w:b/>
-          <w:bCs/>
-          <w:color w:val="000000"/>
-          <w:sz w:val="24"/>
-          <w:szCs w:val="24"/>
-          <w:lang w:val="en-US"/>
-        </w:rPr>
-        <w:t>Anggota II</w:t>
+      <w:proofErr w:type="spellStart"/>
+      <w:r>
+        <w:rPr>
+          <w:rFonts w:ascii="Times New Roman" w:hAnsi="Times New Roman"/>
+          <w:b/>
+          <w:bCs/>
+          <w:color w:val="000000"/>
+          <w:sz w:val="24"/>
+          <w:szCs w:val="24"/>
+          <w:lang w:val="en-US"/>
+        </w:rPr>
+        <w:t>Anggota</w:t>
+      </w:r>
+      <w:proofErr w:type="spellEnd"/>
+      <w:r>
+        <w:rPr>
+          <w:rFonts w:ascii="Times New Roman" w:hAnsi="Times New Roman"/>
+          <w:b/>
+          <w:bCs/>
+          <w:color w:val="000000"/>
+          <w:sz w:val="24"/>
+          <w:szCs w:val="24"/>
+          <w:lang w:val="en-US"/>
+        </w:rPr>
+        <w:t xml:space="preserve"> II</w:t>
       </w:r>
       <w:r>
         <w:rPr>
@@ -2335,12 +3633,2196 @@
           <w:szCs w:val="24"/>
           <w:lang w:val="en-US"/>
         </w:rPr>
-        <w:t>: &lt;nama</w:t>
+        <w:t>: &lt;</w:t>
+      </w:r>
+      <w:proofErr w:type="spellStart"/>
+      <w:r>
+        <w:rPr>
+          <w:rFonts w:ascii="Times New Roman" w:hAnsi="Times New Roman"/>
+          <w:b/>
+          <w:bCs/>
+          <w:color w:val="000000"/>
+          <w:sz w:val="24"/>
+          <w:szCs w:val="24"/>
+          <w:lang w:val="en-US"/>
+        </w:rPr>
+        <w:t>nama</w:t>
+      </w:r>
+      <w:proofErr w:type="spellEnd"/>
+    </w:p>
+    <w:p>
+      <w:pPr>
+        <w:spacing w:after="240" w:line="360" w:lineRule="auto"/>
+        <w:jc w:val="both"/>
+        <w:rPr>
+          <w:rFonts w:ascii="Times New Roman" w:hAnsi="Times New Roman"/>
+          <w:b/>
+          <w:bCs/>
+          <w:color w:val="000000"/>
+          <w:sz w:val="24"/>
+          <w:szCs w:val="24"/>
+          <w:lang w:val="en-US"/>
+        </w:rPr>
+      </w:pPr>
+      <w:r>
+        <w:rPr>
+          <w:rFonts w:ascii="Times New Roman" w:hAnsi="Times New Roman"/>
+          <w:b/>
+          <w:bCs/>
+          <w:color w:val="000000"/>
+          <w:sz w:val="24"/>
+          <w:szCs w:val="24"/>
+          <w:lang w:val="en-US"/>
+        </w:rPr>
+        <w:br w:type="page"/>
+      </w:r>
+    </w:p>
+    <w:p>
+      <w:pPr>
+        <w:widowControl w:val="0"/>
+        <w:tabs>
+          <w:tab w:val="left" w:pos="1418"/>
+        </w:tabs>
+        <w:autoSpaceDE w:val="0"/>
+        <w:autoSpaceDN w:val="0"/>
+        <w:adjustRightInd w:val="0"/>
+        <w:spacing w:line="360" w:lineRule="auto"/>
+        <w:jc w:val="center"/>
+        <w:rPr>
+          <w:rFonts w:ascii="Times New Roman" w:hAnsi="Times New Roman"/>
+          <w:b/>
+          <w:bCs/>
+          <w:color w:val="000000"/>
+          <w:sz w:val="24"/>
+          <w:szCs w:val="24"/>
+          <w:lang w:val="en-US"/>
+        </w:rPr>
+      </w:pPr>
+      <w:r>
+        <w:rPr>
+          <w:rFonts w:ascii="Times New Roman" w:hAnsi="Times New Roman"/>
+          <w:b/>
+          <w:bCs/>
+          <w:color w:val="000000"/>
+          <w:sz w:val="24"/>
+          <w:szCs w:val="24"/>
+          <w:lang w:val="en-US"/>
+        </w:rPr>
+        <w:lastRenderedPageBreak/>
+        <w:t>DAFTAR ISI</w:t>
+      </w:r>
+    </w:p>
+    <w:p>
+      <w:pPr>
+        <w:widowControl w:val="0"/>
+        <w:tabs>
+          <w:tab w:val="left" w:leader="dot" w:pos="8222"/>
+          <w:tab w:val="right" w:pos="8788"/>
+        </w:tabs>
+        <w:autoSpaceDE w:val="0"/>
+        <w:autoSpaceDN w:val="0"/>
+        <w:adjustRightInd w:val="0"/>
+        <w:spacing w:after="0" w:line="360" w:lineRule="auto"/>
+        <w:rPr>
+          <w:rFonts w:ascii="Times New Roman" w:hAnsi="Times New Roman"/>
+          <w:b/>
+          <w:bCs/>
+          <w:color w:val="000000"/>
+          <w:sz w:val="24"/>
+          <w:szCs w:val="24"/>
+          <w:lang w:val="en-US"/>
+        </w:rPr>
+      </w:pPr>
+      <w:r>
+        <w:rPr>
+          <w:rFonts w:ascii="Times New Roman" w:hAnsi="Times New Roman"/>
+          <w:b/>
+          <w:bCs/>
+          <w:color w:val="000000"/>
+          <w:sz w:val="24"/>
+          <w:szCs w:val="24"/>
+          <w:lang w:val="en-US"/>
+        </w:rPr>
+        <w:t>LEMBAR PERSETUJUAN</w:t>
+      </w:r>
+      <w:r>
+        <w:rPr>
+          <w:rFonts w:ascii="Times New Roman" w:hAnsi="Times New Roman"/>
+          <w:b/>
+          <w:bCs/>
+          <w:color w:val="000000"/>
+          <w:sz w:val="24"/>
+          <w:szCs w:val="24"/>
+          <w:lang w:val="en-US"/>
+        </w:rPr>
+        <w:tab/>
+      </w:r>
+      <w:r>
+        <w:rPr>
+          <w:rFonts w:ascii="Times New Roman" w:hAnsi="Times New Roman"/>
+          <w:b/>
+          <w:bCs/>
+          <w:color w:val="000000"/>
+          <w:sz w:val="24"/>
+          <w:szCs w:val="24"/>
+          <w:lang w:val="en-US"/>
+        </w:rPr>
+        <w:tab/>
+        <w:t>ii</w:t>
+      </w:r>
+    </w:p>
+    <w:p>
+      <w:pPr>
+        <w:widowControl w:val="0"/>
+        <w:tabs>
+          <w:tab w:val="left" w:leader="dot" w:pos="8222"/>
+          <w:tab w:val="right" w:pos="8788"/>
+        </w:tabs>
+        <w:autoSpaceDE w:val="0"/>
+        <w:autoSpaceDN w:val="0"/>
+        <w:adjustRightInd w:val="0"/>
+        <w:spacing w:after="0" w:line="360" w:lineRule="auto"/>
+        <w:rPr>
+          <w:rFonts w:ascii="Times New Roman" w:hAnsi="Times New Roman"/>
+          <w:b/>
+          <w:bCs/>
+          <w:color w:val="000000"/>
+          <w:sz w:val="24"/>
+          <w:szCs w:val="24"/>
+          <w:lang w:val="en-US"/>
+        </w:rPr>
+      </w:pPr>
+      <w:r>
+        <w:rPr>
+          <w:rFonts w:ascii="Times New Roman" w:hAnsi="Times New Roman"/>
+          <w:b/>
+          <w:bCs/>
+          <w:color w:val="000000"/>
+          <w:sz w:val="24"/>
+          <w:szCs w:val="24"/>
+          <w:lang w:val="en-US"/>
+        </w:rPr>
+        <w:t>LEMBAR PENGESAHAN</w:t>
+      </w:r>
+      <w:r>
+        <w:rPr>
+          <w:rFonts w:ascii="Times New Roman" w:hAnsi="Times New Roman"/>
+          <w:b/>
+          <w:bCs/>
+          <w:color w:val="000000"/>
+          <w:sz w:val="24"/>
+          <w:szCs w:val="24"/>
+          <w:lang w:val="en-US"/>
+        </w:rPr>
+        <w:tab/>
+      </w:r>
+      <w:r>
+        <w:rPr>
+          <w:rFonts w:ascii="Times New Roman" w:hAnsi="Times New Roman"/>
+          <w:b/>
+          <w:bCs/>
+          <w:color w:val="000000"/>
+          <w:sz w:val="24"/>
+          <w:szCs w:val="24"/>
+          <w:lang w:val="en-US"/>
+        </w:rPr>
+        <w:tab/>
+        <w:t>iii</w:t>
+      </w:r>
+    </w:p>
+    <w:p>
+      <w:pPr>
+        <w:widowControl w:val="0"/>
+        <w:tabs>
+          <w:tab w:val="left" w:leader="dot" w:pos="8222"/>
+          <w:tab w:val="right" w:pos="8788"/>
+        </w:tabs>
+        <w:autoSpaceDE w:val="0"/>
+        <w:autoSpaceDN w:val="0"/>
+        <w:adjustRightInd w:val="0"/>
+        <w:spacing w:after="0" w:line="360" w:lineRule="auto"/>
+        <w:rPr>
+          <w:rFonts w:ascii="Times New Roman" w:hAnsi="Times New Roman"/>
+          <w:b/>
+          <w:bCs/>
+          <w:color w:val="000000"/>
+          <w:sz w:val="24"/>
+          <w:szCs w:val="24"/>
+          <w:lang w:val="en-US"/>
+        </w:rPr>
+      </w:pPr>
+      <w:r>
+        <w:rPr>
+          <w:rFonts w:ascii="Times New Roman" w:hAnsi="Times New Roman"/>
+          <w:b/>
+          <w:bCs/>
+          <w:color w:val="000000"/>
+          <w:sz w:val="24"/>
+          <w:szCs w:val="24"/>
+          <w:lang w:val="en-US"/>
+        </w:rPr>
+        <w:t>DAFTAR ISI</w:t>
+      </w:r>
+      <w:r>
+        <w:rPr>
+          <w:rFonts w:ascii="Times New Roman" w:hAnsi="Times New Roman"/>
+          <w:b/>
+          <w:bCs/>
+          <w:color w:val="000000"/>
+          <w:sz w:val="24"/>
+          <w:szCs w:val="24"/>
+          <w:lang w:val="en-US"/>
+        </w:rPr>
+        <w:tab/>
+      </w:r>
+      <w:r>
+        <w:rPr>
+          <w:rFonts w:ascii="Times New Roman" w:hAnsi="Times New Roman"/>
+          <w:b/>
+          <w:bCs/>
+          <w:color w:val="000000"/>
+          <w:sz w:val="24"/>
+          <w:szCs w:val="24"/>
+          <w:lang w:val="en-US"/>
+        </w:rPr>
+        <w:tab/>
+        <w:t>iv</w:t>
+      </w:r>
+    </w:p>
+    <w:p>
+      <w:pPr>
+        <w:widowControl w:val="0"/>
+        <w:tabs>
+          <w:tab w:val="left" w:leader="dot" w:pos="8222"/>
+          <w:tab w:val="right" w:pos="8788"/>
+        </w:tabs>
+        <w:autoSpaceDE w:val="0"/>
+        <w:autoSpaceDN w:val="0"/>
+        <w:adjustRightInd w:val="0"/>
+        <w:spacing w:after="0" w:line="360" w:lineRule="auto"/>
+        <w:rPr>
+          <w:rFonts w:ascii="Times New Roman" w:hAnsi="Times New Roman"/>
+          <w:b/>
+          <w:bCs/>
+          <w:color w:val="000000"/>
+          <w:sz w:val="24"/>
+          <w:szCs w:val="24"/>
+          <w:lang w:val="en-US"/>
+        </w:rPr>
+      </w:pPr>
+      <w:r>
+        <w:rPr>
+          <w:rFonts w:ascii="Times New Roman" w:hAnsi="Times New Roman"/>
+          <w:b/>
+          <w:bCs/>
+          <w:color w:val="000000"/>
+          <w:sz w:val="24"/>
+          <w:szCs w:val="24"/>
+          <w:lang w:val="en-US"/>
+        </w:rPr>
+        <w:t>DAFTAR GAMBAR</w:t>
+      </w:r>
+      <w:r>
+        <w:rPr>
+          <w:rFonts w:ascii="Times New Roman" w:hAnsi="Times New Roman"/>
+          <w:b/>
+          <w:bCs/>
+          <w:color w:val="000000"/>
+          <w:sz w:val="24"/>
+          <w:szCs w:val="24"/>
+          <w:lang w:val="en-US"/>
+        </w:rPr>
+        <w:tab/>
+      </w:r>
+      <w:r>
+        <w:rPr>
+          <w:rFonts w:ascii="Times New Roman" w:hAnsi="Times New Roman"/>
+          <w:b/>
+          <w:bCs/>
+          <w:color w:val="000000"/>
+          <w:sz w:val="24"/>
+          <w:szCs w:val="24"/>
+          <w:lang w:val="en-US"/>
+        </w:rPr>
+        <w:tab/>
+      </w:r>
+    </w:p>
+    <w:p>
+      <w:pPr>
+        <w:widowControl w:val="0"/>
+        <w:tabs>
+          <w:tab w:val="left" w:leader="dot" w:pos="8222"/>
+          <w:tab w:val="right" w:pos="8788"/>
+        </w:tabs>
+        <w:autoSpaceDE w:val="0"/>
+        <w:autoSpaceDN w:val="0"/>
+        <w:adjustRightInd w:val="0"/>
+        <w:spacing w:after="0" w:line="360" w:lineRule="auto"/>
+        <w:rPr>
+          <w:rFonts w:ascii="Times New Roman" w:hAnsi="Times New Roman"/>
+          <w:b/>
+          <w:bCs/>
+          <w:color w:val="000000"/>
+          <w:sz w:val="24"/>
+          <w:szCs w:val="24"/>
+          <w:lang w:val="en-US"/>
+        </w:rPr>
+      </w:pPr>
+      <w:r>
+        <w:rPr>
+          <w:rFonts w:ascii="Times New Roman" w:hAnsi="Times New Roman"/>
+          <w:b/>
+          <w:bCs/>
+          <w:color w:val="000000"/>
+          <w:sz w:val="24"/>
+          <w:szCs w:val="24"/>
+          <w:lang w:val="en-US"/>
+        </w:rPr>
+        <w:t>DAFTAR TABEL</w:t>
+      </w:r>
+      <w:r>
+        <w:rPr>
+          <w:rFonts w:ascii="Times New Roman" w:hAnsi="Times New Roman"/>
+          <w:b/>
+          <w:bCs/>
+          <w:color w:val="000000"/>
+          <w:sz w:val="24"/>
+          <w:szCs w:val="24"/>
+          <w:lang w:val="en-US"/>
+        </w:rPr>
+        <w:tab/>
+      </w:r>
+      <w:r>
+        <w:rPr>
+          <w:rFonts w:ascii="Times New Roman" w:hAnsi="Times New Roman"/>
+          <w:b/>
+          <w:bCs/>
+          <w:color w:val="000000"/>
+          <w:sz w:val="24"/>
+          <w:szCs w:val="24"/>
+          <w:lang w:val="en-US"/>
+        </w:rPr>
+        <w:tab/>
+      </w:r>
+    </w:p>
+    <w:p>
+      <w:pPr>
+        <w:widowControl w:val="0"/>
+        <w:tabs>
+          <w:tab w:val="left" w:leader="dot" w:pos="8222"/>
+          <w:tab w:val="right" w:pos="8788"/>
+        </w:tabs>
+        <w:autoSpaceDE w:val="0"/>
+        <w:autoSpaceDN w:val="0"/>
+        <w:adjustRightInd w:val="0"/>
+        <w:spacing w:after="0" w:line="360" w:lineRule="auto"/>
+        <w:rPr>
+          <w:rFonts w:ascii="Times New Roman" w:hAnsi="Times New Roman"/>
+          <w:b/>
+          <w:bCs/>
+          <w:color w:val="000000"/>
+          <w:sz w:val="24"/>
+          <w:szCs w:val="24"/>
+          <w:lang w:val="en-US"/>
+        </w:rPr>
+      </w:pPr>
+      <w:r>
+        <w:rPr>
+          <w:rFonts w:ascii="Times New Roman" w:hAnsi="Times New Roman"/>
+          <w:b/>
+          <w:bCs/>
+          <w:color w:val="000000"/>
+          <w:sz w:val="24"/>
+          <w:szCs w:val="24"/>
+          <w:lang w:val="en-US"/>
+        </w:rPr>
+        <w:t>DAFTAR RUMUS</w:t>
+      </w:r>
+      <w:r>
+        <w:rPr>
+          <w:rFonts w:ascii="Times New Roman" w:hAnsi="Times New Roman"/>
+          <w:b/>
+          <w:bCs/>
+          <w:color w:val="000000"/>
+          <w:sz w:val="24"/>
+          <w:szCs w:val="24"/>
+          <w:lang w:val="en-US"/>
+        </w:rPr>
+        <w:tab/>
+      </w:r>
+      <w:r>
+        <w:rPr>
+          <w:rFonts w:ascii="Times New Roman" w:hAnsi="Times New Roman"/>
+          <w:b/>
+          <w:bCs/>
+          <w:color w:val="000000"/>
+          <w:sz w:val="24"/>
+          <w:szCs w:val="24"/>
+          <w:lang w:val="en-US"/>
+        </w:rPr>
+        <w:tab/>
+      </w:r>
+    </w:p>
+    <w:p>
+      <w:pPr>
+        <w:widowControl w:val="0"/>
+        <w:tabs>
+          <w:tab w:val="left" w:leader="dot" w:pos="8222"/>
+          <w:tab w:val="right" w:pos="8788"/>
+        </w:tabs>
+        <w:autoSpaceDE w:val="0"/>
+        <w:autoSpaceDN w:val="0"/>
+        <w:adjustRightInd w:val="0"/>
+        <w:spacing w:after="0" w:line="360" w:lineRule="auto"/>
+        <w:rPr>
+          <w:rFonts w:ascii="Times New Roman" w:hAnsi="Times New Roman"/>
+          <w:b/>
+          <w:bCs/>
+          <w:color w:val="000000"/>
+          <w:sz w:val="24"/>
+          <w:szCs w:val="24"/>
+          <w:lang w:val="en-US"/>
+        </w:rPr>
+      </w:pPr>
+      <w:r>
+        <w:rPr>
+          <w:rFonts w:ascii="Times New Roman" w:hAnsi="Times New Roman"/>
+          <w:b/>
+          <w:bCs/>
+          <w:color w:val="000000"/>
+          <w:sz w:val="24"/>
+          <w:szCs w:val="24"/>
+          <w:lang w:val="en-US"/>
+        </w:rPr>
+        <w:t>DAFTAR LAMBANG</w:t>
+      </w:r>
+      <w:r>
+        <w:rPr>
+          <w:rFonts w:ascii="Times New Roman" w:hAnsi="Times New Roman"/>
+          <w:b/>
+          <w:bCs/>
+          <w:color w:val="000000"/>
+          <w:sz w:val="24"/>
+          <w:szCs w:val="24"/>
+          <w:lang w:val="en-US"/>
+        </w:rPr>
+        <w:tab/>
+      </w:r>
+      <w:r>
+        <w:rPr>
+          <w:rFonts w:ascii="Times New Roman" w:hAnsi="Times New Roman"/>
+          <w:b/>
+          <w:bCs/>
+          <w:color w:val="000000"/>
+          <w:sz w:val="24"/>
+          <w:szCs w:val="24"/>
+          <w:lang w:val="en-US"/>
+        </w:rPr>
+        <w:tab/>
+      </w:r>
+    </w:p>
+    <w:p>
+      <w:pPr>
+        <w:widowControl w:val="0"/>
+        <w:tabs>
+          <w:tab w:val="left" w:leader="dot" w:pos="8222"/>
+          <w:tab w:val="right" w:pos="8788"/>
+        </w:tabs>
+        <w:autoSpaceDE w:val="0"/>
+        <w:autoSpaceDN w:val="0"/>
+        <w:adjustRightInd w:val="0"/>
+        <w:spacing w:after="0" w:line="360" w:lineRule="auto"/>
+        <w:rPr>
+          <w:rFonts w:ascii="Times New Roman" w:hAnsi="Times New Roman"/>
+          <w:b/>
+          <w:bCs/>
+          <w:color w:val="000000"/>
+          <w:sz w:val="24"/>
+          <w:szCs w:val="24"/>
+          <w:lang w:val="en-US"/>
+        </w:rPr>
+      </w:pPr>
+      <w:r>
+        <w:rPr>
+          <w:rFonts w:ascii="Times New Roman" w:hAnsi="Times New Roman"/>
+          <w:b/>
+          <w:bCs/>
+          <w:color w:val="000000"/>
+          <w:sz w:val="24"/>
+          <w:szCs w:val="24"/>
+          <w:lang w:val="en-US"/>
+        </w:rPr>
+        <w:t>DAFTAR SINGKATAN</w:t>
+      </w:r>
+      <w:r>
+        <w:rPr>
+          <w:rFonts w:ascii="Times New Roman" w:hAnsi="Times New Roman"/>
+          <w:b/>
+          <w:bCs/>
+          <w:color w:val="000000"/>
+          <w:sz w:val="24"/>
+          <w:szCs w:val="24"/>
+          <w:lang w:val="en-US"/>
+        </w:rPr>
+        <w:tab/>
+      </w:r>
+      <w:r>
+        <w:rPr>
+          <w:rFonts w:ascii="Times New Roman" w:hAnsi="Times New Roman"/>
+          <w:b/>
+          <w:bCs/>
+          <w:color w:val="000000"/>
+          <w:sz w:val="24"/>
+          <w:szCs w:val="24"/>
+          <w:lang w:val="en-US"/>
+        </w:rPr>
+        <w:tab/>
+      </w:r>
+    </w:p>
+    <w:p>
+      <w:pPr>
+        <w:widowControl w:val="0"/>
+        <w:tabs>
+          <w:tab w:val="left" w:leader="dot" w:pos="8222"/>
+          <w:tab w:val="right" w:pos="8788"/>
+        </w:tabs>
+        <w:autoSpaceDE w:val="0"/>
+        <w:autoSpaceDN w:val="0"/>
+        <w:adjustRightInd w:val="0"/>
+        <w:spacing w:after="240" w:line="360" w:lineRule="auto"/>
+        <w:rPr>
+          <w:rFonts w:ascii="Times New Roman" w:hAnsi="Times New Roman"/>
+          <w:b/>
+          <w:bCs/>
+          <w:color w:val="000000"/>
+          <w:sz w:val="24"/>
+          <w:szCs w:val="24"/>
+          <w:lang w:val="en-US"/>
+        </w:rPr>
+      </w:pPr>
+      <w:r>
+        <w:rPr>
+          <w:rFonts w:ascii="Times New Roman" w:hAnsi="Times New Roman"/>
+          <w:b/>
+          <w:bCs/>
+          <w:color w:val="000000"/>
+          <w:sz w:val="24"/>
+          <w:szCs w:val="24"/>
+          <w:lang w:val="en-US"/>
+        </w:rPr>
+        <w:t>DAFTAR LAMPIRAN</w:t>
+      </w:r>
+      <w:r>
+        <w:rPr>
+          <w:rFonts w:ascii="Times New Roman" w:hAnsi="Times New Roman"/>
+          <w:b/>
+          <w:bCs/>
+          <w:color w:val="000000"/>
+          <w:sz w:val="24"/>
+          <w:szCs w:val="24"/>
+          <w:lang w:val="en-US"/>
+        </w:rPr>
+        <w:tab/>
+      </w:r>
+      <w:r>
+        <w:rPr>
+          <w:rFonts w:ascii="Times New Roman" w:hAnsi="Times New Roman"/>
+          <w:b/>
+          <w:bCs/>
+          <w:color w:val="000000"/>
+          <w:sz w:val="24"/>
+          <w:szCs w:val="24"/>
+          <w:lang w:val="en-US"/>
+        </w:rPr>
+        <w:tab/>
+      </w:r>
+    </w:p>
+    <w:p>
+      <w:pPr>
+        <w:widowControl w:val="0"/>
+        <w:tabs>
+          <w:tab w:val="left" w:pos="993"/>
+          <w:tab w:val="left" w:leader="dot" w:pos="8222"/>
+          <w:tab w:val="right" w:pos="8788"/>
+        </w:tabs>
+        <w:autoSpaceDE w:val="0"/>
+        <w:autoSpaceDN w:val="0"/>
+        <w:adjustRightInd w:val="0"/>
+        <w:spacing w:after="0" w:line="360" w:lineRule="auto"/>
+        <w:rPr>
+          <w:rFonts w:ascii="Times New Roman" w:hAnsi="Times New Roman"/>
+          <w:b/>
+          <w:bCs/>
+          <w:color w:val="000000"/>
+          <w:sz w:val="24"/>
+          <w:szCs w:val="24"/>
+          <w:lang w:val="en-US"/>
+        </w:rPr>
+      </w:pPr>
+      <w:r>
+        <w:rPr>
+          <w:rFonts w:ascii="Times New Roman" w:hAnsi="Times New Roman"/>
+          <w:b/>
+          <w:bCs/>
+          <w:color w:val="000000"/>
+          <w:sz w:val="24"/>
+          <w:szCs w:val="24"/>
+          <w:lang w:val="en-US"/>
+        </w:rPr>
+        <w:t>BAB I</w:t>
+      </w:r>
+      <w:r>
+        <w:rPr>
+          <w:rFonts w:ascii="Times New Roman" w:hAnsi="Times New Roman"/>
+          <w:b/>
+          <w:bCs/>
+          <w:color w:val="000000"/>
+          <w:sz w:val="24"/>
+          <w:szCs w:val="24"/>
+          <w:lang w:val="en-US"/>
+        </w:rPr>
+        <w:tab/>
+        <w:t>PENDAHULUAN</w:t>
+      </w:r>
+    </w:p>
+    <w:p>
+      <w:pPr>
+        <w:pStyle w:val="ListParagraph"/>
+        <w:widowControl w:val="0"/>
+        <w:numPr>
+          <w:ilvl w:val="1"/>
+          <w:numId w:val="1"/>
+        </w:numPr>
+        <w:tabs>
+          <w:tab w:val="left" w:leader="dot" w:pos="8222"/>
+          <w:tab w:val="right" w:pos="8788"/>
+        </w:tabs>
+        <w:autoSpaceDE w:val="0"/>
+        <w:autoSpaceDN w:val="0"/>
+        <w:adjustRightInd w:val="0"/>
+        <w:spacing w:after="0" w:line="360" w:lineRule="auto"/>
+        <w:ind w:left="1560" w:hanging="567"/>
+        <w:rPr>
+          <w:rFonts w:ascii="Times New Roman" w:hAnsi="Times New Roman"/>
+          <w:color w:val="000000"/>
+          <w:sz w:val="24"/>
+          <w:szCs w:val="24"/>
+          <w:lang w:val="en-US"/>
+        </w:rPr>
+      </w:pPr>
+      <w:proofErr w:type="spellStart"/>
+      <w:r>
+        <w:rPr>
+          <w:rFonts w:ascii="Times New Roman" w:hAnsi="Times New Roman"/>
+          <w:color w:val="000000"/>
+          <w:sz w:val="24"/>
+          <w:szCs w:val="24"/>
+          <w:lang w:val="en-US"/>
+        </w:rPr>
+        <w:t>Latar</w:t>
+      </w:r>
+      <w:proofErr w:type="spellEnd"/>
+      <w:r>
+        <w:rPr>
+          <w:rFonts w:ascii="Times New Roman" w:hAnsi="Times New Roman"/>
+          <w:color w:val="000000"/>
+          <w:sz w:val="24"/>
+          <w:szCs w:val="24"/>
+          <w:lang w:val="en-US"/>
+        </w:rPr>
+        <w:t xml:space="preserve"> </w:t>
+      </w:r>
+      <w:proofErr w:type="spellStart"/>
+      <w:r>
+        <w:rPr>
+          <w:rFonts w:ascii="Times New Roman" w:hAnsi="Times New Roman"/>
+          <w:color w:val="000000"/>
+          <w:sz w:val="24"/>
+          <w:szCs w:val="24"/>
+          <w:lang w:val="en-US"/>
+        </w:rPr>
+        <w:t>Belakang</w:t>
+      </w:r>
+      <w:proofErr w:type="spellEnd"/>
+      <w:r>
+        <w:rPr>
+          <w:rFonts w:ascii="Times New Roman" w:hAnsi="Times New Roman"/>
+          <w:color w:val="000000"/>
+          <w:sz w:val="24"/>
+          <w:szCs w:val="24"/>
+          <w:lang w:val="en-US"/>
+        </w:rPr>
+        <w:tab/>
+      </w:r>
+      <w:r>
+        <w:rPr>
+          <w:rFonts w:ascii="Times New Roman" w:hAnsi="Times New Roman"/>
+          <w:color w:val="000000"/>
+          <w:sz w:val="24"/>
+          <w:szCs w:val="24"/>
+          <w:lang w:val="en-US"/>
+        </w:rPr>
+        <w:tab/>
+      </w:r>
+    </w:p>
+    <w:p>
+      <w:pPr>
+        <w:pStyle w:val="ListParagraph"/>
+        <w:widowControl w:val="0"/>
+        <w:numPr>
+          <w:ilvl w:val="1"/>
+          <w:numId w:val="1"/>
+        </w:numPr>
+        <w:tabs>
+          <w:tab w:val="left" w:leader="dot" w:pos="8222"/>
+          <w:tab w:val="right" w:pos="8788"/>
+        </w:tabs>
+        <w:autoSpaceDE w:val="0"/>
+        <w:autoSpaceDN w:val="0"/>
+        <w:adjustRightInd w:val="0"/>
+        <w:spacing w:after="0" w:line="360" w:lineRule="auto"/>
+        <w:ind w:left="1560" w:hanging="567"/>
+        <w:rPr>
+          <w:rFonts w:ascii="Times New Roman" w:hAnsi="Times New Roman"/>
+          <w:color w:val="000000"/>
+          <w:sz w:val="24"/>
+          <w:szCs w:val="24"/>
+          <w:lang w:val="en-US"/>
+        </w:rPr>
+      </w:pPr>
+      <w:proofErr w:type="spellStart"/>
+      <w:r>
+        <w:rPr>
+          <w:rFonts w:ascii="Times New Roman" w:hAnsi="Times New Roman"/>
+          <w:color w:val="000000"/>
+          <w:sz w:val="24"/>
+          <w:szCs w:val="24"/>
+          <w:lang w:val="en-US"/>
+        </w:rPr>
+        <w:t>Rumusan</w:t>
+      </w:r>
+      <w:proofErr w:type="spellEnd"/>
+      <w:r>
+        <w:rPr>
+          <w:rFonts w:ascii="Times New Roman" w:hAnsi="Times New Roman"/>
+          <w:color w:val="000000"/>
+          <w:sz w:val="24"/>
+          <w:szCs w:val="24"/>
+          <w:lang w:val="en-US"/>
+        </w:rPr>
+        <w:t xml:space="preserve"> </w:t>
+      </w:r>
+      <w:proofErr w:type="spellStart"/>
+      <w:r>
+        <w:rPr>
+          <w:rFonts w:ascii="Times New Roman" w:hAnsi="Times New Roman"/>
+          <w:color w:val="000000"/>
+          <w:sz w:val="24"/>
+          <w:szCs w:val="24"/>
+          <w:lang w:val="en-US"/>
+        </w:rPr>
+        <w:t>Masalah</w:t>
+      </w:r>
+      <w:proofErr w:type="spellEnd"/>
+    </w:p>
+    <w:p>
+      <w:pPr>
+        <w:pStyle w:val="ListParagraph"/>
+        <w:widowControl w:val="0"/>
+        <w:numPr>
+          <w:ilvl w:val="1"/>
+          <w:numId w:val="1"/>
+        </w:numPr>
+        <w:tabs>
+          <w:tab w:val="left" w:leader="dot" w:pos="8222"/>
+          <w:tab w:val="right" w:pos="8788"/>
+        </w:tabs>
+        <w:autoSpaceDE w:val="0"/>
+        <w:autoSpaceDN w:val="0"/>
+        <w:adjustRightInd w:val="0"/>
+        <w:spacing w:after="0" w:line="360" w:lineRule="auto"/>
+        <w:ind w:left="1560" w:hanging="567"/>
+        <w:rPr>
+          <w:rFonts w:ascii="Times New Roman" w:hAnsi="Times New Roman"/>
+          <w:color w:val="000000"/>
+          <w:sz w:val="24"/>
+          <w:szCs w:val="24"/>
+          <w:lang w:val="en-US"/>
+        </w:rPr>
+      </w:pPr>
+      <w:proofErr w:type="spellStart"/>
+      <w:r>
+        <w:rPr>
+          <w:rFonts w:ascii="Times New Roman" w:hAnsi="Times New Roman"/>
+          <w:color w:val="000000"/>
+          <w:sz w:val="24"/>
+          <w:szCs w:val="24"/>
+          <w:lang w:val="en-US"/>
+        </w:rPr>
+        <w:t>Tujuan</w:t>
+      </w:r>
+      <w:proofErr w:type="spellEnd"/>
+      <w:r>
+        <w:rPr>
+          <w:rFonts w:ascii="Times New Roman" w:hAnsi="Times New Roman"/>
+          <w:color w:val="000000"/>
+          <w:sz w:val="24"/>
+          <w:szCs w:val="24"/>
+          <w:lang w:val="en-US"/>
+        </w:rPr>
+        <w:t xml:space="preserve"> </w:t>
+      </w:r>
+      <w:proofErr w:type="spellStart"/>
+      <w:r>
+        <w:rPr>
+          <w:rFonts w:ascii="Times New Roman" w:hAnsi="Times New Roman"/>
+          <w:color w:val="000000"/>
+          <w:sz w:val="24"/>
+          <w:szCs w:val="24"/>
+          <w:lang w:val="en-US"/>
+        </w:rPr>
+        <w:t>Penelitian</w:t>
+      </w:r>
+      <w:proofErr w:type="spellEnd"/>
+    </w:p>
+    <w:p>
+      <w:pPr>
+        <w:pStyle w:val="ListParagraph"/>
+        <w:widowControl w:val="0"/>
+        <w:numPr>
+          <w:ilvl w:val="1"/>
+          <w:numId w:val="1"/>
+        </w:numPr>
+        <w:tabs>
+          <w:tab w:val="left" w:leader="dot" w:pos="8222"/>
+          <w:tab w:val="right" w:pos="8788"/>
+        </w:tabs>
+        <w:autoSpaceDE w:val="0"/>
+        <w:autoSpaceDN w:val="0"/>
+        <w:adjustRightInd w:val="0"/>
+        <w:spacing w:after="0" w:line="360" w:lineRule="auto"/>
+        <w:ind w:left="1560" w:hanging="567"/>
+        <w:rPr>
+          <w:rFonts w:ascii="Times New Roman" w:hAnsi="Times New Roman"/>
+          <w:color w:val="000000"/>
+          <w:sz w:val="24"/>
+          <w:szCs w:val="24"/>
+          <w:lang w:val="en-US"/>
+        </w:rPr>
+      </w:pPr>
+      <w:r>
+        <w:rPr>
+          <w:rFonts w:ascii="Times New Roman" w:hAnsi="Times New Roman"/>
+          <w:color w:val="000000"/>
+          <w:sz w:val="24"/>
+          <w:szCs w:val="24"/>
+          <w:lang w:val="en-US"/>
+        </w:rPr>
+        <w:t xml:space="preserve">Batasan </w:t>
+      </w:r>
+      <w:proofErr w:type="spellStart"/>
+      <w:r>
+        <w:rPr>
+          <w:rFonts w:ascii="Times New Roman" w:hAnsi="Times New Roman"/>
+          <w:color w:val="000000"/>
+          <w:sz w:val="24"/>
+          <w:szCs w:val="24"/>
+          <w:lang w:val="en-US"/>
+        </w:rPr>
+        <w:t>Masalah</w:t>
+      </w:r>
+      <w:proofErr w:type="spellEnd"/>
+    </w:p>
+    <w:p>
+      <w:pPr>
+        <w:pStyle w:val="ListParagraph"/>
+        <w:widowControl w:val="0"/>
+        <w:numPr>
+          <w:ilvl w:val="1"/>
+          <w:numId w:val="1"/>
+        </w:numPr>
+        <w:tabs>
+          <w:tab w:val="left" w:leader="dot" w:pos="8222"/>
+          <w:tab w:val="right" w:pos="8788"/>
+        </w:tabs>
+        <w:autoSpaceDE w:val="0"/>
+        <w:autoSpaceDN w:val="0"/>
+        <w:adjustRightInd w:val="0"/>
+        <w:spacing w:after="0" w:line="360" w:lineRule="auto"/>
+        <w:ind w:left="1560" w:hanging="567"/>
+        <w:rPr>
+          <w:rFonts w:ascii="Times New Roman" w:hAnsi="Times New Roman"/>
+          <w:color w:val="000000"/>
+          <w:sz w:val="24"/>
+          <w:szCs w:val="24"/>
+          <w:lang w:val="en-US"/>
+        </w:rPr>
+      </w:pPr>
+      <w:proofErr w:type="spellStart"/>
+      <w:r>
+        <w:rPr>
+          <w:rFonts w:ascii="Times New Roman" w:hAnsi="Times New Roman"/>
+          <w:color w:val="000000"/>
+          <w:sz w:val="24"/>
+          <w:szCs w:val="24"/>
+          <w:lang w:val="en-US"/>
+        </w:rPr>
+        <w:t>Manfaat</w:t>
+      </w:r>
+      <w:proofErr w:type="spellEnd"/>
+      <w:r>
+        <w:rPr>
+          <w:rFonts w:ascii="Times New Roman" w:hAnsi="Times New Roman"/>
+          <w:color w:val="000000"/>
+          <w:sz w:val="24"/>
+          <w:szCs w:val="24"/>
+          <w:lang w:val="en-US"/>
+        </w:rPr>
+        <w:t xml:space="preserve"> </w:t>
+      </w:r>
+      <w:proofErr w:type="spellStart"/>
+      <w:r>
+        <w:rPr>
+          <w:rFonts w:ascii="Times New Roman" w:hAnsi="Times New Roman"/>
+          <w:color w:val="000000"/>
+          <w:sz w:val="24"/>
+          <w:szCs w:val="24"/>
+          <w:lang w:val="en-US"/>
+        </w:rPr>
+        <w:t>Penelitian</w:t>
+      </w:r>
+      <w:proofErr w:type="spellEnd"/>
+    </w:p>
+    <w:p>
+      <w:pPr>
+        <w:widowControl w:val="0"/>
+        <w:tabs>
+          <w:tab w:val="left" w:pos="993"/>
+          <w:tab w:val="left" w:leader="dot" w:pos="8222"/>
+          <w:tab w:val="right" w:pos="8788"/>
+        </w:tabs>
+        <w:autoSpaceDE w:val="0"/>
+        <w:autoSpaceDN w:val="0"/>
+        <w:adjustRightInd w:val="0"/>
+        <w:spacing w:before="240" w:after="0" w:line="360" w:lineRule="auto"/>
+        <w:rPr>
+          <w:rFonts w:ascii="Times New Roman" w:hAnsi="Times New Roman"/>
+          <w:b/>
+          <w:bCs/>
+          <w:color w:val="000000"/>
+          <w:sz w:val="24"/>
+          <w:szCs w:val="24"/>
+          <w:lang w:val="en-US"/>
+        </w:rPr>
+      </w:pPr>
+      <w:r>
+        <w:rPr>
+          <w:rFonts w:ascii="Times New Roman" w:hAnsi="Times New Roman"/>
+          <w:b/>
+          <w:bCs/>
+          <w:color w:val="000000"/>
+          <w:sz w:val="24"/>
+          <w:szCs w:val="24"/>
+          <w:lang w:val="en-US"/>
+        </w:rPr>
+        <w:t>BAB II</w:t>
+      </w:r>
+      <w:r>
+        <w:rPr>
+          <w:rFonts w:ascii="Times New Roman" w:hAnsi="Times New Roman"/>
+          <w:b/>
+          <w:bCs/>
+          <w:color w:val="000000"/>
+          <w:sz w:val="24"/>
+          <w:szCs w:val="24"/>
+          <w:lang w:val="en-US"/>
+        </w:rPr>
+        <w:tab/>
+        <w:t>METODE PENELITIAN</w:t>
+      </w:r>
+    </w:p>
+    <w:p>
+      <w:pPr>
+        <w:pStyle w:val="ListParagraph"/>
+        <w:widowControl w:val="0"/>
+        <w:numPr>
+          <w:ilvl w:val="0"/>
+          <w:numId w:val="3"/>
+        </w:numPr>
+        <w:tabs>
+          <w:tab w:val="left" w:pos="993"/>
+          <w:tab w:val="left" w:leader="dot" w:pos="8222"/>
+          <w:tab w:val="right" w:pos="8788"/>
+        </w:tabs>
+        <w:autoSpaceDE w:val="0"/>
+        <w:autoSpaceDN w:val="0"/>
+        <w:adjustRightInd w:val="0"/>
+        <w:spacing w:after="0" w:line="360" w:lineRule="auto"/>
+        <w:rPr>
+          <w:rFonts w:ascii="Times New Roman" w:hAnsi="Times New Roman"/>
+          <w:vanish/>
+          <w:color w:val="000000"/>
+          <w:sz w:val="24"/>
+          <w:szCs w:val="24"/>
+          <w:lang w:val="en-US"/>
+        </w:rPr>
+      </w:pPr>
+    </w:p>
+    <w:p>
+      <w:pPr>
+        <w:pStyle w:val="ListParagraph"/>
+        <w:widowControl w:val="0"/>
+        <w:numPr>
+          <w:ilvl w:val="0"/>
+          <w:numId w:val="3"/>
+        </w:numPr>
+        <w:tabs>
+          <w:tab w:val="left" w:pos="993"/>
+          <w:tab w:val="left" w:leader="dot" w:pos="8222"/>
+          <w:tab w:val="right" w:pos="8788"/>
+        </w:tabs>
+        <w:autoSpaceDE w:val="0"/>
+        <w:autoSpaceDN w:val="0"/>
+        <w:adjustRightInd w:val="0"/>
+        <w:spacing w:after="0" w:line="360" w:lineRule="auto"/>
+        <w:rPr>
+          <w:rFonts w:ascii="Times New Roman" w:hAnsi="Times New Roman"/>
+          <w:vanish/>
+          <w:color w:val="000000"/>
+          <w:sz w:val="24"/>
+          <w:szCs w:val="24"/>
+          <w:lang w:val="en-US"/>
+        </w:rPr>
+      </w:pPr>
+    </w:p>
+    <w:p>
+      <w:pPr>
+        <w:pStyle w:val="ListParagraph"/>
+        <w:widowControl w:val="0"/>
+        <w:numPr>
+          <w:ilvl w:val="1"/>
+          <w:numId w:val="3"/>
+        </w:numPr>
+        <w:tabs>
+          <w:tab w:val="left" w:leader="dot" w:pos="8222"/>
+          <w:tab w:val="right" w:pos="8788"/>
+        </w:tabs>
+        <w:autoSpaceDE w:val="0"/>
+        <w:autoSpaceDN w:val="0"/>
+        <w:adjustRightInd w:val="0"/>
+        <w:spacing w:after="0" w:line="360" w:lineRule="auto"/>
+        <w:ind w:left="1560" w:hanging="567"/>
+        <w:rPr>
+          <w:rFonts w:ascii="Times New Roman" w:hAnsi="Times New Roman"/>
+          <w:color w:val="000000"/>
+          <w:sz w:val="24"/>
+          <w:szCs w:val="24"/>
+          <w:lang w:val="en-US"/>
+        </w:rPr>
+      </w:pPr>
+      <w:proofErr w:type="spellStart"/>
+      <w:r>
+        <w:rPr>
+          <w:rFonts w:ascii="Times New Roman" w:hAnsi="Times New Roman"/>
+          <w:color w:val="000000"/>
+          <w:sz w:val="24"/>
+          <w:szCs w:val="24"/>
+          <w:lang w:val="en-US"/>
+        </w:rPr>
+        <w:t>Jenis</w:t>
+      </w:r>
+      <w:proofErr w:type="spellEnd"/>
+      <w:r>
+        <w:rPr>
+          <w:rFonts w:ascii="Times New Roman" w:hAnsi="Times New Roman"/>
+          <w:color w:val="000000"/>
+          <w:sz w:val="24"/>
+          <w:szCs w:val="24"/>
+          <w:lang w:val="en-US"/>
+        </w:rPr>
+        <w:t xml:space="preserve"> </w:t>
+      </w:r>
+      <w:proofErr w:type="spellStart"/>
+      <w:r>
+        <w:rPr>
+          <w:rFonts w:ascii="Times New Roman" w:hAnsi="Times New Roman"/>
+          <w:color w:val="000000"/>
+          <w:sz w:val="24"/>
+          <w:szCs w:val="24"/>
+          <w:lang w:val="en-US"/>
+        </w:rPr>
+        <w:t>Penelitian</w:t>
+      </w:r>
+      <w:proofErr w:type="spellEnd"/>
+    </w:p>
+    <w:p>
+      <w:pPr>
+        <w:pStyle w:val="ListParagraph"/>
+        <w:widowControl w:val="0"/>
+        <w:numPr>
+          <w:ilvl w:val="1"/>
+          <w:numId w:val="3"/>
+        </w:numPr>
+        <w:tabs>
+          <w:tab w:val="left" w:leader="dot" w:pos="8222"/>
+          <w:tab w:val="right" w:pos="8788"/>
+        </w:tabs>
+        <w:autoSpaceDE w:val="0"/>
+        <w:autoSpaceDN w:val="0"/>
+        <w:adjustRightInd w:val="0"/>
+        <w:spacing w:after="0" w:line="360" w:lineRule="auto"/>
+        <w:ind w:left="1560" w:hanging="567"/>
+        <w:rPr>
+          <w:rFonts w:ascii="Times New Roman" w:hAnsi="Times New Roman"/>
+          <w:color w:val="000000"/>
+          <w:sz w:val="24"/>
+          <w:szCs w:val="24"/>
+          <w:lang w:val="en-US"/>
+        </w:rPr>
+      </w:pPr>
+      <w:proofErr w:type="spellStart"/>
+      <w:r>
+        <w:rPr>
+          <w:rFonts w:ascii="Times New Roman" w:hAnsi="Times New Roman"/>
+          <w:color w:val="000000"/>
+          <w:sz w:val="24"/>
+          <w:szCs w:val="24"/>
+          <w:lang w:val="en-US"/>
+        </w:rPr>
+        <w:t>Tahapan</w:t>
+      </w:r>
+      <w:proofErr w:type="spellEnd"/>
+      <w:r>
+        <w:rPr>
+          <w:rFonts w:ascii="Times New Roman" w:hAnsi="Times New Roman"/>
+          <w:color w:val="000000"/>
+          <w:sz w:val="24"/>
+          <w:szCs w:val="24"/>
+          <w:lang w:val="en-US"/>
+        </w:rPr>
+        <w:t xml:space="preserve"> </w:t>
+      </w:r>
+      <w:proofErr w:type="spellStart"/>
+      <w:r>
+        <w:rPr>
+          <w:rFonts w:ascii="Times New Roman" w:hAnsi="Times New Roman"/>
+          <w:color w:val="000000"/>
+          <w:sz w:val="24"/>
+          <w:szCs w:val="24"/>
+          <w:lang w:val="en-US"/>
+        </w:rPr>
+        <w:t>Penelitian</w:t>
+      </w:r>
+      <w:proofErr w:type="spellEnd"/>
+    </w:p>
+    <w:p>
+      <w:pPr>
+        <w:pStyle w:val="ListParagraph"/>
+        <w:widowControl w:val="0"/>
+        <w:numPr>
+          <w:ilvl w:val="1"/>
+          <w:numId w:val="3"/>
+        </w:numPr>
+        <w:tabs>
+          <w:tab w:val="left" w:leader="dot" w:pos="8222"/>
+          <w:tab w:val="right" w:pos="8788"/>
+        </w:tabs>
+        <w:autoSpaceDE w:val="0"/>
+        <w:autoSpaceDN w:val="0"/>
+        <w:adjustRightInd w:val="0"/>
+        <w:spacing w:after="0" w:line="360" w:lineRule="auto"/>
+        <w:ind w:left="1560" w:hanging="567"/>
+        <w:rPr>
+          <w:rFonts w:ascii="Times New Roman" w:hAnsi="Times New Roman"/>
+          <w:color w:val="000000"/>
+          <w:sz w:val="24"/>
+          <w:szCs w:val="24"/>
+          <w:lang w:val="en-US"/>
+        </w:rPr>
+      </w:pPr>
+      <w:proofErr w:type="spellStart"/>
+      <w:r>
+        <w:rPr>
+          <w:rFonts w:ascii="Times New Roman" w:hAnsi="Times New Roman"/>
+          <w:color w:val="000000"/>
+          <w:sz w:val="24"/>
+          <w:szCs w:val="24"/>
+          <w:lang w:val="en-US"/>
+        </w:rPr>
+        <w:t>Jenis</w:t>
+      </w:r>
+      <w:proofErr w:type="spellEnd"/>
+      <w:r>
+        <w:rPr>
+          <w:rFonts w:ascii="Times New Roman" w:hAnsi="Times New Roman"/>
+          <w:color w:val="000000"/>
+          <w:sz w:val="24"/>
+          <w:szCs w:val="24"/>
+          <w:lang w:val="en-US"/>
+        </w:rPr>
+        <w:t xml:space="preserve"> dan </w:t>
+      </w:r>
+      <w:proofErr w:type="spellStart"/>
+      <w:r>
+        <w:rPr>
+          <w:rFonts w:ascii="Times New Roman" w:hAnsi="Times New Roman"/>
+          <w:color w:val="000000"/>
+          <w:sz w:val="24"/>
+          <w:szCs w:val="24"/>
+          <w:lang w:val="en-US"/>
+        </w:rPr>
+        <w:t>Metode</w:t>
+      </w:r>
+      <w:proofErr w:type="spellEnd"/>
+      <w:r>
+        <w:rPr>
+          <w:rFonts w:ascii="Times New Roman" w:hAnsi="Times New Roman"/>
+          <w:color w:val="000000"/>
+          <w:sz w:val="24"/>
+          <w:szCs w:val="24"/>
+          <w:lang w:val="en-US"/>
+        </w:rPr>
+        <w:t xml:space="preserve"> </w:t>
+      </w:r>
+      <w:proofErr w:type="spellStart"/>
+      <w:r>
+        <w:rPr>
+          <w:rFonts w:ascii="Times New Roman" w:hAnsi="Times New Roman"/>
+          <w:color w:val="000000"/>
+          <w:sz w:val="24"/>
+          <w:szCs w:val="24"/>
+          <w:lang w:val="en-US"/>
+        </w:rPr>
+        <w:t>Pengumpulan</w:t>
+      </w:r>
+      <w:proofErr w:type="spellEnd"/>
+      <w:r>
+        <w:rPr>
+          <w:rFonts w:ascii="Times New Roman" w:hAnsi="Times New Roman"/>
+          <w:color w:val="000000"/>
+          <w:sz w:val="24"/>
+          <w:szCs w:val="24"/>
+          <w:lang w:val="en-US"/>
+        </w:rPr>
+        <w:t xml:space="preserve"> Data</w:t>
+      </w:r>
+    </w:p>
+    <w:p>
+      <w:pPr>
+        <w:pStyle w:val="ListParagraph"/>
+        <w:widowControl w:val="0"/>
+        <w:numPr>
+          <w:ilvl w:val="1"/>
+          <w:numId w:val="3"/>
+        </w:numPr>
+        <w:tabs>
+          <w:tab w:val="left" w:leader="dot" w:pos="8222"/>
+          <w:tab w:val="right" w:pos="8788"/>
+        </w:tabs>
+        <w:autoSpaceDE w:val="0"/>
+        <w:autoSpaceDN w:val="0"/>
+        <w:adjustRightInd w:val="0"/>
+        <w:spacing w:after="0" w:line="360" w:lineRule="auto"/>
+        <w:ind w:left="1560" w:hanging="567"/>
+        <w:rPr>
+          <w:rFonts w:ascii="Times New Roman" w:hAnsi="Times New Roman"/>
+          <w:color w:val="000000"/>
+          <w:sz w:val="24"/>
+          <w:szCs w:val="24"/>
+          <w:lang w:val="en-US"/>
+        </w:rPr>
+      </w:pPr>
+      <w:r>
+        <w:rPr>
+          <w:rFonts w:ascii="Times New Roman" w:hAnsi="Times New Roman"/>
+          <w:color w:val="000000"/>
+          <w:sz w:val="24"/>
+          <w:szCs w:val="24"/>
+          <w:lang w:val="en-US"/>
+        </w:rPr>
+        <w:t>Analisa Data</w:t>
+      </w:r>
+    </w:p>
+    <w:p>
+      <w:pPr>
+        <w:widowControl w:val="0"/>
+        <w:tabs>
+          <w:tab w:val="left" w:pos="993"/>
+          <w:tab w:val="left" w:leader="dot" w:pos="8222"/>
+          <w:tab w:val="right" w:pos="8788"/>
+        </w:tabs>
+        <w:autoSpaceDE w:val="0"/>
+        <w:autoSpaceDN w:val="0"/>
+        <w:adjustRightInd w:val="0"/>
+        <w:spacing w:before="240" w:after="0" w:line="360" w:lineRule="auto"/>
+        <w:rPr>
+          <w:rFonts w:ascii="Times New Roman" w:hAnsi="Times New Roman"/>
+          <w:b/>
+          <w:bCs/>
+          <w:color w:val="000000"/>
+          <w:sz w:val="24"/>
+          <w:szCs w:val="24"/>
+          <w:lang w:val="en-US"/>
+        </w:rPr>
+      </w:pPr>
+      <w:r>
+        <w:rPr>
+          <w:rFonts w:ascii="Times New Roman" w:hAnsi="Times New Roman"/>
+          <w:b/>
+          <w:bCs/>
+          <w:color w:val="000000"/>
+          <w:sz w:val="24"/>
+          <w:szCs w:val="24"/>
+          <w:lang w:val="en-US"/>
+        </w:rPr>
+        <w:t>BAB III</w:t>
+      </w:r>
+      <w:r>
+        <w:rPr>
+          <w:rFonts w:ascii="Times New Roman" w:hAnsi="Times New Roman"/>
+          <w:b/>
+          <w:bCs/>
+          <w:color w:val="000000"/>
+          <w:sz w:val="24"/>
+          <w:szCs w:val="24"/>
+          <w:lang w:val="en-US"/>
+        </w:rPr>
+        <w:tab/>
+        <w:t>TINJAUAN PUSTAKA</w:t>
+      </w:r>
+    </w:p>
+    <w:p>
+      <w:pPr>
+        <w:pStyle w:val="ListParagraph"/>
+        <w:widowControl w:val="0"/>
+        <w:numPr>
+          <w:ilvl w:val="0"/>
+          <w:numId w:val="4"/>
+        </w:numPr>
+        <w:tabs>
+          <w:tab w:val="left" w:pos="993"/>
+          <w:tab w:val="left" w:leader="dot" w:pos="8222"/>
+          <w:tab w:val="right" w:pos="8788"/>
+        </w:tabs>
+        <w:autoSpaceDE w:val="0"/>
+        <w:autoSpaceDN w:val="0"/>
+        <w:adjustRightInd w:val="0"/>
+        <w:spacing w:after="0" w:line="360" w:lineRule="auto"/>
+        <w:rPr>
+          <w:rFonts w:ascii="Times New Roman" w:hAnsi="Times New Roman"/>
+          <w:vanish/>
+          <w:color w:val="000000"/>
+          <w:sz w:val="24"/>
+          <w:szCs w:val="24"/>
+          <w:lang w:val="en-US"/>
+        </w:rPr>
+      </w:pPr>
+    </w:p>
+    <w:p>
+      <w:pPr>
+        <w:pStyle w:val="ListParagraph"/>
+        <w:widowControl w:val="0"/>
+        <w:numPr>
+          <w:ilvl w:val="0"/>
+          <w:numId w:val="4"/>
+        </w:numPr>
+        <w:tabs>
+          <w:tab w:val="left" w:pos="993"/>
+          <w:tab w:val="left" w:leader="dot" w:pos="8222"/>
+          <w:tab w:val="right" w:pos="8788"/>
+        </w:tabs>
+        <w:autoSpaceDE w:val="0"/>
+        <w:autoSpaceDN w:val="0"/>
+        <w:adjustRightInd w:val="0"/>
+        <w:spacing w:after="0" w:line="360" w:lineRule="auto"/>
+        <w:rPr>
+          <w:rFonts w:ascii="Times New Roman" w:hAnsi="Times New Roman"/>
+          <w:vanish/>
+          <w:color w:val="000000"/>
+          <w:sz w:val="24"/>
+          <w:szCs w:val="24"/>
+          <w:lang w:val="en-US"/>
+        </w:rPr>
+      </w:pPr>
+    </w:p>
+    <w:p>
+      <w:pPr>
+        <w:pStyle w:val="ListParagraph"/>
+        <w:widowControl w:val="0"/>
+        <w:numPr>
+          <w:ilvl w:val="0"/>
+          <w:numId w:val="4"/>
+        </w:numPr>
+        <w:tabs>
+          <w:tab w:val="left" w:pos="993"/>
+          <w:tab w:val="left" w:leader="dot" w:pos="8222"/>
+          <w:tab w:val="right" w:pos="8788"/>
+        </w:tabs>
+        <w:autoSpaceDE w:val="0"/>
+        <w:autoSpaceDN w:val="0"/>
+        <w:adjustRightInd w:val="0"/>
+        <w:spacing w:after="0" w:line="360" w:lineRule="auto"/>
+        <w:rPr>
+          <w:rFonts w:ascii="Times New Roman" w:hAnsi="Times New Roman"/>
+          <w:vanish/>
+          <w:color w:val="000000"/>
+          <w:sz w:val="24"/>
+          <w:szCs w:val="24"/>
+          <w:lang w:val="en-US"/>
+        </w:rPr>
+      </w:pPr>
+    </w:p>
+    <w:p>
+      <w:pPr>
+        <w:pStyle w:val="ListParagraph"/>
+        <w:widowControl w:val="0"/>
+        <w:numPr>
+          <w:ilvl w:val="1"/>
+          <w:numId w:val="4"/>
+        </w:numPr>
+        <w:tabs>
+          <w:tab w:val="left" w:leader="dot" w:pos="8222"/>
+          <w:tab w:val="right" w:pos="8788"/>
+        </w:tabs>
+        <w:autoSpaceDE w:val="0"/>
+        <w:autoSpaceDN w:val="0"/>
+        <w:adjustRightInd w:val="0"/>
+        <w:spacing w:after="0" w:line="360" w:lineRule="auto"/>
+        <w:ind w:left="1560" w:hanging="567"/>
+        <w:rPr>
+          <w:rFonts w:ascii="Times New Roman" w:hAnsi="Times New Roman"/>
+          <w:color w:val="000000"/>
+          <w:sz w:val="24"/>
+          <w:szCs w:val="24"/>
+          <w:lang w:val="en-US"/>
+        </w:rPr>
+      </w:pPr>
+      <w:proofErr w:type="spellStart"/>
+      <w:r>
+        <w:rPr>
+          <w:rFonts w:ascii="Times New Roman" w:hAnsi="Times New Roman"/>
+          <w:color w:val="000000"/>
+          <w:sz w:val="24"/>
+          <w:szCs w:val="24"/>
+          <w:lang w:val="en-US"/>
+        </w:rPr>
+        <w:t>Penelitian</w:t>
+      </w:r>
+      <w:proofErr w:type="spellEnd"/>
+      <w:r>
+        <w:rPr>
+          <w:rFonts w:ascii="Times New Roman" w:hAnsi="Times New Roman"/>
+          <w:color w:val="000000"/>
+          <w:sz w:val="24"/>
+          <w:szCs w:val="24"/>
+          <w:lang w:val="en-US"/>
+        </w:rPr>
+        <w:t xml:space="preserve"> </w:t>
+      </w:r>
+      <w:proofErr w:type="spellStart"/>
+      <w:r>
+        <w:rPr>
+          <w:rFonts w:ascii="Times New Roman" w:hAnsi="Times New Roman"/>
+          <w:color w:val="000000"/>
+          <w:sz w:val="24"/>
+          <w:szCs w:val="24"/>
+          <w:lang w:val="en-US"/>
+        </w:rPr>
+        <w:t>Terkait</w:t>
+      </w:r>
+      <w:proofErr w:type="spellEnd"/>
+    </w:p>
+    <w:p>
+      <w:pPr>
+        <w:pStyle w:val="ListParagraph"/>
+        <w:widowControl w:val="0"/>
+        <w:numPr>
+          <w:ilvl w:val="1"/>
+          <w:numId w:val="4"/>
+        </w:numPr>
+        <w:tabs>
+          <w:tab w:val="left" w:leader="dot" w:pos="8222"/>
+          <w:tab w:val="right" w:pos="8788"/>
+        </w:tabs>
+        <w:autoSpaceDE w:val="0"/>
+        <w:autoSpaceDN w:val="0"/>
+        <w:adjustRightInd w:val="0"/>
+        <w:spacing w:after="0" w:line="360" w:lineRule="auto"/>
+        <w:ind w:left="1560" w:hanging="567"/>
+        <w:rPr>
+          <w:rFonts w:ascii="Times New Roman" w:hAnsi="Times New Roman"/>
+          <w:color w:val="000000"/>
+          <w:sz w:val="24"/>
+          <w:szCs w:val="24"/>
+          <w:lang w:val="en-US"/>
+        </w:rPr>
+      </w:pPr>
+      <w:proofErr w:type="spellStart"/>
+      <w:r>
+        <w:rPr>
+          <w:rFonts w:ascii="Times New Roman" w:hAnsi="Times New Roman"/>
+          <w:color w:val="000000"/>
+          <w:sz w:val="24"/>
+          <w:szCs w:val="24"/>
+          <w:lang w:val="en-US"/>
+        </w:rPr>
+        <w:t>Teori</w:t>
+      </w:r>
+      <w:proofErr w:type="spellEnd"/>
+    </w:p>
+    <w:p>
+      <w:pPr>
+        <w:pStyle w:val="ListParagraph"/>
+        <w:widowControl w:val="0"/>
+        <w:numPr>
+          <w:ilvl w:val="1"/>
+          <w:numId w:val="4"/>
+        </w:numPr>
+        <w:tabs>
+          <w:tab w:val="left" w:leader="dot" w:pos="8222"/>
+          <w:tab w:val="right" w:pos="8788"/>
+        </w:tabs>
+        <w:autoSpaceDE w:val="0"/>
+        <w:autoSpaceDN w:val="0"/>
+        <w:adjustRightInd w:val="0"/>
+        <w:spacing w:after="0" w:line="360" w:lineRule="auto"/>
+        <w:ind w:left="1560" w:hanging="567"/>
+        <w:rPr>
+          <w:rFonts w:ascii="Times New Roman" w:hAnsi="Times New Roman"/>
+          <w:color w:val="000000"/>
+          <w:sz w:val="24"/>
+          <w:szCs w:val="24"/>
+          <w:lang w:val="en-US"/>
+        </w:rPr>
+      </w:pPr>
+      <w:proofErr w:type="spellStart"/>
+      <w:r>
+        <w:rPr>
+          <w:rFonts w:ascii="Times New Roman" w:hAnsi="Times New Roman"/>
+          <w:color w:val="000000"/>
+          <w:sz w:val="24"/>
+          <w:szCs w:val="24"/>
+          <w:lang w:val="en-US"/>
+        </w:rPr>
+        <w:t>Teori</w:t>
+      </w:r>
+      <w:proofErr w:type="spellEnd"/>
+      <w:r>
+        <w:rPr>
+          <w:rFonts w:ascii="Times New Roman" w:hAnsi="Times New Roman"/>
+          <w:color w:val="000000"/>
+          <w:sz w:val="24"/>
+          <w:szCs w:val="24"/>
+          <w:lang w:val="en-US"/>
+        </w:rPr>
+        <w:t xml:space="preserve"> 2</w:t>
+      </w:r>
+    </w:p>
+    <w:p>
+      <w:pPr>
+        <w:pStyle w:val="ListParagraph"/>
+        <w:widowControl w:val="0"/>
+        <w:numPr>
+          <w:ilvl w:val="1"/>
+          <w:numId w:val="4"/>
+        </w:numPr>
+        <w:tabs>
+          <w:tab w:val="left" w:leader="dot" w:pos="8222"/>
+          <w:tab w:val="right" w:pos="8788"/>
+        </w:tabs>
+        <w:autoSpaceDE w:val="0"/>
+        <w:autoSpaceDN w:val="0"/>
+        <w:adjustRightInd w:val="0"/>
+        <w:spacing w:after="0" w:line="360" w:lineRule="auto"/>
+        <w:ind w:left="1560" w:hanging="567"/>
+        <w:rPr>
+          <w:rFonts w:ascii="Times New Roman" w:hAnsi="Times New Roman"/>
+          <w:color w:val="000000"/>
+          <w:sz w:val="24"/>
+          <w:szCs w:val="24"/>
+          <w:lang w:val="en-US"/>
+        </w:rPr>
+      </w:pPr>
+    </w:p>
+    <w:p>
+      <w:pPr>
+        <w:widowControl w:val="0"/>
+        <w:tabs>
+          <w:tab w:val="left" w:pos="993"/>
+          <w:tab w:val="left" w:leader="dot" w:pos="8222"/>
+          <w:tab w:val="right" w:pos="8788"/>
+        </w:tabs>
+        <w:autoSpaceDE w:val="0"/>
+        <w:autoSpaceDN w:val="0"/>
+        <w:adjustRightInd w:val="0"/>
+        <w:spacing w:before="240" w:after="0" w:line="360" w:lineRule="auto"/>
+        <w:rPr>
+          <w:rFonts w:ascii="Times New Roman" w:hAnsi="Times New Roman"/>
+          <w:b/>
+          <w:bCs/>
+          <w:color w:val="000000"/>
+          <w:sz w:val="24"/>
+          <w:szCs w:val="24"/>
+          <w:lang w:val="en-US"/>
+        </w:rPr>
+      </w:pPr>
+      <w:r>
+        <w:rPr>
+          <w:rFonts w:ascii="Times New Roman" w:hAnsi="Times New Roman"/>
+          <w:b/>
+          <w:bCs/>
+          <w:color w:val="000000"/>
+          <w:sz w:val="24"/>
+          <w:szCs w:val="24"/>
+          <w:lang w:val="en-US"/>
+        </w:rPr>
+        <w:t>BAB IV</w:t>
+      </w:r>
+      <w:r>
+        <w:rPr>
+          <w:rFonts w:ascii="Times New Roman" w:hAnsi="Times New Roman"/>
+          <w:b/>
+          <w:bCs/>
+          <w:color w:val="000000"/>
+          <w:sz w:val="24"/>
+          <w:szCs w:val="24"/>
+          <w:lang w:val="en-US"/>
+        </w:rPr>
+        <w:tab/>
+        <w:t>JADWAL PENELITIAN</w:t>
+      </w:r>
+    </w:p>
+    <w:p>
+      <w:pPr>
+        <w:widowControl w:val="0"/>
+        <w:tabs>
+          <w:tab w:val="left" w:pos="993"/>
+          <w:tab w:val="left" w:leader="dot" w:pos="8222"/>
+          <w:tab w:val="right" w:pos="8788"/>
+        </w:tabs>
+        <w:autoSpaceDE w:val="0"/>
+        <w:autoSpaceDN w:val="0"/>
+        <w:adjustRightInd w:val="0"/>
+        <w:spacing w:before="240" w:after="0" w:line="360" w:lineRule="auto"/>
+        <w:rPr>
+          <w:rFonts w:ascii="Times New Roman" w:hAnsi="Times New Roman"/>
+          <w:b/>
+          <w:bCs/>
+          <w:color w:val="000000"/>
+          <w:sz w:val="24"/>
+          <w:szCs w:val="24"/>
+          <w:lang w:val="en-US"/>
+        </w:rPr>
+      </w:pPr>
+      <w:r>
+        <w:rPr>
+          <w:rFonts w:ascii="Times New Roman" w:hAnsi="Times New Roman"/>
+          <w:b/>
+          <w:bCs/>
+          <w:color w:val="000000"/>
+          <w:sz w:val="24"/>
+          <w:szCs w:val="24"/>
+          <w:lang w:val="en-US"/>
+        </w:rPr>
+        <w:t>BAB V</w:t>
+      </w:r>
+      <w:r>
+        <w:rPr>
+          <w:rFonts w:ascii="Times New Roman" w:hAnsi="Times New Roman"/>
+          <w:b/>
+          <w:bCs/>
+          <w:color w:val="000000"/>
+          <w:sz w:val="24"/>
+          <w:szCs w:val="24"/>
+          <w:lang w:val="en-US"/>
+        </w:rPr>
+        <w:tab/>
+        <w:t>BIAYA PENELITIAN</w:t>
+      </w:r>
+    </w:p>
+    <w:p>
+      <w:pPr>
+        <w:widowControl w:val="0"/>
+        <w:tabs>
+          <w:tab w:val="left" w:leader="dot" w:pos="8222"/>
+          <w:tab w:val="right" w:pos="8788"/>
+        </w:tabs>
+        <w:autoSpaceDE w:val="0"/>
+        <w:autoSpaceDN w:val="0"/>
+        <w:adjustRightInd w:val="0"/>
+        <w:spacing w:before="240" w:after="0" w:line="360" w:lineRule="auto"/>
+        <w:rPr>
+          <w:rFonts w:ascii="Times New Roman" w:hAnsi="Times New Roman"/>
+          <w:b/>
+          <w:bCs/>
+          <w:color w:val="000000"/>
+          <w:sz w:val="24"/>
+          <w:szCs w:val="24"/>
+          <w:lang w:val="en-US"/>
+        </w:rPr>
+      </w:pPr>
+      <w:r>
+        <w:rPr>
+          <w:rFonts w:ascii="Times New Roman" w:hAnsi="Times New Roman"/>
+          <w:b/>
+          <w:bCs/>
+          <w:color w:val="000000"/>
+          <w:sz w:val="24"/>
+          <w:szCs w:val="24"/>
+          <w:lang w:val="en-US"/>
+        </w:rPr>
+        <w:t>DAFTAR PUSTAKA</w:t>
+      </w:r>
+    </w:p>
+    <w:p>
+      <w:pPr>
+        <w:widowControl w:val="0"/>
+        <w:tabs>
+          <w:tab w:val="left" w:leader="dot" w:pos="8222"/>
+          <w:tab w:val="right" w:pos="8788"/>
+        </w:tabs>
+        <w:autoSpaceDE w:val="0"/>
+        <w:autoSpaceDN w:val="0"/>
+        <w:adjustRightInd w:val="0"/>
+        <w:spacing w:after="0" w:line="360" w:lineRule="auto"/>
+        <w:rPr>
+          <w:rFonts w:ascii="Times New Roman" w:hAnsi="Times New Roman"/>
+          <w:b/>
+          <w:bCs/>
+          <w:color w:val="000000"/>
+          <w:sz w:val="24"/>
+          <w:szCs w:val="24"/>
+          <w:lang w:val="en-US"/>
+        </w:rPr>
+      </w:pPr>
+      <w:r>
+        <w:rPr>
+          <w:rFonts w:ascii="Times New Roman" w:hAnsi="Times New Roman"/>
+          <w:b/>
+          <w:bCs/>
+          <w:color w:val="000000"/>
+          <w:sz w:val="24"/>
+          <w:szCs w:val="24"/>
+          <w:lang w:val="en-US"/>
+        </w:rPr>
+        <w:lastRenderedPageBreak/>
+        <w:t>LAMPIRAN</w:t>
+      </w:r>
+    </w:p>
+    <w:p>
+      <w:pPr>
+        <w:spacing w:after="240" w:line="360" w:lineRule="auto"/>
+        <w:jc w:val="both"/>
+        <w:rPr>
+          <w:rFonts w:ascii="Times New Roman" w:hAnsi="Times New Roman"/>
+          <w:b/>
+          <w:bCs/>
+          <w:color w:val="000000"/>
+          <w:sz w:val="24"/>
+          <w:szCs w:val="24"/>
+          <w:lang w:val="en-US"/>
+        </w:rPr>
+      </w:pPr>
+      <w:r>
+        <w:rPr>
+          <w:rFonts w:ascii="Times New Roman" w:hAnsi="Times New Roman"/>
+          <w:b/>
+          <w:bCs/>
+          <w:color w:val="000000"/>
+          <w:sz w:val="24"/>
+          <w:szCs w:val="24"/>
+          <w:lang w:val="en-US"/>
+        </w:rPr>
+        <w:br w:type="page"/>
+      </w:r>
+    </w:p>
+    <w:p>
+      <w:pPr>
+        <w:widowControl w:val="0"/>
+        <w:tabs>
+          <w:tab w:val="left" w:leader="dot" w:pos="8222"/>
+          <w:tab w:val="right" w:pos="8788"/>
+        </w:tabs>
+        <w:autoSpaceDE w:val="0"/>
+        <w:autoSpaceDN w:val="0"/>
+        <w:adjustRightInd w:val="0"/>
+        <w:spacing w:after="0" w:line="360" w:lineRule="auto"/>
+        <w:jc w:val="center"/>
+        <w:rPr>
+          <w:rFonts w:ascii="Times New Roman" w:hAnsi="Times New Roman"/>
+          <w:b/>
+          <w:bCs/>
+          <w:color w:val="000000"/>
+          <w:sz w:val="24"/>
+          <w:szCs w:val="24"/>
+          <w:lang w:val="en-US"/>
+        </w:rPr>
+      </w:pPr>
+      <w:r>
+        <w:rPr>
+          <w:rFonts w:ascii="Times New Roman" w:hAnsi="Times New Roman"/>
+          <w:b/>
+          <w:bCs/>
+          <w:color w:val="000000"/>
+          <w:sz w:val="24"/>
+          <w:szCs w:val="24"/>
+          <w:lang w:val="en-US"/>
+        </w:rPr>
+        <w:lastRenderedPageBreak/>
+        <w:t>DAFTAR GAMBAR</w:t>
+      </w:r>
+    </w:p>
+    <w:p>
+      <w:pPr>
+        <w:widowControl w:val="0"/>
+        <w:tabs>
+          <w:tab w:val="right" w:pos="8788"/>
+        </w:tabs>
+        <w:autoSpaceDE w:val="0"/>
+        <w:autoSpaceDN w:val="0"/>
+        <w:adjustRightInd w:val="0"/>
+        <w:spacing w:after="0" w:line="360" w:lineRule="auto"/>
+        <w:rPr>
+          <w:rFonts w:ascii="Times New Roman" w:hAnsi="Times New Roman"/>
+          <w:b/>
+          <w:bCs/>
+          <w:color w:val="000000"/>
+          <w:sz w:val="24"/>
+          <w:szCs w:val="24"/>
+          <w:lang w:val="en-US"/>
+        </w:rPr>
+      </w:pPr>
+      <w:r>
+        <w:rPr>
+          <w:rFonts w:ascii="Times New Roman" w:hAnsi="Times New Roman"/>
+          <w:b/>
+          <w:bCs/>
+          <w:color w:val="000000"/>
+          <w:sz w:val="24"/>
+          <w:szCs w:val="24"/>
+          <w:lang w:val="en-US"/>
+        </w:rPr>
+        <w:tab/>
+        <w:t>HALAMAN</w:t>
+      </w:r>
+    </w:p>
+    <w:p>
+      <w:pPr>
+        <w:widowControl w:val="0"/>
+        <w:tabs>
+          <w:tab w:val="left" w:leader="dot" w:pos="8222"/>
+          <w:tab w:val="right" w:pos="8788"/>
+        </w:tabs>
+        <w:autoSpaceDE w:val="0"/>
+        <w:autoSpaceDN w:val="0"/>
+        <w:adjustRightInd w:val="0"/>
+        <w:spacing w:after="0" w:line="360" w:lineRule="auto"/>
+        <w:rPr>
+          <w:rFonts w:ascii="Times New Roman" w:hAnsi="Times New Roman"/>
+          <w:b/>
+          <w:bCs/>
+          <w:color w:val="000000"/>
+          <w:sz w:val="24"/>
+          <w:szCs w:val="24"/>
+          <w:lang w:val="en-US"/>
+        </w:rPr>
+      </w:pPr>
+      <w:r>
+        <w:rPr>
+          <w:rFonts w:ascii="Times New Roman" w:hAnsi="Times New Roman"/>
+          <w:b/>
+          <w:bCs/>
+          <w:color w:val="000000"/>
+          <w:sz w:val="24"/>
+          <w:szCs w:val="24"/>
+          <w:lang w:val="en-US"/>
+        </w:rPr>
+        <w:t>GAMBAR 1.1. Mobil</w:t>
+      </w:r>
+      <w:r>
+        <w:rPr>
+          <w:rFonts w:ascii="Times New Roman" w:hAnsi="Times New Roman"/>
+          <w:b/>
+          <w:bCs/>
+          <w:color w:val="000000"/>
+          <w:sz w:val="24"/>
+          <w:szCs w:val="24"/>
+          <w:lang w:val="en-US"/>
+        </w:rPr>
+        <w:tab/>
+      </w:r>
+      <w:r>
+        <w:rPr>
+          <w:rFonts w:ascii="Times New Roman" w:hAnsi="Times New Roman"/>
+          <w:b/>
+          <w:bCs/>
+          <w:color w:val="000000"/>
+          <w:sz w:val="24"/>
+          <w:szCs w:val="24"/>
+          <w:lang w:val="en-US"/>
+        </w:rPr>
+        <w:tab/>
+        <w:t>I-5</w:t>
+      </w:r>
+    </w:p>
+    <w:p>
+      <w:pPr>
+        <w:spacing w:after="240" w:line="360" w:lineRule="auto"/>
+        <w:jc w:val="both"/>
+        <w:rPr>
+          <w:rFonts w:ascii="Times New Roman" w:hAnsi="Times New Roman"/>
+          <w:b/>
+          <w:bCs/>
+          <w:color w:val="000000"/>
+          <w:sz w:val="24"/>
+          <w:szCs w:val="24"/>
+          <w:lang w:val="en-US"/>
+        </w:rPr>
+      </w:pPr>
+      <w:r>
+        <w:rPr>
+          <w:rFonts w:ascii="Times New Roman" w:hAnsi="Times New Roman"/>
+          <w:b/>
+          <w:bCs/>
+          <w:color w:val="000000"/>
+          <w:sz w:val="24"/>
+          <w:szCs w:val="24"/>
+          <w:lang w:val="en-US"/>
+        </w:rPr>
+        <w:br w:type="page"/>
+      </w:r>
+    </w:p>
+    <w:p>
+      <w:pPr>
+        <w:widowControl w:val="0"/>
+        <w:tabs>
+          <w:tab w:val="left" w:leader="dot" w:pos="8222"/>
+          <w:tab w:val="right" w:pos="8788"/>
+        </w:tabs>
+        <w:autoSpaceDE w:val="0"/>
+        <w:autoSpaceDN w:val="0"/>
+        <w:adjustRightInd w:val="0"/>
+        <w:spacing w:after="0" w:line="360" w:lineRule="auto"/>
+        <w:jc w:val="center"/>
+        <w:rPr>
+          <w:rFonts w:ascii="Times New Roman" w:hAnsi="Times New Roman"/>
+          <w:b/>
+          <w:bCs/>
+          <w:color w:val="000000"/>
+          <w:sz w:val="24"/>
+          <w:szCs w:val="24"/>
+          <w:lang w:val="en-US"/>
+        </w:rPr>
+      </w:pPr>
+      <w:r>
+        <w:rPr>
+          <w:rFonts w:ascii="Times New Roman" w:hAnsi="Times New Roman"/>
+          <w:b/>
+          <w:bCs/>
+          <w:color w:val="000000"/>
+          <w:sz w:val="24"/>
+          <w:szCs w:val="24"/>
+          <w:lang w:val="en-US"/>
+        </w:rPr>
+        <w:lastRenderedPageBreak/>
+        <w:t>DAFTAR RUMUS</w:t>
+      </w:r>
+    </w:p>
+    <w:p>
+      <w:pPr>
+        <w:spacing w:after="240" w:line="360" w:lineRule="auto"/>
+        <w:jc w:val="both"/>
+        <w:rPr>
+          <w:rFonts w:ascii="Times New Roman" w:hAnsi="Times New Roman"/>
+          <w:b/>
+          <w:bCs/>
+          <w:color w:val="000000"/>
+          <w:sz w:val="24"/>
+          <w:szCs w:val="24"/>
+          <w:lang w:val="en-US"/>
+        </w:rPr>
+      </w:pPr>
+      <w:r>
+        <w:rPr>
+          <w:rFonts w:ascii="Times New Roman" w:hAnsi="Times New Roman"/>
+          <w:b/>
+          <w:bCs/>
+          <w:color w:val="000000"/>
+          <w:sz w:val="24"/>
+          <w:szCs w:val="24"/>
+          <w:lang w:val="en-US"/>
+        </w:rPr>
+        <w:br w:type="page"/>
+      </w:r>
+    </w:p>
+    <w:p>
+      <w:pPr>
+        <w:widowControl w:val="0"/>
+        <w:tabs>
+          <w:tab w:val="left" w:leader="dot" w:pos="8222"/>
+          <w:tab w:val="right" w:pos="8788"/>
+        </w:tabs>
+        <w:autoSpaceDE w:val="0"/>
+        <w:autoSpaceDN w:val="0"/>
+        <w:adjustRightInd w:val="0"/>
+        <w:spacing w:after="0" w:line="360" w:lineRule="auto"/>
+        <w:jc w:val="center"/>
+        <w:rPr>
+          <w:rFonts w:ascii="Times New Roman" w:hAnsi="Times New Roman"/>
+          <w:b/>
+          <w:bCs/>
+          <w:color w:val="000000"/>
+          <w:sz w:val="24"/>
+          <w:szCs w:val="24"/>
+          <w:lang w:val="en-US"/>
+        </w:rPr>
+      </w:pPr>
+      <w:r>
+        <w:rPr>
+          <w:rFonts w:ascii="Times New Roman" w:hAnsi="Times New Roman"/>
+          <w:b/>
+          <w:bCs/>
+          <w:color w:val="000000"/>
+          <w:sz w:val="24"/>
+          <w:szCs w:val="24"/>
+          <w:lang w:val="en-US"/>
+        </w:rPr>
+        <w:lastRenderedPageBreak/>
+        <w:t>DAFTAR LAMBANG/NOTASI</w:t>
+      </w:r>
+    </w:p>
+    <w:p>
+      <w:pPr>
+        <w:spacing w:after="240" w:line="360" w:lineRule="auto"/>
+        <w:jc w:val="both"/>
+        <w:rPr>
+          <w:rFonts w:ascii="Times New Roman" w:hAnsi="Times New Roman"/>
+          <w:b/>
+          <w:bCs/>
+          <w:color w:val="000000"/>
+          <w:sz w:val="24"/>
+          <w:szCs w:val="24"/>
+          <w:lang w:val="en-US"/>
+        </w:rPr>
+      </w:pPr>
+      <w:r>
+        <w:rPr>
+          <w:rFonts w:ascii="Times New Roman" w:hAnsi="Times New Roman"/>
+          <w:b/>
+          <w:bCs/>
+          <w:color w:val="000000"/>
+          <w:sz w:val="24"/>
+          <w:szCs w:val="24"/>
+          <w:lang w:val="en-US"/>
+        </w:rPr>
+        <w:br w:type="page"/>
+      </w:r>
+    </w:p>
+    <w:p>
+      <w:pPr>
+        <w:widowControl w:val="0"/>
+        <w:tabs>
+          <w:tab w:val="left" w:leader="dot" w:pos="8222"/>
+          <w:tab w:val="right" w:pos="8788"/>
+        </w:tabs>
+        <w:autoSpaceDE w:val="0"/>
+        <w:autoSpaceDN w:val="0"/>
+        <w:adjustRightInd w:val="0"/>
+        <w:spacing w:after="0" w:line="360" w:lineRule="auto"/>
+        <w:jc w:val="center"/>
+        <w:rPr>
+          <w:rFonts w:ascii="Times New Roman" w:hAnsi="Times New Roman"/>
+          <w:b/>
+          <w:bCs/>
+          <w:color w:val="000000"/>
+          <w:sz w:val="24"/>
+          <w:szCs w:val="24"/>
+          <w:lang w:val="en-US"/>
+        </w:rPr>
+      </w:pPr>
+      <w:r>
+        <w:rPr>
+          <w:rFonts w:ascii="Times New Roman" w:hAnsi="Times New Roman"/>
+          <w:b/>
+          <w:bCs/>
+          <w:color w:val="000000"/>
+          <w:sz w:val="24"/>
+          <w:szCs w:val="24"/>
+          <w:lang w:val="en-US"/>
+        </w:rPr>
+        <w:lastRenderedPageBreak/>
+        <w:t>DAFTAR SINGKATAN</w:t>
+      </w:r>
+    </w:p>
+    <w:p>
+      <w:pPr>
+        <w:spacing w:after="240" w:line="360" w:lineRule="auto"/>
+        <w:jc w:val="both"/>
+        <w:rPr>
+          <w:rFonts w:ascii="Times New Roman" w:hAnsi="Times New Roman"/>
+          <w:b/>
+          <w:bCs/>
+          <w:color w:val="000000"/>
+          <w:sz w:val="24"/>
+          <w:szCs w:val="24"/>
+          <w:lang w:val="en-US"/>
+        </w:rPr>
+      </w:pPr>
+      <w:r>
+        <w:rPr>
+          <w:rFonts w:ascii="Times New Roman" w:hAnsi="Times New Roman"/>
+          <w:b/>
+          <w:bCs/>
+          <w:color w:val="000000"/>
+          <w:sz w:val="24"/>
+          <w:szCs w:val="24"/>
+          <w:lang w:val="en-US"/>
+        </w:rPr>
+        <w:br w:type="page"/>
+      </w:r>
+    </w:p>
+    <w:p>
+      <w:pPr>
+        <w:widowControl w:val="0"/>
+        <w:tabs>
+          <w:tab w:val="left" w:leader="dot" w:pos="8222"/>
+          <w:tab w:val="right" w:pos="8788"/>
+        </w:tabs>
+        <w:autoSpaceDE w:val="0"/>
+        <w:autoSpaceDN w:val="0"/>
+        <w:adjustRightInd w:val="0"/>
+        <w:spacing w:after="0" w:line="360" w:lineRule="auto"/>
+        <w:jc w:val="center"/>
+        <w:rPr>
+          <w:rFonts w:ascii="Times New Roman" w:hAnsi="Times New Roman"/>
+          <w:b/>
+          <w:bCs/>
+          <w:color w:val="000000"/>
+          <w:sz w:val="24"/>
+          <w:szCs w:val="24"/>
+          <w:lang w:val="en-US"/>
+        </w:rPr>
+      </w:pPr>
+      <w:bookmarkStart w:id="0" w:name="_GoBack"/>
+      <w:bookmarkEnd w:id="0"/>
+      <w:r>
+        <w:rPr>
+          <w:rFonts w:ascii="Times New Roman" w:hAnsi="Times New Roman"/>
+          <w:b/>
+          <w:bCs/>
+          <w:color w:val="000000"/>
+          <w:sz w:val="24"/>
+          <w:szCs w:val="24"/>
+          <w:lang w:val="en-US"/>
+        </w:rPr>
+        <w:lastRenderedPageBreak/>
+        <w:t>DAFTAR LAMPIRAN</w:t>
       </w:r>
     </w:p>
     <w:sectPr>
       <w:pgSz w:w="11907" w:h="16840" w:code="9"/>
       <w:pgMar w:top="1701" w:right="1418" w:bottom="1418" w:left="1701" w:header="709" w:footer="709" w:gutter="0"/>
+      <w:pgNumType w:fmt="lowerRoman" w:start="2"/>
       <w:cols w:space="708"/>
       <w:docGrid w:linePitch="360"/>
     </w:sectPr>
@@ -2348,8 +5830,600 @@
 </w:document>
 </file>
 
+<file path=word/endnotes.xml><?xml version="1.0" encoding="utf-8"?>
+<w:endnotes xmlns:wpc="http://schemas.microsoft.com/office/word/2010/wordprocessingCanvas" xmlns:cx="http://schemas.microsoft.com/office/drawing/2014/chartex" xmlns:cx1="http://schemas.microsoft.com/office/drawing/2015/9/8/chartex" xmlns:cx2="http://schemas.microsoft.com/office/drawing/2015/10/21/chartex" xmlns:cx3="http://schemas.microsoft.com/office/drawing/2016/5/9/chartex" xmlns:cx4="http://schemas.microsoft.com/office/drawing/2016/5/10/chartex" xmlns:cx5="http://schemas.microsoft.com/office/drawing/2016/5/11/chartex" xmlns:cx6="http://schemas.microsoft.com/office/drawing/2016/5/12/chartex" xmlns:cx7="http://schemas.microsoft.com/office/drawing/2016/5/13/chartex" xmlns:cx8="http://schemas.microsoft.com/office/drawing/2016/5/14/chartex" xmlns:mc="http://schemas.openxmlformats.org/markup-compatibility/2006" xmlns:aink="http://schemas.microsoft.com/office/drawing/2016/ink" xmlns:am3d="http://schemas.microsoft.com/office/drawing/2017/model3d" xmlns:o="urn:schemas-microsoft-com:office:office" xmlns:r="http://schemas.openxmlformats.org/officeDocument/2006/relationships" xmlns:m="http://schemas.openxmlformats.org/officeDocument/2006/math" xmlns:v="urn:schemas-microsoft-com:vml" xmlns:wp14="http://schemas.microsoft.com/office/word/2010/wordprocessingDrawing" xmlns:wp="http://schemas.openxmlformats.org/drawingml/2006/wordprocessingDrawing" xmlns:w10="urn:schemas-microsoft-com:office:word" xmlns:w="http://schemas.openxmlformats.org/wordprocessingml/2006/main" xmlns:w14="http://schemas.microsoft.com/office/word/2010/wordml" xmlns:w15="http://schemas.microsoft.com/office/word/2012/wordml" xmlns:w16cid="http://schemas.microsoft.com/office/word/2016/wordml/cid" xmlns:w16se="http://schemas.microsoft.com/office/word/2015/wordml/symex" xmlns:wpg="http://schemas.microsoft.com/office/word/2010/wordprocessingGroup" xmlns:wpi="http://schemas.microsoft.com/office/word/2010/wordprocessingInk" xmlns:wne="http://schemas.microsoft.com/office/word/2006/wordml" xmlns:wps="http://schemas.microsoft.com/office/word/2010/wordprocessingShape" mc:Ignorable="w14 w15 w16se w16cid wp14">
+  <w:endnote w:type="separator" w:id="-1">
+    <w:p>
+      <w:pPr>
+        <w:spacing w:after="0" w:line="240" w:lineRule="auto"/>
+      </w:pPr>
+      <w:r>
+        <w:separator/>
+      </w:r>
+    </w:p>
+  </w:endnote>
+  <w:endnote w:type="continuationSeparator" w:id="0">
+    <w:p>
+      <w:pPr>
+        <w:spacing w:after="0" w:line="240" w:lineRule="auto"/>
+      </w:pPr>
+      <w:r>
+        <w:continuationSeparator/>
+      </w:r>
+    </w:p>
+  </w:endnote>
+</w:endnotes>
+</file>
+
+<file path=word/footer1.xml><?xml version="1.0" encoding="utf-8"?>
+<w:ftr xmlns:wpc="http://schemas.microsoft.com/office/word/2010/wordprocessingCanvas" xmlns:cx="http://schemas.microsoft.com/office/drawing/2014/chartex" xmlns:cx1="http://schemas.microsoft.com/office/drawing/2015/9/8/chartex" xmlns:cx2="http://schemas.microsoft.com/office/drawing/2015/10/21/chartex" xmlns:cx3="http://schemas.microsoft.com/office/drawing/2016/5/9/chartex" xmlns:cx4="http://schemas.microsoft.com/office/drawing/2016/5/10/chartex" xmlns:cx5="http://schemas.microsoft.com/office/drawing/2016/5/11/chartex" xmlns:cx6="http://schemas.microsoft.com/office/drawing/2016/5/12/chartex" xmlns:cx7="http://schemas.microsoft.com/office/drawing/2016/5/13/chartex" xmlns:cx8="http://schemas.microsoft.com/office/drawing/2016/5/14/chartex" xmlns:mc="http://schemas.openxmlformats.org/markup-compatibility/2006" xmlns:aink="http://schemas.microsoft.com/office/drawing/2016/ink" xmlns:am3d="http://schemas.microsoft.com/office/drawing/2017/model3d" xmlns:o="urn:schemas-microsoft-com:office:office" xmlns:r="http://schemas.openxmlformats.org/officeDocument/2006/relationships" xmlns:m="http://schemas.openxmlformats.org/officeDocument/2006/math" xmlns:v="urn:schemas-microsoft-com:vml" xmlns:wp14="http://schemas.microsoft.com/office/word/2010/wordprocessingDrawing" xmlns:wp="http://schemas.openxmlformats.org/drawingml/2006/wordprocessingDrawing" xmlns:w10="urn:schemas-microsoft-com:office:word" xmlns:w="http://schemas.openxmlformats.org/wordprocessingml/2006/main" xmlns:w14="http://schemas.microsoft.com/office/word/2010/wordml" xmlns:w15="http://schemas.microsoft.com/office/word/2012/wordml" xmlns:w16cid="http://schemas.microsoft.com/office/word/2016/wordml/cid" xmlns:w16se="http://schemas.microsoft.com/office/word/2015/wordml/symex" xmlns:wpg="http://schemas.microsoft.com/office/word/2010/wordprocessingGroup" xmlns:wpi="http://schemas.microsoft.com/office/word/2010/wordprocessingInk" xmlns:wne="http://schemas.microsoft.com/office/word/2006/wordml" xmlns:wps="http://schemas.microsoft.com/office/word/2010/wordprocessingShape" mc:Ignorable="w14 w15 w16se w16cid wp14">
+  <w:sdt>
+    <w:sdtPr>
+      <w:rPr>
+        <w:rFonts w:ascii="Times New Roman" w:hAnsi="Times New Roman"/>
+      </w:rPr>
+      <w:id w:val="943959168"/>
+      <w:docPartObj>
+        <w:docPartGallery w:val="Page Numbers (Bottom of Page)"/>
+        <w:docPartUnique/>
+      </w:docPartObj>
+    </w:sdtPr>
+    <w:sdtEndPr>
+      <w:rPr>
+        <w:noProof/>
+      </w:rPr>
+    </w:sdtEndPr>
+    <w:sdtContent>
+      <w:p>
+        <w:pPr>
+          <w:pStyle w:val="Footer"/>
+          <w:jc w:val="right"/>
+          <w:rPr>
+            <w:rFonts w:ascii="Times New Roman" w:hAnsi="Times New Roman"/>
+          </w:rPr>
+        </w:pPr>
+        <w:r>
+          <w:rPr>
+            <w:rFonts w:ascii="Times New Roman" w:hAnsi="Times New Roman"/>
+          </w:rPr>
+          <w:fldChar w:fldCharType="begin"/>
+        </w:r>
+        <w:r>
+          <w:rPr>
+            <w:rFonts w:ascii="Times New Roman" w:hAnsi="Times New Roman"/>
+          </w:rPr>
+          <w:instrText xml:space="preserve"> PAGE   \* MERGEFORMAT </w:instrText>
+        </w:r>
+        <w:r>
+          <w:rPr>
+            <w:rFonts w:ascii="Times New Roman" w:hAnsi="Times New Roman"/>
+          </w:rPr>
+          <w:fldChar w:fldCharType="separate"/>
+        </w:r>
+        <w:r>
+          <w:rPr>
+            <w:rFonts w:ascii="Times New Roman" w:hAnsi="Times New Roman"/>
+            <w:noProof/>
+          </w:rPr>
+          <w:t>2</w:t>
+        </w:r>
+        <w:r>
+          <w:rPr>
+            <w:rFonts w:ascii="Times New Roman" w:hAnsi="Times New Roman"/>
+            <w:noProof/>
+          </w:rPr>
+          <w:fldChar w:fldCharType="end"/>
+        </w:r>
+      </w:p>
+    </w:sdtContent>
+  </w:sdt>
+  <w:p>
+    <w:pPr>
+      <w:pStyle w:val="Footer"/>
+      <w:rPr>
+        <w:rFonts w:ascii="Times New Roman" w:hAnsi="Times New Roman"/>
+      </w:rPr>
+    </w:pPr>
+  </w:p>
+</w:ftr>
+</file>
+
+<file path=word/footnotes.xml><?xml version="1.0" encoding="utf-8"?>
+<w:footnotes xmlns:wpc="http://schemas.microsoft.com/office/word/2010/wordprocessingCanvas" xmlns:cx="http://schemas.microsoft.com/office/drawing/2014/chartex" xmlns:cx1="http://schemas.microsoft.com/office/drawing/2015/9/8/chartex" xmlns:cx2="http://schemas.microsoft.com/office/drawing/2015/10/21/chartex" xmlns:cx3="http://schemas.microsoft.com/office/drawing/2016/5/9/chartex" xmlns:cx4="http://schemas.microsoft.com/office/drawing/2016/5/10/chartex" xmlns:cx5="http://schemas.microsoft.com/office/drawing/2016/5/11/chartex" xmlns:cx6="http://schemas.microsoft.com/office/drawing/2016/5/12/chartex" xmlns:cx7="http://schemas.microsoft.com/office/drawing/2016/5/13/chartex" xmlns:cx8="http://schemas.microsoft.com/office/drawing/2016/5/14/chartex" xmlns:mc="http://schemas.openxmlformats.org/markup-compatibility/2006" xmlns:aink="http://schemas.microsoft.com/office/drawing/2016/ink" xmlns:am3d="http://schemas.microsoft.com/office/drawing/2017/model3d" xmlns:o="urn:schemas-microsoft-com:office:office" xmlns:r="http://schemas.openxmlformats.org/officeDocument/2006/relationships" xmlns:m="http://schemas.openxmlformats.org/officeDocument/2006/math" xmlns:v="urn:schemas-microsoft-com:vml" xmlns:wp14="http://schemas.microsoft.com/office/word/2010/wordprocessingDrawing" xmlns:wp="http://schemas.openxmlformats.org/drawingml/2006/wordprocessingDrawing" xmlns:w10="urn:schemas-microsoft-com:office:word" xmlns:w="http://schemas.openxmlformats.org/wordprocessingml/2006/main" xmlns:w14="http://schemas.microsoft.com/office/word/2010/wordml" xmlns:w15="http://schemas.microsoft.com/office/word/2012/wordml" xmlns:w16cid="http://schemas.microsoft.com/office/word/2016/wordml/cid" xmlns:w16se="http://schemas.microsoft.com/office/word/2015/wordml/symex" xmlns:wpg="http://schemas.microsoft.com/office/word/2010/wordprocessingGroup" xmlns:wpi="http://schemas.microsoft.com/office/word/2010/wordprocessingInk" xmlns:wne="http://schemas.microsoft.com/office/word/2006/wordml" xmlns:wps="http://schemas.microsoft.com/office/word/2010/wordprocessingShape" mc:Ignorable="w14 w15 w16se w16cid wp14">
+  <w:footnote w:type="separator" w:id="-1">
+    <w:p>
+      <w:pPr>
+        <w:spacing w:after="0" w:line="240" w:lineRule="auto"/>
+      </w:pPr>
+      <w:r>
+        <w:separator/>
+      </w:r>
+    </w:p>
+  </w:footnote>
+  <w:footnote w:type="continuationSeparator" w:id="0">
+    <w:p>
+      <w:pPr>
+        <w:spacing w:after="0" w:line="240" w:lineRule="auto"/>
+      </w:pPr>
+      <w:r>
+        <w:continuationSeparator/>
+      </w:r>
+    </w:p>
+  </w:footnote>
+</w:footnotes>
+</file>
+
+<file path=word/numbering.xml><?xml version="1.0" encoding="utf-8"?>
+<w:numbering xmlns:wpc="http://schemas.microsoft.com/office/word/2010/wordprocessingCanvas" xmlns:cx="http://schemas.microsoft.com/office/drawing/2014/chartex" xmlns:cx1="http://schemas.microsoft.com/office/drawing/2015/9/8/chartex" xmlns:cx2="http://schemas.microsoft.com/office/drawing/2015/10/21/chartex" xmlns:cx3="http://schemas.microsoft.com/office/drawing/2016/5/9/chartex" xmlns:cx4="http://schemas.microsoft.com/office/drawing/2016/5/10/chartex" xmlns:cx5="http://schemas.microsoft.com/office/drawing/2016/5/11/chartex" xmlns:cx6="http://schemas.microsoft.com/office/drawing/2016/5/12/chartex" xmlns:cx7="http://schemas.microsoft.com/office/drawing/2016/5/13/chartex" xmlns:cx8="http://schemas.microsoft.com/office/drawing/2016/5/14/chartex" xmlns:mc="http://schemas.openxmlformats.org/markup-compatibility/2006" xmlns:aink="http://schemas.microsoft.com/office/drawing/2016/ink" xmlns:am3d="http://schemas.microsoft.com/office/drawing/2017/model3d" xmlns:o="urn:schemas-microsoft-com:office:office" xmlns:r="http://schemas.openxmlformats.org/officeDocument/2006/relationships" xmlns:m="http://schemas.openxmlformats.org/officeDocument/2006/math" xmlns:v="urn:schemas-microsoft-com:vml" xmlns:wp14="http://schemas.microsoft.com/office/word/2010/wordprocessingDrawing" xmlns:wp="http://schemas.openxmlformats.org/drawingml/2006/wordprocessingDrawing" xmlns:w10="urn:schemas-microsoft-com:office:word" xmlns:w="http://schemas.openxmlformats.org/wordprocessingml/2006/main" xmlns:w14="http://schemas.microsoft.com/office/word/2010/wordml" xmlns:w15="http://schemas.microsoft.com/office/word/2012/wordml" xmlns:w16cid="http://schemas.microsoft.com/office/word/2016/wordml/cid" xmlns:w16se="http://schemas.microsoft.com/office/word/2015/wordml/symex" xmlns:wpg="http://schemas.microsoft.com/office/word/2010/wordprocessingGroup" xmlns:wpi="http://schemas.microsoft.com/office/word/2010/wordprocessingInk" xmlns:wne="http://schemas.microsoft.com/office/word/2006/wordml" xmlns:wps="http://schemas.microsoft.com/office/word/2010/wordprocessingShape" mc:Ignorable="w14 w15 w16se w16cid wp14">
+  <w:abstractNum w:abstractNumId="0" w15:restartNumberingAfterBreak="0">
+    <w:nsid w:val="32D13A6C"/>
+    <w:multiLevelType w:val="multilevel"/>
+    <w:tmpl w:val="025A7F32"/>
+    <w:lvl w:ilvl="0">
+      <w:start w:val="1"/>
+      <w:numFmt w:val="decimal"/>
+      <w:lvlText w:val="%1."/>
+      <w:lvlJc w:val="left"/>
+      <w:pPr>
+        <w:ind w:left="360" w:hanging="360"/>
+      </w:pPr>
+      <w:rPr>
+        <w:rFonts w:hint="default"/>
+      </w:rPr>
+    </w:lvl>
+    <w:lvl w:ilvl="1">
+      <w:start w:val="1"/>
+      <w:numFmt w:val="decimal"/>
+      <w:lvlText w:val="%1.%2."/>
+      <w:lvlJc w:val="left"/>
+      <w:pPr>
+        <w:ind w:left="360" w:hanging="360"/>
+      </w:pPr>
+      <w:rPr>
+        <w:rFonts w:hint="default"/>
+      </w:rPr>
+    </w:lvl>
+    <w:lvl w:ilvl="2">
+      <w:start w:val="1"/>
+      <w:numFmt w:val="decimal"/>
+      <w:lvlText w:val="%1.%2.%3."/>
+      <w:lvlJc w:val="left"/>
+      <w:pPr>
+        <w:ind w:left="720" w:hanging="720"/>
+      </w:pPr>
+      <w:rPr>
+        <w:rFonts w:hint="default"/>
+      </w:rPr>
+    </w:lvl>
+    <w:lvl w:ilvl="3">
+      <w:start w:val="1"/>
+      <w:numFmt w:val="decimal"/>
+      <w:lvlText w:val="%1.%2.%3.%4."/>
+      <w:lvlJc w:val="left"/>
+      <w:pPr>
+        <w:ind w:left="720" w:hanging="720"/>
+      </w:pPr>
+      <w:rPr>
+        <w:rFonts w:hint="default"/>
+      </w:rPr>
+    </w:lvl>
+    <w:lvl w:ilvl="4">
+      <w:start w:val="1"/>
+      <w:numFmt w:val="decimal"/>
+      <w:lvlText w:val="%1.%2.%3.%4.%5."/>
+      <w:lvlJc w:val="left"/>
+      <w:pPr>
+        <w:ind w:left="1080" w:hanging="1080"/>
+      </w:pPr>
+      <w:rPr>
+        <w:rFonts w:hint="default"/>
+      </w:rPr>
+    </w:lvl>
+    <w:lvl w:ilvl="5">
+      <w:start w:val="1"/>
+      <w:numFmt w:val="decimal"/>
+      <w:lvlText w:val="%1.%2.%3.%4.%5.%6."/>
+      <w:lvlJc w:val="left"/>
+      <w:pPr>
+        <w:ind w:left="1080" w:hanging="1080"/>
+      </w:pPr>
+      <w:rPr>
+        <w:rFonts w:hint="default"/>
+      </w:rPr>
+    </w:lvl>
+    <w:lvl w:ilvl="6">
+      <w:start w:val="1"/>
+      <w:numFmt w:val="decimal"/>
+      <w:lvlText w:val="%1.%2.%3.%4.%5.%6.%7."/>
+      <w:lvlJc w:val="left"/>
+      <w:pPr>
+        <w:ind w:left="1440" w:hanging="1440"/>
+      </w:pPr>
+      <w:rPr>
+        <w:rFonts w:hint="default"/>
+      </w:rPr>
+    </w:lvl>
+    <w:lvl w:ilvl="7">
+      <w:start w:val="1"/>
+      <w:numFmt w:val="decimal"/>
+      <w:lvlText w:val="%1.%2.%3.%4.%5.%6.%7.%8."/>
+      <w:lvlJc w:val="left"/>
+      <w:pPr>
+        <w:ind w:left="1440" w:hanging="1440"/>
+      </w:pPr>
+      <w:rPr>
+        <w:rFonts w:hint="default"/>
+      </w:rPr>
+    </w:lvl>
+    <w:lvl w:ilvl="8">
+      <w:start w:val="1"/>
+      <w:numFmt w:val="decimal"/>
+      <w:lvlText w:val="%1.%2.%3.%4.%5.%6.%7.%8.%9."/>
+      <w:lvlJc w:val="left"/>
+      <w:pPr>
+        <w:ind w:left="1800" w:hanging="1800"/>
+      </w:pPr>
+      <w:rPr>
+        <w:rFonts w:hint="default"/>
+      </w:rPr>
+    </w:lvl>
+  </w:abstractNum>
+  <w:abstractNum w:abstractNumId="1" w15:restartNumberingAfterBreak="0">
+    <w:nsid w:val="3AB16799"/>
+    <w:multiLevelType w:val="multilevel"/>
+    <w:tmpl w:val="025A7F32"/>
+    <w:lvl w:ilvl="0">
+      <w:start w:val="1"/>
+      <w:numFmt w:val="decimal"/>
+      <w:lvlText w:val="%1."/>
+      <w:lvlJc w:val="left"/>
+      <w:pPr>
+        <w:ind w:left="360" w:hanging="360"/>
+      </w:pPr>
+      <w:rPr>
+        <w:rFonts w:hint="default"/>
+      </w:rPr>
+    </w:lvl>
+    <w:lvl w:ilvl="1">
+      <w:start w:val="1"/>
+      <w:numFmt w:val="decimal"/>
+      <w:lvlText w:val="%1.%2."/>
+      <w:lvlJc w:val="left"/>
+      <w:pPr>
+        <w:ind w:left="360" w:hanging="360"/>
+      </w:pPr>
+      <w:rPr>
+        <w:rFonts w:hint="default"/>
+      </w:rPr>
+    </w:lvl>
+    <w:lvl w:ilvl="2">
+      <w:start w:val="1"/>
+      <w:numFmt w:val="decimal"/>
+      <w:lvlText w:val="%1.%2.%3."/>
+      <w:lvlJc w:val="left"/>
+      <w:pPr>
+        <w:ind w:left="720" w:hanging="720"/>
+      </w:pPr>
+      <w:rPr>
+        <w:rFonts w:hint="default"/>
+      </w:rPr>
+    </w:lvl>
+    <w:lvl w:ilvl="3">
+      <w:start w:val="1"/>
+      <w:numFmt w:val="decimal"/>
+      <w:lvlText w:val="%1.%2.%3.%4."/>
+      <w:lvlJc w:val="left"/>
+      <w:pPr>
+        <w:ind w:left="720" w:hanging="720"/>
+      </w:pPr>
+      <w:rPr>
+        <w:rFonts w:hint="default"/>
+      </w:rPr>
+    </w:lvl>
+    <w:lvl w:ilvl="4">
+      <w:start w:val="1"/>
+      <w:numFmt w:val="decimal"/>
+      <w:lvlText w:val="%1.%2.%3.%4.%5."/>
+      <w:lvlJc w:val="left"/>
+      <w:pPr>
+        <w:ind w:left="1080" w:hanging="1080"/>
+      </w:pPr>
+      <w:rPr>
+        <w:rFonts w:hint="default"/>
+      </w:rPr>
+    </w:lvl>
+    <w:lvl w:ilvl="5">
+      <w:start w:val="1"/>
+      <w:numFmt w:val="decimal"/>
+      <w:lvlText w:val="%1.%2.%3.%4.%5.%6."/>
+      <w:lvlJc w:val="left"/>
+      <w:pPr>
+        <w:ind w:left="1080" w:hanging="1080"/>
+      </w:pPr>
+      <w:rPr>
+        <w:rFonts w:hint="default"/>
+      </w:rPr>
+    </w:lvl>
+    <w:lvl w:ilvl="6">
+      <w:start w:val="1"/>
+      <w:numFmt w:val="decimal"/>
+      <w:lvlText w:val="%1.%2.%3.%4.%5.%6.%7."/>
+      <w:lvlJc w:val="left"/>
+      <w:pPr>
+        <w:ind w:left="1440" w:hanging="1440"/>
+      </w:pPr>
+      <w:rPr>
+        <w:rFonts w:hint="default"/>
+      </w:rPr>
+    </w:lvl>
+    <w:lvl w:ilvl="7">
+      <w:start w:val="1"/>
+      <w:numFmt w:val="decimal"/>
+      <w:lvlText w:val="%1.%2.%3.%4.%5.%6.%7.%8."/>
+      <w:lvlJc w:val="left"/>
+      <w:pPr>
+        <w:ind w:left="1440" w:hanging="1440"/>
+      </w:pPr>
+      <w:rPr>
+        <w:rFonts w:hint="default"/>
+      </w:rPr>
+    </w:lvl>
+    <w:lvl w:ilvl="8">
+      <w:start w:val="1"/>
+      <w:numFmt w:val="decimal"/>
+      <w:lvlText w:val="%1.%2.%3.%4.%5.%6.%7.%8.%9."/>
+      <w:lvlJc w:val="left"/>
+      <w:pPr>
+        <w:ind w:left="1800" w:hanging="1800"/>
+      </w:pPr>
+      <w:rPr>
+        <w:rFonts w:hint="default"/>
+      </w:rPr>
+    </w:lvl>
+  </w:abstractNum>
+  <w:abstractNum w:abstractNumId="2" w15:restartNumberingAfterBreak="0">
+    <w:nsid w:val="4BD91A48"/>
+    <w:multiLevelType w:val="multilevel"/>
+    <w:tmpl w:val="025A7F32"/>
+    <w:lvl w:ilvl="0">
+      <w:start w:val="1"/>
+      <w:numFmt w:val="decimal"/>
+      <w:lvlText w:val="%1."/>
+      <w:lvlJc w:val="left"/>
+      <w:pPr>
+        <w:ind w:left="360" w:hanging="360"/>
+      </w:pPr>
+      <w:rPr>
+        <w:rFonts w:hint="default"/>
+      </w:rPr>
+    </w:lvl>
+    <w:lvl w:ilvl="1">
+      <w:start w:val="1"/>
+      <w:numFmt w:val="decimal"/>
+      <w:lvlText w:val="%1.%2."/>
+      <w:lvlJc w:val="left"/>
+      <w:pPr>
+        <w:ind w:left="360" w:hanging="360"/>
+      </w:pPr>
+      <w:rPr>
+        <w:rFonts w:hint="default"/>
+      </w:rPr>
+    </w:lvl>
+    <w:lvl w:ilvl="2">
+      <w:start w:val="1"/>
+      <w:numFmt w:val="decimal"/>
+      <w:lvlText w:val="%1.%2.%3."/>
+      <w:lvlJc w:val="left"/>
+      <w:pPr>
+        <w:ind w:left="720" w:hanging="720"/>
+      </w:pPr>
+      <w:rPr>
+        <w:rFonts w:hint="default"/>
+      </w:rPr>
+    </w:lvl>
+    <w:lvl w:ilvl="3">
+      <w:start w:val="1"/>
+      <w:numFmt w:val="decimal"/>
+      <w:lvlText w:val="%1.%2.%3.%4."/>
+      <w:lvlJc w:val="left"/>
+      <w:pPr>
+        <w:ind w:left="720" w:hanging="720"/>
+      </w:pPr>
+      <w:rPr>
+        <w:rFonts w:hint="default"/>
+      </w:rPr>
+    </w:lvl>
+    <w:lvl w:ilvl="4">
+      <w:start w:val="1"/>
+      <w:numFmt w:val="decimal"/>
+      <w:lvlText w:val="%1.%2.%3.%4.%5."/>
+      <w:lvlJc w:val="left"/>
+      <w:pPr>
+        <w:ind w:left="1080" w:hanging="1080"/>
+      </w:pPr>
+      <w:rPr>
+        <w:rFonts w:hint="default"/>
+      </w:rPr>
+    </w:lvl>
+    <w:lvl w:ilvl="5">
+      <w:start w:val="1"/>
+      <w:numFmt w:val="decimal"/>
+      <w:lvlText w:val="%1.%2.%3.%4.%5.%6."/>
+      <w:lvlJc w:val="left"/>
+      <w:pPr>
+        <w:ind w:left="1080" w:hanging="1080"/>
+      </w:pPr>
+      <w:rPr>
+        <w:rFonts w:hint="default"/>
+      </w:rPr>
+    </w:lvl>
+    <w:lvl w:ilvl="6">
+      <w:start w:val="1"/>
+      <w:numFmt w:val="decimal"/>
+      <w:lvlText w:val="%1.%2.%3.%4.%5.%6.%7."/>
+      <w:lvlJc w:val="left"/>
+      <w:pPr>
+        <w:ind w:left="1440" w:hanging="1440"/>
+      </w:pPr>
+      <w:rPr>
+        <w:rFonts w:hint="default"/>
+      </w:rPr>
+    </w:lvl>
+    <w:lvl w:ilvl="7">
+      <w:start w:val="1"/>
+      <w:numFmt w:val="decimal"/>
+      <w:lvlText w:val="%1.%2.%3.%4.%5.%6.%7.%8."/>
+      <w:lvlJc w:val="left"/>
+      <w:pPr>
+        <w:ind w:left="1440" w:hanging="1440"/>
+      </w:pPr>
+      <w:rPr>
+        <w:rFonts w:hint="default"/>
+      </w:rPr>
+    </w:lvl>
+    <w:lvl w:ilvl="8">
+      <w:start w:val="1"/>
+      <w:numFmt w:val="decimal"/>
+      <w:lvlText w:val="%1.%2.%3.%4.%5.%6.%7.%8.%9."/>
+      <w:lvlJc w:val="left"/>
+      <w:pPr>
+        <w:ind w:left="1800" w:hanging="1800"/>
+      </w:pPr>
+      <w:rPr>
+        <w:rFonts w:hint="default"/>
+      </w:rPr>
+    </w:lvl>
+  </w:abstractNum>
+  <w:abstractNum w:abstractNumId="3" w15:restartNumberingAfterBreak="0">
+    <w:nsid w:val="62965494"/>
+    <w:multiLevelType w:val="multilevel"/>
+    <w:tmpl w:val="025A7F32"/>
+    <w:lvl w:ilvl="0">
+      <w:start w:val="1"/>
+      <w:numFmt w:val="decimal"/>
+      <w:lvlText w:val="%1."/>
+      <w:lvlJc w:val="left"/>
+      <w:pPr>
+        <w:ind w:left="360" w:hanging="360"/>
+      </w:pPr>
+      <w:rPr>
+        <w:rFonts w:hint="default"/>
+      </w:rPr>
+    </w:lvl>
+    <w:lvl w:ilvl="1">
+      <w:start w:val="1"/>
+      <w:numFmt w:val="decimal"/>
+      <w:lvlText w:val="%1.%2."/>
+      <w:lvlJc w:val="left"/>
+      <w:pPr>
+        <w:ind w:left="360" w:hanging="360"/>
+      </w:pPr>
+      <w:rPr>
+        <w:rFonts w:hint="default"/>
+      </w:rPr>
+    </w:lvl>
+    <w:lvl w:ilvl="2">
+      <w:start w:val="1"/>
+      <w:numFmt w:val="decimal"/>
+      <w:lvlText w:val="%1.%2.%3."/>
+      <w:lvlJc w:val="left"/>
+      <w:pPr>
+        <w:ind w:left="720" w:hanging="720"/>
+      </w:pPr>
+      <w:rPr>
+        <w:rFonts w:hint="default"/>
+      </w:rPr>
+    </w:lvl>
+    <w:lvl w:ilvl="3">
+      <w:start w:val="1"/>
+      <w:numFmt w:val="decimal"/>
+      <w:lvlText w:val="%1.%2.%3.%4."/>
+      <w:lvlJc w:val="left"/>
+      <w:pPr>
+        <w:ind w:left="720" w:hanging="720"/>
+      </w:pPr>
+      <w:rPr>
+        <w:rFonts w:hint="default"/>
+      </w:rPr>
+    </w:lvl>
+    <w:lvl w:ilvl="4">
+      <w:start w:val="1"/>
+      <w:numFmt w:val="decimal"/>
+      <w:lvlText w:val="%1.%2.%3.%4.%5."/>
+      <w:lvlJc w:val="left"/>
+      <w:pPr>
+        <w:ind w:left="1080" w:hanging="1080"/>
+      </w:pPr>
+      <w:rPr>
+        <w:rFonts w:hint="default"/>
+      </w:rPr>
+    </w:lvl>
+    <w:lvl w:ilvl="5">
+      <w:start w:val="1"/>
+      <w:numFmt w:val="decimal"/>
+      <w:lvlText w:val="%1.%2.%3.%4.%5.%6."/>
+      <w:lvlJc w:val="left"/>
+      <w:pPr>
+        <w:ind w:left="1080" w:hanging="1080"/>
+      </w:pPr>
+      <w:rPr>
+        <w:rFonts w:hint="default"/>
+      </w:rPr>
+    </w:lvl>
+    <w:lvl w:ilvl="6">
+      <w:start w:val="1"/>
+      <w:numFmt w:val="decimal"/>
+      <w:lvlText w:val="%1.%2.%3.%4.%5.%6.%7."/>
+      <w:lvlJc w:val="left"/>
+      <w:pPr>
+        <w:ind w:left="1440" w:hanging="1440"/>
+      </w:pPr>
+      <w:rPr>
+        <w:rFonts w:hint="default"/>
+      </w:rPr>
+    </w:lvl>
+    <w:lvl w:ilvl="7">
+      <w:start w:val="1"/>
+      <w:numFmt w:val="decimal"/>
+      <w:lvlText w:val="%1.%2.%3.%4.%5.%6.%7.%8."/>
+      <w:lvlJc w:val="left"/>
+      <w:pPr>
+        <w:ind w:left="1440" w:hanging="1440"/>
+      </w:pPr>
+      <w:rPr>
+        <w:rFonts w:hint="default"/>
+      </w:rPr>
+    </w:lvl>
+    <w:lvl w:ilvl="8">
+      <w:start w:val="1"/>
+      <w:numFmt w:val="decimal"/>
+      <w:lvlText w:val="%1.%2.%3.%4.%5.%6.%7.%8.%9."/>
+      <w:lvlJc w:val="left"/>
+      <w:pPr>
+        <w:ind w:left="1800" w:hanging="1800"/>
+      </w:pPr>
+      <w:rPr>
+        <w:rFonts w:hint="default"/>
+      </w:rPr>
+    </w:lvl>
+  </w:abstractNum>
+  <w:num w:numId="1">
+    <w:abstractNumId w:val="2"/>
+  </w:num>
+  <w:num w:numId="2">
+    <w:abstractNumId w:val="0"/>
+  </w:num>
+  <w:num w:numId="3">
+    <w:abstractNumId w:val="3"/>
+  </w:num>
+  <w:num w:numId="4">
+    <w:abstractNumId w:val="1"/>
+  </w:num>
+</w:numbering>
+</file>
+
 <file path=word/styles.xml><?xml version="1.0" encoding="utf-8"?>
-<w:styles xmlns:r="http://schemas.openxmlformats.org/officeDocument/2006/relationships" xmlns:w="http://schemas.openxmlformats.org/wordprocessingml/2006/main">
+<w:styles xmlns:mc="http://schemas.openxmlformats.org/markup-compatibility/2006" xmlns:r="http://schemas.openxmlformats.org/officeDocument/2006/relationships" xmlns:w="http://schemas.openxmlformats.org/wordprocessingml/2006/main" xmlns:w14="http://schemas.microsoft.com/office/word/2010/wordml" xmlns:w15="http://schemas.microsoft.com/office/word/2012/wordml" xmlns:w16cid="http://schemas.microsoft.com/office/word/2016/wordml/cid" xmlns:w16se="http://schemas.microsoft.com/office/word/2015/wordml/symex" mc:Ignorable="w14 w15 w16se w16cid">
   <w:docDefaults>
     <w:rPrDefault>
       <w:rPr>
@@ -2366,144 +6440,383 @@
       </w:pPr>
     </w:pPrDefault>
   </w:docDefaults>
-  <w:latentStyles w:defLockedState="0" w:defUIPriority="99" w:defSemiHidden="1" w:defUnhideWhenUsed="1" w:defQFormat="0" w:count="267">
-    <w:lsdException w:name="Normal" w:semiHidden="0" w:uiPriority="0" w:unhideWhenUsed="0" w:qFormat="1"/>
-    <w:lsdException w:name="heading 1" w:semiHidden="0" w:uiPriority="9" w:unhideWhenUsed="0" w:qFormat="1"/>
-    <w:lsdException w:name="heading 2" w:uiPriority="9" w:qFormat="1"/>
-    <w:lsdException w:name="heading 3" w:uiPriority="9" w:qFormat="1"/>
-    <w:lsdException w:name="heading 4" w:uiPriority="9" w:qFormat="1"/>
-    <w:lsdException w:name="heading 5" w:uiPriority="9" w:qFormat="1"/>
-    <w:lsdException w:name="heading 6" w:uiPriority="9" w:qFormat="1"/>
-    <w:lsdException w:name="heading 7" w:uiPriority="9" w:qFormat="1"/>
-    <w:lsdException w:name="heading 8" w:uiPriority="9" w:qFormat="1"/>
-    <w:lsdException w:name="heading 9" w:uiPriority="9" w:qFormat="1"/>
-    <w:lsdException w:name="toc 1" w:uiPriority="39"/>
-    <w:lsdException w:name="toc 2" w:uiPriority="39"/>
-    <w:lsdException w:name="toc 3" w:uiPriority="39"/>
-    <w:lsdException w:name="toc 4" w:uiPriority="39"/>
-    <w:lsdException w:name="toc 5" w:uiPriority="39"/>
-    <w:lsdException w:name="toc 6" w:uiPriority="39"/>
-    <w:lsdException w:name="toc 7" w:uiPriority="39"/>
-    <w:lsdException w:name="toc 8" w:uiPriority="39"/>
-    <w:lsdException w:name="toc 9" w:uiPriority="39"/>
-    <w:lsdException w:name="caption" w:uiPriority="35" w:qFormat="1"/>
-    <w:lsdException w:name="Title" w:semiHidden="0" w:uiPriority="10" w:unhideWhenUsed="0" w:qFormat="1"/>
-    <w:lsdException w:name="Default Paragraph Font" w:uiPriority="1"/>
-    <w:lsdException w:name="Subtitle" w:semiHidden="0" w:uiPriority="11" w:unhideWhenUsed="0" w:qFormat="1"/>
-    <w:lsdException w:name="Strong" w:semiHidden="0" w:uiPriority="22" w:unhideWhenUsed="0" w:qFormat="1"/>
-    <w:lsdException w:name="Emphasis" w:semiHidden="0" w:uiPriority="20" w:unhideWhenUsed="0" w:qFormat="1"/>
-    <w:lsdException w:name="Table Grid" w:semiHidden="0" w:uiPriority="59" w:unhideWhenUsed="0"/>
-    <w:lsdException w:name="Placeholder Text" w:unhideWhenUsed="0"/>
-    <w:lsdException w:name="No Spacing" w:semiHidden="0" w:uiPriority="1" w:unhideWhenUsed="0" w:qFormat="1"/>
-    <w:lsdException w:name="Light Shading" w:semiHidden="0" w:uiPriority="60" w:unhideWhenUsed="0"/>
-    <w:lsdException w:name="Light List" w:semiHidden="0" w:uiPriority="61" w:unhideWhenUsed="0"/>
-    <w:lsdException w:name="Light Grid" w:semiHidden="0" w:uiPriority="62" w:unhideWhenUsed="0"/>
-    <w:lsdException w:name="Medium Shading 1" w:semiHidden="0" w:uiPriority="63" w:unhideWhenUsed="0"/>
-    <w:lsdException w:name="Medium Shading 2" w:semiHidden="0" w:uiPriority="64" w:unhideWhenUsed="0"/>
-    <w:lsdException w:name="Medium List 1" w:semiHidden="0" w:uiPriority="65" w:unhideWhenUsed="0"/>
-    <w:lsdException w:name="Medium List 2" w:semiHidden="0" w:uiPriority="66" w:unhideWhenUsed="0"/>
-    <w:lsdException w:name="Medium Grid 1" w:semiHidden="0" w:uiPriority="67" w:unhideWhenUsed="0"/>
-    <w:lsdException w:name="Medium Grid 2" w:semiHidden="0" w:uiPriority="68" w:unhideWhenUsed="0"/>
-    <w:lsdException w:name="Medium Grid 3" w:semiHidden="0" w:uiPriority="69" w:unhideWhenUsed="0"/>
-    <w:lsdException w:name="Dark List" w:semiHidden="0" w:uiPriority="70" w:unhideWhenUsed="0"/>
-    <w:lsdException w:name="Colorful Shading" w:semiHidden="0" w:uiPriority="71" w:unhideWhenUsed="0"/>
-    <w:lsdException w:name="Colorful List" w:semiHidden="0" w:uiPriority="72" w:unhideWhenUsed="0"/>
-    <w:lsdException w:name="Colorful Grid" w:semiHidden="0" w:uiPriority="73" w:unhideWhenUsed="0"/>
-    <w:lsdException w:name="Light Shading Accent 1" w:semiHidden="0" w:uiPriority="60" w:unhideWhenUsed="0"/>
-    <w:lsdException w:name="Light List Accent 1" w:semiHidden="0" w:uiPriority="61" w:unhideWhenUsed="0"/>
-    <w:lsdException w:name="Light Grid Accent 1" w:semiHidden="0" w:uiPriority="62" w:unhideWhenUsed="0"/>
-    <w:lsdException w:name="Medium Shading 1 Accent 1" w:semiHidden="0" w:uiPriority="63" w:unhideWhenUsed="0"/>
-    <w:lsdException w:name="Medium Shading 2 Accent 1" w:semiHidden="0" w:uiPriority="64" w:unhideWhenUsed="0"/>
-    <w:lsdException w:name="Medium List 1 Accent 1" w:semiHidden="0" w:uiPriority="65" w:unhideWhenUsed="0"/>
-    <w:lsdException w:name="Revision" w:unhideWhenUsed="0"/>
-    <w:lsdException w:name="List Paragraph" w:semiHidden="0" w:uiPriority="34" w:unhideWhenUsed="0" w:qFormat="1"/>
-    <w:lsdException w:name="Quote" w:semiHidden="0" w:uiPriority="29" w:unhideWhenUsed="0" w:qFormat="1"/>
-    <w:lsdException w:name="Intense Quote" w:semiHidden="0" w:uiPriority="30" w:unhideWhenUsed="0" w:qFormat="1"/>
-    <w:lsdException w:name="Medium List 2 Accent 1" w:semiHidden="0" w:uiPriority="66" w:unhideWhenUsed="0"/>
-    <w:lsdException w:name="Medium Grid 1 Accent 1" w:semiHidden="0" w:uiPriority="67" w:unhideWhenUsed="0"/>
-    <w:lsdException w:name="Medium Grid 2 Accent 1" w:semiHidden="0" w:uiPriority="68" w:unhideWhenUsed="0"/>
-    <w:lsdException w:name="Medium Grid 3 Accent 1" w:semiHidden="0" w:uiPriority="69" w:unhideWhenUsed="0"/>
-    <w:lsdException w:name="Dark List Accent 1" w:semiHidden="0" w:uiPriority="70" w:unhideWhenUsed="0"/>
-    <w:lsdException w:name="Colorful Shading Accent 1" w:semiHidden="0" w:uiPriority="71" w:unhideWhenUsed="0"/>
-    <w:lsdException w:name="Colorful List Accent 1" w:semiHidden="0" w:uiPriority="72" w:unhideWhenUsed="0"/>
-    <w:lsdException w:name="Colorful Grid Accent 1" w:semiHidden="0" w:uiPriority="73" w:unhideWhenUsed="0"/>
-    <w:lsdException w:name="Light Shading Accent 2" w:semiHidden="0" w:uiPriority="60" w:unhideWhenUsed="0"/>
-    <w:lsdException w:name="Light List Accent 2" w:semiHidden="0" w:uiPriority="61" w:unhideWhenUsed="0"/>
-    <w:lsdException w:name="Light Grid Accent 2" w:semiHidden="0" w:uiPriority="62" w:unhideWhenUsed="0"/>
-    <w:lsdException w:name="Medium Shading 1 Accent 2" w:semiHidden="0" w:uiPriority="63" w:unhideWhenUsed="0"/>
-    <w:lsdException w:name="Medium Shading 2 Accent 2" w:semiHidden="0" w:uiPriority="64" w:unhideWhenUsed="0"/>
-    <w:lsdException w:name="Medium List 1 Accent 2" w:semiHidden="0" w:uiPriority="65" w:unhideWhenUsed="0"/>
-    <w:lsdException w:name="Medium List 2 Accent 2" w:semiHidden="0" w:uiPriority="66" w:unhideWhenUsed="0"/>
-    <w:lsdException w:name="Medium Grid 1 Accent 2" w:semiHidden="0" w:uiPriority="67" w:unhideWhenUsed="0"/>
-    <w:lsdException w:name="Medium Grid 2 Accent 2" w:semiHidden="0" w:uiPriority="68" w:unhideWhenUsed="0"/>
-    <w:lsdException w:name="Medium Grid 3 Accent 2" w:semiHidden="0" w:uiPriority="69" w:unhideWhenUsed="0"/>
-    <w:lsdException w:name="Dark List Accent 2" w:semiHidden="0" w:uiPriority="70" w:unhideWhenUsed="0"/>
-    <w:lsdException w:name="Colorful Shading Accent 2" w:semiHidden="0" w:uiPriority="71" w:unhideWhenUsed="0"/>
-    <w:lsdException w:name="Colorful List Accent 2" w:semiHidden="0" w:uiPriority="72" w:unhideWhenUsed="0"/>
-    <w:lsdException w:name="Colorful Grid Accent 2" w:semiHidden="0" w:uiPriority="73" w:unhideWhenUsed="0"/>
-    <w:lsdException w:name="Light Shading Accent 3" w:semiHidden="0" w:uiPriority="60" w:unhideWhenUsed="0"/>
-    <w:lsdException w:name="Light List Accent 3" w:semiHidden="0" w:uiPriority="61" w:unhideWhenUsed="0"/>
-    <w:lsdException w:name="Light Grid Accent 3" w:semiHidden="0" w:uiPriority="62" w:unhideWhenUsed="0"/>
-    <w:lsdException w:name="Medium Shading 1 Accent 3" w:semiHidden="0" w:uiPriority="63" w:unhideWhenUsed="0"/>
-    <w:lsdException w:name="Medium Shading 2 Accent 3" w:semiHidden="0" w:uiPriority="64" w:unhideWhenUsed="0"/>
-    <w:lsdException w:name="Medium List 1 Accent 3" w:semiHidden="0" w:uiPriority="65" w:unhideWhenUsed="0"/>
-    <w:lsdException w:name="Medium List 2 Accent 3" w:semiHidden="0" w:uiPriority="66" w:unhideWhenUsed="0"/>
-    <w:lsdException w:name="Medium Grid 1 Accent 3" w:semiHidden="0" w:uiPriority="67" w:unhideWhenUsed="0"/>
-    <w:lsdException w:name="Medium Grid 2 Accent 3" w:semiHidden="0" w:uiPriority="68" w:unhideWhenUsed="0"/>
-    <w:lsdException w:name="Medium Grid 3 Accent 3" w:semiHidden="0" w:uiPriority="69" w:unhideWhenUsed="0"/>
-    <w:lsdException w:name="Dark List Accent 3" w:semiHidden="0" w:uiPriority="70" w:unhideWhenUsed="0"/>
-    <w:lsdException w:name="Colorful Shading Accent 3" w:semiHidden="0" w:uiPriority="71" w:unhideWhenUsed="0"/>
-    <w:lsdException w:name="Colorful List Accent 3" w:semiHidden="0" w:uiPriority="72" w:unhideWhenUsed="0"/>
-    <w:lsdException w:name="Colorful Grid Accent 3" w:semiHidden="0" w:uiPriority="73" w:unhideWhenUsed="0"/>
-    <w:lsdException w:name="Light Shading Accent 4" w:semiHidden="0" w:uiPriority="60" w:unhideWhenUsed="0"/>
-    <w:lsdException w:name="Light List Accent 4" w:semiHidden="0" w:uiPriority="61" w:unhideWhenUsed="0"/>
-    <w:lsdException w:name="Light Grid Accent 4" w:semiHidden="0" w:uiPriority="62" w:unhideWhenUsed="0"/>
-    <w:lsdException w:name="Medium Shading 1 Accent 4" w:semiHidden="0" w:uiPriority="63" w:unhideWhenUsed="0"/>
-    <w:lsdException w:name="Medium Shading 2 Accent 4" w:semiHidden="0" w:uiPriority="64" w:unhideWhenUsed="0"/>
-    <w:lsdException w:name="Medium List 1 Accent 4" w:semiHidden="0" w:uiPriority="65" w:unhideWhenUsed="0"/>
-    <w:lsdException w:name="Medium List 2 Accent 4" w:semiHidden="0" w:uiPriority="66" w:unhideWhenUsed="0"/>
-    <w:lsdException w:name="Medium Grid 1 Accent 4" w:semiHidden="0" w:uiPriority="67" w:unhideWhenUsed="0"/>
-    <w:lsdException w:name="Medium Grid 2 Accent 4" w:semiHidden="0" w:uiPriority="68" w:unhideWhenUsed="0"/>
-    <w:lsdException w:name="Medium Grid 3 Accent 4" w:semiHidden="0" w:uiPriority="69" w:unhideWhenUsed="0"/>
-    <w:lsdException w:name="Dark List Accent 4" w:semiHidden="0" w:uiPriority="70" w:unhideWhenUsed="0"/>
-    <w:lsdException w:name="Colorful Shading Accent 4" w:semiHidden="0" w:uiPriority="71" w:unhideWhenUsed="0"/>
-    <w:lsdException w:name="Colorful List Accent 4" w:semiHidden="0" w:uiPriority="72" w:unhideWhenUsed="0"/>
-    <w:lsdException w:name="Colorful Grid Accent 4" w:semiHidden="0" w:uiPriority="73" w:unhideWhenUsed="0"/>
-    <w:lsdException w:name="Light Shading Accent 5" w:semiHidden="0" w:uiPriority="60" w:unhideWhenUsed="0"/>
-    <w:lsdException w:name="Light List Accent 5" w:semiHidden="0" w:uiPriority="61" w:unhideWhenUsed="0"/>
-    <w:lsdException w:name="Light Grid Accent 5" w:semiHidden="0" w:uiPriority="62" w:unhideWhenUsed="0"/>
-    <w:lsdException w:name="Medium Shading 1 Accent 5" w:semiHidden="0" w:uiPriority="63" w:unhideWhenUsed="0"/>
-    <w:lsdException w:name="Medium Shading 2 Accent 5" w:semiHidden="0" w:uiPriority="64" w:unhideWhenUsed="0"/>
-    <w:lsdException w:name="Medium List 1 Accent 5" w:semiHidden="0" w:uiPriority="65" w:unhideWhenUsed="0"/>
-    <w:lsdException w:name="Medium List 2 Accent 5" w:semiHidden="0" w:uiPriority="66" w:unhideWhenUsed="0"/>
-    <w:lsdException w:name="Medium Grid 1 Accent 5" w:semiHidden="0" w:uiPriority="67" w:unhideWhenUsed="0"/>
-    <w:lsdException w:name="Medium Grid 2 Accent 5" w:semiHidden="0" w:uiPriority="68" w:unhideWhenUsed="0"/>
-    <w:lsdException w:name="Medium Grid 3 Accent 5" w:semiHidden="0" w:uiPriority="69" w:unhideWhenUsed="0"/>
-    <w:lsdException w:name="Dark List Accent 5" w:semiHidden="0" w:uiPriority="70" w:unhideWhenUsed="0"/>
-    <w:lsdException w:name="Colorful Shading Accent 5" w:semiHidden="0" w:uiPriority="71" w:unhideWhenUsed="0"/>
-    <w:lsdException w:name="Colorful List Accent 5" w:semiHidden="0" w:uiPriority="72" w:unhideWhenUsed="0"/>
-    <w:lsdException w:name="Colorful Grid Accent 5" w:semiHidden="0" w:uiPriority="73" w:unhideWhenUsed="0"/>
-    <w:lsdException w:name="Light Shading Accent 6" w:semiHidden="0" w:uiPriority="60" w:unhideWhenUsed="0"/>
-    <w:lsdException w:name="Light List Accent 6" w:semiHidden="0" w:uiPriority="61" w:unhideWhenUsed="0"/>
-    <w:lsdException w:name="Light Grid Accent 6" w:semiHidden="0" w:uiPriority="62" w:unhideWhenUsed="0"/>
-    <w:lsdException w:name="Medium Shading 1 Accent 6" w:semiHidden="0" w:uiPriority="63" w:unhideWhenUsed="0"/>
-    <w:lsdException w:name="Medium Shading 2 Accent 6" w:semiHidden="0" w:uiPriority="64" w:unhideWhenUsed="0"/>
-    <w:lsdException w:name="Medium List 1 Accent 6" w:semiHidden="0" w:uiPriority="65" w:unhideWhenUsed="0"/>
-    <w:lsdException w:name="Medium List 2 Accent 6" w:semiHidden="0" w:uiPriority="66" w:unhideWhenUsed="0"/>
-    <w:lsdException w:name="Medium Grid 1 Accent 6" w:semiHidden="0" w:uiPriority="67" w:unhideWhenUsed="0"/>
-    <w:lsdException w:name="Medium Grid 2 Accent 6" w:semiHidden="0" w:uiPriority="68" w:unhideWhenUsed="0"/>
-    <w:lsdException w:name="Medium Grid 3 Accent 6" w:semiHidden="0" w:uiPriority="69" w:unhideWhenUsed="0"/>
-    <w:lsdException w:name="Dark List Accent 6" w:semiHidden="0" w:uiPriority="70" w:unhideWhenUsed="0"/>
-    <w:lsdException w:name="Colorful Shading Accent 6" w:semiHidden="0" w:uiPriority="71" w:unhideWhenUsed="0"/>
-    <w:lsdException w:name="Colorful List Accent 6" w:semiHidden="0" w:uiPriority="72" w:unhideWhenUsed="0"/>
-    <w:lsdException w:name="Colorful Grid Accent 6" w:semiHidden="0" w:uiPriority="73" w:unhideWhenUsed="0"/>
-    <w:lsdException w:name="Subtle Emphasis" w:semiHidden="0" w:uiPriority="19" w:unhideWhenUsed="0" w:qFormat="1"/>
-    <w:lsdException w:name="Intense Emphasis" w:semiHidden="0" w:uiPriority="21" w:unhideWhenUsed="0" w:qFormat="1"/>
-    <w:lsdException w:name="Subtle Reference" w:semiHidden="0" w:uiPriority="31" w:unhideWhenUsed="0" w:qFormat="1"/>
-    <w:lsdException w:name="Intense Reference" w:semiHidden="0" w:uiPriority="32" w:unhideWhenUsed="0" w:qFormat="1"/>
-    <w:lsdException w:name="Book Title" w:semiHidden="0" w:uiPriority="33" w:unhideWhenUsed="0" w:qFormat="1"/>
-    <w:lsdException w:name="Bibliography" w:uiPriority="37"/>
-    <w:lsdException w:name="TOC Heading" w:uiPriority="39" w:qFormat="1"/>
+  <w:latentStyles w:defLockedState="0" w:defUIPriority="99" w:defSemiHidden="0" w:defUnhideWhenUsed="0" w:defQFormat="0" w:count="376">
+    <w:lsdException w:name="Normal" w:uiPriority="0" w:qFormat="1"/>
+    <w:lsdException w:name="heading 1" w:uiPriority="9" w:qFormat="1"/>
+    <w:lsdException w:name="heading 2" w:semiHidden="1" w:uiPriority="9" w:unhideWhenUsed="1" w:qFormat="1"/>
+    <w:lsdException w:name="heading 3" w:semiHidden="1" w:uiPriority="9" w:unhideWhenUsed="1" w:qFormat="1"/>
+    <w:lsdException w:name="heading 4" w:semiHidden="1" w:uiPriority="9" w:unhideWhenUsed="1" w:qFormat="1"/>
+    <w:lsdException w:name="heading 5" w:semiHidden="1" w:uiPriority="9" w:unhideWhenUsed="1" w:qFormat="1"/>
+    <w:lsdException w:name="heading 6" w:semiHidden="1" w:uiPriority="9" w:unhideWhenUsed="1" w:qFormat="1"/>
+    <w:lsdException w:name="heading 7" w:semiHidden="1" w:uiPriority="9" w:unhideWhenUsed="1" w:qFormat="1"/>
+    <w:lsdException w:name="heading 8" w:semiHidden="1" w:uiPriority="9" w:unhideWhenUsed="1" w:qFormat="1"/>
+    <w:lsdException w:name="heading 9" w:semiHidden="1" w:uiPriority="9" w:unhideWhenUsed="1" w:qFormat="1"/>
+    <w:lsdException w:name="index 1" w:semiHidden="1" w:unhideWhenUsed="1"/>
+    <w:lsdException w:name="index 2" w:semiHidden="1" w:unhideWhenUsed="1"/>
+    <w:lsdException w:name="index 3" w:semiHidden="1" w:unhideWhenUsed="1"/>
+    <w:lsdException w:name="index 4" w:semiHidden="1" w:unhideWhenUsed="1"/>
+    <w:lsdException w:name="index 5" w:semiHidden="1" w:unhideWhenUsed="1"/>
+    <w:lsdException w:name="index 6" w:semiHidden="1" w:unhideWhenUsed="1"/>
+    <w:lsdException w:name="index 7" w:semiHidden="1" w:unhideWhenUsed="1"/>
+    <w:lsdException w:name="index 8" w:semiHidden="1" w:unhideWhenUsed="1"/>
+    <w:lsdException w:name="index 9" w:semiHidden="1" w:unhideWhenUsed="1"/>
+    <w:lsdException w:name="toc 1" w:semiHidden="1" w:uiPriority="39" w:unhideWhenUsed="1"/>
+    <w:lsdException w:name="toc 2" w:semiHidden="1" w:uiPriority="39" w:unhideWhenUsed="1"/>
+    <w:lsdException w:name="toc 3" w:semiHidden="1" w:uiPriority="39" w:unhideWhenUsed="1"/>
+    <w:lsdException w:name="toc 4" w:semiHidden="1" w:uiPriority="39" w:unhideWhenUsed="1"/>
+    <w:lsdException w:name="toc 5" w:semiHidden="1" w:uiPriority="39" w:unhideWhenUsed="1"/>
+    <w:lsdException w:name="toc 6" w:semiHidden="1" w:uiPriority="39" w:unhideWhenUsed="1"/>
+    <w:lsdException w:name="toc 7" w:semiHidden="1" w:uiPriority="39" w:unhideWhenUsed="1"/>
+    <w:lsdException w:name="toc 8" w:semiHidden="1" w:uiPriority="39" w:unhideWhenUsed="1"/>
+    <w:lsdException w:name="toc 9" w:semiHidden="1" w:uiPriority="39" w:unhideWhenUsed="1"/>
+    <w:lsdException w:name="Normal Indent" w:semiHidden="1" w:unhideWhenUsed="1"/>
+    <w:lsdException w:name="footnote text" w:semiHidden="1" w:unhideWhenUsed="1"/>
+    <w:lsdException w:name="annotation text" w:semiHidden="1" w:unhideWhenUsed="1"/>
+    <w:lsdException w:name="header" w:semiHidden="1" w:unhideWhenUsed="1"/>
+    <w:lsdException w:name="footer" w:semiHidden="1" w:unhideWhenUsed="1"/>
+    <w:lsdException w:name="index heading" w:semiHidden="1" w:unhideWhenUsed="1"/>
+    <w:lsdException w:name="caption" w:semiHidden="1" w:uiPriority="35" w:unhideWhenUsed="1" w:qFormat="1"/>
+    <w:lsdException w:name="table of figures" w:semiHidden="1" w:unhideWhenUsed="1"/>
+    <w:lsdException w:name="envelope address" w:semiHidden="1" w:unhideWhenUsed="1"/>
+    <w:lsdException w:name="envelope return" w:semiHidden="1" w:unhideWhenUsed="1"/>
+    <w:lsdException w:name="footnote reference" w:semiHidden="1" w:unhideWhenUsed="1"/>
+    <w:lsdException w:name="annotation reference" w:semiHidden="1" w:unhideWhenUsed="1"/>
+    <w:lsdException w:name="line number" w:semiHidden="1" w:unhideWhenUsed="1"/>
+    <w:lsdException w:name="page number" w:semiHidden="1" w:unhideWhenUsed="1"/>
+    <w:lsdException w:name="endnote reference" w:semiHidden="1" w:unhideWhenUsed="1"/>
+    <w:lsdException w:name="endnote text" w:semiHidden="1" w:unhideWhenUsed="1"/>
+    <w:lsdException w:name="table of authorities" w:semiHidden="1" w:unhideWhenUsed="1"/>
+    <w:lsdException w:name="macro" w:semiHidden="1" w:unhideWhenUsed="1"/>
+    <w:lsdException w:name="toa heading" w:semiHidden="1" w:unhideWhenUsed="1"/>
+    <w:lsdException w:name="List" w:semiHidden="1" w:unhideWhenUsed="1"/>
+    <w:lsdException w:name="List Bullet" w:semiHidden="1" w:unhideWhenUsed="1"/>
+    <w:lsdException w:name="List Number" w:semiHidden="1" w:unhideWhenUsed="1"/>
+    <w:lsdException w:name="List 2" w:semiHidden="1" w:unhideWhenUsed="1"/>
+    <w:lsdException w:name="List 3" w:semiHidden="1" w:unhideWhenUsed="1"/>
+    <w:lsdException w:name="List 4" w:semiHidden="1" w:unhideWhenUsed="1"/>
+    <w:lsdException w:name="List 5" w:semiHidden="1" w:unhideWhenUsed="1"/>
+    <w:lsdException w:name="List Bullet 2" w:semiHidden="1" w:unhideWhenUsed="1"/>
+    <w:lsdException w:name="List Bullet 3" w:semiHidden="1" w:unhideWhenUsed="1"/>
+    <w:lsdException w:name="List Bullet 4" w:semiHidden="1" w:unhideWhenUsed="1"/>
+    <w:lsdException w:name="List Bullet 5" w:semiHidden="1" w:unhideWhenUsed="1"/>
+    <w:lsdException w:name="List Number 2" w:semiHidden="1" w:unhideWhenUsed="1"/>
+    <w:lsdException w:name="List Number 3" w:semiHidden="1" w:unhideWhenUsed="1"/>
+    <w:lsdException w:name="List Number 4" w:semiHidden="1" w:unhideWhenUsed="1"/>
+    <w:lsdException w:name="List Number 5" w:semiHidden="1" w:unhideWhenUsed="1"/>
+    <w:lsdException w:name="Title" w:uiPriority="10" w:qFormat="1"/>
+    <w:lsdException w:name="Closing" w:semiHidden="1" w:unhideWhenUsed="1"/>
+    <w:lsdException w:name="Signature" w:semiHidden="1" w:unhideWhenUsed="1"/>
+    <w:lsdException w:name="Default Paragraph Font" w:semiHidden="1" w:uiPriority="1" w:unhideWhenUsed="1"/>
+    <w:lsdException w:name="Body Text" w:semiHidden="1" w:unhideWhenUsed="1"/>
+    <w:lsdException w:name="Body Text Indent" w:semiHidden="1" w:unhideWhenUsed="1"/>
+    <w:lsdException w:name="List Continue" w:semiHidden="1" w:unhideWhenUsed="1"/>
+    <w:lsdException w:name="List Continue 2" w:semiHidden="1" w:unhideWhenUsed="1"/>
+    <w:lsdException w:name="List Continue 3" w:semiHidden="1" w:unhideWhenUsed="1"/>
+    <w:lsdException w:name="List Continue 4" w:semiHidden="1" w:unhideWhenUsed="1"/>
+    <w:lsdException w:name="List Continue 5" w:semiHidden="1" w:unhideWhenUsed="1"/>
+    <w:lsdException w:name="Message Header" w:semiHidden="1" w:unhideWhenUsed="1"/>
+    <w:lsdException w:name="Subtitle" w:uiPriority="11" w:qFormat="1"/>
+    <w:lsdException w:name="Salutation" w:semiHidden="1" w:unhideWhenUsed="1"/>
+    <w:lsdException w:name="Date" w:semiHidden="1" w:unhideWhenUsed="1"/>
+    <w:lsdException w:name="Body Text First Indent" w:semiHidden="1" w:unhideWhenUsed="1"/>
+    <w:lsdException w:name="Body Text First Indent 2" w:semiHidden="1" w:unhideWhenUsed="1"/>
+    <w:lsdException w:name="Note Heading" w:semiHidden="1" w:unhideWhenUsed="1"/>
+    <w:lsdException w:name="Body Text 2" w:semiHidden="1" w:unhideWhenUsed="1"/>
+    <w:lsdException w:name="Body Text 3" w:semiHidden="1" w:unhideWhenUsed="1"/>
+    <w:lsdException w:name="Body Text Indent 2" w:semiHidden="1" w:unhideWhenUsed="1"/>
+    <w:lsdException w:name="Body Text Indent 3" w:semiHidden="1" w:unhideWhenUsed="1"/>
+    <w:lsdException w:name="Block Text" w:semiHidden="1" w:unhideWhenUsed="1"/>
+    <w:lsdException w:name="Hyperlink" w:semiHidden="1" w:unhideWhenUsed="1"/>
+    <w:lsdException w:name="FollowedHyperlink" w:semiHidden="1" w:unhideWhenUsed="1"/>
+    <w:lsdException w:name="Strong" w:uiPriority="22" w:qFormat="1"/>
+    <w:lsdException w:name="Emphasis" w:uiPriority="20" w:qFormat="1"/>
+    <w:lsdException w:name="Document Map" w:semiHidden="1" w:unhideWhenUsed="1"/>
+    <w:lsdException w:name="Plain Text" w:semiHidden="1" w:unhideWhenUsed="1"/>
+    <w:lsdException w:name="E-mail Signature" w:semiHidden="1" w:unhideWhenUsed="1"/>
+    <w:lsdException w:name="HTML Top of Form" w:semiHidden="1" w:unhideWhenUsed="1"/>
+    <w:lsdException w:name="HTML Bottom of Form" w:semiHidden="1" w:unhideWhenUsed="1"/>
+    <w:lsdException w:name="Normal (Web)" w:semiHidden="1" w:unhideWhenUsed="1"/>
+    <w:lsdException w:name="HTML Acronym" w:semiHidden="1" w:unhideWhenUsed="1"/>
+    <w:lsdException w:name="HTML Address" w:semiHidden="1" w:unhideWhenUsed="1"/>
+    <w:lsdException w:name="HTML Cite" w:semiHidden="1" w:unhideWhenUsed="1"/>
+    <w:lsdException w:name="HTML Code" w:semiHidden="1" w:unhideWhenUsed="1"/>
+    <w:lsdException w:name="HTML Definition" w:semiHidden="1" w:unhideWhenUsed="1"/>
+    <w:lsdException w:name="HTML Keyboard" w:semiHidden="1" w:unhideWhenUsed="1"/>
+    <w:lsdException w:name="HTML Preformatted" w:semiHidden="1" w:unhideWhenUsed="1"/>
+    <w:lsdException w:name="HTML Sample" w:semiHidden="1" w:unhideWhenUsed="1"/>
+    <w:lsdException w:name="HTML Typewriter" w:semiHidden="1" w:unhideWhenUsed="1"/>
+    <w:lsdException w:name="HTML Variable" w:semiHidden="1" w:unhideWhenUsed="1"/>
+    <w:lsdException w:name="Normal Table" w:semiHidden="1" w:unhideWhenUsed="1"/>
+    <w:lsdException w:name="annotation subject" w:semiHidden="1" w:unhideWhenUsed="1"/>
+    <w:lsdException w:name="No List" w:semiHidden="1" w:unhideWhenUsed="1"/>
+    <w:lsdException w:name="Outline List 1" w:semiHidden="1" w:unhideWhenUsed="1"/>
+    <w:lsdException w:name="Outline List 2" w:semiHidden="1" w:unhideWhenUsed="1"/>
+    <w:lsdException w:name="Outline List 3" w:semiHidden="1" w:unhideWhenUsed="1"/>
+    <w:lsdException w:name="Table Simple 1" w:semiHidden="1" w:unhideWhenUsed="1"/>
+    <w:lsdException w:name="Table Simple 2" w:semiHidden="1" w:unhideWhenUsed="1"/>
+    <w:lsdException w:name="Table Simple 3" w:semiHidden="1" w:unhideWhenUsed="1"/>
+    <w:lsdException w:name="Table Classic 1" w:semiHidden="1" w:unhideWhenUsed="1"/>
+    <w:lsdException w:name="Table Classic 2" w:semiHidden="1" w:unhideWhenUsed="1"/>
+    <w:lsdException w:name="Table Classic 3" w:semiHidden="1" w:unhideWhenUsed="1"/>
+    <w:lsdException w:name="Table Classic 4" w:semiHidden="1" w:unhideWhenUsed="1"/>
+    <w:lsdException w:name="Table Colorful 1" w:semiHidden="1" w:unhideWhenUsed="1"/>
+    <w:lsdException w:name="Table Colorful 2" w:semiHidden="1" w:unhideWhenUsed="1"/>
+    <w:lsdException w:name="Table Colorful 3" w:semiHidden="1" w:unhideWhenUsed="1"/>
+    <w:lsdException w:name="Table Columns 1" w:semiHidden="1" w:unhideWhenUsed="1"/>
+    <w:lsdException w:name="Table Columns 2" w:semiHidden="1" w:unhideWhenUsed="1"/>
+    <w:lsdException w:name="Table Columns 3" w:semiHidden="1" w:unhideWhenUsed="1"/>
+    <w:lsdException w:name="Table Columns 4" w:semiHidden="1" w:unhideWhenUsed="1"/>
+    <w:lsdException w:name="Table Columns 5" w:semiHidden="1" w:unhideWhenUsed="1"/>
+    <w:lsdException w:name="Table Grid 1" w:semiHidden="1" w:unhideWhenUsed="1"/>
+    <w:lsdException w:name="Table Grid 2" w:semiHidden="1" w:unhideWhenUsed="1"/>
+    <w:lsdException w:name="Table Grid 3" w:semiHidden="1" w:unhideWhenUsed="1"/>
+    <w:lsdException w:name="Table Grid 4" w:semiHidden="1" w:unhideWhenUsed="1"/>
+    <w:lsdException w:name="Table Grid 5" w:semiHidden="1" w:unhideWhenUsed="1"/>
+    <w:lsdException w:name="Table Grid 6" w:semiHidden="1" w:unhideWhenUsed="1"/>
+    <w:lsdException w:name="Table Grid 7" w:semiHidden="1" w:unhideWhenUsed="1"/>
+    <w:lsdException w:name="Table Grid 8" w:semiHidden="1" w:unhideWhenUsed="1"/>
+    <w:lsdException w:name="Table List 1" w:semiHidden="1" w:unhideWhenUsed="1"/>
+    <w:lsdException w:name="Table List 2" w:semiHidden="1" w:unhideWhenUsed="1"/>
+    <w:lsdException w:name="Table List 3" w:semiHidden="1" w:unhideWhenUsed="1"/>
+    <w:lsdException w:name="Table List 4" w:semiHidden="1" w:unhideWhenUsed="1"/>
+    <w:lsdException w:name="Table List 5" w:semiHidden="1" w:unhideWhenUsed="1"/>
+    <w:lsdException w:name="Table List 6" w:semiHidden="1" w:unhideWhenUsed="1"/>
+    <w:lsdException w:name="Table List 7" w:semiHidden="1" w:unhideWhenUsed="1"/>
+    <w:lsdException w:name="Table List 8" w:semiHidden="1" w:unhideWhenUsed="1"/>
+    <w:lsdException w:name="Table 3D effects 1" w:semiHidden="1" w:unhideWhenUsed="1"/>
+    <w:lsdException w:name="Table 3D effects 2" w:semiHidden="1" w:unhideWhenUsed="1"/>
+    <w:lsdException w:name="Table 3D effects 3" w:semiHidden="1" w:unhideWhenUsed="1"/>
+    <w:lsdException w:name="Table Contemporary" w:semiHidden="1" w:unhideWhenUsed="1"/>
+    <w:lsdException w:name="Table Elegant" w:semiHidden="1" w:unhideWhenUsed="1"/>
+    <w:lsdException w:name="Table Professional" w:semiHidden="1" w:unhideWhenUsed="1"/>
+    <w:lsdException w:name="Table Subtle 1" w:semiHidden="1" w:unhideWhenUsed="1"/>
+    <w:lsdException w:name="Table Subtle 2" w:semiHidden="1" w:unhideWhenUsed="1"/>
+    <w:lsdException w:name="Table Web 1" w:semiHidden="1" w:unhideWhenUsed="1"/>
+    <w:lsdException w:name="Table Web 2" w:semiHidden="1" w:unhideWhenUsed="1"/>
+    <w:lsdException w:name="Table Web 3" w:semiHidden="1" w:unhideWhenUsed="1"/>
+    <w:lsdException w:name="Balloon Text" w:semiHidden="1" w:unhideWhenUsed="1"/>
+    <w:lsdException w:name="Table Grid" w:semiHidden="1" w:uiPriority="59" w:unhideWhenUsed="1"/>
+    <w:lsdException w:name="Table Theme" w:semiHidden="1" w:unhideWhenUsed="1"/>
+    <w:lsdException w:name="Placeholder Text" w:semiHidden="1"/>
+    <w:lsdException w:name="No Spacing" w:uiPriority="1" w:qFormat="1"/>
+    <w:lsdException w:name="Light Shading" w:uiPriority="60"/>
+    <w:lsdException w:name="Light List" w:uiPriority="61"/>
+    <w:lsdException w:name="Light Grid" w:uiPriority="62"/>
+    <w:lsdException w:name="Medium Shading 1" w:uiPriority="63"/>
+    <w:lsdException w:name="Medium Shading 2" w:uiPriority="64"/>
+    <w:lsdException w:name="Medium List 1" w:uiPriority="65"/>
+    <w:lsdException w:name="Medium List 2" w:uiPriority="66"/>
+    <w:lsdException w:name="Medium Grid 1" w:uiPriority="67"/>
+    <w:lsdException w:name="Medium Grid 2" w:uiPriority="68"/>
+    <w:lsdException w:name="Medium Grid 3" w:uiPriority="69"/>
+    <w:lsdException w:name="Dark List" w:uiPriority="70"/>
+    <w:lsdException w:name="Colorful Shading" w:uiPriority="71"/>
+    <w:lsdException w:name="Colorful List" w:uiPriority="72"/>
+    <w:lsdException w:name="Colorful Grid" w:uiPriority="73"/>
+    <w:lsdException w:name="Light Shading Accent 1" w:uiPriority="60"/>
+    <w:lsdException w:name="Light List Accent 1" w:uiPriority="61"/>
+    <w:lsdException w:name="Light Grid Accent 1" w:uiPriority="62"/>
+    <w:lsdException w:name="Medium Shading 1 Accent 1" w:uiPriority="63"/>
+    <w:lsdException w:name="Medium Shading 2 Accent 1" w:uiPriority="64"/>
+    <w:lsdException w:name="Medium List 1 Accent 1" w:uiPriority="65"/>
+    <w:lsdException w:name="Revision" w:semiHidden="1"/>
+    <w:lsdException w:name="List Paragraph" w:uiPriority="34" w:qFormat="1"/>
+    <w:lsdException w:name="Quote" w:uiPriority="29" w:qFormat="1"/>
+    <w:lsdException w:name="Intense Quote" w:uiPriority="30" w:qFormat="1"/>
+    <w:lsdException w:name="Medium List 2 Accent 1" w:uiPriority="66"/>
+    <w:lsdException w:name="Medium Grid 1 Accent 1" w:uiPriority="67"/>
+    <w:lsdException w:name="Medium Grid 2 Accent 1" w:uiPriority="68"/>
+    <w:lsdException w:name="Medium Grid 3 Accent 1" w:uiPriority="69"/>
+    <w:lsdException w:name="Dark List Accent 1" w:uiPriority="70"/>
+    <w:lsdException w:name="Colorful Shading Accent 1" w:uiPriority="71"/>
+    <w:lsdException w:name="Colorful List Accent 1" w:uiPriority="72"/>
+    <w:lsdException w:name="Colorful Grid Accent 1" w:uiPriority="73"/>
+    <w:lsdException w:name="Light Shading Accent 2" w:uiPriority="60"/>
+    <w:lsdException w:name="Light List Accent 2" w:uiPriority="61"/>
+    <w:lsdException w:name="Light Grid Accent 2" w:uiPriority="62"/>
+    <w:lsdException w:name="Medium Shading 1 Accent 2" w:uiPriority="63"/>
+    <w:lsdException w:name="Medium Shading 2 Accent 2" w:uiPriority="64"/>
+    <w:lsdException w:name="Medium List 1 Accent 2" w:uiPriority="65"/>
+    <w:lsdException w:name="Medium List 2 Accent 2" w:uiPriority="66"/>
+    <w:lsdException w:name="Medium Grid 1 Accent 2" w:uiPriority="67"/>
+    <w:lsdException w:name="Medium Grid 2 Accent 2" w:uiPriority="68"/>
+    <w:lsdException w:name="Medium Grid 3 Accent 2" w:uiPriority="69"/>
+    <w:lsdException w:name="Dark List Accent 2" w:uiPriority="70"/>
+    <w:lsdException w:name="Colorful Shading Accent 2" w:uiPriority="71"/>
+    <w:lsdException w:name="Colorful List Accent 2" w:uiPriority="72"/>
+    <w:lsdException w:name="Colorful Grid Accent 2" w:uiPriority="73"/>
+    <w:lsdException w:name="Light Shading Accent 3" w:uiPriority="60"/>
+    <w:lsdException w:name="Light List Accent 3" w:uiPriority="61"/>
+    <w:lsdException w:name="Light Grid Accent 3" w:uiPriority="62"/>
+    <w:lsdException w:name="Medium Shading 1 Accent 3" w:uiPriority="63"/>
+    <w:lsdException w:name="Medium Shading 2 Accent 3" w:uiPriority="64"/>
+    <w:lsdException w:name="Medium List 1 Accent 3" w:uiPriority="65"/>
+    <w:lsdException w:name="Medium List 2 Accent 3" w:uiPriority="66"/>
+    <w:lsdException w:name="Medium Grid 1 Accent 3" w:uiPriority="67"/>
+    <w:lsdException w:name="Medium Grid 2 Accent 3" w:uiPriority="68"/>
+    <w:lsdException w:name="Medium Grid 3 Accent 3" w:uiPriority="69"/>
+    <w:lsdException w:name="Dark List Accent 3" w:uiPriority="70"/>
+    <w:lsdException w:name="Colorful Shading Accent 3" w:uiPriority="71"/>
+    <w:lsdException w:name="Colorful List Accent 3" w:uiPriority="72"/>
+    <w:lsdException w:name="Colorful Grid Accent 3" w:uiPriority="73"/>
+    <w:lsdException w:name="Light Shading Accent 4" w:uiPriority="60"/>
+    <w:lsdException w:name="Light List Accent 4" w:uiPriority="61"/>
+    <w:lsdException w:name="Light Grid Accent 4" w:uiPriority="62"/>
+    <w:lsdException w:name="Medium Shading 1 Accent 4" w:uiPriority="63"/>
+    <w:lsdException w:name="Medium Shading 2 Accent 4" w:uiPriority="64"/>
+    <w:lsdException w:name="Medium List 1 Accent 4" w:uiPriority="65"/>
+    <w:lsdException w:name="Medium List 2 Accent 4" w:uiPriority="66"/>
+    <w:lsdException w:name="Medium Grid 1 Accent 4" w:uiPriority="67"/>
+    <w:lsdException w:name="Medium Grid 2 Accent 4" w:uiPriority="68"/>
+    <w:lsdException w:name="Medium Grid 3 Accent 4" w:uiPriority="69"/>
+    <w:lsdException w:name="Dark List Accent 4" w:uiPriority="70"/>
+    <w:lsdException w:name="Colorful Shading Accent 4" w:uiPriority="71"/>
+    <w:lsdException w:name="Colorful List Accent 4" w:uiPriority="72"/>
+    <w:lsdException w:name="Colorful Grid Accent 4" w:uiPriority="73"/>
+    <w:lsdException w:name="Light Shading Accent 5" w:uiPriority="60"/>
+    <w:lsdException w:name="Light List Accent 5" w:uiPriority="61"/>
+    <w:lsdException w:name="Light Grid Accent 5" w:uiPriority="62"/>
+    <w:lsdException w:name="Medium Shading 1 Accent 5" w:uiPriority="63"/>
+    <w:lsdException w:name="Medium Shading 2 Accent 5" w:uiPriority="64"/>
+    <w:lsdException w:name="Medium List 1 Accent 5" w:uiPriority="65"/>
+    <w:lsdException w:name="Medium List 2 Accent 5" w:uiPriority="66"/>
+    <w:lsdException w:name="Medium Grid 1 Accent 5" w:uiPriority="67"/>
+    <w:lsdException w:name="Medium Grid 2 Accent 5" w:uiPriority="68"/>
+    <w:lsdException w:name="Medium Grid 3 Accent 5" w:uiPriority="69"/>
+    <w:lsdException w:name="Dark List Accent 5" w:uiPriority="70"/>
+    <w:lsdException w:name="Colorful Shading Accent 5" w:uiPriority="71"/>
+    <w:lsdException w:name="Colorful List Accent 5" w:uiPriority="72"/>
+    <w:lsdException w:name="Colorful Grid Accent 5" w:uiPriority="73"/>
+    <w:lsdException w:name="Light Shading Accent 6" w:uiPriority="60"/>
+    <w:lsdException w:name="Light List Accent 6" w:uiPriority="61"/>
+    <w:lsdException w:name="Light Grid Accent 6" w:uiPriority="62"/>
+    <w:lsdException w:name="Medium Shading 1 Accent 6" w:uiPriority="63"/>
+    <w:lsdException w:name="Medium Shading 2 Accent 6" w:uiPriority="64"/>
+    <w:lsdException w:name="Medium List 1 Accent 6" w:uiPriority="65"/>
+    <w:lsdException w:name="Medium List 2 Accent 6" w:uiPriority="66"/>
+    <w:lsdException w:name="Medium Grid 1 Accent 6" w:uiPriority="67"/>
+    <w:lsdException w:name="Medium Grid 2 Accent 6" w:uiPriority="68"/>
+    <w:lsdException w:name="Medium Grid 3 Accent 6" w:uiPriority="69"/>
+    <w:lsdException w:name="Dark List Accent 6" w:uiPriority="70"/>
+    <w:lsdException w:name="Colorful Shading Accent 6" w:uiPriority="71"/>
+    <w:lsdException w:name="Colorful List Accent 6" w:uiPriority="72"/>
+    <w:lsdException w:name="Colorful Grid Accent 6" w:uiPriority="73"/>
+    <w:lsdException w:name="Subtle Emphasis" w:uiPriority="19" w:qFormat="1"/>
+    <w:lsdException w:name="Intense Emphasis" w:uiPriority="21" w:qFormat="1"/>
+    <w:lsdException w:name="Subtle Reference" w:uiPriority="31" w:qFormat="1"/>
+    <w:lsdException w:name="Intense Reference" w:uiPriority="32" w:qFormat="1"/>
+    <w:lsdException w:name="Book Title" w:uiPriority="33" w:qFormat="1"/>
+    <w:lsdException w:name="Bibliography" w:semiHidden="1" w:uiPriority="37" w:unhideWhenUsed="1"/>
+    <w:lsdException w:name="TOC Heading" w:semiHidden="1" w:uiPriority="39" w:unhideWhenUsed="1" w:qFormat="1"/>
+    <w:lsdException w:name="Plain Table 1" w:uiPriority="41"/>
+    <w:lsdException w:name="Plain Table 2" w:uiPriority="42"/>
+    <w:lsdException w:name="Plain Table 3" w:uiPriority="43"/>
+    <w:lsdException w:name="Plain Table 4" w:uiPriority="44"/>
+    <w:lsdException w:name="Plain Table 5" w:uiPriority="45"/>
+    <w:lsdException w:name="Grid Table Light" w:uiPriority="40"/>
+    <w:lsdException w:name="Grid Table 1 Light" w:uiPriority="46"/>
+    <w:lsdException w:name="Grid Table 2" w:uiPriority="47"/>
+    <w:lsdException w:name="Grid Table 3" w:uiPriority="48"/>
+    <w:lsdException w:name="Grid Table 4" w:uiPriority="49"/>
+    <w:lsdException w:name="Grid Table 5 Dark" w:uiPriority="50"/>
+    <w:lsdException w:name="Grid Table 6 Colorful" w:uiPriority="51"/>
+    <w:lsdException w:name="Grid Table 7 Colorful" w:uiPriority="52"/>
+    <w:lsdException w:name="Grid Table 1 Light Accent 1" w:uiPriority="46"/>
+    <w:lsdException w:name="Grid Table 2 Accent 1" w:uiPriority="47"/>
+    <w:lsdException w:name="Grid Table 3 Accent 1" w:uiPriority="48"/>
+    <w:lsdException w:name="Grid Table 4 Accent 1" w:uiPriority="49"/>
+    <w:lsdException w:name="Grid Table 5 Dark Accent 1" w:uiPriority="50"/>
+    <w:lsdException w:name="Grid Table 6 Colorful Accent 1" w:uiPriority="51"/>
+    <w:lsdException w:name="Grid Table 7 Colorful Accent 1" w:uiPriority="52"/>
+    <w:lsdException w:name="Grid Table 1 Light Accent 2" w:uiPriority="46"/>
+    <w:lsdException w:name="Grid Table 2 Accent 2" w:uiPriority="47"/>
+    <w:lsdException w:name="Grid Table 3 Accent 2" w:uiPriority="48"/>
+    <w:lsdException w:name="Grid Table 4 Accent 2" w:uiPriority="49"/>
+    <w:lsdException w:name="Grid Table 5 Dark Accent 2" w:uiPriority="50"/>
+    <w:lsdException w:name="Grid Table 6 Colorful Accent 2" w:uiPriority="51"/>
+    <w:lsdException w:name="Grid Table 7 Colorful Accent 2" w:uiPriority="52"/>
+    <w:lsdException w:name="Grid Table 1 Light Accent 3" w:uiPriority="46"/>
+    <w:lsdException w:name="Grid Table 2 Accent 3" w:uiPriority="47"/>
+    <w:lsdException w:name="Grid Table 3 Accent 3" w:uiPriority="48"/>
+    <w:lsdException w:name="Grid Table 4 Accent 3" w:uiPriority="49"/>
+    <w:lsdException w:name="Grid Table 5 Dark Accent 3" w:uiPriority="50"/>
+    <w:lsdException w:name="Grid Table 6 Colorful Accent 3" w:uiPriority="51"/>
+    <w:lsdException w:name="Grid Table 7 Colorful Accent 3" w:uiPriority="52"/>
+    <w:lsdException w:name="Grid Table 1 Light Accent 4" w:uiPriority="46"/>
+    <w:lsdException w:name="Grid Table 2 Accent 4" w:uiPriority="47"/>
+    <w:lsdException w:name="Grid Table 3 Accent 4" w:uiPriority="48"/>
+    <w:lsdException w:name="Grid Table 4 Accent 4" w:uiPriority="49"/>
+    <w:lsdException w:name="Grid Table 5 Dark Accent 4" w:uiPriority="50"/>
+    <w:lsdException w:name="Grid Table 6 Colorful Accent 4" w:uiPriority="51"/>
+    <w:lsdException w:name="Grid Table 7 Colorful Accent 4" w:uiPriority="52"/>
+    <w:lsdException w:name="Grid Table 1 Light Accent 5" w:uiPriority="46"/>
+    <w:lsdException w:name="Grid Table 2 Accent 5" w:uiPriority="47"/>
+    <w:lsdException w:name="Grid Table 3 Accent 5" w:uiPriority="48"/>
+    <w:lsdException w:name="Grid Table 4 Accent 5" w:uiPriority="49"/>
+    <w:lsdException w:name="Grid Table 5 Dark Accent 5" w:uiPriority="50"/>
+    <w:lsdException w:name="Grid Table 6 Colorful Accent 5" w:uiPriority="51"/>
+    <w:lsdException w:name="Grid Table 7 Colorful Accent 5" w:uiPriority="52"/>
+    <w:lsdException w:name="Grid Table 1 Light Accent 6" w:uiPriority="46"/>
+    <w:lsdException w:name="Grid Table 2 Accent 6" w:uiPriority="47"/>
+    <w:lsdException w:name="Grid Table 3 Accent 6" w:uiPriority="48"/>
+    <w:lsdException w:name="Grid Table 4 Accent 6" w:uiPriority="49"/>
+    <w:lsdException w:name="Grid Table 5 Dark Accent 6" w:uiPriority="50"/>
+    <w:lsdException w:name="Grid Table 6 Colorful Accent 6" w:uiPriority="51"/>
+    <w:lsdException w:name="Grid Table 7 Colorful Accent 6" w:uiPriority="52"/>
+    <w:lsdException w:name="List Table 1 Light" w:uiPriority="46"/>
+    <w:lsdException w:name="List Table 2" w:uiPriority="47"/>
+    <w:lsdException w:name="List Table 3" w:uiPriority="48"/>
+    <w:lsdException w:name="List Table 4" w:uiPriority="49"/>
+    <w:lsdException w:name="List Table 5 Dark" w:uiPriority="50"/>
+    <w:lsdException w:name="List Table 6 Colorful" w:uiPriority="51"/>
+    <w:lsdException w:name="List Table 7 Colorful" w:uiPriority="52"/>
+    <w:lsdException w:name="List Table 1 Light Accent 1" w:uiPriority="46"/>
+    <w:lsdException w:name="List Table 2 Accent 1" w:uiPriority="47"/>
+    <w:lsdException w:name="List Table 3 Accent 1" w:uiPriority="48"/>
+    <w:lsdException w:name="List Table 4 Accent 1" w:uiPriority="49"/>
+    <w:lsdException w:name="List Table 5 Dark Accent 1" w:uiPriority="50"/>
+    <w:lsdException w:name="List Table 6 Colorful Accent 1" w:uiPriority="51"/>
+    <w:lsdException w:name="List Table 7 Colorful Accent 1" w:uiPriority="52"/>
+    <w:lsdException w:name="List Table 1 Light Accent 2" w:uiPriority="46"/>
+    <w:lsdException w:name="List Table 2 Accent 2" w:uiPriority="47"/>
+    <w:lsdException w:name="List Table 3 Accent 2" w:uiPriority="48"/>
+    <w:lsdException w:name="List Table 4 Accent 2" w:uiPriority="49"/>
+    <w:lsdException w:name="List Table 5 Dark Accent 2" w:uiPriority="50"/>
+    <w:lsdException w:name="List Table 6 Colorful Accent 2" w:uiPriority="51"/>
+    <w:lsdException w:name="List Table 7 Colorful Accent 2" w:uiPriority="52"/>
+    <w:lsdException w:name="List Table 1 Light Accent 3" w:uiPriority="46"/>
+    <w:lsdException w:name="List Table 2 Accent 3" w:uiPriority="47"/>
+    <w:lsdException w:name="List Table 3 Accent 3" w:uiPriority="48"/>
+    <w:lsdException w:name="List Table 4 Accent 3" w:uiPriority="49"/>
+    <w:lsdException w:name="List Table 5 Dark Accent 3" w:uiPriority="50"/>
+    <w:lsdException w:name="List Table 6 Colorful Accent 3" w:uiPriority="51"/>
+    <w:lsdException w:name="List Table 7 Colorful Accent 3" w:uiPriority="52"/>
+    <w:lsdException w:name="List Table 1 Light Accent 4" w:uiPriority="46"/>
+    <w:lsdException w:name="List Table 2 Accent 4" w:uiPriority="47"/>
+    <w:lsdException w:name="List Table 3 Accent 4" w:uiPriority="48"/>
+    <w:lsdException w:name="List Table 4 Accent 4" w:uiPriority="49"/>
+    <w:lsdException w:name="List Table 5 Dark Accent 4" w:uiPriority="50"/>
+    <w:lsdException w:name="List Table 6 Colorful Accent 4" w:uiPriority="51"/>
+    <w:lsdException w:name="List Table 7 Colorful Accent 4" w:uiPriority="52"/>
+    <w:lsdException w:name="List Table 1 Light Accent 5" w:uiPriority="46"/>
+    <w:lsdException w:name="List Table 2 Accent 5" w:uiPriority="47"/>
+    <w:lsdException w:name="List Table 3 Accent 5" w:uiPriority="48"/>
+    <w:lsdException w:name="List Table 4 Accent 5" w:uiPriority="49"/>
+    <w:lsdException w:name="List Table 5 Dark Accent 5" w:uiPriority="50"/>
+    <w:lsdException w:name="List Table 6 Colorful Accent 5" w:uiPriority="51"/>
+    <w:lsdException w:name="List Table 7 Colorful Accent 5" w:uiPriority="52"/>
+    <w:lsdException w:name="List Table 1 Light Accent 6" w:uiPriority="46"/>
+    <w:lsdException w:name="List Table 2 Accent 6" w:uiPriority="47"/>
+    <w:lsdException w:name="List Table 3 Accent 6" w:uiPriority="48"/>
+    <w:lsdException w:name="List Table 4 Accent 6" w:uiPriority="49"/>
+    <w:lsdException w:name="List Table 5 Dark Accent 6" w:uiPriority="50"/>
+    <w:lsdException w:name="List Table 6 Colorful Accent 6" w:uiPriority="51"/>
+    <w:lsdException w:name="List Table 7 Colorful Accent 6" w:uiPriority="52"/>
+    <w:lsdException w:name="Mention" w:semiHidden="1" w:unhideWhenUsed="1"/>
+    <w:lsdException w:name="Smart Hyperlink" w:semiHidden="1" w:unhideWhenUsed="1"/>
+    <w:lsdException w:name="Hashtag" w:semiHidden="1" w:unhideWhenUsed="1"/>
+    <w:lsdException w:name="Unresolved Mention" w:semiHidden="1" w:unhideWhenUsed="1"/>
+    <w:lsdException w:name="Smart Link" w:semiHidden="1" w:unhideWhenUsed="1"/>
   </w:latentStyles>
   <w:style w:type="paragraph" w:default="1" w:styleId="Normal">
     <w:name w:val="Normal"/>
@@ -2530,7 +6843,6 @@
     <w:uiPriority w:val="99"/>
     <w:semiHidden/>
     <w:unhideWhenUsed/>
-    <w:qFormat/>
     <w:tblPr>
       <w:tblInd w:w="0" w:type="dxa"/>
       <w:tblCellMar>
@@ -2598,7 +6910,6 @@
       <w:spacing w:after="0" w:line="240" w:lineRule="auto"/>
     </w:pPr>
     <w:tblPr>
-      <w:tblInd w:w="0" w:type="dxa"/>
       <w:tblBorders>
         <w:top w:val="single" w:sz="4" w:space="0" w:color="auto"/>
         <w:left w:val="single" w:sz="4" w:space="0" w:color="auto"/>
@@ -2607,13 +6918,61 @@
         <w:insideH w:val="single" w:sz="4" w:space="0" w:color="auto"/>
         <w:insideV w:val="single" w:sz="4" w:space="0" w:color="auto"/>
       </w:tblBorders>
-      <w:tblCellMar>
-        <w:top w:w="0" w:type="dxa"/>
-        <w:left w:w="108" w:type="dxa"/>
-        <w:bottom w:w="0" w:type="dxa"/>
-        <w:right w:w="108" w:type="dxa"/>
-      </w:tblCellMar>
     </w:tblPr>
+  </w:style>
+  <w:style w:type="paragraph" w:styleId="Header">
+    <w:name w:val="header"/>
+    <w:basedOn w:val="Normal"/>
+    <w:link w:val="HeaderChar"/>
+    <w:uiPriority w:val="99"/>
+    <w:unhideWhenUsed/>
+    <w:rsid w:val="00B83AC0"/>
+    <w:pPr>
+      <w:tabs>
+        <w:tab w:val="center" w:pos="4513"/>
+        <w:tab w:val="right" w:pos="9026"/>
+      </w:tabs>
+      <w:spacing w:after="0" w:line="240" w:lineRule="auto"/>
+    </w:pPr>
+  </w:style>
+  <w:style w:type="character" w:customStyle="1" w:styleId="HeaderChar">
+    <w:name w:val="Header Char"/>
+    <w:basedOn w:val="DefaultParagraphFont"/>
+    <w:link w:val="Header"/>
+    <w:uiPriority w:val="99"/>
+    <w:rsid w:val="00B83AC0"/>
+    <w:rPr>
+      <w:rFonts w:ascii="Calibri" w:eastAsia="Times New Roman" w:hAnsi="Calibri" w:cs="Times New Roman"/>
+      <w:sz w:val="22"/>
+      <w:lang w:val="id-ID" w:eastAsia="id-ID"/>
+    </w:rPr>
+  </w:style>
+  <w:style w:type="paragraph" w:styleId="Footer">
+    <w:name w:val="footer"/>
+    <w:basedOn w:val="Normal"/>
+    <w:link w:val="FooterChar"/>
+    <w:uiPriority w:val="99"/>
+    <w:unhideWhenUsed/>
+    <w:rsid w:val="00B83AC0"/>
+    <w:pPr>
+      <w:tabs>
+        <w:tab w:val="center" w:pos="4513"/>
+        <w:tab w:val="right" w:pos="9026"/>
+      </w:tabs>
+      <w:spacing w:after="0" w:line="240" w:lineRule="auto"/>
+    </w:pPr>
+  </w:style>
+  <w:style w:type="character" w:customStyle="1" w:styleId="FooterChar">
+    <w:name w:val="Footer Char"/>
+    <w:basedOn w:val="DefaultParagraphFont"/>
+    <w:link w:val="Footer"/>
+    <w:uiPriority w:val="99"/>
+    <w:rsid w:val="00B83AC0"/>
+    <w:rPr>
+      <w:rFonts w:ascii="Calibri" w:eastAsia="Times New Roman" w:hAnsi="Calibri" w:cs="Times New Roman"/>
+      <w:sz w:val="22"/>
+      <w:lang w:val="id-ID" w:eastAsia="id-ID"/>
+    </w:rPr>
   </w:style>
 </w:styles>
 </file>

--- a/Files/Proposal.docx
+++ b/Files/Proposal.docx
@@ -222,7 +222,6 @@
           <w:lang w:val="en-US"/>
         </w:rPr>
       </w:pPr>
-      <w:proofErr w:type="gramStart"/>
       <w:r>
         <w:rPr>
           <w:rFonts w:ascii="Times New Roman" w:hAnsi="Times New Roman"/>
@@ -253,7 +252,6 @@
         </w:rPr>
         <w:t xml:space="preserve"> :</w:t>
       </w:r>
-      <w:proofErr w:type="gramEnd"/>
     </w:p>
     <w:p>
       <w:pPr>
@@ -1587,7 +1585,6 @@
               <w:t xml:space="preserve">, </w:t>
             </w:r>
             <w:proofErr w:type="spellStart"/>
-            <w:proofErr w:type="gramStart"/>
             <w:r>
               <w:rPr>
                 <w:rFonts w:ascii="Times New Roman" w:hAnsi="Times New Roman"/>
@@ -1602,7 +1599,6 @@
               <w:t>S.Kom</w:t>
             </w:r>
             <w:proofErr w:type="spellEnd"/>
-            <w:proofErr w:type="gramEnd"/>
             <w:r>
               <w:rPr>
                 <w:rFonts w:ascii="Times New Roman" w:hAnsi="Times New Roman"/>
@@ -3042,7 +3038,6 @@
         <w:t xml:space="preserve">, </w:t>
       </w:r>
       <w:proofErr w:type="spellStart"/>
-      <w:proofErr w:type="gramStart"/>
       <w:r>
         <w:rPr>
           <w:rFonts w:ascii="Times New Roman" w:hAnsi="Times New Roman"/>
@@ -3056,7 +3051,6 @@
         <w:t>S.Kom</w:t>
       </w:r>
       <w:proofErr w:type="spellEnd"/>
-      <w:proofErr w:type="gramEnd"/>
       <w:r>
         <w:rPr>
           <w:rFonts w:ascii="Times New Roman" w:hAnsi="Times New Roman"/>
@@ -3159,33 +3153,7 @@
           <w:szCs w:val="24"/>
           <w:lang w:val="en-US"/>
         </w:rPr>
-        <w:t xml:space="preserve">DEWAN </w:t>
-      </w:r>
-      <w:proofErr w:type="gramStart"/>
-      <w:r>
-        <w:rPr>
-          <w:rFonts w:ascii="Times New Roman" w:hAnsi="Times New Roman"/>
-          <w:b/>
-          <w:bCs/>
-          <w:color w:val="000000"/>
-          <w:sz w:val="28"/>
-          <w:szCs w:val="24"/>
-          <w:lang w:val="en-US"/>
-        </w:rPr>
-        <w:t>PENGUJI :</w:t>
-      </w:r>
-      <w:proofErr w:type="gramEnd"/>
-      <w:r>
-        <w:rPr>
-          <w:rFonts w:ascii="Times New Roman" w:hAnsi="Times New Roman"/>
-          <w:b/>
-          <w:bCs/>
-          <w:color w:val="000000"/>
-          <w:sz w:val="28"/>
-          <w:szCs w:val="24"/>
-          <w:lang w:val="en-US"/>
-        </w:rPr>
-        <w:t xml:space="preserve"> </w:t>
+        <w:t xml:space="preserve">DEWAN PENGUJI : </w:t>
       </w:r>
     </w:p>
     <w:p>
@@ -4288,6 +4256,16 @@
         </w:rPr>
         <w:tab/>
       </w:r>
+      <w:r>
+        <w:rPr>
+          <w:rFonts w:ascii="Times New Roman" w:hAnsi="Times New Roman"/>
+          <w:color w:val="000000"/>
+          <w:sz w:val="24"/>
+          <w:szCs w:val="24"/>
+          <w:lang w:val="en-US"/>
+        </w:rPr>
+        <w:t>I-1</w:t>
+      </w:r>
     </w:p>
     <w:p>
       <w:pPr>
@@ -4348,6 +4326,27 @@
         <w:t>Masalah</w:t>
       </w:r>
       <w:proofErr w:type="spellEnd"/>
+      <w:r>
+        <w:rPr>
+          <w:rFonts w:ascii="Times New Roman" w:hAnsi="Times New Roman"/>
+          <w:color w:val="000000"/>
+          <w:sz w:val="24"/>
+          <w:szCs w:val="24"/>
+          <w:lang w:val="en-US"/>
+        </w:rPr>
+        <w:tab/>
+      </w:r>
+      <w:r>
+        <w:rPr>
+          <w:rFonts w:ascii="Times New Roman" w:hAnsi="Times New Roman"/>
+          <w:color w:val="000000"/>
+          <w:sz w:val="24"/>
+          <w:szCs w:val="24"/>
+          <w:lang w:val="en-US"/>
+        </w:rPr>
+        <w:tab/>
+        <w:t>I-3</w:t>
+      </w:r>
     </w:p>
     <w:p>
       <w:pPr>
@@ -4408,6 +4407,26 @@
         <w:t>Penelitian</w:t>
       </w:r>
       <w:proofErr w:type="spellEnd"/>
+      <w:r>
+        <w:rPr>
+          <w:rFonts w:ascii="Times New Roman" w:hAnsi="Times New Roman"/>
+          <w:color w:val="000000"/>
+          <w:sz w:val="24"/>
+          <w:szCs w:val="24"/>
+          <w:lang w:val="en-US"/>
+        </w:rPr>
+        <w:tab/>
+      </w:r>
+      <w:r>
+        <w:rPr>
+          <w:rFonts w:ascii="Times New Roman" w:hAnsi="Times New Roman"/>
+          <w:color w:val="000000"/>
+          <w:sz w:val="24"/>
+          <w:szCs w:val="24"/>
+          <w:lang w:val="en-US"/>
+        </w:rPr>
+        <w:tab/>
+      </w:r>
     </w:p>
     <w:p>
       <w:pPr>
@@ -4456,6 +4475,26 @@
         <w:t>Masalah</w:t>
       </w:r>
       <w:proofErr w:type="spellEnd"/>
+      <w:r>
+        <w:rPr>
+          <w:rFonts w:ascii="Times New Roman" w:hAnsi="Times New Roman"/>
+          <w:color w:val="000000"/>
+          <w:sz w:val="24"/>
+          <w:szCs w:val="24"/>
+          <w:lang w:val="en-US"/>
+        </w:rPr>
+        <w:tab/>
+      </w:r>
+      <w:r>
+        <w:rPr>
+          <w:rFonts w:ascii="Times New Roman" w:hAnsi="Times New Roman"/>
+          <w:color w:val="000000"/>
+          <w:sz w:val="24"/>
+          <w:szCs w:val="24"/>
+          <w:lang w:val="en-US"/>
+        </w:rPr>
+        <w:tab/>
+      </w:r>
     </w:p>
     <w:p>
       <w:pPr>
@@ -4516,6 +4555,26 @@
         <w:t>Penelitian</w:t>
       </w:r>
       <w:proofErr w:type="spellEnd"/>
+      <w:r>
+        <w:rPr>
+          <w:rFonts w:ascii="Times New Roman" w:hAnsi="Times New Roman"/>
+          <w:color w:val="000000"/>
+          <w:sz w:val="24"/>
+          <w:szCs w:val="24"/>
+          <w:lang w:val="en-US"/>
+        </w:rPr>
+        <w:tab/>
+      </w:r>
+      <w:r>
+        <w:rPr>
+          <w:rFonts w:ascii="Times New Roman" w:hAnsi="Times New Roman"/>
+          <w:color w:val="000000"/>
+          <w:sz w:val="24"/>
+          <w:szCs w:val="24"/>
+          <w:lang w:val="en-US"/>
+        </w:rPr>
+        <w:tab/>
+      </w:r>
     </w:p>
     <w:p>
       <w:pPr>
@@ -16098,62 +16157,1501 @@
           <w:szCs w:val="24"/>
           <w:lang w:val="en-US"/>
         </w:rPr>
-        <w:t>Berdasarkan</w:t>
-      </w:r>
-      <w:proofErr w:type="spellEnd"/>
-      <w:r>
-        <w:rPr>
-          <w:rFonts w:ascii="Times New Roman" w:hAnsi="Times New Roman"/>
-          <w:color w:val="000000"/>
-          <w:sz w:val="24"/>
-          <w:szCs w:val="24"/>
-          <w:lang w:val="en-US"/>
-        </w:rPr>
-        <w:t xml:space="preserve"> </w:t>
-      </w:r>
-      <w:proofErr w:type="spellStart"/>
-      <w:r>
-        <w:rPr>
-          <w:rFonts w:ascii="Times New Roman" w:hAnsi="Times New Roman"/>
-          <w:color w:val="000000"/>
-          <w:sz w:val="24"/>
-          <w:szCs w:val="24"/>
-          <w:lang w:val="en-US"/>
-        </w:rPr>
-        <w:t>latar</w:t>
-      </w:r>
-      <w:proofErr w:type="spellEnd"/>
-      <w:r>
-        <w:rPr>
-          <w:rFonts w:ascii="Times New Roman" w:hAnsi="Times New Roman"/>
-          <w:color w:val="000000"/>
-          <w:sz w:val="24"/>
-          <w:szCs w:val="24"/>
-          <w:lang w:val="en-US"/>
-        </w:rPr>
-        <w:t xml:space="preserve"> </w:t>
-      </w:r>
-      <w:proofErr w:type="spellStart"/>
-      <w:r>
-        <w:rPr>
-          <w:rFonts w:ascii="Times New Roman" w:hAnsi="Times New Roman"/>
-          <w:color w:val="000000"/>
-          <w:sz w:val="24"/>
-          <w:szCs w:val="24"/>
-          <w:lang w:val="en-US"/>
-        </w:rPr>
-        <w:t>belakang</w:t>
-      </w:r>
-      <w:proofErr w:type="spellEnd"/>
-      <w:r>
-        <w:rPr>
-          <w:rFonts w:ascii="Times New Roman" w:hAnsi="Times New Roman"/>
-          <w:color w:val="000000"/>
-          <w:sz w:val="24"/>
-          <w:szCs w:val="24"/>
-          <w:lang w:val="en-US"/>
-        </w:rPr>
-        <w:t xml:space="preserve"> </w:t>
+        <w:t>Beberapa</w:t>
+      </w:r>
+      <w:proofErr w:type="spellEnd"/>
+      <w:r>
+        <w:rPr>
+          <w:rFonts w:ascii="Times New Roman" w:hAnsi="Times New Roman"/>
+          <w:color w:val="000000"/>
+          <w:sz w:val="24"/>
+          <w:szCs w:val="24"/>
+          <w:lang w:val="en-US"/>
+        </w:rPr>
+        <w:t xml:space="preserve"> </w:t>
+      </w:r>
+      <w:proofErr w:type="spellStart"/>
+      <w:r>
+        <w:rPr>
+          <w:rFonts w:ascii="Times New Roman" w:hAnsi="Times New Roman"/>
+          <w:color w:val="000000"/>
+          <w:sz w:val="24"/>
+          <w:szCs w:val="24"/>
+          <w:lang w:val="en-US"/>
+        </w:rPr>
+        <w:t>penelitian</w:t>
+      </w:r>
+      <w:proofErr w:type="spellEnd"/>
+      <w:r>
+        <w:rPr>
+          <w:rFonts w:ascii="Times New Roman" w:hAnsi="Times New Roman"/>
+          <w:color w:val="000000"/>
+          <w:sz w:val="24"/>
+          <w:szCs w:val="24"/>
+          <w:lang w:val="en-US"/>
+        </w:rPr>
+        <w:t xml:space="preserve"> yang </w:t>
+      </w:r>
+      <w:proofErr w:type="spellStart"/>
+      <w:r>
+        <w:rPr>
+          <w:rFonts w:ascii="Times New Roman" w:hAnsi="Times New Roman"/>
+          <w:color w:val="000000"/>
+          <w:sz w:val="24"/>
+          <w:szCs w:val="24"/>
+          <w:lang w:val="en-US"/>
+        </w:rPr>
+        <w:t>telah</w:t>
+      </w:r>
+      <w:proofErr w:type="spellEnd"/>
+      <w:r>
+        <w:rPr>
+          <w:rFonts w:ascii="Times New Roman" w:hAnsi="Times New Roman"/>
+          <w:color w:val="000000"/>
+          <w:sz w:val="24"/>
+          <w:szCs w:val="24"/>
+          <w:lang w:val="en-US"/>
+        </w:rPr>
+        <w:t xml:space="preserve"> </w:t>
+      </w:r>
+      <w:proofErr w:type="spellStart"/>
+      <w:r>
+        <w:rPr>
+          <w:rFonts w:ascii="Times New Roman" w:hAnsi="Times New Roman"/>
+          <w:color w:val="000000"/>
+          <w:sz w:val="24"/>
+          <w:szCs w:val="24"/>
+          <w:lang w:val="en-US"/>
+        </w:rPr>
+        <w:t>dilakukan</w:t>
+      </w:r>
+      <w:proofErr w:type="spellEnd"/>
+      <w:r>
+        <w:rPr>
+          <w:rFonts w:ascii="Times New Roman" w:hAnsi="Times New Roman"/>
+          <w:color w:val="000000"/>
+          <w:sz w:val="24"/>
+          <w:szCs w:val="24"/>
+          <w:lang w:val="en-US"/>
+        </w:rPr>
+        <w:t xml:space="preserve"> </w:t>
+      </w:r>
+      <w:proofErr w:type="spellStart"/>
+      <w:r>
+        <w:rPr>
+          <w:rFonts w:ascii="Times New Roman" w:hAnsi="Times New Roman"/>
+          <w:color w:val="000000"/>
+          <w:sz w:val="24"/>
+          <w:szCs w:val="24"/>
+          <w:lang w:val="en-US"/>
+        </w:rPr>
+        <w:t>sebelumnya</w:t>
+      </w:r>
+      <w:proofErr w:type="spellEnd"/>
+      <w:r>
+        <w:rPr>
+          <w:rFonts w:ascii="Times New Roman" w:hAnsi="Times New Roman"/>
+          <w:color w:val="000000"/>
+          <w:sz w:val="24"/>
+          <w:szCs w:val="24"/>
+          <w:lang w:val="en-US"/>
+        </w:rPr>
+        <w:t xml:space="preserve"> oleh </w:t>
+      </w:r>
+      <w:proofErr w:type="spellStart"/>
+      <w:r>
+        <w:rPr>
+          <w:rFonts w:ascii="Times New Roman" w:hAnsi="Times New Roman"/>
+          <w:color w:val="000000"/>
+          <w:sz w:val="24"/>
+          <w:szCs w:val="24"/>
+          <w:lang w:val="en-US"/>
+        </w:rPr>
+        <w:t>Dwi</w:t>
+      </w:r>
+      <w:proofErr w:type="spellEnd"/>
+      <w:r>
+        <w:rPr>
+          <w:rFonts w:ascii="Times New Roman" w:hAnsi="Times New Roman"/>
+          <w:color w:val="000000"/>
+          <w:sz w:val="24"/>
+          <w:szCs w:val="24"/>
+          <w:lang w:val="en-US"/>
+        </w:rPr>
+        <w:t xml:space="preserve"> Ely Kurniawan dan Muhamad </w:t>
+      </w:r>
+      <w:proofErr w:type="spellStart"/>
+      <w:r>
+        <w:rPr>
+          <w:rFonts w:ascii="Times New Roman" w:hAnsi="Times New Roman"/>
+          <w:color w:val="000000"/>
+          <w:sz w:val="24"/>
+          <w:szCs w:val="24"/>
+          <w:lang w:val="en-US"/>
+        </w:rPr>
+        <w:t>Naharus</w:t>
+      </w:r>
+      <w:proofErr w:type="spellEnd"/>
+      <w:r>
+        <w:rPr>
+          <w:rFonts w:ascii="Times New Roman" w:hAnsi="Times New Roman"/>
+          <w:color w:val="000000"/>
+          <w:sz w:val="24"/>
+          <w:szCs w:val="24"/>
+          <w:lang w:val="en-US"/>
+        </w:rPr>
+        <w:t xml:space="preserve"> </w:t>
+      </w:r>
+      <w:proofErr w:type="spellStart"/>
+      <w:r>
+        <w:rPr>
+          <w:rFonts w:ascii="Times New Roman" w:hAnsi="Times New Roman"/>
+          <w:color w:val="000000"/>
+          <w:sz w:val="24"/>
+          <w:szCs w:val="24"/>
+          <w:lang w:val="en-US"/>
+        </w:rPr>
+        <w:t>Surur</w:t>
+      </w:r>
+      <w:proofErr w:type="spellEnd"/>
+      <w:r>
+        <w:rPr>
+          <w:rFonts w:ascii="Times New Roman" w:hAnsi="Times New Roman"/>
+          <w:color w:val="000000"/>
+          <w:sz w:val="24"/>
+          <w:szCs w:val="24"/>
+          <w:lang w:val="en-US"/>
+        </w:rPr>
+        <w:t xml:space="preserve"> </w:t>
+      </w:r>
+      <w:proofErr w:type="spellStart"/>
+      <w:r>
+        <w:rPr>
+          <w:rFonts w:ascii="Times New Roman" w:hAnsi="Times New Roman"/>
+          <w:color w:val="000000"/>
+          <w:sz w:val="24"/>
+          <w:szCs w:val="24"/>
+          <w:lang w:val="en-US"/>
+        </w:rPr>
+        <w:t>den</w:t>
+      </w:r>
+      <w:r>
+        <w:rPr>
+          <w:rFonts w:ascii="Times New Roman" w:hAnsi="Times New Roman"/>
+          <w:color w:val="000000"/>
+          <w:sz w:val="24"/>
+          <w:szCs w:val="24"/>
+          <w:lang w:val="en-US"/>
+        </w:rPr>
+        <w:t>g</w:t>
+      </w:r>
+      <w:r>
+        <w:rPr>
+          <w:rFonts w:ascii="Times New Roman" w:hAnsi="Times New Roman"/>
+          <w:color w:val="000000"/>
+          <w:sz w:val="24"/>
+          <w:szCs w:val="24"/>
+          <w:lang w:val="en-US"/>
+        </w:rPr>
+        <w:t>an</w:t>
+      </w:r>
+      <w:proofErr w:type="spellEnd"/>
+      <w:r>
+        <w:rPr>
+          <w:rFonts w:ascii="Times New Roman" w:hAnsi="Times New Roman"/>
+          <w:color w:val="000000"/>
+          <w:sz w:val="24"/>
+          <w:szCs w:val="24"/>
+          <w:lang w:val="en-US"/>
+        </w:rPr>
+        <w:t xml:space="preserve"> </w:t>
+      </w:r>
+      <w:proofErr w:type="spellStart"/>
+      <w:r>
+        <w:rPr>
+          <w:rFonts w:ascii="Times New Roman" w:hAnsi="Times New Roman"/>
+          <w:color w:val="000000"/>
+          <w:sz w:val="24"/>
+          <w:szCs w:val="24"/>
+          <w:lang w:val="en-US"/>
+        </w:rPr>
+        <w:t>judul</w:t>
+      </w:r>
+      <w:proofErr w:type="spellEnd"/>
+      <w:r>
+        <w:rPr>
+          <w:rFonts w:ascii="Times New Roman" w:hAnsi="Times New Roman"/>
+          <w:color w:val="000000"/>
+          <w:sz w:val="24"/>
+          <w:szCs w:val="24"/>
+          <w:lang w:val="en-US"/>
+        </w:rPr>
+        <w:t xml:space="preserve"> “</w:t>
+      </w:r>
+      <w:proofErr w:type="spellStart"/>
+      <w:r>
+        <w:rPr>
+          <w:rFonts w:ascii="Times New Roman" w:hAnsi="Times New Roman"/>
+          <w:color w:val="000000"/>
+          <w:sz w:val="24"/>
+          <w:szCs w:val="24"/>
+          <w:lang w:val="en-US"/>
+        </w:rPr>
+        <w:t>Perancangan</w:t>
+      </w:r>
+      <w:proofErr w:type="spellEnd"/>
+      <w:r>
+        <w:rPr>
+          <w:rFonts w:ascii="Times New Roman" w:hAnsi="Times New Roman"/>
+          <w:color w:val="000000"/>
+          <w:sz w:val="24"/>
+          <w:szCs w:val="24"/>
+          <w:lang w:val="en-US"/>
+        </w:rPr>
+        <w:t xml:space="preserve"> </w:t>
+      </w:r>
+      <w:proofErr w:type="spellStart"/>
+      <w:r>
+        <w:rPr>
+          <w:rFonts w:ascii="Times New Roman" w:hAnsi="Times New Roman"/>
+          <w:color w:val="000000"/>
+          <w:sz w:val="24"/>
+          <w:szCs w:val="24"/>
+          <w:lang w:val="en-US"/>
+        </w:rPr>
+        <w:t>Sistem</w:t>
+      </w:r>
+      <w:proofErr w:type="spellEnd"/>
+      <w:r>
+        <w:rPr>
+          <w:rFonts w:ascii="Times New Roman" w:hAnsi="Times New Roman"/>
+          <w:color w:val="000000"/>
+          <w:sz w:val="24"/>
+          <w:szCs w:val="24"/>
+          <w:lang w:val="en-US"/>
+        </w:rPr>
+        <w:t xml:space="preserve"> </w:t>
+      </w:r>
+      <w:proofErr w:type="spellStart"/>
+      <w:r>
+        <w:rPr>
+          <w:rFonts w:ascii="Times New Roman" w:hAnsi="Times New Roman"/>
+          <w:color w:val="000000"/>
+          <w:sz w:val="24"/>
+          <w:szCs w:val="24"/>
+          <w:lang w:val="en-US"/>
+        </w:rPr>
+        <w:t>Pengamanan</w:t>
+      </w:r>
+      <w:proofErr w:type="spellEnd"/>
+      <w:r>
+        <w:rPr>
+          <w:rFonts w:ascii="Times New Roman" w:hAnsi="Times New Roman"/>
+          <w:color w:val="000000"/>
+          <w:sz w:val="24"/>
+          <w:szCs w:val="24"/>
+          <w:lang w:val="en-US"/>
+        </w:rPr>
+        <w:t xml:space="preserve"> </w:t>
+      </w:r>
+      <w:proofErr w:type="spellStart"/>
+      <w:r>
+        <w:rPr>
+          <w:rFonts w:ascii="Times New Roman" w:hAnsi="Times New Roman"/>
+          <w:color w:val="000000"/>
+          <w:sz w:val="24"/>
+          <w:szCs w:val="24"/>
+          <w:lang w:val="en-US"/>
+        </w:rPr>
+        <w:t>Sepeda</w:t>
+      </w:r>
+      <w:proofErr w:type="spellEnd"/>
+      <w:r>
+        <w:rPr>
+          <w:rFonts w:ascii="Times New Roman" w:hAnsi="Times New Roman"/>
+          <w:color w:val="000000"/>
+          <w:sz w:val="24"/>
+          <w:szCs w:val="24"/>
+          <w:lang w:val="en-US"/>
+        </w:rPr>
+        <w:t xml:space="preserve"> Motor </w:t>
+      </w:r>
+      <w:proofErr w:type="spellStart"/>
+      <w:r>
+        <w:rPr>
+          <w:rFonts w:ascii="Times New Roman" w:hAnsi="Times New Roman"/>
+          <w:color w:val="000000"/>
+          <w:sz w:val="24"/>
+          <w:szCs w:val="24"/>
+          <w:lang w:val="en-US"/>
+        </w:rPr>
+        <w:t>Menggunakan</w:t>
+      </w:r>
+      <w:proofErr w:type="spellEnd"/>
+      <w:r>
+        <w:rPr>
+          <w:rFonts w:ascii="Times New Roman" w:hAnsi="Times New Roman"/>
+          <w:color w:val="000000"/>
+          <w:sz w:val="24"/>
+          <w:szCs w:val="24"/>
+          <w:lang w:val="en-US"/>
+        </w:rPr>
+        <w:t xml:space="preserve"> </w:t>
+      </w:r>
+      <w:proofErr w:type="spellStart"/>
+      <w:r>
+        <w:rPr>
+          <w:rFonts w:ascii="Times New Roman" w:hAnsi="Times New Roman"/>
+          <w:color w:val="000000"/>
+          <w:sz w:val="24"/>
+          <w:szCs w:val="24"/>
+          <w:lang w:val="en-US"/>
+        </w:rPr>
+        <w:t>Mikrokontroler</w:t>
+      </w:r>
+      <w:proofErr w:type="spellEnd"/>
+      <w:r>
+        <w:rPr>
+          <w:rFonts w:ascii="Times New Roman" w:hAnsi="Times New Roman"/>
+          <w:color w:val="000000"/>
+          <w:sz w:val="24"/>
+          <w:szCs w:val="24"/>
+          <w:lang w:val="en-US"/>
+        </w:rPr>
+        <w:t xml:space="preserve"> Raspberry Pi dan Smartphone Android”</w:t>
+      </w:r>
+      <w:r>
+        <w:rPr>
+          <w:rFonts w:ascii="Times New Roman" w:hAnsi="Times New Roman"/>
+          <w:color w:val="000000"/>
+          <w:sz w:val="24"/>
+          <w:szCs w:val="24"/>
+          <w:lang w:val="en-US"/>
+        </w:rPr>
+        <w:fldChar w:fldCharType="begin" w:fldLock="1"/>
+      </w:r>
+      <w:r>
+        <w:rPr>
+          <w:rFonts w:ascii="Times New Roman" w:hAnsi="Times New Roman"/>
+          <w:color w:val="000000"/>
+          <w:sz w:val="24"/>
+          <w:szCs w:val="24"/>
+          <w:lang w:val="en-US"/>
+        </w:rPr>
+        <w:instrText>ADDIN CSL_CITATION {"citationItems":[{"id":"ITEM-1","itemData":{"abstract":"Pencurian sepeda motor semakin meningkat, terutama di Batam. Beberapa kasus pencurian sepeda motor yang dilakukan dengan teknik tertentu saat sepeda motor berada di tempat parkir. Oleh karena itu perlu keamanan yang tinggi, dengan memanfaatkan suatu teknologi smartphone Android untuk mengontrol keamanan. Penelitian ini merancang sistem keamanan untuk sepeda motor menggunakan mikrokontroler raspberry pi. Secara garis besar, desain sistem terdiri dari sensor gerak, sensor getaran, mikrokontroler raspberry pi, relay, motor servo dan smartphone android. Sistem ini bekerja ketika ada getaran tinggi yang berasal dari motor, sensor akan mengirimkan getaran ke output mikrokontroler raspberry pi dan kemudian mengirim pesan pemberitahuan peringatan. Pemilik kendaraan akan segera mengendalikan sepeda motor saat terjadi pencurian.","author":[{"dropping-particle":"","family":"Kurniawan","given":"Dwi Ely","non-dropping-particle":"","parse-names":false,"suffix":""},{"dropping-particle":"","family":"Surur","given":"Muhamad Naharus","non-dropping-particle":"","parse-names":false,"suffix":""}],"container-title":"Jurnal Komputer Terapan","id":"ITEM-1","issue":"2","issued":{"date-parts":[["2016"]]},"page":"93-104","title":"Perancangan Sistem Pengamanan Sepeda Motor Menggunakan Mikrokontroler Raspberry Pi dan Smartphone Android","type":"article-journal","volume":"2"},"uris":["http://www.mendeley.com/documents/?uuid=43215fc5-df64-4224-b75f-120e8cd9e5ce"]}],"mendeley":{"formattedCitation":"[4]","plainTextFormattedCitation":"[4]","previouslyFormattedCitation":"[4]"},"properties":{"noteIndex":0},"schema":"https://github.com/citation-style-language/schema/raw/master/csl-citation.json"}</w:instrText>
+      </w:r>
+      <w:r>
+        <w:rPr>
+          <w:rFonts w:ascii="Times New Roman" w:hAnsi="Times New Roman"/>
+          <w:color w:val="000000"/>
+          <w:sz w:val="24"/>
+          <w:szCs w:val="24"/>
+          <w:lang w:val="en-US"/>
+        </w:rPr>
+        <w:fldChar w:fldCharType="separate"/>
+      </w:r>
+      <w:r>
+        <w:rPr>
+          <w:rFonts w:ascii="Times New Roman" w:hAnsi="Times New Roman"/>
+          <w:noProof/>
+          <w:color w:val="000000"/>
+          <w:sz w:val="24"/>
+          <w:szCs w:val="24"/>
+          <w:lang w:val="en-US"/>
+        </w:rPr>
+        <w:t>[4]</w:t>
+      </w:r>
+      <w:r>
+        <w:rPr>
+          <w:rFonts w:ascii="Times New Roman" w:hAnsi="Times New Roman"/>
+          <w:color w:val="000000"/>
+          <w:sz w:val="24"/>
+          <w:szCs w:val="24"/>
+          <w:lang w:val="en-US"/>
+        </w:rPr>
+        <w:fldChar w:fldCharType="end"/>
+      </w:r>
+      <w:r>
+        <w:rPr>
+          <w:rFonts w:ascii="Times New Roman" w:hAnsi="Times New Roman"/>
+          <w:color w:val="000000"/>
+          <w:sz w:val="24"/>
+          <w:szCs w:val="24"/>
+          <w:lang w:val="en-US"/>
+        </w:rPr>
+        <w:t xml:space="preserve"> </w:t>
+      </w:r>
+      <w:r>
+        <w:rPr>
+          <w:rFonts w:ascii="Times New Roman" w:hAnsi="Times New Roman"/>
+          <w:color w:val="000000"/>
+          <w:sz w:val="24"/>
+          <w:szCs w:val="24"/>
+          <w:lang w:val="en-US"/>
+        </w:rPr>
+        <w:t>dan “</w:t>
+      </w:r>
+      <w:proofErr w:type="spellStart"/>
+      <w:r>
+        <w:rPr>
+          <w:rFonts w:ascii="Times New Roman" w:hAnsi="Times New Roman"/>
+          <w:color w:val="000000"/>
+          <w:sz w:val="24"/>
+          <w:szCs w:val="24"/>
+          <w:lang w:val="en-US"/>
+        </w:rPr>
+        <w:t>Sistem</w:t>
+      </w:r>
+      <w:proofErr w:type="spellEnd"/>
+      <w:r>
+        <w:rPr>
+          <w:rFonts w:ascii="Times New Roman" w:hAnsi="Times New Roman"/>
+          <w:color w:val="000000"/>
+          <w:sz w:val="24"/>
+          <w:szCs w:val="24"/>
+          <w:lang w:val="en-US"/>
+        </w:rPr>
+        <w:t xml:space="preserve"> </w:t>
+      </w:r>
+      <w:proofErr w:type="spellStart"/>
+      <w:r>
+        <w:rPr>
+          <w:rFonts w:ascii="Times New Roman" w:hAnsi="Times New Roman"/>
+          <w:color w:val="000000"/>
+          <w:sz w:val="24"/>
+          <w:szCs w:val="24"/>
+          <w:lang w:val="en-US"/>
+        </w:rPr>
+        <w:t>Pengaman</w:t>
+      </w:r>
+      <w:proofErr w:type="spellEnd"/>
+      <w:r>
+        <w:rPr>
+          <w:rFonts w:ascii="Times New Roman" w:hAnsi="Times New Roman"/>
+          <w:color w:val="000000"/>
+          <w:sz w:val="24"/>
+          <w:szCs w:val="24"/>
+          <w:lang w:val="en-US"/>
+        </w:rPr>
+        <w:t xml:space="preserve"> </w:t>
+      </w:r>
+      <w:proofErr w:type="spellStart"/>
+      <w:r>
+        <w:rPr>
+          <w:rFonts w:ascii="Times New Roman" w:hAnsi="Times New Roman"/>
+          <w:color w:val="000000"/>
+          <w:sz w:val="24"/>
+          <w:szCs w:val="24"/>
+          <w:lang w:val="en-US"/>
+        </w:rPr>
+        <w:t>Sepeda</w:t>
+      </w:r>
+      <w:proofErr w:type="spellEnd"/>
+      <w:r>
+        <w:rPr>
+          <w:rFonts w:ascii="Times New Roman" w:hAnsi="Times New Roman"/>
+          <w:color w:val="000000"/>
+          <w:sz w:val="24"/>
+          <w:szCs w:val="24"/>
+          <w:lang w:val="en-US"/>
+        </w:rPr>
+        <w:t xml:space="preserve"> Motor </w:t>
+      </w:r>
+      <w:proofErr w:type="spellStart"/>
+      <w:r>
+        <w:rPr>
+          <w:rFonts w:ascii="Times New Roman" w:hAnsi="Times New Roman"/>
+          <w:color w:val="000000"/>
+          <w:sz w:val="24"/>
+          <w:szCs w:val="24"/>
+          <w:lang w:val="en-US"/>
+        </w:rPr>
+        <w:t>Berbasis</w:t>
+      </w:r>
+      <w:proofErr w:type="spellEnd"/>
+      <w:r>
+        <w:rPr>
+          <w:rFonts w:ascii="Times New Roman" w:hAnsi="Times New Roman"/>
+          <w:color w:val="000000"/>
+          <w:sz w:val="24"/>
+          <w:szCs w:val="24"/>
+          <w:lang w:val="en-US"/>
+        </w:rPr>
+        <w:t xml:space="preserve"> </w:t>
+      </w:r>
+      <w:proofErr w:type="spellStart"/>
+      <w:r>
+        <w:rPr>
+          <w:rFonts w:ascii="Times New Roman" w:hAnsi="Times New Roman"/>
+          <w:color w:val="000000"/>
+          <w:sz w:val="24"/>
+          <w:szCs w:val="24"/>
+          <w:lang w:val="en-US"/>
+        </w:rPr>
+        <w:t>Perangkat</w:t>
+      </w:r>
+      <w:proofErr w:type="spellEnd"/>
+      <w:r>
+        <w:rPr>
+          <w:rFonts w:ascii="Times New Roman" w:hAnsi="Times New Roman"/>
+          <w:color w:val="000000"/>
+          <w:sz w:val="24"/>
+          <w:szCs w:val="24"/>
+          <w:lang w:val="en-US"/>
+        </w:rPr>
+        <w:t xml:space="preserve"> </w:t>
+      </w:r>
+      <w:proofErr w:type="spellStart"/>
+      <w:r>
+        <w:rPr>
+          <w:rFonts w:ascii="Times New Roman" w:hAnsi="Times New Roman"/>
+          <w:color w:val="000000"/>
+          <w:sz w:val="24"/>
+          <w:szCs w:val="24"/>
+          <w:lang w:val="en-US"/>
+        </w:rPr>
+        <w:t>Bergerak</w:t>
+      </w:r>
+      <w:proofErr w:type="spellEnd"/>
+      <w:r>
+        <w:rPr>
+          <w:rFonts w:ascii="Times New Roman" w:hAnsi="Times New Roman"/>
+          <w:color w:val="000000"/>
+          <w:sz w:val="24"/>
+          <w:szCs w:val="24"/>
+          <w:lang w:val="en-US"/>
+        </w:rPr>
+        <w:t xml:space="preserve"> </w:t>
+      </w:r>
+      <w:proofErr w:type="spellStart"/>
+      <w:r>
+        <w:rPr>
+          <w:rFonts w:ascii="Times New Roman" w:hAnsi="Times New Roman"/>
+          <w:color w:val="000000"/>
+          <w:sz w:val="24"/>
+          <w:szCs w:val="24"/>
+          <w:lang w:val="en-US"/>
+        </w:rPr>
+        <w:t>dengan</w:t>
+      </w:r>
+      <w:proofErr w:type="spellEnd"/>
+      <w:r>
+        <w:rPr>
+          <w:rFonts w:ascii="Times New Roman" w:hAnsi="Times New Roman"/>
+          <w:color w:val="000000"/>
+          <w:sz w:val="24"/>
+          <w:szCs w:val="24"/>
+          <w:lang w:val="en-US"/>
+        </w:rPr>
+        <w:t xml:space="preserve"> </w:t>
+      </w:r>
+      <w:proofErr w:type="spellStart"/>
+      <w:r>
+        <w:rPr>
+          <w:rFonts w:ascii="Times New Roman" w:hAnsi="Times New Roman"/>
+          <w:color w:val="000000"/>
+          <w:sz w:val="24"/>
+          <w:szCs w:val="24"/>
+          <w:lang w:val="en-US"/>
+        </w:rPr>
+        <w:t>Notifikasi</w:t>
+      </w:r>
+      <w:proofErr w:type="spellEnd"/>
+      <w:r>
+        <w:rPr>
+          <w:rFonts w:ascii="Times New Roman" w:hAnsi="Times New Roman"/>
+          <w:color w:val="000000"/>
+          <w:sz w:val="24"/>
+          <w:szCs w:val="24"/>
+          <w:lang w:val="en-US"/>
+        </w:rPr>
+        <w:t xml:space="preserve"> dan </w:t>
+      </w:r>
+      <w:proofErr w:type="spellStart"/>
+      <w:r>
+        <w:rPr>
+          <w:rFonts w:ascii="Times New Roman" w:hAnsi="Times New Roman"/>
+          <w:color w:val="000000"/>
+          <w:sz w:val="24"/>
+          <w:szCs w:val="24"/>
+          <w:lang w:val="en-US"/>
+        </w:rPr>
+        <w:t>Kendali</w:t>
+      </w:r>
+      <w:proofErr w:type="spellEnd"/>
+      <w:r>
+        <w:rPr>
+          <w:rFonts w:ascii="Times New Roman" w:hAnsi="Times New Roman"/>
+          <w:color w:val="000000"/>
+          <w:sz w:val="24"/>
+          <w:szCs w:val="24"/>
+          <w:lang w:val="en-US"/>
+        </w:rPr>
+        <w:t xml:space="preserve"> </w:t>
+      </w:r>
+      <w:proofErr w:type="spellStart"/>
+      <w:r>
+        <w:rPr>
+          <w:rFonts w:ascii="Times New Roman" w:hAnsi="Times New Roman"/>
+          <w:color w:val="000000"/>
+          <w:sz w:val="24"/>
+          <w:szCs w:val="24"/>
+          <w:lang w:val="en-US"/>
+        </w:rPr>
+        <w:lastRenderedPageBreak/>
+        <w:t>Mesin</w:t>
+      </w:r>
+      <w:proofErr w:type="spellEnd"/>
+      <w:r>
+        <w:rPr>
+          <w:rFonts w:ascii="Times New Roman" w:hAnsi="Times New Roman"/>
+          <w:color w:val="000000"/>
+          <w:sz w:val="24"/>
+          <w:szCs w:val="24"/>
+          <w:lang w:val="en-US"/>
+        </w:rPr>
+        <w:t>”</w:t>
+      </w:r>
+      <w:r>
+        <w:rPr>
+          <w:rFonts w:ascii="Times New Roman" w:hAnsi="Times New Roman"/>
+          <w:color w:val="000000"/>
+          <w:sz w:val="24"/>
+          <w:szCs w:val="24"/>
+          <w:lang w:val="en-US"/>
+        </w:rPr>
+        <w:fldChar w:fldCharType="begin" w:fldLock="1"/>
+      </w:r>
+      <w:r>
+        <w:rPr>
+          <w:rFonts w:ascii="Times New Roman" w:hAnsi="Times New Roman"/>
+          <w:color w:val="000000"/>
+          <w:sz w:val="24"/>
+          <w:szCs w:val="24"/>
+          <w:lang w:val="en-US"/>
+        </w:rPr>
+        <w:instrText>ADDIN CSL_CITATION {"citationItems":[{"id":"ITEM-1","itemData":{"ISSN":"2085-1588","abstract":"Abstrak Kasus p encurian sepeda motor akhir-akhir ini menjadi perhatian.Teknik yang diterapkan oleh pencuri biasanya membobol dengan menggunakan kunci leter T. Penelitian ini mengusulkan untuk merancang sistem pengaman sepeda motor menggunakan perangkat bergerak yang mampu memberikan peringatan dan alarm apabila ada pembobolan paksa terhadap pencurian, serta mampu mengendalikan mesin sepeda motor . Pengembangan perangkat lunak menggunakan metode unified process dengan memilih sistem operasi Android. Perancangan sistem memanfaatkan beberapa teknologiseperti mikrokontroller raspberry pi, sensor gerak, sensor getaran, Â relay dan motor servo untuk simulasi percobaan serta alarm sirine .Hasil dari perancangan, mikrokontroller raspberry pi mampu mengirimkan notifikasi berupa pesan bahaya peringatan berdasarkan input sensor yang mendeteksi adanya getaran dan gerakan pada sepeda motor. Apabila terjadi tindakan pencurian terhadap sepeda motor, pemilik dapat menghidupkan alarm sirine melalui perangkat bergerak dan melakukan kendali mesin sepeda motor sebagai upaya pencegahan. Kata kunci : sepeda motor, perangkat bergerak, notifikasi Abstract Cases of motorcycle thefts lately become a concern. The techniques applied by thieves usually break by using key letter T. This study proposes to design a motorcycle safety system using mobile devices are able to provide warnings and alarms when there is a forced burglary to theft, and is able to control the bike. Software development using unified process by selecting the Android operating system. The system design utilizes multiple technologies such as microcontroller raspberry pi, motion sensors, vibration sensors, relays and servo motors for simulation experiments as well as alarm siren. Results from the design, the microcontroller raspberry pi is able to send notifications in the form of danger warning message based on the input sensor which detects the presence of vibration and movement on a motorcycle. In the event of theft of the motorcycle, the owner can turn the alarm siren on your mobile device and perform control of the bike as prevention. Keywords : motorcycle, mobile, notifications","author":[{"dropping-particle":"","family":"Kurniawan","given":"Dwi Ely","non-dropping-particle":"","parse-names":false,"suffix":""},{"dropping-particle":"","family":"Surur","given":"Muhamad Naharus","non-dropping-particle":"","parse-names":false,"suffix":""}],"container-title":"Sriwijaya Journal of Information Systems","id":"ITEM-1","issue":"1","issued":{"date-parts":[["2017"]]},"page":"1159-1165","title":"Sistem Pengaman Sepeda Motor Berbasis Perangkat Bergerak Dengan Notifikasi Dan Kendali Mesin","type":"article-journal","volume":"9"},"uris":["http://www.mendeley.com/documents/?uuid=4d5ec5fc-84b2-4093-8a6f-16eba2878b7a"]}],"mendeley":{"formattedCitation":"[5]","plainTextFormattedCitation":"[5]","previouslyFormattedCitation":"[5]"},"properties":{"noteIndex":0},"schema":"https://github.com/citation-style-language/schema/raw/master/csl-citation.json"}</w:instrText>
+      </w:r>
+      <w:r>
+        <w:rPr>
+          <w:rFonts w:ascii="Times New Roman" w:hAnsi="Times New Roman"/>
+          <w:color w:val="000000"/>
+          <w:sz w:val="24"/>
+          <w:szCs w:val="24"/>
+          <w:lang w:val="en-US"/>
+        </w:rPr>
+        <w:fldChar w:fldCharType="separate"/>
+      </w:r>
+      <w:r>
+        <w:rPr>
+          <w:rFonts w:ascii="Times New Roman" w:hAnsi="Times New Roman"/>
+          <w:noProof/>
+          <w:color w:val="000000"/>
+          <w:sz w:val="24"/>
+          <w:szCs w:val="24"/>
+          <w:lang w:val="en-US"/>
+        </w:rPr>
+        <w:t>[5]</w:t>
+      </w:r>
+      <w:r>
+        <w:rPr>
+          <w:rFonts w:ascii="Times New Roman" w:hAnsi="Times New Roman"/>
+          <w:color w:val="000000"/>
+          <w:sz w:val="24"/>
+          <w:szCs w:val="24"/>
+          <w:lang w:val="en-US"/>
+        </w:rPr>
+        <w:fldChar w:fldCharType="end"/>
+      </w:r>
+      <w:r>
+        <w:rPr>
+          <w:rFonts w:ascii="Times New Roman" w:hAnsi="Times New Roman"/>
+          <w:color w:val="000000"/>
+          <w:sz w:val="24"/>
+          <w:szCs w:val="24"/>
+          <w:lang w:val="en-US"/>
+        </w:rPr>
+        <w:t xml:space="preserve"> </w:t>
+      </w:r>
+      <w:proofErr w:type="spellStart"/>
+      <w:r>
+        <w:rPr>
+          <w:rFonts w:ascii="Times New Roman" w:hAnsi="Times New Roman"/>
+          <w:color w:val="000000"/>
+          <w:sz w:val="24"/>
+          <w:szCs w:val="24"/>
+          <w:lang w:val="en-US"/>
+        </w:rPr>
+        <w:t>dimana</w:t>
+      </w:r>
+      <w:proofErr w:type="spellEnd"/>
+      <w:r>
+        <w:rPr>
+          <w:rFonts w:ascii="Times New Roman" w:hAnsi="Times New Roman"/>
+          <w:color w:val="000000"/>
+          <w:sz w:val="24"/>
+          <w:szCs w:val="24"/>
+          <w:lang w:val="en-US"/>
+        </w:rPr>
+        <w:t xml:space="preserve"> pada </w:t>
+      </w:r>
+      <w:proofErr w:type="spellStart"/>
+      <w:r>
+        <w:rPr>
+          <w:rFonts w:ascii="Times New Roman" w:hAnsi="Times New Roman"/>
+          <w:color w:val="000000"/>
+          <w:sz w:val="24"/>
+          <w:szCs w:val="24"/>
+          <w:lang w:val="en-US"/>
+        </w:rPr>
+        <w:t>sepeda</w:t>
+      </w:r>
+      <w:proofErr w:type="spellEnd"/>
+      <w:r>
+        <w:rPr>
+          <w:rFonts w:ascii="Times New Roman" w:hAnsi="Times New Roman"/>
+          <w:color w:val="000000"/>
+          <w:sz w:val="24"/>
+          <w:szCs w:val="24"/>
+          <w:lang w:val="en-US"/>
+        </w:rPr>
+        <w:t xml:space="preserve"> motor </w:t>
+      </w:r>
+      <w:proofErr w:type="spellStart"/>
+      <w:r>
+        <w:rPr>
+          <w:rFonts w:ascii="Times New Roman" w:hAnsi="Times New Roman"/>
+          <w:color w:val="000000"/>
+          <w:sz w:val="24"/>
+          <w:szCs w:val="24"/>
+          <w:lang w:val="en-US"/>
+        </w:rPr>
+        <w:t>tertanam</w:t>
+      </w:r>
+      <w:proofErr w:type="spellEnd"/>
+      <w:r>
+        <w:rPr>
+          <w:rFonts w:ascii="Times New Roman" w:hAnsi="Times New Roman"/>
+          <w:color w:val="000000"/>
+          <w:sz w:val="24"/>
+          <w:szCs w:val="24"/>
+          <w:lang w:val="en-US"/>
+        </w:rPr>
+        <w:t xml:space="preserve"> </w:t>
+      </w:r>
+      <w:proofErr w:type="spellStart"/>
+      <w:r>
+        <w:rPr>
+          <w:rFonts w:ascii="Times New Roman" w:hAnsi="Times New Roman"/>
+          <w:color w:val="000000"/>
+          <w:sz w:val="24"/>
+          <w:szCs w:val="24"/>
+          <w:lang w:val="en-US"/>
+        </w:rPr>
+        <w:t>sebuah</w:t>
+      </w:r>
+      <w:proofErr w:type="spellEnd"/>
+      <w:r>
+        <w:rPr>
+          <w:rFonts w:ascii="Times New Roman" w:hAnsi="Times New Roman"/>
+          <w:color w:val="000000"/>
+          <w:sz w:val="24"/>
+          <w:szCs w:val="24"/>
+          <w:lang w:val="en-US"/>
+        </w:rPr>
+        <w:t xml:space="preserve"> system </w:t>
+      </w:r>
+      <w:proofErr w:type="spellStart"/>
+      <w:r>
+        <w:rPr>
+          <w:rFonts w:ascii="Times New Roman" w:hAnsi="Times New Roman"/>
+          <w:color w:val="000000"/>
+          <w:sz w:val="24"/>
+          <w:szCs w:val="24"/>
+          <w:lang w:val="en-US"/>
+        </w:rPr>
+        <w:t>keamanan</w:t>
+      </w:r>
+      <w:proofErr w:type="spellEnd"/>
+      <w:r>
+        <w:rPr>
+          <w:rFonts w:ascii="Times New Roman" w:hAnsi="Times New Roman"/>
+          <w:color w:val="000000"/>
+          <w:sz w:val="24"/>
+          <w:szCs w:val="24"/>
+          <w:lang w:val="en-US"/>
+        </w:rPr>
+        <w:t xml:space="preserve"> </w:t>
+      </w:r>
+      <w:proofErr w:type="spellStart"/>
+      <w:r>
+        <w:rPr>
+          <w:rFonts w:ascii="Times New Roman" w:hAnsi="Times New Roman"/>
+          <w:color w:val="000000"/>
+          <w:sz w:val="24"/>
+          <w:szCs w:val="24"/>
+          <w:lang w:val="en-US"/>
+        </w:rPr>
+        <w:t>menggunakan</w:t>
+      </w:r>
+      <w:proofErr w:type="spellEnd"/>
+      <w:r>
+        <w:rPr>
+          <w:rFonts w:ascii="Times New Roman" w:hAnsi="Times New Roman"/>
+          <w:color w:val="000000"/>
+          <w:sz w:val="24"/>
+          <w:szCs w:val="24"/>
+          <w:lang w:val="en-US"/>
+        </w:rPr>
+        <w:t xml:space="preserve"> </w:t>
+      </w:r>
+      <w:proofErr w:type="spellStart"/>
+      <w:r>
+        <w:rPr>
+          <w:rFonts w:ascii="Times New Roman" w:hAnsi="Times New Roman"/>
+          <w:color w:val="000000"/>
+          <w:sz w:val="24"/>
+          <w:szCs w:val="24"/>
+          <w:lang w:val="en-US"/>
+        </w:rPr>
+        <w:t>mini computer</w:t>
+      </w:r>
+      <w:proofErr w:type="spellEnd"/>
+      <w:r>
+        <w:rPr>
+          <w:rFonts w:ascii="Times New Roman" w:hAnsi="Times New Roman"/>
+          <w:color w:val="000000"/>
+          <w:sz w:val="24"/>
+          <w:szCs w:val="24"/>
+          <w:lang w:val="en-US"/>
+        </w:rPr>
+        <w:t xml:space="preserve"> Raspberry Pi </w:t>
+      </w:r>
+      <w:proofErr w:type="spellStart"/>
+      <w:r>
+        <w:rPr>
+          <w:rFonts w:ascii="Times New Roman" w:hAnsi="Times New Roman"/>
+          <w:color w:val="000000"/>
+          <w:sz w:val="24"/>
+          <w:szCs w:val="24"/>
+          <w:lang w:val="en-US"/>
+        </w:rPr>
+        <w:t>sebagai</w:t>
+      </w:r>
+      <w:proofErr w:type="spellEnd"/>
+      <w:r>
+        <w:rPr>
+          <w:rFonts w:ascii="Times New Roman" w:hAnsi="Times New Roman"/>
+          <w:color w:val="000000"/>
+          <w:sz w:val="24"/>
+          <w:szCs w:val="24"/>
+          <w:lang w:val="en-US"/>
+        </w:rPr>
+        <w:t xml:space="preserve"> Unit </w:t>
+      </w:r>
+      <w:proofErr w:type="spellStart"/>
+      <w:r>
+        <w:rPr>
+          <w:rFonts w:ascii="Times New Roman" w:hAnsi="Times New Roman"/>
+          <w:color w:val="000000"/>
+          <w:sz w:val="24"/>
+          <w:szCs w:val="24"/>
+          <w:lang w:val="en-US"/>
+        </w:rPr>
+        <w:t>Pemrosesan</w:t>
+      </w:r>
+      <w:proofErr w:type="spellEnd"/>
+      <w:r>
+        <w:rPr>
+          <w:rFonts w:ascii="Times New Roman" w:hAnsi="Times New Roman"/>
+          <w:color w:val="000000"/>
+          <w:sz w:val="24"/>
+          <w:szCs w:val="24"/>
+          <w:lang w:val="en-US"/>
+        </w:rPr>
+        <w:t xml:space="preserve"> dan relay </w:t>
+      </w:r>
+      <w:proofErr w:type="spellStart"/>
+      <w:r>
+        <w:rPr>
+          <w:rFonts w:ascii="Times New Roman" w:hAnsi="Times New Roman"/>
+          <w:color w:val="000000"/>
+          <w:sz w:val="24"/>
+          <w:szCs w:val="24"/>
+          <w:lang w:val="en-US"/>
+        </w:rPr>
+        <w:t>untuk</w:t>
+      </w:r>
+      <w:proofErr w:type="spellEnd"/>
+      <w:r>
+        <w:rPr>
+          <w:rFonts w:ascii="Times New Roman" w:hAnsi="Times New Roman"/>
+          <w:color w:val="000000"/>
+          <w:sz w:val="24"/>
+          <w:szCs w:val="24"/>
+          <w:lang w:val="en-US"/>
+        </w:rPr>
+        <w:t xml:space="preserve"> </w:t>
+      </w:r>
+      <w:proofErr w:type="spellStart"/>
+      <w:r>
+        <w:rPr>
+          <w:rFonts w:ascii="Times New Roman" w:hAnsi="Times New Roman"/>
+          <w:color w:val="000000"/>
+          <w:sz w:val="24"/>
+          <w:szCs w:val="24"/>
+          <w:lang w:val="en-US"/>
+        </w:rPr>
+        <w:t>menyalakan</w:t>
+      </w:r>
+      <w:proofErr w:type="spellEnd"/>
+      <w:r>
+        <w:rPr>
+          <w:rFonts w:ascii="Times New Roman" w:hAnsi="Times New Roman"/>
+          <w:color w:val="000000"/>
+          <w:sz w:val="24"/>
+          <w:szCs w:val="24"/>
+          <w:lang w:val="en-US"/>
+        </w:rPr>
+        <w:t xml:space="preserve"> </w:t>
+      </w:r>
+      <w:proofErr w:type="spellStart"/>
+      <w:r>
+        <w:rPr>
+          <w:rFonts w:ascii="Times New Roman" w:hAnsi="Times New Roman"/>
+          <w:color w:val="000000"/>
+          <w:sz w:val="24"/>
+          <w:szCs w:val="24"/>
+          <w:lang w:val="en-US"/>
+        </w:rPr>
+        <w:t>ataupun</w:t>
+      </w:r>
+      <w:proofErr w:type="spellEnd"/>
+      <w:r>
+        <w:rPr>
+          <w:rFonts w:ascii="Times New Roman" w:hAnsi="Times New Roman"/>
+          <w:color w:val="000000"/>
+          <w:sz w:val="24"/>
+          <w:szCs w:val="24"/>
+          <w:lang w:val="en-US"/>
+        </w:rPr>
+        <w:t xml:space="preserve"> </w:t>
+      </w:r>
+      <w:proofErr w:type="spellStart"/>
+      <w:r>
+        <w:rPr>
+          <w:rFonts w:ascii="Times New Roman" w:hAnsi="Times New Roman"/>
+          <w:color w:val="000000"/>
+          <w:sz w:val="24"/>
+          <w:szCs w:val="24"/>
+          <w:lang w:val="en-US"/>
+        </w:rPr>
+        <w:t>mematikan</w:t>
+      </w:r>
+      <w:proofErr w:type="spellEnd"/>
+      <w:r>
+        <w:rPr>
+          <w:rFonts w:ascii="Times New Roman" w:hAnsi="Times New Roman"/>
+          <w:color w:val="000000"/>
+          <w:sz w:val="24"/>
+          <w:szCs w:val="24"/>
+          <w:lang w:val="en-US"/>
+        </w:rPr>
+        <w:t xml:space="preserve"> </w:t>
+      </w:r>
+      <w:proofErr w:type="spellStart"/>
+      <w:r>
+        <w:rPr>
+          <w:rFonts w:ascii="Times New Roman" w:hAnsi="Times New Roman"/>
+          <w:color w:val="000000"/>
+          <w:sz w:val="24"/>
+          <w:szCs w:val="24"/>
+          <w:lang w:val="en-US"/>
+        </w:rPr>
+        <w:t>sepeda</w:t>
+      </w:r>
+      <w:proofErr w:type="spellEnd"/>
+      <w:r>
+        <w:rPr>
+          <w:rFonts w:ascii="Times New Roman" w:hAnsi="Times New Roman"/>
+          <w:color w:val="000000"/>
+          <w:sz w:val="24"/>
+          <w:szCs w:val="24"/>
+          <w:lang w:val="en-US"/>
+        </w:rPr>
+        <w:t xml:space="preserve"> motor, </w:t>
+      </w:r>
+      <w:proofErr w:type="spellStart"/>
+      <w:r>
+        <w:rPr>
+          <w:rFonts w:ascii="Times New Roman" w:hAnsi="Times New Roman"/>
+          <w:color w:val="000000"/>
+          <w:sz w:val="24"/>
+          <w:szCs w:val="24"/>
+          <w:lang w:val="en-US"/>
+        </w:rPr>
+        <w:t>kemudian</w:t>
+      </w:r>
+      <w:proofErr w:type="spellEnd"/>
+      <w:r>
+        <w:rPr>
+          <w:rFonts w:ascii="Times New Roman" w:hAnsi="Times New Roman"/>
+          <w:color w:val="000000"/>
+          <w:sz w:val="24"/>
+          <w:szCs w:val="24"/>
+          <w:lang w:val="en-US"/>
+        </w:rPr>
+        <w:t xml:space="preserve"> sensor </w:t>
+      </w:r>
+      <w:proofErr w:type="spellStart"/>
+      <w:r>
+        <w:rPr>
+          <w:rFonts w:ascii="Times New Roman" w:hAnsi="Times New Roman"/>
+          <w:color w:val="000000"/>
+          <w:sz w:val="24"/>
+          <w:szCs w:val="24"/>
+          <w:lang w:val="en-US"/>
+        </w:rPr>
+        <w:t>getar</w:t>
+      </w:r>
+      <w:proofErr w:type="spellEnd"/>
+      <w:r>
+        <w:rPr>
+          <w:rFonts w:ascii="Times New Roman" w:hAnsi="Times New Roman"/>
+          <w:color w:val="000000"/>
+          <w:sz w:val="24"/>
+          <w:szCs w:val="24"/>
+          <w:lang w:val="en-US"/>
+        </w:rPr>
+        <w:t xml:space="preserve"> </w:t>
+      </w:r>
+      <w:proofErr w:type="spellStart"/>
+      <w:r>
+        <w:rPr>
+          <w:rFonts w:ascii="Times New Roman" w:hAnsi="Times New Roman"/>
+          <w:color w:val="000000"/>
+          <w:sz w:val="24"/>
+          <w:szCs w:val="24"/>
+          <w:lang w:val="en-US"/>
+        </w:rPr>
+        <w:t>digunakan</w:t>
+      </w:r>
+      <w:proofErr w:type="spellEnd"/>
+      <w:r>
+        <w:rPr>
+          <w:rFonts w:ascii="Times New Roman" w:hAnsi="Times New Roman"/>
+          <w:color w:val="000000"/>
+          <w:sz w:val="24"/>
+          <w:szCs w:val="24"/>
+          <w:lang w:val="en-US"/>
+        </w:rPr>
+        <w:t xml:space="preserve"> </w:t>
+      </w:r>
+      <w:proofErr w:type="spellStart"/>
+      <w:r>
+        <w:rPr>
+          <w:rFonts w:ascii="Times New Roman" w:hAnsi="Times New Roman"/>
+          <w:color w:val="000000"/>
+          <w:sz w:val="24"/>
+          <w:szCs w:val="24"/>
+          <w:lang w:val="en-US"/>
+        </w:rPr>
+        <w:t>untuk</w:t>
+      </w:r>
+      <w:proofErr w:type="spellEnd"/>
+      <w:r>
+        <w:rPr>
+          <w:rFonts w:ascii="Times New Roman" w:hAnsi="Times New Roman"/>
+          <w:color w:val="000000"/>
+          <w:sz w:val="24"/>
+          <w:szCs w:val="24"/>
+          <w:lang w:val="en-US"/>
+        </w:rPr>
+        <w:t xml:space="preserve"> </w:t>
+      </w:r>
+      <w:proofErr w:type="spellStart"/>
+      <w:r>
+        <w:rPr>
+          <w:rFonts w:ascii="Times New Roman" w:hAnsi="Times New Roman"/>
+          <w:color w:val="000000"/>
+          <w:sz w:val="24"/>
+          <w:szCs w:val="24"/>
+          <w:lang w:val="en-US"/>
+        </w:rPr>
+        <w:t>mendeteksi</w:t>
+      </w:r>
+      <w:proofErr w:type="spellEnd"/>
+      <w:r>
+        <w:rPr>
+          <w:rFonts w:ascii="Times New Roman" w:hAnsi="Times New Roman"/>
+          <w:color w:val="000000"/>
+          <w:sz w:val="24"/>
+          <w:szCs w:val="24"/>
+          <w:lang w:val="en-US"/>
+        </w:rPr>
+        <w:t xml:space="preserve"> </w:t>
+      </w:r>
+      <w:proofErr w:type="spellStart"/>
+      <w:r>
+        <w:rPr>
+          <w:rFonts w:ascii="Times New Roman" w:hAnsi="Times New Roman"/>
+          <w:color w:val="000000"/>
+          <w:sz w:val="24"/>
+          <w:szCs w:val="24"/>
+          <w:lang w:val="en-US"/>
+        </w:rPr>
+        <w:t>adanya</w:t>
+      </w:r>
+      <w:proofErr w:type="spellEnd"/>
+      <w:r>
+        <w:rPr>
+          <w:rFonts w:ascii="Times New Roman" w:hAnsi="Times New Roman"/>
+          <w:color w:val="000000"/>
+          <w:sz w:val="24"/>
+          <w:szCs w:val="24"/>
+          <w:lang w:val="en-US"/>
+        </w:rPr>
+        <w:t xml:space="preserve"> </w:t>
+      </w:r>
+      <w:proofErr w:type="spellStart"/>
+      <w:r>
+        <w:rPr>
+          <w:rFonts w:ascii="Times New Roman" w:hAnsi="Times New Roman"/>
+          <w:color w:val="000000"/>
+          <w:sz w:val="24"/>
+          <w:szCs w:val="24"/>
+          <w:lang w:val="en-US"/>
+        </w:rPr>
+        <w:t>suatu</w:t>
+      </w:r>
+      <w:proofErr w:type="spellEnd"/>
+      <w:r>
+        <w:rPr>
+          <w:rFonts w:ascii="Times New Roman" w:hAnsi="Times New Roman"/>
+          <w:color w:val="000000"/>
+          <w:sz w:val="24"/>
+          <w:szCs w:val="24"/>
+          <w:lang w:val="en-US"/>
+        </w:rPr>
+        <w:t xml:space="preserve"> </w:t>
+      </w:r>
+      <w:proofErr w:type="spellStart"/>
+      <w:r>
+        <w:rPr>
+          <w:rFonts w:ascii="Times New Roman" w:hAnsi="Times New Roman"/>
+          <w:color w:val="000000"/>
+          <w:sz w:val="24"/>
+          <w:szCs w:val="24"/>
+          <w:lang w:val="en-US"/>
+        </w:rPr>
+        <w:t>getaran</w:t>
+      </w:r>
+      <w:proofErr w:type="spellEnd"/>
+      <w:r>
+        <w:rPr>
+          <w:rFonts w:ascii="Times New Roman" w:hAnsi="Times New Roman"/>
+          <w:color w:val="000000"/>
+          <w:sz w:val="24"/>
+          <w:szCs w:val="24"/>
+          <w:lang w:val="en-US"/>
+        </w:rPr>
+        <w:t xml:space="preserve"> </w:t>
+      </w:r>
+      <w:proofErr w:type="spellStart"/>
+      <w:r>
+        <w:rPr>
+          <w:rFonts w:ascii="Times New Roman" w:hAnsi="Times New Roman"/>
+          <w:color w:val="000000"/>
+          <w:sz w:val="24"/>
+          <w:szCs w:val="24"/>
+          <w:lang w:val="en-US"/>
+        </w:rPr>
+        <w:t>dalam</w:t>
+      </w:r>
+      <w:proofErr w:type="spellEnd"/>
+      <w:r>
+        <w:rPr>
+          <w:rFonts w:ascii="Times New Roman" w:hAnsi="Times New Roman"/>
+          <w:color w:val="000000"/>
+          <w:sz w:val="24"/>
+          <w:szCs w:val="24"/>
+          <w:lang w:val="en-US"/>
+        </w:rPr>
+        <w:t xml:space="preserve"> </w:t>
+      </w:r>
+      <w:proofErr w:type="spellStart"/>
+      <w:r>
+        <w:rPr>
+          <w:rFonts w:ascii="Times New Roman" w:hAnsi="Times New Roman"/>
+          <w:color w:val="000000"/>
+          <w:sz w:val="24"/>
+          <w:szCs w:val="24"/>
+          <w:lang w:val="en-US"/>
+        </w:rPr>
+        <w:t>kondisi</w:t>
+      </w:r>
+      <w:proofErr w:type="spellEnd"/>
+      <w:r>
+        <w:rPr>
+          <w:rFonts w:ascii="Times New Roman" w:hAnsi="Times New Roman"/>
+          <w:color w:val="000000"/>
+          <w:sz w:val="24"/>
+          <w:szCs w:val="24"/>
+          <w:lang w:val="en-US"/>
+        </w:rPr>
+        <w:t xml:space="preserve"> </w:t>
+      </w:r>
+      <w:proofErr w:type="spellStart"/>
+      <w:r>
+        <w:rPr>
+          <w:rFonts w:ascii="Times New Roman" w:hAnsi="Times New Roman"/>
+          <w:color w:val="000000"/>
+          <w:sz w:val="24"/>
+          <w:szCs w:val="24"/>
+          <w:lang w:val="en-US"/>
+        </w:rPr>
+        <w:t>tertentu</w:t>
+      </w:r>
+      <w:proofErr w:type="spellEnd"/>
+      <w:r>
+        <w:rPr>
+          <w:rFonts w:ascii="Times New Roman" w:hAnsi="Times New Roman"/>
+          <w:color w:val="000000"/>
+          <w:sz w:val="24"/>
+          <w:szCs w:val="24"/>
+          <w:lang w:val="en-US"/>
+        </w:rPr>
+        <w:t xml:space="preserve"> </w:t>
+      </w:r>
+      <w:r>
+        <w:rPr>
+          <w:rFonts w:ascii="Times New Roman" w:hAnsi="Times New Roman"/>
+          <w:color w:val="000000"/>
+          <w:sz w:val="24"/>
+          <w:szCs w:val="24"/>
+          <w:lang w:val="en-US"/>
+        </w:rPr>
+        <w:t xml:space="preserve">pada </w:t>
+      </w:r>
+      <w:proofErr w:type="spellStart"/>
+      <w:r>
+        <w:rPr>
+          <w:rFonts w:ascii="Times New Roman" w:hAnsi="Times New Roman"/>
+          <w:color w:val="000000"/>
+          <w:sz w:val="24"/>
+          <w:szCs w:val="24"/>
+          <w:lang w:val="en-US"/>
+        </w:rPr>
+        <w:t>sepeda</w:t>
+      </w:r>
+      <w:proofErr w:type="spellEnd"/>
+      <w:r>
+        <w:rPr>
+          <w:rFonts w:ascii="Times New Roman" w:hAnsi="Times New Roman"/>
+          <w:color w:val="000000"/>
+          <w:sz w:val="24"/>
+          <w:szCs w:val="24"/>
+          <w:lang w:val="en-US"/>
+        </w:rPr>
+        <w:t xml:space="preserve"> motor. </w:t>
+      </w:r>
+      <w:proofErr w:type="spellStart"/>
+      <w:r>
+        <w:rPr>
+          <w:rFonts w:ascii="Times New Roman" w:hAnsi="Times New Roman"/>
+          <w:color w:val="000000"/>
+          <w:sz w:val="24"/>
+          <w:szCs w:val="24"/>
+          <w:lang w:val="en-US"/>
+        </w:rPr>
+        <w:t>Getaran</w:t>
+      </w:r>
+      <w:proofErr w:type="spellEnd"/>
+      <w:r>
+        <w:rPr>
+          <w:rFonts w:ascii="Times New Roman" w:hAnsi="Times New Roman"/>
+          <w:color w:val="000000"/>
+          <w:sz w:val="24"/>
+          <w:szCs w:val="24"/>
+          <w:lang w:val="en-US"/>
+        </w:rPr>
+        <w:t xml:space="preserve"> yang </w:t>
+      </w:r>
+      <w:proofErr w:type="spellStart"/>
+      <w:r>
+        <w:rPr>
+          <w:rFonts w:ascii="Times New Roman" w:hAnsi="Times New Roman"/>
+          <w:color w:val="000000"/>
+          <w:sz w:val="24"/>
+          <w:szCs w:val="24"/>
+          <w:lang w:val="en-US"/>
+        </w:rPr>
+        <w:t>dimaksud</w:t>
+      </w:r>
+      <w:proofErr w:type="spellEnd"/>
+      <w:r>
+        <w:rPr>
+          <w:rFonts w:ascii="Times New Roman" w:hAnsi="Times New Roman"/>
+          <w:color w:val="000000"/>
+          <w:sz w:val="24"/>
+          <w:szCs w:val="24"/>
+          <w:lang w:val="en-US"/>
+        </w:rPr>
+        <w:t xml:space="preserve"> </w:t>
+      </w:r>
+      <w:proofErr w:type="spellStart"/>
+      <w:r>
+        <w:rPr>
+          <w:rFonts w:ascii="Times New Roman" w:hAnsi="Times New Roman"/>
+          <w:color w:val="000000"/>
+          <w:sz w:val="24"/>
+          <w:szCs w:val="24"/>
+          <w:lang w:val="en-US"/>
+        </w:rPr>
+        <w:t>berguna</w:t>
+      </w:r>
+      <w:proofErr w:type="spellEnd"/>
+      <w:r>
+        <w:rPr>
+          <w:rFonts w:ascii="Times New Roman" w:hAnsi="Times New Roman"/>
+          <w:color w:val="000000"/>
+          <w:sz w:val="24"/>
+          <w:szCs w:val="24"/>
+          <w:lang w:val="en-US"/>
+        </w:rPr>
+        <w:t xml:space="preserve"> </w:t>
+      </w:r>
+      <w:proofErr w:type="spellStart"/>
+      <w:r>
+        <w:rPr>
+          <w:rFonts w:ascii="Times New Roman" w:hAnsi="Times New Roman"/>
+          <w:color w:val="000000"/>
+          <w:sz w:val="24"/>
+          <w:szCs w:val="24"/>
+          <w:lang w:val="en-US"/>
+        </w:rPr>
+        <w:t>apabila</w:t>
+      </w:r>
+      <w:proofErr w:type="spellEnd"/>
+      <w:r>
+        <w:rPr>
+          <w:rFonts w:ascii="Times New Roman" w:hAnsi="Times New Roman"/>
+          <w:color w:val="000000"/>
+          <w:sz w:val="24"/>
+          <w:szCs w:val="24"/>
+          <w:lang w:val="en-US"/>
+        </w:rPr>
+        <w:t xml:space="preserve"> </w:t>
+      </w:r>
+      <w:proofErr w:type="spellStart"/>
+      <w:r>
+        <w:rPr>
+          <w:rFonts w:ascii="Times New Roman" w:hAnsi="Times New Roman"/>
+          <w:color w:val="000000"/>
+          <w:sz w:val="24"/>
+          <w:szCs w:val="24"/>
+          <w:lang w:val="en-US"/>
+        </w:rPr>
+        <w:t>seorang</w:t>
+      </w:r>
+      <w:proofErr w:type="spellEnd"/>
+      <w:r>
+        <w:rPr>
+          <w:rFonts w:ascii="Times New Roman" w:hAnsi="Times New Roman"/>
+          <w:color w:val="000000"/>
+          <w:sz w:val="24"/>
+          <w:szCs w:val="24"/>
+          <w:lang w:val="en-US"/>
+        </w:rPr>
+        <w:t xml:space="preserve"> </w:t>
+      </w:r>
+      <w:proofErr w:type="spellStart"/>
+      <w:r>
+        <w:rPr>
+          <w:rFonts w:ascii="Times New Roman" w:hAnsi="Times New Roman"/>
+          <w:color w:val="000000"/>
+          <w:sz w:val="24"/>
+          <w:szCs w:val="24"/>
+          <w:lang w:val="en-US"/>
+        </w:rPr>
+        <w:t>pencuri</w:t>
+      </w:r>
+      <w:proofErr w:type="spellEnd"/>
+      <w:r>
+        <w:rPr>
+          <w:rFonts w:ascii="Times New Roman" w:hAnsi="Times New Roman"/>
+          <w:color w:val="000000"/>
+          <w:sz w:val="24"/>
+          <w:szCs w:val="24"/>
+          <w:lang w:val="en-US"/>
+        </w:rPr>
+        <w:t xml:space="preserve"> </w:t>
+      </w:r>
+      <w:proofErr w:type="spellStart"/>
+      <w:r>
+        <w:rPr>
+          <w:rFonts w:ascii="Times New Roman" w:hAnsi="Times New Roman"/>
+          <w:color w:val="000000"/>
+          <w:sz w:val="24"/>
+          <w:szCs w:val="24"/>
+          <w:lang w:val="en-US"/>
+        </w:rPr>
+        <w:t>hendak</w:t>
+      </w:r>
+      <w:proofErr w:type="spellEnd"/>
+      <w:r>
+        <w:rPr>
+          <w:rFonts w:ascii="Times New Roman" w:hAnsi="Times New Roman"/>
+          <w:color w:val="000000"/>
+          <w:sz w:val="24"/>
+          <w:szCs w:val="24"/>
+          <w:lang w:val="en-US"/>
+        </w:rPr>
+        <w:t xml:space="preserve"> </w:t>
+      </w:r>
+      <w:proofErr w:type="spellStart"/>
+      <w:r>
+        <w:rPr>
+          <w:rFonts w:ascii="Times New Roman" w:hAnsi="Times New Roman"/>
+          <w:color w:val="000000"/>
+          <w:sz w:val="24"/>
+          <w:szCs w:val="24"/>
+          <w:lang w:val="en-US"/>
+        </w:rPr>
+        <w:t>membobol</w:t>
+      </w:r>
+      <w:proofErr w:type="spellEnd"/>
+      <w:r>
+        <w:rPr>
+          <w:rFonts w:ascii="Times New Roman" w:hAnsi="Times New Roman"/>
+          <w:color w:val="000000"/>
+          <w:sz w:val="24"/>
+          <w:szCs w:val="24"/>
+          <w:lang w:val="en-US"/>
+        </w:rPr>
+        <w:t xml:space="preserve"> </w:t>
+      </w:r>
+      <w:proofErr w:type="spellStart"/>
+      <w:r>
+        <w:rPr>
+          <w:rFonts w:ascii="Times New Roman" w:hAnsi="Times New Roman"/>
+          <w:color w:val="000000"/>
+          <w:sz w:val="24"/>
+          <w:szCs w:val="24"/>
+          <w:lang w:val="en-US"/>
+        </w:rPr>
+        <w:t>sepeda</w:t>
+      </w:r>
+      <w:proofErr w:type="spellEnd"/>
+      <w:r>
+        <w:rPr>
+          <w:rFonts w:ascii="Times New Roman" w:hAnsi="Times New Roman"/>
+          <w:color w:val="000000"/>
+          <w:sz w:val="24"/>
+          <w:szCs w:val="24"/>
+          <w:lang w:val="en-US"/>
+        </w:rPr>
+        <w:t xml:space="preserve"> motor </w:t>
       </w:r>
       <w:proofErr w:type="spellStart"/>
       <w:r>
@@ -16177,762 +17675,113 @@
         </w:rPr>
         <w:t xml:space="preserve"> </w:t>
       </w:r>
-      <w:proofErr w:type="spellStart"/>
-      <w:r>
-        <w:rPr>
-          <w:rFonts w:ascii="Times New Roman" w:hAnsi="Times New Roman"/>
-          <w:color w:val="000000"/>
-          <w:sz w:val="24"/>
-          <w:szCs w:val="24"/>
-          <w:lang w:val="en-US"/>
-        </w:rPr>
-        <w:t>penulis</w:t>
-      </w:r>
-      <w:proofErr w:type="spellEnd"/>
-      <w:r>
-        <w:rPr>
-          <w:rFonts w:ascii="Times New Roman" w:hAnsi="Times New Roman"/>
-          <w:color w:val="000000"/>
-          <w:sz w:val="24"/>
-          <w:szCs w:val="24"/>
-          <w:lang w:val="en-US"/>
-        </w:rPr>
-        <w:t xml:space="preserve"> </w:t>
-      </w:r>
-      <w:proofErr w:type="spellStart"/>
-      <w:r>
-        <w:rPr>
-          <w:rFonts w:ascii="Times New Roman" w:hAnsi="Times New Roman"/>
-          <w:color w:val="000000"/>
-          <w:sz w:val="24"/>
-          <w:szCs w:val="24"/>
-          <w:lang w:val="en-US"/>
-        </w:rPr>
-        <w:t>tertarik</w:t>
-      </w:r>
-      <w:proofErr w:type="spellEnd"/>
-      <w:r>
-        <w:rPr>
-          <w:rFonts w:ascii="Times New Roman" w:hAnsi="Times New Roman"/>
-          <w:color w:val="000000"/>
-          <w:sz w:val="24"/>
-          <w:szCs w:val="24"/>
-          <w:lang w:val="en-US"/>
-        </w:rPr>
-        <w:t xml:space="preserve"> </w:t>
-      </w:r>
-      <w:proofErr w:type="spellStart"/>
-      <w:r>
-        <w:rPr>
-          <w:rFonts w:ascii="Times New Roman" w:hAnsi="Times New Roman"/>
-          <w:color w:val="000000"/>
-          <w:sz w:val="24"/>
-          <w:szCs w:val="24"/>
-          <w:lang w:val="en-US"/>
-        </w:rPr>
-        <w:t>untuk</w:t>
-      </w:r>
-      <w:proofErr w:type="spellEnd"/>
-      <w:r>
-        <w:rPr>
-          <w:rFonts w:ascii="Times New Roman" w:hAnsi="Times New Roman"/>
-          <w:color w:val="000000"/>
-          <w:sz w:val="24"/>
-          <w:szCs w:val="24"/>
-          <w:lang w:val="en-US"/>
-        </w:rPr>
-        <w:t xml:space="preserve"> </w:t>
-      </w:r>
-      <w:proofErr w:type="spellStart"/>
-      <w:r>
-        <w:rPr>
-          <w:rFonts w:ascii="Times New Roman" w:hAnsi="Times New Roman"/>
-          <w:color w:val="000000"/>
-          <w:sz w:val="24"/>
-          <w:szCs w:val="24"/>
-          <w:lang w:val="en-US"/>
-        </w:rPr>
-        <w:t>melakukan</w:t>
-      </w:r>
-      <w:proofErr w:type="spellEnd"/>
-      <w:r>
-        <w:rPr>
-          <w:rFonts w:ascii="Times New Roman" w:hAnsi="Times New Roman"/>
-          <w:color w:val="000000"/>
-          <w:sz w:val="24"/>
-          <w:szCs w:val="24"/>
-          <w:lang w:val="en-US"/>
-        </w:rPr>
-        <w:t xml:space="preserve"> </w:t>
-      </w:r>
-      <w:proofErr w:type="spellStart"/>
-      <w:r>
-        <w:rPr>
-          <w:rFonts w:ascii="Times New Roman" w:hAnsi="Times New Roman"/>
-          <w:color w:val="000000"/>
-          <w:sz w:val="24"/>
-          <w:szCs w:val="24"/>
-          <w:lang w:val="en-US"/>
-        </w:rPr>
-        <w:t>penelitian</w:t>
-      </w:r>
-      <w:proofErr w:type="spellEnd"/>
-      <w:r>
-        <w:rPr>
-          <w:rFonts w:ascii="Times New Roman" w:hAnsi="Times New Roman"/>
-          <w:color w:val="000000"/>
-          <w:sz w:val="24"/>
-          <w:szCs w:val="24"/>
-          <w:lang w:val="en-US"/>
-        </w:rPr>
-        <w:t xml:space="preserve"> </w:t>
-      </w:r>
-      <w:proofErr w:type="spellStart"/>
-      <w:r>
-        <w:rPr>
-          <w:rFonts w:ascii="Times New Roman" w:hAnsi="Times New Roman"/>
-          <w:color w:val="000000"/>
-          <w:sz w:val="24"/>
-          <w:szCs w:val="24"/>
-          <w:lang w:val="en-US"/>
-        </w:rPr>
-        <w:t>perancangan</w:t>
-      </w:r>
-      <w:proofErr w:type="spellEnd"/>
-      <w:r>
-        <w:rPr>
-          <w:rFonts w:ascii="Times New Roman" w:hAnsi="Times New Roman"/>
-          <w:color w:val="000000"/>
-          <w:sz w:val="24"/>
-          <w:szCs w:val="24"/>
-          <w:lang w:val="en-US"/>
-        </w:rPr>
-        <w:t xml:space="preserve"> prototype system </w:t>
-      </w:r>
-      <w:proofErr w:type="spellStart"/>
-      <w:r>
-        <w:rPr>
-          <w:rFonts w:ascii="Times New Roman" w:hAnsi="Times New Roman"/>
-          <w:color w:val="000000"/>
-          <w:sz w:val="24"/>
-          <w:szCs w:val="24"/>
-          <w:lang w:val="en-US"/>
-        </w:rPr>
-        <w:t>keamanan</w:t>
-      </w:r>
-      <w:proofErr w:type="spellEnd"/>
-      <w:r>
-        <w:rPr>
-          <w:rFonts w:ascii="Times New Roman" w:hAnsi="Times New Roman"/>
-          <w:color w:val="000000"/>
-          <w:sz w:val="24"/>
-          <w:szCs w:val="24"/>
-          <w:lang w:val="en-US"/>
-        </w:rPr>
-        <w:t xml:space="preserve"> </w:t>
-      </w:r>
-      <w:proofErr w:type="spellStart"/>
-      <w:r>
-        <w:rPr>
-          <w:rFonts w:ascii="Times New Roman" w:hAnsi="Times New Roman"/>
-          <w:color w:val="000000"/>
-          <w:sz w:val="24"/>
-          <w:szCs w:val="24"/>
-          <w:lang w:val="en-US"/>
-        </w:rPr>
-        <w:t>sekaligus</w:t>
-      </w:r>
-      <w:proofErr w:type="spellEnd"/>
-      <w:r>
-        <w:rPr>
-          <w:rFonts w:ascii="Times New Roman" w:hAnsi="Times New Roman"/>
-          <w:color w:val="000000"/>
-          <w:sz w:val="24"/>
-          <w:szCs w:val="24"/>
-          <w:lang w:val="en-US"/>
-        </w:rPr>
-        <w:t xml:space="preserve"> </w:t>
-      </w:r>
-      <w:proofErr w:type="spellStart"/>
-      <w:r>
-        <w:rPr>
-          <w:rFonts w:ascii="Times New Roman" w:hAnsi="Times New Roman"/>
-          <w:color w:val="000000"/>
-          <w:sz w:val="24"/>
-          <w:szCs w:val="24"/>
-          <w:lang w:val="en-US"/>
-        </w:rPr>
-        <w:t>peringatan</w:t>
-      </w:r>
-      <w:proofErr w:type="spellEnd"/>
-      <w:r>
-        <w:rPr>
-          <w:rFonts w:ascii="Times New Roman" w:hAnsi="Times New Roman"/>
-          <w:color w:val="000000"/>
-          <w:sz w:val="24"/>
-          <w:szCs w:val="24"/>
-          <w:lang w:val="en-US"/>
-        </w:rPr>
-        <w:t xml:space="preserve"> </w:t>
-      </w:r>
-      <w:proofErr w:type="spellStart"/>
-      <w:r>
-        <w:rPr>
-          <w:rFonts w:ascii="Times New Roman" w:hAnsi="Times New Roman"/>
-          <w:color w:val="000000"/>
-          <w:sz w:val="24"/>
-          <w:szCs w:val="24"/>
-          <w:lang w:val="en-US"/>
-        </w:rPr>
-        <w:t>dini</w:t>
-      </w:r>
-      <w:proofErr w:type="spellEnd"/>
-      <w:r>
-        <w:rPr>
-          <w:rFonts w:ascii="Times New Roman" w:hAnsi="Times New Roman"/>
-          <w:color w:val="000000"/>
-          <w:sz w:val="24"/>
-          <w:szCs w:val="24"/>
-          <w:lang w:val="en-US"/>
-        </w:rPr>
-        <w:t xml:space="preserve"> pada </w:t>
-      </w:r>
-      <w:proofErr w:type="spellStart"/>
-      <w:r>
-        <w:rPr>
-          <w:rFonts w:ascii="Times New Roman" w:hAnsi="Times New Roman"/>
-          <w:color w:val="000000"/>
-          <w:sz w:val="24"/>
-          <w:szCs w:val="24"/>
-          <w:lang w:val="en-US"/>
-        </w:rPr>
-        <w:t>kendaraan</w:t>
-      </w:r>
-      <w:proofErr w:type="spellEnd"/>
-      <w:r>
-        <w:rPr>
-          <w:rFonts w:ascii="Times New Roman" w:hAnsi="Times New Roman"/>
-          <w:color w:val="000000"/>
-          <w:sz w:val="24"/>
-          <w:szCs w:val="24"/>
-          <w:lang w:val="en-US"/>
-        </w:rPr>
-        <w:t xml:space="preserve"> </w:t>
-      </w:r>
-      <w:proofErr w:type="spellStart"/>
-      <w:r>
-        <w:rPr>
-          <w:rFonts w:ascii="Times New Roman" w:hAnsi="Times New Roman"/>
-          <w:color w:val="000000"/>
-          <w:sz w:val="24"/>
-          <w:szCs w:val="24"/>
-          <w:lang w:val="en-US"/>
-        </w:rPr>
-        <w:t>bermotor</w:t>
-      </w:r>
-      <w:proofErr w:type="spellEnd"/>
-      <w:r>
-        <w:rPr>
-          <w:rFonts w:ascii="Times New Roman" w:hAnsi="Times New Roman"/>
-          <w:color w:val="000000"/>
-          <w:sz w:val="24"/>
-          <w:szCs w:val="24"/>
-          <w:lang w:val="en-US"/>
-        </w:rPr>
-        <w:t xml:space="preserve">. Dimana system </w:t>
-      </w:r>
-      <w:proofErr w:type="spellStart"/>
-      <w:r>
-        <w:rPr>
-          <w:rFonts w:ascii="Times New Roman" w:hAnsi="Times New Roman"/>
-          <w:color w:val="000000"/>
-          <w:sz w:val="24"/>
-          <w:szCs w:val="24"/>
-          <w:lang w:val="en-US"/>
-        </w:rPr>
-        <w:t>dapat</w:t>
-      </w:r>
-      <w:proofErr w:type="spellEnd"/>
-      <w:r>
-        <w:rPr>
-          <w:rFonts w:ascii="Times New Roman" w:hAnsi="Times New Roman"/>
-          <w:color w:val="000000"/>
-          <w:sz w:val="24"/>
-          <w:szCs w:val="24"/>
-          <w:lang w:val="en-US"/>
-        </w:rPr>
-        <w:t xml:space="preserve"> </w:t>
-      </w:r>
-      <w:proofErr w:type="spellStart"/>
-      <w:r>
-        <w:rPr>
-          <w:rFonts w:ascii="Times New Roman" w:hAnsi="Times New Roman"/>
-          <w:color w:val="000000"/>
-          <w:sz w:val="24"/>
-          <w:szCs w:val="24"/>
-          <w:lang w:val="en-US"/>
-        </w:rPr>
-        <w:t>melakukan</w:t>
-      </w:r>
-      <w:proofErr w:type="spellEnd"/>
-      <w:r>
-        <w:rPr>
-          <w:rFonts w:ascii="Times New Roman" w:hAnsi="Times New Roman"/>
-          <w:color w:val="000000"/>
-          <w:sz w:val="24"/>
-          <w:szCs w:val="24"/>
-          <w:lang w:val="en-US"/>
-        </w:rPr>
-        <w:t xml:space="preserve"> </w:t>
-      </w:r>
-      <w:proofErr w:type="spellStart"/>
-      <w:r>
-        <w:rPr>
-          <w:rFonts w:ascii="Times New Roman" w:hAnsi="Times New Roman"/>
-          <w:color w:val="000000"/>
-          <w:sz w:val="24"/>
-          <w:szCs w:val="24"/>
-          <w:lang w:val="en-US"/>
-        </w:rPr>
-        <w:t>kendali</w:t>
-      </w:r>
-      <w:proofErr w:type="spellEnd"/>
-      <w:r>
-        <w:rPr>
-          <w:rFonts w:ascii="Times New Roman" w:hAnsi="Times New Roman"/>
-          <w:color w:val="000000"/>
-          <w:sz w:val="24"/>
-          <w:szCs w:val="24"/>
-          <w:lang w:val="en-US"/>
-        </w:rPr>
-        <w:t xml:space="preserve"> </w:t>
-      </w:r>
-      <w:proofErr w:type="spellStart"/>
-      <w:r>
-        <w:rPr>
-          <w:rFonts w:ascii="Times New Roman" w:hAnsi="Times New Roman"/>
-          <w:color w:val="000000"/>
-          <w:sz w:val="24"/>
-          <w:szCs w:val="24"/>
-          <w:lang w:val="en-US"/>
-        </w:rPr>
-        <w:t>terhadap</w:t>
-      </w:r>
-      <w:proofErr w:type="spellEnd"/>
-      <w:r>
-        <w:rPr>
-          <w:rFonts w:ascii="Times New Roman" w:hAnsi="Times New Roman"/>
-          <w:color w:val="000000"/>
-          <w:sz w:val="24"/>
-          <w:szCs w:val="24"/>
-          <w:lang w:val="en-US"/>
-        </w:rPr>
-        <w:t xml:space="preserve"> </w:t>
-      </w:r>
-      <w:proofErr w:type="spellStart"/>
-      <w:r>
-        <w:rPr>
-          <w:rFonts w:ascii="Times New Roman" w:hAnsi="Times New Roman"/>
-          <w:color w:val="000000"/>
-          <w:sz w:val="24"/>
-          <w:szCs w:val="24"/>
-          <w:lang w:val="en-US"/>
-        </w:rPr>
-        <w:t>mesin</w:t>
-      </w:r>
-      <w:proofErr w:type="spellEnd"/>
-      <w:r>
-        <w:rPr>
-          <w:rFonts w:ascii="Times New Roman" w:hAnsi="Times New Roman"/>
-          <w:color w:val="000000"/>
-          <w:sz w:val="24"/>
-          <w:szCs w:val="24"/>
-          <w:lang w:val="en-US"/>
-        </w:rPr>
-        <w:t xml:space="preserve"> dan </w:t>
-      </w:r>
-      <w:proofErr w:type="spellStart"/>
-      <w:r>
-        <w:rPr>
-          <w:rFonts w:ascii="Times New Roman" w:hAnsi="Times New Roman"/>
-          <w:color w:val="000000"/>
-          <w:sz w:val="24"/>
-          <w:szCs w:val="24"/>
-          <w:lang w:val="en-US"/>
-        </w:rPr>
-        <w:t>kelistrikan</w:t>
-      </w:r>
-      <w:proofErr w:type="spellEnd"/>
-      <w:r>
-        <w:rPr>
-          <w:rFonts w:ascii="Times New Roman" w:hAnsi="Times New Roman"/>
-          <w:color w:val="000000"/>
-          <w:sz w:val="24"/>
-          <w:szCs w:val="24"/>
-          <w:lang w:val="en-US"/>
-        </w:rPr>
-        <w:t xml:space="preserve"> </w:t>
-      </w:r>
-      <w:proofErr w:type="spellStart"/>
-      <w:r>
-        <w:rPr>
-          <w:rFonts w:ascii="Times New Roman" w:hAnsi="Times New Roman"/>
-          <w:color w:val="000000"/>
-          <w:sz w:val="24"/>
-          <w:szCs w:val="24"/>
-          <w:lang w:val="en-US"/>
-        </w:rPr>
-        <w:t>seped</w:t>
-      </w:r>
-      <w:r>
-        <w:rPr>
-          <w:rFonts w:ascii="Times New Roman" w:hAnsi="Times New Roman"/>
-          <w:color w:val="000000"/>
-          <w:sz w:val="24"/>
-          <w:szCs w:val="24"/>
-          <w:lang w:val="en-US"/>
-        </w:rPr>
-        <w:t>a</w:t>
-      </w:r>
-      <w:proofErr w:type="spellEnd"/>
-      <w:r>
-        <w:rPr>
-          <w:rFonts w:ascii="Times New Roman" w:hAnsi="Times New Roman"/>
-          <w:color w:val="000000"/>
-          <w:sz w:val="24"/>
-          <w:szCs w:val="24"/>
-          <w:lang w:val="en-US"/>
-        </w:rPr>
-        <w:t xml:space="preserve"> motor </w:t>
-      </w:r>
-      <w:r>
-        <w:rPr>
-          <w:rFonts w:ascii="Times New Roman" w:hAnsi="Times New Roman"/>
-          <w:color w:val="000000"/>
-          <w:sz w:val="24"/>
-          <w:szCs w:val="24"/>
-          <w:lang w:val="en-US"/>
-        </w:rPr>
-        <w:t xml:space="preserve">juga </w:t>
-      </w:r>
-      <w:proofErr w:type="spellStart"/>
-      <w:r>
-        <w:rPr>
-          <w:rFonts w:ascii="Times New Roman" w:hAnsi="Times New Roman"/>
-          <w:color w:val="000000"/>
-          <w:sz w:val="24"/>
-          <w:szCs w:val="24"/>
-          <w:lang w:val="en-US"/>
-        </w:rPr>
-        <w:t>memberikan</w:t>
-      </w:r>
-      <w:proofErr w:type="spellEnd"/>
-      <w:r>
-        <w:rPr>
-          <w:rFonts w:ascii="Times New Roman" w:hAnsi="Times New Roman"/>
-          <w:color w:val="000000"/>
-          <w:sz w:val="24"/>
-          <w:szCs w:val="24"/>
-          <w:lang w:val="en-US"/>
-        </w:rPr>
-        <w:t xml:space="preserve"> </w:t>
-      </w:r>
-      <w:proofErr w:type="spellStart"/>
-      <w:r>
-        <w:rPr>
-          <w:rFonts w:ascii="Times New Roman" w:hAnsi="Times New Roman"/>
-          <w:color w:val="000000"/>
-          <w:sz w:val="24"/>
-          <w:szCs w:val="24"/>
-          <w:lang w:val="en-US"/>
-        </w:rPr>
-        <w:t>peringatan</w:t>
-      </w:r>
-      <w:proofErr w:type="spellEnd"/>
-      <w:r>
-        <w:rPr>
-          <w:rFonts w:ascii="Times New Roman" w:hAnsi="Times New Roman"/>
-          <w:color w:val="000000"/>
-          <w:sz w:val="24"/>
-          <w:szCs w:val="24"/>
-          <w:lang w:val="en-US"/>
-        </w:rPr>
-        <w:t xml:space="preserve"> </w:t>
-      </w:r>
-      <w:proofErr w:type="spellStart"/>
-      <w:r>
-        <w:rPr>
-          <w:rFonts w:ascii="Times New Roman" w:hAnsi="Times New Roman"/>
-          <w:color w:val="000000"/>
-          <w:sz w:val="24"/>
-          <w:szCs w:val="24"/>
-          <w:lang w:val="en-US"/>
-        </w:rPr>
-        <w:t>dini</w:t>
-      </w:r>
-      <w:proofErr w:type="spellEnd"/>
-      <w:r>
-        <w:rPr>
-          <w:rFonts w:ascii="Times New Roman" w:hAnsi="Times New Roman"/>
-          <w:color w:val="000000"/>
-          <w:sz w:val="24"/>
-          <w:szCs w:val="24"/>
-          <w:lang w:val="en-US"/>
-        </w:rPr>
-        <w:t xml:space="preserve"> </w:t>
-      </w:r>
-      <w:proofErr w:type="spellStart"/>
-      <w:r>
-        <w:rPr>
-          <w:rFonts w:ascii="Times New Roman" w:hAnsi="Times New Roman"/>
-          <w:color w:val="000000"/>
-          <w:sz w:val="24"/>
-          <w:szCs w:val="24"/>
-          <w:lang w:val="en-US"/>
-        </w:rPr>
-        <w:t>ke</w:t>
-      </w:r>
-      <w:proofErr w:type="spellEnd"/>
-      <w:r>
-        <w:rPr>
-          <w:rFonts w:ascii="Times New Roman" w:hAnsi="Times New Roman"/>
-          <w:color w:val="000000"/>
-          <w:sz w:val="24"/>
-          <w:szCs w:val="24"/>
-          <w:lang w:val="en-US"/>
-        </w:rPr>
-        <w:t xml:space="preserve"> </w:t>
-      </w:r>
-      <w:proofErr w:type="spellStart"/>
-      <w:r>
-        <w:rPr>
-          <w:rFonts w:ascii="Times New Roman" w:hAnsi="Times New Roman"/>
-          <w:color w:val="000000"/>
-          <w:sz w:val="24"/>
-          <w:szCs w:val="24"/>
-          <w:lang w:val="en-US"/>
-        </w:rPr>
-        <w:t>pemilik</w:t>
-      </w:r>
-      <w:proofErr w:type="spellEnd"/>
-      <w:r>
-        <w:rPr>
-          <w:rFonts w:ascii="Times New Roman" w:hAnsi="Times New Roman"/>
-          <w:color w:val="000000"/>
-          <w:sz w:val="24"/>
-          <w:szCs w:val="24"/>
-          <w:lang w:val="en-US"/>
-        </w:rPr>
-        <w:t xml:space="preserve"> </w:t>
-      </w:r>
-      <w:proofErr w:type="spellStart"/>
-      <w:r>
-        <w:rPr>
-          <w:rFonts w:ascii="Times New Roman" w:hAnsi="Times New Roman"/>
-          <w:color w:val="000000"/>
-          <w:sz w:val="24"/>
-          <w:szCs w:val="24"/>
-          <w:lang w:val="en-US"/>
-        </w:rPr>
-        <w:t>melalui</w:t>
-      </w:r>
-      <w:proofErr w:type="spellEnd"/>
-      <w:r>
-        <w:rPr>
-          <w:rFonts w:ascii="Times New Roman" w:hAnsi="Times New Roman"/>
-          <w:color w:val="000000"/>
-          <w:sz w:val="24"/>
-          <w:szCs w:val="24"/>
-          <w:lang w:val="en-US"/>
-        </w:rPr>
-        <w:t xml:space="preserve"> </w:t>
-      </w:r>
-      <w:proofErr w:type="spellStart"/>
-      <w:r>
-        <w:rPr>
-          <w:rFonts w:ascii="Times New Roman" w:hAnsi="Times New Roman"/>
-          <w:color w:val="000000"/>
-          <w:sz w:val="24"/>
-          <w:szCs w:val="24"/>
-          <w:lang w:val="en-US"/>
-        </w:rPr>
-        <w:t>aplikasi</w:t>
-      </w:r>
-      <w:proofErr w:type="spellEnd"/>
-      <w:r>
-        <w:rPr>
-          <w:rFonts w:ascii="Times New Roman" w:hAnsi="Times New Roman"/>
-          <w:color w:val="000000"/>
-          <w:sz w:val="24"/>
-          <w:szCs w:val="24"/>
-          <w:lang w:val="en-US"/>
-        </w:rPr>
-        <w:t xml:space="preserve"> yang </w:t>
-      </w:r>
-      <w:proofErr w:type="spellStart"/>
-      <w:r>
-        <w:rPr>
-          <w:rFonts w:ascii="Times New Roman" w:hAnsi="Times New Roman"/>
-          <w:color w:val="000000"/>
-          <w:sz w:val="24"/>
-          <w:szCs w:val="24"/>
-          <w:lang w:val="en-US"/>
-        </w:rPr>
-        <w:t>ada</w:t>
-      </w:r>
-      <w:proofErr w:type="spellEnd"/>
-      <w:r>
-        <w:rPr>
-          <w:rFonts w:ascii="Times New Roman" w:hAnsi="Times New Roman"/>
-          <w:color w:val="000000"/>
-          <w:sz w:val="24"/>
-          <w:szCs w:val="24"/>
-          <w:lang w:val="en-US"/>
-        </w:rPr>
-        <w:t xml:space="preserve"> pada </w:t>
-      </w:r>
-      <w:r>
-        <w:rPr>
-          <w:rFonts w:ascii="Times New Roman" w:hAnsi="Times New Roman"/>
-          <w:color w:val="000000"/>
-          <w:sz w:val="24"/>
-          <w:szCs w:val="24"/>
-          <w:lang w:val="en-US"/>
-        </w:rPr>
-        <w:lastRenderedPageBreak/>
-        <w:t xml:space="preserve">smartphone dan </w:t>
-      </w:r>
-      <w:proofErr w:type="spellStart"/>
-      <w:r>
-        <w:rPr>
-          <w:rFonts w:ascii="Times New Roman" w:hAnsi="Times New Roman"/>
-          <w:color w:val="000000"/>
-          <w:sz w:val="24"/>
-          <w:szCs w:val="24"/>
-          <w:lang w:val="en-US"/>
-        </w:rPr>
-        <w:t>dapat</w:t>
-      </w:r>
-      <w:proofErr w:type="spellEnd"/>
-      <w:r>
-        <w:rPr>
-          <w:rFonts w:ascii="Times New Roman" w:hAnsi="Times New Roman"/>
-          <w:color w:val="000000"/>
-          <w:sz w:val="24"/>
-          <w:szCs w:val="24"/>
-          <w:lang w:val="en-US"/>
-        </w:rPr>
-        <w:t xml:space="preserve"> </w:t>
-      </w:r>
-      <w:proofErr w:type="spellStart"/>
-      <w:r>
-        <w:rPr>
-          <w:rFonts w:ascii="Times New Roman" w:hAnsi="Times New Roman"/>
-          <w:color w:val="000000"/>
-          <w:sz w:val="24"/>
-          <w:szCs w:val="24"/>
-          <w:lang w:val="en-US"/>
-        </w:rPr>
-        <w:t>memantau</w:t>
-      </w:r>
-      <w:proofErr w:type="spellEnd"/>
-      <w:r>
-        <w:rPr>
-          <w:rFonts w:ascii="Times New Roman" w:hAnsi="Times New Roman"/>
-          <w:color w:val="000000"/>
-          <w:sz w:val="24"/>
-          <w:szCs w:val="24"/>
-          <w:lang w:val="en-US"/>
-        </w:rPr>
-        <w:t xml:space="preserve"> </w:t>
-      </w:r>
-      <w:proofErr w:type="spellStart"/>
-      <w:r>
-        <w:rPr>
-          <w:rFonts w:ascii="Times New Roman" w:hAnsi="Times New Roman"/>
-          <w:color w:val="000000"/>
-          <w:sz w:val="24"/>
-          <w:szCs w:val="24"/>
-          <w:lang w:val="en-US"/>
-        </w:rPr>
-        <w:t>keberadaan</w:t>
-      </w:r>
-      <w:proofErr w:type="spellEnd"/>
-      <w:r>
-        <w:rPr>
-          <w:rFonts w:ascii="Times New Roman" w:hAnsi="Times New Roman"/>
-          <w:color w:val="000000"/>
-          <w:sz w:val="24"/>
-          <w:szCs w:val="24"/>
-          <w:lang w:val="en-US"/>
-        </w:rPr>
-        <w:t xml:space="preserve"> </w:t>
-      </w:r>
-      <w:proofErr w:type="spellStart"/>
-      <w:r>
-        <w:rPr>
-          <w:rFonts w:ascii="Times New Roman" w:hAnsi="Times New Roman"/>
-          <w:color w:val="000000"/>
-          <w:sz w:val="24"/>
-          <w:szCs w:val="24"/>
-          <w:lang w:val="en-US"/>
-        </w:rPr>
-        <w:t>dari</w:t>
-      </w:r>
-      <w:proofErr w:type="spellEnd"/>
-      <w:r>
-        <w:rPr>
-          <w:rFonts w:ascii="Times New Roman" w:hAnsi="Times New Roman"/>
-          <w:color w:val="000000"/>
-          <w:sz w:val="24"/>
-          <w:szCs w:val="24"/>
-          <w:lang w:val="en-US"/>
-        </w:rPr>
-        <w:t xml:space="preserve"> </w:t>
-      </w:r>
-      <w:proofErr w:type="spellStart"/>
-      <w:r>
-        <w:rPr>
-          <w:rFonts w:ascii="Times New Roman" w:hAnsi="Times New Roman"/>
-          <w:color w:val="000000"/>
-          <w:sz w:val="24"/>
-          <w:szCs w:val="24"/>
-          <w:lang w:val="en-US"/>
-        </w:rPr>
-        <w:t>sepeda</w:t>
-      </w:r>
-      <w:proofErr w:type="spellEnd"/>
-      <w:r>
-        <w:rPr>
-          <w:rFonts w:ascii="Times New Roman" w:hAnsi="Times New Roman"/>
-          <w:color w:val="000000"/>
-          <w:sz w:val="24"/>
-          <w:szCs w:val="24"/>
-          <w:lang w:val="en-US"/>
-        </w:rPr>
-        <w:t xml:space="preserve"> motor </w:t>
-      </w:r>
-      <w:proofErr w:type="spellStart"/>
-      <w:r>
-        <w:rPr>
-          <w:rFonts w:ascii="Times New Roman" w:hAnsi="Times New Roman"/>
-          <w:color w:val="000000"/>
-          <w:sz w:val="24"/>
-          <w:szCs w:val="24"/>
-          <w:lang w:val="en-US"/>
-        </w:rPr>
-        <w:t>miliknnya</w:t>
-      </w:r>
-      <w:proofErr w:type="spellEnd"/>
-      <w:r>
-        <w:rPr>
-          <w:rFonts w:ascii="Times New Roman" w:hAnsi="Times New Roman"/>
-          <w:color w:val="000000"/>
-          <w:sz w:val="24"/>
-          <w:szCs w:val="24"/>
-          <w:lang w:val="en-US"/>
-        </w:rPr>
-        <w:t xml:space="preserve">. </w:t>
+      <w:r>
+        <w:rPr>
+          <w:rFonts w:ascii="Times New Roman" w:hAnsi="Times New Roman"/>
+          <w:color w:val="000000"/>
+          <w:sz w:val="24"/>
+          <w:szCs w:val="24"/>
+          <w:lang w:val="en-US"/>
+        </w:rPr>
+        <w:t xml:space="preserve">pada area </w:t>
+      </w:r>
+      <w:proofErr w:type="spellStart"/>
+      <w:r>
+        <w:rPr>
+          <w:rFonts w:ascii="Times New Roman" w:hAnsi="Times New Roman"/>
+          <w:color w:val="000000"/>
+          <w:sz w:val="24"/>
+          <w:szCs w:val="24"/>
+          <w:lang w:val="en-US"/>
+        </w:rPr>
+        <w:t>tertentu</w:t>
+      </w:r>
+      <w:proofErr w:type="spellEnd"/>
+      <w:r>
+        <w:rPr>
+          <w:rFonts w:ascii="Times New Roman" w:hAnsi="Times New Roman"/>
+          <w:color w:val="000000"/>
+          <w:sz w:val="24"/>
+          <w:szCs w:val="24"/>
+          <w:lang w:val="en-US"/>
+        </w:rPr>
+        <w:t xml:space="preserve"> </w:t>
+      </w:r>
+      <w:proofErr w:type="spellStart"/>
+      <w:r>
+        <w:rPr>
+          <w:rFonts w:ascii="Times New Roman" w:hAnsi="Times New Roman"/>
+          <w:color w:val="000000"/>
+          <w:sz w:val="24"/>
+          <w:szCs w:val="24"/>
+          <w:lang w:val="en-US"/>
+        </w:rPr>
+        <w:t>dimana</w:t>
+      </w:r>
+      <w:proofErr w:type="spellEnd"/>
+      <w:r>
+        <w:rPr>
+          <w:rFonts w:ascii="Times New Roman" w:hAnsi="Times New Roman"/>
+          <w:color w:val="000000"/>
+          <w:sz w:val="24"/>
+          <w:szCs w:val="24"/>
+          <w:lang w:val="en-US"/>
+        </w:rPr>
+        <w:t xml:space="preserve"> sensor </w:t>
+      </w:r>
+      <w:proofErr w:type="spellStart"/>
+      <w:r>
+        <w:rPr>
+          <w:rFonts w:ascii="Times New Roman" w:hAnsi="Times New Roman"/>
+          <w:color w:val="000000"/>
+          <w:sz w:val="24"/>
+          <w:szCs w:val="24"/>
+          <w:lang w:val="en-US"/>
+        </w:rPr>
+        <w:t>tersebut</w:t>
+      </w:r>
+      <w:proofErr w:type="spellEnd"/>
+      <w:r>
+        <w:rPr>
+          <w:rFonts w:ascii="Times New Roman" w:hAnsi="Times New Roman"/>
+          <w:color w:val="000000"/>
+          <w:sz w:val="24"/>
+          <w:szCs w:val="24"/>
+          <w:lang w:val="en-US"/>
+        </w:rPr>
+        <w:t xml:space="preserve"> </w:t>
+      </w:r>
+      <w:proofErr w:type="spellStart"/>
+      <w:r>
+        <w:rPr>
+          <w:rFonts w:ascii="Times New Roman" w:hAnsi="Times New Roman"/>
+          <w:color w:val="000000"/>
+          <w:sz w:val="24"/>
+          <w:szCs w:val="24"/>
+          <w:lang w:val="en-US"/>
+        </w:rPr>
+        <w:t>dipasang</w:t>
+      </w:r>
+      <w:proofErr w:type="spellEnd"/>
+      <w:r>
+        <w:rPr>
+          <w:rFonts w:ascii="Times New Roman" w:hAnsi="Times New Roman"/>
+          <w:color w:val="000000"/>
+          <w:sz w:val="24"/>
+          <w:szCs w:val="24"/>
+          <w:lang w:val="en-US"/>
+        </w:rPr>
+        <w:t>.</w:t>
+      </w:r>
+      <w:r>
+        <w:rPr>
+          <w:rFonts w:ascii="Times New Roman" w:hAnsi="Times New Roman"/>
+          <w:color w:val="000000"/>
+          <w:sz w:val="24"/>
+          <w:szCs w:val="24"/>
+          <w:lang w:val="en-US"/>
+        </w:rPr>
+        <w:t xml:space="preserve"> </w:t>
       </w:r>
     </w:p>
     <w:p>
@@ -16966,29 +17815,614 @@
           <w:szCs w:val="24"/>
           <w:lang w:val="en-US"/>
         </w:rPr>
-        <w:t>Beberapa</w:t>
-      </w:r>
-      <w:proofErr w:type="spellEnd"/>
-      <w:r>
-        <w:rPr>
-          <w:rFonts w:ascii="Times New Roman" w:hAnsi="Times New Roman"/>
-          <w:color w:val="000000"/>
-          <w:sz w:val="24"/>
-          <w:szCs w:val="24"/>
-          <w:lang w:val="en-US"/>
-        </w:rPr>
-        <w:t xml:space="preserve"> </w:t>
-      </w:r>
-      <w:proofErr w:type="spellStart"/>
-      <w:r>
-        <w:rPr>
-          <w:rFonts w:ascii="Times New Roman" w:hAnsi="Times New Roman"/>
-          <w:color w:val="000000"/>
-          <w:sz w:val="24"/>
-          <w:szCs w:val="24"/>
-          <w:lang w:val="en-US"/>
-        </w:rPr>
-        <w:t>penelitian</w:t>
+        <w:t>Penelitian</w:t>
+      </w:r>
+      <w:proofErr w:type="spellEnd"/>
+      <w:r>
+        <w:rPr>
+          <w:rFonts w:ascii="Times New Roman" w:hAnsi="Times New Roman"/>
+          <w:color w:val="000000"/>
+          <w:sz w:val="24"/>
+          <w:szCs w:val="24"/>
+          <w:lang w:val="en-US"/>
+        </w:rPr>
+        <w:t xml:space="preserve"> </w:t>
+      </w:r>
+      <w:proofErr w:type="spellStart"/>
+      <w:r>
+        <w:rPr>
+          <w:rFonts w:ascii="Times New Roman" w:hAnsi="Times New Roman"/>
+          <w:color w:val="000000"/>
+          <w:sz w:val="24"/>
+          <w:szCs w:val="24"/>
+          <w:lang w:val="en-US"/>
+        </w:rPr>
+        <w:t>selanjutnya</w:t>
+      </w:r>
+      <w:proofErr w:type="spellEnd"/>
+      <w:r>
+        <w:rPr>
+          <w:rFonts w:ascii="Times New Roman" w:hAnsi="Times New Roman"/>
+          <w:color w:val="000000"/>
+          <w:sz w:val="24"/>
+          <w:szCs w:val="24"/>
+          <w:lang w:val="en-US"/>
+        </w:rPr>
+        <w:t xml:space="preserve"> </w:t>
+      </w:r>
+      <w:proofErr w:type="spellStart"/>
+      <w:r>
+        <w:rPr>
+          <w:rFonts w:ascii="Times New Roman" w:hAnsi="Times New Roman"/>
+          <w:color w:val="000000"/>
+          <w:sz w:val="24"/>
+          <w:szCs w:val="24"/>
+          <w:lang w:val="en-US"/>
+        </w:rPr>
+        <w:t>dilakukan</w:t>
+      </w:r>
+      <w:proofErr w:type="spellEnd"/>
+      <w:r>
+        <w:rPr>
+          <w:rFonts w:ascii="Times New Roman" w:hAnsi="Times New Roman"/>
+          <w:color w:val="000000"/>
+          <w:sz w:val="24"/>
+          <w:szCs w:val="24"/>
+          <w:lang w:val="en-US"/>
+        </w:rPr>
+        <w:t xml:space="preserve"> oleh </w:t>
+      </w:r>
+      <w:proofErr w:type="spellStart"/>
+      <w:r>
+        <w:rPr>
+          <w:rFonts w:ascii="Times New Roman" w:hAnsi="Times New Roman"/>
+          <w:color w:val="000000"/>
+          <w:sz w:val="24"/>
+          <w:szCs w:val="24"/>
+          <w:lang w:val="en-US"/>
+        </w:rPr>
+        <w:t>Annah</w:t>
+      </w:r>
+      <w:proofErr w:type="spellEnd"/>
+      <w:r>
+        <w:rPr>
+          <w:rFonts w:ascii="Times New Roman" w:hAnsi="Times New Roman"/>
+          <w:color w:val="000000"/>
+          <w:sz w:val="24"/>
+          <w:szCs w:val="24"/>
+          <w:lang w:val="en-US"/>
+        </w:rPr>
+        <w:t xml:space="preserve"> dan </w:t>
+      </w:r>
+      <w:proofErr w:type="spellStart"/>
+      <w:r>
+        <w:rPr>
+          <w:rFonts w:ascii="Times New Roman" w:hAnsi="Times New Roman"/>
+          <w:color w:val="000000"/>
+          <w:sz w:val="24"/>
+          <w:szCs w:val="24"/>
+          <w:lang w:val="en-US"/>
+        </w:rPr>
+        <w:t>Nurdiansah</w:t>
+      </w:r>
+      <w:proofErr w:type="spellEnd"/>
+      <w:r>
+        <w:rPr>
+          <w:rFonts w:ascii="Times New Roman" w:hAnsi="Times New Roman"/>
+          <w:color w:val="000000"/>
+          <w:sz w:val="24"/>
+          <w:szCs w:val="24"/>
+          <w:lang w:val="en-US"/>
+        </w:rPr>
+        <w:t xml:space="preserve"> </w:t>
+      </w:r>
+      <w:proofErr w:type="spellStart"/>
+      <w:r>
+        <w:rPr>
+          <w:rFonts w:ascii="Times New Roman" w:hAnsi="Times New Roman"/>
+          <w:color w:val="000000"/>
+          <w:sz w:val="24"/>
+          <w:szCs w:val="24"/>
+          <w:lang w:val="en-US"/>
+        </w:rPr>
+        <w:t>den</w:t>
+      </w:r>
+      <w:r>
+        <w:rPr>
+          <w:rFonts w:ascii="Times New Roman" w:hAnsi="Times New Roman"/>
+          <w:color w:val="000000"/>
+          <w:sz w:val="24"/>
+          <w:szCs w:val="24"/>
+          <w:lang w:val="en-US"/>
+        </w:rPr>
+        <w:t>g</w:t>
+      </w:r>
+      <w:r>
+        <w:rPr>
+          <w:rFonts w:ascii="Times New Roman" w:hAnsi="Times New Roman"/>
+          <w:color w:val="000000"/>
+          <w:sz w:val="24"/>
+          <w:szCs w:val="24"/>
+          <w:lang w:val="en-US"/>
+        </w:rPr>
+        <w:t>a</w:t>
+      </w:r>
+      <w:r>
+        <w:rPr>
+          <w:rFonts w:ascii="Times New Roman" w:hAnsi="Times New Roman"/>
+          <w:color w:val="000000"/>
+          <w:sz w:val="24"/>
+          <w:szCs w:val="24"/>
+          <w:lang w:val="en-US"/>
+        </w:rPr>
+        <w:t>n</w:t>
+      </w:r>
+      <w:proofErr w:type="spellEnd"/>
+      <w:r>
+        <w:rPr>
+          <w:rFonts w:ascii="Times New Roman" w:hAnsi="Times New Roman"/>
+          <w:color w:val="000000"/>
+          <w:sz w:val="24"/>
+          <w:szCs w:val="24"/>
+          <w:lang w:val="en-US"/>
+        </w:rPr>
+        <w:t xml:space="preserve"> </w:t>
+      </w:r>
+      <w:proofErr w:type="spellStart"/>
+      <w:r>
+        <w:rPr>
+          <w:rFonts w:ascii="Times New Roman" w:hAnsi="Times New Roman"/>
+          <w:color w:val="000000"/>
+          <w:sz w:val="24"/>
+          <w:szCs w:val="24"/>
+          <w:lang w:val="en-US"/>
+        </w:rPr>
+        <w:t>judul</w:t>
+      </w:r>
+      <w:proofErr w:type="spellEnd"/>
+      <w:r>
+        <w:rPr>
+          <w:rFonts w:ascii="Times New Roman" w:hAnsi="Times New Roman"/>
+          <w:color w:val="000000"/>
+          <w:sz w:val="24"/>
+          <w:szCs w:val="24"/>
+          <w:lang w:val="en-US"/>
+        </w:rPr>
+        <w:t xml:space="preserve"> ”</w:t>
+      </w:r>
+      <w:proofErr w:type="spellStart"/>
+      <w:r>
+        <w:rPr>
+          <w:rFonts w:ascii="Times New Roman" w:hAnsi="Times New Roman"/>
+          <w:color w:val="000000"/>
+          <w:sz w:val="24"/>
+          <w:szCs w:val="24"/>
+          <w:lang w:val="en-US"/>
+        </w:rPr>
+        <w:t>Implementasi</w:t>
+      </w:r>
+      <w:proofErr w:type="spellEnd"/>
+      <w:r>
+        <w:rPr>
+          <w:rFonts w:ascii="Times New Roman" w:hAnsi="Times New Roman"/>
+          <w:color w:val="000000"/>
+          <w:sz w:val="24"/>
+          <w:szCs w:val="24"/>
+          <w:lang w:val="en-US"/>
+        </w:rPr>
+        <w:t xml:space="preserve"> </w:t>
+      </w:r>
+      <w:proofErr w:type="spellStart"/>
+      <w:r>
+        <w:rPr>
+          <w:rFonts w:ascii="Times New Roman" w:hAnsi="Times New Roman"/>
+          <w:color w:val="000000"/>
+          <w:sz w:val="24"/>
+          <w:szCs w:val="24"/>
+          <w:lang w:val="en-US"/>
+        </w:rPr>
+        <w:t>Mikrokontroler</w:t>
+      </w:r>
+      <w:proofErr w:type="spellEnd"/>
+      <w:r>
+        <w:rPr>
+          <w:rFonts w:ascii="Times New Roman" w:hAnsi="Times New Roman"/>
+          <w:color w:val="000000"/>
+          <w:sz w:val="24"/>
+          <w:szCs w:val="24"/>
+          <w:lang w:val="en-US"/>
+        </w:rPr>
+        <w:t xml:space="preserve"> Dan SMS Gateway Pada</w:t>
+      </w:r>
+      <w:r>
+        <w:rPr>
+          <w:rFonts w:ascii="Times New Roman" w:hAnsi="Times New Roman"/>
+          <w:color w:val="000000"/>
+          <w:sz w:val="24"/>
+          <w:szCs w:val="24"/>
+          <w:lang w:val="en-US"/>
+        </w:rPr>
+        <w:t xml:space="preserve"> </w:t>
+      </w:r>
+      <w:proofErr w:type="spellStart"/>
+      <w:r>
+        <w:rPr>
+          <w:rFonts w:ascii="Times New Roman" w:hAnsi="Times New Roman"/>
+          <w:color w:val="000000"/>
+          <w:sz w:val="24"/>
+          <w:szCs w:val="24"/>
+          <w:lang w:val="en-US"/>
+        </w:rPr>
+        <w:t>Pengamanan</w:t>
+      </w:r>
+      <w:proofErr w:type="spellEnd"/>
+      <w:r>
+        <w:rPr>
+          <w:rFonts w:ascii="Times New Roman" w:hAnsi="Times New Roman"/>
+          <w:color w:val="000000"/>
+          <w:sz w:val="24"/>
+          <w:szCs w:val="24"/>
+          <w:lang w:val="en-US"/>
+        </w:rPr>
+        <w:t xml:space="preserve"> </w:t>
+      </w:r>
+      <w:proofErr w:type="spellStart"/>
+      <w:r>
+        <w:rPr>
+          <w:rFonts w:ascii="Times New Roman" w:hAnsi="Times New Roman"/>
+          <w:color w:val="000000"/>
+          <w:sz w:val="24"/>
+          <w:szCs w:val="24"/>
+          <w:lang w:val="en-US"/>
+        </w:rPr>
+        <w:t>Kendaraan</w:t>
+      </w:r>
+      <w:proofErr w:type="spellEnd"/>
+      <w:r>
+        <w:rPr>
+          <w:rFonts w:ascii="Times New Roman" w:hAnsi="Times New Roman"/>
+          <w:color w:val="000000"/>
+          <w:sz w:val="24"/>
+          <w:szCs w:val="24"/>
+          <w:lang w:val="en-US"/>
+        </w:rPr>
+        <w:t xml:space="preserve"> </w:t>
+      </w:r>
+      <w:proofErr w:type="spellStart"/>
+      <w:r>
+        <w:rPr>
+          <w:rFonts w:ascii="Times New Roman" w:hAnsi="Times New Roman"/>
+          <w:color w:val="000000"/>
+          <w:sz w:val="24"/>
+          <w:szCs w:val="24"/>
+          <w:lang w:val="en-US"/>
+        </w:rPr>
+        <w:t>Bermotor</w:t>
+      </w:r>
+      <w:proofErr w:type="spellEnd"/>
+      <w:r>
+        <w:rPr>
+          <w:rFonts w:ascii="Times New Roman" w:hAnsi="Times New Roman"/>
+          <w:color w:val="000000"/>
+          <w:sz w:val="24"/>
+          <w:szCs w:val="24"/>
+          <w:lang w:val="en-US"/>
+        </w:rPr>
+        <w:t>”</w:t>
+      </w:r>
+      <w:r>
+        <w:rPr>
+          <w:rFonts w:ascii="Times New Roman" w:hAnsi="Times New Roman"/>
+          <w:color w:val="000000"/>
+          <w:sz w:val="24"/>
+          <w:szCs w:val="24"/>
+          <w:lang w:val="en-US"/>
+        </w:rPr>
+        <w:fldChar w:fldCharType="begin" w:fldLock="1"/>
+      </w:r>
+      <w:r>
+        <w:rPr>
+          <w:rFonts w:ascii="Times New Roman" w:hAnsi="Times New Roman"/>
+          <w:color w:val="000000"/>
+          <w:sz w:val="24"/>
+          <w:szCs w:val="24"/>
+          <w:lang w:val="en-US"/>
+        </w:rPr>
+        <w:instrText>ADDIN CSL_CITATION {"citationItems":[{"id":"ITEM-1","itemData":{"DOI":"10.22303/csrid.9.1.2017.54-61","ISSN":"2085-1367","abstract":"Tujuan penelitian ini adalah untuk menghasilkan sebuah sistem pengamanan kendaraan bermotor berbasis mikrokontroler dan SMS Gateway yang dapat digunakan oleh pemilik kendaraan bermotor untuk memantau kendaraannya,menganalisis kebutuhan sistem, merancang rangkaian perangkat keras sistem secara mekanik dan elektronik, membuat kode program yang akan digunakan untuk mengontrol perangkat keras, menggabungkan kode program dengan perangkat keras melalui proses compiler dan downloader, menghubungkan SMS Gateway dengan sistem yang telah dibangun, menjalankan dan mengaktifkan semua fungsi kerja dari sistem pengendali perangkat keras, menguji perangkat keras dengan mengukur tegangan input dan outputnya pada titik tertentu dan menguji perangkat lunak dengan menggunakan pengujian blackbox dan statistik di mana pada pengujian ini akan diuji fungsi dari sistem yang dibangun sampai tidak terjadi error lagi kemudian nilai nilai yang dihasilkan dimasukkan ke dalam pengujian statistik. Metode perancangan yang digunakan adalah eksperimental dan pengujian. Tahap penelitian yang dilakukan adalah pengumpulan bahan dan alat, analisis kebutuhan sistem, merancang perangkat secara mekanik dan elektronik, pengkodean, dan pengujian. Berdasarkan hasil pengujian dapat disimpukan bahwa dari 12 komponen yang diuji terdapat 0% ketidaksesuaian. Oleh sebab itu sistem yang dibangun dpat difungsikan dengan baik.","author":[{"dropping-particle":"","family":"Annah","given":"","non-dropping-particle":"","parse-names":false,"suffix":""},{"dropping-particle":"","family":"Nurdiansah","given":"","non-dropping-particle":"","parse-names":false,"suffix":""}],"container-title":"CSRID (Computer Science Research and Its Development Journal)","id":"ITEM-1","issue":"1","issued":{"date-parts":[["2017"]]},"page":"54-61","title":"Implementasi Mikrokontroler Dan SMS Gateway Pada Pengamanan Kendaraan Bermotor","type":"article-journal","volume":"9"},"uris":["http://www.mendeley.com/documents/?uuid=77affb08-3796-4e43-a8ff-0c5889000eec"]}],"mendeley":{"formattedCitation":"[6]","plainTextFormattedCitation":"[6]","previouslyFormattedCitation":"[6]"},"properties":{"noteIndex":0},"schema":"https://github.com/citation-style-language/schema/raw/master/csl-citation.json"}</w:instrText>
+      </w:r>
+      <w:r>
+        <w:rPr>
+          <w:rFonts w:ascii="Times New Roman" w:hAnsi="Times New Roman"/>
+          <w:color w:val="000000"/>
+          <w:sz w:val="24"/>
+          <w:szCs w:val="24"/>
+          <w:lang w:val="en-US"/>
+        </w:rPr>
+        <w:fldChar w:fldCharType="separate"/>
+      </w:r>
+      <w:r>
+        <w:rPr>
+          <w:rFonts w:ascii="Times New Roman" w:hAnsi="Times New Roman"/>
+          <w:noProof/>
+          <w:color w:val="000000"/>
+          <w:sz w:val="24"/>
+          <w:szCs w:val="24"/>
+          <w:lang w:val="en-US"/>
+        </w:rPr>
+        <w:t>[6]</w:t>
+      </w:r>
+      <w:r>
+        <w:rPr>
+          <w:rFonts w:ascii="Times New Roman" w:hAnsi="Times New Roman"/>
+          <w:color w:val="000000"/>
+          <w:sz w:val="24"/>
+          <w:szCs w:val="24"/>
+          <w:lang w:val="en-US"/>
+        </w:rPr>
+        <w:fldChar w:fldCharType="end"/>
+      </w:r>
+      <w:r>
+        <w:rPr>
+          <w:rFonts w:ascii="Times New Roman" w:hAnsi="Times New Roman"/>
+          <w:color w:val="000000"/>
+          <w:sz w:val="24"/>
+          <w:szCs w:val="24"/>
+          <w:lang w:val="en-US"/>
+        </w:rPr>
+        <w:t xml:space="preserve"> </w:t>
+      </w:r>
+      <w:proofErr w:type="spellStart"/>
+      <w:r>
+        <w:rPr>
+          <w:rFonts w:ascii="Times New Roman" w:hAnsi="Times New Roman"/>
+          <w:color w:val="000000"/>
+          <w:sz w:val="24"/>
+          <w:szCs w:val="24"/>
+          <w:lang w:val="en-US"/>
+        </w:rPr>
+        <w:t>dimana</w:t>
+      </w:r>
+      <w:proofErr w:type="spellEnd"/>
+      <w:r>
+        <w:rPr>
+          <w:rFonts w:ascii="Times New Roman" w:hAnsi="Times New Roman"/>
+          <w:color w:val="000000"/>
+          <w:sz w:val="24"/>
+          <w:szCs w:val="24"/>
+          <w:lang w:val="en-US"/>
+        </w:rPr>
+        <w:t xml:space="preserve"> system </w:t>
+      </w:r>
+      <w:proofErr w:type="spellStart"/>
+      <w:r>
+        <w:rPr>
+          <w:rFonts w:ascii="Times New Roman" w:hAnsi="Times New Roman"/>
+          <w:color w:val="000000"/>
+          <w:sz w:val="24"/>
+          <w:szCs w:val="24"/>
+          <w:lang w:val="en-US"/>
+        </w:rPr>
+        <w:t>pengamanan</w:t>
+      </w:r>
+      <w:proofErr w:type="spellEnd"/>
+      <w:r>
+        <w:rPr>
+          <w:rFonts w:ascii="Times New Roman" w:hAnsi="Times New Roman"/>
+          <w:color w:val="000000"/>
+          <w:sz w:val="24"/>
+          <w:szCs w:val="24"/>
+          <w:lang w:val="en-US"/>
+        </w:rPr>
+        <w:t xml:space="preserve"> </w:t>
+      </w:r>
+      <w:proofErr w:type="spellStart"/>
+      <w:r>
+        <w:rPr>
+          <w:rFonts w:ascii="Times New Roman" w:hAnsi="Times New Roman"/>
+          <w:color w:val="000000"/>
+          <w:sz w:val="24"/>
+          <w:szCs w:val="24"/>
+          <w:lang w:val="en-US"/>
+        </w:rPr>
+        <w:t>ini</w:t>
+      </w:r>
+      <w:proofErr w:type="spellEnd"/>
+      <w:r>
+        <w:rPr>
+          <w:rFonts w:ascii="Times New Roman" w:hAnsi="Times New Roman"/>
+          <w:color w:val="000000"/>
+          <w:sz w:val="24"/>
+          <w:szCs w:val="24"/>
+          <w:lang w:val="en-US"/>
+        </w:rPr>
+        <w:t xml:space="preserve"> </w:t>
+      </w:r>
+      <w:proofErr w:type="spellStart"/>
+      <w:r>
+        <w:rPr>
+          <w:rFonts w:ascii="Times New Roman" w:hAnsi="Times New Roman"/>
+          <w:color w:val="000000"/>
+          <w:sz w:val="24"/>
+          <w:szCs w:val="24"/>
+          <w:lang w:val="en-US"/>
+        </w:rPr>
+        <w:t>dapat</w:t>
+      </w:r>
+      <w:proofErr w:type="spellEnd"/>
+      <w:r>
+        <w:rPr>
+          <w:rFonts w:ascii="Times New Roman" w:hAnsi="Times New Roman"/>
+          <w:color w:val="000000"/>
+          <w:sz w:val="24"/>
+          <w:szCs w:val="24"/>
+          <w:lang w:val="en-US"/>
+        </w:rPr>
+        <w:t xml:space="preserve"> </w:t>
+      </w:r>
+      <w:proofErr w:type="spellStart"/>
+      <w:r>
+        <w:rPr>
+          <w:rFonts w:ascii="Times New Roman" w:hAnsi="Times New Roman"/>
+          <w:color w:val="000000"/>
+          <w:sz w:val="24"/>
+          <w:szCs w:val="24"/>
+          <w:lang w:val="en-US"/>
+        </w:rPr>
+        <w:t>digunakan</w:t>
+      </w:r>
+      <w:proofErr w:type="spellEnd"/>
+      <w:r>
+        <w:rPr>
+          <w:rFonts w:ascii="Times New Roman" w:hAnsi="Times New Roman"/>
+          <w:color w:val="000000"/>
+          <w:sz w:val="24"/>
+          <w:szCs w:val="24"/>
+          <w:lang w:val="en-US"/>
+        </w:rPr>
+        <w:t xml:space="preserve"> </w:t>
+      </w:r>
+      <w:proofErr w:type="spellStart"/>
+      <w:r>
+        <w:rPr>
+          <w:rFonts w:ascii="Times New Roman" w:hAnsi="Times New Roman"/>
+          <w:color w:val="000000"/>
+          <w:sz w:val="24"/>
+          <w:szCs w:val="24"/>
+          <w:lang w:val="en-US"/>
+        </w:rPr>
+        <w:t>untuk</w:t>
+      </w:r>
+      <w:proofErr w:type="spellEnd"/>
+      <w:r>
+        <w:rPr>
+          <w:rFonts w:ascii="Times New Roman" w:hAnsi="Times New Roman"/>
+          <w:color w:val="000000"/>
+          <w:sz w:val="24"/>
+          <w:szCs w:val="24"/>
+          <w:lang w:val="en-US"/>
+        </w:rPr>
+        <w:t xml:space="preserve"> </w:t>
+      </w:r>
+      <w:proofErr w:type="spellStart"/>
+      <w:r>
+        <w:rPr>
+          <w:rFonts w:ascii="Times New Roman" w:hAnsi="Times New Roman"/>
+          <w:color w:val="000000"/>
+          <w:sz w:val="24"/>
+          <w:szCs w:val="24"/>
+          <w:lang w:val="en-US"/>
+        </w:rPr>
+        <w:t>mengetahui</w:t>
+      </w:r>
+      <w:proofErr w:type="spellEnd"/>
+      <w:r>
+        <w:rPr>
+          <w:rFonts w:ascii="Times New Roman" w:hAnsi="Times New Roman"/>
+          <w:color w:val="000000"/>
+          <w:sz w:val="24"/>
+          <w:szCs w:val="24"/>
+          <w:lang w:val="en-US"/>
+        </w:rPr>
+        <w:t xml:space="preserve"> </w:t>
+      </w:r>
+      <w:proofErr w:type="spellStart"/>
+      <w:r>
+        <w:rPr>
+          <w:rFonts w:ascii="Times New Roman" w:hAnsi="Times New Roman"/>
+          <w:color w:val="000000"/>
+          <w:sz w:val="24"/>
+          <w:szCs w:val="24"/>
+          <w:lang w:val="en-US"/>
+        </w:rPr>
+        <w:t>lokasi</w:t>
+      </w:r>
+      <w:proofErr w:type="spellEnd"/>
+      <w:r>
+        <w:rPr>
+          <w:rFonts w:ascii="Times New Roman" w:hAnsi="Times New Roman"/>
+          <w:color w:val="000000"/>
+          <w:sz w:val="24"/>
+          <w:szCs w:val="24"/>
+          <w:lang w:val="en-US"/>
+        </w:rPr>
+        <w:t xml:space="preserve"> </w:t>
+      </w:r>
+      <w:proofErr w:type="spellStart"/>
+      <w:r>
+        <w:rPr>
+          <w:rFonts w:ascii="Times New Roman" w:hAnsi="Times New Roman"/>
+          <w:color w:val="000000"/>
+          <w:sz w:val="24"/>
+          <w:szCs w:val="24"/>
+          <w:lang w:val="en-US"/>
+        </w:rPr>
+        <w:t>kendaraan</w:t>
+      </w:r>
+      <w:proofErr w:type="spellEnd"/>
+      <w:r>
+        <w:rPr>
+          <w:rFonts w:ascii="Times New Roman" w:hAnsi="Times New Roman"/>
+          <w:color w:val="000000"/>
+          <w:sz w:val="24"/>
+          <w:szCs w:val="24"/>
+          <w:lang w:val="en-US"/>
+        </w:rPr>
+        <w:t xml:space="preserve"> </w:t>
+      </w:r>
+      <w:proofErr w:type="spellStart"/>
+      <w:r>
+        <w:rPr>
+          <w:rFonts w:ascii="Times New Roman" w:hAnsi="Times New Roman"/>
+          <w:color w:val="000000"/>
+          <w:sz w:val="24"/>
+          <w:szCs w:val="24"/>
+          <w:lang w:val="en-US"/>
+        </w:rPr>
+        <w:t>berdasarkan</w:t>
+      </w:r>
+      <w:proofErr w:type="spellEnd"/>
+      <w:r>
+        <w:rPr>
+          <w:rFonts w:ascii="Times New Roman" w:hAnsi="Times New Roman"/>
+          <w:color w:val="000000"/>
+          <w:sz w:val="24"/>
+          <w:szCs w:val="24"/>
+          <w:lang w:val="en-US"/>
+        </w:rPr>
+        <w:t xml:space="preserve"> </w:t>
+      </w:r>
+      <w:proofErr w:type="spellStart"/>
+      <w:r>
+        <w:rPr>
+          <w:rFonts w:ascii="Times New Roman" w:hAnsi="Times New Roman"/>
+          <w:color w:val="000000"/>
+          <w:sz w:val="24"/>
+          <w:szCs w:val="24"/>
+          <w:lang w:val="en-US"/>
+        </w:rPr>
+        <w:t>titik</w:t>
+      </w:r>
+      <w:proofErr w:type="spellEnd"/>
+      <w:r>
+        <w:rPr>
+          <w:rFonts w:ascii="Times New Roman" w:hAnsi="Times New Roman"/>
+          <w:color w:val="000000"/>
+          <w:sz w:val="24"/>
+          <w:szCs w:val="24"/>
+          <w:lang w:val="en-US"/>
+        </w:rPr>
+        <w:t xml:space="preserve"> </w:t>
+      </w:r>
+      <w:proofErr w:type="spellStart"/>
+      <w:r>
+        <w:rPr>
+          <w:rFonts w:ascii="Times New Roman" w:hAnsi="Times New Roman"/>
+          <w:color w:val="000000"/>
+          <w:sz w:val="24"/>
+          <w:szCs w:val="24"/>
+          <w:lang w:val="en-US"/>
+        </w:rPr>
+        <w:t>koordinat</w:t>
       </w:r>
       <w:proofErr w:type="spellEnd"/>
       <w:r>
@@ -17010,51 +18444,7 @@
           <w:szCs w:val="24"/>
           <w:lang w:val="en-US"/>
         </w:rPr>
-        <w:t>telah</w:t>
-      </w:r>
-      <w:proofErr w:type="spellEnd"/>
-      <w:r>
-        <w:rPr>
-          <w:rFonts w:ascii="Times New Roman" w:hAnsi="Times New Roman"/>
-          <w:color w:val="000000"/>
-          <w:sz w:val="24"/>
-          <w:szCs w:val="24"/>
-          <w:lang w:val="en-US"/>
-        </w:rPr>
-        <w:t xml:space="preserve"> </w:t>
-      </w:r>
-      <w:proofErr w:type="spellStart"/>
-      <w:r>
-        <w:rPr>
-          <w:rFonts w:ascii="Times New Roman" w:hAnsi="Times New Roman"/>
-          <w:color w:val="000000"/>
-          <w:sz w:val="24"/>
-          <w:szCs w:val="24"/>
-          <w:lang w:val="en-US"/>
-        </w:rPr>
-        <w:t>dilakukan</w:t>
-      </w:r>
-      <w:proofErr w:type="spellEnd"/>
-      <w:r>
-        <w:rPr>
-          <w:rFonts w:ascii="Times New Roman" w:hAnsi="Times New Roman"/>
-          <w:color w:val="000000"/>
-          <w:sz w:val="24"/>
-          <w:szCs w:val="24"/>
-          <w:lang w:val="en-US"/>
-        </w:rPr>
-        <w:t xml:space="preserve"> </w:t>
-      </w:r>
-      <w:proofErr w:type="spellStart"/>
-      <w:r>
-        <w:rPr>
-          <w:rFonts w:ascii="Times New Roman" w:hAnsi="Times New Roman"/>
-          <w:color w:val="000000"/>
-          <w:sz w:val="24"/>
-          <w:szCs w:val="24"/>
-          <w:lang w:val="en-US"/>
-        </w:rPr>
-        <w:t>sebelumnya</w:t>
+        <w:t>diberikan</w:t>
       </w:r>
       <w:proofErr w:type="spellEnd"/>
       <w:r>
@@ -17076,399 +18466,73 @@
           <w:szCs w:val="24"/>
           <w:lang w:val="en-US"/>
         </w:rPr>
-        <w:t>Dwi</w:t>
-      </w:r>
-      <w:proofErr w:type="spellEnd"/>
-      <w:r>
-        <w:rPr>
-          <w:rFonts w:ascii="Times New Roman" w:hAnsi="Times New Roman"/>
-          <w:color w:val="000000"/>
-          <w:sz w:val="24"/>
-          <w:szCs w:val="24"/>
-          <w:lang w:val="en-US"/>
-        </w:rPr>
-        <w:t xml:space="preserve"> Ely Kurniawan</w:t>
-      </w:r>
-      <w:r>
-        <w:rPr>
-          <w:rFonts w:ascii="Times New Roman" w:hAnsi="Times New Roman"/>
-          <w:color w:val="000000"/>
-          <w:sz w:val="24"/>
-          <w:szCs w:val="24"/>
-          <w:lang w:val="en-US"/>
-        </w:rPr>
-        <w:t xml:space="preserve"> dan </w:t>
-      </w:r>
-      <w:r>
-        <w:rPr>
-          <w:rFonts w:ascii="Times New Roman" w:hAnsi="Times New Roman"/>
-          <w:color w:val="000000"/>
-          <w:sz w:val="24"/>
-          <w:szCs w:val="24"/>
-          <w:lang w:val="en-US"/>
-        </w:rPr>
-        <w:t xml:space="preserve">Muhamad </w:t>
-      </w:r>
-      <w:proofErr w:type="spellStart"/>
-      <w:r>
-        <w:rPr>
-          <w:rFonts w:ascii="Times New Roman" w:hAnsi="Times New Roman"/>
-          <w:color w:val="000000"/>
-          <w:sz w:val="24"/>
-          <w:szCs w:val="24"/>
-          <w:lang w:val="en-US"/>
-        </w:rPr>
-        <w:t>Naharus</w:t>
-      </w:r>
-      <w:proofErr w:type="spellEnd"/>
-      <w:r>
-        <w:rPr>
-          <w:rFonts w:ascii="Times New Roman" w:hAnsi="Times New Roman"/>
-          <w:color w:val="000000"/>
-          <w:sz w:val="24"/>
-          <w:szCs w:val="24"/>
-          <w:lang w:val="en-US"/>
-        </w:rPr>
-        <w:t xml:space="preserve"> </w:t>
-      </w:r>
-      <w:proofErr w:type="spellStart"/>
-      <w:r>
-        <w:rPr>
-          <w:rFonts w:ascii="Times New Roman" w:hAnsi="Times New Roman"/>
-          <w:color w:val="000000"/>
-          <w:sz w:val="24"/>
-          <w:szCs w:val="24"/>
-          <w:lang w:val="en-US"/>
-        </w:rPr>
-        <w:t>Surur</w:t>
-      </w:r>
-      <w:proofErr w:type="spellEnd"/>
-      <w:r>
-        <w:rPr>
-          <w:rFonts w:ascii="Times New Roman" w:hAnsi="Times New Roman"/>
-          <w:color w:val="000000"/>
-          <w:sz w:val="24"/>
-          <w:szCs w:val="24"/>
-          <w:lang w:val="en-US"/>
-        </w:rPr>
-        <w:t xml:space="preserve"> </w:t>
-      </w:r>
-      <w:proofErr w:type="spellStart"/>
-      <w:r>
-        <w:rPr>
-          <w:rFonts w:ascii="Times New Roman" w:hAnsi="Times New Roman"/>
-          <w:color w:val="000000"/>
-          <w:sz w:val="24"/>
-          <w:szCs w:val="24"/>
-          <w:lang w:val="en-US"/>
-        </w:rPr>
-        <w:t>denan</w:t>
-      </w:r>
-      <w:proofErr w:type="spellEnd"/>
-      <w:r>
-        <w:rPr>
-          <w:rFonts w:ascii="Times New Roman" w:hAnsi="Times New Roman"/>
-          <w:color w:val="000000"/>
-          <w:sz w:val="24"/>
-          <w:szCs w:val="24"/>
-          <w:lang w:val="en-US"/>
-        </w:rPr>
-        <w:t xml:space="preserve"> </w:t>
-      </w:r>
-      <w:proofErr w:type="spellStart"/>
-      <w:r>
-        <w:rPr>
-          <w:rFonts w:ascii="Times New Roman" w:hAnsi="Times New Roman"/>
-          <w:color w:val="000000"/>
-          <w:sz w:val="24"/>
-          <w:szCs w:val="24"/>
-          <w:lang w:val="en-US"/>
-        </w:rPr>
-        <w:t>judul</w:t>
-      </w:r>
-      <w:proofErr w:type="spellEnd"/>
-      <w:r>
-        <w:rPr>
-          <w:rFonts w:ascii="Times New Roman" w:hAnsi="Times New Roman"/>
-          <w:color w:val="000000"/>
-          <w:sz w:val="24"/>
-          <w:szCs w:val="24"/>
-          <w:lang w:val="en-US"/>
-        </w:rPr>
-        <w:t xml:space="preserve"> “</w:t>
-      </w:r>
-      <w:proofErr w:type="spellStart"/>
-      <w:r>
-        <w:rPr>
-          <w:rFonts w:ascii="Times New Roman" w:hAnsi="Times New Roman"/>
-          <w:color w:val="000000"/>
-          <w:sz w:val="24"/>
-          <w:szCs w:val="24"/>
-          <w:lang w:val="en-US"/>
-        </w:rPr>
-        <w:t>Perancangan</w:t>
-      </w:r>
-      <w:proofErr w:type="spellEnd"/>
-      <w:r>
-        <w:rPr>
-          <w:rFonts w:ascii="Times New Roman" w:hAnsi="Times New Roman"/>
-          <w:color w:val="000000"/>
-          <w:sz w:val="24"/>
-          <w:szCs w:val="24"/>
-          <w:lang w:val="en-US"/>
-        </w:rPr>
-        <w:t xml:space="preserve"> </w:t>
-      </w:r>
-      <w:proofErr w:type="spellStart"/>
-      <w:r>
-        <w:rPr>
-          <w:rFonts w:ascii="Times New Roman" w:hAnsi="Times New Roman"/>
-          <w:color w:val="000000"/>
-          <w:sz w:val="24"/>
-          <w:szCs w:val="24"/>
-          <w:lang w:val="en-US"/>
-        </w:rPr>
-        <w:t>Sistem</w:t>
-      </w:r>
-      <w:proofErr w:type="spellEnd"/>
-      <w:r>
-        <w:rPr>
-          <w:rFonts w:ascii="Times New Roman" w:hAnsi="Times New Roman"/>
-          <w:color w:val="000000"/>
-          <w:sz w:val="24"/>
-          <w:szCs w:val="24"/>
-          <w:lang w:val="en-US"/>
-        </w:rPr>
-        <w:t xml:space="preserve"> </w:t>
-      </w:r>
-      <w:proofErr w:type="spellStart"/>
-      <w:r>
-        <w:rPr>
-          <w:rFonts w:ascii="Times New Roman" w:hAnsi="Times New Roman"/>
-          <w:color w:val="000000"/>
-          <w:sz w:val="24"/>
-          <w:szCs w:val="24"/>
-          <w:lang w:val="en-US"/>
-        </w:rPr>
-        <w:t>Pengamanan</w:t>
-      </w:r>
-      <w:proofErr w:type="spellEnd"/>
-      <w:r>
-        <w:rPr>
-          <w:rFonts w:ascii="Times New Roman" w:hAnsi="Times New Roman"/>
-          <w:color w:val="000000"/>
-          <w:sz w:val="24"/>
-          <w:szCs w:val="24"/>
-          <w:lang w:val="en-US"/>
-        </w:rPr>
-        <w:t xml:space="preserve"> </w:t>
-      </w:r>
-      <w:proofErr w:type="spellStart"/>
-      <w:r>
-        <w:rPr>
-          <w:rFonts w:ascii="Times New Roman" w:hAnsi="Times New Roman"/>
-          <w:color w:val="000000"/>
-          <w:sz w:val="24"/>
-          <w:szCs w:val="24"/>
-          <w:lang w:val="en-US"/>
-        </w:rPr>
-        <w:t>Sepeda</w:t>
-      </w:r>
-      <w:proofErr w:type="spellEnd"/>
-      <w:r>
-        <w:rPr>
-          <w:rFonts w:ascii="Times New Roman" w:hAnsi="Times New Roman"/>
-          <w:color w:val="000000"/>
-          <w:sz w:val="24"/>
-          <w:szCs w:val="24"/>
-          <w:lang w:val="en-US"/>
-        </w:rPr>
-        <w:t xml:space="preserve"> Motor </w:t>
-      </w:r>
-      <w:proofErr w:type="spellStart"/>
-      <w:r>
-        <w:rPr>
-          <w:rFonts w:ascii="Times New Roman" w:hAnsi="Times New Roman"/>
-          <w:color w:val="000000"/>
-          <w:sz w:val="24"/>
-          <w:szCs w:val="24"/>
-          <w:lang w:val="en-US"/>
-        </w:rPr>
-        <w:t>Menggunakan</w:t>
-      </w:r>
-      <w:proofErr w:type="spellEnd"/>
-      <w:r>
-        <w:rPr>
-          <w:rFonts w:ascii="Times New Roman" w:hAnsi="Times New Roman"/>
-          <w:color w:val="000000"/>
-          <w:sz w:val="24"/>
-          <w:szCs w:val="24"/>
-          <w:lang w:val="en-US"/>
-        </w:rPr>
-        <w:t xml:space="preserve"> </w:t>
-      </w:r>
-      <w:proofErr w:type="spellStart"/>
-      <w:r>
-        <w:rPr>
-          <w:rFonts w:ascii="Times New Roman" w:hAnsi="Times New Roman"/>
-          <w:color w:val="000000"/>
-          <w:sz w:val="24"/>
-          <w:szCs w:val="24"/>
-          <w:lang w:val="en-US"/>
-        </w:rPr>
-        <w:t>Mikrokontroler</w:t>
-      </w:r>
-      <w:proofErr w:type="spellEnd"/>
-      <w:r>
-        <w:rPr>
-          <w:rFonts w:ascii="Times New Roman" w:hAnsi="Times New Roman"/>
-          <w:color w:val="000000"/>
-          <w:sz w:val="24"/>
-          <w:szCs w:val="24"/>
-          <w:lang w:val="en-US"/>
-        </w:rPr>
-        <w:t xml:space="preserve"> Raspberry Pi dan Smartphone Android</w:t>
-      </w:r>
-      <w:r>
-        <w:rPr>
-          <w:rFonts w:ascii="Times New Roman" w:hAnsi="Times New Roman"/>
-          <w:color w:val="000000"/>
-          <w:sz w:val="24"/>
-          <w:szCs w:val="24"/>
-          <w:lang w:val="en-US"/>
-        </w:rPr>
-        <w:t xml:space="preserve">” </w:t>
-      </w:r>
-      <w:r>
-        <w:rPr>
-          <w:rFonts w:ascii="Times New Roman" w:hAnsi="Times New Roman"/>
-          <w:color w:val="000000"/>
-          <w:sz w:val="24"/>
-          <w:szCs w:val="24"/>
-          <w:lang w:val="en-US"/>
-        </w:rPr>
-        <w:t>dan “</w:t>
-      </w:r>
-      <w:proofErr w:type="spellStart"/>
-      <w:r>
-        <w:rPr>
-          <w:rFonts w:ascii="Times New Roman" w:hAnsi="Times New Roman"/>
-          <w:color w:val="000000"/>
-          <w:sz w:val="24"/>
-          <w:szCs w:val="24"/>
-          <w:lang w:val="en-US"/>
-        </w:rPr>
-        <w:t>Sistem</w:t>
-      </w:r>
-      <w:proofErr w:type="spellEnd"/>
-      <w:r>
-        <w:rPr>
-          <w:rFonts w:ascii="Times New Roman" w:hAnsi="Times New Roman"/>
-          <w:color w:val="000000"/>
-          <w:sz w:val="24"/>
-          <w:szCs w:val="24"/>
-          <w:lang w:val="en-US"/>
-        </w:rPr>
-        <w:t xml:space="preserve"> </w:t>
-      </w:r>
-      <w:proofErr w:type="spellStart"/>
-      <w:r>
-        <w:rPr>
-          <w:rFonts w:ascii="Times New Roman" w:hAnsi="Times New Roman"/>
-          <w:color w:val="000000"/>
-          <w:sz w:val="24"/>
-          <w:szCs w:val="24"/>
-          <w:lang w:val="en-US"/>
-        </w:rPr>
-        <w:t>Pengaman</w:t>
-      </w:r>
-      <w:proofErr w:type="spellEnd"/>
-      <w:r>
-        <w:rPr>
-          <w:rFonts w:ascii="Times New Roman" w:hAnsi="Times New Roman"/>
-          <w:color w:val="000000"/>
-          <w:sz w:val="24"/>
-          <w:szCs w:val="24"/>
-          <w:lang w:val="en-US"/>
-        </w:rPr>
-        <w:t xml:space="preserve"> </w:t>
-      </w:r>
-      <w:proofErr w:type="spellStart"/>
-      <w:r>
-        <w:rPr>
-          <w:rFonts w:ascii="Times New Roman" w:hAnsi="Times New Roman"/>
-          <w:color w:val="000000"/>
-          <w:sz w:val="24"/>
-          <w:szCs w:val="24"/>
-          <w:lang w:val="en-US"/>
-        </w:rPr>
-        <w:t>Sepeda</w:t>
-      </w:r>
-      <w:proofErr w:type="spellEnd"/>
-      <w:r>
-        <w:rPr>
-          <w:rFonts w:ascii="Times New Roman" w:hAnsi="Times New Roman"/>
-          <w:color w:val="000000"/>
-          <w:sz w:val="24"/>
-          <w:szCs w:val="24"/>
-          <w:lang w:val="en-US"/>
-        </w:rPr>
-        <w:t xml:space="preserve"> Motor </w:t>
-      </w:r>
-      <w:proofErr w:type="spellStart"/>
-      <w:r>
-        <w:rPr>
-          <w:rFonts w:ascii="Times New Roman" w:hAnsi="Times New Roman"/>
-          <w:color w:val="000000"/>
-          <w:sz w:val="24"/>
-          <w:szCs w:val="24"/>
-          <w:lang w:val="en-US"/>
-        </w:rPr>
-        <w:t>Berbasis</w:t>
-      </w:r>
-      <w:proofErr w:type="spellEnd"/>
-      <w:r>
-        <w:rPr>
-          <w:rFonts w:ascii="Times New Roman" w:hAnsi="Times New Roman"/>
-          <w:color w:val="000000"/>
-          <w:sz w:val="24"/>
-          <w:szCs w:val="24"/>
-          <w:lang w:val="en-US"/>
-        </w:rPr>
-        <w:t xml:space="preserve"> </w:t>
-      </w:r>
-      <w:proofErr w:type="spellStart"/>
-      <w:r>
-        <w:rPr>
-          <w:rFonts w:ascii="Times New Roman" w:hAnsi="Times New Roman"/>
-          <w:color w:val="000000"/>
-          <w:sz w:val="24"/>
-          <w:szCs w:val="24"/>
-          <w:lang w:val="en-US"/>
-        </w:rPr>
-        <w:t>Perangkat</w:t>
-      </w:r>
-      <w:proofErr w:type="spellEnd"/>
-      <w:r>
-        <w:rPr>
-          <w:rFonts w:ascii="Times New Roman" w:hAnsi="Times New Roman"/>
-          <w:color w:val="000000"/>
-          <w:sz w:val="24"/>
-          <w:szCs w:val="24"/>
-          <w:lang w:val="en-US"/>
-        </w:rPr>
-        <w:t xml:space="preserve"> </w:t>
-      </w:r>
-      <w:proofErr w:type="spellStart"/>
-      <w:r>
-        <w:rPr>
-          <w:rFonts w:ascii="Times New Roman" w:hAnsi="Times New Roman"/>
-          <w:color w:val="000000"/>
-          <w:sz w:val="24"/>
-          <w:szCs w:val="24"/>
-          <w:lang w:val="en-US"/>
-        </w:rPr>
-        <w:t>Bergerak</w:t>
+        <w:t>gps</w:t>
+      </w:r>
+      <w:proofErr w:type="spellEnd"/>
+      <w:r>
+        <w:rPr>
+          <w:rFonts w:ascii="Times New Roman" w:hAnsi="Times New Roman"/>
+          <w:color w:val="000000"/>
+          <w:sz w:val="24"/>
+          <w:szCs w:val="24"/>
+          <w:lang w:val="en-US"/>
+        </w:rPr>
+        <w:t xml:space="preserve">. </w:t>
+      </w:r>
+      <w:proofErr w:type="spellStart"/>
+      <w:r>
+        <w:rPr>
+          <w:rFonts w:ascii="Times New Roman" w:hAnsi="Times New Roman"/>
+          <w:color w:val="000000"/>
+          <w:sz w:val="24"/>
+          <w:szCs w:val="24"/>
+          <w:lang w:val="en-US"/>
+        </w:rPr>
+        <w:t>Untuk</w:t>
+      </w:r>
+      <w:proofErr w:type="spellEnd"/>
+      <w:r>
+        <w:rPr>
+          <w:rFonts w:ascii="Times New Roman" w:hAnsi="Times New Roman"/>
+          <w:color w:val="000000"/>
+          <w:sz w:val="24"/>
+          <w:szCs w:val="24"/>
+          <w:lang w:val="en-US"/>
+        </w:rPr>
+        <w:t xml:space="preserve"> system </w:t>
+      </w:r>
+      <w:proofErr w:type="spellStart"/>
+      <w:r>
+        <w:rPr>
+          <w:rFonts w:ascii="Times New Roman" w:hAnsi="Times New Roman"/>
+          <w:color w:val="000000"/>
+          <w:sz w:val="24"/>
+          <w:szCs w:val="24"/>
+          <w:lang w:val="en-US"/>
+        </w:rPr>
+        <w:t>transmisi</w:t>
+      </w:r>
+      <w:proofErr w:type="spellEnd"/>
+      <w:r>
+        <w:rPr>
+          <w:rFonts w:ascii="Times New Roman" w:hAnsi="Times New Roman"/>
+          <w:color w:val="000000"/>
+          <w:sz w:val="24"/>
+          <w:szCs w:val="24"/>
+          <w:lang w:val="en-US"/>
+        </w:rPr>
+        <w:t xml:space="preserve"> </w:t>
+      </w:r>
+      <w:proofErr w:type="spellStart"/>
+      <w:r>
+        <w:rPr>
+          <w:rFonts w:ascii="Times New Roman" w:hAnsi="Times New Roman"/>
+          <w:color w:val="000000"/>
+          <w:sz w:val="24"/>
+          <w:szCs w:val="24"/>
+          <w:lang w:val="en-US"/>
+        </w:rPr>
+        <w:t>komunikasi</w:t>
       </w:r>
       <w:proofErr w:type="spellEnd"/>
       <w:r>
@@ -17512,524 +18576,128 @@
           <w:szCs w:val="24"/>
           <w:lang w:val="en-US"/>
         </w:rPr>
-        <w:t>Notifikasi</w:t>
-      </w:r>
-      <w:proofErr w:type="spellEnd"/>
-      <w:r>
-        <w:rPr>
-          <w:rFonts w:ascii="Times New Roman" w:hAnsi="Times New Roman"/>
-          <w:color w:val="000000"/>
-          <w:sz w:val="24"/>
-          <w:szCs w:val="24"/>
-          <w:lang w:val="en-US"/>
-        </w:rPr>
-        <w:t xml:space="preserve"> dan </w:t>
-      </w:r>
-      <w:proofErr w:type="spellStart"/>
-      <w:r>
-        <w:rPr>
-          <w:rFonts w:ascii="Times New Roman" w:hAnsi="Times New Roman"/>
-          <w:color w:val="000000"/>
-          <w:sz w:val="24"/>
-          <w:szCs w:val="24"/>
-          <w:lang w:val="en-US"/>
-        </w:rPr>
-        <w:t>Kendali</w:t>
-      </w:r>
-      <w:proofErr w:type="spellEnd"/>
-      <w:r>
-        <w:rPr>
-          <w:rFonts w:ascii="Times New Roman" w:hAnsi="Times New Roman"/>
-          <w:color w:val="000000"/>
-          <w:sz w:val="24"/>
-          <w:szCs w:val="24"/>
-          <w:lang w:val="en-US"/>
-        </w:rPr>
-        <w:t xml:space="preserve"> </w:t>
-      </w:r>
-      <w:proofErr w:type="spellStart"/>
-      <w:r>
-        <w:rPr>
-          <w:rFonts w:ascii="Times New Roman" w:hAnsi="Times New Roman"/>
-          <w:color w:val="000000"/>
-          <w:sz w:val="24"/>
-          <w:szCs w:val="24"/>
-          <w:lang w:val="en-US"/>
-        </w:rPr>
-        <w:t>Mesin</w:t>
-      </w:r>
-      <w:proofErr w:type="spellEnd"/>
-      <w:r>
-        <w:rPr>
-          <w:rFonts w:ascii="Times New Roman" w:hAnsi="Times New Roman"/>
-          <w:color w:val="000000"/>
-          <w:sz w:val="24"/>
-          <w:szCs w:val="24"/>
-          <w:lang w:val="en-US"/>
-        </w:rPr>
-        <w:t xml:space="preserve">” </w:t>
-      </w:r>
-      <w:proofErr w:type="spellStart"/>
-      <w:r>
-        <w:rPr>
-          <w:rFonts w:ascii="Times New Roman" w:hAnsi="Times New Roman"/>
-          <w:color w:val="000000"/>
-          <w:sz w:val="24"/>
-          <w:szCs w:val="24"/>
-          <w:lang w:val="en-US"/>
-        </w:rPr>
-        <w:t>dimana</w:t>
-      </w:r>
-      <w:proofErr w:type="spellEnd"/>
-      <w:r>
-        <w:rPr>
-          <w:rFonts w:ascii="Times New Roman" w:hAnsi="Times New Roman"/>
-          <w:color w:val="000000"/>
-          <w:sz w:val="24"/>
-          <w:szCs w:val="24"/>
-          <w:lang w:val="en-US"/>
-        </w:rPr>
-        <w:t xml:space="preserve"> pada </w:t>
-      </w:r>
-      <w:proofErr w:type="spellStart"/>
-      <w:r>
-        <w:rPr>
-          <w:rFonts w:ascii="Times New Roman" w:hAnsi="Times New Roman"/>
-          <w:color w:val="000000"/>
-          <w:sz w:val="24"/>
-          <w:szCs w:val="24"/>
-          <w:lang w:val="en-US"/>
-        </w:rPr>
-        <w:t>sepeda</w:t>
-      </w:r>
-      <w:proofErr w:type="spellEnd"/>
-      <w:r>
-        <w:rPr>
-          <w:rFonts w:ascii="Times New Roman" w:hAnsi="Times New Roman"/>
-          <w:color w:val="000000"/>
-          <w:sz w:val="24"/>
-          <w:szCs w:val="24"/>
-          <w:lang w:val="en-US"/>
-        </w:rPr>
-        <w:t xml:space="preserve"> motor </w:t>
-      </w:r>
-      <w:proofErr w:type="spellStart"/>
-      <w:r>
-        <w:rPr>
-          <w:rFonts w:ascii="Times New Roman" w:hAnsi="Times New Roman"/>
-          <w:color w:val="000000"/>
-          <w:sz w:val="24"/>
-          <w:szCs w:val="24"/>
-          <w:lang w:val="en-US"/>
-        </w:rPr>
-        <w:t>tertanam</w:t>
-      </w:r>
-      <w:proofErr w:type="spellEnd"/>
-      <w:r>
-        <w:rPr>
-          <w:rFonts w:ascii="Times New Roman" w:hAnsi="Times New Roman"/>
-          <w:color w:val="000000"/>
-          <w:sz w:val="24"/>
-          <w:szCs w:val="24"/>
-          <w:lang w:val="en-US"/>
-        </w:rPr>
-        <w:t xml:space="preserve"> </w:t>
-      </w:r>
-      <w:proofErr w:type="spellStart"/>
-      <w:r>
-        <w:rPr>
-          <w:rFonts w:ascii="Times New Roman" w:hAnsi="Times New Roman"/>
-          <w:color w:val="000000"/>
-          <w:sz w:val="24"/>
-          <w:szCs w:val="24"/>
-          <w:lang w:val="en-US"/>
-        </w:rPr>
-        <w:t>sebuah</w:t>
-      </w:r>
-      <w:proofErr w:type="spellEnd"/>
-      <w:r>
-        <w:rPr>
-          <w:rFonts w:ascii="Times New Roman" w:hAnsi="Times New Roman"/>
-          <w:color w:val="000000"/>
-          <w:sz w:val="24"/>
-          <w:szCs w:val="24"/>
-          <w:lang w:val="en-US"/>
-        </w:rPr>
-        <w:t xml:space="preserve"> system </w:t>
-      </w:r>
-      <w:proofErr w:type="spellStart"/>
-      <w:r>
-        <w:rPr>
-          <w:rFonts w:ascii="Times New Roman" w:hAnsi="Times New Roman"/>
-          <w:color w:val="000000"/>
-          <w:sz w:val="24"/>
-          <w:szCs w:val="24"/>
-          <w:lang w:val="en-US"/>
-        </w:rPr>
-        <w:t>keamanan</w:t>
-      </w:r>
-      <w:proofErr w:type="spellEnd"/>
-      <w:r>
-        <w:rPr>
-          <w:rFonts w:ascii="Times New Roman" w:hAnsi="Times New Roman"/>
-          <w:color w:val="000000"/>
-          <w:sz w:val="24"/>
-          <w:szCs w:val="24"/>
-          <w:lang w:val="en-US"/>
-        </w:rPr>
-        <w:t xml:space="preserve"> </w:t>
-      </w:r>
-      <w:proofErr w:type="spellStart"/>
-      <w:r>
-        <w:rPr>
-          <w:rFonts w:ascii="Times New Roman" w:hAnsi="Times New Roman"/>
-          <w:color w:val="000000"/>
-          <w:sz w:val="24"/>
-          <w:szCs w:val="24"/>
-          <w:lang w:val="en-US"/>
-        </w:rPr>
-        <w:t>menggunakan</w:t>
-      </w:r>
-      <w:proofErr w:type="spellEnd"/>
-      <w:r>
-        <w:rPr>
-          <w:rFonts w:ascii="Times New Roman" w:hAnsi="Times New Roman"/>
-          <w:color w:val="000000"/>
-          <w:sz w:val="24"/>
-          <w:szCs w:val="24"/>
-          <w:lang w:val="en-US"/>
-        </w:rPr>
-        <w:t xml:space="preserve"> mini computer Raspberry Pi </w:t>
-      </w:r>
-      <w:proofErr w:type="spellStart"/>
-      <w:r>
-        <w:rPr>
-          <w:rFonts w:ascii="Times New Roman" w:hAnsi="Times New Roman"/>
-          <w:color w:val="000000"/>
-          <w:sz w:val="24"/>
-          <w:szCs w:val="24"/>
-          <w:lang w:val="en-US"/>
-        </w:rPr>
-        <w:t>sebagai</w:t>
-      </w:r>
-      <w:proofErr w:type="spellEnd"/>
-      <w:r>
-        <w:rPr>
-          <w:rFonts w:ascii="Times New Roman" w:hAnsi="Times New Roman"/>
-          <w:color w:val="000000"/>
-          <w:sz w:val="24"/>
-          <w:szCs w:val="24"/>
-          <w:lang w:val="en-US"/>
-        </w:rPr>
-        <w:t xml:space="preserve"> Unit </w:t>
-      </w:r>
-      <w:proofErr w:type="spellStart"/>
-      <w:r>
-        <w:rPr>
-          <w:rFonts w:ascii="Times New Roman" w:hAnsi="Times New Roman"/>
-          <w:color w:val="000000"/>
-          <w:sz w:val="24"/>
-          <w:szCs w:val="24"/>
-          <w:lang w:val="en-US"/>
-        </w:rPr>
-        <w:t>Pemrosesan</w:t>
-      </w:r>
-      <w:proofErr w:type="spellEnd"/>
-      <w:r>
-        <w:rPr>
-          <w:rFonts w:ascii="Times New Roman" w:hAnsi="Times New Roman"/>
-          <w:color w:val="000000"/>
-          <w:sz w:val="24"/>
-          <w:szCs w:val="24"/>
-          <w:lang w:val="en-US"/>
-        </w:rPr>
-        <w:t xml:space="preserve"> dan relay </w:t>
-      </w:r>
-      <w:proofErr w:type="spellStart"/>
-      <w:r>
-        <w:rPr>
-          <w:rFonts w:ascii="Times New Roman" w:hAnsi="Times New Roman"/>
-          <w:color w:val="000000"/>
-          <w:sz w:val="24"/>
-          <w:szCs w:val="24"/>
-          <w:lang w:val="en-US"/>
-        </w:rPr>
-        <w:t>untuk</w:t>
-      </w:r>
-      <w:proofErr w:type="spellEnd"/>
-      <w:r>
-        <w:rPr>
-          <w:rFonts w:ascii="Times New Roman" w:hAnsi="Times New Roman"/>
-          <w:color w:val="000000"/>
-          <w:sz w:val="24"/>
-          <w:szCs w:val="24"/>
-          <w:lang w:val="en-US"/>
-        </w:rPr>
-        <w:t xml:space="preserve"> </w:t>
-      </w:r>
-      <w:proofErr w:type="spellStart"/>
-      <w:r>
-        <w:rPr>
-          <w:rFonts w:ascii="Times New Roman" w:hAnsi="Times New Roman"/>
-          <w:color w:val="000000"/>
-          <w:sz w:val="24"/>
-          <w:szCs w:val="24"/>
-          <w:lang w:val="en-US"/>
-        </w:rPr>
-        <w:t>menyalakan</w:t>
-      </w:r>
-      <w:proofErr w:type="spellEnd"/>
-      <w:r>
-        <w:rPr>
-          <w:rFonts w:ascii="Times New Roman" w:hAnsi="Times New Roman"/>
-          <w:color w:val="000000"/>
-          <w:sz w:val="24"/>
-          <w:szCs w:val="24"/>
-          <w:lang w:val="en-US"/>
-        </w:rPr>
-        <w:t xml:space="preserve"> </w:t>
-      </w:r>
-      <w:proofErr w:type="spellStart"/>
-      <w:r>
-        <w:rPr>
-          <w:rFonts w:ascii="Times New Roman" w:hAnsi="Times New Roman"/>
-          <w:color w:val="000000"/>
-          <w:sz w:val="24"/>
-          <w:szCs w:val="24"/>
-          <w:lang w:val="en-US"/>
-        </w:rPr>
-        <w:t>ataupun</w:t>
-      </w:r>
-      <w:proofErr w:type="spellEnd"/>
-      <w:r>
-        <w:rPr>
-          <w:rFonts w:ascii="Times New Roman" w:hAnsi="Times New Roman"/>
-          <w:color w:val="000000"/>
-          <w:sz w:val="24"/>
-          <w:szCs w:val="24"/>
-          <w:lang w:val="en-US"/>
-        </w:rPr>
-        <w:t xml:space="preserve"> </w:t>
-      </w:r>
-      <w:proofErr w:type="spellStart"/>
-      <w:r>
-        <w:rPr>
-          <w:rFonts w:ascii="Times New Roman" w:hAnsi="Times New Roman"/>
-          <w:color w:val="000000"/>
-          <w:sz w:val="24"/>
-          <w:szCs w:val="24"/>
-          <w:lang w:val="en-US"/>
-        </w:rPr>
-        <w:t>mematikan</w:t>
-      </w:r>
-      <w:proofErr w:type="spellEnd"/>
-      <w:r>
-        <w:rPr>
-          <w:rFonts w:ascii="Times New Roman" w:hAnsi="Times New Roman"/>
-          <w:color w:val="000000"/>
-          <w:sz w:val="24"/>
-          <w:szCs w:val="24"/>
-          <w:lang w:val="en-US"/>
-        </w:rPr>
-        <w:t xml:space="preserve"> </w:t>
-      </w:r>
-      <w:proofErr w:type="spellStart"/>
-      <w:r>
-        <w:rPr>
-          <w:rFonts w:ascii="Times New Roman" w:hAnsi="Times New Roman"/>
-          <w:color w:val="000000"/>
-          <w:sz w:val="24"/>
-          <w:szCs w:val="24"/>
-          <w:lang w:val="en-US"/>
-        </w:rPr>
-        <w:t>sepeda</w:t>
-      </w:r>
-      <w:proofErr w:type="spellEnd"/>
-      <w:r>
-        <w:rPr>
-          <w:rFonts w:ascii="Times New Roman" w:hAnsi="Times New Roman"/>
-          <w:color w:val="000000"/>
-          <w:sz w:val="24"/>
-          <w:szCs w:val="24"/>
-          <w:lang w:val="en-US"/>
-        </w:rPr>
-        <w:t xml:space="preserve"> motor, </w:t>
-      </w:r>
-      <w:proofErr w:type="spellStart"/>
-      <w:r>
-        <w:rPr>
-          <w:rFonts w:ascii="Times New Roman" w:hAnsi="Times New Roman"/>
-          <w:color w:val="000000"/>
-          <w:sz w:val="24"/>
-          <w:szCs w:val="24"/>
-          <w:lang w:val="en-US"/>
-        </w:rPr>
-        <w:t>kemudian</w:t>
-      </w:r>
-      <w:proofErr w:type="spellEnd"/>
-      <w:r>
-        <w:rPr>
-          <w:rFonts w:ascii="Times New Roman" w:hAnsi="Times New Roman"/>
-          <w:color w:val="000000"/>
-          <w:sz w:val="24"/>
-          <w:szCs w:val="24"/>
-          <w:lang w:val="en-US"/>
-        </w:rPr>
-        <w:t xml:space="preserve"> sensor </w:t>
-      </w:r>
-      <w:proofErr w:type="spellStart"/>
-      <w:r>
-        <w:rPr>
-          <w:rFonts w:ascii="Times New Roman" w:hAnsi="Times New Roman"/>
-          <w:color w:val="000000"/>
-          <w:sz w:val="24"/>
-          <w:szCs w:val="24"/>
-          <w:lang w:val="en-US"/>
-        </w:rPr>
-        <w:t>getar</w:t>
-      </w:r>
-      <w:proofErr w:type="spellEnd"/>
-      <w:r>
-        <w:rPr>
-          <w:rFonts w:ascii="Times New Roman" w:hAnsi="Times New Roman"/>
-          <w:color w:val="000000"/>
-          <w:sz w:val="24"/>
-          <w:szCs w:val="24"/>
-          <w:lang w:val="en-US"/>
-        </w:rPr>
-        <w:t xml:space="preserve"> </w:t>
-      </w:r>
-      <w:proofErr w:type="spellStart"/>
-      <w:r>
-        <w:rPr>
-          <w:rFonts w:ascii="Times New Roman" w:hAnsi="Times New Roman"/>
-          <w:color w:val="000000"/>
-          <w:sz w:val="24"/>
-          <w:szCs w:val="24"/>
-          <w:lang w:val="en-US"/>
-        </w:rPr>
-        <w:t>digunakan</w:t>
-      </w:r>
-      <w:proofErr w:type="spellEnd"/>
-      <w:r>
-        <w:rPr>
-          <w:rFonts w:ascii="Times New Roman" w:hAnsi="Times New Roman"/>
-          <w:color w:val="000000"/>
-          <w:sz w:val="24"/>
-          <w:szCs w:val="24"/>
-          <w:lang w:val="en-US"/>
-        </w:rPr>
-        <w:t xml:space="preserve"> </w:t>
-      </w:r>
-      <w:proofErr w:type="spellStart"/>
-      <w:r>
-        <w:rPr>
-          <w:rFonts w:ascii="Times New Roman" w:hAnsi="Times New Roman"/>
-          <w:color w:val="000000"/>
-          <w:sz w:val="24"/>
-          <w:szCs w:val="24"/>
-          <w:lang w:val="en-US"/>
-        </w:rPr>
-        <w:t>untuk</w:t>
-      </w:r>
-      <w:proofErr w:type="spellEnd"/>
-      <w:r>
-        <w:rPr>
-          <w:rFonts w:ascii="Times New Roman" w:hAnsi="Times New Roman"/>
-          <w:color w:val="000000"/>
-          <w:sz w:val="24"/>
-          <w:szCs w:val="24"/>
-          <w:lang w:val="en-US"/>
-        </w:rPr>
-        <w:t xml:space="preserve"> </w:t>
-      </w:r>
-      <w:proofErr w:type="spellStart"/>
-      <w:r>
-        <w:rPr>
-          <w:rFonts w:ascii="Times New Roman" w:hAnsi="Times New Roman"/>
-          <w:color w:val="000000"/>
-          <w:sz w:val="24"/>
-          <w:szCs w:val="24"/>
-          <w:lang w:val="en-US"/>
-        </w:rPr>
-        <w:t>mendeteksi</w:t>
-      </w:r>
-      <w:proofErr w:type="spellEnd"/>
-      <w:r>
-        <w:rPr>
-          <w:rFonts w:ascii="Times New Roman" w:hAnsi="Times New Roman"/>
-          <w:color w:val="000000"/>
-          <w:sz w:val="24"/>
-          <w:szCs w:val="24"/>
-          <w:lang w:val="en-US"/>
-        </w:rPr>
-        <w:t xml:space="preserve"> </w:t>
-      </w:r>
-      <w:proofErr w:type="spellStart"/>
-      <w:r>
-        <w:rPr>
-          <w:rFonts w:ascii="Times New Roman" w:hAnsi="Times New Roman"/>
-          <w:color w:val="000000"/>
-          <w:sz w:val="24"/>
-          <w:szCs w:val="24"/>
-          <w:lang w:val="en-US"/>
-        </w:rPr>
-        <w:t>adanya</w:t>
-      </w:r>
-      <w:proofErr w:type="spellEnd"/>
-      <w:r>
-        <w:rPr>
-          <w:rFonts w:ascii="Times New Roman" w:hAnsi="Times New Roman"/>
-          <w:color w:val="000000"/>
-          <w:sz w:val="24"/>
-          <w:szCs w:val="24"/>
-          <w:lang w:val="en-US"/>
-        </w:rPr>
-        <w:t xml:space="preserve"> </w:t>
-      </w:r>
-      <w:proofErr w:type="spellStart"/>
-      <w:r>
-        <w:rPr>
-          <w:rFonts w:ascii="Times New Roman" w:hAnsi="Times New Roman"/>
-          <w:color w:val="000000"/>
-          <w:sz w:val="24"/>
-          <w:szCs w:val="24"/>
-          <w:lang w:val="en-US"/>
-        </w:rPr>
-        <w:t>suatu</w:t>
-      </w:r>
-      <w:proofErr w:type="spellEnd"/>
-      <w:r>
-        <w:rPr>
-          <w:rFonts w:ascii="Times New Roman" w:hAnsi="Times New Roman"/>
-          <w:color w:val="000000"/>
-          <w:sz w:val="24"/>
-          <w:szCs w:val="24"/>
-          <w:lang w:val="en-US"/>
-        </w:rPr>
-        <w:t xml:space="preserve"> </w:t>
-      </w:r>
-      <w:proofErr w:type="spellStart"/>
-      <w:r>
-        <w:rPr>
-          <w:rFonts w:ascii="Times New Roman" w:hAnsi="Times New Roman"/>
-          <w:color w:val="000000"/>
-          <w:sz w:val="24"/>
-          <w:szCs w:val="24"/>
-          <w:lang w:val="en-US"/>
-        </w:rPr>
-        <w:t>getaran</w:t>
-      </w:r>
-      <w:proofErr w:type="spellEnd"/>
-      <w:r>
-        <w:rPr>
-          <w:rFonts w:ascii="Times New Roman" w:hAnsi="Times New Roman"/>
-          <w:color w:val="000000"/>
-          <w:sz w:val="24"/>
-          <w:szCs w:val="24"/>
-          <w:lang w:val="en-US"/>
-        </w:rPr>
-        <w:t xml:space="preserve"> </w:t>
+        <w:t>pengguna</w:t>
+      </w:r>
+      <w:proofErr w:type="spellEnd"/>
+      <w:r>
+        <w:rPr>
+          <w:rFonts w:ascii="Times New Roman" w:hAnsi="Times New Roman"/>
+          <w:color w:val="000000"/>
+          <w:sz w:val="24"/>
+          <w:szCs w:val="24"/>
+          <w:lang w:val="en-US"/>
+        </w:rPr>
+        <w:t xml:space="preserve">, system </w:t>
+      </w:r>
+      <w:proofErr w:type="spellStart"/>
+      <w:r>
+        <w:rPr>
+          <w:rFonts w:ascii="Times New Roman" w:hAnsi="Times New Roman"/>
+          <w:color w:val="000000"/>
+          <w:sz w:val="24"/>
+          <w:szCs w:val="24"/>
+          <w:lang w:val="en-US"/>
+        </w:rPr>
+        <w:t>ini</w:t>
+      </w:r>
+      <w:proofErr w:type="spellEnd"/>
+      <w:r>
+        <w:rPr>
+          <w:rFonts w:ascii="Times New Roman" w:hAnsi="Times New Roman"/>
+          <w:color w:val="000000"/>
+          <w:sz w:val="24"/>
+          <w:szCs w:val="24"/>
+          <w:lang w:val="en-US"/>
+        </w:rPr>
+        <w:t xml:space="preserve"> </w:t>
+      </w:r>
+      <w:proofErr w:type="spellStart"/>
+      <w:r>
+        <w:rPr>
+          <w:rFonts w:ascii="Times New Roman" w:hAnsi="Times New Roman"/>
+          <w:color w:val="000000"/>
+          <w:sz w:val="24"/>
+          <w:szCs w:val="24"/>
+          <w:lang w:val="en-US"/>
+        </w:rPr>
+        <w:t>menggungunakan</w:t>
+      </w:r>
+      <w:proofErr w:type="spellEnd"/>
+      <w:r>
+        <w:rPr>
+          <w:rFonts w:ascii="Times New Roman" w:hAnsi="Times New Roman"/>
+          <w:color w:val="000000"/>
+          <w:sz w:val="24"/>
+          <w:szCs w:val="24"/>
+          <w:lang w:val="en-US"/>
+        </w:rPr>
+        <w:t xml:space="preserve"> </w:t>
+      </w:r>
+      <w:proofErr w:type="spellStart"/>
+      <w:r>
+        <w:rPr>
+          <w:rFonts w:ascii="Times New Roman" w:hAnsi="Times New Roman"/>
+          <w:color w:val="000000"/>
+          <w:sz w:val="24"/>
+          <w:szCs w:val="24"/>
+          <w:lang w:val="en-US"/>
+        </w:rPr>
+        <w:t>layanan</w:t>
+      </w:r>
+      <w:proofErr w:type="spellEnd"/>
+      <w:r>
+        <w:rPr>
+          <w:rFonts w:ascii="Times New Roman" w:hAnsi="Times New Roman"/>
+          <w:color w:val="000000"/>
+          <w:sz w:val="24"/>
+          <w:szCs w:val="24"/>
+          <w:lang w:val="en-US"/>
+        </w:rPr>
+        <w:t xml:space="preserve"> </w:t>
+      </w:r>
+      <w:proofErr w:type="spellStart"/>
+      <w:r>
+        <w:rPr>
+          <w:rFonts w:ascii="Times New Roman" w:hAnsi="Times New Roman"/>
+          <w:color w:val="000000"/>
+          <w:sz w:val="24"/>
+          <w:szCs w:val="24"/>
+          <w:lang w:val="en-US"/>
+        </w:rPr>
+        <w:t>pesan</w:t>
+      </w:r>
+      <w:proofErr w:type="spellEnd"/>
+      <w:r>
+        <w:rPr>
+          <w:rFonts w:ascii="Times New Roman" w:hAnsi="Times New Roman"/>
+          <w:color w:val="000000"/>
+          <w:sz w:val="24"/>
+          <w:szCs w:val="24"/>
+          <w:lang w:val="en-US"/>
+        </w:rPr>
+        <w:t xml:space="preserve"> </w:t>
+      </w:r>
+      <w:proofErr w:type="spellStart"/>
+      <w:r>
+        <w:rPr>
+          <w:rFonts w:ascii="Times New Roman" w:hAnsi="Times New Roman"/>
+          <w:color w:val="000000"/>
+          <w:sz w:val="24"/>
+          <w:szCs w:val="24"/>
+          <w:lang w:val="en-US"/>
+        </w:rPr>
+        <w:t>singkat</w:t>
+      </w:r>
+      <w:proofErr w:type="spellEnd"/>
+      <w:r>
+        <w:rPr>
+          <w:rFonts w:ascii="Times New Roman" w:hAnsi="Times New Roman"/>
+          <w:color w:val="000000"/>
+          <w:sz w:val="24"/>
+          <w:szCs w:val="24"/>
+          <w:lang w:val="en-US"/>
+        </w:rPr>
+        <w:t xml:space="preserve"> (SMS) </w:t>
       </w:r>
       <w:proofErr w:type="spellStart"/>
       <w:r>
@@ -18062,83 +18730,29 @@
           <w:szCs w:val="24"/>
           <w:lang w:val="en-US"/>
         </w:rPr>
-        <w:t>kondisi</w:t>
-      </w:r>
-      <w:proofErr w:type="spellEnd"/>
-      <w:r>
-        <w:rPr>
-          <w:rFonts w:ascii="Times New Roman" w:hAnsi="Times New Roman"/>
-          <w:color w:val="000000"/>
-          <w:sz w:val="24"/>
-          <w:szCs w:val="24"/>
-          <w:lang w:val="en-US"/>
-        </w:rPr>
-        <w:t xml:space="preserve"> </w:t>
-      </w:r>
-      <w:proofErr w:type="spellStart"/>
-      <w:r>
-        <w:rPr>
-          <w:rFonts w:ascii="Times New Roman" w:hAnsi="Times New Roman"/>
-          <w:color w:val="000000"/>
-          <w:sz w:val="24"/>
-          <w:szCs w:val="24"/>
-          <w:lang w:val="en-US"/>
-        </w:rPr>
-        <w:t>tertentu</w:t>
-      </w:r>
-      <w:proofErr w:type="spellEnd"/>
-      <w:r>
-        <w:rPr>
-          <w:rFonts w:ascii="Times New Roman" w:hAnsi="Times New Roman"/>
-          <w:color w:val="000000"/>
-          <w:sz w:val="24"/>
-          <w:szCs w:val="24"/>
-          <w:lang w:val="en-US"/>
-        </w:rPr>
-        <w:t xml:space="preserve"> </w:t>
-      </w:r>
-      <w:r>
-        <w:rPr>
-          <w:rFonts w:ascii="Times New Roman" w:hAnsi="Times New Roman"/>
-          <w:color w:val="000000"/>
-          <w:sz w:val="24"/>
-          <w:szCs w:val="24"/>
-          <w:lang w:val="en-US"/>
-        </w:rPr>
-        <w:t xml:space="preserve">pada </w:t>
-      </w:r>
-      <w:proofErr w:type="spellStart"/>
-      <w:r>
-        <w:rPr>
-          <w:rFonts w:ascii="Times New Roman" w:hAnsi="Times New Roman"/>
-          <w:color w:val="000000"/>
-          <w:sz w:val="24"/>
-          <w:szCs w:val="24"/>
-          <w:lang w:val="en-US"/>
-        </w:rPr>
-        <w:t>sepeda</w:t>
-      </w:r>
-      <w:proofErr w:type="spellEnd"/>
-      <w:r>
-        <w:rPr>
-          <w:rFonts w:ascii="Times New Roman" w:hAnsi="Times New Roman"/>
-          <w:color w:val="000000"/>
-          <w:sz w:val="24"/>
-          <w:szCs w:val="24"/>
-          <w:lang w:val="en-US"/>
-        </w:rPr>
-        <w:t xml:space="preserve"> motor. </w:t>
-      </w:r>
-      <w:proofErr w:type="spellStart"/>
-      <w:r>
-        <w:rPr>
-          <w:rFonts w:ascii="Times New Roman" w:hAnsi="Times New Roman"/>
-          <w:color w:val="000000"/>
-          <w:sz w:val="24"/>
-          <w:szCs w:val="24"/>
-          <w:lang w:val="en-US"/>
-        </w:rPr>
-        <w:t>Getaran</w:t>
+        <w:t>pengiriman</w:t>
+      </w:r>
+      <w:proofErr w:type="spellEnd"/>
+      <w:r>
+        <w:rPr>
+          <w:rFonts w:ascii="Times New Roman" w:hAnsi="Times New Roman"/>
+          <w:color w:val="000000"/>
+          <w:sz w:val="24"/>
+          <w:szCs w:val="24"/>
+          <w:lang w:val="en-US"/>
+        </w:rPr>
+        <w:t xml:space="preserve"> </w:t>
+      </w:r>
+      <w:proofErr w:type="spellStart"/>
+      <w:r>
+        <w:rPr>
+          <w:rFonts w:ascii="Times New Roman" w:hAnsi="Times New Roman"/>
+          <w:color w:val="000000"/>
+          <w:sz w:val="24"/>
+          <w:szCs w:val="24"/>
+          <w:lang w:val="en-US"/>
+        </w:rPr>
+        <w:t>koordinat</w:t>
       </w:r>
       <w:proofErr w:type="spellEnd"/>
       <w:r>
@@ -18160,281 +18774,29 @@
           <w:szCs w:val="24"/>
           <w:lang w:val="en-US"/>
         </w:rPr>
-        <w:t>dimaksud</w:t>
-      </w:r>
-      <w:proofErr w:type="spellEnd"/>
-      <w:r>
-        <w:rPr>
-          <w:rFonts w:ascii="Times New Roman" w:hAnsi="Times New Roman"/>
-          <w:color w:val="000000"/>
-          <w:sz w:val="24"/>
-          <w:szCs w:val="24"/>
-          <w:lang w:val="en-US"/>
-        </w:rPr>
-        <w:t xml:space="preserve"> </w:t>
-      </w:r>
-      <w:proofErr w:type="spellStart"/>
-      <w:r>
-        <w:rPr>
-          <w:rFonts w:ascii="Times New Roman" w:hAnsi="Times New Roman"/>
-          <w:color w:val="000000"/>
-          <w:sz w:val="24"/>
-          <w:szCs w:val="24"/>
-          <w:lang w:val="en-US"/>
-        </w:rPr>
-        <w:t>berguna</w:t>
-      </w:r>
-      <w:proofErr w:type="spellEnd"/>
-      <w:r>
-        <w:rPr>
-          <w:rFonts w:ascii="Times New Roman" w:hAnsi="Times New Roman"/>
-          <w:color w:val="000000"/>
-          <w:sz w:val="24"/>
-          <w:szCs w:val="24"/>
-          <w:lang w:val="en-US"/>
-        </w:rPr>
-        <w:t xml:space="preserve"> </w:t>
-      </w:r>
-      <w:proofErr w:type="spellStart"/>
-      <w:r>
-        <w:rPr>
-          <w:rFonts w:ascii="Times New Roman" w:hAnsi="Times New Roman"/>
-          <w:color w:val="000000"/>
-          <w:sz w:val="24"/>
-          <w:szCs w:val="24"/>
-          <w:lang w:val="en-US"/>
-        </w:rPr>
-        <w:t>apabila</w:t>
-      </w:r>
-      <w:proofErr w:type="spellEnd"/>
-      <w:r>
-        <w:rPr>
-          <w:rFonts w:ascii="Times New Roman" w:hAnsi="Times New Roman"/>
-          <w:color w:val="000000"/>
-          <w:sz w:val="24"/>
-          <w:szCs w:val="24"/>
-          <w:lang w:val="en-US"/>
-        </w:rPr>
-        <w:t xml:space="preserve"> </w:t>
-      </w:r>
-      <w:proofErr w:type="spellStart"/>
-      <w:r>
-        <w:rPr>
-          <w:rFonts w:ascii="Times New Roman" w:hAnsi="Times New Roman"/>
-          <w:color w:val="000000"/>
-          <w:sz w:val="24"/>
-          <w:szCs w:val="24"/>
-          <w:lang w:val="en-US"/>
-        </w:rPr>
-        <w:t>seorang</w:t>
-      </w:r>
-      <w:proofErr w:type="spellEnd"/>
-      <w:r>
-        <w:rPr>
-          <w:rFonts w:ascii="Times New Roman" w:hAnsi="Times New Roman"/>
-          <w:color w:val="000000"/>
-          <w:sz w:val="24"/>
-          <w:szCs w:val="24"/>
-          <w:lang w:val="en-US"/>
-        </w:rPr>
-        <w:t xml:space="preserve"> </w:t>
-      </w:r>
-      <w:proofErr w:type="spellStart"/>
-      <w:r>
-        <w:rPr>
-          <w:rFonts w:ascii="Times New Roman" w:hAnsi="Times New Roman"/>
-          <w:color w:val="000000"/>
-          <w:sz w:val="24"/>
-          <w:szCs w:val="24"/>
-          <w:lang w:val="en-US"/>
-        </w:rPr>
-        <w:t>pencuri</w:t>
-      </w:r>
-      <w:proofErr w:type="spellEnd"/>
-      <w:r>
-        <w:rPr>
-          <w:rFonts w:ascii="Times New Roman" w:hAnsi="Times New Roman"/>
-          <w:color w:val="000000"/>
-          <w:sz w:val="24"/>
-          <w:szCs w:val="24"/>
-          <w:lang w:val="en-US"/>
-        </w:rPr>
-        <w:t xml:space="preserve"> </w:t>
-      </w:r>
-      <w:proofErr w:type="spellStart"/>
-      <w:r>
-        <w:rPr>
-          <w:rFonts w:ascii="Times New Roman" w:hAnsi="Times New Roman"/>
-          <w:color w:val="000000"/>
-          <w:sz w:val="24"/>
-          <w:szCs w:val="24"/>
-          <w:lang w:val="en-US"/>
-        </w:rPr>
-        <w:t>hendak</w:t>
-      </w:r>
-      <w:proofErr w:type="spellEnd"/>
-      <w:r>
-        <w:rPr>
-          <w:rFonts w:ascii="Times New Roman" w:hAnsi="Times New Roman"/>
-          <w:color w:val="000000"/>
-          <w:sz w:val="24"/>
-          <w:szCs w:val="24"/>
-          <w:lang w:val="en-US"/>
-        </w:rPr>
-        <w:t xml:space="preserve"> </w:t>
-      </w:r>
-      <w:proofErr w:type="spellStart"/>
-      <w:r>
-        <w:rPr>
-          <w:rFonts w:ascii="Times New Roman" w:hAnsi="Times New Roman"/>
-          <w:color w:val="000000"/>
-          <w:sz w:val="24"/>
-          <w:szCs w:val="24"/>
-          <w:lang w:val="en-US"/>
-        </w:rPr>
-        <w:t>membobol</w:t>
-      </w:r>
-      <w:proofErr w:type="spellEnd"/>
-      <w:r>
-        <w:rPr>
-          <w:rFonts w:ascii="Times New Roman" w:hAnsi="Times New Roman"/>
-          <w:color w:val="000000"/>
-          <w:sz w:val="24"/>
-          <w:szCs w:val="24"/>
-          <w:lang w:val="en-US"/>
-        </w:rPr>
-        <w:t xml:space="preserve"> </w:t>
-      </w:r>
-      <w:proofErr w:type="spellStart"/>
-      <w:r>
-        <w:rPr>
-          <w:rFonts w:ascii="Times New Roman" w:hAnsi="Times New Roman"/>
-          <w:color w:val="000000"/>
-          <w:sz w:val="24"/>
-          <w:szCs w:val="24"/>
-          <w:lang w:val="en-US"/>
-        </w:rPr>
-        <w:t>sepeda</w:t>
-      </w:r>
-      <w:proofErr w:type="spellEnd"/>
-      <w:r>
-        <w:rPr>
-          <w:rFonts w:ascii="Times New Roman" w:hAnsi="Times New Roman"/>
-          <w:color w:val="000000"/>
-          <w:sz w:val="24"/>
-          <w:szCs w:val="24"/>
-          <w:lang w:val="en-US"/>
-        </w:rPr>
-        <w:t xml:space="preserve"> motor </w:t>
-      </w:r>
-      <w:proofErr w:type="spellStart"/>
-      <w:r>
-        <w:rPr>
-          <w:rFonts w:ascii="Times New Roman" w:hAnsi="Times New Roman"/>
-          <w:color w:val="000000"/>
-          <w:sz w:val="24"/>
-          <w:szCs w:val="24"/>
-          <w:lang w:val="en-US"/>
-        </w:rPr>
-        <w:t>tersebut</w:t>
-      </w:r>
-      <w:proofErr w:type="spellEnd"/>
-      <w:r>
-        <w:rPr>
-          <w:rFonts w:ascii="Times New Roman" w:hAnsi="Times New Roman"/>
-          <w:color w:val="000000"/>
-          <w:sz w:val="24"/>
-          <w:szCs w:val="24"/>
-          <w:lang w:val="en-US"/>
-        </w:rPr>
-        <w:t xml:space="preserve"> </w:t>
-      </w:r>
-      <w:r>
-        <w:rPr>
-          <w:rFonts w:ascii="Times New Roman" w:hAnsi="Times New Roman"/>
-          <w:color w:val="000000"/>
-          <w:sz w:val="24"/>
-          <w:szCs w:val="24"/>
-          <w:lang w:val="en-US"/>
-        </w:rPr>
-        <w:t xml:space="preserve">pada area </w:t>
-      </w:r>
-      <w:proofErr w:type="spellStart"/>
-      <w:r>
-        <w:rPr>
-          <w:rFonts w:ascii="Times New Roman" w:hAnsi="Times New Roman"/>
-          <w:color w:val="000000"/>
-          <w:sz w:val="24"/>
-          <w:szCs w:val="24"/>
-          <w:lang w:val="en-US"/>
-        </w:rPr>
-        <w:t>tertentu</w:t>
-      </w:r>
-      <w:proofErr w:type="spellEnd"/>
-      <w:r>
-        <w:rPr>
-          <w:rFonts w:ascii="Times New Roman" w:hAnsi="Times New Roman"/>
-          <w:color w:val="000000"/>
-          <w:sz w:val="24"/>
-          <w:szCs w:val="24"/>
-          <w:lang w:val="en-US"/>
-        </w:rPr>
-        <w:t xml:space="preserve"> </w:t>
-      </w:r>
-      <w:proofErr w:type="spellStart"/>
-      <w:r>
-        <w:rPr>
-          <w:rFonts w:ascii="Times New Roman" w:hAnsi="Times New Roman"/>
-          <w:color w:val="000000"/>
-          <w:sz w:val="24"/>
-          <w:szCs w:val="24"/>
-          <w:lang w:val="en-US"/>
-        </w:rPr>
-        <w:t>dimana</w:t>
-      </w:r>
-      <w:proofErr w:type="spellEnd"/>
-      <w:r>
-        <w:rPr>
-          <w:rFonts w:ascii="Times New Roman" w:hAnsi="Times New Roman"/>
-          <w:color w:val="000000"/>
-          <w:sz w:val="24"/>
-          <w:szCs w:val="24"/>
-          <w:lang w:val="en-US"/>
-        </w:rPr>
-        <w:t xml:space="preserve"> sensor </w:t>
-      </w:r>
-      <w:proofErr w:type="spellStart"/>
-      <w:r>
-        <w:rPr>
-          <w:rFonts w:ascii="Times New Roman" w:hAnsi="Times New Roman"/>
-          <w:color w:val="000000"/>
-          <w:sz w:val="24"/>
-          <w:szCs w:val="24"/>
-          <w:lang w:val="en-US"/>
-        </w:rPr>
-        <w:t>tersebut</w:t>
-      </w:r>
-      <w:proofErr w:type="spellEnd"/>
-      <w:r>
-        <w:rPr>
-          <w:rFonts w:ascii="Times New Roman" w:hAnsi="Times New Roman"/>
-          <w:color w:val="000000"/>
-          <w:sz w:val="24"/>
-          <w:szCs w:val="24"/>
-          <w:lang w:val="en-US"/>
-        </w:rPr>
-        <w:t xml:space="preserve"> </w:t>
-      </w:r>
-      <w:proofErr w:type="spellStart"/>
-      <w:r>
-        <w:rPr>
-          <w:rFonts w:ascii="Times New Roman" w:hAnsi="Times New Roman"/>
-          <w:color w:val="000000"/>
-          <w:sz w:val="24"/>
-          <w:szCs w:val="24"/>
-          <w:lang w:val="en-US"/>
-        </w:rPr>
-        <w:t>dipasang</w:t>
+        <w:t>diterima</w:t>
+      </w:r>
+      <w:proofErr w:type="spellEnd"/>
+      <w:r>
+        <w:rPr>
+          <w:rFonts w:ascii="Times New Roman" w:hAnsi="Times New Roman"/>
+          <w:color w:val="000000"/>
+          <w:sz w:val="24"/>
+          <w:szCs w:val="24"/>
+          <w:lang w:val="en-US"/>
+        </w:rPr>
+        <w:t xml:space="preserve"> oleh </w:t>
+      </w:r>
+      <w:proofErr w:type="spellStart"/>
+      <w:r>
+        <w:rPr>
+          <w:rFonts w:ascii="Times New Roman" w:hAnsi="Times New Roman"/>
+          <w:color w:val="000000"/>
+          <w:sz w:val="24"/>
+          <w:szCs w:val="24"/>
+          <w:lang w:val="en-US"/>
+        </w:rPr>
+        <w:t>gps</w:t>
       </w:r>
       <w:proofErr w:type="spellEnd"/>
       <w:r>
@@ -18446,108 +18808,6 @@
           <w:lang w:val="en-US"/>
         </w:rPr>
         <w:t>.</w:t>
-      </w:r>
-      <w:r>
-        <w:rPr>
-          <w:rFonts w:ascii="Times New Roman" w:hAnsi="Times New Roman"/>
-          <w:color w:val="000000"/>
-          <w:sz w:val="24"/>
-          <w:szCs w:val="24"/>
-          <w:lang w:val="en-US"/>
-        </w:rPr>
-        <w:fldChar w:fldCharType="begin" w:fldLock="1"/>
-      </w:r>
-      <w:r>
-        <w:rPr>
-          <w:rFonts w:ascii="Times New Roman" w:hAnsi="Times New Roman"/>
-          <w:color w:val="000000"/>
-          <w:sz w:val="24"/>
-          <w:szCs w:val="24"/>
-          <w:lang w:val="en-US"/>
-        </w:rPr>
-        <w:instrText>ADDIN CSL_CITATION {"citationItems":[{"id":"ITEM-1","itemData":{"abstract":"Pencurian sepeda motor semakin meningkat, terutama di Batam. Beberapa kasus pencurian sepeda motor yang dilakukan dengan teknik tertentu saat sepeda motor berada di tempat parkir. Oleh karena itu perlu keamanan yang tinggi, dengan memanfaatkan suatu teknologi smartphone Android untuk mengontrol keamanan. Penelitian ini merancang sistem keamanan untuk sepeda motor menggunakan mikrokontroler raspberry pi. Secara garis besar, desain sistem terdiri dari sensor gerak, sensor getaran, mikrokontroler raspberry pi, relay, motor servo dan smartphone android. Sistem ini bekerja ketika ada getaran tinggi yang berasal dari motor, sensor akan mengirimkan getaran ke output mikrokontroler raspberry pi dan kemudian mengirim pesan pemberitahuan peringatan. Pemilik kendaraan akan segera mengendalikan sepeda motor saat terjadi pencurian.","author":[{"dropping-particle":"","family":"Kurniawan","given":"Dwi Ely","non-dropping-particle":"","parse-names":false,"suffix":""},{"dropping-particle":"","family":"Surur","given":"Muhamad Naharus","non-dropping-particle":"","parse-names":false,"suffix":""}],"container-title":"Jurnal Komputer Terapan","id":"ITEM-1","issue":"2","issued":{"date-parts":[["2016"]]},"page":"93-104","title":"Perancangan Sistem Pengamanan Sepeda Motor Menggunakan Mikrokontroler Raspberry Pi dan Smartphone Android","type":"article-journal","volume":"2"},"uris":["http://www.mendeley.com/documents/?uuid=43215fc5-df64-4224-b75f-120e8cd9e5ce"]}],"mendeley":{"formattedCitation":"[4]","plainTextFormattedCitation":"[4]","previouslyFormattedCitation":"[4]"},"properties":{"noteIndex":0},"schema":"https://github.com/citation-style-language/schema/raw/master/csl-citation.json"}</w:instrText>
-      </w:r>
-      <w:r>
-        <w:rPr>
-          <w:rFonts w:ascii="Times New Roman" w:hAnsi="Times New Roman"/>
-          <w:color w:val="000000"/>
-          <w:sz w:val="24"/>
-          <w:szCs w:val="24"/>
-          <w:lang w:val="en-US"/>
-        </w:rPr>
-        <w:fldChar w:fldCharType="separate"/>
-      </w:r>
-      <w:r>
-        <w:rPr>
-          <w:rFonts w:ascii="Times New Roman" w:hAnsi="Times New Roman"/>
-          <w:noProof/>
-          <w:color w:val="000000"/>
-          <w:sz w:val="24"/>
-          <w:szCs w:val="24"/>
-          <w:lang w:val="en-US"/>
-        </w:rPr>
-        <w:t>[4]</w:t>
-      </w:r>
-      <w:r>
-        <w:rPr>
-          <w:rFonts w:ascii="Times New Roman" w:hAnsi="Times New Roman"/>
-          <w:color w:val="000000"/>
-          <w:sz w:val="24"/>
-          <w:szCs w:val="24"/>
-          <w:lang w:val="en-US"/>
-        </w:rPr>
-        <w:fldChar w:fldCharType="end"/>
-      </w:r>
-      <w:r>
-        <w:rPr>
-          <w:rFonts w:ascii="Times New Roman" w:hAnsi="Times New Roman"/>
-          <w:color w:val="000000"/>
-          <w:sz w:val="24"/>
-          <w:szCs w:val="24"/>
-          <w:lang w:val="en-US"/>
-        </w:rPr>
-        <w:fldChar w:fldCharType="begin" w:fldLock="1"/>
-      </w:r>
-      <w:r>
-        <w:rPr>
-          <w:rFonts w:ascii="Times New Roman" w:hAnsi="Times New Roman"/>
-          <w:color w:val="000000"/>
-          <w:sz w:val="24"/>
-          <w:szCs w:val="24"/>
-          <w:lang w:val="en-US"/>
-        </w:rPr>
-        <w:instrText>ADDIN CSL_CITATION {"citationItems":[{"id":"ITEM-1","itemData":{"ISSN":"2085-1588","abstract":"Abstrak Kasus p encurian sepeda motor akhir-akhir ini menjadi perhatian.Teknik yang diterapkan oleh pencuri biasanya membobol dengan menggunakan kunci leter T. Penelitian ini mengusulkan untuk merancang sistem pengaman sepeda motor menggunakan perangkat bergerak yang mampu memberikan peringatan dan alarm apabila ada pembobolan paksa terhadap pencurian, serta mampu mengendalikan mesin sepeda motor . Pengembangan perangkat lunak menggunakan metode unified process dengan memilih sistem operasi Android. Perancangan sistem memanfaatkan beberapa teknologiseperti mikrokontroller raspberry pi, sensor gerak, sensor getaran, Â relay dan motor servo untuk simulasi percobaan serta alarm sirine .Hasil dari perancangan, mikrokontroller raspberry pi mampu mengirimkan notifikasi berupa pesan bahaya peringatan berdasarkan input sensor yang mendeteksi adanya getaran dan gerakan pada sepeda motor. Apabila terjadi tindakan pencurian terhadap sepeda motor, pemilik dapat menghidupkan alarm sirine melalui perangkat bergerak dan melakukan kendali mesin sepeda motor sebagai upaya pencegahan. Kata kunci : sepeda motor, perangkat bergerak, notifikasi Abstract Cases of motorcycle thefts lately become a concern. The techniques applied by thieves usually break by using key letter T. This study proposes to design a motorcycle safety system using mobile devices are able to provide warnings and alarms when there is a forced burglary to theft, and is able to control the bike. Software development using unified process by selecting the Android operating system. The system design utilizes multiple technologies such as microcontroller raspberry pi, motion sensors, vibration sensors, relays and servo motors for simulation experiments as well as alarm siren. Results from the design, the microcontroller raspberry pi is able to send notifications in the form of danger warning message based on the input sensor which detects the presence of vibration and movement on a motorcycle. In the event of theft of the motorcycle, the owner can turn the alarm siren on your mobile device and perform control of the bike as prevention. Keywords : motorcycle, mobile, notifications","author":[{"dropping-particle":"","family":"Kurniawan","given":"Dwi","non-dropping-particle":"","parse-names":false,"suffix":""},{"dropping-particle":"","family":"Surur","given":"Muhamad","non-dropping-particle":"","parse-names":false,"suffix":""}],"container-title":"Sriwijaya Journal of Information Systems","id":"ITEM-1","issue":"1","issued":{"date-parts":[["2017"]]},"page":"1159-1165","title":"Sistem Pengaman Sepeda Motor Berbasis Perangkat Bergerak Dengan Notifikasi Dan Kendali Mesin","type":"article-journal","volume":"9"},"uris":["http://www.mendeley.com/documents/?uuid=4d5ec5fc-84b2-4093-8a6f-16eba2878b7a"]}],"mendeley":{"formattedCitation":"[5]","plainTextFormattedCitation":"[5]"},"properties":{"noteIndex":0},"schema":"https://github.com/citation-style-language/schema/raw/master/csl-citation.json"}</w:instrText>
-      </w:r>
-      <w:r>
-        <w:rPr>
-          <w:rFonts w:ascii="Times New Roman" w:hAnsi="Times New Roman"/>
-          <w:color w:val="000000"/>
-          <w:sz w:val="24"/>
-          <w:szCs w:val="24"/>
-          <w:lang w:val="en-US"/>
-        </w:rPr>
-        <w:fldChar w:fldCharType="separate"/>
-      </w:r>
-      <w:r>
-        <w:rPr>
-          <w:rFonts w:ascii="Times New Roman" w:hAnsi="Times New Roman"/>
-          <w:noProof/>
-          <w:color w:val="000000"/>
-          <w:sz w:val="24"/>
-          <w:szCs w:val="24"/>
-          <w:lang w:val="en-US"/>
-        </w:rPr>
-        <w:t>[5]</w:t>
-      </w:r>
-      <w:r>
-        <w:rPr>
-          <w:rFonts w:ascii="Times New Roman" w:hAnsi="Times New Roman"/>
-          <w:color w:val="000000"/>
-          <w:sz w:val="24"/>
-          <w:szCs w:val="24"/>
-          <w:lang w:val="en-US"/>
-        </w:rPr>
-        <w:fldChar w:fldCharType="end"/>
       </w:r>
     </w:p>
     <w:p>
@@ -18603,18 +18863,18 @@
           <w:szCs w:val="24"/>
           <w:lang w:val="en-US"/>
         </w:rPr>
-        <w:t>selanjutnya</w:t>
-      </w:r>
-      <w:proofErr w:type="spellEnd"/>
-      <w:r>
-        <w:rPr>
-          <w:rFonts w:ascii="Times New Roman" w:hAnsi="Times New Roman"/>
-          <w:color w:val="000000"/>
-          <w:sz w:val="24"/>
-          <w:szCs w:val="24"/>
-          <w:lang w:val="en-US"/>
-        </w:rPr>
-        <w:t xml:space="preserve"> </w:t>
+        <w:t>berikutnya</w:t>
+      </w:r>
+      <w:proofErr w:type="spellEnd"/>
+      <w:r>
+        <w:rPr>
+          <w:rFonts w:ascii="Times New Roman" w:hAnsi="Times New Roman"/>
+          <w:color w:val="000000"/>
+          <w:sz w:val="24"/>
+          <w:szCs w:val="24"/>
+          <w:lang w:val="en-US"/>
+        </w:rPr>
+        <w:t xml:space="preserve"> yang </w:t>
       </w:r>
       <w:proofErr w:type="spellStart"/>
       <w:r>
@@ -18636,7 +18896,1190 @@
           <w:szCs w:val="24"/>
           <w:lang w:val="en-US"/>
         </w:rPr>
-        <w:t xml:space="preserve"> oleh </w:t>
+        <w:t xml:space="preserve"> </w:t>
+      </w:r>
+      <w:proofErr w:type="spellStart"/>
+      <w:r>
+        <w:rPr>
+          <w:rFonts w:ascii="Times New Roman" w:hAnsi="Times New Roman"/>
+          <w:color w:val="000000"/>
+          <w:sz w:val="24"/>
+          <w:szCs w:val="24"/>
+          <w:lang w:val="en-US"/>
+        </w:rPr>
+        <w:t>Shidiq</w:t>
+      </w:r>
+      <w:proofErr w:type="spellEnd"/>
+      <w:r>
+        <w:rPr>
+          <w:rFonts w:ascii="Times New Roman" w:hAnsi="Times New Roman"/>
+          <w:color w:val="000000"/>
+          <w:sz w:val="24"/>
+          <w:szCs w:val="24"/>
+          <w:lang w:val="en-US"/>
+        </w:rPr>
+        <w:t xml:space="preserve"> </w:t>
+      </w:r>
+      <w:proofErr w:type="spellStart"/>
+      <w:r>
+        <w:rPr>
+          <w:rFonts w:ascii="Times New Roman" w:hAnsi="Times New Roman"/>
+          <w:color w:val="000000"/>
+          <w:sz w:val="24"/>
+          <w:szCs w:val="24"/>
+          <w:lang w:val="en-US"/>
+        </w:rPr>
+        <w:t>Syamsul</w:t>
+      </w:r>
+      <w:proofErr w:type="spellEnd"/>
+      <w:r>
+        <w:rPr>
+          <w:rFonts w:ascii="Times New Roman" w:hAnsi="Times New Roman"/>
+          <w:color w:val="000000"/>
+          <w:sz w:val="24"/>
+          <w:szCs w:val="24"/>
+          <w:lang w:val="en-US"/>
+        </w:rPr>
+        <w:t xml:space="preserve"> </w:t>
+      </w:r>
+      <w:proofErr w:type="spellStart"/>
+      <w:r>
+        <w:rPr>
+          <w:rFonts w:ascii="Times New Roman" w:hAnsi="Times New Roman"/>
+          <w:color w:val="000000"/>
+          <w:sz w:val="24"/>
+          <w:szCs w:val="24"/>
+          <w:lang w:val="en-US"/>
+        </w:rPr>
+        <w:t>Hidayat</w:t>
+      </w:r>
+      <w:proofErr w:type="spellEnd"/>
+      <w:r>
+        <w:rPr>
+          <w:rFonts w:ascii="Times New Roman" w:hAnsi="Times New Roman"/>
+          <w:color w:val="000000"/>
+          <w:sz w:val="24"/>
+          <w:szCs w:val="24"/>
+          <w:lang w:val="en-US"/>
+        </w:rPr>
+        <w:t xml:space="preserve">, </w:t>
+      </w:r>
+      <w:proofErr w:type="spellStart"/>
+      <w:r>
+        <w:rPr>
+          <w:rFonts w:ascii="Times New Roman" w:hAnsi="Times New Roman"/>
+          <w:color w:val="000000"/>
+          <w:sz w:val="24"/>
+          <w:szCs w:val="24"/>
+          <w:lang w:val="en-US"/>
+        </w:rPr>
+        <w:t>dkk</w:t>
+      </w:r>
+      <w:proofErr w:type="spellEnd"/>
+      <w:r>
+        <w:rPr>
+          <w:rFonts w:ascii="Times New Roman" w:hAnsi="Times New Roman"/>
+          <w:color w:val="000000"/>
+          <w:sz w:val="24"/>
+          <w:szCs w:val="24"/>
+          <w:lang w:val="en-US"/>
+        </w:rPr>
+        <w:t xml:space="preserve"> </w:t>
+      </w:r>
+      <w:proofErr w:type="spellStart"/>
+      <w:r>
+        <w:rPr>
+          <w:rFonts w:ascii="Times New Roman" w:hAnsi="Times New Roman"/>
+          <w:color w:val="000000"/>
+          <w:sz w:val="24"/>
+          <w:szCs w:val="24"/>
+          <w:lang w:val="en-US"/>
+        </w:rPr>
+        <w:t>dengan</w:t>
+      </w:r>
+      <w:proofErr w:type="spellEnd"/>
+      <w:r>
+        <w:rPr>
+          <w:rFonts w:ascii="Times New Roman" w:hAnsi="Times New Roman"/>
+          <w:color w:val="000000"/>
+          <w:sz w:val="24"/>
+          <w:szCs w:val="24"/>
+          <w:lang w:val="en-US"/>
+        </w:rPr>
+        <w:t xml:space="preserve"> </w:t>
+      </w:r>
+      <w:proofErr w:type="spellStart"/>
+      <w:r>
+        <w:rPr>
+          <w:rFonts w:ascii="Times New Roman" w:hAnsi="Times New Roman"/>
+          <w:color w:val="000000"/>
+          <w:sz w:val="24"/>
+          <w:szCs w:val="24"/>
+          <w:lang w:val="en-US"/>
+        </w:rPr>
+        <w:t>judul</w:t>
+      </w:r>
+      <w:proofErr w:type="spellEnd"/>
+      <w:r>
+        <w:rPr>
+          <w:rFonts w:ascii="Times New Roman" w:hAnsi="Times New Roman"/>
+          <w:color w:val="000000"/>
+          <w:sz w:val="24"/>
+          <w:szCs w:val="24"/>
+          <w:lang w:val="en-US"/>
+        </w:rPr>
+        <w:t xml:space="preserve"> “</w:t>
+      </w:r>
+      <w:r>
+        <w:rPr>
+          <w:rFonts w:ascii="Times New Roman" w:hAnsi="Times New Roman"/>
+          <w:i/>
+          <w:iCs/>
+          <w:color w:val="000000"/>
+          <w:sz w:val="24"/>
+          <w:szCs w:val="24"/>
+          <w:lang w:val="en-US"/>
+        </w:rPr>
+        <w:t xml:space="preserve">Anti-Theft Protection Of Vehicle Using </w:t>
+      </w:r>
+      <w:proofErr w:type="spellStart"/>
+      <w:r>
+        <w:rPr>
+          <w:rFonts w:ascii="Times New Roman" w:hAnsi="Times New Roman"/>
+          <w:i/>
+          <w:iCs/>
+          <w:color w:val="000000"/>
+          <w:sz w:val="24"/>
+          <w:szCs w:val="24"/>
+          <w:lang w:val="en-US"/>
+        </w:rPr>
+        <w:t>Gps</w:t>
+      </w:r>
+      <w:proofErr w:type="spellEnd"/>
+      <w:r>
+        <w:rPr>
+          <w:rFonts w:ascii="Times New Roman" w:hAnsi="Times New Roman"/>
+          <w:i/>
+          <w:iCs/>
+          <w:color w:val="000000"/>
+          <w:sz w:val="24"/>
+          <w:szCs w:val="24"/>
+          <w:lang w:val="en-US"/>
+        </w:rPr>
+        <w:t xml:space="preserve"> Tracker &amp; Android Apps</w:t>
+      </w:r>
+      <w:r>
+        <w:rPr>
+          <w:rFonts w:ascii="Times New Roman" w:hAnsi="Times New Roman"/>
+          <w:color w:val="000000"/>
+          <w:sz w:val="24"/>
+          <w:szCs w:val="24"/>
+          <w:lang w:val="en-US"/>
+        </w:rPr>
+        <w:t>”</w:t>
+      </w:r>
+      <w:r>
+        <w:rPr>
+          <w:rFonts w:ascii="Times New Roman" w:hAnsi="Times New Roman"/>
+          <w:color w:val="000000"/>
+          <w:sz w:val="24"/>
+          <w:szCs w:val="24"/>
+          <w:lang w:val="en-US"/>
+        </w:rPr>
+        <w:fldChar w:fldCharType="begin" w:fldLock="1"/>
+      </w:r>
+      <w:r>
+        <w:rPr>
+          <w:rFonts w:ascii="Times New Roman" w:hAnsi="Times New Roman"/>
+          <w:color w:val="000000"/>
+          <w:sz w:val="24"/>
+          <w:szCs w:val="24"/>
+          <w:lang w:val="en-US"/>
+        </w:rPr>
+        <w:instrText>ADDIN CSL_CITATION {"citationItems":[{"id":"ITEM-1","itemData":{"DOI":"10.31940/logic.v19i2.1418","ISSN":"1412114X","author":[{"dropping-particle":"","family":"Syamsul Hidayat","given":"Sidiq","non-dropping-particle":"","parse-names":false,"suffix":""},{"dropping-particle":"","family":"Laras Novitasari","given":"Karina","non-dropping-particle":"","parse-names":false,"suffix":""},{"dropping-particle":"","family":"Syarifuddin","given":"Amin","non-dropping-particle":"","parse-names":false,"suffix":""},{"dropping-particle":"","family":"Puspa Pratiwi","given":"Wilda","non-dropping-particle":"","parse-names":false,"suffix":""},{"dropping-particle":"","family":"Hardiningsih HS","given":"Sri","non-dropping-particle":"","parse-names":false,"suffix":""},{"dropping-particle":"","family":"Ariawan Pratomo","given":"Rev.","non-dropping-particle":"","parse-names":false,"suffix":""}],"container-title":"Logic Jurnal Rancang Bangun dan Teknologi","id":"ITEM-1","issue":"2","issued":{"date-parts":[["2019"]]},"page":"78-83","title":"Anti-Theft Protection of Vehicle Using GPS Tracker &amp; Android Apps","type":"article-journal","volume":"19"},"uris":["http://www.mendeley.com/documents/?uuid=d8a259c4-ff0a-4017-bd47-a4d5e0360e70"]}],"mendeley":{"formattedCitation":"[7]","plainTextFormattedCitation":"[7]"},"properties":{"noteIndex":0},"schema":"https://github.com/citation-style-language/schema/raw/master/csl-citation.json"}</w:instrText>
+      </w:r>
+      <w:r>
+        <w:rPr>
+          <w:rFonts w:ascii="Times New Roman" w:hAnsi="Times New Roman"/>
+          <w:color w:val="000000"/>
+          <w:sz w:val="24"/>
+          <w:szCs w:val="24"/>
+          <w:lang w:val="en-US"/>
+        </w:rPr>
+        <w:fldChar w:fldCharType="separate"/>
+      </w:r>
+      <w:r>
+        <w:rPr>
+          <w:rFonts w:ascii="Times New Roman" w:hAnsi="Times New Roman"/>
+          <w:noProof/>
+          <w:color w:val="000000"/>
+          <w:sz w:val="24"/>
+          <w:szCs w:val="24"/>
+          <w:lang w:val="en-US"/>
+        </w:rPr>
+        <w:t>[7]</w:t>
+      </w:r>
+      <w:r>
+        <w:rPr>
+          <w:rFonts w:ascii="Times New Roman" w:hAnsi="Times New Roman"/>
+          <w:color w:val="000000"/>
+          <w:sz w:val="24"/>
+          <w:szCs w:val="24"/>
+          <w:lang w:val="en-US"/>
+        </w:rPr>
+        <w:fldChar w:fldCharType="end"/>
+      </w:r>
+      <w:r>
+        <w:rPr>
+          <w:rFonts w:ascii="Times New Roman" w:hAnsi="Times New Roman"/>
+          <w:color w:val="000000"/>
+          <w:sz w:val="24"/>
+          <w:szCs w:val="24"/>
+          <w:lang w:val="en-US"/>
+        </w:rPr>
+        <w:t xml:space="preserve">. </w:t>
+      </w:r>
+      <w:proofErr w:type="spellStart"/>
+      <w:r>
+        <w:rPr>
+          <w:rFonts w:ascii="Times New Roman" w:hAnsi="Times New Roman"/>
+          <w:color w:val="000000"/>
+          <w:sz w:val="24"/>
+          <w:szCs w:val="24"/>
+          <w:lang w:val="en-US"/>
+        </w:rPr>
+        <w:t>S</w:t>
+      </w:r>
+      <w:r>
+        <w:rPr>
+          <w:rFonts w:ascii="Times New Roman" w:hAnsi="Times New Roman"/>
+          <w:color w:val="000000"/>
+          <w:sz w:val="24"/>
+          <w:szCs w:val="24"/>
+          <w:lang w:val="en-US"/>
+        </w:rPr>
+        <w:t>i</w:t>
+      </w:r>
+      <w:r>
+        <w:rPr>
+          <w:rFonts w:ascii="Times New Roman" w:hAnsi="Times New Roman"/>
+          <w:color w:val="000000"/>
+          <w:sz w:val="24"/>
+          <w:szCs w:val="24"/>
+          <w:lang w:val="en-US"/>
+        </w:rPr>
+        <w:t>stem</w:t>
+      </w:r>
+      <w:proofErr w:type="spellEnd"/>
+      <w:r>
+        <w:rPr>
+          <w:rFonts w:ascii="Times New Roman" w:hAnsi="Times New Roman"/>
+          <w:color w:val="000000"/>
+          <w:sz w:val="24"/>
+          <w:szCs w:val="24"/>
+          <w:lang w:val="en-US"/>
+        </w:rPr>
+        <w:t xml:space="preserve"> </w:t>
+      </w:r>
+      <w:proofErr w:type="spellStart"/>
+      <w:r>
+        <w:rPr>
+          <w:rFonts w:ascii="Times New Roman" w:hAnsi="Times New Roman"/>
+          <w:color w:val="000000"/>
+          <w:sz w:val="24"/>
+          <w:szCs w:val="24"/>
+          <w:lang w:val="en-US"/>
+        </w:rPr>
+        <w:t>keamanan</w:t>
+      </w:r>
+      <w:proofErr w:type="spellEnd"/>
+      <w:r>
+        <w:rPr>
+          <w:rFonts w:ascii="Times New Roman" w:hAnsi="Times New Roman"/>
+          <w:color w:val="000000"/>
+          <w:sz w:val="24"/>
+          <w:szCs w:val="24"/>
+          <w:lang w:val="en-US"/>
+        </w:rPr>
+        <w:t xml:space="preserve"> </w:t>
+      </w:r>
+      <w:proofErr w:type="spellStart"/>
+      <w:r>
+        <w:rPr>
+          <w:rFonts w:ascii="Times New Roman" w:hAnsi="Times New Roman"/>
+          <w:color w:val="000000"/>
+          <w:sz w:val="24"/>
+          <w:szCs w:val="24"/>
+          <w:lang w:val="en-US"/>
+        </w:rPr>
+        <w:t>ini</w:t>
+      </w:r>
+      <w:proofErr w:type="spellEnd"/>
+      <w:r>
+        <w:rPr>
+          <w:rFonts w:ascii="Times New Roman" w:hAnsi="Times New Roman"/>
+          <w:color w:val="000000"/>
+          <w:sz w:val="24"/>
+          <w:szCs w:val="24"/>
+          <w:lang w:val="en-US"/>
+        </w:rPr>
+        <w:t xml:space="preserve"> </w:t>
+      </w:r>
+      <w:proofErr w:type="spellStart"/>
+      <w:r>
+        <w:rPr>
+          <w:rFonts w:ascii="Times New Roman" w:hAnsi="Times New Roman"/>
+          <w:color w:val="000000"/>
+          <w:sz w:val="24"/>
+          <w:szCs w:val="24"/>
+          <w:lang w:val="en-US"/>
+        </w:rPr>
+        <w:t>terintegrasi</w:t>
+      </w:r>
+      <w:proofErr w:type="spellEnd"/>
+      <w:r>
+        <w:rPr>
+          <w:rFonts w:ascii="Times New Roman" w:hAnsi="Times New Roman"/>
+          <w:color w:val="000000"/>
+          <w:sz w:val="24"/>
+          <w:szCs w:val="24"/>
+          <w:lang w:val="en-US"/>
+        </w:rPr>
+        <w:t xml:space="preserve"> </w:t>
+      </w:r>
+      <w:proofErr w:type="spellStart"/>
+      <w:r>
+        <w:rPr>
+          <w:rFonts w:ascii="Times New Roman" w:hAnsi="Times New Roman"/>
+          <w:color w:val="000000"/>
+          <w:sz w:val="24"/>
+          <w:szCs w:val="24"/>
+          <w:lang w:val="en-US"/>
+        </w:rPr>
+        <w:t>dengan</w:t>
+      </w:r>
+      <w:proofErr w:type="spellEnd"/>
+      <w:r>
+        <w:rPr>
+          <w:rFonts w:ascii="Times New Roman" w:hAnsi="Times New Roman"/>
+          <w:color w:val="000000"/>
+          <w:sz w:val="24"/>
+          <w:szCs w:val="24"/>
+          <w:lang w:val="en-US"/>
+        </w:rPr>
+        <w:t xml:space="preserve"> </w:t>
+      </w:r>
+      <w:proofErr w:type="spellStart"/>
+      <w:r>
+        <w:rPr>
+          <w:rFonts w:ascii="Times New Roman" w:hAnsi="Times New Roman"/>
+          <w:color w:val="000000"/>
+          <w:sz w:val="24"/>
+          <w:szCs w:val="24"/>
+          <w:lang w:val="en-US"/>
+        </w:rPr>
+        <w:t>finerprint</w:t>
+      </w:r>
+      <w:proofErr w:type="spellEnd"/>
+      <w:r>
+        <w:rPr>
+          <w:rFonts w:ascii="Times New Roman" w:hAnsi="Times New Roman"/>
+          <w:color w:val="000000"/>
+          <w:sz w:val="24"/>
+          <w:szCs w:val="24"/>
+          <w:lang w:val="en-US"/>
+        </w:rPr>
+        <w:t xml:space="preserve"> dan </w:t>
+      </w:r>
+      <w:proofErr w:type="spellStart"/>
+      <w:r>
+        <w:rPr>
+          <w:rFonts w:ascii="Times New Roman" w:hAnsi="Times New Roman"/>
+          <w:color w:val="000000"/>
+          <w:sz w:val="24"/>
+          <w:szCs w:val="24"/>
+          <w:lang w:val="en-US"/>
+        </w:rPr>
+        <w:t>gps</w:t>
+      </w:r>
+      <w:proofErr w:type="spellEnd"/>
+      <w:r>
+        <w:rPr>
+          <w:rFonts w:ascii="Times New Roman" w:hAnsi="Times New Roman"/>
+          <w:color w:val="000000"/>
+          <w:sz w:val="24"/>
+          <w:szCs w:val="24"/>
+          <w:lang w:val="en-US"/>
+        </w:rPr>
+        <w:t xml:space="preserve"> </w:t>
+      </w:r>
+      <w:proofErr w:type="spellStart"/>
+      <w:r>
+        <w:rPr>
+          <w:rFonts w:ascii="Times New Roman" w:hAnsi="Times New Roman"/>
+          <w:color w:val="000000"/>
+          <w:sz w:val="24"/>
+          <w:szCs w:val="24"/>
+          <w:lang w:val="en-US"/>
+        </w:rPr>
+        <w:t>untuk</w:t>
+      </w:r>
+      <w:proofErr w:type="spellEnd"/>
+      <w:r>
+        <w:rPr>
+          <w:rFonts w:ascii="Times New Roman" w:hAnsi="Times New Roman"/>
+          <w:color w:val="000000"/>
+          <w:sz w:val="24"/>
+          <w:szCs w:val="24"/>
+          <w:lang w:val="en-US"/>
+        </w:rPr>
+        <w:t xml:space="preserve"> </w:t>
+      </w:r>
+      <w:proofErr w:type="spellStart"/>
+      <w:r>
+        <w:rPr>
+          <w:rFonts w:ascii="Times New Roman" w:hAnsi="Times New Roman"/>
+          <w:color w:val="000000"/>
+          <w:sz w:val="24"/>
+          <w:szCs w:val="24"/>
+          <w:lang w:val="en-US"/>
+        </w:rPr>
+        <w:t>melacak</w:t>
+      </w:r>
+      <w:proofErr w:type="spellEnd"/>
+      <w:r>
+        <w:rPr>
+          <w:rFonts w:ascii="Times New Roman" w:hAnsi="Times New Roman"/>
+          <w:color w:val="000000"/>
+          <w:sz w:val="24"/>
+          <w:szCs w:val="24"/>
+          <w:lang w:val="en-US"/>
+        </w:rPr>
+        <w:t xml:space="preserve"> </w:t>
+      </w:r>
+      <w:proofErr w:type="spellStart"/>
+      <w:r>
+        <w:rPr>
+          <w:rFonts w:ascii="Times New Roman" w:hAnsi="Times New Roman"/>
+          <w:color w:val="000000"/>
+          <w:sz w:val="24"/>
+          <w:szCs w:val="24"/>
+          <w:lang w:val="en-US"/>
+        </w:rPr>
+        <w:t>lokasi</w:t>
+      </w:r>
+      <w:proofErr w:type="spellEnd"/>
+      <w:r>
+        <w:rPr>
+          <w:rFonts w:ascii="Times New Roman" w:hAnsi="Times New Roman"/>
+          <w:color w:val="000000"/>
+          <w:sz w:val="24"/>
+          <w:szCs w:val="24"/>
+          <w:lang w:val="en-US"/>
+        </w:rPr>
+        <w:t xml:space="preserve"> </w:t>
+      </w:r>
+      <w:proofErr w:type="spellStart"/>
+      <w:r>
+        <w:rPr>
+          <w:rFonts w:ascii="Times New Roman" w:hAnsi="Times New Roman"/>
+          <w:color w:val="000000"/>
+          <w:sz w:val="24"/>
+          <w:szCs w:val="24"/>
+          <w:lang w:val="en-US"/>
+        </w:rPr>
+        <w:t>sepeda</w:t>
+      </w:r>
+      <w:proofErr w:type="spellEnd"/>
+      <w:r>
+        <w:rPr>
+          <w:rFonts w:ascii="Times New Roman" w:hAnsi="Times New Roman"/>
+          <w:color w:val="000000"/>
+          <w:sz w:val="24"/>
+          <w:szCs w:val="24"/>
+          <w:lang w:val="en-US"/>
+        </w:rPr>
+        <w:t xml:space="preserve"> motor </w:t>
+      </w:r>
+      <w:proofErr w:type="spellStart"/>
+      <w:r>
+        <w:rPr>
+          <w:rFonts w:ascii="Times New Roman" w:hAnsi="Times New Roman"/>
+          <w:color w:val="000000"/>
+          <w:sz w:val="24"/>
+          <w:szCs w:val="24"/>
+          <w:lang w:val="en-US"/>
+        </w:rPr>
+        <w:t>dengan</w:t>
+      </w:r>
+      <w:proofErr w:type="spellEnd"/>
+      <w:r>
+        <w:rPr>
+          <w:rFonts w:ascii="Times New Roman" w:hAnsi="Times New Roman"/>
+          <w:color w:val="000000"/>
+          <w:sz w:val="24"/>
+          <w:szCs w:val="24"/>
+          <w:lang w:val="en-US"/>
+        </w:rPr>
+        <w:t xml:space="preserve"> </w:t>
+      </w:r>
+      <w:proofErr w:type="spellStart"/>
+      <w:r>
+        <w:rPr>
+          <w:rFonts w:ascii="Times New Roman" w:hAnsi="Times New Roman"/>
+          <w:color w:val="000000"/>
+          <w:sz w:val="24"/>
+          <w:szCs w:val="24"/>
+          <w:lang w:val="en-US"/>
+        </w:rPr>
+        <w:t>tingkat</w:t>
+      </w:r>
+      <w:proofErr w:type="spellEnd"/>
+      <w:r>
+        <w:rPr>
+          <w:rFonts w:ascii="Times New Roman" w:hAnsi="Times New Roman"/>
+          <w:color w:val="000000"/>
+          <w:sz w:val="24"/>
+          <w:szCs w:val="24"/>
+          <w:lang w:val="en-US"/>
+        </w:rPr>
+        <w:t xml:space="preserve"> </w:t>
+      </w:r>
+      <w:proofErr w:type="spellStart"/>
+      <w:r>
+        <w:rPr>
+          <w:rFonts w:ascii="Times New Roman" w:hAnsi="Times New Roman"/>
+          <w:color w:val="000000"/>
+          <w:sz w:val="24"/>
+          <w:szCs w:val="24"/>
+          <w:lang w:val="en-US"/>
+        </w:rPr>
+        <w:t>akurasi</w:t>
+      </w:r>
+      <w:proofErr w:type="spellEnd"/>
+      <w:r>
+        <w:rPr>
+          <w:rFonts w:ascii="Times New Roman" w:hAnsi="Times New Roman"/>
+          <w:color w:val="000000"/>
+          <w:sz w:val="24"/>
+          <w:szCs w:val="24"/>
+          <w:lang w:val="en-US"/>
+        </w:rPr>
+        <w:t xml:space="preserve"> 5 </w:t>
+      </w:r>
+      <w:proofErr w:type="spellStart"/>
+      <w:r>
+        <w:rPr>
+          <w:rFonts w:ascii="Times New Roman" w:hAnsi="Times New Roman"/>
+          <w:color w:val="000000"/>
+          <w:sz w:val="24"/>
+          <w:szCs w:val="24"/>
+          <w:lang w:val="en-US"/>
+        </w:rPr>
+        <w:t>sampai</w:t>
+      </w:r>
+      <w:proofErr w:type="spellEnd"/>
+      <w:r>
+        <w:rPr>
+          <w:rFonts w:ascii="Times New Roman" w:hAnsi="Times New Roman"/>
+          <w:color w:val="000000"/>
+          <w:sz w:val="24"/>
+          <w:szCs w:val="24"/>
+          <w:lang w:val="en-US"/>
+        </w:rPr>
+        <w:t xml:space="preserve"> 10 meter, </w:t>
+      </w:r>
+      <w:proofErr w:type="spellStart"/>
+      <w:r>
+        <w:rPr>
+          <w:rFonts w:ascii="Times New Roman" w:hAnsi="Times New Roman"/>
+          <w:color w:val="000000"/>
+          <w:sz w:val="24"/>
+          <w:szCs w:val="24"/>
+          <w:lang w:val="en-US"/>
+        </w:rPr>
+        <w:t>sedangkan</w:t>
+      </w:r>
+      <w:proofErr w:type="spellEnd"/>
+      <w:r>
+        <w:rPr>
+          <w:rFonts w:ascii="Times New Roman" w:hAnsi="Times New Roman"/>
+          <w:color w:val="000000"/>
+          <w:sz w:val="24"/>
+          <w:szCs w:val="24"/>
+          <w:lang w:val="en-US"/>
+        </w:rPr>
+        <w:t xml:space="preserve"> fingerprint </w:t>
+      </w:r>
+      <w:proofErr w:type="spellStart"/>
+      <w:r>
+        <w:rPr>
+          <w:rFonts w:ascii="Times New Roman" w:hAnsi="Times New Roman"/>
+          <w:color w:val="000000"/>
+          <w:sz w:val="24"/>
+          <w:szCs w:val="24"/>
+          <w:lang w:val="en-US"/>
+        </w:rPr>
+        <w:t>digunakan</w:t>
+      </w:r>
+      <w:proofErr w:type="spellEnd"/>
+      <w:r>
+        <w:rPr>
+          <w:rFonts w:ascii="Times New Roman" w:hAnsi="Times New Roman"/>
+          <w:color w:val="000000"/>
+          <w:sz w:val="24"/>
+          <w:szCs w:val="24"/>
+          <w:lang w:val="en-US"/>
+        </w:rPr>
+        <w:t xml:space="preserve"> </w:t>
+      </w:r>
+      <w:proofErr w:type="spellStart"/>
+      <w:r>
+        <w:rPr>
+          <w:rFonts w:ascii="Times New Roman" w:hAnsi="Times New Roman"/>
+          <w:color w:val="000000"/>
+          <w:sz w:val="24"/>
+          <w:szCs w:val="24"/>
+          <w:lang w:val="en-US"/>
+        </w:rPr>
+        <w:t>untuk</w:t>
+      </w:r>
+      <w:proofErr w:type="spellEnd"/>
+      <w:r>
+        <w:rPr>
+          <w:rFonts w:ascii="Times New Roman" w:hAnsi="Times New Roman"/>
+          <w:color w:val="000000"/>
+          <w:sz w:val="24"/>
+          <w:szCs w:val="24"/>
+          <w:lang w:val="en-US"/>
+        </w:rPr>
+        <w:t xml:space="preserve"> </w:t>
+      </w:r>
+      <w:proofErr w:type="spellStart"/>
+      <w:r>
+        <w:rPr>
+          <w:rFonts w:ascii="Times New Roman" w:hAnsi="Times New Roman"/>
+          <w:color w:val="000000"/>
+          <w:sz w:val="24"/>
+          <w:szCs w:val="24"/>
+          <w:lang w:val="en-US"/>
+        </w:rPr>
+        <w:t>mengaktifkan</w:t>
+      </w:r>
+      <w:proofErr w:type="spellEnd"/>
+      <w:r>
+        <w:rPr>
+          <w:rFonts w:ascii="Times New Roman" w:hAnsi="Times New Roman"/>
+          <w:color w:val="000000"/>
+          <w:sz w:val="24"/>
+          <w:szCs w:val="24"/>
+          <w:lang w:val="en-US"/>
+        </w:rPr>
+        <w:t xml:space="preserve"> </w:t>
+      </w:r>
+      <w:proofErr w:type="spellStart"/>
+      <w:r>
+        <w:rPr>
+          <w:rFonts w:ascii="Times New Roman" w:hAnsi="Times New Roman"/>
+          <w:color w:val="000000"/>
+          <w:sz w:val="24"/>
+          <w:szCs w:val="24"/>
+          <w:lang w:val="en-US"/>
+        </w:rPr>
+        <w:t>ataupun</w:t>
+      </w:r>
+      <w:proofErr w:type="spellEnd"/>
+      <w:r>
+        <w:rPr>
+          <w:rFonts w:ascii="Times New Roman" w:hAnsi="Times New Roman"/>
+          <w:color w:val="000000"/>
+          <w:sz w:val="24"/>
+          <w:szCs w:val="24"/>
+          <w:lang w:val="en-US"/>
+        </w:rPr>
+        <w:t xml:space="preserve"> </w:t>
+      </w:r>
+      <w:proofErr w:type="spellStart"/>
+      <w:r>
+        <w:rPr>
+          <w:rFonts w:ascii="Times New Roman" w:hAnsi="Times New Roman"/>
+          <w:color w:val="000000"/>
+          <w:sz w:val="24"/>
+          <w:szCs w:val="24"/>
+          <w:lang w:val="en-US"/>
+        </w:rPr>
+        <w:t>menonaktifkan</w:t>
+      </w:r>
+      <w:proofErr w:type="spellEnd"/>
+      <w:r>
+        <w:rPr>
+          <w:rFonts w:ascii="Times New Roman" w:hAnsi="Times New Roman"/>
+          <w:color w:val="000000"/>
+          <w:sz w:val="24"/>
+          <w:szCs w:val="24"/>
+          <w:lang w:val="en-US"/>
+        </w:rPr>
+        <w:t xml:space="preserve"> </w:t>
+      </w:r>
+      <w:proofErr w:type="spellStart"/>
+      <w:r>
+        <w:rPr>
+          <w:rFonts w:ascii="Times New Roman" w:hAnsi="Times New Roman"/>
+          <w:color w:val="000000"/>
+          <w:sz w:val="24"/>
+          <w:szCs w:val="24"/>
+          <w:lang w:val="en-US"/>
+        </w:rPr>
+        <w:t>s</w:t>
+      </w:r>
+      <w:r>
+        <w:rPr>
+          <w:rFonts w:ascii="Times New Roman" w:hAnsi="Times New Roman"/>
+          <w:color w:val="000000"/>
+          <w:sz w:val="24"/>
+          <w:szCs w:val="24"/>
+          <w:lang w:val="en-US"/>
+        </w:rPr>
+        <w:t>i</w:t>
+      </w:r>
+      <w:r>
+        <w:rPr>
+          <w:rFonts w:ascii="Times New Roman" w:hAnsi="Times New Roman"/>
+          <w:color w:val="000000"/>
+          <w:sz w:val="24"/>
+          <w:szCs w:val="24"/>
+          <w:lang w:val="en-US"/>
+        </w:rPr>
+        <w:t>stem</w:t>
+      </w:r>
+      <w:proofErr w:type="spellEnd"/>
+      <w:r>
+        <w:rPr>
+          <w:rFonts w:ascii="Times New Roman" w:hAnsi="Times New Roman"/>
+          <w:color w:val="000000"/>
+          <w:sz w:val="24"/>
+          <w:szCs w:val="24"/>
+          <w:lang w:val="en-US"/>
+        </w:rPr>
+        <w:t xml:space="preserve"> </w:t>
+      </w:r>
+      <w:proofErr w:type="spellStart"/>
+      <w:r>
+        <w:rPr>
+          <w:rFonts w:ascii="Times New Roman" w:hAnsi="Times New Roman"/>
+          <w:color w:val="000000"/>
+          <w:sz w:val="24"/>
+          <w:szCs w:val="24"/>
+          <w:lang w:val="en-US"/>
+        </w:rPr>
+        <w:t>kelistrikan</w:t>
+      </w:r>
+      <w:proofErr w:type="spellEnd"/>
+      <w:r>
+        <w:rPr>
+          <w:rFonts w:ascii="Times New Roman" w:hAnsi="Times New Roman"/>
+          <w:color w:val="000000"/>
+          <w:sz w:val="24"/>
+          <w:szCs w:val="24"/>
+          <w:lang w:val="en-US"/>
+        </w:rPr>
+        <w:t xml:space="preserve"> yang </w:t>
+      </w:r>
+      <w:proofErr w:type="spellStart"/>
+      <w:r>
+        <w:rPr>
+          <w:rFonts w:ascii="Times New Roman" w:hAnsi="Times New Roman"/>
+          <w:color w:val="000000"/>
+          <w:sz w:val="24"/>
+          <w:szCs w:val="24"/>
+          <w:lang w:val="en-US"/>
+        </w:rPr>
+        <w:t>ada</w:t>
+      </w:r>
+      <w:proofErr w:type="spellEnd"/>
+      <w:r>
+        <w:rPr>
+          <w:rFonts w:ascii="Times New Roman" w:hAnsi="Times New Roman"/>
+          <w:color w:val="000000"/>
+          <w:sz w:val="24"/>
+          <w:szCs w:val="24"/>
+          <w:lang w:val="en-US"/>
+        </w:rPr>
+        <w:t xml:space="preserve"> pada </w:t>
+      </w:r>
+      <w:proofErr w:type="spellStart"/>
+      <w:r>
+        <w:rPr>
+          <w:rFonts w:ascii="Times New Roman" w:hAnsi="Times New Roman"/>
+          <w:color w:val="000000"/>
+          <w:sz w:val="24"/>
+          <w:szCs w:val="24"/>
+          <w:lang w:val="en-US"/>
+        </w:rPr>
+        <w:t>kendaraan</w:t>
+      </w:r>
+      <w:proofErr w:type="spellEnd"/>
+      <w:r>
+        <w:rPr>
+          <w:rFonts w:ascii="Times New Roman" w:hAnsi="Times New Roman"/>
+          <w:color w:val="000000"/>
+          <w:sz w:val="24"/>
+          <w:szCs w:val="24"/>
+          <w:lang w:val="en-US"/>
+        </w:rPr>
+        <w:t xml:space="preserve"> </w:t>
+      </w:r>
+      <w:proofErr w:type="spellStart"/>
+      <w:r>
+        <w:rPr>
+          <w:rFonts w:ascii="Times New Roman" w:hAnsi="Times New Roman"/>
+          <w:color w:val="000000"/>
+          <w:sz w:val="24"/>
+          <w:szCs w:val="24"/>
+          <w:lang w:val="en-US"/>
+        </w:rPr>
+        <w:t>dimana</w:t>
+      </w:r>
+      <w:proofErr w:type="spellEnd"/>
+      <w:r>
+        <w:rPr>
+          <w:rFonts w:ascii="Times New Roman" w:hAnsi="Times New Roman"/>
+          <w:color w:val="000000"/>
+          <w:sz w:val="24"/>
+          <w:szCs w:val="24"/>
+          <w:lang w:val="en-US"/>
+        </w:rPr>
+        <w:t xml:space="preserve"> </w:t>
+      </w:r>
+      <w:proofErr w:type="spellStart"/>
+      <w:r>
+        <w:rPr>
+          <w:rFonts w:ascii="Times New Roman" w:hAnsi="Times New Roman"/>
+          <w:color w:val="000000"/>
+          <w:sz w:val="24"/>
+          <w:szCs w:val="24"/>
+          <w:lang w:val="en-US"/>
+        </w:rPr>
+        <w:t>jika</w:t>
+      </w:r>
+      <w:proofErr w:type="spellEnd"/>
+      <w:r>
+        <w:rPr>
+          <w:rFonts w:ascii="Times New Roman" w:hAnsi="Times New Roman"/>
+          <w:color w:val="000000"/>
+          <w:sz w:val="24"/>
+          <w:szCs w:val="24"/>
+          <w:lang w:val="en-US"/>
+        </w:rPr>
+        <w:t xml:space="preserve"> </w:t>
+      </w:r>
+      <w:proofErr w:type="spellStart"/>
+      <w:r>
+        <w:rPr>
+          <w:rFonts w:ascii="Times New Roman" w:hAnsi="Times New Roman"/>
+          <w:color w:val="000000"/>
+          <w:sz w:val="24"/>
+          <w:szCs w:val="24"/>
+          <w:lang w:val="en-US"/>
+        </w:rPr>
+        <w:t>pengguna</w:t>
+      </w:r>
+      <w:proofErr w:type="spellEnd"/>
+      <w:r>
+        <w:rPr>
+          <w:rFonts w:ascii="Times New Roman" w:hAnsi="Times New Roman"/>
+          <w:color w:val="000000"/>
+          <w:sz w:val="24"/>
+          <w:szCs w:val="24"/>
+          <w:lang w:val="en-US"/>
+        </w:rPr>
+        <w:t xml:space="preserve"> </w:t>
+      </w:r>
+      <w:proofErr w:type="spellStart"/>
+      <w:r>
+        <w:rPr>
+          <w:rFonts w:ascii="Times New Roman" w:hAnsi="Times New Roman"/>
+          <w:color w:val="000000"/>
+          <w:sz w:val="24"/>
+          <w:szCs w:val="24"/>
+          <w:lang w:val="en-US"/>
+        </w:rPr>
+        <w:t>memasukan</w:t>
+      </w:r>
+      <w:proofErr w:type="spellEnd"/>
+      <w:r>
+        <w:rPr>
+          <w:rFonts w:ascii="Times New Roman" w:hAnsi="Times New Roman"/>
+          <w:color w:val="000000"/>
+          <w:sz w:val="24"/>
+          <w:szCs w:val="24"/>
+          <w:lang w:val="en-US"/>
+        </w:rPr>
+        <w:t xml:space="preserve"> </w:t>
+      </w:r>
+      <w:proofErr w:type="spellStart"/>
+      <w:r>
+        <w:rPr>
+          <w:rFonts w:ascii="Times New Roman" w:hAnsi="Times New Roman"/>
+          <w:color w:val="000000"/>
+          <w:sz w:val="24"/>
+          <w:szCs w:val="24"/>
+          <w:lang w:val="en-US"/>
+        </w:rPr>
+        <w:t>sidik</w:t>
+      </w:r>
+      <w:proofErr w:type="spellEnd"/>
+      <w:r>
+        <w:rPr>
+          <w:rFonts w:ascii="Times New Roman" w:hAnsi="Times New Roman"/>
+          <w:color w:val="000000"/>
+          <w:sz w:val="24"/>
+          <w:szCs w:val="24"/>
+          <w:lang w:val="en-US"/>
+        </w:rPr>
+        <w:t xml:space="preserve"> </w:t>
+      </w:r>
+      <w:proofErr w:type="spellStart"/>
+      <w:r>
+        <w:rPr>
+          <w:rFonts w:ascii="Times New Roman" w:hAnsi="Times New Roman"/>
+          <w:color w:val="000000"/>
+          <w:sz w:val="24"/>
+          <w:szCs w:val="24"/>
+          <w:lang w:val="en-US"/>
+        </w:rPr>
+        <w:t>jari</w:t>
+      </w:r>
+      <w:proofErr w:type="spellEnd"/>
+      <w:r>
+        <w:rPr>
+          <w:rFonts w:ascii="Times New Roman" w:hAnsi="Times New Roman"/>
+          <w:color w:val="000000"/>
+          <w:sz w:val="24"/>
+          <w:szCs w:val="24"/>
+          <w:lang w:val="en-US"/>
+        </w:rPr>
+        <w:t xml:space="preserve"> yang </w:t>
+      </w:r>
+      <w:proofErr w:type="spellStart"/>
+      <w:r>
+        <w:rPr>
+          <w:rFonts w:ascii="Times New Roman" w:hAnsi="Times New Roman"/>
+          <w:color w:val="000000"/>
+          <w:sz w:val="24"/>
+          <w:szCs w:val="24"/>
+          <w:lang w:val="en-US"/>
+        </w:rPr>
+        <w:t>tidak</w:t>
+      </w:r>
+      <w:proofErr w:type="spellEnd"/>
+      <w:r>
+        <w:rPr>
+          <w:rFonts w:ascii="Times New Roman" w:hAnsi="Times New Roman"/>
+          <w:color w:val="000000"/>
+          <w:sz w:val="24"/>
+          <w:szCs w:val="24"/>
+          <w:lang w:val="en-US"/>
+        </w:rPr>
+        <w:t xml:space="preserve"> </w:t>
+      </w:r>
+      <w:proofErr w:type="spellStart"/>
+      <w:r>
+        <w:rPr>
+          <w:rFonts w:ascii="Times New Roman" w:hAnsi="Times New Roman"/>
+          <w:color w:val="000000"/>
+          <w:sz w:val="24"/>
+          <w:szCs w:val="24"/>
+          <w:lang w:val="en-US"/>
+        </w:rPr>
+        <w:t>sesuai</w:t>
+      </w:r>
+      <w:proofErr w:type="spellEnd"/>
+      <w:r>
+        <w:rPr>
+          <w:rFonts w:ascii="Times New Roman" w:hAnsi="Times New Roman"/>
+          <w:color w:val="000000"/>
+          <w:sz w:val="24"/>
+          <w:szCs w:val="24"/>
+          <w:lang w:val="en-US"/>
+        </w:rPr>
+        <w:t xml:space="preserve"> system </w:t>
+      </w:r>
+      <w:proofErr w:type="spellStart"/>
+      <w:r>
+        <w:rPr>
+          <w:rFonts w:ascii="Times New Roman" w:hAnsi="Times New Roman"/>
+          <w:color w:val="000000"/>
+          <w:sz w:val="24"/>
+          <w:szCs w:val="24"/>
+          <w:lang w:val="en-US"/>
+        </w:rPr>
+        <w:t>akan</w:t>
+      </w:r>
+      <w:proofErr w:type="spellEnd"/>
+      <w:r>
+        <w:rPr>
+          <w:rFonts w:ascii="Times New Roman" w:hAnsi="Times New Roman"/>
+          <w:color w:val="000000"/>
+          <w:sz w:val="24"/>
+          <w:szCs w:val="24"/>
+          <w:lang w:val="en-US"/>
+        </w:rPr>
+        <w:t xml:space="preserve"> </w:t>
+      </w:r>
+      <w:proofErr w:type="spellStart"/>
+      <w:r>
+        <w:rPr>
+          <w:rFonts w:ascii="Times New Roman" w:hAnsi="Times New Roman"/>
+          <w:color w:val="000000"/>
+          <w:sz w:val="24"/>
+          <w:szCs w:val="24"/>
+          <w:lang w:val="en-US"/>
+        </w:rPr>
+        <w:t>menyalakan</w:t>
+      </w:r>
+      <w:proofErr w:type="spellEnd"/>
+      <w:r>
+        <w:rPr>
+          <w:rFonts w:ascii="Times New Roman" w:hAnsi="Times New Roman"/>
+          <w:color w:val="000000"/>
+          <w:sz w:val="24"/>
+          <w:szCs w:val="24"/>
+          <w:lang w:val="en-US"/>
+        </w:rPr>
+        <w:t xml:space="preserve"> alarm </w:t>
+      </w:r>
+      <w:proofErr w:type="spellStart"/>
+      <w:r>
+        <w:rPr>
+          <w:rFonts w:ascii="Times New Roman" w:hAnsi="Times New Roman"/>
+          <w:color w:val="000000"/>
+          <w:sz w:val="24"/>
+          <w:szCs w:val="24"/>
+          <w:lang w:val="en-US"/>
+        </w:rPr>
+        <w:t>peringatan</w:t>
+      </w:r>
+      <w:proofErr w:type="spellEnd"/>
+      <w:r>
+        <w:rPr>
+          <w:rFonts w:ascii="Times New Roman" w:hAnsi="Times New Roman"/>
+          <w:color w:val="000000"/>
+          <w:sz w:val="24"/>
+          <w:szCs w:val="24"/>
+          <w:lang w:val="en-US"/>
+        </w:rPr>
+        <w:t xml:space="preserve">. </w:t>
+      </w:r>
+      <w:proofErr w:type="spellStart"/>
+      <w:r>
+        <w:rPr>
+          <w:rFonts w:ascii="Times New Roman" w:hAnsi="Times New Roman"/>
+          <w:color w:val="000000"/>
+          <w:sz w:val="24"/>
+          <w:szCs w:val="24"/>
+          <w:lang w:val="en-US"/>
+        </w:rPr>
+        <w:t>Untuk</w:t>
+      </w:r>
+      <w:proofErr w:type="spellEnd"/>
+      <w:r>
+        <w:rPr>
+          <w:rFonts w:ascii="Times New Roman" w:hAnsi="Times New Roman"/>
+          <w:color w:val="000000"/>
+          <w:sz w:val="24"/>
+          <w:szCs w:val="24"/>
+          <w:lang w:val="en-US"/>
+        </w:rPr>
+        <w:t xml:space="preserve"> unit </w:t>
+      </w:r>
+      <w:proofErr w:type="spellStart"/>
+      <w:r>
+        <w:rPr>
+          <w:rFonts w:ascii="Times New Roman" w:hAnsi="Times New Roman"/>
+          <w:color w:val="000000"/>
+          <w:sz w:val="24"/>
+          <w:szCs w:val="24"/>
+          <w:lang w:val="en-US"/>
+        </w:rPr>
+        <w:t>pemrosesan</w:t>
+      </w:r>
+      <w:proofErr w:type="spellEnd"/>
+      <w:r>
+        <w:rPr>
+          <w:rFonts w:ascii="Times New Roman" w:hAnsi="Times New Roman"/>
+          <w:color w:val="000000"/>
+          <w:sz w:val="24"/>
+          <w:szCs w:val="24"/>
+          <w:lang w:val="en-US"/>
+        </w:rPr>
+        <w:t xml:space="preserve"> pada system </w:t>
+      </w:r>
+      <w:proofErr w:type="spellStart"/>
+      <w:r>
+        <w:rPr>
+          <w:rFonts w:ascii="Times New Roman" w:hAnsi="Times New Roman"/>
+          <w:color w:val="000000"/>
+          <w:sz w:val="24"/>
+          <w:szCs w:val="24"/>
+          <w:lang w:val="en-US"/>
+        </w:rPr>
+        <w:t>ini</w:t>
+      </w:r>
+      <w:proofErr w:type="spellEnd"/>
+      <w:r>
+        <w:rPr>
+          <w:rFonts w:ascii="Times New Roman" w:hAnsi="Times New Roman"/>
+          <w:color w:val="000000"/>
+          <w:sz w:val="24"/>
+          <w:szCs w:val="24"/>
+          <w:lang w:val="en-US"/>
+        </w:rPr>
+        <w:t xml:space="preserve"> </w:t>
+      </w:r>
+      <w:proofErr w:type="spellStart"/>
+      <w:r>
+        <w:rPr>
+          <w:rFonts w:ascii="Times New Roman" w:hAnsi="Times New Roman"/>
+          <w:color w:val="000000"/>
+          <w:sz w:val="24"/>
+          <w:szCs w:val="24"/>
+          <w:lang w:val="en-US"/>
+        </w:rPr>
+        <w:t>menggunakan</w:t>
+      </w:r>
+      <w:proofErr w:type="spellEnd"/>
+      <w:r>
+        <w:rPr>
+          <w:rFonts w:ascii="Times New Roman" w:hAnsi="Times New Roman"/>
+          <w:color w:val="000000"/>
+          <w:sz w:val="24"/>
+          <w:szCs w:val="24"/>
+          <w:lang w:val="en-US"/>
+        </w:rPr>
+        <w:t xml:space="preserve"> </w:t>
+      </w:r>
+      <w:proofErr w:type="spellStart"/>
+      <w:r>
+        <w:rPr>
+          <w:rFonts w:ascii="Times New Roman" w:hAnsi="Times New Roman"/>
+          <w:color w:val="000000"/>
+          <w:sz w:val="24"/>
+          <w:szCs w:val="24"/>
+          <w:lang w:val="en-US"/>
+        </w:rPr>
+        <w:t>mikrokontroler</w:t>
+      </w:r>
+      <w:proofErr w:type="spellEnd"/>
+      <w:r>
+        <w:rPr>
+          <w:rFonts w:ascii="Times New Roman" w:hAnsi="Times New Roman"/>
+          <w:color w:val="000000"/>
+          <w:sz w:val="24"/>
+          <w:szCs w:val="24"/>
+          <w:lang w:val="en-US"/>
+        </w:rPr>
+        <w:t xml:space="preserve"> 8bit Arduino Uno.</w:t>
       </w:r>
     </w:p>
     <w:p>
@@ -18661,6 +20104,1364 @@
           <w:lang w:val="en-US"/>
         </w:rPr>
       </w:pPr>
+      <w:r>
+        <w:rPr>
+          <w:rFonts w:ascii="Times New Roman" w:hAnsi="Times New Roman"/>
+          <w:color w:val="000000"/>
+          <w:sz w:val="24"/>
+          <w:szCs w:val="24"/>
+          <w:lang w:val="en-US"/>
+        </w:rPr>
+        <w:t xml:space="preserve">Pada </w:t>
+      </w:r>
+      <w:proofErr w:type="spellStart"/>
+      <w:r>
+        <w:rPr>
+          <w:rFonts w:ascii="Times New Roman" w:hAnsi="Times New Roman"/>
+          <w:color w:val="000000"/>
+          <w:sz w:val="24"/>
+          <w:szCs w:val="24"/>
+          <w:lang w:val="en-US"/>
+        </w:rPr>
+        <w:t>penelitian</w:t>
+      </w:r>
+      <w:proofErr w:type="spellEnd"/>
+      <w:r>
+        <w:rPr>
+          <w:rFonts w:ascii="Times New Roman" w:hAnsi="Times New Roman"/>
+          <w:color w:val="000000"/>
+          <w:sz w:val="24"/>
+          <w:szCs w:val="24"/>
+          <w:lang w:val="en-US"/>
+        </w:rPr>
+        <w:t xml:space="preserve"> yang </w:t>
+      </w:r>
+      <w:proofErr w:type="spellStart"/>
+      <w:r>
+        <w:rPr>
+          <w:rFonts w:ascii="Times New Roman" w:hAnsi="Times New Roman"/>
+          <w:color w:val="000000"/>
+          <w:sz w:val="24"/>
+          <w:szCs w:val="24"/>
+          <w:lang w:val="en-US"/>
+        </w:rPr>
+        <w:t>dilakukan</w:t>
+      </w:r>
+      <w:proofErr w:type="spellEnd"/>
+      <w:r>
+        <w:rPr>
+          <w:rFonts w:ascii="Times New Roman" w:hAnsi="Times New Roman"/>
+          <w:color w:val="000000"/>
+          <w:sz w:val="24"/>
+          <w:szCs w:val="24"/>
+          <w:lang w:val="en-US"/>
+        </w:rPr>
+        <w:t xml:space="preserve"> oleh</w:t>
+      </w:r>
+      <w:r>
+        <w:rPr>
+          <w:rFonts w:ascii="Times New Roman" w:hAnsi="Times New Roman"/>
+          <w:color w:val="000000"/>
+          <w:sz w:val="24"/>
+          <w:szCs w:val="24"/>
+          <w:lang w:val="en-US"/>
+        </w:rPr>
+        <w:t xml:space="preserve"> </w:t>
+      </w:r>
+      <w:proofErr w:type="spellStart"/>
+      <w:r>
+        <w:rPr>
+          <w:rFonts w:ascii="Times New Roman" w:hAnsi="Times New Roman"/>
+          <w:color w:val="000000"/>
+          <w:sz w:val="24"/>
+          <w:szCs w:val="24"/>
+          <w:lang w:val="en-US"/>
+        </w:rPr>
+        <w:t>Gusmanto</w:t>
+      </w:r>
+      <w:proofErr w:type="spellEnd"/>
+      <w:r>
+        <w:rPr>
+          <w:rFonts w:ascii="Times New Roman" w:hAnsi="Times New Roman"/>
+          <w:color w:val="000000"/>
+          <w:sz w:val="24"/>
+          <w:szCs w:val="24"/>
+          <w:lang w:val="en-US"/>
+        </w:rPr>
+        <w:t xml:space="preserve">, </w:t>
+      </w:r>
+      <w:proofErr w:type="spellStart"/>
+      <w:r>
+        <w:rPr>
+          <w:rFonts w:ascii="Times New Roman" w:hAnsi="Times New Roman"/>
+          <w:color w:val="000000"/>
+          <w:sz w:val="24"/>
+          <w:szCs w:val="24"/>
+          <w:lang w:val="en-US"/>
+        </w:rPr>
+        <w:t>dkk</w:t>
+      </w:r>
+      <w:proofErr w:type="spellEnd"/>
+      <w:r>
+        <w:rPr>
+          <w:rFonts w:ascii="Times New Roman" w:hAnsi="Times New Roman"/>
+          <w:color w:val="000000"/>
+          <w:sz w:val="24"/>
+          <w:szCs w:val="24"/>
+          <w:lang w:val="en-US"/>
+        </w:rPr>
+        <w:t xml:space="preserve"> </w:t>
+      </w:r>
+      <w:proofErr w:type="spellStart"/>
+      <w:r>
+        <w:rPr>
+          <w:rFonts w:ascii="Times New Roman" w:hAnsi="Times New Roman"/>
+          <w:color w:val="000000"/>
+          <w:sz w:val="24"/>
+          <w:szCs w:val="24"/>
+          <w:lang w:val="en-US"/>
+        </w:rPr>
+        <w:t>dengan</w:t>
+      </w:r>
+      <w:proofErr w:type="spellEnd"/>
+      <w:r>
+        <w:rPr>
+          <w:rFonts w:ascii="Times New Roman" w:hAnsi="Times New Roman"/>
+          <w:color w:val="000000"/>
+          <w:sz w:val="24"/>
+          <w:szCs w:val="24"/>
+          <w:lang w:val="en-US"/>
+        </w:rPr>
+        <w:t xml:space="preserve"> </w:t>
+      </w:r>
+      <w:proofErr w:type="spellStart"/>
+      <w:r>
+        <w:rPr>
+          <w:rFonts w:ascii="Times New Roman" w:hAnsi="Times New Roman"/>
+          <w:color w:val="000000"/>
+          <w:sz w:val="24"/>
+          <w:szCs w:val="24"/>
+          <w:lang w:val="en-US"/>
+        </w:rPr>
+        <w:t>judul</w:t>
+      </w:r>
+      <w:proofErr w:type="spellEnd"/>
+      <w:r>
+        <w:rPr>
+          <w:rFonts w:ascii="Times New Roman" w:hAnsi="Times New Roman"/>
+          <w:color w:val="000000"/>
+          <w:sz w:val="24"/>
+          <w:szCs w:val="24"/>
+          <w:lang w:val="en-US"/>
+        </w:rPr>
+        <w:t xml:space="preserve"> “</w:t>
+      </w:r>
+      <w:proofErr w:type="spellStart"/>
+      <w:r>
+        <w:rPr>
+          <w:rFonts w:ascii="Times New Roman" w:hAnsi="Times New Roman"/>
+          <w:color w:val="000000"/>
+          <w:sz w:val="24"/>
+          <w:szCs w:val="24"/>
+          <w:lang w:val="en-US"/>
+        </w:rPr>
+        <w:t>Rancang</w:t>
+      </w:r>
+      <w:proofErr w:type="spellEnd"/>
+      <w:r>
+        <w:rPr>
+          <w:rFonts w:ascii="Times New Roman" w:hAnsi="Times New Roman"/>
+          <w:color w:val="000000"/>
+          <w:sz w:val="24"/>
+          <w:szCs w:val="24"/>
+          <w:lang w:val="en-US"/>
+        </w:rPr>
+        <w:t xml:space="preserve"> </w:t>
+      </w:r>
+      <w:proofErr w:type="spellStart"/>
+      <w:r>
+        <w:rPr>
+          <w:rFonts w:ascii="Times New Roman" w:hAnsi="Times New Roman"/>
+          <w:color w:val="000000"/>
+          <w:sz w:val="24"/>
+          <w:szCs w:val="24"/>
+          <w:lang w:val="en-US"/>
+        </w:rPr>
+        <w:t>Bangun</w:t>
+      </w:r>
+      <w:proofErr w:type="spellEnd"/>
+      <w:r>
+        <w:rPr>
+          <w:rFonts w:ascii="Times New Roman" w:hAnsi="Times New Roman"/>
+          <w:color w:val="000000"/>
+          <w:sz w:val="24"/>
+          <w:szCs w:val="24"/>
+          <w:lang w:val="en-US"/>
+        </w:rPr>
+        <w:t xml:space="preserve"> </w:t>
+      </w:r>
+      <w:proofErr w:type="spellStart"/>
+      <w:r>
+        <w:rPr>
+          <w:rFonts w:ascii="Times New Roman" w:hAnsi="Times New Roman"/>
+          <w:color w:val="000000"/>
+          <w:sz w:val="24"/>
+          <w:szCs w:val="24"/>
+          <w:lang w:val="en-US"/>
+        </w:rPr>
+        <w:t>Sistem</w:t>
+      </w:r>
+      <w:proofErr w:type="spellEnd"/>
+      <w:r>
+        <w:rPr>
+          <w:rFonts w:ascii="Times New Roman" w:hAnsi="Times New Roman"/>
+          <w:color w:val="000000"/>
+          <w:sz w:val="24"/>
+          <w:szCs w:val="24"/>
+          <w:lang w:val="en-US"/>
+        </w:rPr>
+        <w:t xml:space="preserve"> </w:t>
+      </w:r>
+      <w:proofErr w:type="spellStart"/>
+      <w:r>
+        <w:rPr>
+          <w:rFonts w:ascii="Times New Roman" w:hAnsi="Times New Roman"/>
+          <w:color w:val="000000"/>
+          <w:sz w:val="24"/>
+          <w:szCs w:val="24"/>
+          <w:lang w:val="en-US"/>
+        </w:rPr>
+        <w:t>Peringatan</w:t>
+      </w:r>
+      <w:proofErr w:type="spellEnd"/>
+      <w:r>
+        <w:rPr>
+          <w:rFonts w:ascii="Times New Roman" w:hAnsi="Times New Roman"/>
+          <w:color w:val="000000"/>
+          <w:sz w:val="24"/>
+          <w:szCs w:val="24"/>
+          <w:lang w:val="en-US"/>
+        </w:rPr>
+        <w:t xml:space="preserve"> Dini Dan </w:t>
+      </w:r>
+      <w:proofErr w:type="spellStart"/>
+      <w:r>
+        <w:rPr>
+          <w:rFonts w:ascii="Times New Roman" w:hAnsi="Times New Roman"/>
+          <w:color w:val="000000"/>
+          <w:sz w:val="24"/>
+          <w:szCs w:val="24"/>
+          <w:lang w:val="en-US"/>
+        </w:rPr>
+        <w:t>Pelacakan</w:t>
+      </w:r>
+      <w:proofErr w:type="spellEnd"/>
+      <w:r>
+        <w:rPr>
+          <w:rFonts w:ascii="Times New Roman" w:hAnsi="Times New Roman"/>
+          <w:color w:val="000000"/>
+          <w:sz w:val="24"/>
+          <w:szCs w:val="24"/>
+          <w:lang w:val="en-US"/>
+        </w:rPr>
+        <w:t xml:space="preserve"> </w:t>
+      </w:r>
+      <w:r>
+        <w:rPr>
+          <w:rFonts w:ascii="Times New Roman" w:hAnsi="Times New Roman"/>
+          <w:color w:val="000000"/>
+          <w:sz w:val="24"/>
+          <w:szCs w:val="24"/>
+          <w:lang w:val="en-US"/>
+        </w:rPr>
+        <w:t xml:space="preserve">Pada </w:t>
+      </w:r>
+      <w:proofErr w:type="spellStart"/>
+      <w:r>
+        <w:rPr>
+          <w:rFonts w:ascii="Times New Roman" w:hAnsi="Times New Roman"/>
+          <w:color w:val="000000"/>
+          <w:sz w:val="24"/>
+          <w:szCs w:val="24"/>
+          <w:lang w:val="en-US"/>
+        </w:rPr>
+        <w:t>Kendaraan</w:t>
+      </w:r>
+      <w:proofErr w:type="spellEnd"/>
+      <w:r>
+        <w:rPr>
+          <w:rFonts w:ascii="Times New Roman" w:hAnsi="Times New Roman"/>
+          <w:color w:val="000000"/>
+          <w:sz w:val="24"/>
+          <w:szCs w:val="24"/>
+          <w:lang w:val="en-US"/>
+        </w:rPr>
+        <w:t xml:space="preserve"> </w:t>
+      </w:r>
+      <w:proofErr w:type="spellStart"/>
+      <w:r>
+        <w:rPr>
+          <w:rFonts w:ascii="Times New Roman" w:hAnsi="Times New Roman"/>
+          <w:color w:val="000000"/>
+          <w:sz w:val="24"/>
+          <w:szCs w:val="24"/>
+          <w:lang w:val="en-US"/>
+        </w:rPr>
+        <w:t>Sepeda</w:t>
+      </w:r>
+      <w:proofErr w:type="spellEnd"/>
+      <w:r>
+        <w:rPr>
+          <w:rFonts w:ascii="Times New Roman" w:hAnsi="Times New Roman"/>
+          <w:color w:val="000000"/>
+          <w:sz w:val="24"/>
+          <w:szCs w:val="24"/>
+          <w:lang w:val="en-US"/>
+        </w:rPr>
+        <w:t xml:space="preserve"> Motor </w:t>
+      </w:r>
+      <w:proofErr w:type="spellStart"/>
+      <w:r>
+        <w:rPr>
+          <w:rFonts w:ascii="Times New Roman" w:hAnsi="Times New Roman"/>
+          <w:color w:val="000000"/>
+          <w:sz w:val="24"/>
+          <w:szCs w:val="24"/>
+          <w:lang w:val="en-US"/>
+        </w:rPr>
+        <w:t>Dengan</w:t>
+      </w:r>
+      <w:proofErr w:type="spellEnd"/>
+      <w:r>
+        <w:rPr>
+          <w:rFonts w:ascii="Times New Roman" w:hAnsi="Times New Roman"/>
+          <w:color w:val="000000"/>
+          <w:sz w:val="24"/>
+          <w:szCs w:val="24"/>
+          <w:lang w:val="en-US"/>
+        </w:rPr>
+        <w:t xml:space="preserve"> </w:t>
+      </w:r>
+      <w:proofErr w:type="spellStart"/>
+      <w:r>
+        <w:rPr>
+          <w:rFonts w:ascii="Times New Roman" w:hAnsi="Times New Roman"/>
+          <w:color w:val="000000"/>
+          <w:sz w:val="24"/>
+          <w:szCs w:val="24"/>
+          <w:lang w:val="en-US"/>
+        </w:rPr>
+        <w:t>Menggunakan</w:t>
+      </w:r>
+      <w:proofErr w:type="spellEnd"/>
+      <w:r>
+        <w:rPr>
+          <w:rFonts w:ascii="Times New Roman" w:hAnsi="Times New Roman"/>
+          <w:color w:val="000000"/>
+          <w:sz w:val="24"/>
+          <w:szCs w:val="24"/>
+          <w:lang w:val="en-US"/>
+        </w:rPr>
+        <w:t xml:space="preserve"> </w:t>
+      </w:r>
+      <w:proofErr w:type="spellStart"/>
+      <w:r>
+        <w:rPr>
+          <w:rFonts w:ascii="Times New Roman" w:hAnsi="Times New Roman"/>
+          <w:color w:val="000000"/>
+          <w:sz w:val="24"/>
+          <w:szCs w:val="24"/>
+          <w:lang w:val="en-US"/>
+        </w:rPr>
+        <w:t>Mikrokontroler</w:t>
+      </w:r>
+      <w:proofErr w:type="spellEnd"/>
+      <w:r>
+        <w:rPr>
+          <w:rFonts w:ascii="Times New Roman" w:hAnsi="Times New Roman"/>
+          <w:color w:val="000000"/>
+          <w:sz w:val="24"/>
+          <w:szCs w:val="24"/>
+          <w:lang w:val="en-US"/>
+        </w:rPr>
+        <w:t xml:space="preserve"> Arduino Nano</w:t>
+      </w:r>
+      <w:r>
+        <w:rPr>
+          <w:rFonts w:ascii="Times New Roman" w:hAnsi="Times New Roman"/>
+          <w:color w:val="000000"/>
+          <w:sz w:val="24"/>
+          <w:szCs w:val="24"/>
+          <w:lang w:val="en-US"/>
+        </w:rPr>
+        <w:t>”</w:t>
+      </w:r>
+      <w:r>
+        <w:rPr>
+          <w:rFonts w:ascii="Times New Roman" w:hAnsi="Times New Roman"/>
+          <w:color w:val="000000"/>
+          <w:sz w:val="24"/>
+          <w:szCs w:val="24"/>
+          <w:lang w:val="en-US"/>
+        </w:rPr>
+        <w:t xml:space="preserve">. </w:t>
+      </w:r>
+      <w:proofErr w:type="spellStart"/>
+      <w:r>
+        <w:rPr>
+          <w:rFonts w:ascii="Times New Roman" w:hAnsi="Times New Roman"/>
+          <w:color w:val="000000"/>
+          <w:sz w:val="24"/>
+          <w:szCs w:val="24"/>
+          <w:lang w:val="en-US"/>
+        </w:rPr>
+        <w:t>Sistem</w:t>
+      </w:r>
+      <w:proofErr w:type="spellEnd"/>
+      <w:r>
+        <w:rPr>
+          <w:rFonts w:ascii="Times New Roman" w:hAnsi="Times New Roman"/>
+          <w:color w:val="000000"/>
+          <w:sz w:val="24"/>
+          <w:szCs w:val="24"/>
+          <w:lang w:val="en-US"/>
+        </w:rPr>
+        <w:t xml:space="preserve"> </w:t>
+      </w:r>
+      <w:proofErr w:type="spellStart"/>
+      <w:r>
+        <w:rPr>
+          <w:rFonts w:ascii="Times New Roman" w:hAnsi="Times New Roman"/>
+          <w:color w:val="000000"/>
+          <w:sz w:val="24"/>
+          <w:szCs w:val="24"/>
+          <w:lang w:val="en-US"/>
+        </w:rPr>
+        <w:t>ini</w:t>
+      </w:r>
+      <w:proofErr w:type="spellEnd"/>
+      <w:r>
+        <w:rPr>
+          <w:rFonts w:ascii="Times New Roman" w:hAnsi="Times New Roman"/>
+          <w:color w:val="000000"/>
+          <w:sz w:val="24"/>
+          <w:szCs w:val="24"/>
+          <w:lang w:val="en-US"/>
+        </w:rPr>
+        <w:t xml:space="preserve"> </w:t>
+      </w:r>
+      <w:proofErr w:type="spellStart"/>
+      <w:r>
+        <w:rPr>
+          <w:rFonts w:ascii="Times New Roman" w:hAnsi="Times New Roman"/>
+          <w:color w:val="000000"/>
+          <w:sz w:val="24"/>
+          <w:szCs w:val="24"/>
+          <w:lang w:val="en-US"/>
+        </w:rPr>
+        <w:t>menggunakan</w:t>
+      </w:r>
+      <w:proofErr w:type="spellEnd"/>
+      <w:r>
+        <w:rPr>
+          <w:rFonts w:ascii="Times New Roman" w:hAnsi="Times New Roman"/>
+          <w:color w:val="000000"/>
+          <w:sz w:val="24"/>
+          <w:szCs w:val="24"/>
+          <w:lang w:val="en-US"/>
+        </w:rPr>
+        <w:t xml:space="preserve"> </w:t>
+      </w:r>
+      <w:proofErr w:type="spellStart"/>
+      <w:r>
+        <w:rPr>
+          <w:rFonts w:ascii="Times New Roman" w:hAnsi="Times New Roman"/>
+          <w:color w:val="000000"/>
+          <w:sz w:val="24"/>
+          <w:szCs w:val="24"/>
+          <w:lang w:val="en-US"/>
+        </w:rPr>
+        <w:t>modul</w:t>
+      </w:r>
+      <w:proofErr w:type="spellEnd"/>
+      <w:r>
+        <w:rPr>
+          <w:rFonts w:ascii="Times New Roman" w:hAnsi="Times New Roman"/>
+          <w:color w:val="000000"/>
+          <w:sz w:val="24"/>
+          <w:szCs w:val="24"/>
+          <w:lang w:val="en-US"/>
+        </w:rPr>
+        <w:t xml:space="preserve"> GSM </w:t>
+      </w:r>
+      <w:proofErr w:type="spellStart"/>
+      <w:r>
+        <w:rPr>
+          <w:rFonts w:ascii="Times New Roman" w:hAnsi="Times New Roman"/>
+          <w:color w:val="000000"/>
+          <w:sz w:val="24"/>
+          <w:szCs w:val="24"/>
+          <w:lang w:val="en-US"/>
+        </w:rPr>
+        <w:t>untuk</w:t>
+      </w:r>
+      <w:proofErr w:type="spellEnd"/>
+      <w:r>
+        <w:rPr>
+          <w:rFonts w:ascii="Times New Roman" w:hAnsi="Times New Roman"/>
+          <w:color w:val="000000"/>
+          <w:sz w:val="24"/>
+          <w:szCs w:val="24"/>
+          <w:lang w:val="en-US"/>
+        </w:rPr>
+        <w:t xml:space="preserve"> </w:t>
+      </w:r>
+      <w:proofErr w:type="spellStart"/>
+      <w:r>
+        <w:rPr>
+          <w:rFonts w:ascii="Times New Roman" w:hAnsi="Times New Roman"/>
+          <w:color w:val="000000"/>
+          <w:sz w:val="24"/>
+          <w:szCs w:val="24"/>
+          <w:lang w:val="en-US"/>
+        </w:rPr>
+        <w:t>mengirim</w:t>
+      </w:r>
+      <w:proofErr w:type="spellEnd"/>
+      <w:r>
+        <w:rPr>
+          <w:rFonts w:ascii="Times New Roman" w:hAnsi="Times New Roman"/>
+          <w:color w:val="000000"/>
+          <w:sz w:val="24"/>
+          <w:szCs w:val="24"/>
+          <w:lang w:val="en-US"/>
+        </w:rPr>
+        <w:t xml:space="preserve"> </w:t>
+      </w:r>
+      <w:proofErr w:type="spellStart"/>
+      <w:r>
+        <w:rPr>
+          <w:rFonts w:ascii="Times New Roman" w:hAnsi="Times New Roman"/>
+          <w:color w:val="000000"/>
+          <w:sz w:val="24"/>
+          <w:szCs w:val="24"/>
+          <w:lang w:val="en-US"/>
+        </w:rPr>
+        <w:t>informasi</w:t>
+      </w:r>
+      <w:proofErr w:type="spellEnd"/>
+      <w:r>
+        <w:rPr>
+          <w:rFonts w:ascii="Times New Roman" w:hAnsi="Times New Roman"/>
+          <w:color w:val="000000"/>
+          <w:sz w:val="24"/>
+          <w:szCs w:val="24"/>
+          <w:lang w:val="en-US"/>
+        </w:rPr>
+        <w:t xml:space="preserve"> </w:t>
+      </w:r>
+      <w:proofErr w:type="spellStart"/>
+      <w:r>
+        <w:rPr>
+          <w:rFonts w:ascii="Times New Roman" w:hAnsi="Times New Roman"/>
+          <w:color w:val="000000"/>
+          <w:sz w:val="24"/>
+          <w:szCs w:val="24"/>
+          <w:lang w:val="en-US"/>
+        </w:rPr>
+        <w:t>peringatan</w:t>
+      </w:r>
+      <w:proofErr w:type="spellEnd"/>
+      <w:r>
+        <w:rPr>
+          <w:rFonts w:ascii="Times New Roman" w:hAnsi="Times New Roman"/>
+          <w:color w:val="000000"/>
+          <w:sz w:val="24"/>
+          <w:szCs w:val="24"/>
+          <w:lang w:val="en-US"/>
+        </w:rPr>
+        <w:t xml:space="preserve"> </w:t>
+      </w:r>
+      <w:proofErr w:type="spellStart"/>
+      <w:r>
+        <w:rPr>
+          <w:rFonts w:ascii="Times New Roman" w:hAnsi="Times New Roman"/>
+          <w:color w:val="000000"/>
+          <w:sz w:val="24"/>
+          <w:szCs w:val="24"/>
+          <w:lang w:val="en-US"/>
+        </w:rPr>
+        <w:t>saat</w:t>
+      </w:r>
+      <w:proofErr w:type="spellEnd"/>
+      <w:r>
+        <w:rPr>
+          <w:rFonts w:ascii="Times New Roman" w:hAnsi="Times New Roman"/>
+          <w:color w:val="000000"/>
+          <w:sz w:val="24"/>
+          <w:szCs w:val="24"/>
+          <w:lang w:val="en-US"/>
+        </w:rPr>
+        <w:t xml:space="preserve"> </w:t>
+      </w:r>
+      <w:proofErr w:type="spellStart"/>
+      <w:r>
+        <w:rPr>
+          <w:rFonts w:ascii="Times New Roman" w:hAnsi="Times New Roman"/>
+          <w:color w:val="000000"/>
+          <w:sz w:val="24"/>
+          <w:szCs w:val="24"/>
+          <w:lang w:val="en-US"/>
+        </w:rPr>
+        <w:t>terjadinya</w:t>
+      </w:r>
+      <w:proofErr w:type="spellEnd"/>
+      <w:r>
+        <w:rPr>
+          <w:rFonts w:ascii="Times New Roman" w:hAnsi="Times New Roman"/>
+          <w:color w:val="000000"/>
+          <w:sz w:val="24"/>
+          <w:szCs w:val="24"/>
+          <w:lang w:val="en-US"/>
+        </w:rPr>
+        <w:t xml:space="preserve"> </w:t>
+      </w:r>
+      <w:proofErr w:type="spellStart"/>
+      <w:r>
+        <w:rPr>
+          <w:rFonts w:ascii="Times New Roman" w:hAnsi="Times New Roman"/>
+          <w:color w:val="000000"/>
+          <w:sz w:val="24"/>
+          <w:szCs w:val="24"/>
+          <w:lang w:val="en-US"/>
+        </w:rPr>
+        <w:t>pencurian</w:t>
+      </w:r>
+      <w:proofErr w:type="spellEnd"/>
+      <w:r>
+        <w:rPr>
+          <w:rFonts w:ascii="Times New Roman" w:hAnsi="Times New Roman"/>
+          <w:color w:val="000000"/>
+          <w:sz w:val="24"/>
+          <w:szCs w:val="24"/>
+          <w:lang w:val="en-US"/>
+        </w:rPr>
+        <w:t xml:space="preserve"> pada </w:t>
+      </w:r>
+      <w:proofErr w:type="spellStart"/>
+      <w:r>
+        <w:rPr>
+          <w:rFonts w:ascii="Times New Roman" w:hAnsi="Times New Roman"/>
+          <w:color w:val="000000"/>
+          <w:sz w:val="24"/>
+          <w:szCs w:val="24"/>
+          <w:lang w:val="en-US"/>
+        </w:rPr>
+        <w:t>pemilik</w:t>
+      </w:r>
+      <w:proofErr w:type="spellEnd"/>
+      <w:r>
+        <w:rPr>
+          <w:rFonts w:ascii="Times New Roman" w:hAnsi="Times New Roman"/>
+          <w:color w:val="000000"/>
+          <w:sz w:val="24"/>
+          <w:szCs w:val="24"/>
+          <w:lang w:val="en-US"/>
+        </w:rPr>
+        <w:t xml:space="preserve">, </w:t>
+      </w:r>
+      <w:proofErr w:type="spellStart"/>
+      <w:r>
+        <w:rPr>
+          <w:rFonts w:ascii="Times New Roman" w:hAnsi="Times New Roman"/>
+          <w:color w:val="000000"/>
+          <w:sz w:val="24"/>
+          <w:szCs w:val="24"/>
+          <w:lang w:val="en-US"/>
+        </w:rPr>
+        <w:t>selain</w:t>
+      </w:r>
+      <w:proofErr w:type="spellEnd"/>
+      <w:r>
+        <w:rPr>
+          <w:rFonts w:ascii="Times New Roman" w:hAnsi="Times New Roman"/>
+          <w:color w:val="000000"/>
+          <w:sz w:val="24"/>
+          <w:szCs w:val="24"/>
+          <w:lang w:val="en-US"/>
+        </w:rPr>
+        <w:t xml:space="preserve"> </w:t>
+      </w:r>
+      <w:proofErr w:type="spellStart"/>
+      <w:r>
+        <w:rPr>
+          <w:rFonts w:ascii="Times New Roman" w:hAnsi="Times New Roman"/>
+          <w:color w:val="000000"/>
+          <w:sz w:val="24"/>
+          <w:szCs w:val="24"/>
+          <w:lang w:val="en-US"/>
+        </w:rPr>
+        <w:t>itu</w:t>
+      </w:r>
+      <w:proofErr w:type="spellEnd"/>
+      <w:r>
+        <w:rPr>
+          <w:rFonts w:ascii="Times New Roman" w:hAnsi="Times New Roman"/>
+          <w:color w:val="000000"/>
+          <w:sz w:val="24"/>
+          <w:szCs w:val="24"/>
+          <w:lang w:val="en-US"/>
+        </w:rPr>
+        <w:t xml:space="preserve"> GSM </w:t>
+      </w:r>
+      <w:proofErr w:type="spellStart"/>
+      <w:r>
+        <w:rPr>
+          <w:rFonts w:ascii="Times New Roman" w:hAnsi="Times New Roman"/>
+          <w:color w:val="000000"/>
+          <w:sz w:val="24"/>
+          <w:szCs w:val="24"/>
+          <w:lang w:val="en-US"/>
+        </w:rPr>
+        <w:t>akan</w:t>
+      </w:r>
+      <w:proofErr w:type="spellEnd"/>
+      <w:r>
+        <w:rPr>
+          <w:rFonts w:ascii="Times New Roman" w:hAnsi="Times New Roman"/>
+          <w:color w:val="000000"/>
+          <w:sz w:val="24"/>
+          <w:szCs w:val="24"/>
+          <w:lang w:val="en-US"/>
+        </w:rPr>
+        <w:t xml:space="preserve"> </w:t>
+      </w:r>
+      <w:proofErr w:type="spellStart"/>
+      <w:r>
+        <w:rPr>
+          <w:rFonts w:ascii="Times New Roman" w:hAnsi="Times New Roman"/>
+          <w:color w:val="000000"/>
+          <w:sz w:val="24"/>
+          <w:szCs w:val="24"/>
+          <w:lang w:val="en-US"/>
+        </w:rPr>
+        <w:t>mengirimkan</w:t>
+      </w:r>
+      <w:proofErr w:type="spellEnd"/>
+      <w:r>
+        <w:rPr>
+          <w:rFonts w:ascii="Times New Roman" w:hAnsi="Times New Roman"/>
+          <w:color w:val="000000"/>
+          <w:sz w:val="24"/>
+          <w:szCs w:val="24"/>
+          <w:lang w:val="en-US"/>
+        </w:rPr>
+        <w:t xml:space="preserve"> </w:t>
+      </w:r>
+      <w:proofErr w:type="spellStart"/>
+      <w:r>
+        <w:rPr>
+          <w:rFonts w:ascii="Times New Roman" w:hAnsi="Times New Roman"/>
+          <w:color w:val="000000"/>
+          <w:sz w:val="24"/>
+          <w:szCs w:val="24"/>
+          <w:lang w:val="en-US"/>
+        </w:rPr>
+        <w:t>informasi</w:t>
+      </w:r>
+      <w:proofErr w:type="spellEnd"/>
+      <w:r>
+        <w:rPr>
+          <w:rFonts w:ascii="Times New Roman" w:hAnsi="Times New Roman"/>
+          <w:color w:val="000000"/>
+          <w:sz w:val="24"/>
+          <w:szCs w:val="24"/>
+          <w:lang w:val="en-US"/>
+        </w:rPr>
+        <w:t xml:space="preserve"> </w:t>
+      </w:r>
+      <w:proofErr w:type="spellStart"/>
+      <w:r>
+        <w:rPr>
+          <w:rFonts w:ascii="Times New Roman" w:hAnsi="Times New Roman"/>
+          <w:color w:val="000000"/>
+          <w:sz w:val="24"/>
+          <w:szCs w:val="24"/>
+          <w:lang w:val="en-US"/>
+        </w:rPr>
+        <w:t>posisi</w:t>
+      </w:r>
+      <w:proofErr w:type="spellEnd"/>
+      <w:r>
+        <w:rPr>
+          <w:rFonts w:ascii="Times New Roman" w:hAnsi="Times New Roman"/>
+          <w:color w:val="000000"/>
+          <w:sz w:val="24"/>
+          <w:szCs w:val="24"/>
+          <w:lang w:val="en-US"/>
+        </w:rPr>
+        <w:t xml:space="preserve"> </w:t>
+      </w:r>
+      <w:proofErr w:type="spellStart"/>
+      <w:r>
+        <w:rPr>
+          <w:rFonts w:ascii="Times New Roman" w:hAnsi="Times New Roman"/>
+          <w:color w:val="000000"/>
+          <w:sz w:val="24"/>
+          <w:szCs w:val="24"/>
+          <w:lang w:val="en-US"/>
+        </w:rPr>
+        <w:t>kendaraan</w:t>
+      </w:r>
+      <w:proofErr w:type="spellEnd"/>
+      <w:r>
+        <w:rPr>
+          <w:rFonts w:ascii="Times New Roman" w:hAnsi="Times New Roman"/>
+          <w:color w:val="000000"/>
+          <w:sz w:val="24"/>
+          <w:szCs w:val="24"/>
+          <w:lang w:val="en-US"/>
+        </w:rPr>
+        <w:t xml:space="preserve"> </w:t>
+      </w:r>
+      <w:proofErr w:type="spellStart"/>
+      <w:r>
+        <w:rPr>
+          <w:rFonts w:ascii="Times New Roman" w:hAnsi="Times New Roman"/>
+          <w:color w:val="000000"/>
+          <w:sz w:val="24"/>
+          <w:szCs w:val="24"/>
+          <w:lang w:val="en-US"/>
+        </w:rPr>
+        <w:t>dalam</w:t>
+      </w:r>
+      <w:proofErr w:type="spellEnd"/>
+      <w:r>
+        <w:rPr>
+          <w:rFonts w:ascii="Times New Roman" w:hAnsi="Times New Roman"/>
+          <w:color w:val="000000"/>
+          <w:sz w:val="24"/>
+          <w:szCs w:val="24"/>
+          <w:lang w:val="en-US"/>
+        </w:rPr>
+        <w:t xml:space="preserve"> </w:t>
+      </w:r>
+      <w:proofErr w:type="spellStart"/>
+      <w:r>
+        <w:rPr>
+          <w:rFonts w:ascii="Times New Roman" w:hAnsi="Times New Roman"/>
+          <w:color w:val="000000"/>
+          <w:sz w:val="24"/>
+          <w:szCs w:val="24"/>
+          <w:lang w:val="en-US"/>
+        </w:rPr>
+        <w:t>bentuk</w:t>
+      </w:r>
+      <w:proofErr w:type="spellEnd"/>
+      <w:r>
+        <w:rPr>
+          <w:rFonts w:ascii="Times New Roman" w:hAnsi="Times New Roman"/>
+          <w:color w:val="000000"/>
+          <w:sz w:val="24"/>
+          <w:szCs w:val="24"/>
+          <w:lang w:val="en-US"/>
+        </w:rPr>
+        <w:t xml:space="preserve"> link Google Maps dan </w:t>
+      </w:r>
+      <w:proofErr w:type="spellStart"/>
+      <w:r>
+        <w:rPr>
+          <w:rFonts w:ascii="Times New Roman" w:hAnsi="Times New Roman"/>
+          <w:color w:val="000000"/>
+          <w:sz w:val="24"/>
+          <w:szCs w:val="24"/>
+          <w:lang w:val="en-US"/>
+        </w:rPr>
+        <w:t>mengetahui</w:t>
+      </w:r>
+      <w:proofErr w:type="spellEnd"/>
+      <w:r>
+        <w:rPr>
+          <w:rFonts w:ascii="Times New Roman" w:hAnsi="Times New Roman"/>
+          <w:color w:val="000000"/>
+          <w:sz w:val="24"/>
+          <w:szCs w:val="24"/>
+          <w:lang w:val="en-US"/>
+        </w:rPr>
+        <w:t xml:space="preserve"> </w:t>
+      </w:r>
+      <w:proofErr w:type="spellStart"/>
+      <w:r>
+        <w:rPr>
+          <w:rFonts w:ascii="Times New Roman" w:hAnsi="Times New Roman"/>
+          <w:color w:val="000000"/>
+          <w:sz w:val="24"/>
+          <w:szCs w:val="24"/>
+          <w:lang w:val="en-US"/>
+        </w:rPr>
+        <w:t>kondisi</w:t>
+      </w:r>
+      <w:proofErr w:type="spellEnd"/>
+      <w:r>
+        <w:rPr>
+          <w:rFonts w:ascii="Times New Roman" w:hAnsi="Times New Roman"/>
+          <w:color w:val="000000"/>
+          <w:sz w:val="24"/>
+          <w:szCs w:val="24"/>
+          <w:lang w:val="en-US"/>
+        </w:rPr>
+        <w:t xml:space="preserve"> </w:t>
+      </w:r>
+      <w:proofErr w:type="spellStart"/>
+      <w:r>
+        <w:rPr>
+          <w:rFonts w:ascii="Times New Roman" w:hAnsi="Times New Roman"/>
+          <w:color w:val="000000"/>
+          <w:sz w:val="24"/>
+          <w:szCs w:val="24"/>
+          <w:lang w:val="en-US"/>
+        </w:rPr>
+        <w:t>kendaraan</w:t>
+      </w:r>
+      <w:proofErr w:type="spellEnd"/>
+      <w:r>
+        <w:rPr>
+          <w:rFonts w:ascii="Times New Roman" w:hAnsi="Times New Roman"/>
+          <w:color w:val="000000"/>
+          <w:sz w:val="24"/>
+          <w:szCs w:val="24"/>
+          <w:lang w:val="en-US"/>
+        </w:rPr>
+        <w:t xml:space="preserve"> </w:t>
+      </w:r>
+      <w:proofErr w:type="spellStart"/>
+      <w:r>
+        <w:rPr>
+          <w:rFonts w:ascii="Times New Roman" w:hAnsi="Times New Roman"/>
+          <w:color w:val="000000"/>
+          <w:sz w:val="24"/>
+          <w:szCs w:val="24"/>
+          <w:lang w:val="en-US"/>
+        </w:rPr>
+        <w:t>dengan</w:t>
+      </w:r>
+      <w:proofErr w:type="spellEnd"/>
+      <w:r>
+        <w:rPr>
+          <w:rFonts w:ascii="Times New Roman" w:hAnsi="Times New Roman"/>
+          <w:color w:val="000000"/>
+          <w:sz w:val="24"/>
+          <w:szCs w:val="24"/>
+          <w:lang w:val="en-US"/>
+        </w:rPr>
+        <w:t xml:space="preserve"> </w:t>
+      </w:r>
+      <w:proofErr w:type="spellStart"/>
+      <w:r>
+        <w:rPr>
+          <w:rFonts w:ascii="Times New Roman" w:hAnsi="Times New Roman"/>
+          <w:color w:val="000000"/>
+          <w:sz w:val="24"/>
+          <w:szCs w:val="24"/>
+          <w:lang w:val="en-US"/>
+        </w:rPr>
+        <w:t>mengirim</w:t>
+      </w:r>
+      <w:proofErr w:type="spellEnd"/>
+      <w:r>
+        <w:rPr>
+          <w:rFonts w:ascii="Times New Roman" w:hAnsi="Times New Roman"/>
+          <w:color w:val="000000"/>
+          <w:sz w:val="24"/>
+          <w:szCs w:val="24"/>
+          <w:lang w:val="en-US"/>
+        </w:rPr>
+        <w:t xml:space="preserve"> SMS </w:t>
+      </w:r>
+      <w:proofErr w:type="spellStart"/>
+      <w:r>
+        <w:rPr>
+          <w:rFonts w:ascii="Times New Roman" w:hAnsi="Times New Roman"/>
+          <w:color w:val="000000"/>
+          <w:sz w:val="24"/>
+          <w:szCs w:val="24"/>
+          <w:lang w:val="en-US"/>
+        </w:rPr>
+        <w:t>ke</w:t>
+      </w:r>
+      <w:proofErr w:type="spellEnd"/>
+      <w:r>
+        <w:rPr>
+          <w:rFonts w:ascii="Times New Roman" w:hAnsi="Times New Roman"/>
+          <w:color w:val="000000"/>
+          <w:sz w:val="24"/>
+          <w:szCs w:val="24"/>
+          <w:lang w:val="en-US"/>
+        </w:rPr>
+        <w:t xml:space="preserve"> </w:t>
+      </w:r>
+      <w:proofErr w:type="spellStart"/>
+      <w:r>
+        <w:rPr>
+          <w:rFonts w:ascii="Times New Roman" w:hAnsi="Times New Roman"/>
+          <w:color w:val="000000"/>
+          <w:sz w:val="24"/>
+          <w:szCs w:val="24"/>
+          <w:lang w:val="en-US"/>
+        </w:rPr>
+        <w:t>mikrokontroler</w:t>
+      </w:r>
+      <w:proofErr w:type="spellEnd"/>
+      <w:r>
+        <w:rPr>
+          <w:rFonts w:ascii="Times New Roman" w:hAnsi="Times New Roman"/>
+          <w:color w:val="000000"/>
+          <w:sz w:val="24"/>
+          <w:szCs w:val="24"/>
+          <w:lang w:val="en-US"/>
+        </w:rPr>
+        <w:t xml:space="preserve"> </w:t>
+      </w:r>
+      <w:proofErr w:type="spellStart"/>
+      <w:r>
+        <w:rPr>
+          <w:rFonts w:ascii="Times New Roman" w:hAnsi="Times New Roman"/>
+          <w:color w:val="000000"/>
+          <w:sz w:val="24"/>
+          <w:szCs w:val="24"/>
+          <w:lang w:val="en-US"/>
+        </w:rPr>
+        <w:t>dalam</w:t>
+      </w:r>
+      <w:proofErr w:type="spellEnd"/>
+      <w:r>
+        <w:rPr>
+          <w:rFonts w:ascii="Times New Roman" w:hAnsi="Times New Roman"/>
+          <w:color w:val="000000"/>
+          <w:sz w:val="24"/>
+          <w:szCs w:val="24"/>
+          <w:lang w:val="en-US"/>
+        </w:rPr>
+        <w:t xml:space="preserve"> </w:t>
+      </w:r>
+      <w:proofErr w:type="spellStart"/>
+      <w:r>
+        <w:rPr>
+          <w:rFonts w:ascii="Times New Roman" w:hAnsi="Times New Roman"/>
+          <w:color w:val="000000"/>
+          <w:sz w:val="24"/>
+          <w:szCs w:val="24"/>
+          <w:lang w:val="en-US"/>
+        </w:rPr>
+        <w:t>waktu</w:t>
+      </w:r>
+      <w:proofErr w:type="spellEnd"/>
+      <w:r>
+        <w:rPr>
+          <w:rFonts w:ascii="Times New Roman" w:hAnsi="Times New Roman"/>
+          <w:color w:val="000000"/>
+          <w:sz w:val="24"/>
+          <w:szCs w:val="24"/>
+          <w:lang w:val="en-US"/>
+        </w:rPr>
+        <w:t xml:space="preserve"> 6 </w:t>
+      </w:r>
+      <w:proofErr w:type="spellStart"/>
+      <w:r>
+        <w:rPr>
+          <w:rFonts w:ascii="Times New Roman" w:hAnsi="Times New Roman"/>
+          <w:color w:val="000000"/>
+          <w:sz w:val="24"/>
+          <w:szCs w:val="24"/>
+          <w:lang w:val="en-US"/>
+        </w:rPr>
+        <w:t>sampai</w:t>
+      </w:r>
+      <w:proofErr w:type="spellEnd"/>
+      <w:r>
+        <w:rPr>
+          <w:rFonts w:ascii="Times New Roman" w:hAnsi="Times New Roman"/>
+          <w:color w:val="000000"/>
+          <w:sz w:val="24"/>
+          <w:szCs w:val="24"/>
+          <w:lang w:val="en-US"/>
+        </w:rPr>
+        <w:t xml:space="preserve"> 12 </w:t>
+      </w:r>
+      <w:proofErr w:type="spellStart"/>
+      <w:r>
+        <w:rPr>
+          <w:rFonts w:ascii="Times New Roman" w:hAnsi="Times New Roman"/>
+          <w:color w:val="000000"/>
+          <w:sz w:val="24"/>
+          <w:szCs w:val="24"/>
+          <w:lang w:val="en-US"/>
+        </w:rPr>
+        <w:t>detik</w:t>
+      </w:r>
+      <w:proofErr w:type="spellEnd"/>
+      <w:r>
+        <w:rPr>
+          <w:rFonts w:ascii="Times New Roman" w:hAnsi="Times New Roman"/>
+          <w:color w:val="000000"/>
+          <w:sz w:val="24"/>
+          <w:szCs w:val="24"/>
+          <w:lang w:val="en-US"/>
+        </w:rPr>
+        <w:t xml:space="preserve">. </w:t>
+      </w:r>
+      <w:proofErr w:type="spellStart"/>
+      <w:r>
+        <w:rPr>
+          <w:rFonts w:ascii="Times New Roman" w:hAnsi="Times New Roman"/>
+          <w:color w:val="000000"/>
+          <w:sz w:val="24"/>
+          <w:szCs w:val="24"/>
+          <w:lang w:val="en-US"/>
+        </w:rPr>
+        <w:t>A</w:t>
+      </w:r>
+      <w:r>
+        <w:rPr>
+          <w:rFonts w:ascii="Times New Roman" w:hAnsi="Times New Roman"/>
+          <w:color w:val="000000"/>
+          <w:sz w:val="24"/>
+          <w:szCs w:val="24"/>
+          <w:lang w:val="en-US"/>
+        </w:rPr>
+        <w:t>kurasi</w:t>
+      </w:r>
+      <w:proofErr w:type="spellEnd"/>
+      <w:r>
+        <w:rPr>
+          <w:rFonts w:ascii="Times New Roman" w:hAnsi="Times New Roman"/>
+          <w:color w:val="000000"/>
+          <w:sz w:val="24"/>
+          <w:szCs w:val="24"/>
+          <w:lang w:val="en-US"/>
+        </w:rPr>
+        <w:t xml:space="preserve"> </w:t>
+      </w:r>
+      <w:proofErr w:type="spellStart"/>
+      <w:r>
+        <w:rPr>
+          <w:rFonts w:ascii="Times New Roman" w:hAnsi="Times New Roman"/>
+          <w:color w:val="000000"/>
+          <w:sz w:val="24"/>
+          <w:szCs w:val="24"/>
+          <w:lang w:val="en-US"/>
+        </w:rPr>
+        <w:t>dari</w:t>
+      </w:r>
+      <w:proofErr w:type="spellEnd"/>
+      <w:r>
+        <w:rPr>
+          <w:rFonts w:ascii="Times New Roman" w:hAnsi="Times New Roman"/>
+          <w:color w:val="000000"/>
+          <w:sz w:val="24"/>
+          <w:szCs w:val="24"/>
+          <w:lang w:val="en-US"/>
+        </w:rPr>
+        <w:t xml:space="preserve"> </w:t>
+      </w:r>
+      <w:proofErr w:type="spellStart"/>
+      <w:r>
+        <w:rPr>
+          <w:rFonts w:ascii="Times New Roman" w:hAnsi="Times New Roman"/>
+          <w:color w:val="000000"/>
+          <w:sz w:val="24"/>
+          <w:szCs w:val="24"/>
+          <w:lang w:val="en-US"/>
+        </w:rPr>
+        <w:t>sistem</w:t>
+      </w:r>
+      <w:proofErr w:type="spellEnd"/>
+      <w:r>
+        <w:rPr>
+          <w:rFonts w:ascii="Times New Roman" w:hAnsi="Times New Roman"/>
+          <w:color w:val="000000"/>
+          <w:sz w:val="24"/>
+          <w:szCs w:val="24"/>
+          <w:lang w:val="en-US"/>
+        </w:rPr>
+        <w:t xml:space="preserve"> </w:t>
+      </w:r>
+      <w:proofErr w:type="spellStart"/>
+      <w:r>
+        <w:rPr>
+          <w:rFonts w:ascii="Times New Roman" w:hAnsi="Times New Roman"/>
+          <w:color w:val="000000"/>
+          <w:sz w:val="24"/>
+          <w:szCs w:val="24"/>
+          <w:lang w:val="en-US"/>
+        </w:rPr>
+        <w:t>ini</w:t>
+      </w:r>
+      <w:proofErr w:type="spellEnd"/>
+      <w:r>
+        <w:rPr>
+          <w:rFonts w:ascii="Times New Roman" w:hAnsi="Times New Roman"/>
+          <w:color w:val="000000"/>
+          <w:sz w:val="24"/>
+          <w:szCs w:val="24"/>
+          <w:lang w:val="en-US"/>
+        </w:rPr>
+        <w:t xml:space="preserve"> </w:t>
+      </w:r>
+      <w:proofErr w:type="spellStart"/>
+      <w:r>
+        <w:rPr>
+          <w:rFonts w:ascii="Times New Roman" w:hAnsi="Times New Roman"/>
+          <w:color w:val="000000"/>
+          <w:sz w:val="24"/>
+          <w:szCs w:val="24"/>
+          <w:lang w:val="en-US"/>
+        </w:rPr>
+        <w:t>mencapai</w:t>
+      </w:r>
+      <w:proofErr w:type="spellEnd"/>
+      <w:r>
+        <w:rPr>
+          <w:rFonts w:ascii="Times New Roman" w:hAnsi="Times New Roman"/>
+          <w:color w:val="000000"/>
+          <w:sz w:val="24"/>
+          <w:szCs w:val="24"/>
+          <w:lang w:val="en-US"/>
+        </w:rPr>
+        <w:t xml:space="preserve"> radius 51 meter. </w:t>
+      </w:r>
+      <w:proofErr w:type="spellStart"/>
+      <w:r>
+        <w:rPr>
+          <w:rFonts w:ascii="Times New Roman" w:hAnsi="Times New Roman"/>
+          <w:color w:val="000000"/>
+          <w:sz w:val="24"/>
+          <w:szCs w:val="24"/>
+          <w:lang w:val="en-US"/>
+        </w:rPr>
+        <w:t>Sedangkan</w:t>
+      </w:r>
+      <w:proofErr w:type="spellEnd"/>
+      <w:r>
+        <w:rPr>
+          <w:rFonts w:ascii="Times New Roman" w:hAnsi="Times New Roman"/>
+          <w:color w:val="000000"/>
+          <w:sz w:val="24"/>
+          <w:szCs w:val="24"/>
+          <w:lang w:val="en-US"/>
+        </w:rPr>
+        <w:t xml:space="preserve"> </w:t>
+      </w:r>
+      <w:proofErr w:type="spellStart"/>
+      <w:r>
+        <w:rPr>
+          <w:rFonts w:ascii="Times New Roman" w:hAnsi="Times New Roman"/>
+          <w:color w:val="000000"/>
+          <w:sz w:val="24"/>
+          <w:szCs w:val="24"/>
+          <w:lang w:val="en-US"/>
+        </w:rPr>
+        <w:t>mikrokontroler</w:t>
+      </w:r>
+      <w:proofErr w:type="spellEnd"/>
+      <w:r>
+        <w:rPr>
+          <w:rFonts w:ascii="Times New Roman" w:hAnsi="Times New Roman"/>
+          <w:color w:val="000000"/>
+          <w:sz w:val="24"/>
+          <w:szCs w:val="24"/>
+          <w:lang w:val="en-US"/>
+        </w:rPr>
+        <w:t xml:space="preserve"> yang </w:t>
+      </w:r>
+      <w:proofErr w:type="spellStart"/>
+      <w:r>
+        <w:rPr>
+          <w:rFonts w:ascii="Times New Roman" w:hAnsi="Times New Roman"/>
+          <w:color w:val="000000"/>
+          <w:sz w:val="24"/>
+          <w:szCs w:val="24"/>
+          <w:lang w:val="en-US"/>
+        </w:rPr>
+        <w:t>digunakan</w:t>
+      </w:r>
+      <w:proofErr w:type="spellEnd"/>
+      <w:r>
+        <w:rPr>
+          <w:rFonts w:ascii="Times New Roman" w:hAnsi="Times New Roman"/>
+          <w:color w:val="000000"/>
+          <w:sz w:val="24"/>
+          <w:szCs w:val="24"/>
+          <w:lang w:val="en-US"/>
+        </w:rPr>
+        <w:t xml:space="preserve"> pada </w:t>
+      </w:r>
+      <w:proofErr w:type="spellStart"/>
+      <w:r>
+        <w:rPr>
+          <w:rFonts w:ascii="Times New Roman" w:hAnsi="Times New Roman"/>
+          <w:color w:val="000000"/>
+          <w:sz w:val="24"/>
+          <w:szCs w:val="24"/>
+          <w:lang w:val="en-US"/>
+        </w:rPr>
+        <w:t>sistem</w:t>
+      </w:r>
+      <w:proofErr w:type="spellEnd"/>
+      <w:r>
+        <w:rPr>
+          <w:rFonts w:ascii="Times New Roman" w:hAnsi="Times New Roman"/>
+          <w:color w:val="000000"/>
+          <w:sz w:val="24"/>
+          <w:szCs w:val="24"/>
+          <w:lang w:val="en-US"/>
+        </w:rPr>
+        <w:t xml:space="preserve"> </w:t>
+      </w:r>
+      <w:proofErr w:type="spellStart"/>
+      <w:r>
+        <w:rPr>
+          <w:rFonts w:ascii="Times New Roman" w:hAnsi="Times New Roman"/>
+          <w:color w:val="000000"/>
+          <w:sz w:val="24"/>
+          <w:szCs w:val="24"/>
+          <w:lang w:val="en-US"/>
+        </w:rPr>
+        <w:t>ini</w:t>
+      </w:r>
+      <w:proofErr w:type="spellEnd"/>
+      <w:r>
+        <w:rPr>
+          <w:rFonts w:ascii="Times New Roman" w:hAnsi="Times New Roman"/>
+          <w:color w:val="000000"/>
+          <w:sz w:val="24"/>
+          <w:szCs w:val="24"/>
+          <w:lang w:val="en-US"/>
+        </w:rPr>
+        <w:t xml:space="preserve"> </w:t>
+      </w:r>
+      <w:proofErr w:type="spellStart"/>
+      <w:r>
+        <w:rPr>
+          <w:rFonts w:ascii="Times New Roman" w:hAnsi="Times New Roman"/>
+          <w:color w:val="000000"/>
+          <w:sz w:val="24"/>
+          <w:szCs w:val="24"/>
+          <w:lang w:val="en-US"/>
+        </w:rPr>
+        <w:t>adalah</w:t>
+      </w:r>
+      <w:proofErr w:type="spellEnd"/>
+      <w:r>
+        <w:rPr>
+          <w:rFonts w:ascii="Times New Roman" w:hAnsi="Times New Roman"/>
+          <w:color w:val="000000"/>
+          <w:sz w:val="24"/>
+          <w:szCs w:val="24"/>
+          <w:lang w:val="en-US"/>
+        </w:rPr>
+        <w:t xml:space="preserve"> ATMega644PA dan SIM800L.</w:t>
+      </w:r>
     </w:p>
     <w:p>
       <w:pPr>
@@ -18684,6 +21485,936 @@
           <w:lang w:val="en-US"/>
         </w:rPr>
       </w:pPr>
+      <w:proofErr w:type="spellStart"/>
+      <w:r>
+        <w:rPr>
+          <w:rFonts w:ascii="Times New Roman" w:hAnsi="Times New Roman"/>
+          <w:color w:val="000000"/>
+          <w:sz w:val="24"/>
+          <w:szCs w:val="24"/>
+          <w:lang w:val="en-US"/>
+        </w:rPr>
+        <w:t>Berdasarkan</w:t>
+      </w:r>
+      <w:proofErr w:type="spellEnd"/>
+      <w:r>
+        <w:rPr>
+          <w:rFonts w:ascii="Times New Roman" w:hAnsi="Times New Roman"/>
+          <w:color w:val="000000"/>
+          <w:sz w:val="24"/>
+          <w:szCs w:val="24"/>
+          <w:lang w:val="en-US"/>
+        </w:rPr>
+        <w:t xml:space="preserve"> </w:t>
+      </w:r>
+      <w:proofErr w:type="spellStart"/>
+      <w:r>
+        <w:rPr>
+          <w:rFonts w:ascii="Times New Roman" w:hAnsi="Times New Roman"/>
+          <w:color w:val="000000"/>
+          <w:sz w:val="24"/>
+          <w:szCs w:val="24"/>
+          <w:lang w:val="en-US"/>
+        </w:rPr>
+        <w:t>latar</w:t>
+      </w:r>
+      <w:proofErr w:type="spellEnd"/>
+      <w:r>
+        <w:rPr>
+          <w:rFonts w:ascii="Times New Roman" w:hAnsi="Times New Roman"/>
+          <w:color w:val="000000"/>
+          <w:sz w:val="24"/>
+          <w:szCs w:val="24"/>
+          <w:lang w:val="en-US"/>
+        </w:rPr>
+        <w:t xml:space="preserve"> </w:t>
+      </w:r>
+      <w:proofErr w:type="spellStart"/>
+      <w:r>
+        <w:rPr>
+          <w:rFonts w:ascii="Times New Roman" w:hAnsi="Times New Roman"/>
+          <w:color w:val="000000"/>
+          <w:sz w:val="24"/>
+          <w:szCs w:val="24"/>
+          <w:lang w:val="en-US"/>
+        </w:rPr>
+        <w:t>belakang</w:t>
+      </w:r>
+      <w:proofErr w:type="spellEnd"/>
+      <w:r>
+        <w:rPr>
+          <w:rFonts w:ascii="Times New Roman" w:hAnsi="Times New Roman"/>
+          <w:color w:val="000000"/>
+          <w:sz w:val="24"/>
+          <w:szCs w:val="24"/>
+          <w:lang w:val="en-US"/>
+        </w:rPr>
+        <w:t xml:space="preserve"> </w:t>
+      </w:r>
+      <w:proofErr w:type="spellStart"/>
+      <w:r>
+        <w:rPr>
+          <w:rFonts w:ascii="Times New Roman" w:hAnsi="Times New Roman"/>
+          <w:color w:val="000000"/>
+          <w:sz w:val="24"/>
+          <w:szCs w:val="24"/>
+          <w:lang w:val="en-US"/>
+        </w:rPr>
+        <w:t>tersebut</w:t>
+      </w:r>
+      <w:proofErr w:type="spellEnd"/>
+      <w:r>
+        <w:rPr>
+          <w:rFonts w:ascii="Times New Roman" w:hAnsi="Times New Roman"/>
+          <w:color w:val="000000"/>
+          <w:sz w:val="24"/>
+          <w:szCs w:val="24"/>
+          <w:lang w:val="en-US"/>
+        </w:rPr>
+        <w:t xml:space="preserve"> </w:t>
+      </w:r>
+      <w:proofErr w:type="spellStart"/>
+      <w:r>
+        <w:rPr>
+          <w:rFonts w:ascii="Times New Roman" w:hAnsi="Times New Roman"/>
+          <w:color w:val="000000"/>
+          <w:sz w:val="24"/>
+          <w:szCs w:val="24"/>
+          <w:lang w:val="en-US"/>
+        </w:rPr>
+        <w:t>penulis</w:t>
+      </w:r>
+      <w:proofErr w:type="spellEnd"/>
+      <w:r>
+        <w:rPr>
+          <w:rFonts w:ascii="Times New Roman" w:hAnsi="Times New Roman"/>
+          <w:color w:val="000000"/>
+          <w:sz w:val="24"/>
+          <w:szCs w:val="24"/>
+          <w:lang w:val="en-US"/>
+        </w:rPr>
+        <w:t xml:space="preserve"> </w:t>
+      </w:r>
+      <w:proofErr w:type="spellStart"/>
+      <w:r>
+        <w:rPr>
+          <w:rFonts w:ascii="Times New Roman" w:hAnsi="Times New Roman"/>
+          <w:color w:val="000000"/>
+          <w:sz w:val="24"/>
+          <w:szCs w:val="24"/>
+          <w:lang w:val="en-US"/>
+        </w:rPr>
+        <w:t>tertarik</w:t>
+      </w:r>
+      <w:proofErr w:type="spellEnd"/>
+      <w:r>
+        <w:rPr>
+          <w:rFonts w:ascii="Times New Roman" w:hAnsi="Times New Roman"/>
+          <w:color w:val="000000"/>
+          <w:sz w:val="24"/>
+          <w:szCs w:val="24"/>
+          <w:lang w:val="en-US"/>
+        </w:rPr>
+        <w:t xml:space="preserve"> </w:t>
+      </w:r>
+      <w:proofErr w:type="spellStart"/>
+      <w:r>
+        <w:rPr>
+          <w:rFonts w:ascii="Times New Roman" w:hAnsi="Times New Roman"/>
+          <w:color w:val="000000"/>
+          <w:sz w:val="24"/>
+          <w:szCs w:val="24"/>
+          <w:lang w:val="en-US"/>
+        </w:rPr>
+        <w:t>untuk</w:t>
+      </w:r>
+      <w:proofErr w:type="spellEnd"/>
+      <w:r>
+        <w:rPr>
+          <w:rFonts w:ascii="Times New Roman" w:hAnsi="Times New Roman"/>
+          <w:color w:val="000000"/>
+          <w:sz w:val="24"/>
+          <w:szCs w:val="24"/>
+          <w:lang w:val="en-US"/>
+        </w:rPr>
+        <w:t xml:space="preserve"> </w:t>
+      </w:r>
+      <w:proofErr w:type="spellStart"/>
+      <w:r>
+        <w:rPr>
+          <w:rFonts w:ascii="Times New Roman" w:hAnsi="Times New Roman"/>
+          <w:color w:val="000000"/>
+          <w:sz w:val="24"/>
+          <w:szCs w:val="24"/>
+          <w:lang w:val="en-US"/>
+        </w:rPr>
+        <w:t>melakukan</w:t>
+      </w:r>
+      <w:proofErr w:type="spellEnd"/>
+      <w:r>
+        <w:rPr>
+          <w:rFonts w:ascii="Times New Roman" w:hAnsi="Times New Roman"/>
+          <w:color w:val="000000"/>
+          <w:sz w:val="24"/>
+          <w:szCs w:val="24"/>
+          <w:lang w:val="en-US"/>
+        </w:rPr>
+        <w:t xml:space="preserve"> </w:t>
+      </w:r>
+      <w:proofErr w:type="spellStart"/>
+      <w:r>
+        <w:rPr>
+          <w:rFonts w:ascii="Times New Roman" w:hAnsi="Times New Roman"/>
+          <w:color w:val="000000"/>
+          <w:sz w:val="24"/>
+          <w:szCs w:val="24"/>
+          <w:lang w:val="en-US"/>
+        </w:rPr>
+        <w:t>penelitian</w:t>
+      </w:r>
+      <w:proofErr w:type="spellEnd"/>
+      <w:r>
+        <w:rPr>
+          <w:rFonts w:ascii="Times New Roman" w:hAnsi="Times New Roman"/>
+          <w:color w:val="000000"/>
+          <w:sz w:val="24"/>
+          <w:szCs w:val="24"/>
+          <w:lang w:val="en-US"/>
+        </w:rPr>
+        <w:t xml:space="preserve"> </w:t>
+      </w:r>
+      <w:proofErr w:type="spellStart"/>
+      <w:r>
+        <w:rPr>
+          <w:rFonts w:ascii="Times New Roman" w:hAnsi="Times New Roman"/>
+          <w:color w:val="000000"/>
+          <w:sz w:val="24"/>
+          <w:szCs w:val="24"/>
+          <w:lang w:val="en-US"/>
+        </w:rPr>
+        <w:t>perancangan</w:t>
+      </w:r>
+      <w:proofErr w:type="spellEnd"/>
+      <w:r>
+        <w:rPr>
+          <w:rFonts w:ascii="Times New Roman" w:hAnsi="Times New Roman"/>
+          <w:color w:val="000000"/>
+          <w:sz w:val="24"/>
+          <w:szCs w:val="24"/>
+          <w:lang w:val="en-US"/>
+        </w:rPr>
+        <w:t xml:space="preserve"> </w:t>
+      </w:r>
+      <w:r>
+        <w:rPr>
+          <w:rFonts w:ascii="Times New Roman" w:hAnsi="Times New Roman"/>
+          <w:i/>
+          <w:iCs/>
+          <w:color w:val="000000"/>
+          <w:sz w:val="24"/>
+          <w:szCs w:val="24"/>
+          <w:lang w:val="en-US"/>
+        </w:rPr>
+        <w:t>prototype</w:t>
+      </w:r>
+      <w:r>
+        <w:rPr>
+          <w:rFonts w:ascii="Times New Roman" w:hAnsi="Times New Roman"/>
+          <w:color w:val="000000"/>
+          <w:sz w:val="24"/>
+          <w:szCs w:val="24"/>
+          <w:lang w:val="en-US"/>
+        </w:rPr>
+        <w:t xml:space="preserve"> </w:t>
+      </w:r>
+      <w:proofErr w:type="spellStart"/>
+      <w:r>
+        <w:rPr>
+          <w:rFonts w:ascii="Times New Roman" w:hAnsi="Times New Roman"/>
+          <w:color w:val="000000"/>
+          <w:sz w:val="24"/>
+          <w:szCs w:val="24"/>
+          <w:lang w:val="en-US"/>
+        </w:rPr>
+        <w:t>s</w:t>
+      </w:r>
+      <w:r>
+        <w:rPr>
+          <w:rFonts w:ascii="Times New Roman" w:hAnsi="Times New Roman"/>
+          <w:color w:val="000000"/>
+          <w:sz w:val="24"/>
+          <w:szCs w:val="24"/>
+          <w:lang w:val="en-US"/>
+        </w:rPr>
+        <w:t>i</w:t>
+      </w:r>
+      <w:r>
+        <w:rPr>
+          <w:rFonts w:ascii="Times New Roman" w:hAnsi="Times New Roman"/>
+          <w:color w:val="000000"/>
+          <w:sz w:val="24"/>
+          <w:szCs w:val="24"/>
+          <w:lang w:val="en-US"/>
+        </w:rPr>
+        <w:t>stem</w:t>
+      </w:r>
+      <w:proofErr w:type="spellEnd"/>
+      <w:r>
+        <w:rPr>
+          <w:rFonts w:ascii="Times New Roman" w:hAnsi="Times New Roman"/>
+          <w:color w:val="000000"/>
+          <w:sz w:val="24"/>
+          <w:szCs w:val="24"/>
+          <w:lang w:val="en-US"/>
+        </w:rPr>
+        <w:t xml:space="preserve"> </w:t>
+      </w:r>
+      <w:proofErr w:type="spellStart"/>
+      <w:r>
+        <w:rPr>
+          <w:rFonts w:ascii="Times New Roman" w:hAnsi="Times New Roman"/>
+          <w:color w:val="000000"/>
+          <w:sz w:val="24"/>
+          <w:szCs w:val="24"/>
+          <w:lang w:val="en-US"/>
+        </w:rPr>
+        <w:t>keamanan</w:t>
+      </w:r>
+      <w:proofErr w:type="spellEnd"/>
+      <w:r>
+        <w:rPr>
+          <w:rFonts w:ascii="Times New Roman" w:hAnsi="Times New Roman"/>
+          <w:color w:val="000000"/>
+          <w:sz w:val="24"/>
+          <w:szCs w:val="24"/>
+          <w:lang w:val="en-US"/>
+        </w:rPr>
+        <w:t xml:space="preserve"> </w:t>
+      </w:r>
+      <w:proofErr w:type="spellStart"/>
+      <w:r>
+        <w:rPr>
+          <w:rFonts w:ascii="Times New Roman" w:hAnsi="Times New Roman"/>
+          <w:color w:val="000000"/>
+          <w:sz w:val="24"/>
+          <w:szCs w:val="24"/>
+          <w:lang w:val="en-US"/>
+        </w:rPr>
+        <w:t>sekaligus</w:t>
+      </w:r>
+      <w:proofErr w:type="spellEnd"/>
+      <w:r>
+        <w:rPr>
+          <w:rFonts w:ascii="Times New Roman" w:hAnsi="Times New Roman"/>
+          <w:color w:val="000000"/>
+          <w:sz w:val="24"/>
+          <w:szCs w:val="24"/>
+          <w:lang w:val="en-US"/>
+        </w:rPr>
+        <w:t xml:space="preserve"> </w:t>
+      </w:r>
+      <w:proofErr w:type="spellStart"/>
+      <w:r>
+        <w:rPr>
+          <w:rFonts w:ascii="Times New Roman" w:hAnsi="Times New Roman"/>
+          <w:color w:val="000000"/>
+          <w:sz w:val="24"/>
+          <w:szCs w:val="24"/>
+          <w:lang w:val="en-US"/>
+        </w:rPr>
+        <w:t>peringatan</w:t>
+      </w:r>
+      <w:proofErr w:type="spellEnd"/>
+      <w:r>
+        <w:rPr>
+          <w:rFonts w:ascii="Times New Roman" w:hAnsi="Times New Roman"/>
+          <w:color w:val="000000"/>
+          <w:sz w:val="24"/>
+          <w:szCs w:val="24"/>
+          <w:lang w:val="en-US"/>
+        </w:rPr>
+        <w:t xml:space="preserve"> </w:t>
+      </w:r>
+      <w:proofErr w:type="spellStart"/>
+      <w:r>
+        <w:rPr>
+          <w:rFonts w:ascii="Times New Roman" w:hAnsi="Times New Roman"/>
+          <w:color w:val="000000"/>
+          <w:sz w:val="24"/>
+          <w:szCs w:val="24"/>
+          <w:lang w:val="en-US"/>
+        </w:rPr>
+        <w:t>dini</w:t>
+      </w:r>
+      <w:proofErr w:type="spellEnd"/>
+      <w:r>
+        <w:rPr>
+          <w:rFonts w:ascii="Times New Roman" w:hAnsi="Times New Roman"/>
+          <w:color w:val="000000"/>
+          <w:sz w:val="24"/>
+          <w:szCs w:val="24"/>
+          <w:lang w:val="en-US"/>
+        </w:rPr>
+        <w:t xml:space="preserve"> pada </w:t>
+      </w:r>
+      <w:proofErr w:type="spellStart"/>
+      <w:r>
+        <w:rPr>
+          <w:rFonts w:ascii="Times New Roman" w:hAnsi="Times New Roman"/>
+          <w:color w:val="000000"/>
+          <w:sz w:val="24"/>
+          <w:szCs w:val="24"/>
+          <w:lang w:val="en-US"/>
+        </w:rPr>
+        <w:t>kendaraan</w:t>
+      </w:r>
+      <w:proofErr w:type="spellEnd"/>
+      <w:r>
+        <w:rPr>
+          <w:rFonts w:ascii="Times New Roman" w:hAnsi="Times New Roman"/>
+          <w:color w:val="000000"/>
+          <w:sz w:val="24"/>
+          <w:szCs w:val="24"/>
+          <w:lang w:val="en-US"/>
+        </w:rPr>
+        <w:t xml:space="preserve"> </w:t>
+      </w:r>
+      <w:proofErr w:type="spellStart"/>
+      <w:r>
+        <w:rPr>
+          <w:rFonts w:ascii="Times New Roman" w:hAnsi="Times New Roman"/>
+          <w:color w:val="000000"/>
+          <w:sz w:val="24"/>
+          <w:szCs w:val="24"/>
+          <w:lang w:val="en-US"/>
+        </w:rPr>
+        <w:t>bermotor</w:t>
+      </w:r>
+      <w:proofErr w:type="spellEnd"/>
+      <w:r>
+        <w:rPr>
+          <w:rFonts w:ascii="Times New Roman" w:hAnsi="Times New Roman"/>
+          <w:color w:val="000000"/>
+          <w:sz w:val="24"/>
+          <w:szCs w:val="24"/>
+          <w:lang w:val="en-US"/>
+        </w:rPr>
+        <w:t xml:space="preserve">. Dimana </w:t>
+      </w:r>
+      <w:proofErr w:type="spellStart"/>
+      <w:r>
+        <w:rPr>
+          <w:rFonts w:ascii="Times New Roman" w:hAnsi="Times New Roman"/>
+          <w:color w:val="000000"/>
+          <w:sz w:val="24"/>
+          <w:szCs w:val="24"/>
+          <w:lang w:val="en-US"/>
+        </w:rPr>
+        <w:t>s</w:t>
+      </w:r>
+      <w:r>
+        <w:rPr>
+          <w:rFonts w:ascii="Times New Roman" w:hAnsi="Times New Roman"/>
+          <w:color w:val="000000"/>
+          <w:sz w:val="24"/>
+          <w:szCs w:val="24"/>
+          <w:lang w:val="en-US"/>
+        </w:rPr>
+        <w:t>is</w:t>
+      </w:r>
+      <w:r>
+        <w:rPr>
+          <w:rFonts w:ascii="Times New Roman" w:hAnsi="Times New Roman"/>
+          <w:color w:val="000000"/>
+          <w:sz w:val="24"/>
+          <w:szCs w:val="24"/>
+          <w:lang w:val="en-US"/>
+        </w:rPr>
+        <w:t>tem</w:t>
+      </w:r>
+      <w:proofErr w:type="spellEnd"/>
+      <w:r>
+        <w:rPr>
+          <w:rFonts w:ascii="Times New Roman" w:hAnsi="Times New Roman"/>
+          <w:color w:val="000000"/>
+          <w:sz w:val="24"/>
+          <w:szCs w:val="24"/>
+          <w:lang w:val="en-US"/>
+        </w:rPr>
+        <w:t xml:space="preserve"> d</w:t>
+      </w:r>
+      <w:proofErr w:type="spellStart"/>
+      <w:r>
+        <w:rPr>
+          <w:rFonts w:ascii="Times New Roman" w:hAnsi="Times New Roman"/>
+          <w:color w:val="000000"/>
+          <w:sz w:val="24"/>
+          <w:szCs w:val="24"/>
+          <w:lang w:val="en-US"/>
+        </w:rPr>
+        <w:t>apat</w:t>
+      </w:r>
+      <w:proofErr w:type="spellEnd"/>
+      <w:r>
+        <w:rPr>
+          <w:rFonts w:ascii="Times New Roman" w:hAnsi="Times New Roman"/>
+          <w:color w:val="000000"/>
+          <w:sz w:val="24"/>
+          <w:szCs w:val="24"/>
+          <w:lang w:val="en-US"/>
+        </w:rPr>
+        <w:t xml:space="preserve"> </w:t>
+      </w:r>
+      <w:proofErr w:type="spellStart"/>
+      <w:r>
+        <w:rPr>
+          <w:rFonts w:ascii="Times New Roman" w:hAnsi="Times New Roman"/>
+          <w:color w:val="000000"/>
+          <w:sz w:val="24"/>
+          <w:szCs w:val="24"/>
+          <w:lang w:val="en-US"/>
+        </w:rPr>
+        <w:t>melakukan</w:t>
+      </w:r>
+      <w:proofErr w:type="spellEnd"/>
+      <w:r>
+        <w:rPr>
+          <w:rFonts w:ascii="Times New Roman" w:hAnsi="Times New Roman"/>
+          <w:color w:val="000000"/>
+          <w:sz w:val="24"/>
+          <w:szCs w:val="24"/>
+          <w:lang w:val="en-US"/>
+        </w:rPr>
+        <w:t xml:space="preserve"> </w:t>
+      </w:r>
+      <w:proofErr w:type="spellStart"/>
+      <w:r>
+        <w:rPr>
+          <w:rFonts w:ascii="Times New Roman" w:hAnsi="Times New Roman"/>
+          <w:color w:val="000000"/>
+          <w:sz w:val="24"/>
+          <w:szCs w:val="24"/>
+          <w:lang w:val="en-US"/>
+        </w:rPr>
+        <w:t>kendali</w:t>
+      </w:r>
+      <w:proofErr w:type="spellEnd"/>
+      <w:r>
+        <w:rPr>
+          <w:rFonts w:ascii="Times New Roman" w:hAnsi="Times New Roman"/>
+          <w:color w:val="000000"/>
+          <w:sz w:val="24"/>
+          <w:szCs w:val="24"/>
+          <w:lang w:val="en-US"/>
+        </w:rPr>
+        <w:t xml:space="preserve"> </w:t>
+      </w:r>
+      <w:proofErr w:type="spellStart"/>
+      <w:r>
+        <w:rPr>
+          <w:rFonts w:ascii="Times New Roman" w:hAnsi="Times New Roman"/>
+          <w:color w:val="000000"/>
+          <w:sz w:val="24"/>
+          <w:szCs w:val="24"/>
+          <w:lang w:val="en-US"/>
+        </w:rPr>
+        <w:t>terhadap</w:t>
+      </w:r>
+      <w:proofErr w:type="spellEnd"/>
+      <w:r>
+        <w:rPr>
+          <w:rFonts w:ascii="Times New Roman" w:hAnsi="Times New Roman"/>
+          <w:color w:val="000000"/>
+          <w:sz w:val="24"/>
+          <w:szCs w:val="24"/>
+          <w:lang w:val="en-US"/>
+        </w:rPr>
+        <w:t xml:space="preserve"> </w:t>
+      </w:r>
+      <w:proofErr w:type="spellStart"/>
+      <w:r>
+        <w:rPr>
+          <w:rFonts w:ascii="Times New Roman" w:hAnsi="Times New Roman"/>
+          <w:color w:val="000000"/>
+          <w:sz w:val="24"/>
+          <w:szCs w:val="24"/>
+          <w:lang w:val="en-US"/>
+        </w:rPr>
+        <w:t>mesin</w:t>
+      </w:r>
+      <w:proofErr w:type="spellEnd"/>
+      <w:r>
+        <w:rPr>
+          <w:rFonts w:ascii="Times New Roman" w:hAnsi="Times New Roman"/>
+          <w:color w:val="000000"/>
+          <w:sz w:val="24"/>
+          <w:szCs w:val="24"/>
+          <w:lang w:val="en-US"/>
+        </w:rPr>
+        <w:t xml:space="preserve"> dan </w:t>
+      </w:r>
+      <w:proofErr w:type="spellStart"/>
+      <w:r>
+        <w:rPr>
+          <w:rFonts w:ascii="Times New Roman" w:hAnsi="Times New Roman"/>
+          <w:color w:val="000000"/>
+          <w:sz w:val="24"/>
+          <w:szCs w:val="24"/>
+          <w:lang w:val="en-US"/>
+        </w:rPr>
+        <w:t>kelistrikan</w:t>
+      </w:r>
+      <w:proofErr w:type="spellEnd"/>
+      <w:r>
+        <w:rPr>
+          <w:rFonts w:ascii="Times New Roman" w:hAnsi="Times New Roman"/>
+          <w:color w:val="000000"/>
+          <w:sz w:val="24"/>
+          <w:szCs w:val="24"/>
+          <w:lang w:val="en-US"/>
+        </w:rPr>
+        <w:t xml:space="preserve"> </w:t>
+      </w:r>
+      <w:proofErr w:type="spellStart"/>
+      <w:r>
+        <w:rPr>
+          <w:rFonts w:ascii="Times New Roman" w:hAnsi="Times New Roman"/>
+          <w:color w:val="000000"/>
+          <w:sz w:val="24"/>
+          <w:szCs w:val="24"/>
+          <w:lang w:val="en-US"/>
+        </w:rPr>
+        <w:t>sepeda</w:t>
+      </w:r>
+      <w:proofErr w:type="spellEnd"/>
+      <w:r>
+        <w:rPr>
+          <w:rFonts w:ascii="Times New Roman" w:hAnsi="Times New Roman"/>
+          <w:color w:val="000000"/>
+          <w:sz w:val="24"/>
+          <w:szCs w:val="24"/>
+          <w:lang w:val="en-US"/>
+        </w:rPr>
+        <w:t xml:space="preserve"> motor juga </w:t>
+      </w:r>
+      <w:proofErr w:type="spellStart"/>
+      <w:r>
+        <w:rPr>
+          <w:rFonts w:ascii="Times New Roman" w:hAnsi="Times New Roman"/>
+          <w:color w:val="000000"/>
+          <w:sz w:val="24"/>
+          <w:szCs w:val="24"/>
+          <w:lang w:val="en-US"/>
+        </w:rPr>
+        <w:t>memberikan</w:t>
+      </w:r>
+      <w:proofErr w:type="spellEnd"/>
+      <w:r>
+        <w:rPr>
+          <w:rFonts w:ascii="Times New Roman" w:hAnsi="Times New Roman"/>
+          <w:color w:val="000000"/>
+          <w:sz w:val="24"/>
+          <w:szCs w:val="24"/>
+          <w:lang w:val="en-US"/>
+        </w:rPr>
+        <w:t xml:space="preserve"> </w:t>
+      </w:r>
+      <w:proofErr w:type="spellStart"/>
+      <w:r>
+        <w:rPr>
+          <w:rFonts w:ascii="Times New Roman" w:hAnsi="Times New Roman"/>
+          <w:color w:val="000000"/>
+          <w:sz w:val="24"/>
+          <w:szCs w:val="24"/>
+          <w:lang w:val="en-US"/>
+        </w:rPr>
+        <w:t>peringatan</w:t>
+      </w:r>
+      <w:proofErr w:type="spellEnd"/>
+      <w:r>
+        <w:rPr>
+          <w:rFonts w:ascii="Times New Roman" w:hAnsi="Times New Roman"/>
+          <w:color w:val="000000"/>
+          <w:sz w:val="24"/>
+          <w:szCs w:val="24"/>
+          <w:lang w:val="en-US"/>
+        </w:rPr>
+        <w:t xml:space="preserve"> </w:t>
+      </w:r>
+      <w:proofErr w:type="spellStart"/>
+      <w:r>
+        <w:rPr>
+          <w:rFonts w:ascii="Times New Roman" w:hAnsi="Times New Roman"/>
+          <w:color w:val="000000"/>
+          <w:sz w:val="24"/>
+          <w:szCs w:val="24"/>
+          <w:lang w:val="en-US"/>
+        </w:rPr>
+        <w:t>dini</w:t>
+      </w:r>
+      <w:proofErr w:type="spellEnd"/>
+      <w:r>
+        <w:rPr>
+          <w:rFonts w:ascii="Times New Roman" w:hAnsi="Times New Roman"/>
+          <w:color w:val="000000"/>
+          <w:sz w:val="24"/>
+          <w:szCs w:val="24"/>
+          <w:lang w:val="en-US"/>
+        </w:rPr>
+        <w:t xml:space="preserve"> </w:t>
+      </w:r>
+      <w:proofErr w:type="spellStart"/>
+      <w:r>
+        <w:rPr>
+          <w:rFonts w:ascii="Times New Roman" w:hAnsi="Times New Roman"/>
+          <w:color w:val="000000"/>
+          <w:sz w:val="24"/>
+          <w:szCs w:val="24"/>
+          <w:lang w:val="en-US"/>
+        </w:rPr>
+        <w:t>ke</w:t>
+      </w:r>
+      <w:proofErr w:type="spellEnd"/>
+      <w:r>
+        <w:rPr>
+          <w:rFonts w:ascii="Times New Roman" w:hAnsi="Times New Roman"/>
+          <w:color w:val="000000"/>
+          <w:sz w:val="24"/>
+          <w:szCs w:val="24"/>
+          <w:lang w:val="en-US"/>
+        </w:rPr>
+        <w:t xml:space="preserve"> </w:t>
+      </w:r>
+      <w:proofErr w:type="spellStart"/>
+      <w:r>
+        <w:rPr>
+          <w:rFonts w:ascii="Times New Roman" w:hAnsi="Times New Roman"/>
+          <w:color w:val="000000"/>
+          <w:sz w:val="24"/>
+          <w:szCs w:val="24"/>
+          <w:lang w:val="en-US"/>
+        </w:rPr>
+        <w:t>pemilik</w:t>
+      </w:r>
+      <w:proofErr w:type="spellEnd"/>
+      <w:r>
+        <w:rPr>
+          <w:rFonts w:ascii="Times New Roman" w:hAnsi="Times New Roman"/>
+          <w:color w:val="000000"/>
+          <w:sz w:val="24"/>
+          <w:szCs w:val="24"/>
+          <w:lang w:val="en-US"/>
+        </w:rPr>
+        <w:t xml:space="preserve"> </w:t>
+      </w:r>
+      <w:proofErr w:type="spellStart"/>
+      <w:r>
+        <w:rPr>
+          <w:rFonts w:ascii="Times New Roman" w:hAnsi="Times New Roman"/>
+          <w:color w:val="000000"/>
+          <w:sz w:val="24"/>
+          <w:szCs w:val="24"/>
+          <w:lang w:val="en-US"/>
+        </w:rPr>
+        <w:t>melalui</w:t>
+      </w:r>
+      <w:proofErr w:type="spellEnd"/>
+      <w:r>
+        <w:rPr>
+          <w:rFonts w:ascii="Times New Roman" w:hAnsi="Times New Roman"/>
+          <w:color w:val="000000"/>
+          <w:sz w:val="24"/>
+          <w:szCs w:val="24"/>
+          <w:lang w:val="en-US"/>
+        </w:rPr>
+        <w:t xml:space="preserve"> </w:t>
+      </w:r>
+      <w:proofErr w:type="spellStart"/>
+      <w:r>
+        <w:rPr>
+          <w:rFonts w:ascii="Times New Roman" w:hAnsi="Times New Roman"/>
+          <w:color w:val="000000"/>
+          <w:sz w:val="24"/>
+          <w:szCs w:val="24"/>
+          <w:lang w:val="en-US"/>
+        </w:rPr>
+        <w:t>aplikasi</w:t>
+      </w:r>
+      <w:proofErr w:type="spellEnd"/>
+      <w:r>
+        <w:rPr>
+          <w:rFonts w:ascii="Times New Roman" w:hAnsi="Times New Roman"/>
+          <w:color w:val="000000"/>
+          <w:sz w:val="24"/>
+          <w:szCs w:val="24"/>
+          <w:lang w:val="en-US"/>
+        </w:rPr>
+        <w:t xml:space="preserve"> yang </w:t>
+      </w:r>
+      <w:proofErr w:type="spellStart"/>
+      <w:r>
+        <w:rPr>
+          <w:rFonts w:ascii="Times New Roman" w:hAnsi="Times New Roman"/>
+          <w:color w:val="000000"/>
+          <w:sz w:val="24"/>
+          <w:szCs w:val="24"/>
+          <w:lang w:val="en-US"/>
+        </w:rPr>
+        <w:t>ada</w:t>
+      </w:r>
+      <w:proofErr w:type="spellEnd"/>
+      <w:r>
+        <w:rPr>
+          <w:rFonts w:ascii="Times New Roman" w:hAnsi="Times New Roman"/>
+          <w:color w:val="000000"/>
+          <w:sz w:val="24"/>
+          <w:szCs w:val="24"/>
+          <w:lang w:val="en-US"/>
+        </w:rPr>
+        <w:t xml:space="preserve"> pada smartphone dan </w:t>
+      </w:r>
+      <w:proofErr w:type="spellStart"/>
+      <w:r>
+        <w:rPr>
+          <w:rFonts w:ascii="Times New Roman" w:hAnsi="Times New Roman"/>
+          <w:color w:val="000000"/>
+          <w:sz w:val="24"/>
+          <w:szCs w:val="24"/>
+          <w:lang w:val="en-US"/>
+        </w:rPr>
+        <w:t>dapat</w:t>
+      </w:r>
+      <w:proofErr w:type="spellEnd"/>
+      <w:r>
+        <w:rPr>
+          <w:rFonts w:ascii="Times New Roman" w:hAnsi="Times New Roman"/>
+          <w:color w:val="000000"/>
+          <w:sz w:val="24"/>
+          <w:szCs w:val="24"/>
+          <w:lang w:val="en-US"/>
+        </w:rPr>
+        <w:t xml:space="preserve"> </w:t>
+      </w:r>
+      <w:proofErr w:type="spellStart"/>
+      <w:r>
+        <w:rPr>
+          <w:rFonts w:ascii="Times New Roman" w:hAnsi="Times New Roman"/>
+          <w:color w:val="000000"/>
+          <w:sz w:val="24"/>
+          <w:szCs w:val="24"/>
+          <w:lang w:val="en-US"/>
+        </w:rPr>
+        <w:t>memantau</w:t>
+      </w:r>
+      <w:proofErr w:type="spellEnd"/>
+      <w:r>
+        <w:rPr>
+          <w:rFonts w:ascii="Times New Roman" w:hAnsi="Times New Roman"/>
+          <w:color w:val="000000"/>
+          <w:sz w:val="24"/>
+          <w:szCs w:val="24"/>
+          <w:lang w:val="en-US"/>
+        </w:rPr>
+        <w:t xml:space="preserve"> </w:t>
+      </w:r>
+      <w:proofErr w:type="spellStart"/>
+      <w:r>
+        <w:rPr>
+          <w:rFonts w:ascii="Times New Roman" w:hAnsi="Times New Roman"/>
+          <w:color w:val="000000"/>
+          <w:sz w:val="24"/>
+          <w:szCs w:val="24"/>
+          <w:lang w:val="en-US"/>
+        </w:rPr>
+        <w:t>keberadaan</w:t>
+      </w:r>
+      <w:proofErr w:type="spellEnd"/>
+      <w:r>
+        <w:rPr>
+          <w:rFonts w:ascii="Times New Roman" w:hAnsi="Times New Roman"/>
+          <w:color w:val="000000"/>
+          <w:sz w:val="24"/>
+          <w:szCs w:val="24"/>
+          <w:lang w:val="en-US"/>
+        </w:rPr>
+        <w:t xml:space="preserve"> </w:t>
+      </w:r>
+      <w:proofErr w:type="spellStart"/>
+      <w:r>
+        <w:rPr>
+          <w:rFonts w:ascii="Times New Roman" w:hAnsi="Times New Roman"/>
+          <w:color w:val="000000"/>
+          <w:sz w:val="24"/>
+          <w:szCs w:val="24"/>
+          <w:lang w:val="en-US"/>
+        </w:rPr>
+        <w:t>dari</w:t>
+      </w:r>
+      <w:proofErr w:type="spellEnd"/>
+      <w:r>
+        <w:rPr>
+          <w:rFonts w:ascii="Times New Roman" w:hAnsi="Times New Roman"/>
+          <w:color w:val="000000"/>
+          <w:sz w:val="24"/>
+          <w:szCs w:val="24"/>
+          <w:lang w:val="en-US"/>
+        </w:rPr>
+        <w:t xml:space="preserve"> </w:t>
+      </w:r>
+      <w:proofErr w:type="spellStart"/>
+      <w:r>
+        <w:rPr>
+          <w:rFonts w:ascii="Times New Roman" w:hAnsi="Times New Roman"/>
+          <w:color w:val="000000"/>
+          <w:sz w:val="24"/>
+          <w:szCs w:val="24"/>
+          <w:lang w:val="en-US"/>
+        </w:rPr>
+        <w:t>sepeda</w:t>
+      </w:r>
+      <w:proofErr w:type="spellEnd"/>
+      <w:r>
+        <w:rPr>
+          <w:rFonts w:ascii="Times New Roman" w:hAnsi="Times New Roman"/>
+          <w:color w:val="000000"/>
+          <w:sz w:val="24"/>
+          <w:szCs w:val="24"/>
+          <w:lang w:val="en-US"/>
+        </w:rPr>
+        <w:t xml:space="preserve"> motor </w:t>
+      </w:r>
+      <w:proofErr w:type="spellStart"/>
+      <w:r>
+        <w:rPr>
+          <w:rFonts w:ascii="Times New Roman" w:hAnsi="Times New Roman"/>
+          <w:color w:val="000000"/>
+          <w:sz w:val="24"/>
+          <w:szCs w:val="24"/>
+          <w:lang w:val="en-US"/>
+        </w:rPr>
+        <w:t>miliknnya</w:t>
+      </w:r>
+      <w:proofErr w:type="spellEnd"/>
+      <w:r>
+        <w:rPr>
+          <w:rFonts w:ascii="Times New Roman" w:hAnsi="Times New Roman"/>
+          <w:color w:val="000000"/>
+          <w:sz w:val="24"/>
+          <w:szCs w:val="24"/>
+          <w:lang w:val="en-US"/>
+        </w:rPr>
+        <w:t>.</w:t>
+      </w:r>
+      <w:r>
+        <w:rPr>
+          <w:rFonts w:ascii="Times New Roman" w:hAnsi="Times New Roman"/>
+          <w:color w:val="000000"/>
+          <w:sz w:val="24"/>
+          <w:szCs w:val="24"/>
+          <w:lang w:val="en-US"/>
+        </w:rPr>
+        <w:t xml:space="preserve"> </w:t>
+      </w:r>
     </w:p>
     <w:p>
       <w:pPr>
@@ -18724,6 +22455,7 @@
           <w:szCs w:val="24"/>
           <w:lang w:val="en-US"/>
         </w:rPr>
+        <w:lastRenderedPageBreak/>
         <w:t>Rumusan</w:t>
       </w:r>
       <w:proofErr w:type="spellEnd"/>
@@ -20509,7 +24241,7 @@
 </file>
 
 <file path=customXml/itemProps1.xml><?xml version="1.0" encoding="utf-8"?>
-<ds:datastoreItem xmlns:ds="http://schemas.openxmlformats.org/officeDocument/2006/customXml" ds:itemID="{1F83E016-A853-463E-8CD7-EB82110B762A}">
+<ds:datastoreItem xmlns:ds="http://schemas.openxmlformats.org/officeDocument/2006/customXml" ds:itemID="{9A53DDB7-FA92-4CAD-AA77-D4EA63D60482}">
   <ds:schemaRefs>
     <ds:schemaRef ds:uri="http://schemas.openxmlformats.org/officeDocument/2006/bibliography"/>
   </ds:schemaRefs>

--- a/Files/Proposal.docx
+++ b/Files/Proposal.docx
@@ -222,6 +222,7 @@
           <w:lang w:val="en-US"/>
         </w:rPr>
       </w:pPr>
+      <w:proofErr w:type="gramStart"/>
       <w:r>
         <w:rPr>
           <w:rFonts w:ascii="Times New Roman" w:hAnsi="Times New Roman"/>
@@ -252,6 +253,7 @@
         </w:rPr>
         <w:t xml:space="preserve"> :</w:t>
       </w:r>
+      <w:proofErr w:type="gramEnd"/>
     </w:p>
     <w:p>
       <w:pPr>
@@ -1585,6 +1587,7 @@
               <w:t xml:space="preserve">, </w:t>
             </w:r>
             <w:proofErr w:type="spellStart"/>
+            <w:proofErr w:type="gramStart"/>
             <w:r>
               <w:rPr>
                 <w:rFonts w:ascii="Times New Roman" w:hAnsi="Times New Roman"/>
@@ -1599,6 +1602,7 @@
               <w:t>S.Kom</w:t>
             </w:r>
             <w:proofErr w:type="spellEnd"/>
+            <w:proofErr w:type="gramEnd"/>
             <w:r>
               <w:rPr>
                 <w:rFonts w:ascii="Times New Roman" w:hAnsi="Times New Roman"/>
@@ -3038,6 +3042,7 @@
         <w:t xml:space="preserve">, </w:t>
       </w:r>
       <w:proofErr w:type="spellStart"/>
+      <w:proofErr w:type="gramStart"/>
       <w:r>
         <w:rPr>
           <w:rFonts w:ascii="Times New Roman" w:hAnsi="Times New Roman"/>
@@ -3051,6 +3056,7 @@
         <w:t>S.Kom</w:t>
       </w:r>
       <w:proofErr w:type="spellEnd"/>
+      <w:proofErr w:type="gramEnd"/>
       <w:r>
         <w:rPr>
           <w:rFonts w:ascii="Times New Roman" w:hAnsi="Times New Roman"/>
@@ -3153,7 +3159,33 @@
           <w:szCs w:val="24"/>
           <w:lang w:val="en-US"/>
         </w:rPr>
-        <w:t xml:space="preserve">DEWAN PENGUJI : </w:t>
+        <w:t xml:space="preserve">DEWAN </w:t>
+      </w:r>
+      <w:proofErr w:type="gramStart"/>
+      <w:r>
+        <w:rPr>
+          <w:rFonts w:ascii="Times New Roman" w:hAnsi="Times New Roman"/>
+          <w:b/>
+          <w:bCs/>
+          <w:color w:val="000000"/>
+          <w:sz w:val="28"/>
+          <w:szCs w:val="24"/>
+          <w:lang w:val="en-US"/>
+        </w:rPr>
+        <w:t>PENGUJI :</w:t>
+      </w:r>
+      <w:proofErr w:type="gramEnd"/>
+      <w:r>
+        <w:rPr>
+          <w:rFonts w:ascii="Times New Roman" w:hAnsi="Times New Roman"/>
+          <w:b/>
+          <w:bCs/>
+          <w:color w:val="000000"/>
+          <w:sz w:val="28"/>
+          <w:szCs w:val="24"/>
+          <w:lang w:val="en-US"/>
+        </w:rPr>
+        <w:t xml:space="preserve"> </w:t>
       </w:r>
     </w:p>
     <w:p>
@@ -20484,17 +20516,7 @@
           <w:szCs w:val="24"/>
           <w:lang w:val="en-US"/>
         </w:rPr>
-        <w:t xml:space="preserve"> Arduino Nano</w:t>
-      </w:r>
-      <w:r>
-        <w:rPr>
-          <w:rFonts w:ascii="Times New Roman" w:hAnsi="Times New Roman"/>
-          <w:color w:val="000000"/>
-          <w:sz w:val="24"/>
-          <w:szCs w:val="24"/>
-          <w:lang w:val="en-US"/>
-        </w:rPr>
-        <w:t>”</w:t>
+        <w:t xml:space="preserve"> Arduino Nano”</w:t>
       </w:r>
       <w:r>
         <w:rPr>
@@ -21941,18 +21963,18 @@
           <w:szCs w:val="24"/>
           <w:lang w:val="en-US"/>
         </w:rPr>
-        <w:t xml:space="preserve"> d</w:t>
-      </w:r>
-      <w:proofErr w:type="spellStart"/>
-      <w:r>
-        <w:rPr>
-          <w:rFonts w:ascii="Times New Roman" w:hAnsi="Times New Roman"/>
-          <w:color w:val="000000"/>
-          <w:sz w:val="24"/>
-          <w:szCs w:val="24"/>
-          <w:lang w:val="en-US"/>
-        </w:rPr>
-        <w:t>apat</w:t>
+        <w:t xml:space="preserve"> </w:t>
+      </w:r>
+      <w:proofErr w:type="spellStart"/>
+      <w:r>
+        <w:rPr>
+          <w:rFonts w:ascii="Times New Roman" w:hAnsi="Times New Roman"/>
+          <w:color w:val="000000"/>
+          <w:sz w:val="24"/>
+          <w:szCs w:val="24"/>
+          <w:lang w:val="en-US"/>
+        </w:rPr>
+        <w:t>dapat</w:t>
       </w:r>
       <w:proofErr w:type="spellEnd"/>
       <w:r>
@@ -22682,7 +22704,7 @@
     <w:sectPr>
       <w:pgSz w:w="11907" w:h="16840" w:code="9"/>
       <w:pgMar w:top="1701" w:right="1418" w:bottom="1418" w:left="1701" w:header="709" w:footer="709" w:gutter="0"/>
-      <w:pgNumType w:fmt="lowerRoman" w:start="2"/>
+      <w:pgNumType w:start="1"/>
       <w:cols w:space="708"/>
       <w:docGrid w:linePitch="360"/>
     </w:sectPr>
@@ -22742,6 +22764,13 @@
             <w:rFonts w:ascii="Times New Roman" w:hAnsi="Times New Roman"/>
           </w:rPr>
         </w:pPr>
+        <w:r>
+          <w:rPr>
+            <w:rFonts w:ascii="Times New Roman" w:hAnsi="Times New Roman"/>
+            <w:lang w:val="en-US"/>
+          </w:rPr>
+          <w:t>I-</w:t>
+        </w:r>
         <w:r>
           <w:rPr>
             <w:rFonts w:ascii="Times New Roman" w:hAnsi="Times New Roman"/>
@@ -24241,7 +24270,7 @@
 </file>
 
 <file path=customXml/itemProps1.xml><?xml version="1.0" encoding="utf-8"?>
-<ds:datastoreItem xmlns:ds="http://schemas.openxmlformats.org/officeDocument/2006/customXml" ds:itemID="{9A53DDB7-FA92-4CAD-AA77-D4EA63D60482}">
+<ds:datastoreItem xmlns:ds="http://schemas.openxmlformats.org/officeDocument/2006/customXml" ds:itemID="{0E3719C1-A49B-44A8-8487-4A4542A75951}">
   <ds:schemaRefs>
     <ds:schemaRef ds:uri="http://schemas.openxmlformats.org/officeDocument/2006/bibliography"/>
   </ds:schemaRefs>

--- a/Files/Proposal.docx
+++ b/Files/Proposal.docx
@@ -3252,7 +3252,6 @@
         <w:tab/>
         <w:t xml:space="preserve">: </w:t>
       </w:r>
-      <w:proofErr w:type="spellStart"/>
       <w:r>
         <w:rPr>
           <w:rFonts w:ascii="Times New Roman" w:hAnsi="Times New Roman"/>
@@ -3263,9 +3262,9 @@
           <w:szCs w:val="24"/>
           <w:lang w:val="en-US"/>
         </w:rPr>
-        <w:t>Oktaf</w:t>
-      </w:r>
-      <w:proofErr w:type="spellEnd"/>
+        <w:t>&lt;</w:t>
+      </w:r>
+      <w:proofErr w:type="spellStart"/>
       <w:r>
         <w:rPr>
           <w:rFonts w:ascii="Times New Roman" w:hAnsi="Times New Roman"/>
@@ -3276,9 +3275,8 @@
           <w:szCs w:val="24"/>
           <w:lang w:val="en-US"/>
         </w:rPr>
-        <w:t xml:space="preserve"> </w:t>
-      </w:r>
-      <w:proofErr w:type="spellStart"/>
+        <w:t>n</w:t>
+      </w:r>
       <w:r>
         <w:rPr>
           <w:rFonts w:ascii="Times New Roman" w:hAnsi="Times New Roman"/>
@@ -3289,47 +3287,9 @@
           <w:szCs w:val="24"/>
           <w:lang w:val="en-US"/>
         </w:rPr>
-        <w:t>Brillian</w:t>
-      </w:r>
-      <w:proofErr w:type="spellEnd"/>
-      <w:r>
-        <w:rPr>
-          <w:rFonts w:ascii="Times New Roman" w:hAnsi="Times New Roman"/>
-          <w:b/>
-          <w:bCs/>
-          <w:color w:val="000000"/>
-          <w:sz w:val="24"/>
-          <w:szCs w:val="24"/>
-          <w:lang w:val="en-US"/>
-        </w:rPr>
-        <w:t xml:space="preserve"> </w:t>
-      </w:r>
-      <w:proofErr w:type="spellStart"/>
-      <w:r>
-        <w:rPr>
-          <w:rFonts w:ascii="Times New Roman" w:hAnsi="Times New Roman"/>
-          <w:b/>
-          <w:bCs/>
-          <w:color w:val="000000"/>
-          <w:sz w:val="24"/>
-          <w:szCs w:val="24"/>
-          <w:lang w:val="en-US"/>
-        </w:rPr>
-        <w:t>Kharisma</w:t>
-      </w:r>
-      <w:proofErr w:type="spellEnd"/>
-      <w:r>
-        <w:rPr>
-          <w:rFonts w:ascii="Times New Roman" w:hAnsi="Times New Roman"/>
-          <w:b/>
-          <w:bCs/>
-          <w:color w:val="000000"/>
-          <w:sz w:val="24"/>
-          <w:szCs w:val="24"/>
-          <w:lang w:val="en-US"/>
-        </w:rPr>
-        <w:t>, S.T., M.T</w:t>
-      </w:r>
+        <w:t>ama</w:t>
+      </w:r>
+      <w:proofErr w:type="spellEnd"/>
     </w:p>
     <w:p>
       <w:pPr>
@@ -4377,7 +4337,17 @@
           <w:lang w:val="en-US"/>
         </w:rPr>
         <w:tab/>
-        <w:t>I-3</w:t>
+        <w:t>I-</w:t>
+      </w:r>
+      <w:r>
+        <w:rPr>
+          <w:rFonts w:ascii="Times New Roman" w:hAnsi="Times New Roman"/>
+          <w:color w:val="000000"/>
+          <w:sz w:val="24"/>
+          <w:szCs w:val="24"/>
+          <w:lang w:val="en-US"/>
+        </w:rPr>
+        <w:t>4</w:t>
       </w:r>
     </w:p>
     <w:p>
@@ -4459,6 +4429,16 @@
         </w:rPr>
         <w:tab/>
       </w:r>
+      <w:r>
+        <w:rPr>
+          <w:rFonts w:ascii="Times New Roman" w:hAnsi="Times New Roman"/>
+          <w:color w:val="000000"/>
+          <w:sz w:val="24"/>
+          <w:szCs w:val="24"/>
+          <w:lang w:val="en-US"/>
+        </w:rPr>
+        <w:t>I-4</w:t>
+      </w:r>
     </w:p>
     <w:p>
       <w:pPr>
@@ -4527,6 +4507,16 @@
         </w:rPr>
         <w:tab/>
       </w:r>
+      <w:r>
+        <w:rPr>
+          <w:rFonts w:ascii="Times New Roman" w:hAnsi="Times New Roman"/>
+          <w:color w:val="000000"/>
+          <w:sz w:val="24"/>
+          <w:szCs w:val="24"/>
+          <w:lang w:val="en-US"/>
+        </w:rPr>
+        <w:t>I-4</w:t>
+      </w:r>
     </w:p>
     <w:p>
       <w:pPr>
@@ -4606,6 +4596,16 @@
           <w:lang w:val="en-US"/>
         </w:rPr>
         <w:tab/>
+      </w:r>
+      <w:r>
+        <w:rPr>
+          <w:rFonts w:ascii="Times New Roman" w:hAnsi="Times New Roman"/>
+          <w:color w:val="000000"/>
+          <w:sz w:val="24"/>
+          <w:szCs w:val="24"/>
+          <w:lang w:val="en-US"/>
+        </w:rPr>
+        <w:t>I-4</w:t>
       </w:r>
     </w:p>
     <w:p>
@@ -5777,6 +5777,8 @@
       <w:pPr>
         <w:widowControl w:val="0"/>
         <w:tabs>
+          <w:tab w:val="center" w:pos="4394"/>
+          <w:tab w:val="left" w:pos="7050"/>
           <w:tab w:val="left" w:leader="dot" w:pos="8222"/>
           <w:tab w:val="right" w:pos="8788"/>
         </w:tabs>
@@ -5784,7 +5786,6 @@
         <w:autoSpaceDN w:val="0"/>
         <w:adjustRightInd w:val="0"/>
         <w:spacing w:after="0" w:line="360" w:lineRule="auto"/>
-        <w:jc w:val="center"/>
         <w:rPr>
           <w:rFonts w:ascii="Times New Roman" w:hAnsi="Times New Roman"/>
           <w:b/>
@@ -5813,7 +5814,31 @@
           <w:lang w:val="en-US"/>
         </w:rPr>
         <w:lastRenderedPageBreak/>
+        <w:tab/>
+      </w:r>
+      <w:r>
+        <w:rPr>
+          <w:rFonts w:ascii="Times New Roman" w:hAnsi="Times New Roman"/>
+          <w:b/>
+          <w:bCs/>
+          <w:color w:val="000000"/>
+          <w:sz w:val="24"/>
+          <w:szCs w:val="24"/>
+          <w:lang w:val="en-US"/>
+        </w:rPr>
         <w:t>DAFTAR LAMPIRAN</w:t>
+      </w:r>
+      <w:r>
+        <w:rPr>
+          <w:rFonts w:ascii="Times New Roman" w:hAnsi="Times New Roman"/>
+          <w:b/>
+          <w:bCs/>
+          <w:color w:val="000000"/>
+          <w:sz w:val="24"/>
+          <w:szCs w:val="24"/>
+          <w:lang w:val="en-US"/>
+        </w:rPr>
+        <w:tab/>
       </w:r>
     </w:p>
     <w:p>
@@ -22512,9 +22537,296 @@
       <w:pPr>
         <w:pStyle w:val="ListParagraph"/>
         <w:widowControl w:val="0"/>
+        <w:tabs>
+          <w:tab w:val="left" w:leader="dot" w:pos="8222"/>
+          <w:tab w:val="right" w:pos="8788"/>
+        </w:tabs>
+        <w:autoSpaceDE w:val="0"/>
+        <w:autoSpaceDN w:val="0"/>
+        <w:adjustRightInd w:val="0"/>
+        <w:spacing w:after="0" w:line="360" w:lineRule="auto"/>
+        <w:ind w:left="0" w:firstLine="567"/>
+        <w:jc w:val="both"/>
+        <w:rPr>
+          <w:rFonts w:ascii="Times New Roman" w:hAnsi="Times New Roman"/>
+          <w:color w:val="000000"/>
+          <w:sz w:val="24"/>
+          <w:szCs w:val="24"/>
+          <w:lang w:val="en-US"/>
+        </w:rPr>
+      </w:pPr>
+      <w:proofErr w:type="spellStart"/>
+      <w:r>
+        <w:rPr>
+          <w:rFonts w:ascii="Times New Roman" w:hAnsi="Times New Roman"/>
+          <w:color w:val="000000"/>
+          <w:sz w:val="24"/>
+          <w:szCs w:val="24"/>
+          <w:lang w:val="en-US"/>
+        </w:rPr>
+        <w:t>Berdasarkan</w:t>
+      </w:r>
+      <w:proofErr w:type="spellEnd"/>
+      <w:r>
+        <w:rPr>
+          <w:rFonts w:ascii="Times New Roman" w:hAnsi="Times New Roman"/>
+          <w:color w:val="000000"/>
+          <w:sz w:val="24"/>
+          <w:szCs w:val="24"/>
+          <w:lang w:val="en-US"/>
+        </w:rPr>
+        <w:t xml:space="preserve"> </w:t>
+      </w:r>
+      <w:proofErr w:type="spellStart"/>
+      <w:r>
+        <w:rPr>
+          <w:rFonts w:ascii="Times New Roman" w:hAnsi="Times New Roman"/>
+          <w:color w:val="000000"/>
+          <w:sz w:val="24"/>
+          <w:szCs w:val="24"/>
+          <w:lang w:val="en-US"/>
+        </w:rPr>
+        <w:t>latar</w:t>
+      </w:r>
+      <w:proofErr w:type="spellEnd"/>
+      <w:r>
+        <w:rPr>
+          <w:rFonts w:ascii="Times New Roman" w:hAnsi="Times New Roman"/>
+          <w:color w:val="000000"/>
+          <w:sz w:val="24"/>
+          <w:szCs w:val="24"/>
+          <w:lang w:val="en-US"/>
+        </w:rPr>
+        <w:t xml:space="preserve"> </w:t>
+      </w:r>
+      <w:proofErr w:type="spellStart"/>
+      <w:r>
+        <w:rPr>
+          <w:rFonts w:ascii="Times New Roman" w:hAnsi="Times New Roman"/>
+          <w:color w:val="000000"/>
+          <w:sz w:val="24"/>
+          <w:szCs w:val="24"/>
+          <w:lang w:val="en-US"/>
+        </w:rPr>
+        <w:t>belakang</w:t>
+      </w:r>
+      <w:proofErr w:type="spellEnd"/>
+      <w:r>
+        <w:rPr>
+          <w:rFonts w:ascii="Times New Roman" w:hAnsi="Times New Roman"/>
+          <w:color w:val="000000"/>
+          <w:sz w:val="24"/>
+          <w:szCs w:val="24"/>
+          <w:lang w:val="en-US"/>
+        </w:rPr>
+        <w:t xml:space="preserve"> </w:t>
+      </w:r>
+      <w:proofErr w:type="spellStart"/>
+      <w:r>
+        <w:rPr>
+          <w:rFonts w:ascii="Times New Roman" w:hAnsi="Times New Roman"/>
+          <w:color w:val="000000"/>
+          <w:sz w:val="24"/>
+          <w:szCs w:val="24"/>
+          <w:lang w:val="en-US"/>
+        </w:rPr>
+        <w:t>tersebut</w:t>
+      </w:r>
+      <w:proofErr w:type="spellEnd"/>
+      <w:r>
+        <w:rPr>
+          <w:rFonts w:ascii="Times New Roman" w:hAnsi="Times New Roman"/>
+          <w:color w:val="000000"/>
+          <w:sz w:val="24"/>
+          <w:szCs w:val="24"/>
+          <w:lang w:val="en-US"/>
+        </w:rPr>
+        <w:t xml:space="preserve"> </w:t>
+      </w:r>
+      <w:proofErr w:type="spellStart"/>
+      <w:r>
+        <w:rPr>
+          <w:rFonts w:ascii="Times New Roman" w:hAnsi="Times New Roman"/>
+          <w:color w:val="000000"/>
+          <w:sz w:val="24"/>
+          <w:szCs w:val="24"/>
+          <w:lang w:val="en-US"/>
+        </w:rPr>
+        <w:t>maka</w:t>
+      </w:r>
+      <w:proofErr w:type="spellEnd"/>
+      <w:r>
+        <w:rPr>
+          <w:rFonts w:ascii="Times New Roman" w:hAnsi="Times New Roman"/>
+          <w:color w:val="000000"/>
+          <w:sz w:val="24"/>
+          <w:szCs w:val="24"/>
+          <w:lang w:val="en-US"/>
+        </w:rPr>
+        <w:t xml:space="preserve"> </w:t>
+      </w:r>
+      <w:proofErr w:type="spellStart"/>
+      <w:r>
+        <w:rPr>
+          <w:rFonts w:ascii="Times New Roman" w:hAnsi="Times New Roman"/>
+          <w:color w:val="000000"/>
+          <w:sz w:val="24"/>
+          <w:szCs w:val="24"/>
+          <w:lang w:val="en-US"/>
+        </w:rPr>
+        <w:t>permasalahan</w:t>
+      </w:r>
+      <w:proofErr w:type="spellEnd"/>
+      <w:r>
+        <w:rPr>
+          <w:rFonts w:ascii="Times New Roman" w:hAnsi="Times New Roman"/>
+          <w:color w:val="000000"/>
+          <w:sz w:val="24"/>
+          <w:szCs w:val="24"/>
+          <w:lang w:val="en-US"/>
+        </w:rPr>
+        <w:t xml:space="preserve"> yang </w:t>
+      </w:r>
+      <w:proofErr w:type="spellStart"/>
+      <w:r>
+        <w:rPr>
+          <w:rFonts w:ascii="Times New Roman" w:hAnsi="Times New Roman"/>
+          <w:color w:val="000000"/>
+          <w:sz w:val="24"/>
+          <w:szCs w:val="24"/>
+          <w:lang w:val="en-US"/>
+        </w:rPr>
+        <w:t>ingin</w:t>
+      </w:r>
+      <w:proofErr w:type="spellEnd"/>
+      <w:r>
+        <w:rPr>
+          <w:rFonts w:ascii="Times New Roman" w:hAnsi="Times New Roman"/>
+          <w:color w:val="000000"/>
+          <w:sz w:val="24"/>
+          <w:szCs w:val="24"/>
+          <w:lang w:val="en-US"/>
+        </w:rPr>
+        <w:t xml:space="preserve"> </w:t>
+      </w:r>
+      <w:proofErr w:type="spellStart"/>
+      <w:r>
+        <w:rPr>
+          <w:rFonts w:ascii="Times New Roman" w:hAnsi="Times New Roman"/>
+          <w:color w:val="000000"/>
+          <w:sz w:val="24"/>
+          <w:szCs w:val="24"/>
+          <w:lang w:val="en-US"/>
+        </w:rPr>
+        <w:t>diatasi</w:t>
+      </w:r>
+      <w:proofErr w:type="spellEnd"/>
+      <w:r>
+        <w:rPr>
+          <w:rFonts w:ascii="Times New Roman" w:hAnsi="Times New Roman"/>
+          <w:color w:val="000000"/>
+          <w:sz w:val="24"/>
+          <w:szCs w:val="24"/>
+          <w:lang w:val="en-US"/>
+        </w:rPr>
+        <w:t xml:space="preserve"> </w:t>
+      </w:r>
+      <w:proofErr w:type="spellStart"/>
+      <w:r>
+        <w:rPr>
+          <w:rFonts w:ascii="Times New Roman" w:hAnsi="Times New Roman"/>
+          <w:color w:val="000000"/>
+          <w:sz w:val="24"/>
+          <w:szCs w:val="24"/>
+          <w:lang w:val="en-US"/>
+        </w:rPr>
+        <w:t>melalui</w:t>
+      </w:r>
+      <w:proofErr w:type="spellEnd"/>
+      <w:r>
+        <w:rPr>
+          <w:rFonts w:ascii="Times New Roman" w:hAnsi="Times New Roman"/>
+          <w:color w:val="000000"/>
+          <w:sz w:val="24"/>
+          <w:szCs w:val="24"/>
+          <w:lang w:val="en-US"/>
+        </w:rPr>
+        <w:t xml:space="preserve"> </w:t>
+      </w:r>
+      <w:proofErr w:type="spellStart"/>
+      <w:r>
+        <w:rPr>
+          <w:rFonts w:ascii="Times New Roman" w:hAnsi="Times New Roman"/>
+          <w:color w:val="000000"/>
+          <w:sz w:val="24"/>
+          <w:szCs w:val="24"/>
+          <w:lang w:val="en-US"/>
+        </w:rPr>
+        <w:t>penelitian</w:t>
+      </w:r>
+      <w:proofErr w:type="spellEnd"/>
+      <w:r>
+        <w:rPr>
+          <w:rFonts w:ascii="Times New Roman" w:hAnsi="Times New Roman"/>
+          <w:color w:val="000000"/>
+          <w:sz w:val="24"/>
+          <w:szCs w:val="24"/>
+          <w:lang w:val="en-US"/>
+        </w:rPr>
+        <w:t xml:space="preserve"> </w:t>
+      </w:r>
+      <w:proofErr w:type="spellStart"/>
+      <w:r>
+        <w:rPr>
+          <w:rFonts w:ascii="Times New Roman" w:hAnsi="Times New Roman"/>
+          <w:color w:val="000000"/>
+          <w:sz w:val="24"/>
+          <w:szCs w:val="24"/>
+          <w:lang w:val="en-US"/>
+        </w:rPr>
+        <w:t>ini</w:t>
+      </w:r>
+      <w:proofErr w:type="spellEnd"/>
+      <w:r>
+        <w:rPr>
+          <w:rFonts w:ascii="Times New Roman" w:hAnsi="Times New Roman"/>
+          <w:color w:val="000000"/>
+          <w:sz w:val="24"/>
+          <w:szCs w:val="24"/>
+          <w:lang w:val="en-US"/>
+        </w:rPr>
+        <w:t xml:space="preserve"> </w:t>
+      </w:r>
+      <w:proofErr w:type="spellStart"/>
+      <w:r>
+        <w:rPr>
+          <w:rFonts w:ascii="Times New Roman" w:hAnsi="Times New Roman"/>
+          <w:color w:val="000000"/>
+          <w:sz w:val="24"/>
+          <w:szCs w:val="24"/>
+          <w:lang w:val="en-US"/>
+        </w:rPr>
+        <w:t>adalah</w:t>
+      </w:r>
+      <w:proofErr w:type="spellEnd"/>
+      <w:r>
+        <w:rPr>
+          <w:rFonts w:ascii="Times New Roman" w:hAnsi="Times New Roman"/>
+          <w:color w:val="000000"/>
+          <w:sz w:val="24"/>
+          <w:szCs w:val="24"/>
+          <w:lang w:val="en-US"/>
+        </w:rPr>
+        <w:t>:</w:t>
+      </w:r>
+    </w:p>
+    <w:p>
+      <w:pPr>
+        <w:pStyle w:val="ListParagraph"/>
+        <w:widowControl w:val="0"/>
         <w:numPr>
-          <w:ilvl w:val="1"/>
-          <w:numId w:val="5"/>
+          <w:ilvl w:val="0"/>
+          <w:numId w:val="6"/>
         </w:numPr>
         <w:tabs>
           <w:tab w:val="left" w:leader="dot" w:pos="8222"/>
@@ -22524,12 +22836,10 @@
         <w:autoSpaceDN w:val="0"/>
         <w:adjustRightInd w:val="0"/>
         <w:spacing w:after="0" w:line="360" w:lineRule="auto"/>
-        <w:ind w:left="567" w:hanging="567"/>
+        <w:ind w:left="851" w:hanging="284"/>
         <w:jc w:val="both"/>
         <w:rPr>
           <w:rFonts w:ascii="Times New Roman" w:hAnsi="Times New Roman"/>
-          <w:b/>
-          <w:bCs/>
           <w:color w:val="000000"/>
           <w:sz w:val="24"/>
           <w:szCs w:val="24"/>
@@ -22540,42 +22850,541 @@
       <w:r>
         <w:rPr>
           <w:rFonts w:ascii="Times New Roman" w:hAnsi="Times New Roman"/>
-          <w:b/>
-          <w:bCs/>
-          <w:color w:val="000000"/>
-          <w:sz w:val="24"/>
-          <w:szCs w:val="24"/>
-          <w:lang w:val="en-US"/>
-        </w:rPr>
-        <w:t>Tujuan</w:t>
-      </w:r>
-      <w:proofErr w:type="spellEnd"/>
-      <w:r>
-        <w:rPr>
-          <w:rFonts w:ascii="Times New Roman" w:hAnsi="Times New Roman"/>
-          <w:b/>
-          <w:bCs/>
-          <w:color w:val="000000"/>
-          <w:sz w:val="24"/>
-          <w:szCs w:val="24"/>
-          <w:lang w:val="en-US"/>
-        </w:rPr>
-        <w:t xml:space="preserve"> </w:t>
-      </w:r>
-      <w:proofErr w:type="spellStart"/>
-      <w:r>
-        <w:rPr>
-          <w:rFonts w:ascii="Times New Roman" w:hAnsi="Times New Roman"/>
-          <w:b/>
-          <w:bCs/>
-          <w:color w:val="000000"/>
-          <w:sz w:val="24"/>
-          <w:szCs w:val="24"/>
-          <w:lang w:val="en-US"/>
-        </w:rPr>
-        <w:t>Penelitian</w:t>
-      </w:r>
-      <w:proofErr w:type="spellEnd"/>
+          <w:color w:val="000000"/>
+          <w:sz w:val="24"/>
+          <w:szCs w:val="24"/>
+          <w:lang w:val="en-US"/>
+        </w:rPr>
+        <w:t>Bagaimana</w:t>
+      </w:r>
+      <w:proofErr w:type="spellEnd"/>
+      <w:r>
+        <w:rPr>
+          <w:rFonts w:ascii="Times New Roman" w:hAnsi="Times New Roman"/>
+          <w:color w:val="000000"/>
+          <w:sz w:val="24"/>
+          <w:szCs w:val="24"/>
+          <w:lang w:val="en-US"/>
+        </w:rPr>
+        <w:t xml:space="preserve"> </w:t>
+      </w:r>
+      <w:proofErr w:type="spellStart"/>
+      <w:r>
+        <w:rPr>
+          <w:rFonts w:ascii="Times New Roman" w:hAnsi="Times New Roman"/>
+          <w:color w:val="000000"/>
+          <w:sz w:val="24"/>
+          <w:szCs w:val="24"/>
+          <w:lang w:val="en-US"/>
+        </w:rPr>
+        <w:t>cara</w:t>
+      </w:r>
+      <w:proofErr w:type="spellEnd"/>
+      <w:r>
+        <w:rPr>
+          <w:rFonts w:ascii="Times New Roman" w:hAnsi="Times New Roman"/>
+          <w:color w:val="000000"/>
+          <w:sz w:val="24"/>
+          <w:szCs w:val="24"/>
+          <w:lang w:val="en-US"/>
+        </w:rPr>
+        <w:t xml:space="preserve"> </w:t>
+      </w:r>
+      <w:proofErr w:type="spellStart"/>
+      <w:r>
+        <w:rPr>
+          <w:rFonts w:ascii="Times New Roman" w:hAnsi="Times New Roman"/>
+          <w:color w:val="000000"/>
+          <w:sz w:val="24"/>
+          <w:szCs w:val="24"/>
+          <w:lang w:val="en-US"/>
+        </w:rPr>
+        <w:t>merancang</w:t>
+      </w:r>
+      <w:proofErr w:type="spellEnd"/>
+      <w:r>
+        <w:rPr>
+          <w:rFonts w:ascii="Times New Roman" w:hAnsi="Times New Roman"/>
+          <w:color w:val="000000"/>
+          <w:sz w:val="24"/>
+          <w:szCs w:val="24"/>
+          <w:lang w:val="en-US"/>
+        </w:rPr>
+        <w:t xml:space="preserve"> </w:t>
+      </w:r>
+      <w:proofErr w:type="spellStart"/>
+      <w:r>
+        <w:rPr>
+          <w:rFonts w:ascii="Times New Roman" w:hAnsi="Times New Roman"/>
+          <w:color w:val="000000"/>
+          <w:sz w:val="24"/>
+          <w:szCs w:val="24"/>
+          <w:lang w:val="en-US"/>
+        </w:rPr>
+        <w:t>sistem</w:t>
+      </w:r>
+      <w:proofErr w:type="spellEnd"/>
+      <w:r>
+        <w:rPr>
+          <w:rFonts w:ascii="Times New Roman" w:hAnsi="Times New Roman"/>
+          <w:color w:val="000000"/>
+          <w:sz w:val="24"/>
+          <w:szCs w:val="24"/>
+          <w:lang w:val="en-US"/>
+        </w:rPr>
+        <w:t xml:space="preserve"> </w:t>
+      </w:r>
+      <w:proofErr w:type="spellStart"/>
+      <w:r>
+        <w:rPr>
+          <w:rFonts w:ascii="Times New Roman" w:hAnsi="Times New Roman"/>
+          <w:color w:val="000000"/>
+          <w:sz w:val="24"/>
+          <w:szCs w:val="24"/>
+          <w:lang w:val="en-US"/>
+        </w:rPr>
+        <w:t>keamanan</w:t>
+      </w:r>
+      <w:proofErr w:type="spellEnd"/>
+      <w:r>
+        <w:rPr>
+          <w:rFonts w:ascii="Times New Roman" w:hAnsi="Times New Roman"/>
+          <w:color w:val="000000"/>
+          <w:sz w:val="24"/>
+          <w:szCs w:val="24"/>
+          <w:lang w:val="en-US"/>
+        </w:rPr>
+        <w:t xml:space="preserve"> </w:t>
+      </w:r>
+      <w:proofErr w:type="spellStart"/>
+      <w:r>
+        <w:rPr>
+          <w:rFonts w:ascii="Times New Roman" w:hAnsi="Times New Roman"/>
+          <w:color w:val="000000"/>
+          <w:sz w:val="24"/>
+          <w:szCs w:val="24"/>
+          <w:lang w:val="en-US"/>
+        </w:rPr>
+        <w:t>sepeda</w:t>
+      </w:r>
+      <w:proofErr w:type="spellEnd"/>
+      <w:r>
+        <w:rPr>
+          <w:rFonts w:ascii="Times New Roman" w:hAnsi="Times New Roman"/>
+          <w:color w:val="000000"/>
+          <w:sz w:val="24"/>
+          <w:szCs w:val="24"/>
+          <w:lang w:val="en-US"/>
+        </w:rPr>
+        <w:t xml:space="preserve"> motor </w:t>
+      </w:r>
+      <w:proofErr w:type="spellStart"/>
+      <w:r>
+        <w:rPr>
+          <w:rFonts w:ascii="Times New Roman" w:hAnsi="Times New Roman"/>
+          <w:color w:val="000000"/>
+          <w:sz w:val="24"/>
+          <w:szCs w:val="24"/>
+          <w:lang w:val="en-US"/>
+        </w:rPr>
+        <w:t>dengan</w:t>
+      </w:r>
+      <w:proofErr w:type="spellEnd"/>
+      <w:r>
+        <w:rPr>
+          <w:rFonts w:ascii="Times New Roman" w:hAnsi="Times New Roman"/>
+          <w:color w:val="000000"/>
+          <w:sz w:val="24"/>
+          <w:szCs w:val="24"/>
+          <w:lang w:val="en-US"/>
+        </w:rPr>
+        <w:t xml:space="preserve"> </w:t>
+      </w:r>
+      <w:proofErr w:type="spellStart"/>
+      <w:r>
+        <w:rPr>
+          <w:rFonts w:ascii="Times New Roman" w:hAnsi="Times New Roman"/>
+          <w:color w:val="000000"/>
+          <w:sz w:val="24"/>
+          <w:szCs w:val="24"/>
+          <w:lang w:val="en-US"/>
+        </w:rPr>
+        <w:t>fitur</w:t>
+      </w:r>
+      <w:proofErr w:type="spellEnd"/>
+      <w:r>
+        <w:rPr>
+          <w:rFonts w:ascii="Times New Roman" w:hAnsi="Times New Roman"/>
+          <w:color w:val="000000"/>
+          <w:sz w:val="24"/>
+          <w:szCs w:val="24"/>
+          <w:lang w:val="en-US"/>
+        </w:rPr>
+        <w:t xml:space="preserve"> </w:t>
+      </w:r>
+      <w:r>
+        <w:rPr>
+          <w:rFonts w:ascii="Times New Roman" w:hAnsi="Times New Roman"/>
+          <w:i/>
+          <w:iCs/>
+          <w:color w:val="000000"/>
+          <w:sz w:val="24"/>
+          <w:szCs w:val="24"/>
+          <w:lang w:val="en-US"/>
+        </w:rPr>
+        <w:t>early</w:t>
+      </w:r>
+      <w:r>
+        <w:rPr>
+          <w:rFonts w:ascii="Times New Roman" w:hAnsi="Times New Roman"/>
+          <w:color w:val="000000"/>
+          <w:sz w:val="24"/>
+          <w:szCs w:val="24"/>
+          <w:lang w:val="en-US"/>
+        </w:rPr>
+        <w:t xml:space="preserve"> </w:t>
+      </w:r>
+      <w:r>
+        <w:rPr>
+          <w:rFonts w:ascii="Times New Roman" w:hAnsi="Times New Roman"/>
+          <w:i/>
+          <w:iCs/>
+          <w:color w:val="000000"/>
+          <w:sz w:val="24"/>
+          <w:szCs w:val="24"/>
+          <w:lang w:val="en-US"/>
+        </w:rPr>
+        <w:t>warning</w:t>
+      </w:r>
+      <w:r>
+        <w:rPr>
+          <w:rFonts w:ascii="Times New Roman" w:hAnsi="Times New Roman"/>
+          <w:color w:val="000000"/>
+          <w:sz w:val="24"/>
+          <w:szCs w:val="24"/>
+          <w:lang w:val="en-US"/>
+        </w:rPr>
+        <w:t>?</w:t>
+      </w:r>
+    </w:p>
+    <w:p>
+      <w:pPr>
+        <w:pStyle w:val="ListParagraph"/>
+        <w:widowControl w:val="0"/>
+        <w:numPr>
+          <w:ilvl w:val="0"/>
+          <w:numId w:val="6"/>
+        </w:numPr>
+        <w:tabs>
+          <w:tab w:val="left" w:leader="dot" w:pos="8222"/>
+          <w:tab w:val="right" w:pos="8788"/>
+        </w:tabs>
+        <w:autoSpaceDE w:val="0"/>
+        <w:autoSpaceDN w:val="0"/>
+        <w:adjustRightInd w:val="0"/>
+        <w:spacing w:after="0" w:line="360" w:lineRule="auto"/>
+        <w:ind w:left="851" w:hanging="284"/>
+        <w:jc w:val="both"/>
+        <w:rPr>
+          <w:rFonts w:ascii="Times New Roman" w:hAnsi="Times New Roman"/>
+          <w:color w:val="000000"/>
+          <w:sz w:val="24"/>
+          <w:szCs w:val="24"/>
+          <w:lang w:val="en-US"/>
+        </w:rPr>
+      </w:pPr>
+      <w:proofErr w:type="spellStart"/>
+      <w:r>
+        <w:rPr>
+          <w:rFonts w:ascii="Times New Roman" w:hAnsi="Times New Roman"/>
+          <w:color w:val="000000"/>
+          <w:sz w:val="24"/>
+          <w:szCs w:val="24"/>
+          <w:lang w:val="en-US"/>
+        </w:rPr>
+        <w:t>Bagaimana</w:t>
+      </w:r>
+      <w:proofErr w:type="spellEnd"/>
+      <w:r>
+        <w:rPr>
+          <w:rFonts w:ascii="Times New Roman" w:hAnsi="Times New Roman"/>
+          <w:color w:val="000000"/>
+          <w:sz w:val="24"/>
+          <w:szCs w:val="24"/>
+          <w:lang w:val="en-US"/>
+        </w:rPr>
+        <w:t xml:space="preserve"> </w:t>
+      </w:r>
+      <w:proofErr w:type="spellStart"/>
+      <w:r>
+        <w:rPr>
+          <w:rFonts w:ascii="Times New Roman" w:hAnsi="Times New Roman"/>
+          <w:color w:val="000000"/>
+          <w:sz w:val="24"/>
+          <w:szCs w:val="24"/>
+          <w:lang w:val="en-US"/>
+        </w:rPr>
+        <w:t>cara</w:t>
+      </w:r>
+      <w:proofErr w:type="spellEnd"/>
+      <w:r>
+        <w:rPr>
+          <w:rFonts w:ascii="Times New Roman" w:hAnsi="Times New Roman"/>
+          <w:color w:val="000000"/>
+          <w:sz w:val="24"/>
+          <w:szCs w:val="24"/>
+          <w:lang w:val="en-US"/>
+        </w:rPr>
+        <w:t xml:space="preserve"> </w:t>
+      </w:r>
+      <w:proofErr w:type="spellStart"/>
+      <w:r>
+        <w:rPr>
+          <w:rFonts w:ascii="Times New Roman" w:hAnsi="Times New Roman"/>
+          <w:color w:val="000000"/>
+          <w:sz w:val="24"/>
+          <w:szCs w:val="24"/>
+          <w:lang w:val="en-US"/>
+        </w:rPr>
+        <w:t>mengetahui</w:t>
+      </w:r>
+      <w:proofErr w:type="spellEnd"/>
+      <w:r>
+        <w:rPr>
+          <w:rFonts w:ascii="Times New Roman" w:hAnsi="Times New Roman"/>
+          <w:color w:val="000000"/>
+          <w:sz w:val="24"/>
+          <w:szCs w:val="24"/>
+          <w:lang w:val="en-US"/>
+        </w:rPr>
+        <w:t xml:space="preserve"> </w:t>
+      </w:r>
+      <w:proofErr w:type="spellStart"/>
+      <w:r>
+        <w:rPr>
+          <w:rFonts w:ascii="Times New Roman" w:hAnsi="Times New Roman"/>
+          <w:color w:val="000000"/>
+          <w:sz w:val="24"/>
+          <w:szCs w:val="24"/>
+          <w:lang w:val="en-US"/>
+        </w:rPr>
+        <w:t>posisi</w:t>
+      </w:r>
+      <w:proofErr w:type="spellEnd"/>
+      <w:r>
+        <w:rPr>
+          <w:rFonts w:ascii="Times New Roman" w:hAnsi="Times New Roman"/>
+          <w:color w:val="000000"/>
+          <w:sz w:val="24"/>
+          <w:szCs w:val="24"/>
+          <w:lang w:val="en-US"/>
+        </w:rPr>
+        <w:t xml:space="preserve"> </w:t>
+      </w:r>
+      <w:proofErr w:type="spellStart"/>
+      <w:r>
+        <w:rPr>
+          <w:rFonts w:ascii="Times New Roman" w:hAnsi="Times New Roman"/>
+          <w:color w:val="000000"/>
+          <w:sz w:val="24"/>
+          <w:szCs w:val="24"/>
+          <w:lang w:val="en-US"/>
+        </w:rPr>
+        <w:t>dari</w:t>
+      </w:r>
+      <w:proofErr w:type="spellEnd"/>
+      <w:r>
+        <w:rPr>
+          <w:rFonts w:ascii="Times New Roman" w:hAnsi="Times New Roman"/>
+          <w:color w:val="000000"/>
+          <w:sz w:val="24"/>
+          <w:szCs w:val="24"/>
+          <w:lang w:val="en-US"/>
+        </w:rPr>
+        <w:t xml:space="preserve"> </w:t>
+      </w:r>
+      <w:proofErr w:type="spellStart"/>
+      <w:r>
+        <w:rPr>
+          <w:rFonts w:ascii="Times New Roman" w:hAnsi="Times New Roman"/>
+          <w:color w:val="000000"/>
+          <w:sz w:val="24"/>
+          <w:szCs w:val="24"/>
+          <w:lang w:val="en-US"/>
+        </w:rPr>
+        <w:t>kendaraan</w:t>
+      </w:r>
+      <w:proofErr w:type="spellEnd"/>
+      <w:r>
+        <w:rPr>
+          <w:rFonts w:ascii="Times New Roman" w:hAnsi="Times New Roman"/>
+          <w:color w:val="000000"/>
+          <w:sz w:val="24"/>
+          <w:szCs w:val="24"/>
+          <w:lang w:val="en-US"/>
+        </w:rPr>
+        <w:t>?</w:t>
+      </w:r>
+    </w:p>
+    <w:p>
+      <w:pPr>
+        <w:pStyle w:val="ListParagraph"/>
+        <w:widowControl w:val="0"/>
+        <w:numPr>
+          <w:ilvl w:val="0"/>
+          <w:numId w:val="6"/>
+        </w:numPr>
+        <w:tabs>
+          <w:tab w:val="left" w:leader="dot" w:pos="8222"/>
+          <w:tab w:val="right" w:pos="8788"/>
+        </w:tabs>
+        <w:autoSpaceDE w:val="0"/>
+        <w:autoSpaceDN w:val="0"/>
+        <w:adjustRightInd w:val="0"/>
+        <w:spacing w:after="240" w:line="360" w:lineRule="auto"/>
+        <w:ind w:left="851" w:hanging="284"/>
+        <w:contextualSpacing w:val="0"/>
+        <w:jc w:val="both"/>
+        <w:rPr>
+          <w:rFonts w:ascii="Times New Roman" w:hAnsi="Times New Roman"/>
+          <w:color w:val="000000"/>
+          <w:sz w:val="24"/>
+          <w:szCs w:val="24"/>
+          <w:lang w:val="en-US"/>
+        </w:rPr>
+      </w:pPr>
+      <w:proofErr w:type="spellStart"/>
+      <w:r>
+        <w:rPr>
+          <w:rFonts w:ascii="Times New Roman" w:hAnsi="Times New Roman"/>
+          <w:color w:val="000000"/>
+          <w:sz w:val="24"/>
+          <w:szCs w:val="24"/>
+          <w:lang w:val="en-US"/>
+        </w:rPr>
+        <w:t>Bagaimana</w:t>
+      </w:r>
+      <w:proofErr w:type="spellEnd"/>
+      <w:r>
+        <w:rPr>
+          <w:rFonts w:ascii="Times New Roman" w:hAnsi="Times New Roman"/>
+          <w:color w:val="000000"/>
+          <w:sz w:val="24"/>
+          <w:szCs w:val="24"/>
+          <w:lang w:val="en-US"/>
+        </w:rPr>
+        <w:t xml:space="preserve"> </w:t>
+      </w:r>
+      <w:proofErr w:type="spellStart"/>
+      <w:r>
+        <w:rPr>
+          <w:rFonts w:ascii="Times New Roman" w:hAnsi="Times New Roman"/>
+          <w:color w:val="000000"/>
+          <w:sz w:val="24"/>
+          <w:szCs w:val="24"/>
+          <w:lang w:val="en-US"/>
+        </w:rPr>
+        <w:t>cara</w:t>
+      </w:r>
+      <w:proofErr w:type="spellEnd"/>
+      <w:r>
+        <w:rPr>
+          <w:rFonts w:ascii="Times New Roman" w:hAnsi="Times New Roman"/>
+          <w:color w:val="000000"/>
+          <w:sz w:val="24"/>
+          <w:szCs w:val="24"/>
+          <w:lang w:val="en-US"/>
+        </w:rPr>
+        <w:t xml:space="preserve"> </w:t>
+      </w:r>
+      <w:proofErr w:type="spellStart"/>
+      <w:r>
+        <w:rPr>
+          <w:rFonts w:ascii="Times New Roman" w:hAnsi="Times New Roman"/>
+          <w:color w:val="000000"/>
+          <w:sz w:val="24"/>
+          <w:szCs w:val="24"/>
+          <w:lang w:val="en-US"/>
+        </w:rPr>
+        <w:t>mengirimkan</w:t>
+      </w:r>
+      <w:proofErr w:type="spellEnd"/>
+      <w:r>
+        <w:rPr>
+          <w:rFonts w:ascii="Times New Roman" w:hAnsi="Times New Roman"/>
+          <w:color w:val="000000"/>
+          <w:sz w:val="24"/>
+          <w:szCs w:val="24"/>
+          <w:lang w:val="en-US"/>
+        </w:rPr>
+        <w:t xml:space="preserve"> </w:t>
+      </w:r>
+      <w:proofErr w:type="spellStart"/>
+      <w:r>
+        <w:rPr>
+          <w:rFonts w:ascii="Times New Roman" w:hAnsi="Times New Roman"/>
+          <w:color w:val="000000"/>
+          <w:sz w:val="24"/>
+          <w:szCs w:val="24"/>
+          <w:lang w:val="en-US"/>
+        </w:rPr>
+        <w:t>informasi</w:t>
+      </w:r>
+      <w:proofErr w:type="spellEnd"/>
+      <w:r>
+        <w:rPr>
+          <w:rFonts w:ascii="Times New Roman" w:hAnsi="Times New Roman"/>
+          <w:color w:val="000000"/>
+          <w:sz w:val="24"/>
+          <w:szCs w:val="24"/>
+          <w:lang w:val="en-US"/>
+        </w:rPr>
+        <w:t xml:space="preserve"> </w:t>
+      </w:r>
+      <w:proofErr w:type="spellStart"/>
+      <w:r>
+        <w:rPr>
+          <w:rFonts w:ascii="Times New Roman" w:hAnsi="Times New Roman"/>
+          <w:color w:val="000000"/>
+          <w:sz w:val="24"/>
+          <w:szCs w:val="24"/>
+          <w:lang w:val="en-US"/>
+        </w:rPr>
+        <w:t>ke</w:t>
+      </w:r>
+      <w:proofErr w:type="spellEnd"/>
+      <w:r>
+        <w:rPr>
+          <w:rFonts w:ascii="Times New Roman" w:hAnsi="Times New Roman"/>
+          <w:color w:val="000000"/>
+          <w:sz w:val="24"/>
+          <w:szCs w:val="24"/>
+          <w:lang w:val="en-US"/>
+        </w:rPr>
+        <w:t xml:space="preserve"> </w:t>
+      </w:r>
+      <w:proofErr w:type="spellStart"/>
+      <w:r>
+        <w:rPr>
+          <w:rFonts w:ascii="Times New Roman" w:hAnsi="Times New Roman"/>
+          <w:color w:val="000000"/>
+          <w:sz w:val="24"/>
+          <w:szCs w:val="24"/>
+          <w:lang w:val="en-US"/>
+        </w:rPr>
+        <w:t>pengguna</w:t>
+      </w:r>
+      <w:proofErr w:type="spellEnd"/>
+      <w:r>
+        <w:rPr>
+          <w:rFonts w:ascii="Times New Roman" w:hAnsi="Times New Roman"/>
+          <w:color w:val="000000"/>
+          <w:sz w:val="24"/>
+          <w:szCs w:val="24"/>
+          <w:lang w:val="en-US"/>
+        </w:rPr>
+        <w:t>?</w:t>
+      </w:r>
     </w:p>
     <w:p>
       <w:pPr>
@@ -22605,6 +23414,7 @@
           <w:lang w:val="en-US"/>
         </w:rPr>
       </w:pPr>
+      <w:proofErr w:type="spellStart"/>
       <w:r>
         <w:rPr>
           <w:rFonts w:ascii="Times New Roman" w:hAnsi="Times New Roman"/>
@@ -22615,9 +23425,9 @@
           <w:szCs w:val="24"/>
           <w:lang w:val="en-US"/>
         </w:rPr>
-        <w:t xml:space="preserve">Batasan </w:t>
-      </w:r>
-      <w:proofErr w:type="spellStart"/>
+        <w:t>Tujuan</w:t>
+      </w:r>
+      <w:proofErr w:type="spellEnd"/>
       <w:r>
         <w:rPr>
           <w:rFonts w:ascii="Times New Roman" w:hAnsi="Times New Roman"/>
@@ -22628,9 +23438,584 @@
           <w:szCs w:val="24"/>
           <w:lang w:val="en-US"/>
         </w:rPr>
-        <w:t>Masalah</w:t>
-      </w:r>
-      <w:proofErr w:type="spellEnd"/>
+        <w:t xml:space="preserve"> </w:t>
+      </w:r>
+      <w:proofErr w:type="spellStart"/>
+      <w:r>
+        <w:rPr>
+          <w:rFonts w:ascii="Times New Roman" w:hAnsi="Times New Roman"/>
+          <w:b/>
+          <w:bCs/>
+          <w:color w:val="000000"/>
+          <w:sz w:val="24"/>
+          <w:szCs w:val="24"/>
+          <w:lang w:val="en-US"/>
+        </w:rPr>
+        <w:t>Penelitian</w:t>
+      </w:r>
+      <w:proofErr w:type="spellEnd"/>
+    </w:p>
+    <w:p>
+      <w:pPr>
+        <w:pStyle w:val="ListParagraph"/>
+        <w:widowControl w:val="0"/>
+        <w:tabs>
+          <w:tab w:val="left" w:leader="dot" w:pos="8222"/>
+          <w:tab w:val="right" w:pos="8788"/>
+        </w:tabs>
+        <w:autoSpaceDE w:val="0"/>
+        <w:autoSpaceDN w:val="0"/>
+        <w:adjustRightInd w:val="0"/>
+        <w:spacing w:after="0" w:line="360" w:lineRule="auto"/>
+        <w:ind w:left="567"/>
+        <w:jc w:val="both"/>
+        <w:rPr>
+          <w:rFonts w:ascii="Times New Roman" w:hAnsi="Times New Roman"/>
+          <w:color w:val="000000"/>
+          <w:sz w:val="24"/>
+          <w:szCs w:val="24"/>
+          <w:lang w:val="en-US"/>
+        </w:rPr>
+      </w:pPr>
+      <w:proofErr w:type="spellStart"/>
+      <w:r>
+        <w:rPr>
+          <w:rFonts w:ascii="Times New Roman" w:hAnsi="Times New Roman"/>
+          <w:color w:val="000000"/>
+          <w:sz w:val="24"/>
+          <w:szCs w:val="24"/>
+          <w:lang w:val="en-US"/>
+        </w:rPr>
+        <w:t>Tujuan</w:t>
+      </w:r>
+      <w:proofErr w:type="spellEnd"/>
+      <w:r>
+        <w:rPr>
+          <w:rFonts w:ascii="Times New Roman" w:hAnsi="Times New Roman"/>
+          <w:color w:val="000000"/>
+          <w:sz w:val="24"/>
+          <w:szCs w:val="24"/>
+          <w:lang w:val="en-US"/>
+        </w:rPr>
+        <w:t xml:space="preserve"> yang </w:t>
+      </w:r>
+      <w:proofErr w:type="spellStart"/>
+      <w:r>
+        <w:rPr>
+          <w:rFonts w:ascii="Times New Roman" w:hAnsi="Times New Roman"/>
+          <w:color w:val="000000"/>
+          <w:sz w:val="24"/>
+          <w:szCs w:val="24"/>
+          <w:lang w:val="en-US"/>
+        </w:rPr>
+        <w:t>ingin</w:t>
+      </w:r>
+      <w:proofErr w:type="spellEnd"/>
+      <w:r>
+        <w:rPr>
+          <w:rFonts w:ascii="Times New Roman" w:hAnsi="Times New Roman"/>
+          <w:color w:val="000000"/>
+          <w:sz w:val="24"/>
+          <w:szCs w:val="24"/>
+          <w:lang w:val="en-US"/>
+        </w:rPr>
+        <w:t xml:space="preserve"> </w:t>
+      </w:r>
+      <w:proofErr w:type="spellStart"/>
+      <w:r>
+        <w:rPr>
+          <w:rFonts w:ascii="Times New Roman" w:hAnsi="Times New Roman"/>
+          <w:color w:val="000000"/>
+          <w:sz w:val="24"/>
+          <w:szCs w:val="24"/>
+          <w:lang w:val="en-US"/>
+        </w:rPr>
+        <w:t>dicapai</w:t>
+      </w:r>
+      <w:proofErr w:type="spellEnd"/>
+      <w:r>
+        <w:rPr>
+          <w:rFonts w:ascii="Times New Roman" w:hAnsi="Times New Roman"/>
+          <w:color w:val="000000"/>
+          <w:sz w:val="24"/>
+          <w:szCs w:val="24"/>
+          <w:lang w:val="en-US"/>
+        </w:rPr>
+        <w:t xml:space="preserve"> </w:t>
+      </w:r>
+      <w:proofErr w:type="spellStart"/>
+      <w:r>
+        <w:rPr>
+          <w:rFonts w:ascii="Times New Roman" w:hAnsi="Times New Roman"/>
+          <w:color w:val="000000"/>
+          <w:sz w:val="24"/>
+          <w:szCs w:val="24"/>
+          <w:lang w:val="en-US"/>
+        </w:rPr>
+        <w:t>dalam</w:t>
+      </w:r>
+      <w:proofErr w:type="spellEnd"/>
+      <w:r>
+        <w:rPr>
+          <w:rFonts w:ascii="Times New Roman" w:hAnsi="Times New Roman"/>
+          <w:color w:val="000000"/>
+          <w:sz w:val="24"/>
+          <w:szCs w:val="24"/>
+          <w:lang w:val="en-US"/>
+        </w:rPr>
+        <w:t xml:space="preserve"> </w:t>
+      </w:r>
+      <w:proofErr w:type="spellStart"/>
+      <w:r>
+        <w:rPr>
+          <w:rFonts w:ascii="Times New Roman" w:hAnsi="Times New Roman"/>
+          <w:color w:val="000000"/>
+          <w:sz w:val="24"/>
+          <w:szCs w:val="24"/>
+          <w:lang w:val="en-US"/>
+        </w:rPr>
+        <w:t>penelitian</w:t>
+      </w:r>
+      <w:proofErr w:type="spellEnd"/>
+      <w:r>
+        <w:rPr>
+          <w:rFonts w:ascii="Times New Roman" w:hAnsi="Times New Roman"/>
+          <w:color w:val="000000"/>
+          <w:sz w:val="24"/>
+          <w:szCs w:val="24"/>
+          <w:lang w:val="en-US"/>
+        </w:rPr>
+        <w:t xml:space="preserve"> </w:t>
+      </w:r>
+      <w:proofErr w:type="spellStart"/>
+      <w:r>
+        <w:rPr>
+          <w:rFonts w:ascii="Times New Roman" w:hAnsi="Times New Roman"/>
+          <w:color w:val="000000"/>
+          <w:sz w:val="24"/>
+          <w:szCs w:val="24"/>
+          <w:lang w:val="en-US"/>
+        </w:rPr>
+        <w:t>ini</w:t>
+      </w:r>
+      <w:proofErr w:type="spellEnd"/>
+      <w:r>
+        <w:rPr>
+          <w:rFonts w:ascii="Times New Roman" w:hAnsi="Times New Roman"/>
+          <w:color w:val="000000"/>
+          <w:sz w:val="24"/>
+          <w:szCs w:val="24"/>
+          <w:lang w:val="en-US"/>
+        </w:rPr>
+        <w:t xml:space="preserve"> </w:t>
+      </w:r>
+      <w:proofErr w:type="spellStart"/>
+      <w:r>
+        <w:rPr>
+          <w:rFonts w:ascii="Times New Roman" w:hAnsi="Times New Roman"/>
+          <w:color w:val="000000"/>
+          <w:sz w:val="24"/>
+          <w:szCs w:val="24"/>
+          <w:lang w:val="en-US"/>
+        </w:rPr>
+        <w:t>adalah</w:t>
+      </w:r>
+      <w:proofErr w:type="spellEnd"/>
+      <w:r>
+        <w:rPr>
+          <w:rFonts w:ascii="Times New Roman" w:hAnsi="Times New Roman"/>
+          <w:color w:val="000000"/>
+          <w:sz w:val="24"/>
+          <w:szCs w:val="24"/>
+          <w:lang w:val="en-US"/>
+        </w:rPr>
+        <w:t>:</w:t>
+      </w:r>
+    </w:p>
+    <w:p>
+      <w:pPr>
+        <w:pStyle w:val="ListParagraph"/>
+        <w:widowControl w:val="0"/>
+        <w:numPr>
+          <w:ilvl w:val="0"/>
+          <w:numId w:val="7"/>
+        </w:numPr>
+        <w:tabs>
+          <w:tab w:val="left" w:leader="dot" w:pos="8222"/>
+          <w:tab w:val="right" w:pos="8788"/>
+        </w:tabs>
+        <w:autoSpaceDE w:val="0"/>
+        <w:autoSpaceDN w:val="0"/>
+        <w:adjustRightInd w:val="0"/>
+        <w:spacing w:after="0" w:line="360" w:lineRule="auto"/>
+        <w:ind w:left="851" w:hanging="284"/>
+        <w:jc w:val="both"/>
+        <w:rPr>
+          <w:rFonts w:ascii="Times New Roman" w:hAnsi="Times New Roman"/>
+          <w:color w:val="000000"/>
+          <w:sz w:val="24"/>
+          <w:szCs w:val="24"/>
+          <w:lang w:val="en-US"/>
+        </w:rPr>
+      </w:pPr>
+      <w:proofErr w:type="spellStart"/>
+      <w:r>
+        <w:rPr>
+          <w:rFonts w:ascii="Times New Roman" w:hAnsi="Times New Roman"/>
+          <w:color w:val="000000"/>
+          <w:sz w:val="24"/>
+          <w:szCs w:val="24"/>
+          <w:lang w:val="en-US"/>
+        </w:rPr>
+        <w:t>Merancang</w:t>
+      </w:r>
+      <w:proofErr w:type="spellEnd"/>
+      <w:r>
+        <w:rPr>
+          <w:rFonts w:ascii="Times New Roman" w:hAnsi="Times New Roman"/>
+          <w:color w:val="000000"/>
+          <w:sz w:val="24"/>
+          <w:szCs w:val="24"/>
+          <w:lang w:val="en-US"/>
+        </w:rPr>
+        <w:t xml:space="preserve"> dam </w:t>
+      </w:r>
+      <w:proofErr w:type="spellStart"/>
+      <w:r>
+        <w:rPr>
+          <w:rFonts w:ascii="Times New Roman" w:hAnsi="Times New Roman"/>
+          <w:color w:val="000000"/>
+          <w:sz w:val="24"/>
+          <w:szCs w:val="24"/>
+          <w:lang w:val="en-US"/>
+        </w:rPr>
+        <w:t>membangun</w:t>
+      </w:r>
+      <w:proofErr w:type="spellEnd"/>
+      <w:r>
+        <w:rPr>
+          <w:rFonts w:ascii="Times New Roman" w:hAnsi="Times New Roman"/>
+          <w:color w:val="000000"/>
+          <w:sz w:val="24"/>
+          <w:szCs w:val="24"/>
+          <w:lang w:val="en-US"/>
+        </w:rPr>
+        <w:t xml:space="preserve"> prototype </w:t>
+      </w:r>
+      <w:proofErr w:type="spellStart"/>
+      <w:r>
+        <w:rPr>
+          <w:rFonts w:ascii="Times New Roman" w:hAnsi="Times New Roman"/>
+          <w:color w:val="000000"/>
+          <w:sz w:val="24"/>
+          <w:szCs w:val="24"/>
+          <w:lang w:val="en-US"/>
+        </w:rPr>
+        <w:t>sistem</w:t>
+      </w:r>
+      <w:proofErr w:type="spellEnd"/>
+      <w:r>
+        <w:rPr>
+          <w:rFonts w:ascii="Times New Roman" w:hAnsi="Times New Roman"/>
+          <w:color w:val="000000"/>
+          <w:sz w:val="24"/>
+          <w:szCs w:val="24"/>
+          <w:lang w:val="en-US"/>
+        </w:rPr>
+        <w:t xml:space="preserve"> </w:t>
+      </w:r>
+      <w:proofErr w:type="spellStart"/>
+      <w:r>
+        <w:rPr>
+          <w:rFonts w:ascii="Times New Roman" w:hAnsi="Times New Roman"/>
+          <w:color w:val="000000"/>
+          <w:sz w:val="24"/>
+          <w:szCs w:val="24"/>
+          <w:lang w:val="en-US"/>
+        </w:rPr>
+        <w:t>keamanan</w:t>
+      </w:r>
+      <w:proofErr w:type="spellEnd"/>
+      <w:r>
+        <w:rPr>
+          <w:rFonts w:ascii="Times New Roman" w:hAnsi="Times New Roman"/>
+          <w:color w:val="000000"/>
+          <w:sz w:val="24"/>
+          <w:szCs w:val="24"/>
+          <w:lang w:val="en-US"/>
+        </w:rPr>
+        <w:t xml:space="preserve"> pada </w:t>
+      </w:r>
+      <w:proofErr w:type="spellStart"/>
+      <w:r>
+        <w:rPr>
+          <w:rFonts w:ascii="Times New Roman" w:hAnsi="Times New Roman"/>
+          <w:color w:val="000000"/>
+          <w:sz w:val="24"/>
+          <w:szCs w:val="24"/>
+          <w:lang w:val="en-US"/>
+        </w:rPr>
+        <w:t>sepeda</w:t>
+      </w:r>
+      <w:proofErr w:type="spellEnd"/>
+      <w:r>
+        <w:rPr>
+          <w:rFonts w:ascii="Times New Roman" w:hAnsi="Times New Roman"/>
+          <w:color w:val="000000"/>
+          <w:sz w:val="24"/>
+          <w:szCs w:val="24"/>
+          <w:lang w:val="en-US"/>
+        </w:rPr>
+        <w:t xml:space="preserve"> motor </w:t>
+      </w:r>
+      <w:proofErr w:type="spellStart"/>
+      <w:r>
+        <w:rPr>
+          <w:rFonts w:ascii="Times New Roman" w:hAnsi="Times New Roman"/>
+          <w:color w:val="000000"/>
+          <w:sz w:val="24"/>
+          <w:szCs w:val="24"/>
+          <w:lang w:val="en-US"/>
+        </w:rPr>
+        <w:t>menggunakan</w:t>
+      </w:r>
+      <w:proofErr w:type="spellEnd"/>
+      <w:r>
+        <w:rPr>
+          <w:rFonts w:ascii="Times New Roman" w:hAnsi="Times New Roman"/>
+          <w:color w:val="000000"/>
+          <w:sz w:val="24"/>
+          <w:szCs w:val="24"/>
+          <w:lang w:val="en-US"/>
+        </w:rPr>
+        <w:t xml:space="preserve"> </w:t>
+      </w:r>
+      <w:proofErr w:type="spellStart"/>
+      <w:r>
+        <w:rPr>
+          <w:rFonts w:ascii="Times New Roman" w:hAnsi="Times New Roman"/>
+          <w:color w:val="000000"/>
+          <w:sz w:val="24"/>
+          <w:szCs w:val="24"/>
+          <w:lang w:val="en-US"/>
+        </w:rPr>
+        <w:t>mikrokontroler</w:t>
+      </w:r>
+      <w:proofErr w:type="spellEnd"/>
+      <w:r>
+        <w:rPr>
+          <w:rFonts w:ascii="Times New Roman" w:hAnsi="Times New Roman"/>
+          <w:color w:val="000000"/>
+          <w:sz w:val="24"/>
+          <w:szCs w:val="24"/>
+          <w:lang w:val="en-US"/>
+        </w:rPr>
+        <w:t xml:space="preserve"> 32bit.</w:t>
+      </w:r>
+    </w:p>
+    <w:p>
+      <w:pPr>
+        <w:pStyle w:val="ListParagraph"/>
+        <w:widowControl w:val="0"/>
+        <w:numPr>
+          <w:ilvl w:val="0"/>
+          <w:numId w:val="7"/>
+        </w:numPr>
+        <w:tabs>
+          <w:tab w:val="left" w:leader="dot" w:pos="8222"/>
+          <w:tab w:val="right" w:pos="8788"/>
+        </w:tabs>
+        <w:autoSpaceDE w:val="0"/>
+        <w:autoSpaceDN w:val="0"/>
+        <w:adjustRightInd w:val="0"/>
+        <w:spacing w:after="240" w:line="360" w:lineRule="auto"/>
+        <w:ind w:left="851" w:hanging="284"/>
+        <w:contextualSpacing w:val="0"/>
+        <w:jc w:val="both"/>
+        <w:rPr>
+          <w:rFonts w:ascii="Times New Roman" w:hAnsi="Times New Roman"/>
+          <w:color w:val="000000"/>
+          <w:sz w:val="24"/>
+          <w:szCs w:val="24"/>
+          <w:lang w:val="en-US"/>
+        </w:rPr>
+      </w:pPr>
+      <w:proofErr w:type="spellStart"/>
+      <w:r>
+        <w:rPr>
+          <w:rFonts w:ascii="Times New Roman" w:hAnsi="Times New Roman"/>
+          <w:color w:val="000000"/>
+          <w:sz w:val="24"/>
+          <w:szCs w:val="24"/>
+          <w:lang w:val="en-US"/>
+        </w:rPr>
+        <w:t>Merancang</w:t>
+      </w:r>
+      <w:proofErr w:type="spellEnd"/>
+      <w:r>
+        <w:rPr>
+          <w:rFonts w:ascii="Times New Roman" w:hAnsi="Times New Roman"/>
+          <w:color w:val="000000"/>
+          <w:sz w:val="24"/>
+          <w:szCs w:val="24"/>
+          <w:lang w:val="en-US"/>
+        </w:rPr>
+        <w:t xml:space="preserve"> </w:t>
+      </w:r>
+      <w:r>
+        <w:rPr>
+          <w:rFonts w:ascii="Times New Roman" w:hAnsi="Times New Roman"/>
+          <w:i/>
+          <w:iCs/>
+          <w:color w:val="000000"/>
+          <w:sz w:val="24"/>
+          <w:szCs w:val="24"/>
+          <w:lang w:val="en-US"/>
+        </w:rPr>
+        <w:t>interface</w:t>
+      </w:r>
+      <w:r>
+        <w:rPr>
+          <w:rFonts w:ascii="Times New Roman" w:hAnsi="Times New Roman"/>
+          <w:color w:val="000000"/>
+          <w:sz w:val="24"/>
+          <w:szCs w:val="24"/>
+          <w:lang w:val="en-US"/>
+        </w:rPr>
+        <w:t xml:space="preserve"> </w:t>
+      </w:r>
+      <w:proofErr w:type="spellStart"/>
+      <w:r>
+        <w:rPr>
+          <w:rFonts w:ascii="Times New Roman" w:hAnsi="Times New Roman"/>
+          <w:color w:val="000000"/>
+          <w:sz w:val="24"/>
+          <w:szCs w:val="24"/>
+          <w:lang w:val="en-US"/>
+        </w:rPr>
+        <w:t>dari</w:t>
+      </w:r>
+      <w:proofErr w:type="spellEnd"/>
+      <w:r>
+        <w:rPr>
+          <w:rFonts w:ascii="Times New Roman" w:hAnsi="Times New Roman"/>
+          <w:color w:val="000000"/>
+          <w:sz w:val="24"/>
+          <w:szCs w:val="24"/>
+          <w:lang w:val="en-US"/>
+        </w:rPr>
+        <w:t xml:space="preserve"> </w:t>
+      </w:r>
+      <w:r>
+        <w:rPr>
+          <w:rFonts w:ascii="Times New Roman" w:hAnsi="Times New Roman"/>
+          <w:i/>
+          <w:iCs/>
+          <w:color w:val="000000"/>
+          <w:sz w:val="24"/>
+          <w:szCs w:val="24"/>
+          <w:lang w:val="en-US"/>
+        </w:rPr>
+        <w:t>prototype</w:t>
+      </w:r>
+      <w:r>
+        <w:rPr>
+          <w:rFonts w:ascii="Times New Roman" w:hAnsi="Times New Roman"/>
+          <w:color w:val="000000"/>
+          <w:sz w:val="24"/>
+          <w:szCs w:val="24"/>
+          <w:lang w:val="en-US"/>
+        </w:rPr>
+        <w:t xml:space="preserve"> yang </w:t>
+      </w:r>
+      <w:r>
+        <w:rPr>
+          <w:rFonts w:ascii="Times New Roman" w:hAnsi="Times New Roman"/>
+          <w:i/>
+          <w:iCs/>
+          <w:color w:val="000000"/>
+          <w:sz w:val="24"/>
+          <w:szCs w:val="24"/>
+          <w:lang w:val="en-US"/>
+        </w:rPr>
+        <w:t>User</w:t>
+      </w:r>
+      <w:r>
+        <w:rPr>
+          <w:rFonts w:ascii="Times New Roman" w:hAnsi="Times New Roman"/>
+          <w:color w:val="000000"/>
+          <w:sz w:val="24"/>
+          <w:szCs w:val="24"/>
+          <w:lang w:val="en-US"/>
+        </w:rPr>
+        <w:t xml:space="preserve"> </w:t>
+      </w:r>
+      <w:r>
+        <w:rPr>
+          <w:rFonts w:ascii="Times New Roman" w:hAnsi="Times New Roman"/>
+          <w:i/>
+          <w:iCs/>
+          <w:color w:val="000000"/>
+          <w:sz w:val="24"/>
+          <w:szCs w:val="24"/>
+          <w:lang w:val="en-US"/>
+        </w:rPr>
+        <w:t>Friendly</w:t>
+      </w:r>
+      <w:r>
+        <w:rPr>
+          <w:rFonts w:ascii="Times New Roman" w:hAnsi="Times New Roman"/>
+          <w:color w:val="000000"/>
+          <w:sz w:val="24"/>
+          <w:szCs w:val="24"/>
+          <w:lang w:val="en-US"/>
+        </w:rPr>
+        <w:t xml:space="preserve"> dan </w:t>
+      </w:r>
+      <w:proofErr w:type="spellStart"/>
+      <w:r>
+        <w:rPr>
+          <w:rFonts w:ascii="Times New Roman" w:hAnsi="Times New Roman"/>
+          <w:color w:val="000000"/>
+          <w:sz w:val="24"/>
+          <w:szCs w:val="24"/>
+          <w:lang w:val="en-US"/>
+        </w:rPr>
+        <w:t>mudah</w:t>
+      </w:r>
+      <w:proofErr w:type="spellEnd"/>
+      <w:r>
+        <w:rPr>
+          <w:rFonts w:ascii="Times New Roman" w:hAnsi="Times New Roman"/>
+          <w:color w:val="000000"/>
+          <w:sz w:val="24"/>
+          <w:szCs w:val="24"/>
+          <w:lang w:val="en-US"/>
+        </w:rPr>
+        <w:t xml:space="preserve"> </w:t>
+      </w:r>
+      <w:proofErr w:type="spellStart"/>
+      <w:r>
+        <w:rPr>
+          <w:rFonts w:ascii="Times New Roman" w:hAnsi="Times New Roman"/>
+          <w:color w:val="000000"/>
+          <w:sz w:val="24"/>
+          <w:szCs w:val="24"/>
+          <w:lang w:val="en-US"/>
+        </w:rPr>
+        <w:t>digunakan</w:t>
+      </w:r>
+      <w:proofErr w:type="spellEnd"/>
+      <w:r>
+        <w:rPr>
+          <w:rFonts w:ascii="Times New Roman" w:hAnsi="Times New Roman"/>
+          <w:color w:val="000000"/>
+          <w:sz w:val="24"/>
+          <w:szCs w:val="24"/>
+          <w:lang w:val="en-US"/>
+        </w:rPr>
+        <w:t>.</w:t>
+      </w:r>
     </w:p>
     <w:p>
       <w:pPr>
@@ -22660,7 +24045,6 @@
           <w:lang w:val="en-US"/>
         </w:rPr>
       </w:pPr>
-      <w:proofErr w:type="spellStart"/>
       <w:r>
         <w:rPr>
           <w:rFonts w:ascii="Times New Roman" w:hAnsi="Times New Roman"/>
@@ -22671,6 +24055,920 @@
           <w:szCs w:val="24"/>
           <w:lang w:val="en-US"/>
         </w:rPr>
+        <w:t xml:space="preserve">Batasan </w:t>
+      </w:r>
+      <w:proofErr w:type="spellStart"/>
+      <w:r>
+        <w:rPr>
+          <w:rFonts w:ascii="Times New Roman" w:hAnsi="Times New Roman"/>
+          <w:b/>
+          <w:bCs/>
+          <w:color w:val="000000"/>
+          <w:sz w:val="24"/>
+          <w:szCs w:val="24"/>
+          <w:lang w:val="en-US"/>
+        </w:rPr>
+        <w:t>Masalah</w:t>
+      </w:r>
+      <w:proofErr w:type="spellEnd"/>
+    </w:p>
+    <w:p>
+      <w:pPr>
+        <w:pStyle w:val="ListParagraph"/>
+        <w:widowControl w:val="0"/>
+        <w:tabs>
+          <w:tab w:val="left" w:leader="dot" w:pos="8222"/>
+          <w:tab w:val="right" w:pos="8788"/>
+        </w:tabs>
+        <w:autoSpaceDE w:val="0"/>
+        <w:autoSpaceDN w:val="0"/>
+        <w:adjustRightInd w:val="0"/>
+        <w:spacing w:after="0" w:line="360" w:lineRule="auto"/>
+        <w:ind w:left="567"/>
+        <w:jc w:val="both"/>
+        <w:rPr>
+          <w:rFonts w:ascii="Times New Roman" w:hAnsi="Times New Roman"/>
+          <w:color w:val="000000"/>
+          <w:sz w:val="24"/>
+          <w:szCs w:val="24"/>
+          <w:lang w:val="en-US"/>
+        </w:rPr>
+      </w:pPr>
+      <w:r>
+        <w:rPr>
+          <w:rFonts w:ascii="Times New Roman" w:hAnsi="Times New Roman"/>
+          <w:color w:val="000000"/>
+          <w:sz w:val="24"/>
+          <w:szCs w:val="24"/>
+          <w:lang w:val="en-US"/>
+        </w:rPr>
+        <w:t xml:space="preserve">Pada </w:t>
+      </w:r>
+      <w:proofErr w:type="spellStart"/>
+      <w:r>
+        <w:rPr>
+          <w:rFonts w:ascii="Times New Roman" w:hAnsi="Times New Roman"/>
+          <w:color w:val="000000"/>
+          <w:sz w:val="24"/>
+          <w:szCs w:val="24"/>
+          <w:lang w:val="en-US"/>
+        </w:rPr>
+        <w:t>penelitian</w:t>
+      </w:r>
+      <w:proofErr w:type="spellEnd"/>
+      <w:r>
+        <w:rPr>
+          <w:rFonts w:ascii="Times New Roman" w:hAnsi="Times New Roman"/>
+          <w:color w:val="000000"/>
+          <w:sz w:val="24"/>
+          <w:szCs w:val="24"/>
+          <w:lang w:val="en-US"/>
+        </w:rPr>
+        <w:t xml:space="preserve"> </w:t>
+      </w:r>
+      <w:proofErr w:type="spellStart"/>
+      <w:r>
+        <w:rPr>
+          <w:rFonts w:ascii="Times New Roman" w:hAnsi="Times New Roman"/>
+          <w:color w:val="000000"/>
+          <w:sz w:val="24"/>
+          <w:szCs w:val="24"/>
+          <w:lang w:val="en-US"/>
+        </w:rPr>
+        <w:t>ini</w:t>
+      </w:r>
+      <w:proofErr w:type="spellEnd"/>
+      <w:r>
+        <w:rPr>
+          <w:rFonts w:ascii="Times New Roman" w:hAnsi="Times New Roman"/>
+          <w:color w:val="000000"/>
+          <w:sz w:val="24"/>
+          <w:szCs w:val="24"/>
+          <w:lang w:val="en-US"/>
+        </w:rPr>
+        <w:t xml:space="preserve">, </w:t>
+      </w:r>
+      <w:proofErr w:type="spellStart"/>
+      <w:r>
+        <w:rPr>
+          <w:rFonts w:ascii="Times New Roman" w:hAnsi="Times New Roman"/>
+          <w:color w:val="000000"/>
+          <w:sz w:val="24"/>
+          <w:szCs w:val="24"/>
+          <w:lang w:val="en-US"/>
+        </w:rPr>
+        <w:t>dibuat</w:t>
+      </w:r>
+      <w:proofErr w:type="spellEnd"/>
+      <w:r>
+        <w:rPr>
+          <w:rFonts w:ascii="Times New Roman" w:hAnsi="Times New Roman"/>
+          <w:color w:val="000000"/>
+          <w:sz w:val="24"/>
+          <w:szCs w:val="24"/>
+          <w:lang w:val="en-US"/>
+        </w:rPr>
+        <w:t xml:space="preserve"> </w:t>
+      </w:r>
+      <w:proofErr w:type="spellStart"/>
+      <w:r>
+        <w:rPr>
+          <w:rFonts w:ascii="Times New Roman" w:hAnsi="Times New Roman"/>
+          <w:color w:val="000000"/>
+          <w:sz w:val="24"/>
+          <w:szCs w:val="24"/>
+          <w:lang w:val="en-US"/>
+        </w:rPr>
+        <w:t>batasan</w:t>
+      </w:r>
+      <w:proofErr w:type="spellEnd"/>
+      <w:r>
+        <w:rPr>
+          <w:rFonts w:ascii="Times New Roman" w:hAnsi="Times New Roman"/>
+          <w:color w:val="000000"/>
+          <w:sz w:val="24"/>
+          <w:szCs w:val="24"/>
+          <w:lang w:val="en-US"/>
+        </w:rPr>
+        <w:t xml:space="preserve"> </w:t>
+      </w:r>
+      <w:proofErr w:type="spellStart"/>
+      <w:r>
+        <w:rPr>
+          <w:rFonts w:ascii="Times New Roman" w:hAnsi="Times New Roman"/>
+          <w:color w:val="000000"/>
+          <w:sz w:val="24"/>
+          <w:szCs w:val="24"/>
+          <w:lang w:val="en-US"/>
+        </w:rPr>
+        <w:t>permasalahan</w:t>
+      </w:r>
+      <w:proofErr w:type="spellEnd"/>
+      <w:r>
+        <w:rPr>
+          <w:rFonts w:ascii="Times New Roman" w:hAnsi="Times New Roman"/>
+          <w:color w:val="000000"/>
+          <w:sz w:val="24"/>
+          <w:szCs w:val="24"/>
+          <w:lang w:val="en-US"/>
+        </w:rPr>
+        <w:t xml:space="preserve"> </w:t>
+      </w:r>
+      <w:proofErr w:type="spellStart"/>
+      <w:r>
+        <w:rPr>
+          <w:rFonts w:ascii="Times New Roman" w:hAnsi="Times New Roman"/>
+          <w:color w:val="000000"/>
+          <w:sz w:val="24"/>
+          <w:szCs w:val="24"/>
+          <w:lang w:val="en-US"/>
+        </w:rPr>
+        <w:t>sebagai</w:t>
+      </w:r>
+      <w:proofErr w:type="spellEnd"/>
+      <w:r>
+        <w:rPr>
+          <w:rFonts w:ascii="Times New Roman" w:hAnsi="Times New Roman"/>
+          <w:color w:val="000000"/>
+          <w:sz w:val="24"/>
+          <w:szCs w:val="24"/>
+          <w:lang w:val="en-US"/>
+        </w:rPr>
+        <w:t xml:space="preserve"> </w:t>
+      </w:r>
+      <w:proofErr w:type="spellStart"/>
+      <w:r>
+        <w:rPr>
+          <w:rFonts w:ascii="Times New Roman" w:hAnsi="Times New Roman"/>
+          <w:color w:val="000000"/>
+          <w:sz w:val="24"/>
+          <w:szCs w:val="24"/>
+          <w:lang w:val="en-US"/>
+        </w:rPr>
+        <w:t>berikut</w:t>
+      </w:r>
+      <w:proofErr w:type="spellEnd"/>
+      <w:r>
+        <w:rPr>
+          <w:rFonts w:ascii="Times New Roman" w:hAnsi="Times New Roman"/>
+          <w:color w:val="000000"/>
+          <w:sz w:val="24"/>
+          <w:szCs w:val="24"/>
+          <w:lang w:val="en-US"/>
+        </w:rPr>
+        <w:t>:</w:t>
+      </w:r>
+    </w:p>
+    <w:p>
+      <w:pPr>
+        <w:pStyle w:val="ListParagraph"/>
+        <w:widowControl w:val="0"/>
+        <w:numPr>
+          <w:ilvl w:val="0"/>
+          <w:numId w:val="8"/>
+        </w:numPr>
+        <w:tabs>
+          <w:tab w:val="left" w:leader="dot" w:pos="8222"/>
+          <w:tab w:val="right" w:pos="8788"/>
+        </w:tabs>
+        <w:autoSpaceDE w:val="0"/>
+        <w:autoSpaceDN w:val="0"/>
+        <w:adjustRightInd w:val="0"/>
+        <w:spacing w:after="0" w:line="360" w:lineRule="auto"/>
+        <w:ind w:left="851" w:hanging="284"/>
+        <w:jc w:val="both"/>
+        <w:rPr>
+          <w:rFonts w:ascii="Times New Roman" w:hAnsi="Times New Roman"/>
+          <w:color w:val="000000"/>
+          <w:sz w:val="24"/>
+          <w:szCs w:val="24"/>
+          <w:lang w:val="en-US"/>
+        </w:rPr>
+      </w:pPr>
+      <w:proofErr w:type="spellStart"/>
+      <w:r>
+        <w:rPr>
+          <w:rFonts w:ascii="Times New Roman" w:hAnsi="Times New Roman"/>
+          <w:color w:val="000000"/>
+          <w:sz w:val="24"/>
+          <w:szCs w:val="24"/>
+          <w:lang w:val="en-US"/>
+        </w:rPr>
+        <w:t>Sistem</w:t>
+      </w:r>
+      <w:proofErr w:type="spellEnd"/>
+      <w:r>
+        <w:rPr>
+          <w:rFonts w:ascii="Times New Roman" w:hAnsi="Times New Roman"/>
+          <w:color w:val="000000"/>
+          <w:sz w:val="24"/>
+          <w:szCs w:val="24"/>
+          <w:lang w:val="en-US"/>
+        </w:rPr>
+        <w:t xml:space="preserve"> </w:t>
+      </w:r>
+      <w:proofErr w:type="spellStart"/>
+      <w:r>
+        <w:rPr>
+          <w:rFonts w:ascii="Times New Roman" w:hAnsi="Times New Roman"/>
+          <w:color w:val="000000"/>
+          <w:sz w:val="24"/>
+          <w:szCs w:val="24"/>
+          <w:lang w:val="en-US"/>
+        </w:rPr>
+        <w:t>hanya</w:t>
+      </w:r>
+      <w:proofErr w:type="spellEnd"/>
+      <w:r>
+        <w:rPr>
+          <w:rFonts w:ascii="Times New Roman" w:hAnsi="Times New Roman"/>
+          <w:color w:val="000000"/>
+          <w:sz w:val="24"/>
+          <w:szCs w:val="24"/>
+          <w:lang w:val="en-US"/>
+        </w:rPr>
+        <w:t xml:space="preserve"> </w:t>
+      </w:r>
+      <w:proofErr w:type="spellStart"/>
+      <w:r>
+        <w:rPr>
+          <w:rFonts w:ascii="Times New Roman" w:hAnsi="Times New Roman"/>
+          <w:color w:val="000000"/>
+          <w:sz w:val="24"/>
+          <w:szCs w:val="24"/>
+          <w:lang w:val="en-US"/>
+        </w:rPr>
+        <w:t>menggunakan</w:t>
+      </w:r>
+      <w:proofErr w:type="spellEnd"/>
+      <w:r>
+        <w:rPr>
+          <w:rFonts w:ascii="Times New Roman" w:hAnsi="Times New Roman"/>
+          <w:color w:val="000000"/>
+          <w:sz w:val="24"/>
+          <w:szCs w:val="24"/>
+          <w:lang w:val="en-US"/>
+        </w:rPr>
+        <w:t xml:space="preserve"> </w:t>
+      </w:r>
+      <w:proofErr w:type="spellStart"/>
+      <w:r>
+        <w:rPr>
+          <w:rFonts w:ascii="Times New Roman" w:hAnsi="Times New Roman"/>
+          <w:color w:val="000000"/>
+          <w:sz w:val="24"/>
+          <w:szCs w:val="24"/>
+          <w:lang w:val="en-US"/>
+        </w:rPr>
+        <w:t>mikrokontroler</w:t>
+      </w:r>
+      <w:proofErr w:type="spellEnd"/>
+      <w:r>
+        <w:rPr>
+          <w:rFonts w:ascii="Times New Roman" w:hAnsi="Times New Roman"/>
+          <w:color w:val="000000"/>
+          <w:sz w:val="24"/>
+          <w:szCs w:val="24"/>
+          <w:lang w:val="en-US"/>
+        </w:rPr>
+        <w:t xml:space="preserve"> 32bit dan </w:t>
+      </w:r>
+      <w:r>
+        <w:rPr>
+          <w:rFonts w:ascii="Times New Roman" w:hAnsi="Times New Roman"/>
+          <w:i/>
+          <w:iCs/>
+          <w:color w:val="000000"/>
+          <w:sz w:val="24"/>
+          <w:szCs w:val="24"/>
+          <w:lang w:val="en-US"/>
+        </w:rPr>
+        <w:t>gyroscope</w:t>
+      </w:r>
+      <w:r>
+        <w:rPr>
+          <w:rFonts w:ascii="Times New Roman" w:hAnsi="Times New Roman"/>
+          <w:color w:val="000000"/>
+          <w:sz w:val="24"/>
+          <w:szCs w:val="24"/>
+          <w:lang w:val="en-US"/>
+        </w:rPr>
+        <w:t xml:space="preserve"> </w:t>
+      </w:r>
+      <w:proofErr w:type="spellStart"/>
+      <w:r>
+        <w:rPr>
+          <w:rFonts w:ascii="Times New Roman" w:hAnsi="Times New Roman"/>
+          <w:color w:val="000000"/>
+          <w:sz w:val="24"/>
+          <w:szCs w:val="24"/>
+          <w:lang w:val="en-US"/>
+        </w:rPr>
+        <w:t>sebagai</w:t>
+      </w:r>
+      <w:proofErr w:type="spellEnd"/>
+      <w:r>
+        <w:rPr>
+          <w:rFonts w:ascii="Times New Roman" w:hAnsi="Times New Roman"/>
+          <w:color w:val="000000"/>
+          <w:sz w:val="24"/>
+          <w:szCs w:val="24"/>
+          <w:lang w:val="en-US"/>
+        </w:rPr>
+        <w:t xml:space="preserve"> parameter </w:t>
+      </w:r>
+      <w:proofErr w:type="spellStart"/>
+      <w:r>
+        <w:rPr>
+          <w:rFonts w:ascii="Times New Roman" w:hAnsi="Times New Roman"/>
+          <w:color w:val="000000"/>
+          <w:sz w:val="24"/>
+          <w:szCs w:val="24"/>
+          <w:lang w:val="en-US"/>
+        </w:rPr>
+        <w:t>peringatan</w:t>
+      </w:r>
+      <w:proofErr w:type="spellEnd"/>
+      <w:r>
+        <w:rPr>
+          <w:rFonts w:ascii="Times New Roman" w:hAnsi="Times New Roman"/>
+          <w:color w:val="000000"/>
+          <w:sz w:val="24"/>
+          <w:szCs w:val="24"/>
+          <w:lang w:val="en-US"/>
+        </w:rPr>
+        <w:t xml:space="preserve"> </w:t>
+      </w:r>
+      <w:proofErr w:type="spellStart"/>
+      <w:r>
+        <w:rPr>
+          <w:rFonts w:ascii="Times New Roman" w:hAnsi="Times New Roman"/>
+          <w:color w:val="000000"/>
+          <w:sz w:val="24"/>
+          <w:szCs w:val="24"/>
+          <w:lang w:val="en-US"/>
+        </w:rPr>
+        <w:t>dini</w:t>
+      </w:r>
+      <w:proofErr w:type="spellEnd"/>
+      <w:r>
+        <w:rPr>
+          <w:rFonts w:ascii="Times New Roman" w:hAnsi="Times New Roman"/>
+          <w:color w:val="000000"/>
+          <w:sz w:val="24"/>
+          <w:szCs w:val="24"/>
+          <w:lang w:val="en-US"/>
+        </w:rPr>
+        <w:t xml:space="preserve"> </w:t>
+      </w:r>
+      <w:proofErr w:type="spellStart"/>
+      <w:r>
+        <w:rPr>
+          <w:rFonts w:ascii="Times New Roman" w:hAnsi="Times New Roman"/>
+          <w:color w:val="000000"/>
+          <w:sz w:val="24"/>
+          <w:szCs w:val="24"/>
+          <w:lang w:val="en-US"/>
+        </w:rPr>
+        <w:t>kepada</w:t>
+      </w:r>
+      <w:proofErr w:type="spellEnd"/>
+      <w:r>
+        <w:rPr>
+          <w:rFonts w:ascii="Times New Roman" w:hAnsi="Times New Roman"/>
+          <w:color w:val="000000"/>
+          <w:sz w:val="24"/>
+          <w:szCs w:val="24"/>
+          <w:lang w:val="en-US"/>
+        </w:rPr>
+        <w:t xml:space="preserve"> </w:t>
+      </w:r>
+      <w:proofErr w:type="spellStart"/>
+      <w:r>
+        <w:rPr>
+          <w:rFonts w:ascii="Times New Roman" w:hAnsi="Times New Roman"/>
+          <w:color w:val="000000"/>
+          <w:sz w:val="24"/>
+          <w:szCs w:val="24"/>
+          <w:lang w:val="en-US"/>
+        </w:rPr>
+        <w:t>pengguna</w:t>
+      </w:r>
+      <w:proofErr w:type="spellEnd"/>
+      <w:r>
+        <w:rPr>
+          <w:rFonts w:ascii="Times New Roman" w:hAnsi="Times New Roman"/>
+          <w:color w:val="000000"/>
+          <w:sz w:val="24"/>
+          <w:szCs w:val="24"/>
+          <w:lang w:val="en-US"/>
+        </w:rPr>
+        <w:t>.</w:t>
+      </w:r>
+    </w:p>
+    <w:p>
+      <w:pPr>
+        <w:pStyle w:val="ListParagraph"/>
+        <w:widowControl w:val="0"/>
+        <w:numPr>
+          <w:ilvl w:val="0"/>
+          <w:numId w:val="8"/>
+        </w:numPr>
+        <w:tabs>
+          <w:tab w:val="left" w:leader="dot" w:pos="8222"/>
+          <w:tab w:val="right" w:pos="8788"/>
+        </w:tabs>
+        <w:autoSpaceDE w:val="0"/>
+        <w:autoSpaceDN w:val="0"/>
+        <w:adjustRightInd w:val="0"/>
+        <w:spacing w:after="0" w:line="360" w:lineRule="auto"/>
+        <w:ind w:left="851" w:hanging="284"/>
+        <w:jc w:val="both"/>
+        <w:rPr>
+          <w:rFonts w:ascii="Times New Roman" w:hAnsi="Times New Roman"/>
+          <w:color w:val="000000"/>
+          <w:sz w:val="24"/>
+          <w:szCs w:val="24"/>
+          <w:lang w:val="en-US"/>
+        </w:rPr>
+      </w:pPr>
+      <w:proofErr w:type="spellStart"/>
+      <w:r>
+        <w:rPr>
+          <w:rFonts w:ascii="Times New Roman" w:hAnsi="Times New Roman"/>
+          <w:color w:val="000000"/>
+          <w:sz w:val="24"/>
+          <w:szCs w:val="24"/>
+          <w:lang w:val="en-US"/>
+        </w:rPr>
+        <w:t>Koneksi</w:t>
+      </w:r>
+      <w:proofErr w:type="spellEnd"/>
+      <w:r>
+        <w:rPr>
+          <w:rFonts w:ascii="Times New Roman" w:hAnsi="Times New Roman"/>
+          <w:color w:val="000000"/>
+          <w:sz w:val="24"/>
+          <w:szCs w:val="24"/>
+          <w:lang w:val="en-US"/>
+        </w:rPr>
+        <w:t xml:space="preserve"> yang </w:t>
+      </w:r>
+      <w:proofErr w:type="spellStart"/>
+      <w:r>
+        <w:rPr>
+          <w:rFonts w:ascii="Times New Roman" w:hAnsi="Times New Roman"/>
+          <w:color w:val="000000"/>
+          <w:sz w:val="24"/>
+          <w:szCs w:val="24"/>
+          <w:lang w:val="en-US"/>
+        </w:rPr>
+        <w:t>digunakan</w:t>
+      </w:r>
+      <w:proofErr w:type="spellEnd"/>
+      <w:r>
+        <w:rPr>
+          <w:rFonts w:ascii="Times New Roman" w:hAnsi="Times New Roman"/>
+          <w:color w:val="000000"/>
+          <w:sz w:val="24"/>
+          <w:szCs w:val="24"/>
+          <w:lang w:val="en-US"/>
+        </w:rPr>
+        <w:t xml:space="preserve"> </w:t>
+      </w:r>
+      <w:proofErr w:type="spellStart"/>
+      <w:r>
+        <w:rPr>
+          <w:rFonts w:ascii="Times New Roman" w:hAnsi="Times New Roman"/>
+          <w:color w:val="000000"/>
+          <w:sz w:val="24"/>
+          <w:szCs w:val="24"/>
+          <w:lang w:val="en-US"/>
+        </w:rPr>
+        <w:t>adalah</w:t>
+      </w:r>
+      <w:proofErr w:type="spellEnd"/>
+      <w:r>
+        <w:rPr>
+          <w:rFonts w:ascii="Times New Roman" w:hAnsi="Times New Roman"/>
+          <w:color w:val="000000"/>
+          <w:sz w:val="24"/>
+          <w:szCs w:val="24"/>
+          <w:lang w:val="en-US"/>
+        </w:rPr>
+        <w:t xml:space="preserve"> </w:t>
+      </w:r>
+      <w:proofErr w:type="spellStart"/>
+      <w:r>
+        <w:rPr>
+          <w:rFonts w:ascii="Times New Roman" w:hAnsi="Times New Roman"/>
+          <w:color w:val="000000"/>
+          <w:sz w:val="24"/>
+          <w:szCs w:val="24"/>
+          <w:lang w:val="en-US"/>
+        </w:rPr>
+        <w:t>koneksi</w:t>
+      </w:r>
+      <w:proofErr w:type="spellEnd"/>
+      <w:r>
+        <w:rPr>
+          <w:rFonts w:ascii="Times New Roman" w:hAnsi="Times New Roman"/>
+          <w:color w:val="000000"/>
+          <w:sz w:val="24"/>
+          <w:szCs w:val="24"/>
+          <w:lang w:val="en-US"/>
+        </w:rPr>
+        <w:t xml:space="preserve"> </w:t>
+      </w:r>
+      <w:proofErr w:type="spellStart"/>
+      <w:r>
+        <w:rPr>
+          <w:rFonts w:ascii="Times New Roman" w:hAnsi="Times New Roman"/>
+          <w:color w:val="000000"/>
+          <w:sz w:val="24"/>
+          <w:szCs w:val="24"/>
+          <w:lang w:val="en-US"/>
+        </w:rPr>
+        <w:t>gprs</w:t>
+      </w:r>
+      <w:proofErr w:type="spellEnd"/>
+      <w:r>
+        <w:rPr>
+          <w:rFonts w:ascii="Times New Roman" w:hAnsi="Times New Roman"/>
+          <w:color w:val="000000"/>
+          <w:sz w:val="24"/>
+          <w:szCs w:val="24"/>
+          <w:lang w:val="en-US"/>
+        </w:rPr>
+        <w:t>/internet</w:t>
+      </w:r>
+    </w:p>
+    <w:p>
+      <w:pPr>
+        <w:pStyle w:val="ListParagraph"/>
+        <w:widowControl w:val="0"/>
+        <w:numPr>
+          <w:ilvl w:val="0"/>
+          <w:numId w:val="8"/>
+        </w:numPr>
+        <w:tabs>
+          <w:tab w:val="left" w:leader="dot" w:pos="8222"/>
+          <w:tab w:val="right" w:pos="8788"/>
+        </w:tabs>
+        <w:autoSpaceDE w:val="0"/>
+        <w:autoSpaceDN w:val="0"/>
+        <w:adjustRightInd w:val="0"/>
+        <w:spacing w:after="0" w:line="360" w:lineRule="auto"/>
+        <w:ind w:left="851" w:hanging="284"/>
+        <w:jc w:val="both"/>
+        <w:rPr>
+          <w:rFonts w:ascii="Times New Roman" w:hAnsi="Times New Roman"/>
+          <w:color w:val="000000"/>
+          <w:sz w:val="24"/>
+          <w:szCs w:val="24"/>
+          <w:lang w:val="en-US"/>
+        </w:rPr>
+      </w:pPr>
+      <w:proofErr w:type="spellStart"/>
+      <w:r>
+        <w:rPr>
+          <w:rFonts w:ascii="Times New Roman" w:hAnsi="Times New Roman"/>
+          <w:color w:val="000000"/>
+          <w:sz w:val="24"/>
+          <w:szCs w:val="24"/>
+          <w:lang w:val="en-US"/>
+        </w:rPr>
+        <w:t>Aplikasi</w:t>
+      </w:r>
+      <w:proofErr w:type="spellEnd"/>
+      <w:r>
+        <w:rPr>
+          <w:rFonts w:ascii="Times New Roman" w:hAnsi="Times New Roman"/>
+          <w:color w:val="000000"/>
+          <w:sz w:val="24"/>
+          <w:szCs w:val="24"/>
+          <w:lang w:val="en-US"/>
+        </w:rPr>
+        <w:t xml:space="preserve"> android </w:t>
+      </w:r>
+      <w:proofErr w:type="spellStart"/>
+      <w:r>
+        <w:rPr>
+          <w:rFonts w:ascii="Times New Roman" w:hAnsi="Times New Roman"/>
+          <w:color w:val="000000"/>
+          <w:sz w:val="24"/>
+          <w:szCs w:val="24"/>
+          <w:lang w:val="en-US"/>
+        </w:rPr>
+        <w:t>dibuat</w:t>
+      </w:r>
+      <w:proofErr w:type="spellEnd"/>
+      <w:r>
+        <w:rPr>
+          <w:rFonts w:ascii="Times New Roman" w:hAnsi="Times New Roman"/>
+          <w:color w:val="000000"/>
+          <w:sz w:val="24"/>
+          <w:szCs w:val="24"/>
+          <w:lang w:val="en-US"/>
+        </w:rPr>
+        <w:t xml:space="preserve"> </w:t>
+      </w:r>
+      <w:proofErr w:type="spellStart"/>
+      <w:r>
+        <w:rPr>
+          <w:rFonts w:ascii="Times New Roman" w:hAnsi="Times New Roman"/>
+          <w:color w:val="000000"/>
+          <w:sz w:val="24"/>
+          <w:szCs w:val="24"/>
+          <w:lang w:val="en-US"/>
+        </w:rPr>
+        <w:t>mengunakan</w:t>
+      </w:r>
+      <w:proofErr w:type="spellEnd"/>
+      <w:r>
+        <w:rPr>
+          <w:rFonts w:ascii="Times New Roman" w:hAnsi="Times New Roman"/>
+          <w:color w:val="000000"/>
+          <w:sz w:val="24"/>
+          <w:szCs w:val="24"/>
+          <w:lang w:val="en-US"/>
+        </w:rPr>
+        <w:t xml:space="preserve"> android studio </w:t>
+      </w:r>
+      <w:proofErr w:type="spellStart"/>
+      <w:r>
+        <w:rPr>
+          <w:rFonts w:ascii="Times New Roman" w:hAnsi="Times New Roman"/>
+          <w:color w:val="000000"/>
+          <w:sz w:val="24"/>
+          <w:szCs w:val="24"/>
+          <w:lang w:val="en-US"/>
+        </w:rPr>
+        <w:t>dengan</w:t>
+      </w:r>
+      <w:proofErr w:type="spellEnd"/>
+      <w:r>
+        <w:rPr>
+          <w:rFonts w:ascii="Times New Roman" w:hAnsi="Times New Roman"/>
+          <w:color w:val="000000"/>
+          <w:sz w:val="24"/>
+          <w:szCs w:val="24"/>
+          <w:lang w:val="en-US"/>
+        </w:rPr>
+        <w:t xml:space="preserve"> </w:t>
+      </w:r>
+      <w:r>
+        <w:rPr>
+          <w:rFonts w:ascii="Times New Roman" w:hAnsi="Times New Roman"/>
+          <w:i/>
+          <w:iCs/>
+          <w:color w:val="000000"/>
+          <w:sz w:val="24"/>
+          <w:szCs w:val="24"/>
+          <w:lang w:val="en-US"/>
+        </w:rPr>
+        <w:t>Java</w:t>
+      </w:r>
+      <w:r>
+        <w:rPr>
+          <w:rFonts w:ascii="Times New Roman" w:hAnsi="Times New Roman"/>
+          <w:color w:val="000000"/>
+          <w:sz w:val="24"/>
+          <w:szCs w:val="24"/>
+          <w:lang w:val="en-US"/>
+        </w:rPr>
+        <w:t xml:space="preserve"> </w:t>
+      </w:r>
+      <w:r>
+        <w:rPr>
+          <w:rFonts w:ascii="Times New Roman" w:hAnsi="Times New Roman"/>
+          <w:i/>
+          <w:iCs/>
+          <w:color w:val="000000"/>
+          <w:sz w:val="24"/>
+          <w:szCs w:val="24"/>
+          <w:lang w:val="en-US"/>
+        </w:rPr>
+        <w:t>Language</w:t>
+      </w:r>
+    </w:p>
+    <w:p>
+      <w:pPr>
+        <w:pStyle w:val="ListParagraph"/>
+        <w:widowControl w:val="0"/>
+        <w:numPr>
+          <w:ilvl w:val="0"/>
+          <w:numId w:val="8"/>
+        </w:numPr>
+        <w:tabs>
+          <w:tab w:val="left" w:leader="dot" w:pos="8222"/>
+          <w:tab w:val="right" w:pos="8788"/>
+        </w:tabs>
+        <w:autoSpaceDE w:val="0"/>
+        <w:autoSpaceDN w:val="0"/>
+        <w:adjustRightInd w:val="0"/>
+        <w:spacing w:after="240" w:line="360" w:lineRule="auto"/>
+        <w:ind w:left="851" w:hanging="284"/>
+        <w:contextualSpacing w:val="0"/>
+        <w:jc w:val="both"/>
+        <w:rPr>
+          <w:rFonts w:ascii="Times New Roman" w:hAnsi="Times New Roman"/>
+          <w:color w:val="000000"/>
+          <w:sz w:val="24"/>
+          <w:szCs w:val="24"/>
+          <w:lang w:val="en-US"/>
+        </w:rPr>
+      </w:pPr>
+      <w:proofErr w:type="spellStart"/>
+      <w:r>
+        <w:rPr>
+          <w:rFonts w:ascii="Times New Roman" w:hAnsi="Times New Roman"/>
+          <w:color w:val="000000"/>
+          <w:sz w:val="24"/>
+          <w:szCs w:val="24"/>
+          <w:lang w:val="en-US"/>
+        </w:rPr>
+        <w:t>Sistem</w:t>
+      </w:r>
+      <w:proofErr w:type="spellEnd"/>
+      <w:r>
+        <w:rPr>
+          <w:rFonts w:ascii="Times New Roman" w:hAnsi="Times New Roman"/>
+          <w:color w:val="000000"/>
+          <w:sz w:val="24"/>
+          <w:szCs w:val="24"/>
+          <w:lang w:val="en-US"/>
+        </w:rPr>
+        <w:t xml:space="preserve"> </w:t>
+      </w:r>
+      <w:proofErr w:type="spellStart"/>
+      <w:r>
+        <w:rPr>
+          <w:rFonts w:ascii="Times New Roman" w:hAnsi="Times New Roman"/>
+          <w:color w:val="000000"/>
+          <w:sz w:val="24"/>
+          <w:szCs w:val="24"/>
+          <w:lang w:val="en-US"/>
+        </w:rPr>
+        <w:t>memberikan</w:t>
+      </w:r>
+      <w:proofErr w:type="spellEnd"/>
+      <w:r>
+        <w:rPr>
+          <w:rFonts w:ascii="Times New Roman" w:hAnsi="Times New Roman"/>
+          <w:color w:val="000000"/>
+          <w:sz w:val="24"/>
+          <w:szCs w:val="24"/>
+          <w:lang w:val="en-US"/>
+        </w:rPr>
+        <w:t xml:space="preserve"> </w:t>
+      </w:r>
+      <w:proofErr w:type="spellStart"/>
+      <w:r>
+        <w:rPr>
+          <w:rFonts w:ascii="Times New Roman" w:hAnsi="Times New Roman"/>
+          <w:color w:val="000000"/>
+          <w:sz w:val="24"/>
+          <w:szCs w:val="24"/>
+          <w:lang w:val="en-US"/>
+        </w:rPr>
+        <w:t>informasi</w:t>
+      </w:r>
+      <w:proofErr w:type="spellEnd"/>
+      <w:r>
+        <w:rPr>
+          <w:rFonts w:ascii="Times New Roman" w:hAnsi="Times New Roman"/>
+          <w:color w:val="000000"/>
+          <w:sz w:val="24"/>
+          <w:szCs w:val="24"/>
+          <w:lang w:val="en-US"/>
+        </w:rPr>
+        <w:t xml:space="preserve"> </w:t>
+      </w:r>
+      <w:proofErr w:type="spellStart"/>
+      <w:r>
+        <w:rPr>
+          <w:rFonts w:ascii="Times New Roman" w:hAnsi="Times New Roman"/>
+          <w:color w:val="000000"/>
+          <w:sz w:val="24"/>
+          <w:szCs w:val="24"/>
+          <w:lang w:val="en-US"/>
+        </w:rPr>
+        <w:t>melalui</w:t>
+      </w:r>
+      <w:proofErr w:type="spellEnd"/>
+      <w:r>
+        <w:rPr>
+          <w:rFonts w:ascii="Times New Roman" w:hAnsi="Times New Roman"/>
+          <w:color w:val="000000"/>
+          <w:sz w:val="24"/>
+          <w:szCs w:val="24"/>
+          <w:lang w:val="en-US"/>
+        </w:rPr>
+        <w:t xml:space="preserve"> </w:t>
+      </w:r>
+      <w:proofErr w:type="spellStart"/>
+      <w:r>
+        <w:rPr>
+          <w:rFonts w:ascii="Times New Roman" w:hAnsi="Times New Roman"/>
+          <w:color w:val="000000"/>
+          <w:sz w:val="24"/>
+          <w:szCs w:val="24"/>
+          <w:lang w:val="en-US"/>
+        </w:rPr>
+        <w:t>aplikasi</w:t>
+      </w:r>
+      <w:proofErr w:type="spellEnd"/>
+      <w:r>
+        <w:rPr>
+          <w:rFonts w:ascii="Times New Roman" w:hAnsi="Times New Roman"/>
+          <w:color w:val="000000"/>
+          <w:sz w:val="24"/>
+          <w:szCs w:val="24"/>
+          <w:lang w:val="en-US"/>
+        </w:rPr>
+        <w:t xml:space="preserve"> android dan website.</w:t>
+      </w:r>
+    </w:p>
+    <w:p>
+      <w:pPr>
+        <w:pStyle w:val="ListParagraph"/>
+        <w:widowControl w:val="0"/>
+        <w:numPr>
+          <w:ilvl w:val="1"/>
+          <w:numId w:val="5"/>
+        </w:numPr>
+        <w:tabs>
+          <w:tab w:val="left" w:leader="dot" w:pos="8222"/>
+          <w:tab w:val="right" w:pos="8788"/>
+        </w:tabs>
+        <w:autoSpaceDE w:val="0"/>
+        <w:autoSpaceDN w:val="0"/>
+        <w:adjustRightInd w:val="0"/>
+        <w:spacing w:after="0" w:line="360" w:lineRule="auto"/>
+        <w:ind w:left="567" w:hanging="567"/>
+        <w:jc w:val="both"/>
+        <w:rPr>
+          <w:rFonts w:ascii="Times New Roman" w:hAnsi="Times New Roman"/>
+          <w:b/>
+          <w:bCs/>
+          <w:color w:val="000000"/>
+          <w:sz w:val="24"/>
+          <w:szCs w:val="24"/>
+          <w:lang w:val="en-US"/>
+        </w:rPr>
+      </w:pPr>
+      <w:proofErr w:type="spellStart"/>
+      <w:r>
+        <w:rPr>
+          <w:rFonts w:ascii="Times New Roman" w:hAnsi="Times New Roman"/>
+          <w:b/>
+          <w:bCs/>
+          <w:color w:val="000000"/>
+          <w:sz w:val="24"/>
+          <w:szCs w:val="24"/>
+          <w:lang w:val="en-US"/>
+        </w:rPr>
         <w:t>Manfaat</w:t>
       </w:r>
       <w:proofErr w:type="spellEnd"/>
@@ -22700,8 +24998,707 @@
         <w:t>Penelitian</w:t>
       </w:r>
       <w:proofErr w:type="spellEnd"/>
+    </w:p>
+    <w:p>
+      <w:pPr>
+        <w:pStyle w:val="ListParagraph"/>
+        <w:widowControl w:val="0"/>
+        <w:tabs>
+          <w:tab w:val="left" w:leader="dot" w:pos="8222"/>
+          <w:tab w:val="right" w:pos="8788"/>
+        </w:tabs>
+        <w:autoSpaceDE w:val="0"/>
+        <w:autoSpaceDN w:val="0"/>
+        <w:adjustRightInd w:val="0"/>
+        <w:spacing w:after="0" w:line="360" w:lineRule="auto"/>
+        <w:ind w:left="567"/>
+        <w:jc w:val="both"/>
+        <w:rPr>
+          <w:rFonts w:ascii="Times New Roman" w:hAnsi="Times New Roman"/>
+          <w:color w:val="000000"/>
+          <w:sz w:val="24"/>
+          <w:szCs w:val="24"/>
+          <w:lang w:val="en-US"/>
+        </w:rPr>
+      </w:pPr>
+      <w:proofErr w:type="spellStart"/>
+      <w:r>
+        <w:rPr>
+          <w:rFonts w:ascii="Times New Roman" w:hAnsi="Times New Roman"/>
+          <w:color w:val="000000"/>
+          <w:sz w:val="24"/>
+          <w:szCs w:val="24"/>
+          <w:lang w:val="en-US"/>
+        </w:rPr>
+        <w:t>Diharapkan</w:t>
+      </w:r>
+      <w:proofErr w:type="spellEnd"/>
+      <w:r>
+        <w:rPr>
+          <w:rFonts w:ascii="Times New Roman" w:hAnsi="Times New Roman"/>
+          <w:color w:val="000000"/>
+          <w:sz w:val="24"/>
+          <w:szCs w:val="24"/>
+          <w:lang w:val="en-US"/>
+        </w:rPr>
+        <w:t xml:space="preserve"> </w:t>
+      </w:r>
+      <w:proofErr w:type="spellStart"/>
+      <w:r>
+        <w:rPr>
+          <w:rFonts w:ascii="Times New Roman" w:hAnsi="Times New Roman"/>
+          <w:color w:val="000000"/>
+          <w:sz w:val="24"/>
+          <w:szCs w:val="24"/>
+          <w:lang w:val="en-US"/>
+        </w:rPr>
+        <w:t>penelitian</w:t>
+      </w:r>
+      <w:proofErr w:type="spellEnd"/>
+      <w:r>
+        <w:rPr>
+          <w:rFonts w:ascii="Times New Roman" w:hAnsi="Times New Roman"/>
+          <w:color w:val="000000"/>
+          <w:sz w:val="24"/>
+          <w:szCs w:val="24"/>
+          <w:lang w:val="en-US"/>
+        </w:rPr>
+        <w:t xml:space="preserve"> </w:t>
+      </w:r>
+      <w:proofErr w:type="spellStart"/>
+      <w:r>
+        <w:rPr>
+          <w:rFonts w:ascii="Times New Roman" w:hAnsi="Times New Roman"/>
+          <w:color w:val="000000"/>
+          <w:sz w:val="24"/>
+          <w:szCs w:val="24"/>
+          <w:lang w:val="en-US"/>
+        </w:rPr>
+        <w:t>ini</w:t>
+      </w:r>
+      <w:proofErr w:type="spellEnd"/>
+      <w:r>
+        <w:rPr>
+          <w:rFonts w:ascii="Times New Roman" w:hAnsi="Times New Roman"/>
+          <w:color w:val="000000"/>
+          <w:sz w:val="24"/>
+          <w:szCs w:val="24"/>
+          <w:lang w:val="en-US"/>
+        </w:rPr>
+        <w:t xml:space="preserve"> </w:t>
+      </w:r>
+      <w:proofErr w:type="spellStart"/>
+      <w:r>
+        <w:rPr>
+          <w:rFonts w:ascii="Times New Roman" w:hAnsi="Times New Roman"/>
+          <w:color w:val="000000"/>
+          <w:sz w:val="24"/>
+          <w:szCs w:val="24"/>
+          <w:lang w:val="en-US"/>
+        </w:rPr>
+        <w:t>dapat</w:t>
+      </w:r>
+      <w:proofErr w:type="spellEnd"/>
+      <w:r>
+        <w:rPr>
+          <w:rFonts w:ascii="Times New Roman" w:hAnsi="Times New Roman"/>
+          <w:color w:val="000000"/>
+          <w:sz w:val="24"/>
+          <w:szCs w:val="24"/>
+          <w:lang w:val="en-US"/>
+        </w:rPr>
+        <w:t xml:space="preserve"> </w:t>
+      </w:r>
+      <w:proofErr w:type="spellStart"/>
+      <w:r>
+        <w:rPr>
+          <w:rFonts w:ascii="Times New Roman" w:hAnsi="Times New Roman"/>
+          <w:color w:val="000000"/>
+          <w:sz w:val="24"/>
+          <w:szCs w:val="24"/>
+          <w:lang w:val="en-US"/>
+        </w:rPr>
+        <w:t>memerikan</w:t>
+      </w:r>
+      <w:proofErr w:type="spellEnd"/>
+      <w:r>
+        <w:rPr>
+          <w:rFonts w:ascii="Times New Roman" w:hAnsi="Times New Roman"/>
+          <w:color w:val="000000"/>
+          <w:sz w:val="24"/>
+          <w:szCs w:val="24"/>
+          <w:lang w:val="en-US"/>
+        </w:rPr>
+        <w:t xml:space="preserve"> </w:t>
+      </w:r>
+      <w:proofErr w:type="spellStart"/>
+      <w:r>
+        <w:rPr>
+          <w:rFonts w:ascii="Times New Roman" w:hAnsi="Times New Roman"/>
+          <w:color w:val="000000"/>
+          <w:sz w:val="24"/>
+          <w:szCs w:val="24"/>
+          <w:lang w:val="en-US"/>
+        </w:rPr>
+        <w:t>manfaat</w:t>
+      </w:r>
+      <w:proofErr w:type="spellEnd"/>
+      <w:r>
+        <w:rPr>
+          <w:rFonts w:ascii="Times New Roman" w:hAnsi="Times New Roman"/>
+          <w:color w:val="000000"/>
+          <w:sz w:val="24"/>
+          <w:szCs w:val="24"/>
+          <w:lang w:val="en-US"/>
+        </w:rPr>
+        <w:t xml:space="preserve"> </w:t>
+      </w:r>
+      <w:proofErr w:type="spellStart"/>
+      <w:r>
+        <w:rPr>
+          <w:rFonts w:ascii="Times New Roman" w:hAnsi="Times New Roman"/>
+          <w:color w:val="000000"/>
+          <w:sz w:val="24"/>
+          <w:szCs w:val="24"/>
+          <w:lang w:val="en-US"/>
+        </w:rPr>
+        <w:t>sebagai</w:t>
+      </w:r>
+      <w:proofErr w:type="spellEnd"/>
+      <w:r>
+        <w:rPr>
+          <w:rFonts w:ascii="Times New Roman" w:hAnsi="Times New Roman"/>
+          <w:color w:val="000000"/>
+          <w:sz w:val="24"/>
+          <w:szCs w:val="24"/>
+          <w:lang w:val="en-US"/>
+        </w:rPr>
+        <w:t xml:space="preserve"> </w:t>
+      </w:r>
+      <w:proofErr w:type="spellStart"/>
+      <w:r>
+        <w:rPr>
+          <w:rFonts w:ascii="Times New Roman" w:hAnsi="Times New Roman"/>
+          <w:color w:val="000000"/>
+          <w:sz w:val="24"/>
+          <w:szCs w:val="24"/>
+          <w:lang w:val="en-US"/>
+        </w:rPr>
+        <w:t>berikut</w:t>
+      </w:r>
+      <w:proofErr w:type="spellEnd"/>
+      <w:r>
+        <w:rPr>
+          <w:rFonts w:ascii="Times New Roman" w:hAnsi="Times New Roman"/>
+          <w:color w:val="000000"/>
+          <w:sz w:val="24"/>
+          <w:szCs w:val="24"/>
+          <w:lang w:val="en-US"/>
+        </w:rPr>
+        <w:t>:</w:t>
+      </w:r>
+    </w:p>
+    <w:p>
+      <w:pPr>
+        <w:pStyle w:val="ListParagraph"/>
+        <w:widowControl w:val="0"/>
+        <w:numPr>
+          <w:ilvl w:val="0"/>
+          <w:numId w:val="9"/>
+        </w:numPr>
+        <w:tabs>
+          <w:tab w:val="left" w:leader="dot" w:pos="8222"/>
+          <w:tab w:val="right" w:pos="8788"/>
+        </w:tabs>
+        <w:autoSpaceDE w:val="0"/>
+        <w:autoSpaceDN w:val="0"/>
+        <w:adjustRightInd w:val="0"/>
+        <w:spacing w:after="0" w:line="360" w:lineRule="auto"/>
+        <w:ind w:left="851" w:hanging="284"/>
+        <w:jc w:val="both"/>
+        <w:rPr>
+          <w:rFonts w:ascii="Times New Roman" w:hAnsi="Times New Roman"/>
+          <w:color w:val="000000"/>
+          <w:sz w:val="24"/>
+          <w:szCs w:val="24"/>
+          <w:lang w:val="en-US"/>
+        </w:rPr>
+      </w:pPr>
+      <w:proofErr w:type="spellStart"/>
+      <w:r>
+        <w:rPr>
+          <w:rFonts w:ascii="Times New Roman" w:hAnsi="Times New Roman"/>
+          <w:color w:val="000000"/>
+          <w:sz w:val="24"/>
+          <w:szCs w:val="24"/>
+          <w:lang w:val="en-US"/>
+        </w:rPr>
+        <w:t>Meningkatkan</w:t>
+      </w:r>
+      <w:proofErr w:type="spellEnd"/>
+      <w:r>
+        <w:rPr>
+          <w:rFonts w:ascii="Times New Roman" w:hAnsi="Times New Roman"/>
+          <w:color w:val="000000"/>
+          <w:sz w:val="24"/>
+          <w:szCs w:val="24"/>
+          <w:lang w:val="en-US"/>
+        </w:rPr>
+        <w:t xml:space="preserve"> </w:t>
+      </w:r>
+      <w:proofErr w:type="spellStart"/>
+      <w:r>
+        <w:rPr>
+          <w:rFonts w:ascii="Times New Roman" w:hAnsi="Times New Roman"/>
+          <w:color w:val="000000"/>
+          <w:sz w:val="24"/>
+          <w:szCs w:val="24"/>
+          <w:lang w:val="en-US"/>
+        </w:rPr>
+        <w:t>keamanan</w:t>
+      </w:r>
+      <w:proofErr w:type="spellEnd"/>
+      <w:r>
+        <w:rPr>
+          <w:rFonts w:ascii="Times New Roman" w:hAnsi="Times New Roman"/>
+          <w:color w:val="000000"/>
+          <w:sz w:val="24"/>
+          <w:szCs w:val="24"/>
+          <w:lang w:val="en-US"/>
+        </w:rPr>
+        <w:t xml:space="preserve"> </w:t>
+      </w:r>
+      <w:proofErr w:type="spellStart"/>
+      <w:r>
+        <w:rPr>
+          <w:rFonts w:ascii="Times New Roman" w:hAnsi="Times New Roman"/>
+          <w:color w:val="000000"/>
+          <w:sz w:val="24"/>
+          <w:szCs w:val="24"/>
+          <w:lang w:val="en-US"/>
+        </w:rPr>
+        <w:t>sekaligus</w:t>
+      </w:r>
+      <w:proofErr w:type="spellEnd"/>
+      <w:r>
+        <w:rPr>
+          <w:rFonts w:ascii="Times New Roman" w:hAnsi="Times New Roman"/>
+          <w:color w:val="000000"/>
+          <w:sz w:val="24"/>
+          <w:szCs w:val="24"/>
+          <w:lang w:val="en-US"/>
+        </w:rPr>
+        <w:t xml:space="preserve"> </w:t>
+      </w:r>
+      <w:proofErr w:type="spellStart"/>
+      <w:r>
+        <w:rPr>
+          <w:rFonts w:ascii="Times New Roman" w:hAnsi="Times New Roman"/>
+          <w:color w:val="000000"/>
+          <w:sz w:val="24"/>
+          <w:szCs w:val="24"/>
+          <w:lang w:val="en-US"/>
+        </w:rPr>
+        <w:t>dapa</w:t>
+      </w:r>
+      <w:r>
+        <w:rPr>
+          <w:rFonts w:ascii="Times New Roman" w:hAnsi="Times New Roman"/>
+          <w:color w:val="000000"/>
+          <w:sz w:val="24"/>
+          <w:szCs w:val="24"/>
+          <w:lang w:val="en-US"/>
+        </w:rPr>
+        <w:t>t</w:t>
+      </w:r>
+      <w:proofErr w:type="spellEnd"/>
+      <w:r>
+        <w:rPr>
+          <w:rFonts w:ascii="Times New Roman" w:hAnsi="Times New Roman"/>
+          <w:color w:val="000000"/>
+          <w:sz w:val="24"/>
+          <w:szCs w:val="24"/>
+          <w:lang w:val="en-US"/>
+        </w:rPr>
+        <w:t xml:space="preserve"> </w:t>
+      </w:r>
+      <w:proofErr w:type="spellStart"/>
+      <w:r>
+        <w:rPr>
+          <w:rFonts w:ascii="Times New Roman" w:hAnsi="Times New Roman"/>
+          <w:color w:val="000000"/>
+          <w:sz w:val="24"/>
+          <w:szCs w:val="24"/>
+          <w:lang w:val="en-US"/>
+        </w:rPr>
+        <w:t>mencegah</w:t>
+      </w:r>
+      <w:proofErr w:type="spellEnd"/>
+      <w:r>
+        <w:rPr>
+          <w:rFonts w:ascii="Times New Roman" w:hAnsi="Times New Roman"/>
+          <w:color w:val="000000"/>
+          <w:sz w:val="24"/>
+          <w:szCs w:val="24"/>
+          <w:lang w:val="en-US"/>
+        </w:rPr>
+        <w:t xml:space="preserve"> </w:t>
+      </w:r>
+      <w:proofErr w:type="spellStart"/>
+      <w:r>
+        <w:rPr>
+          <w:rFonts w:ascii="Times New Roman" w:hAnsi="Times New Roman"/>
+          <w:color w:val="000000"/>
+          <w:sz w:val="24"/>
+          <w:szCs w:val="24"/>
+          <w:lang w:val="en-US"/>
+        </w:rPr>
+        <w:t>tindakan</w:t>
+      </w:r>
+      <w:proofErr w:type="spellEnd"/>
+      <w:r>
+        <w:rPr>
+          <w:rFonts w:ascii="Times New Roman" w:hAnsi="Times New Roman"/>
+          <w:color w:val="000000"/>
+          <w:sz w:val="24"/>
+          <w:szCs w:val="24"/>
+          <w:lang w:val="en-US"/>
+        </w:rPr>
+        <w:t xml:space="preserve"> </w:t>
+      </w:r>
+      <w:proofErr w:type="spellStart"/>
+      <w:r>
+        <w:rPr>
+          <w:rFonts w:ascii="Times New Roman" w:hAnsi="Times New Roman"/>
+          <w:color w:val="000000"/>
+          <w:sz w:val="24"/>
+          <w:szCs w:val="24"/>
+          <w:lang w:val="en-US"/>
+        </w:rPr>
+        <w:t>pencurian</w:t>
+      </w:r>
+      <w:proofErr w:type="spellEnd"/>
+      <w:r>
+        <w:rPr>
+          <w:rFonts w:ascii="Times New Roman" w:hAnsi="Times New Roman"/>
+          <w:color w:val="000000"/>
+          <w:sz w:val="24"/>
+          <w:szCs w:val="24"/>
+          <w:lang w:val="en-US"/>
+        </w:rPr>
+        <w:t xml:space="preserve"> </w:t>
+      </w:r>
+      <w:proofErr w:type="spellStart"/>
+      <w:r>
+        <w:rPr>
+          <w:rFonts w:ascii="Times New Roman" w:hAnsi="Times New Roman"/>
+          <w:color w:val="000000"/>
+          <w:sz w:val="24"/>
+          <w:szCs w:val="24"/>
+          <w:lang w:val="en-US"/>
+        </w:rPr>
+        <w:t>sepeda</w:t>
+      </w:r>
+      <w:proofErr w:type="spellEnd"/>
+      <w:r>
+        <w:rPr>
+          <w:rFonts w:ascii="Times New Roman" w:hAnsi="Times New Roman"/>
+          <w:color w:val="000000"/>
+          <w:sz w:val="24"/>
+          <w:szCs w:val="24"/>
+          <w:lang w:val="en-US"/>
+        </w:rPr>
+        <w:t xml:space="preserve"> motor</w:t>
+      </w:r>
+    </w:p>
+    <w:p>
+      <w:pPr>
+        <w:pStyle w:val="ListParagraph"/>
+        <w:widowControl w:val="0"/>
+        <w:numPr>
+          <w:ilvl w:val="0"/>
+          <w:numId w:val="9"/>
+        </w:numPr>
+        <w:tabs>
+          <w:tab w:val="left" w:leader="dot" w:pos="8222"/>
+          <w:tab w:val="right" w:pos="8788"/>
+        </w:tabs>
+        <w:autoSpaceDE w:val="0"/>
+        <w:autoSpaceDN w:val="0"/>
+        <w:adjustRightInd w:val="0"/>
+        <w:spacing w:after="0" w:line="360" w:lineRule="auto"/>
+        <w:ind w:left="851" w:hanging="284"/>
+        <w:jc w:val="both"/>
+        <w:rPr>
+          <w:rFonts w:ascii="Times New Roman" w:hAnsi="Times New Roman"/>
+          <w:color w:val="000000"/>
+          <w:sz w:val="24"/>
+          <w:szCs w:val="24"/>
+          <w:lang w:val="en-US"/>
+        </w:rPr>
+      </w:pPr>
+      <w:proofErr w:type="spellStart"/>
+      <w:r>
+        <w:rPr>
+          <w:rFonts w:ascii="Times New Roman" w:hAnsi="Times New Roman"/>
+          <w:color w:val="000000"/>
+          <w:sz w:val="24"/>
+          <w:szCs w:val="24"/>
+          <w:lang w:val="en-US"/>
+        </w:rPr>
+        <w:t>Menurunkan</w:t>
+      </w:r>
+      <w:proofErr w:type="spellEnd"/>
+      <w:r>
+        <w:rPr>
+          <w:rFonts w:ascii="Times New Roman" w:hAnsi="Times New Roman"/>
+          <w:color w:val="000000"/>
+          <w:sz w:val="24"/>
+          <w:szCs w:val="24"/>
+          <w:lang w:val="en-US"/>
+        </w:rPr>
+        <w:t xml:space="preserve"> </w:t>
+      </w:r>
+      <w:proofErr w:type="spellStart"/>
+      <w:r>
+        <w:rPr>
+          <w:rFonts w:ascii="Times New Roman" w:hAnsi="Times New Roman"/>
+          <w:color w:val="000000"/>
+          <w:sz w:val="24"/>
+          <w:szCs w:val="24"/>
+          <w:lang w:val="en-US"/>
+        </w:rPr>
+        <w:t>kasus</w:t>
+      </w:r>
+      <w:proofErr w:type="spellEnd"/>
+      <w:r>
+        <w:rPr>
+          <w:rFonts w:ascii="Times New Roman" w:hAnsi="Times New Roman"/>
+          <w:color w:val="000000"/>
+          <w:sz w:val="24"/>
+          <w:szCs w:val="24"/>
+          <w:lang w:val="en-US"/>
+        </w:rPr>
+        <w:t xml:space="preserve"> </w:t>
+      </w:r>
+      <w:proofErr w:type="spellStart"/>
+      <w:r>
+        <w:rPr>
+          <w:rFonts w:ascii="Times New Roman" w:hAnsi="Times New Roman"/>
+          <w:color w:val="000000"/>
+          <w:sz w:val="24"/>
+          <w:szCs w:val="24"/>
+          <w:lang w:val="en-US"/>
+        </w:rPr>
+        <w:t>kehilangan</w:t>
+      </w:r>
+      <w:proofErr w:type="spellEnd"/>
+      <w:r>
+        <w:rPr>
+          <w:rFonts w:ascii="Times New Roman" w:hAnsi="Times New Roman"/>
+          <w:color w:val="000000"/>
+          <w:sz w:val="24"/>
+          <w:szCs w:val="24"/>
+          <w:lang w:val="en-US"/>
+        </w:rPr>
+        <w:t xml:space="preserve"> </w:t>
+      </w:r>
+      <w:proofErr w:type="spellStart"/>
+      <w:r>
+        <w:rPr>
+          <w:rFonts w:ascii="Times New Roman" w:hAnsi="Times New Roman"/>
+          <w:color w:val="000000"/>
+          <w:sz w:val="24"/>
+          <w:szCs w:val="24"/>
+          <w:lang w:val="en-US"/>
+        </w:rPr>
+        <w:t>sepeda</w:t>
+      </w:r>
+      <w:proofErr w:type="spellEnd"/>
+      <w:r>
+        <w:rPr>
+          <w:rFonts w:ascii="Times New Roman" w:hAnsi="Times New Roman"/>
+          <w:color w:val="000000"/>
+          <w:sz w:val="24"/>
+          <w:szCs w:val="24"/>
+          <w:lang w:val="en-US"/>
+        </w:rPr>
+        <w:t xml:space="preserve"> motor yang </w:t>
+      </w:r>
+      <w:proofErr w:type="spellStart"/>
+      <w:r>
+        <w:rPr>
+          <w:rFonts w:ascii="Times New Roman" w:hAnsi="Times New Roman"/>
+          <w:color w:val="000000"/>
+          <w:sz w:val="24"/>
+          <w:szCs w:val="24"/>
+          <w:lang w:val="en-US"/>
+        </w:rPr>
+        <w:t>disebabkan</w:t>
+      </w:r>
+      <w:proofErr w:type="spellEnd"/>
+      <w:r>
+        <w:rPr>
+          <w:rFonts w:ascii="Times New Roman" w:hAnsi="Times New Roman"/>
+          <w:color w:val="000000"/>
+          <w:sz w:val="24"/>
+          <w:szCs w:val="24"/>
+          <w:lang w:val="en-US"/>
+        </w:rPr>
+        <w:t xml:space="preserve"> oleh </w:t>
+      </w:r>
+      <w:proofErr w:type="spellStart"/>
+      <w:r>
+        <w:rPr>
+          <w:rFonts w:ascii="Times New Roman" w:hAnsi="Times New Roman"/>
+          <w:color w:val="000000"/>
+          <w:sz w:val="24"/>
+          <w:szCs w:val="24"/>
+          <w:lang w:val="en-US"/>
+        </w:rPr>
+        <w:t>kelalaian</w:t>
+      </w:r>
+      <w:proofErr w:type="spellEnd"/>
+      <w:r>
+        <w:rPr>
+          <w:rFonts w:ascii="Times New Roman" w:hAnsi="Times New Roman"/>
+          <w:color w:val="000000"/>
+          <w:sz w:val="24"/>
+          <w:szCs w:val="24"/>
+          <w:lang w:val="en-US"/>
+        </w:rPr>
+        <w:t xml:space="preserve"> </w:t>
+      </w:r>
+      <w:proofErr w:type="spellStart"/>
+      <w:r>
+        <w:rPr>
+          <w:rFonts w:ascii="Times New Roman" w:hAnsi="Times New Roman"/>
+          <w:color w:val="000000"/>
+          <w:sz w:val="24"/>
+          <w:szCs w:val="24"/>
+          <w:lang w:val="en-US"/>
+        </w:rPr>
+        <w:t>pengguna</w:t>
+      </w:r>
+      <w:proofErr w:type="spellEnd"/>
+    </w:p>
+    <w:p>
+      <w:pPr>
+        <w:pStyle w:val="ListParagraph"/>
+        <w:widowControl w:val="0"/>
+        <w:numPr>
+          <w:ilvl w:val="0"/>
+          <w:numId w:val="9"/>
+        </w:numPr>
+        <w:tabs>
+          <w:tab w:val="left" w:leader="dot" w:pos="8222"/>
+          <w:tab w:val="right" w:pos="8788"/>
+        </w:tabs>
+        <w:autoSpaceDE w:val="0"/>
+        <w:autoSpaceDN w:val="0"/>
+        <w:adjustRightInd w:val="0"/>
+        <w:spacing w:after="0" w:line="360" w:lineRule="auto"/>
+        <w:ind w:left="851" w:hanging="284"/>
+        <w:jc w:val="both"/>
+        <w:rPr>
+          <w:rFonts w:ascii="Times New Roman" w:hAnsi="Times New Roman"/>
+          <w:color w:val="000000"/>
+          <w:sz w:val="24"/>
+          <w:szCs w:val="24"/>
+          <w:lang w:val="en-US"/>
+        </w:rPr>
+      </w:pPr>
+      <w:proofErr w:type="spellStart"/>
+      <w:r>
+        <w:rPr>
+          <w:rFonts w:ascii="Times New Roman" w:hAnsi="Times New Roman"/>
+          <w:color w:val="000000"/>
+          <w:sz w:val="24"/>
+          <w:szCs w:val="24"/>
+          <w:lang w:val="en-US"/>
+        </w:rPr>
+        <w:t>Memonitorng</w:t>
+      </w:r>
+      <w:proofErr w:type="spellEnd"/>
+      <w:r>
+        <w:rPr>
+          <w:rFonts w:ascii="Times New Roman" w:hAnsi="Times New Roman"/>
+          <w:color w:val="000000"/>
+          <w:sz w:val="24"/>
+          <w:szCs w:val="24"/>
+          <w:lang w:val="en-US"/>
+        </w:rPr>
+        <w:t xml:space="preserve"> </w:t>
+      </w:r>
+      <w:proofErr w:type="spellStart"/>
+      <w:r>
+        <w:rPr>
+          <w:rFonts w:ascii="Times New Roman" w:hAnsi="Times New Roman"/>
+          <w:color w:val="000000"/>
+          <w:sz w:val="24"/>
+          <w:szCs w:val="24"/>
+          <w:lang w:val="en-US"/>
+        </w:rPr>
+        <w:t>getaran</w:t>
+      </w:r>
+      <w:proofErr w:type="spellEnd"/>
+      <w:r>
+        <w:rPr>
+          <w:rFonts w:ascii="Times New Roman" w:hAnsi="Times New Roman"/>
+          <w:color w:val="000000"/>
+          <w:sz w:val="24"/>
+          <w:szCs w:val="24"/>
+          <w:lang w:val="en-US"/>
+        </w:rPr>
+        <w:t xml:space="preserve"> yang </w:t>
+      </w:r>
+      <w:proofErr w:type="spellStart"/>
+      <w:r>
+        <w:rPr>
+          <w:rFonts w:ascii="Times New Roman" w:hAnsi="Times New Roman"/>
+          <w:color w:val="000000"/>
+          <w:sz w:val="24"/>
+          <w:szCs w:val="24"/>
+          <w:lang w:val="en-US"/>
+        </w:rPr>
+        <w:t>terjadi</w:t>
+      </w:r>
+      <w:proofErr w:type="spellEnd"/>
+      <w:r>
+        <w:rPr>
+          <w:rFonts w:ascii="Times New Roman" w:hAnsi="Times New Roman"/>
+          <w:color w:val="000000"/>
+          <w:sz w:val="24"/>
+          <w:szCs w:val="24"/>
+          <w:lang w:val="en-US"/>
+        </w:rPr>
+        <w:t xml:space="preserve"> pada </w:t>
+      </w:r>
+      <w:proofErr w:type="spellStart"/>
+      <w:r>
+        <w:rPr>
+          <w:rFonts w:ascii="Times New Roman" w:hAnsi="Times New Roman"/>
+          <w:color w:val="000000"/>
+          <w:sz w:val="24"/>
+          <w:szCs w:val="24"/>
+          <w:lang w:val="en-US"/>
+        </w:rPr>
+        <w:t>mesin</w:t>
+      </w:r>
+      <w:proofErr w:type="spellEnd"/>
+      <w:r>
+        <w:rPr>
+          <w:rFonts w:ascii="Times New Roman" w:hAnsi="Times New Roman"/>
+          <w:color w:val="000000"/>
+          <w:sz w:val="24"/>
+          <w:szCs w:val="24"/>
+          <w:lang w:val="en-US"/>
+        </w:rPr>
+        <w:t>.</w:t>
+      </w:r>
     </w:p>
     <w:sectPr>
+      <w:footerReference w:type="default" r:id="rId10"/>
       <w:pgSz w:w="11907" w:h="16840" w:code="9"/>
       <w:pgMar w:top="1701" w:right="1418" w:bottom="1418" w:left="1701" w:header="709" w:footer="709" w:gutter="0"/>
       <w:pgNumType w:start="1"/>
@@ -22745,6 +25742,79 @@
         <w:rFonts w:ascii="Times New Roman" w:hAnsi="Times New Roman"/>
       </w:rPr>
       <w:id w:val="943959168"/>
+      <w:docPartObj>
+        <w:docPartGallery w:val="Page Numbers (Bottom of Page)"/>
+        <w:docPartUnique/>
+      </w:docPartObj>
+    </w:sdtPr>
+    <w:sdtEndPr>
+      <w:rPr>
+        <w:noProof/>
+      </w:rPr>
+    </w:sdtEndPr>
+    <w:sdtContent>
+      <w:p>
+        <w:pPr>
+          <w:pStyle w:val="Footer"/>
+          <w:jc w:val="right"/>
+          <w:rPr>
+            <w:rFonts w:ascii="Times New Roman" w:hAnsi="Times New Roman"/>
+          </w:rPr>
+        </w:pPr>
+        <w:r>
+          <w:rPr>
+            <w:rFonts w:ascii="Times New Roman" w:hAnsi="Times New Roman"/>
+          </w:rPr>
+          <w:fldChar w:fldCharType="begin"/>
+        </w:r>
+        <w:r>
+          <w:rPr>
+            <w:rFonts w:ascii="Times New Roman" w:hAnsi="Times New Roman"/>
+          </w:rPr>
+          <w:instrText xml:space="preserve"> PAGE   \* MERGEFORMAT </w:instrText>
+        </w:r>
+        <w:r>
+          <w:rPr>
+            <w:rFonts w:ascii="Times New Roman" w:hAnsi="Times New Roman"/>
+          </w:rPr>
+          <w:fldChar w:fldCharType="separate"/>
+        </w:r>
+        <w:r>
+          <w:rPr>
+            <w:rFonts w:ascii="Times New Roman" w:hAnsi="Times New Roman"/>
+            <w:noProof/>
+          </w:rPr>
+          <w:t>2</w:t>
+        </w:r>
+        <w:r>
+          <w:rPr>
+            <w:rFonts w:ascii="Times New Roman" w:hAnsi="Times New Roman"/>
+            <w:noProof/>
+          </w:rPr>
+          <w:fldChar w:fldCharType="end"/>
+        </w:r>
+      </w:p>
+    </w:sdtContent>
+  </w:sdt>
+  <w:p>
+    <w:pPr>
+      <w:pStyle w:val="Footer"/>
+      <w:rPr>
+        <w:rFonts w:ascii="Times New Roman" w:hAnsi="Times New Roman"/>
+      </w:rPr>
+    </w:pPr>
+  </w:p>
+</w:ftr>
+</file>
+
+<file path=word/footer2.xml><?xml version="1.0" encoding="utf-8"?>
+<w:ftr xmlns:wpc="http://schemas.microsoft.com/office/word/2010/wordprocessingCanvas" xmlns:cx="http://schemas.microsoft.com/office/drawing/2014/chartex" xmlns:cx1="http://schemas.microsoft.com/office/drawing/2015/9/8/chartex" xmlns:cx2="http://schemas.microsoft.com/office/drawing/2015/10/21/chartex" xmlns:cx3="http://schemas.microsoft.com/office/drawing/2016/5/9/chartex" xmlns:cx4="http://schemas.microsoft.com/office/drawing/2016/5/10/chartex" xmlns:cx5="http://schemas.microsoft.com/office/drawing/2016/5/11/chartex" xmlns:cx6="http://schemas.microsoft.com/office/drawing/2016/5/12/chartex" xmlns:cx7="http://schemas.microsoft.com/office/drawing/2016/5/13/chartex" xmlns:cx8="http://schemas.microsoft.com/office/drawing/2016/5/14/chartex" xmlns:mc="http://schemas.openxmlformats.org/markup-compatibility/2006" xmlns:aink="http://schemas.microsoft.com/office/drawing/2016/ink" xmlns:am3d="http://schemas.microsoft.com/office/drawing/2017/model3d" xmlns:o="urn:schemas-microsoft-com:office:office" xmlns:r="http://schemas.openxmlformats.org/officeDocument/2006/relationships" xmlns:m="http://schemas.openxmlformats.org/officeDocument/2006/math" xmlns:v="urn:schemas-microsoft-com:vml" xmlns:wp14="http://schemas.microsoft.com/office/word/2010/wordprocessingDrawing" xmlns:wp="http://schemas.openxmlformats.org/drawingml/2006/wordprocessingDrawing" xmlns:w10="urn:schemas-microsoft-com:office:word" xmlns:w="http://schemas.openxmlformats.org/wordprocessingml/2006/main" xmlns:w14="http://schemas.microsoft.com/office/word/2010/wordml" xmlns:w15="http://schemas.microsoft.com/office/word/2012/wordml" xmlns:w16cid="http://schemas.microsoft.com/office/word/2016/wordml/cid" xmlns:w16se="http://schemas.microsoft.com/office/word/2015/wordml/symex" xmlns:wpg="http://schemas.microsoft.com/office/word/2010/wordprocessingGroup" xmlns:wpi="http://schemas.microsoft.com/office/word/2010/wordprocessingInk" xmlns:wne="http://schemas.microsoft.com/office/word/2006/wordml" xmlns:wps="http://schemas.microsoft.com/office/word/2010/wordprocessingShape" mc:Ignorable="w14 w15 w16se w16cid wp14">
+  <w:sdt>
+    <w:sdtPr>
+      <w:rPr>
+        <w:rFonts w:ascii="Times New Roman" w:hAnsi="Times New Roman"/>
+      </w:rPr>
+      <w:id w:val="1209683714"/>
       <w:docPartObj>
         <w:docPartGallery w:val="Page Numbers (Bottom of Page)"/>
         <w:docPartUnique/>
@@ -22845,6 +25915,184 @@
 <file path=word/numbering.xml><?xml version="1.0" encoding="utf-8"?>
 <w:numbering xmlns:wpc="http://schemas.microsoft.com/office/word/2010/wordprocessingCanvas" xmlns:cx="http://schemas.microsoft.com/office/drawing/2014/chartex" xmlns:cx1="http://schemas.microsoft.com/office/drawing/2015/9/8/chartex" xmlns:cx2="http://schemas.microsoft.com/office/drawing/2015/10/21/chartex" xmlns:cx3="http://schemas.microsoft.com/office/drawing/2016/5/9/chartex" xmlns:cx4="http://schemas.microsoft.com/office/drawing/2016/5/10/chartex" xmlns:cx5="http://schemas.microsoft.com/office/drawing/2016/5/11/chartex" xmlns:cx6="http://schemas.microsoft.com/office/drawing/2016/5/12/chartex" xmlns:cx7="http://schemas.microsoft.com/office/drawing/2016/5/13/chartex" xmlns:cx8="http://schemas.microsoft.com/office/drawing/2016/5/14/chartex" xmlns:mc="http://schemas.openxmlformats.org/markup-compatibility/2006" xmlns:aink="http://schemas.microsoft.com/office/drawing/2016/ink" xmlns:am3d="http://schemas.microsoft.com/office/drawing/2017/model3d" xmlns:o="urn:schemas-microsoft-com:office:office" xmlns:r="http://schemas.openxmlformats.org/officeDocument/2006/relationships" xmlns:m="http://schemas.openxmlformats.org/officeDocument/2006/math" xmlns:v="urn:schemas-microsoft-com:vml" xmlns:wp14="http://schemas.microsoft.com/office/word/2010/wordprocessingDrawing" xmlns:wp="http://schemas.openxmlformats.org/drawingml/2006/wordprocessingDrawing" xmlns:w10="urn:schemas-microsoft-com:office:word" xmlns:w="http://schemas.openxmlformats.org/wordprocessingml/2006/main" xmlns:w14="http://schemas.microsoft.com/office/word/2010/wordml" xmlns:w15="http://schemas.microsoft.com/office/word/2012/wordml" xmlns:w16cid="http://schemas.microsoft.com/office/word/2016/wordml/cid" xmlns:w16se="http://schemas.microsoft.com/office/word/2015/wordml/symex" xmlns:wpg="http://schemas.microsoft.com/office/word/2010/wordprocessingGroup" xmlns:wpi="http://schemas.microsoft.com/office/word/2010/wordprocessingInk" xmlns:wne="http://schemas.microsoft.com/office/word/2006/wordml" xmlns:wps="http://schemas.microsoft.com/office/word/2010/wordprocessingShape" mc:Ignorable="w14 w15 w16se w16cid wp14">
   <w:abstractNum w:abstractNumId="0" w15:restartNumberingAfterBreak="0">
+    <w:nsid w:val="0C8030C9"/>
+    <w:multiLevelType w:val="hybridMultilevel"/>
+    <w:tmpl w:val="D83640B4"/>
+    <w:lvl w:ilvl="0" w:tplc="273A5914">
+      <w:start w:val="1"/>
+      <w:numFmt w:val="lowerLetter"/>
+      <w:lvlText w:val="%1."/>
+      <w:lvlJc w:val="left"/>
+      <w:pPr>
+        <w:ind w:left="927" w:hanging="360"/>
+      </w:pPr>
+      <w:rPr>
+        <w:rFonts w:hint="default"/>
+      </w:rPr>
+    </w:lvl>
+    <w:lvl w:ilvl="1" w:tplc="04210019" w:tentative="1">
+      <w:start w:val="1"/>
+      <w:numFmt w:val="lowerLetter"/>
+      <w:lvlText w:val="%2."/>
+      <w:lvlJc w:val="left"/>
+      <w:pPr>
+        <w:ind w:left="1647" w:hanging="360"/>
+      </w:pPr>
+    </w:lvl>
+    <w:lvl w:ilvl="2" w:tplc="0421001B" w:tentative="1">
+      <w:start w:val="1"/>
+      <w:numFmt w:val="lowerRoman"/>
+      <w:lvlText w:val="%3."/>
+      <w:lvlJc w:val="right"/>
+      <w:pPr>
+        <w:ind w:left="2367" w:hanging="180"/>
+      </w:pPr>
+    </w:lvl>
+    <w:lvl w:ilvl="3" w:tplc="0421000F" w:tentative="1">
+      <w:start w:val="1"/>
+      <w:numFmt w:val="decimal"/>
+      <w:lvlText w:val="%4."/>
+      <w:lvlJc w:val="left"/>
+      <w:pPr>
+        <w:ind w:left="3087" w:hanging="360"/>
+      </w:pPr>
+    </w:lvl>
+    <w:lvl w:ilvl="4" w:tplc="04210019" w:tentative="1">
+      <w:start w:val="1"/>
+      <w:numFmt w:val="lowerLetter"/>
+      <w:lvlText w:val="%5."/>
+      <w:lvlJc w:val="left"/>
+      <w:pPr>
+        <w:ind w:left="3807" w:hanging="360"/>
+      </w:pPr>
+    </w:lvl>
+    <w:lvl w:ilvl="5" w:tplc="0421001B" w:tentative="1">
+      <w:start w:val="1"/>
+      <w:numFmt w:val="lowerRoman"/>
+      <w:lvlText w:val="%6."/>
+      <w:lvlJc w:val="right"/>
+      <w:pPr>
+        <w:ind w:left="4527" w:hanging="180"/>
+      </w:pPr>
+    </w:lvl>
+    <w:lvl w:ilvl="6" w:tplc="0421000F" w:tentative="1">
+      <w:start w:val="1"/>
+      <w:numFmt w:val="decimal"/>
+      <w:lvlText w:val="%7."/>
+      <w:lvlJc w:val="left"/>
+      <w:pPr>
+        <w:ind w:left="5247" w:hanging="360"/>
+      </w:pPr>
+    </w:lvl>
+    <w:lvl w:ilvl="7" w:tplc="04210019" w:tentative="1">
+      <w:start w:val="1"/>
+      <w:numFmt w:val="lowerLetter"/>
+      <w:lvlText w:val="%8."/>
+      <w:lvlJc w:val="left"/>
+      <w:pPr>
+        <w:ind w:left="5967" w:hanging="360"/>
+      </w:pPr>
+    </w:lvl>
+    <w:lvl w:ilvl="8" w:tplc="0421001B" w:tentative="1">
+      <w:start w:val="1"/>
+      <w:numFmt w:val="lowerRoman"/>
+      <w:lvlText w:val="%9."/>
+      <w:lvlJc w:val="right"/>
+      <w:pPr>
+        <w:ind w:left="6687" w:hanging="180"/>
+      </w:pPr>
+    </w:lvl>
+  </w:abstractNum>
+  <w:abstractNum w:abstractNumId="1" w15:restartNumberingAfterBreak="0">
+    <w:nsid w:val="16184962"/>
+    <w:multiLevelType w:val="hybridMultilevel"/>
+    <w:tmpl w:val="7F1A9D86"/>
+    <w:lvl w:ilvl="0" w:tplc="5DE820D2">
+      <w:start w:val="1"/>
+      <w:numFmt w:val="lowerLetter"/>
+      <w:lvlText w:val="%1."/>
+      <w:lvlJc w:val="left"/>
+      <w:pPr>
+        <w:ind w:left="927" w:hanging="360"/>
+      </w:pPr>
+      <w:rPr>
+        <w:rFonts w:hint="default"/>
+      </w:rPr>
+    </w:lvl>
+    <w:lvl w:ilvl="1" w:tplc="04210019" w:tentative="1">
+      <w:start w:val="1"/>
+      <w:numFmt w:val="lowerLetter"/>
+      <w:lvlText w:val="%2."/>
+      <w:lvlJc w:val="left"/>
+      <w:pPr>
+        <w:ind w:left="1647" w:hanging="360"/>
+      </w:pPr>
+    </w:lvl>
+    <w:lvl w:ilvl="2" w:tplc="0421001B" w:tentative="1">
+      <w:start w:val="1"/>
+      <w:numFmt w:val="lowerRoman"/>
+      <w:lvlText w:val="%3."/>
+      <w:lvlJc w:val="right"/>
+      <w:pPr>
+        <w:ind w:left="2367" w:hanging="180"/>
+      </w:pPr>
+    </w:lvl>
+    <w:lvl w:ilvl="3" w:tplc="0421000F" w:tentative="1">
+      <w:start w:val="1"/>
+      <w:numFmt w:val="decimal"/>
+      <w:lvlText w:val="%4."/>
+      <w:lvlJc w:val="left"/>
+      <w:pPr>
+        <w:ind w:left="3087" w:hanging="360"/>
+      </w:pPr>
+    </w:lvl>
+    <w:lvl w:ilvl="4" w:tplc="04210019" w:tentative="1">
+      <w:start w:val="1"/>
+      <w:numFmt w:val="lowerLetter"/>
+      <w:lvlText w:val="%5."/>
+      <w:lvlJc w:val="left"/>
+      <w:pPr>
+        <w:ind w:left="3807" w:hanging="360"/>
+      </w:pPr>
+    </w:lvl>
+    <w:lvl w:ilvl="5" w:tplc="0421001B" w:tentative="1">
+      <w:start w:val="1"/>
+      <w:numFmt w:val="lowerRoman"/>
+      <w:lvlText w:val="%6."/>
+      <w:lvlJc w:val="right"/>
+      <w:pPr>
+        <w:ind w:left="4527" w:hanging="180"/>
+      </w:pPr>
+    </w:lvl>
+    <w:lvl w:ilvl="6" w:tplc="0421000F" w:tentative="1">
+      <w:start w:val="1"/>
+      <w:numFmt w:val="decimal"/>
+      <w:lvlText w:val="%7."/>
+      <w:lvlJc w:val="left"/>
+      <w:pPr>
+        <w:ind w:left="5247" w:hanging="360"/>
+      </w:pPr>
+    </w:lvl>
+    <w:lvl w:ilvl="7" w:tplc="04210019" w:tentative="1">
+      <w:start w:val="1"/>
+      <w:numFmt w:val="lowerLetter"/>
+      <w:lvlText w:val="%8."/>
+      <w:lvlJc w:val="left"/>
+      <w:pPr>
+        <w:ind w:left="5967" w:hanging="360"/>
+      </w:pPr>
+    </w:lvl>
+    <w:lvl w:ilvl="8" w:tplc="0421001B" w:tentative="1">
+      <w:start w:val="1"/>
+      <w:numFmt w:val="lowerRoman"/>
+      <w:lvlText w:val="%9."/>
+      <w:lvlJc w:val="right"/>
+      <w:pPr>
+        <w:ind w:left="6687" w:hanging="180"/>
+      </w:pPr>
+    </w:lvl>
+  </w:abstractNum>
+  <w:abstractNum w:abstractNumId="2" w15:restartNumberingAfterBreak="0">
     <w:nsid w:val="32D13A6C"/>
     <w:multiLevelType w:val="multilevel"/>
     <w:tmpl w:val="025A7F32"/>
@@ -22957,7 +26205,7 @@
       </w:rPr>
     </w:lvl>
   </w:abstractNum>
-  <w:abstractNum w:abstractNumId="1" w15:restartNumberingAfterBreak="0">
+  <w:abstractNum w:abstractNumId="3" w15:restartNumberingAfterBreak="0">
     <w:nsid w:val="3AB16799"/>
     <w:multiLevelType w:val="multilevel"/>
     <w:tmpl w:val="025A7F32"/>
@@ -23070,7 +26318,7 @@
       </w:rPr>
     </w:lvl>
   </w:abstractNum>
-  <w:abstractNum w:abstractNumId="2" w15:restartNumberingAfterBreak="0">
+  <w:abstractNum w:abstractNumId="4" w15:restartNumberingAfterBreak="0">
     <w:nsid w:val="4BD91A48"/>
     <w:multiLevelType w:val="multilevel"/>
     <w:tmpl w:val="025A7F32"/>
@@ -23183,7 +26431,96 @@
       </w:rPr>
     </w:lvl>
   </w:abstractNum>
-  <w:abstractNum w:abstractNumId="3" w15:restartNumberingAfterBreak="0">
+  <w:abstractNum w:abstractNumId="5" w15:restartNumberingAfterBreak="0">
+    <w:nsid w:val="4DB015BE"/>
+    <w:multiLevelType w:val="hybridMultilevel"/>
+    <w:tmpl w:val="6DDE709C"/>
+    <w:lvl w:ilvl="0" w:tplc="4952346C">
+      <w:start w:val="1"/>
+      <w:numFmt w:val="lowerLetter"/>
+      <w:lvlText w:val="%1."/>
+      <w:lvlJc w:val="left"/>
+      <w:pPr>
+        <w:ind w:left="927" w:hanging="360"/>
+      </w:pPr>
+      <w:rPr>
+        <w:rFonts w:hint="default"/>
+      </w:rPr>
+    </w:lvl>
+    <w:lvl w:ilvl="1" w:tplc="04210019" w:tentative="1">
+      <w:start w:val="1"/>
+      <w:numFmt w:val="lowerLetter"/>
+      <w:lvlText w:val="%2."/>
+      <w:lvlJc w:val="left"/>
+      <w:pPr>
+        <w:ind w:left="1647" w:hanging="360"/>
+      </w:pPr>
+    </w:lvl>
+    <w:lvl w:ilvl="2" w:tplc="0421001B" w:tentative="1">
+      <w:start w:val="1"/>
+      <w:numFmt w:val="lowerRoman"/>
+      <w:lvlText w:val="%3."/>
+      <w:lvlJc w:val="right"/>
+      <w:pPr>
+        <w:ind w:left="2367" w:hanging="180"/>
+      </w:pPr>
+    </w:lvl>
+    <w:lvl w:ilvl="3" w:tplc="0421000F" w:tentative="1">
+      <w:start w:val="1"/>
+      <w:numFmt w:val="decimal"/>
+      <w:lvlText w:val="%4."/>
+      <w:lvlJc w:val="left"/>
+      <w:pPr>
+        <w:ind w:left="3087" w:hanging="360"/>
+      </w:pPr>
+    </w:lvl>
+    <w:lvl w:ilvl="4" w:tplc="04210019" w:tentative="1">
+      <w:start w:val="1"/>
+      <w:numFmt w:val="lowerLetter"/>
+      <w:lvlText w:val="%5."/>
+      <w:lvlJc w:val="left"/>
+      <w:pPr>
+        <w:ind w:left="3807" w:hanging="360"/>
+      </w:pPr>
+    </w:lvl>
+    <w:lvl w:ilvl="5" w:tplc="0421001B" w:tentative="1">
+      <w:start w:val="1"/>
+      <w:numFmt w:val="lowerRoman"/>
+      <w:lvlText w:val="%6."/>
+      <w:lvlJc w:val="right"/>
+      <w:pPr>
+        <w:ind w:left="4527" w:hanging="180"/>
+      </w:pPr>
+    </w:lvl>
+    <w:lvl w:ilvl="6" w:tplc="0421000F" w:tentative="1">
+      <w:start w:val="1"/>
+      <w:numFmt w:val="decimal"/>
+      <w:lvlText w:val="%7."/>
+      <w:lvlJc w:val="left"/>
+      <w:pPr>
+        <w:ind w:left="5247" w:hanging="360"/>
+      </w:pPr>
+    </w:lvl>
+    <w:lvl w:ilvl="7" w:tplc="04210019" w:tentative="1">
+      <w:start w:val="1"/>
+      <w:numFmt w:val="lowerLetter"/>
+      <w:lvlText w:val="%8."/>
+      <w:lvlJc w:val="left"/>
+      <w:pPr>
+        <w:ind w:left="5967" w:hanging="360"/>
+      </w:pPr>
+    </w:lvl>
+    <w:lvl w:ilvl="8" w:tplc="0421001B" w:tentative="1">
+      <w:start w:val="1"/>
+      <w:numFmt w:val="lowerRoman"/>
+      <w:lvlText w:val="%9."/>
+      <w:lvlJc w:val="right"/>
+      <w:pPr>
+        <w:ind w:left="6687" w:hanging="180"/>
+      </w:pPr>
+    </w:lvl>
+  </w:abstractNum>
+  <w:abstractNum w:abstractNumId="6" w15:restartNumberingAfterBreak="0">
     <w:nsid w:val="62965494"/>
     <w:multiLevelType w:val="multilevel"/>
     <w:tmpl w:val="025A7F32"/>
@@ -23296,7 +26633,96 @@
       </w:rPr>
     </w:lvl>
   </w:abstractNum>
-  <w:abstractNum w:abstractNumId="4" w15:restartNumberingAfterBreak="0">
+  <w:abstractNum w:abstractNumId="7" w15:restartNumberingAfterBreak="0">
+    <w:nsid w:val="6E1A1FAD"/>
+    <w:multiLevelType w:val="hybridMultilevel"/>
+    <w:tmpl w:val="7EEC8128"/>
+    <w:lvl w:ilvl="0" w:tplc="54722694">
+      <w:start w:val="1"/>
+      <w:numFmt w:val="lowerLetter"/>
+      <w:lvlText w:val="%1."/>
+      <w:lvlJc w:val="left"/>
+      <w:pPr>
+        <w:ind w:left="927" w:hanging="360"/>
+      </w:pPr>
+      <w:rPr>
+        <w:rFonts w:hint="default"/>
+      </w:rPr>
+    </w:lvl>
+    <w:lvl w:ilvl="1" w:tplc="04210019" w:tentative="1">
+      <w:start w:val="1"/>
+      <w:numFmt w:val="lowerLetter"/>
+      <w:lvlText w:val="%2."/>
+      <w:lvlJc w:val="left"/>
+      <w:pPr>
+        <w:ind w:left="1647" w:hanging="360"/>
+      </w:pPr>
+    </w:lvl>
+    <w:lvl w:ilvl="2" w:tplc="0421001B" w:tentative="1">
+      <w:start w:val="1"/>
+      <w:numFmt w:val="lowerRoman"/>
+      <w:lvlText w:val="%3."/>
+      <w:lvlJc w:val="right"/>
+      <w:pPr>
+        <w:ind w:left="2367" w:hanging="180"/>
+      </w:pPr>
+    </w:lvl>
+    <w:lvl w:ilvl="3" w:tplc="0421000F" w:tentative="1">
+      <w:start w:val="1"/>
+      <w:numFmt w:val="decimal"/>
+      <w:lvlText w:val="%4."/>
+      <w:lvlJc w:val="left"/>
+      <w:pPr>
+        <w:ind w:left="3087" w:hanging="360"/>
+      </w:pPr>
+    </w:lvl>
+    <w:lvl w:ilvl="4" w:tplc="04210019" w:tentative="1">
+      <w:start w:val="1"/>
+      <w:numFmt w:val="lowerLetter"/>
+      <w:lvlText w:val="%5."/>
+      <w:lvlJc w:val="left"/>
+      <w:pPr>
+        <w:ind w:left="3807" w:hanging="360"/>
+      </w:pPr>
+    </w:lvl>
+    <w:lvl w:ilvl="5" w:tplc="0421001B" w:tentative="1">
+      <w:start w:val="1"/>
+      <w:numFmt w:val="lowerRoman"/>
+      <w:lvlText w:val="%6."/>
+      <w:lvlJc w:val="right"/>
+      <w:pPr>
+        <w:ind w:left="4527" w:hanging="180"/>
+      </w:pPr>
+    </w:lvl>
+    <w:lvl w:ilvl="6" w:tplc="0421000F" w:tentative="1">
+      <w:start w:val="1"/>
+      <w:numFmt w:val="decimal"/>
+      <w:lvlText w:val="%7."/>
+      <w:lvlJc w:val="left"/>
+      <w:pPr>
+        <w:ind w:left="5247" w:hanging="360"/>
+      </w:pPr>
+    </w:lvl>
+    <w:lvl w:ilvl="7" w:tplc="04210019" w:tentative="1">
+      <w:start w:val="1"/>
+      <w:numFmt w:val="lowerLetter"/>
+      <w:lvlText w:val="%8."/>
+      <w:lvlJc w:val="left"/>
+      <w:pPr>
+        <w:ind w:left="5967" w:hanging="360"/>
+      </w:pPr>
+    </w:lvl>
+    <w:lvl w:ilvl="8" w:tplc="0421001B" w:tentative="1">
+      <w:start w:val="1"/>
+      <w:numFmt w:val="lowerRoman"/>
+      <w:lvlText w:val="%9."/>
+      <w:lvlJc w:val="right"/>
+      <w:pPr>
+        <w:ind w:left="6687" w:hanging="180"/>
+      </w:pPr>
+    </w:lvl>
+  </w:abstractNum>
+  <w:abstractNum w:abstractNumId="8" w15:restartNumberingAfterBreak="0">
     <w:nsid w:val="7CFB7FA6"/>
     <w:multiLevelType w:val="multilevel"/>
     <w:tmpl w:val="D44CE5CA"/>
@@ -23410,19 +26836,31 @@
     </w:lvl>
   </w:abstractNum>
   <w:num w:numId="1">
+    <w:abstractNumId w:val="4"/>
+  </w:num>
+  <w:num w:numId="2">
     <w:abstractNumId w:val="2"/>
   </w:num>
-  <w:num w:numId="2">
+  <w:num w:numId="3">
+    <w:abstractNumId w:val="6"/>
+  </w:num>
+  <w:num w:numId="4">
+    <w:abstractNumId w:val="3"/>
+  </w:num>
+  <w:num w:numId="5">
+    <w:abstractNumId w:val="8"/>
+  </w:num>
+  <w:num w:numId="6">
+    <w:abstractNumId w:val="5"/>
+  </w:num>
+  <w:num w:numId="7">
     <w:abstractNumId w:val="0"/>
   </w:num>
-  <w:num w:numId="3">
-    <w:abstractNumId w:val="3"/>
-  </w:num>
-  <w:num w:numId="4">
+  <w:num w:numId="8">
     <w:abstractNumId w:val="1"/>
   </w:num>
-  <w:num w:numId="5">
-    <w:abstractNumId w:val="4"/>
+  <w:num w:numId="9">
+    <w:abstractNumId w:val="7"/>
   </w:num>
 </w:numbering>
 </file>
@@ -24270,7 +27708,7 @@
 </file>
 
 <file path=customXml/itemProps1.xml><?xml version="1.0" encoding="utf-8"?>
-<ds:datastoreItem xmlns:ds="http://schemas.openxmlformats.org/officeDocument/2006/customXml" ds:itemID="{0E3719C1-A49B-44A8-8487-4A4542A75951}">
+<ds:datastoreItem xmlns:ds="http://schemas.openxmlformats.org/officeDocument/2006/customXml" ds:itemID="{CB178FDC-7430-4157-B746-2F2AA58D787A}">
   <ds:schemaRefs>
     <ds:schemaRef ds:uri="http://schemas.openxmlformats.org/officeDocument/2006/bibliography"/>
   </ds:schemaRefs>

--- a/Files/Proposal.docx
+++ b/Files/Proposal.docx
@@ -25607,6 +25607,15 @@
           <w:szCs w:val="24"/>
           <w:lang w:val="en-US"/>
         </w:rPr>
+        <w:sectPr>
+          <w:footerReference w:type="default" r:id="rId10"/>
+          <w:pgSz w:w="11907" w:h="16840" w:code="9"/>
+          <w:pgMar w:top="1701" w:right="1418" w:bottom="1418" w:left="1701" w:header="709" w:footer="709" w:gutter="0"/>
+          <w:pgNumType w:start="1"/>
+          <w:cols w:space="708"/>
+          <w:titlePg/>
+          <w:docGrid w:linePitch="360"/>
+        </w:sectPr>
       </w:pPr>
       <w:proofErr w:type="spellStart"/>
       <w:r>
@@ -25696,13 +25705,234 @@
         </w:rPr>
         <w:t>.</w:t>
       </w:r>
+    </w:p>
+    <w:p>
+      <w:pPr>
+        <w:widowControl w:val="0"/>
+        <w:tabs>
+          <w:tab w:val="left" w:leader="dot" w:pos="8222"/>
+          <w:tab w:val="right" w:pos="8788"/>
+        </w:tabs>
+        <w:autoSpaceDE w:val="0"/>
+        <w:autoSpaceDN w:val="0"/>
+        <w:adjustRightInd w:val="0"/>
+        <w:spacing w:after="0" w:line="360" w:lineRule="auto"/>
+        <w:jc w:val="center"/>
+        <w:rPr>
+          <w:rFonts w:ascii="Times New Roman" w:hAnsi="Times New Roman"/>
+          <w:b/>
+          <w:bCs/>
+          <w:color w:val="000000"/>
+          <w:sz w:val="28"/>
+          <w:szCs w:val="24"/>
+          <w:lang w:val="en-US"/>
+        </w:rPr>
+      </w:pPr>
+      <w:r>
+        <w:rPr>
+          <w:rFonts w:ascii="Times New Roman" w:hAnsi="Times New Roman"/>
+          <w:b/>
+          <w:bCs/>
+          <w:color w:val="000000"/>
+          <w:sz w:val="28"/>
+          <w:szCs w:val="24"/>
+          <w:lang w:val="en-US"/>
+        </w:rPr>
+        <w:lastRenderedPageBreak/>
+        <w:t>BAB II</w:t>
+      </w:r>
+    </w:p>
+    <w:p>
+      <w:pPr>
+        <w:widowControl w:val="0"/>
+        <w:tabs>
+          <w:tab w:val="left" w:leader="dot" w:pos="8222"/>
+          <w:tab w:val="right" w:pos="8788"/>
+        </w:tabs>
+        <w:autoSpaceDE w:val="0"/>
+        <w:autoSpaceDN w:val="0"/>
+        <w:adjustRightInd w:val="0"/>
+        <w:spacing w:after="0" w:line="360" w:lineRule="auto"/>
+        <w:jc w:val="center"/>
+        <w:rPr>
+          <w:rFonts w:ascii="Times New Roman" w:hAnsi="Times New Roman"/>
+          <w:b/>
+          <w:bCs/>
+          <w:color w:val="000000"/>
+          <w:sz w:val="28"/>
+          <w:szCs w:val="24"/>
+          <w:lang w:val="en-US"/>
+        </w:rPr>
+      </w:pPr>
+      <w:r>
+        <w:rPr>
+          <w:rFonts w:ascii="Times New Roman" w:hAnsi="Times New Roman"/>
+          <w:b/>
+          <w:bCs/>
+          <w:color w:val="000000"/>
+          <w:sz w:val="28"/>
+          <w:szCs w:val="24"/>
+          <w:lang w:val="en-US"/>
+        </w:rPr>
+        <w:t>TINJAUAN PUSTAKA</w:t>
+      </w:r>
+    </w:p>
+    <w:p>
+      <w:pPr>
+        <w:pStyle w:val="ListParagraph"/>
+        <w:widowControl w:val="0"/>
+        <w:numPr>
+          <w:ilvl w:val="0"/>
+          <w:numId w:val="10"/>
+        </w:numPr>
+        <w:tabs>
+          <w:tab w:val="left" w:leader="dot" w:pos="8222"/>
+          <w:tab w:val="right" w:pos="8788"/>
+        </w:tabs>
+        <w:autoSpaceDE w:val="0"/>
+        <w:autoSpaceDN w:val="0"/>
+        <w:adjustRightInd w:val="0"/>
+        <w:spacing w:after="0" w:line="360" w:lineRule="auto"/>
+        <w:rPr>
+          <w:rFonts w:ascii="Times New Roman" w:hAnsi="Times New Roman"/>
+          <w:vanish/>
+          <w:color w:val="000000"/>
+          <w:sz w:val="24"/>
+          <w:szCs w:val="24"/>
+          <w:lang w:val="en-US"/>
+        </w:rPr>
+      </w:pPr>
+    </w:p>
+    <w:p>
+      <w:pPr>
+        <w:pStyle w:val="ListParagraph"/>
+        <w:widowControl w:val="0"/>
+        <w:numPr>
+          <w:ilvl w:val="0"/>
+          <w:numId w:val="10"/>
+        </w:numPr>
+        <w:tabs>
+          <w:tab w:val="left" w:leader="dot" w:pos="8222"/>
+          <w:tab w:val="right" w:pos="8788"/>
+        </w:tabs>
+        <w:autoSpaceDE w:val="0"/>
+        <w:autoSpaceDN w:val="0"/>
+        <w:adjustRightInd w:val="0"/>
+        <w:spacing w:after="0" w:line="360" w:lineRule="auto"/>
+        <w:rPr>
+          <w:rFonts w:ascii="Times New Roman" w:hAnsi="Times New Roman"/>
+          <w:vanish/>
+          <w:color w:val="000000"/>
+          <w:sz w:val="24"/>
+          <w:szCs w:val="24"/>
+          <w:lang w:val="en-US"/>
+        </w:rPr>
+      </w:pPr>
+    </w:p>
+    <w:p>
+      <w:pPr>
+        <w:pStyle w:val="ListParagraph"/>
+        <w:widowControl w:val="0"/>
+        <w:numPr>
+          <w:ilvl w:val="1"/>
+          <w:numId w:val="10"/>
+        </w:numPr>
+        <w:tabs>
+          <w:tab w:val="left" w:leader="dot" w:pos="8222"/>
+          <w:tab w:val="right" w:pos="8788"/>
+        </w:tabs>
+        <w:autoSpaceDE w:val="0"/>
+        <w:autoSpaceDN w:val="0"/>
+        <w:adjustRightInd w:val="0"/>
+        <w:spacing w:after="0" w:line="360" w:lineRule="auto"/>
+        <w:ind w:left="567" w:hanging="567"/>
+        <w:jc w:val="both"/>
+        <w:rPr>
+          <w:rFonts w:ascii="Times New Roman" w:hAnsi="Times New Roman"/>
+          <w:b/>
+          <w:bCs/>
+          <w:color w:val="000000"/>
+          <w:sz w:val="24"/>
+          <w:szCs w:val="24"/>
+          <w:lang w:val="en-US"/>
+        </w:rPr>
+      </w:pPr>
+      <w:proofErr w:type="spellStart"/>
+      <w:r>
+        <w:rPr>
+          <w:rFonts w:ascii="Times New Roman" w:hAnsi="Times New Roman"/>
+          <w:b/>
+          <w:bCs/>
+          <w:color w:val="000000"/>
+          <w:sz w:val="24"/>
+          <w:szCs w:val="24"/>
+          <w:lang w:val="en-US"/>
+        </w:rPr>
+        <w:t>Studi</w:t>
+      </w:r>
+      <w:proofErr w:type="spellEnd"/>
+      <w:r>
+        <w:rPr>
+          <w:rFonts w:ascii="Times New Roman" w:hAnsi="Times New Roman"/>
+          <w:b/>
+          <w:bCs/>
+          <w:color w:val="000000"/>
+          <w:sz w:val="24"/>
+          <w:szCs w:val="24"/>
+          <w:lang w:val="en-US"/>
+        </w:rPr>
+        <w:t xml:space="preserve"> </w:t>
+      </w:r>
+      <w:proofErr w:type="spellStart"/>
+      <w:r>
+        <w:rPr>
+          <w:rFonts w:ascii="Times New Roman" w:hAnsi="Times New Roman"/>
+          <w:b/>
+          <w:bCs/>
+          <w:color w:val="000000"/>
+          <w:sz w:val="24"/>
+          <w:szCs w:val="24"/>
+          <w:lang w:val="en-US"/>
+        </w:rPr>
+        <w:t>Literatur</w:t>
+      </w:r>
+      <w:proofErr w:type="spellEnd"/>
+    </w:p>
+    <w:p>
+      <w:pPr>
+        <w:pStyle w:val="ListParagraph"/>
+        <w:widowControl w:val="0"/>
+        <w:numPr>
+          <w:ilvl w:val="1"/>
+          <w:numId w:val="10"/>
+        </w:numPr>
+        <w:tabs>
+          <w:tab w:val="left" w:leader="dot" w:pos="8222"/>
+          <w:tab w:val="right" w:pos="8788"/>
+        </w:tabs>
+        <w:autoSpaceDE w:val="0"/>
+        <w:autoSpaceDN w:val="0"/>
+        <w:adjustRightInd w:val="0"/>
+        <w:spacing w:after="0" w:line="360" w:lineRule="auto"/>
+        <w:ind w:left="567" w:hanging="567"/>
+        <w:jc w:val="both"/>
+        <w:rPr>
+          <w:rFonts w:ascii="Times New Roman" w:hAnsi="Times New Roman"/>
+          <w:b/>
+          <w:bCs/>
+          <w:color w:val="000000"/>
+          <w:sz w:val="24"/>
+          <w:szCs w:val="24"/>
+          <w:lang w:val="en-US"/>
+        </w:rPr>
+      </w:pPr>
     </w:p>
     <w:sectPr>
-      <w:footerReference w:type="default" r:id="rId10"/>
       <w:pgSz w:w="11907" w:h="16840" w:code="9"/>
       <w:pgMar w:top="1701" w:right="1418" w:bottom="1418" w:left="1701" w:header="709" w:footer="709" w:gutter="0"/>
       <w:pgNumType w:start="1"/>
       <w:cols w:space="708"/>
+      <w:titlePg/>
       <w:docGrid w:linePitch="360"/>
     </w:sectPr>
   </w:body>
@@ -26004,6 +26234,92 @@
     </w:lvl>
   </w:abstractNum>
   <w:abstractNum w:abstractNumId="1" w15:restartNumberingAfterBreak="0">
+    <w:nsid w:val="147913EE"/>
+    <w:multiLevelType w:val="multilevel"/>
+    <w:tmpl w:val="3809001F"/>
+    <w:lvl w:ilvl="0">
+      <w:start w:val="1"/>
+      <w:numFmt w:val="decimal"/>
+      <w:lvlText w:val="%1."/>
+      <w:lvlJc w:val="left"/>
+      <w:pPr>
+        <w:ind w:left="360" w:hanging="360"/>
+      </w:pPr>
+    </w:lvl>
+    <w:lvl w:ilvl="1">
+      <w:start w:val="1"/>
+      <w:numFmt w:val="decimal"/>
+      <w:lvlText w:val="%1.%2."/>
+      <w:lvlJc w:val="left"/>
+      <w:pPr>
+        <w:ind w:left="792" w:hanging="432"/>
+      </w:pPr>
+    </w:lvl>
+    <w:lvl w:ilvl="2">
+      <w:start w:val="1"/>
+      <w:numFmt w:val="decimal"/>
+      <w:lvlText w:val="%1.%2.%3."/>
+      <w:lvlJc w:val="left"/>
+      <w:pPr>
+        <w:ind w:left="1224" w:hanging="504"/>
+      </w:pPr>
+    </w:lvl>
+    <w:lvl w:ilvl="3">
+      <w:start w:val="1"/>
+      <w:numFmt w:val="decimal"/>
+      <w:lvlText w:val="%1.%2.%3.%4."/>
+      <w:lvlJc w:val="left"/>
+      <w:pPr>
+        <w:ind w:left="1728" w:hanging="648"/>
+      </w:pPr>
+    </w:lvl>
+    <w:lvl w:ilvl="4">
+      <w:start w:val="1"/>
+      <w:numFmt w:val="decimal"/>
+      <w:lvlText w:val="%1.%2.%3.%4.%5."/>
+      <w:lvlJc w:val="left"/>
+      <w:pPr>
+        <w:ind w:left="2232" w:hanging="792"/>
+      </w:pPr>
+    </w:lvl>
+    <w:lvl w:ilvl="5">
+      <w:start w:val="1"/>
+      <w:numFmt w:val="decimal"/>
+      <w:lvlText w:val="%1.%2.%3.%4.%5.%6."/>
+      <w:lvlJc w:val="left"/>
+      <w:pPr>
+        <w:ind w:left="2736" w:hanging="936"/>
+      </w:pPr>
+    </w:lvl>
+    <w:lvl w:ilvl="6">
+      <w:start w:val="1"/>
+      <w:numFmt w:val="decimal"/>
+      <w:lvlText w:val="%1.%2.%3.%4.%5.%6.%7."/>
+      <w:lvlJc w:val="left"/>
+      <w:pPr>
+        <w:ind w:left="3240" w:hanging="1080"/>
+      </w:pPr>
+    </w:lvl>
+    <w:lvl w:ilvl="7">
+      <w:start w:val="1"/>
+      <w:numFmt w:val="decimal"/>
+      <w:lvlText w:val="%1.%2.%3.%4.%5.%6.%7.%8."/>
+      <w:lvlJc w:val="left"/>
+      <w:pPr>
+        <w:ind w:left="3744" w:hanging="1224"/>
+      </w:pPr>
+    </w:lvl>
+    <w:lvl w:ilvl="8">
+      <w:start w:val="1"/>
+      <w:numFmt w:val="decimal"/>
+      <w:lvlText w:val="%1.%2.%3.%4.%5.%6.%7.%8.%9."/>
+      <w:lvlJc w:val="left"/>
+      <w:pPr>
+        <w:ind w:left="4320" w:hanging="1440"/>
+      </w:pPr>
+    </w:lvl>
+  </w:abstractNum>
+  <w:abstractNum w:abstractNumId="2" w15:restartNumberingAfterBreak="0">
     <w:nsid w:val="16184962"/>
     <w:multiLevelType w:val="hybridMultilevel"/>
     <w:tmpl w:val="7F1A9D86"/>
@@ -26092,7 +26408,93 @@
       </w:pPr>
     </w:lvl>
   </w:abstractNum>
-  <w:abstractNum w:abstractNumId="2" w15:restartNumberingAfterBreak="0">
+  <w:abstractNum w:abstractNumId="3" w15:restartNumberingAfterBreak="0">
+    <w:nsid w:val="17DD34F0"/>
+    <w:multiLevelType w:val="multilevel"/>
+    <w:tmpl w:val="3809001F"/>
+    <w:lvl w:ilvl="0">
+      <w:start w:val="1"/>
+      <w:numFmt w:val="decimal"/>
+      <w:lvlText w:val="%1."/>
+      <w:lvlJc w:val="left"/>
+      <w:pPr>
+        <w:ind w:left="360" w:hanging="360"/>
+      </w:pPr>
+    </w:lvl>
+    <w:lvl w:ilvl="1">
+      <w:start w:val="1"/>
+      <w:numFmt w:val="decimal"/>
+      <w:lvlText w:val="%1.%2."/>
+      <w:lvlJc w:val="left"/>
+      <w:pPr>
+        <w:ind w:left="792" w:hanging="432"/>
+      </w:pPr>
+    </w:lvl>
+    <w:lvl w:ilvl="2">
+      <w:start w:val="1"/>
+      <w:numFmt w:val="decimal"/>
+      <w:lvlText w:val="%1.%2.%3."/>
+      <w:lvlJc w:val="left"/>
+      <w:pPr>
+        <w:ind w:left="1224" w:hanging="504"/>
+      </w:pPr>
+    </w:lvl>
+    <w:lvl w:ilvl="3">
+      <w:start w:val="1"/>
+      <w:numFmt w:val="decimal"/>
+      <w:lvlText w:val="%1.%2.%3.%4."/>
+      <w:lvlJc w:val="left"/>
+      <w:pPr>
+        <w:ind w:left="1728" w:hanging="648"/>
+      </w:pPr>
+    </w:lvl>
+    <w:lvl w:ilvl="4">
+      <w:start w:val="1"/>
+      <w:numFmt w:val="decimal"/>
+      <w:lvlText w:val="%1.%2.%3.%4.%5."/>
+      <w:lvlJc w:val="left"/>
+      <w:pPr>
+        <w:ind w:left="2232" w:hanging="792"/>
+      </w:pPr>
+    </w:lvl>
+    <w:lvl w:ilvl="5">
+      <w:start w:val="1"/>
+      <w:numFmt w:val="decimal"/>
+      <w:lvlText w:val="%1.%2.%3.%4.%5.%6."/>
+      <w:lvlJc w:val="left"/>
+      <w:pPr>
+        <w:ind w:left="2736" w:hanging="936"/>
+      </w:pPr>
+    </w:lvl>
+    <w:lvl w:ilvl="6">
+      <w:start w:val="1"/>
+      <w:numFmt w:val="decimal"/>
+      <w:lvlText w:val="%1.%2.%3.%4.%5.%6.%7."/>
+      <w:lvlJc w:val="left"/>
+      <w:pPr>
+        <w:ind w:left="3240" w:hanging="1080"/>
+      </w:pPr>
+    </w:lvl>
+    <w:lvl w:ilvl="7">
+      <w:start w:val="1"/>
+      <w:numFmt w:val="decimal"/>
+      <w:lvlText w:val="%1.%2.%3.%4.%5.%6.%7.%8."/>
+      <w:lvlJc w:val="left"/>
+      <w:pPr>
+        <w:ind w:left="3744" w:hanging="1224"/>
+      </w:pPr>
+    </w:lvl>
+    <w:lvl w:ilvl="8">
+      <w:start w:val="1"/>
+      <w:numFmt w:val="decimal"/>
+      <w:lvlText w:val="%1.%2.%3.%4.%5.%6.%7.%8.%9."/>
+      <w:lvlJc w:val="left"/>
+      <w:pPr>
+        <w:ind w:left="4320" w:hanging="1440"/>
+      </w:pPr>
+    </w:lvl>
+  </w:abstractNum>
+  <w:abstractNum w:abstractNumId="4" w15:restartNumberingAfterBreak="0">
     <w:nsid w:val="32D13A6C"/>
     <w:multiLevelType w:val="multilevel"/>
     <w:tmpl w:val="025A7F32"/>
@@ -26205,7 +26607,7 @@
       </w:rPr>
     </w:lvl>
   </w:abstractNum>
-  <w:abstractNum w:abstractNumId="3" w15:restartNumberingAfterBreak="0">
+  <w:abstractNum w:abstractNumId="5" w15:restartNumberingAfterBreak="0">
     <w:nsid w:val="3AB16799"/>
     <w:multiLevelType w:val="multilevel"/>
     <w:tmpl w:val="025A7F32"/>
@@ -26318,7 +26720,7 @@
       </w:rPr>
     </w:lvl>
   </w:abstractNum>
-  <w:abstractNum w:abstractNumId="4" w15:restartNumberingAfterBreak="0">
+  <w:abstractNum w:abstractNumId="6" w15:restartNumberingAfterBreak="0">
     <w:nsid w:val="4BD91A48"/>
     <w:multiLevelType w:val="multilevel"/>
     <w:tmpl w:val="025A7F32"/>
@@ -26431,7 +26833,7 @@
       </w:rPr>
     </w:lvl>
   </w:abstractNum>
-  <w:abstractNum w:abstractNumId="5" w15:restartNumberingAfterBreak="0">
+  <w:abstractNum w:abstractNumId="7" w15:restartNumberingAfterBreak="0">
     <w:nsid w:val="4DB015BE"/>
     <w:multiLevelType w:val="hybridMultilevel"/>
     <w:tmpl w:val="6DDE709C"/>
@@ -26520,7 +26922,7 @@
       </w:pPr>
     </w:lvl>
   </w:abstractNum>
-  <w:abstractNum w:abstractNumId="6" w15:restartNumberingAfterBreak="0">
+  <w:abstractNum w:abstractNumId="8" w15:restartNumberingAfterBreak="0">
     <w:nsid w:val="62965494"/>
     <w:multiLevelType w:val="multilevel"/>
     <w:tmpl w:val="025A7F32"/>
@@ -26633,7 +27035,7 @@
       </w:rPr>
     </w:lvl>
   </w:abstractNum>
-  <w:abstractNum w:abstractNumId="7" w15:restartNumberingAfterBreak="0">
+  <w:abstractNum w:abstractNumId="9" w15:restartNumberingAfterBreak="0">
     <w:nsid w:val="6E1A1FAD"/>
     <w:multiLevelType w:val="hybridMultilevel"/>
     <w:tmpl w:val="7EEC8128"/>
@@ -26722,7 +27124,7 @@
       </w:pPr>
     </w:lvl>
   </w:abstractNum>
-  <w:abstractNum w:abstractNumId="8" w15:restartNumberingAfterBreak="0">
+  <w:abstractNum w:abstractNumId="10" w15:restartNumberingAfterBreak="0">
     <w:nsid w:val="7CFB7FA6"/>
     <w:multiLevelType w:val="multilevel"/>
     <w:tmpl w:val="D44CE5CA"/>
@@ -26836,31 +27238,37 @@
     </w:lvl>
   </w:abstractNum>
   <w:num w:numId="1">
+    <w:abstractNumId w:val="6"/>
+  </w:num>
+  <w:num w:numId="2">
     <w:abstractNumId w:val="4"/>
   </w:num>
-  <w:num w:numId="2">
-    <w:abstractNumId w:val="2"/>
-  </w:num>
   <w:num w:numId="3">
-    <w:abstractNumId w:val="6"/>
+    <w:abstractNumId w:val="8"/>
   </w:num>
   <w:num w:numId="4">
-    <w:abstractNumId w:val="3"/>
+    <w:abstractNumId w:val="5"/>
   </w:num>
   <w:num w:numId="5">
-    <w:abstractNumId w:val="8"/>
+    <w:abstractNumId w:val="10"/>
   </w:num>
   <w:num w:numId="6">
-    <w:abstractNumId w:val="5"/>
+    <w:abstractNumId w:val="7"/>
   </w:num>
   <w:num w:numId="7">
     <w:abstractNumId w:val="0"/>
   </w:num>
   <w:num w:numId="8">
-    <w:abstractNumId w:val="1"/>
+    <w:abstractNumId w:val="2"/>
   </w:num>
   <w:num w:numId="9">
-    <w:abstractNumId w:val="7"/>
+    <w:abstractNumId w:val="9"/>
+  </w:num>
+  <w:num w:numId="10">
+    <w:abstractNumId w:val="3"/>
+  </w:num>
+  <w:num w:numId="11">
+    <w:abstractNumId w:val="1"/>
   </w:num>
 </w:numbering>
 </file>
@@ -27708,7 +28116,7 @@
 </file>
 
 <file path=customXml/itemProps1.xml><?xml version="1.0" encoding="utf-8"?>
-<ds:datastoreItem xmlns:ds="http://schemas.openxmlformats.org/officeDocument/2006/customXml" ds:itemID="{CB178FDC-7430-4157-B746-2F2AA58D787A}">
+<ds:datastoreItem xmlns:ds="http://schemas.openxmlformats.org/officeDocument/2006/customXml" ds:itemID="{2B1C8529-B18F-4185-A77B-A8A43E41B9E2}">
   <ds:schemaRefs>
     <ds:schemaRef ds:uri="http://schemas.openxmlformats.org/officeDocument/2006/bibliography"/>
   </ds:schemaRefs>

--- a/Files/Proposal.docx
+++ b/Files/Proposal.docx
@@ -222,7 +222,6 @@
           <w:lang w:val="en-US"/>
         </w:rPr>
       </w:pPr>
-      <w:proofErr w:type="gramStart"/>
       <w:r>
         <w:rPr>
           <w:rFonts w:ascii="Times New Roman" w:hAnsi="Times New Roman"/>
@@ -253,7 +252,6 @@
         </w:rPr>
         <w:t xml:space="preserve"> :</w:t>
       </w:r>
-      <w:proofErr w:type="gramEnd"/>
     </w:p>
     <w:p>
       <w:pPr>
@@ -1587,7 +1585,6 @@
               <w:t xml:space="preserve">, </w:t>
             </w:r>
             <w:proofErr w:type="spellStart"/>
-            <w:proofErr w:type="gramStart"/>
             <w:r>
               <w:rPr>
                 <w:rFonts w:ascii="Times New Roman" w:hAnsi="Times New Roman"/>
@@ -1602,7 +1599,6 @@
               <w:t>S.Kom</w:t>
             </w:r>
             <w:proofErr w:type="spellEnd"/>
-            <w:proofErr w:type="gramEnd"/>
             <w:r>
               <w:rPr>
                 <w:rFonts w:ascii="Times New Roman" w:hAnsi="Times New Roman"/>
@@ -3042,7 +3038,6 @@
         <w:t xml:space="preserve">, </w:t>
       </w:r>
       <w:proofErr w:type="spellStart"/>
-      <w:proofErr w:type="gramStart"/>
       <w:r>
         <w:rPr>
           <w:rFonts w:ascii="Times New Roman" w:hAnsi="Times New Roman"/>
@@ -3056,7 +3051,6 @@
         <w:t>S.Kom</w:t>
       </w:r>
       <w:proofErr w:type="spellEnd"/>
-      <w:proofErr w:type="gramEnd"/>
       <w:r>
         <w:rPr>
           <w:rFonts w:ascii="Times New Roman" w:hAnsi="Times New Roman"/>
@@ -3159,33 +3153,7 @@
           <w:szCs w:val="24"/>
           <w:lang w:val="en-US"/>
         </w:rPr>
-        <w:t xml:space="preserve">DEWAN </w:t>
-      </w:r>
-      <w:proofErr w:type="gramStart"/>
-      <w:r>
-        <w:rPr>
-          <w:rFonts w:ascii="Times New Roman" w:hAnsi="Times New Roman"/>
-          <w:b/>
-          <w:bCs/>
-          <w:color w:val="000000"/>
-          <w:sz w:val="28"/>
-          <w:szCs w:val="24"/>
-          <w:lang w:val="en-US"/>
-        </w:rPr>
-        <w:t>PENGUJI :</w:t>
-      </w:r>
-      <w:proofErr w:type="gramEnd"/>
-      <w:r>
-        <w:rPr>
-          <w:rFonts w:ascii="Times New Roman" w:hAnsi="Times New Roman"/>
-          <w:b/>
-          <w:bCs/>
-          <w:color w:val="000000"/>
-          <w:sz w:val="28"/>
-          <w:szCs w:val="24"/>
-          <w:lang w:val="en-US"/>
-        </w:rPr>
-        <w:t xml:space="preserve"> </w:t>
+        <w:t xml:space="preserve">DEWAN PENGUJI : </w:t>
       </w:r>
     </w:p>
     <w:p>
@@ -21750,60 +21718,18 @@
           <w:szCs w:val="24"/>
           <w:lang w:val="en-US"/>
         </w:rPr>
-        <w:t xml:space="preserve"> </w:t>
-      </w:r>
-      <w:r>
-        <w:rPr>
-          <w:rFonts w:ascii="Times New Roman" w:hAnsi="Times New Roman"/>
-          <w:i/>
-          <w:iCs/>
-          <w:color w:val="000000"/>
-          <w:sz w:val="24"/>
-          <w:szCs w:val="24"/>
-          <w:lang w:val="en-US"/>
-        </w:rPr>
-        <w:t>prototype</w:t>
-      </w:r>
-      <w:r>
-        <w:rPr>
-          <w:rFonts w:ascii="Times New Roman" w:hAnsi="Times New Roman"/>
-          <w:color w:val="000000"/>
-          <w:sz w:val="24"/>
-          <w:szCs w:val="24"/>
-          <w:lang w:val="en-US"/>
-        </w:rPr>
-        <w:t xml:space="preserve"> </w:t>
-      </w:r>
-      <w:proofErr w:type="spellStart"/>
-      <w:r>
-        <w:rPr>
-          <w:rFonts w:ascii="Times New Roman" w:hAnsi="Times New Roman"/>
-          <w:color w:val="000000"/>
-          <w:sz w:val="24"/>
-          <w:szCs w:val="24"/>
-          <w:lang w:val="en-US"/>
-        </w:rPr>
-        <w:t>s</w:t>
-      </w:r>
-      <w:r>
-        <w:rPr>
-          <w:rFonts w:ascii="Times New Roman" w:hAnsi="Times New Roman"/>
-          <w:color w:val="000000"/>
-          <w:sz w:val="24"/>
-          <w:szCs w:val="24"/>
-          <w:lang w:val="en-US"/>
-        </w:rPr>
-        <w:t>i</w:t>
-      </w:r>
-      <w:r>
-        <w:rPr>
-          <w:rFonts w:ascii="Times New Roman" w:hAnsi="Times New Roman"/>
-          <w:color w:val="000000"/>
-          <w:sz w:val="24"/>
-          <w:szCs w:val="24"/>
-          <w:lang w:val="en-US"/>
-        </w:rPr>
-        <w:t>stem</w:t>
+        <w:t xml:space="preserve"> prototype </w:t>
+      </w:r>
+      <w:proofErr w:type="spellStart"/>
+      <w:r>
+        <w:rPr>
+          <w:rFonts w:ascii="Times New Roman" w:hAnsi="Times New Roman"/>
+          <w:color w:val="000000"/>
+          <w:sz w:val="24"/>
+          <w:szCs w:val="24"/>
+          <w:lang w:val="en-US"/>
+        </w:rPr>
+        <w:t>sistem</w:t>
       </w:r>
       <w:proofErr w:type="spellEnd"/>
       <w:r>
@@ -21957,38 +21883,436 @@
           <w:szCs w:val="24"/>
           <w:lang w:val="en-US"/>
         </w:rPr>
-        <w:t>s</w:t>
-      </w:r>
-      <w:r>
-        <w:rPr>
-          <w:rFonts w:ascii="Times New Roman" w:hAnsi="Times New Roman"/>
-          <w:color w:val="000000"/>
-          <w:sz w:val="24"/>
-          <w:szCs w:val="24"/>
-          <w:lang w:val="en-US"/>
-        </w:rPr>
-        <w:t>is</w:t>
-      </w:r>
-      <w:r>
-        <w:rPr>
-          <w:rFonts w:ascii="Times New Roman" w:hAnsi="Times New Roman"/>
-          <w:color w:val="000000"/>
-          <w:sz w:val="24"/>
-          <w:szCs w:val="24"/>
-          <w:lang w:val="en-US"/>
-        </w:rPr>
-        <w:t>tem</w:t>
-      </w:r>
-      <w:proofErr w:type="spellEnd"/>
-      <w:r>
-        <w:rPr>
-          <w:rFonts w:ascii="Times New Roman" w:hAnsi="Times New Roman"/>
-          <w:color w:val="000000"/>
-          <w:sz w:val="24"/>
-          <w:szCs w:val="24"/>
-          <w:lang w:val="en-US"/>
-        </w:rPr>
-        <w:t xml:space="preserve"> </w:t>
+        <w:t>sistem</w:t>
+      </w:r>
+      <w:proofErr w:type="spellEnd"/>
+      <w:r>
+        <w:rPr>
+          <w:rFonts w:ascii="Times New Roman" w:hAnsi="Times New Roman"/>
+          <w:color w:val="000000"/>
+          <w:sz w:val="24"/>
+          <w:szCs w:val="24"/>
+          <w:lang w:val="en-US"/>
+        </w:rPr>
+        <w:t xml:space="preserve"> </w:t>
+      </w:r>
+      <w:proofErr w:type="spellStart"/>
+      <w:r>
+        <w:rPr>
+          <w:rFonts w:ascii="Times New Roman" w:hAnsi="Times New Roman"/>
+          <w:color w:val="000000"/>
+          <w:sz w:val="24"/>
+          <w:szCs w:val="24"/>
+          <w:lang w:val="en-US"/>
+        </w:rPr>
+        <w:t>akan</w:t>
+      </w:r>
+      <w:proofErr w:type="spellEnd"/>
+      <w:r>
+        <w:rPr>
+          <w:rFonts w:ascii="Times New Roman" w:hAnsi="Times New Roman"/>
+          <w:color w:val="000000"/>
+          <w:sz w:val="24"/>
+          <w:szCs w:val="24"/>
+          <w:lang w:val="en-US"/>
+        </w:rPr>
+        <w:t xml:space="preserve"> </w:t>
+      </w:r>
+      <w:proofErr w:type="spellStart"/>
+      <w:r>
+        <w:rPr>
+          <w:rFonts w:ascii="Times New Roman" w:hAnsi="Times New Roman"/>
+          <w:color w:val="000000"/>
+          <w:sz w:val="24"/>
+          <w:szCs w:val="24"/>
+          <w:lang w:val="en-US"/>
+        </w:rPr>
+        <w:t>memberikan</w:t>
+      </w:r>
+      <w:proofErr w:type="spellEnd"/>
+      <w:r>
+        <w:rPr>
+          <w:rFonts w:ascii="Times New Roman" w:hAnsi="Times New Roman"/>
+          <w:color w:val="000000"/>
+          <w:sz w:val="24"/>
+          <w:szCs w:val="24"/>
+          <w:lang w:val="en-US"/>
+        </w:rPr>
+        <w:t xml:space="preserve"> </w:t>
+      </w:r>
+      <w:proofErr w:type="spellStart"/>
+      <w:r>
+        <w:rPr>
+          <w:rFonts w:ascii="Times New Roman" w:hAnsi="Times New Roman"/>
+          <w:color w:val="000000"/>
+          <w:sz w:val="24"/>
+          <w:szCs w:val="24"/>
+          <w:lang w:val="en-US"/>
+        </w:rPr>
+        <w:t>notifokasi</w:t>
+      </w:r>
+      <w:proofErr w:type="spellEnd"/>
+      <w:r>
+        <w:rPr>
+          <w:rFonts w:ascii="Times New Roman" w:hAnsi="Times New Roman"/>
+          <w:color w:val="000000"/>
+          <w:sz w:val="24"/>
+          <w:szCs w:val="24"/>
+          <w:lang w:val="en-US"/>
+        </w:rPr>
+        <w:t>/</w:t>
+      </w:r>
+      <w:proofErr w:type="spellStart"/>
+      <w:r>
+        <w:rPr>
+          <w:rFonts w:ascii="Times New Roman" w:hAnsi="Times New Roman"/>
+          <w:color w:val="000000"/>
+          <w:sz w:val="24"/>
+          <w:szCs w:val="24"/>
+          <w:lang w:val="en-US"/>
+        </w:rPr>
+        <w:t>pemberitahuan</w:t>
+      </w:r>
+      <w:proofErr w:type="spellEnd"/>
+      <w:r>
+        <w:rPr>
+          <w:rFonts w:ascii="Times New Roman" w:hAnsi="Times New Roman"/>
+          <w:color w:val="000000"/>
+          <w:sz w:val="24"/>
+          <w:szCs w:val="24"/>
+          <w:lang w:val="en-US"/>
+        </w:rPr>
+        <w:t xml:space="preserve"> </w:t>
+      </w:r>
+      <w:proofErr w:type="spellStart"/>
+      <w:r>
+        <w:rPr>
+          <w:rFonts w:ascii="Times New Roman" w:hAnsi="Times New Roman"/>
+          <w:color w:val="000000"/>
+          <w:sz w:val="24"/>
+          <w:szCs w:val="24"/>
+          <w:lang w:val="en-US"/>
+        </w:rPr>
+        <w:t>kepada</w:t>
+      </w:r>
+      <w:proofErr w:type="spellEnd"/>
+      <w:r>
+        <w:rPr>
+          <w:rFonts w:ascii="Times New Roman" w:hAnsi="Times New Roman"/>
+          <w:color w:val="000000"/>
+          <w:sz w:val="24"/>
+          <w:szCs w:val="24"/>
+          <w:lang w:val="en-US"/>
+        </w:rPr>
+        <w:t xml:space="preserve"> </w:t>
+      </w:r>
+      <w:proofErr w:type="spellStart"/>
+      <w:r>
+        <w:rPr>
+          <w:rFonts w:ascii="Times New Roman" w:hAnsi="Times New Roman"/>
+          <w:color w:val="000000"/>
+          <w:sz w:val="24"/>
+          <w:szCs w:val="24"/>
+          <w:lang w:val="en-US"/>
+        </w:rPr>
+        <w:t>pemilik</w:t>
+      </w:r>
+      <w:proofErr w:type="spellEnd"/>
+      <w:r>
+        <w:rPr>
+          <w:rFonts w:ascii="Times New Roman" w:hAnsi="Times New Roman"/>
+          <w:color w:val="000000"/>
+          <w:sz w:val="24"/>
+          <w:szCs w:val="24"/>
+          <w:lang w:val="en-US"/>
+        </w:rPr>
+        <w:t xml:space="preserve"> </w:t>
+      </w:r>
+      <w:proofErr w:type="spellStart"/>
+      <w:r>
+        <w:rPr>
+          <w:rFonts w:ascii="Times New Roman" w:hAnsi="Times New Roman"/>
+          <w:color w:val="000000"/>
+          <w:sz w:val="24"/>
+          <w:szCs w:val="24"/>
+          <w:lang w:val="en-US"/>
+        </w:rPr>
+        <w:t>kendaraan</w:t>
+      </w:r>
+      <w:proofErr w:type="spellEnd"/>
+      <w:r>
+        <w:rPr>
+          <w:rFonts w:ascii="Times New Roman" w:hAnsi="Times New Roman"/>
+          <w:color w:val="000000"/>
+          <w:sz w:val="24"/>
+          <w:szCs w:val="24"/>
+          <w:lang w:val="en-US"/>
+        </w:rPr>
+        <w:t xml:space="preserve"> </w:t>
+      </w:r>
+      <w:proofErr w:type="spellStart"/>
+      <w:r>
+        <w:rPr>
+          <w:rFonts w:ascii="Times New Roman" w:hAnsi="Times New Roman"/>
+          <w:color w:val="000000"/>
+          <w:sz w:val="24"/>
+          <w:szCs w:val="24"/>
+          <w:lang w:val="en-US"/>
+        </w:rPr>
+        <w:t>untuk</w:t>
+      </w:r>
+      <w:proofErr w:type="spellEnd"/>
+      <w:r>
+        <w:rPr>
+          <w:rFonts w:ascii="Times New Roman" w:hAnsi="Times New Roman"/>
+          <w:color w:val="000000"/>
+          <w:sz w:val="24"/>
+          <w:szCs w:val="24"/>
+          <w:lang w:val="en-US"/>
+        </w:rPr>
+        <w:t xml:space="preserve"> </w:t>
+      </w:r>
+      <w:proofErr w:type="spellStart"/>
+      <w:r>
+        <w:rPr>
+          <w:rFonts w:ascii="Times New Roman" w:hAnsi="Times New Roman"/>
+          <w:color w:val="000000"/>
+          <w:sz w:val="24"/>
+          <w:szCs w:val="24"/>
+          <w:lang w:val="en-US"/>
+        </w:rPr>
+        <w:t>memeriksa</w:t>
+      </w:r>
+      <w:proofErr w:type="spellEnd"/>
+      <w:r>
+        <w:rPr>
+          <w:rFonts w:ascii="Times New Roman" w:hAnsi="Times New Roman"/>
+          <w:color w:val="000000"/>
+          <w:sz w:val="24"/>
+          <w:szCs w:val="24"/>
+          <w:lang w:val="en-US"/>
+        </w:rPr>
+        <w:t xml:space="preserve"> </w:t>
+      </w:r>
+      <w:proofErr w:type="spellStart"/>
+      <w:r>
+        <w:rPr>
+          <w:rFonts w:ascii="Times New Roman" w:hAnsi="Times New Roman"/>
+          <w:color w:val="000000"/>
+          <w:sz w:val="24"/>
+          <w:szCs w:val="24"/>
+          <w:lang w:val="en-US"/>
+        </w:rPr>
+        <w:t>kembali</w:t>
+      </w:r>
+      <w:proofErr w:type="spellEnd"/>
+      <w:r>
+        <w:rPr>
+          <w:rFonts w:ascii="Times New Roman" w:hAnsi="Times New Roman"/>
+          <w:color w:val="000000"/>
+          <w:sz w:val="24"/>
+          <w:szCs w:val="24"/>
+          <w:lang w:val="en-US"/>
+        </w:rPr>
+        <w:t xml:space="preserve"> </w:t>
+      </w:r>
+      <w:proofErr w:type="spellStart"/>
+      <w:r>
+        <w:rPr>
+          <w:rFonts w:ascii="Times New Roman" w:hAnsi="Times New Roman"/>
+          <w:color w:val="000000"/>
+          <w:sz w:val="24"/>
+          <w:szCs w:val="24"/>
+          <w:lang w:val="en-US"/>
+        </w:rPr>
+        <w:t>kunci</w:t>
+      </w:r>
+      <w:proofErr w:type="spellEnd"/>
+      <w:r>
+        <w:rPr>
+          <w:rFonts w:ascii="Times New Roman" w:hAnsi="Times New Roman"/>
+          <w:color w:val="000000"/>
+          <w:sz w:val="24"/>
+          <w:szCs w:val="24"/>
+          <w:lang w:val="en-US"/>
+        </w:rPr>
+        <w:t xml:space="preserve"> </w:t>
+      </w:r>
+      <w:proofErr w:type="spellStart"/>
+      <w:r>
+        <w:rPr>
+          <w:rFonts w:ascii="Times New Roman" w:hAnsi="Times New Roman"/>
+          <w:color w:val="000000"/>
+          <w:sz w:val="24"/>
+          <w:szCs w:val="24"/>
+          <w:lang w:val="en-US"/>
+        </w:rPr>
+        <w:t>kendaraannya</w:t>
+      </w:r>
+      <w:proofErr w:type="spellEnd"/>
+      <w:r>
+        <w:rPr>
+          <w:rFonts w:ascii="Times New Roman" w:hAnsi="Times New Roman"/>
+          <w:color w:val="000000"/>
+          <w:sz w:val="24"/>
+          <w:szCs w:val="24"/>
+          <w:lang w:val="en-US"/>
+        </w:rPr>
+        <w:t xml:space="preserve">. </w:t>
+      </w:r>
+      <w:proofErr w:type="spellStart"/>
+      <w:r>
+        <w:rPr>
+          <w:rFonts w:ascii="Times New Roman" w:hAnsi="Times New Roman"/>
+          <w:color w:val="000000"/>
+          <w:sz w:val="24"/>
+          <w:szCs w:val="24"/>
+          <w:lang w:val="en-US"/>
+        </w:rPr>
+        <w:t>Disisi</w:t>
+      </w:r>
+      <w:proofErr w:type="spellEnd"/>
+      <w:r>
+        <w:rPr>
+          <w:rFonts w:ascii="Times New Roman" w:hAnsi="Times New Roman"/>
+          <w:color w:val="000000"/>
+          <w:sz w:val="24"/>
+          <w:szCs w:val="24"/>
+          <w:lang w:val="en-US"/>
+        </w:rPr>
+        <w:t xml:space="preserve"> lain </w:t>
+      </w:r>
+      <w:proofErr w:type="spellStart"/>
+      <w:r>
+        <w:rPr>
+          <w:rFonts w:ascii="Times New Roman" w:hAnsi="Times New Roman"/>
+          <w:color w:val="000000"/>
+          <w:sz w:val="24"/>
+          <w:szCs w:val="24"/>
+          <w:lang w:val="en-US"/>
+        </w:rPr>
+        <w:t>sistem</w:t>
+      </w:r>
+      <w:proofErr w:type="spellEnd"/>
+      <w:r>
+        <w:rPr>
+          <w:rFonts w:ascii="Times New Roman" w:hAnsi="Times New Roman"/>
+          <w:color w:val="000000"/>
+          <w:sz w:val="24"/>
+          <w:szCs w:val="24"/>
+          <w:lang w:val="en-US"/>
+        </w:rPr>
+        <w:t xml:space="preserve"> </w:t>
+      </w:r>
+      <w:proofErr w:type="spellStart"/>
+      <w:r>
+        <w:rPr>
+          <w:rFonts w:ascii="Times New Roman" w:hAnsi="Times New Roman"/>
+          <w:color w:val="000000"/>
+          <w:sz w:val="24"/>
+          <w:szCs w:val="24"/>
+          <w:lang w:val="en-US"/>
+        </w:rPr>
+        <w:t>ini</w:t>
+      </w:r>
+      <w:proofErr w:type="spellEnd"/>
+      <w:r>
+        <w:rPr>
+          <w:rFonts w:ascii="Times New Roman" w:hAnsi="Times New Roman"/>
+          <w:color w:val="000000"/>
+          <w:sz w:val="24"/>
+          <w:szCs w:val="24"/>
+          <w:lang w:val="en-US"/>
+        </w:rPr>
+        <w:t xml:space="preserve"> </w:t>
+      </w:r>
+      <w:proofErr w:type="spellStart"/>
+      <w:r>
+        <w:rPr>
+          <w:rFonts w:ascii="Times New Roman" w:hAnsi="Times New Roman"/>
+          <w:color w:val="000000"/>
+          <w:sz w:val="24"/>
+          <w:szCs w:val="24"/>
+          <w:lang w:val="en-US"/>
+        </w:rPr>
+        <w:t>menyematkan</w:t>
+      </w:r>
+      <w:proofErr w:type="spellEnd"/>
+      <w:r>
+        <w:rPr>
+          <w:rFonts w:ascii="Times New Roman" w:hAnsi="Times New Roman"/>
+          <w:color w:val="000000"/>
+          <w:sz w:val="24"/>
+          <w:szCs w:val="24"/>
+          <w:lang w:val="en-US"/>
+        </w:rPr>
+        <w:t xml:space="preserve"> </w:t>
+      </w:r>
+      <w:proofErr w:type="spellStart"/>
+      <w:r>
+        <w:rPr>
+          <w:rFonts w:ascii="Times New Roman" w:hAnsi="Times New Roman"/>
+          <w:color w:val="000000"/>
+          <w:sz w:val="24"/>
+          <w:szCs w:val="24"/>
+          <w:lang w:val="en-US"/>
+        </w:rPr>
+        <w:t>kontrol</w:t>
+      </w:r>
+      <w:proofErr w:type="spellEnd"/>
+      <w:r>
+        <w:rPr>
+          <w:rFonts w:ascii="Times New Roman" w:hAnsi="Times New Roman"/>
+          <w:color w:val="000000"/>
+          <w:sz w:val="24"/>
+          <w:szCs w:val="24"/>
+          <w:lang w:val="en-US"/>
+        </w:rPr>
+        <w:t xml:space="preserve"> pada </w:t>
+      </w:r>
+      <w:proofErr w:type="spellStart"/>
+      <w:r>
+        <w:rPr>
+          <w:rFonts w:ascii="Times New Roman" w:hAnsi="Times New Roman"/>
+          <w:color w:val="000000"/>
+          <w:sz w:val="24"/>
+          <w:szCs w:val="24"/>
+          <w:lang w:val="en-US"/>
+        </w:rPr>
+        <w:t>mesin</w:t>
+      </w:r>
+      <w:proofErr w:type="spellEnd"/>
+      <w:r>
+        <w:rPr>
+          <w:rFonts w:ascii="Times New Roman" w:hAnsi="Times New Roman"/>
+          <w:color w:val="000000"/>
+          <w:sz w:val="24"/>
+          <w:szCs w:val="24"/>
+          <w:lang w:val="en-US"/>
+        </w:rPr>
+        <w:t xml:space="preserve"> dan </w:t>
+      </w:r>
+      <w:proofErr w:type="spellStart"/>
+      <w:r>
+        <w:rPr>
+          <w:rFonts w:ascii="Times New Roman" w:hAnsi="Times New Roman"/>
+          <w:color w:val="000000"/>
+          <w:sz w:val="24"/>
+          <w:szCs w:val="24"/>
+          <w:lang w:val="en-US"/>
+        </w:rPr>
+        <w:t>kelistrikan</w:t>
+      </w:r>
+      <w:proofErr w:type="spellEnd"/>
+      <w:r>
+        <w:rPr>
+          <w:rFonts w:ascii="Times New Roman" w:hAnsi="Times New Roman"/>
+          <w:color w:val="000000"/>
+          <w:sz w:val="24"/>
+          <w:szCs w:val="24"/>
+          <w:lang w:val="en-US"/>
+        </w:rPr>
+        <w:t xml:space="preserve"> yang </w:t>
       </w:r>
       <w:proofErr w:type="spellStart"/>
       <w:r>
@@ -22021,6 +22345,161 @@
           <w:szCs w:val="24"/>
           <w:lang w:val="en-US"/>
         </w:rPr>
+        <w:t>dikendalikan</w:t>
+      </w:r>
+      <w:proofErr w:type="spellEnd"/>
+      <w:r>
+        <w:rPr>
+          <w:rFonts w:ascii="Times New Roman" w:hAnsi="Times New Roman"/>
+          <w:color w:val="000000"/>
+          <w:sz w:val="24"/>
+          <w:szCs w:val="24"/>
+          <w:lang w:val="en-US"/>
+        </w:rPr>
+        <w:t xml:space="preserve"> </w:t>
+      </w:r>
+      <w:proofErr w:type="spellStart"/>
+      <w:r>
+        <w:rPr>
+          <w:rFonts w:ascii="Times New Roman" w:hAnsi="Times New Roman"/>
+          <w:color w:val="000000"/>
+          <w:sz w:val="24"/>
+          <w:szCs w:val="24"/>
+          <w:lang w:val="en-US"/>
+        </w:rPr>
+        <w:t>dari</w:t>
+      </w:r>
+      <w:proofErr w:type="spellEnd"/>
+      <w:r>
+        <w:rPr>
+          <w:rFonts w:ascii="Times New Roman" w:hAnsi="Times New Roman"/>
+          <w:color w:val="000000"/>
+          <w:sz w:val="24"/>
+          <w:szCs w:val="24"/>
+          <w:lang w:val="en-US"/>
+        </w:rPr>
+        <w:t xml:space="preserve"> </w:t>
+      </w:r>
+      <w:proofErr w:type="spellStart"/>
+      <w:r>
+        <w:rPr>
+          <w:rFonts w:ascii="Times New Roman" w:hAnsi="Times New Roman"/>
+          <w:color w:val="000000"/>
+          <w:sz w:val="24"/>
+          <w:szCs w:val="24"/>
+          <w:lang w:val="en-US"/>
+        </w:rPr>
+        <w:t>jarak</w:t>
+      </w:r>
+      <w:proofErr w:type="spellEnd"/>
+      <w:r>
+        <w:rPr>
+          <w:rFonts w:ascii="Times New Roman" w:hAnsi="Times New Roman"/>
+          <w:color w:val="000000"/>
+          <w:sz w:val="24"/>
+          <w:szCs w:val="24"/>
+          <w:lang w:val="en-US"/>
+        </w:rPr>
+        <w:t xml:space="preserve"> </w:t>
+      </w:r>
+      <w:proofErr w:type="spellStart"/>
+      <w:r>
+        <w:rPr>
+          <w:rFonts w:ascii="Times New Roman" w:hAnsi="Times New Roman"/>
+          <w:color w:val="000000"/>
+          <w:sz w:val="24"/>
+          <w:szCs w:val="24"/>
+          <w:lang w:val="en-US"/>
+        </w:rPr>
+        <w:t>jauh</w:t>
+      </w:r>
+      <w:proofErr w:type="spellEnd"/>
+      <w:r>
+        <w:rPr>
+          <w:rFonts w:ascii="Times New Roman" w:hAnsi="Times New Roman"/>
+          <w:color w:val="000000"/>
+          <w:sz w:val="24"/>
+          <w:szCs w:val="24"/>
+          <w:lang w:val="en-US"/>
+        </w:rPr>
+        <w:t xml:space="preserve">. </w:t>
+      </w:r>
+      <w:proofErr w:type="spellStart"/>
+      <w:r>
+        <w:rPr>
+          <w:rFonts w:ascii="Times New Roman" w:hAnsi="Times New Roman"/>
+          <w:color w:val="000000"/>
+          <w:sz w:val="24"/>
+          <w:szCs w:val="24"/>
+          <w:lang w:val="en-US"/>
+        </w:rPr>
+        <w:lastRenderedPageBreak/>
+        <w:t>Sistem</w:t>
+      </w:r>
+      <w:proofErr w:type="spellEnd"/>
+      <w:r>
+        <w:rPr>
+          <w:rFonts w:ascii="Times New Roman" w:hAnsi="Times New Roman"/>
+          <w:color w:val="000000"/>
+          <w:sz w:val="24"/>
+          <w:szCs w:val="24"/>
+          <w:lang w:val="en-US"/>
+        </w:rPr>
+        <w:t xml:space="preserve"> </w:t>
+      </w:r>
+      <w:proofErr w:type="spellStart"/>
+      <w:r>
+        <w:rPr>
+          <w:rFonts w:ascii="Times New Roman" w:hAnsi="Times New Roman"/>
+          <w:color w:val="000000"/>
+          <w:sz w:val="24"/>
+          <w:szCs w:val="24"/>
+          <w:lang w:val="en-US"/>
+        </w:rPr>
+        <w:t>ini</w:t>
+      </w:r>
+      <w:proofErr w:type="spellEnd"/>
+      <w:r>
+        <w:rPr>
+          <w:rFonts w:ascii="Times New Roman" w:hAnsi="Times New Roman"/>
+          <w:color w:val="000000"/>
+          <w:sz w:val="24"/>
+          <w:szCs w:val="24"/>
+          <w:lang w:val="en-US"/>
+        </w:rPr>
+        <w:t xml:space="preserve"> juga </w:t>
+      </w:r>
+      <w:proofErr w:type="spellStart"/>
+      <w:r>
+        <w:rPr>
+          <w:rFonts w:ascii="Times New Roman" w:hAnsi="Times New Roman"/>
+          <w:color w:val="000000"/>
+          <w:sz w:val="24"/>
+          <w:szCs w:val="24"/>
+          <w:lang w:val="en-US"/>
+        </w:rPr>
+        <w:t>dapat</w:t>
+      </w:r>
+      <w:proofErr w:type="spellEnd"/>
+      <w:r>
+        <w:rPr>
+          <w:rFonts w:ascii="Times New Roman" w:hAnsi="Times New Roman"/>
+          <w:color w:val="000000"/>
+          <w:sz w:val="24"/>
+          <w:szCs w:val="24"/>
+          <w:lang w:val="en-US"/>
+        </w:rPr>
+        <w:t xml:space="preserve"> </w:t>
+      </w:r>
+      <w:proofErr w:type="spellStart"/>
+      <w:r>
+        <w:rPr>
+          <w:rFonts w:ascii="Times New Roman" w:hAnsi="Times New Roman"/>
+          <w:color w:val="000000"/>
+          <w:sz w:val="24"/>
+          <w:szCs w:val="24"/>
+          <w:lang w:val="en-US"/>
+        </w:rPr>
         <w:t>melakukan</w:t>
       </w:r>
       <w:proofErr w:type="spellEnd"/>
@@ -22043,51 +22522,568 @@
           <w:szCs w:val="24"/>
           <w:lang w:val="en-US"/>
         </w:rPr>
-        <w:t>kendali</w:t>
-      </w:r>
-      <w:proofErr w:type="spellEnd"/>
-      <w:r>
-        <w:rPr>
-          <w:rFonts w:ascii="Times New Roman" w:hAnsi="Times New Roman"/>
-          <w:color w:val="000000"/>
-          <w:sz w:val="24"/>
-          <w:szCs w:val="24"/>
-          <w:lang w:val="en-US"/>
-        </w:rPr>
-        <w:t xml:space="preserve"> </w:t>
-      </w:r>
-      <w:proofErr w:type="spellStart"/>
-      <w:r>
-        <w:rPr>
-          <w:rFonts w:ascii="Times New Roman" w:hAnsi="Times New Roman"/>
-          <w:color w:val="000000"/>
-          <w:sz w:val="24"/>
-          <w:szCs w:val="24"/>
-          <w:lang w:val="en-US"/>
-        </w:rPr>
-        <w:t>terhadap</w:t>
-      </w:r>
-      <w:proofErr w:type="spellEnd"/>
-      <w:r>
-        <w:rPr>
-          <w:rFonts w:ascii="Times New Roman" w:hAnsi="Times New Roman"/>
-          <w:color w:val="000000"/>
-          <w:sz w:val="24"/>
-          <w:szCs w:val="24"/>
-          <w:lang w:val="en-US"/>
-        </w:rPr>
-        <w:t xml:space="preserve"> </w:t>
-      </w:r>
-      <w:proofErr w:type="spellStart"/>
-      <w:r>
-        <w:rPr>
-          <w:rFonts w:ascii="Times New Roman" w:hAnsi="Times New Roman"/>
-          <w:color w:val="000000"/>
-          <w:sz w:val="24"/>
-          <w:szCs w:val="24"/>
-          <w:lang w:val="en-US"/>
-        </w:rPr>
-        <w:t>mesin</w:t>
+        <w:t>pelacakan</w:t>
+      </w:r>
+      <w:proofErr w:type="spellEnd"/>
+      <w:r>
+        <w:rPr>
+          <w:rFonts w:ascii="Times New Roman" w:hAnsi="Times New Roman"/>
+          <w:color w:val="000000"/>
+          <w:sz w:val="24"/>
+          <w:szCs w:val="24"/>
+          <w:lang w:val="en-US"/>
+        </w:rPr>
+        <w:t xml:space="preserve"> </w:t>
+      </w:r>
+      <w:proofErr w:type="spellStart"/>
+      <w:r>
+        <w:rPr>
+          <w:rFonts w:ascii="Times New Roman" w:hAnsi="Times New Roman"/>
+          <w:color w:val="000000"/>
+          <w:sz w:val="24"/>
+          <w:szCs w:val="24"/>
+          <w:lang w:val="en-US"/>
+        </w:rPr>
+        <w:t>lokasi</w:t>
+      </w:r>
+      <w:proofErr w:type="spellEnd"/>
+      <w:r>
+        <w:rPr>
+          <w:rFonts w:ascii="Times New Roman" w:hAnsi="Times New Roman"/>
+          <w:color w:val="000000"/>
+          <w:sz w:val="24"/>
+          <w:szCs w:val="24"/>
+          <w:lang w:val="en-US"/>
+        </w:rPr>
+        <w:t xml:space="preserve"> </w:t>
+      </w:r>
+      <w:proofErr w:type="spellStart"/>
+      <w:r>
+        <w:rPr>
+          <w:rFonts w:ascii="Times New Roman" w:hAnsi="Times New Roman"/>
+          <w:color w:val="000000"/>
+          <w:sz w:val="24"/>
+          <w:szCs w:val="24"/>
+          <w:lang w:val="en-US"/>
+        </w:rPr>
+        <w:t>dari</w:t>
+      </w:r>
+      <w:proofErr w:type="spellEnd"/>
+      <w:r>
+        <w:rPr>
+          <w:rFonts w:ascii="Times New Roman" w:hAnsi="Times New Roman"/>
+          <w:color w:val="000000"/>
+          <w:sz w:val="24"/>
+          <w:szCs w:val="24"/>
+          <w:lang w:val="en-US"/>
+        </w:rPr>
+        <w:t xml:space="preserve"> </w:t>
+      </w:r>
+      <w:proofErr w:type="spellStart"/>
+      <w:r>
+        <w:rPr>
+          <w:rFonts w:ascii="Times New Roman" w:hAnsi="Times New Roman"/>
+          <w:color w:val="000000"/>
+          <w:sz w:val="24"/>
+          <w:szCs w:val="24"/>
+          <w:lang w:val="en-US"/>
+        </w:rPr>
+        <w:t>kendaraan</w:t>
+      </w:r>
+      <w:proofErr w:type="spellEnd"/>
+      <w:r>
+        <w:rPr>
+          <w:rFonts w:ascii="Times New Roman" w:hAnsi="Times New Roman"/>
+          <w:color w:val="000000"/>
+          <w:sz w:val="24"/>
+          <w:szCs w:val="24"/>
+          <w:lang w:val="en-US"/>
+        </w:rPr>
+        <w:t xml:space="preserve"> yang </w:t>
+      </w:r>
+      <w:proofErr w:type="spellStart"/>
+      <w:r>
+        <w:rPr>
+          <w:rFonts w:ascii="Times New Roman" w:hAnsi="Times New Roman"/>
+          <w:color w:val="000000"/>
+          <w:sz w:val="24"/>
+          <w:szCs w:val="24"/>
+          <w:lang w:val="en-US"/>
+        </w:rPr>
+        <w:t>dipasangkan</w:t>
+      </w:r>
+      <w:proofErr w:type="spellEnd"/>
+      <w:r>
+        <w:rPr>
+          <w:rFonts w:ascii="Times New Roman" w:hAnsi="Times New Roman"/>
+          <w:color w:val="000000"/>
+          <w:sz w:val="24"/>
+          <w:szCs w:val="24"/>
+          <w:lang w:val="en-US"/>
+        </w:rPr>
+        <w:t xml:space="preserve"> juga </w:t>
+      </w:r>
+      <w:proofErr w:type="spellStart"/>
+      <w:r>
+        <w:rPr>
+          <w:rFonts w:ascii="Times New Roman" w:hAnsi="Times New Roman"/>
+          <w:color w:val="000000"/>
+          <w:sz w:val="24"/>
+          <w:szCs w:val="24"/>
+          <w:lang w:val="en-US"/>
+        </w:rPr>
+        <w:t>memberikan</w:t>
+      </w:r>
+      <w:proofErr w:type="spellEnd"/>
+      <w:r>
+        <w:rPr>
+          <w:rFonts w:ascii="Times New Roman" w:hAnsi="Times New Roman"/>
+          <w:color w:val="000000"/>
+          <w:sz w:val="24"/>
+          <w:szCs w:val="24"/>
+          <w:lang w:val="en-US"/>
+        </w:rPr>
+        <w:t xml:space="preserve"> </w:t>
+      </w:r>
+      <w:proofErr w:type="spellStart"/>
+      <w:r>
+        <w:rPr>
+          <w:rFonts w:ascii="Times New Roman" w:hAnsi="Times New Roman"/>
+          <w:color w:val="000000"/>
+          <w:sz w:val="24"/>
+          <w:szCs w:val="24"/>
+          <w:lang w:val="en-US"/>
+        </w:rPr>
+        <w:t>peringatan</w:t>
+      </w:r>
+      <w:proofErr w:type="spellEnd"/>
+      <w:r>
+        <w:rPr>
+          <w:rFonts w:ascii="Times New Roman" w:hAnsi="Times New Roman"/>
+          <w:color w:val="000000"/>
+          <w:sz w:val="24"/>
+          <w:szCs w:val="24"/>
+          <w:lang w:val="en-US"/>
+        </w:rPr>
+        <w:t xml:space="preserve"> </w:t>
+      </w:r>
+      <w:proofErr w:type="spellStart"/>
+      <w:r>
+        <w:rPr>
+          <w:rFonts w:ascii="Times New Roman" w:hAnsi="Times New Roman"/>
+          <w:color w:val="000000"/>
+          <w:sz w:val="24"/>
+          <w:szCs w:val="24"/>
+          <w:lang w:val="en-US"/>
+        </w:rPr>
+        <w:t>dini</w:t>
+      </w:r>
+      <w:proofErr w:type="spellEnd"/>
+      <w:r>
+        <w:rPr>
+          <w:rFonts w:ascii="Times New Roman" w:hAnsi="Times New Roman"/>
+          <w:color w:val="000000"/>
+          <w:sz w:val="24"/>
+          <w:szCs w:val="24"/>
+          <w:lang w:val="en-US"/>
+        </w:rPr>
+        <w:t xml:space="preserve"> </w:t>
+      </w:r>
+      <w:proofErr w:type="spellStart"/>
+      <w:r>
+        <w:rPr>
+          <w:rFonts w:ascii="Times New Roman" w:hAnsi="Times New Roman"/>
+          <w:color w:val="000000"/>
+          <w:sz w:val="24"/>
+          <w:szCs w:val="24"/>
+          <w:lang w:val="en-US"/>
+        </w:rPr>
+        <w:t>ke</w:t>
+      </w:r>
+      <w:proofErr w:type="spellEnd"/>
+      <w:r>
+        <w:rPr>
+          <w:rFonts w:ascii="Times New Roman" w:hAnsi="Times New Roman"/>
+          <w:color w:val="000000"/>
+          <w:sz w:val="24"/>
+          <w:szCs w:val="24"/>
+          <w:lang w:val="en-US"/>
+        </w:rPr>
+        <w:t xml:space="preserve"> </w:t>
+      </w:r>
+      <w:proofErr w:type="spellStart"/>
+      <w:r>
+        <w:rPr>
+          <w:rFonts w:ascii="Times New Roman" w:hAnsi="Times New Roman"/>
+          <w:color w:val="000000"/>
+          <w:sz w:val="24"/>
+          <w:szCs w:val="24"/>
+          <w:lang w:val="en-US"/>
+        </w:rPr>
+        <w:t>pemilik</w:t>
+      </w:r>
+      <w:proofErr w:type="spellEnd"/>
+      <w:r>
+        <w:rPr>
+          <w:rFonts w:ascii="Times New Roman" w:hAnsi="Times New Roman"/>
+          <w:color w:val="000000"/>
+          <w:sz w:val="24"/>
+          <w:szCs w:val="24"/>
+          <w:lang w:val="en-US"/>
+        </w:rPr>
+        <w:t xml:space="preserve"> </w:t>
+      </w:r>
+      <w:proofErr w:type="spellStart"/>
+      <w:r>
+        <w:rPr>
+          <w:rFonts w:ascii="Times New Roman" w:hAnsi="Times New Roman"/>
+          <w:color w:val="000000"/>
+          <w:sz w:val="24"/>
+          <w:szCs w:val="24"/>
+          <w:lang w:val="en-US"/>
+        </w:rPr>
+        <w:t>melalui</w:t>
+      </w:r>
+      <w:proofErr w:type="spellEnd"/>
+      <w:r>
+        <w:rPr>
+          <w:rFonts w:ascii="Times New Roman" w:hAnsi="Times New Roman"/>
+          <w:color w:val="000000"/>
+          <w:sz w:val="24"/>
+          <w:szCs w:val="24"/>
+          <w:lang w:val="en-US"/>
+        </w:rPr>
+        <w:t xml:space="preserve"> </w:t>
+      </w:r>
+      <w:proofErr w:type="spellStart"/>
+      <w:r>
+        <w:rPr>
+          <w:rFonts w:ascii="Times New Roman" w:hAnsi="Times New Roman"/>
+          <w:color w:val="000000"/>
+          <w:sz w:val="24"/>
+          <w:szCs w:val="24"/>
+          <w:lang w:val="en-US"/>
+        </w:rPr>
+        <w:t>aplikasi</w:t>
+      </w:r>
+      <w:proofErr w:type="spellEnd"/>
+      <w:r>
+        <w:rPr>
+          <w:rFonts w:ascii="Times New Roman" w:hAnsi="Times New Roman"/>
+          <w:color w:val="000000"/>
+          <w:sz w:val="24"/>
+          <w:szCs w:val="24"/>
+          <w:lang w:val="en-US"/>
+        </w:rPr>
+        <w:t xml:space="preserve"> yang </w:t>
+      </w:r>
+      <w:proofErr w:type="spellStart"/>
+      <w:r>
+        <w:rPr>
+          <w:rFonts w:ascii="Times New Roman" w:hAnsi="Times New Roman"/>
+          <w:color w:val="000000"/>
+          <w:sz w:val="24"/>
+          <w:szCs w:val="24"/>
+          <w:lang w:val="en-US"/>
+        </w:rPr>
+        <w:t>ada</w:t>
+      </w:r>
+      <w:proofErr w:type="spellEnd"/>
+      <w:r>
+        <w:rPr>
+          <w:rFonts w:ascii="Times New Roman" w:hAnsi="Times New Roman"/>
+          <w:color w:val="000000"/>
+          <w:sz w:val="24"/>
+          <w:szCs w:val="24"/>
+          <w:lang w:val="en-US"/>
+        </w:rPr>
+        <w:t xml:space="preserve"> pada smartphone dan </w:t>
+      </w:r>
+      <w:proofErr w:type="spellStart"/>
+      <w:r>
+        <w:rPr>
+          <w:rFonts w:ascii="Times New Roman" w:hAnsi="Times New Roman"/>
+          <w:color w:val="000000"/>
+          <w:sz w:val="24"/>
+          <w:szCs w:val="24"/>
+          <w:lang w:val="en-US"/>
+        </w:rPr>
+        <w:t>dapat</w:t>
+      </w:r>
+      <w:proofErr w:type="spellEnd"/>
+      <w:r>
+        <w:rPr>
+          <w:rFonts w:ascii="Times New Roman" w:hAnsi="Times New Roman"/>
+          <w:color w:val="000000"/>
+          <w:sz w:val="24"/>
+          <w:szCs w:val="24"/>
+          <w:lang w:val="en-US"/>
+        </w:rPr>
+        <w:t xml:space="preserve"> </w:t>
+      </w:r>
+      <w:proofErr w:type="spellStart"/>
+      <w:r>
+        <w:rPr>
+          <w:rFonts w:ascii="Times New Roman" w:hAnsi="Times New Roman"/>
+          <w:color w:val="000000"/>
+          <w:sz w:val="24"/>
+          <w:szCs w:val="24"/>
+          <w:lang w:val="en-US"/>
+        </w:rPr>
+        <w:t>memantau</w:t>
+      </w:r>
+      <w:proofErr w:type="spellEnd"/>
+      <w:r>
+        <w:rPr>
+          <w:rFonts w:ascii="Times New Roman" w:hAnsi="Times New Roman"/>
+          <w:color w:val="000000"/>
+          <w:sz w:val="24"/>
+          <w:szCs w:val="24"/>
+          <w:lang w:val="en-US"/>
+        </w:rPr>
+        <w:t xml:space="preserve"> </w:t>
+      </w:r>
+      <w:proofErr w:type="spellStart"/>
+      <w:r>
+        <w:rPr>
+          <w:rFonts w:ascii="Times New Roman" w:hAnsi="Times New Roman"/>
+          <w:color w:val="000000"/>
+          <w:sz w:val="24"/>
+          <w:szCs w:val="24"/>
+          <w:lang w:val="en-US"/>
+        </w:rPr>
+        <w:t>keberadaan</w:t>
+      </w:r>
+      <w:proofErr w:type="spellEnd"/>
+      <w:r>
+        <w:rPr>
+          <w:rFonts w:ascii="Times New Roman" w:hAnsi="Times New Roman"/>
+          <w:color w:val="000000"/>
+          <w:sz w:val="24"/>
+          <w:szCs w:val="24"/>
+          <w:lang w:val="en-US"/>
+        </w:rPr>
+        <w:t xml:space="preserve"> </w:t>
+      </w:r>
+      <w:proofErr w:type="spellStart"/>
+      <w:r>
+        <w:rPr>
+          <w:rFonts w:ascii="Times New Roman" w:hAnsi="Times New Roman"/>
+          <w:color w:val="000000"/>
+          <w:sz w:val="24"/>
+          <w:szCs w:val="24"/>
+          <w:lang w:val="en-US"/>
+        </w:rPr>
+        <w:t>dari</w:t>
+      </w:r>
+      <w:proofErr w:type="spellEnd"/>
+      <w:r>
+        <w:rPr>
+          <w:rFonts w:ascii="Times New Roman" w:hAnsi="Times New Roman"/>
+          <w:color w:val="000000"/>
+          <w:sz w:val="24"/>
+          <w:szCs w:val="24"/>
+          <w:lang w:val="en-US"/>
+        </w:rPr>
+        <w:t xml:space="preserve"> </w:t>
+      </w:r>
+      <w:proofErr w:type="spellStart"/>
+      <w:r>
+        <w:rPr>
+          <w:rFonts w:ascii="Times New Roman" w:hAnsi="Times New Roman"/>
+          <w:color w:val="000000"/>
+          <w:sz w:val="24"/>
+          <w:szCs w:val="24"/>
+          <w:lang w:val="en-US"/>
+        </w:rPr>
+        <w:t>sepeda</w:t>
+      </w:r>
+      <w:proofErr w:type="spellEnd"/>
+      <w:r>
+        <w:rPr>
+          <w:rFonts w:ascii="Times New Roman" w:hAnsi="Times New Roman"/>
+          <w:color w:val="000000"/>
+          <w:sz w:val="24"/>
+          <w:szCs w:val="24"/>
+          <w:lang w:val="en-US"/>
+        </w:rPr>
+        <w:t xml:space="preserve"> motor </w:t>
+      </w:r>
+      <w:proofErr w:type="spellStart"/>
+      <w:r>
+        <w:rPr>
+          <w:rFonts w:ascii="Times New Roman" w:hAnsi="Times New Roman"/>
+          <w:color w:val="000000"/>
+          <w:sz w:val="24"/>
+          <w:szCs w:val="24"/>
+          <w:lang w:val="en-US"/>
+        </w:rPr>
+        <w:t>miliknnya</w:t>
+      </w:r>
+      <w:proofErr w:type="spellEnd"/>
+      <w:r>
+        <w:rPr>
+          <w:rFonts w:ascii="Times New Roman" w:hAnsi="Times New Roman"/>
+          <w:color w:val="000000"/>
+          <w:sz w:val="24"/>
+          <w:szCs w:val="24"/>
+          <w:lang w:val="en-US"/>
+        </w:rPr>
+        <w:t>.</w:t>
+      </w:r>
+    </w:p>
+    <w:p>
+      <w:pPr>
+        <w:pStyle w:val="ListParagraph"/>
+        <w:widowControl w:val="0"/>
+        <w:tabs>
+          <w:tab w:val="left" w:leader="dot" w:pos="8222"/>
+          <w:tab w:val="right" w:pos="8788"/>
+        </w:tabs>
+        <w:autoSpaceDE w:val="0"/>
+        <w:autoSpaceDN w:val="0"/>
+        <w:adjustRightInd w:val="0"/>
+        <w:spacing w:after="0" w:line="360" w:lineRule="auto"/>
+        <w:ind w:left="0" w:firstLine="567"/>
+        <w:jc w:val="both"/>
+        <w:rPr>
+          <w:rFonts w:ascii="Times New Roman" w:hAnsi="Times New Roman"/>
+          <w:color w:val="000000"/>
+          <w:sz w:val="24"/>
+          <w:szCs w:val="24"/>
+          <w:lang w:val="en-US"/>
+        </w:rPr>
+      </w:pPr>
+      <w:r>
+        <w:rPr>
+          <w:rFonts w:ascii="Times New Roman" w:hAnsi="Times New Roman"/>
+          <w:color w:val="000000"/>
+          <w:sz w:val="24"/>
+          <w:szCs w:val="24"/>
+          <w:lang w:val="en-US"/>
+        </w:rPr>
+        <w:t xml:space="preserve">Pada </w:t>
+      </w:r>
+      <w:proofErr w:type="spellStart"/>
+      <w:r>
+        <w:rPr>
+          <w:rFonts w:ascii="Times New Roman" w:hAnsi="Times New Roman"/>
+          <w:color w:val="000000"/>
+          <w:sz w:val="24"/>
+          <w:szCs w:val="24"/>
+          <w:lang w:val="en-US"/>
+        </w:rPr>
+        <w:t>penelitian</w:t>
+      </w:r>
+      <w:proofErr w:type="spellEnd"/>
+      <w:r>
+        <w:rPr>
+          <w:rFonts w:ascii="Times New Roman" w:hAnsi="Times New Roman"/>
+          <w:color w:val="000000"/>
+          <w:sz w:val="24"/>
+          <w:szCs w:val="24"/>
+          <w:lang w:val="en-US"/>
+        </w:rPr>
+        <w:t xml:space="preserve"> </w:t>
+      </w:r>
+      <w:proofErr w:type="spellStart"/>
+      <w:r>
+        <w:rPr>
+          <w:rFonts w:ascii="Times New Roman" w:hAnsi="Times New Roman"/>
+          <w:color w:val="000000"/>
+          <w:sz w:val="24"/>
+          <w:szCs w:val="24"/>
+          <w:lang w:val="en-US"/>
+        </w:rPr>
+        <w:t>sebelumya</w:t>
+      </w:r>
+      <w:proofErr w:type="spellEnd"/>
+      <w:r>
+        <w:rPr>
+          <w:rFonts w:ascii="Times New Roman" w:hAnsi="Times New Roman"/>
+          <w:color w:val="000000"/>
+          <w:sz w:val="24"/>
+          <w:szCs w:val="24"/>
+          <w:lang w:val="en-US"/>
+        </w:rPr>
+        <w:t xml:space="preserve"> </w:t>
+      </w:r>
+      <w:proofErr w:type="spellStart"/>
+      <w:r>
+        <w:rPr>
+          <w:rFonts w:ascii="Times New Roman" w:hAnsi="Times New Roman"/>
+          <w:color w:val="000000"/>
+          <w:sz w:val="24"/>
+          <w:szCs w:val="24"/>
+          <w:lang w:val="en-US"/>
+        </w:rPr>
+        <w:t>komunikasi</w:t>
+      </w:r>
+      <w:proofErr w:type="spellEnd"/>
+      <w:r>
+        <w:rPr>
+          <w:rFonts w:ascii="Times New Roman" w:hAnsi="Times New Roman"/>
+          <w:color w:val="000000"/>
+          <w:sz w:val="24"/>
+          <w:szCs w:val="24"/>
+          <w:lang w:val="en-US"/>
+        </w:rPr>
+        <w:t xml:space="preserve"> yang </w:t>
+      </w:r>
+      <w:proofErr w:type="spellStart"/>
+      <w:r>
+        <w:rPr>
+          <w:rFonts w:ascii="Times New Roman" w:hAnsi="Times New Roman"/>
+          <w:color w:val="000000"/>
+          <w:sz w:val="24"/>
+          <w:szCs w:val="24"/>
+          <w:lang w:val="en-US"/>
+        </w:rPr>
+        <w:t>digunakan</w:t>
+      </w:r>
+      <w:proofErr w:type="spellEnd"/>
+      <w:r>
+        <w:rPr>
+          <w:rFonts w:ascii="Times New Roman" w:hAnsi="Times New Roman"/>
+          <w:color w:val="000000"/>
+          <w:sz w:val="24"/>
+          <w:szCs w:val="24"/>
+          <w:lang w:val="en-US"/>
+        </w:rPr>
+        <w:t xml:space="preserve"> </w:t>
+      </w:r>
+      <w:proofErr w:type="spellStart"/>
+      <w:r>
+        <w:rPr>
+          <w:rFonts w:ascii="Times New Roman" w:hAnsi="Times New Roman"/>
+          <w:color w:val="000000"/>
+          <w:sz w:val="24"/>
+          <w:szCs w:val="24"/>
+          <w:lang w:val="en-US"/>
+        </w:rPr>
+        <w:t>antara</w:t>
+      </w:r>
+      <w:proofErr w:type="spellEnd"/>
+      <w:r>
+        <w:rPr>
+          <w:rFonts w:ascii="Times New Roman" w:hAnsi="Times New Roman"/>
+          <w:color w:val="000000"/>
+          <w:sz w:val="24"/>
+          <w:szCs w:val="24"/>
+          <w:lang w:val="en-US"/>
+        </w:rPr>
+        <w:t xml:space="preserve"> </w:t>
+      </w:r>
+      <w:proofErr w:type="spellStart"/>
+      <w:r>
+        <w:rPr>
+          <w:rFonts w:ascii="Times New Roman" w:hAnsi="Times New Roman"/>
+          <w:color w:val="000000"/>
+          <w:sz w:val="24"/>
+          <w:szCs w:val="24"/>
+          <w:lang w:val="en-US"/>
+        </w:rPr>
+        <w:t>perangkat</w:t>
       </w:r>
       <w:proofErr w:type="spellEnd"/>
       <w:r>
@@ -22109,139 +23105,843 @@
           <w:szCs w:val="24"/>
           <w:lang w:val="en-US"/>
         </w:rPr>
-        <w:t>kelistrikan</w:t>
-      </w:r>
-      <w:proofErr w:type="spellEnd"/>
-      <w:r>
-        <w:rPr>
-          <w:rFonts w:ascii="Times New Roman" w:hAnsi="Times New Roman"/>
-          <w:color w:val="000000"/>
-          <w:sz w:val="24"/>
-          <w:szCs w:val="24"/>
-          <w:lang w:val="en-US"/>
-        </w:rPr>
-        <w:t xml:space="preserve"> </w:t>
-      </w:r>
-      <w:proofErr w:type="spellStart"/>
-      <w:r>
-        <w:rPr>
-          <w:rFonts w:ascii="Times New Roman" w:hAnsi="Times New Roman"/>
-          <w:color w:val="000000"/>
-          <w:sz w:val="24"/>
-          <w:szCs w:val="24"/>
-          <w:lang w:val="en-US"/>
-        </w:rPr>
-        <w:t>sepeda</w:t>
-      </w:r>
-      <w:proofErr w:type="spellEnd"/>
-      <w:r>
-        <w:rPr>
-          <w:rFonts w:ascii="Times New Roman" w:hAnsi="Times New Roman"/>
-          <w:color w:val="000000"/>
-          <w:sz w:val="24"/>
-          <w:szCs w:val="24"/>
-          <w:lang w:val="en-US"/>
-        </w:rPr>
-        <w:t xml:space="preserve"> motor juga </w:t>
-      </w:r>
-      <w:proofErr w:type="spellStart"/>
-      <w:r>
-        <w:rPr>
-          <w:rFonts w:ascii="Times New Roman" w:hAnsi="Times New Roman"/>
-          <w:color w:val="000000"/>
-          <w:sz w:val="24"/>
-          <w:szCs w:val="24"/>
-          <w:lang w:val="en-US"/>
-        </w:rPr>
-        <w:t>memberikan</w:t>
-      </w:r>
-      <w:proofErr w:type="spellEnd"/>
-      <w:r>
-        <w:rPr>
-          <w:rFonts w:ascii="Times New Roman" w:hAnsi="Times New Roman"/>
-          <w:color w:val="000000"/>
-          <w:sz w:val="24"/>
-          <w:szCs w:val="24"/>
-          <w:lang w:val="en-US"/>
-        </w:rPr>
-        <w:t xml:space="preserve"> </w:t>
-      </w:r>
-      <w:proofErr w:type="spellStart"/>
-      <w:r>
-        <w:rPr>
-          <w:rFonts w:ascii="Times New Roman" w:hAnsi="Times New Roman"/>
-          <w:color w:val="000000"/>
-          <w:sz w:val="24"/>
-          <w:szCs w:val="24"/>
-          <w:lang w:val="en-US"/>
-        </w:rPr>
-        <w:t>peringatan</w:t>
-      </w:r>
-      <w:proofErr w:type="spellEnd"/>
-      <w:r>
-        <w:rPr>
-          <w:rFonts w:ascii="Times New Roman" w:hAnsi="Times New Roman"/>
-          <w:color w:val="000000"/>
-          <w:sz w:val="24"/>
-          <w:szCs w:val="24"/>
-          <w:lang w:val="en-US"/>
-        </w:rPr>
-        <w:t xml:space="preserve"> </w:t>
-      </w:r>
-      <w:proofErr w:type="spellStart"/>
-      <w:r>
-        <w:rPr>
-          <w:rFonts w:ascii="Times New Roman" w:hAnsi="Times New Roman"/>
-          <w:color w:val="000000"/>
-          <w:sz w:val="24"/>
-          <w:szCs w:val="24"/>
-          <w:lang w:val="en-US"/>
-        </w:rPr>
-        <w:t>dini</w:t>
-      </w:r>
-      <w:proofErr w:type="spellEnd"/>
-      <w:r>
-        <w:rPr>
-          <w:rFonts w:ascii="Times New Roman" w:hAnsi="Times New Roman"/>
-          <w:color w:val="000000"/>
-          <w:sz w:val="24"/>
-          <w:szCs w:val="24"/>
-          <w:lang w:val="en-US"/>
-        </w:rPr>
-        <w:t xml:space="preserve"> </w:t>
-      </w:r>
-      <w:proofErr w:type="spellStart"/>
-      <w:r>
-        <w:rPr>
-          <w:rFonts w:ascii="Times New Roman" w:hAnsi="Times New Roman"/>
-          <w:color w:val="000000"/>
-          <w:sz w:val="24"/>
-          <w:szCs w:val="24"/>
-          <w:lang w:val="en-US"/>
-        </w:rPr>
-        <w:t>ke</w:t>
-      </w:r>
-      <w:proofErr w:type="spellEnd"/>
-      <w:r>
-        <w:rPr>
-          <w:rFonts w:ascii="Times New Roman" w:hAnsi="Times New Roman"/>
-          <w:color w:val="000000"/>
-          <w:sz w:val="24"/>
-          <w:szCs w:val="24"/>
-          <w:lang w:val="en-US"/>
-        </w:rPr>
-        <w:t xml:space="preserve"> </w:t>
-      </w:r>
-      <w:proofErr w:type="spellStart"/>
-      <w:r>
-        <w:rPr>
-          <w:rFonts w:ascii="Times New Roman" w:hAnsi="Times New Roman"/>
-          <w:color w:val="000000"/>
-          <w:sz w:val="24"/>
-          <w:szCs w:val="24"/>
-          <w:lang w:val="en-US"/>
-        </w:rPr>
-        <w:t>pemilik</w:t>
+        <w:t>pengguna</w:t>
+      </w:r>
+      <w:proofErr w:type="spellEnd"/>
+      <w:r>
+        <w:rPr>
+          <w:rFonts w:ascii="Times New Roman" w:hAnsi="Times New Roman"/>
+          <w:color w:val="000000"/>
+          <w:sz w:val="24"/>
+          <w:szCs w:val="24"/>
+          <w:lang w:val="en-US"/>
+        </w:rPr>
+        <w:t xml:space="preserve"> </w:t>
+      </w:r>
+      <w:proofErr w:type="spellStart"/>
+      <w:r>
+        <w:rPr>
+          <w:rFonts w:ascii="Times New Roman" w:hAnsi="Times New Roman"/>
+          <w:color w:val="000000"/>
+          <w:sz w:val="24"/>
+          <w:szCs w:val="24"/>
+          <w:lang w:val="en-US"/>
+        </w:rPr>
+        <w:t>masing</w:t>
+      </w:r>
+      <w:proofErr w:type="spellEnd"/>
+      <w:r>
+        <w:rPr>
+          <w:rFonts w:ascii="Times New Roman" w:hAnsi="Times New Roman"/>
+          <w:color w:val="000000"/>
+          <w:sz w:val="24"/>
+          <w:szCs w:val="24"/>
+          <w:lang w:val="en-US"/>
+        </w:rPr>
+        <w:t xml:space="preserve"> </w:t>
+      </w:r>
+      <w:proofErr w:type="spellStart"/>
+      <w:r>
+        <w:rPr>
+          <w:rFonts w:ascii="Times New Roman" w:hAnsi="Times New Roman"/>
+          <w:color w:val="000000"/>
+          <w:sz w:val="24"/>
+          <w:szCs w:val="24"/>
+          <w:lang w:val="en-US"/>
+        </w:rPr>
+        <w:t>menggunakan</w:t>
+      </w:r>
+      <w:proofErr w:type="spellEnd"/>
+      <w:r>
+        <w:rPr>
+          <w:rFonts w:ascii="Times New Roman" w:hAnsi="Times New Roman"/>
+          <w:color w:val="000000"/>
+          <w:sz w:val="24"/>
+          <w:szCs w:val="24"/>
+          <w:lang w:val="en-US"/>
+        </w:rPr>
+        <w:t xml:space="preserve"> </w:t>
+      </w:r>
+      <w:proofErr w:type="spellStart"/>
+      <w:r>
+        <w:rPr>
+          <w:rFonts w:ascii="Times New Roman" w:hAnsi="Times New Roman"/>
+          <w:color w:val="000000"/>
+          <w:sz w:val="24"/>
+          <w:szCs w:val="24"/>
+          <w:lang w:val="en-US"/>
+        </w:rPr>
+        <w:t>layanan</w:t>
+      </w:r>
+      <w:proofErr w:type="spellEnd"/>
+      <w:r>
+        <w:rPr>
+          <w:rFonts w:ascii="Times New Roman" w:hAnsi="Times New Roman"/>
+          <w:color w:val="000000"/>
+          <w:sz w:val="24"/>
+          <w:szCs w:val="24"/>
+          <w:lang w:val="en-US"/>
+        </w:rPr>
+        <w:t xml:space="preserve"> </w:t>
+      </w:r>
+      <w:proofErr w:type="spellStart"/>
+      <w:r>
+        <w:rPr>
+          <w:rFonts w:ascii="Times New Roman" w:hAnsi="Times New Roman"/>
+          <w:color w:val="000000"/>
+          <w:sz w:val="24"/>
+          <w:szCs w:val="24"/>
+          <w:lang w:val="en-US"/>
+        </w:rPr>
+        <w:t>pesan</w:t>
+      </w:r>
+      <w:proofErr w:type="spellEnd"/>
+      <w:r>
+        <w:rPr>
+          <w:rFonts w:ascii="Times New Roman" w:hAnsi="Times New Roman"/>
+          <w:color w:val="000000"/>
+          <w:sz w:val="24"/>
+          <w:szCs w:val="24"/>
+          <w:lang w:val="en-US"/>
+        </w:rPr>
+        <w:t xml:space="preserve"> </w:t>
+      </w:r>
+      <w:proofErr w:type="spellStart"/>
+      <w:r>
+        <w:rPr>
+          <w:rFonts w:ascii="Times New Roman" w:hAnsi="Times New Roman"/>
+          <w:color w:val="000000"/>
+          <w:sz w:val="24"/>
+          <w:szCs w:val="24"/>
+          <w:lang w:val="en-US"/>
+        </w:rPr>
+        <w:t>singkat</w:t>
+      </w:r>
+      <w:proofErr w:type="spellEnd"/>
+      <w:r>
+        <w:rPr>
+          <w:rFonts w:ascii="Times New Roman" w:hAnsi="Times New Roman"/>
+          <w:color w:val="000000"/>
+          <w:sz w:val="24"/>
+          <w:szCs w:val="24"/>
+          <w:lang w:val="en-US"/>
+        </w:rPr>
+        <w:t xml:space="preserve"> (SMS), dan pada </w:t>
+      </w:r>
+      <w:proofErr w:type="spellStart"/>
+      <w:r>
+        <w:rPr>
+          <w:rFonts w:ascii="Times New Roman" w:hAnsi="Times New Roman"/>
+          <w:color w:val="000000"/>
+          <w:sz w:val="24"/>
+          <w:szCs w:val="24"/>
+          <w:lang w:val="en-US"/>
+        </w:rPr>
+        <w:t>beberapa</w:t>
+      </w:r>
+      <w:proofErr w:type="spellEnd"/>
+      <w:r>
+        <w:rPr>
+          <w:rFonts w:ascii="Times New Roman" w:hAnsi="Times New Roman"/>
+          <w:color w:val="000000"/>
+          <w:sz w:val="24"/>
+          <w:szCs w:val="24"/>
+          <w:lang w:val="en-US"/>
+        </w:rPr>
+        <w:t xml:space="preserve"> </w:t>
+      </w:r>
+      <w:proofErr w:type="spellStart"/>
+      <w:r>
+        <w:rPr>
+          <w:rFonts w:ascii="Times New Roman" w:hAnsi="Times New Roman"/>
+          <w:color w:val="000000"/>
+          <w:sz w:val="24"/>
+          <w:szCs w:val="24"/>
+          <w:lang w:val="en-US"/>
+        </w:rPr>
+        <w:t>penelitian</w:t>
+      </w:r>
+      <w:proofErr w:type="spellEnd"/>
+      <w:r>
+        <w:rPr>
+          <w:rFonts w:ascii="Times New Roman" w:hAnsi="Times New Roman"/>
+          <w:color w:val="000000"/>
+          <w:sz w:val="24"/>
+          <w:szCs w:val="24"/>
+          <w:lang w:val="en-US"/>
+        </w:rPr>
+        <w:t xml:space="preserve"> juga </w:t>
+      </w:r>
+      <w:proofErr w:type="spellStart"/>
+      <w:r>
+        <w:rPr>
+          <w:rFonts w:ascii="Times New Roman" w:hAnsi="Times New Roman"/>
+          <w:color w:val="000000"/>
+          <w:sz w:val="24"/>
+          <w:szCs w:val="24"/>
+          <w:lang w:val="en-US"/>
+        </w:rPr>
+        <w:t>telah</w:t>
+      </w:r>
+      <w:proofErr w:type="spellEnd"/>
+      <w:r>
+        <w:rPr>
+          <w:rFonts w:ascii="Times New Roman" w:hAnsi="Times New Roman"/>
+          <w:color w:val="000000"/>
+          <w:sz w:val="24"/>
+          <w:szCs w:val="24"/>
+          <w:lang w:val="en-US"/>
+        </w:rPr>
+        <w:t xml:space="preserve"> </w:t>
+      </w:r>
+      <w:proofErr w:type="spellStart"/>
+      <w:r>
+        <w:rPr>
+          <w:rFonts w:ascii="Times New Roman" w:hAnsi="Times New Roman"/>
+          <w:color w:val="000000"/>
+          <w:sz w:val="24"/>
+          <w:szCs w:val="24"/>
+          <w:lang w:val="en-US"/>
+        </w:rPr>
+        <w:t>menggunakan</w:t>
+      </w:r>
+      <w:proofErr w:type="spellEnd"/>
+      <w:r>
+        <w:rPr>
+          <w:rFonts w:ascii="Times New Roman" w:hAnsi="Times New Roman"/>
+          <w:color w:val="000000"/>
+          <w:sz w:val="24"/>
+          <w:szCs w:val="24"/>
+          <w:lang w:val="en-US"/>
+        </w:rPr>
+        <w:t xml:space="preserve"> </w:t>
+      </w:r>
+      <w:proofErr w:type="spellStart"/>
+      <w:r>
+        <w:rPr>
+          <w:rFonts w:ascii="Times New Roman" w:hAnsi="Times New Roman"/>
+          <w:color w:val="000000"/>
+          <w:sz w:val="24"/>
+          <w:szCs w:val="24"/>
+          <w:lang w:val="en-US"/>
+        </w:rPr>
+        <w:t>koneksi</w:t>
+      </w:r>
+      <w:proofErr w:type="spellEnd"/>
+      <w:r>
+        <w:rPr>
+          <w:rFonts w:ascii="Times New Roman" w:hAnsi="Times New Roman"/>
+          <w:color w:val="000000"/>
+          <w:sz w:val="24"/>
+          <w:szCs w:val="24"/>
+          <w:lang w:val="en-US"/>
+        </w:rPr>
+        <w:t xml:space="preserve"> internet, </w:t>
+      </w:r>
+      <w:proofErr w:type="spellStart"/>
+      <w:r>
+        <w:rPr>
+          <w:rFonts w:ascii="Times New Roman" w:hAnsi="Times New Roman"/>
+          <w:color w:val="000000"/>
+          <w:sz w:val="24"/>
+          <w:szCs w:val="24"/>
+          <w:lang w:val="en-US"/>
+        </w:rPr>
+        <w:t>namun</w:t>
+      </w:r>
+      <w:proofErr w:type="spellEnd"/>
+      <w:r>
+        <w:rPr>
+          <w:rFonts w:ascii="Times New Roman" w:hAnsi="Times New Roman"/>
+          <w:color w:val="000000"/>
+          <w:sz w:val="24"/>
+          <w:szCs w:val="24"/>
+          <w:lang w:val="en-US"/>
+        </w:rPr>
+        <w:t xml:space="preserve"> </w:t>
+      </w:r>
+      <w:proofErr w:type="spellStart"/>
+      <w:r>
+        <w:rPr>
+          <w:rFonts w:ascii="Times New Roman" w:hAnsi="Times New Roman"/>
+          <w:color w:val="000000"/>
+          <w:sz w:val="24"/>
+          <w:szCs w:val="24"/>
+          <w:lang w:val="en-US"/>
+        </w:rPr>
+        <w:t>masih</w:t>
+      </w:r>
+      <w:proofErr w:type="spellEnd"/>
+      <w:r>
+        <w:rPr>
+          <w:rFonts w:ascii="Times New Roman" w:hAnsi="Times New Roman"/>
+          <w:color w:val="000000"/>
+          <w:sz w:val="24"/>
+          <w:szCs w:val="24"/>
+          <w:lang w:val="en-US"/>
+        </w:rPr>
+        <w:t xml:space="preserve"> </w:t>
+      </w:r>
+      <w:proofErr w:type="spellStart"/>
+      <w:r>
+        <w:rPr>
+          <w:rFonts w:ascii="Times New Roman" w:hAnsi="Times New Roman"/>
+          <w:color w:val="000000"/>
+          <w:sz w:val="24"/>
+          <w:szCs w:val="24"/>
+          <w:lang w:val="en-US"/>
+        </w:rPr>
+        <w:t>menggunakan</w:t>
+      </w:r>
+      <w:proofErr w:type="spellEnd"/>
+      <w:r>
+        <w:rPr>
+          <w:rFonts w:ascii="Times New Roman" w:hAnsi="Times New Roman"/>
+          <w:color w:val="000000"/>
+          <w:sz w:val="24"/>
+          <w:szCs w:val="24"/>
+          <w:lang w:val="en-US"/>
+        </w:rPr>
+        <w:t xml:space="preserve"> </w:t>
+      </w:r>
+      <w:proofErr w:type="spellStart"/>
+      <w:r>
+        <w:rPr>
+          <w:rFonts w:ascii="Times New Roman" w:hAnsi="Times New Roman"/>
+          <w:color w:val="000000"/>
+          <w:sz w:val="24"/>
+          <w:szCs w:val="24"/>
+          <w:lang w:val="en-US"/>
+        </w:rPr>
+        <w:t>komunikasi</w:t>
+      </w:r>
+      <w:proofErr w:type="spellEnd"/>
+      <w:r>
+        <w:rPr>
+          <w:rFonts w:ascii="Times New Roman" w:hAnsi="Times New Roman"/>
+          <w:color w:val="000000"/>
+          <w:sz w:val="24"/>
+          <w:szCs w:val="24"/>
+          <w:lang w:val="en-US"/>
+        </w:rPr>
+        <w:t xml:space="preserve"> </w:t>
+      </w:r>
+      <w:proofErr w:type="spellStart"/>
+      <w:r>
+        <w:rPr>
+          <w:rFonts w:ascii="Times New Roman" w:hAnsi="Times New Roman"/>
+          <w:color w:val="000000"/>
+          <w:sz w:val="24"/>
+          <w:szCs w:val="24"/>
+          <w:lang w:val="en-US"/>
+        </w:rPr>
+        <w:t>WiFi</w:t>
+      </w:r>
+      <w:proofErr w:type="spellEnd"/>
+      <w:r>
+        <w:rPr>
+          <w:rFonts w:ascii="Times New Roman" w:hAnsi="Times New Roman"/>
+          <w:color w:val="000000"/>
+          <w:sz w:val="24"/>
+          <w:szCs w:val="24"/>
+          <w:lang w:val="en-US"/>
+        </w:rPr>
+        <w:t xml:space="preserve"> </w:t>
+      </w:r>
+      <w:proofErr w:type="spellStart"/>
+      <w:r>
+        <w:rPr>
+          <w:rFonts w:ascii="Times New Roman" w:hAnsi="Times New Roman"/>
+          <w:color w:val="000000"/>
+          <w:sz w:val="24"/>
+          <w:szCs w:val="24"/>
+          <w:lang w:val="en-US"/>
+        </w:rPr>
+        <w:t>dimana</w:t>
+      </w:r>
+      <w:proofErr w:type="spellEnd"/>
+      <w:r>
+        <w:rPr>
+          <w:rFonts w:ascii="Times New Roman" w:hAnsi="Times New Roman"/>
+          <w:color w:val="000000"/>
+          <w:sz w:val="24"/>
+          <w:szCs w:val="24"/>
+          <w:lang w:val="en-US"/>
+        </w:rPr>
+        <w:t xml:space="preserve"> </w:t>
+      </w:r>
+      <w:proofErr w:type="spellStart"/>
+      <w:r>
+        <w:rPr>
+          <w:rFonts w:ascii="Times New Roman" w:hAnsi="Times New Roman"/>
+          <w:color w:val="000000"/>
+          <w:sz w:val="24"/>
+          <w:szCs w:val="24"/>
+          <w:lang w:val="en-US"/>
+        </w:rPr>
+        <w:t>metode</w:t>
+      </w:r>
+      <w:proofErr w:type="spellEnd"/>
+      <w:r>
+        <w:rPr>
+          <w:rFonts w:ascii="Times New Roman" w:hAnsi="Times New Roman"/>
+          <w:color w:val="000000"/>
+          <w:sz w:val="24"/>
+          <w:szCs w:val="24"/>
+          <w:lang w:val="en-US"/>
+        </w:rPr>
+        <w:t xml:space="preserve"> </w:t>
+      </w:r>
+      <w:proofErr w:type="spellStart"/>
+      <w:r>
+        <w:rPr>
+          <w:rFonts w:ascii="Times New Roman" w:hAnsi="Times New Roman"/>
+          <w:color w:val="000000"/>
+          <w:sz w:val="24"/>
+          <w:szCs w:val="24"/>
+          <w:lang w:val="en-US"/>
+        </w:rPr>
+        <w:t>ini</w:t>
+      </w:r>
+      <w:proofErr w:type="spellEnd"/>
+      <w:r>
+        <w:rPr>
+          <w:rFonts w:ascii="Times New Roman" w:hAnsi="Times New Roman"/>
+          <w:color w:val="000000"/>
+          <w:sz w:val="24"/>
+          <w:szCs w:val="24"/>
+          <w:lang w:val="en-US"/>
+        </w:rPr>
+        <w:t xml:space="preserve"> </w:t>
+      </w:r>
+      <w:proofErr w:type="spellStart"/>
+      <w:r>
+        <w:rPr>
+          <w:rFonts w:ascii="Times New Roman" w:hAnsi="Times New Roman"/>
+          <w:color w:val="000000"/>
+          <w:sz w:val="24"/>
+          <w:szCs w:val="24"/>
+          <w:lang w:val="en-US"/>
+        </w:rPr>
+        <w:t>kurang</w:t>
+      </w:r>
+      <w:proofErr w:type="spellEnd"/>
+      <w:r>
+        <w:rPr>
+          <w:rFonts w:ascii="Times New Roman" w:hAnsi="Times New Roman"/>
+          <w:color w:val="000000"/>
+          <w:sz w:val="24"/>
+          <w:szCs w:val="24"/>
+          <w:lang w:val="en-US"/>
+        </w:rPr>
+        <w:t xml:space="preserve"> </w:t>
+      </w:r>
+      <w:proofErr w:type="spellStart"/>
+      <w:r>
+        <w:rPr>
+          <w:rFonts w:ascii="Times New Roman" w:hAnsi="Times New Roman"/>
+          <w:color w:val="000000"/>
+          <w:sz w:val="24"/>
+          <w:szCs w:val="24"/>
+          <w:lang w:val="en-US"/>
+        </w:rPr>
+        <w:t>efesien</w:t>
+      </w:r>
+      <w:proofErr w:type="spellEnd"/>
+      <w:r>
+        <w:rPr>
+          <w:rFonts w:ascii="Times New Roman" w:hAnsi="Times New Roman"/>
+          <w:color w:val="000000"/>
+          <w:sz w:val="24"/>
+          <w:szCs w:val="24"/>
+          <w:lang w:val="en-US"/>
+        </w:rPr>
+        <w:t xml:space="preserve"> </w:t>
+      </w:r>
+      <w:proofErr w:type="spellStart"/>
+      <w:r>
+        <w:rPr>
+          <w:rFonts w:ascii="Times New Roman" w:hAnsi="Times New Roman"/>
+          <w:color w:val="000000"/>
+          <w:sz w:val="24"/>
+          <w:szCs w:val="24"/>
+          <w:lang w:val="en-US"/>
+        </w:rPr>
+        <w:t>jika</w:t>
+      </w:r>
+      <w:proofErr w:type="spellEnd"/>
+      <w:r>
+        <w:rPr>
+          <w:rFonts w:ascii="Times New Roman" w:hAnsi="Times New Roman"/>
+          <w:color w:val="000000"/>
+          <w:sz w:val="24"/>
+          <w:szCs w:val="24"/>
+          <w:lang w:val="en-US"/>
+        </w:rPr>
+        <w:t xml:space="preserve"> </w:t>
+      </w:r>
+      <w:proofErr w:type="spellStart"/>
+      <w:r>
+        <w:rPr>
+          <w:rFonts w:ascii="Times New Roman" w:hAnsi="Times New Roman"/>
+          <w:color w:val="000000"/>
+          <w:sz w:val="24"/>
+          <w:szCs w:val="24"/>
+          <w:lang w:val="en-US"/>
+        </w:rPr>
+        <w:t>diterapkan</w:t>
+      </w:r>
+      <w:proofErr w:type="spellEnd"/>
+      <w:r>
+        <w:rPr>
+          <w:rFonts w:ascii="Times New Roman" w:hAnsi="Times New Roman"/>
+          <w:color w:val="000000"/>
+          <w:sz w:val="24"/>
+          <w:szCs w:val="24"/>
+          <w:lang w:val="en-US"/>
+        </w:rPr>
+        <w:t xml:space="preserve"> pada </w:t>
+      </w:r>
+      <w:proofErr w:type="spellStart"/>
+      <w:r>
+        <w:rPr>
+          <w:rFonts w:ascii="Times New Roman" w:hAnsi="Times New Roman"/>
+          <w:color w:val="000000"/>
+          <w:sz w:val="24"/>
+          <w:szCs w:val="24"/>
+          <w:lang w:val="en-US"/>
+        </w:rPr>
+        <w:t>perangkat</w:t>
+      </w:r>
+      <w:proofErr w:type="spellEnd"/>
+      <w:r>
+        <w:rPr>
+          <w:rFonts w:ascii="Times New Roman" w:hAnsi="Times New Roman"/>
+          <w:color w:val="000000"/>
+          <w:sz w:val="24"/>
+          <w:szCs w:val="24"/>
+          <w:lang w:val="en-US"/>
+        </w:rPr>
+        <w:t xml:space="preserve"> </w:t>
+      </w:r>
+      <w:proofErr w:type="spellStart"/>
+      <w:r>
+        <w:rPr>
+          <w:rFonts w:ascii="Times New Roman" w:hAnsi="Times New Roman"/>
+          <w:color w:val="000000"/>
+          <w:sz w:val="24"/>
+          <w:szCs w:val="24"/>
+          <w:lang w:val="en-US"/>
+        </w:rPr>
+        <w:t>bergerak</w:t>
+      </w:r>
+      <w:proofErr w:type="spellEnd"/>
+      <w:r>
+        <w:rPr>
+          <w:rFonts w:ascii="Times New Roman" w:hAnsi="Times New Roman"/>
+          <w:color w:val="000000"/>
+          <w:sz w:val="24"/>
+          <w:szCs w:val="24"/>
+          <w:lang w:val="en-US"/>
+        </w:rPr>
+        <w:t xml:space="preserve">/mobile. </w:t>
+      </w:r>
+      <w:proofErr w:type="spellStart"/>
+      <w:r>
+        <w:rPr>
+          <w:rFonts w:ascii="Times New Roman" w:hAnsi="Times New Roman"/>
+          <w:color w:val="000000"/>
+          <w:sz w:val="24"/>
+          <w:szCs w:val="24"/>
+          <w:lang w:val="en-US"/>
+        </w:rPr>
+        <w:t>Sedangkan</w:t>
+      </w:r>
+      <w:proofErr w:type="spellEnd"/>
+      <w:r>
+        <w:rPr>
+          <w:rFonts w:ascii="Times New Roman" w:hAnsi="Times New Roman"/>
+          <w:color w:val="000000"/>
+          <w:sz w:val="24"/>
+          <w:szCs w:val="24"/>
+          <w:lang w:val="en-US"/>
+        </w:rPr>
+        <w:t xml:space="preserve"> pada </w:t>
+      </w:r>
+      <w:proofErr w:type="spellStart"/>
+      <w:r>
+        <w:rPr>
+          <w:rFonts w:ascii="Times New Roman" w:hAnsi="Times New Roman"/>
+          <w:color w:val="000000"/>
+          <w:sz w:val="24"/>
+          <w:szCs w:val="24"/>
+          <w:lang w:val="en-US"/>
+        </w:rPr>
+        <w:t>penelitian</w:t>
+      </w:r>
+      <w:proofErr w:type="spellEnd"/>
+      <w:r>
+        <w:rPr>
+          <w:rFonts w:ascii="Times New Roman" w:hAnsi="Times New Roman"/>
+          <w:color w:val="000000"/>
+          <w:sz w:val="24"/>
+          <w:szCs w:val="24"/>
+          <w:lang w:val="en-US"/>
+        </w:rPr>
+        <w:t xml:space="preserve"> </w:t>
+      </w:r>
+      <w:proofErr w:type="spellStart"/>
+      <w:r>
+        <w:rPr>
+          <w:rFonts w:ascii="Times New Roman" w:hAnsi="Times New Roman"/>
+          <w:color w:val="000000"/>
+          <w:sz w:val="24"/>
+          <w:szCs w:val="24"/>
+          <w:lang w:val="en-US"/>
+        </w:rPr>
+        <w:t>ini</w:t>
+      </w:r>
+      <w:proofErr w:type="spellEnd"/>
+      <w:r>
+        <w:rPr>
+          <w:rFonts w:ascii="Times New Roman" w:hAnsi="Times New Roman"/>
+          <w:color w:val="000000"/>
+          <w:sz w:val="24"/>
+          <w:szCs w:val="24"/>
+          <w:lang w:val="en-US"/>
+        </w:rPr>
+        <w:t xml:space="preserve"> </w:t>
+      </w:r>
+      <w:proofErr w:type="spellStart"/>
+      <w:r>
+        <w:rPr>
+          <w:rFonts w:ascii="Times New Roman" w:hAnsi="Times New Roman"/>
+          <w:color w:val="000000"/>
+          <w:sz w:val="24"/>
+          <w:szCs w:val="24"/>
+          <w:lang w:val="en-US"/>
+        </w:rPr>
+        <w:t>komunikasi</w:t>
+      </w:r>
+      <w:proofErr w:type="spellEnd"/>
+      <w:r>
+        <w:rPr>
+          <w:rFonts w:ascii="Times New Roman" w:hAnsi="Times New Roman"/>
+          <w:color w:val="000000"/>
+          <w:sz w:val="24"/>
+          <w:szCs w:val="24"/>
+          <w:lang w:val="en-US"/>
+        </w:rPr>
+        <w:t xml:space="preserve"> </w:t>
+      </w:r>
+      <w:proofErr w:type="spellStart"/>
+      <w:r>
+        <w:rPr>
+          <w:rFonts w:ascii="Times New Roman" w:hAnsi="Times New Roman"/>
+          <w:color w:val="000000"/>
+          <w:sz w:val="24"/>
+          <w:szCs w:val="24"/>
+          <w:lang w:val="en-US"/>
+        </w:rPr>
+        <w:t>antara</w:t>
+      </w:r>
+      <w:proofErr w:type="spellEnd"/>
+      <w:r>
+        <w:rPr>
+          <w:rFonts w:ascii="Times New Roman" w:hAnsi="Times New Roman"/>
+          <w:color w:val="000000"/>
+          <w:sz w:val="24"/>
+          <w:szCs w:val="24"/>
+          <w:lang w:val="en-US"/>
+        </w:rPr>
+        <w:t xml:space="preserve"> </w:t>
+      </w:r>
+      <w:proofErr w:type="spellStart"/>
+      <w:r>
+        <w:rPr>
+          <w:rFonts w:ascii="Times New Roman" w:hAnsi="Times New Roman"/>
+          <w:color w:val="000000"/>
+          <w:sz w:val="24"/>
+          <w:szCs w:val="24"/>
+          <w:lang w:val="en-US"/>
+        </w:rPr>
+        <w:t>perangkat</w:t>
+      </w:r>
+      <w:proofErr w:type="spellEnd"/>
+      <w:r>
+        <w:rPr>
+          <w:rFonts w:ascii="Times New Roman" w:hAnsi="Times New Roman"/>
+          <w:color w:val="000000"/>
+          <w:sz w:val="24"/>
+          <w:szCs w:val="24"/>
+          <w:lang w:val="en-US"/>
+        </w:rPr>
+        <w:t xml:space="preserve"> </w:t>
+      </w:r>
+      <w:proofErr w:type="spellStart"/>
+      <w:r>
+        <w:rPr>
+          <w:rFonts w:ascii="Times New Roman" w:hAnsi="Times New Roman"/>
+          <w:color w:val="000000"/>
+          <w:sz w:val="24"/>
+          <w:szCs w:val="24"/>
+          <w:lang w:val="en-US"/>
+        </w:rPr>
+        <w:t>dengan</w:t>
+      </w:r>
+      <w:proofErr w:type="spellEnd"/>
+      <w:r>
+        <w:rPr>
+          <w:rFonts w:ascii="Times New Roman" w:hAnsi="Times New Roman"/>
+          <w:color w:val="000000"/>
+          <w:sz w:val="24"/>
+          <w:szCs w:val="24"/>
+          <w:lang w:val="en-US"/>
+        </w:rPr>
+        <w:t xml:space="preserve"> </w:t>
+      </w:r>
+      <w:proofErr w:type="spellStart"/>
+      <w:r>
+        <w:rPr>
+          <w:rFonts w:ascii="Times New Roman" w:hAnsi="Times New Roman"/>
+          <w:color w:val="000000"/>
+          <w:sz w:val="24"/>
+          <w:szCs w:val="24"/>
+          <w:lang w:val="en-US"/>
+        </w:rPr>
+        <w:t>pengguna</w:t>
+      </w:r>
+      <w:proofErr w:type="spellEnd"/>
+      <w:r>
+        <w:rPr>
+          <w:rFonts w:ascii="Times New Roman" w:hAnsi="Times New Roman"/>
+          <w:color w:val="000000"/>
+          <w:sz w:val="24"/>
+          <w:szCs w:val="24"/>
+          <w:lang w:val="en-US"/>
+        </w:rPr>
+        <w:t xml:space="preserve"> </w:t>
+      </w:r>
+      <w:proofErr w:type="spellStart"/>
+      <w:r>
+        <w:rPr>
+          <w:rFonts w:ascii="Times New Roman" w:hAnsi="Times New Roman"/>
+          <w:color w:val="000000"/>
+          <w:sz w:val="24"/>
+          <w:szCs w:val="24"/>
+          <w:lang w:val="en-US"/>
+        </w:rPr>
+        <w:t>menggunakan</w:t>
+      </w:r>
+      <w:proofErr w:type="spellEnd"/>
+      <w:r>
+        <w:rPr>
+          <w:rFonts w:ascii="Times New Roman" w:hAnsi="Times New Roman"/>
+          <w:color w:val="000000"/>
+          <w:sz w:val="24"/>
+          <w:szCs w:val="24"/>
+          <w:lang w:val="en-US"/>
+        </w:rPr>
+        <w:t xml:space="preserve"> internet </w:t>
+      </w:r>
+      <w:proofErr w:type="spellStart"/>
+      <w:r>
+        <w:rPr>
+          <w:rFonts w:ascii="Times New Roman" w:hAnsi="Times New Roman"/>
+          <w:color w:val="000000"/>
+          <w:sz w:val="24"/>
+          <w:szCs w:val="24"/>
+          <w:lang w:val="en-US"/>
+        </w:rPr>
+        <w:t>dimana</w:t>
+      </w:r>
+      <w:proofErr w:type="spellEnd"/>
+      <w:r>
+        <w:rPr>
+          <w:rFonts w:ascii="Times New Roman" w:hAnsi="Times New Roman"/>
+          <w:color w:val="000000"/>
+          <w:sz w:val="24"/>
+          <w:szCs w:val="24"/>
+          <w:lang w:val="en-US"/>
+        </w:rPr>
+        <w:t xml:space="preserve"> data </w:t>
+      </w:r>
+      <w:proofErr w:type="spellStart"/>
+      <w:r>
+        <w:rPr>
+          <w:rFonts w:ascii="Times New Roman" w:hAnsi="Times New Roman"/>
+          <w:color w:val="000000"/>
+          <w:sz w:val="24"/>
+          <w:szCs w:val="24"/>
+          <w:lang w:val="en-US"/>
+        </w:rPr>
+        <w:t>gprs</w:t>
+      </w:r>
+      <w:proofErr w:type="spellEnd"/>
+      <w:r>
+        <w:rPr>
+          <w:rFonts w:ascii="Times New Roman" w:hAnsi="Times New Roman"/>
+          <w:color w:val="000000"/>
+          <w:sz w:val="24"/>
+          <w:szCs w:val="24"/>
+          <w:lang w:val="en-US"/>
+        </w:rPr>
+        <w:t xml:space="preserve"> </w:t>
+      </w:r>
+      <w:proofErr w:type="spellStart"/>
+      <w:r>
+        <w:rPr>
+          <w:rFonts w:ascii="Times New Roman" w:hAnsi="Times New Roman"/>
+          <w:color w:val="000000"/>
+          <w:sz w:val="24"/>
+          <w:szCs w:val="24"/>
+          <w:lang w:val="en-US"/>
+        </w:rPr>
+        <w:t>langsung</w:t>
+      </w:r>
+      <w:proofErr w:type="spellEnd"/>
+      <w:r>
+        <w:rPr>
+          <w:rFonts w:ascii="Times New Roman" w:hAnsi="Times New Roman"/>
+          <w:color w:val="000000"/>
+          <w:sz w:val="24"/>
+          <w:szCs w:val="24"/>
+          <w:lang w:val="en-US"/>
+        </w:rPr>
+        <w:t xml:space="preserve"> </w:t>
+      </w:r>
+      <w:proofErr w:type="spellStart"/>
+      <w:r>
+        <w:rPr>
+          <w:rFonts w:ascii="Times New Roman" w:hAnsi="Times New Roman"/>
+          <w:color w:val="000000"/>
+          <w:sz w:val="24"/>
+          <w:szCs w:val="24"/>
+          <w:lang w:val="en-US"/>
+        </w:rPr>
+        <w:t>dari</w:t>
+      </w:r>
+      <w:proofErr w:type="spellEnd"/>
+      <w:r>
+        <w:rPr>
+          <w:rFonts w:ascii="Times New Roman" w:hAnsi="Times New Roman"/>
+          <w:color w:val="000000"/>
+          <w:sz w:val="24"/>
+          <w:szCs w:val="24"/>
+          <w:lang w:val="en-US"/>
+        </w:rPr>
+        <w:t xml:space="preserve"> </w:t>
+      </w:r>
+      <w:proofErr w:type="spellStart"/>
+      <w:r>
+        <w:rPr>
+          <w:rFonts w:ascii="Times New Roman" w:hAnsi="Times New Roman"/>
+          <w:color w:val="000000"/>
+          <w:sz w:val="24"/>
+          <w:szCs w:val="24"/>
+          <w:lang w:val="en-US"/>
+        </w:rPr>
+        <w:t>perangkat</w:t>
       </w:r>
       <w:proofErr w:type="spellEnd"/>
       <w:r>
@@ -22285,7 +23985,7 @@
           <w:szCs w:val="24"/>
           <w:lang w:val="en-US"/>
         </w:rPr>
-        <w:t>aplikasi</w:t>
+        <w:t>SIMCard</w:t>
       </w:r>
       <w:proofErr w:type="spellEnd"/>
       <w:r>
@@ -22318,7 +24018,205 @@
           <w:szCs w:val="24"/>
           <w:lang w:val="en-US"/>
         </w:rPr>
-        <w:t xml:space="preserve"> pada smartphone dan </w:t>
+        <w:t xml:space="preserve"> pada </w:t>
+      </w:r>
+      <w:proofErr w:type="spellStart"/>
+      <w:r>
+        <w:rPr>
+          <w:rFonts w:ascii="Times New Roman" w:hAnsi="Times New Roman"/>
+          <w:color w:val="000000"/>
+          <w:sz w:val="24"/>
+          <w:szCs w:val="24"/>
+          <w:lang w:val="en-US"/>
+        </w:rPr>
+        <w:t>perangkat</w:t>
+      </w:r>
+      <w:proofErr w:type="spellEnd"/>
+      <w:r>
+        <w:rPr>
+          <w:rFonts w:ascii="Times New Roman" w:hAnsi="Times New Roman"/>
+          <w:color w:val="000000"/>
+          <w:sz w:val="24"/>
+          <w:szCs w:val="24"/>
+          <w:lang w:val="en-US"/>
+        </w:rPr>
+        <w:t xml:space="preserve">. </w:t>
+      </w:r>
+      <w:proofErr w:type="spellStart"/>
+      <w:r>
+        <w:rPr>
+          <w:rFonts w:ascii="Times New Roman" w:hAnsi="Times New Roman"/>
+          <w:color w:val="000000"/>
+          <w:sz w:val="24"/>
+          <w:szCs w:val="24"/>
+          <w:lang w:val="en-US"/>
+        </w:rPr>
+        <w:t>Mikrokontroler</w:t>
+      </w:r>
+      <w:proofErr w:type="spellEnd"/>
+      <w:r>
+        <w:rPr>
+          <w:rFonts w:ascii="Times New Roman" w:hAnsi="Times New Roman"/>
+          <w:color w:val="000000"/>
+          <w:sz w:val="24"/>
+          <w:szCs w:val="24"/>
+          <w:lang w:val="en-US"/>
+        </w:rPr>
+        <w:t xml:space="preserve"> yang </w:t>
+      </w:r>
+      <w:proofErr w:type="spellStart"/>
+      <w:r>
+        <w:rPr>
+          <w:rFonts w:ascii="Times New Roman" w:hAnsi="Times New Roman"/>
+          <w:color w:val="000000"/>
+          <w:sz w:val="24"/>
+          <w:szCs w:val="24"/>
+          <w:lang w:val="en-US"/>
+        </w:rPr>
+        <w:t>digunakan</w:t>
+      </w:r>
+      <w:proofErr w:type="spellEnd"/>
+      <w:r>
+        <w:rPr>
+          <w:rFonts w:ascii="Times New Roman" w:hAnsi="Times New Roman"/>
+          <w:color w:val="000000"/>
+          <w:sz w:val="24"/>
+          <w:szCs w:val="24"/>
+          <w:lang w:val="en-US"/>
+        </w:rPr>
+        <w:t xml:space="preserve"> pada prototype </w:t>
+      </w:r>
+      <w:proofErr w:type="spellStart"/>
+      <w:r>
+        <w:rPr>
+          <w:rFonts w:ascii="Times New Roman" w:hAnsi="Times New Roman"/>
+          <w:color w:val="000000"/>
+          <w:sz w:val="24"/>
+          <w:szCs w:val="24"/>
+          <w:lang w:val="en-US"/>
+        </w:rPr>
+        <w:t>adalah</w:t>
+      </w:r>
+      <w:proofErr w:type="spellEnd"/>
+      <w:r>
+        <w:rPr>
+          <w:rFonts w:ascii="Times New Roman" w:hAnsi="Times New Roman"/>
+          <w:color w:val="000000"/>
+          <w:sz w:val="24"/>
+          <w:szCs w:val="24"/>
+          <w:lang w:val="en-US"/>
+        </w:rPr>
+        <w:t xml:space="preserve"> </w:t>
+      </w:r>
+      <w:proofErr w:type="spellStart"/>
+      <w:r>
+        <w:rPr>
+          <w:rFonts w:ascii="Times New Roman" w:hAnsi="Times New Roman"/>
+          <w:color w:val="000000"/>
+          <w:sz w:val="24"/>
+          <w:szCs w:val="24"/>
+          <w:lang w:val="en-US"/>
+        </w:rPr>
+        <w:t>mikrokontroler</w:t>
+      </w:r>
+      <w:proofErr w:type="spellEnd"/>
+      <w:r>
+        <w:rPr>
+          <w:rFonts w:ascii="Times New Roman" w:hAnsi="Times New Roman"/>
+          <w:color w:val="000000"/>
+          <w:sz w:val="24"/>
+          <w:szCs w:val="24"/>
+          <w:lang w:val="en-US"/>
+        </w:rPr>
+        <w:t xml:space="preserve"> </w:t>
+      </w:r>
+      <w:proofErr w:type="spellStart"/>
+      <w:r>
+        <w:rPr>
+          <w:rFonts w:ascii="Times New Roman" w:hAnsi="Times New Roman"/>
+          <w:color w:val="000000"/>
+          <w:sz w:val="24"/>
+          <w:szCs w:val="24"/>
+          <w:lang w:val="en-US"/>
+        </w:rPr>
+        <w:t>berbasis</w:t>
+      </w:r>
+      <w:proofErr w:type="spellEnd"/>
+      <w:r>
+        <w:rPr>
+          <w:rFonts w:ascii="Times New Roman" w:hAnsi="Times New Roman"/>
+          <w:color w:val="000000"/>
+          <w:sz w:val="24"/>
+          <w:szCs w:val="24"/>
+          <w:lang w:val="en-US"/>
+        </w:rPr>
+        <w:t xml:space="preserve"> 32bit yang </w:t>
+      </w:r>
+      <w:proofErr w:type="spellStart"/>
+      <w:r>
+        <w:rPr>
+          <w:rFonts w:ascii="Times New Roman" w:hAnsi="Times New Roman"/>
+          <w:color w:val="000000"/>
+          <w:sz w:val="24"/>
+          <w:szCs w:val="24"/>
+          <w:lang w:val="en-US"/>
+        </w:rPr>
+        <w:t>diharapkan</w:t>
+      </w:r>
+      <w:proofErr w:type="spellEnd"/>
+      <w:r>
+        <w:rPr>
+          <w:rFonts w:ascii="Times New Roman" w:hAnsi="Times New Roman"/>
+          <w:color w:val="000000"/>
+          <w:sz w:val="24"/>
+          <w:szCs w:val="24"/>
+          <w:lang w:val="en-US"/>
+        </w:rPr>
+        <w:t xml:space="preserve"> </w:t>
+      </w:r>
+      <w:proofErr w:type="spellStart"/>
+      <w:r>
+        <w:rPr>
+          <w:rFonts w:ascii="Times New Roman" w:hAnsi="Times New Roman"/>
+          <w:color w:val="000000"/>
+          <w:sz w:val="24"/>
+          <w:szCs w:val="24"/>
+          <w:lang w:val="en-US"/>
+        </w:rPr>
+        <w:t>waktu</w:t>
+      </w:r>
+      <w:proofErr w:type="spellEnd"/>
+      <w:r>
+        <w:rPr>
+          <w:rFonts w:ascii="Times New Roman" w:hAnsi="Times New Roman"/>
+          <w:color w:val="000000"/>
+          <w:sz w:val="24"/>
+          <w:szCs w:val="24"/>
+          <w:lang w:val="en-US"/>
+        </w:rPr>
+        <w:t xml:space="preserve"> </w:t>
+      </w:r>
+      <w:proofErr w:type="spellStart"/>
+      <w:r>
+        <w:rPr>
+          <w:rFonts w:ascii="Times New Roman" w:hAnsi="Times New Roman"/>
+          <w:color w:val="000000"/>
+          <w:sz w:val="24"/>
+          <w:szCs w:val="24"/>
+          <w:lang w:val="en-US"/>
+        </w:rPr>
+        <w:t>pemrosesan</w:t>
+      </w:r>
+      <w:proofErr w:type="spellEnd"/>
+      <w:r>
+        <w:rPr>
+          <w:rFonts w:ascii="Times New Roman" w:hAnsi="Times New Roman"/>
+          <w:color w:val="000000"/>
+          <w:sz w:val="24"/>
+          <w:szCs w:val="24"/>
+          <w:lang w:val="en-US"/>
+        </w:rPr>
+        <w:t xml:space="preserve"> </w:t>
       </w:r>
       <w:proofErr w:type="spellStart"/>
       <w:r>
@@ -22351,106 +24249,62 @@
           <w:szCs w:val="24"/>
           <w:lang w:val="en-US"/>
         </w:rPr>
-        <w:t>memantau</w:t>
-      </w:r>
-      <w:proofErr w:type="spellEnd"/>
-      <w:r>
-        <w:rPr>
-          <w:rFonts w:ascii="Times New Roman" w:hAnsi="Times New Roman"/>
-          <w:color w:val="000000"/>
-          <w:sz w:val="24"/>
-          <w:szCs w:val="24"/>
-          <w:lang w:val="en-US"/>
-        </w:rPr>
-        <w:t xml:space="preserve"> </w:t>
-      </w:r>
-      <w:proofErr w:type="spellStart"/>
-      <w:r>
-        <w:rPr>
-          <w:rFonts w:ascii="Times New Roman" w:hAnsi="Times New Roman"/>
-          <w:color w:val="000000"/>
-          <w:sz w:val="24"/>
-          <w:szCs w:val="24"/>
-          <w:lang w:val="en-US"/>
-        </w:rPr>
-        <w:t>keberadaan</w:t>
-      </w:r>
-      <w:proofErr w:type="spellEnd"/>
-      <w:r>
-        <w:rPr>
-          <w:rFonts w:ascii="Times New Roman" w:hAnsi="Times New Roman"/>
-          <w:color w:val="000000"/>
-          <w:sz w:val="24"/>
-          <w:szCs w:val="24"/>
-          <w:lang w:val="en-US"/>
-        </w:rPr>
-        <w:t xml:space="preserve"> </w:t>
-      </w:r>
-      <w:proofErr w:type="spellStart"/>
-      <w:r>
-        <w:rPr>
-          <w:rFonts w:ascii="Times New Roman" w:hAnsi="Times New Roman"/>
-          <w:color w:val="000000"/>
-          <w:sz w:val="24"/>
-          <w:szCs w:val="24"/>
-          <w:lang w:val="en-US"/>
-        </w:rPr>
-        <w:t>dari</w:t>
-      </w:r>
-      <w:proofErr w:type="spellEnd"/>
-      <w:r>
-        <w:rPr>
-          <w:rFonts w:ascii="Times New Roman" w:hAnsi="Times New Roman"/>
-          <w:color w:val="000000"/>
-          <w:sz w:val="24"/>
-          <w:szCs w:val="24"/>
-          <w:lang w:val="en-US"/>
-        </w:rPr>
-        <w:t xml:space="preserve"> </w:t>
-      </w:r>
-      <w:proofErr w:type="spellStart"/>
-      <w:r>
-        <w:rPr>
-          <w:rFonts w:ascii="Times New Roman" w:hAnsi="Times New Roman"/>
-          <w:color w:val="000000"/>
-          <w:sz w:val="24"/>
-          <w:szCs w:val="24"/>
-          <w:lang w:val="en-US"/>
-        </w:rPr>
-        <w:t>sepeda</w:t>
-      </w:r>
-      <w:proofErr w:type="spellEnd"/>
-      <w:r>
-        <w:rPr>
-          <w:rFonts w:ascii="Times New Roman" w:hAnsi="Times New Roman"/>
-          <w:color w:val="000000"/>
-          <w:sz w:val="24"/>
-          <w:szCs w:val="24"/>
-          <w:lang w:val="en-US"/>
-        </w:rPr>
-        <w:t xml:space="preserve"> motor </w:t>
-      </w:r>
-      <w:proofErr w:type="spellStart"/>
-      <w:r>
-        <w:rPr>
-          <w:rFonts w:ascii="Times New Roman" w:hAnsi="Times New Roman"/>
-          <w:color w:val="000000"/>
-          <w:sz w:val="24"/>
-          <w:szCs w:val="24"/>
-          <w:lang w:val="en-US"/>
-        </w:rPr>
-        <w:t>miliknnya</w:t>
-      </w:r>
-      <w:proofErr w:type="spellEnd"/>
-      <w:r>
-        <w:rPr>
-          <w:rFonts w:ascii="Times New Roman" w:hAnsi="Times New Roman"/>
-          <w:color w:val="000000"/>
-          <w:sz w:val="24"/>
-          <w:szCs w:val="24"/>
-          <w:lang w:val="en-US"/>
-        </w:rPr>
-        <w:t>.</w:t>
+        <w:t>dilakukan</w:t>
+      </w:r>
+      <w:proofErr w:type="spellEnd"/>
+      <w:r>
+        <w:rPr>
+          <w:rFonts w:ascii="Times New Roman" w:hAnsi="Times New Roman"/>
+          <w:color w:val="000000"/>
+          <w:sz w:val="24"/>
+          <w:szCs w:val="24"/>
+          <w:lang w:val="en-US"/>
+        </w:rPr>
+        <w:t xml:space="preserve"> </w:t>
+      </w:r>
+      <w:proofErr w:type="spellStart"/>
+      <w:r>
+        <w:rPr>
+          <w:rFonts w:ascii="Times New Roman" w:hAnsi="Times New Roman"/>
+          <w:color w:val="000000"/>
+          <w:sz w:val="24"/>
+          <w:szCs w:val="24"/>
+          <w:lang w:val="en-US"/>
+        </w:rPr>
+        <w:t>lebih</w:t>
+      </w:r>
+      <w:proofErr w:type="spellEnd"/>
+      <w:r>
+        <w:rPr>
+          <w:rFonts w:ascii="Times New Roman" w:hAnsi="Times New Roman"/>
+          <w:color w:val="000000"/>
+          <w:sz w:val="24"/>
+          <w:szCs w:val="24"/>
+          <w:lang w:val="en-US"/>
+        </w:rPr>
+        <w:t xml:space="preserve"> </w:t>
+      </w:r>
+      <w:proofErr w:type="spellStart"/>
+      <w:r>
+        <w:rPr>
+          <w:rFonts w:ascii="Times New Roman" w:hAnsi="Times New Roman"/>
+          <w:color w:val="000000"/>
+          <w:sz w:val="24"/>
+          <w:szCs w:val="24"/>
+          <w:lang w:val="en-US"/>
+        </w:rPr>
+        <w:t>singkat</w:t>
+      </w:r>
+      <w:proofErr w:type="spellEnd"/>
+      <w:r>
+        <w:rPr>
+          <w:rFonts w:ascii="Times New Roman" w:hAnsi="Times New Roman"/>
+          <w:color w:val="000000"/>
+          <w:sz w:val="24"/>
+          <w:szCs w:val="24"/>
+          <w:lang w:val="en-US"/>
+        </w:rPr>
+        <w:t xml:space="preserve">. </w:t>
       </w:r>
       <w:r>
         <w:rPr>
@@ -22502,7 +24356,6 @@
           <w:szCs w:val="24"/>
           <w:lang w:val="en-US"/>
         </w:rPr>
-        <w:lastRenderedPageBreak/>
         <w:t>Rumusan</w:t>
       </w:r>
       <w:proofErr w:type="spellEnd"/>
@@ -24969,6 +26822,7 @@
           <w:szCs w:val="24"/>
           <w:lang w:val="en-US"/>
         </w:rPr>
+        <w:lastRenderedPageBreak/>
         <w:t>Manfaat</w:t>
       </w:r>
       <w:proofErr w:type="spellEnd"/>
@@ -28116,7 +29970,7 @@
 </file>
 
 <file path=customXml/itemProps1.xml><?xml version="1.0" encoding="utf-8"?>
-<ds:datastoreItem xmlns:ds="http://schemas.openxmlformats.org/officeDocument/2006/customXml" ds:itemID="{2B1C8529-B18F-4185-A77B-A8A43E41B9E2}">
+<ds:datastoreItem xmlns:ds="http://schemas.openxmlformats.org/officeDocument/2006/customXml" ds:itemID="{8E4E122E-048B-485B-B7A6-F9226D93ACAA}">
   <ds:schemaRefs>
     <ds:schemaRef ds:uri="http://schemas.openxmlformats.org/officeDocument/2006/bibliography"/>
   </ds:schemaRefs>

--- a/Files/Proposal.docx
+++ b/Files/Proposal.docx
@@ -1,6 +1,6 @@
 
 <file path=word/document.xml><?xml version="1.0" encoding="utf-8"?>
-<w:document xmlns:wpc="http://schemas.microsoft.com/office/word/2010/wordprocessingCanvas" xmlns:cx="http://schemas.microsoft.com/office/drawing/2014/chartex" xmlns:cx1="http://schemas.microsoft.com/office/drawing/2015/9/8/chartex" xmlns:cx2="http://schemas.microsoft.com/office/drawing/2015/10/21/chartex" xmlns:cx3="http://schemas.microsoft.com/office/drawing/2016/5/9/chartex" xmlns:cx4="http://schemas.microsoft.com/office/drawing/2016/5/10/chartex" xmlns:cx5="http://schemas.microsoft.com/office/drawing/2016/5/11/chartex" xmlns:cx6="http://schemas.microsoft.com/office/drawing/2016/5/12/chartex" xmlns:cx7="http://schemas.microsoft.com/office/drawing/2016/5/13/chartex" xmlns:cx8="http://schemas.microsoft.com/office/drawing/2016/5/14/chartex" xmlns:mc="http://schemas.openxmlformats.org/markup-compatibility/2006" xmlns:aink="http://schemas.microsoft.com/office/drawing/2016/ink" xmlns:am3d="http://schemas.microsoft.com/office/drawing/2017/model3d" xmlns:o="urn:schemas-microsoft-com:office:office" xmlns:r="http://schemas.openxmlformats.org/officeDocument/2006/relationships" xmlns:m="http://schemas.openxmlformats.org/officeDocument/2006/math" xmlns:v="urn:schemas-microsoft-com:vml" xmlns:wp14="http://schemas.microsoft.com/office/word/2010/wordprocessingDrawing" xmlns:wp="http://schemas.openxmlformats.org/drawingml/2006/wordprocessingDrawing" xmlns:w10="urn:schemas-microsoft-com:office:word" xmlns:w="http://schemas.openxmlformats.org/wordprocessingml/2006/main" xmlns:w14="http://schemas.microsoft.com/office/word/2010/wordml" xmlns:w15="http://schemas.microsoft.com/office/word/2012/wordml" xmlns:w16cid="http://schemas.microsoft.com/office/word/2016/wordml/cid" xmlns:w16se="http://schemas.microsoft.com/office/word/2015/wordml/symex" xmlns:wpg="http://schemas.microsoft.com/office/word/2010/wordprocessingGroup" xmlns:wpi="http://schemas.microsoft.com/office/word/2010/wordprocessingInk" xmlns:wne="http://schemas.microsoft.com/office/word/2006/wordml" xmlns:wps="http://schemas.microsoft.com/office/word/2010/wordprocessingShape" mc:Ignorable="w14 w15 w16se w16cid wp14">
+<w:document xmlns:wpc="http://schemas.microsoft.com/office/word/2010/wordprocessingCanvas" xmlns:cx="http://schemas.microsoft.com/office/drawing/2014/chartex" xmlns:cx1="http://schemas.microsoft.com/office/drawing/2015/9/8/chartex" xmlns:cx2="http://schemas.microsoft.com/office/drawing/2015/10/21/chartex" xmlns:cx3="http://schemas.microsoft.com/office/drawing/2016/5/9/chartex" xmlns:cx4="http://schemas.microsoft.com/office/drawing/2016/5/10/chartex" xmlns:cx5="http://schemas.microsoft.com/office/drawing/2016/5/11/chartex" xmlns:cx6="http://schemas.microsoft.com/office/drawing/2016/5/12/chartex" xmlns:cx7="http://schemas.microsoft.com/office/drawing/2016/5/13/chartex" xmlns:cx8="http://schemas.microsoft.com/office/drawing/2016/5/14/chartex" xmlns:mc="http://schemas.openxmlformats.org/markup-compatibility/2006" xmlns:aink="http://schemas.microsoft.com/office/drawing/2016/ink" xmlns:am3d="http://schemas.microsoft.com/office/drawing/2017/model3d" xmlns:o="urn:schemas-microsoft-com:office:office" xmlns:r="http://schemas.openxmlformats.org/officeDocument/2006/relationships" xmlns:m="http://schemas.openxmlformats.org/officeDocument/2006/math" xmlns:v="urn:schemas-microsoft-com:vml" xmlns:wp14="http://schemas.microsoft.com/office/word/2010/wordprocessingDrawing" xmlns:wp="http://schemas.openxmlformats.org/drawingml/2006/wordprocessingDrawing" xmlns:w10="urn:schemas-microsoft-com:office:word" xmlns:w="http://schemas.openxmlformats.org/wordprocessingml/2006/main" xmlns:w14="http://schemas.microsoft.com/office/word/2010/wordml" xmlns:w15="http://schemas.microsoft.com/office/word/2012/wordml" xmlns:w16cex="http://schemas.microsoft.com/office/word/2018/wordml/cex" xmlns:w16cid="http://schemas.microsoft.com/office/word/2016/wordml/cid" xmlns:w16="http://schemas.microsoft.com/office/word/2018/wordml" xmlns:w16se="http://schemas.microsoft.com/office/word/2015/wordml/symex" xmlns:wpg="http://schemas.microsoft.com/office/word/2010/wordprocessingGroup" xmlns:wpi="http://schemas.microsoft.com/office/word/2010/wordprocessingInk" xmlns:wne="http://schemas.microsoft.com/office/word/2006/wordml" xmlns:wps="http://schemas.microsoft.com/office/word/2010/wordprocessingShape" mc:Ignorable="w14 w15 w16se w16cid w16 w16cex wp14">
   <w:body>
     <w:p>
       <w:pPr>
@@ -35,7 +35,33 @@
           <w:szCs w:val="32"/>
           <w:lang w:val="en-US"/>
         </w:rPr>
-        <w:t>Smart Early Warning System untuk keamanan sepeda motor berbasis prosesor extensa LX6</w:t>
+        <w:t xml:space="preserve">Smart Early Warning System untuk keamanan sepeda motor berbasis prosesor </w:t>
+      </w:r>
+      <w:r>
+        <w:rPr>
+          <w:rFonts w:ascii="Times New Roman" w:hAnsi="Times New Roman"/>
+          <w:b/>
+          <w:bCs/>
+          <w:caps/>
+          <w:color w:val="000000"/>
+          <w:sz w:val="36"/>
+          <w:szCs w:val="32"/>
+          <w:lang w:val="en-US"/>
+        </w:rPr>
+        <w:t>Xtensa</w:t>
+      </w:r>
+      <w:r>
+        <w:rPr>
+          <w:rFonts w:ascii="Times New Roman" w:hAnsi="Times New Roman"/>
+          <w:b/>
+          <w:bCs/>
+          <w:caps/>
+          <w:color w:val="000000"/>
+          <w:sz w:val="36"/>
+          <w:szCs w:val="32"/>
+          <w:lang w:val="en-US"/>
+        </w:rPr>
+        <w:t xml:space="preserve"> LX6</w:t>
       </w:r>
     </w:p>
     <w:p>
@@ -200,7 +226,6 @@
           <w:lang w:val="en-US"/>
         </w:rPr>
       </w:pPr>
-      <w:proofErr w:type="gramStart"/>
       <w:r>
         <w:rPr>
           <w:rFonts w:ascii="Times New Roman" w:hAnsi="Times New Roman"/>
@@ -231,7 +256,6 @@
         </w:rPr>
         <w:t xml:space="preserve"> :</w:t>
       </w:r>
-      <w:proofErr w:type="gramEnd"/>
     </w:p>
     <w:p>
       <w:pPr>
@@ -616,7 +640,31 @@
           <w:szCs w:val="28"/>
           <w:lang w:val="en-US"/>
         </w:rPr>
-        <w:t>SMART EARLY WARNING SYSTEM UNTUK KEAMANAN SEPEDA MOTOR BERBASIS PROSESOR EXTENSA LX6</w:t>
+        <w:t xml:space="preserve">SMART EARLY WARNING SYSTEM UNTUK KEAMANAN SEPEDA MOTOR BERBASIS PROSESOR </w:t>
+      </w:r>
+      <w:r>
+        <w:rPr>
+          <w:rFonts w:ascii="Times New Roman" w:hAnsi="Times New Roman"/>
+          <w:b/>
+          <w:bCs/>
+          <w:color w:val="000000"/>
+          <w:sz w:val="28"/>
+          <w:szCs w:val="28"/>
+          <w:lang w:val="en-US"/>
+        </w:rPr>
+        <w:t>XTENSA</w:t>
+      </w:r>
+      <w:r>
+        <w:rPr>
+          <w:rFonts w:ascii="Times New Roman" w:hAnsi="Times New Roman"/>
+          <w:b/>
+          <w:bCs/>
+          <w:color w:val="000000"/>
+          <w:sz w:val="28"/>
+          <w:szCs w:val="28"/>
+          <w:lang w:val="en-US"/>
+        </w:rPr>
+        <w:t xml:space="preserve"> LX6</w:t>
       </w:r>
     </w:p>
     <w:p>
@@ -1126,6 +1174,7 @@
         </w:rPr>
         <w:tab/>
       </w:r>
+      <w:proofErr w:type="spellStart"/>
       <w:r>
         <w:rPr>
           <w:rFonts w:ascii="Times New Roman" w:hAnsi="Times New Roman"/>
@@ -1135,7 +1184,19 @@
           <w:szCs w:val="28"/>
           <w:lang w:val="en-US"/>
         </w:rPr>
-        <w:tab/>
+        <w:t>Juni</w:t>
+      </w:r>
+      <w:proofErr w:type="spellEnd"/>
+      <w:r>
+        <w:rPr>
+          <w:rFonts w:ascii="Times New Roman" w:hAnsi="Times New Roman"/>
+          <w:bCs/>
+          <w:color w:val="000000"/>
+          <w:sz w:val="24"/>
+          <w:szCs w:val="28"/>
+          <w:lang w:val="en-US"/>
+        </w:rPr>
+        <w:t xml:space="preserve"> </w:t>
       </w:r>
       <w:r>
         <w:rPr>
@@ -1541,7 +1602,6 @@
               <w:t xml:space="preserve">, </w:t>
             </w:r>
             <w:proofErr w:type="spellStart"/>
-            <w:proofErr w:type="gramStart"/>
             <w:r>
               <w:rPr>
                 <w:rFonts w:ascii="Times New Roman" w:hAnsi="Times New Roman"/>
@@ -1556,7 +1616,6 @@
               <w:t>S.Kom</w:t>
             </w:r>
             <w:proofErr w:type="spellEnd"/>
-            <w:proofErr w:type="gramEnd"/>
             <w:r>
               <w:rPr>
                 <w:rFonts w:ascii="Times New Roman" w:hAnsi="Times New Roman"/>
@@ -1921,7 +1980,31 @@
           <w:szCs w:val="28"/>
           <w:lang w:val="en-US"/>
         </w:rPr>
-        <w:t>SMART EARLY WARNING SYSTEM UNTUK KEAMANAN SEPEDA MOTOR BERBASIS PROSESOR EXTENSA LX6</w:t>
+        <w:t xml:space="preserve">SMART EARLY WARNING SYSTEM UNTUK KEAMANAN SEPEDA MOTOR BERBASIS PROSESOR </w:t>
+      </w:r>
+      <w:r>
+        <w:rPr>
+          <w:rFonts w:ascii="Times New Roman" w:hAnsi="Times New Roman"/>
+          <w:b/>
+          <w:bCs/>
+          <w:color w:val="000000"/>
+          <w:sz w:val="28"/>
+          <w:szCs w:val="28"/>
+          <w:lang w:val="en-US"/>
+        </w:rPr>
+        <w:t>XTENSA</w:t>
+      </w:r>
+      <w:r>
+        <w:rPr>
+          <w:rFonts w:ascii="Times New Roman" w:hAnsi="Times New Roman"/>
+          <w:b/>
+          <w:bCs/>
+          <w:color w:val="000000"/>
+          <w:sz w:val="28"/>
+          <w:szCs w:val="28"/>
+          <w:lang w:val="en-US"/>
+        </w:rPr>
+        <w:t xml:space="preserve"> LX6</w:t>
       </w:r>
     </w:p>
     <w:p>
@@ -2977,7 +3060,6 @@
         <w:t xml:space="preserve">, </w:t>
       </w:r>
       <w:proofErr w:type="spellStart"/>
-      <w:proofErr w:type="gramStart"/>
       <w:r>
         <w:rPr>
           <w:rFonts w:ascii="Times New Roman" w:hAnsi="Times New Roman"/>
@@ -2991,7 +3073,6 @@
         <w:t>S.Kom</w:t>
       </w:r>
       <w:proofErr w:type="spellEnd"/>
-      <w:proofErr w:type="gramEnd"/>
       <w:r>
         <w:rPr>
           <w:rFonts w:ascii="Times New Roman" w:hAnsi="Times New Roman"/>
@@ -3094,33 +3175,7 @@
           <w:szCs w:val="24"/>
           <w:lang w:val="en-US"/>
         </w:rPr>
-        <w:t xml:space="preserve">DEWAN </w:t>
-      </w:r>
-      <w:proofErr w:type="gramStart"/>
-      <w:r>
-        <w:rPr>
-          <w:rFonts w:ascii="Times New Roman" w:hAnsi="Times New Roman"/>
-          <w:b/>
-          <w:bCs/>
-          <w:color w:val="000000"/>
-          <w:sz w:val="28"/>
-          <w:szCs w:val="24"/>
-          <w:lang w:val="en-US"/>
-        </w:rPr>
-        <w:t>PENGUJI :</w:t>
-      </w:r>
-      <w:proofErr w:type="gramEnd"/>
-      <w:r>
-        <w:rPr>
-          <w:rFonts w:ascii="Times New Roman" w:hAnsi="Times New Roman"/>
-          <w:b/>
-          <w:bCs/>
-          <w:color w:val="000000"/>
-          <w:sz w:val="28"/>
-          <w:szCs w:val="24"/>
-          <w:lang w:val="en-US"/>
-        </w:rPr>
-        <w:t xml:space="preserve"> </w:t>
+        <w:t xml:space="preserve">DEWAN PENGUJI : </w:t>
       </w:r>
     </w:p>
     <w:p>
@@ -4677,6 +4732,140 @@
           <w:szCs w:val="24"/>
           <w:lang w:val="en-US"/>
         </w:rPr>
+        <w:t>Studi</w:t>
+      </w:r>
+      <w:proofErr w:type="spellEnd"/>
+      <w:r>
+        <w:rPr>
+          <w:rFonts w:ascii="Times New Roman" w:hAnsi="Times New Roman"/>
+          <w:color w:val="000000"/>
+          <w:sz w:val="24"/>
+          <w:szCs w:val="24"/>
+          <w:lang w:val="en-US"/>
+        </w:rPr>
+        <w:t xml:space="preserve"> </w:t>
+      </w:r>
+      <w:proofErr w:type="spellStart"/>
+      <w:r>
+        <w:rPr>
+          <w:rFonts w:ascii="Times New Roman" w:hAnsi="Times New Roman"/>
+          <w:color w:val="000000"/>
+          <w:sz w:val="24"/>
+          <w:szCs w:val="24"/>
+          <w:lang w:val="en-US"/>
+        </w:rPr>
+        <w:t>Literatur</w:t>
+      </w:r>
+      <w:proofErr w:type="spellEnd"/>
+    </w:p>
+    <w:p>
+      <w:pPr>
+        <w:pStyle w:val="ListParagraph"/>
+        <w:widowControl w:val="0"/>
+        <w:numPr>
+          <w:ilvl w:val="1"/>
+          <w:numId w:val="4"/>
+        </w:numPr>
+        <w:tabs>
+          <w:tab w:val="left" w:leader="dot" w:pos="8222"/>
+          <w:tab w:val="right" w:pos="8788"/>
+        </w:tabs>
+        <w:autoSpaceDE w:val="0"/>
+        <w:autoSpaceDN w:val="0"/>
+        <w:adjustRightInd w:val="0"/>
+        <w:spacing w:after="0" w:line="360" w:lineRule="auto"/>
+        <w:ind w:left="1560" w:hanging="567"/>
+        <w:rPr>
+          <w:rFonts w:ascii="Times New Roman" w:hAnsi="Times New Roman"/>
+          <w:color w:val="000000"/>
+          <w:sz w:val="24"/>
+          <w:szCs w:val="24"/>
+          <w:lang w:val="en-US"/>
+        </w:rPr>
+      </w:pPr>
+      <w:proofErr w:type="spellStart"/>
+      <w:r>
+        <w:rPr>
+          <w:rFonts w:ascii="Times New Roman" w:hAnsi="Times New Roman"/>
+          <w:color w:val="000000"/>
+          <w:sz w:val="24"/>
+          <w:szCs w:val="24"/>
+          <w:lang w:val="en-US"/>
+        </w:rPr>
+        <w:t>Mikrokontroler</w:t>
+      </w:r>
+      <w:proofErr w:type="spellEnd"/>
+    </w:p>
+    <w:p>
+      <w:pPr>
+        <w:pStyle w:val="ListParagraph"/>
+        <w:widowControl w:val="0"/>
+        <w:numPr>
+          <w:ilvl w:val="2"/>
+          <w:numId w:val="4"/>
+        </w:numPr>
+        <w:tabs>
+          <w:tab w:val="left" w:leader="dot" w:pos="8222"/>
+          <w:tab w:val="right" w:pos="8788"/>
+        </w:tabs>
+        <w:autoSpaceDE w:val="0"/>
+        <w:autoSpaceDN w:val="0"/>
+        <w:adjustRightInd w:val="0"/>
+        <w:spacing w:after="0" w:line="360" w:lineRule="auto"/>
+        <w:ind w:left="2127" w:hanging="567"/>
+        <w:rPr>
+          <w:rFonts w:ascii="Times New Roman" w:hAnsi="Times New Roman"/>
+          <w:color w:val="000000"/>
+          <w:sz w:val="24"/>
+          <w:szCs w:val="24"/>
+          <w:lang w:val="en-US"/>
+        </w:rPr>
+      </w:pPr>
+      <w:r>
+        <w:rPr>
+          <w:rFonts w:ascii="Times New Roman" w:hAnsi="Times New Roman"/>
+          <w:color w:val="000000"/>
+          <w:sz w:val="24"/>
+          <w:szCs w:val="24"/>
+          <w:lang w:val="en-US"/>
+        </w:rPr>
+        <w:t>ESP32</w:t>
+      </w:r>
+    </w:p>
+    <w:p>
+      <w:pPr>
+        <w:pStyle w:val="ListParagraph"/>
+        <w:widowControl w:val="0"/>
+        <w:numPr>
+          <w:ilvl w:val="2"/>
+          <w:numId w:val="4"/>
+        </w:numPr>
+        <w:tabs>
+          <w:tab w:val="left" w:leader="dot" w:pos="8222"/>
+          <w:tab w:val="right" w:pos="8788"/>
+        </w:tabs>
+        <w:autoSpaceDE w:val="0"/>
+        <w:autoSpaceDN w:val="0"/>
+        <w:adjustRightInd w:val="0"/>
+        <w:spacing w:after="0" w:line="360" w:lineRule="auto"/>
+        <w:ind w:left="2127" w:hanging="567"/>
+        <w:rPr>
+          <w:rFonts w:ascii="Times New Roman" w:hAnsi="Times New Roman"/>
+          <w:color w:val="000000"/>
+          <w:sz w:val="24"/>
+          <w:szCs w:val="24"/>
+          <w:lang w:val="en-US"/>
+        </w:rPr>
+      </w:pPr>
+      <w:proofErr w:type="spellStart"/>
+      <w:r>
+        <w:rPr>
+          <w:rFonts w:ascii="Times New Roman" w:hAnsi="Times New Roman"/>
+          <w:color w:val="000000"/>
+          <w:sz w:val="24"/>
+          <w:szCs w:val="24"/>
+          <w:lang w:val="en-US"/>
+        </w:rPr>
         <w:t>Penelitian</w:t>
       </w:r>
       <w:proofErr w:type="spellEnd"/>
@@ -5314,6 +5503,7 @@
           <w:szCs w:val="24"/>
           <w:lang w:val="en-US"/>
         </w:rPr>
+        <w:lastRenderedPageBreak/>
         <w:t>DAFTAR PUSTAKA</w:t>
       </w:r>
     </w:p>
@@ -23342,6 +23532,38 @@
         </w:rPr>
         <w:t xml:space="preserve"> </w:t>
       </w:r>
+      <w:r>
+        <w:rPr>
+          <w:rFonts w:ascii="Times New Roman" w:hAnsi="Times New Roman"/>
+          <w:color w:val="000000"/>
+          <w:sz w:val="24"/>
+          <w:szCs w:val="24"/>
+          <w:lang w:val="en-US"/>
+        </w:rPr>
+        <w:t xml:space="preserve">pada </w:t>
+      </w:r>
+      <w:proofErr w:type="spellStart"/>
+      <w:r>
+        <w:rPr>
+          <w:rFonts w:ascii="Times New Roman" w:hAnsi="Times New Roman"/>
+          <w:color w:val="000000"/>
+          <w:sz w:val="24"/>
+          <w:szCs w:val="24"/>
+          <w:lang w:val="en-US"/>
+        </w:rPr>
+        <w:t>sepeda</w:t>
+      </w:r>
+      <w:proofErr w:type="spellEnd"/>
+      <w:r>
+        <w:rPr>
+          <w:rFonts w:ascii="Times New Roman" w:hAnsi="Times New Roman"/>
+          <w:color w:val="000000"/>
+          <w:sz w:val="24"/>
+          <w:szCs w:val="24"/>
+          <w:lang w:val="en-US"/>
+        </w:rPr>
+        <w:t xml:space="preserve"> motor </w:t>
+      </w:r>
       <w:proofErr w:type="spellStart"/>
       <w:r>
         <w:rPr>
@@ -23384,7 +23606,39 @@
           <w:szCs w:val="24"/>
           <w:lang w:val="en-US"/>
         </w:rPr>
-        <w:t xml:space="preserve"> Extensa LX6</w:t>
+        <w:t xml:space="preserve"> </w:t>
+      </w:r>
+      <w:proofErr w:type="spellStart"/>
+      <w:r>
+        <w:rPr>
+          <w:rFonts w:ascii="Times New Roman" w:hAnsi="Times New Roman"/>
+          <w:color w:val="000000"/>
+          <w:sz w:val="24"/>
+          <w:szCs w:val="24"/>
+          <w:lang w:val="en-US"/>
+        </w:rPr>
+        <w:t>Xtensa</w:t>
+      </w:r>
+      <w:proofErr w:type="spellEnd"/>
+      <w:r>
+        <w:rPr>
+          <w:rFonts w:ascii="Times New Roman" w:hAnsi="Times New Roman"/>
+          <w:color w:val="000000"/>
+          <w:sz w:val="24"/>
+          <w:szCs w:val="24"/>
+          <w:lang w:val="en-US"/>
+        </w:rPr>
+        <w:t xml:space="preserve"> LX6</w:t>
+      </w:r>
+      <w:r>
+        <w:rPr>
+          <w:rFonts w:ascii="Times New Roman" w:hAnsi="Times New Roman"/>
+          <w:color w:val="000000"/>
+          <w:sz w:val="24"/>
+          <w:szCs w:val="24"/>
+          <w:lang w:val="en-US"/>
+        </w:rPr>
+        <w:t>?</w:t>
       </w:r>
     </w:p>
     <w:p>
@@ -23466,265 +23720,62 @@
           <w:szCs w:val="24"/>
           <w:lang w:val="en-US"/>
         </w:rPr>
-        <w:t>merancang</w:t>
-      </w:r>
-      <w:proofErr w:type="spellEnd"/>
-      <w:r>
-        <w:rPr>
-          <w:rFonts w:ascii="Times New Roman" w:hAnsi="Times New Roman"/>
-          <w:color w:val="000000"/>
-          <w:sz w:val="24"/>
-          <w:szCs w:val="24"/>
-          <w:lang w:val="en-US"/>
-        </w:rPr>
-        <w:t xml:space="preserve"> </w:t>
-      </w:r>
-      <w:proofErr w:type="spellStart"/>
-      <w:r>
-        <w:rPr>
-          <w:rFonts w:ascii="Times New Roman" w:hAnsi="Times New Roman"/>
-          <w:color w:val="000000"/>
-          <w:sz w:val="24"/>
-          <w:szCs w:val="24"/>
-          <w:lang w:val="en-US"/>
-        </w:rPr>
-        <w:t>sistem</w:t>
-      </w:r>
-      <w:proofErr w:type="spellEnd"/>
-      <w:r>
-        <w:rPr>
-          <w:rFonts w:ascii="Times New Roman" w:hAnsi="Times New Roman"/>
-          <w:color w:val="000000"/>
-          <w:sz w:val="24"/>
-          <w:szCs w:val="24"/>
-          <w:lang w:val="en-US"/>
-        </w:rPr>
-        <w:t xml:space="preserve"> yang </w:t>
-      </w:r>
-      <w:proofErr w:type="spellStart"/>
-      <w:r>
-        <w:rPr>
-          <w:rFonts w:ascii="Times New Roman" w:hAnsi="Times New Roman"/>
-          <w:color w:val="000000"/>
-          <w:sz w:val="24"/>
-          <w:szCs w:val="24"/>
-          <w:lang w:val="en-US"/>
-        </w:rPr>
-        <w:t>terhubung</w:t>
-      </w:r>
-      <w:proofErr w:type="spellEnd"/>
-      <w:r>
-        <w:rPr>
-          <w:rFonts w:ascii="Times New Roman" w:hAnsi="Times New Roman"/>
-          <w:color w:val="000000"/>
-          <w:sz w:val="24"/>
-          <w:szCs w:val="24"/>
-          <w:lang w:val="en-US"/>
-        </w:rPr>
-        <w:t xml:space="preserve"> </w:t>
-      </w:r>
-      <w:proofErr w:type="spellStart"/>
-      <w:r>
-        <w:rPr>
-          <w:rFonts w:ascii="Times New Roman" w:hAnsi="Times New Roman"/>
-          <w:color w:val="000000"/>
-          <w:sz w:val="24"/>
-          <w:szCs w:val="24"/>
-          <w:lang w:val="en-US"/>
-        </w:rPr>
-        <w:t>dengan</w:t>
-      </w:r>
-      <w:proofErr w:type="spellEnd"/>
-      <w:r>
-        <w:rPr>
-          <w:rFonts w:ascii="Times New Roman" w:hAnsi="Times New Roman"/>
-          <w:color w:val="000000"/>
-          <w:sz w:val="24"/>
-          <w:szCs w:val="24"/>
-          <w:lang w:val="en-US"/>
-        </w:rPr>
-        <w:t xml:space="preserve"> internet?</w:t>
-      </w:r>
-    </w:p>
-    <w:p>
-      <w:pPr>
-        <w:pStyle w:val="ListParagraph"/>
-        <w:widowControl w:val="0"/>
-        <w:numPr>
-          <w:ilvl w:val="0"/>
-          <w:numId w:val="6"/>
-        </w:numPr>
-        <w:tabs>
-          <w:tab w:val="left" w:leader="dot" w:pos="8222"/>
-          <w:tab w:val="right" w:pos="8788"/>
-        </w:tabs>
-        <w:autoSpaceDE w:val="0"/>
-        <w:autoSpaceDN w:val="0"/>
-        <w:adjustRightInd w:val="0"/>
-        <w:spacing w:after="0" w:line="360" w:lineRule="auto"/>
-        <w:ind w:left="851" w:hanging="284"/>
-        <w:jc w:val="both"/>
-        <w:rPr>
-          <w:rFonts w:ascii="Times New Roman" w:hAnsi="Times New Roman"/>
-          <w:color w:val="000000"/>
-          <w:sz w:val="24"/>
-          <w:szCs w:val="24"/>
-          <w:lang w:val="en-US"/>
-        </w:rPr>
-      </w:pPr>
-      <w:proofErr w:type="spellStart"/>
-      <w:r>
-        <w:rPr>
-          <w:rFonts w:ascii="Times New Roman" w:hAnsi="Times New Roman"/>
-          <w:color w:val="000000"/>
-          <w:sz w:val="24"/>
-          <w:szCs w:val="24"/>
-          <w:lang w:val="en-US"/>
-        </w:rPr>
-        <w:t>Bagaimana</w:t>
-      </w:r>
-      <w:proofErr w:type="spellEnd"/>
-      <w:r>
-        <w:rPr>
-          <w:rFonts w:ascii="Times New Roman" w:hAnsi="Times New Roman"/>
-          <w:color w:val="000000"/>
-          <w:sz w:val="24"/>
-          <w:szCs w:val="24"/>
-          <w:lang w:val="en-US"/>
-        </w:rPr>
-        <w:t xml:space="preserve"> </w:t>
-      </w:r>
-      <w:proofErr w:type="spellStart"/>
-      <w:r>
-        <w:rPr>
-          <w:rFonts w:ascii="Times New Roman" w:hAnsi="Times New Roman"/>
-          <w:color w:val="000000"/>
-          <w:sz w:val="24"/>
-          <w:szCs w:val="24"/>
-          <w:lang w:val="en-US"/>
-        </w:rPr>
-        <w:t>cara</w:t>
-      </w:r>
-      <w:proofErr w:type="spellEnd"/>
-      <w:r>
-        <w:rPr>
-          <w:rFonts w:ascii="Times New Roman" w:hAnsi="Times New Roman"/>
-          <w:color w:val="000000"/>
-          <w:sz w:val="24"/>
-          <w:szCs w:val="24"/>
-          <w:lang w:val="en-US"/>
-        </w:rPr>
-        <w:t xml:space="preserve"> </w:t>
-      </w:r>
-      <w:proofErr w:type="spellStart"/>
-      <w:r>
-        <w:rPr>
-          <w:rFonts w:ascii="Times New Roman" w:hAnsi="Times New Roman"/>
-          <w:color w:val="000000"/>
-          <w:sz w:val="24"/>
-          <w:szCs w:val="24"/>
-          <w:lang w:val="en-US"/>
-        </w:rPr>
-        <w:t>merancang</w:t>
-      </w:r>
-      <w:proofErr w:type="spellEnd"/>
-      <w:r>
-        <w:rPr>
-          <w:rFonts w:ascii="Times New Roman" w:hAnsi="Times New Roman"/>
-          <w:color w:val="000000"/>
-          <w:sz w:val="24"/>
-          <w:szCs w:val="24"/>
-          <w:lang w:val="en-US"/>
-        </w:rPr>
-        <w:t xml:space="preserve"> </w:t>
-      </w:r>
-      <w:proofErr w:type="spellStart"/>
-      <w:r>
-        <w:rPr>
-          <w:rFonts w:ascii="Times New Roman" w:hAnsi="Times New Roman"/>
-          <w:color w:val="000000"/>
-          <w:sz w:val="24"/>
-          <w:szCs w:val="24"/>
-          <w:lang w:val="en-US"/>
-        </w:rPr>
-        <w:t>sistem</w:t>
-      </w:r>
-      <w:proofErr w:type="spellEnd"/>
-      <w:r>
-        <w:rPr>
-          <w:rFonts w:ascii="Times New Roman" w:hAnsi="Times New Roman"/>
-          <w:color w:val="000000"/>
-          <w:sz w:val="24"/>
-          <w:szCs w:val="24"/>
-          <w:lang w:val="en-US"/>
-        </w:rPr>
-        <w:t xml:space="preserve"> yang </w:t>
-      </w:r>
-      <w:proofErr w:type="spellStart"/>
-      <w:r>
-        <w:rPr>
-          <w:rFonts w:ascii="Times New Roman" w:hAnsi="Times New Roman"/>
-          <w:color w:val="000000"/>
-          <w:sz w:val="24"/>
-          <w:szCs w:val="24"/>
-          <w:lang w:val="en-US"/>
-        </w:rPr>
-        <w:t>terintegrasi</w:t>
-      </w:r>
-      <w:proofErr w:type="spellEnd"/>
-      <w:r>
-        <w:rPr>
-          <w:rFonts w:ascii="Times New Roman" w:hAnsi="Times New Roman"/>
-          <w:color w:val="000000"/>
-          <w:sz w:val="24"/>
-          <w:szCs w:val="24"/>
-          <w:lang w:val="en-US"/>
-        </w:rPr>
-        <w:t xml:space="preserve"> </w:t>
-      </w:r>
-      <w:proofErr w:type="spellStart"/>
-      <w:r>
-        <w:rPr>
-          <w:rFonts w:ascii="Times New Roman" w:hAnsi="Times New Roman"/>
-          <w:color w:val="000000"/>
-          <w:sz w:val="24"/>
-          <w:szCs w:val="24"/>
-          <w:lang w:val="en-US"/>
-        </w:rPr>
-        <w:t>dengan</w:t>
-      </w:r>
-      <w:proofErr w:type="spellEnd"/>
-      <w:r>
-        <w:rPr>
-          <w:rFonts w:ascii="Times New Roman" w:hAnsi="Times New Roman"/>
-          <w:color w:val="000000"/>
-          <w:sz w:val="24"/>
-          <w:szCs w:val="24"/>
-          <w:lang w:val="en-US"/>
-        </w:rPr>
-        <w:t xml:space="preserve"> </w:t>
-      </w:r>
-      <w:proofErr w:type="spellStart"/>
-      <w:r>
-        <w:rPr>
-          <w:rFonts w:ascii="Times New Roman" w:hAnsi="Times New Roman"/>
-          <w:color w:val="000000"/>
-          <w:sz w:val="24"/>
-          <w:szCs w:val="24"/>
-          <w:lang w:val="en-US"/>
-        </w:rPr>
-        <w:t>Aplikasi</w:t>
-      </w:r>
-      <w:proofErr w:type="spellEnd"/>
-      <w:r>
-        <w:rPr>
-          <w:rFonts w:ascii="Times New Roman" w:hAnsi="Times New Roman"/>
-          <w:color w:val="000000"/>
-          <w:sz w:val="24"/>
-          <w:szCs w:val="24"/>
-          <w:lang w:val="en-US"/>
-        </w:rPr>
-        <w:t xml:space="preserve"> Android dan Website?</w:t>
+        <w:t>meningkatkan</w:t>
+      </w:r>
+      <w:proofErr w:type="spellEnd"/>
+      <w:r>
+        <w:rPr>
+          <w:rFonts w:ascii="Times New Roman" w:hAnsi="Times New Roman"/>
+          <w:color w:val="000000"/>
+          <w:sz w:val="24"/>
+          <w:szCs w:val="24"/>
+          <w:lang w:val="en-US"/>
+        </w:rPr>
+        <w:t xml:space="preserve"> </w:t>
+      </w:r>
+      <w:proofErr w:type="spellStart"/>
+      <w:r>
+        <w:rPr>
+          <w:rFonts w:ascii="Times New Roman" w:hAnsi="Times New Roman"/>
+          <w:color w:val="000000"/>
+          <w:sz w:val="24"/>
+          <w:szCs w:val="24"/>
+          <w:lang w:val="en-US"/>
+        </w:rPr>
+        <w:t>keamanan</w:t>
+      </w:r>
+      <w:proofErr w:type="spellEnd"/>
+      <w:r>
+        <w:rPr>
+          <w:rFonts w:ascii="Times New Roman" w:hAnsi="Times New Roman"/>
+          <w:color w:val="000000"/>
+          <w:sz w:val="24"/>
+          <w:szCs w:val="24"/>
+          <w:lang w:val="en-US"/>
+        </w:rPr>
+        <w:t xml:space="preserve"> pada </w:t>
+      </w:r>
+      <w:proofErr w:type="spellStart"/>
+      <w:r>
+        <w:rPr>
+          <w:rFonts w:ascii="Times New Roman" w:hAnsi="Times New Roman"/>
+          <w:color w:val="000000"/>
+          <w:sz w:val="24"/>
+          <w:szCs w:val="24"/>
+          <w:lang w:val="en-US"/>
+        </w:rPr>
+        <w:t>sepeda</w:t>
+      </w:r>
+      <w:proofErr w:type="spellEnd"/>
+      <w:r>
+        <w:rPr>
+          <w:rFonts w:ascii="Times New Roman" w:hAnsi="Times New Roman"/>
+          <w:color w:val="000000"/>
+          <w:sz w:val="24"/>
+          <w:szCs w:val="24"/>
+          <w:lang w:val="en-US"/>
+        </w:rPr>
+        <w:t xml:space="preserve"> motor?</w:t>
       </w:r>
     </w:p>
     <w:p>
@@ -23807,54 +23858,106 @@
           <w:szCs w:val="24"/>
           <w:lang w:val="en-US"/>
         </w:rPr>
-        <w:t>mengembangkan</w:t>
-      </w:r>
-      <w:proofErr w:type="spellEnd"/>
-      <w:r>
-        <w:rPr>
-          <w:rFonts w:ascii="Times New Roman" w:hAnsi="Times New Roman"/>
-          <w:color w:val="000000"/>
-          <w:sz w:val="24"/>
-          <w:szCs w:val="24"/>
-          <w:lang w:val="en-US"/>
-        </w:rPr>
-        <w:t xml:space="preserve"> </w:t>
-      </w:r>
-      <w:proofErr w:type="spellStart"/>
-      <w:r>
-        <w:rPr>
-          <w:rFonts w:ascii="Times New Roman" w:hAnsi="Times New Roman"/>
-          <w:i/>
-          <w:iCs/>
-          <w:color w:val="000000"/>
-          <w:sz w:val="24"/>
-          <w:szCs w:val="24"/>
-          <w:lang w:val="en-US"/>
-        </w:rPr>
-        <w:t>realtime</w:t>
-      </w:r>
-      <w:proofErr w:type="spellEnd"/>
-      <w:r>
-        <w:rPr>
-          <w:rFonts w:ascii="Times New Roman" w:hAnsi="Times New Roman"/>
-          <w:i/>
-          <w:iCs/>
-          <w:color w:val="000000"/>
-          <w:sz w:val="24"/>
-          <w:szCs w:val="24"/>
-          <w:lang w:val="en-US"/>
-        </w:rPr>
-        <w:t xml:space="preserve"> tracking system</w:t>
-      </w:r>
-      <w:r>
-        <w:rPr>
-          <w:rFonts w:ascii="Times New Roman" w:hAnsi="Times New Roman"/>
-          <w:color w:val="000000"/>
-          <w:sz w:val="24"/>
-          <w:szCs w:val="24"/>
-          <w:lang w:val="en-US"/>
-        </w:rPr>
-        <w:t>?</w:t>
+        <w:t>mengurangi</w:t>
+      </w:r>
+      <w:proofErr w:type="spellEnd"/>
+      <w:r>
+        <w:rPr>
+          <w:rFonts w:ascii="Times New Roman" w:hAnsi="Times New Roman"/>
+          <w:color w:val="000000"/>
+          <w:sz w:val="24"/>
+          <w:szCs w:val="24"/>
+          <w:lang w:val="en-US"/>
+        </w:rPr>
+        <w:t xml:space="preserve"> </w:t>
+      </w:r>
+      <w:proofErr w:type="spellStart"/>
+      <w:r>
+        <w:rPr>
+          <w:rFonts w:ascii="Times New Roman" w:hAnsi="Times New Roman"/>
+          <w:color w:val="000000"/>
+          <w:sz w:val="24"/>
+          <w:szCs w:val="24"/>
+          <w:lang w:val="en-US"/>
+        </w:rPr>
+        <w:t>tindak</w:t>
+      </w:r>
+      <w:proofErr w:type="spellEnd"/>
+      <w:r>
+        <w:rPr>
+          <w:rFonts w:ascii="Times New Roman" w:hAnsi="Times New Roman"/>
+          <w:color w:val="000000"/>
+          <w:sz w:val="24"/>
+          <w:szCs w:val="24"/>
+          <w:lang w:val="en-US"/>
+        </w:rPr>
+        <w:t xml:space="preserve"> </w:t>
+      </w:r>
+      <w:proofErr w:type="spellStart"/>
+      <w:r>
+        <w:rPr>
+          <w:rFonts w:ascii="Times New Roman" w:hAnsi="Times New Roman"/>
+          <w:color w:val="000000"/>
+          <w:sz w:val="24"/>
+          <w:szCs w:val="24"/>
+          <w:lang w:val="en-US"/>
+        </w:rPr>
+        <w:t>kejahatan</w:t>
+      </w:r>
+      <w:proofErr w:type="spellEnd"/>
+      <w:r>
+        <w:rPr>
+          <w:rFonts w:ascii="Times New Roman" w:hAnsi="Times New Roman"/>
+          <w:color w:val="000000"/>
+          <w:sz w:val="24"/>
+          <w:szCs w:val="24"/>
+          <w:lang w:val="en-US"/>
+        </w:rPr>
+        <w:t xml:space="preserve"> </w:t>
+      </w:r>
+      <w:proofErr w:type="spellStart"/>
+      <w:r>
+        <w:rPr>
+          <w:rFonts w:ascii="Times New Roman" w:hAnsi="Times New Roman"/>
+          <w:color w:val="000000"/>
+          <w:sz w:val="24"/>
+          <w:szCs w:val="24"/>
+          <w:lang w:val="en-US"/>
+        </w:rPr>
+        <w:t>pencurian</w:t>
+      </w:r>
+      <w:proofErr w:type="spellEnd"/>
+      <w:r>
+        <w:rPr>
+          <w:rFonts w:ascii="Times New Roman" w:hAnsi="Times New Roman"/>
+          <w:color w:val="000000"/>
+          <w:sz w:val="24"/>
+          <w:szCs w:val="24"/>
+          <w:lang w:val="en-US"/>
+        </w:rPr>
+        <w:t xml:space="preserve"> </w:t>
+      </w:r>
+      <w:proofErr w:type="spellStart"/>
+      <w:r>
+        <w:rPr>
+          <w:rFonts w:ascii="Times New Roman" w:hAnsi="Times New Roman"/>
+          <w:color w:val="000000"/>
+          <w:sz w:val="24"/>
+          <w:szCs w:val="24"/>
+          <w:lang w:val="en-US"/>
+        </w:rPr>
+        <w:t>sepeda</w:t>
+      </w:r>
+      <w:proofErr w:type="spellEnd"/>
+      <w:r>
+        <w:rPr>
+          <w:rFonts w:ascii="Times New Roman" w:hAnsi="Times New Roman"/>
+          <w:color w:val="000000"/>
+          <w:sz w:val="24"/>
+          <w:szCs w:val="24"/>
+          <w:lang w:val="en-US"/>
+        </w:rPr>
+        <w:t xml:space="preserve"> motor?</w:t>
       </w:r>
     </w:p>
     <w:p>
@@ -24138,97 +24241,313 @@
           <w:szCs w:val="24"/>
           <w:lang w:val="en-US"/>
         </w:rPr>
-        <w:t>Meminimalisir</w:t>
-      </w:r>
-      <w:proofErr w:type="spellEnd"/>
-      <w:r>
-        <w:rPr>
-          <w:rFonts w:ascii="Times New Roman" w:hAnsi="Times New Roman"/>
-          <w:color w:val="000000"/>
-          <w:sz w:val="24"/>
-          <w:szCs w:val="24"/>
-          <w:lang w:val="en-US"/>
-        </w:rPr>
-        <w:t xml:space="preserve"> </w:t>
-      </w:r>
-      <w:proofErr w:type="spellStart"/>
-      <w:r>
-        <w:rPr>
-          <w:rFonts w:ascii="Times New Roman" w:hAnsi="Times New Roman"/>
-          <w:color w:val="000000"/>
-          <w:sz w:val="24"/>
-          <w:szCs w:val="24"/>
-          <w:lang w:val="en-US"/>
-        </w:rPr>
-        <w:t>kelalaian</w:t>
-      </w:r>
-      <w:proofErr w:type="spellEnd"/>
-      <w:r>
-        <w:rPr>
-          <w:rFonts w:ascii="Times New Roman" w:hAnsi="Times New Roman"/>
-          <w:color w:val="000000"/>
-          <w:sz w:val="24"/>
-          <w:szCs w:val="24"/>
-          <w:lang w:val="en-US"/>
-        </w:rPr>
-        <w:t xml:space="preserve"> yang </w:t>
-      </w:r>
-      <w:proofErr w:type="spellStart"/>
-      <w:r>
-        <w:rPr>
-          <w:rFonts w:ascii="Times New Roman" w:hAnsi="Times New Roman"/>
-          <w:color w:val="000000"/>
-          <w:sz w:val="24"/>
-          <w:szCs w:val="24"/>
-          <w:lang w:val="en-US"/>
-        </w:rPr>
-        <w:t>disebabkan</w:t>
-      </w:r>
-      <w:proofErr w:type="spellEnd"/>
-      <w:r>
-        <w:rPr>
-          <w:rFonts w:ascii="Times New Roman" w:hAnsi="Times New Roman"/>
-          <w:color w:val="000000"/>
-          <w:sz w:val="24"/>
-          <w:szCs w:val="24"/>
-          <w:lang w:val="en-US"/>
-        </w:rPr>
-        <w:t xml:space="preserve"> oleh </w:t>
-      </w:r>
-      <w:proofErr w:type="spellStart"/>
-      <w:r>
-        <w:rPr>
-          <w:rFonts w:ascii="Times New Roman" w:hAnsi="Times New Roman"/>
-          <w:color w:val="000000"/>
-          <w:sz w:val="24"/>
-          <w:szCs w:val="24"/>
-          <w:lang w:val="en-US"/>
-        </w:rPr>
-        <w:t>pemilik</w:t>
-      </w:r>
-      <w:proofErr w:type="spellEnd"/>
-      <w:r>
-        <w:rPr>
-          <w:rFonts w:ascii="Times New Roman" w:hAnsi="Times New Roman"/>
-          <w:color w:val="000000"/>
-          <w:sz w:val="24"/>
-          <w:szCs w:val="24"/>
-          <w:lang w:val="en-US"/>
-        </w:rPr>
-        <w:t xml:space="preserve"> </w:t>
-      </w:r>
-      <w:proofErr w:type="spellStart"/>
-      <w:r>
-        <w:rPr>
-          <w:rFonts w:ascii="Times New Roman" w:hAnsi="Times New Roman"/>
-          <w:color w:val="000000"/>
-          <w:sz w:val="24"/>
-          <w:szCs w:val="24"/>
-          <w:lang w:val="en-US"/>
-        </w:rPr>
-        <w:t>kendaraan</w:t>
-      </w:r>
-      <w:proofErr w:type="spellEnd"/>
+        <w:t>Merancang</w:t>
+      </w:r>
+      <w:proofErr w:type="spellEnd"/>
+      <w:r>
+        <w:rPr>
+          <w:rFonts w:ascii="Times New Roman" w:hAnsi="Times New Roman"/>
+          <w:color w:val="000000"/>
+          <w:sz w:val="24"/>
+          <w:szCs w:val="24"/>
+          <w:lang w:val="en-US"/>
+        </w:rPr>
+        <w:t xml:space="preserve"> da</w:t>
+      </w:r>
+      <w:r>
+        <w:rPr>
+          <w:rFonts w:ascii="Times New Roman" w:hAnsi="Times New Roman"/>
+          <w:color w:val="000000"/>
+          <w:sz w:val="24"/>
+          <w:szCs w:val="24"/>
+          <w:lang w:val="en-US"/>
+        </w:rPr>
+        <w:t>n</w:t>
+      </w:r>
+      <w:r>
+        <w:rPr>
+          <w:rFonts w:ascii="Times New Roman" w:hAnsi="Times New Roman"/>
+          <w:color w:val="000000"/>
+          <w:sz w:val="24"/>
+          <w:szCs w:val="24"/>
+          <w:lang w:val="en-US"/>
+        </w:rPr>
+        <w:t xml:space="preserve"> </w:t>
+      </w:r>
+      <w:proofErr w:type="spellStart"/>
+      <w:r>
+        <w:rPr>
+          <w:rFonts w:ascii="Times New Roman" w:hAnsi="Times New Roman"/>
+          <w:color w:val="000000"/>
+          <w:sz w:val="24"/>
+          <w:szCs w:val="24"/>
+          <w:lang w:val="en-US"/>
+        </w:rPr>
+        <w:t>membangun</w:t>
+      </w:r>
+      <w:proofErr w:type="spellEnd"/>
+      <w:r>
+        <w:rPr>
+          <w:rFonts w:ascii="Times New Roman" w:hAnsi="Times New Roman"/>
+          <w:color w:val="000000"/>
+          <w:sz w:val="24"/>
+          <w:szCs w:val="24"/>
+          <w:lang w:val="en-US"/>
+        </w:rPr>
+        <w:t xml:space="preserve"> </w:t>
+      </w:r>
+      <w:r>
+        <w:rPr>
+          <w:rFonts w:ascii="Times New Roman" w:hAnsi="Times New Roman"/>
+          <w:i/>
+          <w:iCs/>
+          <w:color w:val="000000"/>
+          <w:sz w:val="24"/>
+          <w:szCs w:val="24"/>
+          <w:lang w:val="en-US"/>
+        </w:rPr>
+        <w:t>prototype</w:t>
+      </w:r>
+      <w:r>
+        <w:rPr>
+          <w:rFonts w:ascii="Times New Roman" w:hAnsi="Times New Roman"/>
+          <w:color w:val="000000"/>
+          <w:sz w:val="24"/>
+          <w:szCs w:val="24"/>
+          <w:lang w:val="en-US"/>
+        </w:rPr>
+        <w:t xml:space="preserve"> </w:t>
+      </w:r>
+      <w:proofErr w:type="spellStart"/>
+      <w:r>
+        <w:rPr>
+          <w:rFonts w:ascii="Times New Roman" w:hAnsi="Times New Roman"/>
+          <w:color w:val="000000"/>
+          <w:sz w:val="24"/>
+          <w:szCs w:val="24"/>
+          <w:lang w:val="en-US"/>
+        </w:rPr>
+        <w:t>sistem</w:t>
+      </w:r>
+      <w:proofErr w:type="spellEnd"/>
+      <w:r>
+        <w:rPr>
+          <w:rFonts w:ascii="Times New Roman" w:hAnsi="Times New Roman"/>
+          <w:color w:val="000000"/>
+          <w:sz w:val="24"/>
+          <w:szCs w:val="24"/>
+          <w:lang w:val="en-US"/>
+        </w:rPr>
+        <w:t xml:space="preserve"> </w:t>
+      </w:r>
+      <w:proofErr w:type="spellStart"/>
+      <w:r>
+        <w:rPr>
+          <w:rFonts w:ascii="Times New Roman" w:hAnsi="Times New Roman"/>
+          <w:color w:val="000000"/>
+          <w:sz w:val="24"/>
+          <w:szCs w:val="24"/>
+          <w:lang w:val="en-US"/>
+        </w:rPr>
+        <w:t>keamanan</w:t>
+      </w:r>
+      <w:proofErr w:type="spellEnd"/>
+      <w:r>
+        <w:rPr>
+          <w:rFonts w:ascii="Times New Roman" w:hAnsi="Times New Roman"/>
+          <w:color w:val="000000"/>
+          <w:sz w:val="24"/>
+          <w:szCs w:val="24"/>
+          <w:lang w:val="en-US"/>
+        </w:rPr>
+        <w:t xml:space="preserve"> dan </w:t>
+      </w:r>
+      <w:proofErr w:type="spellStart"/>
+      <w:r>
+        <w:rPr>
+          <w:rFonts w:ascii="Times New Roman" w:hAnsi="Times New Roman"/>
+          <w:color w:val="000000"/>
+          <w:sz w:val="24"/>
+          <w:szCs w:val="24"/>
+          <w:lang w:val="en-US"/>
+        </w:rPr>
+        <w:t>peringatan</w:t>
+      </w:r>
+      <w:proofErr w:type="spellEnd"/>
+      <w:r>
+        <w:rPr>
+          <w:rFonts w:ascii="Times New Roman" w:hAnsi="Times New Roman"/>
+          <w:color w:val="000000"/>
+          <w:sz w:val="24"/>
+          <w:szCs w:val="24"/>
+          <w:lang w:val="en-US"/>
+        </w:rPr>
+        <w:t xml:space="preserve"> </w:t>
+      </w:r>
+      <w:proofErr w:type="spellStart"/>
+      <w:r>
+        <w:rPr>
+          <w:rFonts w:ascii="Times New Roman" w:hAnsi="Times New Roman"/>
+          <w:color w:val="000000"/>
+          <w:sz w:val="24"/>
+          <w:szCs w:val="24"/>
+          <w:lang w:val="en-US"/>
+        </w:rPr>
+        <w:t>dini</w:t>
+      </w:r>
+      <w:proofErr w:type="spellEnd"/>
+      <w:r>
+        <w:rPr>
+          <w:rFonts w:ascii="Times New Roman" w:hAnsi="Times New Roman"/>
+          <w:color w:val="000000"/>
+          <w:sz w:val="24"/>
+          <w:szCs w:val="24"/>
+          <w:lang w:val="en-US"/>
+        </w:rPr>
+        <w:t xml:space="preserve"> pada </w:t>
+      </w:r>
+      <w:proofErr w:type="spellStart"/>
+      <w:r>
+        <w:rPr>
+          <w:rFonts w:ascii="Times New Roman" w:hAnsi="Times New Roman"/>
+          <w:color w:val="000000"/>
+          <w:sz w:val="24"/>
+          <w:szCs w:val="24"/>
+          <w:lang w:val="en-US"/>
+        </w:rPr>
+        <w:t>sepeda</w:t>
+      </w:r>
+      <w:proofErr w:type="spellEnd"/>
+      <w:r>
+        <w:rPr>
+          <w:rFonts w:ascii="Times New Roman" w:hAnsi="Times New Roman"/>
+          <w:color w:val="000000"/>
+          <w:sz w:val="24"/>
+          <w:szCs w:val="24"/>
+          <w:lang w:val="en-US"/>
+        </w:rPr>
+        <w:t xml:space="preserve"> motor </w:t>
+      </w:r>
+      <w:proofErr w:type="spellStart"/>
+      <w:r>
+        <w:rPr>
+          <w:rFonts w:ascii="Times New Roman" w:hAnsi="Times New Roman"/>
+          <w:color w:val="000000"/>
+          <w:sz w:val="24"/>
+          <w:szCs w:val="24"/>
+          <w:lang w:val="en-US"/>
+        </w:rPr>
+        <w:t>menggunakan</w:t>
+      </w:r>
+      <w:proofErr w:type="spellEnd"/>
+      <w:r>
+        <w:rPr>
+          <w:rFonts w:ascii="Times New Roman" w:hAnsi="Times New Roman"/>
+          <w:color w:val="000000"/>
+          <w:sz w:val="24"/>
+          <w:szCs w:val="24"/>
+          <w:lang w:val="en-US"/>
+        </w:rPr>
+        <w:t xml:space="preserve"> </w:t>
+      </w:r>
+      <w:proofErr w:type="spellStart"/>
+      <w:r>
+        <w:rPr>
+          <w:rFonts w:ascii="Times New Roman" w:hAnsi="Times New Roman"/>
+          <w:color w:val="000000"/>
+          <w:sz w:val="24"/>
+          <w:szCs w:val="24"/>
+          <w:lang w:val="en-US"/>
+        </w:rPr>
+        <w:t>mikrokontroler</w:t>
+      </w:r>
+      <w:proofErr w:type="spellEnd"/>
+      <w:r>
+        <w:rPr>
+          <w:rFonts w:ascii="Times New Roman" w:hAnsi="Times New Roman"/>
+          <w:color w:val="000000"/>
+          <w:sz w:val="24"/>
+          <w:szCs w:val="24"/>
+          <w:lang w:val="en-US"/>
+        </w:rPr>
+        <w:t xml:space="preserve"> 32bit</w:t>
+      </w:r>
+      <w:r>
+        <w:rPr>
+          <w:rFonts w:ascii="Times New Roman" w:hAnsi="Times New Roman"/>
+          <w:color w:val="000000"/>
+          <w:sz w:val="24"/>
+          <w:szCs w:val="24"/>
+          <w:lang w:val="en-US"/>
+        </w:rPr>
+        <w:t xml:space="preserve"> </w:t>
+      </w:r>
+      <w:proofErr w:type="spellStart"/>
+      <w:r>
+        <w:rPr>
+          <w:rFonts w:ascii="Times New Roman" w:hAnsi="Times New Roman"/>
+          <w:color w:val="000000"/>
+          <w:sz w:val="24"/>
+          <w:szCs w:val="24"/>
+          <w:lang w:val="en-US"/>
+        </w:rPr>
+        <w:t>dengan</w:t>
+      </w:r>
+      <w:proofErr w:type="spellEnd"/>
+      <w:r>
+        <w:rPr>
+          <w:rFonts w:ascii="Times New Roman" w:hAnsi="Times New Roman"/>
+          <w:color w:val="000000"/>
+          <w:sz w:val="24"/>
+          <w:szCs w:val="24"/>
+          <w:lang w:val="en-US"/>
+        </w:rPr>
+        <w:t xml:space="preserve"> </w:t>
+      </w:r>
+      <w:proofErr w:type="spellStart"/>
+      <w:r>
+        <w:rPr>
+          <w:rFonts w:ascii="Times New Roman" w:hAnsi="Times New Roman"/>
+          <w:color w:val="000000"/>
+          <w:sz w:val="24"/>
+          <w:szCs w:val="24"/>
+          <w:lang w:val="en-US"/>
+        </w:rPr>
+        <w:t>prosesor</w:t>
+      </w:r>
+      <w:proofErr w:type="spellEnd"/>
+      <w:r>
+        <w:rPr>
+          <w:rFonts w:ascii="Times New Roman" w:hAnsi="Times New Roman"/>
+          <w:color w:val="000000"/>
+          <w:sz w:val="24"/>
+          <w:szCs w:val="24"/>
+          <w:lang w:val="en-US"/>
+        </w:rPr>
+        <w:t xml:space="preserve"> </w:t>
+      </w:r>
+      <w:proofErr w:type="spellStart"/>
+      <w:r>
+        <w:rPr>
+          <w:rFonts w:ascii="Times New Roman" w:hAnsi="Times New Roman"/>
+          <w:color w:val="000000"/>
+          <w:sz w:val="24"/>
+          <w:szCs w:val="24"/>
+          <w:lang w:val="en-US"/>
+        </w:rPr>
+        <w:t>Xtensa</w:t>
+      </w:r>
+      <w:proofErr w:type="spellEnd"/>
+      <w:r>
+        <w:rPr>
+          <w:rFonts w:ascii="Times New Roman" w:hAnsi="Times New Roman"/>
+          <w:color w:val="000000"/>
+          <w:sz w:val="24"/>
+          <w:szCs w:val="24"/>
+          <w:lang w:val="en-US"/>
+        </w:rPr>
+        <w:t xml:space="preserve"> LX6</w:t>
+      </w:r>
       <w:r>
         <w:rPr>
           <w:rFonts w:ascii="Times New Roman" w:hAnsi="Times New Roman"/>
@@ -24275,163 +24594,85 @@
           <w:szCs w:val="24"/>
           <w:lang w:val="en-US"/>
         </w:rPr>
-        <w:t>Merancang</w:t>
-      </w:r>
-      <w:proofErr w:type="spellEnd"/>
-      <w:r>
-        <w:rPr>
-          <w:rFonts w:ascii="Times New Roman" w:hAnsi="Times New Roman"/>
-          <w:color w:val="000000"/>
-          <w:sz w:val="24"/>
-          <w:szCs w:val="24"/>
-          <w:lang w:val="en-US"/>
-        </w:rPr>
-        <w:t xml:space="preserve"> prototype yang </w:t>
-      </w:r>
-      <w:proofErr w:type="spellStart"/>
-      <w:r>
-        <w:rPr>
-          <w:rFonts w:ascii="Times New Roman" w:hAnsi="Times New Roman"/>
-          <w:color w:val="000000"/>
-          <w:sz w:val="24"/>
-          <w:szCs w:val="24"/>
-          <w:lang w:val="en-US"/>
-        </w:rPr>
-        <w:t>akan</w:t>
-      </w:r>
-      <w:proofErr w:type="spellEnd"/>
-      <w:r>
-        <w:rPr>
-          <w:rFonts w:ascii="Times New Roman" w:hAnsi="Times New Roman"/>
-          <w:color w:val="000000"/>
-          <w:sz w:val="24"/>
-          <w:szCs w:val="24"/>
-          <w:lang w:val="en-US"/>
-        </w:rPr>
-        <w:t xml:space="preserve"> </w:t>
-      </w:r>
-      <w:proofErr w:type="spellStart"/>
-      <w:r>
-        <w:rPr>
-          <w:rFonts w:ascii="Times New Roman" w:hAnsi="Times New Roman"/>
-          <w:color w:val="000000"/>
-          <w:sz w:val="24"/>
-          <w:szCs w:val="24"/>
-          <w:lang w:val="en-US"/>
-        </w:rPr>
-        <w:t>memberikan</w:t>
-      </w:r>
-      <w:proofErr w:type="spellEnd"/>
-      <w:r>
-        <w:rPr>
-          <w:rFonts w:ascii="Times New Roman" w:hAnsi="Times New Roman"/>
-          <w:color w:val="000000"/>
-          <w:sz w:val="24"/>
-          <w:szCs w:val="24"/>
-          <w:lang w:val="en-US"/>
-        </w:rPr>
-        <w:t xml:space="preserve"> </w:t>
-      </w:r>
-      <w:proofErr w:type="spellStart"/>
-      <w:r>
-        <w:rPr>
-          <w:rFonts w:ascii="Times New Roman" w:hAnsi="Times New Roman"/>
-          <w:color w:val="000000"/>
-          <w:sz w:val="24"/>
-          <w:szCs w:val="24"/>
-          <w:lang w:val="en-US"/>
-        </w:rPr>
-        <w:t>peringatan</w:t>
-      </w:r>
-      <w:proofErr w:type="spellEnd"/>
-      <w:r>
-        <w:rPr>
-          <w:rFonts w:ascii="Times New Roman" w:hAnsi="Times New Roman"/>
-          <w:color w:val="000000"/>
-          <w:sz w:val="24"/>
-          <w:szCs w:val="24"/>
-          <w:lang w:val="en-US"/>
-        </w:rPr>
-        <w:t xml:space="preserve"> </w:t>
-      </w:r>
-      <w:proofErr w:type="spellStart"/>
-      <w:r>
-        <w:rPr>
-          <w:rFonts w:ascii="Times New Roman" w:hAnsi="Times New Roman"/>
-          <w:color w:val="000000"/>
-          <w:sz w:val="24"/>
-          <w:szCs w:val="24"/>
-          <w:lang w:val="en-US"/>
-        </w:rPr>
-        <w:t>dini</w:t>
-      </w:r>
-      <w:proofErr w:type="spellEnd"/>
-      <w:r>
-        <w:rPr>
-          <w:rFonts w:ascii="Times New Roman" w:hAnsi="Times New Roman"/>
-          <w:color w:val="000000"/>
-          <w:sz w:val="24"/>
-          <w:szCs w:val="24"/>
-          <w:lang w:val="en-US"/>
-        </w:rPr>
-        <w:t xml:space="preserve"> </w:t>
-      </w:r>
-      <w:proofErr w:type="spellStart"/>
-      <w:r>
-        <w:rPr>
-          <w:rFonts w:ascii="Times New Roman" w:hAnsi="Times New Roman"/>
-          <w:color w:val="000000"/>
-          <w:sz w:val="24"/>
-          <w:szCs w:val="24"/>
-          <w:lang w:val="en-US"/>
-        </w:rPr>
-        <w:t>kepada</w:t>
-      </w:r>
-      <w:proofErr w:type="spellEnd"/>
-      <w:r>
-        <w:rPr>
-          <w:rFonts w:ascii="Times New Roman" w:hAnsi="Times New Roman"/>
-          <w:color w:val="000000"/>
-          <w:sz w:val="24"/>
-          <w:szCs w:val="24"/>
-          <w:lang w:val="en-US"/>
-        </w:rPr>
-        <w:t xml:space="preserve"> </w:t>
-      </w:r>
-      <w:proofErr w:type="spellStart"/>
-      <w:r>
-        <w:rPr>
-          <w:rFonts w:ascii="Times New Roman" w:hAnsi="Times New Roman"/>
-          <w:color w:val="000000"/>
-          <w:sz w:val="24"/>
-          <w:szCs w:val="24"/>
-          <w:lang w:val="en-US"/>
-        </w:rPr>
-        <w:t>pemilik</w:t>
-      </w:r>
-      <w:proofErr w:type="spellEnd"/>
-      <w:r>
-        <w:rPr>
-          <w:rFonts w:ascii="Times New Roman" w:hAnsi="Times New Roman"/>
-          <w:color w:val="000000"/>
-          <w:sz w:val="24"/>
-          <w:szCs w:val="24"/>
-          <w:lang w:val="en-US"/>
-        </w:rPr>
-        <w:t xml:space="preserve"> </w:t>
-      </w:r>
-      <w:proofErr w:type="spellStart"/>
-      <w:r>
-        <w:rPr>
-          <w:rFonts w:ascii="Times New Roman" w:hAnsi="Times New Roman"/>
-          <w:color w:val="000000"/>
-          <w:sz w:val="24"/>
-          <w:szCs w:val="24"/>
-          <w:lang w:val="en-US"/>
-        </w:rPr>
-        <w:t>kendaraan</w:t>
-      </w:r>
-      <w:proofErr w:type="spellEnd"/>
+        <w:t>Memaksimalkan</w:t>
+      </w:r>
+      <w:proofErr w:type="spellEnd"/>
+      <w:r>
+        <w:rPr>
+          <w:rFonts w:ascii="Times New Roman" w:hAnsi="Times New Roman"/>
+          <w:color w:val="000000"/>
+          <w:sz w:val="24"/>
+          <w:szCs w:val="24"/>
+          <w:lang w:val="en-US"/>
+        </w:rPr>
+        <w:t xml:space="preserve"> </w:t>
+      </w:r>
+      <w:proofErr w:type="spellStart"/>
+      <w:r>
+        <w:rPr>
+          <w:rFonts w:ascii="Times New Roman" w:hAnsi="Times New Roman"/>
+          <w:color w:val="000000"/>
+          <w:sz w:val="24"/>
+          <w:szCs w:val="24"/>
+          <w:lang w:val="en-US"/>
+        </w:rPr>
+        <w:t>sistem</w:t>
+      </w:r>
+      <w:proofErr w:type="spellEnd"/>
+      <w:r>
+        <w:rPr>
+          <w:rFonts w:ascii="Times New Roman" w:hAnsi="Times New Roman"/>
+          <w:color w:val="000000"/>
+          <w:sz w:val="24"/>
+          <w:szCs w:val="24"/>
+          <w:lang w:val="en-US"/>
+        </w:rPr>
+        <w:t xml:space="preserve"> </w:t>
+      </w:r>
+      <w:proofErr w:type="spellStart"/>
+      <w:r>
+        <w:rPr>
+          <w:rFonts w:ascii="Times New Roman" w:hAnsi="Times New Roman"/>
+          <w:color w:val="000000"/>
+          <w:sz w:val="24"/>
+          <w:szCs w:val="24"/>
+          <w:lang w:val="en-US"/>
+        </w:rPr>
+        <w:t>keamana</w:t>
+      </w:r>
+      <w:proofErr w:type="spellEnd"/>
+      <w:r>
+        <w:rPr>
+          <w:rFonts w:ascii="Times New Roman" w:hAnsi="Times New Roman"/>
+          <w:color w:val="000000"/>
+          <w:sz w:val="24"/>
+          <w:szCs w:val="24"/>
+          <w:lang w:val="en-US"/>
+        </w:rPr>
+        <w:t xml:space="preserve"> pada </w:t>
+      </w:r>
+      <w:proofErr w:type="spellStart"/>
+      <w:r>
+        <w:rPr>
+          <w:rFonts w:ascii="Times New Roman" w:hAnsi="Times New Roman"/>
+          <w:color w:val="000000"/>
+          <w:sz w:val="24"/>
+          <w:szCs w:val="24"/>
+          <w:lang w:val="en-US"/>
+        </w:rPr>
+        <w:t>sepeda</w:t>
+      </w:r>
+      <w:proofErr w:type="spellEnd"/>
+      <w:r>
+        <w:rPr>
+          <w:rFonts w:ascii="Times New Roman" w:hAnsi="Times New Roman"/>
+          <w:color w:val="000000"/>
+          <w:sz w:val="24"/>
+          <w:szCs w:val="24"/>
+          <w:lang w:val="en-US"/>
+        </w:rPr>
+        <w:t xml:space="preserve"> motor</w:t>
+      </w:r>
       <w:r>
         <w:rPr>
           <w:rFonts w:ascii="Times New Roman" w:hAnsi="Times New Roman"/>
@@ -24441,207 +24682,6 @@
           <w:lang w:val="en-US"/>
         </w:rPr>
         <w:t>.</w:t>
-      </w:r>
-    </w:p>
-    <w:p>
-      <w:pPr>
-        <w:pStyle w:val="ListParagraph"/>
-        <w:widowControl w:val="0"/>
-        <w:numPr>
-          <w:ilvl w:val="0"/>
-          <w:numId w:val="7"/>
-        </w:numPr>
-        <w:tabs>
-          <w:tab w:val="left" w:leader="dot" w:pos="8222"/>
-          <w:tab w:val="right" w:pos="8788"/>
-        </w:tabs>
-        <w:autoSpaceDE w:val="0"/>
-        <w:autoSpaceDN w:val="0"/>
-        <w:adjustRightInd w:val="0"/>
-        <w:spacing w:after="0" w:line="360" w:lineRule="auto"/>
-        <w:ind w:left="851" w:hanging="284"/>
-        <w:jc w:val="both"/>
-        <w:rPr>
-          <w:rFonts w:ascii="Times New Roman" w:hAnsi="Times New Roman"/>
-          <w:color w:val="000000"/>
-          <w:sz w:val="24"/>
-          <w:szCs w:val="24"/>
-          <w:lang w:val="en-US"/>
-        </w:rPr>
-      </w:pPr>
-      <w:proofErr w:type="spellStart"/>
-      <w:r>
-        <w:rPr>
-          <w:rFonts w:ascii="Times New Roman" w:hAnsi="Times New Roman"/>
-          <w:color w:val="000000"/>
-          <w:sz w:val="24"/>
-          <w:szCs w:val="24"/>
-          <w:lang w:val="en-US"/>
-        </w:rPr>
-        <w:t>Merancang</w:t>
-      </w:r>
-      <w:proofErr w:type="spellEnd"/>
-      <w:r>
-        <w:rPr>
-          <w:rFonts w:ascii="Times New Roman" w:hAnsi="Times New Roman"/>
-          <w:color w:val="000000"/>
-          <w:sz w:val="24"/>
-          <w:szCs w:val="24"/>
-          <w:lang w:val="en-US"/>
-        </w:rPr>
-        <w:t xml:space="preserve"> da</w:t>
-      </w:r>
-      <w:r>
-        <w:rPr>
-          <w:rFonts w:ascii="Times New Roman" w:hAnsi="Times New Roman"/>
-          <w:color w:val="000000"/>
-          <w:sz w:val="24"/>
-          <w:szCs w:val="24"/>
-          <w:lang w:val="en-US"/>
-        </w:rPr>
-        <w:t>n</w:t>
-      </w:r>
-      <w:r>
-        <w:rPr>
-          <w:rFonts w:ascii="Times New Roman" w:hAnsi="Times New Roman"/>
-          <w:color w:val="000000"/>
-          <w:sz w:val="24"/>
-          <w:szCs w:val="24"/>
-          <w:lang w:val="en-US"/>
-        </w:rPr>
-        <w:t xml:space="preserve"> </w:t>
-      </w:r>
-      <w:proofErr w:type="spellStart"/>
-      <w:r>
-        <w:rPr>
-          <w:rFonts w:ascii="Times New Roman" w:hAnsi="Times New Roman"/>
-          <w:color w:val="000000"/>
-          <w:sz w:val="24"/>
-          <w:szCs w:val="24"/>
-          <w:lang w:val="en-US"/>
-        </w:rPr>
-        <w:t>membangun</w:t>
-      </w:r>
-      <w:proofErr w:type="spellEnd"/>
-      <w:r>
-        <w:rPr>
-          <w:rFonts w:ascii="Times New Roman" w:hAnsi="Times New Roman"/>
-          <w:color w:val="000000"/>
-          <w:sz w:val="24"/>
-          <w:szCs w:val="24"/>
-          <w:lang w:val="en-US"/>
-        </w:rPr>
-        <w:t xml:space="preserve"> prototype </w:t>
-      </w:r>
-      <w:proofErr w:type="spellStart"/>
-      <w:r>
-        <w:rPr>
-          <w:rFonts w:ascii="Times New Roman" w:hAnsi="Times New Roman"/>
-          <w:color w:val="000000"/>
-          <w:sz w:val="24"/>
-          <w:szCs w:val="24"/>
-          <w:lang w:val="en-US"/>
-        </w:rPr>
-        <w:t>sistem</w:t>
-      </w:r>
-      <w:proofErr w:type="spellEnd"/>
-      <w:r>
-        <w:rPr>
-          <w:rFonts w:ascii="Times New Roman" w:hAnsi="Times New Roman"/>
-          <w:color w:val="000000"/>
-          <w:sz w:val="24"/>
-          <w:szCs w:val="24"/>
-          <w:lang w:val="en-US"/>
-        </w:rPr>
-        <w:t xml:space="preserve"> </w:t>
-      </w:r>
-      <w:proofErr w:type="spellStart"/>
-      <w:r>
-        <w:rPr>
-          <w:rFonts w:ascii="Times New Roman" w:hAnsi="Times New Roman"/>
-          <w:color w:val="000000"/>
-          <w:sz w:val="24"/>
-          <w:szCs w:val="24"/>
-          <w:lang w:val="en-US"/>
-        </w:rPr>
-        <w:t>keamanan</w:t>
-      </w:r>
-      <w:proofErr w:type="spellEnd"/>
-      <w:r>
-        <w:rPr>
-          <w:rFonts w:ascii="Times New Roman" w:hAnsi="Times New Roman"/>
-          <w:color w:val="000000"/>
-          <w:sz w:val="24"/>
-          <w:szCs w:val="24"/>
-          <w:lang w:val="en-US"/>
-        </w:rPr>
-        <w:t xml:space="preserve"> pada </w:t>
-      </w:r>
-      <w:proofErr w:type="spellStart"/>
-      <w:r>
-        <w:rPr>
-          <w:rFonts w:ascii="Times New Roman" w:hAnsi="Times New Roman"/>
-          <w:color w:val="000000"/>
-          <w:sz w:val="24"/>
-          <w:szCs w:val="24"/>
-          <w:lang w:val="en-US"/>
-        </w:rPr>
-        <w:t>sepeda</w:t>
-      </w:r>
-      <w:proofErr w:type="spellEnd"/>
-      <w:r>
-        <w:rPr>
-          <w:rFonts w:ascii="Times New Roman" w:hAnsi="Times New Roman"/>
-          <w:color w:val="000000"/>
-          <w:sz w:val="24"/>
-          <w:szCs w:val="24"/>
-          <w:lang w:val="en-US"/>
-        </w:rPr>
-        <w:t xml:space="preserve"> motor </w:t>
-      </w:r>
-      <w:proofErr w:type="spellStart"/>
-      <w:r>
-        <w:rPr>
-          <w:rFonts w:ascii="Times New Roman" w:hAnsi="Times New Roman"/>
-          <w:color w:val="000000"/>
-          <w:sz w:val="24"/>
-          <w:szCs w:val="24"/>
-          <w:lang w:val="en-US"/>
-        </w:rPr>
-        <w:t>menggunakan</w:t>
-      </w:r>
-      <w:proofErr w:type="spellEnd"/>
-      <w:r>
-        <w:rPr>
-          <w:rFonts w:ascii="Times New Roman" w:hAnsi="Times New Roman"/>
-          <w:color w:val="000000"/>
-          <w:sz w:val="24"/>
-          <w:szCs w:val="24"/>
-          <w:lang w:val="en-US"/>
-        </w:rPr>
-        <w:t xml:space="preserve"> </w:t>
-      </w:r>
-      <w:proofErr w:type="spellStart"/>
-      <w:r>
-        <w:rPr>
-          <w:rFonts w:ascii="Times New Roman" w:hAnsi="Times New Roman"/>
-          <w:color w:val="000000"/>
-          <w:sz w:val="24"/>
-          <w:szCs w:val="24"/>
-          <w:lang w:val="en-US"/>
-        </w:rPr>
-        <w:t>mikrokontroler</w:t>
-      </w:r>
-      <w:proofErr w:type="spellEnd"/>
-      <w:r>
-        <w:rPr>
-          <w:rFonts w:ascii="Times New Roman" w:hAnsi="Times New Roman"/>
-          <w:color w:val="000000"/>
-          <w:sz w:val="24"/>
-          <w:szCs w:val="24"/>
-          <w:lang w:val="en-US"/>
-        </w:rPr>
-        <w:t xml:space="preserve"> 32bit.</w:t>
       </w:r>
     </w:p>
     <w:p>
@@ -24680,172 +24720,106 @@
           <w:szCs w:val="24"/>
           <w:lang w:val="en-US"/>
         </w:rPr>
-        <w:t>Merancang</w:t>
-      </w:r>
-      <w:proofErr w:type="spellEnd"/>
-      <w:r>
-        <w:rPr>
-          <w:rFonts w:ascii="Times New Roman" w:hAnsi="Times New Roman"/>
-          <w:color w:val="000000"/>
-          <w:sz w:val="24"/>
-          <w:szCs w:val="24"/>
-          <w:lang w:val="en-US"/>
-        </w:rPr>
-        <w:t xml:space="preserve"> </w:t>
-      </w:r>
-      <w:r>
-        <w:rPr>
-          <w:rFonts w:ascii="Times New Roman" w:hAnsi="Times New Roman"/>
-          <w:i/>
-          <w:iCs/>
-          <w:color w:val="000000"/>
-          <w:sz w:val="24"/>
-          <w:szCs w:val="24"/>
-          <w:lang w:val="en-US"/>
-        </w:rPr>
-        <w:t>interface</w:t>
-      </w:r>
-      <w:r>
-        <w:rPr>
-          <w:rFonts w:ascii="Times New Roman" w:hAnsi="Times New Roman"/>
-          <w:color w:val="000000"/>
-          <w:sz w:val="24"/>
-          <w:szCs w:val="24"/>
-          <w:lang w:val="en-US"/>
-        </w:rPr>
-        <w:t xml:space="preserve"> </w:t>
-      </w:r>
-      <w:proofErr w:type="spellStart"/>
-      <w:r>
-        <w:rPr>
-          <w:rFonts w:ascii="Times New Roman" w:hAnsi="Times New Roman"/>
-          <w:color w:val="000000"/>
-          <w:sz w:val="24"/>
-          <w:szCs w:val="24"/>
-          <w:lang w:val="en-US"/>
-        </w:rPr>
-        <w:t>dari</w:t>
-      </w:r>
-      <w:proofErr w:type="spellEnd"/>
-      <w:r>
-        <w:rPr>
-          <w:rFonts w:ascii="Times New Roman" w:hAnsi="Times New Roman"/>
-          <w:color w:val="000000"/>
-          <w:sz w:val="24"/>
-          <w:szCs w:val="24"/>
-          <w:lang w:val="en-US"/>
-        </w:rPr>
-        <w:t xml:space="preserve"> </w:t>
-      </w:r>
-      <w:r>
-        <w:rPr>
-          <w:rFonts w:ascii="Times New Roman" w:hAnsi="Times New Roman"/>
-          <w:i/>
-          <w:iCs/>
-          <w:color w:val="000000"/>
-          <w:sz w:val="24"/>
-          <w:szCs w:val="24"/>
-          <w:lang w:val="en-US"/>
-        </w:rPr>
-        <w:t>prototype</w:t>
-      </w:r>
-      <w:r>
-        <w:rPr>
-          <w:rFonts w:ascii="Times New Roman" w:hAnsi="Times New Roman"/>
-          <w:color w:val="000000"/>
-          <w:sz w:val="24"/>
-          <w:szCs w:val="24"/>
-          <w:lang w:val="en-US"/>
-        </w:rPr>
-        <w:t xml:space="preserve"> yang </w:t>
-      </w:r>
-      <w:r>
-        <w:rPr>
-          <w:rFonts w:ascii="Times New Roman" w:hAnsi="Times New Roman"/>
-          <w:i/>
-          <w:iCs/>
-          <w:color w:val="000000"/>
-          <w:sz w:val="24"/>
-          <w:szCs w:val="24"/>
-          <w:lang w:val="en-US"/>
-        </w:rPr>
-        <w:t>User</w:t>
-      </w:r>
-      <w:r>
-        <w:rPr>
-          <w:rFonts w:ascii="Times New Roman" w:hAnsi="Times New Roman"/>
-          <w:color w:val="000000"/>
-          <w:sz w:val="24"/>
-          <w:szCs w:val="24"/>
-          <w:lang w:val="en-US"/>
-        </w:rPr>
-        <w:t xml:space="preserve"> </w:t>
-      </w:r>
-      <w:r>
-        <w:rPr>
-          <w:rFonts w:ascii="Times New Roman" w:hAnsi="Times New Roman"/>
-          <w:i/>
-          <w:iCs/>
-          <w:color w:val="000000"/>
-          <w:sz w:val="24"/>
-          <w:szCs w:val="24"/>
-          <w:lang w:val="en-US"/>
-        </w:rPr>
-        <w:t>Friendly</w:t>
-      </w:r>
-      <w:r>
-        <w:rPr>
-          <w:rFonts w:ascii="Times New Roman" w:hAnsi="Times New Roman"/>
-          <w:color w:val="000000"/>
-          <w:sz w:val="24"/>
-          <w:szCs w:val="24"/>
-          <w:lang w:val="en-US"/>
-        </w:rPr>
-        <w:t xml:space="preserve"> dan </w:t>
-      </w:r>
-      <w:proofErr w:type="spellStart"/>
-      <w:r>
-        <w:rPr>
-          <w:rFonts w:ascii="Times New Roman" w:hAnsi="Times New Roman"/>
-          <w:color w:val="000000"/>
-          <w:sz w:val="24"/>
-          <w:szCs w:val="24"/>
-          <w:lang w:val="en-US"/>
-        </w:rPr>
-        <w:t>mudah</w:t>
-      </w:r>
-      <w:proofErr w:type="spellEnd"/>
-      <w:r>
-        <w:rPr>
-          <w:rFonts w:ascii="Times New Roman" w:hAnsi="Times New Roman"/>
-          <w:color w:val="000000"/>
-          <w:sz w:val="24"/>
-          <w:szCs w:val="24"/>
-          <w:lang w:val="en-US"/>
-        </w:rPr>
-        <w:t xml:space="preserve"> </w:t>
-      </w:r>
-      <w:proofErr w:type="spellStart"/>
-      <w:r>
-        <w:rPr>
-          <w:rFonts w:ascii="Times New Roman" w:hAnsi="Times New Roman"/>
-          <w:color w:val="000000"/>
-          <w:sz w:val="24"/>
-          <w:szCs w:val="24"/>
-          <w:lang w:val="en-US"/>
-        </w:rPr>
-        <w:t>digunakan</w:t>
-      </w:r>
-      <w:proofErr w:type="spellEnd"/>
-      <w:r>
-        <w:rPr>
-          <w:rFonts w:ascii="Times New Roman" w:hAnsi="Times New Roman"/>
-          <w:color w:val="000000"/>
-          <w:sz w:val="24"/>
-          <w:szCs w:val="24"/>
-          <w:lang w:val="en-US"/>
-        </w:rPr>
-        <w:t>.</w:t>
+        <w:t>Meminimalisir</w:t>
+      </w:r>
+      <w:proofErr w:type="spellEnd"/>
+      <w:r>
+        <w:rPr>
+          <w:rFonts w:ascii="Times New Roman" w:hAnsi="Times New Roman"/>
+          <w:color w:val="000000"/>
+          <w:sz w:val="24"/>
+          <w:szCs w:val="24"/>
+          <w:lang w:val="en-US"/>
+        </w:rPr>
+        <w:t xml:space="preserve"> </w:t>
+      </w:r>
+      <w:proofErr w:type="spellStart"/>
+      <w:r>
+        <w:rPr>
+          <w:rFonts w:ascii="Times New Roman" w:hAnsi="Times New Roman"/>
+          <w:color w:val="000000"/>
+          <w:sz w:val="24"/>
+          <w:szCs w:val="24"/>
+          <w:lang w:val="en-US"/>
+        </w:rPr>
+        <w:t>tindak</w:t>
+      </w:r>
+      <w:proofErr w:type="spellEnd"/>
+      <w:r>
+        <w:rPr>
+          <w:rFonts w:ascii="Times New Roman" w:hAnsi="Times New Roman"/>
+          <w:color w:val="000000"/>
+          <w:sz w:val="24"/>
+          <w:szCs w:val="24"/>
+          <w:lang w:val="en-US"/>
+        </w:rPr>
+        <w:t xml:space="preserve"> </w:t>
+      </w:r>
+      <w:proofErr w:type="spellStart"/>
+      <w:r>
+        <w:rPr>
+          <w:rFonts w:ascii="Times New Roman" w:hAnsi="Times New Roman"/>
+          <w:color w:val="000000"/>
+          <w:sz w:val="24"/>
+          <w:szCs w:val="24"/>
+          <w:lang w:val="en-US"/>
+        </w:rPr>
+        <w:t>kajahatan</w:t>
+      </w:r>
+      <w:proofErr w:type="spellEnd"/>
+      <w:r>
+        <w:rPr>
+          <w:rFonts w:ascii="Times New Roman" w:hAnsi="Times New Roman"/>
+          <w:color w:val="000000"/>
+          <w:sz w:val="24"/>
+          <w:szCs w:val="24"/>
+          <w:lang w:val="en-US"/>
+        </w:rPr>
+        <w:t xml:space="preserve"> </w:t>
+      </w:r>
+      <w:proofErr w:type="spellStart"/>
+      <w:r>
+        <w:rPr>
+          <w:rFonts w:ascii="Times New Roman" w:hAnsi="Times New Roman"/>
+          <w:color w:val="000000"/>
+          <w:sz w:val="24"/>
+          <w:szCs w:val="24"/>
+          <w:lang w:val="en-US"/>
+        </w:rPr>
+        <w:t>pencurian</w:t>
+      </w:r>
+      <w:proofErr w:type="spellEnd"/>
+      <w:r>
+        <w:rPr>
+          <w:rFonts w:ascii="Times New Roman" w:hAnsi="Times New Roman"/>
+          <w:color w:val="000000"/>
+          <w:sz w:val="24"/>
+          <w:szCs w:val="24"/>
+          <w:lang w:val="en-US"/>
+        </w:rPr>
+        <w:t xml:space="preserve"> </w:t>
+      </w:r>
+      <w:proofErr w:type="spellStart"/>
+      <w:r>
+        <w:rPr>
+          <w:rFonts w:ascii="Times New Roman" w:hAnsi="Times New Roman"/>
+          <w:color w:val="000000"/>
+          <w:sz w:val="24"/>
+          <w:szCs w:val="24"/>
+          <w:lang w:val="en-US"/>
+        </w:rPr>
+        <w:t>sepeda</w:t>
+      </w:r>
+      <w:proofErr w:type="spellEnd"/>
+      <w:r>
+        <w:rPr>
+          <w:rFonts w:ascii="Times New Roman" w:hAnsi="Times New Roman"/>
+          <w:color w:val="000000"/>
+          <w:sz w:val="24"/>
+          <w:szCs w:val="24"/>
+          <w:lang w:val="en-US"/>
+        </w:rPr>
+        <w:t xml:space="preserve"> motor.</w:t>
       </w:r>
     </w:p>
     <w:p>
@@ -25125,102 +25099,170 @@
           <w:szCs w:val="24"/>
           <w:lang w:val="en-US"/>
         </w:rPr>
-        <w:t>M</w:t>
-      </w:r>
-      <w:r>
-        <w:rPr>
-          <w:rFonts w:ascii="Times New Roman" w:hAnsi="Times New Roman"/>
-          <w:color w:val="000000"/>
-          <w:sz w:val="24"/>
-          <w:szCs w:val="24"/>
-          <w:lang w:val="en-US"/>
-        </w:rPr>
-        <w:t>ikrokontroler</w:t>
-      </w:r>
-      <w:proofErr w:type="spellEnd"/>
-      <w:r>
-        <w:rPr>
-          <w:rFonts w:ascii="Times New Roman" w:hAnsi="Times New Roman"/>
-          <w:color w:val="000000"/>
-          <w:sz w:val="24"/>
-          <w:szCs w:val="24"/>
-          <w:lang w:val="en-US"/>
-        </w:rPr>
-        <w:t xml:space="preserve"> </w:t>
-      </w:r>
-      <w:r>
-        <w:rPr>
-          <w:rFonts w:ascii="Times New Roman" w:hAnsi="Times New Roman"/>
-          <w:color w:val="000000"/>
-          <w:sz w:val="24"/>
-          <w:szCs w:val="24"/>
-          <w:lang w:val="en-US"/>
-        </w:rPr>
-        <w:t xml:space="preserve">yang </w:t>
-      </w:r>
-      <w:proofErr w:type="spellStart"/>
-      <w:r>
-        <w:rPr>
-          <w:rFonts w:ascii="Times New Roman" w:hAnsi="Times New Roman"/>
-          <w:color w:val="000000"/>
-          <w:sz w:val="24"/>
-          <w:szCs w:val="24"/>
-          <w:lang w:val="en-US"/>
-        </w:rPr>
-        <w:t>digunakan</w:t>
-      </w:r>
-      <w:proofErr w:type="spellEnd"/>
-      <w:r>
-        <w:rPr>
-          <w:rFonts w:ascii="Times New Roman" w:hAnsi="Times New Roman"/>
-          <w:color w:val="000000"/>
-          <w:sz w:val="24"/>
-          <w:szCs w:val="24"/>
-          <w:lang w:val="en-US"/>
-        </w:rPr>
-        <w:t xml:space="preserve"> </w:t>
-      </w:r>
-      <w:proofErr w:type="spellStart"/>
-      <w:r>
-        <w:rPr>
-          <w:rFonts w:ascii="Times New Roman" w:hAnsi="Times New Roman"/>
-          <w:color w:val="000000"/>
-          <w:sz w:val="24"/>
-          <w:szCs w:val="24"/>
-          <w:lang w:val="en-US"/>
-        </w:rPr>
-        <w:t>berbasis</w:t>
-      </w:r>
-      <w:proofErr w:type="spellEnd"/>
-      <w:r>
-        <w:rPr>
-          <w:rFonts w:ascii="Times New Roman" w:hAnsi="Times New Roman"/>
-          <w:color w:val="000000"/>
-          <w:sz w:val="24"/>
-          <w:szCs w:val="24"/>
-          <w:lang w:val="en-US"/>
-        </w:rPr>
-        <w:t xml:space="preserve"> </w:t>
-      </w:r>
-      <w:r>
-        <w:rPr>
-          <w:rFonts w:ascii="Times New Roman" w:hAnsi="Times New Roman"/>
-          <w:color w:val="000000"/>
-          <w:sz w:val="24"/>
-          <w:szCs w:val="24"/>
-          <w:lang w:val="en-US"/>
-        </w:rPr>
-        <w:t>32bi</w:t>
-      </w:r>
-      <w:r>
-        <w:rPr>
-          <w:rFonts w:ascii="Times New Roman" w:hAnsi="Times New Roman"/>
-          <w:color w:val="000000"/>
-          <w:sz w:val="24"/>
-          <w:szCs w:val="24"/>
-          <w:lang w:val="en-US"/>
-        </w:rPr>
-        <w:t>t</w:t>
+        <w:t>Percobaan</w:t>
+      </w:r>
+      <w:proofErr w:type="spellEnd"/>
+      <w:r>
+        <w:rPr>
+          <w:rFonts w:ascii="Times New Roman" w:hAnsi="Times New Roman"/>
+          <w:color w:val="000000"/>
+          <w:sz w:val="24"/>
+          <w:szCs w:val="24"/>
+          <w:lang w:val="en-US"/>
+        </w:rPr>
+        <w:t xml:space="preserve"> dan </w:t>
+      </w:r>
+      <w:proofErr w:type="spellStart"/>
+      <w:r>
+        <w:rPr>
+          <w:rFonts w:ascii="Times New Roman" w:hAnsi="Times New Roman"/>
+          <w:color w:val="000000"/>
+          <w:sz w:val="24"/>
+          <w:szCs w:val="24"/>
+          <w:lang w:val="en-US"/>
+        </w:rPr>
+        <w:t>pengembangan</w:t>
+      </w:r>
+      <w:proofErr w:type="spellEnd"/>
+      <w:r>
+        <w:rPr>
+          <w:rFonts w:ascii="Times New Roman" w:hAnsi="Times New Roman"/>
+          <w:color w:val="000000"/>
+          <w:sz w:val="24"/>
+          <w:szCs w:val="24"/>
+          <w:lang w:val="en-US"/>
+        </w:rPr>
+        <w:t xml:space="preserve"> </w:t>
+      </w:r>
+      <w:proofErr w:type="spellStart"/>
+      <w:r>
+        <w:rPr>
+          <w:rFonts w:ascii="Times New Roman" w:hAnsi="Times New Roman"/>
+          <w:color w:val="000000"/>
+          <w:sz w:val="24"/>
+          <w:szCs w:val="24"/>
+          <w:lang w:val="en-US"/>
+        </w:rPr>
+        <w:t>sistem</w:t>
+      </w:r>
+      <w:proofErr w:type="spellEnd"/>
+      <w:r>
+        <w:rPr>
+          <w:rFonts w:ascii="Times New Roman" w:hAnsi="Times New Roman"/>
+          <w:color w:val="000000"/>
+          <w:sz w:val="24"/>
+          <w:szCs w:val="24"/>
+          <w:lang w:val="en-US"/>
+        </w:rPr>
+        <w:t xml:space="preserve"> </w:t>
+      </w:r>
+      <w:proofErr w:type="spellStart"/>
+      <w:r>
+        <w:rPr>
+          <w:rFonts w:ascii="Times New Roman" w:hAnsi="Times New Roman"/>
+          <w:color w:val="000000"/>
+          <w:sz w:val="24"/>
+          <w:szCs w:val="24"/>
+          <w:lang w:val="en-US"/>
+        </w:rPr>
+        <w:t>ini</w:t>
+      </w:r>
+      <w:proofErr w:type="spellEnd"/>
+      <w:r>
+        <w:rPr>
+          <w:rFonts w:ascii="Times New Roman" w:hAnsi="Times New Roman"/>
+          <w:color w:val="000000"/>
+          <w:sz w:val="24"/>
+          <w:szCs w:val="24"/>
+          <w:lang w:val="en-US"/>
+        </w:rPr>
+        <w:t xml:space="preserve"> </w:t>
+      </w:r>
+      <w:proofErr w:type="spellStart"/>
+      <w:r>
+        <w:rPr>
+          <w:rFonts w:ascii="Times New Roman" w:hAnsi="Times New Roman"/>
+          <w:color w:val="000000"/>
+          <w:sz w:val="24"/>
+          <w:szCs w:val="24"/>
+          <w:lang w:val="en-US"/>
+        </w:rPr>
+        <w:t>menggunakan</w:t>
+      </w:r>
+      <w:proofErr w:type="spellEnd"/>
+      <w:r>
+        <w:rPr>
+          <w:rFonts w:ascii="Times New Roman" w:hAnsi="Times New Roman"/>
+          <w:color w:val="000000"/>
+          <w:sz w:val="24"/>
+          <w:szCs w:val="24"/>
+          <w:lang w:val="en-US"/>
+        </w:rPr>
+        <w:t xml:space="preserve"> </w:t>
+      </w:r>
+      <w:proofErr w:type="spellStart"/>
+      <w:r>
+        <w:rPr>
+          <w:rFonts w:ascii="Times New Roman" w:hAnsi="Times New Roman"/>
+          <w:color w:val="000000"/>
+          <w:sz w:val="24"/>
+          <w:szCs w:val="24"/>
+          <w:lang w:val="en-US"/>
+        </w:rPr>
+        <w:t>sepeda</w:t>
+      </w:r>
+      <w:proofErr w:type="spellEnd"/>
+      <w:r>
+        <w:rPr>
+          <w:rFonts w:ascii="Times New Roman" w:hAnsi="Times New Roman"/>
+          <w:color w:val="000000"/>
+          <w:sz w:val="24"/>
+          <w:szCs w:val="24"/>
+          <w:lang w:val="en-US"/>
+        </w:rPr>
+        <w:t xml:space="preserve"> motor Supra X 125cc</w:t>
+      </w:r>
+      <w:r>
+        <w:rPr>
+          <w:rFonts w:ascii="Times New Roman" w:hAnsi="Times New Roman"/>
+          <w:color w:val="000000"/>
+          <w:sz w:val="24"/>
+          <w:szCs w:val="24"/>
+          <w:lang w:val="en-US"/>
+        </w:rPr>
+        <w:t xml:space="preserve"> </w:t>
+      </w:r>
+      <w:proofErr w:type="spellStart"/>
+      <w:r>
+        <w:rPr>
+          <w:rFonts w:ascii="Times New Roman" w:hAnsi="Times New Roman"/>
+          <w:color w:val="000000"/>
+          <w:sz w:val="24"/>
+          <w:szCs w:val="24"/>
+          <w:lang w:val="en-US"/>
+        </w:rPr>
+        <w:t>tahun</w:t>
+      </w:r>
+      <w:proofErr w:type="spellEnd"/>
+      <w:r>
+        <w:rPr>
+          <w:rFonts w:ascii="Times New Roman" w:hAnsi="Times New Roman"/>
+          <w:color w:val="000000"/>
+          <w:sz w:val="24"/>
+          <w:szCs w:val="24"/>
+          <w:lang w:val="en-US"/>
+        </w:rPr>
+        <w:t xml:space="preserve"> 2018</w:t>
+      </w:r>
+      <w:r>
+        <w:rPr>
+          <w:rFonts w:ascii="Times New Roman" w:hAnsi="Times New Roman"/>
+          <w:color w:val="000000"/>
+          <w:sz w:val="24"/>
+          <w:szCs w:val="24"/>
+          <w:lang w:val="en-US"/>
+        </w:rPr>
+        <w:t>.</w:t>
       </w:r>
     </w:p>
     <w:p>
@@ -25249,138 +25291,220 @@
           <w:lang w:val="en-US"/>
         </w:rPr>
       </w:pPr>
-      <w:r>
-        <w:rPr>
-          <w:rFonts w:ascii="Times New Roman" w:hAnsi="Times New Roman"/>
-          <w:color w:val="000000"/>
-          <w:sz w:val="24"/>
-          <w:szCs w:val="24"/>
-          <w:lang w:val="en-US"/>
-        </w:rPr>
-        <w:t xml:space="preserve"> dan </w:t>
-      </w:r>
-      <w:r>
-        <w:rPr>
-          <w:rFonts w:ascii="Times New Roman" w:hAnsi="Times New Roman"/>
-          <w:i/>
-          <w:iCs/>
-          <w:color w:val="000000"/>
-          <w:sz w:val="24"/>
-          <w:szCs w:val="24"/>
-          <w:lang w:val="en-US"/>
-        </w:rPr>
-        <w:t>gyroscope</w:t>
-      </w:r>
-      <w:r>
-        <w:rPr>
-          <w:rFonts w:ascii="Times New Roman" w:hAnsi="Times New Roman"/>
-          <w:color w:val="000000"/>
-          <w:sz w:val="24"/>
-          <w:szCs w:val="24"/>
-          <w:lang w:val="en-US"/>
-        </w:rPr>
-        <w:t xml:space="preserve"> </w:t>
-      </w:r>
-      <w:proofErr w:type="spellStart"/>
-      <w:r>
-        <w:rPr>
-          <w:rFonts w:ascii="Times New Roman" w:hAnsi="Times New Roman"/>
-          <w:color w:val="000000"/>
-          <w:sz w:val="24"/>
-          <w:szCs w:val="24"/>
-          <w:lang w:val="en-US"/>
-        </w:rPr>
-        <w:t>sebagai</w:t>
-      </w:r>
-      <w:proofErr w:type="spellEnd"/>
-      <w:r>
-        <w:rPr>
-          <w:rFonts w:ascii="Times New Roman" w:hAnsi="Times New Roman"/>
-          <w:color w:val="000000"/>
-          <w:sz w:val="24"/>
-          <w:szCs w:val="24"/>
-          <w:lang w:val="en-US"/>
-        </w:rPr>
-        <w:t xml:space="preserve"> parameter </w:t>
-      </w:r>
-      <w:proofErr w:type="spellStart"/>
-      <w:r>
-        <w:rPr>
-          <w:rFonts w:ascii="Times New Roman" w:hAnsi="Times New Roman"/>
-          <w:color w:val="000000"/>
-          <w:sz w:val="24"/>
-          <w:szCs w:val="24"/>
-          <w:lang w:val="en-US"/>
-        </w:rPr>
-        <w:t>peringatan</w:t>
-      </w:r>
-      <w:proofErr w:type="spellEnd"/>
-      <w:r>
-        <w:rPr>
-          <w:rFonts w:ascii="Times New Roman" w:hAnsi="Times New Roman"/>
-          <w:color w:val="000000"/>
-          <w:sz w:val="24"/>
-          <w:szCs w:val="24"/>
-          <w:lang w:val="en-US"/>
-        </w:rPr>
-        <w:t xml:space="preserve"> </w:t>
-      </w:r>
-      <w:proofErr w:type="spellStart"/>
-      <w:r>
-        <w:rPr>
-          <w:rFonts w:ascii="Times New Roman" w:hAnsi="Times New Roman"/>
-          <w:color w:val="000000"/>
-          <w:sz w:val="24"/>
-          <w:szCs w:val="24"/>
-          <w:lang w:val="en-US"/>
-        </w:rPr>
-        <w:t>dini</w:t>
-      </w:r>
-      <w:proofErr w:type="spellEnd"/>
-      <w:r>
-        <w:rPr>
-          <w:rFonts w:ascii="Times New Roman" w:hAnsi="Times New Roman"/>
-          <w:color w:val="000000"/>
-          <w:sz w:val="24"/>
-          <w:szCs w:val="24"/>
-          <w:lang w:val="en-US"/>
-        </w:rPr>
-        <w:t xml:space="preserve"> </w:t>
-      </w:r>
-      <w:proofErr w:type="spellStart"/>
-      <w:r>
-        <w:rPr>
-          <w:rFonts w:ascii="Times New Roman" w:hAnsi="Times New Roman"/>
-          <w:color w:val="000000"/>
-          <w:sz w:val="24"/>
-          <w:szCs w:val="24"/>
-          <w:lang w:val="en-US"/>
-        </w:rPr>
-        <w:t>kepada</w:t>
-      </w:r>
-      <w:proofErr w:type="spellEnd"/>
-      <w:r>
-        <w:rPr>
-          <w:rFonts w:ascii="Times New Roman" w:hAnsi="Times New Roman"/>
-          <w:color w:val="000000"/>
-          <w:sz w:val="24"/>
-          <w:szCs w:val="24"/>
-          <w:lang w:val="en-US"/>
-        </w:rPr>
-        <w:t xml:space="preserve"> </w:t>
-      </w:r>
-      <w:proofErr w:type="spellStart"/>
-      <w:r>
-        <w:rPr>
-          <w:rFonts w:ascii="Times New Roman" w:hAnsi="Times New Roman"/>
-          <w:color w:val="000000"/>
-          <w:sz w:val="24"/>
-          <w:szCs w:val="24"/>
-          <w:lang w:val="en-US"/>
-        </w:rPr>
-        <w:t>pengguna</w:t>
-      </w:r>
-      <w:proofErr w:type="spellEnd"/>
+      <w:proofErr w:type="spellStart"/>
+      <w:r>
+        <w:rPr>
+          <w:rFonts w:ascii="Times New Roman" w:hAnsi="Times New Roman"/>
+          <w:color w:val="000000"/>
+          <w:sz w:val="24"/>
+          <w:szCs w:val="24"/>
+          <w:lang w:val="en-US"/>
+        </w:rPr>
+        <w:t>S</w:t>
+      </w:r>
+      <w:r>
+        <w:rPr>
+          <w:rFonts w:ascii="Times New Roman" w:hAnsi="Times New Roman"/>
+          <w:color w:val="000000"/>
+          <w:sz w:val="24"/>
+          <w:szCs w:val="24"/>
+          <w:lang w:val="en-US"/>
+        </w:rPr>
+        <w:t>i</w:t>
+      </w:r>
+      <w:r>
+        <w:rPr>
+          <w:rFonts w:ascii="Times New Roman" w:hAnsi="Times New Roman"/>
+          <w:color w:val="000000"/>
+          <w:sz w:val="24"/>
+          <w:szCs w:val="24"/>
+          <w:lang w:val="en-US"/>
+        </w:rPr>
+        <w:t>stem</w:t>
+      </w:r>
+      <w:proofErr w:type="spellEnd"/>
+      <w:r>
+        <w:rPr>
+          <w:rFonts w:ascii="Times New Roman" w:hAnsi="Times New Roman"/>
+          <w:color w:val="000000"/>
+          <w:sz w:val="24"/>
+          <w:szCs w:val="24"/>
+          <w:lang w:val="en-US"/>
+        </w:rPr>
+        <w:t xml:space="preserve"> </w:t>
+      </w:r>
+      <w:proofErr w:type="spellStart"/>
+      <w:r>
+        <w:rPr>
+          <w:rFonts w:ascii="Times New Roman" w:hAnsi="Times New Roman"/>
+          <w:color w:val="000000"/>
+          <w:sz w:val="24"/>
+          <w:szCs w:val="24"/>
+          <w:lang w:val="en-US"/>
+        </w:rPr>
+        <w:t>menggunakan</w:t>
+      </w:r>
+      <w:proofErr w:type="spellEnd"/>
+      <w:r>
+        <w:rPr>
+          <w:rFonts w:ascii="Times New Roman" w:hAnsi="Times New Roman"/>
+          <w:color w:val="000000"/>
+          <w:sz w:val="24"/>
+          <w:szCs w:val="24"/>
+          <w:lang w:val="en-US"/>
+        </w:rPr>
+        <w:t xml:space="preserve"> </w:t>
+      </w:r>
+      <w:proofErr w:type="spellStart"/>
+      <w:r>
+        <w:rPr>
+          <w:rFonts w:ascii="Times New Roman" w:hAnsi="Times New Roman"/>
+          <w:color w:val="000000"/>
+          <w:sz w:val="24"/>
+          <w:szCs w:val="24"/>
+          <w:lang w:val="en-US"/>
+        </w:rPr>
+        <w:t>m</w:t>
+      </w:r>
+      <w:r>
+        <w:rPr>
+          <w:rFonts w:ascii="Times New Roman" w:hAnsi="Times New Roman"/>
+          <w:color w:val="000000"/>
+          <w:sz w:val="24"/>
+          <w:szCs w:val="24"/>
+          <w:lang w:val="en-US"/>
+        </w:rPr>
+        <w:t>ikrokontroler</w:t>
+      </w:r>
+      <w:proofErr w:type="spellEnd"/>
+      <w:r>
+        <w:rPr>
+          <w:rFonts w:ascii="Times New Roman" w:hAnsi="Times New Roman"/>
+          <w:color w:val="000000"/>
+          <w:sz w:val="24"/>
+          <w:szCs w:val="24"/>
+          <w:lang w:val="en-US"/>
+        </w:rPr>
+        <w:t xml:space="preserve"> </w:t>
+      </w:r>
+      <w:proofErr w:type="spellStart"/>
+      <w:r>
+        <w:rPr>
+          <w:rFonts w:ascii="Times New Roman" w:hAnsi="Times New Roman"/>
+          <w:color w:val="000000"/>
+          <w:sz w:val="24"/>
+          <w:szCs w:val="24"/>
+          <w:lang w:val="en-US"/>
+        </w:rPr>
+        <w:t>berbasis</w:t>
+      </w:r>
+      <w:proofErr w:type="spellEnd"/>
+      <w:r>
+        <w:rPr>
+          <w:rFonts w:ascii="Times New Roman" w:hAnsi="Times New Roman"/>
+          <w:color w:val="000000"/>
+          <w:sz w:val="24"/>
+          <w:szCs w:val="24"/>
+          <w:lang w:val="en-US"/>
+        </w:rPr>
+        <w:t xml:space="preserve"> </w:t>
+      </w:r>
+      <w:r>
+        <w:rPr>
+          <w:rFonts w:ascii="Times New Roman" w:hAnsi="Times New Roman"/>
+          <w:color w:val="000000"/>
+          <w:sz w:val="24"/>
+          <w:szCs w:val="24"/>
+          <w:lang w:val="en-US"/>
+        </w:rPr>
+        <w:t>32bi</w:t>
+      </w:r>
+      <w:r>
+        <w:rPr>
+          <w:rFonts w:ascii="Times New Roman" w:hAnsi="Times New Roman"/>
+          <w:color w:val="000000"/>
+          <w:sz w:val="24"/>
+          <w:szCs w:val="24"/>
+          <w:lang w:val="en-US"/>
+        </w:rPr>
+        <w:t>t</w:t>
+      </w:r>
+      <w:r>
+        <w:rPr>
+          <w:rFonts w:ascii="Times New Roman" w:hAnsi="Times New Roman"/>
+          <w:color w:val="000000"/>
+          <w:sz w:val="24"/>
+          <w:szCs w:val="24"/>
+          <w:lang w:val="en-US"/>
+        </w:rPr>
+        <w:t xml:space="preserve"> </w:t>
+      </w:r>
+      <w:proofErr w:type="spellStart"/>
+      <w:r>
+        <w:rPr>
+          <w:rFonts w:ascii="Times New Roman" w:hAnsi="Times New Roman"/>
+          <w:color w:val="000000"/>
+          <w:sz w:val="24"/>
+          <w:szCs w:val="24"/>
+          <w:lang w:val="en-US"/>
+        </w:rPr>
+        <w:t>dengan</w:t>
+      </w:r>
+      <w:proofErr w:type="spellEnd"/>
+      <w:r>
+        <w:rPr>
+          <w:rFonts w:ascii="Times New Roman" w:hAnsi="Times New Roman"/>
+          <w:color w:val="000000"/>
+          <w:sz w:val="24"/>
+          <w:szCs w:val="24"/>
+          <w:lang w:val="en-US"/>
+        </w:rPr>
+        <w:t xml:space="preserve"> </w:t>
+      </w:r>
+      <w:proofErr w:type="spellStart"/>
+      <w:r>
+        <w:rPr>
+          <w:rFonts w:ascii="Times New Roman" w:hAnsi="Times New Roman"/>
+          <w:color w:val="000000"/>
+          <w:sz w:val="24"/>
+          <w:szCs w:val="24"/>
+          <w:lang w:val="en-US"/>
+        </w:rPr>
+        <w:t>prosesor</w:t>
+      </w:r>
+      <w:proofErr w:type="spellEnd"/>
+      <w:r>
+        <w:rPr>
+          <w:rFonts w:ascii="Times New Roman" w:hAnsi="Times New Roman"/>
+          <w:color w:val="000000"/>
+          <w:sz w:val="24"/>
+          <w:szCs w:val="24"/>
+          <w:lang w:val="en-US"/>
+        </w:rPr>
+        <w:t xml:space="preserve"> </w:t>
+      </w:r>
+      <w:proofErr w:type="spellStart"/>
+      <w:r>
+        <w:rPr>
+          <w:rFonts w:ascii="Times New Roman" w:hAnsi="Times New Roman"/>
+          <w:color w:val="000000"/>
+          <w:sz w:val="24"/>
+          <w:szCs w:val="24"/>
+          <w:lang w:val="en-US"/>
+        </w:rPr>
+        <w:t>Xtensa</w:t>
+      </w:r>
+      <w:proofErr w:type="spellEnd"/>
+      <w:r>
+        <w:rPr>
+          <w:rFonts w:ascii="Times New Roman" w:hAnsi="Times New Roman"/>
+          <w:color w:val="000000"/>
+          <w:sz w:val="24"/>
+          <w:szCs w:val="24"/>
+          <w:lang w:val="en-US"/>
+        </w:rPr>
+        <w:t xml:space="preserve"> LX6</w:t>
+      </w:r>
       <w:r>
         <w:rPr>
           <w:rFonts w:ascii="Times New Roman" w:hAnsi="Times New Roman"/>
@@ -25390,292 +25514,6 @@
           <w:lang w:val="en-US"/>
         </w:rPr>
         <w:t>.</w:t>
-      </w:r>
-    </w:p>
-    <w:p>
-      <w:pPr>
-        <w:pStyle w:val="ListParagraph"/>
-        <w:widowControl w:val="0"/>
-        <w:numPr>
-          <w:ilvl w:val="0"/>
-          <w:numId w:val="8"/>
-        </w:numPr>
-        <w:tabs>
-          <w:tab w:val="left" w:leader="dot" w:pos="8222"/>
-          <w:tab w:val="right" w:pos="8788"/>
-        </w:tabs>
-        <w:autoSpaceDE w:val="0"/>
-        <w:autoSpaceDN w:val="0"/>
-        <w:adjustRightInd w:val="0"/>
-        <w:spacing w:after="0" w:line="360" w:lineRule="auto"/>
-        <w:ind w:left="851" w:hanging="284"/>
-        <w:jc w:val="both"/>
-        <w:rPr>
-          <w:rFonts w:ascii="Times New Roman" w:hAnsi="Times New Roman"/>
-          <w:color w:val="000000"/>
-          <w:sz w:val="24"/>
-          <w:szCs w:val="24"/>
-          <w:lang w:val="en-US"/>
-        </w:rPr>
-      </w:pPr>
-      <w:proofErr w:type="spellStart"/>
-      <w:r>
-        <w:rPr>
-          <w:rFonts w:ascii="Times New Roman" w:hAnsi="Times New Roman"/>
-          <w:color w:val="000000"/>
-          <w:sz w:val="24"/>
-          <w:szCs w:val="24"/>
-          <w:lang w:val="en-US"/>
-        </w:rPr>
-        <w:t>Koneksi</w:t>
-      </w:r>
-      <w:proofErr w:type="spellEnd"/>
-      <w:r>
-        <w:rPr>
-          <w:rFonts w:ascii="Times New Roman" w:hAnsi="Times New Roman"/>
-          <w:color w:val="000000"/>
-          <w:sz w:val="24"/>
-          <w:szCs w:val="24"/>
-          <w:lang w:val="en-US"/>
-        </w:rPr>
-        <w:t xml:space="preserve"> yang </w:t>
-      </w:r>
-      <w:proofErr w:type="spellStart"/>
-      <w:r>
-        <w:rPr>
-          <w:rFonts w:ascii="Times New Roman" w:hAnsi="Times New Roman"/>
-          <w:color w:val="000000"/>
-          <w:sz w:val="24"/>
-          <w:szCs w:val="24"/>
-          <w:lang w:val="en-US"/>
-        </w:rPr>
-        <w:t>digunakan</w:t>
-      </w:r>
-      <w:proofErr w:type="spellEnd"/>
-      <w:r>
-        <w:rPr>
-          <w:rFonts w:ascii="Times New Roman" w:hAnsi="Times New Roman"/>
-          <w:color w:val="000000"/>
-          <w:sz w:val="24"/>
-          <w:szCs w:val="24"/>
-          <w:lang w:val="en-US"/>
-        </w:rPr>
-        <w:t xml:space="preserve"> </w:t>
-      </w:r>
-      <w:proofErr w:type="spellStart"/>
-      <w:r>
-        <w:rPr>
-          <w:rFonts w:ascii="Times New Roman" w:hAnsi="Times New Roman"/>
-          <w:color w:val="000000"/>
-          <w:sz w:val="24"/>
-          <w:szCs w:val="24"/>
-          <w:lang w:val="en-US"/>
-        </w:rPr>
-        <w:t>adalah</w:t>
-      </w:r>
-      <w:proofErr w:type="spellEnd"/>
-      <w:r>
-        <w:rPr>
-          <w:rFonts w:ascii="Times New Roman" w:hAnsi="Times New Roman"/>
-          <w:color w:val="000000"/>
-          <w:sz w:val="24"/>
-          <w:szCs w:val="24"/>
-          <w:lang w:val="en-US"/>
-        </w:rPr>
-        <w:t xml:space="preserve"> </w:t>
-      </w:r>
-      <w:proofErr w:type="spellStart"/>
-      <w:r>
-        <w:rPr>
-          <w:rFonts w:ascii="Times New Roman" w:hAnsi="Times New Roman"/>
-          <w:color w:val="000000"/>
-          <w:sz w:val="24"/>
-          <w:szCs w:val="24"/>
-          <w:lang w:val="en-US"/>
-        </w:rPr>
-        <w:t>koneksi</w:t>
-      </w:r>
-      <w:proofErr w:type="spellEnd"/>
-      <w:r>
-        <w:rPr>
-          <w:rFonts w:ascii="Times New Roman" w:hAnsi="Times New Roman"/>
-          <w:color w:val="000000"/>
-          <w:sz w:val="24"/>
-          <w:szCs w:val="24"/>
-          <w:lang w:val="en-US"/>
-        </w:rPr>
-        <w:t xml:space="preserve"> </w:t>
-      </w:r>
-      <w:proofErr w:type="spellStart"/>
-      <w:r>
-        <w:rPr>
-          <w:rFonts w:ascii="Times New Roman" w:hAnsi="Times New Roman"/>
-          <w:color w:val="000000"/>
-          <w:sz w:val="24"/>
-          <w:szCs w:val="24"/>
-          <w:lang w:val="en-US"/>
-        </w:rPr>
-        <w:t>gprs</w:t>
-      </w:r>
-      <w:proofErr w:type="spellEnd"/>
-      <w:r>
-        <w:rPr>
-          <w:rFonts w:ascii="Times New Roman" w:hAnsi="Times New Roman"/>
-          <w:color w:val="000000"/>
-          <w:sz w:val="24"/>
-          <w:szCs w:val="24"/>
-          <w:lang w:val="en-US"/>
-        </w:rPr>
-        <w:t>/internet</w:t>
-      </w:r>
-    </w:p>
-    <w:p>
-      <w:pPr>
-        <w:pStyle w:val="ListParagraph"/>
-        <w:widowControl w:val="0"/>
-        <w:numPr>
-          <w:ilvl w:val="0"/>
-          <w:numId w:val="8"/>
-        </w:numPr>
-        <w:tabs>
-          <w:tab w:val="left" w:leader="dot" w:pos="8222"/>
-          <w:tab w:val="right" w:pos="8788"/>
-        </w:tabs>
-        <w:autoSpaceDE w:val="0"/>
-        <w:autoSpaceDN w:val="0"/>
-        <w:adjustRightInd w:val="0"/>
-        <w:spacing w:after="0" w:line="360" w:lineRule="auto"/>
-        <w:ind w:left="851" w:hanging="284"/>
-        <w:jc w:val="both"/>
-        <w:rPr>
-          <w:rFonts w:ascii="Times New Roman" w:hAnsi="Times New Roman"/>
-          <w:color w:val="000000"/>
-          <w:sz w:val="24"/>
-          <w:szCs w:val="24"/>
-          <w:lang w:val="en-US"/>
-        </w:rPr>
-      </w:pPr>
-      <w:proofErr w:type="spellStart"/>
-      <w:r>
-        <w:rPr>
-          <w:rFonts w:ascii="Times New Roman" w:hAnsi="Times New Roman"/>
-          <w:color w:val="000000"/>
-          <w:sz w:val="24"/>
-          <w:szCs w:val="24"/>
-          <w:lang w:val="en-US"/>
-        </w:rPr>
-        <w:t>Aplikasi</w:t>
-      </w:r>
-      <w:proofErr w:type="spellEnd"/>
-      <w:r>
-        <w:rPr>
-          <w:rFonts w:ascii="Times New Roman" w:hAnsi="Times New Roman"/>
-          <w:color w:val="000000"/>
-          <w:sz w:val="24"/>
-          <w:szCs w:val="24"/>
-          <w:lang w:val="en-US"/>
-        </w:rPr>
-        <w:t xml:space="preserve"> android </w:t>
-      </w:r>
-      <w:proofErr w:type="spellStart"/>
-      <w:r>
-        <w:rPr>
-          <w:rFonts w:ascii="Times New Roman" w:hAnsi="Times New Roman"/>
-          <w:color w:val="000000"/>
-          <w:sz w:val="24"/>
-          <w:szCs w:val="24"/>
-          <w:lang w:val="en-US"/>
-        </w:rPr>
-        <w:t>dibuat</w:t>
-      </w:r>
-      <w:proofErr w:type="spellEnd"/>
-      <w:r>
-        <w:rPr>
-          <w:rFonts w:ascii="Times New Roman" w:hAnsi="Times New Roman"/>
-          <w:color w:val="000000"/>
-          <w:sz w:val="24"/>
-          <w:szCs w:val="24"/>
-          <w:lang w:val="en-US"/>
-        </w:rPr>
-        <w:t xml:space="preserve"> </w:t>
-      </w:r>
-      <w:proofErr w:type="spellStart"/>
-      <w:r>
-        <w:rPr>
-          <w:rFonts w:ascii="Times New Roman" w:hAnsi="Times New Roman"/>
-          <w:color w:val="000000"/>
-          <w:sz w:val="24"/>
-          <w:szCs w:val="24"/>
-          <w:lang w:val="en-US"/>
-        </w:rPr>
-        <w:t>mengunakan</w:t>
-      </w:r>
-      <w:proofErr w:type="spellEnd"/>
-      <w:r>
-        <w:rPr>
-          <w:rFonts w:ascii="Times New Roman" w:hAnsi="Times New Roman"/>
-          <w:color w:val="000000"/>
-          <w:sz w:val="24"/>
-          <w:szCs w:val="24"/>
-          <w:lang w:val="en-US"/>
-        </w:rPr>
-        <w:t xml:space="preserve"> android studio </w:t>
-      </w:r>
-      <w:proofErr w:type="spellStart"/>
-      <w:r>
-        <w:rPr>
-          <w:rFonts w:ascii="Times New Roman" w:hAnsi="Times New Roman"/>
-          <w:color w:val="000000"/>
-          <w:sz w:val="24"/>
-          <w:szCs w:val="24"/>
-          <w:lang w:val="en-US"/>
-        </w:rPr>
-        <w:t>dengan</w:t>
-      </w:r>
-      <w:proofErr w:type="spellEnd"/>
-      <w:r>
-        <w:rPr>
-          <w:rFonts w:ascii="Times New Roman" w:hAnsi="Times New Roman"/>
-          <w:color w:val="000000"/>
-          <w:sz w:val="24"/>
-          <w:szCs w:val="24"/>
-          <w:lang w:val="en-US"/>
-        </w:rPr>
-        <w:t xml:space="preserve"> </w:t>
-      </w:r>
-      <w:r>
-        <w:rPr>
-          <w:rFonts w:ascii="Times New Roman" w:hAnsi="Times New Roman"/>
-          <w:i/>
-          <w:iCs/>
-          <w:color w:val="000000"/>
-          <w:sz w:val="24"/>
-          <w:szCs w:val="24"/>
-          <w:lang w:val="en-US"/>
-        </w:rPr>
-        <w:t>Java</w:t>
-      </w:r>
-      <w:r>
-        <w:rPr>
-          <w:rFonts w:ascii="Times New Roman" w:hAnsi="Times New Roman"/>
-          <w:color w:val="000000"/>
-          <w:sz w:val="24"/>
-          <w:szCs w:val="24"/>
-          <w:lang w:val="en-US"/>
-        </w:rPr>
-        <w:t xml:space="preserve"> </w:t>
-      </w:r>
-      <w:r>
-        <w:rPr>
-          <w:rFonts w:ascii="Times New Roman" w:hAnsi="Times New Roman"/>
-          <w:i/>
-          <w:iCs/>
-          <w:color w:val="000000"/>
-          <w:sz w:val="24"/>
-          <w:szCs w:val="24"/>
-          <w:lang w:val="en-US"/>
-        </w:rPr>
-        <w:t>Language</w:t>
       </w:r>
     </w:p>
     <w:p>
@@ -26119,182 +25957,180 @@
           <w:szCs w:val="24"/>
           <w:lang w:val="en-US"/>
         </w:rPr>
-        <w:t>Meningkatkan</w:t>
-      </w:r>
-      <w:proofErr w:type="spellEnd"/>
-      <w:r>
-        <w:rPr>
-          <w:rFonts w:ascii="Times New Roman" w:hAnsi="Times New Roman"/>
-          <w:color w:val="000000"/>
-          <w:sz w:val="24"/>
-          <w:szCs w:val="24"/>
-          <w:lang w:val="en-US"/>
-        </w:rPr>
-        <w:t xml:space="preserve"> </w:t>
-      </w:r>
-      <w:proofErr w:type="spellStart"/>
-      <w:r>
-        <w:rPr>
-          <w:rFonts w:ascii="Times New Roman" w:hAnsi="Times New Roman"/>
-          <w:color w:val="000000"/>
-          <w:sz w:val="24"/>
-          <w:szCs w:val="24"/>
-          <w:lang w:val="en-US"/>
-        </w:rPr>
-        <w:t>keamanan</w:t>
-      </w:r>
-      <w:proofErr w:type="spellEnd"/>
-      <w:r>
-        <w:rPr>
-          <w:rFonts w:ascii="Times New Roman" w:hAnsi="Times New Roman"/>
-          <w:color w:val="000000"/>
-          <w:sz w:val="24"/>
-          <w:szCs w:val="24"/>
-          <w:lang w:val="en-US"/>
-        </w:rPr>
-        <w:t xml:space="preserve"> </w:t>
-      </w:r>
-      <w:proofErr w:type="spellStart"/>
-      <w:r>
-        <w:rPr>
-          <w:rFonts w:ascii="Times New Roman" w:hAnsi="Times New Roman"/>
-          <w:color w:val="000000"/>
-          <w:sz w:val="24"/>
-          <w:szCs w:val="24"/>
-          <w:lang w:val="en-US"/>
-        </w:rPr>
-        <w:t>sekaligus</w:t>
-      </w:r>
-      <w:proofErr w:type="spellEnd"/>
-      <w:r>
-        <w:rPr>
-          <w:rFonts w:ascii="Times New Roman" w:hAnsi="Times New Roman"/>
-          <w:color w:val="000000"/>
-          <w:sz w:val="24"/>
-          <w:szCs w:val="24"/>
-          <w:lang w:val="en-US"/>
-        </w:rPr>
-        <w:t xml:space="preserve"> </w:t>
-      </w:r>
-      <w:proofErr w:type="spellStart"/>
-      <w:r>
-        <w:rPr>
-          <w:rFonts w:ascii="Times New Roman" w:hAnsi="Times New Roman"/>
-          <w:color w:val="000000"/>
-          <w:sz w:val="24"/>
-          <w:szCs w:val="24"/>
-          <w:lang w:val="en-US"/>
-        </w:rPr>
-        <w:t>dapa</w:t>
-      </w:r>
-      <w:r>
-        <w:rPr>
-          <w:rFonts w:ascii="Times New Roman" w:hAnsi="Times New Roman"/>
-          <w:color w:val="000000"/>
-          <w:sz w:val="24"/>
-          <w:szCs w:val="24"/>
-          <w:lang w:val="en-US"/>
-        </w:rPr>
-        <w:t>t</w:t>
-      </w:r>
-      <w:proofErr w:type="spellEnd"/>
-      <w:r>
-        <w:rPr>
-          <w:rFonts w:ascii="Times New Roman" w:hAnsi="Times New Roman"/>
-          <w:color w:val="000000"/>
-          <w:sz w:val="24"/>
-          <w:szCs w:val="24"/>
-          <w:lang w:val="en-US"/>
-        </w:rPr>
-        <w:t xml:space="preserve"> </w:t>
-      </w:r>
-      <w:proofErr w:type="spellStart"/>
-      <w:r>
-        <w:rPr>
-          <w:rFonts w:ascii="Times New Roman" w:hAnsi="Times New Roman"/>
-          <w:color w:val="000000"/>
-          <w:sz w:val="24"/>
-          <w:szCs w:val="24"/>
-          <w:lang w:val="en-US"/>
-        </w:rPr>
-        <w:t>mencegah</w:t>
-      </w:r>
-      <w:proofErr w:type="spellEnd"/>
-      <w:r>
-        <w:rPr>
-          <w:rFonts w:ascii="Times New Roman" w:hAnsi="Times New Roman"/>
-          <w:color w:val="000000"/>
-          <w:sz w:val="24"/>
-          <w:szCs w:val="24"/>
-          <w:lang w:val="en-US"/>
-        </w:rPr>
-        <w:t xml:space="preserve"> </w:t>
-      </w:r>
-      <w:proofErr w:type="spellStart"/>
-      <w:r>
-        <w:rPr>
-          <w:rFonts w:ascii="Times New Roman" w:hAnsi="Times New Roman"/>
-          <w:color w:val="000000"/>
-          <w:sz w:val="24"/>
-          <w:szCs w:val="24"/>
-          <w:lang w:val="en-US"/>
-        </w:rPr>
-        <w:t>tindakan</w:t>
-      </w:r>
-      <w:proofErr w:type="spellEnd"/>
-      <w:r>
-        <w:rPr>
-          <w:rFonts w:ascii="Times New Roman" w:hAnsi="Times New Roman"/>
-          <w:color w:val="000000"/>
-          <w:sz w:val="24"/>
-          <w:szCs w:val="24"/>
-          <w:lang w:val="en-US"/>
-        </w:rPr>
-        <w:t xml:space="preserve"> </w:t>
-      </w:r>
-      <w:proofErr w:type="spellStart"/>
-      <w:r>
-        <w:rPr>
-          <w:rFonts w:ascii="Times New Roman" w:hAnsi="Times New Roman"/>
-          <w:color w:val="000000"/>
-          <w:sz w:val="24"/>
-          <w:szCs w:val="24"/>
-          <w:lang w:val="en-US"/>
-        </w:rPr>
-        <w:t>pencurian</w:t>
-      </w:r>
-      <w:proofErr w:type="spellEnd"/>
-      <w:r>
-        <w:rPr>
-          <w:rFonts w:ascii="Times New Roman" w:hAnsi="Times New Roman"/>
-          <w:color w:val="000000"/>
-          <w:sz w:val="24"/>
-          <w:szCs w:val="24"/>
-          <w:lang w:val="en-US"/>
-        </w:rPr>
-        <w:t xml:space="preserve"> </w:t>
-      </w:r>
-      <w:proofErr w:type="spellStart"/>
-      <w:r>
-        <w:rPr>
-          <w:rFonts w:ascii="Times New Roman" w:hAnsi="Times New Roman"/>
-          <w:color w:val="000000"/>
-          <w:sz w:val="24"/>
-          <w:szCs w:val="24"/>
-          <w:lang w:val="en-US"/>
-        </w:rPr>
-        <w:t>sepeda</w:t>
-      </w:r>
-      <w:proofErr w:type="spellEnd"/>
-      <w:r>
-        <w:rPr>
-          <w:rFonts w:ascii="Times New Roman" w:hAnsi="Times New Roman"/>
-          <w:color w:val="000000"/>
-          <w:sz w:val="24"/>
-          <w:szCs w:val="24"/>
-          <w:lang w:val="en-US"/>
-        </w:rPr>
-        <w:t xml:space="preserve"> motor</w:t>
+        <w:t>Memaksimalkan</w:t>
+      </w:r>
+      <w:proofErr w:type="spellEnd"/>
+      <w:r>
+        <w:rPr>
+          <w:rFonts w:ascii="Times New Roman" w:hAnsi="Times New Roman"/>
+          <w:color w:val="000000"/>
+          <w:sz w:val="24"/>
+          <w:szCs w:val="24"/>
+          <w:lang w:val="en-US"/>
+        </w:rPr>
+        <w:t xml:space="preserve"> </w:t>
+      </w:r>
+      <w:proofErr w:type="spellStart"/>
+      <w:r>
+        <w:rPr>
+          <w:rFonts w:ascii="Times New Roman" w:hAnsi="Times New Roman"/>
+          <w:color w:val="000000"/>
+          <w:sz w:val="24"/>
+          <w:szCs w:val="24"/>
+          <w:lang w:val="en-US"/>
+        </w:rPr>
+        <w:t>fungsi</w:t>
+      </w:r>
+      <w:proofErr w:type="spellEnd"/>
+      <w:r>
+        <w:rPr>
+          <w:rFonts w:ascii="Times New Roman" w:hAnsi="Times New Roman"/>
+          <w:color w:val="000000"/>
+          <w:sz w:val="24"/>
+          <w:szCs w:val="24"/>
+          <w:lang w:val="en-US"/>
+        </w:rPr>
+        <w:t xml:space="preserve"> </w:t>
+      </w:r>
+      <w:proofErr w:type="spellStart"/>
+      <w:r>
+        <w:rPr>
+          <w:rFonts w:ascii="Times New Roman" w:hAnsi="Times New Roman"/>
+          <w:color w:val="000000"/>
+          <w:sz w:val="24"/>
+          <w:szCs w:val="24"/>
+          <w:lang w:val="en-US"/>
+        </w:rPr>
+        <w:t>dari</w:t>
+      </w:r>
+      <w:proofErr w:type="spellEnd"/>
+      <w:r>
+        <w:rPr>
+          <w:rFonts w:ascii="Times New Roman" w:hAnsi="Times New Roman"/>
+          <w:color w:val="000000"/>
+          <w:sz w:val="24"/>
+          <w:szCs w:val="24"/>
+          <w:lang w:val="en-US"/>
+        </w:rPr>
+        <w:t xml:space="preserve"> </w:t>
+      </w:r>
+      <w:proofErr w:type="spellStart"/>
+      <w:r>
+        <w:rPr>
+          <w:rFonts w:ascii="Times New Roman" w:hAnsi="Times New Roman"/>
+          <w:color w:val="000000"/>
+          <w:sz w:val="24"/>
+          <w:szCs w:val="24"/>
+          <w:lang w:val="en-US"/>
+        </w:rPr>
+        <w:t>mikro</w:t>
+      </w:r>
+      <w:r>
+        <w:rPr>
+          <w:rFonts w:ascii="Times New Roman" w:hAnsi="Times New Roman"/>
+          <w:color w:val="000000"/>
+          <w:sz w:val="24"/>
+          <w:szCs w:val="24"/>
+          <w:lang w:val="en-US"/>
+        </w:rPr>
+        <w:t>prosesor</w:t>
+      </w:r>
+      <w:proofErr w:type="spellEnd"/>
+      <w:r>
+        <w:rPr>
+          <w:rFonts w:ascii="Times New Roman" w:hAnsi="Times New Roman"/>
+          <w:color w:val="000000"/>
+          <w:sz w:val="24"/>
+          <w:szCs w:val="24"/>
+          <w:lang w:val="en-US"/>
+        </w:rPr>
+        <w:t xml:space="preserve"> </w:t>
+      </w:r>
+      <w:proofErr w:type="spellStart"/>
+      <w:r>
+        <w:rPr>
+          <w:rFonts w:ascii="Times New Roman" w:hAnsi="Times New Roman"/>
+          <w:color w:val="000000"/>
+          <w:sz w:val="24"/>
+          <w:szCs w:val="24"/>
+          <w:lang w:val="en-US"/>
+        </w:rPr>
+        <w:t>Xtensa</w:t>
+      </w:r>
+      <w:proofErr w:type="spellEnd"/>
+      <w:r>
+        <w:rPr>
+          <w:rFonts w:ascii="Times New Roman" w:hAnsi="Times New Roman"/>
+          <w:color w:val="000000"/>
+          <w:sz w:val="24"/>
+          <w:szCs w:val="24"/>
+          <w:lang w:val="en-US"/>
+        </w:rPr>
+        <w:t xml:space="preserve"> LX6</w:t>
+      </w:r>
+      <w:r>
+        <w:rPr>
+          <w:rFonts w:ascii="Times New Roman" w:hAnsi="Times New Roman"/>
+          <w:color w:val="000000"/>
+          <w:sz w:val="24"/>
+          <w:szCs w:val="24"/>
+          <w:lang w:val="en-US"/>
+        </w:rPr>
+        <w:t xml:space="preserve"> Dual-core</w:t>
+      </w:r>
+      <w:r>
+        <w:rPr>
+          <w:rFonts w:ascii="Times New Roman" w:hAnsi="Times New Roman"/>
+          <w:color w:val="000000"/>
+          <w:sz w:val="24"/>
+          <w:szCs w:val="24"/>
+          <w:lang w:val="en-US"/>
+        </w:rPr>
+        <w:t xml:space="preserve"> yang </w:t>
+      </w:r>
+      <w:proofErr w:type="spellStart"/>
+      <w:r>
+        <w:rPr>
+          <w:rFonts w:ascii="Times New Roman" w:hAnsi="Times New Roman"/>
+          <w:color w:val="000000"/>
+          <w:sz w:val="24"/>
+          <w:szCs w:val="24"/>
+          <w:lang w:val="en-US"/>
+        </w:rPr>
+        <w:t>memiliki</w:t>
+      </w:r>
+      <w:proofErr w:type="spellEnd"/>
+      <w:r>
+        <w:rPr>
+          <w:rFonts w:ascii="Times New Roman" w:hAnsi="Times New Roman"/>
+          <w:color w:val="000000"/>
+          <w:sz w:val="24"/>
+          <w:szCs w:val="24"/>
+          <w:lang w:val="en-US"/>
+        </w:rPr>
+        <w:t xml:space="preserve"> </w:t>
+      </w:r>
+      <w:proofErr w:type="spellStart"/>
+      <w:r>
+        <w:rPr>
+          <w:rFonts w:ascii="Times New Roman" w:hAnsi="Times New Roman"/>
+          <w:color w:val="000000"/>
+          <w:sz w:val="24"/>
+          <w:szCs w:val="24"/>
+          <w:lang w:val="en-US"/>
+        </w:rPr>
+        <w:t>arsitektur</w:t>
+      </w:r>
+      <w:proofErr w:type="spellEnd"/>
+      <w:r>
+        <w:rPr>
+          <w:rFonts w:ascii="Times New Roman" w:hAnsi="Times New Roman"/>
+          <w:color w:val="000000"/>
+          <w:sz w:val="24"/>
+          <w:szCs w:val="24"/>
+          <w:lang w:val="en-US"/>
+        </w:rPr>
+        <w:t xml:space="preserve"> 32bit.</w:t>
       </w:r>
     </w:p>
     <w:p>
@@ -26332,52 +26168,117 @@
           <w:szCs w:val="24"/>
           <w:lang w:val="en-US"/>
         </w:rPr>
-        <w:lastRenderedPageBreak/>
-        <w:t>Menurunkan</w:t>
-      </w:r>
-      <w:proofErr w:type="spellEnd"/>
-      <w:r>
-        <w:rPr>
-          <w:rFonts w:ascii="Times New Roman" w:hAnsi="Times New Roman"/>
-          <w:color w:val="000000"/>
-          <w:sz w:val="24"/>
-          <w:szCs w:val="24"/>
-          <w:lang w:val="en-US"/>
-        </w:rPr>
-        <w:t xml:space="preserve"> </w:t>
-      </w:r>
-      <w:proofErr w:type="spellStart"/>
-      <w:r>
-        <w:rPr>
-          <w:rFonts w:ascii="Times New Roman" w:hAnsi="Times New Roman"/>
-          <w:color w:val="000000"/>
-          <w:sz w:val="24"/>
-          <w:szCs w:val="24"/>
-          <w:lang w:val="en-US"/>
-        </w:rPr>
-        <w:t>kasus</w:t>
-      </w:r>
-      <w:proofErr w:type="spellEnd"/>
-      <w:r>
-        <w:rPr>
-          <w:rFonts w:ascii="Times New Roman" w:hAnsi="Times New Roman"/>
-          <w:color w:val="000000"/>
-          <w:sz w:val="24"/>
-          <w:szCs w:val="24"/>
-          <w:lang w:val="en-US"/>
-        </w:rPr>
-        <w:t xml:space="preserve"> </w:t>
-      </w:r>
-      <w:proofErr w:type="spellStart"/>
-      <w:r>
-        <w:rPr>
-          <w:rFonts w:ascii="Times New Roman" w:hAnsi="Times New Roman"/>
-          <w:color w:val="000000"/>
-          <w:sz w:val="24"/>
-          <w:szCs w:val="24"/>
-          <w:lang w:val="en-US"/>
-        </w:rPr>
-        <w:t>kehilangan</w:t>
+        <w:t>Meningkatkan</w:t>
+      </w:r>
+      <w:proofErr w:type="spellEnd"/>
+      <w:r>
+        <w:rPr>
+          <w:rFonts w:ascii="Times New Roman" w:hAnsi="Times New Roman"/>
+          <w:color w:val="000000"/>
+          <w:sz w:val="24"/>
+          <w:szCs w:val="24"/>
+          <w:lang w:val="en-US"/>
+        </w:rPr>
+        <w:t xml:space="preserve"> </w:t>
+      </w:r>
+      <w:proofErr w:type="spellStart"/>
+      <w:r>
+        <w:rPr>
+          <w:rFonts w:ascii="Times New Roman" w:hAnsi="Times New Roman"/>
+          <w:color w:val="000000"/>
+          <w:sz w:val="24"/>
+          <w:szCs w:val="24"/>
+          <w:lang w:val="en-US"/>
+        </w:rPr>
+        <w:t>keamanan</w:t>
+      </w:r>
+      <w:proofErr w:type="spellEnd"/>
+      <w:r>
+        <w:rPr>
+          <w:rFonts w:ascii="Times New Roman" w:hAnsi="Times New Roman"/>
+          <w:color w:val="000000"/>
+          <w:sz w:val="24"/>
+          <w:szCs w:val="24"/>
+          <w:lang w:val="en-US"/>
+        </w:rPr>
+        <w:t xml:space="preserve"> </w:t>
+      </w:r>
+      <w:proofErr w:type="spellStart"/>
+      <w:r>
+        <w:rPr>
+          <w:rFonts w:ascii="Times New Roman" w:hAnsi="Times New Roman"/>
+          <w:color w:val="000000"/>
+          <w:sz w:val="24"/>
+          <w:szCs w:val="24"/>
+          <w:lang w:val="en-US"/>
+        </w:rPr>
+        <w:t>sekaligus</w:t>
+      </w:r>
+      <w:proofErr w:type="spellEnd"/>
+      <w:r>
+        <w:rPr>
+          <w:rFonts w:ascii="Times New Roman" w:hAnsi="Times New Roman"/>
+          <w:color w:val="000000"/>
+          <w:sz w:val="24"/>
+          <w:szCs w:val="24"/>
+          <w:lang w:val="en-US"/>
+        </w:rPr>
+        <w:t xml:space="preserve"> </w:t>
+      </w:r>
+      <w:proofErr w:type="spellStart"/>
+      <w:r>
+        <w:rPr>
+          <w:rFonts w:ascii="Times New Roman" w:hAnsi="Times New Roman"/>
+          <w:color w:val="000000"/>
+          <w:sz w:val="24"/>
+          <w:szCs w:val="24"/>
+          <w:lang w:val="en-US"/>
+        </w:rPr>
+        <w:t>mencegah</w:t>
+      </w:r>
+      <w:proofErr w:type="spellEnd"/>
+      <w:r>
+        <w:rPr>
+          <w:rFonts w:ascii="Times New Roman" w:hAnsi="Times New Roman"/>
+          <w:color w:val="000000"/>
+          <w:sz w:val="24"/>
+          <w:szCs w:val="24"/>
+          <w:lang w:val="en-US"/>
+        </w:rPr>
+        <w:t xml:space="preserve"> </w:t>
+      </w:r>
+      <w:proofErr w:type="spellStart"/>
+      <w:r>
+        <w:rPr>
+          <w:rFonts w:ascii="Times New Roman" w:hAnsi="Times New Roman"/>
+          <w:color w:val="000000"/>
+          <w:sz w:val="24"/>
+          <w:szCs w:val="24"/>
+          <w:lang w:val="en-US"/>
+        </w:rPr>
+        <w:t>tindakan</w:t>
+      </w:r>
+      <w:proofErr w:type="spellEnd"/>
+      <w:r>
+        <w:rPr>
+          <w:rFonts w:ascii="Times New Roman" w:hAnsi="Times New Roman"/>
+          <w:color w:val="000000"/>
+          <w:sz w:val="24"/>
+          <w:szCs w:val="24"/>
+          <w:lang w:val="en-US"/>
+        </w:rPr>
+        <w:t xml:space="preserve"> </w:t>
+      </w:r>
+      <w:proofErr w:type="spellStart"/>
+      <w:r>
+        <w:rPr>
+          <w:rFonts w:ascii="Times New Roman" w:hAnsi="Times New Roman"/>
+          <w:color w:val="000000"/>
+          <w:sz w:val="24"/>
+          <w:szCs w:val="24"/>
+          <w:lang w:val="en-US"/>
+        </w:rPr>
+        <w:t>pencurian</w:t>
       </w:r>
       <w:proofErr w:type="spellEnd"/>
       <w:r>
@@ -26410,64 +26311,18 @@
           <w:szCs w:val="24"/>
           <w:lang w:val="en-US"/>
         </w:rPr>
-        <w:t xml:space="preserve"> motor yang </w:t>
-      </w:r>
-      <w:proofErr w:type="spellStart"/>
-      <w:r>
-        <w:rPr>
-          <w:rFonts w:ascii="Times New Roman" w:hAnsi="Times New Roman"/>
-          <w:color w:val="000000"/>
-          <w:sz w:val="24"/>
-          <w:szCs w:val="24"/>
-          <w:lang w:val="en-US"/>
-        </w:rPr>
-        <w:t>disebabkan</w:t>
-      </w:r>
-      <w:proofErr w:type="spellEnd"/>
-      <w:r>
-        <w:rPr>
-          <w:rFonts w:ascii="Times New Roman" w:hAnsi="Times New Roman"/>
-          <w:color w:val="000000"/>
-          <w:sz w:val="24"/>
-          <w:szCs w:val="24"/>
-          <w:lang w:val="en-US"/>
-        </w:rPr>
-        <w:t xml:space="preserve"> oleh </w:t>
-      </w:r>
-      <w:proofErr w:type="spellStart"/>
-      <w:r>
-        <w:rPr>
-          <w:rFonts w:ascii="Times New Roman" w:hAnsi="Times New Roman"/>
-          <w:color w:val="000000"/>
-          <w:sz w:val="24"/>
-          <w:szCs w:val="24"/>
-          <w:lang w:val="en-US"/>
-        </w:rPr>
-        <w:t>kelalaian</w:t>
-      </w:r>
-      <w:proofErr w:type="spellEnd"/>
-      <w:r>
-        <w:rPr>
-          <w:rFonts w:ascii="Times New Roman" w:hAnsi="Times New Roman"/>
-          <w:color w:val="000000"/>
-          <w:sz w:val="24"/>
-          <w:szCs w:val="24"/>
-          <w:lang w:val="en-US"/>
-        </w:rPr>
-        <w:t xml:space="preserve"> </w:t>
-      </w:r>
-      <w:proofErr w:type="spellStart"/>
-      <w:r>
-        <w:rPr>
-          <w:rFonts w:ascii="Times New Roman" w:hAnsi="Times New Roman"/>
-          <w:color w:val="000000"/>
-          <w:sz w:val="24"/>
-          <w:szCs w:val="24"/>
-          <w:lang w:val="en-US"/>
-        </w:rPr>
-        <w:t>pengguna</w:t>
-      </w:r>
-      <w:proofErr w:type="spellEnd"/>
+        <w:t xml:space="preserve"> motor</w:t>
+      </w:r>
+      <w:r>
+        <w:rPr>
+          <w:rFonts w:ascii="Times New Roman" w:hAnsi="Times New Roman"/>
+          <w:color w:val="000000"/>
+          <w:sz w:val="24"/>
+          <w:szCs w:val="24"/>
+          <w:lang w:val="en-US"/>
+        </w:rPr>
+        <w:t>.</w:t>
+      </w:r>
     </w:p>
     <w:p>
       <w:pPr>
@@ -26494,121 +26349,6 @@
           <w:szCs w:val="24"/>
           <w:lang w:val="en-US"/>
         </w:rPr>
-      </w:pPr>
-      <w:proofErr w:type="spellStart"/>
-      <w:r>
-        <w:rPr>
-          <w:rFonts w:ascii="Times New Roman" w:hAnsi="Times New Roman"/>
-          <w:color w:val="000000"/>
-          <w:sz w:val="24"/>
-          <w:szCs w:val="24"/>
-          <w:lang w:val="en-US"/>
-        </w:rPr>
-        <w:t>Memonitorng</w:t>
-      </w:r>
-      <w:proofErr w:type="spellEnd"/>
-      <w:r>
-        <w:rPr>
-          <w:rFonts w:ascii="Times New Roman" w:hAnsi="Times New Roman"/>
-          <w:color w:val="000000"/>
-          <w:sz w:val="24"/>
-          <w:szCs w:val="24"/>
-          <w:lang w:val="en-US"/>
-        </w:rPr>
-        <w:t xml:space="preserve"> </w:t>
-      </w:r>
-      <w:proofErr w:type="spellStart"/>
-      <w:r>
-        <w:rPr>
-          <w:rFonts w:ascii="Times New Roman" w:hAnsi="Times New Roman"/>
-          <w:color w:val="000000"/>
-          <w:sz w:val="24"/>
-          <w:szCs w:val="24"/>
-          <w:lang w:val="en-US"/>
-        </w:rPr>
-        <w:t>getaran</w:t>
-      </w:r>
-      <w:proofErr w:type="spellEnd"/>
-      <w:r>
-        <w:rPr>
-          <w:rFonts w:ascii="Times New Roman" w:hAnsi="Times New Roman"/>
-          <w:color w:val="000000"/>
-          <w:sz w:val="24"/>
-          <w:szCs w:val="24"/>
-          <w:lang w:val="en-US"/>
-        </w:rPr>
-        <w:t xml:space="preserve"> yang </w:t>
-      </w:r>
-      <w:proofErr w:type="spellStart"/>
-      <w:r>
-        <w:rPr>
-          <w:rFonts w:ascii="Times New Roman" w:hAnsi="Times New Roman"/>
-          <w:color w:val="000000"/>
-          <w:sz w:val="24"/>
-          <w:szCs w:val="24"/>
-          <w:lang w:val="en-US"/>
-        </w:rPr>
-        <w:t>terjadi</w:t>
-      </w:r>
-      <w:proofErr w:type="spellEnd"/>
-      <w:r>
-        <w:rPr>
-          <w:rFonts w:ascii="Times New Roman" w:hAnsi="Times New Roman"/>
-          <w:color w:val="000000"/>
-          <w:sz w:val="24"/>
-          <w:szCs w:val="24"/>
-          <w:lang w:val="en-US"/>
-        </w:rPr>
-        <w:t xml:space="preserve"> pada </w:t>
-      </w:r>
-      <w:proofErr w:type="spellStart"/>
-      <w:r>
-        <w:rPr>
-          <w:rFonts w:ascii="Times New Roman" w:hAnsi="Times New Roman"/>
-          <w:color w:val="000000"/>
-          <w:sz w:val="24"/>
-          <w:szCs w:val="24"/>
-          <w:lang w:val="en-US"/>
-        </w:rPr>
-        <w:t>mesin</w:t>
-      </w:r>
-      <w:proofErr w:type="spellEnd"/>
-      <w:r>
-        <w:rPr>
-          <w:rFonts w:ascii="Times New Roman" w:hAnsi="Times New Roman"/>
-          <w:color w:val="000000"/>
-          <w:sz w:val="24"/>
-          <w:szCs w:val="24"/>
-          <w:lang w:val="en-US"/>
-        </w:rPr>
-        <w:t>.</w:t>
-      </w:r>
-    </w:p>
-    <w:p>
-      <w:pPr>
-        <w:pStyle w:val="ListParagraph"/>
-        <w:widowControl w:val="0"/>
-        <w:numPr>
-          <w:ilvl w:val="0"/>
-          <w:numId w:val="9"/>
-        </w:numPr>
-        <w:tabs>
-          <w:tab w:val="left" w:leader="dot" w:pos="8222"/>
-          <w:tab w:val="right" w:pos="8788"/>
-        </w:tabs>
-        <w:autoSpaceDE w:val="0"/>
-        <w:autoSpaceDN w:val="0"/>
-        <w:adjustRightInd w:val="0"/>
-        <w:spacing w:after="0" w:line="360" w:lineRule="auto"/>
-        <w:ind w:left="851" w:hanging="284"/>
-        <w:jc w:val="both"/>
-        <w:rPr>
-          <w:rFonts w:ascii="Times New Roman" w:hAnsi="Times New Roman"/>
-          <w:color w:val="000000"/>
-          <w:sz w:val="24"/>
-          <w:szCs w:val="24"/>
-          <w:lang w:val="en-US"/>
-        </w:rPr>
         <w:sectPr>
           <w:footerReference w:type="default" r:id="rId10"/>
           <w:pgSz w:w="11907" w:h="16840" w:code="9"/>
@@ -26619,6 +26359,160 @@
           <w:docGrid w:linePitch="360"/>
         </w:sectPr>
       </w:pPr>
+      <w:proofErr w:type="spellStart"/>
+      <w:r>
+        <w:rPr>
+          <w:rFonts w:ascii="Times New Roman" w:hAnsi="Times New Roman"/>
+          <w:color w:val="000000"/>
+          <w:sz w:val="24"/>
+          <w:szCs w:val="24"/>
+          <w:lang w:val="en-US"/>
+        </w:rPr>
+        <w:t>Menurunkan</w:t>
+      </w:r>
+      <w:proofErr w:type="spellEnd"/>
+      <w:r>
+        <w:rPr>
+          <w:rFonts w:ascii="Times New Roman" w:hAnsi="Times New Roman"/>
+          <w:color w:val="000000"/>
+          <w:sz w:val="24"/>
+          <w:szCs w:val="24"/>
+          <w:lang w:val="en-US"/>
+        </w:rPr>
+        <w:t xml:space="preserve"> </w:t>
+      </w:r>
+      <w:proofErr w:type="spellStart"/>
+      <w:r>
+        <w:rPr>
+          <w:rFonts w:ascii="Times New Roman" w:hAnsi="Times New Roman"/>
+          <w:color w:val="000000"/>
+          <w:sz w:val="24"/>
+          <w:szCs w:val="24"/>
+          <w:lang w:val="en-US"/>
+        </w:rPr>
+        <w:t>kasus</w:t>
+      </w:r>
+      <w:proofErr w:type="spellEnd"/>
+      <w:r>
+        <w:rPr>
+          <w:rFonts w:ascii="Times New Roman" w:hAnsi="Times New Roman"/>
+          <w:color w:val="000000"/>
+          <w:sz w:val="24"/>
+          <w:szCs w:val="24"/>
+          <w:lang w:val="en-US"/>
+        </w:rPr>
+        <w:t xml:space="preserve"> </w:t>
+      </w:r>
+      <w:proofErr w:type="spellStart"/>
+      <w:r>
+        <w:rPr>
+          <w:rFonts w:ascii="Times New Roman" w:hAnsi="Times New Roman"/>
+          <w:color w:val="000000"/>
+          <w:sz w:val="24"/>
+          <w:szCs w:val="24"/>
+          <w:lang w:val="en-US"/>
+        </w:rPr>
+        <w:t>kehilangan</w:t>
+      </w:r>
+      <w:proofErr w:type="spellEnd"/>
+      <w:r>
+        <w:rPr>
+          <w:rFonts w:ascii="Times New Roman" w:hAnsi="Times New Roman"/>
+          <w:color w:val="000000"/>
+          <w:sz w:val="24"/>
+          <w:szCs w:val="24"/>
+          <w:lang w:val="en-US"/>
+        </w:rPr>
+        <w:t xml:space="preserve"> </w:t>
+      </w:r>
+      <w:proofErr w:type="spellStart"/>
+      <w:r>
+        <w:rPr>
+          <w:rFonts w:ascii="Times New Roman" w:hAnsi="Times New Roman"/>
+          <w:color w:val="000000"/>
+          <w:sz w:val="24"/>
+          <w:szCs w:val="24"/>
+          <w:lang w:val="en-US"/>
+        </w:rPr>
+        <w:t>sepeda</w:t>
+      </w:r>
+      <w:proofErr w:type="spellEnd"/>
+      <w:r>
+        <w:rPr>
+          <w:rFonts w:ascii="Times New Roman" w:hAnsi="Times New Roman"/>
+          <w:color w:val="000000"/>
+          <w:sz w:val="24"/>
+          <w:szCs w:val="24"/>
+          <w:lang w:val="en-US"/>
+        </w:rPr>
+        <w:t xml:space="preserve"> motor yang </w:t>
+      </w:r>
+      <w:proofErr w:type="spellStart"/>
+      <w:r>
+        <w:rPr>
+          <w:rFonts w:ascii="Times New Roman" w:hAnsi="Times New Roman"/>
+          <w:color w:val="000000"/>
+          <w:sz w:val="24"/>
+          <w:szCs w:val="24"/>
+          <w:lang w:val="en-US"/>
+        </w:rPr>
+        <w:t>disebabkan</w:t>
+      </w:r>
+      <w:proofErr w:type="spellEnd"/>
+      <w:r>
+        <w:rPr>
+          <w:rFonts w:ascii="Times New Roman" w:hAnsi="Times New Roman"/>
+          <w:color w:val="000000"/>
+          <w:sz w:val="24"/>
+          <w:szCs w:val="24"/>
+          <w:lang w:val="en-US"/>
+        </w:rPr>
+        <w:t xml:space="preserve"> oleh </w:t>
+      </w:r>
+      <w:proofErr w:type="spellStart"/>
+      <w:r>
+        <w:rPr>
+          <w:rFonts w:ascii="Times New Roman" w:hAnsi="Times New Roman"/>
+          <w:color w:val="000000"/>
+          <w:sz w:val="24"/>
+          <w:szCs w:val="24"/>
+          <w:lang w:val="en-US"/>
+        </w:rPr>
+        <w:t>kelalaian</w:t>
+      </w:r>
+      <w:proofErr w:type="spellEnd"/>
+      <w:r>
+        <w:rPr>
+          <w:rFonts w:ascii="Times New Roman" w:hAnsi="Times New Roman"/>
+          <w:color w:val="000000"/>
+          <w:sz w:val="24"/>
+          <w:szCs w:val="24"/>
+          <w:lang w:val="en-US"/>
+        </w:rPr>
+        <w:t xml:space="preserve"> </w:t>
+      </w:r>
+      <w:proofErr w:type="spellStart"/>
+      <w:r>
+        <w:rPr>
+          <w:rFonts w:ascii="Times New Roman" w:hAnsi="Times New Roman"/>
+          <w:color w:val="000000"/>
+          <w:sz w:val="24"/>
+          <w:szCs w:val="24"/>
+          <w:lang w:val="en-US"/>
+        </w:rPr>
+        <w:t>pengguna</w:t>
+      </w:r>
+      <w:proofErr w:type="spellEnd"/>
+      <w:r>
+        <w:rPr>
+          <w:rFonts w:ascii="Times New Roman" w:hAnsi="Times New Roman"/>
+          <w:color w:val="000000"/>
+          <w:sz w:val="24"/>
+          <w:szCs w:val="24"/>
+          <w:lang w:val="en-US"/>
+        </w:rPr>
+        <w:t>.</w:t>
+      </w:r>
     </w:p>
     <w:p>
       <w:pPr>
@@ -40770,6 +40664,2555 @@
           <w:szCs w:val="24"/>
           <w:lang w:val="en-US"/>
         </w:rPr>
+        <w:t>Mikroprosesor</w:t>
+      </w:r>
+      <w:proofErr w:type="spellEnd"/>
+    </w:p>
+    <w:p>
+      <w:pPr>
+        <w:pStyle w:val="ListParagraph"/>
+        <w:widowControl w:val="0"/>
+        <w:tabs>
+          <w:tab w:val="left" w:leader="dot" w:pos="8222"/>
+          <w:tab w:val="right" w:pos="8788"/>
+        </w:tabs>
+        <w:autoSpaceDE w:val="0"/>
+        <w:autoSpaceDN w:val="0"/>
+        <w:adjustRightInd w:val="0"/>
+        <w:spacing w:after="0" w:line="360" w:lineRule="auto"/>
+        <w:ind w:left="0" w:firstLine="567"/>
+        <w:jc w:val="both"/>
+        <w:rPr>
+          <w:rFonts w:ascii="Times New Roman" w:hAnsi="Times New Roman"/>
+          <w:color w:val="000000"/>
+          <w:sz w:val="24"/>
+          <w:szCs w:val="24"/>
+          <w:lang w:val="en-US"/>
+        </w:rPr>
+      </w:pPr>
+      <w:proofErr w:type="spellStart"/>
+      <w:r>
+        <w:rPr>
+          <w:rFonts w:ascii="Times New Roman" w:hAnsi="Times New Roman"/>
+          <w:color w:val="000000"/>
+          <w:sz w:val="24"/>
+          <w:szCs w:val="24"/>
+          <w:lang w:val="en-US"/>
+        </w:rPr>
+        <w:t>Mikroprosesor</w:t>
+      </w:r>
+      <w:proofErr w:type="spellEnd"/>
+      <w:r>
+        <w:rPr>
+          <w:rFonts w:ascii="Times New Roman" w:hAnsi="Times New Roman"/>
+          <w:color w:val="000000"/>
+          <w:sz w:val="24"/>
+          <w:szCs w:val="24"/>
+          <w:lang w:val="en-US"/>
+        </w:rPr>
+        <w:t xml:space="preserve"> (µP) </w:t>
+      </w:r>
+      <w:proofErr w:type="spellStart"/>
+      <w:r>
+        <w:rPr>
+          <w:rFonts w:ascii="Times New Roman" w:hAnsi="Times New Roman"/>
+          <w:color w:val="000000"/>
+          <w:sz w:val="24"/>
+          <w:szCs w:val="24"/>
+          <w:lang w:val="en-US"/>
+        </w:rPr>
+        <w:t>merupakan</w:t>
+      </w:r>
+      <w:proofErr w:type="spellEnd"/>
+      <w:r>
+        <w:rPr>
+          <w:rFonts w:ascii="Times New Roman" w:hAnsi="Times New Roman"/>
+          <w:color w:val="000000"/>
+          <w:sz w:val="24"/>
+          <w:szCs w:val="24"/>
+          <w:lang w:val="en-US"/>
+        </w:rPr>
+        <w:t xml:space="preserve"> unit </w:t>
+      </w:r>
+      <w:proofErr w:type="spellStart"/>
+      <w:r>
+        <w:rPr>
+          <w:rFonts w:ascii="Times New Roman" w:hAnsi="Times New Roman"/>
+          <w:color w:val="000000"/>
+          <w:sz w:val="24"/>
+          <w:szCs w:val="24"/>
+          <w:lang w:val="en-US"/>
+        </w:rPr>
+        <w:t>pe</w:t>
+      </w:r>
+      <w:r>
+        <w:rPr>
+          <w:rFonts w:ascii="Times New Roman" w:hAnsi="Times New Roman"/>
+          <w:color w:val="000000"/>
+          <w:sz w:val="24"/>
+          <w:szCs w:val="24"/>
+          <w:lang w:val="en-US"/>
+        </w:rPr>
+        <w:t>mrosesan</w:t>
+      </w:r>
+      <w:proofErr w:type="spellEnd"/>
+      <w:r>
+        <w:rPr>
+          <w:rFonts w:ascii="Times New Roman" w:hAnsi="Times New Roman"/>
+          <w:color w:val="000000"/>
+          <w:sz w:val="24"/>
+          <w:szCs w:val="24"/>
+          <w:lang w:val="en-US"/>
+        </w:rPr>
+        <w:t xml:space="preserve"> yang </w:t>
+      </w:r>
+      <w:proofErr w:type="spellStart"/>
+      <w:r>
+        <w:rPr>
+          <w:rFonts w:ascii="Times New Roman" w:hAnsi="Times New Roman"/>
+          <w:color w:val="000000"/>
+          <w:sz w:val="24"/>
+          <w:szCs w:val="24"/>
+          <w:lang w:val="en-US"/>
+        </w:rPr>
+        <w:t>merukuran</w:t>
+      </w:r>
+      <w:proofErr w:type="spellEnd"/>
+      <w:r>
+        <w:rPr>
+          <w:rFonts w:ascii="Times New Roman" w:hAnsi="Times New Roman"/>
+          <w:color w:val="000000"/>
+          <w:sz w:val="24"/>
+          <w:szCs w:val="24"/>
+          <w:lang w:val="en-US"/>
+        </w:rPr>
+        <w:t xml:space="preserve"> </w:t>
+      </w:r>
+      <w:proofErr w:type="spellStart"/>
+      <w:r>
+        <w:rPr>
+          <w:rFonts w:ascii="Times New Roman" w:hAnsi="Times New Roman"/>
+          <w:color w:val="000000"/>
+          <w:sz w:val="24"/>
+          <w:szCs w:val="24"/>
+          <w:lang w:val="en-US"/>
+        </w:rPr>
+        <w:t>sangat</w:t>
+      </w:r>
+      <w:proofErr w:type="spellEnd"/>
+      <w:r>
+        <w:rPr>
+          <w:rFonts w:ascii="Times New Roman" w:hAnsi="Times New Roman"/>
+          <w:color w:val="000000"/>
+          <w:sz w:val="24"/>
+          <w:szCs w:val="24"/>
+          <w:lang w:val="en-US"/>
+        </w:rPr>
+        <w:t xml:space="preserve"> </w:t>
+      </w:r>
+      <w:proofErr w:type="spellStart"/>
+      <w:r>
+        <w:rPr>
+          <w:rFonts w:ascii="Times New Roman" w:hAnsi="Times New Roman"/>
+          <w:color w:val="000000"/>
+          <w:sz w:val="24"/>
+          <w:szCs w:val="24"/>
+          <w:lang w:val="en-US"/>
+        </w:rPr>
+        <w:t>kecil</w:t>
+      </w:r>
+      <w:proofErr w:type="spellEnd"/>
+      <w:r>
+        <w:rPr>
+          <w:rFonts w:ascii="Times New Roman" w:hAnsi="Times New Roman"/>
+          <w:color w:val="000000"/>
+          <w:sz w:val="24"/>
+          <w:szCs w:val="24"/>
+          <w:lang w:val="en-US"/>
+        </w:rPr>
+        <w:t xml:space="preserve">, </w:t>
+      </w:r>
+      <w:proofErr w:type="spellStart"/>
+      <w:r>
+        <w:rPr>
+          <w:rFonts w:ascii="Times New Roman" w:hAnsi="Times New Roman"/>
+          <w:color w:val="000000"/>
+          <w:sz w:val="24"/>
+          <w:szCs w:val="24"/>
+          <w:lang w:val="en-US"/>
+        </w:rPr>
+        <w:t>dibuat</w:t>
+      </w:r>
+      <w:proofErr w:type="spellEnd"/>
+      <w:r>
+        <w:rPr>
+          <w:rFonts w:ascii="Times New Roman" w:hAnsi="Times New Roman"/>
+          <w:color w:val="000000"/>
+          <w:sz w:val="24"/>
+          <w:szCs w:val="24"/>
+          <w:lang w:val="en-US"/>
+        </w:rPr>
+        <w:t xml:space="preserve"> </w:t>
+      </w:r>
+      <w:proofErr w:type="spellStart"/>
+      <w:r>
+        <w:rPr>
+          <w:rFonts w:ascii="Times New Roman" w:hAnsi="Times New Roman"/>
+          <w:color w:val="000000"/>
+          <w:sz w:val="24"/>
+          <w:szCs w:val="24"/>
+          <w:lang w:val="en-US"/>
+        </w:rPr>
+        <w:t>dengan</w:t>
+      </w:r>
+      <w:proofErr w:type="spellEnd"/>
+      <w:r>
+        <w:rPr>
+          <w:rFonts w:ascii="Times New Roman" w:hAnsi="Times New Roman"/>
+          <w:color w:val="000000"/>
+          <w:sz w:val="24"/>
+          <w:szCs w:val="24"/>
+          <w:lang w:val="en-US"/>
+        </w:rPr>
+        <w:t xml:space="preserve"> chip </w:t>
+      </w:r>
+      <w:proofErr w:type="spellStart"/>
+      <w:r>
+        <w:rPr>
+          <w:rFonts w:ascii="Times New Roman" w:hAnsi="Times New Roman"/>
+          <w:color w:val="000000"/>
+          <w:sz w:val="24"/>
+          <w:szCs w:val="24"/>
+          <w:lang w:val="en-US"/>
+        </w:rPr>
+        <w:t>kecil</w:t>
+      </w:r>
+      <w:proofErr w:type="spellEnd"/>
+      <w:r>
+        <w:rPr>
+          <w:rFonts w:ascii="Times New Roman" w:hAnsi="Times New Roman"/>
+          <w:color w:val="000000"/>
+          <w:sz w:val="24"/>
+          <w:szCs w:val="24"/>
+          <w:lang w:val="en-US"/>
+        </w:rPr>
+        <w:t xml:space="preserve"> yang </w:t>
+      </w:r>
+      <w:proofErr w:type="spellStart"/>
+      <w:r>
+        <w:rPr>
+          <w:rFonts w:ascii="Times New Roman" w:hAnsi="Times New Roman"/>
+          <w:color w:val="000000"/>
+          <w:sz w:val="24"/>
+          <w:szCs w:val="24"/>
+          <w:lang w:val="en-US"/>
+        </w:rPr>
+        <w:t>mampu</w:t>
+      </w:r>
+      <w:proofErr w:type="spellEnd"/>
+      <w:r>
+        <w:rPr>
+          <w:rFonts w:ascii="Times New Roman" w:hAnsi="Times New Roman"/>
+          <w:color w:val="000000"/>
+          <w:sz w:val="24"/>
+          <w:szCs w:val="24"/>
+          <w:lang w:val="en-US"/>
+        </w:rPr>
+        <w:t xml:space="preserve"> </w:t>
+      </w:r>
+      <w:proofErr w:type="spellStart"/>
+      <w:r>
+        <w:rPr>
+          <w:rFonts w:ascii="Times New Roman" w:hAnsi="Times New Roman"/>
+          <w:color w:val="000000"/>
+          <w:sz w:val="24"/>
+          <w:szCs w:val="24"/>
+          <w:lang w:val="en-US"/>
+        </w:rPr>
+        <w:t>melakukan</w:t>
+      </w:r>
+      <w:proofErr w:type="spellEnd"/>
+      <w:r>
+        <w:rPr>
+          <w:rFonts w:ascii="Times New Roman" w:hAnsi="Times New Roman"/>
+          <w:color w:val="000000"/>
+          <w:sz w:val="24"/>
+          <w:szCs w:val="24"/>
+          <w:lang w:val="en-US"/>
+        </w:rPr>
+        <w:t xml:space="preserve"> </w:t>
+      </w:r>
+      <w:proofErr w:type="spellStart"/>
+      <w:r>
+        <w:rPr>
+          <w:rFonts w:ascii="Times New Roman" w:hAnsi="Times New Roman"/>
+          <w:color w:val="000000"/>
+          <w:sz w:val="24"/>
+          <w:szCs w:val="24"/>
+          <w:lang w:val="en-US"/>
+        </w:rPr>
+        <w:t>operasi</w:t>
+      </w:r>
+      <w:proofErr w:type="spellEnd"/>
+      <w:r>
+        <w:rPr>
+          <w:rFonts w:ascii="Times New Roman" w:hAnsi="Times New Roman"/>
+          <w:color w:val="000000"/>
+          <w:sz w:val="24"/>
+          <w:szCs w:val="24"/>
+          <w:lang w:val="en-US"/>
+        </w:rPr>
+        <w:t xml:space="preserve"> </w:t>
+      </w:r>
+      <w:proofErr w:type="spellStart"/>
+      <w:r>
+        <w:rPr>
+          <w:rFonts w:ascii="Times New Roman" w:hAnsi="Times New Roman"/>
+          <w:color w:val="000000"/>
+          <w:sz w:val="24"/>
+          <w:szCs w:val="24"/>
+          <w:lang w:val="en-US"/>
+        </w:rPr>
+        <w:t>Aritmatika</w:t>
+      </w:r>
+      <w:proofErr w:type="spellEnd"/>
+      <w:r>
+        <w:rPr>
+          <w:rFonts w:ascii="Times New Roman" w:hAnsi="Times New Roman"/>
+          <w:color w:val="000000"/>
+          <w:sz w:val="24"/>
+          <w:szCs w:val="24"/>
+          <w:lang w:val="en-US"/>
+        </w:rPr>
+        <w:t xml:space="preserve"> dal </w:t>
+      </w:r>
+      <w:proofErr w:type="spellStart"/>
+      <w:r>
+        <w:rPr>
+          <w:rFonts w:ascii="Times New Roman" w:hAnsi="Times New Roman"/>
+          <w:color w:val="000000"/>
+          <w:sz w:val="24"/>
+          <w:szCs w:val="24"/>
+          <w:lang w:val="en-US"/>
+        </w:rPr>
+        <w:t>perbandingan</w:t>
+      </w:r>
+      <w:proofErr w:type="spellEnd"/>
+      <w:r>
+        <w:rPr>
+          <w:rFonts w:ascii="Times New Roman" w:hAnsi="Times New Roman"/>
+          <w:color w:val="000000"/>
+          <w:sz w:val="24"/>
+          <w:szCs w:val="24"/>
+          <w:lang w:val="en-US"/>
+        </w:rPr>
+        <w:t xml:space="preserve"> </w:t>
+      </w:r>
+      <w:proofErr w:type="spellStart"/>
+      <w:r>
+        <w:rPr>
+          <w:rFonts w:ascii="Times New Roman" w:hAnsi="Times New Roman"/>
+          <w:color w:val="000000"/>
+          <w:sz w:val="24"/>
+          <w:szCs w:val="24"/>
+          <w:lang w:val="en-US"/>
+        </w:rPr>
+        <w:t>logika</w:t>
+      </w:r>
+      <w:proofErr w:type="spellEnd"/>
+      <w:r>
+        <w:rPr>
+          <w:rFonts w:ascii="Times New Roman" w:hAnsi="Times New Roman"/>
+          <w:color w:val="000000"/>
+          <w:sz w:val="24"/>
+          <w:szCs w:val="24"/>
+          <w:lang w:val="en-US"/>
+        </w:rPr>
+        <w:t xml:space="preserve"> </w:t>
+      </w:r>
+      <w:proofErr w:type="spellStart"/>
+      <w:r>
+        <w:rPr>
+          <w:rFonts w:ascii="Times New Roman" w:hAnsi="Times New Roman"/>
+          <w:color w:val="000000"/>
+          <w:sz w:val="24"/>
+          <w:szCs w:val="24"/>
+          <w:lang w:val="en-US"/>
+        </w:rPr>
+        <w:t>menggunakan</w:t>
+      </w:r>
+      <w:proofErr w:type="spellEnd"/>
+      <w:r>
+        <w:rPr>
+          <w:rFonts w:ascii="Times New Roman" w:hAnsi="Times New Roman"/>
+          <w:color w:val="000000"/>
+          <w:sz w:val="24"/>
+          <w:szCs w:val="24"/>
+          <w:lang w:val="en-US"/>
+        </w:rPr>
+        <w:t xml:space="preserve"> </w:t>
+      </w:r>
+      <w:r>
+        <w:rPr>
+          <w:rFonts w:ascii="Times New Roman" w:hAnsi="Times New Roman"/>
+          <w:color w:val="000000"/>
+          <w:sz w:val="24"/>
+          <w:szCs w:val="24"/>
+          <w:lang w:val="en-US"/>
+        </w:rPr>
+        <w:t>ALU (</w:t>
+      </w:r>
+      <w:r>
+        <w:rPr>
+          <w:rFonts w:ascii="Times New Roman" w:hAnsi="Times New Roman"/>
+          <w:i/>
+          <w:iCs/>
+          <w:color w:val="000000"/>
+          <w:sz w:val="24"/>
+          <w:szCs w:val="24"/>
+          <w:lang w:val="en-US"/>
+        </w:rPr>
+        <w:t>Arithmetic Logical Unit</w:t>
+      </w:r>
+      <w:r>
+        <w:rPr>
+          <w:rFonts w:ascii="Times New Roman" w:hAnsi="Times New Roman"/>
+          <w:color w:val="000000"/>
+          <w:sz w:val="24"/>
+          <w:szCs w:val="24"/>
+          <w:lang w:val="en-US"/>
+        </w:rPr>
+        <w:t xml:space="preserve">) dan </w:t>
+      </w:r>
+      <w:proofErr w:type="spellStart"/>
+      <w:r>
+        <w:rPr>
+          <w:rFonts w:ascii="Times New Roman" w:hAnsi="Times New Roman"/>
+          <w:color w:val="000000"/>
+          <w:sz w:val="24"/>
+          <w:szCs w:val="24"/>
+          <w:lang w:val="en-US"/>
+        </w:rPr>
+        <w:t>berkomunikasi</w:t>
+      </w:r>
+      <w:proofErr w:type="spellEnd"/>
+      <w:r>
+        <w:rPr>
+          <w:rFonts w:ascii="Times New Roman" w:hAnsi="Times New Roman"/>
+          <w:color w:val="000000"/>
+          <w:sz w:val="24"/>
+          <w:szCs w:val="24"/>
+          <w:lang w:val="en-US"/>
+        </w:rPr>
+        <w:t xml:space="preserve"> </w:t>
+      </w:r>
+      <w:proofErr w:type="spellStart"/>
+      <w:r>
+        <w:rPr>
+          <w:rFonts w:ascii="Times New Roman" w:hAnsi="Times New Roman"/>
+          <w:color w:val="000000"/>
+          <w:sz w:val="24"/>
+          <w:szCs w:val="24"/>
+          <w:lang w:val="en-US"/>
+        </w:rPr>
+        <w:t>dengan</w:t>
+      </w:r>
+      <w:proofErr w:type="spellEnd"/>
+      <w:r>
+        <w:rPr>
+          <w:rFonts w:ascii="Times New Roman" w:hAnsi="Times New Roman"/>
+          <w:color w:val="000000"/>
+          <w:sz w:val="24"/>
+          <w:szCs w:val="24"/>
+          <w:lang w:val="en-US"/>
+        </w:rPr>
+        <w:t xml:space="preserve"> </w:t>
+      </w:r>
+      <w:proofErr w:type="spellStart"/>
+      <w:r>
+        <w:rPr>
+          <w:rFonts w:ascii="Times New Roman" w:hAnsi="Times New Roman"/>
+          <w:color w:val="000000"/>
+          <w:sz w:val="24"/>
+          <w:szCs w:val="24"/>
+          <w:lang w:val="en-US"/>
+        </w:rPr>
+        <w:t>perangkat</w:t>
+      </w:r>
+      <w:proofErr w:type="spellEnd"/>
+      <w:r>
+        <w:rPr>
+          <w:rFonts w:ascii="Times New Roman" w:hAnsi="Times New Roman"/>
+          <w:color w:val="000000"/>
+          <w:sz w:val="24"/>
+          <w:szCs w:val="24"/>
+          <w:lang w:val="en-US"/>
+        </w:rPr>
+        <w:t xml:space="preserve"> lain yang </w:t>
+      </w:r>
+      <w:proofErr w:type="spellStart"/>
+      <w:r>
+        <w:rPr>
+          <w:rFonts w:ascii="Times New Roman" w:hAnsi="Times New Roman"/>
+          <w:color w:val="000000"/>
+          <w:sz w:val="24"/>
+          <w:szCs w:val="24"/>
+          <w:lang w:val="en-US"/>
+        </w:rPr>
+        <w:t>terhubung</w:t>
+      </w:r>
+      <w:proofErr w:type="spellEnd"/>
+      <w:r>
+        <w:rPr>
+          <w:rFonts w:ascii="Times New Roman" w:hAnsi="Times New Roman"/>
+          <w:color w:val="000000"/>
+          <w:sz w:val="24"/>
+          <w:szCs w:val="24"/>
+          <w:lang w:val="en-US"/>
+        </w:rPr>
+        <w:t xml:space="preserve"> </w:t>
+      </w:r>
+      <w:proofErr w:type="spellStart"/>
+      <w:r>
+        <w:rPr>
+          <w:rFonts w:ascii="Times New Roman" w:hAnsi="Times New Roman"/>
+          <w:color w:val="000000"/>
+          <w:sz w:val="24"/>
+          <w:szCs w:val="24"/>
+          <w:lang w:val="en-US"/>
+        </w:rPr>
+        <w:t>dengannya</w:t>
+      </w:r>
+      <w:proofErr w:type="spellEnd"/>
+      <w:r>
+        <w:rPr>
+          <w:rFonts w:ascii="Times New Roman" w:hAnsi="Times New Roman"/>
+          <w:color w:val="000000"/>
+          <w:sz w:val="24"/>
+          <w:szCs w:val="24"/>
+          <w:lang w:val="en-US"/>
+        </w:rPr>
+        <w:t>.</w:t>
+      </w:r>
+      <w:r>
+        <w:rPr>
+          <w:rFonts w:ascii="Times New Roman" w:hAnsi="Times New Roman"/>
+          <w:color w:val="000000"/>
+          <w:sz w:val="24"/>
+          <w:szCs w:val="24"/>
+          <w:lang w:val="en-US"/>
+        </w:rPr>
+        <w:t xml:space="preserve"> </w:t>
+      </w:r>
+    </w:p>
+    <w:p>
+      <w:pPr>
+        <w:pStyle w:val="ListParagraph"/>
+        <w:widowControl w:val="0"/>
+        <w:tabs>
+          <w:tab w:val="left" w:leader="dot" w:pos="8222"/>
+          <w:tab w:val="right" w:pos="8788"/>
+        </w:tabs>
+        <w:autoSpaceDE w:val="0"/>
+        <w:autoSpaceDN w:val="0"/>
+        <w:adjustRightInd w:val="0"/>
+        <w:spacing w:after="0" w:line="360" w:lineRule="auto"/>
+        <w:ind w:left="0" w:firstLine="567"/>
+        <w:jc w:val="both"/>
+        <w:rPr>
+          <w:rFonts w:ascii="Times New Roman" w:hAnsi="Times New Roman"/>
+          <w:color w:val="000000"/>
+          <w:sz w:val="24"/>
+          <w:szCs w:val="24"/>
+          <w:lang w:val="en-US"/>
+        </w:rPr>
+      </w:pPr>
+      <w:proofErr w:type="spellStart"/>
+      <w:r>
+        <w:rPr>
+          <w:rFonts w:ascii="Times New Roman" w:hAnsi="Times New Roman"/>
+          <w:color w:val="000000"/>
+          <w:sz w:val="24"/>
+          <w:szCs w:val="24"/>
+          <w:lang w:val="en-US"/>
+        </w:rPr>
+        <w:t>Mikroprosesor</w:t>
+      </w:r>
+      <w:proofErr w:type="spellEnd"/>
+      <w:r>
+        <w:rPr>
+          <w:rFonts w:ascii="Times New Roman" w:hAnsi="Times New Roman"/>
+          <w:color w:val="000000"/>
+          <w:sz w:val="24"/>
+          <w:szCs w:val="24"/>
+          <w:lang w:val="en-US"/>
+        </w:rPr>
+        <w:t xml:space="preserve"> </w:t>
+      </w:r>
+      <w:proofErr w:type="spellStart"/>
+      <w:r>
+        <w:rPr>
+          <w:rFonts w:ascii="Times New Roman" w:hAnsi="Times New Roman"/>
+          <w:color w:val="000000"/>
+          <w:sz w:val="24"/>
+          <w:szCs w:val="24"/>
+          <w:lang w:val="en-US"/>
+        </w:rPr>
+        <w:t>terdiri</w:t>
+      </w:r>
+      <w:proofErr w:type="spellEnd"/>
+      <w:r>
+        <w:rPr>
+          <w:rFonts w:ascii="Times New Roman" w:hAnsi="Times New Roman"/>
+          <w:color w:val="000000"/>
+          <w:sz w:val="24"/>
+          <w:szCs w:val="24"/>
+          <w:lang w:val="en-US"/>
+        </w:rPr>
+        <w:t xml:space="preserve"> </w:t>
+      </w:r>
+      <w:proofErr w:type="spellStart"/>
+      <w:r>
+        <w:rPr>
+          <w:rFonts w:ascii="Times New Roman" w:hAnsi="Times New Roman"/>
+          <w:color w:val="000000"/>
+          <w:sz w:val="24"/>
+          <w:szCs w:val="24"/>
+          <w:lang w:val="en-US"/>
+        </w:rPr>
+        <w:t>dari</w:t>
+      </w:r>
+      <w:proofErr w:type="spellEnd"/>
+      <w:r>
+        <w:rPr>
+          <w:rFonts w:ascii="Times New Roman" w:hAnsi="Times New Roman"/>
+          <w:color w:val="000000"/>
+          <w:sz w:val="24"/>
+          <w:szCs w:val="24"/>
+          <w:lang w:val="en-US"/>
+        </w:rPr>
+        <w:t xml:space="preserve"> ALU, </w:t>
+      </w:r>
+      <w:r>
+        <w:rPr>
+          <w:rFonts w:ascii="Times New Roman" w:hAnsi="Times New Roman"/>
+          <w:color w:val="000000"/>
+          <w:sz w:val="24"/>
+          <w:szCs w:val="24"/>
+          <w:lang w:val="en-US"/>
+        </w:rPr>
+        <w:t>R</w:t>
+      </w:r>
+      <w:r>
+        <w:rPr>
+          <w:rFonts w:ascii="Times New Roman" w:hAnsi="Times New Roman"/>
+          <w:color w:val="000000"/>
+          <w:sz w:val="24"/>
+          <w:szCs w:val="24"/>
+          <w:lang w:val="en-US"/>
+        </w:rPr>
+        <w:t xml:space="preserve">egister, dan </w:t>
+      </w:r>
+      <w:r>
+        <w:rPr>
+          <w:rFonts w:ascii="Times New Roman" w:hAnsi="Times New Roman"/>
+          <w:color w:val="000000"/>
+          <w:sz w:val="24"/>
+          <w:szCs w:val="24"/>
+          <w:lang w:val="en-US"/>
+        </w:rPr>
+        <w:t>CU (</w:t>
+      </w:r>
+      <w:r>
+        <w:rPr>
+          <w:rFonts w:ascii="Times New Roman" w:hAnsi="Times New Roman"/>
+          <w:i/>
+          <w:iCs/>
+          <w:color w:val="000000"/>
+          <w:sz w:val="24"/>
+          <w:szCs w:val="24"/>
+          <w:lang w:val="en-US"/>
+        </w:rPr>
+        <w:t>Control Unit</w:t>
+      </w:r>
+      <w:r>
+        <w:rPr>
+          <w:rFonts w:ascii="Times New Roman" w:hAnsi="Times New Roman"/>
+          <w:color w:val="000000"/>
+          <w:sz w:val="24"/>
+          <w:szCs w:val="24"/>
+          <w:lang w:val="en-US"/>
+        </w:rPr>
+        <w:t>)</w:t>
+      </w:r>
+      <w:r>
+        <w:rPr>
+          <w:rFonts w:ascii="Times New Roman" w:hAnsi="Times New Roman"/>
+          <w:color w:val="000000"/>
+          <w:sz w:val="24"/>
+          <w:szCs w:val="24"/>
+          <w:lang w:val="en-US"/>
+        </w:rPr>
+        <w:t xml:space="preserve">. ALU </w:t>
+      </w:r>
+      <w:proofErr w:type="spellStart"/>
+      <w:r>
+        <w:rPr>
+          <w:rFonts w:ascii="Times New Roman" w:hAnsi="Times New Roman"/>
+          <w:color w:val="000000"/>
+          <w:sz w:val="24"/>
+          <w:szCs w:val="24"/>
+          <w:lang w:val="en-US"/>
+        </w:rPr>
+        <w:t>b</w:t>
+      </w:r>
+      <w:r>
+        <w:rPr>
+          <w:rFonts w:ascii="Times New Roman" w:hAnsi="Times New Roman"/>
+          <w:color w:val="000000"/>
+          <w:sz w:val="24"/>
+          <w:szCs w:val="24"/>
+          <w:lang w:val="en-US"/>
+        </w:rPr>
+        <w:t>ertugas</w:t>
+      </w:r>
+      <w:proofErr w:type="spellEnd"/>
+      <w:r>
+        <w:rPr>
+          <w:rFonts w:ascii="Times New Roman" w:hAnsi="Times New Roman"/>
+          <w:color w:val="000000"/>
+          <w:sz w:val="24"/>
+          <w:szCs w:val="24"/>
+          <w:lang w:val="en-US"/>
+        </w:rPr>
+        <w:t xml:space="preserve"> </w:t>
+      </w:r>
+      <w:proofErr w:type="spellStart"/>
+      <w:r>
+        <w:rPr>
+          <w:rFonts w:ascii="Times New Roman" w:hAnsi="Times New Roman"/>
+          <w:color w:val="000000"/>
+          <w:sz w:val="24"/>
+          <w:szCs w:val="24"/>
+          <w:lang w:val="en-US"/>
+        </w:rPr>
+        <w:t>untuk</w:t>
+      </w:r>
+      <w:proofErr w:type="spellEnd"/>
+      <w:r>
+        <w:rPr>
+          <w:rFonts w:ascii="Times New Roman" w:hAnsi="Times New Roman"/>
+          <w:color w:val="000000"/>
+          <w:sz w:val="24"/>
+          <w:szCs w:val="24"/>
+          <w:lang w:val="en-US"/>
+        </w:rPr>
+        <w:t xml:space="preserve"> </w:t>
+      </w:r>
+      <w:proofErr w:type="spellStart"/>
+      <w:r>
+        <w:rPr>
+          <w:rFonts w:ascii="Times New Roman" w:hAnsi="Times New Roman"/>
+          <w:color w:val="000000"/>
+          <w:sz w:val="24"/>
+          <w:szCs w:val="24"/>
+          <w:lang w:val="en-US"/>
+        </w:rPr>
+        <w:t>melakukan</w:t>
+      </w:r>
+      <w:proofErr w:type="spellEnd"/>
+      <w:r>
+        <w:rPr>
+          <w:rFonts w:ascii="Times New Roman" w:hAnsi="Times New Roman"/>
+          <w:color w:val="000000"/>
+          <w:sz w:val="24"/>
+          <w:szCs w:val="24"/>
+          <w:lang w:val="en-US"/>
+        </w:rPr>
+        <w:t xml:space="preserve"> </w:t>
+      </w:r>
+      <w:proofErr w:type="spellStart"/>
+      <w:r>
+        <w:rPr>
+          <w:rFonts w:ascii="Times New Roman" w:hAnsi="Times New Roman"/>
+          <w:color w:val="000000"/>
+          <w:sz w:val="24"/>
+          <w:szCs w:val="24"/>
+          <w:lang w:val="en-US"/>
+        </w:rPr>
+        <w:t>operasi</w:t>
+      </w:r>
+      <w:proofErr w:type="spellEnd"/>
+      <w:r>
+        <w:rPr>
+          <w:rFonts w:ascii="Times New Roman" w:hAnsi="Times New Roman"/>
+          <w:color w:val="000000"/>
+          <w:sz w:val="24"/>
+          <w:szCs w:val="24"/>
+          <w:lang w:val="en-US"/>
+        </w:rPr>
+        <w:t xml:space="preserve"> </w:t>
+      </w:r>
+      <w:proofErr w:type="spellStart"/>
+      <w:r>
+        <w:rPr>
+          <w:rFonts w:ascii="Times New Roman" w:hAnsi="Times New Roman"/>
+          <w:color w:val="000000"/>
+          <w:sz w:val="24"/>
+          <w:szCs w:val="24"/>
+          <w:lang w:val="en-US"/>
+        </w:rPr>
+        <w:t>aritmatika</w:t>
+      </w:r>
+      <w:proofErr w:type="spellEnd"/>
+      <w:r>
+        <w:rPr>
+          <w:rFonts w:ascii="Times New Roman" w:hAnsi="Times New Roman"/>
+          <w:color w:val="000000"/>
+          <w:sz w:val="24"/>
+          <w:szCs w:val="24"/>
+          <w:lang w:val="en-US"/>
+        </w:rPr>
+        <w:t xml:space="preserve"> dan </w:t>
+      </w:r>
+      <w:proofErr w:type="spellStart"/>
+      <w:r>
+        <w:rPr>
+          <w:rFonts w:ascii="Times New Roman" w:hAnsi="Times New Roman"/>
+          <w:color w:val="000000"/>
+          <w:sz w:val="24"/>
+          <w:szCs w:val="24"/>
+          <w:lang w:val="en-US"/>
+        </w:rPr>
+        <w:t>logis</w:t>
+      </w:r>
+      <w:proofErr w:type="spellEnd"/>
+      <w:r>
+        <w:rPr>
+          <w:rFonts w:ascii="Times New Roman" w:hAnsi="Times New Roman"/>
+          <w:color w:val="000000"/>
+          <w:sz w:val="24"/>
+          <w:szCs w:val="24"/>
+          <w:lang w:val="en-US"/>
+        </w:rPr>
+        <w:t xml:space="preserve"> pada data yang </w:t>
+      </w:r>
+      <w:proofErr w:type="spellStart"/>
+      <w:r>
+        <w:rPr>
+          <w:rFonts w:ascii="Times New Roman" w:hAnsi="Times New Roman"/>
+          <w:color w:val="000000"/>
+          <w:sz w:val="24"/>
+          <w:szCs w:val="24"/>
+          <w:lang w:val="en-US"/>
+        </w:rPr>
+        <w:t>diterima</w:t>
+      </w:r>
+      <w:proofErr w:type="spellEnd"/>
+      <w:r>
+        <w:rPr>
+          <w:rFonts w:ascii="Times New Roman" w:hAnsi="Times New Roman"/>
+          <w:color w:val="000000"/>
+          <w:sz w:val="24"/>
+          <w:szCs w:val="24"/>
+          <w:lang w:val="en-US"/>
+        </w:rPr>
+        <w:t xml:space="preserve"> </w:t>
+      </w:r>
+      <w:proofErr w:type="spellStart"/>
+      <w:r>
+        <w:rPr>
+          <w:rFonts w:ascii="Times New Roman" w:hAnsi="Times New Roman"/>
+          <w:color w:val="000000"/>
+          <w:sz w:val="24"/>
+          <w:szCs w:val="24"/>
+          <w:lang w:val="en-US"/>
+        </w:rPr>
+        <w:t>dari</w:t>
+      </w:r>
+      <w:proofErr w:type="spellEnd"/>
+      <w:r>
+        <w:rPr>
+          <w:rFonts w:ascii="Times New Roman" w:hAnsi="Times New Roman"/>
+          <w:color w:val="000000"/>
+          <w:sz w:val="24"/>
+          <w:szCs w:val="24"/>
+          <w:lang w:val="en-US"/>
+        </w:rPr>
+        <w:t xml:space="preserve"> </w:t>
+      </w:r>
+      <w:proofErr w:type="spellStart"/>
+      <w:r>
+        <w:rPr>
+          <w:rFonts w:ascii="Times New Roman" w:hAnsi="Times New Roman"/>
+          <w:color w:val="000000"/>
+          <w:sz w:val="24"/>
+          <w:szCs w:val="24"/>
+          <w:lang w:val="en-US"/>
+        </w:rPr>
+        <w:t>memori</w:t>
+      </w:r>
+      <w:proofErr w:type="spellEnd"/>
+      <w:r>
+        <w:rPr>
+          <w:rFonts w:ascii="Times New Roman" w:hAnsi="Times New Roman"/>
+          <w:color w:val="000000"/>
+          <w:sz w:val="24"/>
+          <w:szCs w:val="24"/>
+          <w:lang w:val="en-US"/>
+        </w:rPr>
+        <w:t xml:space="preserve"> </w:t>
+      </w:r>
+      <w:proofErr w:type="spellStart"/>
+      <w:r>
+        <w:rPr>
+          <w:rFonts w:ascii="Times New Roman" w:hAnsi="Times New Roman"/>
+          <w:color w:val="000000"/>
+          <w:sz w:val="24"/>
+          <w:szCs w:val="24"/>
+          <w:lang w:val="en-US"/>
+        </w:rPr>
+        <w:t>atau</w:t>
+      </w:r>
+      <w:proofErr w:type="spellEnd"/>
+      <w:r>
+        <w:rPr>
+          <w:rFonts w:ascii="Times New Roman" w:hAnsi="Times New Roman"/>
+          <w:color w:val="000000"/>
+          <w:sz w:val="24"/>
+          <w:szCs w:val="24"/>
+          <w:lang w:val="en-US"/>
+        </w:rPr>
+        <w:t xml:space="preserve"> </w:t>
+      </w:r>
+      <w:proofErr w:type="spellStart"/>
+      <w:r>
+        <w:rPr>
+          <w:rFonts w:ascii="Times New Roman" w:hAnsi="Times New Roman"/>
+          <w:color w:val="000000"/>
+          <w:sz w:val="24"/>
+          <w:szCs w:val="24"/>
+          <w:lang w:val="en-US"/>
+        </w:rPr>
+        <w:t>perangkat</w:t>
+      </w:r>
+      <w:proofErr w:type="spellEnd"/>
+      <w:r>
+        <w:rPr>
+          <w:rFonts w:ascii="Times New Roman" w:hAnsi="Times New Roman"/>
+          <w:color w:val="000000"/>
+          <w:sz w:val="24"/>
+          <w:szCs w:val="24"/>
+          <w:lang w:val="en-US"/>
+        </w:rPr>
+        <w:t xml:space="preserve"> input</w:t>
+      </w:r>
+      <w:r>
+        <w:rPr>
+          <w:rFonts w:ascii="Times New Roman" w:hAnsi="Times New Roman"/>
+          <w:color w:val="000000"/>
+          <w:sz w:val="24"/>
+          <w:szCs w:val="24"/>
+          <w:lang w:val="en-US"/>
+        </w:rPr>
+        <w:t xml:space="preserve"> lain</w:t>
+      </w:r>
+      <w:r>
+        <w:rPr>
+          <w:rFonts w:ascii="Times New Roman" w:hAnsi="Times New Roman"/>
+          <w:color w:val="000000"/>
+          <w:sz w:val="24"/>
+          <w:szCs w:val="24"/>
+          <w:lang w:val="en-US"/>
+        </w:rPr>
+        <w:t xml:space="preserve">. </w:t>
+      </w:r>
+      <w:r>
+        <w:rPr>
+          <w:rFonts w:ascii="Times New Roman" w:hAnsi="Times New Roman"/>
+          <w:color w:val="000000"/>
+          <w:sz w:val="24"/>
+          <w:szCs w:val="24"/>
+          <w:lang w:val="en-US"/>
+        </w:rPr>
+        <w:t>CU (</w:t>
+      </w:r>
+      <w:r>
+        <w:rPr>
+          <w:rFonts w:ascii="Times New Roman" w:hAnsi="Times New Roman"/>
+          <w:i/>
+          <w:iCs/>
+          <w:color w:val="000000"/>
+          <w:sz w:val="24"/>
+          <w:szCs w:val="24"/>
+          <w:lang w:val="en-US"/>
+        </w:rPr>
+        <w:t>Control Unit</w:t>
+      </w:r>
+      <w:r>
+        <w:rPr>
+          <w:rFonts w:ascii="Times New Roman" w:hAnsi="Times New Roman"/>
+          <w:color w:val="000000"/>
+          <w:sz w:val="24"/>
+          <w:szCs w:val="24"/>
+          <w:lang w:val="en-US"/>
+        </w:rPr>
+        <w:t xml:space="preserve">) </w:t>
+      </w:r>
+      <w:proofErr w:type="spellStart"/>
+      <w:r>
+        <w:rPr>
+          <w:rFonts w:ascii="Times New Roman" w:hAnsi="Times New Roman"/>
+          <w:color w:val="000000"/>
+          <w:sz w:val="24"/>
+          <w:szCs w:val="24"/>
+          <w:lang w:val="en-US"/>
+        </w:rPr>
+        <w:t>atau</w:t>
+      </w:r>
+      <w:proofErr w:type="spellEnd"/>
+      <w:r>
+        <w:rPr>
+          <w:rFonts w:ascii="Times New Roman" w:hAnsi="Times New Roman"/>
+          <w:color w:val="000000"/>
+          <w:sz w:val="24"/>
+          <w:szCs w:val="24"/>
+          <w:lang w:val="en-US"/>
+        </w:rPr>
+        <w:t xml:space="preserve"> </w:t>
+      </w:r>
+      <w:r>
+        <w:rPr>
+          <w:rFonts w:ascii="Times New Roman" w:hAnsi="Times New Roman"/>
+          <w:color w:val="000000"/>
+          <w:sz w:val="24"/>
+          <w:szCs w:val="24"/>
+          <w:lang w:val="en-US"/>
+        </w:rPr>
+        <w:t xml:space="preserve">Unit </w:t>
+      </w:r>
+      <w:proofErr w:type="spellStart"/>
+      <w:r>
+        <w:rPr>
+          <w:rFonts w:ascii="Times New Roman" w:hAnsi="Times New Roman"/>
+          <w:color w:val="000000"/>
+          <w:sz w:val="24"/>
+          <w:szCs w:val="24"/>
+          <w:lang w:val="en-US"/>
+        </w:rPr>
+        <w:t>kendali</w:t>
+      </w:r>
+      <w:proofErr w:type="spellEnd"/>
+      <w:r>
+        <w:rPr>
+          <w:rFonts w:ascii="Times New Roman" w:hAnsi="Times New Roman"/>
+          <w:color w:val="000000"/>
+          <w:sz w:val="24"/>
+          <w:szCs w:val="24"/>
+          <w:lang w:val="en-US"/>
+        </w:rPr>
+        <w:t xml:space="preserve"> </w:t>
+      </w:r>
+      <w:proofErr w:type="spellStart"/>
+      <w:r>
+        <w:rPr>
+          <w:rFonts w:ascii="Times New Roman" w:hAnsi="Times New Roman"/>
+          <w:color w:val="000000"/>
+          <w:sz w:val="24"/>
+          <w:szCs w:val="24"/>
+          <w:lang w:val="en-US"/>
+        </w:rPr>
+        <w:t>adalah</w:t>
+      </w:r>
+      <w:proofErr w:type="spellEnd"/>
+      <w:r>
+        <w:rPr>
+          <w:rFonts w:ascii="Times New Roman" w:hAnsi="Times New Roman"/>
+          <w:color w:val="000000"/>
+          <w:sz w:val="24"/>
+          <w:szCs w:val="24"/>
+          <w:lang w:val="en-US"/>
+        </w:rPr>
+        <w:t xml:space="preserve"> salah </w:t>
+      </w:r>
+      <w:proofErr w:type="spellStart"/>
+      <w:r>
+        <w:rPr>
+          <w:rFonts w:ascii="Times New Roman" w:hAnsi="Times New Roman"/>
+          <w:color w:val="000000"/>
+          <w:sz w:val="24"/>
+          <w:szCs w:val="24"/>
+          <w:lang w:val="en-US"/>
+        </w:rPr>
+        <w:t>satu</w:t>
+      </w:r>
+      <w:proofErr w:type="spellEnd"/>
+      <w:r>
+        <w:rPr>
+          <w:rFonts w:ascii="Times New Roman" w:hAnsi="Times New Roman"/>
+          <w:color w:val="000000"/>
+          <w:sz w:val="24"/>
+          <w:szCs w:val="24"/>
+          <w:lang w:val="en-US"/>
+        </w:rPr>
+        <w:t xml:space="preserve"> </w:t>
+      </w:r>
+      <w:proofErr w:type="spellStart"/>
+      <w:r>
+        <w:rPr>
+          <w:rFonts w:ascii="Times New Roman" w:hAnsi="Times New Roman"/>
+          <w:color w:val="000000"/>
+          <w:sz w:val="24"/>
+          <w:szCs w:val="24"/>
+          <w:lang w:val="en-US"/>
+        </w:rPr>
+        <w:t>bagian</w:t>
+      </w:r>
+      <w:proofErr w:type="spellEnd"/>
+      <w:r>
+        <w:rPr>
+          <w:rFonts w:ascii="Times New Roman" w:hAnsi="Times New Roman"/>
+          <w:color w:val="000000"/>
+          <w:sz w:val="24"/>
+          <w:szCs w:val="24"/>
+          <w:lang w:val="en-US"/>
+        </w:rPr>
+        <w:t xml:space="preserve"> </w:t>
+      </w:r>
+      <w:proofErr w:type="spellStart"/>
+      <w:r>
+        <w:rPr>
+          <w:rFonts w:ascii="Times New Roman" w:hAnsi="Times New Roman"/>
+          <w:color w:val="000000"/>
+          <w:sz w:val="24"/>
+          <w:szCs w:val="24"/>
+          <w:lang w:val="en-US"/>
+        </w:rPr>
+        <w:t>dari</w:t>
+      </w:r>
+      <w:proofErr w:type="spellEnd"/>
+      <w:r>
+        <w:rPr>
+          <w:rFonts w:ascii="Times New Roman" w:hAnsi="Times New Roman"/>
+          <w:color w:val="000000"/>
+          <w:sz w:val="24"/>
+          <w:szCs w:val="24"/>
+          <w:lang w:val="en-US"/>
+        </w:rPr>
+        <w:t xml:space="preserve"> </w:t>
+      </w:r>
+      <w:proofErr w:type="spellStart"/>
+      <w:r>
+        <w:rPr>
+          <w:rFonts w:ascii="Times New Roman" w:hAnsi="Times New Roman"/>
+          <w:color w:val="000000"/>
+          <w:sz w:val="24"/>
+          <w:szCs w:val="24"/>
+          <w:lang w:val="en-US"/>
+        </w:rPr>
+        <w:t>prosesor</w:t>
+      </w:r>
+      <w:proofErr w:type="spellEnd"/>
+      <w:r>
+        <w:rPr>
+          <w:rFonts w:ascii="Times New Roman" w:hAnsi="Times New Roman"/>
+          <w:color w:val="000000"/>
+          <w:sz w:val="24"/>
+          <w:szCs w:val="24"/>
+          <w:lang w:val="en-US"/>
+        </w:rPr>
+        <w:t xml:space="preserve"> yang </w:t>
+      </w:r>
+      <w:proofErr w:type="spellStart"/>
+      <w:r>
+        <w:rPr>
+          <w:rFonts w:ascii="Times New Roman" w:hAnsi="Times New Roman"/>
+          <w:color w:val="000000"/>
+          <w:sz w:val="24"/>
+          <w:szCs w:val="24"/>
+          <w:lang w:val="en-US"/>
+        </w:rPr>
+        <w:t>bertugas</w:t>
+      </w:r>
+      <w:proofErr w:type="spellEnd"/>
+      <w:r>
+        <w:rPr>
+          <w:rFonts w:ascii="Times New Roman" w:hAnsi="Times New Roman"/>
+          <w:color w:val="000000"/>
+          <w:sz w:val="24"/>
+          <w:szCs w:val="24"/>
+          <w:lang w:val="en-US"/>
+        </w:rPr>
+        <w:t xml:space="preserve"> </w:t>
+      </w:r>
+      <w:proofErr w:type="spellStart"/>
+      <w:r>
+        <w:rPr>
+          <w:rFonts w:ascii="Times New Roman" w:hAnsi="Times New Roman"/>
+          <w:color w:val="000000"/>
+          <w:sz w:val="24"/>
+          <w:szCs w:val="24"/>
+          <w:lang w:val="en-US"/>
+        </w:rPr>
+        <w:t>untuk</w:t>
+      </w:r>
+      <w:proofErr w:type="spellEnd"/>
+      <w:r>
+        <w:rPr>
+          <w:rFonts w:ascii="Times New Roman" w:hAnsi="Times New Roman"/>
+          <w:color w:val="000000"/>
+          <w:sz w:val="24"/>
+          <w:szCs w:val="24"/>
+          <w:lang w:val="en-US"/>
+        </w:rPr>
+        <w:t xml:space="preserve"> </w:t>
+      </w:r>
+      <w:proofErr w:type="spellStart"/>
+      <w:r>
+        <w:rPr>
+          <w:rFonts w:ascii="Times New Roman" w:hAnsi="Times New Roman"/>
+          <w:color w:val="000000"/>
+          <w:sz w:val="24"/>
+          <w:szCs w:val="24"/>
+          <w:lang w:val="en-US"/>
+        </w:rPr>
+        <w:t>memberikan</w:t>
+      </w:r>
+      <w:proofErr w:type="spellEnd"/>
+      <w:r>
+        <w:rPr>
+          <w:rFonts w:ascii="Times New Roman" w:hAnsi="Times New Roman"/>
+          <w:color w:val="000000"/>
+          <w:sz w:val="24"/>
+          <w:szCs w:val="24"/>
+          <w:lang w:val="en-US"/>
+        </w:rPr>
+        <w:t xml:space="preserve"> </w:t>
+      </w:r>
+      <w:proofErr w:type="spellStart"/>
+      <w:r>
+        <w:rPr>
+          <w:rFonts w:ascii="Times New Roman" w:hAnsi="Times New Roman"/>
+          <w:color w:val="000000"/>
+          <w:sz w:val="24"/>
+          <w:szCs w:val="24"/>
+          <w:lang w:val="en-US"/>
+        </w:rPr>
+        <w:t>arahan</w:t>
+      </w:r>
+      <w:proofErr w:type="spellEnd"/>
+      <w:r>
+        <w:rPr>
+          <w:rFonts w:ascii="Times New Roman" w:hAnsi="Times New Roman"/>
+          <w:color w:val="000000"/>
+          <w:sz w:val="24"/>
+          <w:szCs w:val="24"/>
+          <w:lang w:val="en-US"/>
+        </w:rPr>
+        <w:t>/</w:t>
+      </w:r>
+      <w:proofErr w:type="spellStart"/>
+      <w:r>
+        <w:rPr>
+          <w:rFonts w:ascii="Times New Roman" w:hAnsi="Times New Roman"/>
+          <w:color w:val="000000"/>
+          <w:sz w:val="24"/>
+          <w:szCs w:val="24"/>
+          <w:lang w:val="en-US"/>
+        </w:rPr>
+        <w:t>kendali</w:t>
+      </w:r>
+      <w:proofErr w:type="spellEnd"/>
+      <w:r>
+        <w:rPr>
+          <w:rFonts w:ascii="Times New Roman" w:hAnsi="Times New Roman"/>
+          <w:color w:val="000000"/>
+          <w:sz w:val="24"/>
+          <w:szCs w:val="24"/>
+          <w:lang w:val="en-US"/>
+        </w:rPr>
+        <w:t>/</w:t>
+      </w:r>
+      <w:proofErr w:type="spellStart"/>
+      <w:r>
+        <w:rPr>
+          <w:rFonts w:ascii="Times New Roman" w:hAnsi="Times New Roman"/>
+          <w:color w:val="000000"/>
+          <w:sz w:val="24"/>
+          <w:szCs w:val="24"/>
+          <w:lang w:val="en-US"/>
+        </w:rPr>
+        <w:t>kontrol</w:t>
+      </w:r>
+      <w:proofErr w:type="spellEnd"/>
+      <w:r>
+        <w:rPr>
+          <w:rFonts w:ascii="Times New Roman" w:hAnsi="Times New Roman"/>
+          <w:color w:val="000000"/>
+          <w:sz w:val="24"/>
+          <w:szCs w:val="24"/>
+          <w:lang w:val="en-US"/>
+        </w:rPr>
+        <w:t xml:space="preserve"> </w:t>
+      </w:r>
+      <w:proofErr w:type="spellStart"/>
+      <w:r>
+        <w:rPr>
+          <w:rFonts w:ascii="Times New Roman" w:hAnsi="Times New Roman"/>
+          <w:color w:val="000000"/>
+          <w:sz w:val="24"/>
+          <w:szCs w:val="24"/>
+          <w:lang w:val="en-US"/>
+        </w:rPr>
+        <w:t>terhadap</w:t>
+      </w:r>
+      <w:proofErr w:type="spellEnd"/>
+      <w:r>
+        <w:rPr>
+          <w:rFonts w:ascii="Times New Roman" w:hAnsi="Times New Roman"/>
+          <w:color w:val="000000"/>
+          <w:sz w:val="24"/>
+          <w:szCs w:val="24"/>
+          <w:lang w:val="en-US"/>
+        </w:rPr>
+        <w:t xml:space="preserve"> </w:t>
+      </w:r>
+      <w:proofErr w:type="spellStart"/>
+      <w:r>
+        <w:rPr>
+          <w:rFonts w:ascii="Times New Roman" w:hAnsi="Times New Roman"/>
+          <w:color w:val="000000"/>
+          <w:sz w:val="24"/>
+          <w:szCs w:val="24"/>
+          <w:lang w:val="en-US"/>
+        </w:rPr>
+        <w:t>operasi</w:t>
+      </w:r>
+      <w:proofErr w:type="spellEnd"/>
+      <w:r>
+        <w:rPr>
+          <w:rFonts w:ascii="Times New Roman" w:hAnsi="Times New Roman"/>
+          <w:color w:val="000000"/>
+          <w:sz w:val="24"/>
+          <w:szCs w:val="24"/>
+          <w:lang w:val="en-US"/>
+        </w:rPr>
+        <w:t xml:space="preserve"> yang </w:t>
+      </w:r>
+      <w:proofErr w:type="spellStart"/>
+      <w:r>
+        <w:rPr>
+          <w:rFonts w:ascii="Times New Roman" w:hAnsi="Times New Roman"/>
+          <w:color w:val="000000"/>
+          <w:sz w:val="24"/>
+          <w:szCs w:val="24"/>
+          <w:lang w:val="en-US"/>
+        </w:rPr>
+        <w:t>dilakukan</w:t>
+      </w:r>
+      <w:proofErr w:type="spellEnd"/>
+      <w:r>
+        <w:rPr>
+          <w:rFonts w:ascii="Times New Roman" w:hAnsi="Times New Roman"/>
+          <w:color w:val="000000"/>
+          <w:sz w:val="24"/>
+          <w:szCs w:val="24"/>
+          <w:lang w:val="en-US"/>
+        </w:rPr>
+        <w:t xml:space="preserve"> di </w:t>
+      </w:r>
+      <w:proofErr w:type="spellStart"/>
+      <w:r>
+        <w:rPr>
+          <w:rFonts w:ascii="Times New Roman" w:hAnsi="Times New Roman"/>
+          <w:color w:val="000000"/>
+          <w:sz w:val="24"/>
+          <w:szCs w:val="24"/>
+          <w:lang w:val="en-US"/>
+        </w:rPr>
+        <w:t>bagian</w:t>
+      </w:r>
+      <w:proofErr w:type="spellEnd"/>
+      <w:r>
+        <w:rPr>
+          <w:rFonts w:ascii="Times New Roman" w:hAnsi="Times New Roman"/>
+          <w:color w:val="000000"/>
+          <w:sz w:val="24"/>
+          <w:szCs w:val="24"/>
+          <w:lang w:val="en-US"/>
+        </w:rPr>
+        <w:t xml:space="preserve"> ALU (Arithmetic Logical Unit) </w:t>
+      </w:r>
+      <w:proofErr w:type="spellStart"/>
+      <w:r>
+        <w:rPr>
+          <w:rFonts w:ascii="Times New Roman" w:hAnsi="Times New Roman"/>
+          <w:color w:val="000000"/>
+          <w:sz w:val="24"/>
+          <w:szCs w:val="24"/>
+          <w:lang w:val="en-US"/>
+        </w:rPr>
+        <w:t>dalam</w:t>
+      </w:r>
+      <w:proofErr w:type="spellEnd"/>
+      <w:r>
+        <w:rPr>
+          <w:rFonts w:ascii="Times New Roman" w:hAnsi="Times New Roman"/>
+          <w:color w:val="000000"/>
+          <w:sz w:val="24"/>
+          <w:szCs w:val="24"/>
+          <w:lang w:val="en-US"/>
+        </w:rPr>
+        <w:t xml:space="preserve"> </w:t>
+      </w:r>
+      <w:proofErr w:type="spellStart"/>
+      <w:r>
+        <w:rPr>
+          <w:rFonts w:ascii="Times New Roman" w:hAnsi="Times New Roman"/>
+          <w:color w:val="000000"/>
+          <w:sz w:val="24"/>
+          <w:szCs w:val="24"/>
+          <w:lang w:val="en-US"/>
+        </w:rPr>
+        <w:t>prosesor</w:t>
+      </w:r>
+      <w:proofErr w:type="spellEnd"/>
+      <w:r>
+        <w:rPr>
+          <w:rFonts w:ascii="Times New Roman" w:hAnsi="Times New Roman"/>
+          <w:color w:val="000000"/>
+          <w:sz w:val="24"/>
+          <w:szCs w:val="24"/>
+          <w:lang w:val="en-US"/>
+        </w:rPr>
+        <w:t xml:space="preserve"> </w:t>
+      </w:r>
+      <w:proofErr w:type="spellStart"/>
+      <w:r>
+        <w:rPr>
+          <w:rFonts w:ascii="Times New Roman" w:hAnsi="Times New Roman"/>
+          <w:color w:val="000000"/>
+          <w:sz w:val="24"/>
+          <w:szCs w:val="24"/>
+          <w:lang w:val="en-US"/>
+        </w:rPr>
+        <w:t>tersebut</w:t>
+      </w:r>
+      <w:proofErr w:type="spellEnd"/>
+      <w:r>
+        <w:rPr>
+          <w:rFonts w:ascii="Times New Roman" w:hAnsi="Times New Roman"/>
+          <w:color w:val="000000"/>
+          <w:sz w:val="24"/>
+          <w:szCs w:val="24"/>
+          <w:lang w:val="en-US"/>
+        </w:rPr>
+        <w:t xml:space="preserve">. Output </w:t>
+      </w:r>
+      <w:proofErr w:type="spellStart"/>
+      <w:r>
+        <w:rPr>
+          <w:rFonts w:ascii="Times New Roman" w:hAnsi="Times New Roman"/>
+          <w:color w:val="000000"/>
+          <w:sz w:val="24"/>
+          <w:szCs w:val="24"/>
+          <w:lang w:val="en-US"/>
+        </w:rPr>
+        <w:t>dari</w:t>
+      </w:r>
+      <w:proofErr w:type="spellEnd"/>
+      <w:r>
+        <w:rPr>
+          <w:rFonts w:ascii="Times New Roman" w:hAnsi="Times New Roman"/>
+          <w:color w:val="000000"/>
+          <w:sz w:val="24"/>
+          <w:szCs w:val="24"/>
+          <w:lang w:val="en-US"/>
+        </w:rPr>
+        <w:t xml:space="preserve"> CU </w:t>
+      </w:r>
+      <w:proofErr w:type="spellStart"/>
+      <w:r>
+        <w:rPr>
+          <w:rFonts w:ascii="Times New Roman" w:hAnsi="Times New Roman"/>
+          <w:color w:val="000000"/>
+          <w:sz w:val="24"/>
+          <w:szCs w:val="24"/>
+          <w:lang w:val="en-US"/>
+        </w:rPr>
+        <w:t>ini</w:t>
+      </w:r>
+      <w:proofErr w:type="spellEnd"/>
+      <w:r>
+        <w:rPr>
+          <w:rFonts w:ascii="Times New Roman" w:hAnsi="Times New Roman"/>
+          <w:color w:val="000000"/>
+          <w:sz w:val="24"/>
+          <w:szCs w:val="24"/>
+          <w:lang w:val="en-US"/>
+        </w:rPr>
+        <w:t xml:space="preserve"> </w:t>
+      </w:r>
+      <w:proofErr w:type="spellStart"/>
+      <w:r>
+        <w:rPr>
+          <w:rFonts w:ascii="Times New Roman" w:hAnsi="Times New Roman"/>
+          <w:color w:val="000000"/>
+          <w:sz w:val="24"/>
+          <w:szCs w:val="24"/>
+          <w:lang w:val="en-US"/>
+        </w:rPr>
+        <w:t>akan</w:t>
+      </w:r>
+      <w:proofErr w:type="spellEnd"/>
+      <w:r>
+        <w:rPr>
+          <w:rFonts w:ascii="Times New Roman" w:hAnsi="Times New Roman"/>
+          <w:color w:val="000000"/>
+          <w:sz w:val="24"/>
+          <w:szCs w:val="24"/>
+          <w:lang w:val="en-US"/>
+        </w:rPr>
+        <w:t xml:space="preserve"> </w:t>
+      </w:r>
+      <w:proofErr w:type="spellStart"/>
+      <w:r>
+        <w:rPr>
+          <w:rFonts w:ascii="Times New Roman" w:hAnsi="Times New Roman"/>
+          <w:color w:val="000000"/>
+          <w:sz w:val="24"/>
+          <w:szCs w:val="24"/>
+          <w:lang w:val="en-US"/>
+        </w:rPr>
+        <w:t>mengatur</w:t>
+      </w:r>
+      <w:proofErr w:type="spellEnd"/>
+      <w:r>
+        <w:rPr>
+          <w:rFonts w:ascii="Times New Roman" w:hAnsi="Times New Roman"/>
+          <w:color w:val="000000"/>
+          <w:sz w:val="24"/>
+          <w:szCs w:val="24"/>
+          <w:lang w:val="en-US"/>
+        </w:rPr>
+        <w:t xml:space="preserve"> </w:t>
+      </w:r>
+      <w:proofErr w:type="spellStart"/>
+      <w:r>
+        <w:rPr>
+          <w:rFonts w:ascii="Times New Roman" w:hAnsi="Times New Roman"/>
+          <w:color w:val="000000"/>
+          <w:sz w:val="24"/>
+          <w:szCs w:val="24"/>
+          <w:lang w:val="en-US"/>
+        </w:rPr>
+        <w:t>aktivitas</w:t>
+      </w:r>
+      <w:proofErr w:type="spellEnd"/>
+      <w:r>
+        <w:rPr>
+          <w:rFonts w:ascii="Times New Roman" w:hAnsi="Times New Roman"/>
+          <w:color w:val="000000"/>
+          <w:sz w:val="24"/>
+          <w:szCs w:val="24"/>
+          <w:lang w:val="en-US"/>
+        </w:rPr>
+        <w:t xml:space="preserve"> </w:t>
+      </w:r>
+      <w:proofErr w:type="spellStart"/>
+      <w:r>
+        <w:rPr>
+          <w:rFonts w:ascii="Times New Roman" w:hAnsi="Times New Roman"/>
+          <w:color w:val="000000"/>
+          <w:sz w:val="24"/>
+          <w:szCs w:val="24"/>
+          <w:lang w:val="en-US"/>
+        </w:rPr>
+        <w:t>bagian</w:t>
+      </w:r>
+      <w:proofErr w:type="spellEnd"/>
+      <w:r>
+        <w:rPr>
+          <w:rFonts w:ascii="Times New Roman" w:hAnsi="Times New Roman"/>
+          <w:color w:val="000000"/>
+          <w:sz w:val="24"/>
+          <w:szCs w:val="24"/>
+          <w:lang w:val="en-US"/>
+        </w:rPr>
+        <w:t xml:space="preserve"> </w:t>
+      </w:r>
+      <w:proofErr w:type="spellStart"/>
+      <w:r>
+        <w:rPr>
+          <w:rFonts w:ascii="Times New Roman" w:hAnsi="Times New Roman"/>
+          <w:color w:val="000000"/>
+          <w:sz w:val="24"/>
+          <w:szCs w:val="24"/>
+          <w:lang w:val="en-US"/>
+        </w:rPr>
+        <w:t>lainnya</w:t>
+      </w:r>
+      <w:proofErr w:type="spellEnd"/>
+      <w:r>
+        <w:rPr>
+          <w:rFonts w:ascii="Times New Roman" w:hAnsi="Times New Roman"/>
+          <w:color w:val="000000"/>
+          <w:sz w:val="24"/>
+          <w:szCs w:val="24"/>
+          <w:lang w:val="en-US"/>
+        </w:rPr>
+        <w:t xml:space="preserve"> </w:t>
+      </w:r>
+      <w:proofErr w:type="spellStart"/>
+      <w:r>
+        <w:rPr>
+          <w:rFonts w:ascii="Times New Roman" w:hAnsi="Times New Roman"/>
+          <w:color w:val="000000"/>
+          <w:sz w:val="24"/>
+          <w:szCs w:val="24"/>
+          <w:lang w:val="en-US"/>
+        </w:rPr>
+        <w:t>dari</w:t>
+      </w:r>
+      <w:proofErr w:type="spellEnd"/>
+      <w:r>
+        <w:rPr>
+          <w:rFonts w:ascii="Times New Roman" w:hAnsi="Times New Roman"/>
+          <w:color w:val="000000"/>
+          <w:sz w:val="24"/>
+          <w:szCs w:val="24"/>
+          <w:lang w:val="en-US"/>
+        </w:rPr>
+        <w:t xml:space="preserve"> </w:t>
+      </w:r>
+      <w:proofErr w:type="spellStart"/>
+      <w:r>
+        <w:rPr>
+          <w:rFonts w:ascii="Times New Roman" w:hAnsi="Times New Roman"/>
+          <w:color w:val="000000"/>
+          <w:sz w:val="24"/>
+          <w:szCs w:val="24"/>
+          <w:lang w:val="en-US"/>
+        </w:rPr>
+        <w:t>perangkat</w:t>
+      </w:r>
+      <w:proofErr w:type="spellEnd"/>
+      <w:r>
+        <w:rPr>
+          <w:rFonts w:ascii="Times New Roman" w:hAnsi="Times New Roman"/>
+          <w:color w:val="000000"/>
+          <w:sz w:val="24"/>
+          <w:szCs w:val="24"/>
+          <w:lang w:val="en-US"/>
+        </w:rPr>
+        <w:t xml:space="preserve"> </w:t>
+      </w:r>
+      <w:proofErr w:type="spellStart"/>
+      <w:r>
+        <w:rPr>
+          <w:rFonts w:ascii="Times New Roman" w:hAnsi="Times New Roman"/>
+          <w:color w:val="000000"/>
+          <w:sz w:val="24"/>
+          <w:szCs w:val="24"/>
+          <w:lang w:val="en-US"/>
+        </w:rPr>
+        <w:t>prosesor</w:t>
+      </w:r>
+      <w:proofErr w:type="spellEnd"/>
+      <w:r>
+        <w:rPr>
+          <w:rFonts w:ascii="Times New Roman" w:hAnsi="Times New Roman"/>
+          <w:color w:val="000000"/>
+          <w:sz w:val="24"/>
+          <w:szCs w:val="24"/>
+          <w:lang w:val="en-US"/>
+        </w:rPr>
+        <w:t>.</w:t>
+      </w:r>
+      <w:r>
+        <w:rPr>
+          <w:rFonts w:ascii="Times New Roman" w:hAnsi="Times New Roman"/>
+          <w:color w:val="000000"/>
+          <w:sz w:val="24"/>
+          <w:szCs w:val="24"/>
+          <w:lang w:val="en-US"/>
+        </w:rPr>
+        <w:fldChar w:fldCharType="begin" w:fldLock="1"/>
+      </w:r>
+      <w:r>
+        <w:rPr>
+          <w:rFonts w:ascii="Times New Roman" w:hAnsi="Times New Roman"/>
+          <w:color w:val="000000"/>
+          <w:sz w:val="24"/>
+          <w:szCs w:val="24"/>
+          <w:lang w:val="en-US"/>
+        </w:rPr>
+        <w:instrText>ADDIN CSL_CITATION {"citationItems":[{"id":"ITEM-1","itemData":{"author":[{"dropping-particle":"","family":"Wikipedia","given":"","non-dropping-particle":"","parse-names":false,"suffix":""}],"container-title":"Wikipedia, Ensiklopedia Bebas","id":"ITEM-1","issued":{"date-parts":[["2018"]]},"title":"Unit Kendali","type":"entry-encyclopedia"},"uris":["http://www.mendeley.com/documents/?uuid=480912bf-5af0-482f-a027-515e65d7153b"]}],"mendeley":{"formattedCitation":"[12]","plainTextFormattedCitation":"[12]"},"properties":{"noteIndex":0},"schema":"https://github.com/citation-style-language/schema/raw/master/csl-citation.json"}</w:instrText>
+      </w:r>
+      <w:r>
+        <w:rPr>
+          <w:rFonts w:ascii="Times New Roman" w:hAnsi="Times New Roman"/>
+          <w:color w:val="000000"/>
+          <w:sz w:val="24"/>
+          <w:szCs w:val="24"/>
+          <w:lang w:val="en-US"/>
+        </w:rPr>
+        <w:fldChar w:fldCharType="separate"/>
+      </w:r>
+      <w:r>
+        <w:rPr>
+          <w:rFonts w:ascii="Times New Roman" w:hAnsi="Times New Roman"/>
+          <w:noProof/>
+          <w:color w:val="000000"/>
+          <w:sz w:val="24"/>
+          <w:szCs w:val="24"/>
+          <w:lang w:val="en-US"/>
+        </w:rPr>
+        <w:t>[12]</w:t>
+      </w:r>
+      <w:r>
+        <w:rPr>
+          <w:rFonts w:ascii="Times New Roman" w:hAnsi="Times New Roman"/>
+          <w:color w:val="000000"/>
+          <w:sz w:val="24"/>
+          <w:szCs w:val="24"/>
+          <w:lang w:val="en-US"/>
+        </w:rPr>
+        <w:fldChar w:fldCharType="end"/>
+      </w:r>
+    </w:p>
+    <w:p>
+      <w:pPr>
+        <w:pStyle w:val="ListParagraph"/>
+        <w:widowControl w:val="0"/>
+        <w:tabs>
+          <w:tab w:val="left" w:leader="dot" w:pos="8222"/>
+          <w:tab w:val="right" w:pos="8788"/>
+        </w:tabs>
+        <w:autoSpaceDE w:val="0"/>
+        <w:autoSpaceDN w:val="0"/>
+        <w:adjustRightInd w:val="0"/>
+        <w:spacing w:after="240" w:line="360" w:lineRule="auto"/>
+        <w:ind w:left="0" w:firstLine="567"/>
+        <w:contextualSpacing w:val="0"/>
+        <w:jc w:val="both"/>
+        <w:rPr>
+          <w:rFonts w:ascii="Times New Roman" w:hAnsi="Times New Roman"/>
+          <w:b/>
+          <w:bCs/>
+          <w:color w:val="000000"/>
+          <w:sz w:val="24"/>
+          <w:szCs w:val="24"/>
+          <w:lang w:val="en-US"/>
+        </w:rPr>
+      </w:pPr>
+      <w:r>
+        <w:rPr>
+          <w:rFonts w:ascii="Times New Roman" w:hAnsi="Times New Roman"/>
+          <w:color w:val="000000"/>
+          <w:sz w:val="24"/>
+          <w:szCs w:val="24"/>
+          <w:lang w:val="en-US"/>
+        </w:rPr>
+        <w:t xml:space="preserve">Register </w:t>
+      </w:r>
+      <w:proofErr w:type="spellStart"/>
+      <w:r>
+        <w:rPr>
+          <w:rFonts w:ascii="Times New Roman" w:hAnsi="Times New Roman"/>
+          <w:color w:val="000000"/>
+          <w:sz w:val="24"/>
+          <w:szCs w:val="24"/>
+          <w:lang w:val="en-US"/>
+        </w:rPr>
+        <w:t>adalah</w:t>
+      </w:r>
+      <w:proofErr w:type="spellEnd"/>
+      <w:r>
+        <w:rPr>
+          <w:rFonts w:ascii="Times New Roman" w:hAnsi="Times New Roman"/>
+          <w:color w:val="000000"/>
+          <w:sz w:val="24"/>
+          <w:szCs w:val="24"/>
+          <w:lang w:val="en-US"/>
+        </w:rPr>
+        <w:t xml:space="preserve"> </w:t>
+      </w:r>
+      <w:proofErr w:type="spellStart"/>
+      <w:r>
+        <w:rPr>
+          <w:rFonts w:ascii="Times New Roman" w:hAnsi="Times New Roman"/>
+          <w:color w:val="000000"/>
+          <w:sz w:val="24"/>
+          <w:szCs w:val="24"/>
+          <w:lang w:val="en-US"/>
+        </w:rPr>
+        <w:t>memori</w:t>
+      </w:r>
+      <w:proofErr w:type="spellEnd"/>
+      <w:r>
+        <w:rPr>
+          <w:rFonts w:ascii="Times New Roman" w:hAnsi="Times New Roman"/>
+          <w:color w:val="000000"/>
+          <w:sz w:val="24"/>
+          <w:szCs w:val="24"/>
+          <w:lang w:val="en-US"/>
+        </w:rPr>
+        <w:t xml:space="preserve"> </w:t>
+      </w:r>
+      <w:proofErr w:type="spellStart"/>
+      <w:r>
+        <w:rPr>
+          <w:rFonts w:ascii="Times New Roman" w:hAnsi="Times New Roman"/>
+          <w:color w:val="000000"/>
+          <w:sz w:val="24"/>
+          <w:szCs w:val="24"/>
+          <w:lang w:val="en-US"/>
+        </w:rPr>
+        <w:t>berkapasitas</w:t>
+      </w:r>
+      <w:proofErr w:type="spellEnd"/>
+      <w:r>
+        <w:rPr>
+          <w:rFonts w:ascii="Times New Roman" w:hAnsi="Times New Roman"/>
+          <w:color w:val="000000"/>
+          <w:sz w:val="24"/>
+          <w:szCs w:val="24"/>
+          <w:lang w:val="en-US"/>
+        </w:rPr>
+        <w:t xml:space="preserve"> </w:t>
+      </w:r>
+      <w:proofErr w:type="spellStart"/>
+      <w:r>
+        <w:rPr>
+          <w:rFonts w:ascii="Times New Roman" w:hAnsi="Times New Roman"/>
+          <w:color w:val="000000"/>
+          <w:sz w:val="24"/>
+          <w:szCs w:val="24"/>
+          <w:lang w:val="en-US"/>
+        </w:rPr>
+        <w:t>kecil</w:t>
+      </w:r>
+      <w:proofErr w:type="spellEnd"/>
+      <w:r>
+        <w:rPr>
+          <w:rFonts w:ascii="Times New Roman" w:hAnsi="Times New Roman"/>
+          <w:color w:val="000000"/>
+          <w:sz w:val="24"/>
+          <w:szCs w:val="24"/>
+          <w:lang w:val="en-US"/>
+        </w:rPr>
+        <w:t xml:space="preserve"> yang </w:t>
+      </w:r>
+      <w:proofErr w:type="spellStart"/>
+      <w:r>
+        <w:rPr>
+          <w:rFonts w:ascii="Times New Roman" w:hAnsi="Times New Roman"/>
+          <w:color w:val="000000"/>
+          <w:sz w:val="24"/>
+          <w:szCs w:val="24"/>
+          <w:lang w:val="en-US"/>
+        </w:rPr>
+        <w:t>bekerja</w:t>
+      </w:r>
+      <w:proofErr w:type="spellEnd"/>
+      <w:r>
+        <w:rPr>
+          <w:rFonts w:ascii="Times New Roman" w:hAnsi="Times New Roman"/>
+          <w:color w:val="000000"/>
+          <w:sz w:val="24"/>
+          <w:szCs w:val="24"/>
+          <w:lang w:val="en-US"/>
+        </w:rPr>
+        <w:t xml:space="preserve"> </w:t>
+      </w:r>
+      <w:proofErr w:type="spellStart"/>
+      <w:r>
+        <w:rPr>
+          <w:rFonts w:ascii="Times New Roman" w:hAnsi="Times New Roman"/>
+          <w:color w:val="000000"/>
+          <w:sz w:val="24"/>
+          <w:szCs w:val="24"/>
+          <w:lang w:val="en-US"/>
+        </w:rPr>
+        <w:t>dengan</w:t>
+      </w:r>
+      <w:proofErr w:type="spellEnd"/>
+      <w:r>
+        <w:rPr>
+          <w:rFonts w:ascii="Times New Roman" w:hAnsi="Times New Roman"/>
+          <w:color w:val="000000"/>
+          <w:sz w:val="24"/>
+          <w:szCs w:val="24"/>
+          <w:lang w:val="en-US"/>
+        </w:rPr>
+        <w:t xml:space="preserve"> </w:t>
+      </w:r>
+      <w:proofErr w:type="spellStart"/>
+      <w:r>
+        <w:rPr>
+          <w:rFonts w:ascii="Times New Roman" w:hAnsi="Times New Roman"/>
+          <w:color w:val="000000"/>
+          <w:sz w:val="24"/>
+          <w:szCs w:val="24"/>
+          <w:lang w:val="en-US"/>
+        </w:rPr>
+        <w:t>kecepatan</w:t>
+      </w:r>
+      <w:proofErr w:type="spellEnd"/>
+      <w:r>
+        <w:rPr>
+          <w:rFonts w:ascii="Times New Roman" w:hAnsi="Times New Roman"/>
+          <w:color w:val="000000"/>
+          <w:sz w:val="24"/>
+          <w:szCs w:val="24"/>
+          <w:lang w:val="en-US"/>
+        </w:rPr>
+        <w:t xml:space="preserve"> </w:t>
+      </w:r>
+      <w:proofErr w:type="spellStart"/>
+      <w:r>
+        <w:rPr>
+          <w:rFonts w:ascii="Times New Roman" w:hAnsi="Times New Roman"/>
+          <w:color w:val="000000"/>
+          <w:sz w:val="24"/>
+          <w:szCs w:val="24"/>
+          <w:lang w:val="en-US"/>
+        </w:rPr>
+        <w:t>sangat</w:t>
+      </w:r>
+      <w:proofErr w:type="spellEnd"/>
+      <w:r>
+        <w:rPr>
+          <w:rFonts w:ascii="Times New Roman" w:hAnsi="Times New Roman"/>
+          <w:color w:val="000000"/>
+          <w:sz w:val="24"/>
+          <w:szCs w:val="24"/>
+          <w:lang w:val="en-US"/>
+        </w:rPr>
+        <w:t xml:space="preserve"> </w:t>
+      </w:r>
+      <w:proofErr w:type="spellStart"/>
+      <w:r>
+        <w:rPr>
+          <w:rFonts w:ascii="Times New Roman" w:hAnsi="Times New Roman"/>
+          <w:color w:val="000000"/>
+          <w:sz w:val="24"/>
+          <w:szCs w:val="24"/>
+          <w:lang w:val="en-US"/>
+        </w:rPr>
+        <w:t>tinggi</w:t>
+      </w:r>
+      <w:proofErr w:type="spellEnd"/>
+      <w:r>
+        <w:rPr>
+          <w:rFonts w:ascii="Times New Roman" w:hAnsi="Times New Roman"/>
+          <w:color w:val="000000"/>
+          <w:sz w:val="24"/>
+          <w:szCs w:val="24"/>
+          <w:lang w:val="en-US"/>
+        </w:rPr>
+        <w:t xml:space="preserve"> yang </w:t>
+      </w:r>
+      <w:proofErr w:type="spellStart"/>
+      <w:r>
+        <w:rPr>
+          <w:rFonts w:ascii="Times New Roman" w:hAnsi="Times New Roman"/>
+          <w:color w:val="000000"/>
+          <w:sz w:val="24"/>
+          <w:szCs w:val="24"/>
+          <w:lang w:val="en-US"/>
+        </w:rPr>
+        <w:t>digunakan</w:t>
+      </w:r>
+      <w:proofErr w:type="spellEnd"/>
+      <w:r>
+        <w:rPr>
+          <w:rFonts w:ascii="Times New Roman" w:hAnsi="Times New Roman"/>
+          <w:color w:val="000000"/>
+          <w:sz w:val="24"/>
+          <w:szCs w:val="24"/>
+          <w:lang w:val="en-US"/>
+        </w:rPr>
+        <w:t xml:space="preserve"> </w:t>
+      </w:r>
+      <w:proofErr w:type="spellStart"/>
+      <w:r>
+        <w:rPr>
+          <w:rFonts w:ascii="Times New Roman" w:hAnsi="Times New Roman"/>
+          <w:color w:val="000000"/>
+          <w:sz w:val="24"/>
+          <w:szCs w:val="24"/>
+          <w:lang w:val="en-US"/>
+        </w:rPr>
+        <w:t>untuk</w:t>
+      </w:r>
+      <w:proofErr w:type="spellEnd"/>
+      <w:r>
+        <w:rPr>
+          <w:rFonts w:ascii="Times New Roman" w:hAnsi="Times New Roman"/>
+          <w:color w:val="000000"/>
+          <w:sz w:val="24"/>
+          <w:szCs w:val="24"/>
+          <w:lang w:val="en-US"/>
+        </w:rPr>
+        <w:t xml:space="preserve"> </w:t>
+      </w:r>
+      <w:proofErr w:type="spellStart"/>
+      <w:r>
+        <w:rPr>
+          <w:rFonts w:ascii="Times New Roman" w:hAnsi="Times New Roman"/>
+          <w:color w:val="000000"/>
+          <w:sz w:val="24"/>
+          <w:szCs w:val="24"/>
+          <w:lang w:val="en-US"/>
+        </w:rPr>
+        <w:t>melakukan</w:t>
+      </w:r>
+      <w:proofErr w:type="spellEnd"/>
+      <w:r>
+        <w:rPr>
+          <w:rFonts w:ascii="Times New Roman" w:hAnsi="Times New Roman"/>
+          <w:color w:val="000000"/>
+          <w:sz w:val="24"/>
+          <w:szCs w:val="24"/>
+          <w:lang w:val="en-US"/>
+        </w:rPr>
+        <w:t xml:space="preserve"> </w:t>
+      </w:r>
+      <w:proofErr w:type="spellStart"/>
+      <w:r>
+        <w:rPr>
+          <w:rFonts w:ascii="Times New Roman" w:hAnsi="Times New Roman"/>
+          <w:color w:val="000000"/>
+          <w:sz w:val="24"/>
+          <w:szCs w:val="24"/>
+          <w:lang w:val="en-US"/>
+        </w:rPr>
+        <w:t>eksekusi</w:t>
+      </w:r>
+      <w:proofErr w:type="spellEnd"/>
+      <w:r>
+        <w:rPr>
+          <w:rFonts w:ascii="Times New Roman" w:hAnsi="Times New Roman"/>
+          <w:color w:val="000000"/>
+          <w:sz w:val="24"/>
+          <w:szCs w:val="24"/>
+          <w:lang w:val="en-US"/>
+        </w:rPr>
+        <w:t xml:space="preserve"> </w:t>
+      </w:r>
+      <w:proofErr w:type="spellStart"/>
+      <w:r>
+        <w:rPr>
+          <w:rFonts w:ascii="Times New Roman" w:hAnsi="Times New Roman"/>
+          <w:color w:val="000000"/>
+          <w:sz w:val="24"/>
+          <w:szCs w:val="24"/>
+          <w:lang w:val="en-US"/>
+        </w:rPr>
+        <w:t>terhadap</w:t>
+      </w:r>
+      <w:proofErr w:type="spellEnd"/>
+      <w:r>
+        <w:rPr>
+          <w:rFonts w:ascii="Times New Roman" w:hAnsi="Times New Roman"/>
+          <w:color w:val="000000"/>
+          <w:sz w:val="24"/>
+          <w:szCs w:val="24"/>
+          <w:lang w:val="en-US"/>
+        </w:rPr>
+        <w:t xml:space="preserve"> program-program </w:t>
+      </w:r>
+      <w:proofErr w:type="spellStart"/>
+      <w:r>
+        <w:rPr>
+          <w:rFonts w:ascii="Times New Roman" w:hAnsi="Times New Roman"/>
+          <w:color w:val="000000"/>
+          <w:sz w:val="24"/>
+          <w:szCs w:val="24"/>
+          <w:lang w:val="en-US"/>
+        </w:rPr>
+        <w:t>komputer</w:t>
+      </w:r>
+      <w:proofErr w:type="spellEnd"/>
+      <w:r>
+        <w:rPr>
+          <w:rFonts w:ascii="Times New Roman" w:hAnsi="Times New Roman"/>
+          <w:color w:val="000000"/>
+          <w:sz w:val="24"/>
+          <w:szCs w:val="24"/>
+          <w:lang w:val="en-US"/>
+        </w:rPr>
+        <w:t xml:space="preserve"> </w:t>
+      </w:r>
+      <w:proofErr w:type="spellStart"/>
+      <w:r>
+        <w:rPr>
+          <w:rFonts w:ascii="Times New Roman" w:hAnsi="Times New Roman"/>
+          <w:color w:val="000000"/>
+          <w:sz w:val="24"/>
+          <w:szCs w:val="24"/>
+          <w:lang w:val="en-US"/>
+        </w:rPr>
+        <w:lastRenderedPageBreak/>
+        <w:t>dengan</w:t>
+      </w:r>
+      <w:proofErr w:type="spellEnd"/>
+      <w:r>
+        <w:rPr>
+          <w:rFonts w:ascii="Times New Roman" w:hAnsi="Times New Roman"/>
+          <w:color w:val="000000"/>
+          <w:sz w:val="24"/>
+          <w:szCs w:val="24"/>
+          <w:lang w:val="en-US"/>
+        </w:rPr>
+        <w:t xml:space="preserve"> </w:t>
+      </w:r>
+      <w:proofErr w:type="spellStart"/>
+      <w:r>
+        <w:rPr>
+          <w:rFonts w:ascii="Times New Roman" w:hAnsi="Times New Roman"/>
+          <w:color w:val="000000"/>
+          <w:sz w:val="24"/>
+          <w:szCs w:val="24"/>
+          <w:lang w:val="en-US"/>
+        </w:rPr>
+        <w:t>menyediakan</w:t>
+      </w:r>
+      <w:proofErr w:type="spellEnd"/>
+      <w:r>
+        <w:rPr>
+          <w:rFonts w:ascii="Times New Roman" w:hAnsi="Times New Roman"/>
+          <w:color w:val="000000"/>
+          <w:sz w:val="24"/>
+          <w:szCs w:val="24"/>
+          <w:lang w:val="en-US"/>
+        </w:rPr>
+        <w:t xml:space="preserve"> </w:t>
+      </w:r>
+      <w:proofErr w:type="spellStart"/>
+      <w:r>
+        <w:rPr>
+          <w:rFonts w:ascii="Times New Roman" w:hAnsi="Times New Roman"/>
+          <w:color w:val="000000"/>
+          <w:sz w:val="24"/>
+          <w:szCs w:val="24"/>
+          <w:lang w:val="en-US"/>
+        </w:rPr>
+        <w:t>akses</w:t>
+      </w:r>
+      <w:proofErr w:type="spellEnd"/>
+      <w:r>
+        <w:rPr>
+          <w:rFonts w:ascii="Times New Roman" w:hAnsi="Times New Roman"/>
+          <w:color w:val="000000"/>
+          <w:sz w:val="24"/>
+          <w:szCs w:val="24"/>
+          <w:lang w:val="en-US"/>
+        </w:rPr>
+        <w:t xml:space="preserve"> yang </w:t>
+      </w:r>
+      <w:proofErr w:type="spellStart"/>
+      <w:r>
+        <w:rPr>
+          <w:rFonts w:ascii="Times New Roman" w:hAnsi="Times New Roman"/>
+          <w:color w:val="000000"/>
+          <w:sz w:val="24"/>
+          <w:szCs w:val="24"/>
+          <w:lang w:val="en-US"/>
+        </w:rPr>
+        <w:t>cepat</w:t>
+      </w:r>
+      <w:proofErr w:type="spellEnd"/>
+      <w:r>
+        <w:rPr>
+          <w:rFonts w:ascii="Times New Roman" w:hAnsi="Times New Roman"/>
+          <w:color w:val="000000"/>
+          <w:sz w:val="24"/>
+          <w:szCs w:val="24"/>
+          <w:lang w:val="en-US"/>
+        </w:rPr>
+        <w:t xml:space="preserve"> </w:t>
+      </w:r>
+      <w:proofErr w:type="spellStart"/>
+      <w:r>
+        <w:rPr>
+          <w:rFonts w:ascii="Times New Roman" w:hAnsi="Times New Roman"/>
+          <w:color w:val="000000"/>
+          <w:sz w:val="24"/>
+          <w:szCs w:val="24"/>
+          <w:lang w:val="en-US"/>
+        </w:rPr>
+        <w:t>terhadap</w:t>
+      </w:r>
+      <w:proofErr w:type="spellEnd"/>
+      <w:r>
+        <w:rPr>
+          <w:rFonts w:ascii="Times New Roman" w:hAnsi="Times New Roman"/>
+          <w:color w:val="000000"/>
+          <w:sz w:val="24"/>
+          <w:szCs w:val="24"/>
+          <w:lang w:val="en-US"/>
+        </w:rPr>
+        <w:t xml:space="preserve"> </w:t>
+      </w:r>
+      <w:proofErr w:type="spellStart"/>
+      <w:r>
+        <w:rPr>
+          <w:rFonts w:ascii="Times New Roman" w:hAnsi="Times New Roman"/>
+          <w:color w:val="000000"/>
+          <w:sz w:val="24"/>
+          <w:szCs w:val="24"/>
+          <w:lang w:val="en-US"/>
+        </w:rPr>
+        <w:t>nilai-nilai</w:t>
+      </w:r>
+      <w:proofErr w:type="spellEnd"/>
+      <w:r>
+        <w:rPr>
+          <w:rFonts w:ascii="Times New Roman" w:hAnsi="Times New Roman"/>
+          <w:color w:val="000000"/>
+          <w:sz w:val="24"/>
+          <w:szCs w:val="24"/>
+          <w:lang w:val="en-US"/>
+        </w:rPr>
+        <w:t xml:space="preserve"> yang </w:t>
+      </w:r>
+      <w:proofErr w:type="spellStart"/>
+      <w:r>
+        <w:rPr>
+          <w:rFonts w:ascii="Times New Roman" w:hAnsi="Times New Roman"/>
+          <w:color w:val="000000"/>
+          <w:sz w:val="24"/>
+          <w:szCs w:val="24"/>
+          <w:lang w:val="en-US"/>
+        </w:rPr>
+        <w:t>umum</w:t>
+      </w:r>
+      <w:proofErr w:type="spellEnd"/>
+      <w:r>
+        <w:rPr>
+          <w:rFonts w:ascii="Times New Roman" w:hAnsi="Times New Roman"/>
+          <w:color w:val="000000"/>
+          <w:sz w:val="24"/>
+          <w:szCs w:val="24"/>
+          <w:lang w:val="en-US"/>
+        </w:rPr>
+        <w:t xml:space="preserve"> </w:t>
+      </w:r>
+      <w:proofErr w:type="spellStart"/>
+      <w:r>
+        <w:rPr>
+          <w:rFonts w:ascii="Times New Roman" w:hAnsi="Times New Roman"/>
+          <w:color w:val="000000"/>
+          <w:sz w:val="24"/>
+          <w:szCs w:val="24"/>
+          <w:lang w:val="en-US"/>
+        </w:rPr>
+        <w:t>digunakan</w:t>
+      </w:r>
+      <w:proofErr w:type="spellEnd"/>
+      <w:r>
+        <w:rPr>
+          <w:rFonts w:ascii="Times New Roman" w:hAnsi="Times New Roman"/>
+          <w:color w:val="000000"/>
+          <w:sz w:val="24"/>
+          <w:szCs w:val="24"/>
+          <w:lang w:val="en-US"/>
+        </w:rPr>
+        <w:t>. Register u</w:t>
+      </w:r>
+      <w:proofErr w:type="spellStart"/>
+      <w:r>
+        <w:rPr>
+          <w:rFonts w:ascii="Times New Roman" w:hAnsi="Times New Roman"/>
+          <w:color w:val="000000"/>
+          <w:sz w:val="24"/>
+          <w:szCs w:val="24"/>
+          <w:lang w:val="en-US"/>
+        </w:rPr>
+        <w:t>mumnya</w:t>
+      </w:r>
+      <w:proofErr w:type="spellEnd"/>
+      <w:r>
+        <w:rPr>
+          <w:rFonts w:ascii="Times New Roman" w:hAnsi="Times New Roman"/>
+          <w:color w:val="000000"/>
+          <w:sz w:val="24"/>
+          <w:szCs w:val="24"/>
+          <w:lang w:val="en-US"/>
+        </w:rPr>
+        <w:t xml:space="preserve"> </w:t>
+      </w:r>
+      <w:proofErr w:type="spellStart"/>
+      <w:r>
+        <w:rPr>
+          <w:rFonts w:ascii="Times New Roman" w:hAnsi="Times New Roman"/>
+          <w:color w:val="000000"/>
+          <w:sz w:val="24"/>
+          <w:szCs w:val="24"/>
+          <w:lang w:val="en-US"/>
+        </w:rPr>
+        <w:t>diukur</w:t>
+      </w:r>
+      <w:proofErr w:type="spellEnd"/>
+      <w:r>
+        <w:rPr>
+          <w:rFonts w:ascii="Times New Roman" w:hAnsi="Times New Roman"/>
+          <w:color w:val="000000"/>
+          <w:sz w:val="24"/>
+          <w:szCs w:val="24"/>
+          <w:lang w:val="en-US"/>
+        </w:rPr>
+        <w:t xml:space="preserve"> </w:t>
+      </w:r>
+      <w:proofErr w:type="spellStart"/>
+      <w:r>
+        <w:rPr>
+          <w:rFonts w:ascii="Times New Roman" w:hAnsi="Times New Roman"/>
+          <w:color w:val="000000"/>
+          <w:sz w:val="24"/>
+          <w:szCs w:val="24"/>
+          <w:lang w:val="en-US"/>
+        </w:rPr>
+        <w:t>dengan</w:t>
+      </w:r>
+      <w:proofErr w:type="spellEnd"/>
+      <w:r>
+        <w:rPr>
+          <w:rFonts w:ascii="Times New Roman" w:hAnsi="Times New Roman"/>
+          <w:color w:val="000000"/>
+          <w:sz w:val="24"/>
+          <w:szCs w:val="24"/>
+          <w:lang w:val="en-US"/>
+        </w:rPr>
+        <w:t xml:space="preserve"> </w:t>
+      </w:r>
+      <w:proofErr w:type="spellStart"/>
+      <w:r>
+        <w:rPr>
+          <w:rFonts w:ascii="Times New Roman" w:hAnsi="Times New Roman"/>
+          <w:color w:val="000000"/>
+          <w:sz w:val="24"/>
+          <w:szCs w:val="24"/>
+          <w:lang w:val="en-US"/>
+        </w:rPr>
+        <w:t>satuan</w:t>
+      </w:r>
+      <w:proofErr w:type="spellEnd"/>
+      <w:r>
+        <w:rPr>
+          <w:rFonts w:ascii="Times New Roman" w:hAnsi="Times New Roman"/>
+          <w:color w:val="000000"/>
+          <w:sz w:val="24"/>
+          <w:szCs w:val="24"/>
+          <w:lang w:val="en-US"/>
+        </w:rPr>
+        <w:t xml:space="preserve"> bit yang </w:t>
+      </w:r>
+      <w:proofErr w:type="spellStart"/>
+      <w:r>
+        <w:rPr>
+          <w:rFonts w:ascii="Times New Roman" w:hAnsi="Times New Roman"/>
+          <w:color w:val="000000"/>
+          <w:sz w:val="24"/>
+          <w:szCs w:val="24"/>
+          <w:lang w:val="en-US"/>
+        </w:rPr>
+        <w:t>dapat</w:t>
+      </w:r>
+      <w:proofErr w:type="spellEnd"/>
+      <w:r>
+        <w:rPr>
+          <w:rFonts w:ascii="Times New Roman" w:hAnsi="Times New Roman"/>
+          <w:color w:val="000000"/>
+          <w:sz w:val="24"/>
+          <w:szCs w:val="24"/>
+          <w:lang w:val="en-US"/>
+        </w:rPr>
+        <w:t xml:space="preserve"> </w:t>
+      </w:r>
+      <w:proofErr w:type="spellStart"/>
+      <w:r>
+        <w:rPr>
+          <w:rFonts w:ascii="Times New Roman" w:hAnsi="Times New Roman"/>
+          <w:color w:val="000000"/>
+          <w:sz w:val="24"/>
+          <w:szCs w:val="24"/>
+          <w:lang w:val="en-US"/>
+        </w:rPr>
+        <w:t>ditampung</w:t>
+      </w:r>
+      <w:proofErr w:type="spellEnd"/>
+      <w:r>
+        <w:rPr>
+          <w:rFonts w:ascii="Times New Roman" w:hAnsi="Times New Roman"/>
+          <w:color w:val="000000"/>
+          <w:sz w:val="24"/>
+          <w:szCs w:val="24"/>
+          <w:lang w:val="en-US"/>
+        </w:rPr>
+        <w:t xml:space="preserve"> </w:t>
+      </w:r>
+      <w:proofErr w:type="spellStart"/>
+      <w:r>
+        <w:rPr>
+          <w:rFonts w:ascii="Times New Roman" w:hAnsi="Times New Roman"/>
+          <w:color w:val="000000"/>
+          <w:sz w:val="24"/>
+          <w:szCs w:val="24"/>
+          <w:lang w:val="en-US"/>
+        </w:rPr>
+        <w:t>olehnya</w:t>
+      </w:r>
+      <w:proofErr w:type="spellEnd"/>
+      <w:r>
+        <w:rPr>
+          <w:rFonts w:ascii="Times New Roman" w:hAnsi="Times New Roman"/>
+          <w:color w:val="000000"/>
+          <w:sz w:val="24"/>
+          <w:szCs w:val="24"/>
+          <w:lang w:val="en-US"/>
+        </w:rPr>
+        <w:t xml:space="preserve">, </w:t>
+      </w:r>
+      <w:proofErr w:type="spellStart"/>
+      <w:r>
+        <w:rPr>
+          <w:rFonts w:ascii="Times New Roman" w:hAnsi="Times New Roman"/>
+          <w:color w:val="000000"/>
+          <w:sz w:val="24"/>
+          <w:szCs w:val="24"/>
+          <w:lang w:val="en-US"/>
+        </w:rPr>
+        <w:t>seperti</w:t>
+      </w:r>
+      <w:proofErr w:type="spellEnd"/>
+      <w:r>
+        <w:rPr>
+          <w:rFonts w:ascii="Times New Roman" w:hAnsi="Times New Roman"/>
+          <w:color w:val="000000"/>
+          <w:sz w:val="24"/>
+          <w:szCs w:val="24"/>
+          <w:lang w:val="en-US"/>
+        </w:rPr>
+        <w:t xml:space="preserve"> "register 8-bit", "register 16-bit", "register 32-bit", </w:t>
+      </w:r>
+      <w:proofErr w:type="spellStart"/>
+      <w:r>
+        <w:rPr>
+          <w:rFonts w:ascii="Times New Roman" w:hAnsi="Times New Roman"/>
+          <w:color w:val="000000"/>
+          <w:sz w:val="24"/>
+          <w:szCs w:val="24"/>
+          <w:lang w:val="en-US"/>
+        </w:rPr>
+        <w:t>atau</w:t>
+      </w:r>
+      <w:proofErr w:type="spellEnd"/>
+      <w:r>
+        <w:rPr>
+          <w:rFonts w:ascii="Times New Roman" w:hAnsi="Times New Roman"/>
+          <w:color w:val="000000"/>
+          <w:sz w:val="24"/>
+          <w:szCs w:val="24"/>
+          <w:lang w:val="en-US"/>
+        </w:rPr>
+        <w:t xml:space="preserve"> "register 64-bit" dan lain-lain.</w:t>
+      </w:r>
+      <w:r>
+        <w:rPr>
+          <w:rFonts w:ascii="Times New Roman" w:hAnsi="Times New Roman"/>
+          <w:color w:val="000000"/>
+          <w:sz w:val="24"/>
+          <w:szCs w:val="24"/>
+          <w:lang w:val="en-US"/>
+        </w:rPr>
+        <w:fldChar w:fldCharType="begin" w:fldLock="1"/>
+      </w:r>
+      <w:r>
+        <w:rPr>
+          <w:rFonts w:ascii="Times New Roman" w:hAnsi="Times New Roman"/>
+          <w:color w:val="000000"/>
+          <w:sz w:val="24"/>
+          <w:szCs w:val="24"/>
+          <w:lang w:val="en-US"/>
+        </w:rPr>
+        <w:instrText>ADDIN CSL_CITATION {"citationItems":[{"id":"ITEM-1","itemData":{"author":[{"dropping-particle":"","family":"Wikipedia","given":"","non-dropping-particle":"","parse-names":false,"suffix":""}],"container-title":"Wikipedia, Ensiklopedia Bebas","id":"ITEM-1","issued":{"date-parts":[["2019"]]},"title":"Register prosesor","type":"entry-encyclopedia"},"uris":["http://www.mendeley.com/documents/?uuid=49550432-4a5b-4f0c-9b5f-9654909612d1"]}],"mendeley":{"formattedCitation":"[13]","plainTextFormattedCitation":"[13]","previouslyFormattedCitation":"[12]"},"properties":{"noteIndex":0},"schema":"https://github.com/citation-style-language/schema/raw/master/csl-citation.json"}</w:instrText>
+      </w:r>
+      <w:r>
+        <w:rPr>
+          <w:rFonts w:ascii="Times New Roman" w:hAnsi="Times New Roman"/>
+          <w:color w:val="000000"/>
+          <w:sz w:val="24"/>
+          <w:szCs w:val="24"/>
+          <w:lang w:val="en-US"/>
+        </w:rPr>
+        <w:fldChar w:fldCharType="separate"/>
+      </w:r>
+      <w:r>
+        <w:rPr>
+          <w:rFonts w:ascii="Times New Roman" w:hAnsi="Times New Roman"/>
+          <w:noProof/>
+          <w:color w:val="000000"/>
+          <w:sz w:val="24"/>
+          <w:szCs w:val="24"/>
+          <w:lang w:val="en-US"/>
+        </w:rPr>
+        <w:t>[13]</w:t>
+      </w:r>
+      <w:r>
+        <w:rPr>
+          <w:rFonts w:ascii="Times New Roman" w:hAnsi="Times New Roman"/>
+          <w:color w:val="000000"/>
+          <w:sz w:val="24"/>
+          <w:szCs w:val="24"/>
+          <w:lang w:val="en-US"/>
+        </w:rPr>
+        <w:fldChar w:fldCharType="end"/>
+      </w:r>
+    </w:p>
+    <w:p>
+      <w:pPr>
+        <w:pStyle w:val="ListParagraph"/>
+        <w:widowControl w:val="0"/>
+        <w:numPr>
+          <w:ilvl w:val="1"/>
+          <w:numId w:val="10"/>
+        </w:numPr>
+        <w:tabs>
+          <w:tab w:val="left" w:leader="dot" w:pos="8222"/>
+          <w:tab w:val="right" w:pos="8788"/>
+        </w:tabs>
+        <w:autoSpaceDE w:val="0"/>
+        <w:autoSpaceDN w:val="0"/>
+        <w:adjustRightInd w:val="0"/>
+        <w:spacing w:before="240" w:after="0" w:line="360" w:lineRule="auto"/>
+        <w:ind w:left="567" w:hanging="567"/>
+        <w:contextualSpacing w:val="0"/>
+        <w:jc w:val="both"/>
+        <w:rPr>
+          <w:rFonts w:ascii="Times New Roman" w:hAnsi="Times New Roman"/>
+          <w:b/>
+          <w:bCs/>
+          <w:color w:val="000000"/>
+          <w:sz w:val="24"/>
+          <w:szCs w:val="24"/>
+          <w:lang w:val="en-US"/>
+        </w:rPr>
+      </w:pPr>
+      <w:proofErr w:type="spellStart"/>
+      <w:r>
+        <w:rPr>
+          <w:rFonts w:ascii="Times New Roman" w:hAnsi="Times New Roman"/>
+          <w:b/>
+          <w:bCs/>
+          <w:color w:val="000000"/>
+          <w:sz w:val="24"/>
+          <w:szCs w:val="24"/>
+          <w:lang w:val="en-US"/>
+        </w:rPr>
         <w:t>Mikrokontroler</w:t>
       </w:r>
       <w:proofErr w:type="spellEnd"/>
@@ -40925,7 +43368,29 @@
           <w:szCs w:val="24"/>
           <w:lang w:val="en-US"/>
         </w:rPr>
-        <w:t xml:space="preserve"> Bluetooth </w:t>
+        <w:t xml:space="preserve"> </w:t>
+      </w:r>
+      <w:r>
+        <w:rPr>
+          <w:rFonts w:ascii="Times New Roman" w:hAnsi="Times New Roman"/>
+          <w:i/>
+          <w:iCs/>
+          <w:color w:val="000000"/>
+          <w:sz w:val="24"/>
+          <w:szCs w:val="24"/>
+          <w:lang w:val="en-US"/>
+        </w:rPr>
+        <w:t>Bluetooth</w:t>
+      </w:r>
+      <w:r>
+        <w:rPr>
+          <w:rFonts w:ascii="Times New Roman" w:hAnsi="Times New Roman"/>
+          <w:color w:val="000000"/>
+          <w:sz w:val="24"/>
+          <w:szCs w:val="24"/>
+          <w:lang w:val="en-US"/>
+        </w:rPr>
+        <w:t xml:space="preserve"> </w:t>
       </w:r>
       <w:proofErr w:type="spellStart"/>
       <w:r>
@@ -40947,29 +43412,181 @@
           <w:szCs w:val="24"/>
           <w:lang w:val="en-US"/>
         </w:rPr>
-        <w:t xml:space="preserve"> single chip yang di </w:t>
-      </w:r>
-      <w:proofErr w:type="spellStart"/>
-      <w:r>
-        <w:rPr>
-          <w:rFonts w:ascii="Times New Roman" w:hAnsi="Times New Roman"/>
-          <w:color w:val="000000"/>
-          <w:sz w:val="24"/>
-          <w:szCs w:val="24"/>
-          <w:lang w:val="en-US"/>
-        </w:rPr>
-        <w:t>rancang</w:t>
-      </w:r>
-      <w:proofErr w:type="spellEnd"/>
-      <w:r>
-        <w:rPr>
-          <w:rFonts w:ascii="Times New Roman" w:hAnsi="Times New Roman"/>
-          <w:color w:val="000000"/>
-          <w:sz w:val="24"/>
-          <w:szCs w:val="24"/>
-          <w:lang w:val="en-US"/>
-        </w:rPr>
-        <w:t xml:space="preserve"> oleh Taiwan Semiconductor Manufacturing Company </w:t>
+        <w:t xml:space="preserve"> </w:t>
+      </w:r>
+      <w:r>
+        <w:rPr>
+          <w:rFonts w:ascii="Times New Roman" w:hAnsi="Times New Roman"/>
+          <w:i/>
+          <w:iCs/>
+          <w:color w:val="000000"/>
+          <w:sz w:val="24"/>
+          <w:szCs w:val="24"/>
+          <w:lang w:val="en-US"/>
+        </w:rPr>
+        <w:t>single</w:t>
+      </w:r>
+      <w:r>
+        <w:rPr>
+          <w:rFonts w:ascii="Times New Roman" w:hAnsi="Times New Roman"/>
+          <w:color w:val="000000"/>
+          <w:sz w:val="24"/>
+          <w:szCs w:val="24"/>
+          <w:lang w:val="en-US"/>
+        </w:rPr>
+        <w:t xml:space="preserve"> </w:t>
+      </w:r>
+      <w:r>
+        <w:rPr>
+          <w:rFonts w:ascii="Times New Roman" w:hAnsi="Times New Roman"/>
+          <w:i/>
+          <w:iCs/>
+          <w:color w:val="000000"/>
+          <w:sz w:val="24"/>
+          <w:szCs w:val="24"/>
+          <w:lang w:val="en-US"/>
+        </w:rPr>
+        <w:t>on</w:t>
+      </w:r>
+      <w:r>
+        <w:rPr>
+          <w:rFonts w:ascii="Times New Roman" w:hAnsi="Times New Roman"/>
+          <w:color w:val="000000"/>
+          <w:sz w:val="24"/>
+          <w:szCs w:val="24"/>
+          <w:lang w:val="en-US"/>
+        </w:rPr>
+        <w:t xml:space="preserve"> </w:t>
+      </w:r>
+      <w:r>
+        <w:rPr>
+          <w:rFonts w:ascii="Times New Roman" w:hAnsi="Times New Roman"/>
+          <w:i/>
+          <w:iCs/>
+          <w:color w:val="000000"/>
+          <w:sz w:val="24"/>
+          <w:szCs w:val="24"/>
+          <w:lang w:val="en-US"/>
+        </w:rPr>
+        <w:t>chip</w:t>
+      </w:r>
+      <w:r>
+        <w:rPr>
+          <w:rFonts w:ascii="Times New Roman" w:hAnsi="Times New Roman"/>
+          <w:color w:val="000000"/>
+          <w:sz w:val="24"/>
+          <w:szCs w:val="24"/>
+          <w:lang w:val="en-US"/>
+        </w:rPr>
+        <w:t xml:space="preserve"> (SoC)</w:t>
+      </w:r>
+      <w:r>
+        <w:rPr>
+          <w:rFonts w:ascii="Times New Roman" w:hAnsi="Times New Roman"/>
+          <w:color w:val="000000"/>
+          <w:sz w:val="24"/>
+          <w:szCs w:val="24"/>
+          <w:lang w:val="en-US"/>
+        </w:rPr>
+        <w:t xml:space="preserve"> yang </w:t>
+      </w:r>
+      <w:proofErr w:type="spellStart"/>
+      <w:r>
+        <w:rPr>
+          <w:rFonts w:ascii="Times New Roman" w:hAnsi="Times New Roman"/>
+          <w:color w:val="000000"/>
+          <w:sz w:val="24"/>
+          <w:szCs w:val="24"/>
+          <w:lang w:val="en-US"/>
+        </w:rPr>
+        <w:t>dirancang</w:t>
+      </w:r>
+      <w:proofErr w:type="spellEnd"/>
+      <w:r>
+        <w:rPr>
+          <w:rFonts w:ascii="Times New Roman" w:hAnsi="Times New Roman"/>
+          <w:color w:val="000000"/>
+          <w:sz w:val="24"/>
+          <w:szCs w:val="24"/>
+          <w:lang w:val="en-US"/>
+        </w:rPr>
+        <w:t xml:space="preserve"> oleh Taiwan </w:t>
+      </w:r>
+      <w:r>
+        <w:rPr>
+          <w:rFonts w:ascii="Times New Roman" w:hAnsi="Times New Roman"/>
+          <w:i/>
+          <w:iCs/>
+          <w:color w:val="000000"/>
+          <w:sz w:val="24"/>
+          <w:szCs w:val="24"/>
+          <w:lang w:val="en-US"/>
+        </w:rPr>
+        <w:t>Semiconductor</w:t>
+      </w:r>
+      <w:r>
+        <w:rPr>
+          <w:rFonts w:ascii="Times New Roman" w:hAnsi="Times New Roman"/>
+          <w:color w:val="000000"/>
+          <w:sz w:val="24"/>
+          <w:szCs w:val="24"/>
+          <w:lang w:val="en-US"/>
+        </w:rPr>
+        <w:t xml:space="preserve"> </w:t>
+      </w:r>
+      <w:r>
+        <w:rPr>
+          <w:rFonts w:ascii="Times New Roman" w:hAnsi="Times New Roman"/>
+          <w:i/>
+          <w:iCs/>
+          <w:color w:val="000000"/>
+          <w:sz w:val="24"/>
+          <w:szCs w:val="24"/>
+          <w:lang w:val="en-US"/>
+        </w:rPr>
+        <w:t>Manufacturing</w:t>
+      </w:r>
+      <w:r>
+        <w:rPr>
+          <w:rFonts w:ascii="Times New Roman" w:hAnsi="Times New Roman"/>
+          <w:color w:val="000000"/>
+          <w:sz w:val="24"/>
+          <w:szCs w:val="24"/>
+          <w:lang w:val="en-US"/>
+        </w:rPr>
+        <w:t xml:space="preserve"> </w:t>
+      </w:r>
+      <w:r>
+        <w:rPr>
+          <w:rFonts w:ascii="Times New Roman" w:hAnsi="Times New Roman"/>
+          <w:i/>
+          <w:iCs/>
+          <w:color w:val="000000"/>
+          <w:sz w:val="24"/>
+          <w:szCs w:val="24"/>
+          <w:lang w:val="en-US"/>
+        </w:rPr>
+        <w:t>Company</w:t>
+      </w:r>
+      <w:r>
+        <w:rPr>
+          <w:rFonts w:ascii="Times New Roman" w:hAnsi="Times New Roman"/>
+          <w:color w:val="000000"/>
+          <w:sz w:val="24"/>
+          <w:szCs w:val="24"/>
+          <w:lang w:val="en-US"/>
+        </w:rPr>
+        <w:t xml:space="preserve"> </w:t>
+      </w:r>
+      <w:r>
+        <w:rPr>
+          <w:rFonts w:ascii="Times New Roman" w:hAnsi="Times New Roman"/>
+          <w:color w:val="000000"/>
+          <w:sz w:val="24"/>
+          <w:szCs w:val="24"/>
+          <w:lang w:val="en-US"/>
+        </w:rPr>
+        <w:t xml:space="preserve">(TSMC) </w:t>
       </w:r>
       <w:proofErr w:type="spellStart"/>
       <w:r>
@@ -41013,7 +43630,73 @@
           <w:szCs w:val="24"/>
           <w:lang w:val="en-US"/>
         </w:rPr>
-        <w:t xml:space="preserve"> Ultra Low Power </w:t>
+        <w:t xml:space="preserve"> </w:t>
+      </w:r>
+      <w:r>
+        <w:rPr>
+          <w:rFonts w:ascii="Times New Roman" w:hAnsi="Times New Roman"/>
+          <w:i/>
+          <w:iCs/>
+          <w:color w:val="000000"/>
+          <w:sz w:val="24"/>
+          <w:szCs w:val="24"/>
+          <w:lang w:val="en-US"/>
+        </w:rPr>
+        <w:t>Ultra</w:t>
+      </w:r>
+      <w:r>
+        <w:rPr>
+          <w:rFonts w:ascii="Times New Roman" w:hAnsi="Times New Roman"/>
+          <w:color w:val="000000"/>
+          <w:sz w:val="24"/>
+          <w:szCs w:val="24"/>
+          <w:lang w:val="en-US"/>
+        </w:rPr>
+        <w:t xml:space="preserve"> </w:t>
+      </w:r>
+      <w:r>
+        <w:rPr>
+          <w:rFonts w:ascii="Times New Roman" w:hAnsi="Times New Roman"/>
+          <w:i/>
+          <w:iCs/>
+          <w:color w:val="000000"/>
+          <w:sz w:val="24"/>
+          <w:szCs w:val="24"/>
+          <w:lang w:val="en-US"/>
+        </w:rPr>
+        <w:t>Low</w:t>
+      </w:r>
+      <w:r>
+        <w:rPr>
+          <w:rFonts w:ascii="Times New Roman" w:hAnsi="Times New Roman"/>
+          <w:color w:val="000000"/>
+          <w:sz w:val="24"/>
+          <w:szCs w:val="24"/>
+          <w:lang w:val="en-US"/>
+        </w:rPr>
+        <w:t xml:space="preserve"> </w:t>
+      </w:r>
+      <w:r>
+        <w:rPr>
+          <w:rFonts w:ascii="Times New Roman" w:hAnsi="Times New Roman"/>
+          <w:i/>
+          <w:iCs/>
+          <w:color w:val="000000"/>
+          <w:sz w:val="24"/>
+          <w:szCs w:val="24"/>
+          <w:lang w:val="en-US"/>
+        </w:rPr>
+        <w:t>Power</w:t>
+      </w:r>
+      <w:r>
+        <w:rPr>
+          <w:rFonts w:ascii="Times New Roman" w:hAnsi="Times New Roman"/>
+          <w:color w:val="000000"/>
+          <w:sz w:val="24"/>
+          <w:szCs w:val="24"/>
+          <w:lang w:val="en-US"/>
+        </w:rPr>
+        <w:t xml:space="preserve"> </w:t>
       </w:r>
       <w:proofErr w:type="spellStart"/>
       <w:r>
@@ -41097,28 +43780,18 @@
           <w:szCs w:val="24"/>
           <w:lang w:val="en-US"/>
         </w:rPr>
-        <w:t>ESP32 di</w:t>
-      </w:r>
-      <w:r>
-        <w:rPr>
-          <w:rFonts w:ascii="Times New Roman" w:hAnsi="Times New Roman"/>
-          <w:color w:val="000000"/>
-          <w:sz w:val="24"/>
-          <w:szCs w:val="24"/>
-          <w:lang w:val="en-US"/>
-        </w:rPr>
-        <w:t xml:space="preserve"> </w:t>
-      </w:r>
-      <w:proofErr w:type="spellStart"/>
-      <w:r>
-        <w:rPr>
-          <w:rFonts w:ascii="Times New Roman" w:hAnsi="Times New Roman"/>
-          <w:color w:val="000000"/>
-          <w:sz w:val="24"/>
-          <w:szCs w:val="24"/>
-          <w:lang w:val="en-US"/>
-        </w:rPr>
-        <w:t>rancang</w:t>
+        <w:t xml:space="preserve">ESP32 </w:t>
+      </w:r>
+      <w:proofErr w:type="spellStart"/>
+      <w:r>
+        <w:rPr>
+          <w:rFonts w:ascii="Times New Roman" w:hAnsi="Times New Roman"/>
+          <w:color w:val="000000"/>
+          <w:sz w:val="24"/>
+          <w:szCs w:val="24"/>
+          <w:lang w:val="en-US"/>
+        </w:rPr>
+        <w:t>dirancang</w:t>
       </w:r>
       <w:proofErr w:type="spellEnd"/>
       <w:r>
@@ -41523,7 +44196,7 @@
           <w:szCs w:val="24"/>
           <w:lang w:val="en-US"/>
         </w:rPr>
-        <w:instrText>ADDIN CSL_CITATION {"citationItems":[{"id":"ITEM-1","itemData":{"abstract":"ESP32 is a single 2.4 GHz Wi-Fi-and-Bluetooth combo chip designed with the TSMC ultra-low-power 40 nm technology. It is designed to achieve the best power and RF performance, showing robustness, versatility and reliability in a wide variety of applications and power scenarios.","author":[{"dropping-particle":"","family":"Espressif","given":"","non-dropping-particle":"","parse-names":false,"suffix":""}],"collection-title":"v3.4","container-title":"ESP32 Series Datasheet","id":"ITEM-1","issued":{"date-parts":[["2020"]]},"number-of-pages":"1-61","publisher-place":"Shanghai","title":"ESP32 Series Datasheet","type":"report"},"uris":["http://www.mendeley.com/documents/?uuid=96676edf-58a1-44c9-a802-30ebab8a0da7"]}],"mendeley":{"formattedCitation":"[12]","plainTextFormattedCitation":"[12]","previouslyFormattedCitation":"[12]"},"properties":{"noteIndex":0},"schema":"https://github.com/citation-style-language/schema/raw/master/csl-citation.json"}</w:instrText>
+        <w:instrText>ADDIN CSL_CITATION {"citationItems":[{"id":"ITEM-1","itemData":{"abstract":"ESP32 is a single 2.4 GHz Wi-Fi-and-Bluetooth combo chip designed with the TSMC ultra-low-power 40 nm technology. It is designed to achieve the best power and RF performance, showing robustness, versatility and reliability in a wide variety of applications and power scenarios.","author":[{"dropping-particle":"","family":"Espressif","given":"","non-dropping-particle":"","parse-names":false,"suffix":""}],"collection-title":"v3.4","container-title":"ESP32 Series Datasheet","id":"ITEM-1","issued":{"date-parts":[["2020"]]},"number-of-pages":"1-61","publisher-place":"Shanghai","title":"ESP32 Series Datasheet","type":"report"},"uris":["http://www.mendeley.com/documents/?uuid=96676edf-58a1-44c9-a802-30ebab8a0da7"]}],"mendeley":{"formattedCitation":"[14]","plainTextFormattedCitation":"[14]","previouslyFormattedCitation":"[13]"},"properties":{"noteIndex":0},"schema":"https://github.com/citation-style-language/schema/raw/master/csl-citation.json"}</w:instrText>
       </w:r>
       <w:r>
         <w:rPr>
@@ -41544,7 +44217,7 @@
           <w:szCs w:val="24"/>
           <w:lang w:val="en-US"/>
         </w:rPr>
-        <w:t>[12]</w:t>
+        <w:t>[14]</w:t>
       </w:r>
       <w:r>
         <w:rPr>
@@ -41585,7 +44258,7 @@
           <w:szCs w:val="24"/>
           <w:lang w:val="en-US"/>
         </w:rPr>
-        <w:t>dirancang</w:t>
+        <w:t>Dikhususkan</w:t>
       </w:r>
       <w:proofErr w:type="spellEnd"/>
       <w:r>
@@ -42337,18 +45010,18 @@
           <w:szCs w:val="24"/>
           <w:lang w:val="en-US"/>
         </w:rPr>
-        <w:t xml:space="preserve"> a</w:t>
-      </w:r>
-      <w:proofErr w:type="spellStart"/>
-      <w:r>
-        <w:rPr>
-          <w:rFonts w:ascii="Times New Roman" w:hAnsi="Times New Roman"/>
-          <w:color w:val="000000"/>
-          <w:sz w:val="24"/>
-          <w:szCs w:val="24"/>
-          <w:lang w:val="en-US"/>
-        </w:rPr>
-        <w:t>kan</w:t>
+        <w:t xml:space="preserve"> </w:t>
+      </w:r>
+      <w:proofErr w:type="spellStart"/>
+      <w:r>
+        <w:rPr>
+          <w:rFonts w:ascii="Times New Roman" w:hAnsi="Times New Roman"/>
+          <w:color w:val="000000"/>
+          <w:sz w:val="24"/>
+          <w:szCs w:val="24"/>
+          <w:lang w:val="en-US"/>
+        </w:rPr>
+        <w:t>akan</w:t>
       </w:r>
       <w:proofErr w:type="spellEnd"/>
       <w:r>
@@ -42436,7 +45109,6 @@
           <w:szCs w:val="24"/>
           <w:lang w:val="en-US"/>
         </w:rPr>
-        <w:lastRenderedPageBreak/>
         <w:t>hanya</w:t>
       </w:r>
       <w:proofErr w:type="spellEnd"/>
@@ -42786,7 +45458,7 @@
           <w:szCs w:val="24"/>
           <w:lang w:val="en-US"/>
         </w:rPr>
-        <w:instrText>ADDIN CSL_CITATION {"citationItems":[{"id":"ITEM-1","itemData":{"abstract":"ESP32 is a single 2.4 GHz Wi-Fi-and-Bluetooth combo chip designed with the TSMC ultra-low-power 40 nm technology. It is designed to achieve the best power and RF performance, showing robustness, versatility and reliability in a wide variety of applications and power scenarios.","author":[{"dropping-particle":"","family":"Espressif","given":"","non-dropping-particle":"","parse-names":false,"suffix":""}],"collection-title":"v3.4","container-title":"ESP32 Series Datasheet","id":"ITEM-1","issued":{"date-parts":[["2020"]]},"number-of-pages":"1-61","publisher-place":"Shanghai","title":"ESP32 Series Datasheet","type":"report"},"uris":["http://www.mendeley.com/documents/?uuid=96676edf-58a1-44c9-a802-30ebab8a0da7"]}],"mendeley":{"formattedCitation":"[12]","plainTextFormattedCitation":"[12]"},"properties":{"noteIndex":0},"schema":"https://github.com/citation-style-language/schema/raw/master/csl-citation.json"}</w:instrText>
+        <w:instrText>ADDIN CSL_CITATION {"citationItems":[{"id":"ITEM-1","itemData":{"abstract":"ESP32 is a single 2.4 GHz Wi-Fi-and-Bluetooth combo chip designed with the TSMC ultra-low-power 40 nm technology. It is designed to achieve the best power and RF performance, showing robustness, versatility and reliability in a wide variety of applications and power scenarios.","author":[{"dropping-particle":"","family":"Espressif","given":"","non-dropping-particle":"","parse-names":false,"suffix":""}],"collection-title":"v3.4","container-title":"ESP32 Series Datasheet","id":"ITEM-1","issued":{"date-parts":[["2020"]]},"number-of-pages":"1-61","publisher-place":"Shanghai","title":"ESP32 Series Datasheet","type":"report"},"uris":["http://www.mendeley.com/documents/?uuid=96676edf-58a1-44c9-a802-30ebab8a0da7"]}],"mendeley":{"formattedCitation":"[14]","plainTextFormattedCitation":"[14]","previouslyFormattedCitation":"[13]"},"properties":{"noteIndex":0},"schema":"https://github.com/citation-style-language/schema/raw/master/csl-citation.json"}</w:instrText>
       </w:r>
       <w:r>
         <w:rPr>
@@ -42807,7 +45479,7 @@
           <w:szCs w:val="24"/>
           <w:lang w:val="en-US"/>
         </w:rPr>
-        <w:t>[12]</w:t>
+        <w:t>[14]</w:t>
       </w:r>
       <w:r>
         <w:rPr>
@@ -42842,6 +45514,7 @@
         <w:rPr>
           <w:noProof/>
         </w:rPr>
+        <w:lastRenderedPageBreak/>
         <w:drawing>
           <wp:inline distT="0" distB="0" distL="0" distR="0" wp14:anchorId="65812A77" wp14:editId="3D6FD387">
             <wp:extent cx="3240000" cy="3233684"/>
@@ -42907,6 +45580,57 @@
         </w:rPr>
         <w:t>Gambar 2.2. Pin Layout ESP32</w:t>
       </w:r>
+      <w:r>
+        <w:rPr>
+          <w:rFonts w:ascii="Times New Roman" w:hAnsi="Times New Roman"/>
+          <w:color w:val="000000"/>
+          <w:sz w:val="24"/>
+          <w:szCs w:val="24"/>
+          <w:lang w:val="en-US"/>
+        </w:rPr>
+        <w:fldChar w:fldCharType="begin" w:fldLock="1"/>
+      </w:r>
+      <w:r>
+        <w:rPr>
+          <w:rFonts w:ascii="Times New Roman" w:hAnsi="Times New Roman"/>
+          <w:color w:val="000000"/>
+          <w:sz w:val="24"/>
+          <w:szCs w:val="24"/>
+          <w:lang w:val="en-US"/>
+        </w:rPr>
+        <w:instrText>ADDIN CSL_CITATION {"citationItems":[{"id":"ITEM-1","itemData":{"abstract":"ESP32 is a single 2.4 GHz Wi-Fi-and-Bluetooth combo chip designed with the TSMC ultra-low-power 40 nm technology. It is designed to achieve the best power and RF performance, showing robustness, versatility and reliability in a wide variety of applications and power scenarios.","author":[{"dropping-particle":"","family":"Espressif","given":"","non-dropping-particle":"","parse-names":false,"suffix":""}],"collection-title":"v3.4","container-title":"ESP32 Series Datasheet","id":"ITEM-1","issued":{"date-parts":[["2020"]]},"number-of-pages":"1-61","publisher-place":"Shanghai","title":"ESP32 Series Datasheet","type":"report"},"uris":["http://www.mendeley.com/documents/?uuid=96676edf-58a1-44c9-a802-30ebab8a0da7"]}],"mendeley":{"formattedCitation":"[14]","plainTextFormattedCitation":"[14]","previouslyFormattedCitation":"[13]"},"properties":{"noteIndex":0},"schema":"https://github.com/citation-style-language/schema/raw/master/csl-citation.json"}</w:instrText>
+      </w:r>
+      <w:r>
+        <w:rPr>
+          <w:rFonts w:ascii="Times New Roman" w:hAnsi="Times New Roman"/>
+          <w:color w:val="000000"/>
+          <w:sz w:val="24"/>
+          <w:szCs w:val="24"/>
+          <w:lang w:val="en-US"/>
+        </w:rPr>
+        <w:fldChar w:fldCharType="separate"/>
+      </w:r>
+      <w:r>
+        <w:rPr>
+          <w:rFonts w:ascii="Times New Roman" w:hAnsi="Times New Roman"/>
+          <w:noProof/>
+          <w:color w:val="000000"/>
+          <w:sz w:val="24"/>
+          <w:szCs w:val="24"/>
+          <w:lang w:val="en-US"/>
+        </w:rPr>
+        <w:t>[14]</w:t>
+      </w:r>
+      <w:r>
+        <w:rPr>
+          <w:rFonts w:ascii="Times New Roman" w:hAnsi="Times New Roman"/>
+          <w:color w:val="000000"/>
+          <w:sz w:val="24"/>
+          <w:szCs w:val="24"/>
+          <w:lang w:val="en-US"/>
+        </w:rPr>
+        <w:fldChar w:fldCharType="end"/>
+      </w:r>
     </w:p>
     <w:p>
       <w:pPr>
@@ -42933,6 +45657,1293 @@
           <w:lang w:val="en-US"/>
         </w:rPr>
       </w:pPr>
+      <w:r>
+        <w:rPr>
+          <w:rFonts w:ascii="Times New Roman" w:hAnsi="Times New Roman"/>
+          <w:b/>
+          <w:bCs/>
+          <w:color w:val="000000"/>
+          <w:sz w:val="24"/>
+          <w:szCs w:val="24"/>
+          <w:lang w:val="en-US"/>
+        </w:rPr>
+        <w:t xml:space="preserve">Skema </w:t>
+      </w:r>
+      <w:proofErr w:type="spellStart"/>
+      <w:r>
+        <w:rPr>
+          <w:rFonts w:ascii="Times New Roman" w:hAnsi="Times New Roman"/>
+          <w:b/>
+          <w:bCs/>
+          <w:color w:val="000000"/>
+          <w:sz w:val="24"/>
+          <w:szCs w:val="24"/>
+          <w:lang w:val="en-US"/>
+        </w:rPr>
+        <w:t>Daya</w:t>
+      </w:r>
+      <w:proofErr w:type="spellEnd"/>
+    </w:p>
+    <w:p>
+      <w:pPr>
+        <w:pStyle w:val="ListParagraph"/>
+        <w:widowControl w:val="0"/>
+        <w:autoSpaceDE w:val="0"/>
+        <w:autoSpaceDN w:val="0"/>
+        <w:adjustRightInd w:val="0"/>
+        <w:spacing w:after="0" w:line="360" w:lineRule="auto"/>
+        <w:ind w:left="1134"/>
+        <w:contextualSpacing w:val="0"/>
+        <w:jc w:val="both"/>
+        <w:rPr>
+          <w:rFonts w:ascii="Times New Roman" w:hAnsi="Times New Roman"/>
+          <w:color w:val="000000"/>
+          <w:sz w:val="24"/>
+          <w:szCs w:val="24"/>
+          <w:lang w:val="en-US"/>
+        </w:rPr>
+      </w:pPr>
+      <w:r>
+        <w:rPr>
+          <w:rFonts w:ascii="Times New Roman" w:hAnsi="Times New Roman"/>
+          <w:color w:val="000000"/>
+          <w:sz w:val="24"/>
+          <w:szCs w:val="24"/>
+          <w:lang w:val="en-US"/>
+        </w:rPr>
+        <w:t xml:space="preserve">Pada ESP32 </w:t>
+      </w:r>
+      <w:proofErr w:type="spellStart"/>
+      <w:r>
+        <w:rPr>
+          <w:rFonts w:ascii="Times New Roman" w:hAnsi="Times New Roman"/>
+          <w:color w:val="000000"/>
+          <w:sz w:val="24"/>
+          <w:szCs w:val="24"/>
+          <w:lang w:val="en-US"/>
+        </w:rPr>
+        <w:t>skema</w:t>
+      </w:r>
+      <w:proofErr w:type="spellEnd"/>
+      <w:r>
+        <w:rPr>
+          <w:rFonts w:ascii="Times New Roman" w:hAnsi="Times New Roman"/>
+          <w:color w:val="000000"/>
+          <w:sz w:val="24"/>
+          <w:szCs w:val="24"/>
+          <w:lang w:val="en-US"/>
+        </w:rPr>
+        <w:t xml:space="preserve"> </w:t>
+      </w:r>
+      <w:proofErr w:type="spellStart"/>
+      <w:r>
+        <w:rPr>
+          <w:rFonts w:ascii="Times New Roman" w:hAnsi="Times New Roman"/>
+          <w:color w:val="000000"/>
+          <w:sz w:val="24"/>
+          <w:szCs w:val="24"/>
+          <w:lang w:val="en-US"/>
+        </w:rPr>
+        <w:t>daya</w:t>
+      </w:r>
+      <w:proofErr w:type="spellEnd"/>
+      <w:r>
+        <w:rPr>
+          <w:rFonts w:ascii="Times New Roman" w:hAnsi="Times New Roman"/>
+          <w:color w:val="000000"/>
+          <w:sz w:val="24"/>
+          <w:szCs w:val="24"/>
+          <w:lang w:val="en-US"/>
+        </w:rPr>
+        <w:t xml:space="preserve"> pada pin digital </w:t>
+      </w:r>
+      <w:proofErr w:type="spellStart"/>
+      <w:r>
+        <w:rPr>
+          <w:rFonts w:ascii="Times New Roman" w:hAnsi="Times New Roman"/>
+          <w:color w:val="000000"/>
+          <w:sz w:val="24"/>
+          <w:szCs w:val="24"/>
+          <w:lang w:val="en-US"/>
+        </w:rPr>
+        <w:t>dibagi</w:t>
+      </w:r>
+      <w:proofErr w:type="spellEnd"/>
+      <w:r>
+        <w:rPr>
+          <w:rFonts w:ascii="Times New Roman" w:hAnsi="Times New Roman"/>
+          <w:color w:val="000000"/>
+          <w:sz w:val="24"/>
+          <w:szCs w:val="24"/>
+          <w:lang w:val="en-US"/>
+        </w:rPr>
+        <w:t xml:space="preserve"> </w:t>
+      </w:r>
+      <w:proofErr w:type="spellStart"/>
+      <w:r>
+        <w:rPr>
+          <w:rFonts w:ascii="Times New Roman" w:hAnsi="Times New Roman"/>
+          <w:color w:val="000000"/>
+          <w:sz w:val="24"/>
+          <w:szCs w:val="24"/>
+          <w:lang w:val="en-US"/>
+        </w:rPr>
+        <w:t>menjadi</w:t>
+      </w:r>
+      <w:proofErr w:type="spellEnd"/>
+      <w:r>
+        <w:rPr>
+          <w:rFonts w:ascii="Times New Roman" w:hAnsi="Times New Roman"/>
+          <w:color w:val="000000"/>
+          <w:sz w:val="24"/>
+          <w:szCs w:val="24"/>
+          <w:lang w:val="en-US"/>
+        </w:rPr>
+        <w:t xml:space="preserve"> 3 </w:t>
+      </w:r>
+      <w:proofErr w:type="spellStart"/>
+      <w:r>
+        <w:rPr>
+          <w:rFonts w:ascii="Times New Roman" w:hAnsi="Times New Roman"/>
+          <w:color w:val="000000"/>
+          <w:sz w:val="24"/>
+          <w:szCs w:val="24"/>
+          <w:lang w:val="en-US"/>
+        </w:rPr>
+        <w:t>jenis</w:t>
+      </w:r>
+      <w:proofErr w:type="spellEnd"/>
+      <w:r>
+        <w:rPr>
+          <w:rFonts w:ascii="Times New Roman" w:hAnsi="Times New Roman"/>
+          <w:color w:val="000000"/>
+          <w:sz w:val="24"/>
+          <w:szCs w:val="24"/>
+          <w:lang w:val="en-US"/>
+        </w:rPr>
+        <w:t xml:space="preserve"> domain:</w:t>
+      </w:r>
+    </w:p>
+    <w:p>
+      <w:pPr>
+        <w:pStyle w:val="ListParagraph"/>
+        <w:widowControl w:val="0"/>
+        <w:numPr>
+          <w:ilvl w:val="0"/>
+          <w:numId w:val="12"/>
+        </w:numPr>
+        <w:autoSpaceDE w:val="0"/>
+        <w:autoSpaceDN w:val="0"/>
+        <w:adjustRightInd w:val="0"/>
+        <w:spacing w:after="0" w:line="360" w:lineRule="auto"/>
+        <w:ind w:left="1418" w:hanging="284"/>
+        <w:contextualSpacing w:val="0"/>
+        <w:jc w:val="both"/>
+        <w:rPr>
+          <w:rFonts w:ascii="Times New Roman" w:hAnsi="Times New Roman"/>
+          <w:color w:val="000000"/>
+          <w:sz w:val="24"/>
+          <w:szCs w:val="24"/>
+          <w:lang w:val="en-US"/>
+        </w:rPr>
+      </w:pPr>
+      <w:r>
+        <w:rPr>
+          <w:rFonts w:ascii="Times New Roman" w:hAnsi="Times New Roman"/>
+          <w:color w:val="000000"/>
+          <w:sz w:val="24"/>
+          <w:szCs w:val="24"/>
+          <w:lang w:val="en-US"/>
+        </w:rPr>
+        <w:t xml:space="preserve">VDD3P3_RTC </w:t>
+      </w:r>
+      <w:r>
+        <w:rPr>
+          <w:rFonts w:ascii="Times New Roman" w:hAnsi="Times New Roman"/>
+          <w:color w:val="000000"/>
+          <w:sz w:val="24"/>
+          <w:szCs w:val="24"/>
+          <w:lang w:val="en-US"/>
+        </w:rPr>
+        <w:t xml:space="preserve">yang </w:t>
+      </w:r>
+      <w:proofErr w:type="spellStart"/>
+      <w:r>
+        <w:rPr>
+          <w:rFonts w:ascii="Times New Roman" w:hAnsi="Times New Roman"/>
+          <w:color w:val="000000"/>
+          <w:sz w:val="24"/>
+          <w:szCs w:val="24"/>
+          <w:lang w:val="en-US"/>
+        </w:rPr>
+        <w:t>merupakan</w:t>
+      </w:r>
+      <w:proofErr w:type="spellEnd"/>
+      <w:r>
+        <w:rPr>
+          <w:rFonts w:ascii="Times New Roman" w:hAnsi="Times New Roman"/>
+          <w:color w:val="000000"/>
+          <w:sz w:val="24"/>
+          <w:szCs w:val="24"/>
+          <w:lang w:val="en-US"/>
+        </w:rPr>
+        <w:t xml:space="preserve"> </w:t>
+      </w:r>
+      <w:proofErr w:type="spellStart"/>
+      <w:r>
+        <w:rPr>
+          <w:rFonts w:ascii="Times New Roman" w:hAnsi="Times New Roman"/>
+          <w:color w:val="000000"/>
+          <w:sz w:val="24"/>
+          <w:szCs w:val="24"/>
+          <w:lang w:val="en-US"/>
+        </w:rPr>
+        <w:t>catu</w:t>
+      </w:r>
+      <w:proofErr w:type="spellEnd"/>
+      <w:r>
+        <w:rPr>
+          <w:rFonts w:ascii="Times New Roman" w:hAnsi="Times New Roman"/>
+          <w:color w:val="000000"/>
+          <w:sz w:val="24"/>
+          <w:szCs w:val="24"/>
+          <w:lang w:val="en-US"/>
+        </w:rPr>
+        <w:t xml:space="preserve"> </w:t>
+      </w:r>
+      <w:proofErr w:type="spellStart"/>
+      <w:r>
+        <w:rPr>
+          <w:rFonts w:ascii="Times New Roman" w:hAnsi="Times New Roman"/>
+          <w:color w:val="000000"/>
+          <w:sz w:val="24"/>
+          <w:szCs w:val="24"/>
+          <w:lang w:val="en-US"/>
+        </w:rPr>
+        <w:t>daya</w:t>
+      </w:r>
+      <w:proofErr w:type="spellEnd"/>
+      <w:r>
+        <w:rPr>
+          <w:rFonts w:ascii="Times New Roman" w:hAnsi="Times New Roman"/>
+          <w:color w:val="000000"/>
+          <w:sz w:val="24"/>
+          <w:szCs w:val="24"/>
+          <w:lang w:val="en-US"/>
+        </w:rPr>
+        <w:t xml:space="preserve"> input </w:t>
+      </w:r>
+      <w:proofErr w:type="spellStart"/>
+      <w:r>
+        <w:rPr>
+          <w:rFonts w:ascii="Times New Roman" w:hAnsi="Times New Roman"/>
+          <w:color w:val="000000"/>
+          <w:sz w:val="24"/>
+          <w:szCs w:val="24"/>
+          <w:lang w:val="en-US"/>
+        </w:rPr>
+        <w:t>untuk</w:t>
+      </w:r>
+      <w:proofErr w:type="spellEnd"/>
+      <w:r>
+        <w:rPr>
+          <w:rFonts w:ascii="Times New Roman" w:hAnsi="Times New Roman"/>
+          <w:color w:val="000000"/>
+          <w:sz w:val="24"/>
+          <w:szCs w:val="24"/>
+          <w:lang w:val="en-US"/>
+        </w:rPr>
+        <w:t xml:space="preserve"> </w:t>
+      </w:r>
+      <w:r>
+        <w:rPr>
+          <w:rFonts w:ascii="Times New Roman" w:hAnsi="Times New Roman"/>
+          <w:color w:val="000000"/>
+          <w:sz w:val="24"/>
+          <w:szCs w:val="24"/>
+          <w:lang w:val="en-US"/>
+        </w:rPr>
+        <w:t>RTC</w:t>
+      </w:r>
+      <w:r>
+        <w:rPr>
+          <w:rFonts w:ascii="Times New Roman" w:hAnsi="Times New Roman"/>
+          <w:color w:val="000000"/>
+          <w:sz w:val="24"/>
+          <w:szCs w:val="24"/>
+          <w:lang w:val="en-US"/>
+        </w:rPr>
+        <w:t xml:space="preserve"> (</w:t>
+      </w:r>
+      <w:r>
+        <w:rPr>
+          <w:rFonts w:ascii="Times New Roman" w:hAnsi="Times New Roman"/>
+          <w:i/>
+          <w:iCs/>
+          <w:color w:val="000000"/>
+          <w:sz w:val="24"/>
+          <w:szCs w:val="24"/>
+          <w:lang w:val="en-US"/>
+        </w:rPr>
+        <w:t>Real</w:t>
+      </w:r>
+      <w:r>
+        <w:rPr>
+          <w:rFonts w:ascii="Times New Roman" w:hAnsi="Times New Roman"/>
+          <w:color w:val="000000"/>
+          <w:sz w:val="24"/>
+          <w:szCs w:val="24"/>
+          <w:lang w:val="en-US"/>
+        </w:rPr>
+        <w:t xml:space="preserve"> </w:t>
+      </w:r>
+      <w:r>
+        <w:rPr>
+          <w:rFonts w:ascii="Times New Roman" w:hAnsi="Times New Roman"/>
+          <w:i/>
+          <w:iCs/>
+          <w:color w:val="000000"/>
+          <w:sz w:val="24"/>
+          <w:szCs w:val="24"/>
+          <w:lang w:val="en-US"/>
+        </w:rPr>
+        <w:t>Time</w:t>
+      </w:r>
+      <w:r>
+        <w:rPr>
+          <w:rFonts w:ascii="Times New Roman" w:hAnsi="Times New Roman"/>
+          <w:color w:val="000000"/>
+          <w:sz w:val="24"/>
+          <w:szCs w:val="24"/>
+          <w:lang w:val="en-US"/>
+        </w:rPr>
+        <w:t xml:space="preserve"> </w:t>
+      </w:r>
+      <w:r>
+        <w:rPr>
+          <w:rFonts w:ascii="Times New Roman" w:hAnsi="Times New Roman"/>
+          <w:i/>
+          <w:iCs/>
+          <w:color w:val="000000"/>
+          <w:sz w:val="24"/>
+          <w:szCs w:val="24"/>
+          <w:lang w:val="en-US"/>
+        </w:rPr>
+        <w:t>Clock</w:t>
+      </w:r>
+      <w:r>
+        <w:rPr>
+          <w:rFonts w:ascii="Times New Roman" w:hAnsi="Times New Roman"/>
+          <w:color w:val="000000"/>
+          <w:sz w:val="24"/>
+          <w:szCs w:val="24"/>
+          <w:lang w:val="en-US"/>
+        </w:rPr>
+        <w:t>)</w:t>
+      </w:r>
+      <w:r>
+        <w:rPr>
+          <w:rFonts w:ascii="Times New Roman" w:hAnsi="Times New Roman"/>
+          <w:color w:val="000000"/>
+          <w:sz w:val="24"/>
+          <w:szCs w:val="24"/>
+          <w:lang w:val="en-US"/>
+        </w:rPr>
+        <w:t xml:space="preserve"> </w:t>
+      </w:r>
+      <w:r>
+        <w:rPr>
+          <w:rFonts w:ascii="Times New Roman" w:hAnsi="Times New Roman"/>
+          <w:color w:val="000000"/>
+          <w:sz w:val="24"/>
+          <w:szCs w:val="24"/>
+          <w:lang w:val="en-US"/>
+        </w:rPr>
+        <w:t xml:space="preserve">dan </w:t>
+      </w:r>
+      <w:r>
+        <w:rPr>
+          <w:rFonts w:ascii="Times New Roman" w:hAnsi="Times New Roman"/>
+          <w:color w:val="000000"/>
+          <w:sz w:val="24"/>
+          <w:szCs w:val="24"/>
+          <w:lang w:val="en-US"/>
+        </w:rPr>
+        <w:t>CPU</w:t>
+      </w:r>
+      <w:r>
+        <w:rPr>
+          <w:rFonts w:ascii="Times New Roman" w:hAnsi="Times New Roman"/>
+          <w:color w:val="000000"/>
+          <w:sz w:val="24"/>
+          <w:szCs w:val="24"/>
+          <w:lang w:val="en-US"/>
+        </w:rPr>
+        <w:t xml:space="preserve"> (</w:t>
+      </w:r>
+      <w:r>
+        <w:rPr>
+          <w:rFonts w:ascii="Times New Roman" w:hAnsi="Times New Roman"/>
+          <w:i/>
+          <w:iCs/>
+          <w:color w:val="000000"/>
+          <w:sz w:val="24"/>
+          <w:szCs w:val="24"/>
+          <w:lang w:val="en-US"/>
+        </w:rPr>
+        <w:t>Central Processing Unit</w:t>
+      </w:r>
+      <w:r>
+        <w:rPr>
+          <w:rFonts w:ascii="Times New Roman" w:hAnsi="Times New Roman"/>
+          <w:color w:val="000000"/>
+          <w:sz w:val="24"/>
+          <w:szCs w:val="24"/>
+          <w:lang w:val="en-US"/>
+        </w:rPr>
+        <w:t>)</w:t>
+      </w:r>
+      <w:r>
+        <w:rPr>
+          <w:rFonts w:ascii="Times New Roman" w:hAnsi="Times New Roman"/>
+          <w:color w:val="000000"/>
+          <w:sz w:val="24"/>
+          <w:szCs w:val="24"/>
+          <w:lang w:val="en-US"/>
+        </w:rPr>
+        <w:t>.</w:t>
+      </w:r>
+    </w:p>
+    <w:p>
+      <w:pPr>
+        <w:pStyle w:val="ListParagraph"/>
+        <w:widowControl w:val="0"/>
+        <w:numPr>
+          <w:ilvl w:val="0"/>
+          <w:numId w:val="12"/>
+        </w:numPr>
+        <w:autoSpaceDE w:val="0"/>
+        <w:autoSpaceDN w:val="0"/>
+        <w:adjustRightInd w:val="0"/>
+        <w:spacing w:after="0" w:line="360" w:lineRule="auto"/>
+        <w:ind w:left="1418" w:hanging="284"/>
+        <w:contextualSpacing w:val="0"/>
+        <w:jc w:val="both"/>
+        <w:rPr>
+          <w:rFonts w:ascii="Times New Roman" w:hAnsi="Times New Roman"/>
+          <w:color w:val="000000"/>
+          <w:sz w:val="24"/>
+          <w:szCs w:val="24"/>
+          <w:lang w:val="en-US"/>
+        </w:rPr>
+      </w:pPr>
+      <w:r>
+        <w:rPr>
+          <w:rFonts w:ascii="Times New Roman" w:hAnsi="Times New Roman"/>
+          <w:color w:val="000000"/>
+          <w:sz w:val="24"/>
+          <w:szCs w:val="24"/>
+          <w:lang w:val="en-US"/>
+        </w:rPr>
+        <w:t xml:space="preserve">VDD3P3_CPU </w:t>
+      </w:r>
+      <w:proofErr w:type="spellStart"/>
+      <w:r>
+        <w:rPr>
+          <w:rFonts w:ascii="Times New Roman" w:hAnsi="Times New Roman"/>
+          <w:color w:val="000000"/>
+          <w:sz w:val="24"/>
+          <w:szCs w:val="24"/>
+          <w:lang w:val="en-US"/>
+        </w:rPr>
+        <w:t>merupakan</w:t>
+      </w:r>
+      <w:proofErr w:type="spellEnd"/>
+      <w:r>
+        <w:rPr>
+          <w:rFonts w:ascii="Times New Roman" w:hAnsi="Times New Roman"/>
+          <w:color w:val="000000"/>
+          <w:sz w:val="24"/>
+          <w:szCs w:val="24"/>
+          <w:lang w:val="en-US"/>
+        </w:rPr>
+        <w:t xml:space="preserve"> </w:t>
+      </w:r>
+      <w:proofErr w:type="spellStart"/>
+      <w:r>
+        <w:rPr>
+          <w:rFonts w:ascii="Times New Roman" w:hAnsi="Times New Roman"/>
+          <w:color w:val="000000"/>
+          <w:sz w:val="24"/>
+          <w:szCs w:val="24"/>
+          <w:lang w:val="en-US"/>
+        </w:rPr>
+        <w:t>catu</w:t>
+      </w:r>
+      <w:proofErr w:type="spellEnd"/>
+      <w:r>
+        <w:rPr>
+          <w:rFonts w:ascii="Times New Roman" w:hAnsi="Times New Roman"/>
+          <w:color w:val="000000"/>
+          <w:sz w:val="24"/>
+          <w:szCs w:val="24"/>
+          <w:lang w:val="en-US"/>
+        </w:rPr>
+        <w:t xml:space="preserve"> </w:t>
+      </w:r>
+      <w:proofErr w:type="spellStart"/>
+      <w:r>
+        <w:rPr>
+          <w:rFonts w:ascii="Times New Roman" w:hAnsi="Times New Roman"/>
+          <w:color w:val="000000"/>
+          <w:sz w:val="24"/>
+          <w:szCs w:val="24"/>
+          <w:lang w:val="en-US"/>
+        </w:rPr>
+        <w:t>daya</w:t>
+      </w:r>
+      <w:proofErr w:type="spellEnd"/>
+      <w:r>
+        <w:rPr>
+          <w:rFonts w:ascii="Times New Roman" w:hAnsi="Times New Roman"/>
+          <w:color w:val="000000"/>
+          <w:sz w:val="24"/>
+          <w:szCs w:val="24"/>
+          <w:lang w:val="en-US"/>
+        </w:rPr>
+        <w:t xml:space="preserve"> </w:t>
+      </w:r>
+      <w:proofErr w:type="spellStart"/>
+      <w:r>
+        <w:rPr>
+          <w:rFonts w:ascii="Times New Roman" w:hAnsi="Times New Roman"/>
+          <w:color w:val="000000"/>
+          <w:sz w:val="24"/>
+          <w:szCs w:val="24"/>
+          <w:lang w:val="en-US"/>
+        </w:rPr>
+        <w:t>untuk</w:t>
+      </w:r>
+      <w:proofErr w:type="spellEnd"/>
+      <w:r>
+        <w:rPr>
+          <w:rFonts w:ascii="Times New Roman" w:hAnsi="Times New Roman"/>
+          <w:color w:val="000000"/>
+          <w:sz w:val="24"/>
+          <w:szCs w:val="24"/>
+          <w:lang w:val="en-US"/>
+        </w:rPr>
+        <w:t xml:space="preserve"> CPU (</w:t>
+      </w:r>
+      <w:r>
+        <w:rPr>
+          <w:rFonts w:ascii="Times New Roman" w:hAnsi="Times New Roman"/>
+          <w:i/>
+          <w:iCs/>
+          <w:color w:val="000000"/>
+          <w:sz w:val="24"/>
+          <w:szCs w:val="24"/>
+          <w:lang w:val="en-US"/>
+        </w:rPr>
+        <w:t>Central Processing Unit</w:t>
+      </w:r>
+      <w:r>
+        <w:rPr>
+          <w:rFonts w:ascii="Times New Roman" w:hAnsi="Times New Roman"/>
+          <w:color w:val="000000"/>
+          <w:sz w:val="24"/>
+          <w:szCs w:val="24"/>
+          <w:lang w:val="en-US"/>
+        </w:rPr>
+        <w:t>).</w:t>
+      </w:r>
+    </w:p>
+    <w:p>
+      <w:pPr>
+        <w:pStyle w:val="ListParagraph"/>
+        <w:widowControl w:val="0"/>
+        <w:numPr>
+          <w:ilvl w:val="0"/>
+          <w:numId w:val="12"/>
+        </w:numPr>
+        <w:autoSpaceDE w:val="0"/>
+        <w:autoSpaceDN w:val="0"/>
+        <w:adjustRightInd w:val="0"/>
+        <w:spacing w:after="0" w:line="360" w:lineRule="auto"/>
+        <w:ind w:left="1418" w:hanging="284"/>
+        <w:contextualSpacing w:val="0"/>
+        <w:jc w:val="both"/>
+        <w:rPr>
+          <w:rFonts w:ascii="Times New Roman" w:hAnsi="Times New Roman"/>
+          <w:color w:val="000000"/>
+          <w:sz w:val="24"/>
+          <w:szCs w:val="24"/>
+          <w:lang w:val="en-US"/>
+        </w:rPr>
+      </w:pPr>
+      <w:r>
+        <w:rPr>
+          <w:rFonts w:ascii="Times New Roman" w:hAnsi="Times New Roman"/>
+          <w:color w:val="000000"/>
+          <w:sz w:val="24"/>
+          <w:szCs w:val="24"/>
+          <w:lang w:val="en-US"/>
+        </w:rPr>
+        <w:t xml:space="preserve">VDD_SDIO </w:t>
+      </w:r>
+      <w:proofErr w:type="spellStart"/>
+      <w:r>
+        <w:rPr>
+          <w:rFonts w:ascii="Times New Roman" w:hAnsi="Times New Roman"/>
+          <w:color w:val="000000"/>
+          <w:sz w:val="24"/>
+          <w:szCs w:val="24"/>
+          <w:lang w:val="en-US"/>
+        </w:rPr>
+        <w:t>terhubung</w:t>
+      </w:r>
+      <w:proofErr w:type="spellEnd"/>
+      <w:r>
+        <w:rPr>
+          <w:rFonts w:ascii="Times New Roman" w:hAnsi="Times New Roman"/>
+          <w:color w:val="000000"/>
+          <w:sz w:val="24"/>
+          <w:szCs w:val="24"/>
+          <w:lang w:val="en-US"/>
+        </w:rPr>
+        <w:t xml:space="preserve"> </w:t>
+      </w:r>
+      <w:proofErr w:type="spellStart"/>
+      <w:r>
+        <w:rPr>
+          <w:rFonts w:ascii="Times New Roman" w:hAnsi="Times New Roman"/>
+          <w:color w:val="000000"/>
+          <w:sz w:val="24"/>
+          <w:szCs w:val="24"/>
+          <w:lang w:val="en-US"/>
+        </w:rPr>
+        <w:t>ke</w:t>
+      </w:r>
+      <w:proofErr w:type="spellEnd"/>
+      <w:r>
+        <w:rPr>
+          <w:rFonts w:ascii="Times New Roman" w:hAnsi="Times New Roman"/>
+          <w:color w:val="000000"/>
+          <w:sz w:val="24"/>
+          <w:szCs w:val="24"/>
+          <w:lang w:val="en-US"/>
+        </w:rPr>
+        <w:t xml:space="preserve"> output </w:t>
+      </w:r>
+      <w:proofErr w:type="spellStart"/>
+      <w:r>
+        <w:rPr>
+          <w:rFonts w:ascii="Times New Roman" w:hAnsi="Times New Roman"/>
+          <w:color w:val="000000"/>
+          <w:sz w:val="24"/>
+          <w:szCs w:val="24"/>
+          <w:lang w:val="en-US"/>
+        </w:rPr>
+        <w:t>dari</w:t>
+      </w:r>
+      <w:proofErr w:type="spellEnd"/>
+      <w:r>
+        <w:rPr>
+          <w:rFonts w:ascii="Times New Roman" w:hAnsi="Times New Roman"/>
+          <w:color w:val="000000"/>
+          <w:sz w:val="24"/>
+          <w:szCs w:val="24"/>
+          <w:lang w:val="en-US"/>
+        </w:rPr>
+        <w:t xml:space="preserve"> Regulator </w:t>
+      </w:r>
+      <w:r>
+        <w:rPr>
+          <w:rFonts w:ascii="Times New Roman" w:hAnsi="Times New Roman"/>
+          <w:color w:val="000000"/>
+          <w:sz w:val="24"/>
+          <w:szCs w:val="24"/>
+          <w:lang w:val="en-US"/>
+        </w:rPr>
+        <w:t>LDO</w:t>
+      </w:r>
+      <w:r>
+        <w:rPr>
+          <w:rFonts w:ascii="Times New Roman" w:hAnsi="Times New Roman"/>
+          <w:color w:val="000000"/>
+          <w:sz w:val="24"/>
+          <w:szCs w:val="24"/>
+          <w:lang w:val="en-US"/>
+        </w:rPr>
+        <w:t xml:space="preserve"> (</w:t>
+      </w:r>
+      <w:r>
+        <w:rPr>
+          <w:rFonts w:ascii="Times New Roman" w:hAnsi="Times New Roman"/>
+          <w:i/>
+          <w:iCs/>
+          <w:color w:val="000000"/>
+          <w:sz w:val="24"/>
+          <w:szCs w:val="24"/>
+          <w:lang w:val="en-US"/>
+        </w:rPr>
+        <w:t>Low Dropout</w:t>
+      </w:r>
+      <w:r>
+        <w:rPr>
+          <w:rFonts w:ascii="Times New Roman" w:hAnsi="Times New Roman"/>
+          <w:color w:val="000000"/>
+          <w:sz w:val="24"/>
+          <w:szCs w:val="24"/>
+          <w:lang w:val="en-US"/>
+        </w:rPr>
+        <w:t>)</w:t>
+      </w:r>
+      <w:r>
+        <w:rPr>
+          <w:rFonts w:ascii="Times New Roman" w:hAnsi="Times New Roman"/>
+          <w:color w:val="000000"/>
+          <w:sz w:val="24"/>
+          <w:szCs w:val="24"/>
+          <w:lang w:val="en-US"/>
+        </w:rPr>
+        <w:t xml:space="preserve"> </w:t>
+      </w:r>
+      <w:proofErr w:type="spellStart"/>
+      <w:r>
+        <w:rPr>
+          <w:rFonts w:ascii="Times New Roman" w:hAnsi="Times New Roman"/>
+          <w:color w:val="000000"/>
+          <w:sz w:val="24"/>
+          <w:szCs w:val="24"/>
+          <w:lang w:val="en-US"/>
+        </w:rPr>
+        <w:t>dengan</w:t>
+      </w:r>
+      <w:proofErr w:type="spellEnd"/>
+      <w:r>
+        <w:rPr>
+          <w:rFonts w:ascii="Times New Roman" w:hAnsi="Times New Roman"/>
+          <w:color w:val="000000"/>
+          <w:sz w:val="24"/>
+          <w:szCs w:val="24"/>
+          <w:lang w:val="en-US"/>
+        </w:rPr>
+        <w:t xml:space="preserve"> </w:t>
+      </w:r>
+      <w:proofErr w:type="spellStart"/>
+      <w:r>
+        <w:rPr>
+          <w:rFonts w:ascii="Times New Roman" w:hAnsi="Times New Roman"/>
+          <w:color w:val="000000"/>
+          <w:sz w:val="24"/>
+          <w:szCs w:val="24"/>
+          <w:lang w:val="en-US"/>
+        </w:rPr>
+        <w:t>menggunakan</w:t>
+      </w:r>
+      <w:proofErr w:type="spellEnd"/>
+      <w:r>
+        <w:rPr>
+          <w:rFonts w:ascii="Times New Roman" w:hAnsi="Times New Roman"/>
+          <w:color w:val="000000"/>
+          <w:sz w:val="24"/>
+          <w:szCs w:val="24"/>
+          <w:lang w:val="en-US"/>
+        </w:rPr>
+        <w:t xml:space="preserve"> </w:t>
+      </w:r>
+      <w:r>
+        <w:rPr>
+          <w:rFonts w:ascii="Times New Roman" w:hAnsi="Times New Roman"/>
+          <w:i/>
+          <w:iCs/>
+          <w:color w:val="000000"/>
+          <w:sz w:val="24"/>
+          <w:szCs w:val="24"/>
+          <w:lang w:val="en-US"/>
+        </w:rPr>
+        <w:t>input</w:t>
+      </w:r>
+      <w:r>
+        <w:rPr>
+          <w:rFonts w:ascii="Times New Roman" w:hAnsi="Times New Roman"/>
+          <w:color w:val="000000"/>
+          <w:sz w:val="24"/>
+          <w:szCs w:val="24"/>
+          <w:lang w:val="en-US"/>
+        </w:rPr>
+        <w:t xml:space="preserve"> </w:t>
+      </w:r>
+      <w:proofErr w:type="spellStart"/>
+      <w:r>
+        <w:rPr>
+          <w:rFonts w:ascii="Times New Roman" w:hAnsi="Times New Roman"/>
+          <w:color w:val="000000"/>
+          <w:sz w:val="24"/>
+          <w:szCs w:val="24"/>
+          <w:lang w:val="en-US"/>
+        </w:rPr>
+        <w:t>dari</w:t>
+      </w:r>
+      <w:proofErr w:type="spellEnd"/>
+      <w:r>
+        <w:rPr>
+          <w:rFonts w:ascii="Times New Roman" w:hAnsi="Times New Roman"/>
+          <w:color w:val="000000"/>
+          <w:sz w:val="24"/>
+          <w:szCs w:val="24"/>
+          <w:lang w:val="en-US"/>
+        </w:rPr>
+        <w:t xml:space="preserve"> </w:t>
+      </w:r>
+      <w:r>
+        <w:rPr>
+          <w:rFonts w:ascii="Times New Roman" w:hAnsi="Times New Roman"/>
+          <w:color w:val="000000"/>
+          <w:sz w:val="24"/>
+          <w:szCs w:val="24"/>
+          <w:lang w:val="en-US"/>
+        </w:rPr>
+        <w:t xml:space="preserve">VDD3P3_RTC. </w:t>
+      </w:r>
+      <w:proofErr w:type="spellStart"/>
+      <w:r>
+        <w:rPr>
+          <w:rFonts w:ascii="Times New Roman" w:hAnsi="Times New Roman"/>
+          <w:color w:val="000000"/>
+          <w:sz w:val="24"/>
+          <w:szCs w:val="24"/>
+          <w:lang w:val="en-US"/>
+        </w:rPr>
+        <w:t>Saat</w:t>
+      </w:r>
+      <w:proofErr w:type="spellEnd"/>
+      <w:r>
+        <w:rPr>
+          <w:rFonts w:ascii="Times New Roman" w:hAnsi="Times New Roman"/>
+          <w:color w:val="000000"/>
+          <w:sz w:val="24"/>
+          <w:szCs w:val="24"/>
+          <w:lang w:val="en-US"/>
+        </w:rPr>
+        <w:t xml:space="preserve"> </w:t>
+      </w:r>
+      <w:r>
+        <w:rPr>
+          <w:rFonts w:ascii="Times New Roman" w:hAnsi="Times New Roman"/>
+          <w:color w:val="000000"/>
+          <w:sz w:val="24"/>
+          <w:szCs w:val="24"/>
+          <w:lang w:val="en-US"/>
+        </w:rPr>
+        <w:t>VDD_SDIO</w:t>
+      </w:r>
+      <w:r>
+        <w:rPr>
+          <w:rFonts w:ascii="Times New Roman" w:hAnsi="Times New Roman"/>
+          <w:color w:val="000000"/>
+          <w:sz w:val="24"/>
+          <w:szCs w:val="24"/>
+          <w:lang w:val="en-US"/>
+        </w:rPr>
+        <w:t xml:space="preserve"> dan </w:t>
+      </w:r>
+      <w:r>
+        <w:rPr>
+          <w:rFonts w:ascii="Times New Roman" w:hAnsi="Times New Roman"/>
+          <w:color w:val="000000"/>
+          <w:sz w:val="24"/>
+          <w:szCs w:val="24"/>
+          <w:lang w:val="en-US"/>
+        </w:rPr>
+        <w:t>VDD3P3_RTC</w:t>
+      </w:r>
+      <w:r>
+        <w:rPr>
+          <w:rFonts w:ascii="Times New Roman" w:hAnsi="Times New Roman"/>
+          <w:color w:val="000000"/>
+          <w:sz w:val="24"/>
+          <w:szCs w:val="24"/>
+          <w:lang w:val="en-US"/>
+        </w:rPr>
+        <w:t xml:space="preserve"> </w:t>
+      </w:r>
+      <w:proofErr w:type="spellStart"/>
+      <w:r>
+        <w:rPr>
+          <w:rFonts w:ascii="Times New Roman" w:hAnsi="Times New Roman"/>
+          <w:color w:val="000000"/>
+          <w:sz w:val="24"/>
+          <w:szCs w:val="24"/>
+          <w:lang w:val="en-US"/>
+        </w:rPr>
+        <w:t>terhubung</w:t>
+      </w:r>
+      <w:proofErr w:type="spellEnd"/>
+      <w:r>
+        <w:rPr>
+          <w:rFonts w:ascii="Times New Roman" w:hAnsi="Times New Roman"/>
+          <w:color w:val="000000"/>
+          <w:sz w:val="24"/>
+          <w:szCs w:val="24"/>
+          <w:lang w:val="en-US"/>
+        </w:rPr>
+        <w:t xml:space="preserve"> </w:t>
+      </w:r>
+      <w:proofErr w:type="spellStart"/>
+      <w:r>
+        <w:rPr>
+          <w:rFonts w:ascii="Times New Roman" w:hAnsi="Times New Roman"/>
+          <w:color w:val="000000"/>
+          <w:sz w:val="24"/>
+          <w:szCs w:val="24"/>
+          <w:lang w:val="en-US"/>
+        </w:rPr>
+        <w:t>dalam</w:t>
+      </w:r>
+      <w:proofErr w:type="spellEnd"/>
+      <w:r>
+        <w:rPr>
+          <w:rFonts w:ascii="Times New Roman" w:hAnsi="Times New Roman"/>
+          <w:color w:val="000000"/>
+          <w:sz w:val="24"/>
+          <w:szCs w:val="24"/>
+          <w:lang w:val="en-US"/>
+        </w:rPr>
+        <w:t xml:space="preserve"> </w:t>
+      </w:r>
+      <w:proofErr w:type="spellStart"/>
+      <w:r>
+        <w:rPr>
+          <w:rFonts w:ascii="Times New Roman" w:hAnsi="Times New Roman"/>
+          <w:color w:val="000000"/>
+          <w:sz w:val="24"/>
+          <w:szCs w:val="24"/>
+          <w:lang w:val="en-US"/>
+        </w:rPr>
+        <w:t>rangkaian</w:t>
+      </w:r>
+      <w:proofErr w:type="spellEnd"/>
+      <w:r>
+        <w:rPr>
+          <w:rFonts w:ascii="Times New Roman" w:hAnsi="Times New Roman"/>
+          <w:color w:val="000000"/>
+          <w:sz w:val="24"/>
+          <w:szCs w:val="24"/>
+          <w:lang w:val="en-US"/>
+        </w:rPr>
+        <w:t xml:space="preserve"> yang </w:t>
+      </w:r>
+      <w:proofErr w:type="spellStart"/>
+      <w:r>
+        <w:rPr>
+          <w:rFonts w:ascii="Times New Roman" w:hAnsi="Times New Roman"/>
+          <w:color w:val="000000"/>
+          <w:sz w:val="24"/>
+          <w:szCs w:val="24"/>
+          <w:lang w:val="en-US"/>
+        </w:rPr>
+        <w:t>sama</w:t>
+      </w:r>
+      <w:proofErr w:type="spellEnd"/>
+      <w:r>
+        <w:rPr>
+          <w:rFonts w:ascii="Times New Roman" w:hAnsi="Times New Roman"/>
+          <w:color w:val="000000"/>
+          <w:sz w:val="24"/>
+          <w:szCs w:val="24"/>
+          <w:lang w:val="en-US"/>
+        </w:rPr>
+        <w:t xml:space="preserve"> </w:t>
+      </w:r>
+      <w:proofErr w:type="spellStart"/>
+      <w:r>
+        <w:rPr>
+          <w:rFonts w:ascii="Times New Roman" w:hAnsi="Times New Roman"/>
+          <w:color w:val="000000"/>
+          <w:sz w:val="24"/>
+          <w:szCs w:val="24"/>
+          <w:lang w:val="en-US"/>
+        </w:rPr>
+        <w:t>maka</w:t>
+      </w:r>
+      <w:proofErr w:type="spellEnd"/>
+      <w:r>
+        <w:rPr>
+          <w:rFonts w:ascii="Times New Roman" w:hAnsi="Times New Roman"/>
+          <w:color w:val="000000"/>
+          <w:sz w:val="24"/>
+          <w:szCs w:val="24"/>
+          <w:lang w:val="en-US"/>
+        </w:rPr>
+        <w:t xml:space="preserve"> Regulator LDO internal </w:t>
+      </w:r>
+      <w:proofErr w:type="spellStart"/>
+      <w:r>
+        <w:rPr>
+          <w:rFonts w:ascii="Times New Roman" w:hAnsi="Times New Roman"/>
+          <w:color w:val="000000"/>
+          <w:sz w:val="24"/>
+          <w:szCs w:val="24"/>
+          <w:lang w:val="en-US"/>
+        </w:rPr>
+        <w:t>secara</w:t>
+      </w:r>
+      <w:proofErr w:type="spellEnd"/>
+      <w:r>
+        <w:rPr>
+          <w:rFonts w:ascii="Times New Roman" w:hAnsi="Times New Roman"/>
+          <w:color w:val="000000"/>
+          <w:sz w:val="24"/>
+          <w:szCs w:val="24"/>
+          <w:lang w:val="en-US"/>
+        </w:rPr>
+        <w:t xml:space="preserve"> </w:t>
+      </w:r>
+      <w:proofErr w:type="spellStart"/>
+      <w:r>
+        <w:rPr>
+          <w:rFonts w:ascii="Times New Roman" w:hAnsi="Times New Roman"/>
+          <w:color w:val="000000"/>
+          <w:sz w:val="24"/>
+          <w:szCs w:val="24"/>
+          <w:lang w:val="en-US"/>
+        </w:rPr>
+        <w:t>otomatis</w:t>
+      </w:r>
+      <w:proofErr w:type="spellEnd"/>
+      <w:r>
+        <w:rPr>
+          <w:rFonts w:ascii="Times New Roman" w:hAnsi="Times New Roman"/>
+          <w:color w:val="000000"/>
+          <w:sz w:val="24"/>
+          <w:szCs w:val="24"/>
+          <w:lang w:val="en-US"/>
+        </w:rPr>
+        <w:t xml:space="preserve"> </w:t>
+      </w:r>
+      <w:proofErr w:type="spellStart"/>
+      <w:r>
+        <w:rPr>
+          <w:rFonts w:ascii="Times New Roman" w:hAnsi="Times New Roman"/>
+          <w:color w:val="000000"/>
+          <w:sz w:val="24"/>
+          <w:szCs w:val="24"/>
+          <w:lang w:val="en-US"/>
+        </w:rPr>
+        <w:t>akan</w:t>
+      </w:r>
+      <w:proofErr w:type="spellEnd"/>
+      <w:r>
+        <w:rPr>
+          <w:rFonts w:ascii="Times New Roman" w:hAnsi="Times New Roman"/>
+          <w:color w:val="000000"/>
+          <w:sz w:val="24"/>
+          <w:szCs w:val="24"/>
+          <w:lang w:val="en-US"/>
+        </w:rPr>
+        <w:t xml:space="preserve"> </w:t>
+      </w:r>
+      <w:proofErr w:type="spellStart"/>
+      <w:r>
+        <w:rPr>
+          <w:rFonts w:ascii="Times New Roman" w:hAnsi="Times New Roman"/>
+          <w:color w:val="000000"/>
+          <w:sz w:val="24"/>
+          <w:szCs w:val="24"/>
+          <w:lang w:val="en-US"/>
+        </w:rPr>
+        <w:t>dinonaktifkan</w:t>
+      </w:r>
+      <w:proofErr w:type="spellEnd"/>
+      <w:r>
+        <w:rPr>
+          <w:rFonts w:ascii="Times New Roman" w:hAnsi="Times New Roman"/>
+          <w:color w:val="000000"/>
+          <w:sz w:val="24"/>
+          <w:szCs w:val="24"/>
+          <w:lang w:val="en-US"/>
+        </w:rPr>
+        <w:t>.</w:t>
+      </w:r>
+    </w:p>
+    <w:p>
+      <w:pPr>
+        <w:pStyle w:val="ListParagraph"/>
+        <w:widowControl w:val="0"/>
+        <w:autoSpaceDE w:val="0"/>
+        <w:autoSpaceDN w:val="0"/>
+        <w:adjustRightInd w:val="0"/>
+        <w:spacing w:after="0" w:line="360" w:lineRule="auto"/>
+        <w:ind w:left="0"/>
+        <w:contextualSpacing w:val="0"/>
+        <w:jc w:val="center"/>
+        <w:rPr>
+          <w:rFonts w:ascii="Times New Roman" w:hAnsi="Times New Roman"/>
+          <w:color w:val="000000"/>
+          <w:sz w:val="24"/>
+          <w:szCs w:val="24"/>
+          <w:lang w:val="en-US"/>
+        </w:rPr>
+      </w:pPr>
+      <w:r>
+        <w:rPr>
+          <w:noProof/>
+        </w:rPr>
+        <w:lastRenderedPageBreak/>
+        <w:drawing>
+          <wp:inline distT="0" distB="0" distL="0" distR="0" wp14:anchorId="6941CB1F" wp14:editId="1C1A5AA7">
+            <wp:extent cx="3409950" cy="3067050"/>
+            <wp:effectExtent l="0" t="0" r="0" b="0"/>
+            <wp:docPr id="4" name="Graphic 4"/>
+            <wp:cNvGraphicFramePr>
+              <a:graphicFrameLocks xmlns:a="http://schemas.openxmlformats.org/drawingml/2006/main" noChangeAspect="1"/>
+            </wp:cNvGraphicFramePr>
+            <a:graphic xmlns:a="http://schemas.openxmlformats.org/drawingml/2006/main">
+              <a:graphicData uri="http://schemas.openxmlformats.org/drawingml/2006/picture">
+                <pic:pic xmlns:pic="http://schemas.openxmlformats.org/drawingml/2006/picture">
+                  <pic:nvPicPr>
+                    <pic:cNvPr id="1" name=""/>
+                    <pic:cNvPicPr/>
+                  </pic:nvPicPr>
+                  <pic:blipFill>
+                    <a:blip r:embed="rId13">
+                      <a:extLst>
+                        <a:ext uri="{96DAC541-7B7A-43D3-8B79-37D633B846F1}">
+                          <asvg:svgBlip xmlns:asvg="http://schemas.microsoft.com/office/drawing/2016/SVG/main" r:embed="rId14"/>
+                        </a:ext>
+                      </a:extLst>
+                    </a:blip>
+                    <a:stretch>
+                      <a:fillRect/>
+                    </a:stretch>
+                  </pic:blipFill>
+                  <pic:spPr>
+                    <a:xfrm>
+                      <a:off x="0" y="0"/>
+                      <a:ext cx="3409950" cy="3067050"/>
+                    </a:xfrm>
+                    <a:prstGeom prst="rect">
+                      <a:avLst/>
+                    </a:prstGeom>
+                  </pic:spPr>
+                </pic:pic>
+              </a:graphicData>
+            </a:graphic>
+          </wp:inline>
+        </w:drawing>
+      </w:r>
+    </w:p>
+    <w:p>
+      <w:pPr>
+        <w:pStyle w:val="ListParagraph"/>
+        <w:widowControl w:val="0"/>
+        <w:autoSpaceDE w:val="0"/>
+        <w:autoSpaceDN w:val="0"/>
+        <w:adjustRightInd w:val="0"/>
+        <w:spacing w:after="0" w:line="360" w:lineRule="auto"/>
+        <w:ind w:left="0"/>
+        <w:contextualSpacing w:val="0"/>
+        <w:jc w:val="center"/>
+        <w:rPr>
+          <w:rFonts w:ascii="Times New Roman" w:hAnsi="Times New Roman"/>
+          <w:color w:val="000000"/>
+          <w:sz w:val="24"/>
+          <w:szCs w:val="24"/>
+          <w:lang w:val="en-US"/>
+        </w:rPr>
+      </w:pPr>
+      <w:r>
+        <w:rPr>
+          <w:rFonts w:ascii="Times New Roman" w:hAnsi="Times New Roman"/>
+          <w:color w:val="000000"/>
+          <w:sz w:val="24"/>
+          <w:szCs w:val="24"/>
+          <w:lang w:val="en-US"/>
+        </w:rPr>
+        <w:t xml:space="preserve">Gambar 2.3. Skema </w:t>
+      </w:r>
+      <w:proofErr w:type="spellStart"/>
+      <w:r>
+        <w:rPr>
+          <w:rFonts w:ascii="Times New Roman" w:hAnsi="Times New Roman"/>
+          <w:color w:val="000000"/>
+          <w:sz w:val="24"/>
+          <w:szCs w:val="24"/>
+          <w:lang w:val="en-US"/>
+        </w:rPr>
+        <w:t>Daya</w:t>
+      </w:r>
+      <w:proofErr w:type="spellEnd"/>
+      <w:r>
+        <w:rPr>
+          <w:rFonts w:ascii="Times New Roman" w:hAnsi="Times New Roman"/>
+          <w:color w:val="000000"/>
+          <w:sz w:val="24"/>
+          <w:szCs w:val="24"/>
+          <w:lang w:val="en-US"/>
+        </w:rPr>
+        <w:t xml:space="preserve"> Pada ESP32</w:t>
+      </w:r>
+    </w:p>
+    <w:p>
+      <w:pPr>
+        <w:pStyle w:val="ListParagraph"/>
+        <w:widowControl w:val="0"/>
+        <w:autoSpaceDE w:val="0"/>
+        <w:autoSpaceDN w:val="0"/>
+        <w:adjustRightInd w:val="0"/>
+        <w:spacing w:after="0" w:line="360" w:lineRule="auto"/>
+        <w:ind w:left="1418"/>
+        <w:contextualSpacing w:val="0"/>
+        <w:jc w:val="both"/>
+        <w:rPr>
+          <w:rFonts w:ascii="Times New Roman" w:hAnsi="Times New Roman"/>
+          <w:color w:val="000000"/>
+          <w:sz w:val="24"/>
+          <w:szCs w:val="24"/>
+          <w:lang w:val="en-US"/>
+        </w:rPr>
+      </w:pPr>
+    </w:p>
+    <w:p>
+      <w:pPr>
+        <w:pStyle w:val="ListParagraph"/>
+        <w:widowControl w:val="0"/>
+        <w:numPr>
+          <w:ilvl w:val="2"/>
+          <w:numId w:val="10"/>
+        </w:numPr>
+        <w:autoSpaceDE w:val="0"/>
+        <w:autoSpaceDN w:val="0"/>
+        <w:adjustRightInd w:val="0"/>
+        <w:spacing w:before="240" w:after="0" w:line="360" w:lineRule="auto"/>
+        <w:ind w:left="1134" w:hanging="567"/>
+        <w:contextualSpacing w:val="0"/>
+        <w:jc w:val="both"/>
+        <w:rPr>
+          <w:rFonts w:ascii="Times New Roman" w:hAnsi="Times New Roman"/>
+          <w:b/>
+          <w:bCs/>
+          <w:color w:val="000000"/>
+          <w:sz w:val="24"/>
+          <w:szCs w:val="24"/>
+          <w:lang w:val="en-US"/>
+        </w:rPr>
+      </w:pPr>
+      <w:r>
+        <w:rPr>
+          <w:rFonts w:ascii="Times New Roman" w:hAnsi="Times New Roman"/>
+          <w:b/>
+          <w:bCs/>
+          <w:color w:val="000000"/>
+          <w:sz w:val="24"/>
+          <w:szCs w:val="24"/>
+          <w:lang w:val="en-US"/>
+        </w:rPr>
+        <w:t xml:space="preserve"> </w:t>
+      </w:r>
     </w:p>
     <w:p>
       <w:pPr>
@@ -42976,7 +46987,7 @@
 </file>
 
 <file path=word/endnotes.xml><?xml version="1.0" encoding="utf-8"?>
-<w:endnotes xmlns:wpc="http://schemas.microsoft.com/office/word/2010/wordprocessingCanvas" xmlns:cx="http://schemas.microsoft.com/office/drawing/2014/chartex" xmlns:cx1="http://schemas.microsoft.com/office/drawing/2015/9/8/chartex" xmlns:cx2="http://schemas.microsoft.com/office/drawing/2015/10/21/chartex" xmlns:cx3="http://schemas.microsoft.com/office/drawing/2016/5/9/chartex" xmlns:cx4="http://schemas.microsoft.com/office/drawing/2016/5/10/chartex" xmlns:cx5="http://schemas.microsoft.com/office/drawing/2016/5/11/chartex" xmlns:cx6="http://schemas.microsoft.com/office/drawing/2016/5/12/chartex" xmlns:cx7="http://schemas.microsoft.com/office/drawing/2016/5/13/chartex" xmlns:cx8="http://schemas.microsoft.com/office/drawing/2016/5/14/chartex" xmlns:mc="http://schemas.openxmlformats.org/markup-compatibility/2006" xmlns:aink="http://schemas.microsoft.com/office/drawing/2016/ink" xmlns:am3d="http://schemas.microsoft.com/office/drawing/2017/model3d" xmlns:o="urn:schemas-microsoft-com:office:office" xmlns:r="http://schemas.openxmlformats.org/officeDocument/2006/relationships" xmlns:m="http://schemas.openxmlformats.org/officeDocument/2006/math" xmlns:v="urn:schemas-microsoft-com:vml" xmlns:wp14="http://schemas.microsoft.com/office/word/2010/wordprocessingDrawing" xmlns:wp="http://schemas.openxmlformats.org/drawingml/2006/wordprocessingDrawing" xmlns:w10="urn:schemas-microsoft-com:office:word" xmlns:w="http://schemas.openxmlformats.org/wordprocessingml/2006/main" xmlns:w14="http://schemas.microsoft.com/office/word/2010/wordml" xmlns:w15="http://schemas.microsoft.com/office/word/2012/wordml" xmlns:w16cid="http://schemas.microsoft.com/office/word/2016/wordml/cid" xmlns:w16se="http://schemas.microsoft.com/office/word/2015/wordml/symex" xmlns:wpg="http://schemas.microsoft.com/office/word/2010/wordprocessingGroup" xmlns:wpi="http://schemas.microsoft.com/office/word/2010/wordprocessingInk" xmlns:wne="http://schemas.microsoft.com/office/word/2006/wordml" xmlns:wps="http://schemas.microsoft.com/office/word/2010/wordprocessingShape" mc:Ignorable="w14 w15 w16se w16cid wp14">
+<w:endnotes xmlns:wpc="http://schemas.microsoft.com/office/word/2010/wordprocessingCanvas" xmlns:cx="http://schemas.microsoft.com/office/drawing/2014/chartex" xmlns:cx1="http://schemas.microsoft.com/office/drawing/2015/9/8/chartex" xmlns:cx2="http://schemas.microsoft.com/office/drawing/2015/10/21/chartex" xmlns:cx3="http://schemas.microsoft.com/office/drawing/2016/5/9/chartex" xmlns:cx4="http://schemas.microsoft.com/office/drawing/2016/5/10/chartex" xmlns:cx5="http://schemas.microsoft.com/office/drawing/2016/5/11/chartex" xmlns:cx6="http://schemas.microsoft.com/office/drawing/2016/5/12/chartex" xmlns:cx7="http://schemas.microsoft.com/office/drawing/2016/5/13/chartex" xmlns:cx8="http://schemas.microsoft.com/office/drawing/2016/5/14/chartex" xmlns:mc="http://schemas.openxmlformats.org/markup-compatibility/2006" xmlns:aink="http://schemas.microsoft.com/office/drawing/2016/ink" xmlns:am3d="http://schemas.microsoft.com/office/drawing/2017/model3d" xmlns:o="urn:schemas-microsoft-com:office:office" xmlns:r="http://schemas.openxmlformats.org/officeDocument/2006/relationships" xmlns:m="http://schemas.openxmlformats.org/officeDocument/2006/math" xmlns:v="urn:schemas-microsoft-com:vml" xmlns:wp14="http://schemas.microsoft.com/office/word/2010/wordprocessingDrawing" xmlns:wp="http://schemas.openxmlformats.org/drawingml/2006/wordprocessingDrawing" xmlns:w10="urn:schemas-microsoft-com:office:word" xmlns:w="http://schemas.openxmlformats.org/wordprocessingml/2006/main" xmlns:w14="http://schemas.microsoft.com/office/word/2010/wordml" xmlns:w15="http://schemas.microsoft.com/office/word/2012/wordml" xmlns:w16cex="http://schemas.microsoft.com/office/word/2018/wordml/cex" xmlns:w16cid="http://schemas.microsoft.com/office/word/2016/wordml/cid" xmlns:w16="http://schemas.microsoft.com/office/word/2018/wordml" xmlns:w16se="http://schemas.microsoft.com/office/word/2015/wordml/symex" xmlns:wpg="http://schemas.microsoft.com/office/word/2010/wordprocessingGroup" xmlns:wpi="http://schemas.microsoft.com/office/word/2010/wordprocessingInk" xmlns:wne="http://schemas.microsoft.com/office/word/2006/wordml" xmlns:wps="http://schemas.microsoft.com/office/word/2010/wordprocessingShape" mc:Ignorable="w14 w15 w16se w16cid w16 w16cex wp14">
   <w:endnote w:type="separator" w:id="-1">
     <w:p>
       <w:pPr>
@@ -43001,7 +47012,7 @@
 </file>
 
 <file path=word/footer1.xml><?xml version="1.0" encoding="utf-8"?>
-<w:ftr xmlns:wpc="http://schemas.microsoft.com/office/word/2010/wordprocessingCanvas" xmlns:cx="http://schemas.microsoft.com/office/drawing/2014/chartex" xmlns:cx1="http://schemas.microsoft.com/office/drawing/2015/9/8/chartex" xmlns:cx2="http://schemas.microsoft.com/office/drawing/2015/10/21/chartex" xmlns:cx3="http://schemas.microsoft.com/office/drawing/2016/5/9/chartex" xmlns:cx4="http://schemas.microsoft.com/office/drawing/2016/5/10/chartex" xmlns:cx5="http://schemas.microsoft.com/office/drawing/2016/5/11/chartex" xmlns:cx6="http://schemas.microsoft.com/office/drawing/2016/5/12/chartex" xmlns:cx7="http://schemas.microsoft.com/office/drawing/2016/5/13/chartex" xmlns:cx8="http://schemas.microsoft.com/office/drawing/2016/5/14/chartex" xmlns:mc="http://schemas.openxmlformats.org/markup-compatibility/2006" xmlns:aink="http://schemas.microsoft.com/office/drawing/2016/ink" xmlns:am3d="http://schemas.microsoft.com/office/drawing/2017/model3d" xmlns:o="urn:schemas-microsoft-com:office:office" xmlns:r="http://schemas.openxmlformats.org/officeDocument/2006/relationships" xmlns:m="http://schemas.openxmlformats.org/officeDocument/2006/math" xmlns:v="urn:schemas-microsoft-com:vml" xmlns:wp14="http://schemas.microsoft.com/office/word/2010/wordprocessingDrawing" xmlns:wp="http://schemas.openxmlformats.org/drawingml/2006/wordprocessingDrawing" xmlns:w10="urn:schemas-microsoft-com:office:word" xmlns:w="http://schemas.openxmlformats.org/wordprocessingml/2006/main" xmlns:w14="http://schemas.microsoft.com/office/word/2010/wordml" xmlns:w15="http://schemas.microsoft.com/office/word/2012/wordml" xmlns:w16cid="http://schemas.microsoft.com/office/word/2016/wordml/cid" xmlns:w16se="http://schemas.microsoft.com/office/word/2015/wordml/symex" xmlns:wpg="http://schemas.microsoft.com/office/word/2010/wordprocessingGroup" xmlns:wpi="http://schemas.microsoft.com/office/word/2010/wordprocessingInk" xmlns:wne="http://schemas.microsoft.com/office/word/2006/wordml" xmlns:wps="http://schemas.microsoft.com/office/word/2010/wordprocessingShape" mc:Ignorable="w14 w15 w16se w16cid wp14">
+<w:ftr xmlns:wpc="http://schemas.microsoft.com/office/word/2010/wordprocessingCanvas" xmlns:cx="http://schemas.microsoft.com/office/drawing/2014/chartex" xmlns:cx1="http://schemas.microsoft.com/office/drawing/2015/9/8/chartex" xmlns:cx2="http://schemas.microsoft.com/office/drawing/2015/10/21/chartex" xmlns:cx3="http://schemas.microsoft.com/office/drawing/2016/5/9/chartex" xmlns:cx4="http://schemas.microsoft.com/office/drawing/2016/5/10/chartex" xmlns:cx5="http://schemas.microsoft.com/office/drawing/2016/5/11/chartex" xmlns:cx6="http://schemas.microsoft.com/office/drawing/2016/5/12/chartex" xmlns:cx7="http://schemas.microsoft.com/office/drawing/2016/5/13/chartex" xmlns:cx8="http://schemas.microsoft.com/office/drawing/2016/5/14/chartex" xmlns:mc="http://schemas.openxmlformats.org/markup-compatibility/2006" xmlns:aink="http://schemas.microsoft.com/office/drawing/2016/ink" xmlns:am3d="http://schemas.microsoft.com/office/drawing/2017/model3d" xmlns:o="urn:schemas-microsoft-com:office:office" xmlns:r="http://schemas.openxmlformats.org/officeDocument/2006/relationships" xmlns:m="http://schemas.openxmlformats.org/officeDocument/2006/math" xmlns:v="urn:schemas-microsoft-com:vml" xmlns:wp14="http://schemas.microsoft.com/office/word/2010/wordprocessingDrawing" xmlns:wp="http://schemas.openxmlformats.org/drawingml/2006/wordprocessingDrawing" xmlns:w10="urn:schemas-microsoft-com:office:word" xmlns:w="http://schemas.openxmlformats.org/wordprocessingml/2006/main" xmlns:w14="http://schemas.microsoft.com/office/word/2010/wordml" xmlns:w15="http://schemas.microsoft.com/office/word/2012/wordml" xmlns:w16cex="http://schemas.microsoft.com/office/word/2018/wordml/cex" xmlns:w16cid="http://schemas.microsoft.com/office/word/2016/wordml/cid" xmlns:w16="http://schemas.microsoft.com/office/word/2018/wordml" xmlns:w16se="http://schemas.microsoft.com/office/word/2015/wordml/symex" xmlns:wpg="http://schemas.microsoft.com/office/word/2010/wordprocessingGroup" xmlns:wpi="http://schemas.microsoft.com/office/word/2010/wordprocessingInk" xmlns:wne="http://schemas.microsoft.com/office/word/2006/wordml" xmlns:wps="http://schemas.microsoft.com/office/word/2010/wordprocessingShape" mc:Ignorable="w14 w15 w16se w16cid w16 w16cex wp14">
   <w:sdt>
     <w:sdtPr>
       <w:rPr>
@@ -43074,7 +47085,7 @@
 </file>
 
 <file path=word/footer2.xml><?xml version="1.0" encoding="utf-8"?>
-<w:ftr xmlns:wpc="http://schemas.microsoft.com/office/word/2010/wordprocessingCanvas" xmlns:cx="http://schemas.microsoft.com/office/drawing/2014/chartex" xmlns:cx1="http://schemas.microsoft.com/office/drawing/2015/9/8/chartex" xmlns:cx2="http://schemas.microsoft.com/office/drawing/2015/10/21/chartex" xmlns:cx3="http://schemas.microsoft.com/office/drawing/2016/5/9/chartex" xmlns:cx4="http://schemas.microsoft.com/office/drawing/2016/5/10/chartex" xmlns:cx5="http://schemas.microsoft.com/office/drawing/2016/5/11/chartex" xmlns:cx6="http://schemas.microsoft.com/office/drawing/2016/5/12/chartex" xmlns:cx7="http://schemas.microsoft.com/office/drawing/2016/5/13/chartex" xmlns:cx8="http://schemas.microsoft.com/office/drawing/2016/5/14/chartex" xmlns:mc="http://schemas.openxmlformats.org/markup-compatibility/2006" xmlns:aink="http://schemas.microsoft.com/office/drawing/2016/ink" xmlns:am3d="http://schemas.microsoft.com/office/drawing/2017/model3d" xmlns:o="urn:schemas-microsoft-com:office:office" xmlns:r="http://schemas.openxmlformats.org/officeDocument/2006/relationships" xmlns:m="http://schemas.openxmlformats.org/officeDocument/2006/math" xmlns:v="urn:schemas-microsoft-com:vml" xmlns:wp14="http://schemas.microsoft.com/office/word/2010/wordprocessingDrawing" xmlns:wp="http://schemas.openxmlformats.org/drawingml/2006/wordprocessingDrawing" xmlns:w10="urn:schemas-microsoft-com:office:word" xmlns:w="http://schemas.openxmlformats.org/wordprocessingml/2006/main" xmlns:w14="http://schemas.microsoft.com/office/word/2010/wordml" xmlns:w15="http://schemas.microsoft.com/office/word/2012/wordml" xmlns:w16cid="http://schemas.microsoft.com/office/word/2016/wordml/cid" xmlns:w16se="http://schemas.microsoft.com/office/word/2015/wordml/symex" xmlns:wpg="http://schemas.microsoft.com/office/word/2010/wordprocessingGroup" xmlns:wpi="http://schemas.microsoft.com/office/word/2010/wordprocessingInk" xmlns:wne="http://schemas.microsoft.com/office/word/2006/wordml" xmlns:wps="http://schemas.microsoft.com/office/word/2010/wordprocessingShape" mc:Ignorable="w14 w15 w16se w16cid wp14">
+<w:ftr xmlns:wpc="http://schemas.microsoft.com/office/word/2010/wordprocessingCanvas" xmlns:cx="http://schemas.microsoft.com/office/drawing/2014/chartex" xmlns:cx1="http://schemas.microsoft.com/office/drawing/2015/9/8/chartex" xmlns:cx2="http://schemas.microsoft.com/office/drawing/2015/10/21/chartex" xmlns:cx3="http://schemas.microsoft.com/office/drawing/2016/5/9/chartex" xmlns:cx4="http://schemas.microsoft.com/office/drawing/2016/5/10/chartex" xmlns:cx5="http://schemas.microsoft.com/office/drawing/2016/5/11/chartex" xmlns:cx6="http://schemas.microsoft.com/office/drawing/2016/5/12/chartex" xmlns:cx7="http://schemas.microsoft.com/office/drawing/2016/5/13/chartex" xmlns:cx8="http://schemas.microsoft.com/office/drawing/2016/5/14/chartex" xmlns:mc="http://schemas.openxmlformats.org/markup-compatibility/2006" xmlns:aink="http://schemas.microsoft.com/office/drawing/2016/ink" xmlns:am3d="http://schemas.microsoft.com/office/drawing/2017/model3d" xmlns:o="urn:schemas-microsoft-com:office:office" xmlns:r="http://schemas.openxmlformats.org/officeDocument/2006/relationships" xmlns:m="http://schemas.openxmlformats.org/officeDocument/2006/math" xmlns:v="urn:schemas-microsoft-com:vml" xmlns:wp14="http://schemas.microsoft.com/office/word/2010/wordprocessingDrawing" xmlns:wp="http://schemas.openxmlformats.org/drawingml/2006/wordprocessingDrawing" xmlns:w10="urn:schemas-microsoft-com:office:word" xmlns:w="http://schemas.openxmlformats.org/wordprocessingml/2006/main" xmlns:w14="http://schemas.microsoft.com/office/word/2010/wordml" xmlns:w15="http://schemas.microsoft.com/office/word/2012/wordml" xmlns:w16cex="http://schemas.microsoft.com/office/word/2018/wordml/cex" xmlns:w16cid="http://schemas.microsoft.com/office/word/2016/wordml/cid" xmlns:w16="http://schemas.microsoft.com/office/word/2018/wordml" xmlns:w16se="http://schemas.microsoft.com/office/word/2015/wordml/symex" xmlns:wpg="http://schemas.microsoft.com/office/word/2010/wordprocessingGroup" xmlns:wpi="http://schemas.microsoft.com/office/word/2010/wordprocessingInk" xmlns:wne="http://schemas.microsoft.com/office/word/2006/wordml" xmlns:wps="http://schemas.microsoft.com/office/word/2010/wordprocessingShape" mc:Ignorable="w14 w15 w16se w16cid w16 w16cex wp14">
   <w:sdt>
     <w:sdtPr>
       <w:rPr>
@@ -43154,7 +47165,7 @@
 </file>
 
 <file path=word/footnotes.xml><?xml version="1.0" encoding="utf-8"?>
-<w:footnotes xmlns:wpc="http://schemas.microsoft.com/office/word/2010/wordprocessingCanvas" xmlns:cx="http://schemas.microsoft.com/office/drawing/2014/chartex" xmlns:cx1="http://schemas.microsoft.com/office/drawing/2015/9/8/chartex" xmlns:cx2="http://schemas.microsoft.com/office/drawing/2015/10/21/chartex" xmlns:cx3="http://schemas.microsoft.com/office/drawing/2016/5/9/chartex" xmlns:cx4="http://schemas.microsoft.com/office/drawing/2016/5/10/chartex" xmlns:cx5="http://schemas.microsoft.com/office/drawing/2016/5/11/chartex" xmlns:cx6="http://schemas.microsoft.com/office/drawing/2016/5/12/chartex" xmlns:cx7="http://schemas.microsoft.com/office/drawing/2016/5/13/chartex" xmlns:cx8="http://schemas.microsoft.com/office/drawing/2016/5/14/chartex" xmlns:mc="http://schemas.openxmlformats.org/markup-compatibility/2006" xmlns:aink="http://schemas.microsoft.com/office/drawing/2016/ink" xmlns:am3d="http://schemas.microsoft.com/office/drawing/2017/model3d" xmlns:o="urn:schemas-microsoft-com:office:office" xmlns:r="http://schemas.openxmlformats.org/officeDocument/2006/relationships" xmlns:m="http://schemas.openxmlformats.org/officeDocument/2006/math" xmlns:v="urn:schemas-microsoft-com:vml" xmlns:wp14="http://schemas.microsoft.com/office/word/2010/wordprocessingDrawing" xmlns:wp="http://schemas.openxmlformats.org/drawingml/2006/wordprocessingDrawing" xmlns:w10="urn:schemas-microsoft-com:office:word" xmlns:w="http://schemas.openxmlformats.org/wordprocessingml/2006/main" xmlns:w14="http://schemas.microsoft.com/office/word/2010/wordml" xmlns:w15="http://schemas.microsoft.com/office/word/2012/wordml" xmlns:w16cid="http://schemas.microsoft.com/office/word/2016/wordml/cid" xmlns:w16se="http://schemas.microsoft.com/office/word/2015/wordml/symex" xmlns:wpg="http://schemas.microsoft.com/office/word/2010/wordprocessingGroup" xmlns:wpi="http://schemas.microsoft.com/office/word/2010/wordprocessingInk" xmlns:wne="http://schemas.microsoft.com/office/word/2006/wordml" xmlns:wps="http://schemas.microsoft.com/office/word/2010/wordprocessingShape" mc:Ignorable="w14 w15 w16se w16cid wp14">
+<w:footnotes xmlns:wpc="http://schemas.microsoft.com/office/word/2010/wordprocessingCanvas" xmlns:cx="http://schemas.microsoft.com/office/drawing/2014/chartex" xmlns:cx1="http://schemas.microsoft.com/office/drawing/2015/9/8/chartex" xmlns:cx2="http://schemas.microsoft.com/office/drawing/2015/10/21/chartex" xmlns:cx3="http://schemas.microsoft.com/office/drawing/2016/5/9/chartex" xmlns:cx4="http://schemas.microsoft.com/office/drawing/2016/5/10/chartex" xmlns:cx5="http://schemas.microsoft.com/office/drawing/2016/5/11/chartex" xmlns:cx6="http://schemas.microsoft.com/office/drawing/2016/5/12/chartex" xmlns:cx7="http://schemas.microsoft.com/office/drawing/2016/5/13/chartex" xmlns:cx8="http://schemas.microsoft.com/office/drawing/2016/5/14/chartex" xmlns:mc="http://schemas.openxmlformats.org/markup-compatibility/2006" xmlns:aink="http://schemas.microsoft.com/office/drawing/2016/ink" xmlns:am3d="http://schemas.microsoft.com/office/drawing/2017/model3d" xmlns:o="urn:schemas-microsoft-com:office:office" xmlns:r="http://schemas.openxmlformats.org/officeDocument/2006/relationships" xmlns:m="http://schemas.openxmlformats.org/officeDocument/2006/math" xmlns:v="urn:schemas-microsoft-com:vml" xmlns:wp14="http://schemas.microsoft.com/office/word/2010/wordprocessingDrawing" xmlns:wp="http://schemas.openxmlformats.org/drawingml/2006/wordprocessingDrawing" xmlns:w10="urn:schemas-microsoft-com:office:word" xmlns:w="http://schemas.openxmlformats.org/wordprocessingml/2006/main" xmlns:w14="http://schemas.microsoft.com/office/word/2010/wordml" xmlns:w15="http://schemas.microsoft.com/office/word/2012/wordml" xmlns:w16cex="http://schemas.microsoft.com/office/word/2018/wordml/cex" xmlns:w16cid="http://schemas.microsoft.com/office/word/2016/wordml/cid" xmlns:w16="http://schemas.microsoft.com/office/word/2018/wordml" xmlns:w16se="http://schemas.microsoft.com/office/word/2015/wordml/symex" xmlns:wpg="http://schemas.microsoft.com/office/word/2010/wordprocessingGroup" xmlns:wpi="http://schemas.microsoft.com/office/word/2010/wordprocessingInk" xmlns:wne="http://schemas.microsoft.com/office/word/2006/wordml" xmlns:wps="http://schemas.microsoft.com/office/word/2010/wordprocessingShape" mc:Ignorable="w14 w15 w16se w16cid w16 w16cex wp14">
   <w:footnote w:type="separator" w:id="-1">
     <w:p>
       <w:pPr>
@@ -43179,7 +47190,7 @@
 </file>
 
 <file path=word/numbering.xml><?xml version="1.0" encoding="utf-8"?>
-<w:numbering xmlns:wpc="http://schemas.microsoft.com/office/word/2010/wordprocessingCanvas" xmlns:cx="http://schemas.microsoft.com/office/drawing/2014/chartex" xmlns:cx1="http://schemas.microsoft.com/office/drawing/2015/9/8/chartex" xmlns:cx2="http://schemas.microsoft.com/office/drawing/2015/10/21/chartex" xmlns:cx3="http://schemas.microsoft.com/office/drawing/2016/5/9/chartex" xmlns:cx4="http://schemas.microsoft.com/office/drawing/2016/5/10/chartex" xmlns:cx5="http://schemas.microsoft.com/office/drawing/2016/5/11/chartex" xmlns:cx6="http://schemas.microsoft.com/office/drawing/2016/5/12/chartex" xmlns:cx7="http://schemas.microsoft.com/office/drawing/2016/5/13/chartex" xmlns:cx8="http://schemas.microsoft.com/office/drawing/2016/5/14/chartex" xmlns:mc="http://schemas.openxmlformats.org/markup-compatibility/2006" xmlns:aink="http://schemas.microsoft.com/office/drawing/2016/ink" xmlns:am3d="http://schemas.microsoft.com/office/drawing/2017/model3d" xmlns:o="urn:schemas-microsoft-com:office:office" xmlns:r="http://schemas.openxmlformats.org/officeDocument/2006/relationships" xmlns:m="http://schemas.openxmlformats.org/officeDocument/2006/math" xmlns:v="urn:schemas-microsoft-com:vml" xmlns:wp14="http://schemas.microsoft.com/office/word/2010/wordprocessingDrawing" xmlns:wp="http://schemas.openxmlformats.org/drawingml/2006/wordprocessingDrawing" xmlns:w10="urn:schemas-microsoft-com:office:word" xmlns:w="http://schemas.openxmlformats.org/wordprocessingml/2006/main" xmlns:w14="http://schemas.microsoft.com/office/word/2010/wordml" xmlns:w15="http://schemas.microsoft.com/office/word/2012/wordml" xmlns:w16cid="http://schemas.microsoft.com/office/word/2016/wordml/cid" xmlns:w16se="http://schemas.microsoft.com/office/word/2015/wordml/symex" xmlns:wpg="http://schemas.microsoft.com/office/word/2010/wordprocessingGroup" xmlns:wpi="http://schemas.microsoft.com/office/word/2010/wordprocessingInk" xmlns:wne="http://schemas.microsoft.com/office/word/2006/wordml" xmlns:wps="http://schemas.microsoft.com/office/word/2010/wordprocessingShape" mc:Ignorable="w14 w15 w16se w16cid wp14">
+<w:numbering xmlns:wpc="http://schemas.microsoft.com/office/word/2010/wordprocessingCanvas" xmlns:cx="http://schemas.microsoft.com/office/drawing/2014/chartex" xmlns:cx1="http://schemas.microsoft.com/office/drawing/2015/9/8/chartex" xmlns:cx2="http://schemas.microsoft.com/office/drawing/2015/10/21/chartex" xmlns:cx3="http://schemas.microsoft.com/office/drawing/2016/5/9/chartex" xmlns:cx4="http://schemas.microsoft.com/office/drawing/2016/5/10/chartex" xmlns:cx5="http://schemas.microsoft.com/office/drawing/2016/5/11/chartex" xmlns:cx6="http://schemas.microsoft.com/office/drawing/2016/5/12/chartex" xmlns:cx7="http://schemas.microsoft.com/office/drawing/2016/5/13/chartex" xmlns:cx8="http://schemas.microsoft.com/office/drawing/2016/5/14/chartex" xmlns:mc="http://schemas.openxmlformats.org/markup-compatibility/2006" xmlns:aink="http://schemas.microsoft.com/office/drawing/2016/ink" xmlns:am3d="http://schemas.microsoft.com/office/drawing/2017/model3d" xmlns:o="urn:schemas-microsoft-com:office:office" xmlns:r="http://schemas.openxmlformats.org/officeDocument/2006/relationships" xmlns:m="http://schemas.openxmlformats.org/officeDocument/2006/math" xmlns:v="urn:schemas-microsoft-com:vml" xmlns:wp14="http://schemas.microsoft.com/office/word/2010/wordprocessingDrawing" xmlns:wp="http://schemas.openxmlformats.org/drawingml/2006/wordprocessingDrawing" xmlns:w10="urn:schemas-microsoft-com:office:word" xmlns:w="http://schemas.openxmlformats.org/wordprocessingml/2006/main" xmlns:w14="http://schemas.microsoft.com/office/word/2010/wordml" xmlns:w15="http://schemas.microsoft.com/office/word/2012/wordml" xmlns:w16cex="http://schemas.microsoft.com/office/word/2018/wordml/cex" xmlns:w16cid="http://schemas.microsoft.com/office/word/2016/wordml/cid" xmlns:w16="http://schemas.microsoft.com/office/word/2018/wordml" xmlns:w16se="http://schemas.microsoft.com/office/word/2015/wordml/symex" xmlns:wpg="http://schemas.microsoft.com/office/word/2010/wordprocessingGroup" xmlns:wpi="http://schemas.microsoft.com/office/word/2010/wordprocessingInk" xmlns:wne="http://schemas.microsoft.com/office/word/2006/wordml" xmlns:wps="http://schemas.microsoft.com/office/word/2010/wordprocessingShape" mc:Ignorable="w14 w15 w16se w16cid w16 w16cex wp14">
   <w:abstractNum w:abstractNumId="0" w15:restartNumberingAfterBreak="0">
     <w:nsid w:val="0C8030C9"/>
     <w:multiLevelType w:val="hybridMultilevel"/>
@@ -43531,6 +47542,95 @@
     </w:lvl>
   </w:abstractNum>
   <w:abstractNum w:abstractNumId="4" w15:restartNumberingAfterBreak="0">
+    <w:nsid w:val="2C6D1293"/>
+    <w:multiLevelType w:val="hybridMultilevel"/>
+    <w:tmpl w:val="9D9E4532"/>
+    <w:lvl w:ilvl="0" w:tplc="1AAA3982">
+      <w:start w:val="1"/>
+      <w:numFmt w:val="lowerLetter"/>
+      <w:lvlText w:val="%1."/>
+      <w:lvlJc w:val="left"/>
+      <w:pPr>
+        <w:ind w:left="1494" w:hanging="360"/>
+      </w:pPr>
+      <w:rPr>
+        <w:rFonts w:hint="default"/>
+      </w:rPr>
+    </w:lvl>
+    <w:lvl w:ilvl="1" w:tplc="04210019" w:tentative="1">
+      <w:start w:val="1"/>
+      <w:numFmt w:val="lowerLetter"/>
+      <w:lvlText w:val="%2."/>
+      <w:lvlJc w:val="left"/>
+      <w:pPr>
+        <w:ind w:left="2214" w:hanging="360"/>
+      </w:pPr>
+    </w:lvl>
+    <w:lvl w:ilvl="2" w:tplc="0421001B" w:tentative="1">
+      <w:start w:val="1"/>
+      <w:numFmt w:val="lowerRoman"/>
+      <w:lvlText w:val="%3."/>
+      <w:lvlJc w:val="right"/>
+      <w:pPr>
+        <w:ind w:left="2934" w:hanging="180"/>
+      </w:pPr>
+    </w:lvl>
+    <w:lvl w:ilvl="3" w:tplc="0421000F" w:tentative="1">
+      <w:start w:val="1"/>
+      <w:numFmt w:val="decimal"/>
+      <w:lvlText w:val="%4."/>
+      <w:lvlJc w:val="left"/>
+      <w:pPr>
+        <w:ind w:left="3654" w:hanging="360"/>
+      </w:pPr>
+    </w:lvl>
+    <w:lvl w:ilvl="4" w:tplc="04210019" w:tentative="1">
+      <w:start w:val="1"/>
+      <w:numFmt w:val="lowerLetter"/>
+      <w:lvlText w:val="%5."/>
+      <w:lvlJc w:val="left"/>
+      <w:pPr>
+        <w:ind w:left="4374" w:hanging="360"/>
+      </w:pPr>
+    </w:lvl>
+    <w:lvl w:ilvl="5" w:tplc="0421001B" w:tentative="1">
+      <w:start w:val="1"/>
+      <w:numFmt w:val="lowerRoman"/>
+      <w:lvlText w:val="%6."/>
+      <w:lvlJc w:val="right"/>
+      <w:pPr>
+        <w:ind w:left="5094" w:hanging="180"/>
+      </w:pPr>
+    </w:lvl>
+    <w:lvl w:ilvl="6" w:tplc="0421000F" w:tentative="1">
+      <w:start w:val="1"/>
+      <w:numFmt w:val="decimal"/>
+      <w:lvlText w:val="%7."/>
+      <w:lvlJc w:val="left"/>
+      <w:pPr>
+        <w:ind w:left="5814" w:hanging="360"/>
+      </w:pPr>
+    </w:lvl>
+    <w:lvl w:ilvl="7" w:tplc="04210019" w:tentative="1">
+      <w:start w:val="1"/>
+      <w:numFmt w:val="lowerLetter"/>
+      <w:lvlText w:val="%8."/>
+      <w:lvlJc w:val="left"/>
+      <w:pPr>
+        <w:ind w:left="6534" w:hanging="360"/>
+      </w:pPr>
+    </w:lvl>
+    <w:lvl w:ilvl="8" w:tplc="0421001B" w:tentative="1">
+      <w:start w:val="1"/>
+      <w:numFmt w:val="lowerRoman"/>
+      <w:lvlText w:val="%9."/>
+      <w:lvlJc w:val="right"/>
+      <w:pPr>
+        <w:ind w:left="7254" w:hanging="180"/>
+      </w:pPr>
+    </w:lvl>
+  </w:abstractNum>
+  <w:abstractNum w:abstractNumId="5" w15:restartNumberingAfterBreak="0">
     <w:nsid w:val="32D13A6C"/>
     <w:multiLevelType w:val="multilevel"/>
     <w:tmpl w:val="025A7F32"/>
@@ -43643,7 +47743,7 @@
       </w:rPr>
     </w:lvl>
   </w:abstractNum>
-  <w:abstractNum w:abstractNumId="5" w15:restartNumberingAfterBreak="0">
+  <w:abstractNum w:abstractNumId="6" w15:restartNumberingAfterBreak="0">
     <w:nsid w:val="3AB16799"/>
     <w:multiLevelType w:val="multilevel"/>
     <w:tmpl w:val="025A7F32"/>
@@ -43756,7 +47856,7 @@
       </w:rPr>
     </w:lvl>
   </w:abstractNum>
-  <w:abstractNum w:abstractNumId="6" w15:restartNumberingAfterBreak="0">
+  <w:abstractNum w:abstractNumId="7" w15:restartNumberingAfterBreak="0">
     <w:nsid w:val="4BD91A48"/>
     <w:multiLevelType w:val="multilevel"/>
     <w:tmpl w:val="025A7F32"/>
@@ -43869,7 +47969,7 @@
       </w:rPr>
     </w:lvl>
   </w:abstractNum>
-  <w:abstractNum w:abstractNumId="7" w15:restartNumberingAfterBreak="0">
+  <w:abstractNum w:abstractNumId="8" w15:restartNumberingAfterBreak="0">
     <w:nsid w:val="4DB015BE"/>
     <w:multiLevelType w:val="hybridMultilevel"/>
     <w:tmpl w:val="6DDE709C"/>
@@ -43958,7 +48058,7 @@
       </w:pPr>
     </w:lvl>
   </w:abstractNum>
-  <w:abstractNum w:abstractNumId="8" w15:restartNumberingAfterBreak="0">
+  <w:abstractNum w:abstractNumId="9" w15:restartNumberingAfterBreak="0">
     <w:nsid w:val="62965494"/>
     <w:multiLevelType w:val="multilevel"/>
     <w:tmpl w:val="025A7F32"/>
@@ -44071,7 +48171,7 @@
       </w:rPr>
     </w:lvl>
   </w:abstractNum>
-  <w:abstractNum w:abstractNumId="9" w15:restartNumberingAfterBreak="0">
+  <w:abstractNum w:abstractNumId="10" w15:restartNumberingAfterBreak="0">
     <w:nsid w:val="6E1A1FAD"/>
     <w:multiLevelType w:val="hybridMultilevel"/>
     <w:tmpl w:val="7EEC8128"/>
@@ -44160,7 +48260,7 @@
       </w:pPr>
     </w:lvl>
   </w:abstractNum>
-  <w:abstractNum w:abstractNumId="10" w15:restartNumberingAfterBreak="0">
+  <w:abstractNum w:abstractNumId="11" w15:restartNumberingAfterBreak="0">
     <w:nsid w:val="7CFB7FA6"/>
     <w:multiLevelType w:val="multilevel"/>
     <w:tmpl w:val="D44CE5CA"/>
@@ -44274,22 +48374,22 @@
     </w:lvl>
   </w:abstractNum>
   <w:num w:numId="1">
+    <w:abstractNumId w:val="7"/>
+  </w:num>
+  <w:num w:numId="2">
+    <w:abstractNumId w:val="5"/>
+  </w:num>
+  <w:num w:numId="3">
+    <w:abstractNumId w:val="9"/>
+  </w:num>
+  <w:num w:numId="4">
     <w:abstractNumId w:val="6"/>
   </w:num>
-  <w:num w:numId="2">
-    <w:abstractNumId w:val="4"/>
-  </w:num>
-  <w:num w:numId="3">
-    <w:abstractNumId w:val="8"/>
-  </w:num>
-  <w:num w:numId="4">
-    <w:abstractNumId w:val="5"/>
-  </w:num>
   <w:num w:numId="5">
-    <w:abstractNumId w:val="10"/>
+    <w:abstractNumId w:val="11"/>
   </w:num>
   <w:num w:numId="6">
-    <w:abstractNumId w:val="7"/>
+    <w:abstractNumId w:val="8"/>
   </w:num>
   <w:num w:numId="7">
     <w:abstractNumId w:val="0"/>
@@ -44298,7 +48398,7 @@
     <w:abstractNumId w:val="2"/>
   </w:num>
   <w:num w:numId="9">
-    <w:abstractNumId w:val="9"/>
+    <w:abstractNumId w:val="10"/>
   </w:num>
   <w:num w:numId="10">
     <w:abstractNumId w:val="3"/>
@@ -44306,11 +48406,14 @@
   <w:num w:numId="11">
     <w:abstractNumId w:val="1"/>
   </w:num>
+  <w:num w:numId="12">
+    <w:abstractNumId w:val="4"/>
+  </w:num>
 </w:numbering>
 </file>
 
 <file path=word/styles.xml><?xml version="1.0" encoding="utf-8"?>
-<w:styles xmlns:mc="http://schemas.openxmlformats.org/markup-compatibility/2006" xmlns:r="http://schemas.openxmlformats.org/officeDocument/2006/relationships" xmlns:w="http://schemas.openxmlformats.org/wordprocessingml/2006/main" xmlns:w14="http://schemas.microsoft.com/office/word/2010/wordml" xmlns:w15="http://schemas.microsoft.com/office/word/2012/wordml" xmlns:w16cid="http://schemas.microsoft.com/office/word/2016/wordml/cid" xmlns:w16se="http://schemas.microsoft.com/office/word/2015/wordml/symex" mc:Ignorable="w14 w15 w16se w16cid">
+<w:styles xmlns:mc="http://schemas.openxmlformats.org/markup-compatibility/2006" xmlns:r="http://schemas.openxmlformats.org/officeDocument/2006/relationships" xmlns:w="http://schemas.openxmlformats.org/wordprocessingml/2006/main" xmlns:w14="http://schemas.microsoft.com/office/word/2010/wordml" xmlns:w15="http://schemas.microsoft.com/office/word/2012/wordml" xmlns:w16cex="http://schemas.microsoft.com/office/word/2018/wordml/cex" xmlns:w16cid="http://schemas.microsoft.com/office/word/2016/wordml/cid" xmlns:w16="http://schemas.microsoft.com/office/word/2018/wordml" xmlns:w16se="http://schemas.microsoft.com/office/word/2015/wordml/symex" mc:Ignorable="w14 w15 w16se w16cid w16 w16cex">
   <w:docDefaults>
     <w:rPrDefault>
       <w:rPr>
@@ -44861,6 +48964,16 @@
       <w:lang w:val="id-ID" w:eastAsia="id-ID"/>
     </w:rPr>
   </w:style>
+  <w:style w:type="character" w:styleId="PlaceholderText">
+    <w:name w:val="Placeholder Text"/>
+    <w:basedOn w:val="DefaultParagraphFont"/>
+    <w:uiPriority w:val="99"/>
+    <w:semiHidden/>
+    <w:rsid w:val="001860CE"/>
+    <w:rPr>
+      <w:color w:val="808080"/>
+    </w:rPr>
+  </w:style>
 </w:styles>
 </file>
 
@@ -45152,7 +49265,7 @@
 </file>
 
 <file path=customXml/itemProps1.xml><?xml version="1.0" encoding="utf-8"?>
-<ds:datastoreItem xmlns:ds="http://schemas.openxmlformats.org/officeDocument/2006/customXml" ds:itemID="{B508B482-3FCC-466B-993A-B229F395A8B9}">
+<ds:datastoreItem xmlns:ds="http://schemas.openxmlformats.org/officeDocument/2006/customXml" ds:itemID="{B888E760-411C-4220-BA2A-D4E47BBFDAE6}">
   <ds:schemaRefs>
     <ds:schemaRef ds:uri="http://schemas.openxmlformats.org/officeDocument/2006/bibliography"/>
   </ds:schemaRefs>

--- a/Files/Proposal.docx
+++ b/Files/Proposal.docx
@@ -226,6 +226,7 @@
           <w:lang w:val="en-US"/>
         </w:rPr>
       </w:pPr>
+      <w:proofErr w:type="gramStart"/>
       <w:r>
         <w:rPr>
           <w:rFonts w:ascii="Times New Roman" w:hAnsi="Times New Roman"/>
@@ -256,6 +257,7 @@
         </w:rPr>
         <w:t xml:space="preserve"> :</w:t>
       </w:r>
+      <w:proofErr w:type="gramEnd"/>
     </w:p>
     <w:p>
       <w:pPr>
@@ -1602,6 +1604,7 @@
               <w:t xml:space="preserve">, </w:t>
             </w:r>
             <w:proofErr w:type="spellStart"/>
+            <w:proofErr w:type="gramStart"/>
             <w:r>
               <w:rPr>
                 <w:rFonts w:ascii="Times New Roman" w:hAnsi="Times New Roman"/>
@@ -1616,6 +1619,7 @@
               <w:t>S.Kom</w:t>
             </w:r>
             <w:proofErr w:type="spellEnd"/>
+            <w:proofErr w:type="gramEnd"/>
             <w:r>
               <w:rPr>
                 <w:rFonts w:ascii="Times New Roman" w:hAnsi="Times New Roman"/>
@@ -3060,6 +3064,7 @@
         <w:t xml:space="preserve">, </w:t>
       </w:r>
       <w:proofErr w:type="spellStart"/>
+      <w:proofErr w:type="gramStart"/>
       <w:r>
         <w:rPr>
           <w:rFonts w:ascii="Times New Roman" w:hAnsi="Times New Roman"/>
@@ -3073,6 +3078,7 @@
         <w:t>S.Kom</w:t>
       </w:r>
       <w:proofErr w:type="spellEnd"/>
+      <w:proofErr w:type="gramEnd"/>
       <w:r>
         <w:rPr>
           <w:rFonts w:ascii="Times New Roman" w:hAnsi="Times New Roman"/>
@@ -3175,7 +3181,33 @@
           <w:szCs w:val="24"/>
           <w:lang w:val="en-US"/>
         </w:rPr>
-        <w:t xml:space="preserve">DEWAN PENGUJI : </w:t>
+        <w:t xml:space="preserve">DEWAN </w:t>
+      </w:r>
+      <w:proofErr w:type="gramStart"/>
+      <w:r>
+        <w:rPr>
+          <w:rFonts w:ascii="Times New Roman" w:hAnsi="Times New Roman"/>
+          <w:b/>
+          <w:bCs/>
+          <w:color w:val="000000"/>
+          <w:sz w:val="28"/>
+          <w:szCs w:val="24"/>
+          <w:lang w:val="en-US"/>
+        </w:rPr>
+        <w:t>PENGUJI :</w:t>
+      </w:r>
+      <w:proofErr w:type="gramEnd"/>
+      <w:r>
+        <w:rPr>
+          <w:rFonts w:ascii="Times New Roman" w:hAnsi="Times New Roman"/>
+          <w:b/>
+          <w:bCs/>
+          <w:color w:val="000000"/>
+          <w:sz w:val="28"/>
+          <w:szCs w:val="24"/>
+          <w:lang w:val="en-US"/>
+        </w:rPr>
+        <w:t xml:space="preserve"> </w:t>
       </w:r>
     </w:p>
     <w:p>
@@ -42347,7 +42379,7 @@
           <w:szCs w:val="24"/>
           <w:lang w:val="en-US"/>
         </w:rPr>
-        <w:instrText>ADDIN CSL_CITATION {"citationItems":[{"id":"ITEM-1","itemData":{"author":[{"dropping-particle":"","family":"Wikipedia","given":"","non-dropping-particle":"","parse-names":false,"suffix":""}],"container-title":"Wikipedia, Ensiklopedia Bebas","id":"ITEM-1","issued":{"date-parts":[["2018"]]},"title":"Unit Kendali","type":"entry-encyclopedia"},"uris":["http://www.mendeley.com/documents/?uuid=480912bf-5af0-482f-a027-515e65d7153b"]}],"mendeley":{"formattedCitation":"[12]","plainTextFormattedCitation":"[12]"},"properties":{"noteIndex":0},"schema":"https://github.com/citation-style-language/schema/raw/master/csl-citation.json"}</w:instrText>
+        <w:instrText>ADDIN CSL_CITATION {"citationItems":[{"id":"ITEM-1","itemData":{"author":[{"dropping-particle":"","family":"Wikipedia","given":"","non-dropping-particle":"","parse-names":false,"suffix":""}],"container-title":"Wikipedia, Ensiklopedia Bebas","id":"ITEM-1","issued":{"date-parts":[["2018"]]},"title":"Unit Kendali","type":"entry-encyclopedia"},"uris":["http://www.mendeley.com/documents/?uuid=480912bf-5af0-482f-a027-515e65d7153b"]}],"mendeley":{"formattedCitation":"[12]","plainTextFormattedCitation":"[12]","previouslyFormattedCitation":"[12]"},"properties":{"noteIndex":0},"schema":"https://github.com/citation-style-language/schema/raw/master/csl-citation.json"}</w:instrText>
       </w:r>
       <w:r>
         <w:rPr>
@@ -42398,6 +42430,799 @@
         <w:jc w:val="both"/>
         <w:rPr>
           <w:rFonts w:ascii="Times New Roman" w:hAnsi="Times New Roman"/>
+          <w:color w:val="000000"/>
+          <w:sz w:val="24"/>
+          <w:szCs w:val="24"/>
+          <w:lang w:val="en-US"/>
+        </w:rPr>
+      </w:pPr>
+      <w:r>
+        <w:rPr>
+          <w:rFonts w:ascii="Times New Roman" w:hAnsi="Times New Roman"/>
+          <w:color w:val="000000"/>
+          <w:sz w:val="24"/>
+          <w:szCs w:val="24"/>
+          <w:lang w:val="en-US"/>
+        </w:rPr>
+        <w:t xml:space="preserve">Register </w:t>
+      </w:r>
+      <w:proofErr w:type="spellStart"/>
+      <w:r>
+        <w:rPr>
+          <w:rFonts w:ascii="Times New Roman" w:hAnsi="Times New Roman"/>
+          <w:color w:val="000000"/>
+          <w:sz w:val="24"/>
+          <w:szCs w:val="24"/>
+          <w:lang w:val="en-US"/>
+        </w:rPr>
+        <w:t>adalah</w:t>
+      </w:r>
+      <w:proofErr w:type="spellEnd"/>
+      <w:r>
+        <w:rPr>
+          <w:rFonts w:ascii="Times New Roman" w:hAnsi="Times New Roman"/>
+          <w:color w:val="000000"/>
+          <w:sz w:val="24"/>
+          <w:szCs w:val="24"/>
+          <w:lang w:val="en-US"/>
+        </w:rPr>
+        <w:t xml:space="preserve"> </w:t>
+      </w:r>
+      <w:proofErr w:type="spellStart"/>
+      <w:r>
+        <w:rPr>
+          <w:rFonts w:ascii="Times New Roman" w:hAnsi="Times New Roman"/>
+          <w:color w:val="000000"/>
+          <w:sz w:val="24"/>
+          <w:szCs w:val="24"/>
+          <w:lang w:val="en-US"/>
+        </w:rPr>
+        <w:t>memori</w:t>
+      </w:r>
+      <w:proofErr w:type="spellEnd"/>
+      <w:r>
+        <w:rPr>
+          <w:rFonts w:ascii="Times New Roman" w:hAnsi="Times New Roman"/>
+          <w:color w:val="000000"/>
+          <w:sz w:val="24"/>
+          <w:szCs w:val="24"/>
+          <w:lang w:val="en-US"/>
+        </w:rPr>
+        <w:t xml:space="preserve"> </w:t>
+      </w:r>
+      <w:proofErr w:type="spellStart"/>
+      <w:r>
+        <w:rPr>
+          <w:rFonts w:ascii="Times New Roman" w:hAnsi="Times New Roman"/>
+          <w:color w:val="000000"/>
+          <w:sz w:val="24"/>
+          <w:szCs w:val="24"/>
+          <w:lang w:val="en-US"/>
+        </w:rPr>
+        <w:t>berkapasitas</w:t>
+      </w:r>
+      <w:proofErr w:type="spellEnd"/>
+      <w:r>
+        <w:rPr>
+          <w:rFonts w:ascii="Times New Roman" w:hAnsi="Times New Roman"/>
+          <w:color w:val="000000"/>
+          <w:sz w:val="24"/>
+          <w:szCs w:val="24"/>
+          <w:lang w:val="en-US"/>
+        </w:rPr>
+        <w:t xml:space="preserve"> </w:t>
+      </w:r>
+      <w:proofErr w:type="spellStart"/>
+      <w:r>
+        <w:rPr>
+          <w:rFonts w:ascii="Times New Roman" w:hAnsi="Times New Roman"/>
+          <w:color w:val="000000"/>
+          <w:sz w:val="24"/>
+          <w:szCs w:val="24"/>
+          <w:lang w:val="en-US"/>
+        </w:rPr>
+        <w:t>kecil</w:t>
+      </w:r>
+      <w:proofErr w:type="spellEnd"/>
+      <w:r>
+        <w:rPr>
+          <w:rFonts w:ascii="Times New Roman" w:hAnsi="Times New Roman"/>
+          <w:color w:val="000000"/>
+          <w:sz w:val="24"/>
+          <w:szCs w:val="24"/>
+          <w:lang w:val="en-US"/>
+        </w:rPr>
+        <w:t xml:space="preserve"> yang </w:t>
+      </w:r>
+      <w:proofErr w:type="spellStart"/>
+      <w:r>
+        <w:rPr>
+          <w:rFonts w:ascii="Times New Roman" w:hAnsi="Times New Roman"/>
+          <w:color w:val="000000"/>
+          <w:sz w:val="24"/>
+          <w:szCs w:val="24"/>
+          <w:lang w:val="en-US"/>
+        </w:rPr>
+        <w:t>bekerja</w:t>
+      </w:r>
+      <w:proofErr w:type="spellEnd"/>
+      <w:r>
+        <w:rPr>
+          <w:rFonts w:ascii="Times New Roman" w:hAnsi="Times New Roman"/>
+          <w:color w:val="000000"/>
+          <w:sz w:val="24"/>
+          <w:szCs w:val="24"/>
+          <w:lang w:val="en-US"/>
+        </w:rPr>
+        <w:t xml:space="preserve"> </w:t>
+      </w:r>
+      <w:proofErr w:type="spellStart"/>
+      <w:r>
+        <w:rPr>
+          <w:rFonts w:ascii="Times New Roman" w:hAnsi="Times New Roman"/>
+          <w:color w:val="000000"/>
+          <w:sz w:val="24"/>
+          <w:szCs w:val="24"/>
+          <w:lang w:val="en-US"/>
+        </w:rPr>
+        <w:t>dengan</w:t>
+      </w:r>
+      <w:proofErr w:type="spellEnd"/>
+      <w:r>
+        <w:rPr>
+          <w:rFonts w:ascii="Times New Roman" w:hAnsi="Times New Roman"/>
+          <w:color w:val="000000"/>
+          <w:sz w:val="24"/>
+          <w:szCs w:val="24"/>
+          <w:lang w:val="en-US"/>
+        </w:rPr>
+        <w:t xml:space="preserve"> </w:t>
+      </w:r>
+      <w:proofErr w:type="spellStart"/>
+      <w:r>
+        <w:rPr>
+          <w:rFonts w:ascii="Times New Roman" w:hAnsi="Times New Roman"/>
+          <w:color w:val="000000"/>
+          <w:sz w:val="24"/>
+          <w:szCs w:val="24"/>
+          <w:lang w:val="en-US"/>
+        </w:rPr>
+        <w:t>kecepatan</w:t>
+      </w:r>
+      <w:proofErr w:type="spellEnd"/>
+      <w:r>
+        <w:rPr>
+          <w:rFonts w:ascii="Times New Roman" w:hAnsi="Times New Roman"/>
+          <w:color w:val="000000"/>
+          <w:sz w:val="24"/>
+          <w:szCs w:val="24"/>
+          <w:lang w:val="en-US"/>
+        </w:rPr>
+        <w:t xml:space="preserve"> </w:t>
+      </w:r>
+      <w:proofErr w:type="spellStart"/>
+      <w:r>
+        <w:rPr>
+          <w:rFonts w:ascii="Times New Roman" w:hAnsi="Times New Roman"/>
+          <w:color w:val="000000"/>
+          <w:sz w:val="24"/>
+          <w:szCs w:val="24"/>
+          <w:lang w:val="en-US"/>
+        </w:rPr>
+        <w:t>sangat</w:t>
+      </w:r>
+      <w:proofErr w:type="spellEnd"/>
+      <w:r>
+        <w:rPr>
+          <w:rFonts w:ascii="Times New Roman" w:hAnsi="Times New Roman"/>
+          <w:color w:val="000000"/>
+          <w:sz w:val="24"/>
+          <w:szCs w:val="24"/>
+          <w:lang w:val="en-US"/>
+        </w:rPr>
+        <w:t xml:space="preserve"> </w:t>
+      </w:r>
+      <w:proofErr w:type="spellStart"/>
+      <w:r>
+        <w:rPr>
+          <w:rFonts w:ascii="Times New Roman" w:hAnsi="Times New Roman"/>
+          <w:color w:val="000000"/>
+          <w:sz w:val="24"/>
+          <w:szCs w:val="24"/>
+          <w:lang w:val="en-US"/>
+        </w:rPr>
+        <w:t>tinggi</w:t>
+      </w:r>
+      <w:proofErr w:type="spellEnd"/>
+      <w:r>
+        <w:rPr>
+          <w:rFonts w:ascii="Times New Roman" w:hAnsi="Times New Roman"/>
+          <w:color w:val="000000"/>
+          <w:sz w:val="24"/>
+          <w:szCs w:val="24"/>
+          <w:lang w:val="en-US"/>
+        </w:rPr>
+        <w:t xml:space="preserve"> yang </w:t>
+      </w:r>
+      <w:proofErr w:type="spellStart"/>
+      <w:r>
+        <w:rPr>
+          <w:rFonts w:ascii="Times New Roman" w:hAnsi="Times New Roman"/>
+          <w:color w:val="000000"/>
+          <w:sz w:val="24"/>
+          <w:szCs w:val="24"/>
+          <w:lang w:val="en-US"/>
+        </w:rPr>
+        <w:t>digunakan</w:t>
+      </w:r>
+      <w:proofErr w:type="spellEnd"/>
+      <w:r>
+        <w:rPr>
+          <w:rFonts w:ascii="Times New Roman" w:hAnsi="Times New Roman"/>
+          <w:color w:val="000000"/>
+          <w:sz w:val="24"/>
+          <w:szCs w:val="24"/>
+          <w:lang w:val="en-US"/>
+        </w:rPr>
+        <w:t xml:space="preserve"> </w:t>
+      </w:r>
+      <w:proofErr w:type="spellStart"/>
+      <w:r>
+        <w:rPr>
+          <w:rFonts w:ascii="Times New Roman" w:hAnsi="Times New Roman"/>
+          <w:color w:val="000000"/>
+          <w:sz w:val="24"/>
+          <w:szCs w:val="24"/>
+          <w:lang w:val="en-US"/>
+        </w:rPr>
+        <w:t>untuk</w:t>
+      </w:r>
+      <w:proofErr w:type="spellEnd"/>
+      <w:r>
+        <w:rPr>
+          <w:rFonts w:ascii="Times New Roman" w:hAnsi="Times New Roman"/>
+          <w:color w:val="000000"/>
+          <w:sz w:val="24"/>
+          <w:szCs w:val="24"/>
+          <w:lang w:val="en-US"/>
+        </w:rPr>
+        <w:t xml:space="preserve"> </w:t>
+      </w:r>
+      <w:proofErr w:type="spellStart"/>
+      <w:r>
+        <w:rPr>
+          <w:rFonts w:ascii="Times New Roman" w:hAnsi="Times New Roman"/>
+          <w:color w:val="000000"/>
+          <w:sz w:val="24"/>
+          <w:szCs w:val="24"/>
+          <w:lang w:val="en-US"/>
+        </w:rPr>
+        <w:t>melakukan</w:t>
+      </w:r>
+      <w:proofErr w:type="spellEnd"/>
+      <w:r>
+        <w:rPr>
+          <w:rFonts w:ascii="Times New Roman" w:hAnsi="Times New Roman"/>
+          <w:color w:val="000000"/>
+          <w:sz w:val="24"/>
+          <w:szCs w:val="24"/>
+          <w:lang w:val="en-US"/>
+        </w:rPr>
+        <w:t xml:space="preserve"> </w:t>
+      </w:r>
+      <w:proofErr w:type="spellStart"/>
+      <w:r>
+        <w:rPr>
+          <w:rFonts w:ascii="Times New Roman" w:hAnsi="Times New Roman"/>
+          <w:color w:val="000000"/>
+          <w:sz w:val="24"/>
+          <w:szCs w:val="24"/>
+          <w:lang w:val="en-US"/>
+        </w:rPr>
+        <w:t>eksekusi</w:t>
+      </w:r>
+      <w:proofErr w:type="spellEnd"/>
+      <w:r>
+        <w:rPr>
+          <w:rFonts w:ascii="Times New Roman" w:hAnsi="Times New Roman"/>
+          <w:color w:val="000000"/>
+          <w:sz w:val="24"/>
+          <w:szCs w:val="24"/>
+          <w:lang w:val="en-US"/>
+        </w:rPr>
+        <w:t xml:space="preserve"> </w:t>
+      </w:r>
+      <w:proofErr w:type="spellStart"/>
+      <w:r>
+        <w:rPr>
+          <w:rFonts w:ascii="Times New Roman" w:hAnsi="Times New Roman"/>
+          <w:color w:val="000000"/>
+          <w:sz w:val="24"/>
+          <w:szCs w:val="24"/>
+          <w:lang w:val="en-US"/>
+        </w:rPr>
+        <w:t>terhadap</w:t>
+      </w:r>
+      <w:proofErr w:type="spellEnd"/>
+      <w:r>
+        <w:rPr>
+          <w:rFonts w:ascii="Times New Roman" w:hAnsi="Times New Roman"/>
+          <w:color w:val="000000"/>
+          <w:sz w:val="24"/>
+          <w:szCs w:val="24"/>
+          <w:lang w:val="en-US"/>
+        </w:rPr>
+        <w:t xml:space="preserve"> program-program </w:t>
+      </w:r>
+      <w:proofErr w:type="spellStart"/>
+      <w:r>
+        <w:rPr>
+          <w:rFonts w:ascii="Times New Roman" w:hAnsi="Times New Roman"/>
+          <w:color w:val="000000"/>
+          <w:sz w:val="24"/>
+          <w:szCs w:val="24"/>
+          <w:lang w:val="en-US"/>
+        </w:rPr>
+        <w:t>komputer</w:t>
+      </w:r>
+      <w:proofErr w:type="spellEnd"/>
+      <w:r>
+        <w:rPr>
+          <w:rFonts w:ascii="Times New Roman" w:hAnsi="Times New Roman"/>
+          <w:color w:val="000000"/>
+          <w:sz w:val="24"/>
+          <w:szCs w:val="24"/>
+          <w:lang w:val="en-US"/>
+        </w:rPr>
+        <w:t xml:space="preserve"> </w:t>
+      </w:r>
+      <w:proofErr w:type="spellStart"/>
+      <w:r>
+        <w:rPr>
+          <w:rFonts w:ascii="Times New Roman" w:hAnsi="Times New Roman"/>
+          <w:color w:val="000000"/>
+          <w:sz w:val="24"/>
+          <w:szCs w:val="24"/>
+          <w:lang w:val="en-US"/>
+        </w:rPr>
+        <w:lastRenderedPageBreak/>
+        <w:t>dengan</w:t>
+      </w:r>
+      <w:proofErr w:type="spellEnd"/>
+      <w:r>
+        <w:rPr>
+          <w:rFonts w:ascii="Times New Roman" w:hAnsi="Times New Roman"/>
+          <w:color w:val="000000"/>
+          <w:sz w:val="24"/>
+          <w:szCs w:val="24"/>
+          <w:lang w:val="en-US"/>
+        </w:rPr>
+        <w:t xml:space="preserve"> </w:t>
+      </w:r>
+      <w:proofErr w:type="spellStart"/>
+      <w:r>
+        <w:rPr>
+          <w:rFonts w:ascii="Times New Roman" w:hAnsi="Times New Roman"/>
+          <w:color w:val="000000"/>
+          <w:sz w:val="24"/>
+          <w:szCs w:val="24"/>
+          <w:lang w:val="en-US"/>
+        </w:rPr>
+        <w:t>menyediakan</w:t>
+      </w:r>
+      <w:proofErr w:type="spellEnd"/>
+      <w:r>
+        <w:rPr>
+          <w:rFonts w:ascii="Times New Roman" w:hAnsi="Times New Roman"/>
+          <w:color w:val="000000"/>
+          <w:sz w:val="24"/>
+          <w:szCs w:val="24"/>
+          <w:lang w:val="en-US"/>
+        </w:rPr>
+        <w:t xml:space="preserve"> </w:t>
+      </w:r>
+      <w:proofErr w:type="spellStart"/>
+      <w:r>
+        <w:rPr>
+          <w:rFonts w:ascii="Times New Roman" w:hAnsi="Times New Roman"/>
+          <w:color w:val="000000"/>
+          <w:sz w:val="24"/>
+          <w:szCs w:val="24"/>
+          <w:lang w:val="en-US"/>
+        </w:rPr>
+        <w:t>akses</w:t>
+      </w:r>
+      <w:proofErr w:type="spellEnd"/>
+      <w:r>
+        <w:rPr>
+          <w:rFonts w:ascii="Times New Roman" w:hAnsi="Times New Roman"/>
+          <w:color w:val="000000"/>
+          <w:sz w:val="24"/>
+          <w:szCs w:val="24"/>
+          <w:lang w:val="en-US"/>
+        </w:rPr>
+        <w:t xml:space="preserve"> yang </w:t>
+      </w:r>
+      <w:proofErr w:type="spellStart"/>
+      <w:r>
+        <w:rPr>
+          <w:rFonts w:ascii="Times New Roman" w:hAnsi="Times New Roman"/>
+          <w:color w:val="000000"/>
+          <w:sz w:val="24"/>
+          <w:szCs w:val="24"/>
+          <w:lang w:val="en-US"/>
+        </w:rPr>
+        <w:t>cepat</w:t>
+      </w:r>
+      <w:proofErr w:type="spellEnd"/>
+      <w:r>
+        <w:rPr>
+          <w:rFonts w:ascii="Times New Roman" w:hAnsi="Times New Roman"/>
+          <w:color w:val="000000"/>
+          <w:sz w:val="24"/>
+          <w:szCs w:val="24"/>
+          <w:lang w:val="en-US"/>
+        </w:rPr>
+        <w:t xml:space="preserve"> </w:t>
+      </w:r>
+      <w:proofErr w:type="spellStart"/>
+      <w:r>
+        <w:rPr>
+          <w:rFonts w:ascii="Times New Roman" w:hAnsi="Times New Roman"/>
+          <w:color w:val="000000"/>
+          <w:sz w:val="24"/>
+          <w:szCs w:val="24"/>
+          <w:lang w:val="en-US"/>
+        </w:rPr>
+        <w:t>terhadap</w:t>
+      </w:r>
+      <w:proofErr w:type="spellEnd"/>
+      <w:r>
+        <w:rPr>
+          <w:rFonts w:ascii="Times New Roman" w:hAnsi="Times New Roman"/>
+          <w:color w:val="000000"/>
+          <w:sz w:val="24"/>
+          <w:szCs w:val="24"/>
+          <w:lang w:val="en-US"/>
+        </w:rPr>
+        <w:t xml:space="preserve"> </w:t>
+      </w:r>
+      <w:proofErr w:type="spellStart"/>
+      <w:r>
+        <w:rPr>
+          <w:rFonts w:ascii="Times New Roman" w:hAnsi="Times New Roman"/>
+          <w:color w:val="000000"/>
+          <w:sz w:val="24"/>
+          <w:szCs w:val="24"/>
+          <w:lang w:val="en-US"/>
+        </w:rPr>
+        <w:t>nilai-nilai</w:t>
+      </w:r>
+      <w:proofErr w:type="spellEnd"/>
+      <w:r>
+        <w:rPr>
+          <w:rFonts w:ascii="Times New Roman" w:hAnsi="Times New Roman"/>
+          <w:color w:val="000000"/>
+          <w:sz w:val="24"/>
+          <w:szCs w:val="24"/>
+          <w:lang w:val="en-US"/>
+        </w:rPr>
+        <w:t xml:space="preserve"> yang </w:t>
+      </w:r>
+      <w:proofErr w:type="spellStart"/>
+      <w:r>
+        <w:rPr>
+          <w:rFonts w:ascii="Times New Roman" w:hAnsi="Times New Roman"/>
+          <w:color w:val="000000"/>
+          <w:sz w:val="24"/>
+          <w:szCs w:val="24"/>
+          <w:lang w:val="en-US"/>
+        </w:rPr>
+        <w:t>umum</w:t>
+      </w:r>
+      <w:proofErr w:type="spellEnd"/>
+      <w:r>
+        <w:rPr>
+          <w:rFonts w:ascii="Times New Roman" w:hAnsi="Times New Roman"/>
+          <w:color w:val="000000"/>
+          <w:sz w:val="24"/>
+          <w:szCs w:val="24"/>
+          <w:lang w:val="en-US"/>
+        </w:rPr>
+        <w:t xml:space="preserve"> </w:t>
+      </w:r>
+      <w:proofErr w:type="spellStart"/>
+      <w:r>
+        <w:rPr>
+          <w:rFonts w:ascii="Times New Roman" w:hAnsi="Times New Roman"/>
+          <w:color w:val="000000"/>
+          <w:sz w:val="24"/>
+          <w:szCs w:val="24"/>
+          <w:lang w:val="en-US"/>
+        </w:rPr>
+        <w:t>digunakan</w:t>
+      </w:r>
+      <w:proofErr w:type="spellEnd"/>
+      <w:r>
+        <w:rPr>
+          <w:rFonts w:ascii="Times New Roman" w:hAnsi="Times New Roman"/>
+          <w:color w:val="000000"/>
+          <w:sz w:val="24"/>
+          <w:szCs w:val="24"/>
+          <w:lang w:val="en-US"/>
+        </w:rPr>
+        <w:t>. Register u</w:t>
+      </w:r>
+      <w:proofErr w:type="spellStart"/>
+      <w:r>
+        <w:rPr>
+          <w:rFonts w:ascii="Times New Roman" w:hAnsi="Times New Roman"/>
+          <w:color w:val="000000"/>
+          <w:sz w:val="24"/>
+          <w:szCs w:val="24"/>
+          <w:lang w:val="en-US"/>
+        </w:rPr>
+        <w:t>mumnya</w:t>
+      </w:r>
+      <w:proofErr w:type="spellEnd"/>
+      <w:r>
+        <w:rPr>
+          <w:rFonts w:ascii="Times New Roman" w:hAnsi="Times New Roman"/>
+          <w:color w:val="000000"/>
+          <w:sz w:val="24"/>
+          <w:szCs w:val="24"/>
+          <w:lang w:val="en-US"/>
+        </w:rPr>
+        <w:t xml:space="preserve"> </w:t>
+      </w:r>
+      <w:proofErr w:type="spellStart"/>
+      <w:r>
+        <w:rPr>
+          <w:rFonts w:ascii="Times New Roman" w:hAnsi="Times New Roman"/>
+          <w:color w:val="000000"/>
+          <w:sz w:val="24"/>
+          <w:szCs w:val="24"/>
+          <w:lang w:val="en-US"/>
+        </w:rPr>
+        <w:t>diukur</w:t>
+      </w:r>
+      <w:proofErr w:type="spellEnd"/>
+      <w:r>
+        <w:rPr>
+          <w:rFonts w:ascii="Times New Roman" w:hAnsi="Times New Roman"/>
+          <w:color w:val="000000"/>
+          <w:sz w:val="24"/>
+          <w:szCs w:val="24"/>
+          <w:lang w:val="en-US"/>
+        </w:rPr>
+        <w:t xml:space="preserve"> </w:t>
+      </w:r>
+      <w:proofErr w:type="spellStart"/>
+      <w:r>
+        <w:rPr>
+          <w:rFonts w:ascii="Times New Roman" w:hAnsi="Times New Roman"/>
+          <w:color w:val="000000"/>
+          <w:sz w:val="24"/>
+          <w:szCs w:val="24"/>
+          <w:lang w:val="en-US"/>
+        </w:rPr>
+        <w:t>dengan</w:t>
+      </w:r>
+      <w:proofErr w:type="spellEnd"/>
+      <w:r>
+        <w:rPr>
+          <w:rFonts w:ascii="Times New Roman" w:hAnsi="Times New Roman"/>
+          <w:color w:val="000000"/>
+          <w:sz w:val="24"/>
+          <w:szCs w:val="24"/>
+          <w:lang w:val="en-US"/>
+        </w:rPr>
+        <w:t xml:space="preserve"> </w:t>
+      </w:r>
+      <w:proofErr w:type="spellStart"/>
+      <w:r>
+        <w:rPr>
+          <w:rFonts w:ascii="Times New Roman" w:hAnsi="Times New Roman"/>
+          <w:color w:val="000000"/>
+          <w:sz w:val="24"/>
+          <w:szCs w:val="24"/>
+          <w:lang w:val="en-US"/>
+        </w:rPr>
+        <w:t>satuan</w:t>
+      </w:r>
+      <w:proofErr w:type="spellEnd"/>
+      <w:r>
+        <w:rPr>
+          <w:rFonts w:ascii="Times New Roman" w:hAnsi="Times New Roman"/>
+          <w:color w:val="000000"/>
+          <w:sz w:val="24"/>
+          <w:szCs w:val="24"/>
+          <w:lang w:val="en-US"/>
+        </w:rPr>
+        <w:t xml:space="preserve"> bit yang </w:t>
+      </w:r>
+      <w:proofErr w:type="spellStart"/>
+      <w:r>
+        <w:rPr>
+          <w:rFonts w:ascii="Times New Roman" w:hAnsi="Times New Roman"/>
+          <w:color w:val="000000"/>
+          <w:sz w:val="24"/>
+          <w:szCs w:val="24"/>
+          <w:lang w:val="en-US"/>
+        </w:rPr>
+        <w:t>dapat</w:t>
+      </w:r>
+      <w:proofErr w:type="spellEnd"/>
+      <w:r>
+        <w:rPr>
+          <w:rFonts w:ascii="Times New Roman" w:hAnsi="Times New Roman"/>
+          <w:color w:val="000000"/>
+          <w:sz w:val="24"/>
+          <w:szCs w:val="24"/>
+          <w:lang w:val="en-US"/>
+        </w:rPr>
+        <w:t xml:space="preserve"> </w:t>
+      </w:r>
+      <w:proofErr w:type="spellStart"/>
+      <w:r>
+        <w:rPr>
+          <w:rFonts w:ascii="Times New Roman" w:hAnsi="Times New Roman"/>
+          <w:color w:val="000000"/>
+          <w:sz w:val="24"/>
+          <w:szCs w:val="24"/>
+          <w:lang w:val="en-US"/>
+        </w:rPr>
+        <w:t>ditampung</w:t>
+      </w:r>
+      <w:proofErr w:type="spellEnd"/>
+      <w:r>
+        <w:rPr>
+          <w:rFonts w:ascii="Times New Roman" w:hAnsi="Times New Roman"/>
+          <w:color w:val="000000"/>
+          <w:sz w:val="24"/>
+          <w:szCs w:val="24"/>
+          <w:lang w:val="en-US"/>
+        </w:rPr>
+        <w:t xml:space="preserve"> </w:t>
+      </w:r>
+      <w:proofErr w:type="spellStart"/>
+      <w:r>
+        <w:rPr>
+          <w:rFonts w:ascii="Times New Roman" w:hAnsi="Times New Roman"/>
+          <w:color w:val="000000"/>
+          <w:sz w:val="24"/>
+          <w:szCs w:val="24"/>
+          <w:lang w:val="en-US"/>
+        </w:rPr>
+        <w:t>olehnya</w:t>
+      </w:r>
+      <w:proofErr w:type="spellEnd"/>
+      <w:r>
+        <w:rPr>
+          <w:rFonts w:ascii="Times New Roman" w:hAnsi="Times New Roman"/>
+          <w:color w:val="000000"/>
+          <w:sz w:val="24"/>
+          <w:szCs w:val="24"/>
+          <w:lang w:val="en-US"/>
+        </w:rPr>
+        <w:t xml:space="preserve">, </w:t>
+      </w:r>
+      <w:proofErr w:type="spellStart"/>
+      <w:r>
+        <w:rPr>
+          <w:rFonts w:ascii="Times New Roman" w:hAnsi="Times New Roman"/>
+          <w:color w:val="000000"/>
+          <w:sz w:val="24"/>
+          <w:szCs w:val="24"/>
+          <w:lang w:val="en-US"/>
+        </w:rPr>
+        <w:t>seperti</w:t>
+      </w:r>
+      <w:proofErr w:type="spellEnd"/>
+      <w:r>
+        <w:rPr>
+          <w:rFonts w:ascii="Times New Roman" w:hAnsi="Times New Roman"/>
+          <w:color w:val="000000"/>
+          <w:sz w:val="24"/>
+          <w:szCs w:val="24"/>
+          <w:lang w:val="en-US"/>
+        </w:rPr>
+        <w:t xml:space="preserve"> "register 8-bit", "register 16-bit", "register 32-bit", </w:t>
+      </w:r>
+      <w:proofErr w:type="spellStart"/>
+      <w:r>
+        <w:rPr>
+          <w:rFonts w:ascii="Times New Roman" w:hAnsi="Times New Roman"/>
+          <w:color w:val="000000"/>
+          <w:sz w:val="24"/>
+          <w:szCs w:val="24"/>
+          <w:lang w:val="en-US"/>
+        </w:rPr>
+        <w:t>atau</w:t>
+      </w:r>
+      <w:proofErr w:type="spellEnd"/>
+      <w:r>
+        <w:rPr>
+          <w:rFonts w:ascii="Times New Roman" w:hAnsi="Times New Roman"/>
+          <w:color w:val="000000"/>
+          <w:sz w:val="24"/>
+          <w:szCs w:val="24"/>
+          <w:lang w:val="en-US"/>
+        </w:rPr>
+        <w:t xml:space="preserve"> "register 64-bit" dan lain-lain.</w:t>
+      </w:r>
+      <w:r>
+        <w:rPr>
+          <w:rFonts w:ascii="Times New Roman" w:hAnsi="Times New Roman"/>
+          <w:color w:val="000000"/>
+          <w:sz w:val="24"/>
+          <w:szCs w:val="24"/>
+          <w:lang w:val="en-US"/>
+        </w:rPr>
+        <w:fldChar w:fldCharType="begin" w:fldLock="1"/>
+      </w:r>
+      <w:r>
+        <w:rPr>
+          <w:rFonts w:ascii="Times New Roman" w:hAnsi="Times New Roman"/>
+          <w:color w:val="000000"/>
+          <w:sz w:val="24"/>
+          <w:szCs w:val="24"/>
+          <w:lang w:val="en-US"/>
+        </w:rPr>
+        <w:instrText>ADDIN CSL_CITATION {"citationItems":[{"id":"ITEM-1","itemData":{"author":[{"dropping-particle":"","family":"Wikipedia","given":"","non-dropping-particle":"","parse-names":false,"suffix":""}],"container-title":"Wikipedia, Ensiklopedia Bebas","id":"ITEM-1","issued":{"date-parts":[["2019"]]},"title":"Register prosesor","type":"entry-encyclopedia"},"uris":["http://www.mendeley.com/documents/?uuid=49550432-4a5b-4f0c-9b5f-9654909612d1"]}],"mendeley":{"formattedCitation":"[13]","plainTextFormattedCitation":"[13]","previouslyFormattedCitation":"[13]"},"properties":{"noteIndex":0},"schema":"https://github.com/citation-style-language/schema/raw/master/csl-citation.json"}</w:instrText>
+      </w:r>
+      <w:r>
+        <w:rPr>
+          <w:rFonts w:ascii="Times New Roman" w:hAnsi="Times New Roman"/>
+          <w:color w:val="000000"/>
+          <w:sz w:val="24"/>
+          <w:szCs w:val="24"/>
+          <w:lang w:val="en-US"/>
+        </w:rPr>
+        <w:fldChar w:fldCharType="separate"/>
+      </w:r>
+      <w:r>
+        <w:rPr>
+          <w:rFonts w:ascii="Times New Roman" w:hAnsi="Times New Roman"/>
+          <w:noProof/>
+          <w:color w:val="000000"/>
+          <w:sz w:val="24"/>
+          <w:szCs w:val="24"/>
+          <w:lang w:val="en-US"/>
+        </w:rPr>
+        <w:t>[13]</w:t>
+      </w:r>
+      <w:r>
+        <w:rPr>
+          <w:rFonts w:ascii="Times New Roman" w:hAnsi="Times New Roman"/>
+          <w:color w:val="000000"/>
+          <w:sz w:val="24"/>
+          <w:szCs w:val="24"/>
+          <w:lang w:val="en-US"/>
+        </w:rPr>
+        <w:fldChar w:fldCharType="end"/>
+      </w:r>
+    </w:p>
+    <w:p>
+      <w:pPr>
+        <w:pStyle w:val="ListParagraph"/>
+        <w:widowControl w:val="0"/>
+        <w:numPr>
+          <w:ilvl w:val="2"/>
+          <w:numId w:val="10"/>
+        </w:numPr>
+        <w:tabs>
+          <w:tab w:val="left" w:leader="dot" w:pos="8222"/>
+          <w:tab w:val="right" w:pos="8788"/>
+        </w:tabs>
+        <w:autoSpaceDE w:val="0"/>
+        <w:autoSpaceDN w:val="0"/>
+        <w:adjustRightInd w:val="0"/>
+        <w:spacing w:after="0" w:line="360" w:lineRule="auto"/>
+        <w:ind w:left="1134" w:hanging="567"/>
+        <w:jc w:val="both"/>
+        <w:rPr>
+          <w:rFonts w:ascii="Times New Roman" w:hAnsi="Times New Roman"/>
           <w:b/>
           <w:bCs/>
           <w:color w:val="000000"/>
@@ -42406,15 +43231,127 @@
           <w:lang w:val="en-US"/>
         </w:rPr>
       </w:pPr>
-      <w:r>
-        <w:rPr>
-          <w:rFonts w:ascii="Times New Roman" w:hAnsi="Times New Roman"/>
-          <w:color w:val="000000"/>
-          <w:sz w:val="24"/>
-          <w:szCs w:val="24"/>
-          <w:lang w:val="en-US"/>
-        </w:rPr>
-        <w:t xml:space="preserve">Register </w:t>
+      <w:proofErr w:type="spellStart"/>
+      <w:r>
+        <w:rPr>
+          <w:rFonts w:ascii="Times New Roman" w:hAnsi="Times New Roman"/>
+          <w:b/>
+          <w:bCs/>
+          <w:color w:val="000000"/>
+          <w:sz w:val="24"/>
+          <w:szCs w:val="24"/>
+          <w:lang w:val="en-US"/>
+        </w:rPr>
+        <w:t>P</w:t>
+      </w:r>
+      <w:r>
+        <w:rPr>
+          <w:rFonts w:ascii="Times New Roman" w:hAnsi="Times New Roman"/>
+          <w:b/>
+          <w:bCs/>
+          <w:color w:val="000000"/>
+          <w:sz w:val="24"/>
+          <w:szCs w:val="24"/>
+          <w:lang w:val="en-US"/>
+        </w:rPr>
+        <w:t>r</w:t>
+      </w:r>
+      <w:r>
+        <w:rPr>
+          <w:rFonts w:ascii="Times New Roman" w:hAnsi="Times New Roman"/>
+          <w:b/>
+          <w:bCs/>
+          <w:color w:val="000000"/>
+          <w:sz w:val="24"/>
+          <w:szCs w:val="24"/>
+          <w:lang w:val="en-US"/>
+        </w:rPr>
+        <w:t>osesor</w:t>
+      </w:r>
+      <w:proofErr w:type="spellEnd"/>
+      <w:r>
+        <w:rPr>
+          <w:rFonts w:ascii="Times New Roman" w:hAnsi="Times New Roman"/>
+          <w:b/>
+          <w:bCs/>
+          <w:color w:val="000000"/>
+          <w:sz w:val="24"/>
+          <w:szCs w:val="24"/>
+          <w:lang w:val="en-US"/>
+        </w:rPr>
+        <w:t xml:space="preserve"> </w:t>
+      </w:r>
+      <w:proofErr w:type="spellStart"/>
+      <w:r>
+        <w:rPr>
+          <w:rFonts w:ascii="Times New Roman" w:hAnsi="Times New Roman"/>
+          <w:b/>
+          <w:bCs/>
+          <w:color w:val="000000"/>
+          <w:sz w:val="24"/>
+          <w:szCs w:val="24"/>
+          <w:lang w:val="en-US"/>
+        </w:rPr>
+        <w:t>Xtensa</w:t>
+      </w:r>
+      <w:proofErr w:type="spellEnd"/>
+      <w:r>
+        <w:rPr>
+          <w:rFonts w:ascii="Times New Roman" w:hAnsi="Times New Roman"/>
+          <w:b/>
+          <w:bCs/>
+          <w:color w:val="000000"/>
+          <w:sz w:val="24"/>
+          <w:szCs w:val="24"/>
+          <w:lang w:val="en-US"/>
+        </w:rPr>
+        <w:t xml:space="preserve"> LX6</w:t>
+      </w:r>
+    </w:p>
+    <w:p>
+      <w:pPr>
+        <w:pStyle w:val="ListParagraph"/>
+        <w:widowControl w:val="0"/>
+        <w:tabs>
+          <w:tab w:val="left" w:leader="dot" w:pos="8222"/>
+          <w:tab w:val="right" w:pos="8788"/>
+        </w:tabs>
+        <w:autoSpaceDE w:val="0"/>
+        <w:autoSpaceDN w:val="0"/>
+        <w:adjustRightInd w:val="0"/>
+        <w:spacing w:after="240" w:line="360" w:lineRule="auto"/>
+        <w:ind w:left="567" w:firstLine="567"/>
+        <w:contextualSpacing w:val="0"/>
+        <w:jc w:val="both"/>
+        <w:rPr>
+          <w:rFonts w:ascii="Times New Roman" w:hAnsi="Times New Roman"/>
+          <w:color w:val="000000"/>
+          <w:sz w:val="24"/>
+          <w:szCs w:val="24"/>
+          <w:lang w:val="en-US"/>
+        </w:rPr>
+      </w:pPr>
+      <w:proofErr w:type="spellStart"/>
+      <w:r>
+        <w:rPr>
+          <w:rFonts w:ascii="Times New Roman" w:hAnsi="Times New Roman"/>
+          <w:color w:val="000000"/>
+          <w:sz w:val="24"/>
+          <w:szCs w:val="24"/>
+          <w:lang w:val="en-US"/>
+        </w:rPr>
+        <w:t>Xtensa</w:t>
+      </w:r>
+      <w:proofErr w:type="spellEnd"/>
+      <w:r>
+        <w:rPr>
+          <w:rFonts w:ascii="Times New Roman" w:hAnsi="Times New Roman"/>
+          <w:color w:val="000000"/>
+          <w:sz w:val="24"/>
+          <w:szCs w:val="24"/>
+          <w:lang w:val="en-US"/>
+        </w:rPr>
+        <w:t xml:space="preserve"> LX6 </w:t>
       </w:r>
       <w:proofErr w:type="spellStart"/>
       <w:r>
@@ -42447,51 +43384,7 @@
           <w:szCs w:val="24"/>
           <w:lang w:val="en-US"/>
         </w:rPr>
-        <w:t>memori</w:t>
-      </w:r>
-      <w:proofErr w:type="spellEnd"/>
-      <w:r>
-        <w:rPr>
-          <w:rFonts w:ascii="Times New Roman" w:hAnsi="Times New Roman"/>
-          <w:color w:val="000000"/>
-          <w:sz w:val="24"/>
-          <w:szCs w:val="24"/>
-          <w:lang w:val="en-US"/>
-        </w:rPr>
-        <w:t xml:space="preserve"> </w:t>
-      </w:r>
-      <w:proofErr w:type="spellStart"/>
-      <w:r>
-        <w:rPr>
-          <w:rFonts w:ascii="Times New Roman" w:hAnsi="Times New Roman"/>
-          <w:color w:val="000000"/>
-          <w:sz w:val="24"/>
-          <w:szCs w:val="24"/>
-          <w:lang w:val="en-US"/>
-        </w:rPr>
-        <w:t>berkapasitas</w:t>
-      </w:r>
-      <w:proofErr w:type="spellEnd"/>
-      <w:r>
-        <w:rPr>
-          <w:rFonts w:ascii="Times New Roman" w:hAnsi="Times New Roman"/>
-          <w:color w:val="000000"/>
-          <w:sz w:val="24"/>
-          <w:szCs w:val="24"/>
-          <w:lang w:val="en-US"/>
-        </w:rPr>
-        <w:t xml:space="preserve"> </w:t>
-      </w:r>
-      <w:proofErr w:type="spellStart"/>
-      <w:r>
-        <w:rPr>
-          <w:rFonts w:ascii="Times New Roman" w:hAnsi="Times New Roman"/>
-          <w:color w:val="000000"/>
-          <w:sz w:val="24"/>
-          <w:szCs w:val="24"/>
-          <w:lang w:val="en-US"/>
-        </w:rPr>
-        <w:t>kecil</w:t>
+        <w:t>mikroprosesor</w:t>
       </w:r>
       <w:proofErr w:type="spellEnd"/>
       <w:r>
@@ -42513,9 +43406,249 @@
           <w:szCs w:val="24"/>
           <w:lang w:val="en-US"/>
         </w:rPr>
-        <w:t>bekerja</w:t>
-      </w:r>
-      <w:proofErr w:type="spellEnd"/>
+        <w:t>dikeluarkan</w:t>
+      </w:r>
+      <w:proofErr w:type="spellEnd"/>
+      <w:r>
+        <w:rPr>
+          <w:rFonts w:ascii="Times New Roman" w:hAnsi="Times New Roman"/>
+          <w:color w:val="000000"/>
+          <w:sz w:val="24"/>
+          <w:szCs w:val="24"/>
+          <w:lang w:val="en-US"/>
+        </w:rPr>
+        <w:t xml:space="preserve"> oleh </w:t>
+      </w:r>
+      <w:proofErr w:type="spellStart"/>
+      <w:r>
+        <w:rPr>
+          <w:rFonts w:ascii="Times New Roman" w:hAnsi="Times New Roman"/>
+          <w:color w:val="000000"/>
+          <w:sz w:val="24"/>
+          <w:szCs w:val="24"/>
+          <w:lang w:val="en-US"/>
+        </w:rPr>
+        <w:t>Tensilica</w:t>
+      </w:r>
+      <w:proofErr w:type="spellEnd"/>
+      <w:r>
+        <w:rPr>
+          <w:rFonts w:ascii="Times New Roman" w:hAnsi="Times New Roman"/>
+          <w:color w:val="000000"/>
+          <w:sz w:val="24"/>
+          <w:szCs w:val="24"/>
+          <w:lang w:val="en-US"/>
+        </w:rPr>
+        <w:t xml:space="preserve"> yang </w:t>
+      </w:r>
+      <w:proofErr w:type="spellStart"/>
+      <w:r>
+        <w:rPr>
+          <w:rFonts w:ascii="Times New Roman" w:hAnsi="Times New Roman"/>
+          <w:color w:val="000000"/>
+          <w:sz w:val="24"/>
+          <w:szCs w:val="24"/>
+          <w:lang w:val="en-US"/>
+        </w:rPr>
+        <w:t>sekarang</w:t>
+      </w:r>
+      <w:proofErr w:type="spellEnd"/>
+      <w:r>
+        <w:rPr>
+          <w:rFonts w:ascii="Times New Roman" w:hAnsi="Times New Roman"/>
+          <w:color w:val="000000"/>
+          <w:sz w:val="24"/>
+          <w:szCs w:val="24"/>
+          <w:lang w:val="en-US"/>
+        </w:rPr>
+        <w:t xml:space="preserve"> </w:t>
+      </w:r>
+      <w:proofErr w:type="spellStart"/>
+      <w:r>
+        <w:rPr>
+          <w:rFonts w:ascii="Times New Roman" w:hAnsi="Times New Roman"/>
+          <w:color w:val="000000"/>
+          <w:sz w:val="24"/>
+          <w:szCs w:val="24"/>
+          <w:lang w:val="en-US"/>
+        </w:rPr>
+        <w:t>telah</w:t>
+      </w:r>
+      <w:proofErr w:type="spellEnd"/>
+      <w:r>
+        <w:rPr>
+          <w:rFonts w:ascii="Times New Roman" w:hAnsi="Times New Roman"/>
+          <w:color w:val="000000"/>
+          <w:sz w:val="24"/>
+          <w:szCs w:val="24"/>
+          <w:lang w:val="en-US"/>
+        </w:rPr>
+        <w:t xml:space="preserve"> </w:t>
+      </w:r>
+      <w:proofErr w:type="spellStart"/>
+      <w:r>
+        <w:rPr>
+          <w:rFonts w:ascii="Times New Roman" w:hAnsi="Times New Roman"/>
+          <w:color w:val="000000"/>
+          <w:sz w:val="24"/>
+          <w:szCs w:val="24"/>
+          <w:lang w:val="en-US"/>
+        </w:rPr>
+        <w:t>diakuisisi</w:t>
+      </w:r>
+      <w:proofErr w:type="spellEnd"/>
+      <w:r>
+        <w:rPr>
+          <w:rFonts w:ascii="Times New Roman" w:hAnsi="Times New Roman"/>
+          <w:color w:val="000000"/>
+          <w:sz w:val="24"/>
+          <w:szCs w:val="24"/>
+          <w:lang w:val="en-US"/>
+        </w:rPr>
+        <w:t xml:space="preserve"> oleh </w:t>
+      </w:r>
+      <w:proofErr w:type="spellStart"/>
+      <w:r>
+        <w:rPr>
+          <w:rFonts w:ascii="Times New Roman" w:hAnsi="Times New Roman"/>
+          <w:color w:val="000000"/>
+          <w:sz w:val="24"/>
+          <w:szCs w:val="24"/>
+          <w:lang w:val="en-US"/>
+        </w:rPr>
+        <w:t>perusahaan</w:t>
+      </w:r>
+      <w:proofErr w:type="spellEnd"/>
+      <w:r>
+        <w:rPr>
+          <w:rFonts w:ascii="Times New Roman" w:hAnsi="Times New Roman"/>
+          <w:color w:val="000000"/>
+          <w:sz w:val="24"/>
+          <w:szCs w:val="24"/>
+          <w:lang w:val="en-US"/>
+        </w:rPr>
+        <w:t xml:space="preserve"> </w:t>
+      </w:r>
+      <w:r>
+        <w:rPr>
+          <w:rFonts w:ascii="Times New Roman" w:hAnsi="Times New Roman"/>
+          <w:color w:val="000000"/>
+          <w:sz w:val="24"/>
+          <w:szCs w:val="24"/>
+          <w:lang w:val="en-US"/>
+        </w:rPr>
+        <w:t xml:space="preserve">Cadence </w:t>
+      </w:r>
+      <w:r>
+        <w:rPr>
+          <w:rFonts w:ascii="Times New Roman" w:hAnsi="Times New Roman"/>
+          <w:color w:val="000000"/>
+          <w:sz w:val="24"/>
+          <w:szCs w:val="24"/>
+          <w:lang w:val="en-US"/>
+        </w:rPr>
+        <w:t xml:space="preserve">yang </w:t>
+      </w:r>
+      <w:proofErr w:type="spellStart"/>
+      <w:r>
+        <w:rPr>
+          <w:rFonts w:ascii="Times New Roman" w:hAnsi="Times New Roman"/>
+          <w:color w:val="000000"/>
+          <w:sz w:val="24"/>
+          <w:szCs w:val="24"/>
+          <w:lang w:val="en-US"/>
+        </w:rPr>
+        <w:t>memberikan</w:t>
+      </w:r>
+      <w:proofErr w:type="spellEnd"/>
+      <w:r>
+        <w:rPr>
+          <w:rFonts w:ascii="Times New Roman" w:hAnsi="Times New Roman"/>
+          <w:color w:val="000000"/>
+          <w:sz w:val="24"/>
+          <w:szCs w:val="24"/>
+          <w:lang w:val="en-US"/>
+        </w:rPr>
+        <w:t xml:space="preserve"> </w:t>
+      </w:r>
+      <w:proofErr w:type="spellStart"/>
+      <w:r>
+        <w:rPr>
+          <w:rFonts w:ascii="Times New Roman" w:hAnsi="Times New Roman"/>
+          <w:color w:val="000000"/>
+          <w:sz w:val="24"/>
+          <w:szCs w:val="24"/>
+          <w:lang w:val="en-US"/>
+        </w:rPr>
+        <w:t>rancang</w:t>
+      </w:r>
+      <w:r>
+        <w:rPr>
+          <w:rFonts w:ascii="Times New Roman" w:hAnsi="Times New Roman"/>
+          <w:color w:val="000000"/>
+          <w:sz w:val="24"/>
+          <w:szCs w:val="24"/>
+          <w:lang w:val="en-US"/>
+        </w:rPr>
+        <w:t>an</w:t>
+      </w:r>
+      <w:proofErr w:type="spellEnd"/>
+      <w:r>
+        <w:rPr>
+          <w:rFonts w:ascii="Times New Roman" w:hAnsi="Times New Roman"/>
+          <w:color w:val="000000"/>
+          <w:sz w:val="24"/>
+          <w:szCs w:val="24"/>
+          <w:lang w:val="en-US"/>
+        </w:rPr>
+        <w:t xml:space="preserve"> </w:t>
+      </w:r>
+      <w:r>
+        <w:rPr>
+          <w:rFonts w:ascii="Times New Roman" w:hAnsi="Times New Roman"/>
+          <w:color w:val="000000"/>
+          <w:sz w:val="24"/>
+          <w:szCs w:val="24"/>
+          <w:lang w:val="en-US"/>
+        </w:rPr>
+        <w:t>pada SoC (</w:t>
+      </w:r>
+      <w:proofErr w:type="spellStart"/>
+      <w:r>
+        <w:rPr>
+          <w:rFonts w:ascii="Times New Roman" w:hAnsi="Times New Roman"/>
+          <w:i/>
+          <w:iCs/>
+          <w:color w:val="000000"/>
+          <w:sz w:val="24"/>
+          <w:szCs w:val="24"/>
+          <w:lang w:val="en-US"/>
+        </w:rPr>
+        <w:t>sistem</w:t>
+      </w:r>
+      <w:proofErr w:type="spellEnd"/>
+      <w:r>
+        <w:rPr>
+          <w:rFonts w:ascii="Times New Roman" w:hAnsi="Times New Roman"/>
+          <w:i/>
+          <w:iCs/>
+          <w:color w:val="000000"/>
+          <w:sz w:val="24"/>
+          <w:szCs w:val="24"/>
+          <w:lang w:val="en-US"/>
+        </w:rPr>
+        <w:t>-on-chip</w:t>
+      </w:r>
+      <w:r>
+        <w:rPr>
+          <w:rFonts w:ascii="Times New Roman" w:hAnsi="Times New Roman"/>
+          <w:color w:val="000000"/>
+          <w:sz w:val="24"/>
+          <w:szCs w:val="24"/>
+          <w:lang w:val="en-US"/>
+        </w:rPr>
+        <w:t>)</w:t>
+      </w:r>
       <w:r>
         <w:rPr>
           <w:rFonts w:ascii="Times New Roman" w:hAnsi="Times New Roman"/>
@@ -42546,62 +43679,84 @@
           <w:szCs w:val="24"/>
           <w:lang w:val="en-US"/>
         </w:rPr>
-        <w:t xml:space="preserve"> </w:t>
-      </w:r>
-      <w:proofErr w:type="spellStart"/>
-      <w:r>
-        <w:rPr>
-          <w:rFonts w:ascii="Times New Roman" w:hAnsi="Times New Roman"/>
-          <w:color w:val="000000"/>
-          <w:sz w:val="24"/>
-          <w:szCs w:val="24"/>
-          <w:lang w:val="en-US"/>
-        </w:rPr>
-        <w:t>kecepatan</w:t>
-      </w:r>
-      <w:proofErr w:type="spellEnd"/>
-      <w:r>
-        <w:rPr>
-          <w:rFonts w:ascii="Times New Roman" w:hAnsi="Times New Roman"/>
-          <w:color w:val="000000"/>
-          <w:sz w:val="24"/>
-          <w:szCs w:val="24"/>
-          <w:lang w:val="en-US"/>
-        </w:rPr>
-        <w:t xml:space="preserve"> </w:t>
-      </w:r>
-      <w:proofErr w:type="spellStart"/>
-      <w:r>
-        <w:rPr>
-          <w:rFonts w:ascii="Times New Roman" w:hAnsi="Times New Roman"/>
-          <w:color w:val="000000"/>
-          <w:sz w:val="24"/>
-          <w:szCs w:val="24"/>
-          <w:lang w:val="en-US"/>
-        </w:rPr>
-        <w:t>sangat</w:t>
-      </w:r>
-      <w:proofErr w:type="spellEnd"/>
-      <w:r>
-        <w:rPr>
-          <w:rFonts w:ascii="Times New Roman" w:hAnsi="Times New Roman"/>
-          <w:color w:val="000000"/>
-          <w:sz w:val="24"/>
-          <w:szCs w:val="24"/>
-          <w:lang w:val="en-US"/>
-        </w:rPr>
-        <w:t xml:space="preserve"> </w:t>
-      </w:r>
-      <w:proofErr w:type="spellStart"/>
-      <w:r>
-        <w:rPr>
-          <w:rFonts w:ascii="Times New Roman" w:hAnsi="Times New Roman"/>
-          <w:color w:val="000000"/>
-          <w:sz w:val="24"/>
-          <w:szCs w:val="24"/>
-          <w:lang w:val="en-US"/>
-        </w:rPr>
-        <w:t>tinggi</w:t>
+        <w:t xml:space="preserve"> inti </w:t>
+      </w:r>
+      <w:proofErr w:type="spellStart"/>
+      <w:r>
+        <w:rPr>
+          <w:rFonts w:ascii="Times New Roman" w:hAnsi="Times New Roman"/>
+          <w:color w:val="000000"/>
+          <w:sz w:val="24"/>
+          <w:szCs w:val="24"/>
+          <w:lang w:val="en-US"/>
+        </w:rPr>
+        <w:t>prosesor</w:t>
+      </w:r>
+      <w:proofErr w:type="spellEnd"/>
+      <w:r>
+        <w:rPr>
+          <w:rFonts w:ascii="Times New Roman" w:hAnsi="Times New Roman"/>
+          <w:color w:val="000000"/>
+          <w:sz w:val="24"/>
+          <w:szCs w:val="24"/>
+          <w:lang w:val="en-US"/>
+        </w:rPr>
+        <w:t xml:space="preserve"> </w:t>
+      </w:r>
+      <w:proofErr w:type="spellStart"/>
+      <w:r>
+        <w:rPr>
+          <w:rFonts w:ascii="Times New Roman" w:hAnsi="Times New Roman"/>
+          <w:color w:val="000000"/>
+          <w:sz w:val="24"/>
+          <w:szCs w:val="24"/>
+          <w:lang w:val="en-US"/>
+        </w:rPr>
+        <w:t>pertama</w:t>
+      </w:r>
+      <w:proofErr w:type="spellEnd"/>
+      <w:r>
+        <w:rPr>
+          <w:rFonts w:ascii="Times New Roman" w:hAnsi="Times New Roman"/>
+          <w:color w:val="000000"/>
+          <w:sz w:val="24"/>
+          <w:szCs w:val="24"/>
+          <w:lang w:val="en-US"/>
+        </w:rPr>
+        <w:t xml:space="preserve"> dan </w:t>
+      </w:r>
+      <w:proofErr w:type="spellStart"/>
+      <w:r>
+        <w:rPr>
+          <w:rFonts w:ascii="Times New Roman" w:hAnsi="Times New Roman"/>
+          <w:color w:val="000000"/>
+          <w:sz w:val="24"/>
+          <w:szCs w:val="24"/>
+          <w:lang w:val="en-US"/>
+        </w:rPr>
+        <w:t>satu-satunya</w:t>
+      </w:r>
+      <w:proofErr w:type="spellEnd"/>
+      <w:r>
+        <w:rPr>
+          <w:rFonts w:ascii="Times New Roman" w:hAnsi="Times New Roman"/>
+          <w:color w:val="000000"/>
+          <w:sz w:val="24"/>
+          <w:szCs w:val="24"/>
+          <w:lang w:val="en-US"/>
+        </w:rPr>
+        <w:t xml:space="preserve"> </w:t>
+      </w:r>
+      <w:proofErr w:type="spellStart"/>
+      <w:r>
+        <w:rPr>
+          <w:rFonts w:ascii="Times New Roman" w:hAnsi="Times New Roman"/>
+          <w:color w:val="000000"/>
+          <w:sz w:val="24"/>
+          <w:szCs w:val="24"/>
+          <w:lang w:val="en-US"/>
+        </w:rPr>
+        <w:t>didunia</w:t>
       </w:r>
       <w:proofErr w:type="spellEnd"/>
       <w:r>
@@ -42623,7 +43778,457 @@
           <w:szCs w:val="24"/>
           <w:lang w:val="en-US"/>
         </w:rPr>
-        <w:t>digunakan</w:t>
+        <w:t>dapat</w:t>
+      </w:r>
+      <w:proofErr w:type="spellEnd"/>
+      <w:r>
+        <w:rPr>
+          <w:rFonts w:ascii="Times New Roman" w:hAnsi="Times New Roman"/>
+          <w:color w:val="000000"/>
+          <w:sz w:val="24"/>
+          <w:szCs w:val="24"/>
+          <w:lang w:val="en-US"/>
+        </w:rPr>
+        <w:t xml:space="preserve"> </w:t>
+      </w:r>
+      <w:proofErr w:type="spellStart"/>
+      <w:r>
+        <w:rPr>
+          <w:rFonts w:ascii="Times New Roman" w:hAnsi="Times New Roman"/>
+          <w:color w:val="000000"/>
+          <w:sz w:val="24"/>
+          <w:szCs w:val="24"/>
+          <w:lang w:val="en-US"/>
+        </w:rPr>
+        <w:t>dikonfigurasi</w:t>
+      </w:r>
+      <w:proofErr w:type="spellEnd"/>
+      <w:r>
+        <w:rPr>
+          <w:rFonts w:ascii="Times New Roman" w:hAnsi="Times New Roman"/>
+          <w:color w:val="000000"/>
+          <w:sz w:val="24"/>
+          <w:szCs w:val="24"/>
+          <w:lang w:val="en-US"/>
+        </w:rPr>
+        <w:t>,</w:t>
+      </w:r>
+      <w:r>
+        <w:rPr>
+          <w:rFonts w:ascii="Times New Roman" w:hAnsi="Times New Roman"/>
+          <w:color w:val="000000"/>
+          <w:sz w:val="24"/>
+          <w:szCs w:val="24"/>
+          <w:lang w:val="en-US"/>
+        </w:rPr>
+        <w:t xml:space="preserve"> </w:t>
+      </w:r>
+      <w:proofErr w:type="spellStart"/>
+      <w:r>
+        <w:rPr>
+          <w:rFonts w:ascii="Times New Roman" w:hAnsi="Times New Roman"/>
+          <w:color w:val="000000"/>
+          <w:sz w:val="24"/>
+          <w:szCs w:val="24"/>
+          <w:lang w:val="en-US"/>
+        </w:rPr>
+        <w:t>dikembangkan</w:t>
+      </w:r>
+      <w:proofErr w:type="spellEnd"/>
+      <w:r>
+        <w:rPr>
+          <w:rFonts w:ascii="Times New Roman" w:hAnsi="Times New Roman"/>
+          <w:color w:val="000000"/>
+          <w:sz w:val="24"/>
+          <w:szCs w:val="24"/>
+          <w:lang w:val="en-US"/>
+        </w:rPr>
+        <w:t xml:space="preserve"> dan </w:t>
+      </w:r>
+      <w:proofErr w:type="spellStart"/>
+      <w:r>
+        <w:rPr>
+          <w:rFonts w:ascii="Times New Roman" w:hAnsi="Times New Roman"/>
+          <w:color w:val="000000"/>
+          <w:sz w:val="24"/>
+          <w:szCs w:val="24"/>
+          <w:lang w:val="en-US"/>
+        </w:rPr>
+        <w:t>didukung</w:t>
+      </w:r>
+      <w:proofErr w:type="spellEnd"/>
+      <w:r>
+        <w:rPr>
+          <w:rFonts w:ascii="Times New Roman" w:hAnsi="Times New Roman"/>
+          <w:color w:val="000000"/>
+          <w:sz w:val="24"/>
+          <w:szCs w:val="24"/>
+          <w:lang w:val="en-US"/>
+        </w:rPr>
+        <w:t xml:space="preserve"> </w:t>
+      </w:r>
+      <w:proofErr w:type="spellStart"/>
+      <w:r>
+        <w:rPr>
+          <w:rFonts w:ascii="Times New Roman" w:hAnsi="Times New Roman"/>
+          <w:color w:val="000000"/>
+          <w:sz w:val="24"/>
+          <w:szCs w:val="24"/>
+          <w:lang w:val="en-US"/>
+        </w:rPr>
+        <w:t>penuh</w:t>
+      </w:r>
+      <w:proofErr w:type="spellEnd"/>
+      <w:r>
+        <w:rPr>
+          <w:rFonts w:ascii="Times New Roman" w:hAnsi="Times New Roman"/>
+          <w:color w:val="000000"/>
+          <w:sz w:val="24"/>
+          <w:szCs w:val="24"/>
+          <w:lang w:val="en-US"/>
+        </w:rPr>
+        <w:t xml:space="preserve"> oleh </w:t>
+      </w:r>
+      <w:proofErr w:type="spellStart"/>
+      <w:r>
+        <w:rPr>
+          <w:rFonts w:ascii="Times New Roman" w:hAnsi="Times New Roman"/>
+          <w:color w:val="000000"/>
+          <w:sz w:val="24"/>
+          <w:szCs w:val="24"/>
+          <w:lang w:val="en-US"/>
+        </w:rPr>
+        <w:t>generasi</w:t>
+      </w:r>
+      <w:proofErr w:type="spellEnd"/>
+      <w:r>
+        <w:rPr>
+          <w:rFonts w:ascii="Times New Roman" w:hAnsi="Times New Roman"/>
+          <w:color w:val="000000"/>
+          <w:sz w:val="24"/>
+          <w:szCs w:val="24"/>
+          <w:lang w:val="en-US"/>
+        </w:rPr>
+        <w:t xml:space="preserve"> </w:t>
+      </w:r>
+      <w:proofErr w:type="spellStart"/>
+      <w:r>
+        <w:rPr>
+          <w:rFonts w:ascii="Times New Roman" w:hAnsi="Times New Roman"/>
+          <w:color w:val="000000"/>
+          <w:sz w:val="24"/>
+          <w:szCs w:val="24"/>
+          <w:lang w:val="en-US"/>
+        </w:rPr>
+        <w:t>pembuatan</w:t>
+      </w:r>
+      <w:proofErr w:type="spellEnd"/>
+      <w:r>
+        <w:rPr>
+          <w:rFonts w:ascii="Times New Roman" w:hAnsi="Times New Roman"/>
+          <w:color w:val="000000"/>
+          <w:sz w:val="24"/>
+          <w:szCs w:val="24"/>
+          <w:lang w:val="en-US"/>
+        </w:rPr>
+        <w:t xml:space="preserve"> </w:t>
+      </w:r>
+      <w:proofErr w:type="spellStart"/>
+      <w:r>
+        <w:rPr>
+          <w:rFonts w:ascii="Times New Roman" w:hAnsi="Times New Roman"/>
+          <w:color w:val="000000"/>
+          <w:sz w:val="24"/>
+          <w:szCs w:val="24"/>
+          <w:lang w:val="en-US"/>
+        </w:rPr>
+        <w:t>perangkat</w:t>
+      </w:r>
+      <w:proofErr w:type="spellEnd"/>
+      <w:r>
+        <w:rPr>
+          <w:rFonts w:ascii="Times New Roman" w:hAnsi="Times New Roman"/>
+          <w:color w:val="000000"/>
+          <w:sz w:val="24"/>
+          <w:szCs w:val="24"/>
+          <w:lang w:val="en-US"/>
+        </w:rPr>
+        <w:t xml:space="preserve"> </w:t>
+      </w:r>
+      <w:proofErr w:type="spellStart"/>
+      <w:r>
+        <w:rPr>
+          <w:rFonts w:ascii="Times New Roman" w:hAnsi="Times New Roman"/>
+          <w:color w:val="000000"/>
+          <w:sz w:val="24"/>
+          <w:szCs w:val="24"/>
+          <w:lang w:val="en-US"/>
+        </w:rPr>
+        <w:t>keras</w:t>
+      </w:r>
+      <w:proofErr w:type="spellEnd"/>
+      <w:r>
+        <w:rPr>
+          <w:rFonts w:ascii="Times New Roman" w:hAnsi="Times New Roman"/>
+          <w:color w:val="000000"/>
+          <w:sz w:val="24"/>
+          <w:szCs w:val="24"/>
+          <w:lang w:val="en-US"/>
+        </w:rPr>
+        <w:t xml:space="preserve"> dan </w:t>
+      </w:r>
+      <w:proofErr w:type="spellStart"/>
+      <w:r>
+        <w:rPr>
+          <w:rFonts w:ascii="Times New Roman" w:hAnsi="Times New Roman"/>
+          <w:color w:val="000000"/>
+          <w:sz w:val="24"/>
+          <w:szCs w:val="24"/>
+          <w:lang w:val="en-US"/>
+        </w:rPr>
+        <w:t>perangkat</w:t>
+      </w:r>
+      <w:proofErr w:type="spellEnd"/>
+      <w:r>
+        <w:rPr>
+          <w:rFonts w:ascii="Times New Roman" w:hAnsi="Times New Roman"/>
+          <w:color w:val="000000"/>
+          <w:sz w:val="24"/>
+          <w:szCs w:val="24"/>
+          <w:lang w:val="en-US"/>
+        </w:rPr>
+        <w:t xml:space="preserve"> </w:t>
+      </w:r>
+      <w:proofErr w:type="spellStart"/>
+      <w:r>
+        <w:rPr>
+          <w:rFonts w:ascii="Times New Roman" w:hAnsi="Times New Roman"/>
+          <w:color w:val="000000"/>
+          <w:sz w:val="24"/>
+          <w:szCs w:val="24"/>
+          <w:lang w:val="en-US"/>
+        </w:rPr>
+        <w:t>lunak</w:t>
+      </w:r>
+      <w:proofErr w:type="spellEnd"/>
+      <w:r>
+        <w:rPr>
+          <w:rFonts w:ascii="Times New Roman" w:hAnsi="Times New Roman"/>
+          <w:color w:val="000000"/>
+          <w:sz w:val="24"/>
+          <w:szCs w:val="24"/>
+          <w:lang w:val="en-US"/>
+        </w:rPr>
+        <w:t xml:space="preserve"> </w:t>
+      </w:r>
+      <w:proofErr w:type="spellStart"/>
+      <w:r>
+        <w:rPr>
+          <w:rFonts w:ascii="Times New Roman" w:hAnsi="Times New Roman"/>
+          <w:color w:val="000000"/>
+          <w:sz w:val="24"/>
+          <w:szCs w:val="24"/>
+          <w:lang w:val="en-US"/>
+        </w:rPr>
+        <w:t>otomatis</w:t>
+      </w:r>
+      <w:proofErr w:type="spellEnd"/>
+      <w:r>
+        <w:rPr>
+          <w:rFonts w:ascii="Times New Roman" w:hAnsi="Times New Roman"/>
+          <w:color w:val="000000"/>
+          <w:sz w:val="24"/>
+          <w:szCs w:val="24"/>
+          <w:lang w:val="en-US"/>
+        </w:rPr>
+        <w:t xml:space="preserve">. </w:t>
+      </w:r>
+      <w:proofErr w:type="spellStart"/>
+      <w:r>
+        <w:rPr>
+          <w:rFonts w:ascii="Times New Roman" w:hAnsi="Times New Roman"/>
+          <w:color w:val="000000"/>
+          <w:sz w:val="24"/>
+          <w:szCs w:val="24"/>
+          <w:lang w:val="en-US"/>
+        </w:rPr>
+        <w:t>Prosesor</w:t>
+      </w:r>
+      <w:proofErr w:type="spellEnd"/>
+      <w:r>
+        <w:rPr>
+          <w:rFonts w:ascii="Times New Roman" w:hAnsi="Times New Roman"/>
+          <w:color w:val="000000"/>
+          <w:sz w:val="24"/>
+          <w:szCs w:val="24"/>
+          <w:lang w:val="en-US"/>
+        </w:rPr>
+        <w:t xml:space="preserve"> </w:t>
+      </w:r>
+      <w:proofErr w:type="spellStart"/>
+      <w:r>
+        <w:rPr>
+          <w:rFonts w:ascii="Times New Roman" w:hAnsi="Times New Roman"/>
+          <w:color w:val="000000"/>
+          <w:sz w:val="24"/>
+          <w:szCs w:val="24"/>
+          <w:lang w:val="en-US"/>
+        </w:rPr>
+        <w:t>Xtensa</w:t>
+      </w:r>
+      <w:proofErr w:type="spellEnd"/>
+      <w:r>
+        <w:rPr>
+          <w:rFonts w:ascii="Times New Roman" w:hAnsi="Times New Roman"/>
+          <w:color w:val="000000"/>
+          <w:sz w:val="24"/>
+          <w:szCs w:val="24"/>
+          <w:lang w:val="en-US"/>
+        </w:rPr>
+        <w:t xml:space="preserve"> LX6 m</w:t>
+      </w:r>
+      <w:proofErr w:type="spellStart"/>
+      <w:r>
+        <w:rPr>
+          <w:rFonts w:ascii="Times New Roman" w:hAnsi="Times New Roman"/>
+          <w:color w:val="000000"/>
+          <w:sz w:val="24"/>
+          <w:szCs w:val="24"/>
+          <w:lang w:val="en-US"/>
+        </w:rPr>
+        <w:t>emungkinkan</w:t>
+      </w:r>
+      <w:proofErr w:type="spellEnd"/>
+      <w:r>
+        <w:rPr>
+          <w:rFonts w:ascii="Times New Roman" w:hAnsi="Times New Roman"/>
+          <w:color w:val="000000"/>
+          <w:sz w:val="24"/>
+          <w:szCs w:val="24"/>
+          <w:lang w:val="en-US"/>
+        </w:rPr>
+        <w:t xml:space="preserve"> </w:t>
+      </w:r>
+      <w:proofErr w:type="spellStart"/>
+      <w:r>
+        <w:rPr>
+          <w:rFonts w:ascii="Times New Roman" w:hAnsi="Times New Roman"/>
+          <w:color w:val="000000"/>
+          <w:sz w:val="24"/>
+          <w:szCs w:val="24"/>
+          <w:lang w:val="en-US"/>
+        </w:rPr>
+        <w:t>perancang</w:t>
+      </w:r>
+      <w:proofErr w:type="spellEnd"/>
+      <w:r>
+        <w:rPr>
+          <w:rFonts w:ascii="Times New Roman" w:hAnsi="Times New Roman"/>
+          <w:color w:val="000000"/>
+          <w:sz w:val="24"/>
+          <w:szCs w:val="24"/>
+          <w:lang w:val="en-US"/>
+        </w:rPr>
+        <w:t xml:space="preserve"> SoC m</w:t>
+      </w:r>
+      <w:proofErr w:type="spellStart"/>
+      <w:r>
+        <w:rPr>
+          <w:rFonts w:ascii="Times New Roman" w:hAnsi="Times New Roman"/>
+          <w:color w:val="000000"/>
+          <w:sz w:val="24"/>
+          <w:szCs w:val="24"/>
+          <w:lang w:val="en-US"/>
+        </w:rPr>
+        <w:t>enambah</w:t>
+      </w:r>
+      <w:proofErr w:type="spellEnd"/>
+      <w:r>
+        <w:rPr>
+          <w:rFonts w:ascii="Times New Roman" w:hAnsi="Times New Roman"/>
+          <w:color w:val="000000"/>
+          <w:sz w:val="24"/>
+          <w:szCs w:val="24"/>
+          <w:lang w:val="en-US"/>
+        </w:rPr>
+        <w:t xml:space="preserve"> </w:t>
+      </w:r>
+      <w:proofErr w:type="spellStart"/>
+      <w:r>
+        <w:rPr>
+          <w:rFonts w:ascii="Times New Roman" w:hAnsi="Times New Roman"/>
+          <w:color w:val="000000"/>
+          <w:sz w:val="24"/>
+          <w:szCs w:val="24"/>
+          <w:lang w:val="en-US"/>
+        </w:rPr>
+        <w:t>fleksibilitas</w:t>
+      </w:r>
+      <w:proofErr w:type="spellEnd"/>
+      <w:r>
+        <w:rPr>
+          <w:rFonts w:ascii="Times New Roman" w:hAnsi="Times New Roman"/>
+          <w:color w:val="000000"/>
+          <w:sz w:val="24"/>
+          <w:szCs w:val="24"/>
+          <w:lang w:val="en-US"/>
+        </w:rPr>
+        <w:t xml:space="preserve"> dan </w:t>
+      </w:r>
+      <w:proofErr w:type="spellStart"/>
+      <w:r>
+        <w:rPr>
+          <w:rFonts w:ascii="Times New Roman" w:hAnsi="Times New Roman"/>
+          <w:color w:val="000000"/>
+          <w:sz w:val="24"/>
+          <w:szCs w:val="24"/>
+          <w:lang w:val="en-US"/>
+        </w:rPr>
+        <w:t>penggunaan</w:t>
+      </w:r>
+      <w:proofErr w:type="spellEnd"/>
+      <w:r>
+        <w:rPr>
+          <w:rFonts w:ascii="Times New Roman" w:hAnsi="Times New Roman"/>
+          <w:color w:val="000000"/>
+          <w:sz w:val="24"/>
+          <w:szCs w:val="24"/>
+          <w:lang w:val="en-US"/>
+        </w:rPr>
+        <w:t xml:space="preserve"> </w:t>
+      </w:r>
+      <w:proofErr w:type="spellStart"/>
+      <w:r>
+        <w:rPr>
+          <w:rFonts w:ascii="Times New Roman" w:hAnsi="Times New Roman"/>
+          <w:color w:val="000000"/>
+          <w:sz w:val="24"/>
+          <w:szCs w:val="24"/>
+          <w:lang w:val="en-US"/>
+        </w:rPr>
+        <w:t>jangka</w:t>
+      </w:r>
+      <w:proofErr w:type="spellEnd"/>
+      <w:r>
+        <w:rPr>
+          <w:rFonts w:ascii="Times New Roman" w:hAnsi="Times New Roman"/>
+          <w:color w:val="000000"/>
+          <w:sz w:val="24"/>
+          <w:szCs w:val="24"/>
+          <w:lang w:val="en-US"/>
+        </w:rPr>
+        <w:t xml:space="preserve"> </w:t>
+      </w:r>
+      <w:proofErr w:type="spellStart"/>
+      <w:r>
+        <w:rPr>
+          <w:rFonts w:ascii="Times New Roman" w:hAnsi="Times New Roman"/>
+          <w:color w:val="000000"/>
+          <w:sz w:val="24"/>
+          <w:szCs w:val="24"/>
+          <w:lang w:val="en-US"/>
+        </w:rPr>
+        <w:t>panjang</w:t>
       </w:r>
       <w:proofErr w:type="spellEnd"/>
       <w:r>
@@ -42667,140 +44272,227 @@
           <w:szCs w:val="24"/>
           <w:lang w:val="en-US"/>
         </w:rPr>
-        <w:t>melakukan</w:t>
-      </w:r>
-      <w:proofErr w:type="spellEnd"/>
-      <w:r>
-        <w:rPr>
-          <w:rFonts w:ascii="Times New Roman" w:hAnsi="Times New Roman"/>
-          <w:color w:val="000000"/>
-          <w:sz w:val="24"/>
-          <w:szCs w:val="24"/>
-          <w:lang w:val="en-US"/>
-        </w:rPr>
-        <w:t xml:space="preserve"> </w:t>
-      </w:r>
-      <w:proofErr w:type="spellStart"/>
-      <w:r>
-        <w:rPr>
-          <w:rFonts w:ascii="Times New Roman" w:hAnsi="Times New Roman"/>
-          <w:color w:val="000000"/>
-          <w:sz w:val="24"/>
-          <w:szCs w:val="24"/>
-          <w:lang w:val="en-US"/>
-        </w:rPr>
-        <w:t>eksekusi</w:t>
-      </w:r>
-      <w:proofErr w:type="spellEnd"/>
-      <w:r>
-        <w:rPr>
-          <w:rFonts w:ascii="Times New Roman" w:hAnsi="Times New Roman"/>
-          <w:color w:val="000000"/>
-          <w:sz w:val="24"/>
-          <w:szCs w:val="24"/>
-          <w:lang w:val="en-US"/>
-        </w:rPr>
-        <w:t xml:space="preserve"> </w:t>
-      </w:r>
-      <w:proofErr w:type="spellStart"/>
-      <w:r>
-        <w:rPr>
-          <w:rFonts w:ascii="Times New Roman" w:hAnsi="Times New Roman"/>
-          <w:color w:val="000000"/>
-          <w:sz w:val="24"/>
-          <w:szCs w:val="24"/>
-          <w:lang w:val="en-US"/>
-        </w:rPr>
-        <w:t>terhadap</w:t>
-      </w:r>
-      <w:proofErr w:type="spellEnd"/>
-      <w:r>
-        <w:rPr>
-          <w:rFonts w:ascii="Times New Roman" w:hAnsi="Times New Roman"/>
-          <w:color w:val="000000"/>
-          <w:sz w:val="24"/>
-          <w:szCs w:val="24"/>
-          <w:lang w:val="en-US"/>
-        </w:rPr>
-        <w:t xml:space="preserve"> program-program </w:t>
-      </w:r>
-      <w:proofErr w:type="spellStart"/>
-      <w:r>
-        <w:rPr>
-          <w:rFonts w:ascii="Times New Roman" w:hAnsi="Times New Roman"/>
-          <w:color w:val="000000"/>
-          <w:sz w:val="24"/>
-          <w:szCs w:val="24"/>
-          <w:lang w:val="en-US"/>
-        </w:rPr>
-        <w:t>komputer</w:t>
-      </w:r>
-      <w:proofErr w:type="spellEnd"/>
-      <w:r>
-        <w:rPr>
-          <w:rFonts w:ascii="Times New Roman" w:hAnsi="Times New Roman"/>
-          <w:color w:val="000000"/>
-          <w:sz w:val="24"/>
-          <w:szCs w:val="24"/>
-          <w:lang w:val="en-US"/>
-        </w:rPr>
-        <w:t xml:space="preserve"> </w:t>
-      </w:r>
-      <w:proofErr w:type="spellStart"/>
-      <w:r>
-        <w:rPr>
-          <w:rFonts w:ascii="Times New Roman" w:hAnsi="Times New Roman"/>
-          <w:color w:val="000000"/>
-          <w:sz w:val="24"/>
-          <w:szCs w:val="24"/>
-          <w:lang w:val="en-US"/>
-        </w:rPr>
-        <w:lastRenderedPageBreak/>
-        <w:t>dengan</w:t>
-      </w:r>
-      <w:proofErr w:type="spellEnd"/>
-      <w:r>
-        <w:rPr>
-          <w:rFonts w:ascii="Times New Roman" w:hAnsi="Times New Roman"/>
-          <w:color w:val="000000"/>
-          <w:sz w:val="24"/>
-          <w:szCs w:val="24"/>
-          <w:lang w:val="en-US"/>
-        </w:rPr>
-        <w:t xml:space="preserve"> </w:t>
-      </w:r>
-      <w:proofErr w:type="spellStart"/>
-      <w:r>
-        <w:rPr>
-          <w:rFonts w:ascii="Times New Roman" w:hAnsi="Times New Roman"/>
-          <w:color w:val="000000"/>
-          <w:sz w:val="24"/>
-          <w:szCs w:val="24"/>
-          <w:lang w:val="en-US"/>
-        </w:rPr>
-        <w:t>menyediakan</w:t>
-      </w:r>
-      <w:proofErr w:type="spellEnd"/>
-      <w:r>
-        <w:rPr>
-          <w:rFonts w:ascii="Times New Roman" w:hAnsi="Times New Roman"/>
-          <w:color w:val="000000"/>
-          <w:sz w:val="24"/>
-          <w:szCs w:val="24"/>
-          <w:lang w:val="en-US"/>
-        </w:rPr>
-        <w:t xml:space="preserve"> </w:t>
-      </w:r>
-      <w:proofErr w:type="spellStart"/>
-      <w:r>
-        <w:rPr>
-          <w:rFonts w:ascii="Times New Roman" w:hAnsi="Times New Roman"/>
-          <w:color w:val="000000"/>
-          <w:sz w:val="24"/>
-          <w:szCs w:val="24"/>
-          <w:lang w:val="en-US"/>
-        </w:rPr>
-        <w:t>akses</w:t>
+        <w:t>desain</w:t>
+      </w:r>
+      <w:proofErr w:type="spellEnd"/>
+      <w:r>
+        <w:rPr>
+          <w:rFonts w:ascii="Times New Roman" w:hAnsi="Times New Roman"/>
+          <w:color w:val="000000"/>
+          <w:sz w:val="24"/>
+          <w:szCs w:val="24"/>
+          <w:lang w:val="en-US"/>
+        </w:rPr>
+        <w:t xml:space="preserve"> </w:t>
+      </w:r>
+      <w:proofErr w:type="spellStart"/>
+      <w:r>
+        <w:rPr>
+          <w:rFonts w:ascii="Times New Roman" w:hAnsi="Times New Roman"/>
+          <w:color w:val="000000"/>
+          <w:sz w:val="24"/>
+          <w:szCs w:val="24"/>
+          <w:lang w:val="en-US"/>
+        </w:rPr>
+        <w:t>mereka</w:t>
+      </w:r>
+      <w:proofErr w:type="spellEnd"/>
+      <w:r>
+        <w:rPr>
+          <w:rFonts w:ascii="Times New Roman" w:hAnsi="Times New Roman"/>
+          <w:color w:val="000000"/>
+          <w:sz w:val="24"/>
+          <w:szCs w:val="24"/>
+          <w:lang w:val="en-US"/>
+        </w:rPr>
+        <w:t xml:space="preserve"> </w:t>
+      </w:r>
+      <w:proofErr w:type="spellStart"/>
+      <w:r>
+        <w:rPr>
+          <w:rFonts w:ascii="Times New Roman" w:hAnsi="Times New Roman"/>
+          <w:color w:val="000000"/>
+          <w:sz w:val="24"/>
+          <w:szCs w:val="24"/>
+          <w:lang w:val="en-US"/>
+        </w:rPr>
+        <w:t>melalui</w:t>
+      </w:r>
+      <w:proofErr w:type="spellEnd"/>
+      <w:r>
+        <w:rPr>
+          <w:rFonts w:ascii="Times New Roman" w:hAnsi="Times New Roman"/>
+          <w:color w:val="000000"/>
+          <w:sz w:val="24"/>
+          <w:szCs w:val="24"/>
+          <w:lang w:val="en-US"/>
+        </w:rPr>
+        <w:t xml:space="preserve"> </w:t>
+      </w:r>
+      <w:proofErr w:type="spellStart"/>
+      <w:r>
+        <w:rPr>
+          <w:rFonts w:ascii="Times New Roman" w:hAnsi="Times New Roman"/>
+          <w:color w:val="000000"/>
+          <w:sz w:val="24"/>
+          <w:szCs w:val="24"/>
+          <w:lang w:val="en-US"/>
+        </w:rPr>
+        <w:t>programabilitas</w:t>
+      </w:r>
+      <w:proofErr w:type="spellEnd"/>
+      <w:r>
+        <w:rPr>
+          <w:rFonts w:ascii="Times New Roman" w:hAnsi="Times New Roman"/>
+          <w:color w:val="000000"/>
+          <w:sz w:val="24"/>
+          <w:szCs w:val="24"/>
+          <w:lang w:val="en-US"/>
+        </w:rPr>
+        <w:t xml:space="preserve"> </w:t>
+      </w:r>
+      <w:proofErr w:type="spellStart"/>
+      <w:r>
+        <w:rPr>
+          <w:rFonts w:ascii="Times New Roman" w:hAnsi="Times New Roman"/>
+          <w:color w:val="000000"/>
+          <w:sz w:val="24"/>
+          <w:szCs w:val="24"/>
+          <w:lang w:val="en-US"/>
+        </w:rPr>
+        <w:t>perangkat</w:t>
+      </w:r>
+      <w:proofErr w:type="spellEnd"/>
+      <w:r>
+        <w:rPr>
+          <w:rFonts w:ascii="Times New Roman" w:hAnsi="Times New Roman"/>
+          <w:color w:val="000000"/>
+          <w:sz w:val="24"/>
+          <w:szCs w:val="24"/>
+          <w:lang w:val="en-US"/>
+        </w:rPr>
+        <w:t xml:space="preserve"> </w:t>
+      </w:r>
+      <w:proofErr w:type="spellStart"/>
+      <w:r>
+        <w:rPr>
+          <w:rFonts w:ascii="Times New Roman" w:hAnsi="Times New Roman"/>
+          <w:color w:val="000000"/>
+          <w:sz w:val="24"/>
+          <w:szCs w:val="24"/>
+          <w:lang w:val="en-US"/>
+        </w:rPr>
+        <w:t>lunak</w:t>
+      </w:r>
+      <w:proofErr w:type="spellEnd"/>
+      <w:r>
+        <w:rPr>
+          <w:rFonts w:ascii="Times New Roman" w:hAnsi="Times New Roman"/>
+          <w:color w:val="000000"/>
+          <w:sz w:val="24"/>
+          <w:szCs w:val="24"/>
+          <w:lang w:val="en-US"/>
+        </w:rPr>
+        <w:t xml:space="preserve"> </w:t>
+      </w:r>
+      <w:proofErr w:type="spellStart"/>
+      <w:r>
+        <w:rPr>
+          <w:rFonts w:ascii="Times New Roman" w:hAnsi="Times New Roman"/>
+          <w:color w:val="000000"/>
+          <w:sz w:val="24"/>
+          <w:szCs w:val="24"/>
+          <w:lang w:val="en-US"/>
+        </w:rPr>
+        <w:t>serta</w:t>
+      </w:r>
+      <w:proofErr w:type="spellEnd"/>
+      <w:r>
+        <w:rPr>
+          <w:rFonts w:ascii="Times New Roman" w:hAnsi="Times New Roman"/>
+          <w:color w:val="000000"/>
+          <w:sz w:val="24"/>
+          <w:szCs w:val="24"/>
+          <w:lang w:val="en-US"/>
+        </w:rPr>
+        <w:t xml:space="preserve"> </w:t>
+      </w:r>
+      <w:proofErr w:type="spellStart"/>
+      <w:r>
+        <w:rPr>
+          <w:rFonts w:ascii="Times New Roman" w:hAnsi="Times New Roman"/>
+          <w:color w:val="000000"/>
+          <w:sz w:val="24"/>
+          <w:szCs w:val="24"/>
+          <w:lang w:val="en-US"/>
+        </w:rPr>
+        <w:t>diferensiasi</w:t>
+      </w:r>
+      <w:proofErr w:type="spellEnd"/>
+      <w:r>
+        <w:rPr>
+          <w:rFonts w:ascii="Times New Roman" w:hAnsi="Times New Roman"/>
+          <w:color w:val="000000"/>
+          <w:sz w:val="24"/>
+          <w:szCs w:val="24"/>
+          <w:lang w:val="en-US"/>
+        </w:rPr>
+        <w:t xml:space="preserve"> </w:t>
+      </w:r>
+      <w:proofErr w:type="spellStart"/>
+      <w:r>
+        <w:rPr>
+          <w:rFonts w:ascii="Times New Roman" w:hAnsi="Times New Roman"/>
+          <w:color w:val="000000"/>
+          <w:sz w:val="24"/>
+          <w:szCs w:val="24"/>
+          <w:lang w:val="en-US"/>
+        </w:rPr>
+        <w:t>melalui</w:t>
+      </w:r>
+      <w:proofErr w:type="spellEnd"/>
+      <w:r>
+        <w:rPr>
+          <w:rFonts w:ascii="Times New Roman" w:hAnsi="Times New Roman"/>
+          <w:color w:val="000000"/>
+          <w:sz w:val="24"/>
+          <w:szCs w:val="24"/>
+          <w:lang w:val="en-US"/>
+        </w:rPr>
+        <w:t xml:space="preserve"> </w:t>
+      </w:r>
+      <w:proofErr w:type="spellStart"/>
+      <w:r>
+        <w:rPr>
+          <w:rFonts w:ascii="Times New Roman" w:hAnsi="Times New Roman"/>
+          <w:color w:val="000000"/>
+          <w:sz w:val="24"/>
+          <w:szCs w:val="24"/>
+          <w:lang w:val="en-US"/>
+        </w:rPr>
+        <w:t>implementasi</w:t>
+      </w:r>
+      <w:proofErr w:type="spellEnd"/>
+      <w:r>
+        <w:rPr>
+          <w:rFonts w:ascii="Times New Roman" w:hAnsi="Times New Roman"/>
+          <w:color w:val="000000"/>
+          <w:sz w:val="24"/>
+          <w:szCs w:val="24"/>
+          <w:lang w:val="en-US"/>
+        </w:rPr>
+        <w:t xml:space="preserve"> </w:t>
+      </w:r>
+      <w:proofErr w:type="spellStart"/>
+      <w:r>
+        <w:rPr>
+          <w:rFonts w:ascii="Times New Roman" w:hAnsi="Times New Roman"/>
+          <w:color w:val="000000"/>
+          <w:sz w:val="24"/>
+          <w:szCs w:val="24"/>
+          <w:lang w:val="en-US"/>
+        </w:rPr>
+        <w:t>prosesor</w:t>
       </w:r>
       <w:proofErr w:type="spellEnd"/>
       <w:r>
@@ -42822,304 +44514,84 @@
           <w:szCs w:val="24"/>
           <w:lang w:val="en-US"/>
         </w:rPr>
-        <w:t>cepat</w:t>
-      </w:r>
-      <w:proofErr w:type="spellEnd"/>
-      <w:r>
-        <w:rPr>
-          <w:rFonts w:ascii="Times New Roman" w:hAnsi="Times New Roman"/>
-          <w:color w:val="000000"/>
-          <w:sz w:val="24"/>
-          <w:szCs w:val="24"/>
-          <w:lang w:val="en-US"/>
-        </w:rPr>
-        <w:t xml:space="preserve"> </w:t>
-      </w:r>
-      <w:proofErr w:type="spellStart"/>
-      <w:r>
-        <w:rPr>
-          <w:rFonts w:ascii="Times New Roman" w:hAnsi="Times New Roman"/>
-          <w:color w:val="000000"/>
-          <w:sz w:val="24"/>
-          <w:szCs w:val="24"/>
-          <w:lang w:val="en-US"/>
-        </w:rPr>
-        <w:t>terhadap</w:t>
-      </w:r>
-      <w:proofErr w:type="spellEnd"/>
-      <w:r>
-        <w:rPr>
-          <w:rFonts w:ascii="Times New Roman" w:hAnsi="Times New Roman"/>
-          <w:color w:val="000000"/>
-          <w:sz w:val="24"/>
-          <w:szCs w:val="24"/>
-          <w:lang w:val="en-US"/>
-        </w:rPr>
-        <w:t xml:space="preserve"> </w:t>
-      </w:r>
-      <w:proofErr w:type="spellStart"/>
-      <w:r>
-        <w:rPr>
-          <w:rFonts w:ascii="Times New Roman" w:hAnsi="Times New Roman"/>
-          <w:color w:val="000000"/>
-          <w:sz w:val="24"/>
-          <w:szCs w:val="24"/>
-          <w:lang w:val="en-US"/>
-        </w:rPr>
-        <w:t>nilai-nilai</w:t>
-      </w:r>
-      <w:proofErr w:type="spellEnd"/>
-      <w:r>
-        <w:rPr>
-          <w:rFonts w:ascii="Times New Roman" w:hAnsi="Times New Roman"/>
-          <w:color w:val="000000"/>
-          <w:sz w:val="24"/>
-          <w:szCs w:val="24"/>
-          <w:lang w:val="en-US"/>
-        </w:rPr>
-        <w:t xml:space="preserve"> yang </w:t>
-      </w:r>
-      <w:proofErr w:type="spellStart"/>
-      <w:r>
-        <w:rPr>
-          <w:rFonts w:ascii="Times New Roman" w:hAnsi="Times New Roman"/>
-          <w:color w:val="000000"/>
-          <w:sz w:val="24"/>
-          <w:szCs w:val="24"/>
-          <w:lang w:val="en-US"/>
-        </w:rPr>
-        <w:t>umum</w:t>
-      </w:r>
-      <w:proofErr w:type="spellEnd"/>
-      <w:r>
-        <w:rPr>
-          <w:rFonts w:ascii="Times New Roman" w:hAnsi="Times New Roman"/>
-          <w:color w:val="000000"/>
-          <w:sz w:val="24"/>
-          <w:szCs w:val="24"/>
-          <w:lang w:val="en-US"/>
-        </w:rPr>
-        <w:t xml:space="preserve"> </w:t>
-      </w:r>
-      <w:proofErr w:type="spellStart"/>
-      <w:r>
-        <w:rPr>
-          <w:rFonts w:ascii="Times New Roman" w:hAnsi="Times New Roman"/>
-          <w:color w:val="000000"/>
-          <w:sz w:val="24"/>
-          <w:szCs w:val="24"/>
-          <w:lang w:val="en-US"/>
-        </w:rPr>
-        <w:t>digunakan</w:t>
-      </w:r>
-      <w:proofErr w:type="spellEnd"/>
-      <w:r>
-        <w:rPr>
-          <w:rFonts w:ascii="Times New Roman" w:hAnsi="Times New Roman"/>
-          <w:color w:val="000000"/>
-          <w:sz w:val="24"/>
-          <w:szCs w:val="24"/>
-          <w:lang w:val="en-US"/>
-        </w:rPr>
-        <w:t>. Register u</w:t>
-      </w:r>
-      <w:proofErr w:type="spellStart"/>
-      <w:r>
-        <w:rPr>
-          <w:rFonts w:ascii="Times New Roman" w:hAnsi="Times New Roman"/>
-          <w:color w:val="000000"/>
-          <w:sz w:val="24"/>
-          <w:szCs w:val="24"/>
-          <w:lang w:val="en-US"/>
-        </w:rPr>
-        <w:t>mumnya</w:t>
-      </w:r>
-      <w:proofErr w:type="spellEnd"/>
-      <w:r>
-        <w:rPr>
-          <w:rFonts w:ascii="Times New Roman" w:hAnsi="Times New Roman"/>
-          <w:color w:val="000000"/>
-          <w:sz w:val="24"/>
-          <w:szCs w:val="24"/>
-          <w:lang w:val="en-US"/>
-        </w:rPr>
-        <w:t xml:space="preserve"> </w:t>
-      </w:r>
-      <w:proofErr w:type="spellStart"/>
-      <w:r>
-        <w:rPr>
-          <w:rFonts w:ascii="Times New Roman" w:hAnsi="Times New Roman"/>
-          <w:color w:val="000000"/>
-          <w:sz w:val="24"/>
-          <w:szCs w:val="24"/>
-          <w:lang w:val="en-US"/>
-        </w:rPr>
-        <w:t>diukur</w:t>
-      </w:r>
-      <w:proofErr w:type="spellEnd"/>
-      <w:r>
-        <w:rPr>
-          <w:rFonts w:ascii="Times New Roman" w:hAnsi="Times New Roman"/>
-          <w:color w:val="000000"/>
-          <w:sz w:val="24"/>
-          <w:szCs w:val="24"/>
-          <w:lang w:val="en-US"/>
-        </w:rPr>
-        <w:t xml:space="preserve"> </w:t>
-      </w:r>
-      <w:proofErr w:type="spellStart"/>
-      <w:r>
-        <w:rPr>
-          <w:rFonts w:ascii="Times New Roman" w:hAnsi="Times New Roman"/>
-          <w:color w:val="000000"/>
-          <w:sz w:val="24"/>
-          <w:szCs w:val="24"/>
-          <w:lang w:val="en-US"/>
-        </w:rPr>
-        <w:t>dengan</w:t>
-      </w:r>
-      <w:proofErr w:type="spellEnd"/>
-      <w:r>
-        <w:rPr>
-          <w:rFonts w:ascii="Times New Roman" w:hAnsi="Times New Roman"/>
-          <w:color w:val="000000"/>
-          <w:sz w:val="24"/>
-          <w:szCs w:val="24"/>
-          <w:lang w:val="en-US"/>
-        </w:rPr>
-        <w:t xml:space="preserve"> </w:t>
-      </w:r>
-      <w:proofErr w:type="spellStart"/>
-      <w:r>
-        <w:rPr>
-          <w:rFonts w:ascii="Times New Roman" w:hAnsi="Times New Roman"/>
-          <w:color w:val="000000"/>
-          <w:sz w:val="24"/>
-          <w:szCs w:val="24"/>
-          <w:lang w:val="en-US"/>
-        </w:rPr>
-        <w:t>satuan</w:t>
-      </w:r>
-      <w:proofErr w:type="spellEnd"/>
-      <w:r>
-        <w:rPr>
-          <w:rFonts w:ascii="Times New Roman" w:hAnsi="Times New Roman"/>
-          <w:color w:val="000000"/>
-          <w:sz w:val="24"/>
-          <w:szCs w:val="24"/>
-          <w:lang w:val="en-US"/>
-        </w:rPr>
-        <w:t xml:space="preserve"> bit yang </w:t>
-      </w:r>
-      <w:proofErr w:type="spellStart"/>
-      <w:r>
-        <w:rPr>
-          <w:rFonts w:ascii="Times New Roman" w:hAnsi="Times New Roman"/>
-          <w:color w:val="000000"/>
-          <w:sz w:val="24"/>
-          <w:szCs w:val="24"/>
-          <w:lang w:val="en-US"/>
-        </w:rPr>
-        <w:t>dapat</w:t>
-      </w:r>
-      <w:proofErr w:type="spellEnd"/>
-      <w:r>
-        <w:rPr>
-          <w:rFonts w:ascii="Times New Roman" w:hAnsi="Times New Roman"/>
-          <w:color w:val="000000"/>
-          <w:sz w:val="24"/>
-          <w:szCs w:val="24"/>
-          <w:lang w:val="en-US"/>
-        </w:rPr>
-        <w:t xml:space="preserve"> </w:t>
-      </w:r>
-      <w:proofErr w:type="spellStart"/>
-      <w:r>
-        <w:rPr>
-          <w:rFonts w:ascii="Times New Roman" w:hAnsi="Times New Roman"/>
-          <w:color w:val="000000"/>
-          <w:sz w:val="24"/>
-          <w:szCs w:val="24"/>
-          <w:lang w:val="en-US"/>
-        </w:rPr>
-        <w:t>ditampung</w:t>
-      </w:r>
-      <w:proofErr w:type="spellEnd"/>
-      <w:r>
-        <w:rPr>
-          <w:rFonts w:ascii="Times New Roman" w:hAnsi="Times New Roman"/>
-          <w:color w:val="000000"/>
-          <w:sz w:val="24"/>
-          <w:szCs w:val="24"/>
-          <w:lang w:val="en-US"/>
-        </w:rPr>
-        <w:t xml:space="preserve"> </w:t>
-      </w:r>
-      <w:proofErr w:type="spellStart"/>
-      <w:r>
-        <w:rPr>
-          <w:rFonts w:ascii="Times New Roman" w:hAnsi="Times New Roman"/>
-          <w:color w:val="000000"/>
-          <w:sz w:val="24"/>
-          <w:szCs w:val="24"/>
-          <w:lang w:val="en-US"/>
-        </w:rPr>
-        <w:t>olehnya</w:t>
-      </w:r>
-      <w:proofErr w:type="spellEnd"/>
-      <w:r>
-        <w:rPr>
-          <w:rFonts w:ascii="Times New Roman" w:hAnsi="Times New Roman"/>
-          <w:color w:val="000000"/>
-          <w:sz w:val="24"/>
-          <w:szCs w:val="24"/>
-          <w:lang w:val="en-US"/>
-        </w:rPr>
-        <w:t xml:space="preserve">, </w:t>
-      </w:r>
-      <w:proofErr w:type="spellStart"/>
-      <w:r>
-        <w:rPr>
-          <w:rFonts w:ascii="Times New Roman" w:hAnsi="Times New Roman"/>
-          <w:color w:val="000000"/>
-          <w:sz w:val="24"/>
-          <w:szCs w:val="24"/>
-          <w:lang w:val="en-US"/>
-        </w:rPr>
-        <w:t>seperti</w:t>
-      </w:r>
-      <w:proofErr w:type="spellEnd"/>
-      <w:r>
-        <w:rPr>
-          <w:rFonts w:ascii="Times New Roman" w:hAnsi="Times New Roman"/>
-          <w:color w:val="000000"/>
-          <w:sz w:val="24"/>
-          <w:szCs w:val="24"/>
-          <w:lang w:val="en-US"/>
-        </w:rPr>
-        <w:t xml:space="preserve"> "register 8-bit", "register 16-bit", "register 32-bit", </w:t>
-      </w:r>
-      <w:proofErr w:type="spellStart"/>
-      <w:r>
-        <w:rPr>
-          <w:rFonts w:ascii="Times New Roman" w:hAnsi="Times New Roman"/>
-          <w:color w:val="000000"/>
-          <w:sz w:val="24"/>
-          <w:szCs w:val="24"/>
-          <w:lang w:val="en-US"/>
-        </w:rPr>
-        <w:t>atau</w:t>
-      </w:r>
-      <w:proofErr w:type="spellEnd"/>
-      <w:r>
-        <w:rPr>
-          <w:rFonts w:ascii="Times New Roman" w:hAnsi="Times New Roman"/>
-          <w:color w:val="000000"/>
-          <w:sz w:val="24"/>
-          <w:szCs w:val="24"/>
-          <w:lang w:val="en-US"/>
-        </w:rPr>
-        <w:t xml:space="preserve"> "register 64-bit" dan lain-lain.</w:t>
+        <w:t>dirancang</w:t>
+      </w:r>
+      <w:proofErr w:type="spellEnd"/>
+      <w:r>
+        <w:rPr>
+          <w:rFonts w:ascii="Times New Roman" w:hAnsi="Times New Roman"/>
+          <w:color w:val="000000"/>
+          <w:sz w:val="24"/>
+          <w:szCs w:val="24"/>
+          <w:lang w:val="en-US"/>
+        </w:rPr>
+        <w:t xml:space="preserve"> </w:t>
+      </w:r>
+      <w:proofErr w:type="spellStart"/>
+      <w:r>
+        <w:rPr>
+          <w:rFonts w:ascii="Times New Roman" w:hAnsi="Times New Roman"/>
+          <w:color w:val="000000"/>
+          <w:sz w:val="24"/>
+          <w:szCs w:val="24"/>
+          <w:lang w:val="en-US"/>
+        </w:rPr>
+        <w:t>untuk</w:t>
+      </w:r>
+      <w:proofErr w:type="spellEnd"/>
+      <w:r>
+        <w:rPr>
+          <w:rFonts w:ascii="Times New Roman" w:hAnsi="Times New Roman"/>
+          <w:color w:val="000000"/>
+          <w:sz w:val="24"/>
+          <w:szCs w:val="24"/>
+          <w:lang w:val="en-US"/>
+        </w:rPr>
+        <w:t xml:space="preserve"> </w:t>
+      </w:r>
+      <w:proofErr w:type="spellStart"/>
+      <w:r>
+        <w:rPr>
+          <w:rFonts w:ascii="Times New Roman" w:hAnsi="Times New Roman"/>
+          <w:color w:val="000000"/>
+          <w:sz w:val="24"/>
+          <w:szCs w:val="24"/>
+          <w:lang w:val="en-US"/>
+        </w:rPr>
+        <w:t>aplikasi</w:t>
+      </w:r>
+      <w:proofErr w:type="spellEnd"/>
+      <w:r>
+        <w:rPr>
+          <w:rFonts w:ascii="Times New Roman" w:hAnsi="Times New Roman"/>
+          <w:color w:val="000000"/>
+          <w:sz w:val="24"/>
+          <w:szCs w:val="24"/>
+          <w:lang w:val="en-US"/>
+        </w:rPr>
+        <w:t xml:space="preserve"> </w:t>
+      </w:r>
+      <w:proofErr w:type="spellStart"/>
+      <w:r>
+        <w:rPr>
+          <w:rFonts w:ascii="Times New Roman" w:hAnsi="Times New Roman"/>
+          <w:color w:val="000000"/>
+          <w:sz w:val="24"/>
+          <w:szCs w:val="24"/>
+          <w:lang w:val="en-US"/>
+        </w:rPr>
+        <w:t>spesifik</w:t>
+      </w:r>
+      <w:proofErr w:type="spellEnd"/>
+      <w:r>
+        <w:rPr>
+          <w:rFonts w:ascii="Times New Roman" w:hAnsi="Times New Roman"/>
+          <w:color w:val="000000"/>
+          <w:sz w:val="24"/>
+          <w:szCs w:val="24"/>
+          <w:lang w:val="en-US"/>
+        </w:rPr>
+        <w:t>.</w:t>
       </w:r>
       <w:r>
         <w:rPr>
@@ -43139,7 +44611,7 @@
           <w:szCs w:val="24"/>
           <w:lang w:val="en-US"/>
         </w:rPr>
-        <w:instrText>ADDIN CSL_CITATION {"citationItems":[{"id":"ITEM-1","itemData":{"author":[{"dropping-particle":"","family":"Wikipedia","given":"","non-dropping-particle":"","parse-names":false,"suffix":""}],"container-title":"Wikipedia, Ensiklopedia Bebas","id":"ITEM-1","issued":{"date-parts":[["2019"]]},"title":"Register prosesor","type":"entry-encyclopedia"},"uris":["http://www.mendeley.com/documents/?uuid=49550432-4a5b-4f0c-9b5f-9654909612d1"]}],"mendeley":{"formattedCitation":"[13]","plainTextFormattedCitation":"[13]","previouslyFormattedCitation":"[12]"},"properties":{"noteIndex":0},"schema":"https://github.com/citation-style-language/schema/raw/master/csl-citation.json"}</w:instrText>
+        <w:instrText>ADDIN CSL_CITATION {"citationItems":[{"id":"ITEM-1","itemData":{"abstract":"Cadence provides system-on-chip (SoC) designers with the world's first and only configurable and extensible processor cores fully supported by automatic hardware and software generation. Cadence ® Tensilica ® Xtensa ® processors, such as the Xtensa LX6 dataplane processing units (DPUs), enable SoC designers to add flexibility and longevity to their designs through software programmability as well as differentiation through processor implementations tailored for the specific application. Xtensa LX6 Customizable DPU High performance with flexible I/Os and wide data fetches Features • Highly efficient, small, low-power 32-bit base architecture • Configurable over a wide range of pre-verified options including 10 different digital signal processing (DSP) choices • Extend with designer-defined, application-specific instructions, execution units, register files, and I/Os • Virtually unlimited I/O bandwidth with multiple, wide, designer-defined FIFO, GPIO, and lookup interfaces • Selectable 5-or 7-stage pipeline depth for core instruction set architecture (ISA), plus extended DSP pipelines up to 11 stages • Local memories configurable up to 8MB with option for memory parity or ECC • Up to 128b-wide flexible-length instruction extensions (FLIX) instructions • Multi-core on-chip debug (OCD) with break-in/break-out • Dual-load/stores each up to wide with data cache support and multi-bank RAM support • Power domains for power shut-off • Semantic and memory data gating • Compatible interfaces for ARM ® CoreSight ™ debug and trace technology • IEEE 754-compliant single-/double-precision scalar floating-point unit • Complete matching software development tool chain automatically generated for each core Benefits • Develop hardware for complex dataplane processing significantly faster compared to pure RTL methods • High-bandwidth data flow through processor with flexible I/O interfaces that are independent of the system bus • Quickly and easily scale hardware architecture with task-customized processors • Lower verification effort with pre-verified, correct-by-construction RTL generation • Post-silicon programmability • Accurate high-speed processor and system simulation models automatically created for software development • Simplified multi-core debugging • Huge bandwidth, more parallelism to reduce cycle counts • Low-leakage power design • Dynamic power savings • Easy integration into an ARM CoreSight interface-based debug and trace infrastructure • Single-/double-p…","author":[{"dropping-particle":"","family":"Cadence Design Systems","given":"","non-dropping-particle":"","parse-names":false,"suffix":""}],"id":"ITEM-1","issued":{"date-parts":[["2014"]]},"number-of-pages":"13","title":"Xtensa LX6 Customizable DPU","type":"report"},"uris":["http://www.mendeley.com/documents/?uuid=9bb5ae87-aa98-4bc3-80aa-705b8a25555e"]}],"mendeley":{"formattedCitation":"[14]","plainTextFormattedCitation":"[14]"},"properties":{"noteIndex":0},"schema":"https://github.com/citation-style-language/schema/raw/master/csl-citation.json"}</w:instrText>
       </w:r>
       <w:r>
         <w:rPr>
@@ -43160,7 +44632,7 @@
           <w:szCs w:val="24"/>
           <w:lang w:val="en-US"/>
         </w:rPr>
-        <w:t>[13]</w:t>
+        <w:t>[14]</w:t>
       </w:r>
       <w:r>
         <w:rPr>
@@ -43221,6 +44693,30 @@
       <w:pPr>
         <w:pStyle w:val="ListParagraph"/>
         <w:widowControl w:val="0"/>
+        <w:tabs>
+          <w:tab w:val="left" w:leader="dot" w:pos="8222"/>
+          <w:tab w:val="right" w:pos="8788"/>
+        </w:tabs>
+        <w:autoSpaceDE w:val="0"/>
+        <w:autoSpaceDN w:val="0"/>
+        <w:adjustRightInd w:val="0"/>
+        <w:spacing w:after="0" w:line="360" w:lineRule="auto"/>
+        <w:ind w:left="567"/>
+        <w:contextualSpacing w:val="0"/>
+        <w:jc w:val="both"/>
+        <w:rPr>
+          <w:rFonts w:ascii="Times New Roman" w:hAnsi="Times New Roman"/>
+          <w:color w:val="000000"/>
+          <w:sz w:val="24"/>
+          <w:szCs w:val="24"/>
+          <w:lang w:val="en-US"/>
+        </w:rPr>
+      </w:pPr>
+    </w:p>
+    <w:p>
+      <w:pPr>
+        <w:pStyle w:val="ListParagraph"/>
+        <w:widowControl w:val="0"/>
         <w:numPr>
           <w:ilvl w:val="2"/>
           <w:numId w:val="10"/>
@@ -44196,7 +45692,7 @@
           <w:szCs w:val="24"/>
           <w:lang w:val="en-US"/>
         </w:rPr>
-        <w:instrText>ADDIN CSL_CITATION {"citationItems":[{"id":"ITEM-1","itemData":{"abstract":"ESP32 is a single 2.4 GHz Wi-Fi-and-Bluetooth combo chip designed with the TSMC ultra-low-power 40 nm technology. It is designed to achieve the best power and RF performance, showing robustness, versatility and reliability in a wide variety of applications and power scenarios.","author":[{"dropping-particle":"","family":"Espressif","given":"","non-dropping-particle":"","parse-names":false,"suffix":""}],"collection-title":"v3.4","container-title":"ESP32 Series Datasheet","id":"ITEM-1","issued":{"date-parts":[["2020"]]},"number-of-pages":"1-61","publisher-place":"Shanghai","title":"ESP32 Series Datasheet","type":"report"},"uris":["http://www.mendeley.com/documents/?uuid=96676edf-58a1-44c9-a802-30ebab8a0da7"]}],"mendeley":{"formattedCitation":"[14]","plainTextFormattedCitation":"[14]","previouslyFormattedCitation":"[13]"},"properties":{"noteIndex":0},"schema":"https://github.com/citation-style-language/schema/raw/master/csl-citation.json"}</w:instrText>
+        <w:instrText>ADDIN CSL_CITATION {"citationItems":[{"id":"ITEM-1","itemData":{"abstract":"ESP32 is a single 2.4 GHz Wi-Fi-and-Bluetooth combo chip designed with the TSMC ultra-low-power 40 nm technology. It is designed to achieve the best power and RF performance, showing robustness, versatility and reliability in a wide variety of applications and power scenarios.","author":[{"dropping-particle":"","family":"Espressif","given":"","non-dropping-particle":"","parse-names":false,"suffix":""}],"collection-title":"v3.4","container-title":"ESP32 Series Datasheet","id":"ITEM-1","issued":{"date-parts":[["2020"]]},"number-of-pages":"1-61","publisher-place":"Shanghai","title":"ESP32 Series Datasheet","type":"report"},"uris":["http://www.mendeley.com/documents/?uuid=96676edf-58a1-44c9-a802-30ebab8a0da7"]}],"mendeley":{"formattedCitation":"[15]","plainTextFormattedCitation":"[15]","previouslyFormattedCitation":"[14]"},"properties":{"noteIndex":0},"schema":"https://github.com/citation-style-language/schema/raw/master/csl-citation.json"}</w:instrText>
       </w:r>
       <w:r>
         <w:rPr>
@@ -44217,7 +45713,7 @@
           <w:szCs w:val="24"/>
           <w:lang w:val="en-US"/>
         </w:rPr>
-        <w:t>[14]</w:t>
+        <w:t>[15]</w:t>
       </w:r>
       <w:r>
         <w:rPr>
@@ -45375,6 +46871,7 @@
         <w:rPr>
           <w:noProof/>
         </w:rPr>
+        <w:lastRenderedPageBreak/>
         <w:drawing>
           <wp:inline distT="0" distB="0" distL="0" distR="0" wp14:anchorId="5CC284C8" wp14:editId="12D79874">
             <wp:extent cx="2880000" cy="2432795"/>
@@ -45458,7 +46955,7 @@
           <w:szCs w:val="24"/>
           <w:lang w:val="en-US"/>
         </w:rPr>
-        <w:instrText>ADDIN CSL_CITATION {"citationItems":[{"id":"ITEM-1","itemData":{"abstract":"ESP32 is a single 2.4 GHz Wi-Fi-and-Bluetooth combo chip designed with the TSMC ultra-low-power 40 nm technology. It is designed to achieve the best power and RF performance, showing robustness, versatility and reliability in a wide variety of applications and power scenarios.","author":[{"dropping-particle":"","family":"Espressif","given":"","non-dropping-particle":"","parse-names":false,"suffix":""}],"collection-title":"v3.4","container-title":"ESP32 Series Datasheet","id":"ITEM-1","issued":{"date-parts":[["2020"]]},"number-of-pages":"1-61","publisher-place":"Shanghai","title":"ESP32 Series Datasheet","type":"report"},"uris":["http://www.mendeley.com/documents/?uuid=96676edf-58a1-44c9-a802-30ebab8a0da7"]}],"mendeley":{"formattedCitation":"[14]","plainTextFormattedCitation":"[14]","previouslyFormattedCitation":"[13]"},"properties":{"noteIndex":0},"schema":"https://github.com/citation-style-language/schema/raw/master/csl-citation.json"}</w:instrText>
+        <w:instrText>ADDIN CSL_CITATION {"citationItems":[{"id":"ITEM-1","itemData":{"abstract":"ESP32 is a single 2.4 GHz Wi-Fi-and-Bluetooth combo chip designed with the TSMC ultra-low-power 40 nm technology. It is designed to achieve the best power and RF performance, showing robustness, versatility and reliability in a wide variety of applications and power scenarios.","author":[{"dropping-particle":"","family":"Espressif","given":"","non-dropping-particle":"","parse-names":false,"suffix":""}],"collection-title":"v3.4","container-title":"ESP32 Series Datasheet","id":"ITEM-1","issued":{"date-parts":[["2020"]]},"number-of-pages":"1-61","publisher-place":"Shanghai","title":"ESP32 Series Datasheet","type":"report"},"uris":["http://www.mendeley.com/documents/?uuid=96676edf-58a1-44c9-a802-30ebab8a0da7"]}],"mendeley":{"formattedCitation":"[15]","plainTextFormattedCitation":"[15]","previouslyFormattedCitation":"[14]"},"properties":{"noteIndex":0},"schema":"https://github.com/citation-style-language/schema/raw/master/csl-citation.json"}</w:instrText>
       </w:r>
       <w:r>
         <w:rPr>
@@ -45479,7 +46976,7 @@
           <w:szCs w:val="24"/>
           <w:lang w:val="en-US"/>
         </w:rPr>
-        <w:t>[14]</w:t>
+        <w:t>[15]</w:t>
       </w:r>
       <w:r>
         <w:rPr>
@@ -45514,7 +47011,6 @@
         <w:rPr>
           <w:noProof/>
         </w:rPr>
-        <w:lastRenderedPageBreak/>
         <w:drawing>
           <wp:inline distT="0" distB="0" distL="0" distR="0" wp14:anchorId="65812A77" wp14:editId="3D6FD387">
             <wp:extent cx="3240000" cy="3233684"/>
@@ -45598,7 +47094,7 @@
           <w:szCs w:val="24"/>
           <w:lang w:val="en-US"/>
         </w:rPr>
-        <w:instrText>ADDIN CSL_CITATION {"citationItems":[{"id":"ITEM-1","itemData":{"abstract":"ESP32 is a single 2.4 GHz Wi-Fi-and-Bluetooth combo chip designed with the TSMC ultra-low-power 40 nm technology. It is designed to achieve the best power and RF performance, showing robustness, versatility and reliability in a wide variety of applications and power scenarios.","author":[{"dropping-particle":"","family":"Espressif","given":"","non-dropping-particle":"","parse-names":false,"suffix":""}],"collection-title":"v3.4","container-title":"ESP32 Series Datasheet","id":"ITEM-1","issued":{"date-parts":[["2020"]]},"number-of-pages":"1-61","publisher-place":"Shanghai","title":"ESP32 Series Datasheet","type":"report"},"uris":["http://www.mendeley.com/documents/?uuid=96676edf-58a1-44c9-a802-30ebab8a0da7"]}],"mendeley":{"formattedCitation":"[14]","plainTextFormattedCitation":"[14]","previouslyFormattedCitation":"[13]"},"properties":{"noteIndex":0},"schema":"https://github.com/citation-style-language/schema/raw/master/csl-citation.json"}</w:instrText>
+        <w:instrText>ADDIN CSL_CITATION {"citationItems":[{"id":"ITEM-1","itemData":{"abstract":"ESP32 is a single 2.4 GHz Wi-Fi-and-Bluetooth combo chip designed with the TSMC ultra-low-power 40 nm technology. It is designed to achieve the best power and RF performance, showing robustness, versatility and reliability in a wide variety of applications and power scenarios.","author":[{"dropping-particle":"","family":"Espressif","given":"","non-dropping-particle":"","parse-names":false,"suffix":""}],"collection-title":"v3.4","container-title":"ESP32 Series Datasheet","id":"ITEM-1","issued":{"date-parts":[["2020"]]},"number-of-pages":"1-61","publisher-place":"Shanghai","title":"ESP32 Series Datasheet","type":"report"},"uris":["http://www.mendeley.com/documents/?uuid=96676edf-58a1-44c9-a802-30ebab8a0da7"]}],"mendeley":{"formattedCitation":"[15]","plainTextFormattedCitation":"[15]","previouslyFormattedCitation":"[14]"},"properties":{"noteIndex":0},"schema":"https://github.com/citation-style-language/schema/raw/master/csl-citation.json"}</w:instrText>
       </w:r>
       <w:r>
         <w:rPr>
@@ -45619,7 +47115,7 @@
           <w:szCs w:val="24"/>
           <w:lang w:val="en-US"/>
         </w:rPr>
-        <w:t>[14]</w:t>
+        <w:t>[15]</w:t>
       </w:r>
       <w:r>
         <w:rPr>
@@ -46677,7 +48173,18 @@
           <w:szCs w:val="24"/>
           <w:lang w:val="en-US"/>
         </w:rPr>
-        <w:t xml:space="preserve"> Regulator LDO internal </w:t>
+        <w:t xml:space="preserve"> Regulator </w:t>
+      </w:r>
+      <w:r>
+        <w:rPr>
+          <w:rFonts w:ascii="Times New Roman" w:hAnsi="Times New Roman"/>
+          <w:color w:val="000000"/>
+          <w:sz w:val="24"/>
+          <w:szCs w:val="24"/>
+          <w:lang w:val="en-US"/>
+        </w:rPr>
+        <w:lastRenderedPageBreak/>
+        <w:t xml:space="preserve">LDO internal </w:t>
       </w:r>
       <w:proofErr w:type="spellStart"/>
       <w:r>
@@ -46791,7 +48298,6 @@
         <w:rPr>
           <w:noProof/>
         </w:rPr>
-        <w:lastRenderedPageBreak/>
         <w:drawing>
           <wp:inline distT="0" distB="0" distL="0" distR="0" wp14:anchorId="6941CB1F" wp14:editId="1C1A5AA7">
             <wp:extent cx="3409950" cy="3067050"/>
@@ -48373,6 +49879,95 @@
       </w:rPr>
     </w:lvl>
   </w:abstractNum>
+  <w:abstractNum w:abstractNumId="12" w15:restartNumberingAfterBreak="0">
+    <w:nsid w:val="7FAD5D11"/>
+    <w:multiLevelType w:val="hybridMultilevel"/>
+    <w:tmpl w:val="70D2B4D6"/>
+    <w:lvl w:ilvl="0" w:tplc="73D65D36">
+      <w:start w:val="1"/>
+      <w:numFmt w:val="lowerLetter"/>
+      <w:lvlText w:val="%1."/>
+      <w:lvlJc w:val="left"/>
+      <w:pPr>
+        <w:ind w:left="1494" w:hanging="360"/>
+      </w:pPr>
+      <w:rPr>
+        <w:rFonts w:hint="default"/>
+      </w:rPr>
+    </w:lvl>
+    <w:lvl w:ilvl="1" w:tplc="04210019" w:tentative="1">
+      <w:start w:val="1"/>
+      <w:numFmt w:val="lowerLetter"/>
+      <w:lvlText w:val="%2."/>
+      <w:lvlJc w:val="left"/>
+      <w:pPr>
+        <w:ind w:left="2214" w:hanging="360"/>
+      </w:pPr>
+    </w:lvl>
+    <w:lvl w:ilvl="2" w:tplc="0421001B" w:tentative="1">
+      <w:start w:val="1"/>
+      <w:numFmt w:val="lowerRoman"/>
+      <w:lvlText w:val="%3."/>
+      <w:lvlJc w:val="right"/>
+      <w:pPr>
+        <w:ind w:left="2934" w:hanging="180"/>
+      </w:pPr>
+    </w:lvl>
+    <w:lvl w:ilvl="3" w:tplc="0421000F" w:tentative="1">
+      <w:start w:val="1"/>
+      <w:numFmt w:val="decimal"/>
+      <w:lvlText w:val="%4."/>
+      <w:lvlJc w:val="left"/>
+      <w:pPr>
+        <w:ind w:left="3654" w:hanging="360"/>
+      </w:pPr>
+    </w:lvl>
+    <w:lvl w:ilvl="4" w:tplc="04210019" w:tentative="1">
+      <w:start w:val="1"/>
+      <w:numFmt w:val="lowerLetter"/>
+      <w:lvlText w:val="%5."/>
+      <w:lvlJc w:val="left"/>
+      <w:pPr>
+        <w:ind w:left="4374" w:hanging="360"/>
+      </w:pPr>
+    </w:lvl>
+    <w:lvl w:ilvl="5" w:tplc="0421001B" w:tentative="1">
+      <w:start w:val="1"/>
+      <w:numFmt w:val="lowerRoman"/>
+      <w:lvlText w:val="%6."/>
+      <w:lvlJc w:val="right"/>
+      <w:pPr>
+        <w:ind w:left="5094" w:hanging="180"/>
+      </w:pPr>
+    </w:lvl>
+    <w:lvl w:ilvl="6" w:tplc="0421000F" w:tentative="1">
+      <w:start w:val="1"/>
+      <w:numFmt w:val="decimal"/>
+      <w:lvlText w:val="%7."/>
+      <w:lvlJc w:val="left"/>
+      <w:pPr>
+        <w:ind w:left="5814" w:hanging="360"/>
+      </w:pPr>
+    </w:lvl>
+    <w:lvl w:ilvl="7" w:tplc="04210019" w:tentative="1">
+      <w:start w:val="1"/>
+      <w:numFmt w:val="lowerLetter"/>
+      <w:lvlText w:val="%8."/>
+      <w:lvlJc w:val="left"/>
+      <w:pPr>
+        <w:ind w:left="6534" w:hanging="360"/>
+      </w:pPr>
+    </w:lvl>
+    <w:lvl w:ilvl="8" w:tplc="0421001B" w:tentative="1">
+      <w:start w:val="1"/>
+      <w:numFmt w:val="lowerRoman"/>
+      <w:lvlText w:val="%9."/>
+      <w:lvlJc w:val="right"/>
+      <w:pPr>
+        <w:ind w:left="7254" w:hanging="180"/>
+      </w:pPr>
+    </w:lvl>
+  </w:abstractNum>
   <w:num w:numId="1">
     <w:abstractNumId w:val="7"/>
   </w:num>
@@ -48408,6 +50003,9 @@
   </w:num>
   <w:num w:numId="12">
     <w:abstractNumId w:val="4"/>
+  </w:num>
+  <w:num w:numId="13">
+    <w:abstractNumId w:val="12"/>
   </w:num>
 </w:numbering>
 </file>
@@ -49265,7 +50863,7 @@
 </file>
 
 <file path=customXml/itemProps1.xml><?xml version="1.0" encoding="utf-8"?>
-<ds:datastoreItem xmlns:ds="http://schemas.openxmlformats.org/officeDocument/2006/customXml" ds:itemID="{B888E760-411C-4220-BA2A-D4E47BBFDAE6}">
+<ds:datastoreItem xmlns:ds="http://schemas.openxmlformats.org/officeDocument/2006/customXml" ds:itemID="{3CC11A17-9998-4254-B2C4-790A99CB993B}">
   <ds:schemaRefs>
     <ds:schemaRef ds:uri="http://schemas.openxmlformats.org/officeDocument/2006/bibliography"/>
   </ds:schemaRefs>

--- a/Files/Proposal.docx
+++ b/Files/Proposal.docx
@@ -1697,7 +1697,19 @@
           <w:szCs w:val="28"/>
           <w:lang w:val="en-US"/>
         </w:rPr>
-        <w:t>oleh:</w:t>
+        <w:t>O</w:t>
+      </w:r>
+      <w:r>
+        <w:rPr>
+          <w:rFonts w:ascii="Times New Roman" w:hAnsi="Times New Roman"/>
+          <w:b/>
+          <w:bCs/>
+          <w:color w:val="000000"/>
+          <w:sz w:val="28"/>
+          <w:szCs w:val="28"/>
+          <w:lang w:val="en-US"/>
+        </w:rPr>
+        <w:t>leh:</w:t>
       </w:r>
     </w:p>
     <w:p>
@@ -2794,6 +2806,18 @@
         </w:rPr>
         <w:t>v</w:t>
       </w:r>
+      <w:r>
+        <w:rPr>
+          <w:rFonts w:ascii="Times New Roman" w:hAnsi="Times New Roman"/>
+          <w:b/>
+          <w:bCs/>
+          <w:color w:val="000000"/>
+          <w:sz w:val="24"/>
+          <w:szCs w:val="24"/>
+          <w:lang w:val="en-US"/>
+        </w:rPr>
+        <w:t>i</w:t>
+      </w:r>
     </w:p>
     <w:p>
       <w:pPr>
@@ -2852,6 +2876,18 @@
         </w:rPr>
         <w:tab/>
       </w:r>
+      <w:r>
+        <w:rPr>
+          <w:rFonts w:ascii="Times New Roman" w:hAnsi="Times New Roman"/>
+          <w:b/>
+          <w:bCs/>
+          <w:color w:val="000000"/>
+          <w:sz w:val="24"/>
+          <w:szCs w:val="24"/>
+          <w:lang w:val="en-US"/>
+        </w:rPr>
+        <w:t>vii</w:t>
+      </w:r>
     </w:p>
     <w:p>
       <w:pPr>
@@ -2884,7 +2920,7 @@
           <w:szCs w:val="24"/>
           <w:lang w:val="en-US"/>
         </w:rPr>
-        <w:t>DAFTAR RUMUS</w:t>
+        <w:t>DAFTAR LAMBANG</w:t>
       </w:r>
       <w:r>
         <w:rPr>
@@ -2896,7 +2932,7 @@
           <w:szCs w:val="24"/>
           <w:lang w:val="en-US"/>
         </w:rPr>
-        <w:tab/>
+        <w:t>/NOTASI</w:t>
       </w:r>
       <w:r>
         <w:rPr>
@@ -2910,18 +2946,7 @@
         </w:rPr>
         <w:tab/>
       </w:r>
-    </w:p>
-    <w:p>
-      <w:pPr>
-        <w:widowControl w:val="0"/>
-        <w:tabs>
-          <w:tab w:val="left" w:leader="dot" w:pos="8222"/>
-          <w:tab w:val="right" w:pos="8788"/>
-        </w:tabs>
-        <w:autoSpaceDE w:val="0"/>
-        <w:autoSpaceDN w:val="0"/>
-        <w:adjustRightInd w:val="0"/>
-        <w:spacing w:after="0" w:line="360" w:lineRule="auto"/>
+      <w:r>
         <w:rPr>
           <w:rFonts w:ascii="Times New Roman" w:hAnsi="Times New Roman"/>
           <w:b/>
@@ -2931,7 +2956,8 @@
           <w:szCs w:val="24"/>
           <w:lang w:val="en-US"/>
         </w:rPr>
-      </w:pPr>
+        <w:tab/>
+      </w:r>
       <w:r>
         <w:rPr>
           <w:rFonts w:ascii="Times New Roman" w:hAnsi="Times New Roman"/>
@@ -2942,89 +2968,7 @@
           <w:szCs w:val="24"/>
           <w:lang w:val="en-US"/>
         </w:rPr>
-        <w:t>DAFTAR LAMBANG</w:t>
-      </w:r>
-      <w:r>
-        <w:rPr>
-          <w:rFonts w:ascii="Times New Roman" w:hAnsi="Times New Roman"/>
-          <w:b/>
-          <w:bCs/>
-          <w:color w:val="000000"/>
-          <w:sz w:val="24"/>
-          <w:szCs w:val="24"/>
-          <w:lang w:val="en-US"/>
-        </w:rPr>
-        <w:tab/>
-      </w:r>
-      <w:r>
-        <w:rPr>
-          <w:rFonts w:ascii="Times New Roman" w:hAnsi="Times New Roman"/>
-          <w:b/>
-          <w:bCs/>
-          <w:color w:val="000000"/>
-          <w:sz w:val="24"/>
-          <w:szCs w:val="24"/>
-          <w:lang w:val="en-US"/>
-        </w:rPr>
-        <w:tab/>
-      </w:r>
-    </w:p>
-    <w:p>
-      <w:pPr>
-        <w:widowControl w:val="0"/>
-        <w:tabs>
-          <w:tab w:val="left" w:leader="dot" w:pos="8222"/>
-          <w:tab w:val="right" w:pos="8788"/>
-        </w:tabs>
-        <w:autoSpaceDE w:val="0"/>
-        <w:autoSpaceDN w:val="0"/>
-        <w:adjustRightInd w:val="0"/>
-        <w:spacing w:after="0" w:line="360" w:lineRule="auto"/>
-        <w:rPr>
-          <w:rFonts w:ascii="Times New Roman" w:hAnsi="Times New Roman"/>
-          <w:b/>
-          <w:bCs/>
-          <w:color w:val="000000"/>
-          <w:sz w:val="24"/>
-          <w:szCs w:val="24"/>
-          <w:lang w:val="en-US"/>
-        </w:rPr>
-      </w:pPr>
-      <w:r>
-        <w:rPr>
-          <w:rFonts w:ascii="Times New Roman" w:hAnsi="Times New Roman"/>
-          <w:b/>
-          <w:bCs/>
-          <w:color w:val="000000"/>
-          <w:sz w:val="24"/>
-          <w:szCs w:val="24"/>
-          <w:lang w:val="en-US"/>
-        </w:rPr>
-        <w:t>DAFTAR SINGKATAN</w:t>
-      </w:r>
-      <w:r>
-        <w:rPr>
-          <w:rFonts w:ascii="Times New Roman" w:hAnsi="Times New Roman"/>
-          <w:b/>
-          <w:bCs/>
-          <w:color w:val="000000"/>
-          <w:sz w:val="24"/>
-          <w:szCs w:val="24"/>
-          <w:lang w:val="en-US"/>
-        </w:rPr>
-        <w:tab/>
-      </w:r>
-      <w:r>
-        <w:rPr>
-          <w:rFonts w:ascii="Times New Roman" w:hAnsi="Times New Roman"/>
-          <w:b/>
-          <w:bCs/>
-          <w:color w:val="000000"/>
-          <w:sz w:val="24"/>
-          <w:szCs w:val="24"/>
-          <w:lang w:val="en-US"/>
-        </w:rPr>
-        <w:tab/>
+        <w:t>viii</w:t>
       </w:r>
     </w:p>
     <w:p>
@@ -3058,7 +3002,7 @@
           <w:szCs w:val="24"/>
           <w:lang w:val="en-US"/>
         </w:rPr>
-        <w:t>DAFTAR LAMPIRAN</w:t>
+        <w:t xml:space="preserve">DAFTAR </w:t>
       </w:r>
       <w:r>
         <w:rPr>
@@ -3070,7 +3014,7 @@
           <w:szCs w:val="24"/>
           <w:lang w:val="en-US"/>
         </w:rPr>
-        <w:tab/>
+        <w:t>SINGKATAN</w:t>
       </w:r>
       <w:r>
         <w:rPr>
@@ -3083,6 +3027,30 @@
           <w:lang w:val="en-US"/>
         </w:rPr>
         <w:tab/>
+      </w:r>
+      <w:r>
+        <w:rPr>
+          <w:rFonts w:ascii="Times New Roman" w:hAnsi="Times New Roman"/>
+          <w:b/>
+          <w:bCs/>
+          <w:color w:val="000000"/>
+          <w:sz w:val="24"/>
+          <w:szCs w:val="24"/>
+          <w:lang w:val="en-US"/>
+        </w:rPr>
+        <w:tab/>
+      </w:r>
+      <w:r>
+        <w:rPr>
+          <w:rFonts w:ascii="Times New Roman" w:hAnsi="Times New Roman"/>
+          <w:b/>
+          <w:bCs/>
+          <w:color w:val="000000"/>
+          <w:sz w:val="24"/>
+          <w:szCs w:val="24"/>
+          <w:lang w:val="en-US"/>
+        </w:rPr>
+        <w:t>ix</w:t>
       </w:r>
     </w:p>
     <w:p>
@@ -3599,6 +3567,27 @@
         </w:rPr>
         <w:t>Studi Literatur</w:t>
       </w:r>
+      <w:r>
+        <w:rPr>
+          <w:rFonts w:ascii="Times New Roman" w:hAnsi="Times New Roman"/>
+          <w:color w:val="000000"/>
+          <w:sz w:val="24"/>
+          <w:szCs w:val="24"/>
+          <w:lang w:val="en-US"/>
+        </w:rPr>
+        <w:tab/>
+      </w:r>
+      <w:r>
+        <w:rPr>
+          <w:rFonts w:ascii="Times New Roman" w:hAnsi="Times New Roman"/>
+          <w:color w:val="000000"/>
+          <w:sz w:val="24"/>
+          <w:szCs w:val="24"/>
+          <w:lang w:val="en-US"/>
+        </w:rPr>
+        <w:tab/>
+        <w:t>II-1</w:t>
+      </w:r>
     </w:p>
     <w:p>
       <w:pPr>
@@ -3633,7 +3622,199 @@
           <w:szCs w:val="24"/>
           <w:lang w:val="en-US"/>
         </w:rPr>
+        <w:t>Mikroprosesor</w:t>
+      </w:r>
+      <w:r>
+        <w:rPr>
+          <w:rFonts w:ascii="Times New Roman" w:hAnsi="Times New Roman"/>
+          <w:color w:val="000000"/>
+          <w:sz w:val="24"/>
+          <w:szCs w:val="24"/>
+          <w:lang w:val="en-US"/>
+        </w:rPr>
+        <w:tab/>
+      </w:r>
+      <w:r>
+        <w:rPr>
+          <w:rFonts w:ascii="Times New Roman" w:hAnsi="Times New Roman"/>
+          <w:color w:val="000000"/>
+          <w:sz w:val="24"/>
+          <w:szCs w:val="24"/>
+          <w:lang w:val="en-US"/>
+        </w:rPr>
+        <w:tab/>
+        <w:t>II-4</w:t>
+      </w:r>
+    </w:p>
+    <w:p>
+      <w:pPr>
+        <w:pStyle w:val="ListParagraph"/>
+        <w:widowControl w:val="0"/>
+        <w:numPr>
+          <w:ilvl w:val="2"/>
+          <w:numId w:val="4"/>
+        </w:numPr>
+        <w:tabs>
+          <w:tab w:val="left" w:leader="dot" w:pos="8222"/>
+          <w:tab w:val="right" w:pos="8788"/>
+        </w:tabs>
+        <w:autoSpaceDE w:val="0"/>
+        <w:autoSpaceDN w:val="0"/>
+        <w:adjustRightInd w:val="0"/>
+        <w:spacing w:after="0" w:line="360" w:lineRule="auto"/>
+        <w:ind w:left="2127" w:hanging="578"/>
+        <w:rPr>
+          <w:rFonts w:ascii="Times New Roman" w:hAnsi="Times New Roman"/>
+          <w:color w:val="000000"/>
+          <w:sz w:val="24"/>
+          <w:szCs w:val="24"/>
+          <w:lang w:val="en-US"/>
+        </w:rPr>
+      </w:pPr>
+      <w:r>
+        <w:rPr>
+          <w:rFonts w:ascii="Times New Roman" w:hAnsi="Times New Roman"/>
+          <w:color w:val="000000"/>
+          <w:sz w:val="24"/>
+          <w:szCs w:val="24"/>
+          <w:lang w:val="en-US"/>
+        </w:rPr>
+        <w:t>Prosesor Xtensa LX6</w:t>
+      </w:r>
+      <w:r>
+        <w:rPr>
+          <w:rFonts w:ascii="Times New Roman" w:hAnsi="Times New Roman"/>
+          <w:color w:val="000000"/>
+          <w:sz w:val="24"/>
+          <w:szCs w:val="24"/>
+          <w:lang w:val="en-US"/>
+        </w:rPr>
+        <w:tab/>
+      </w:r>
+      <w:r>
+        <w:rPr>
+          <w:rFonts w:ascii="Times New Roman" w:hAnsi="Times New Roman"/>
+          <w:color w:val="000000"/>
+          <w:sz w:val="24"/>
+          <w:szCs w:val="24"/>
+          <w:lang w:val="en-US"/>
+        </w:rPr>
+        <w:tab/>
+        <w:t>II-4</w:t>
+      </w:r>
+    </w:p>
+    <w:p>
+      <w:pPr>
+        <w:pStyle w:val="ListParagraph"/>
+        <w:widowControl w:val="0"/>
+        <w:numPr>
+          <w:ilvl w:val="2"/>
+          <w:numId w:val="4"/>
+        </w:numPr>
+        <w:tabs>
+          <w:tab w:val="left" w:leader="dot" w:pos="8222"/>
+          <w:tab w:val="right" w:pos="8788"/>
+        </w:tabs>
+        <w:autoSpaceDE w:val="0"/>
+        <w:autoSpaceDN w:val="0"/>
+        <w:adjustRightInd w:val="0"/>
+        <w:spacing w:after="0" w:line="360" w:lineRule="auto"/>
+        <w:ind w:left="2127" w:hanging="578"/>
+        <w:rPr>
+          <w:rFonts w:ascii="Times New Roman" w:hAnsi="Times New Roman"/>
+          <w:color w:val="000000"/>
+          <w:sz w:val="24"/>
+          <w:szCs w:val="24"/>
+          <w:lang w:val="en-US"/>
+        </w:rPr>
+      </w:pPr>
+      <w:r>
+        <w:rPr>
+          <w:rFonts w:ascii="Times New Roman" w:hAnsi="Times New Roman"/>
+          <w:color w:val="000000"/>
+          <w:sz w:val="24"/>
+          <w:szCs w:val="24"/>
+          <w:lang w:val="en-US"/>
+        </w:rPr>
+        <w:t>Arsitektur Prosesor Xtensa LX6</w:t>
+      </w:r>
+      <w:r>
+        <w:rPr>
+          <w:rFonts w:ascii="Times New Roman" w:hAnsi="Times New Roman"/>
+          <w:color w:val="000000"/>
+          <w:sz w:val="24"/>
+          <w:szCs w:val="24"/>
+          <w:lang w:val="en-US"/>
+        </w:rPr>
+        <w:tab/>
+      </w:r>
+      <w:r>
+        <w:rPr>
+          <w:rFonts w:ascii="Times New Roman" w:hAnsi="Times New Roman"/>
+          <w:color w:val="000000"/>
+          <w:sz w:val="24"/>
+          <w:szCs w:val="24"/>
+          <w:lang w:val="en-US"/>
+        </w:rPr>
+        <w:tab/>
+        <w:t>II-5</w:t>
+      </w:r>
+    </w:p>
+    <w:p>
+      <w:pPr>
+        <w:pStyle w:val="ListParagraph"/>
+        <w:widowControl w:val="0"/>
+        <w:numPr>
+          <w:ilvl w:val="1"/>
+          <w:numId w:val="4"/>
+        </w:numPr>
+        <w:tabs>
+          <w:tab w:val="left" w:leader="dot" w:pos="8222"/>
+          <w:tab w:val="right" w:pos="8788"/>
+        </w:tabs>
+        <w:autoSpaceDE w:val="0"/>
+        <w:autoSpaceDN w:val="0"/>
+        <w:adjustRightInd w:val="0"/>
+        <w:spacing w:after="0" w:line="360" w:lineRule="auto"/>
+        <w:ind w:left="1560" w:hanging="567"/>
+        <w:rPr>
+          <w:rFonts w:ascii="Times New Roman" w:hAnsi="Times New Roman"/>
+          <w:color w:val="000000"/>
+          <w:sz w:val="24"/>
+          <w:szCs w:val="24"/>
+          <w:lang w:val="en-US"/>
+        </w:rPr>
+      </w:pPr>
+      <w:r>
+        <w:rPr>
+          <w:rFonts w:ascii="Times New Roman" w:hAnsi="Times New Roman"/>
+          <w:color w:val="000000"/>
+          <w:sz w:val="24"/>
+          <w:szCs w:val="24"/>
+          <w:lang w:val="en-US"/>
+        </w:rPr>
         <w:t>Mikrokontroler</w:t>
+      </w:r>
+      <w:r>
+        <w:rPr>
+          <w:rFonts w:ascii="Times New Roman" w:hAnsi="Times New Roman"/>
+          <w:color w:val="000000"/>
+          <w:sz w:val="24"/>
+          <w:szCs w:val="24"/>
+          <w:lang w:val="en-US"/>
+        </w:rPr>
+        <w:tab/>
+      </w:r>
+      <w:r>
+        <w:rPr>
+          <w:rFonts w:ascii="Times New Roman" w:hAnsi="Times New Roman"/>
+          <w:color w:val="000000"/>
+          <w:sz w:val="24"/>
+          <w:szCs w:val="24"/>
+          <w:lang w:val="en-US"/>
+        </w:rPr>
+        <w:tab/>
+        <w:t>II-6</w:t>
       </w:r>
     </w:p>
     <w:p>
@@ -3671,6 +3852,27 @@
         </w:rPr>
         <w:t>ESP32</w:t>
       </w:r>
+      <w:r>
+        <w:rPr>
+          <w:rFonts w:ascii="Times New Roman" w:hAnsi="Times New Roman"/>
+          <w:color w:val="000000"/>
+          <w:sz w:val="24"/>
+          <w:szCs w:val="24"/>
+          <w:lang w:val="en-US"/>
+        </w:rPr>
+        <w:tab/>
+      </w:r>
+      <w:r>
+        <w:rPr>
+          <w:rFonts w:ascii="Times New Roman" w:hAnsi="Times New Roman"/>
+          <w:color w:val="000000"/>
+          <w:sz w:val="24"/>
+          <w:szCs w:val="24"/>
+          <w:lang w:val="en-US"/>
+        </w:rPr>
+        <w:tab/>
+        <w:t>II-6</w:t>
+      </w:r>
     </w:p>
     <w:p>
       <w:pPr>
@@ -3705,7 +3907,85 @@
           <w:szCs w:val="24"/>
           <w:lang w:val="en-US"/>
         </w:rPr>
-        <w:t>Penelitian Terkait</w:t>
+        <w:t>Skema Daya ESP32</w:t>
+      </w:r>
+      <w:r>
+        <w:rPr>
+          <w:rFonts w:ascii="Times New Roman" w:hAnsi="Times New Roman"/>
+          <w:color w:val="000000"/>
+          <w:sz w:val="24"/>
+          <w:szCs w:val="24"/>
+          <w:lang w:val="en-US"/>
+        </w:rPr>
+        <w:tab/>
+      </w:r>
+      <w:r>
+        <w:rPr>
+          <w:rFonts w:ascii="Times New Roman" w:hAnsi="Times New Roman"/>
+          <w:color w:val="000000"/>
+          <w:sz w:val="24"/>
+          <w:szCs w:val="24"/>
+          <w:lang w:val="en-US"/>
+        </w:rPr>
+        <w:tab/>
+        <w:t>II-7</w:t>
+      </w:r>
+    </w:p>
+    <w:p>
+      <w:pPr>
+        <w:pStyle w:val="ListParagraph"/>
+        <w:widowControl w:val="0"/>
+        <w:numPr>
+          <w:ilvl w:val="2"/>
+          <w:numId w:val="4"/>
+        </w:numPr>
+        <w:tabs>
+          <w:tab w:val="left" w:leader="dot" w:pos="8222"/>
+          <w:tab w:val="right" w:pos="8788"/>
+        </w:tabs>
+        <w:autoSpaceDE w:val="0"/>
+        <w:autoSpaceDN w:val="0"/>
+        <w:adjustRightInd w:val="0"/>
+        <w:spacing w:after="0" w:line="360" w:lineRule="auto"/>
+        <w:ind w:left="2127" w:hanging="567"/>
+        <w:rPr>
+          <w:rFonts w:ascii="Times New Roman" w:hAnsi="Times New Roman"/>
+          <w:color w:val="000000"/>
+          <w:sz w:val="24"/>
+          <w:szCs w:val="24"/>
+          <w:lang w:val="en-US"/>
+        </w:rPr>
+      </w:pPr>
+      <w:r>
+        <w:rPr>
+          <w:rFonts w:ascii="Times New Roman" w:hAnsi="Times New Roman"/>
+          <w:color w:val="000000"/>
+          <w:sz w:val="24"/>
+          <w:szCs w:val="24"/>
+          <w:lang w:val="en-US"/>
+        </w:rPr>
+        <w:t>Fitur ESP32</w:t>
+      </w:r>
+      <w:r>
+        <w:rPr>
+          <w:rFonts w:ascii="Times New Roman" w:hAnsi="Times New Roman"/>
+          <w:color w:val="000000"/>
+          <w:sz w:val="24"/>
+          <w:szCs w:val="24"/>
+          <w:lang w:val="en-US"/>
+        </w:rPr>
+        <w:tab/>
+      </w:r>
+      <w:r>
+        <w:rPr>
+          <w:rFonts w:ascii="Times New Roman" w:hAnsi="Times New Roman"/>
+          <w:color w:val="000000"/>
+          <w:sz w:val="24"/>
+          <w:szCs w:val="24"/>
+          <w:lang w:val="en-US"/>
+        </w:rPr>
+        <w:tab/>
+        <w:t>II-9</w:t>
       </w:r>
     </w:p>
     <w:p>
@@ -3741,7 +4021,28 @@
           <w:szCs w:val="24"/>
           <w:lang w:val="en-US"/>
         </w:rPr>
-        <w:t>Teori</w:t>
+        <w:t>GPRS SIM800L</w:t>
+      </w:r>
+      <w:r>
+        <w:rPr>
+          <w:rFonts w:ascii="Times New Roman" w:hAnsi="Times New Roman"/>
+          <w:color w:val="000000"/>
+          <w:sz w:val="24"/>
+          <w:szCs w:val="24"/>
+          <w:lang w:val="en-US"/>
+        </w:rPr>
+        <w:tab/>
+      </w:r>
+      <w:r>
+        <w:rPr>
+          <w:rFonts w:ascii="Times New Roman" w:hAnsi="Times New Roman"/>
+          <w:color w:val="000000"/>
+          <w:sz w:val="24"/>
+          <w:szCs w:val="24"/>
+          <w:lang w:val="en-US"/>
+        </w:rPr>
+        <w:tab/>
+        <w:t>II-11</w:t>
       </w:r>
     </w:p>
     <w:p>
@@ -3771,13 +4072,524 @@
       </w:pPr>
       <w:r>
         <w:rPr>
-          <w:rFonts w:ascii="Times New Roman" w:hAnsi="Times New Roman"/>
-          <w:color w:val="000000"/>
-          <w:sz w:val="24"/>
-          <w:szCs w:val="24"/>
-          <w:lang w:val="en-US"/>
-        </w:rPr>
-        <w:t>Teori 2</w:t>
+          <w:rFonts w:ascii="TimesNewRomanPS-ItalicMT" w:hAnsi="TimesNewRomanPS-ItalicMT"/>
+          <w:i/>
+          <w:iCs/>
+          <w:color w:val="000000"/>
+          <w:sz w:val="24"/>
+          <w:szCs w:val="24"/>
+        </w:rPr>
+        <w:t xml:space="preserve">Global Positioning System </w:t>
+      </w:r>
+      <w:r>
+        <w:rPr>
+          <w:rFonts w:ascii="TimesNewRomanPSMT" w:hAnsi="TimesNewRomanPSMT"/>
+          <w:color w:val="000000"/>
+          <w:sz w:val="24"/>
+          <w:szCs w:val="24"/>
+        </w:rPr>
+        <w:t>(GPS)</w:t>
+      </w:r>
+      <w:r>
+        <w:rPr>
+          <w:rFonts w:ascii="TimesNewRomanPSMT" w:hAnsi="TimesNewRomanPSMT"/>
+          <w:color w:val="000000"/>
+          <w:sz w:val="24"/>
+          <w:szCs w:val="24"/>
+        </w:rPr>
+        <w:tab/>
+      </w:r>
+      <w:r>
+        <w:rPr>
+          <w:rFonts w:ascii="TimesNewRomanPSMT" w:hAnsi="TimesNewRomanPSMT"/>
+          <w:color w:val="000000"/>
+          <w:sz w:val="24"/>
+          <w:szCs w:val="24"/>
+        </w:rPr>
+        <w:tab/>
+      </w:r>
+      <w:r>
+        <w:rPr>
+          <w:rFonts w:ascii="TimesNewRomanPSMT" w:hAnsi="TimesNewRomanPSMT"/>
+          <w:color w:val="000000"/>
+          <w:sz w:val="24"/>
+          <w:szCs w:val="24"/>
+          <w:lang w:val="en-US"/>
+        </w:rPr>
+        <w:t>II-13</w:t>
+      </w:r>
+    </w:p>
+    <w:p>
+      <w:pPr>
+        <w:pStyle w:val="ListParagraph"/>
+        <w:widowControl w:val="0"/>
+        <w:numPr>
+          <w:ilvl w:val="2"/>
+          <w:numId w:val="4"/>
+        </w:numPr>
+        <w:tabs>
+          <w:tab w:val="left" w:leader="dot" w:pos="8222"/>
+          <w:tab w:val="right" w:pos="8788"/>
+        </w:tabs>
+        <w:autoSpaceDE w:val="0"/>
+        <w:autoSpaceDN w:val="0"/>
+        <w:adjustRightInd w:val="0"/>
+        <w:spacing w:after="0" w:line="360" w:lineRule="auto"/>
+        <w:ind w:left="2127" w:hanging="578"/>
+        <w:rPr>
+          <w:rFonts w:ascii="Times New Roman" w:hAnsi="Times New Roman"/>
+          <w:color w:val="000000"/>
+          <w:sz w:val="24"/>
+          <w:szCs w:val="24"/>
+          <w:lang w:val="en-US"/>
+        </w:rPr>
+      </w:pPr>
+      <w:r>
+        <w:rPr>
+          <w:rFonts w:ascii="TimesNewRomanPS-ItalicMT" w:hAnsi="TimesNewRomanPS-ItalicMT"/>
+          <w:color w:val="000000"/>
+          <w:sz w:val="24"/>
+          <w:szCs w:val="24"/>
+          <w:lang w:val="en-US"/>
+        </w:rPr>
+        <w:t>GPS U-Blox Neo-6M</w:t>
+      </w:r>
+      <w:r>
+        <w:rPr>
+          <w:rFonts w:ascii="TimesNewRomanPS-ItalicMT" w:hAnsi="TimesNewRomanPS-ItalicMT"/>
+          <w:color w:val="000000"/>
+          <w:sz w:val="24"/>
+          <w:szCs w:val="24"/>
+          <w:lang w:val="en-US"/>
+        </w:rPr>
+        <w:tab/>
+      </w:r>
+      <w:r>
+        <w:rPr>
+          <w:rFonts w:ascii="TimesNewRomanPS-ItalicMT" w:hAnsi="TimesNewRomanPS-ItalicMT"/>
+          <w:color w:val="000000"/>
+          <w:sz w:val="24"/>
+          <w:szCs w:val="24"/>
+          <w:lang w:val="en-US"/>
+        </w:rPr>
+        <w:tab/>
+        <w:t>II-14</w:t>
+      </w:r>
+    </w:p>
+    <w:p>
+      <w:pPr>
+        <w:pStyle w:val="ListParagraph"/>
+        <w:widowControl w:val="0"/>
+        <w:numPr>
+          <w:ilvl w:val="1"/>
+          <w:numId w:val="4"/>
+        </w:numPr>
+        <w:tabs>
+          <w:tab w:val="left" w:leader="dot" w:pos="8222"/>
+          <w:tab w:val="right" w:pos="8788"/>
+        </w:tabs>
+        <w:autoSpaceDE w:val="0"/>
+        <w:autoSpaceDN w:val="0"/>
+        <w:adjustRightInd w:val="0"/>
+        <w:spacing w:after="0" w:line="360" w:lineRule="auto"/>
+        <w:ind w:left="1560" w:hanging="567"/>
+        <w:rPr>
+          <w:rFonts w:ascii="Times New Roman" w:hAnsi="Times New Roman"/>
+          <w:color w:val="000000"/>
+          <w:sz w:val="24"/>
+          <w:szCs w:val="24"/>
+          <w:lang w:val="en-US"/>
+        </w:rPr>
+      </w:pPr>
+      <w:r>
+        <w:rPr>
+          <w:rFonts w:ascii="Times New Roman" w:hAnsi="Times New Roman"/>
+          <w:i/>
+          <w:iCs/>
+          <w:color w:val="000000"/>
+          <w:sz w:val="24"/>
+          <w:szCs w:val="24"/>
+          <w:lang w:val="en-US"/>
+        </w:rPr>
+        <w:t>Accelerometer</w:t>
+      </w:r>
+      <w:r>
+        <w:rPr>
+          <w:rFonts w:ascii="Times New Roman" w:hAnsi="Times New Roman"/>
+          <w:color w:val="000000"/>
+          <w:sz w:val="24"/>
+          <w:szCs w:val="24"/>
+          <w:lang w:val="en-US"/>
+        </w:rPr>
+        <w:tab/>
+      </w:r>
+      <w:r>
+        <w:rPr>
+          <w:rFonts w:ascii="Times New Roman" w:hAnsi="Times New Roman"/>
+          <w:color w:val="000000"/>
+          <w:sz w:val="24"/>
+          <w:szCs w:val="24"/>
+          <w:lang w:val="en-US"/>
+        </w:rPr>
+        <w:tab/>
+        <w:t>II-16</w:t>
+      </w:r>
+    </w:p>
+    <w:p>
+      <w:pPr>
+        <w:pStyle w:val="ListParagraph"/>
+        <w:widowControl w:val="0"/>
+        <w:numPr>
+          <w:ilvl w:val="2"/>
+          <w:numId w:val="4"/>
+        </w:numPr>
+        <w:tabs>
+          <w:tab w:val="left" w:leader="dot" w:pos="8222"/>
+          <w:tab w:val="right" w:pos="8788"/>
+        </w:tabs>
+        <w:autoSpaceDE w:val="0"/>
+        <w:autoSpaceDN w:val="0"/>
+        <w:adjustRightInd w:val="0"/>
+        <w:spacing w:after="0" w:line="360" w:lineRule="auto"/>
+        <w:ind w:left="2127" w:hanging="578"/>
+        <w:rPr>
+          <w:rFonts w:ascii="Times New Roman" w:hAnsi="Times New Roman"/>
+          <w:color w:val="000000"/>
+          <w:sz w:val="24"/>
+          <w:szCs w:val="24"/>
+          <w:lang w:val="en-US"/>
+        </w:rPr>
+      </w:pPr>
+      <w:r>
+        <w:rPr>
+          <w:rFonts w:ascii="Times New Roman" w:hAnsi="Times New Roman"/>
+          <w:color w:val="000000"/>
+          <w:sz w:val="24"/>
+          <w:szCs w:val="24"/>
+          <w:lang w:val="en-US"/>
+        </w:rPr>
+        <w:t>IC ADXL225</w:t>
+      </w:r>
+      <w:r>
+        <w:rPr>
+          <w:rFonts w:ascii="Times New Roman" w:hAnsi="Times New Roman"/>
+          <w:color w:val="000000"/>
+          <w:sz w:val="24"/>
+          <w:szCs w:val="24"/>
+          <w:lang w:val="en-US"/>
+        </w:rPr>
+        <w:tab/>
+      </w:r>
+      <w:r>
+        <w:rPr>
+          <w:rFonts w:ascii="Times New Roman" w:hAnsi="Times New Roman"/>
+          <w:color w:val="000000"/>
+          <w:sz w:val="24"/>
+          <w:szCs w:val="24"/>
+          <w:lang w:val="en-US"/>
+        </w:rPr>
+        <w:tab/>
+        <w:t>II-16</w:t>
+      </w:r>
+    </w:p>
+    <w:p>
+      <w:pPr>
+        <w:pStyle w:val="ListParagraph"/>
+        <w:widowControl w:val="0"/>
+        <w:numPr>
+          <w:ilvl w:val="1"/>
+          <w:numId w:val="4"/>
+        </w:numPr>
+        <w:tabs>
+          <w:tab w:val="left" w:leader="dot" w:pos="8222"/>
+          <w:tab w:val="right" w:pos="8788"/>
+        </w:tabs>
+        <w:autoSpaceDE w:val="0"/>
+        <w:autoSpaceDN w:val="0"/>
+        <w:adjustRightInd w:val="0"/>
+        <w:spacing w:after="0" w:line="360" w:lineRule="auto"/>
+        <w:ind w:left="1560" w:hanging="567"/>
+        <w:rPr>
+          <w:rFonts w:ascii="Times New Roman" w:hAnsi="Times New Roman"/>
+          <w:color w:val="000000"/>
+          <w:sz w:val="24"/>
+          <w:szCs w:val="24"/>
+          <w:lang w:val="en-US"/>
+        </w:rPr>
+      </w:pPr>
+      <w:r>
+        <w:rPr>
+          <w:rFonts w:ascii="Times New Roman" w:hAnsi="Times New Roman"/>
+          <w:color w:val="000000"/>
+          <w:sz w:val="24"/>
+          <w:szCs w:val="24"/>
+          <w:lang w:val="en-US"/>
+        </w:rPr>
+        <w:t>Relay</w:t>
+      </w:r>
+      <w:r>
+        <w:rPr>
+          <w:rFonts w:ascii="Times New Roman" w:hAnsi="Times New Roman"/>
+          <w:color w:val="000000"/>
+          <w:sz w:val="24"/>
+          <w:szCs w:val="24"/>
+          <w:lang w:val="en-US"/>
+        </w:rPr>
+        <w:tab/>
+      </w:r>
+      <w:r>
+        <w:rPr>
+          <w:rFonts w:ascii="Times New Roman" w:hAnsi="Times New Roman"/>
+          <w:color w:val="000000"/>
+          <w:sz w:val="24"/>
+          <w:szCs w:val="24"/>
+          <w:lang w:val="en-US"/>
+        </w:rPr>
+        <w:tab/>
+        <w:t>II-17</w:t>
+      </w:r>
+    </w:p>
+    <w:p>
+      <w:pPr>
+        <w:pStyle w:val="ListParagraph"/>
+        <w:widowControl w:val="0"/>
+        <w:numPr>
+          <w:ilvl w:val="1"/>
+          <w:numId w:val="4"/>
+        </w:numPr>
+        <w:tabs>
+          <w:tab w:val="left" w:leader="dot" w:pos="8222"/>
+          <w:tab w:val="right" w:pos="8788"/>
+        </w:tabs>
+        <w:autoSpaceDE w:val="0"/>
+        <w:autoSpaceDN w:val="0"/>
+        <w:adjustRightInd w:val="0"/>
+        <w:spacing w:after="0" w:line="360" w:lineRule="auto"/>
+        <w:ind w:left="1560" w:hanging="567"/>
+        <w:rPr>
+          <w:rFonts w:ascii="Times New Roman" w:hAnsi="Times New Roman"/>
+          <w:color w:val="000000"/>
+          <w:sz w:val="24"/>
+          <w:szCs w:val="24"/>
+          <w:lang w:val="en-US"/>
+        </w:rPr>
+      </w:pPr>
+      <w:r>
+        <w:rPr>
+          <w:rFonts w:ascii="Times New Roman" w:hAnsi="Times New Roman"/>
+          <w:i/>
+          <w:iCs/>
+          <w:color w:val="000000"/>
+          <w:sz w:val="24"/>
+          <w:szCs w:val="24"/>
+          <w:lang w:val="en-US"/>
+        </w:rPr>
+        <w:t>Database</w:t>
+      </w:r>
+      <w:r>
+        <w:rPr>
+          <w:rFonts w:ascii="Times New Roman" w:hAnsi="Times New Roman"/>
+          <w:color w:val="000000"/>
+          <w:sz w:val="24"/>
+          <w:szCs w:val="24"/>
+          <w:lang w:val="en-US"/>
+        </w:rPr>
+        <w:tab/>
+      </w:r>
+      <w:r>
+        <w:rPr>
+          <w:rFonts w:ascii="Times New Roman" w:hAnsi="Times New Roman"/>
+          <w:color w:val="000000"/>
+          <w:sz w:val="24"/>
+          <w:szCs w:val="24"/>
+          <w:lang w:val="en-US"/>
+        </w:rPr>
+        <w:tab/>
+        <w:t>II-19</w:t>
+      </w:r>
+    </w:p>
+    <w:p>
+      <w:pPr>
+        <w:pStyle w:val="ListParagraph"/>
+        <w:widowControl w:val="0"/>
+        <w:numPr>
+          <w:ilvl w:val="2"/>
+          <w:numId w:val="4"/>
+        </w:numPr>
+        <w:tabs>
+          <w:tab w:val="left" w:leader="dot" w:pos="8222"/>
+          <w:tab w:val="right" w:pos="8788"/>
+        </w:tabs>
+        <w:autoSpaceDE w:val="0"/>
+        <w:autoSpaceDN w:val="0"/>
+        <w:adjustRightInd w:val="0"/>
+        <w:spacing w:after="0" w:line="360" w:lineRule="auto"/>
+        <w:ind w:left="2127" w:hanging="578"/>
+        <w:rPr>
+          <w:rFonts w:ascii="Times New Roman" w:hAnsi="Times New Roman"/>
+          <w:color w:val="000000"/>
+          <w:sz w:val="24"/>
+          <w:szCs w:val="24"/>
+          <w:lang w:val="en-US"/>
+        </w:rPr>
+      </w:pPr>
+      <w:r>
+        <w:rPr>
+          <w:rFonts w:ascii="Times New Roman" w:hAnsi="Times New Roman"/>
+          <w:color w:val="000000"/>
+          <w:sz w:val="24"/>
+          <w:szCs w:val="24"/>
+          <w:lang w:val="en-US"/>
+        </w:rPr>
+        <w:t xml:space="preserve">Jenis Jenis </w:t>
+      </w:r>
+      <w:r>
+        <w:rPr>
+          <w:rFonts w:ascii="Times New Roman" w:hAnsi="Times New Roman"/>
+          <w:i/>
+          <w:iCs/>
+          <w:color w:val="000000"/>
+          <w:sz w:val="24"/>
+          <w:szCs w:val="24"/>
+          <w:lang w:val="en-US"/>
+        </w:rPr>
+        <w:t>Database</w:t>
+      </w:r>
+      <w:r>
+        <w:rPr>
+          <w:rFonts w:ascii="Times New Roman" w:hAnsi="Times New Roman"/>
+          <w:color w:val="000000"/>
+          <w:sz w:val="24"/>
+          <w:szCs w:val="24"/>
+          <w:lang w:val="en-US"/>
+        </w:rPr>
+        <w:tab/>
+      </w:r>
+      <w:r>
+        <w:rPr>
+          <w:rFonts w:ascii="Times New Roman" w:hAnsi="Times New Roman"/>
+          <w:color w:val="000000"/>
+          <w:sz w:val="24"/>
+          <w:szCs w:val="24"/>
+          <w:lang w:val="en-US"/>
+        </w:rPr>
+        <w:tab/>
+        <w:t>II-20</w:t>
+      </w:r>
+    </w:p>
+    <w:p>
+      <w:pPr>
+        <w:pStyle w:val="ListParagraph"/>
+        <w:widowControl w:val="0"/>
+        <w:numPr>
+          <w:ilvl w:val="1"/>
+          <w:numId w:val="4"/>
+        </w:numPr>
+        <w:tabs>
+          <w:tab w:val="left" w:leader="dot" w:pos="8222"/>
+          <w:tab w:val="right" w:pos="8788"/>
+        </w:tabs>
+        <w:autoSpaceDE w:val="0"/>
+        <w:autoSpaceDN w:val="0"/>
+        <w:adjustRightInd w:val="0"/>
+        <w:spacing w:after="0" w:line="360" w:lineRule="auto"/>
+        <w:ind w:left="1560" w:hanging="567"/>
+        <w:rPr>
+          <w:rFonts w:ascii="Times New Roman" w:hAnsi="Times New Roman"/>
+          <w:color w:val="000000"/>
+          <w:sz w:val="24"/>
+          <w:szCs w:val="24"/>
+          <w:lang w:val="en-US"/>
+        </w:rPr>
+      </w:pPr>
+      <w:r>
+        <w:rPr>
+          <w:rFonts w:ascii="Times New Roman" w:hAnsi="Times New Roman"/>
+          <w:color w:val="000000"/>
+          <w:sz w:val="24"/>
+          <w:szCs w:val="24"/>
+          <w:lang w:val="en-US"/>
+        </w:rPr>
+        <w:lastRenderedPageBreak/>
+        <w:t>Android</w:t>
+      </w:r>
+      <w:r>
+        <w:rPr>
+          <w:rFonts w:ascii="Times New Roman" w:hAnsi="Times New Roman"/>
+          <w:color w:val="000000"/>
+          <w:sz w:val="24"/>
+          <w:szCs w:val="24"/>
+          <w:lang w:val="en-US"/>
+        </w:rPr>
+        <w:tab/>
+      </w:r>
+      <w:r>
+        <w:rPr>
+          <w:rFonts w:ascii="Times New Roman" w:hAnsi="Times New Roman"/>
+          <w:color w:val="000000"/>
+          <w:sz w:val="24"/>
+          <w:szCs w:val="24"/>
+          <w:lang w:val="en-US"/>
+        </w:rPr>
+        <w:tab/>
+        <w:t>II-21</w:t>
+      </w:r>
+    </w:p>
+    <w:p>
+      <w:pPr>
+        <w:pStyle w:val="ListParagraph"/>
+        <w:widowControl w:val="0"/>
+        <w:numPr>
+          <w:ilvl w:val="2"/>
+          <w:numId w:val="4"/>
+        </w:numPr>
+        <w:tabs>
+          <w:tab w:val="left" w:leader="dot" w:pos="8222"/>
+          <w:tab w:val="right" w:pos="8788"/>
+        </w:tabs>
+        <w:autoSpaceDE w:val="0"/>
+        <w:autoSpaceDN w:val="0"/>
+        <w:adjustRightInd w:val="0"/>
+        <w:spacing w:after="0" w:line="360" w:lineRule="auto"/>
+        <w:ind w:left="2127" w:hanging="578"/>
+        <w:rPr>
+          <w:rFonts w:ascii="Times New Roman" w:hAnsi="Times New Roman"/>
+          <w:color w:val="000000"/>
+          <w:sz w:val="24"/>
+          <w:szCs w:val="24"/>
+          <w:lang w:val="en-US"/>
+        </w:rPr>
+      </w:pPr>
+      <w:r>
+        <w:rPr>
+          <w:rFonts w:ascii="Times New Roman" w:hAnsi="Times New Roman"/>
+          <w:color w:val="000000"/>
+          <w:sz w:val="24"/>
+          <w:szCs w:val="24"/>
+          <w:lang w:val="en-US"/>
+        </w:rPr>
+        <w:t>Android Studio</w:t>
+      </w:r>
+      <w:r>
+        <w:rPr>
+          <w:rFonts w:ascii="Times New Roman" w:hAnsi="Times New Roman"/>
+          <w:color w:val="000000"/>
+          <w:sz w:val="24"/>
+          <w:szCs w:val="24"/>
+          <w:lang w:val="en-US"/>
+        </w:rPr>
+        <w:tab/>
+      </w:r>
+      <w:r>
+        <w:rPr>
+          <w:rFonts w:ascii="Times New Roman" w:hAnsi="Times New Roman"/>
+          <w:color w:val="000000"/>
+          <w:sz w:val="24"/>
+          <w:szCs w:val="24"/>
+          <w:lang w:val="en-US"/>
+        </w:rPr>
+        <w:tab/>
+        <w:t>II-21</w:t>
       </w:r>
     </w:p>
     <w:p>
@@ -3963,7 +4775,28 @@
           <w:szCs w:val="24"/>
           <w:lang w:val="en-US"/>
         </w:rPr>
-        <w:t>Jenis Penelitian</w:t>
+        <w:t>Diagram Alir Penelitian</w:t>
+      </w:r>
+      <w:r>
+        <w:rPr>
+          <w:rFonts w:ascii="Times New Roman" w:hAnsi="Times New Roman"/>
+          <w:color w:val="000000"/>
+          <w:sz w:val="24"/>
+          <w:szCs w:val="24"/>
+          <w:lang w:val="en-US"/>
+        </w:rPr>
+        <w:tab/>
+      </w:r>
+      <w:r>
+        <w:rPr>
+          <w:rFonts w:ascii="Times New Roman" w:hAnsi="Times New Roman"/>
+          <w:color w:val="000000"/>
+          <w:sz w:val="24"/>
+          <w:szCs w:val="24"/>
+          <w:lang w:val="en-US"/>
+        </w:rPr>
+        <w:tab/>
+        <w:t>III-1</w:t>
       </w:r>
     </w:p>
     <w:p>
@@ -3999,7 +4832,28 @@
           <w:szCs w:val="24"/>
           <w:lang w:val="en-US"/>
         </w:rPr>
-        <w:t>Tahapan Penelitian</w:t>
+        <w:t>Pengumpulan data</w:t>
+      </w:r>
+      <w:r>
+        <w:rPr>
+          <w:rFonts w:ascii="Times New Roman" w:hAnsi="Times New Roman"/>
+          <w:color w:val="000000"/>
+          <w:sz w:val="24"/>
+          <w:szCs w:val="24"/>
+          <w:lang w:val="en-US"/>
+        </w:rPr>
+        <w:tab/>
+      </w:r>
+      <w:r>
+        <w:rPr>
+          <w:rFonts w:ascii="Times New Roman" w:hAnsi="Times New Roman"/>
+          <w:color w:val="000000"/>
+          <w:sz w:val="24"/>
+          <w:szCs w:val="24"/>
+          <w:lang w:val="en-US"/>
+        </w:rPr>
+        <w:tab/>
+        <w:t>III-2</w:t>
       </w:r>
     </w:p>
     <w:p>
@@ -4035,7 +4889,28 @@
           <w:szCs w:val="24"/>
           <w:lang w:val="en-US"/>
         </w:rPr>
-        <w:t>Jenis dan Metode Pengumpulan Data</w:t>
+        <w:t>Ilustrasi Sistem</w:t>
+      </w:r>
+      <w:r>
+        <w:rPr>
+          <w:rFonts w:ascii="Times New Roman" w:hAnsi="Times New Roman"/>
+          <w:color w:val="000000"/>
+          <w:sz w:val="24"/>
+          <w:szCs w:val="24"/>
+          <w:lang w:val="en-US"/>
+        </w:rPr>
+        <w:tab/>
+      </w:r>
+      <w:r>
+        <w:rPr>
+          <w:rFonts w:ascii="Times New Roman" w:hAnsi="Times New Roman"/>
+          <w:color w:val="000000"/>
+          <w:sz w:val="24"/>
+          <w:szCs w:val="24"/>
+          <w:lang w:val="en-US"/>
+        </w:rPr>
+        <w:tab/>
+        <w:t>III-2</w:t>
       </w:r>
     </w:p>
     <w:p>
@@ -4071,103 +4946,665 @@
           <w:szCs w:val="24"/>
           <w:lang w:val="en-US"/>
         </w:rPr>
-        <w:t>Analisa Data</w:t>
+        <w:t>Perancangan Hardware</w:t>
+      </w:r>
+      <w:r>
+        <w:rPr>
+          <w:rFonts w:ascii="Times New Roman" w:hAnsi="Times New Roman"/>
+          <w:color w:val="000000"/>
+          <w:sz w:val="24"/>
+          <w:szCs w:val="24"/>
+          <w:lang w:val="en-US"/>
+        </w:rPr>
+        <w:tab/>
+      </w:r>
+      <w:r>
+        <w:rPr>
+          <w:rFonts w:ascii="Times New Roman" w:hAnsi="Times New Roman"/>
+          <w:color w:val="000000"/>
+          <w:sz w:val="24"/>
+          <w:szCs w:val="24"/>
+          <w:lang w:val="en-US"/>
+        </w:rPr>
+        <w:tab/>
+        <w:t>III-4</w:t>
       </w:r>
     </w:p>
     <w:p>
       <w:pPr>
+        <w:pStyle w:val="ListParagraph"/>
         <w:widowControl w:val="0"/>
+        <w:numPr>
+          <w:ilvl w:val="2"/>
+          <w:numId w:val="3"/>
+        </w:numPr>
         <w:tabs>
-          <w:tab w:val="left" w:pos="993"/>
           <w:tab w:val="left" w:leader="dot" w:pos="8222"/>
           <w:tab w:val="right" w:pos="8788"/>
         </w:tabs>
         <w:autoSpaceDE w:val="0"/>
         <w:autoSpaceDN w:val="0"/>
         <w:adjustRightInd w:val="0"/>
-        <w:spacing w:before="240" w:after="0" w:line="360" w:lineRule="auto"/>
-        <w:rPr>
-          <w:rFonts w:ascii="Times New Roman" w:hAnsi="Times New Roman"/>
-          <w:b/>
-          <w:bCs/>
-          <w:color w:val="000000"/>
-          <w:sz w:val="24"/>
-          <w:szCs w:val="24"/>
-          <w:lang w:val="en-US"/>
-        </w:rPr>
-      </w:pPr>
-      <w:r>
-        <w:rPr>
-          <w:rFonts w:ascii="Times New Roman" w:hAnsi="Times New Roman"/>
-          <w:b/>
-          <w:bCs/>
-          <w:color w:val="000000"/>
-          <w:sz w:val="24"/>
-          <w:szCs w:val="24"/>
-          <w:lang w:val="en-US"/>
-        </w:rPr>
-        <w:t>BAB IV</w:t>
-      </w:r>
-      <w:r>
-        <w:rPr>
-          <w:rFonts w:ascii="Times New Roman" w:hAnsi="Times New Roman"/>
-          <w:b/>
-          <w:bCs/>
+        <w:spacing w:after="0" w:line="360" w:lineRule="auto"/>
+        <w:ind w:left="2127" w:hanging="578"/>
+        <w:rPr>
+          <w:rFonts w:ascii="Times New Roman" w:hAnsi="Times New Roman"/>
+          <w:color w:val="000000"/>
+          <w:sz w:val="24"/>
+          <w:szCs w:val="24"/>
+          <w:lang w:val="en-US"/>
+        </w:rPr>
+      </w:pPr>
+      <w:r>
+        <w:rPr>
+          <w:rFonts w:ascii="Times New Roman" w:hAnsi="Times New Roman"/>
+          <w:color w:val="000000"/>
+          <w:sz w:val="24"/>
+          <w:szCs w:val="24"/>
+          <w:lang w:val="en-US"/>
+        </w:rPr>
+        <w:t>Spesifikasi Perangkat yang digunakan</w:t>
+      </w:r>
+      <w:r>
+        <w:rPr>
+          <w:rFonts w:ascii="Times New Roman" w:hAnsi="Times New Roman"/>
           <w:color w:val="000000"/>
           <w:sz w:val="24"/>
           <w:szCs w:val="24"/>
           <w:lang w:val="en-US"/>
         </w:rPr>
         <w:tab/>
-        <w:t>JADWAL PENELITIAN</w:t>
+      </w:r>
+      <w:r>
+        <w:rPr>
+          <w:rFonts w:ascii="Times New Roman" w:hAnsi="Times New Roman"/>
+          <w:color w:val="000000"/>
+          <w:sz w:val="24"/>
+          <w:szCs w:val="24"/>
+          <w:lang w:val="en-US"/>
+        </w:rPr>
+        <w:tab/>
+        <w:t>III-5</w:t>
       </w:r>
     </w:p>
     <w:p>
       <w:pPr>
+        <w:pStyle w:val="ListParagraph"/>
         <w:widowControl w:val="0"/>
+        <w:numPr>
+          <w:ilvl w:val="1"/>
+          <w:numId w:val="3"/>
+        </w:numPr>
         <w:tabs>
-          <w:tab w:val="left" w:pos="993"/>
           <w:tab w:val="left" w:leader="dot" w:pos="8222"/>
           <w:tab w:val="right" w:pos="8788"/>
         </w:tabs>
         <w:autoSpaceDE w:val="0"/>
         <w:autoSpaceDN w:val="0"/>
         <w:adjustRightInd w:val="0"/>
-        <w:spacing w:before="240" w:after="0" w:line="360" w:lineRule="auto"/>
-        <w:rPr>
-          <w:rFonts w:ascii="Times New Roman" w:hAnsi="Times New Roman"/>
-          <w:b/>
-          <w:bCs/>
-          <w:color w:val="000000"/>
-          <w:sz w:val="24"/>
-          <w:szCs w:val="24"/>
-          <w:lang w:val="en-US"/>
-        </w:rPr>
-      </w:pPr>
-      <w:r>
-        <w:rPr>
-          <w:rFonts w:ascii="Times New Roman" w:hAnsi="Times New Roman"/>
-          <w:b/>
-          <w:bCs/>
-          <w:color w:val="000000"/>
-          <w:sz w:val="24"/>
-          <w:szCs w:val="24"/>
-          <w:lang w:val="en-US"/>
-        </w:rPr>
-        <w:t>BAB V</w:t>
-      </w:r>
-      <w:r>
-        <w:rPr>
-          <w:rFonts w:ascii="Times New Roman" w:hAnsi="Times New Roman"/>
-          <w:b/>
-          <w:bCs/>
+        <w:spacing w:after="0" w:line="360" w:lineRule="auto"/>
+        <w:ind w:left="1560" w:hanging="567"/>
+        <w:rPr>
+          <w:rFonts w:ascii="Times New Roman" w:hAnsi="Times New Roman"/>
+          <w:color w:val="000000"/>
+          <w:sz w:val="24"/>
+          <w:szCs w:val="24"/>
+          <w:lang w:val="en-US"/>
+        </w:rPr>
+      </w:pPr>
+      <w:r>
+        <w:rPr>
+          <w:rFonts w:ascii="Times New Roman" w:hAnsi="Times New Roman"/>
+          <w:color w:val="000000"/>
+          <w:sz w:val="24"/>
+          <w:szCs w:val="24"/>
+          <w:lang w:val="en-US"/>
+        </w:rPr>
+        <w:t>Perancangan Lisring Program Pada Kontroler</w:t>
+      </w:r>
+      <w:r>
+        <w:rPr>
+          <w:rFonts w:ascii="Times New Roman" w:hAnsi="Times New Roman"/>
           <w:color w:val="000000"/>
           <w:sz w:val="24"/>
           <w:szCs w:val="24"/>
           <w:lang w:val="en-US"/>
         </w:rPr>
         <w:tab/>
-        <w:t>BIAYA PENELITIAN</w:t>
+      </w:r>
+      <w:r>
+        <w:rPr>
+          <w:rFonts w:ascii="Times New Roman" w:hAnsi="Times New Roman"/>
+          <w:color w:val="000000"/>
+          <w:sz w:val="24"/>
+          <w:szCs w:val="24"/>
+          <w:lang w:val="en-US"/>
+        </w:rPr>
+        <w:tab/>
+        <w:t>III-6</w:t>
+      </w:r>
+    </w:p>
+    <w:p>
+      <w:pPr>
+        <w:pStyle w:val="ListParagraph"/>
+        <w:widowControl w:val="0"/>
+        <w:numPr>
+          <w:ilvl w:val="2"/>
+          <w:numId w:val="3"/>
+        </w:numPr>
+        <w:tabs>
+          <w:tab w:val="left" w:leader="dot" w:pos="8222"/>
+          <w:tab w:val="right" w:pos="8788"/>
+        </w:tabs>
+        <w:autoSpaceDE w:val="0"/>
+        <w:autoSpaceDN w:val="0"/>
+        <w:adjustRightInd w:val="0"/>
+        <w:spacing w:after="0" w:line="360" w:lineRule="auto"/>
+        <w:ind w:left="2127" w:hanging="579"/>
+        <w:rPr>
+          <w:rFonts w:ascii="Times New Roman" w:hAnsi="Times New Roman"/>
+          <w:color w:val="000000"/>
+          <w:sz w:val="24"/>
+          <w:szCs w:val="24"/>
+          <w:lang w:val="en-US"/>
+        </w:rPr>
+      </w:pPr>
+      <w:r>
+        <w:rPr>
+          <w:rFonts w:ascii="Times New Roman" w:hAnsi="Times New Roman"/>
+          <w:color w:val="000000"/>
+          <w:sz w:val="24"/>
+          <w:szCs w:val="24"/>
+          <w:lang w:val="en-US"/>
+        </w:rPr>
+        <w:t>Spesifikasi Program yang akan digunakan</w:t>
+      </w:r>
+      <w:r>
+        <w:rPr>
+          <w:rFonts w:ascii="Times New Roman" w:hAnsi="Times New Roman"/>
+          <w:color w:val="000000"/>
+          <w:sz w:val="24"/>
+          <w:szCs w:val="24"/>
+          <w:lang w:val="en-US"/>
+        </w:rPr>
+        <w:tab/>
+      </w:r>
+      <w:r>
+        <w:rPr>
+          <w:rFonts w:ascii="Times New Roman" w:hAnsi="Times New Roman"/>
+          <w:color w:val="000000"/>
+          <w:sz w:val="24"/>
+          <w:szCs w:val="24"/>
+          <w:lang w:val="en-US"/>
+        </w:rPr>
+        <w:tab/>
+        <w:t>III-8</w:t>
+      </w:r>
+    </w:p>
+    <w:p>
+      <w:pPr>
+        <w:pStyle w:val="ListParagraph"/>
+        <w:widowControl w:val="0"/>
+        <w:numPr>
+          <w:ilvl w:val="1"/>
+          <w:numId w:val="3"/>
+        </w:numPr>
+        <w:tabs>
+          <w:tab w:val="left" w:leader="dot" w:pos="8222"/>
+          <w:tab w:val="right" w:pos="8788"/>
+        </w:tabs>
+        <w:autoSpaceDE w:val="0"/>
+        <w:autoSpaceDN w:val="0"/>
+        <w:adjustRightInd w:val="0"/>
+        <w:spacing w:after="0" w:line="360" w:lineRule="auto"/>
+        <w:ind w:left="1560" w:hanging="567"/>
+        <w:rPr>
+          <w:rFonts w:ascii="Times New Roman" w:hAnsi="Times New Roman"/>
+          <w:color w:val="000000"/>
+          <w:sz w:val="24"/>
+          <w:szCs w:val="24"/>
+          <w:lang w:val="en-US"/>
+        </w:rPr>
+      </w:pPr>
+      <w:r>
+        <w:rPr>
+          <w:rFonts w:ascii="Times New Roman" w:hAnsi="Times New Roman"/>
+          <w:color w:val="000000"/>
+          <w:sz w:val="24"/>
+          <w:szCs w:val="24"/>
+          <w:lang w:val="en-US"/>
+        </w:rPr>
+        <w:t>Perancangan Interface</w:t>
+      </w:r>
+      <w:r>
+        <w:rPr>
+          <w:rFonts w:ascii="Times New Roman" w:hAnsi="Times New Roman"/>
+          <w:color w:val="000000"/>
+          <w:sz w:val="24"/>
+          <w:szCs w:val="24"/>
+          <w:lang w:val="en-US"/>
+        </w:rPr>
+        <w:tab/>
+      </w:r>
+      <w:r>
+        <w:rPr>
+          <w:rFonts w:ascii="Times New Roman" w:hAnsi="Times New Roman"/>
+          <w:color w:val="000000"/>
+          <w:sz w:val="24"/>
+          <w:szCs w:val="24"/>
+          <w:lang w:val="en-US"/>
+        </w:rPr>
+        <w:tab/>
+        <w:t>III-8</w:t>
+      </w:r>
+    </w:p>
+    <w:p>
+      <w:pPr>
+        <w:pStyle w:val="ListParagraph"/>
+        <w:widowControl w:val="0"/>
+        <w:numPr>
+          <w:ilvl w:val="2"/>
+          <w:numId w:val="3"/>
+        </w:numPr>
+        <w:tabs>
+          <w:tab w:val="left" w:leader="dot" w:pos="8222"/>
+          <w:tab w:val="right" w:pos="8788"/>
+        </w:tabs>
+        <w:autoSpaceDE w:val="0"/>
+        <w:autoSpaceDN w:val="0"/>
+        <w:adjustRightInd w:val="0"/>
+        <w:spacing w:after="0" w:line="360" w:lineRule="auto"/>
+        <w:ind w:left="2127" w:hanging="579"/>
+        <w:rPr>
+          <w:rFonts w:ascii="Times New Roman" w:hAnsi="Times New Roman"/>
+          <w:color w:val="000000"/>
+          <w:sz w:val="24"/>
+          <w:szCs w:val="24"/>
+          <w:lang w:val="en-US"/>
+        </w:rPr>
+      </w:pPr>
+      <w:r>
+        <w:rPr>
+          <w:rFonts w:ascii="Times New Roman" w:hAnsi="Times New Roman"/>
+          <w:color w:val="000000"/>
+          <w:sz w:val="24"/>
+          <w:szCs w:val="24"/>
+          <w:lang w:val="en-US"/>
+        </w:rPr>
+        <w:t>Diagram Alir Aplikasi Interface</w:t>
+      </w:r>
+      <w:r>
+        <w:rPr>
+          <w:rFonts w:ascii="Times New Roman" w:hAnsi="Times New Roman"/>
+          <w:color w:val="000000"/>
+          <w:sz w:val="24"/>
+          <w:szCs w:val="24"/>
+          <w:lang w:val="en-US"/>
+        </w:rPr>
+        <w:tab/>
+      </w:r>
+      <w:r>
+        <w:rPr>
+          <w:rFonts w:ascii="Times New Roman" w:hAnsi="Times New Roman"/>
+          <w:color w:val="000000"/>
+          <w:sz w:val="24"/>
+          <w:szCs w:val="24"/>
+          <w:lang w:val="en-US"/>
+        </w:rPr>
+        <w:tab/>
+        <w:t>III-9</w:t>
+      </w:r>
+    </w:p>
+    <w:p>
+      <w:pPr>
+        <w:pStyle w:val="ListParagraph"/>
+        <w:widowControl w:val="0"/>
+        <w:numPr>
+          <w:ilvl w:val="2"/>
+          <w:numId w:val="3"/>
+        </w:numPr>
+        <w:tabs>
+          <w:tab w:val="left" w:leader="dot" w:pos="8222"/>
+          <w:tab w:val="right" w:pos="8788"/>
+        </w:tabs>
+        <w:autoSpaceDE w:val="0"/>
+        <w:autoSpaceDN w:val="0"/>
+        <w:adjustRightInd w:val="0"/>
+        <w:spacing w:after="0" w:line="360" w:lineRule="auto"/>
+        <w:ind w:left="2127" w:hanging="579"/>
+        <w:rPr>
+          <w:rFonts w:ascii="Times New Roman" w:hAnsi="Times New Roman"/>
+          <w:color w:val="000000"/>
+          <w:sz w:val="24"/>
+          <w:szCs w:val="24"/>
+          <w:lang w:val="en-US"/>
+        </w:rPr>
+      </w:pPr>
+      <w:r>
+        <w:rPr>
+          <w:rFonts w:ascii="Times New Roman" w:hAnsi="Times New Roman"/>
+          <w:color w:val="000000"/>
+          <w:sz w:val="24"/>
+          <w:szCs w:val="24"/>
+          <w:lang w:val="en-US"/>
+        </w:rPr>
+        <w:t>Perancangan Desain Tampilan Aplikasi</w:t>
+      </w:r>
+      <w:r>
+        <w:rPr>
+          <w:rFonts w:ascii="Times New Roman" w:hAnsi="Times New Roman"/>
+          <w:color w:val="000000"/>
+          <w:sz w:val="24"/>
+          <w:szCs w:val="24"/>
+          <w:lang w:val="en-US"/>
+        </w:rPr>
+        <w:tab/>
+      </w:r>
+      <w:r>
+        <w:rPr>
+          <w:rFonts w:ascii="Times New Roman" w:hAnsi="Times New Roman"/>
+          <w:color w:val="000000"/>
+          <w:sz w:val="24"/>
+          <w:szCs w:val="24"/>
+          <w:lang w:val="en-US"/>
+        </w:rPr>
+        <w:tab/>
+        <w:t>III-10</w:t>
+      </w:r>
+    </w:p>
+    <w:p>
+      <w:pPr>
+        <w:pStyle w:val="ListParagraph"/>
+        <w:widowControl w:val="0"/>
+        <w:numPr>
+          <w:ilvl w:val="1"/>
+          <w:numId w:val="3"/>
+        </w:numPr>
+        <w:tabs>
+          <w:tab w:val="left" w:leader="dot" w:pos="8222"/>
+          <w:tab w:val="right" w:pos="8788"/>
+        </w:tabs>
+        <w:autoSpaceDE w:val="0"/>
+        <w:autoSpaceDN w:val="0"/>
+        <w:adjustRightInd w:val="0"/>
+        <w:spacing w:after="0" w:line="360" w:lineRule="auto"/>
+        <w:ind w:left="1560" w:hanging="567"/>
+        <w:rPr>
+          <w:rFonts w:ascii="Times New Roman" w:hAnsi="Times New Roman"/>
+          <w:color w:val="000000"/>
+          <w:sz w:val="24"/>
+          <w:szCs w:val="24"/>
+          <w:lang w:val="en-US"/>
+        </w:rPr>
+      </w:pPr>
+      <w:r>
+        <w:rPr>
+          <w:rFonts w:ascii="Times New Roman" w:hAnsi="Times New Roman"/>
+          <w:color w:val="000000"/>
+          <w:sz w:val="24"/>
+          <w:szCs w:val="24"/>
+          <w:lang w:val="en-US"/>
+        </w:rPr>
+        <w:t>Pengujian Sistem</w:t>
+      </w:r>
+      <w:r>
+        <w:rPr>
+          <w:rFonts w:ascii="Times New Roman" w:hAnsi="Times New Roman"/>
+          <w:color w:val="000000"/>
+          <w:sz w:val="24"/>
+          <w:szCs w:val="24"/>
+          <w:lang w:val="en-US"/>
+        </w:rPr>
+        <w:tab/>
+      </w:r>
+      <w:r>
+        <w:rPr>
+          <w:rFonts w:ascii="Times New Roman" w:hAnsi="Times New Roman"/>
+          <w:color w:val="000000"/>
+          <w:sz w:val="24"/>
+          <w:szCs w:val="24"/>
+          <w:lang w:val="en-US"/>
+        </w:rPr>
+        <w:tab/>
+        <w:t>III-11</w:t>
+      </w:r>
+    </w:p>
+    <w:p>
+      <w:pPr>
+        <w:pStyle w:val="ListParagraph"/>
+        <w:widowControl w:val="0"/>
+        <w:numPr>
+          <w:ilvl w:val="2"/>
+          <w:numId w:val="3"/>
+        </w:numPr>
+        <w:tabs>
+          <w:tab w:val="left" w:leader="dot" w:pos="8222"/>
+          <w:tab w:val="right" w:pos="8788"/>
+        </w:tabs>
+        <w:autoSpaceDE w:val="0"/>
+        <w:autoSpaceDN w:val="0"/>
+        <w:adjustRightInd w:val="0"/>
+        <w:spacing w:after="0" w:line="360" w:lineRule="auto"/>
+        <w:ind w:left="2127" w:hanging="579"/>
+        <w:rPr>
+          <w:rFonts w:ascii="Times New Roman" w:hAnsi="Times New Roman"/>
+          <w:color w:val="000000"/>
+          <w:sz w:val="24"/>
+          <w:szCs w:val="24"/>
+          <w:lang w:val="en-US"/>
+        </w:rPr>
+      </w:pPr>
+      <w:r>
+        <w:rPr>
+          <w:rFonts w:ascii="Times New Roman" w:hAnsi="Times New Roman"/>
+          <w:color w:val="000000"/>
+          <w:sz w:val="24"/>
+          <w:szCs w:val="24"/>
+          <w:lang w:val="en-US"/>
+        </w:rPr>
+        <w:t>Pengujian Aplikasi Interface</w:t>
+      </w:r>
+      <w:r>
+        <w:rPr>
+          <w:rFonts w:ascii="Times New Roman" w:hAnsi="Times New Roman"/>
+          <w:color w:val="000000"/>
+          <w:sz w:val="24"/>
+          <w:szCs w:val="24"/>
+          <w:lang w:val="en-US"/>
+        </w:rPr>
+        <w:tab/>
+      </w:r>
+      <w:r>
+        <w:rPr>
+          <w:rFonts w:ascii="Times New Roman" w:hAnsi="Times New Roman"/>
+          <w:color w:val="000000"/>
+          <w:sz w:val="24"/>
+          <w:szCs w:val="24"/>
+          <w:lang w:val="en-US"/>
+        </w:rPr>
+        <w:tab/>
+        <w:t>III-11</w:t>
+      </w:r>
+    </w:p>
+    <w:p>
+      <w:pPr>
+        <w:pStyle w:val="ListParagraph"/>
+        <w:widowControl w:val="0"/>
+        <w:numPr>
+          <w:ilvl w:val="2"/>
+          <w:numId w:val="3"/>
+        </w:numPr>
+        <w:tabs>
+          <w:tab w:val="left" w:leader="dot" w:pos="8222"/>
+          <w:tab w:val="right" w:pos="8788"/>
+        </w:tabs>
+        <w:autoSpaceDE w:val="0"/>
+        <w:autoSpaceDN w:val="0"/>
+        <w:adjustRightInd w:val="0"/>
+        <w:spacing w:after="0" w:line="360" w:lineRule="auto"/>
+        <w:ind w:left="2127" w:hanging="579"/>
+        <w:rPr>
+          <w:rFonts w:ascii="Times New Roman" w:hAnsi="Times New Roman"/>
+          <w:color w:val="000000"/>
+          <w:sz w:val="24"/>
+          <w:szCs w:val="24"/>
+          <w:lang w:val="en-US"/>
+        </w:rPr>
+      </w:pPr>
+      <w:r>
+        <w:rPr>
+          <w:rFonts w:ascii="Times New Roman" w:hAnsi="Times New Roman"/>
+          <w:color w:val="000000"/>
+          <w:sz w:val="24"/>
+          <w:szCs w:val="24"/>
+          <w:lang w:val="en-US"/>
+        </w:rPr>
+        <w:t>Pengujian Hardware</w:t>
+      </w:r>
+      <w:r>
+        <w:rPr>
+          <w:rFonts w:ascii="Times New Roman" w:hAnsi="Times New Roman"/>
+          <w:color w:val="000000"/>
+          <w:sz w:val="24"/>
+          <w:szCs w:val="24"/>
+          <w:lang w:val="en-US"/>
+        </w:rPr>
+        <w:tab/>
+      </w:r>
+      <w:r>
+        <w:rPr>
+          <w:rFonts w:ascii="Times New Roman" w:hAnsi="Times New Roman"/>
+          <w:color w:val="000000"/>
+          <w:sz w:val="24"/>
+          <w:szCs w:val="24"/>
+          <w:lang w:val="en-US"/>
+        </w:rPr>
+        <w:tab/>
+        <w:t>III-11</w:t>
+      </w:r>
+    </w:p>
+    <w:p>
+      <w:pPr>
+        <w:pStyle w:val="ListParagraph"/>
+        <w:widowControl w:val="0"/>
+        <w:numPr>
+          <w:ilvl w:val="1"/>
+          <w:numId w:val="3"/>
+        </w:numPr>
+        <w:tabs>
+          <w:tab w:val="left" w:leader="dot" w:pos="8222"/>
+          <w:tab w:val="right" w:pos="8788"/>
+        </w:tabs>
+        <w:autoSpaceDE w:val="0"/>
+        <w:autoSpaceDN w:val="0"/>
+        <w:adjustRightInd w:val="0"/>
+        <w:spacing w:after="0" w:line="360" w:lineRule="auto"/>
+        <w:ind w:left="1560" w:hanging="567"/>
+        <w:rPr>
+          <w:rFonts w:ascii="Times New Roman" w:hAnsi="Times New Roman"/>
+          <w:color w:val="000000"/>
+          <w:sz w:val="24"/>
+          <w:szCs w:val="24"/>
+          <w:lang w:val="en-US"/>
+        </w:rPr>
+      </w:pPr>
+      <w:r>
+        <w:rPr>
+          <w:rFonts w:ascii="Times New Roman" w:hAnsi="Times New Roman"/>
+          <w:color w:val="000000"/>
+          <w:sz w:val="24"/>
+          <w:szCs w:val="24"/>
+          <w:lang w:val="en-US"/>
+        </w:rPr>
+        <w:t>Parameter Kerja Sistem</w:t>
+      </w:r>
+      <w:r>
+        <w:rPr>
+          <w:rFonts w:ascii="Times New Roman" w:hAnsi="Times New Roman"/>
+          <w:color w:val="000000"/>
+          <w:sz w:val="24"/>
+          <w:szCs w:val="24"/>
+          <w:lang w:val="en-US"/>
+        </w:rPr>
+        <w:t xml:space="preserve"> </w:t>
+      </w:r>
+      <w:r>
+        <w:rPr>
+          <w:rFonts w:ascii="Times New Roman" w:hAnsi="Times New Roman"/>
+          <w:color w:val="000000"/>
+          <w:sz w:val="24"/>
+          <w:szCs w:val="24"/>
+          <w:lang w:val="en-US"/>
+        </w:rPr>
+        <w:tab/>
+      </w:r>
+      <w:r>
+        <w:rPr>
+          <w:rFonts w:ascii="Times New Roman" w:hAnsi="Times New Roman"/>
+          <w:color w:val="000000"/>
+          <w:sz w:val="24"/>
+          <w:szCs w:val="24"/>
+          <w:lang w:val="en-US"/>
+        </w:rPr>
+        <w:tab/>
+        <w:t>III-11</w:t>
+      </w:r>
+    </w:p>
+    <w:p>
+      <w:pPr>
+        <w:pStyle w:val="ListParagraph"/>
+        <w:widowControl w:val="0"/>
+        <w:numPr>
+          <w:ilvl w:val="1"/>
+          <w:numId w:val="3"/>
+        </w:numPr>
+        <w:tabs>
+          <w:tab w:val="left" w:leader="dot" w:pos="8222"/>
+          <w:tab w:val="right" w:pos="8788"/>
+        </w:tabs>
+        <w:autoSpaceDE w:val="0"/>
+        <w:autoSpaceDN w:val="0"/>
+        <w:adjustRightInd w:val="0"/>
+        <w:spacing w:after="0" w:line="360" w:lineRule="auto"/>
+        <w:ind w:left="1560" w:hanging="567"/>
+        <w:rPr>
+          <w:rFonts w:ascii="Times New Roman" w:hAnsi="Times New Roman"/>
+          <w:color w:val="000000"/>
+          <w:sz w:val="24"/>
+          <w:szCs w:val="24"/>
+          <w:lang w:val="en-US"/>
+        </w:rPr>
+      </w:pPr>
+      <w:r>
+        <w:rPr>
+          <w:rFonts w:ascii="Times New Roman" w:hAnsi="Times New Roman"/>
+          <w:color w:val="000000"/>
+          <w:sz w:val="24"/>
+          <w:szCs w:val="24"/>
+          <w:lang w:val="en-US"/>
+        </w:rPr>
+        <w:t>Kebergunaan Sistem</w:t>
+      </w:r>
+      <w:r>
+        <w:rPr>
+          <w:rFonts w:ascii="Times New Roman" w:hAnsi="Times New Roman"/>
+          <w:color w:val="000000"/>
+          <w:sz w:val="24"/>
+          <w:szCs w:val="24"/>
+          <w:lang w:val="en-US"/>
+        </w:rPr>
+        <w:tab/>
+      </w:r>
+      <w:r>
+        <w:rPr>
+          <w:rFonts w:ascii="Times New Roman" w:hAnsi="Times New Roman"/>
+          <w:color w:val="000000"/>
+          <w:sz w:val="24"/>
+          <w:szCs w:val="24"/>
+          <w:lang w:val="en-US"/>
+        </w:rPr>
+        <w:tab/>
+        <w:t>III-13</w:t>
       </w:r>
     </w:p>
     <w:p>
@@ -4201,7 +5638,6 @@
           <w:szCs w:val="24"/>
           <w:lang w:val="en-US"/>
         </w:rPr>
-        <w:lastRenderedPageBreak/>
         <w:t>DAFTAR PUSTAKA</w:t>
       </w:r>
     </w:p>
@@ -4462,17 +5898,7 @@
           <w:szCs w:val="24"/>
           <w:lang w:val="en-US"/>
         </w:rPr>
-        <w:t>Gambar 2.</w:t>
-      </w:r>
-      <w:r>
-        <w:rPr>
-          <w:rFonts w:ascii="Times New Roman" w:hAnsi="Times New Roman"/>
-          <w:color w:val="000000"/>
-          <w:sz w:val="24"/>
-          <w:szCs w:val="24"/>
-          <w:lang w:val="en-US"/>
-        </w:rPr>
-        <w:t xml:space="preserve">2. </w:t>
+        <w:t xml:space="preserve">Gambar 2.2. </w:t>
       </w:r>
       <w:r>
         <w:rPr>
@@ -4483,15 +5909,6 @@
           <w:lang w:val="en-US"/>
         </w:rPr>
         <w:tab/>
-      </w:r>
-      <w:r>
-        <w:rPr>
-          <w:rFonts w:ascii="Times New Roman" w:hAnsi="Times New Roman"/>
-          <w:color w:val="000000"/>
-          <w:sz w:val="24"/>
-          <w:szCs w:val="24"/>
-          <w:lang w:val="en-US"/>
-        </w:rPr>
         <w:t>Blok Diagram Arsitektur Xtensa LX</w:t>
       </w:r>
       <w:r>
@@ -6252,17 +7669,7 @@
           <w:szCs w:val="24"/>
           <w:lang w:val="en-US"/>
         </w:rPr>
-        <w:t xml:space="preserve"> 3.</w:t>
-      </w:r>
-      <w:r>
-        <w:rPr>
-          <w:rFonts w:ascii="Times New Roman" w:hAnsi="Times New Roman"/>
-          <w:color w:val="000000"/>
-          <w:sz w:val="24"/>
-          <w:szCs w:val="24"/>
-          <w:lang w:val="en-US"/>
-        </w:rPr>
-        <w:t>2.</w:t>
+        <w:t xml:space="preserve"> 3.2.</w:t>
       </w:r>
       <w:r>
         <w:rPr>
@@ -6350,17 +7757,7 @@
           <w:szCs w:val="24"/>
           <w:lang w:val="en-US"/>
         </w:rPr>
-        <w:t xml:space="preserve"> 3.</w:t>
-      </w:r>
-      <w:r>
-        <w:rPr>
-          <w:rFonts w:ascii="Times New Roman" w:hAnsi="Times New Roman"/>
-          <w:color w:val="000000"/>
-          <w:sz w:val="24"/>
-          <w:szCs w:val="24"/>
-          <w:lang w:val="en-US"/>
-        </w:rPr>
-        <w:t>3.</w:t>
+        <w:t xml:space="preserve"> 3.3.</w:t>
       </w:r>
       <w:r>
         <w:rPr>
@@ -6463,17 +7860,7 @@
           <w:szCs w:val="24"/>
           <w:lang w:val="en-US"/>
         </w:rPr>
-        <w:t xml:space="preserve"> 3.</w:t>
-      </w:r>
-      <w:r>
-        <w:rPr>
-          <w:rFonts w:ascii="Times New Roman" w:hAnsi="Times New Roman"/>
-          <w:color w:val="000000"/>
-          <w:sz w:val="24"/>
-          <w:szCs w:val="24"/>
-          <w:lang w:val="en-US"/>
-        </w:rPr>
-        <w:t>4.</w:t>
+        <w:t xml:space="preserve"> 3.4.</w:t>
       </w:r>
       <w:r>
         <w:rPr>
@@ -6565,17 +7952,7 @@
           <w:szCs w:val="24"/>
           <w:lang w:val="en-US"/>
         </w:rPr>
-        <w:t xml:space="preserve"> 3.</w:t>
-      </w:r>
-      <w:r>
-        <w:rPr>
-          <w:rFonts w:ascii="Times New Roman" w:hAnsi="Times New Roman"/>
-          <w:color w:val="000000"/>
-          <w:sz w:val="24"/>
-          <w:szCs w:val="24"/>
-          <w:lang w:val="en-US"/>
-        </w:rPr>
-        <w:t>5.</w:t>
+        <w:t xml:space="preserve"> 3.5.</w:t>
       </w:r>
       <w:r>
         <w:rPr>
@@ -6657,17 +8034,7 @@
           <w:szCs w:val="24"/>
           <w:lang w:val="en-US"/>
         </w:rPr>
-        <w:t xml:space="preserve"> 3.</w:t>
-      </w:r>
-      <w:r>
-        <w:rPr>
-          <w:rFonts w:ascii="Times New Roman" w:hAnsi="Times New Roman"/>
-          <w:color w:val="000000"/>
-          <w:sz w:val="24"/>
-          <w:szCs w:val="24"/>
-          <w:lang w:val="en-US"/>
-        </w:rPr>
-        <w:t>6.</w:t>
+        <w:t xml:space="preserve"> 3.6.</w:t>
       </w:r>
       <w:r>
         <w:rPr>
@@ -6773,17 +8140,7 @@
           <w:szCs w:val="24"/>
           <w:lang w:val="en-US"/>
         </w:rPr>
-        <w:t xml:space="preserve"> 3.</w:t>
-      </w:r>
-      <w:r>
-        <w:rPr>
-          <w:rFonts w:ascii="Times New Roman" w:hAnsi="Times New Roman"/>
-          <w:color w:val="000000"/>
-          <w:sz w:val="24"/>
-          <w:szCs w:val="24"/>
-          <w:lang w:val="en-US"/>
-        </w:rPr>
-        <w:t>7.</w:t>
+        <w:t xml:space="preserve"> 3.7.</w:t>
       </w:r>
       <w:r>
         <w:rPr>
@@ -6867,17 +8224,7 @@
           <w:szCs w:val="24"/>
           <w:lang w:val="en-US"/>
         </w:rPr>
-        <w:t xml:space="preserve"> 3.</w:t>
-      </w:r>
-      <w:r>
-        <w:rPr>
-          <w:rFonts w:ascii="Times New Roman" w:hAnsi="Times New Roman"/>
-          <w:color w:val="000000"/>
-          <w:sz w:val="24"/>
-          <w:szCs w:val="24"/>
-          <w:lang w:val="en-US"/>
-        </w:rPr>
-        <w:t>8.</w:t>
+        <w:t xml:space="preserve"> 3.8.</w:t>
       </w:r>
       <w:r>
         <w:rPr>
@@ -6922,6 +8269,1345 @@
           <w:lang w:val="en-US"/>
         </w:rPr>
         <w:br w:type="page"/>
+      </w:r>
+    </w:p>
+    <w:p>
+      <w:pPr>
+        <w:widowControl w:val="0"/>
+        <w:tabs>
+          <w:tab w:val="left" w:leader="dot" w:pos="8222"/>
+          <w:tab w:val="right" w:pos="8788"/>
+        </w:tabs>
+        <w:autoSpaceDE w:val="0"/>
+        <w:autoSpaceDN w:val="0"/>
+        <w:adjustRightInd w:val="0"/>
+        <w:spacing w:after="240" w:line="360" w:lineRule="auto"/>
+        <w:jc w:val="center"/>
+        <w:rPr>
+          <w:rFonts w:ascii="Times New Roman" w:hAnsi="Times New Roman"/>
+          <w:b/>
+          <w:bCs/>
+          <w:color w:val="000000"/>
+          <w:sz w:val="24"/>
+          <w:szCs w:val="24"/>
+          <w:lang w:val="en-US"/>
+        </w:rPr>
+      </w:pPr>
+      <w:r>
+        <w:rPr>
+          <w:rFonts w:ascii="Times New Roman" w:hAnsi="Times New Roman"/>
+          <w:b/>
+          <w:bCs/>
+          <w:color w:val="000000"/>
+          <w:sz w:val="24"/>
+          <w:szCs w:val="24"/>
+          <w:lang w:val="en-US"/>
+        </w:rPr>
+        <w:lastRenderedPageBreak/>
+        <w:t xml:space="preserve">DAFTAR </w:t>
+      </w:r>
+      <w:r>
+        <w:rPr>
+          <w:rFonts w:ascii="Times New Roman" w:hAnsi="Times New Roman"/>
+          <w:b/>
+          <w:bCs/>
+          <w:color w:val="000000"/>
+          <w:sz w:val="24"/>
+          <w:szCs w:val="24"/>
+          <w:lang w:val="en-US"/>
+        </w:rPr>
+        <w:t>TABEL</w:t>
+      </w:r>
+    </w:p>
+    <w:p>
+      <w:pPr>
+        <w:widowControl w:val="0"/>
+        <w:tabs>
+          <w:tab w:val="right" w:pos="8788"/>
+        </w:tabs>
+        <w:autoSpaceDE w:val="0"/>
+        <w:autoSpaceDN w:val="0"/>
+        <w:adjustRightInd w:val="0"/>
+        <w:spacing w:after="0" w:line="360" w:lineRule="auto"/>
+        <w:jc w:val="center"/>
+        <w:rPr>
+          <w:rFonts w:ascii="Times New Roman" w:hAnsi="Times New Roman"/>
+          <w:b/>
+          <w:bCs/>
+          <w:color w:val="000000"/>
+          <w:sz w:val="24"/>
+          <w:szCs w:val="24"/>
+          <w:lang w:val="en-US"/>
+        </w:rPr>
+      </w:pPr>
+      <w:r>
+        <w:rPr>
+          <w:rFonts w:ascii="Times New Roman" w:hAnsi="Times New Roman"/>
+          <w:b/>
+          <w:bCs/>
+          <w:color w:val="000000"/>
+          <w:sz w:val="24"/>
+          <w:szCs w:val="24"/>
+          <w:lang w:val="en-US"/>
+        </w:rPr>
+        <w:tab/>
+        <w:t>HALAMAN</w:t>
+      </w:r>
+    </w:p>
+    <w:p>
+      <w:pPr>
+        <w:widowControl w:val="0"/>
+        <w:tabs>
+          <w:tab w:val="left" w:leader="dot" w:pos="8222"/>
+          <w:tab w:val="right" w:pos="8788"/>
+        </w:tabs>
+        <w:autoSpaceDE w:val="0"/>
+        <w:autoSpaceDN w:val="0"/>
+        <w:adjustRightInd w:val="0"/>
+        <w:spacing w:after="0" w:line="360" w:lineRule="auto"/>
+        <w:rPr>
+          <w:rFonts w:ascii="Times New Roman" w:hAnsi="Times New Roman"/>
+          <w:color w:val="000000"/>
+          <w:sz w:val="24"/>
+          <w:szCs w:val="24"/>
+          <w:lang w:val="en-US"/>
+        </w:rPr>
+      </w:pPr>
+      <w:r>
+        <w:rPr>
+          <w:rFonts w:ascii="Times New Roman" w:hAnsi="Times New Roman"/>
+          <w:color w:val="000000"/>
+          <w:sz w:val="24"/>
+          <w:szCs w:val="24"/>
+          <w:lang w:val="en-US"/>
+        </w:rPr>
+        <w:t>Tabel 2</w:t>
+      </w:r>
+      <w:r>
+        <w:rPr>
+          <w:rFonts w:ascii="Times New Roman" w:hAnsi="Times New Roman"/>
+          <w:color w:val="000000"/>
+          <w:sz w:val="24"/>
+          <w:szCs w:val="24"/>
+          <w:lang w:val="en-US"/>
+        </w:rPr>
+        <w:t xml:space="preserve">.1. </w:t>
+      </w:r>
+      <w:r>
+        <w:rPr>
+          <w:rFonts w:ascii="TimesNewRomanPSMT" w:hAnsi="TimesNewRomanPSMT"/>
+          <w:color w:val="000000"/>
+          <w:sz w:val="24"/>
+          <w:szCs w:val="24"/>
+        </w:rPr>
+        <w:t>Konsumsi Daya berdasarkan Mode Daya Penggunaan</w:t>
+      </w:r>
+      <w:r>
+        <w:rPr>
+          <w:rFonts w:ascii="TimesNewRomanPSMT" w:hAnsi="TimesNewRomanPSMT"/>
+          <w:color w:val="000000"/>
+          <w:sz w:val="24"/>
+          <w:szCs w:val="24"/>
+        </w:rPr>
+        <w:tab/>
+      </w:r>
+      <w:r>
+        <w:rPr>
+          <w:rFonts w:ascii="TimesNewRomanPSMT" w:hAnsi="TimesNewRomanPSMT"/>
+          <w:color w:val="000000"/>
+          <w:sz w:val="24"/>
+          <w:szCs w:val="24"/>
+        </w:rPr>
+        <w:tab/>
+      </w:r>
+      <w:r>
+        <w:rPr>
+          <w:rFonts w:ascii="Times New Roman" w:hAnsi="Times New Roman"/>
+          <w:color w:val="000000"/>
+          <w:sz w:val="24"/>
+          <w:szCs w:val="24"/>
+          <w:lang w:val="en-US"/>
+        </w:rPr>
+        <w:t>II</w:t>
+      </w:r>
+      <w:r>
+        <w:rPr>
+          <w:rFonts w:ascii="Times New Roman" w:hAnsi="Times New Roman"/>
+          <w:color w:val="000000"/>
+          <w:sz w:val="24"/>
+          <w:szCs w:val="24"/>
+          <w:lang w:val="en-US"/>
+        </w:rPr>
+        <w:t>-9</w:t>
+      </w:r>
+    </w:p>
+    <w:p>
+      <w:pPr>
+        <w:widowControl w:val="0"/>
+        <w:tabs>
+          <w:tab w:val="left" w:leader="dot" w:pos="8222"/>
+          <w:tab w:val="right" w:pos="8788"/>
+        </w:tabs>
+        <w:autoSpaceDE w:val="0"/>
+        <w:autoSpaceDN w:val="0"/>
+        <w:adjustRightInd w:val="0"/>
+        <w:spacing w:after="0" w:line="360" w:lineRule="auto"/>
+        <w:rPr>
+          <w:rFonts w:ascii="Times New Roman" w:hAnsi="Times New Roman"/>
+          <w:color w:val="000000"/>
+          <w:sz w:val="24"/>
+          <w:szCs w:val="24"/>
+          <w:lang w:val="en-US"/>
+        </w:rPr>
+      </w:pPr>
+      <w:r>
+        <w:rPr>
+          <w:rFonts w:ascii="Times New Roman" w:hAnsi="Times New Roman"/>
+          <w:color w:val="000000"/>
+          <w:sz w:val="24"/>
+          <w:szCs w:val="24"/>
+          <w:lang w:val="en-US"/>
+        </w:rPr>
+        <w:t>Tabel 2</w:t>
+      </w:r>
+      <w:r>
+        <w:rPr>
+          <w:rFonts w:ascii="Times New Roman" w:hAnsi="Times New Roman"/>
+          <w:color w:val="000000"/>
+          <w:sz w:val="24"/>
+          <w:szCs w:val="24"/>
+          <w:lang w:val="en-US"/>
+        </w:rPr>
+        <w:t>.</w:t>
+      </w:r>
+      <w:r>
+        <w:rPr>
+          <w:rFonts w:ascii="Times New Roman" w:hAnsi="Times New Roman"/>
+          <w:color w:val="000000"/>
+          <w:sz w:val="24"/>
+          <w:szCs w:val="24"/>
+          <w:lang w:val="en-US"/>
+        </w:rPr>
+        <w:t xml:space="preserve">2. </w:t>
+      </w:r>
+      <w:r>
+        <w:rPr>
+          <w:rFonts w:ascii="TimesNewRomanPSMT" w:hAnsi="TimesNewRomanPSMT"/>
+          <w:color w:val="000000"/>
+          <w:sz w:val="24"/>
+          <w:szCs w:val="24"/>
+        </w:rPr>
+        <w:t>Fitur ESP32</w:t>
+      </w:r>
+      <w:r>
+        <w:rPr>
+          <w:rFonts w:ascii="TimesNewRomanPSMT" w:hAnsi="TimesNewRomanPSMT"/>
+          <w:color w:val="000000"/>
+          <w:sz w:val="24"/>
+          <w:szCs w:val="24"/>
+        </w:rPr>
+        <w:tab/>
+      </w:r>
+      <w:r>
+        <w:rPr>
+          <w:rFonts w:ascii="TimesNewRomanPSMT" w:hAnsi="TimesNewRomanPSMT"/>
+          <w:color w:val="000000"/>
+          <w:sz w:val="24"/>
+          <w:szCs w:val="24"/>
+        </w:rPr>
+        <w:tab/>
+      </w:r>
+      <w:r>
+        <w:rPr>
+          <w:rFonts w:ascii="TimesNewRomanPSMT" w:hAnsi="TimesNewRomanPSMT"/>
+          <w:color w:val="000000"/>
+          <w:sz w:val="24"/>
+          <w:szCs w:val="24"/>
+          <w:lang w:val="en-US"/>
+        </w:rPr>
+        <w:t>II-10</w:t>
+      </w:r>
+    </w:p>
+    <w:p>
+      <w:pPr>
+        <w:widowControl w:val="0"/>
+        <w:tabs>
+          <w:tab w:val="left" w:leader="dot" w:pos="8222"/>
+          <w:tab w:val="right" w:pos="8788"/>
+        </w:tabs>
+        <w:autoSpaceDE w:val="0"/>
+        <w:autoSpaceDN w:val="0"/>
+        <w:adjustRightInd w:val="0"/>
+        <w:spacing w:after="0" w:line="360" w:lineRule="auto"/>
+        <w:rPr>
+          <w:rFonts w:ascii="Times New Roman" w:hAnsi="Times New Roman"/>
+          <w:color w:val="000000"/>
+          <w:sz w:val="24"/>
+          <w:szCs w:val="24"/>
+          <w:lang w:val="en-US"/>
+        </w:rPr>
+      </w:pPr>
+      <w:r>
+        <w:rPr>
+          <w:rFonts w:ascii="Times New Roman" w:hAnsi="Times New Roman"/>
+          <w:color w:val="000000"/>
+          <w:sz w:val="24"/>
+          <w:szCs w:val="24"/>
+          <w:lang w:val="en-US"/>
+        </w:rPr>
+        <w:t>Tabel 2</w:t>
+      </w:r>
+      <w:r>
+        <w:rPr>
+          <w:rFonts w:ascii="Times New Roman" w:hAnsi="Times New Roman"/>
+          <w:color w:val="000000"/>
+          <w:sz w:val="24"/>
+          <w:szCs w:val="24"/>
+          <w:lang w:val="en-US"/>
+        </w:rPr>
+        <w:t>.</w:t>
+      </w:r>
+      <w:r>
+        <w:rPr>
+          <w:rFonts w:ascii="Times New Roman" w:hAnsi="Times New Roman"/>
+          <w:color w:val="000000"/>
+          <w:sz w:val="24"/>
+          <w:szCs w:val="24"/>
+          <w:lang w:val="en-US"/>
+        </w:rPr>
+        <w:t xml:space="preserve">3. </w:t>
+      </w:r>
+      <w:r>
+        <w:rPr>
+          <w:rFonts w:ascii="TimesNewRomanPSMT" w:hAnsi="TimesNewRomanPSMT"/>
+          <w:color w:val="000000"/>
+          <w:sz w:val="24"/>
+          <w:szCs w:val="24"/>
+        </w:rPr>
+        <w:t>Konsumsi Daya Modul SIM800L</w:t>
+      </w:r>
+      <w:r>
+        <w:rPr>
+          <w:rFonts w:ascii="TimesNewRomanPSMT" w:hAnsi="TimesNewRomanPSMT"/>
+          <w:color w:val="000000"/>
+          <w:sz w:val="24"/>
+          <w:szCs w:val="24"/>
+        </w:rPr>
+        <w:tab/>
+      </w:r>
+      <w:r>
+        <w:rPr>
+          <w:rFonts w:ascii="TimesNewRomanPSMT" w:hAnsi="TimesNewRomanPSMT"/>
+          <w:color w:val="000000"/>
+          <w:sz w:val="24"/>
+          <w:szCs w:val="24"/>
+        </w:rPr>
+        <w:tab/>
+      </w:r>
+      <w:r>
+        <w:rPr>
+          <w:rFonts w:ascii="TimesNewRomanPSMT" w:hAnsi="TimesNewRomanPSMT"/>
+          <w:color w:val="000000"/>
+          <w:sz w:val="24"/>
+          <w:szCs w:val="24"/>
+          <w:lang w:val="en-US"/>
+        </w:rPr>
+        <w:t>II-13</w:t>
+      </w:r>
+    </w:p>
+    <w:p>
+      <w:pPr>
+        <w:widowControl w:val="0"/>
+        <w:tabs>
+          <w:tab w:val="left" w:leader="dot" w:pos="8222"/>
+          <w:tab w:val="right" w:pos="8788"/>
+        </w:tabs>
+        <w:autoSpaceDE w:val="0"/>
+        <w:autoSpaceDN w:val="0"/>
+        <w:adjustRightInd w:val="0"/>
+        <w:spacing w:after="0" w:line="360" w:lineRule="auto"/>
+        <w:rPr>
+          <w:rFonts w:ascii="Times New Roman" w:hAnsi="Times New Roman"/>
+          <w:color w:val="000000"/>
+          <w:sz w:val="24"/>
+          <w:szCs w:val="24"/>
+          <w:lang w:val="en-US"/>
+        </w:rPr>
+      </w:pPr>
+      <w:r>
+        <w:rPr>
+          <w:rFonts w:ascii="Times New Roman" w:hAnsi="Times New Roman"/>
+          <w:color w:val="000000"/>
+          <w:sz w:val="24"/>
+          <w:szCs w:val="24"/>
+          <w:lang w:val="en-US"/>
+        </w:rPr>
+        <w:t>Tabel 2</w:t>
+      </w:r>
+      <w:r>
+        <w:rPr>
+          <w:rFonts w:ascii="Times New Roman" w:hAnsi="Times New Roman"/>
+          <w:color w:val="000000"/>
+          <w:sz w:val="24"/>
+          <w:szCs w:val="24"/>
+          <w:lang w:val="en-US"/>
+        </w:rPr>
+        <w:t>.</w:t>
+      </w:r>
+      <w:r>
+        <w:rPr>
+          <w:rFonts w:ascii="Times New Roman" w:hAnsi="Times New Roman"/>
+          <w:color w:val="000000"/>
+          <w:sz w:val="24"/>
+          <w:szCs w:val="24"/>
+          <w:lang w:val="en-US"/>
+        </w:rPr>
+        <w:t xml:space="preserve">4. </w:t>
+      </w:r>
+      <w:r>
+        <w:rPr>
+          <w:rFonts w:ascii="TimesNewRomanPSMT" w:hAnsi="TimesNewRomanPSMT"/>
+          <w:color w:val="000000"/>
+          <w:sz w:val="24"/>
+          <w:szCs w:val="24"/>
+        </w:rPr>
+        <w:t>Spesifikasi U-blox Neo-6M</w:t>
+      </w:r>
+      <w:r>
+        <w:rPr>
+          <w:rFonts w:ascii="TimesNewRomanPSMT" w:hAnsi="TimesNewRomanPSMT"/>
+          <w:color w:val="000000"/>
+          <w:sz w:val="24"/>
+          <w:szCs w:val="24"/>
+        </w:rPr>
+        <w:tab/>
+      </w:r>
+      <w:r>
+        <w:rPr>
+          <w:rFonts w:ascii="TimesNewRomanPSMT" w:hAnsi="TimesNewRomanPSMT"/>
+          <w:color w:val="000000"/>
+          <w:sz w:val="24"/>
+          <w:szCs w:val="24"/>
+        </w:rPr>
+        <w:tab/>
+      </w:r>
+      <w:r>
+        <w:rPr>
+          <w:rFonts w:ascii="TimesNewRomanPSMT" w:hAnsi="TimesNewRomanPSMT"/>
+          <w:color w:val="000000"/>
+          <w:sz w:val="24"/>
+          <w:szCs w:val="24"/>
+          <w:lang w:val="en-US"/>
+        </w:rPr>
+        <w:t>II-15</w:t>
+      </w:r>
+    </w:p>
+    <w:p>
+      <w:pPr>
+        <w:widowControl w:val="0"/>
+        <w:tabs>
+          <w:tab w:val="left" w:leader="dot" w:pos="8222"/>
+          <w:tab w:val="right" w:pos="8788"/>
+        </w:tabs>
+        <w:autoSpaceDE w:val="0"/>
+        <w:autoSpaceDN w:val="0"/>
+        <w:adjustRightInd w:val="0"/>
+        <w:spacing w:after="0" w:line="360" w:lineRule="auto"/>
+        <w:rPr>
+          <w:rFonts w:ascii="Times New Roman" w:hAnsi="Times New Roman"/>
+          <w:color w:val="000000"/>
+          <w:sz w:val="24"/>
+          <w:szCs w:val="24"/>
+          <w:lang w:val="en-US"/>
+        </w:rPr>
+      </w:pPr>
+      <w:r>
+        <w:rPr>
+          <w:rFonts w:ascii="Times New Roman" w:hAnsi="Times New Roman"/>
+          <w:color w:val="000000"/>
+          <w:sz w:val="24"/>
+          <w:szCs w:val="24"/>
+          <w:lang w:val="en-US"/>
+        </w:rPr>
+        <w:t>Tabel 2</w:t>
+      </w:r>
+      <w:r>
+        <w:rPr>
+          <w:rFonts w:ascii="Times New Roman" w:hAnsi="Times New Roman"/>
+          <w:color w:val="000000"/>
+          <w:sz w:val="24"/>
+          <w:szCs w:val="24"/>
+          <w:lang w:val="en-US"/>
+        </w:rPr>
+        <w:t>.</w:t>
+      </w:r>
+      <w:r>
+        <w:rPr>
+          <w:rFonts w:ascii="Times New Roman" w:hAnsi="Times New Roman"/>
+          <w:color w:val="000000"/>
+          <w:sz w:val="24"/>
+          <w:szCs w:val="24"/>
+          <w:lang w:val="en-US"/>
+        </w:rPr>
+        <w:t xml:space="preserve">5. </w:t>
+      </w:r>
+      <w:r>
+        <w:rPr>
+          <w:rFonts w:ascii="TimesNewRomanPSMT" w:hAnsi="TimesNewRomanPSMT"/>
+          <w:color w:val="000000"/>
+          <w:sz w:val="24"/>
+          <w:szCs w:val="24"/>
+        </w:rPr>
+        <w:t>Spesifikasi Modul Akselerometer dengan IC ADXL335</w:t>
+      </w:r>
+      <w:r>
+        <w:rPr>
+          <w:rFonts w:ascii="TimesNewRomanPSMT" w:hAnsi="TimesNewRomanPSMT"/>
+          <w:color w:val="000000"/>
+          <w:sz w:val="24"/>
+          <w:szCs w:val="24"/>
+        </w:rPr>
+        <w:tab/>
+      </w:r>
+      <w:r>
+        <w:rPr>
+          <w:rFonts w:ascii="TimesNewRomanPSMT" w:hAnsi="TimesNewRomanPSMT"/>
+          <w:color w:val="000000"/>
+          <w:sz w:val="24"/>
+          <w:szCs w:val="24"/>
+        </w:rPr>
+        <w:tab/>
+      </w:r>
+      <w:r>
+        <w:rPr>
+          <w:rFonts w:ascii="TimesNewRomanPSMT" w:hAnsi="TimesNewRomanPSMT"/>
+          <w:color w:val="000000"/>
+          <w:sz w:val="24"/>
+          <w:szCs w:val="24"/>
+          <w:lang w:val="en-US"/>
+        </w:rPr>
+        <w:t>II-17</w:t>
+      </w:r>
+    </w:p>
+    <w:p>
+      <w:pPr>
+        <w:widowControl w:val="0"/>
+        <w:tabs>
+          <w:tab w:val="left" w:leader="dot" w:pos="8222"/>
+          <w:tab w:val="right" w:pos="8788"/>
+        </w:tabs>
+        <w:autoSpaceDE w:val="0"/>
+        <w:autoSpaceDN w:val="0"/>
+        <w:adjustRightInd w:val="0"/>
+        <w:spacing w:after="0" w:line="360" w:lineRule="auto"/>
+        <w:rPr>
+          <w:rFonts w:ascii="Times New Roman" w:hAnsi="Times New Roman"/>
+          <w:color w:val="000000"/>
+          <w:sz w:val="24"/>
+          <w:szCs w:val="24"/>
+          <w:lang w:val="en-US"/>
+        </w:rPr>
+      </w:pPr>
+      <w:r>
+        <w:rPr>
+          <w:rFonts w:ascii="Times New Roman" w:hAnsi="Times New Roman"/>
+          <w:color w:val="000000"/>
+          <w:sz w:val="24"/>
+          <w:szCs w:val="24"/>
+          <w:lang w:val="en-US"/>
+        </w:rPr>
+        <w:t>Tabel 2</w:t>
+      </w:r>
+      <w:r>
+        <w:rPr>
+          <w:rFonts w:ascii="Times New Roman" w:hAnsi="Times New Roman"/>
+          <w:color w:val="000000"/>
+          <w:sz w:val="24"/>
+          <w:szCs w:val="24"/>
+          <w:lang w:val="en-US"/>
+        </w:rPr>
+        <w:t>.</w:t>
+      </w:r>
+      <w:r>
+        <w:rPr>
+          <w:rFonts w:ascii="Times New Roman" w:hAnsi="Times New Roman"/>
+          <w:color w:val="000000"/>
+          <w:sz w:val="24"/>
+          <w:szCs w:val="24"/>
+          <w:lang w:val="en-US"/>
+        </w:rPr>
+        <w:t xml:space="preserve">6. </w:t>
+      </w:r>
+      <w:r>
+        <w:rPr>
+          <w:rFonts w:ascii="TimesNewRomanPSMT" w:hAnsi="TimesNewRomanPSMT"/>
+          <w:color w:val="000000"/>
+          <w:sz w:val="24"/>
+          <w:szCs w:val="24"/>
+        </w:rPr>
+        <w:t xml:space="preserve">Jenis Jenis </w:t>
+      </w:r>
+      <w:r>
+        <w:rPr>
+          <w:rFonts w:ascii="TimesNewRomanPS-ItalicMT" w:hAnsi="TimesNewRomanPS-ItalicMT"/>
+          <w:i/>
+          <w:iCs/>
+          <w:color w:val="000000"/>
+          <w:sz w:val="24"/>
+          <w:szCs w:val="24"/>
+        </w:rPr>
+        <w:t>Databas</w:t>
+      </w:r>
+      <w:r>
+        <w:rPr>
+          <w:rFonts w:ascii="TimesNewRomanPS-ItalicMT" w:hAnsi="TimesNewRomanPS-ItalicMT"/>
+          <w:i/>
+          <w:iCs/>
+          <w:color w:val="000000"/>
+          <w:sz w:val="24"/>
+          <w:szCs w:val="24"/>
+          <w:lang w:val="en-US"/>
+        </w:rPr>
+        <w:t>e</w:t>
+      </w:r>
+      <w:r>
+        <w:rPr>
+          <w:rFonts w:ascii="TimesNewRomanPS-ItalicMT" w:hAnsi="TimesNewRomanPS-ItalicMT"/>
+          <w:color w:val="000000"/>
+          <w:sz w:val="24"/>
+          <w:szCs w:val="24"/>
+          <w:lang w:val="en-US"/>
+        </w:rPr>
+        <w:tab/>
+      </w:r>
+      <w:r>
+        <w:rPr>
+          <w:rFonts w:ascii="TimesNewRomanPS-ItalicMT" w:hAnsi="TimesNewRomanPS-ItalicMT"/>
+          <w:color w:val="000000"/>
+          <w:sz w:val="24"/>
+          <w:szCs w:val="24"/>
+          <w:lang w:val="en-US"/>
+        </w:rPr>
+        <w:tab/>
+      </w:r>
+      <w:r>
+        <w:rPr>
+          <w:rFonts w:ascii="TimesNewRomanPS-ItalicMT" w:hAnsi="TimesNewRomanPS-ItalicMT"/>
+          <w:color w:val="000000"/>
+          <w:sz w:val="24"/>
+          <w:szCs w:val="24"/>
+          <w:lang w:val="en-US"/>
+        </w:rPr>
+        <w:t>II</w:t>
+      </w:r>
+      <w:r>
+        <w:rPr>
+          <w:rFonts w:ascii="TimesNewRomanPS-ItalicMT" w:hAnsi="TimesNewRomanPS-ItalicMT"/>
+          <w:color w:val="000000"/>
+          <w:sz w:val="24"/>
+          <w:szCs w:val="24"/>
+          <w:lang w:val="en-US"/>
+        </w:rPr>
+        <w:t>-20</w:t>
+      </w:r>
+      <w:r>
+        <w:rPr>
+          <w:rFonts w:ascii="Times New Roman" w:hAnsi="Times New Roman"/>
+          <w:b/>
+          <w:bCs/>
+          <w:color w:val="000000"/>
+          <w:sz w:val="24"/>
+          <w:szCs w:val="24"/>
+          <w:lang w:val="en-US"/>
+        </w:rPr>
+        <w:br w:type="page"/>
+      </w:r>
+    </w:p>
+    <w:p>
+      <w:pPr>
+        <w:widowControl w:val="0"/>
+        <w:tabs>
+          <w:tab w:val="left" w:leader="dot" w:pos="8222"/>
+          <w:tab w:val="right" w:pos="8788"/>
+        </w:tabs>
+        <w:autoSpaceDE w:val="0"/>
+        <w:autoSpaceDN w:val="0"/>
+        <w:adjustRightInd w:val="0"/>
+        <w:spacing w:after="240" w:line="360" w:lineRule="auto"/>
+        <w:jc w:val="center"/>
+        <w:rPr>
+          <w:rFonts w:ascii="Times New Roman" w:hAnsi="Times New Roman"/>
+          <w:b/>
+          <w:bCs/>
+          <w:color w:val="000000"/>
+          <w:sz w:val="24"/>
+          <w:szCs w:val="24"/>
+          <w:lang w:val="en-US"/>
+        </w:rPr>
+      </w:pPr>
+      <w:r>
+        <w:rPr>
+          <w:rFonts w:ascii="Times New Roman" w:hAnsi="Times New Roman"/>
+          <w:b/>
+          <w:bCs/>
+          <w:color w:val="000000"/>
+          <w:sz w:val="24"/>
+          <w:szCs w:val="24"/>
+          <w:lang w:val="en-US"/>
+        </w:rPr>
+        <w:lastRenderedPageBreak/>
+        <w:t>DAFTAR LAMBANG/NOTASI</w:t>
+      </w:r>
+    </w:p>
+    <w:p>
+      <w:pPr>
+        <w:spacing w:after="0" w:line="360" w:lineRule="auto"/>
+        <w:rPr>
+          <w:rFonts w:ascii="Times New Roman" w:hAnsi="Times New Roman"/>
+          <w:i/>
+          <w:iCs/>
+          <w:color w:val="000000"/>
+          <w:sz w:val="24"/>
+          <w:szCs w:val="24"/>
+          <w:lang w:val="en-US"/>
+        </w:rPr>
+      </w:pPr>
+      <w:r>
+        <w:rPr>
+          <w:rFonts w:ascii="Times New Roman" w:hAnsi="Times New Roman"/>
+          <w:color w:val="000000"/>
+          <w:sz w:val="24"/>
+          <w:szCs w:val="24"/>
+          <w:lang w:val="en-US"/>
+        </w:rPr>
+        <w:t>µA</w:t>
+      </w:r>
+      <w:r>
+        <w:rPr>
+          <w:rFonts w:ascii="Times New Roman" w:hAnsi="Times New Roman"/>
+          <w:color w:val="000000"/>
+          <w:sz w:val="24"/>
+          <w:szCs w:val="24"/>
+          <w:lang w:val="en-US"/>
+        </w:rPr>
+        <w:tab/>
+        <w:t xml:space="preserve">: </w:t>
+      </w:r>
+      <w:r>
+        <w:rPr>
+          <w:rFonts w:ascii="Times New Roman" w:hAnsi="Times New Roman"/>
+          <w:i/>
+          <w:iCs/>
+          <w:color w:val="000000"/>
+          <w:sz w:val="24"/>
+          <w:szCs w:val="24"/>
+          <w:lang w:val="en-US"/>
+        </w:rPr>
+        <w:t>Micro Ampere</w:t>
+      </w:r>
+    </w:p>
+    <w:p>
+      <w:pPr>
+        <w:spacing w:after="0" w:line="360" w:lineRule="auto"/>
+        <w:rPr>
+          <w:rFonts w:ascii="Times New Roman" w:hAnsi="Times New Roman"/>
+          <w:i/>
+          <w:iCs/>
+          <w:color w:val="000000"/>
+          <w:sz w:val="24"/>
+          <w:szCs w:val="24"/>
+          <w:lang w:val="en-US"/>
+        </w:rPr>
+      </w:pPr>
+      <w:r>
+        <w:rPr>
+          <w:rFonts w:ascii="Times New Roman" w:hAnsi="Times New Roman"/>
+          <w:color w:val="000000"/>
+          <w:sz w:val="24"/>
+          <w:szCs w:val="24"/>
+          <w:lang w:val="en-US"/>
+        </w:rPr>
+        <w:t>µV</w:t>
+      </w:r>
+      <w:r>
+        <w:rPr>
+          <w:rFonts w:ascii="Times New Roman" w:hAnsi="Times New Roman"/>
+          <w:color w:val="000000"/>
+          <w:sz w:val="24"/>
+          <w:szCs w:val="24"/>
+          <w:lang w:val="en-US"/>
+        </w:rPr>
+        <w:tab/>
+        <w:t xml:space="preserve">: </w:t>
+      </w:r>
+      <w:r>
+        <w:rPr>
+          <w:rFonts w:ascii="Times New Roman" w:hAnsi="Times New Roman"/>
+          <w:i/>
+          <w:iCs/>
+          <w:color w:val="000000"/>
+          <w:sz w:val="24"/>
+          <w:szCs w:val="24"/>
+          <w:lang w:val="en-US"/>
+        </w:rPr>
+        <w:t>Micro Volt</w:t>
+      </w:r>
+    </w:p>
+    <w:p>
+      <w:pPr>
+        <w:spacing w:after="0" w:line="360" w:lineRule="auto"/>
+        <w:rPr>
+          <w:rFonts w:ascii="Times New Roman" w:hAnsi="Times New Roman"/>
+          <w:i/>
+          <w:iCs/>
+          <w:color w:val="000000"/>
+          <w:sz w:val="24"/>
+          <w:szCs w:val="24"/>
+          <w:lang w:val="en-US"/>
+        </w:rPr>
+      </w:pPr>
+      <w:r>
+        <w:rPr>
+          <w:rFonts w:ascii="Times New Roman" w:hAnsi="Times New Roman"/>
+          <w:color w:val="000000"/>
+          <w:sz w:val="24"/>
+          <w:szCs w:val="24"/>
+          <w:lang w:val="en-US"/>
+        </w:rPr>
+        <w:t>A</w:t>
+      </w:r>
+      <w:r>
+        <w:rPr>
+          <w:rFonts w:ascii="Times New Roman" w:hAnsi="Times New Roman"/>
+          <w:color w:val="000000"/>
+          <w:sz w:val="24"/>
+          <w:szCs w:val="24"/>
+          <w:lang w:val="en-US"/>
+        </w:rPr>
+        <w:tab/>
+        <w:t xml:space="preserve">: </w:t>
+      </w:r>
+      <w:r>
+        <w:rPr>
+          <w:rFonts w:ascii="Times New Roman" w:hAnsi="Times New Roman"/>
+          <w:i/>
+          <w:iCs/>
+          <w:color w:val="000000"/>
+          <w:sz w:val="24"/>
+          <w:szCs w:val="24"/>
+          <w:lang w:val="en-US"/>
+        </w:rPr>
+        <w:t>Ampere</w:t>
+      </w:r>
+    </w:p>
+    <w:p>
+      <w:pPr>
+        <w:spacing w:after="0" w:line="360" w:lineRule="auto"/>
+        <w:rPr>
+          <w:rFonts w:ascii="Times New Roman" w:hAnsi="Times New Roman"/>
+          <w:i/>
+          <w:iCs/>
+          <w:color w:val="000000"/>
+          <w:sz w:val="24"/>
+          <w:szCs w:val="24"/>
+          <w:lang w:val="en-US"/>
+        </w:rPr>
+      </w:pPr>
+      <w:r>
+        <w:rPr>
+          <w:rFonts w:ascii="Times New Roman" w:hAnsi="Times New Roman"/>
+          <w:color w:val="000000"/>
+          <w:sz w:val="24"/>
+          <w:szCs w:val="24"/>
+          <w:lang w:val="en-US"/>
+        </w:rPr>
+        <w:t>C</w:t>
+      </w:r>
+      <w:r>
+        <w:rPr>
+          <w:rFonts w:ascii="Times New Roman" w:hAnsi="Times New Roman"/>
+          <w:color w:val="000000"/>
+          <w:sz w:val="24"/>
+          <w:szCs w:val="24"/>
+          <w:lang w:val="en-US"/>
+        </w:rPr>
+        <w:tab/>
+        <w:t xml:space="preserve">: </w:t>
+      </w:r>
+      <w:r>
+        <w:rPr>
+          <w:rFonts w:ascii="Times New Roman" w:hAnsi="Times New Roman"/>
+          <w:i/>
+          <w:iCs/>
+          <w:color w:val="000000"/>
+          <w:sz w:val="24"/>
+          <w:szCs w:val="24"/>
+          <w:lang w:val="en-US"/>
+        </w:rPr>
+        <w:t>Celcius</w:t>
+      </w:r>
+    </w:p>
+    <w:p>
+      <w:pPr>
+        <w:spacing w:after="0" w:line="360" w:lineRule="auto"/>
+        <w:rPr>
+          <w:rFonts w:ascii="Times New Roman" w:hAnsi="Times New Roman"/>
+          <w:i/>
+          <w:iCs/>
+          <w:color w:val="000000"/>
+          <w:sz w:val="24"/>
+          <w:szCs w:val="24"/>
+          <w:lang w:val="en-US"/>
+        </w:rPr>
+      </w:pPr>
+      <w:r>
+        <w:rPr>
+          <w:rFonts w:ascii="Times New Roman" w:hAnsi="Times New Roman"/>
+          <w:color w:val="000000"/>
+          <w:sz w:val="24"/>
+          <w:szCs w:val="24"/>
+          <w:lang w:val="en-US"/>
+        </w:rPr>
+        <w:t>dB</w:t>
+      </w:r>
+      <w:r>
+        <w:rPr>
+          <w:rFonts w:ascii="Times New Roman" w:hAnsi="Times New Roman"/>
+          <w:color w:val="000000"/>
+          <w:sz w:val="24"/>
+          <w:szCs w:val="24"/>
+          <w:lang w:val="en-US"/>
+        </w:rPr>
+        <w:tab/>
+        <w:t xml:space="preserve">: </w:t>
+      </w:r>
+      <w:r>
+        <w:rPr>
+          <w:rFonts w:ascii="Times New Roman" w:hAnsi="Times New Roman"/>
+          <w:i/>
+          <w:iCs/>
+          <w:color w:val="000000"/>
+          <w:sz w:val="24"/>
+          <w:szCs w:val="24"/>
+          <w:lang w:val="en-US"/>
+        </w:rPr>
+        <w:t>De</w:t>
+      </w:r>
+      <w:r>
+        <w:rPr>
+          <w:rFonts w:ascii="Times New Roman" w:hAnsi="Times New Roman"/>
+          <w:i/>
+          <w:iCs/>
+          <w:color w:val="000000"/>
+          <w:sz w:val="24"/>
+          <w:szCs w:val="24"/>
+          <w:lang w:val="en-US"/>
+        </w:rPr>
+        <w:t>c</w:t>
+      </w:r>
+      <w:r>
+        <w:rPr>
+          <w:rFonts w:ascii="Times New Roman" w:hAnsi="Times New Roman"/>
+          <w:i/>
+          <w:iCs/>
+          <w:color w:val="000000"/>
+          <w:sz w:val="24"/>
+          <w:szCs w:val="24"/>
+          <w:lang w:val="en-US"/>
+        </w:rPr>
+        <w:t xml:space="preserve">ibel </w:t>
+      </w:r>
+    </w:p>
+    <w:p>
+      <w:pPr>
+        <w:spacing w:after="0" w:line="360" w:lineRule="auto"/>
+        <w:rPr>
+          <w:rFonts w:ascii="Times New Roman" w:hAnsi="Times New Roman"/>
+          <w:i/>
+          <w:iCs/>
+          <w:color w:val="000000"/>
+          <w:sz w:val="24"/>
+          <w:szCs w:val="24"/>
+          <w:lang w:val="en-US"/>
+        </w:rPr>
+      </w:pPr>
+      <w:r>
+        <w:rPr>
+          <w:rFonts w:ascii="Times New Roman" w:hAnsi="Times New Roman"/>
+          <w:color w:val="000000"/>
+          <w:sz w:val="24"/>
+          <w:szCs w:val="24"/>
+          <w:lang w:val="en-US"/>
+        </w:rPr>
+        <w:t>dBi</w:t>
+      </w:r>
+      <w:r>
+        <w:rPr>
+          <w:rFonts w:ascii="Times New Roman" w:hAnsi="Times New Roman"/>
+          <w:color w:val="000000"/>
+          <w:sz w:val="24"/>
+          <w:szCs w:val="24"/>
+          <w:lang w:val="en-US"/>
+        </w:rPr>
+        <w:tab/>
+        <w:t xml:space="preserve">: </w:t>
+      </w:r>
+      <w:r>
+        <w:rPr>
+          <w:rFonts w:ascii="Times New Roman" w:hAnsi="Times New Roman"/>
+          <w:i/>
+          <w:iCs/>
+          <w:color w:val="000000"/>
+          <w:sz w:val="24"/>
+          <w:szCs w:val="24"/>
+          <w:lang w:val="en-US"/>
+        </w:rPr>
+        <w:t>Decibel I</w:t>
+      </w:r>
+      <w:r>
+        <w:rPr>
+          <w:rFonts w:ascii="Times New Roman" w:hAnsi="Times New Roman"/>
+          <w:i/>
+          <w:iCs/>
+          <w:color w:val="000000"/>
+          <w:sz w:val="24"/>
+          <w:szCs w:val="24"/>
+          <w:lang w:val="en-US"/>
+        </w:rPr>
+        <w:t>sotropic</w:t>
+      </w:r>
+    </w:p>
+    <w:p>
+      <w:pPr>
+        <w:spacing w:after="0" w:line="360" w:lineRule="auto"/>
+        <w:rPr>
+          <w:rFonts w:ascii="Times New Roman" w:hAnsi="Times New Roman"/>
+          <w:i/>
+          <w:iCs/>
+          <w:color w:val="000000"/>
+          <w:sz w:val="24"/>
+          <w:szCs w:val="24"/>
+          <w:lang w:val="en-US"/>
+        </w:rPr>
+      </w:pPr>
+      <w:r>
+        <w:rPr>
+          <w:rFonts w:ascii="Times New Roman" w:hAnsi="Times New Roman"/>
+          <w:color w:val="000000"/>
+          <w:sz w:val="24"/>
+          <w:szCs w:val="24"/>
+          <w:lang w:val="en-US"/>
+        </w:rPr>
+        <w:t>GHz</w:t>
+      </w:r>
+      <w:r>
+        <w:rPr>
+          <w:rFonts w:ascii="Times New Roman" w:hAnsi="Times New Roman"/>
+          <w:color w:val="000000"/>
+          <w:sz w:val="24"/>
+          <w:szCs w:val="24"/>
+          <w:lang w:val="en-US"/>
+        </w:rPr>
+        <w:tab/>
+        <w:t xml:space="preserve">: </w:t>
+      </w:r>
+      <w:r>
+        <w:rPr>
+          <w:rFonts w:ascii="Times New Roman" w:hAnsi="Times New Roman"/>
+          <w:i/>
+          <w:iCs/>
+          <w:color w:val="000000"/>
+          <w:sz w:val="24"/>
+          <w:szCs w:val="24"/>
+          <w:lang w:val="en-US"/>
+        </w:rPr>
+        <w:t>Giga Hertz</w:t>
+      </w:r>
+    </w:p>
+    <w:p>
+      <w:pPr>
+        <w:spacing w:after="0" w:line="360" w:lineRule="auto"/>
+        <w:rPr>
+          <w:rFonts w:ascii="Times New Roman" w:hAnsi="Times New Roman"/>
+          <w:i/>
+          <w:iCs/>
+          <w:color w:val="000000"/>
+          <w:sz w:val="24"/>
+          <w:szCs w:val="24"/>
+          <w:lang w:val="en-US"/>
+        </w:rPr>
+      </w:pPr>
+      <w:r>
+        <w:rPr>
+          <w:rFonts w:ascii="Times New Roman" w:hAnsi="Times New Roman"/>
+          <w:color w:val="000000"/>
+          <w:sz w:val="24"/>
+          <w:szCs w:val="24"/>
+          <w:lang w:val="en-US"/>
+        </w:rPr>
+        <w:t>mA</w:t>
+      </w:r>
+      <w:r>
+        <w:rPr>
+          <w:rFonts w:ascii="Times New Roman" w:hAnsi="Times New Roman"/>
+          <w:color w:val="000000"/>
+          <w:sz w:val="24"/>
+          <w:szCs w:val="24"/>
+          <w:lang w:val="en-US"/>
+        </w:rPr>
+        <w:tab/>
+        <w:t xml:space="preserve">: </w:t>
+      </w:r>
+      <w:r>
+        <w:rPr>
+          <w:rFonts w:ascii="Times New Roman" w:hAnsi="Times New Roman"/>
+          <w:i/>
+          <w:iCs/>
+          <w:color w:val="000000"/>
+          <w:sz w:val="24"/>
+          <w:szCs w:val="24"/>
+          <w:lang w:val="en-US"/>
+        </w:rPr>
+        <w:t>Mini Ampere</w:t>
+      </w:r>
+    </w:p>
+    <w:p>
+      <w:pPr>
+        <w:spacing w:after="0" w:line="360" w:lineRule="auto"/>
+        <w:rPr>
+          <w:rFonts w:ascii="Times New Roman" w:hAnsi="Times New Roman"/>
+          <w:i/>
+          <w:iCs/>
+          <w:color w:val="000000"/>
+          <w:sz w:val="24"/>
+          <w:szCs w:val="24"/>
+          <w:lang w:val="en-US"/>
+        </w:rPr>
+      </w:pPr>
+      <w:r>
+        <w:rPr>
+          <w:rFonts w:ascii="Times New Roman" w:hAnsi="Times New Roman"/>
+          <w:color w:val="000000"/>
+          <w:sz w:val="24"/>
+          <w:szCs w:val="24"/>
+          <w:lang w:val="en-US"/>
+        </w:rPr>
+        <w:t>Mhz</w:t>
+      </w:r>
+      <w:r>
+        <w:rPr>
+          <w:rFonts w:ascii="Times New Roman" w:hAnsi="Times New Roman"/>
+          <w:color w:val="000000"/>
+          <w:sz w:val="24"/>
+          <w:szCs w:val="24"/>
+          <w:lang w:val="en-US"/>
+        </w:rPr>
+        <w:tab/>
+      </w:r>
+      <w:r>
+        <w:rPr>
+          <w:rFonts w:ascii="Times New Roman" w:hAnsi="Times New Roman"/>
+          <w:color w:val="000000"/>
+          <w:sz w:val="24"/>
+          <w:szCs w:val="24"/>
+          <w:lang w:val="en-US"/>
+        </w:rPr>
+        <w:t xml:space="preserve">: </w:t>
+      </w:r>
+      <w:r>
+        <w:rPr>
+          <w:rFonts w:ascii="Times New Roman" w:hAnsi="Times New Roman"/>
+          <w:i/>
+          <w:iCs/>
+          <w:color w:val="000000"/>
+          <w:sz w:val="24"/>
+          <w:szCs w:val="24"/>
+          <w:lang w:val="en-US"/>
+        </w:rPr>
+        <w:t>Mega Hertz</w:t>
+      </w:r>
+    </w:p>
+    <w:p>
+      <w:pPr>
+        <w:spacing w:after="0" w:line="360" w:lineRule="auto"/>
+        <w:rPr>
+          <w:rFonts w:ascii="Times New Roman" w:hAnsi="Times New Roman"/>
+          <w:i/>
+          <w:iCs/>
+          <w:color w:val="000000"/>
+          <w:sz w:val="24"/>
+          <w:szCs w:val="24"/>
+          <w:lang w:val="en-US"/>
+        </w:rPr>
+      </w:pPr>
+      <w:r>
+        <w:rPr>
+          <w:rFonts w:ascii="Times New Roman" w:hAnsi="Times New Roman"/>
+          <w:color w:val="000000"/>
+          <w:sz w:val="24"/>
+          <w:szCs w:val="24"/>
+          <w:lang w:val="en-US"/>
+        </w:rPr>
+        <w:t>m</w:t>
+      </w:r>
+      <w:r>
+        <w:rPr>
+          <w:rFonts w:ascii="Times New Roman" w:hAnsi="Times New Roman"/>
+          <w:color w:val="000000"/>
+          <w:sz w:val="24"/>
+          <w:szCs w:val="24"/>
+          <w:lang w:val="en-US"/>
+        </w:rPr>
+        <w:t>m</w:t>
+      </w:r>
+      <w:r>
+        <w:rPr>
+          <w:rFonts w:ascii="Times New Roman" w:hAnsi="Times New Roman"/>
+          <w:color w:val="000000"/>
+          <w:sz w:val="24"/>
+          <w:szCs w:val="24"/>
+          <w:lang w:val="en-US"/>
+        </w:rPr>
+        <w:tab/>
+        <w:t xml:space="preserve">: </w:t>
+      </w:r>
+      <w:r>
+        <w:rPr>
+          <w:rFonts w:ascii="Times New Roman" w:hAnsi="Times New Roman"/>
+          <w:i/>
+          <w:iCs/>
+          <w:color w:val="000000"/>
+          <w:sz w:val="24"/>
+          <w:szCs w:val="24"/>
+          <w:lang w:val="en-US"/>
+        </w:rPr>
+        <w:t>Mili Meter</w:t>
+      </w:r>
+    </w:p>
+    <w:p>
+      <w:pPr>
+        <w:spacing w:after="0" w:line="360" w:lineRule="auto"/>
+        <w:rPr>
+          <w:rFonts w:ascii="Times New Roman" w:hAnsi="Times New Roman"/>
+          <w:i/>
+          <w:iCs/>
+          <w:color w:val="000000"/>
+          <w:sz w:val="24"/>
+          <w:szCs w:val="24"/>
+          <w:lang w:val="en-US"/>
+        </w:rPr>
+      </w:pPr>
+      <w:r>
+        <w:rPr>
+          <w:rFonts w:ascii="Times New Roman" w:hAnsi="Times New Roman"/>
+          <w:color w:val="000000"/>
+          <w:sz w:val="24"/>
+          <w:szCs w:val="24"/>
+          <w:lang w:val="en-US"/>
+        </w:rPr>
+        <w:t>p</w:t>
+      </w:r>
+      <w:r>
+        <w:rPr>
+          <w:rFonts w:ascii="Times New Roman" w:hAnsi="Times New Roman"/>
+          <w:color w:val="000000"/>
+          <w:sz w:val="24"/>
+          <w:szCs w:val="24"/>
+          <w:lang w:val="en-US"/>
+        </w:rPr>
+        <w:t>x</w:t>
+      </w:r>
+      <w:r>
+        <w:rPr>
+          <w:rFonts w:ascii="Times New Roman" w:hAnsi="Times New Roman"/>
+          <w:color w:val="000000"/>
+          <w:sz w:val="24"/>
+          <w:szCs w:val="24"/>
+          <w:lang w:val="en-US"/>
+        </w:rPr>
+        <w:tab/>
+        <w:t xml:space="preserve">: </w:t>
+      </w:r>
+      <w:r>
+        <w:rPr>
+          <w:rFonts w:ascii="Times New Roman" w:hAnsi="Times New Roman"/>
+          <w:i/>
+          <w:iCs/>
+          <w:color w:val="000000"/>
+          <w:sz w:val="24"/>
+          <w:szCs w:val="24"/>
+          <w:lang w:val="en-US"/>
+        </w:rPr>
+        <w:t>Pixel</w:t>
+      </w:r>
+    </w:p>
+    <w:p>
+      <w:pPr>
+        <w:spacing w:after="0" w:line="360" w:lineRule="auto"/>
+        <w:rPr>
+          <w:rFonts w:ascii="Times New Roman" w:hAnsi="Times New Roman"/>
+          <w:i/>
+          <w:iCs/>
+          <w:color w:val="000000"/>
+          <w:sz w:val="24"/>
+          <w:szCs w:val="24"/>
+          <w:lang w:val="en-US"/>
+        </w:rPr>
+      </w:pPr>
+      <w:r>
+        <w:rPr>
+          <w:rFonts w:ascii="Times New Roman" w:hAnsi="Times New Roman"/>
+          <w:color w:val="000000"/>
+          <w:sz w:val="24"/>
+          <w:szCs w:val="24"/>
+          <w:lang w:val="en-US"/>
+        </w:rPr>
+        <w:t>V</w:t>
+      </w:r>
+      <w:r>
+        <w:rPr>
+          <w:rFonts w:ascii="Times New Roman" w:hAnsi="Times New Roman"/>
+          <w:color w:val="000000"/>
+          <w:sz w:val="24"/>
+          <w:szCs w:val="24"/>
+          <w:lang w:val="en-US"/>
+        </w:rPr>
+        <w:tab/>
+        <w:t xml:space="preserve">: </w:t>
+      </w:r>
+      <w:r>
+        <w:rPr>
+          <w:rFonts w:ascii="Times New Roman" w:hAnsi="Times New Roman"/>
+          <w:i/>
+          <w:iCs/>
+          <w:color w:val="000000"/>
+          <w:sz w:val="24"/>
+          <w:szCs w:val="24"/>
+          <w:lang w:val="en-US"/>
+        </w:rPr>
+        <w:t>Volt</w:t>
+      </w:r>
+      <w:r>
+        <w:rPr>
+          <w:rFonts w:ascii="Times New Roman" w:hAnsi="Times New Roman"/>
+          <w:sz w:val="24"/>
+          <w:szCs w:val="24"/>
+          <w:lang w:val="en-US"/>
+        </w:rPr>
+        <w:br w:type="page"/>
+      </w:r>
+      <w:r>
+        <w:rPr>
+          <w:rFonts w:ascii="Times New Roman" w:hAnsi="Times New Roman"/>
+          <w:b/>
+          <w:bCs/>
+          <w:color w:val="000000"/>
+          <w:sz w:val="24"/>
+          <w:szCs w:val="24"/>
+          <w:lang w:val="en-US"/>
+        </w:rPr>
+        <w:lastRenderedPageBreak/>
+        <w:tab/>
       </w:r>
     </w:p>
     <w:p>
@@ -6956,8 +9642,7 @@
           <w:szCs w:val="24"/>
           <w:lang w:val="en-US"/>
         </w:rPr>
-        <w:lastRenderedPageBreak/>
-        <w:t>DAFTAR RUMUS</w:t>
+        <w:t>DAFTAR SINGKATAN</w:t>
       </w:r>
     </w:p>
     <w:p>
@@ -6966,170 +9651,6 @@
         <w:jc w:val="both"/>
         <w:rPr>
           <w:rFonts w:ascii="Times New Roman" w:hAnsi="Times New Roman"/>
-          <w:b/>
-          <w:bCs/>
-          <w:color w:val="000000"/>
-          <w:sz w:val="24"/>
-          <w:szCs w:val="24"/>
-          <w:lang w:val="en-US"/>
-        </w:rPr>
-      </w:pPr>
-      <w:r>
-        <w:rPr>
-          <w:rFonts w:ascii="Times New Roman" w:hAnsi="Times New Roman"/>
-          <w:b/>
-          <w:bCs/>
-          <w:color w:val="000000"/>
-          <w:sz w:val="24"/>
-          <w:szCs w:val="24"/>
-          <w:lang w:val="en-US"/>
-        </w:rPr>
-        <w:br w:type="page"/>
-      </w:r>
-    </w:p>
-    <w:p>
-      <w:pPr>
-        <w:widowControl w:val="0"/>
-        <w:tabs>
-          <w:tab w:val="left" w:leader="dot" w:pos="8222"/>
-          <w:tab w:val="right" w:pos="8788"/>
-        </w:tabs>
-        <w:autoSpaceDE w:val="0"/>
-        <w:autoSpaceDN w:val="0"/>
-        <w:adjustRightInd w:val="0"/>
-        <w:spacing w:after="0" w:line="360" w:lineRule="auto"/>
-        <w:jc w:val="center"/>
-        <w:rPr>
-          <w:rFonts w:ascii="Times New Roman" w:hAnsi="Times New Roman"/>
-          <w:b/>
-          <w:bCs/>
-          <w:color w:val="000000"/>
-          <w:sz w:val="24"/>
-          <w:szCs w:val="24"/>
-          <w:lang w:val="en-US"/>
-        </w:rPr>
-      </w:pPr>
-      <w:r>
-        <w:rPr>
-          <w:rFonts w:ascii="Times New Roman" w:hAnsi="Times New Roman"/>
-          <w:b/>
-          <w:bCs/>
-          <w:color w:val="000000"/>
-          <w:sz w:val="24"/>
-          <w:szCs w:val="24"/>
-          <w:lang w:val="en-US"/>
-        </w:rPr>
-        <w:lastRenderedPageBreak/>
-        <w:t>DAFTAR LAMBANG/NOTASI</w:t>
-      </w:r>
-    </w:p>
-    <w:p>
-      <w:pPr>
-        <w:spacing w:after="240" w:line="360" w:lineRule="auto"/>
-        <w:jc w:val="both"/>
-        <w:rPr>
-          <w:rFonts w:ascii="Times New Roman" w:hAnsi="Times New Roman"/>
-          <w:b/>
-          <w:bCs/>
-          <w:color w:val="000000"/>
-          <w:sz w:val="24"/>
-          <w:szCs w:val="24"/>
-          <w:lang w:val="en-US"/>
-        </w:rPr>
-      </w:pPr>
-      <w:r>
-        <w:rPr>
-          <w:rFonts w:ascii="Times New Roman" w:hAnsi="Times New Roman"/>
-          <w:b/>
-          <w:bCs/>
-          <w:color w:val="000000"/>
-          <w:sz w:val="24"/>
-          <w:szCs w:val="24"/>
-          <w:lang w:val="en-US"/>
-        </w:rPr>
-        <w:br w:type="page"/>
-      </w:r>
-    </w:p>
-    <w:p>
-      <w:pPr>
-        <w:widowControl w:val="0"/>
-        <w:tabs>
-          <w:tab w:val="left" w:leader="dot" w:pos="8222"/>
-          <w:tab w:val="right" w:pos="8788"/>
-        </w:tabs>
-        <w:autoSpaceDE w:val="0"/>
-        <w:autoSpaceDN w:val="0"/>
-        <w:adjustRightInd w:val="0"/>
-        <w:spacing w:after="0" w:line="360" w:lineRule="auto"/>
-        <w:jc w:val="center"/>
-        <w:rPr>
-          <w:rFonts w:ascii="Times New Roman" w:hAnsi="Times New Roman"/>
-          <w:b/>
-          <w:bCs/>
-          <w:color w:val="000000"/>
-          <w:sz w:val="24"/>
-          <w:szCs w:val="24"/>
-          <w:lang w:val="en-US"/>
-        </w:rPr>
-      </w:pPr>
-      <w:r>
-        <w:rPr>
-          <w:rFonts w:ascii="Times New Roman" w:hAnsi="Times New Roman"/>
-          <w:b/>
-          <w:bCs/>
-          <w:color w:val="000000"/>
-          <w:sz w:val="24"/>
-          <w:szCs w:val="24"/>
-          <w:lang w:val="en-US"/>
-        </w:rPr>
-        <w:lastRenderedPageBreak/>
-        <w:t>DAFTAR SINGKATAN</w:t>
-      </w:r>
-    </w:p>
-    <w:p>
-      <w:pPr>
-        <w:spacing w:after="240" w:line="360" w:lineRule="auto"/>
-        <w:jc w:val="both"/>
-        <w:rPr>
-          <w:rFonts w:ascii="Times New Roman" w:hAnsi="Times New Roman"/>
-          <w:b/>
-          <w:bCs/>
-          <w:color w:val="000000"/>
-          <w:sz w:val="24"/>
-          <w:szCs w:val="24"/>
-          <w:lang w:val="en-US"/>
-        </w:rPr>
-      </w:pPr>
-      <w:r>
-        <w:rPr>
-          <w:rFonts w:ascii="Times New Roman" w:hAnsi="Times New Roman"/>
-          <w:b/>
-          <w:bCs/>
-          <w:color w:val="000000"/>
-          <w:sz w:val="24"/>
-          <w:szCs w:val="24"/>
-          <w:lang w:val="en-US"/>
-        </w:rPr>
-        <w:br w:type="page"/>
-      </w:r>
-    </w:p>
-    <w:p>
-      <w:pPr>
-        <w:widowControl w:val="0"/>
-        <w:tabs>
-          <w:tab w:val="center" w:pos="4394"/>
-          <w:tab w:val="left" w:pos="7050"/>
-          <w:tab w:val="left" w:leader="dot" w:pos="8222"/>
-          <w:tab w:val="right" w:pos="8788"/>
-        </w:tabs>
-        <w:autoSpaceDE w:val="0"/>
-        <w:autoSpaceDN w:val="0"/>
-        <w:adjustRightInd w:val="0"/>
-        <w:spacing w:after="0" w:line="360" w:lineRule="auto"/>
-        <w:rPr>
-          <w:rFonts w:ascii="Times New Roman" w:hAnsi="Times New Roman"/>
-          <w:b/>
-          <w:bCs/>
           <w:color w:val="000000"/>
           <w:sz w:val="24"/>
           <w:szCs w:val="24"/>
@@ -7143,43 +9664,3271 @@
           <w:docGrid w:linePitch="360"/>
         </w:sectPr>
       </w:pPr>
-      <w:r>
+    </w:p>
+    <w:p>
+      <w:pPr>
+        <w:spacing w:after="0" w:line="360" w:lineRule="auto"/>
+        <w:jc w:val="both"/>
+        <w:rPr>
+          <w:rFonts w:ascii="Times New Roman" w:hAnsi="Times New Roman"/>
+          <w:i/>
+          <w:iCs/>
+          <w:color w:val="000000"/>
+          <w:sz w:val="24"/>
+          <w:szCs w:val="24"/>
+          <w:lang w:val="en-US"/>
+        </w:rPr>
+      </w:pPr>
+      <w:r>
+        <w:rPr>
+          <w:rFonts w:ascii="Times New Roman" w:hAnsi="Times New Roman"/>
+          <w:color w:val="000000"/>
+          <w:sz w:val="24"/>
+          <w:szCs w:val="24"/>
+          <w:lang w:val="en-US"/>
+        </w:rPr>
+        <w:t>AC</w:t>
+      </w:r>
+      <w:r>
+        <w:rPr>
+          <w:rFonts w:ascii="Times New Roman" w:hAnsi="Times New Roman"/>
+          <w:color w:val="000000"/>
+          <w:sz w:val="24"/>
+          <w:szCs w:val="24"/>
+          <w:lang w:val="en-US"/>
+        </w:rPr>
+        <w:tab/>
+        <w:t xml:space="preserve">: </w:t>
+      </w:r>
+      <w:r>
+        <w:rPr>
+          <w:rFonts w:ascii="Times New Roman" w:hAnsi="Times New Roman"/>
+          <w:i/>
+          <w:iCs/>
+          <w:color w:val="000000"/>
+          <w:sz w:val="24"/>
+          <w:szCs w:val="24"/>
+          <w:lang w:val="en-US"/>
+        </w:rPr>
+        <w:t xml:space="preserve">Alternating Current </w:t>
+      </w:r>
+    </w:p>
+    <w:p>
+      <w:pPr>
+        <w:spacing w:after="0" w:line="360" w:lineRule="auto"/>
+        <w:jc w:val="both"/>
+        <w:rPr>
+          <w:rFonts w:ascii="Times New Roman" w:hAnsi="Times New Roman"/>
+          <w:i/>
+          <w:iCs/>
+          <w:color w:val="000000"/>
+          <w:sz w:val="24"/>
+          <w:szCs w:val="24"/>
+          <w:lang w:val="en-US"/>
+        </w:rPr>
+      </w:pPr>
+      <w:r>
+        <w:rPr>
+          <w:rFonts w:ascii="Times New Roman" w:hAnsi="Times New Roman"/>
+          <w:color w:val="000000"/>
+          <w:sz w:val="24"/>
+          <w:szCs w:val="24"/>
+          <w:lang w:val="en-US"/>
+        </w:rPr>
+        <w:t>ADC</w:t>
+      </w:r>
+      <w:r>
+        <w:rPr>
+          <w:rFonts w:ascii="Times New Roman" w:hAnsi="Times New Roman"/>
+          <w:color w:val="000000"/>
+          <w:sz w:val="24"/>
+          <w:szCs w:val="24"/>
+          <w:lang w:val="en-US"/>
+        </w:rPr>
+        <w:tab/>
+        <w:t xml:space="preserve">: </w:t>
+      </w:r>
+      <w:r>
+        <w:rPr>
+          <w:rFonts w:ascii="Times New Roman" w:hAnsi="Times New Roman"/>
+          <w:i/>
+          <w:iCs/>
+          <w:color w:val="000000"/>
+          <w:sz w:val="24"/>
+          <w:szCs w:val="24"/>
+          <w:lang w:val="en-US"/>
+        </w:rPr>
+        <w:t>Analog to Digital Converter</w:t>
+      </w:r>
+    </w:p>
+    <w:p>
+      <w:pPr>
+        <w:spacing w:after="0" w:line="360" w:lineRule="auto"/>
+        <w:jc w:val="both"/>
+        <w:rPr>
+          <w:rFonts w:ascii="Times New Roman" w:hAnsi="Times New Roman"/>
+          <w:i/>
+          <w:iCs/>
+          <w:color w:val="000000"/>
+          <w:sz w:val="24"/>
+          <w:szCs w:val="24"/>
+          <w:lang w:val="en-US"/>
+        </w:rPr>
+      </w:pPr>
+      <w:r>
+        <w:rPr>
+          <w:rFonts w:ascii="Times New Roman" w:hAnsi="Times New Roman"/>
+          <w:color w:val="000000"/>
+          <w:sz w:val="24"/>
+          <w:szCs w:val="24"/>
+          <w:lang w:val="en-US"/>
+        </w:rPr>
+        <w:t>ADT</w:t>
+      </w:r>
+      <w:r>
+        <w:rPr>
+          <w:rFonts w:ascii="Times New Roman" w:hAnsi="Times New Roman"/>
+          <w:color w:val="000000"/>
+          <w:sz w:val="24"/>
+          <w:szCs w:val="24"/>
+          <w:lang w:val="en-US"/>
+        </w:rPr>
+        <w:tab/>
+        <w:t xml:space="preserve">: </w:t>
+      </w:r>
+      <w:r>
+        <w:rPr>
+          <w:rFonts w:ascii="Times New Roman" w:hAnsi="Times New Roman"/>
+          <w:i/>
+          <w:iCs/>
+          <w:color w:val="000000"/>
+          <w:sz w:val="24"/>
+          <w:szCs w:val="24"/>
+          <w:lang w:val="en-US"/>
+        </w:rPr>
+        <w:t>Android Developer Tool</w:t>
+      </w:r>
+    </w:p>
+    <w:p>
+      <w:pPr>
+        <w:spacing w:after="0" w:line="360" w:lineRule="auto"/>
+        <w:jc w:val="both"/>
+        <w:rPr>
+          <w:rFonts w:ascii="Times New Roman" w:hAnsi="Times New Roman"/>
+          <w:i/>
+          <w:iCs/>
+          <w:color w:val="000000"/>
+          <w:sz w:val="24"/>
+          <w:szCs w:val="24"/>
+          <w:lang w:val="en-US"/>
+        </w:rPr>
+      </w:pPr>
+      <w:r>
+        <w:rPr>
+          <w:rFonts w:ascii="Times New Roman" w:hAnsi="Times New Roman"/>
+          <w:color w:val="000000"/>
+          <w:sz w:val="24"/>
+          <w:szCs w:val="24"/>
+          <w:lang w:val="en-US"/>
+        </w:rPr>
+        <w:t>ALU</w:t>
+      </w:r>
+      <w:r>
+        <w:rPr>
+          <w:rFonts w:ascii="Times New Roman" w:hAnsi="Times New Roman"/>
+          <w:color w:val="000000"/>
+          <w:sz w:val="24"/>
+          <w:szCs w:val="24"/>
+          <w:lang w:val="en-US"/>
+        </w:rPr>
+        <w:tab/>
+        <w:t xml:space="preserve">: </w:t>
+      </w:r>
+      <w:r>
+        <w:rPr>
+          <w:rFonts w:ascii="Times New Roman" w:hAnsi="Times New Roman"/>
+          <w:i/>
+          <w:iCs/>
+          <w:color w:val="000000"/>
+          <w:sz w:val="24"/>
+          <w:szCs w:val="24"/>
+          <w:lang w:val="en-US"/>
+        </w:rPr>
+        <w:t>Aritmatic Logic Unit</w:t>
+      </w:r>
+    </w:p>
+    <w:p>
+      <w:pPr>
+        <w:spacing w:after="0" w:line="360" w:lineRule="auto"/>
+        <w:jc w:val="both"/>
+        <w:rPr>
+          <w:rFonts w:ascii="Times New Roman" w:hAnsi="Times New Roman"/>
+          <w:color w:val="000000"/>
+          <w:sz w:val="24"/>
+          <w:szCs w:val="24"/>
+          <w:lang w:val="en-US"/>
+        </w:rPr>
+      </w:pPr>
+      <w:r>
+        <w:rPr>
+          <w:rFonts w:ascii="Times New Roman" w:hAnsi="Times New Roman"/>
+          <w:color w:val="000000"/>
+          <w:sz w:val="24"/>
+          <w:szCs w:val="24"/>
+          <w:lang w:val="en-US"/>
+        </w:rPr>
+        <w:t>AVL</w:t>
+      </w:r>
+      <w:r>
+        <w:rPr>
+          <w:rFonts w:ascii="Times New Roman" w:hAnsi="Times New Roman"/>
+          <w:color w:val="000000"/>
+          <w:sz w:val="24"/>
+          <w:szCs w:val="24"/>
+          <w:lang w:val="en-US"/>
+        </w:rPr>
+        <w:tab/>
+        <w:t xml:space="preserve">: </w:t>
+      </w:r>
+      <w:r>
+        <w:rPr>
+          <w:rFonts w:ascii="Times New Roman" w:hAnsi="Times New Roman"/>
+          <w:i/>
+          <w:iCs/>
+          <w:color w:val="000000"/>
+          <w:sz w:val="24"/>
+          <w:szCs w:val="24"/>
+          <w:lang w:val="en-US"/>
+        </w:rPr>
+        <w:t>Automatic Vehicle Locator</w:t>
+      </w:r>
+    </w:p>
+    <w:p>
+      <w:pPr>
+        <w:spacing w:after="0" w:line="360" w:lineRule="auto"/>
+        <w:jc w:val="both"/>
+        <w:rPr>
+          <w:rFonts w:ascii="Times New Roman" w:hAnsi="Times New Roman"/>
+          <w:i/>
+          <w:iCs/>
+          <w:color w:val="000000"/>
+          <w:sz w:val="24"/>
+          <w:szCs w:val="24"/>
+          <w:lang w:val="en-US"/>
+        </w:rPr>
+      </w:pPr>
+      <w:r>
+        <w:rPr>
+          <w:rFonts w:ascii="Times New Roman" w:hAnsi="Times New Roman"/>
+          <w:color w:val="000000"/>
+          <w:sz w:val="24"/>
+          <w:szCs w:val="24"/>
+          <w:lang w:val="en-US"/>
+        </w:rPr>
+        <w:t>BLE</w:t>
+      </w:r>
+      <w:r>
+        <w:rPr>
+          <w:rFonts w:ascii="Times New Roman" w:hAnsi="Times New Roman"/>
+          <w:color w:val="000000"/>
+          <w:sz w:val="24"/>
+          <w:szCs w:val="24"/>
+          <w:lang w:val="en-US"/>
+        </w:rPr>
+        <w:tab/>
+        <w:t xml:space="preserve">: </w:t>
+      </w:r>
+      <w:r>
+        <w:rPr>
+          <w:rFonts w:ascii="Times New Roman" w:hAnsi="Times New Roman"/>
+          <w:i/>
+          <w:iCs/>
+          <w:color w:val="000000"/>
+          <w:sz w:val="24"/>
+          <w:szCs w:val="24"/>
+          <w:lang w:val="en-US"/>
+        </w:rPr>
+        <w:t>Bluetooth Low Energy</w:t>
+      </w:r>
+    </w:p>
+    <w:p>
+      <w:pPr>
+        <w:spacing w:after="0" w:line="360" w:lineRule="auto"/>
+        <w:jc w:val="both"/>
+        <w:rPr>
+          <w:rFonts w:ascii="Times New Roman" w:hAnsi="Times New Roman"/>
+          <w:i/>
+          <w:iCs/>
+          <w:color w:val="000000"/>
+          <w:sz w:val="24"/>
+          <w:szCs w:val="24"/>
+          <w:lang w:val="en-US"/>
+        </w:rPr>
+      </w:pPr>
+      <w:r>
+        <w:rPr>
+          <w:rFonts w:ascii="Times New Roman" w:hAnsi="Times New Roman"/>
+          <w:color w:val="000000"/>
+          <w:sz w:val="24"/>
+          <w:szCs w:val="24"/>
+          <w:lang w:val="en-US"/>
+        </w:rPr>
+        <w:t>CCTV</w:t>
+      </w:r>
+      <w:r>
+        <w:rPr>
+          <w:rFonts w:ascii="Times New Roman" w:hAnsi="Times New Roman"/>
+          <w:color w:val="000000"/>
+          <w:sz w:val="24"/>
+          <w:szCs w:val="24"/>
+          <w:lang w:val="en-US"/>
+        </w:rPr>
+        <w:tab/>
+        <w:t xml:space="preserve">: </w:t>
+      </w:r>
+      <w:r>
+        <w:rPr>
+          <w:rFonts w:ascii="Times New Roman" w:hAnsi="Times New Roman"/>
+          <w:i/>
+          <w:iCs/>
+          <w:color w:val="000000"/>
+          <w:sz w:val="24"/>
+          <w:szCs w:val="24"/>
+          <w:lang w:val="en-US"/>
+        </w:rPr>
+        <w:t>Closed Circuit Television</w:t>
+      </w:r>
+    </w:p>
+    <w:p>
+      <w:pPr>
+        <w:spacing w:after="0" w:line="360" w:lineRule="auto"/>
+        <w:jc w:val="both"/>
+        <w:rPr>
+          <w:rFonts w:ascii="Times New Roman" w:hAnsi="Times New Roman"/>
+          <w:i/>
+          <w:iCs/>
+          <w:color w:val="000000"/>
+          <w:sz w:val="24"/>
+          <w:szCs w:val="24"/>
+          <w:lang w:val="en-US"/>
+        </w:rPr>
+      </w:pPr>
+      <w:r>
+        <w:rPr>
+          <w:rFonts w:ascii="Times New Roman" w:hAnsi="Times New Roman"/>
+          <w:color w:val="000000"/>
+          <w:sz w:val="24"/>
+          <w:szCs w:val="24"/>
+          <w:lang w:val="en-US"/>
+        </w:rPr>
+        <w:t>COM</w:t>
+      </w:r>
+      <w:r>
+        <w:rPr>
+          <w:rFonts w:ascii="Times New Roman" w:hAnsi="Times New Roman"/>
+          <w:color w:val="000000"/>
+          <w:sz w:val="24"/>
+          <w:szCs w:val="24"/>
+          <w:lang w:val="en-US"/>
+        </w:rPr>
+        <w:tab/>
+        <w:t xml:space="preserve">: </w:t>
+      </w:r>
+      <w:r>
+        <w:rPr>
+          <w:rFonts w:ascii="Times New Roman" w:hAnsi="Times New Roman"/>
+          <w:i/>
+          <w:iCs/>
+          <w:color w:val="000000"/>
+          <w:sz w:val="24"/>
+          <w:szCs w:val="24"/>
+          <w:lang w:val="en-US"/>
+        </w:rPr>
+        <w:t>Common</w:t>
+      </w:r>
+    </w:p>
+    <w:p>
+      <w:pPr>
+        <w:spacing w:after="0" w:line="360" w:lineRule="auto"/>
+        <w:jc w:val="both"/>
+        <w:rPr>
+          <w:rFonts w:ascii="Times New Roman" w:hAnsi="Times New Roman"/>
+          <w:i/>
+          <w:iCs/>
+          <w:color w:val="000000"/>
+          <w:sz w:val="24"/>
+          <w:szCs w:val="24"/>
+          <w:lang w:val="en-US"/>
+        </w:rPr>
+      </w:pPr>
+      <w:r>
+        <w:rPr>
+          <w:rFonts w:ascii="Times New Roman" w:hAnsi="Times New Roman"/>
+          <w:color w:val="000000"/>
+          <w:sz w:val="24"/>
+          <w:szCs w:val="24"/>
+          <w:lang w:val="en-US"/>
+        </w:rPr>
+        <w:t>CPU</w:t>
+      </w:r>
+      <w:r>
+        <w:rPr>
+          <w:rFonts w:ascii="Times New Roman" w:hAnsi="Times New Roman"/>
+          <w:color w:val="000000"/>
+          <w:sz w:val="24"/>
+          <w:szCs w:val="24"/>
+          <w:lang w:val="en-US"/>
+        </w:rPr>
+        <w:tab/>
+        <w:t xml:space="preserve">: </w:t>
+      </w:r>
+      <w:r>
+        <w:rPr>
+          <w:rFonts w:ascii="Times New Roman" w:hAnsi="Times New Roman"/>
+          <w:i/>
+          <w:iCs/>
+          <w:color w:val="000000"/>
+          <w:sz w:val="24"/>
+          <w:szCs w:val="24"/>
+          <w:lang w:val="en-US"/>
+        </w:rPr>
+        <w:t>Central Proccessing Unit</w:t>
+      </w:r>
+    </w:p>
+    <w:p>
+      <w:pPr>
+        <w:spacing w:after="0" w:line="360" w:lineRule="auto"/>
+        <w:jc w:val="both"/>
+        <w:rPr>
+          <w:rFonts w:ascii="Times New Roman" w:hAnsi="Times New Roman"/>
+          <w:i/>
+          <w:iCs/>
+          <w:color w:val="000000"/>
+          <w:sz w:val="24"/>
+          <w:szCs w:val="24"/>
+          <w:lang w:val="en-US"/>
+        </w:rPr>
+      </w:pPr>
+      <w:r>
+        <w:rPr>
+          <w:rFonts w:ascii="Times New Roman" w:hAnsi="Times New Roman"/>
+          <w:color w:val="000000"/>
+          <w:sz w:val="24"/>
+          <w:szCs w:val="24"/>
+          <w:lang w:val="en-US"/>
+        </w:rPr>
+        <w:t>CU</w:t>
+      </w:r>
+      <w:r>
+        <w:rPr>
+          <w:rFonts w:ascii="Times New Roman" w:hAnsi="Times New Roman"/>
+          <w:color w:val="000000"/>
+          <w:sz w:val="24"/>
+          <w:szCs w:val="24"/>
+          <w:lang w:val="en-US"/>
+        </w:rPr>
+        <w:tab/>
+        <w:t xml:space="preserve">: </w:t>
+      </w:r>
+      <w:r>
+        <w:rPr>
+          <w:rFonts w:ascii="Times New Roman" w:hAnsi="Times New Roman"/>
+          <w:i/>
+          <w:iCs/>
+          <w:color w:val="000000"/>
+          <w:sz w:val="24"/>
+          <w:szCs w:val="24"/>
+          <w:lang w:val="en-US"/>
+        </w:rPr>
+        <w:t>Control Unit</w:t>
+      </w:r>
+    </w:p>
+    <w:p>
+      <w:pPr>
+        <w:spacing w:after="0" w:line="360" w:lineRule="auto"/>
+        <w:jc w:val="both"/>
+        <w:rPr>
+          <w:rFonts w:ascii="Times New Roman" w:hAnsi="Times New Roman"/>
+          <w:i/>
+          <w:iCs/>
+          <w:color w:val="000000"/>
+          <w:sz w:val="24"/>
+          <w:szCs w:val="24"/>
+          <w:lang w:val="en-US"/>
+        </w:rPr>
+      </w:pPr>
+      <w:r>
+        <w:rPr>
+          <w:rFonts w:ascii="Times New Roman" w:hAnsi="Times New Roman"/>
+          <w:color w:val="000000"/>
+          <w:sz w:val="24"/>
+          <w:szCs w:val="24"/>
+          <w:lang w:val="en-US"/>
+        </w:rPr>
+        <w:t>DAC</w:t>
+      </w:r>
+      <w:r>
+        <w:rPr>
+          <w:rFonts w:ascii="Times New Roman" w:hAnsi="Times New Roman"/>
+          <w:color w:val="000000"/>
+          <w:sz w:val="24"/>
+          <w:szCs w:val="24"/>
+          <w:lang w:val="en-US"/>
+        </w:rPr>
+        <w:tab/>
+        <w:t xml:space="preserve">: </w:t>
+      </w:r>
+      <w:r>
+        <w:rPr>
+          <w:rFonts w:ascii="Times New Roman" w:hAnsi="Times New Roman"/>
+          <w:i/>
+          <w:iCs/>
+          <w:color w:val="000000"/>
+          <w:sz w:val="24"/>
+          <w:szCs w:val="24"/>
+          <w:lang w:val="en-US"/>
+        </w:rPr>
+        <w:t>Digital to Analog Converter</w:t>
+      </w:r>
+    </w:p>
+    <w:p>
+      <w:pPr>
+        <w:spacing w:after="0" w:line="360" w:lineRule="auto"/>
+        <w:jc w:val="both"/>
+        <w:rPr>
+          <w:rFonts w:ascii="Times New Roman" w:hAnsi="Times New Roman"/>
+          <w:i/>
+          <w:iCs/>
+          <w:color w:val="000000"/>
+          <w:sz w:val="24"/>
+          <w:szCs w:val="24"/>
+          <w:lang w:val="en-US"/>
+        </w:rPr>
+      </w:pPr>
+      <w:r>
+        <w:rPr>
+          <w:rFonts w:ascii="Times New Roman" w:hAnsi="Times New Roman"/>
+          <w:color w:val="000000"/>
+          <w:sz w:val="24"/>
+          <w:szCs w:val="24"/>
+          <w:lang w:val="en-US"/>
+        </w:rPr>
+        <w:t>DBMS</w:t>
+      </w:r>
+      <w:r>
+        <w:rPr>
+          <w:rFonts w:ascii="Times New Roman" w:hAnsi="Times New Roman"/>
+          <w:color w:val="000000"/>
+          <w:sz w:val="24"/>
+          <w:szCs w:val="24"/>
+          <w:lang w:val="en-US"/>
+        </w:rPr>
+        <w:tab/>
+        <w:t xml:space="preserve">: </w:t>
+      </w:r>
+      <w:r>
+        <w:rPr>
+          <w:rFonts w:ascii="Times New Roman" w:hAnsi="Times New Roman"/>
+          <w:i/>
+          <w:iCs/>
+          <w:color w:val="000000"/>
+          <w:sz w:val="24"/>
+          <w:szCs w:val="24"/>
+          <w:lang w:val="en-US"/>
+        </w:rPr>
+        <w:t>Database Management System</w:t>
+      </w:r>
+    </w:p>
+    <w:p>
+      <w:pPr>
+        <w:spacing w:after="0" w:line="360" w:lineRule="auto"/>
+        <w:jc w:val="both"/>
+        <w:rPr>
+          <w:rFonts w:ascii="Times New Roman" w:hAnsi="Times New Roman"/>
+          <w:i/>
+          <w:iCs/>
+          <w:color w:val="000000"/>
+          <w:sz w:val="24"/>
+          <w:szCs w:val="24"/>
+          <w:lang w:val="en-US"/>
+        </w:rPr>
+      </w:pPr>
+      <w:r>
+        <w:rPr>
+          <w:rFonts w:ascii="Times New Roman" w:hAnsi="Times New Roman"/>
+          <w:color w:val="000000"/>
+          <w:sz w:val="24"/>
+          <w:szCs w:val="24"/>
+          <w:lang w:val="en-US"/>
+        </w:rPr>
+        <w:t>DC</w:t>
+      </w:r>
+      <w:r>
+        <w:rPr>
+          <w:rFonts w:ascii="Times New Roman" w:hAnsi="Times New Roman"/>
+          <w:color w:val="000000"/>
+          <w:sz w:val="24"/>
+          <w:szCs w:val="24"/>
+          <w:lang w:val="en-US"/>
+        </w:rPr>
+        <w:tab/>
+        <w:t xml:space="preserve">: </w:t>
+      </w:r>
+      <w:r>
+        <w:rPr>
+          <w:rFonts w:ascii="Times New Roman" w:hAnsi="Times New Roman"/>
+          <w:i/>
+          <w:iCs/>
+          <w:color w:val="000000"/>
+          <w:sz w:val="24"/>
+          <w:szCs w:val="24"/>
+          <w:lang w:val="en-US"/>
+        </w:rPr>
+        <w:t xml:space="preserve">Direct Current </w:t>
+      </w:r>
+    </w:p>
+    <w:p>
+      <w:pPr>
+        <w:spacing w:after="0" w:line="360" w:lineRule="auto"/>
+        <w:jc w:val="both"/>
+        <w:rPr>
+          <w:rFonts w:ascii="Times New Roman" w:hAnsi="Times New Roman"/>
+          <w:i/>
+          <w:iCs/>
+          <w:color w:val="000000"/>
+          <w:sz w:val="24"/>
+          <w:szCs w:val="24"/>
+          <w:lang w:val="en-US"/>
+        </w:rPr>
+      </w:pPr>
+      <w:r>
+        <w:rPr>
+          <w:rFonts w:ascii="Times New Roman" w:hAnsi="Times New Roman"/>
+          <w:color w:val="000000"/>
+          <w:sz w:val="24"/>
+          <w:szCs w:val="24"/>
+          <w:lang w:val="en-US"/>
+        </w:rPr>
+        <w:t>DPDT</w:t>
+      </w:r>
+      <w:r>
+        <w:rPr>
+          <w:rFonts w:ascii="Times New Roman" w:hAnsi="Times New Roman"/>
+          <w:color w:val="000000"/>
+          <w:sz w:val="24"/>
+          <w:szCs w:val="24"/>
+          <w:lang w:val="en-US"/>
+        </w:rPr>
+        <w:tab/>
+        <w:t xml:space="preserve">: </w:t>
+      </w:r>
+      <w:r>
+        <w:rPr>
+          <w:rFonts w:ascii="Times New Roman" w:hAnsi="Times New Roman"/>
+          <w:i/>
+          <w:iCs/>
+          <w:color w:val="000000"/>
+          <w:sz w:val="24"/>
+          <w:szCs w:val="24"/>
+          <w:lang w:val="en-US"/>
+        </w:rPr>
+        <w:t>Doble Pole Doble Throw</w:t>
+      </w:r>
+    </w:p>
+    <w:p>
+      <w:pPr>
+        <w:spacing w:after="0" w:line="360" w:lineRule="auto"/>
+        <w:jc w:val="both"/>
+        <w:rPr>
+          <w:rFonts w:ascii="Times New Roman" w:hAnsi="Times New Roman"/>
+          <w:i/>
+          <w:iCs/>
+          <w:color w:val="000000"/>
+          <w:sz w:val="24"/>
+          <w:szCs w:val="24"/>
+          <w:lang w:val="en-US"/>
+        </w:rPr>
+      </w:pPr>
+      <w:r>
+        <w:rPr>
+          <w:rFonts w:ascii="Times New Roman" w:hAnsi="Times New Roman"/>
+          <w:color w:val="000000"/>
+          <w:sz w:val="24"/>
+          <w:szCs w:val="24"/>
+          <w:lang w:val="en-US"/>
+        </w:rPr>
+        <w:t>DPST</w:t>
+      </w:r>
+      <w:r>
+        <w:rPr>
+          <w:rFonts w:ascii="Times New Roman" w:hAnsi="Times New Roman"/>
+          <w:color w:val="000000"/>
+          <w:sz w:val="24"/>
+          <w:szCs w:val="24"/>
+          <w:lang w:val="en-US"/>
+        </w:rPr>
+        <w:tab/>
+        <w:t xml:space="preserve">: </w:t>
+      </w:r>
+      <w:r>
+        <w:rPr>
+          <w:rFonts w:ascii="Times New Roman" w:hAnsi="Times New Roman"/>
+          <w:i/>
+          <w:iCs/>
+          <w:color w:val="000000"/>
+          <w:sz w:val="24"/>
+          <w:szCs w:val="24"/>
+          <w:lang w:val="en-US"/>
+        </w:rPr>
+        <w:t>Doule Pole Single Throw</w:t>
+      </w:r>
+    </w:p>
+    <w:p>
+      <w:pPr>
+        <w:spacing w:after="0" w:line="360" w:lineRule="auto"/>
+        <w:jc w:val="both"/>
+        <w:rPr>
+          <w:rFonts w:ascii="Times New Roman" w:hAnsi="Times New Roman"/>
+          <w:i/>
+          <w:iCs/>
+          <w:color w:val="000000"/>
+          <w:sz w:val="24"/>
+          <w:szCs w:val="24"/>
+          <w:lang w:val="en-US"/>
+        </w:rPr>
+      </w:pPr>
+      <w:r>
+        <w:rPr>
+          <w:rFonts w:ascii="Times New Roman" w:hAnsi="Times New Roman"/>
+          <w:color w:val="000000"/>
+          <w:sz w:val="24"/>
+          <w:szCs w:val="24"/>
+          <w:lang w:val="en-US"/>
+        </w:rPr>
+        <w:t>GPIO</w:t>
+      </w:r>
+      <w:r>
+        <w:rPr>
+          <w:rFonts w:ascii="Times New Roman" w:hAnsi="Times New Roman"/>
+          <w:color w:val="000000"/>
+          <w:sz w:val="24"/>
+          <w:szCs w:val="24"/>
+          <w:lang w:val="en-US"/>
+        </w:rPr>
+        <w:tab/>
+        <w:t xml:space="preserve">: </w:t>
+      </w:r>
+      <w:r>
+        <w:rPr>
+          <w:rFonts w:ascii="Times New Roman" w:hAnsi="Times New Roman"/>
+          <w:i/>
+          <w:iCs/>
+          <w:color w:val="000000"/>
+          <w:sz w:val="24"/>
+          <w:szCs w:val="24"/>
+          <w:lang w:val="en-US"/>
+        </w:rPr>
+        <w:t>General</w:t>
+      </w:r>
+      <w:r>
+        <w:rPr>
+          <w:rFonts w:ascii="Times New Roman" w:hAnsi="Times New Roman"/>
+          <w:i/>
+          <w:iCs/>
+          <w:color w:val="000000"/>
+          <w:sz w:val="24"/>
+          <w:szCs w:val="24"/>
+          <w:lang w:val="en-US"/>
+        </w:rPr>
+        <w:t>-Purpose Input/Output</w:t>
+      </w:r>
+    </w:p>
+    <w:p>
+      <w:pPr>
+        <w:spacing w:after="0" w:line="360" w:lineRule="auto"/>
+        <w:jc w:val="both"/>
+        <w:rPr>
+          <w:rFonts w:ascii="Times New Roman" w:hAnsi="Times New Roman"/>
+          <w:i/>
+          <w:iCs/>
+          <w:color w:val="000000"/>
+          <w:sz w:val="24"/>
+          <w:szCs w:val="24"/>
+          <w:lang w:val="en-US"/>
+        </w:rPr>
+      </w:pPr>
+      <w:r>
+        <w:rPr>
+          <w:rFonts w:ascii="Times New Roman" w:hAnsi="Times New Roman"/>
+          <w:color w:val="000000"/>
+          <w:sz w:val="24"/>
+          <w:szCs w:val="24"/>
+          <w:lang w:val="en-US"/>
+        </w:rPr>
+        <w:t>GPRS</w:t>
+      </w:r>
+      <w:r>
+        <w:rPr>
+          <w:rFonts w:ascii="Times New Roman" w:hAnsi="Times New Roman"/>
+          <w:color w:val="000000"/>
+          <w:sz w:val="24"/>
+          <w:szCs w:val="24"/>
+          <w:lang w:val="en-US"/>
+        </w:rPr>
+        <w:tab/>
+        <w:t xml:space="preserve">: </w:t>
+      </w:r>
+      <w:r>
+        <w:rPr>
+          <w:rFonts w:ascii="Times New Roman" w:hAnsi="Times New Roman"/>
+          <w:i/>
+          <w:iCs/>
+          <w:color w:val="000000"/>
+          <w:sz w:val="24"/>
+          <w:szCs w:val="24"/>
+          <w:lang w:val="en-US"/>
+        </w:rPr>
+        <w:t>General Package Radio Service</w:t>
+      </w:r>
+    </w:p>
+    <w:p>
+      <w:pPr>
+        <w:spacing w:after="0" w:line="360" w:lineRule="auto"/>
+        <w:jc w:val="both"/>
+        <w:rPr>
+          <w:rFonts w:ascii="Times New Roman" w:hAnsi="Times New Roman"/>
+          <w:i/>
+          <w:iCs/>
+          <w:color w:val="000000"/>
+          <w:sz w:val="24"/>
+          <w:szCs w:val="24"/>
+          <w:lang w:val="en-US"/>
+        </w:rPr>
+      </w:pPr>
+      <w:r>
+        <w:rPr>
+          <w:rFonts w:ascii="Times New Roman" w:hAnsi="Times New Roman"/>
+          <w:color w:val="000000"/>
+          <w:sz w:val="24"/>
+          <w:szCs w:val="24"/>
+          <w:lang w:val="en-US"/>
+        </w:rPr>
+        <w:t>GPS</w:t>
+      </w:r>
+      <w:r>
+        <w:rPr>
+          <w:rFonts w:ascii="Times New Roman" w:hAnsi="Times New Roman"/>
+          <w:color w:val="000000"/>
+          <w:sz w:val="24"/>
+          <w:szCs w:val="24"/>
+          <w:lang w:val="en-US"/>
+        </w:rPr>
+        <w:tab/>
+        <w:t xml:space="preserve">: </w:t>
+      </w:r>
+      <w:r>
+        <w:rPr>
+          <w:rFonts w:ascii="Times New Roman" w:hAnsi="Times New Roman"/>
+          <w:i/>
+          <w:iCs/>
+          <w:color w:val="000000"/>
+          <w:sz w:val="24"/>
+          <w:szCs w:val="24"/>
+          <w:lang w:val="en-US"/>
+        </w:rPr>
+        <w:t>Global Potisioning System</w:t>
+      </w:r>
+    </w:p>
+    <w:p>
+      <w:pPr>
+        <w:spacing w:after="0" w:line="360" w:lineRule="auto"/>
+        <w:jc w:val="both"/>
+        <w:rPr>
+          <w:rFonts w:ascii="Times New Roman" w:hAnsi="Times New Roman"/>
+          <w:i/>
+          <w:iCs/>
+          <w:color w:val="000000"/>
+          <w:sz w:val="24"/>
+          <w:szCs w:val="24"/>
+          <w:lang w:val="en-US"/>
+        </w:rPr>
+      </w:pPr>
+      <w:r>
+        <w:rPr>
+          <w:rFonts w:ascii="Times New Roman" w:hAnsi="Times New Roman"/>
+          <w:color w:val="000000"/>
+          <w:sz w:val="24"/>
+          <w:szCs w:val="24"/>
+          <w:lang w:val="en-US"/>
+        </w:rPr>
+        <w:t>GSM</w:t>
+      </w:r>
+      <w:r>
+        <w:rPr>
+          <w:rFonts w:ascii="Times New Roman" w:hAnsi="Times New Roman"/>
+          <w:color w:val="000000"/>
+          <w:sz w:val="24"/>
+          <w:szCs w:val="24"/>
+          <w:lang w:val="en-US"/>
+        </w:rPr>
+        <w:tab/>
+        <w:t xml:space="preserve">: </w:t>
+      </w:r>
+      <w:r>
+        <w:rPr>
+          <w:rFonts w:ascii="Times New Roman" w:hAnsi="Times New Roman"/>
+          <w:i/>
+          <w:iCs/>
+          <w:color w:val="000000"/>
+          <w:sz w:val="24"/>
+          <w:szCs w:val="24"/>
+          <w:lang w:val="en-US"/>
+        </w:rPr>
+        <w:t>Gloal System for Mobile</w:t>
+      </w:r>
+    </w:p>
+    <w:p>
+      <w:pPr>
+        <w:spacing w:after="0" w:line="360" w:lineRule="auto"/>
+        <w:jc w:val="both"/>
+        <w:rPr>
+          <w:rFonts w:ascii="Times New Roman" w:hAnsi="Times New Roman"/>
+          <w:i/>
+          <w:iCs/>
+          <w:color w:val="000000"/>
+          <w:sz w:val="24"/>
+          <w:szCs w:val="24"/>
+          <w:lang w:val="en-US"/>
+        </w:rPr>
+      </w:pPr>
+      <w:r>
+        <w:rPr>
+          <w:rFonts w:ascii="Times New Roman" w:hAnsi="Times New Roman"/>
+          <w:color w:val="000000"/>
+          <w:sz w:val="24"/>
+          <w:szCs w:val="24"/>
+          <w:lang w:val="en-US"/>
+        </w:rPr>
+        <w:t>I/O</w:t>
+      </w:r>
+      <w:r>
+        <w:rPr>
+          <w:rFonts w:ascii="Times New Roman" w:hAnsi="Times New Roman"/>
+          <w:color w:val="000000"/>
+          <w:sz w:val="24"/>
+          <w:szCs w:val="24"/>
+          <w:lang w:val="en-US"/>
+        </w:rPr>
+        <w:tab/>
+        <w:t xml:space="preserve">: </w:t>
+      </w:r>
+      <w:r>
+        <w:rPr>
+          <w:rFonts w:ascii="Times New Roman" w:hAnsi="Times New Roman"/>
+          <w:i/>
+          <w:iCs/>
+          <w:color w:val="000000"/>
+          <w:sz w:val="24"/>
+          <w:szCs w:val="24"/>
+          <w:lang w:val="en-US"/>
+        </w:rPr>
+        <w:t>Input/Output</w:t>
+      </w:r>
+    </w:p>
+    <w:p>
+      <w:pPr>
+        <w:spacing w:after="0" w:line="360" w:lineRule="auto"/>
+        <w:jc w:val="both"/>
+        <w:rPr>
+          <w:rFonts w:ascii="Times New Roman" w:hAnsi="Times New Roman"/>
+          <w:i/>
+          <w:iCs/>
+          <w:color w:val="000000"/>
+          <w:sz w:val="24"/>
+          <w:szCs w:val="24"/>
+          <w:lang w:val="en-US"/>
+        </w:rPr>
+      </w:pPr>
+      <w:r>
+        <w:rPr>
+          <w:rFonts w:ascii="Times New Roman" w:hAnsi="Times New Roman"/>
+          <w:color w:val="000000"/>
+          <w:sz w:val="24"/>
+          <w:szCs w:val="24"/>
+          <w:lang w:val="en-US"/>
+        </w:rPr>
+        <w:t>I2C</w:t>
+      </w:r>
+      <w:r>
+        <w:rPr>
+          <w:rFonts w:ascii="Times New Roman" w:hAnsi="Times New Roman"/>
+          <w:color w:val="000000"/>
+          <w:sz w:val="24"/>
+          <w:szCs w:val="24"/>
+          <w:lang w:val="en-US"/>
+        </w:rPr>
+        <w:tab/>
+        <w:t xml:space="preserve">: </w:t>
+      </w:r>
+      <w:r>
+        <w:rPr>
+          <w:rFonts w:ascii="Times New Roman" w:hAnsi="Times New Roman"/>
+          <w:i/>
+          <w:iCs/>
+          <w:color w:val="000000"/>
+          <w:sz w:val="24"/>
+          <w:szCs w:val="24"/>
+          <w:lang w:val="en-US"/>
+        </w:rPr>
+        <w:t>Inter-Integrated Circuit</w:t>
+      </w:r>
+    </w:p>
+    <w:p>
+      <w:pPr>
+        <w:spacing w:after="0" w:line="360" w:lineRule="auto"/>
+        <w:jc w:val="both"/>
+        <w:rPr>
+          <w:rFonts w:ascii="Times New Roman" w:hAnsi="Times New Roman"/>
+          <w:color w:val="000000"/>
+          <w:sz w:val="24"/>
+          <w:szCs w:val="24"/>
+          <w:lang w:val="en-US"/>
+        </w:rPr>
+      </w:pPr>
+      <w:r>
+        <w:rPr>
+          <w:rFonts w:ascii="Times New Roman" w:hAnsi="Times New Roman"/>
+          <w:color w:val="000000"/>
+          <w:sz w:val="24"/>
+          <w:szCs w:val="24"/>
+          <w:lang w:val="en-US"/>
+        </w:rPr>
+        <w:t>IBM</w:t>
+      </w:r>
+      <w:r>
+        <w:rPr>
+          <w:rFonts w:ascii="Times New Roman" w:hAnsi="Times New Roman"/>
+          <w:color w:val="000000"/>
+          <w:sz w:val="24"/>
+          <w:szCs w:val="24"/>
+          <w:lang w:val="en-US"/>
+        </w:rPr>
+        <w:tab/>
+        <w:t xml:space="preserve">: </w:t>
+      </w:r>
+      <w:r>
+        <w:rPr>
+          <w:rFonts w:ascii="Times New Roman" w:hAnsi="Times New Roman"/>
+          <w:i/>
+          <w:iCs/>
+          <w:color w:val="000000"/>
+          <w:sz w:val="24"/>
+          <w:szCs w:val="24"/>
+          <w:lang w:val="en-US"/>
+        </w:rPr>
+        <w:t xml:space="preserve">International Business Machines </w:t>
+      </w:r>
+    </w:p>
+    <w:p>
+      <w:pPr>
+        <w:spacing w:after="0" w:line="360" w:lineRule="auto"/>
+        <w:jc w:val="both"/>
+        <w:rPr>
+          <w:rFonts w:ascii="Times New Roman" w:hAnsi="Times New Roman"/>
+          <w:i/>
+          <w:iCs/>
+          <w:color w:val="000000"/>
+          <w:sz w:val="24"/>
+          <w:szCs w:val="24"/>
+          <w:lang w:val="en-US"/>
+        </w:rPr>
+      </w:pPr>
+      <w:r>
+        <w:rPr>
+          <w:rFonts w:ascii="Times New Roman" w:hAnsi="Times New Roman"/>
+          <w:color w:val="000000"/>
+          <w:sz w:val="24"/>
+          <w:szCs w:val="24"/>
+          <w:lang w:val="en-US"/>
+        </w:rPr>
+        <w:t>IC</w:t>
+      </w:r>
+      <w:r>
+        <w:rPr>
+          <w:rFonts w:ascii="Times New Roman" w:hAnsi="Times New Roman"/>
+          <w:color w:val="000000"/>
+          <w:sz w:val="24"/>
+          <w:szCs w:val="24"/>
+          <w:lang w:val="en-US"/>
+        </w:rPr>
+        <w:tab/>
+        <w:t xml:space="preserve">: </w:t>
+      </w:r>
+      <w:r>
+        <w:rPr>
+          <w:rFonts w:ascii="Times New Roman" w:hAnsi="Times New Roman"/>
+          <w:i/>
+          <w:iCs/>
+          <w:color w:val="000000"/>
+          <w:sz w:val="24"/>
+          <w:szCs w:val="24"/>
+          <w:lang w:val="en-US"/>
+        </w:rPr>
+        <w:t>Integreted Circuit</w:t>
+      </w:r>
+    </w:p>
+    <w:p>
+      <w:pPr>
+        <w:spacing w:after="0" w:line="360" w:lineRule="auto"/>
+        <w:jc w:val="both"/>
+        <w:rPr>
+          <w:rFonts w:ascii="Times New Roman" w:hAnsi="Times New Roman"/>
+          <w:i/>
+          <w:iCs/>
+          <w:color w:val="000000"/>
+          <w:sz w:val="24"/>
+          <w:szCs w:val="24"/>
+          <w:lang w:val="en-US"/>
+        </w:rPr>
+      </w:pPr>
+      <w:r>
+        <w:rPr>
+          <w:rFonts w:ascii="Times New Roman" w:hAnsi="Times New Roman"/>
+          <w:color w:val="000000"/>
+          <w:sz w:val="24"/>
+          <w:szCs w:val="24"/>
+          <w:lang w:val="en-US"/>
+        </w:rPr>
+        <w:t>I</w:t>
+      </w:r>
+      <w:r>
+        <w:rPr>
+          <w:rFonts w:ascii="Times New Roman" w:hAnsi="Times New Roman"/>
+          <w:color w:val="000000"/>
+          <w:sz w:val="24"/>
+          <w:szCs w:val="24"/>
+          <w:lang w:val="en-US"/>
+        </w:rPr>
+        <w:t>o</w:t>
+      </w:r>
+      <w:r>
+        <w:rPr>
+          <w:rFonts w:ascii="Times New Roman" w:hAnsi="Times New Roman"/>
+          <w:color w:val="000000"/>
+          <w:sz w:val="24"/>
+          <w:szCs w:val="24"/>
+          <w:lang w:val="en-US"/>
+        </w:rPr>
+        <w:t>T</w:t>
+      </w:r>
+      <w:r>
+        <w:rPr>
+          <w:rFonts w:ascii="Times New Roman" w:hAnsi="Times New Roman"/>
+          <w:color w:val="000000"/>
+          <w:sz w:val="24"/>
+          <w:szCs w:val="24"/>
+          <w:lang w:val="en-US"/>
+        </w:rPr>
+        <w:tab/>
+        <w:t xml:space="preserve">: </w:t>
+      </w:r>
+      <w:r>
+        <w:rPr>
+          <w:rFonts w:ascii="Times New Roman" w:hAnsi="Times New Roman"/>
+          <w:i/>
+          <w:iCs/>
+          <w:color w:val="000000"/>
+          <w:sz w:val="24"/>
+          <w:szCs w:val="24"/>
+          <w:lang w:val="en-US"/>
+        </w:rPr>
+        <w:t>Internet of Things</w:t>
+      </w:r>
+    </w:p>
+    <w:p>
+      <w:pPr>
+        <w:spacing w:after="0" w:line="360" w:lineRule="auto"/>
+        <w:jc w:val="both"/>
+        <w:rPr>
+          <w:rFonts w:ascii="Times New Roman" w:hAnsi="Times New Roman"/>
+          <w:color w:val="000000"/>
+          <w:sz w:val="24"/>
+          <w:szCs w:val="24"/>
+          <w:lang w:val="en-US"/>
+        </w:rPr>
+      </w:pPr>
+      <w:r>
+        <w:rPr>
+          <w:rFonts w:ascii="Times New Roman" w:hAnsi="Times New Roman"/>
+          <w:color w:val="000000"/>
+          <w:sz w:val="24"/>
+          <w:szCs w:val="24"/>
+          <w:lang w:val="en-US"/>
+        </w:rPr>
+        <w:t>ISA</w:t>
+      </w:r>
+      <w:r>
+        <w:rPr>
+          <w:rFonts w:ascii="Times New Roman" w:hAnsi="Times New Roman"/>
+          <w:color w:val="000000"/>
+          <w:sz w:val="24"/>
+          <w:szCs w:val="24"/>
+          <w:lang w:val="en-US"/>
+        </w:rPr>
+        <w:tab/>
+      </w:r>
+      <w:r>
+        <w:rPr>
+          <w:rFonts w:ascii="Times New Roman" w:hAnsi="Times New Roman"/>
+          <w:color w:val="000000"/>
+          <w:sz w:val="24"/>
+          <w:szCs w:val="24"/>
+          <w:lang w:val="en-US"/>
+        </w:rPr>
+        <w:t xml:space="preserve">: </w:t>
+      </w:r>
+      <w:r>
+        <w:rPr>
+          <w:rFonts w:ascii="Times New Roman" w:hAnsi="Times New Roman"/>
+          <w:i/>
+          <w:iCs/>
+          <w:color w:val="000000"/>
+          <w:sz w:val="24"/>
+          <w:szCs w:val="24"/>
+          <w:lang w:val="en-US"/>
+        </w:rPr>
+        <w:t>Insruction Set Architecture</w:t>
+      </w:r>
+    </w:p>
+    <w:p>
+      <w:pPr>
+        <w:spacing w:after="0" w:line="360" w:lineRule="auto"/>
+        <w:jc w:val="both"/>
+        <w:rPr>
+          <w:rFonts w:ascii="Times New Roman" w:hAnsi="Times New Roman"/>
+          <w:i/>
+          <w:iCs/>
+          <w:color w:val="000000"/>
+          <w:sz w:val="24"/>
+          <w:szCs w:val="24"/>
+          <w:lang w:val="en-US"/>
+        </w:rPr>
+      </w:pPr>
+      <w:r>
+        <w:rPr>
+          <w:rFonts w:ascii="Times New Roman" w:hAnsi="Times New Roman"/>
+          <w:color w:val="000000"/>
+          <w:sz w:val="24"/>
+          <w:szCs w:val="24"/>
+          <w:lang w:val="en-US"/>
+        </w:rPr>
+        <w:t>LDO</w:t>
+      </w:r>
+      <w:r>
+        <w:rPr>
+          <w:rFonts w:ascii="Times New Roman" w:hAnsi="Times New Roman"/>
+          <w:color w:val="000000"/>
+          <w:sz w:val="24"/>
+          <w:szCs w:val="24"/>
+          <w:lang w:val="en-US"/>
+        </w:rPr>
+        <w:tab/>
+        <w:t xml:space="preserve">: </w:t>
+      </w:r>
+      <w:r>
+        <w:rPr>
+          <w:rFonts w:ascii="Times New Roman" w:hAnsi="Times New Roman"/>
+          <w:i/>
+          <w:iCs/>
+          <w:color w:val="000000"/>
+          <w:sz w:val="24"/>
+          <w:szCs w:val="24"/>
+          <w:lang w:val="en-US"/>
+        </w:rPr>
+        <w:t>Low Drop Out</w:t>
+      </w:r>
+    </w:p>
+    <w:p>
+      <w:pPr>
+        <w:spacing w:after="0" w:line="360" w:lineRule="auto"/>
+        <w:jc w:val="both"/>
+        <w:rPr>
+          <w:rFonts w:ascii="Times New Roman" w:hAnsi="Times New Roman"/>
+          <w:i/>
+          <w:iCs/>
+          <w:color w:val="000000"/>
+          <w:sz w:val="24"/>
+          <w:szCs w:val="24"/>
+          <w:lang w:val="en-US"/>
+        </w:rPr>
+      </w:pPr>
+      <w:r>
+        <w:rPr>
+          <w:rFonts w:ascii="Times New Roman" w:hAnsi="Times New Roman"/>
+          <w:color w:val="000000"/>
+          <w:sz w:val="24"/>
+          <w:szCs w:val="24"/>
+          <w:lang w:val="en-US"/>
+        </w:rPr>
+        <w:t>LED</w:t>
+      </w:r>
+      <w:r>
+        <w:rPr>
+          <w:rFonts w:ascii="Times New Roman" w:hAnsi="Times New Roman"/>
+          <w:color w:val="000000"/>
+          <w:sz w:val="24"/>
+          <w:szCs w:val="24"/>
+          <w:lang w:val="en-US"/>
+        </w:rPr>
+        <w:tab/>
+        <w:t xml:space="preserve">: </w:t>
+      </w:r>
+      <w:r>
+        <w:rPr>
+          <w:rFonts w:ascii="Times New Roman" w:hAnsi="Times New Roman"/>
+          <w:i/>
+          <w:iCs/>
+          <w:color w:val="000000"/>
+          <w:sz w:val="24"/>
+          <w:szCs w:val="24"/>
+          <w:lang w:val="en-US"/>
+        </w:rPr>
+        <w:t xml:space="preserve">Light Emitting Diode </w:t>
+      </w:r>
+    </w:p>
+    <w:p>
+      <w:pPr>
+        <w:spacing w:after="0" w:line="360" w:lineRule="auto"/>
+        <w:jc w:val="both"/>
+        <w:rPr>
+          <w:rFonts w:ascii="Times New Roman" w:hAnsi="Times New Roman"/>
+          <w:color w:val="000000"/>
+          <w:sz w:val="24"/>
+          <w:szCs w:val="24"/>
+          <w:lang w:val="en-US"/>
+        </w:rPr>
+      </w:pPr>
+      <w:r>
+        <w:rPr>
+          <w:rFonts w:ascii="Times New Roman" w:hAnsi="Times New Roman"/>
+          <w:color w:val="000000"/>
+          <w:sz w:val="24"/>
+          <w:szCs w:val="24"/>
+          <w:lang w:val="en-US"/>
+        </w:rPr>
+        <w:t>MVC</w:t>
+      </w:r>
+      <w:r>
+        <w:rPr>
+          <w:rFonts w:ascii="Times New Roman" w:hAnsi="Times New Roman"/>
+          <w:color w:val="000000"/>
+          <w:sz w:val="24"/>
+          <w:szCs w:val="24"/>
+          <w:lang w:val="en-US"/>
+        </w:rPr>
+        <w:tab/>
+        <w:t xml:space="preserve">: </w:t>
+      </w:r>
+      <w:r>
+        <w:rPr>
+          <w:rFonts w:ascii="Times New Roman" w:hAnsi="Times New Roman"/>
+          <w:i/>
+          <w:iCs/>
+          <w:color w:val="000000"/>
+          <w:sz w:val="24"/>
+          <w:szCs w:val="24"/>
+          <w:lang w:val="en-US"/>
+        </w:rPr>
+        <w:t>Model-Views-Controller</w:t>
+      </w:r>
+    </w:p>
+    <w:p>
+      <w:pPr>
+        <w:spacing w:after="0" w:line="360" w:lineRule="auto"/>
+        <w:jc w:val="both"/>
+        <w:rPr>
+          <w:rFonts w:ascii="Times New Roman" w:hAnsi="Times New Roman"/>
+          <w:i/>
+          <w:iCs/>
+          <w:color w:val="000000"/>
+          <w:sz w:val="24"/>
+          <w:szCs w:val="24"/>
+          <w:lang w:val="en-US"/>
+        </w:rPr>
+      </w:pPr>
+      <w:r>
+        <w:rPr>
+          <w:rFonts w:ascii="Times New Roman" w:hAnsi="Times New Roman"/>
+          <w:color w:val="000000"/>
+          <w:sz w:val="24"/>
+          <w:szCs w:val="24"/>
+          <w:lang w:val="en-US"/>
+        </w:rPr>
+        <w:t>NC</w:t>
+      </w:r>
+      <w:r>
+        <w:rPr>
+          <w:rFonts w:ascii="Times New Roman" w:hAnsi="Times New Roman"/>
+          <w:color w:val="000000"/>
+          <w:sz w:val="24"/>
+          <w:szCs w:val="24"/>
+          <w:lang w:val="en-US"/>
+        </w:rPr>
+        <w:tab/>
+        <w:t xml:space="preserve">: </w:t>
+      </w:r>
+      <w:r>
+        <w:rPr>
+          <w:rFonts w:ascii="Times New Roman" w:hAnsi="Times New Roman"/>
+          <w:i/>
+          <w:iCs/>
+          <w:color w:val="000000"/>
+          <w:sz w:val="24"/>
+          <w:szCs w:val="24"/>
+          <w:lang w:val="en-US"/>
+        </w:rPr>
+        <w:t>Normaly Close</w:t>
+      </w:r>
+    </w:p>
+    <w:p>
+      <w:pPr>
+        <w:spacing w:after="0" w:line="360" w:lineRule="auto"/>
+        <w:jc w:val="both"/>
+        <w:rPr>
+          <w:rFonts w:ascii="Times New Roman" w:hAnsi="Times New Roman"/>
+          <w:i/>
+          <w:iCs/>
+          <w:color w:val="000000"/>
+          <w:sz w:val="24"/>
+          <w:szCs w:val="24"/>
+          <w:lang w:val="en-US"/>
+        </w:rPr>
+      </w:pPr>
+      <w:r>
+        <w:rPr>
+          <w:rFonts w:ascii="Times New Roman" w:hAnsi="Times New Roman"/>
+          <w:color w:val="000000"/>
+          <w:sz w:val="24"/>
+          <w:szCs w:val="24"/>
+          <w:lang w:val="en-US"/>
+        </w:rPr>
+        <w:t>NO</w:t>
+      </w:r>
+      <w:r>
+        <w:rPr>
+          <w:rFonts w:ascii="Times New Roman" w:hAnsi="Times New Roman"/>
+          <w:color w:val="000000"/>
+          <w:sz w:val="24"/>
+          <w:szCs w:val="24"/>
+          <w:lang w:val="en-US"/>
+        </w:rPr>
+        <w:tab/>
+        <w:t xml:space="preserve">: </w:t>
+      </w:r>
+      <w:r>
+        <w:rPr>
+          <w:rFonts w:ascii="Times New Roman" w:hAnsi="Times New Roman"/>
+          <w:i/>
+          <w:iCs/>
+          <w:color w:val="000000"/>
+          <w:sz w:val="24"/>
+          <w:szCs w:val="24"/>
+          <w:lang w:val="en-US"/>
+        </w:rPr>
+        <w:t>Normaly Open</w:t>
+      </w:r>
+    </w:p>
+    <w:p>
+      <w:pPr>
+        <w:spacing w:after="0" w:line="360" w:lineRule="auto"/>
+        <w:jc w:val="both"/>
+        <w:rPr>
+          <w:rFonts w:ascii="Times New Roman" w:hAnsi="Times New Roman"/>
+          <w:i/>
+          <w:iCs/>
+          <w:color w:val="000000"/>
+          <w:sz w:val="24"/>
+          <w:szCs w:val="24"/>
+          <w:lang w:val="en-US"/>
+        </w:rPr>
+      </w:pPr>
+      <w:r>
+        <w:rPr>
+          <w:rFonts w:ascii="Times New Roman" w:hAnsi="Times New Roman"/>
+          <w:color w:val="000000"/>
+          <w:sz w:val="24"/>
+          <w:szCs w:val="24"/>
+          <w:lang w:val="en-US"/>
+        </w:rPr>
+        <w:t>OLTP</w:t>
+      </w:r>
+      <w:r>
+        <w:rPr>
+          <w:rFonts w:ascii="Times New Roman" w:hAnsi="Times New Roman"/>
+          <w:color w:val="000000"/>
+          <w:sz w:val="24"/>
+          <w:szCs w:val="24"/>
+          <w:lang w:val="en-US"/>
+        </w:rPr>
+        <w:tab/>
+        <w:t xml:space="preserve">: </w:t>
+      </w:r>
+      <w:r>
+        <w:rPr>
+          <w:rFonts w:ascii="Times New Roman" w:hAnsi="Times New Roman"/>
+          <w:i/>
+          <w:iCs/>
+          <w:color w:val="000000"/>
+          <w:sz w:val="24"/>
+          <w:szCs w:val="24"/>
+          <w:lang w:val="en-US"/>
+        </w:rPr>
+        <w:t>Online Transaction Processing</w:t>
+      </w:r>
+    </w:p>
+    <w:p>
+      <w:pPr>
+        <w:spacing w:after="0" w:line="360" w:lineRule="auto"/>
+        <w:jc w:val="both"/>
+        <w:rPr>
+          <w:rFonts w:ascii="Times New Roman" w:hAnsi="Times New Roman"/>
+          <w:i/>
+          <w:iCs/>
+          <w:color w:val="000000"/>
+          <w:sz w:val="24"/>
+          <w:szCs w:val="24"/>
+          <w:lang w:val="en-US"/>
+        </w:rPr>
+      </w:pPr>
+      <w:r>
+        <w:rPr>
+          <w:rFonts w:ascii="Times New Roman" w:hAnsi="Times New Roman"/>
+          <w:color w:val="000000"/>
+          <w:sz w:val="24"/>
+          <w:szCs w:val="24"/>
+          <w:lang w:val="en-US"/>
+        </w:rPr>
+        <w:t>OOP</w:t>
+      </w:r>
+      <w:r>
+        <w:rPr>
+          <w:rFonts w:ascii="Times New Roman" w:hAnsi="Times New Roman"/>
+          <w:color w:val="000000"/>
+          <w:sz w:val="24"/>
+          <w:szCs w:val="24"/>
+          <w:lang w:val="en-US"/>
+        </w:rPr>
+        <w:tab/>
+        <w:t xml:space="preserve">: </w:t>
+      </w:r>
+      <w:r>
+        <w:rPr>
+          <w:rFonts w:ascii="Times New Roman" w:hAnsi="Times New Roman"/>
+          <w:i/>
+          <w:iCs/>
+          <w:color w:val="000000"/>
+          <w:sz w:val="24"/>
+          <w:szCs w:val="24"/>
+          <w:lang w:val="en-US"/>
+        </w:rPr>
+        <w:t>Object Oriented Programing</w:t>
+      </w:r>
+    </w:p>
+    <w:p>
+      <w:pPr>
+        <w:spacing w:after="0" w:line="360" w:lineRule="auto"/>
+        <w:jc w:val="both"/>
+        <w:rPr>
+          <w:rFonts w:ascii="Times New Roman" w:hAnsi="Times New Roman"/>
+          <w:i/>
+          <w:iCs/>
+          <w:color w:val="000000"/>
+          <w:sz w:val="24"/>
+          <w:szCs w:val="24"/>
+          <w:lang w:val="en-US"/>
+        </w:rPr>
+      </w:pPr>
+      <w:r>
+        <w:rPr>
+          <w:rFonts w:ascii="Times New Roman" w:hAnsi="Times New Roman"/>
+          <w:color w:val="000000"/>
+          <w:sz w:val="24"/>
+          <w:szCs w:val="24"/>
+          <w:lang w:val="en-US"/>
+        </w:rPr>
+        <w:t>OTP</w:t>
+      </w:r>
+      <w:r>
+        <w:rPr>
+          <w:rFonts w:ascii="Times New Roman" w:hAnsi="Times New Roman"/>
+          <w:color w:val="000000"/>
+          <w:sz w:val="24"/>
+          <w:szCs w:val="24"/>
+          <w:lang w:val="en-US"/>
+        </w:rPr>
+        <w:tab/>
+        <w:t xml:space="preserve">: </w:t>
+      </w:r>
+      <w:r>
+        <w:rPr>
+          <w:rFonts w:ascii="Times New Roman" w:hAnsi="Times New Roman"/>
+          <w:i/>
+          <w:iCs/>
+          <w:color w:val="000000"/>
+          <w:sz w:val="24"/>
+          <w:szCs w:val="24"/>
+          <w:lang w:val="en-US"/>
+        </w:rPr>
+        <w:t>Ontime Password</w:t>
+      </w:r>
+    </w:p>
+    <w:p>
+      <w:pPr>
+        <w:spacing w:after="0" w:line="360" w:lineRule="auto"/>
+        <w:jc w:val="both"/>
+        <w:rPr>
+          <w:rFonts w:ascii="Times New Roman" w:hAnsi="Times New Roman"/>
+          <w:i/>
+          <w:iCs/>
+          <w:color w:val="000000"/>
+          <w:sz w:val="24"/>
+          <w:szCs w:val="24"/>
+          <w:lang w:val="en-US"/>
+        </w:rPr>
+      </w:pPr>
+      <w:r>
+        <w:rPr>
+          <w:rFonts w:ascii="Times New Roman" w:hAnsi="Times New Roman"/>
+          <w:color w:val="000000"/>
+          <w:sz w:val="24"/>
+          <w:szCs w:val="24"/>
+          <w:lang w:val="en-US"/>
+        </w:rPr>
+        <w:t>PCB</w:t>
+      </w:r>
+      <w:r>
+        <w:rPr>
+          <w:rFonts w:ascii="Times New Roman" w:hAnsi="Times New Roman"/>
+          <w:color w:val="000000"/>
+          <w:sz w:val="24"/>
+          <w:szCs w:val="24"/>
+          <w:lang w:val="en-US"/>
+        </w:rPr>
+        <w:tab/>
+        <w:t xml:space="preserve">: </w:t>
+      </w:r>
+      <w:r>
+        <w:rPr>
+          <w:rFonts w:ascii="Times New Roman" w:hAnsi="Times New Roman"/>
+          <w:i/>
+          <w:iCs/>
+          <w:color w:val="000000"/>
+          <w:sz w:val="24"/>
+          <w:szCs w:val="24"/>
+          <w:lang w:val="en-US"/>
+        </w:rPr>
+        <w:t>Printed Circuit Bard</w:t>
+      </w:r>
+    </w:p>
+    <w:p>
+      <w:pPr>
+        <w:spacing w:after="0" w:line="360" w:lineRule="auto"/>
+        <w:jc w:val="both"/>
+        <w:rPr>
+          <w:rFonts w:ascii="Times New Roman" w:hAnsi="Times New Roman"/>
+          <w:i/>
+          <w:iCs/>
+          <w:color w:val="000000"/>
+          <w:sz w:val="24"/>
+          <w:szCs w:val="24"/>
+          <w:lang w:val="en-US"/>
+        </w:rPr>
+      </w:pPr>
+      <w:r>
+        <w:rPr>
+          <w:rFonts w:ascii="Times New Roman" w:hAnsi="Times New Roman"/>
+          <w:color w:val="000000"/>
+          <w:sz w:val="24"/>
+          <w:szCs w:val="24"/>
+          <w:lang w:val="en-US"/>
+        </w:rPr>
+        <w:t>PHP</w:t>
+      </w:r>
+      <w:r>
+        <w:rPr>
+          <w:rFonts w:ascii="Times New Roman" w:hAnsi="Times New Roman"/>
+          <w:color w:val="000000"/>
+          <w:sz w:val="24"/>
+          <w:szCs w:val="24"/>
+          <w:lang w:val="en-US"/>
+        </w:rPr>
+        <w:tab/>
+        <w:t xml:space="preserve">: </w:t>
+      </w:r>
+      <w:r>
+        <w:rPr>
+          <w:rFonts w:ascii="Times New Roman" w:hAnsi="Times New Roman"/>
+          <w:i/>
+          <w:iCs/>
+          <w:color w:val="000000"/>
+          <w:sz w:val="24"/>
+          <w:szCs w:val="24"/>
+          <w:lang w:val="en-US"/>
+        </w:rPr>
+        <w:t>Hypertext Preprocessor</w:t>
+      </w:r>
+    </w:p>
+    <w:p>
+      <w:pPr>
+        <w:spacing w:after="0" w:line="360" w:lineRule="auto"/>
+        <w:jc w:val="both"/>
+        <w:rPr>
+          <w:rFonts w:ascii="Times New Roman" w:hAnsi="Times New Roman"/>
+          <w:i/>
+          <w:iCs/>
+          <w:color w:val="000000"/>
+          <w:sz w:val="24"/>
+          <w:szCs w:val="24"/>
+          <w:lang w:val="en-US"/>
+        </w:rPr>
+      </w:pPr>
+      <w:r>
+        <w:rPr>
+          <w:rFonts w:ascii="Times New Roman" w:hAnsi="Times New Roman"/>
+          <w:color w:val="000000"/>
+          <w:sz w:val="24"/>
+          <w:szCs w:val="24"/>
+          <w:lang w:val="en-US"/>
+        </w:rPr>
+        <w:t>PWM</w:t>
+      </w:r>
+      <w:r>
+        <w:rPr>
+          <w:rFonts w:ascii="Times New Roman" w:hAnsi="Times New Roman"/>
+          <w:color w:val="000000"/>
+          <w:sz w:val="24"/>
+          <w:szCs w:val="24"/>
+          <w:lang w:val="en-US"/>
+        </w:rPr>
+        <w:tab/>
+        <w:t xml:space="preserve">: </w:t>
+      </w:r>
+      <w:r>
+        <w:rPr>
+          <w:rFonts w:ascii="Times New Roman" w:hAnsi="Times New Roman"/>
+          <w:i/>
+          <w:iCs/>
+          <w:color w:val="000000"/>
+          <w:sz w:val="24"/>
+          <w:szCs w:val="24"/>
+          <w:lang w:val="en-US"/>
+        </w:rPr>
+        <w:t>Pulse Width Modulation</w:t>
+      </w:r>
+    </w:p>
+    <w:p>
+      <w:pPr>
+        <w:spacing w:after="0" w:line="360" w:lineRule="auto"/>
+        <w:jc w:val="both"/>
+        <w:rPr>
+          <w:rFonts w:ascii="Times New Roman" w:hAnsi="Times New Roman"/>
+          <w:i/>
+          <w:iCs/>
+          <w:color w:val="000000"/>
+          <w:sz w:val="24"/>
+          <w:szCs w:val="24"/>
+          <w:lang w:val="en-US"/>
+        </w:rPr>
+      </w:pPr>
+      <w:r>
+        <w:rPr>
+          <w:rFonts w:ascii="Times New Roman" w:hAnsi="Times New Roman"/>
+          <w:color w:val="000000"/>
+          <w:sz w:val="24"/>
+          <w:szCs w:val="24"/>
+          <w:lang w:val="en-US"/>
+        </w:rPr>
+        <w:t>RAM</w:t>
+      </w:r>
+      <w:r>
+        <w:rPr>
+          <w:rFonts w:ascii="Times New Roman" w:hAnsi="Times New Roman"/>
+          <w:color w:val="000000"/>
+          <w:sz w:val="24"/>
+          <w:szCs w:val="24"/>
+          <w:lang w:val="en-US"/>
+        </w:rPr>
+        <w:tab/>
+        <w:t xml:space="preserve">: </w:t>
+      </w:r>
+      <w:r>
+        <w:rPr>
+          <w:rFonts w:ascii="Times New Roman" w:hAnsi="Times New Roman"/>
+          <w:i/>
+          <w:iCs/>
+          <w:color w:val="000000"/>
+          <w:sz w:val="24"/>
+          <w:szCs w:val="24"/>
+          <w:lang w:val="en-US"/>
+        </w:rPr>
+        <w:t>Random Access Memory</w:t>
+      </w:r>
+    </w:p>
+    <w:p>
+      <w:pPr>
+        <w:spacing w:after="0" w:line="360" w:lineRule="auto"/>
+        <w:jc w:val="both"/>
+        <w:rPr>
+          <w:rFonts w:ascii="Times New Roman" w:hAnsi="Times New Roman"/>
+          <w:i/>
+          <w:iCs/>
+          <w:color w:val="000000"/>
+          <w:sz w:val="24"/>
+          <w:szCs w:val="24"/>
+          <w:lang w:val="en-US"/>
+        </w:rPr>
+      </w:pPr>
+      <w:r>
+        <w:rPr>
+          <w:rFonts w:ascii="Times New Roman" w:hAnsi="Times New Roman"/>
+          <w:color w:val="000000"/>
+          <w:sz w:val="24"/>
+          <w:szCs w:val="24"/>
+          <w:lang w:val="en-US"/>
+        </w:rPr>
+        <w:t>RFID</w:t>
+      </w:r>
+      <w:r>
+        <w:rPr>
+          <w:rFonts w:ascii="Times New Roman" w:hAnsi="Times New Roman"/>
+          <w:color w:val="000000"/>
+          <w:sz w:val="24"/>
+          <w:szCs w:val="24"/>
+          <w:lang w:val="en-US"/>
+        </w:rPr>
+        <w:tab/>
+        <w:t xml:space="preserve">: </w:t>
+      </w:r>
+      <w:r>
+        <w:rPr>
+          <w:rFonts w:ascii="Times New Roman" w:hAnsi="Times New Roman"/>
+          <w:i/>
+          <w:iCs/>
+          <w:color w:val="000000"/>
+          <w:sz w:val="24"/>
+          <w:szCs w:val="24"/>
+          <w:lang w:val="en-US"/>
+        </w:rPr>
+        <w:t>Radio Frequency Identification</w:t>
+      </w:r>
+    </w:p>
+    <w:p>
+      <w:pPr>
+        <w:spacing w:after="0" w:line="360" w:lineRule="auto"/>
+        <w:jc w:val="both"/>
+        <w:rPr>
+          <w:rFonts w:ascii="Times New Roman" w:hAnsi="Times New Roman"/>
+          <w:i/>
+          <w:iCs/>
+          <w:color w:val="000000"/>
+          <w:sz w:val="24"/>
+          <w:szCs w:val="24"/>
+          <w:lang w:val="en-US"/>
+        </w:rPr>
+      </w:pPr>
+      <w:r>
+        <w:rPr>
+          <w:rFonts w:ascii="Times New Roman" w:hAnsi="Times New Roman"/>
+          <w:color w:val="000000"/>
+          <w:sz w:val="24"/>
+          <w:szCs w:val="24"/>
+          <w:lang w:val="en-US"/>
+        </w:rPr>
+        <w:t>RTC</w:t>
+      </w:r>
+      <w:r>
+        <w:rPr>
+          <w:rFonts w:ascii="Times New Roman" w:hAnsi="Times New Roman"/>
+          <w:color w:val="000000"/>
+          <w:sz w:val="24"/>
+          <w:szCs w:val="24"/>
+          <w:lang w:val="en-US"/>
+        </w:rPr>
+        <w:tab/>
+        <w:t xml:space="preserve">: </w:t>
+      </w:r>
+      <w:r>
+        <w:rPr>
+          <w:rFonts w:ascii="Times New Roman" w:hAnsi="Times New Roman"/>
+          <w:i/>
+          <w:iCs/>
+          <w:color w:val="000000"/>
+          <w:sz w:val="24"/>
+          <w:szCs w:val="24"/>
+          <w:lang w:val="en-US"/>
+        </w:rPr>
+        <w:t>Real Time Clock</w:t>
+      </w:r>
+    </w:p>
+    <w:p>
+      <w:pPr>
+        <w:spacing w:after="0" w:line="360" w:lineRule="auto"/>
+        <w:jc w:val="both"/>
+        <w:rPr>
+          <w:rFonts w:ascii="Times New Roman" w:hAnsi="Times New Roman"/>
+          <w:i/>
+          <w:iCs/>
+          <w:color w:val="000000"/>
+          <w:sz w:val="24"/>
+          <w:szCs w:val="24"/>
+          <w:lang w:val="en-US"/>
+        </w:rPr>
+      </w:pPr>
+      <w:r>
+        <w:rPr>
+          <w:rFonts w:ascii="Times New Roman" w:hAnsi="Times New Roman"/>
+          <w:color w:val="000000"/>
+          <w:sz w:val="24"/>
+          <w:szCs w:val="24"/>
+          <w:lang w:val="en-US"/>
+        </w:rPr>
+        <w:t>SDIO</w:t>
+      </w:r>
+      <w:r>
+        <w:rPr>
+          <w:rFonts w:ascii="Times New Roman" w:hAnsi="Times New Roman"/>
+          <w:color w:val="000000"/>
+          <w:sz w:val="24"/>
+          <w:szCs w:val="24"/>
+          <w:lang w:val="en-US"/>
+        </w:rPr>
+        <w:tab/>
+        <w:t xml:space="preserve">: </w:t>
+      </w:r>
+      <w:r>
+        <w:rPr>
+          <w:rFonts w:ascii="Times New Roman" w:hAnsi="Times New Roman"/>
+          <w:i/>
+          <w:iCs/>
+          <w:color w:val="000000"/>
+          <w:sz w:val="24"/>
+          <w:szCs w:val="24"/>
+          <w:lang w:val="en-US"/>
+        </w:rPr>
+        <w:t>Secure Digital Input Output</w:t>
+      </w:r>
+    </w:p>
+    <w:p>
+      <w:pPr>
+        <w:spacing w:after="0" w:line="360" w:lineRule="auto"/>
+        <w:jc w:val="both"/>
+        <w:rPr>
+          <w:rFonts w:ascii="Times New Roman" w:hAnsi="Times New Roman"/>
+          <w:i/>
+          <w:iCs/>
+          <w:color w:val="000000"/>
+          <w:sz w:val="24"/>
+          <w:szCs w:val="24"/>
+          <w:lang w:val="en-US"/>
+        </w:rPr>
+      </w:pPr>
+      <w:r>
+        <w:rPr>
+          <w:rFonts w:ascii="Times New Roman" w:hAnsi="Times New Roman"/>
+          <w:color w:val="000000"/>
+          <w:sz w:val="24"/>
+          <w:szCs w:val="24"/>
+          <w:lang w:val="en-US"/>
+        </w:rPr>
+        <w:t>SIM</w:t>
+      </w:r>
+      <w:r>
+        <w:rPr>
+          <w:rFonts w:ascii="Times New Roman" w:hAnsi="Times New Roman"/>
+          <w:color w:val="000000"/>
+          <w:sz w:val="24"/>
+          <w:szCs w:val="24"/>
+          <w:lang w:val="en-US"/>
+        </w:rPr>
+        <w:tab/>
+        <w:t xml:space="preserve">: </w:t>
+      </w:r>
+      <w:r>
+        <w:rPr>
+          <w:rFonts w:ascii="Times New Roman" w:hAnsi="Times New Roman"/>
+          <w:i/>
+          <w:iCs/>
+          <w:color w:val="000000"/>
+          <w:sz w:val="24"/>
+          <w:szCs w:val="24"/>
+          <w:lang w:val="en-US"/>
+        </w:rPr>
+        <w:t>Subscriber Identity Module</w:t>
+      </w:r>
+    </w:p>
+    <w:p>
+      <w:pPr>
+        <w:spacing w:after="0" w:line="360" w:lineRule="auto"/>
+        <w:jc w:val="both"/>
+        <w:rPr>
+          <w:rFonts w:ascii="Times New Roman" w:hAnsi="Times New Roman"/>
+          <w:i/>
+          <w:iCs/>
+          <w:color w:val="000000"/>
+          <w:sz w:val="24"/>
+          <w:szCs w:val="24"/>
+          <w:lang w:val="en-US"/>
+        </w:rPr>
+      </w:pPr>
+      <w:r>
+        <w:rPr>
+          <w:rFonts w:ascii="Times New Roman" w:hAnsi="Times New Roman"/>
+          <w:color w:val="000000"/>
+          <w:sz w:val="24"/>
+          <w:szCs w:val="24"/>
+          <w:lang w:val="en-US"/>
+        </w:rPr>
+        <w:t>SMS</w:t>
+      </w:r>
+      <w:r>
+        <w:rPr>
+          <w:rFonts w:ascii="Times New Roman" w:hAnsi="Times New Roman"/>
+          <w:color w:val="000000"/>
+          <w:sz w:val="24"/>
+          <w:szCs w:val="24"/>
+          <w:lang w:val="en-US"/>
+        </w:rPr>
+        <w:tab/>
+        <w:t xml:space="preserve">: </w:t>
+      </w:r>
+      <w:r>
+        <w:rPr>
+          <w:rFonts w:ascii="Times New Roman" w:hAnsi="Times New Roman"/>
+          <w:i/>
+          <w:iCs/>
+          <w:color w:val="000000"/>
+          <w:sz w:val="24"/>
+          <w:szCs w:val="24"/>
+          <w:lang w:val="en-US"/>
+        </w:rPr>
+        <w:t>Short Messege Service</w:t>
+      </w:r>
+    </w:p>
+    <w:p>
+      <w:pPr>
+        <w:spacing w:after="0" w:line="360" w:lineRule="auto"/>
+        <w:jc w:val="both"/>
+        <w:rPr>
+          <w:rFonts w:ascii="Times New Roman" w:hAnsi="Times New Roman"/>
+          <w:i/>
+          <w:iCs/>
+          <w:color w:val="000000"/>
+          <w:sz w:val="24"/>
+          <w:szCs w:val="24"/>
+          <w:lang w:val="en-US"/>
+        </w:rPr>
+      </w:pPr>
+      <w:r>
+        <w:rPr>
+          <w:rFonts w:ascii="Times New Roman" w:hAnsi="Times New Roman"/>
+          <w:color w:val="000000"/>
+          <w:sz w:val="24"/>
+          <w:szCs w:val="24"/>
+          <w:lang w:val="en-US"/>
+        </w:rPr>
+        <w:t>S</w:t>
+      </w:r>
+      <w:r>
+        <w:rPr>
+          <w:rFonts w:ascii="Times New Roman" w:hAnsi="Times New Roman"/>
+          <w:color w:val="000000"/>
+          <w:sz w:val="24"/>
+          <w:szCs w:val="24"/>
+          <w:lang w:val="en-US"/>
+        </w:rPr>
+        <w:t>o</w:t>
+      </w:r>
+      <w:r>
+        <w:rPr>
+          <w:rFonts w:ascii="Times New Roman" w:hAnsi="Times New Roman"/>
+          <w:color w:val="000000"/>
+          <w:sz w:val="24"/>
+          <w:szCs w:val="24"/>
+          <w:lang w:val="en-US"/>
+        </w:rPr>
+        <w:t>C</w:t>
+      </w:r>
+      <w:r>
+        <w:rPr>
+          <w:rFonts w:ascii="Times New Roman" w:hAnsi="Times New Roman"/>
+          <w:color w:val="000000"/>
+          <w:sz w:val="24"/>
+          <w:szCs w:val="24"/>
+          <w:lang w:val="en-US"/>
+        </w:rPr>
+        <w:tab/>
+        <w:t xml:space="preserve">: </w:t>
+      </w:r>
+      <w:r>
+        <w:rPr>
+          <w:rFonts w:ascii="Times New Roman" w:hAnsi="Times New Roman"/>
+          <w:i/>
+          <w:iCs/>
+          <w:color w:val="000000"/>
+          <w:sz w:val="24"/>
+          <w:szCs w:val="24"/>
+          <w:lang w:val="en-US"/>
+        </w:rPr>
+        <w:t>System on Chip</w:t>
+      </w:r>
+    </w:p>
+    <w:p>
+      <w:pPr>
+        <w:spacing w:after="0" w:line="360" w:lineRule="auto"/>
+        <w:jc w:val="both"/>
+        <w:rPr>
+          <w:rFonts w:ascii="Times New Roman" w:hAnsi="Times New Roman"/>
+          <w:i/>
+          <w:iCs/>
+          <w:color w:val="000000"/>
+          <w:sz w:val="24"/>
+          <w:szCs w:val="24"/>
+          <w:lang w:val="en-US"/>
+        </w:rPr>
+      </w:pPr>
+      <w:r>
+        <w:rPr>
+          <w:rFonts w:ascii="Times New Roman" w:hAnsi="Times New Roman"/>
+          <w:color w:val="000000"/>
+          <w:sz w:val="24"/>
+          <w:szCs w:val="24"/>
+          <w:lang w:val="en-US"/>
+        </w:rPr>
+        <w:t>SPDT</w:t>
+      </w:r>
+      <w:r>
+        <w:rPr>
+          <w:rFonts w:ascii="Times New Roman" w:hAnsi="Times New Roman"/>
+          <w:color w:val="000000"/>
+          <w:sz w:val="24"/>
+          <w:szCs w:val="24"/>
+          <w:lang w:val="en-US"/>
+        </w:rPr>
+        <w:tab/>
+        <w:t xml:space="preserve">: </w:t>
+      </w:r>
+      <w:r>
+        <w:rPr>
+          <w:rFonts w:ascii="Times New Roman" w:hAnsi="Times New Roman"/>
+          <w:i/>
+          <w:iCs/>
+          <w:color w:val="000000"/>
+          <w:sz w:val="24"/>
+          <w:szCs w:val="24"/>
+          <w:lang w:val="en-US"/>
+        </w:rPr>
+        <w:t>Single Pole Double Throw</w:t>
+      </w:r>
+    </w:p>
+    <w:p>
+      <w:pPr>
+        <w:spacing w:after="0" w:line="360" w:lineRule="auto"/>
+        <w:jc w:val="both"/>
+        <w:rPr>
+          <w:rFonts w:ascii="Times New Roman" w:hAnsi="Times New Roman"/>
+          <w:i/>
+          <w:iCs/>
+          <w:color w:val="000000"/>
+          <w:sz w:val="24"/>
+          <w:szCs w:val="24"/>
+          <w:lang w:val="en-US"/>
+        </w:rPr>
+      </w:pPr>
+      <w:r>
+        <w:rPr>
+          <w:rFonts w:ascii="Times New Roman" w:hAnsi="Times New Roman"/>
+          <w:color w:val="000000"/>
+          <w:sz w:val="24"/>
+          <w:szCs w:val="24"/>
+          <w:lang w:val="en-US"/>
+        </w:rPr>
+        <w:t>SPI</w:t>
+      </w:r>
+      <w:r>
+        <w:rPr>
+          <w:rFonts w:ascii="Times New Roman" w:hAnsi="Times New Roman"/>
+          <w:color w:val="000000"/>
+          <w:sz w:val="24"/>
+          <w:szCs w:val="24"/>
+          <w:lang w:val="en-US"/>
+        </w:rPr>
+        <w:tab/>
+        <w:t xml:space="preserve">: </w:t>
+      </w:r>
+      <w:r>
+        <w:rPr>
+          <w:rFonts w:ascii="Times New Roman" w:hAnsi="Times New Roman"/>
+          <w:i/>
+          <w:iCs/>
+          <w:color w:val="000000"/>
+          <w:sz w:val="24"/>
+          <w:szCs w:val="24"/>
+          <w:lang w:val="en-US"/>
+        </w:rPr>
+        <w:t>Serial Pheriferal Interface</w:t>
+      </w:r>
+    </w:p>
+    <w:p>
+      <w:pPr>
+        <w:spacing w:after="0" w:line="360" w:lineRule="auto"/>
+        <w:jc w:val="both"/>
+        <w:rPr>
+          <w:rFonts w:ascii="Times New Roman" w:hAnsi="Times New Roman"/>
+          <w:i/>
+          <w:iCs/>
+          <w:color w:val="000000"/>
+          <w:sz w:val="24"/>
+          <w:szCs w:val="24"/>
+          <w:lang w:val="en-US"/>
+        </w:rPr>
+      </w:pPr>
+      <w:r>
+        <w:rPr>
+          <w:rFonts w:ascii="Times New Roman" w:hAnsi="Times New Roman"/>
+          <w:color w:val="000000"/>
+          <w:sz w:val="24"/>
+          <w:szCs w:val="24"/>
+          <w:lang w:val="en-US"/>
+        </w:rPr>
+        <w:t>SQL</w:t>
+      </w:r>
+      <w:r>
+        <w:rPr>
+          <w:rFonts w:ascii="Times New Roman" w:hAnsi="Times New Roman"/>
+          <w:color w:val="000000"/>
+          <w:sz w:val="24"/>
+          <w:szCs w:val="24"/>
+          <w:lang w:val="en-US"/>
+        </w:rPr>
+        <w:tab/>
+        <w:t xml:space="preserve">: </w:t>
+      </w:r>
+      <w:r>
+        <w:rPr>
+          <w:rFonts w:ascii="Times New Roman" w:hAnsi="Times New Roman"/>
+          <w:i/>
+          <w:iCs/>
+          <w:color w:val="000000"/>
+          <w:sz w:val="24"/>
+          <w:szCs w:val="24"/>
+          <w:lang w:val="en-US"/>
+        </w:rPr>
+        <w:t>Structured Query Language</w:t>
+      </w:r>
+    </w:p>
+    <w:p>
+      <w:pPr>
+        <w:spacing w:after="0" w:line="360" w:lineRule="auto"/>
+        <w:jc w:val="both"/>
+        <w:rPr>
+          <w:rFonts w:ascii="Times New Roman" w:hAnsi="Times New Roman"/>
+          <w:i/>
+          <w:iCs/>
+          <w:color w:val="000000"/>
+          <w:sz w:val="24"/>
+          <w:szCs w:val="24"/>
+          <w:lang w:val="en-US"/>
+        </w:rPr>
+      </w:pPr>
+      <w:r>
+        <w:rPr>
+          <w:rFonts w:ascii="Times New Roman" w:hAnsi="Times New Roman"/>
+          <w:color w:val="000000"/>
+          <w:sz w:val="24"/>
+          <w:szCs w:val="24"/>
+          <w:lang w:val="en-US"/>
+        </w:rPr>
+        <w:t>SRAM</w:t>
+      </w:r>
+      <w:r>
+        <w:rPr>
+          <w:rFonts w:ascii="Times New Roman" w:hAnsi="Times New Roman"/>
+          <w:color w:val="000000"/>
+          <w:sz w:val="24"/>
+          <w:szCs w:val="24"/>
+          <w:lang w:val="en-US"/>
+        </w:rPr>
+        <w:tab/>
+        <w:t xml:space="preserve">: </w:t>
+      </w:r>
+      <w:r>
+        <w:rPr>
+          <w:rFonts w:ascii="Times New Roman" w:hAnsi="Times New Roman"/>
+          <w:i/>
+          <w:iCs/>
+          <w:color w:val="000000"/>
+          <w:sz w:val="24"/>
+          <w:szCs w:val="24"/>
+          <w:lang w:val="en-US"/>
+        </w:rPr>
+        <w:t>Static Random Access Memory</w:t>
+      </w:r>
+    </w:p>
+    <w:p>
+      <w:pPr>
+        <w:spacing w:after="0" w:line="360" w:lineRule="auto"/>
+        <w:jc w:val="both"/>
+        <w:rPr>
+          <w:rFonts w:ascii="Times New Roman" w:hAnsi="Times New Roman"/>
+          <w:i/>
+          <w:iCs/>
+          <w:color w:val="000000"/>
+          <w:sz w:val="24"/>
+          <w:szCs w:val="24"/>
+          <w:lang w:val="en-US"/>
+        </w:rPr>
+      </w:pPr>
+      <w:r>
+        <w:rPr>
+          <w:rFonts w:ascii="Times New Roman" w:hAnsi="Times New Roman"/>
+          <w:color w:val="000000"/>
+          <w:sz w:val="24"/>
+          <w:szCs w:val="24"/>
+          <w:lang w:val="en-US"/>
+        </w:rPr>
+        <w:t xml:space="preserve">UBX </w:t>
+      </w:r>
+      <w:r>
+        <w:rPr>
+          <w:rFonts w:ascii="Times New Roman" w:hAnsi="Times New Roman"/>
+          <w:color w:val="000000"/>
+          <w:sz w:val="24"/>
+          <w:szCs w:val="24"/>
+          <w:lang w:val="en-US"/>
+        </w:rPr>
+        <w:tab/>
+        <w:t xml:space="preserve">: </w:t>
+      </w:r>
+      <w:r>
+        <w:rPr>
+          <w:rFonts w:ascii="Times New Roman" w:hAnsi="Times New Roman"/>
+          <w:i/>
+          <w:iCs/>
+          <w:color w:val="000000"/>
+          <w:sz w:val="24"/>
+          <w:szCs w:val="24"/>
+          <w:lang w:val="en-US"/>
+        </w:rPr>
+        <w:t xml:space="preserve">U-Blox </w:t>
+      </w:r>
+      <w:r>
+        <w:rPr>
+          <w:rFonts w:ascii="Times New Roman" w:hAnsi="Times New Roman"/>
+          <w:i/>
+          <w:iCs/>
+          <w:color w:val="000000"/>
+          <w:sz w:val="24"/>
+          <w:szCs w:val="24"/>
+          <w:lang w:val="en-US"/>
+        </w:rPr>
+        <w:t>Binary</w:t>
+      </w:r>
+      <w:r>
+        <w:rPr>
+          <w:rFonts w:ascii="Times New Roman" w:hAnsi="Times New Roman"/>
+          <w:i/>
+          <w:iCs/>
+          <w:color w:val="000000"/>
+          <w:sz w:val="24"/>
+          <w:szCs w:val="24"/>
+          <w:lang w:val="en-US"/>
+        </w:rPr>
+        <w:t xml:space="preserve"> Protocol</w:t>
+      </w:r>
+    </w:p>
+    <w:p>
+      <w:pPr>
+        <w:spacing w:after="0" w:line="360" w:lineRule="auto"/>
+        <w:jc w:val="both"/>
+        <w:rPr>
+          <w:rFonts w:ascii="Times New Roman" w:hAnsi="Times New Roman"/>
+          <w:i/>
+          <w:iCs/>
+          <w:color w:val="000000"/>
+          <w:sz w:val="24"/>
+          <w:szCs w:val="24"/>
+          <w:lang w:val="en-US"/>
+        </w:rPr>
+      </w:pPr>
+      <w:r>
+        <w:rPr>
+          <w:rFonts w:ascii="Times New Roman" w:hAnsi="Times New Roman"/>
+          <w:color w:val="000000"/>
+          <w:sz w:val="24"/>
+          <w:szCs w:val="24"/>
+          <w:lang w:val="en-US"/>
+        </w:rPr>
+        <w:t>ULP</w:t>
+      </w:r>
+      <w:r>
+        <w:rPr>
+          <w:rFonts w:ascii="Times New Roman" w:hAnsi="Times New Roman"/>
+          <w:color w:val="000000"/>
+          <w:sz w:val="24"/>
+          <w:szCs w:val="24"/>
+          <w:lang w:val="en-US"/>
+        </w:rPr>
+        <w:tab/>
+        <w:t xml:space="preserve">: </w:t>
+      </w:r>
+      <w:r>
+        <w:rPr>
+          <w:rFonts w:ascii="Times New Roman" w:hAnsi="Times New Roman"/>
+          <w:i/>
+          <w:iCs/>
+          <w:color w:val="000000"/>
+          <w:sz w:val="24"/>
+          <w:szCs w:val="24"/>
+          <w:lang w:val="en-US"/>
+        </w:rPr>
+        <w:t>Ultra Low Power</w:t>
+      </w:r>
+    </w:p>
+    <w:p>
+      <w:pPr>
+        <w:spacing w:after="0" w:line="360" w:lineRule="auto"/>
+        <w:jc w:val="both"/>
+        <w:rPr>
+          <w:rFonts w:ascii="Times New Roman" w:hAnsi="Times New Roman"/>
+          <w:i/>
+          <w:iCs/>
+          <w:color w:val="000000"/>
+          <w:sz w:val="24"/>
+          <w:szCs w:val="24"/>
+          <w:lang w:val="en-US"/>
+        </w:rPr>
+      </w:pPr>
+      <w:r>
+        <w:rPr>
+          <w:rFonts w:ascii="Times New Roman" w:hAnsi="Times New Roman"/>
+          <w:color w:val="000000"/>
+          <w:sz w:val="24"/>
+          <w:szCs w:val="24"/>
+          <w:lang w:val="en-US"/>
+        </w:rPr>
+        <w:t>UX</w:t>
+      </w:r>
+      <w:r>
+        <w:rPr>
+          <w:rFonts w:ascii="Times New Roman" w:hAnsi="Times New Roman"/>
+          <w:color w:val="000000"/>
+          <w:sz w:val="24"/>
+          <w:szCs w:val="24"/>
+          <w:lang w:val="en-US"/>
+        </w:rPr>
+        <w:tab/>
+        <w:t xml:space="preserve">: </w:t>
+      </w:r>
+      <w:r>
+        <w:rPr>
+          <w:rFonts w:ascii="Times New Roman" w:hAnsi="Times New Roman"/>
+          <w:i/>
+          <w:iCs/>
+          <w:color w:val="000000"/>
+          <w:sz w:val="24"/>
+          <w:szCs w:val="24"/>
+          <w:lang w:val="en-US"/>
+        </w:rPr>
+        <w:t>User Experience</w:t>
+      </w:r>
+    </w:p>
+    <w:p>
+      <w:pPr>
+        <w:spacing w:after="0" w:line="360" w:lineRule="auto"/>
+        <w:jc w:val="both"/>
+        <w:rPr>
+          <w:rFonts w:ascii="Times New Roman" w:hAnsi="Times New Roman"/>
+          <w:i/>
+          <w:iCs/>
+          <w:color w:val="000000"/>
+          <w:sz w:val="24"/>
+          <w:szCs w:val="24"/>
+          <w:lang w:val="en-US"/>
+        </w:rPr>
+      </w:pPr>
+      <w:r>
+        <w:rPr>
+          <w:rFonts w:ascii="Times New Roman" w:hAnsi="Times New Roman"/>
+          <w:color w:val="000000"/>
+          <w:sz w:val="24"/>
+          <w:szCs w:val="24"/>
+          <w:lang w:val="en-US"/>
+        </w:rPr>
+        <w:t>VAC</w:t>
+      </w:r>
+      <w:r>
+        <w:rPr>
+          <w:rFonts w:ascii="Times New Roman" w:hAnsi="Times New Roman"/>
+          <w:color w:val="000000"/>
+          <w:sz w:val="24"/>
+          <w:szCs w:val="24"/>
+          <w:lang w:val="en-US"/>
+        </w:rPr>
+        <w:tab/>
+        <w:t xml:space="preserve">: </w:t>
+      </w:r>
+      <w:r>
+        <w:rPr>
+          <w:rFonts w:ascii="Times New Roman" w:hAnsi="Times New Roman"/>
+          <w:i/>
+          <w:iCs/>
+          <w:color w:val="000000"/>
+          <w:sz w:val="24"/>
+          <w:szCs w:val="24"/>
+          <w:lang w:val="en-US"/>
+        </w:rPr>
+        <w:t>Volt AC</w:t>
+      </w:r>
+    </w:p>
+    <w:p>
+      <w:pPr>
+        <w:spacing w:after="0" w:line="360" w:lineRule="auto"/>
+        <w:jc w:val="both"/>
+        <w:rPr>
+          <w:rFonts w:ascii="Times New Roman" w:hAnsi="Times New Roman"/>
+          <w:i/>
+          <w:iCs/>
+          <w:color w:val="000000"/>
+          <w:sz w:val="24"/>
+          <w:szCs w:val="24"/>
+          <w:lang w:val="en-US"/>
+        </w:rPr>
+      </w:pPr>
+      <w:r>
+        <w:rPr>
+          <w:rFonts w:ascii="Times New Roman" w:hAnsi="Times New Roman"/>
+          <w:color w:val="000000"/>
+          <w:sz w:val="24"/>
+          <w:szCs w:val="24"/>
+          <w:lang w:val="en-US"/>
+        </w:rPr>
+        <w:t>VCC</w:t>
+      </w:r>
+      <w:r>
+        <w:rPr>
+          <w:rFonts w:ascii="Times New Roman" w:hAnsi="Times New Roman"/>
+          <w:color w:val="000000"/>
+          <w:sz w:val="24"/>
+          <w:szCs w:val="24"/>
+          <w:lang w:val="en-US"/>
+        </w:rPr>
+        <w:tab/>
+        <w:t xml:space="preserve">: </w:t>
+      </w:r>
+      <w:r>
+        <w:rPr>
+          <w:rFonts w:ascii="Times New Roman" w:hAnsi="Times New Roman"/>
+          <w:i/>
+          <w:iCs/>
+          <w:color w:val="000000"/>
+          <w:sz w:val="24"/>
+          <w:szCs w:val="24"/>
+          <w:lang w:val="en-US"/>
+        </w:rPr>
+        <w:t>Voltage Supply Colector</w:t>
+      </w:r>
+    </w:p>
+    <w:p>
+      <w:pPr>
+        <w:spacing w:after="0" w:line="360" w:lineRule="auto"/>
+        <w:jc w:val="both"/>
+        <w:rPr>
+          <w:rFonts w:ascii="Times New Roman" w:hAnsi="Times New Roman"/>
+          <w:i/>
+          <w:iCs/>
+          <w:color w:val="000000"/>
+          <w:sz w:val="24"/>
+          <w:szCs w:val="24"/>
+          <w:lang w:val="en-US"/>
+        </w:rPr>
+      </w:pPr>
+      <w:r>
+        <w:rPr>
+          <w:rFonts w:ascii="Times New Roman" w:hAnsi="Times New Roman"/>
+          <w:color w:val="000000"/>
+          <w:sz w:val="24"/>
+          <w:szCs w:val="24"/>
+          <w:lang w:val="en-US"/>
+        </w:rPr>
+        <w:t>VDC</w:t>
+      </w:r>
+      <w:r>
+        <w:rPr>
+          <w:rFonts w:ascii="Times New Roman" w:hAnsi="Times New Roman"/>
+          <w:color w:val="000000"/>
+          <w:sz w:val="24"/>
+          <w:szCs w:val="24"/>
+          <w:lang w:val="en-US"/>
+        </w:rPr>
+        <w:tab/>
+        <w:t xml:space="preserve">: </w:t>
+      </w:r>
+      <w:r>
+        <w:rPr>
+          <w:rFonts w:ascii="Times New Roman" w:hAnsi="Times New Roman"/>
+          <w:i/>
+          <w:iCs/>
+          <w:color w:val="000000"/>
+          <w:sz w:val="24"/>
+          <w:szCs w:val="24"/>
+          <w:lang w:val="en-US"/>
+        </w:rPr>
+        <w:t>Volt DC</w:t>
+      </w:r>
+    </w:p>
+    <w:p>
+      <w:pPr>
+        <w:spacing w:after="0" w:line="360" w:lineRule="auto"/>
+        <w:jc w:val="both"/>
+        <w:rPr>
+          <w:rFonts w:ascii="Times New Roman" w:hAnsi="Times New Roman"/>
+          <w:i/>
+          <w:iCs/>
+          <w:color w:val="000000"/>
+          <w:sz w:val="24"/>
+          <w:szCs w:val="24"/>
+          <w:lang w:val="en-US"/>
+        </w:rPr>
+      </w:pPr>
+      <w:r>
+        <w:rPr>
+          <w:rFonts w:ascii="Times New Roman" w:hAnsi="Times New Roman"/>
+          <w:color w:val="000000"/>
+          <w:sz w:val="24"/>
+          <w:szCs w:val="24"/>
+          <w:lang w:val="en-US"/>
+        </w:rPr>
+        <w:t>WFA</w:t>
+      </w:r>
+      <w:r>
+        <w:rPr>
+          <w:rFonts w:ascii="Times New Roman" w:hAnsi="Times New Roman"/>
+          <w:color w:val="000000"/>
+          <w:sz w:val="24"/>
+          <w:szCs w:val="24"/>
+          <w:lang w:val="en-US"/>
+        </w:rPr>
+        <w:tab/>
+        <w:t xml:space="preserve">: </w:t>
+      </w:r>
+      <w:r>
+        <w:rPr>
+          <w:rFonts w:ascii="Times New Roman" w:hAnsi="Times New Roman"/>
+          <w:i/>
+          <w:iCs/>
+          <w:color w:val="000000"/>
+          <w:sz w:val="24"/>
+          <w:szCs w:val="24"/>
+          <w:lang w:val="en-US"/>
+        </w:rPr>
+        <w:t>WiFi Alliance</w:t>
+      </w:r>
+    </w:p>
+    <w:p>
+      <w:pPr>
+        <w:spacing w:after="0" w:line="360" w:lineRule="auto"/>
+        <w:jc w:val="both"/>
+        <w:rPr>
+          <w:rFonts w:ascii="Times New Roman" w:hAnsi="Times New Roman"/>
+          <w:i/>
+          <w:iCs/>
+          <w:color w:val="000000"/>
+          <w:sz w:val="24"/>
+          <w:szCs w:val="24"/>
+          <w:lang w:val="en-US"/>
+        </w:rPr>
+      </w:pPr>
+      <w:r>
+        <w:rPr>
+          <w:rFonts w:ascii="Times New Roman" w:hAnsi="Times New Roman"/>
+          <w:color w:val="000000"/>
+          <w:sz w:val="24"/>
+          <w:szCs w:val="24"/>
+          <w:lang w:val="en-US"/>
+        </w:rPr>
+        <w:t>WIFI</w:t>
+      </w:r>
+      <w:r>
+        <w:rPr>
+          <w:rFonts w:ascii="Times New Roman" w:hAnsi="Times New Roman"/>
+          <w:color w:val="000000"/>
+          <w:sz w:val="24"/>
+          <w:szCs w:val="24"/>
+          <w:lang w:val="en-US"/>
+        </w:rPr>
+        <w:tab/>
+        <w:t xml:space="preserve">: </w:t>
+      </w:r>
+      <w:r>
+        <w:rPr>
+          <w:rFonts w:ascii="Times New Roman" w:hAnsi="Times New Roman"/>
+          <w:i/>
+          <w:iCs/>
+          <w:color w:val="000000"/>
+          <w:sz w:val="24"/>
+          <w:szCs w:val="24"/>
+          <w:lang w:val="en-US"/>
+        </w:rPr>
+        <w:t>Wireless Fidelity</w:t>
+      </w:r>
+    </w:p>
+    <w:p>
+      <w:pPr>
+        <w:spacing w:after="0" w:line="360" w:lineRule="auto"/>
+        <w:jc w:val="both"/>
+        <w:rPr>
+          <w:rFonts w:ascii="Times New Roman" w:hAnsi="Times New Roman"/>
+          <w:i/>
+          <w:iCs/>
+          <w:color w:val="000000"/>
+          <w:sz w:val="24"/>
+          <w:szCs w:val="24"/>
+          <w:lang w:val="en-US"/>
+        </w:rPr>
+      </w:pPr>
+      <w:r>
+        <w:rPr>
+          <w:rFonts w:ascii="Times New Roman" w:hAnsi="Times New Roman"/>
+          <w:color w:val="000000"/>
+          <w:sz w:val="24"/>
+          <w:szCs w:val="24"/>
+          <w:lang w:val="en-US"/>
+        </w:rPr>
+        <w:t>WPA</w:t>
+      </w:r>
+      <w:r>
+        <w:rPr>
+          <w:rFonts w:ascii="Times New Roman" w:hAnsi="Times New Roman"/>
+          <w:color w:val="000000"/>
+          <w:sz w:val="24"/>
+          <w:szCs w:val="24"/>
+          <w:lang w:val="en-US"/>
+        </w:rPr>
+        <w:tab/>
+        <w:t xml:space="preserve">: </w:t>
+      </w:r>
+      <w:r>
+        <w:rPr>
+          <w:rFonts w:ascii="Times New Roman" w:hAnsi="Times New Roman"/>
+          <w:i/>
+          <w:iCs/>
+          <w:color w:val="000000"/>
+          <w:sz w:val="24"/>
+          <w:szCs w:val="24"/>
+          <w:lang w:val="en-US"/>
+        </w:rPr>
+        <w:t>Wi-Fi Protected Access</w:t>
+      </w:r>
+    </w:p>
+    <w:p>
+      <w:pPr>
+        <w:spacing w:after="0" w:line="360" w:lineRule="auto"/>
+        <w:jc w:val="both"/>
+        <w:rPr>
+          <w:rFonts w:ascii="Times New Roman" w:hAnsi="Times New Roman"/>
+          <w:i/>
+          <w:iCs/>
+          <w:color w:val="000000"/>
+          <w:sz w:val="24"/>
+          <w:szCs w:val="24"/>
+          <w:lang w:val="en-US"/>
+        </w:rPr>
+        <w:sectPr>
+          <w:type w:val="continuous"/>
+          <w:pgSz w:w="11907" w:h="16840" w:code="9"/>
+          <w:pgMar w:top="1701" w:right="1418" w:bottom="1418" w:left="1701" w:header="709" w:footer="709" w:gutter="0"/>
+          <w:pgNumType w:fmt="lowerRoman" w:start="2"/>
+          <w:cols w:num="2" w:space="708"/>
+          <w:docGrid w:linePitch="360"/>
+        </w:sectPr>
+      </w:pPr>
+      <w:r>
+        <w:rPr>
+          <w:rFonts w:ascii="Times New Roman" w:hAnsi="Times New Roman"/>
+          <w:color w:val="000000"/>
+          <w:sz w:val="24"/>
+          <w:szCs w:val="24"/>
+          <w:lang w:val="en-US"/>
+        </w:rPr>
+        <w:t>WPA2</w:t>
+      </w:r>
+      <w:r>
+        <w:rPr>
+          <w:rFonts w:ascii="Times New Roman" w:hAnsi="Times New Roman"/>
+          <w:color w:val="000000"/>
+          <w:sz w:val="24"/>
+          <w:szCs w:val="24"/>
+          <w:lang w:val="en-US"/>
+        </w:rPr>
+        <w:tab/>
+        <w:t xml:space="preserve">: </w:t>
+      </w:r>
+      <w:r>
+        <w:rPr>
+          <w:rFonts w:ascii="Times New Roman" w:hAnsi="Times New Roman"/>
+          <w:i/>
+          <w:iCs/>
+          <w:color w:val="000000"/>
+          <w:sz w:val="24"/>
+          <w:szCs w:val="24"/>
+          <w:lang w:val="en-US"/>
+        </w:rPr>
+        <w:t>Wi-Fi Protected Access</w:t>
+      </w:r>
+      <w:r>
+        <w:rPr>
+          <w:rFonts w:ascii="Times New Roman" w:hAnsi="Times New Roman"/>
+          <w:i/>
+          <w:iCs/>
+          <w:color w:val="000000"/>
+          <w:sz w:val="24"/>
+          <w:szCs w:val="24"/>
+          <w:lang w:val="en-US"/>
+        </w:rPr>
+        <w:t xml:space="preserve"> I</w:t>
+      </w:r>
+      <w:r>
+        <w:rPr>
+          <w:rFonts w:ascii="Times New Roman" w:hAnsi="Times New Roman"/>
+          <w:i/>
+          <w:iCs/>
+          <w:color w:val="000000"/>
+          <w:sz w:val="24"/>
+          <w:szCs w:val="24"/>
+          <w:lang w:val="en-US"/>
+        </w:rPr>
+        <w:t>I</w:t>
+      </w:r>
+    </w:p>
+    <w:p>
+      <w:pPr>
+        <w:spacing w:after="0" w:line="360" w:lineRule="auto"/>
+        <w:jc w:val="both"/>
+        <w:rPr>
+          <w:rFonts w:ascii="Times New Roman" w:hAnsi="Times New Roman"/>
+          <w:i/>
+          <w:iCs/>
+          <w:color w:val="000000"/>
+          <w:sz w:val="24"/>
+          <w:szCs w:val="24"/>
+          <w:lang w:val="en-US"/>
+        </w:rPr>
+      </w:pPr>
+      <w:r>
+        <w:rPr>
+          <w:rFonts w:ascii="Times New Roman" w:hAnsi="Times New Roman"/>
+          <w:color w:val="000000"/>
+          <w:sz w:val="24"/>
+          <w:szCs w:val="24"/>
+          <w:lang w:val="en-US"/>
+        </w:rPr>
+        <w:t>ANSI</w:t>
+      </w:r>
+      <w:r>
+        <w:rPr>
+          <w:rFonts w:ascii="Times New Roman" w:hAnsi="Times New Roman"/>
+          <w:color w:val="000000"/>
+          <w:sz w:val="24"/>
+          <w:szCs w:val="24"/>
+          <w:lang w:val="en-US"/>
+        </w:rPr>
+        <w:tab/>
+        <w:t xml:space="preserve">: </w:t>
+      </w:r>
+      <w:r>
+        <w:rPr>
+          <w:rFonts w:ascii="Times New Roman" w:hAnsi="Times New Roman"/>
+          <w:i/>
+          <w:iCs/>
+          <w:color w:val="000000"/>
+          <w:sz w:val="24"/>
+          <w:szCs w:val="24"/>
+          <w:lang w:val="en-US"/>
+        </w:rPr>
+        <w:t>American National Standards Institute</w:t>
+      </w:r>
+    </w:p>
+    <w:p>
+      <w:pPr>
+        <w:spacing w:after="0" w:line="360" w:lineRule="auto"/>
+        <w:jc w:val="both"/>
+        <w:rPr>
+          <w:rFonts w:ascii="Times New Roman" w:hAnsi="Times New Roman"/>
+          <w:i/>
+          <w:iCs/>
+          <w:color w:val="000000"/>
+          <w:sz w:val="24"/>
+          <w:szCs w:val="24"/>
+          <w:lang w:val="en-US"/>
+        </w:rPr>
+      </w:pPr>
+      <w:r>
+        <w:rPr>
+          <w:rFonts w:ascii="Times New Roman" w:hAnsi="Times New Roman"/>
+          <w:color w:val="000000"/>
+          <w:sz w:val="24"/>
+          <w:szCs w:val="24"/>
+          <w:lang w:val="en-US"/>
+        </w:rPr>
+        <w:t>IDE</w:t>
+      </w:r>
+      <w:r>
+        <w:rPr>
+          <w:rFonts w:ascii="Times New Roman" w:hAnsi="Times New Roman"/>
+          <w:color w:val="000000"/>
+          <w:sz w:val="24"/>
+          <w:szCs w:val="24"/>
+          <w:lang w:val="en-US"/>
+        </w:rPr>
+        <w:tab/>
+        <w:t xml:space="preserve">: </w:t>
+      </w:r>
+      <w:r>
+        <w:rPr>
+          <w:rFonts w:ascii="Times New Roman" w:hAnsi="Times New Roman"/>
+          <w:i/>
+          <w:iCs/>
+          <w:color w:val="000000"/>
+          <w:sz w:val="24"/>
+          <w:szCs w:val="24"/>
+          <w:lang w:val="en-US"/>
+        </w:rPr>
+        <w:t>Integrated Development Environment</w:t>
+      </w:r>
+    </w:p>
+    <w:p>
+      <w:pPr>
+        <w:spacing w:after="0" w:line="360" w:lineRule="auto"/>
+        <w:jc w:val="both"/>
+        <w:rPr>
+          <w:rFonts w:ascii="Times New Roman" w:hAnsi="Times New Roman"/>
+          <w:i/>
+          <w:iCs/>
+          <w:color w:val="000000"/>
+          <w:sz w:val="24"/>
+          <w:szCs w:val="24"/>
+          <w:lang w:val="en-US"/>
+        </w:rPr>
+      </w:pPr>
+      <w:r>
+        <w:rPr>
+          <w:rFonts w:ascii="Times New Roman" w:hAnsi="Times New Roman"/>
+          <w:color w:val="000000"/>
+          <w:sz w:val="24"/>
+          <w:szCs w:val="24"/>
+          <w:lang w:val="en-US"/>
+        </w:rPr>
+        <w:lastRenderedPageBreak/>
+        <w:t>IEEE</w:t>
+      </w:r>
+      <w:r>
+        <w:rPr>
+          <w:rFonts w:ascii="Times New Roman" w:hAnsi="Times New Roman"/>
+          <w:color w:val="000000"/>
+          <w:sz w:val="24"/>
+          <w:szCs w:val="24"/>
+          <w:lang w:val="en-US"/>
+        </w:rPr>
+        <w:tab/>
+        <w:t xml:space="preserve">: </w:t>
+      </w:r>
+      <w:r>
+        <w:rPr>
+          <w:rFonts w:ascii="Times New Roman" w:hAnsi="Times New Roman"/>
+          <w:i/>
+          <w:iCs/>
+          <w:color w:val="000000"/>
+          <w:sz w:val="24"/>
+          <w:szCs w:val="24"/>
+          <w:lang w:val="en-US"/>
+        </w:rPr>
+        <w:t>Institute of Electrical and Electronics Engineers</w:t>
+      </w:r>
+    </w:p>
+    <w:p>
+      <w:pPr>
+        <w:spacing w:after="0" w:line="360" w:lineRule="auto"/>
+        <w:jc w:val="both"/>
+        <w:rPr>
+          <w:rFonts w:ascii="Times New Roman" w:hAnsi="Times New Roman"/>
+          <w:i/>
+          <w:iCs/>
+          <w:color w:val="000000"/>
+          <w:sz w:val="24"/>
+          <w:szCs w:val="24"/>
+          <w:lang w:val="en-US"/>
+        </w:rPr>
+      </w:pPr>
+      <w:r>
+        <w:rPr>
+          <w:rFonts w:ascii="Times New Roman" w:hAnsi="Times New Roman"/>
+          <w:color w:val="000000"/>
+          <w:sz w:val="24"/>
+          <w:szCs w:val="24"/>
+          <w:lang w:val="en-US"/>
+        </w:rPr>
+        <w:t>NME</w:t>
+      </w:r>
+      <w:r>
+        <w:rPr>
+          <w:rFonts w:ascii="Times New Roman" w:hAnsi="Times New Roman"/>
+          <w:color w:val="000000"/>
+          <w:sz w:val="24"/>
+          <w:szCs w:val="24"/>
+          <w:lang w:val="en-US"/>
+        </w:rPr>
+        <w:t>A</w:t>
+      </w:r>
+      <w:r>
+        <w:rPr>
+          <w:rFonts w:ascii="Times New Roman" w:hAnsi="Times New Roman"/>
+          <w:color w:val="000000"/>
+          <w:sz w:val="24"/>
+          <w:szCs w:val="24"/>
+          <w:lang w:val="en-US"/>
+        </w:rPr>
+        <w:tab/>
+        <w:t xml:space="preserve">: </w:t>
+      </w:r>
+      <w:r>
+        <w:rPr>
+          <w:rFonts w:ascii="Times New Roman" w:hAnsi="Times New Roman"/>
+          <w:i/>
+          <w:iCs/>
+          <w:color w:val="000000"/>
+          <w:sz w:val="24"/>
+          <w:szCs w:val="24"/>
+          <w:lang w:val="en-US"/>
+        </w:rPr>
+        <w:t>National Marine Electronics Association</w:t>
+      </w:r>
+    </w:p>
+    <w:p>
+      <w:pPr>
+        <w:spacing w:after="0" w:line="360" w:lineRule="auto"/>
+        <w:jc w:val="both"/>
+        <w:rPr>
+          <w:rFonts w:ascii="Times New Roman" w:hAnsi="Times New Roman"/>
+          <w:i/>
+          <w:iCs/>
+          <w:color w:val="000000"/>
+          <w:sz w:val="24"/>
+          <w:szCs w:val="24"/>
+          <w:lang w:val="en-US"/>
+        </w:rPr>
+      </w:pPr>
+      <w:r>
+        <w:rPr>
+          <w:rFonts w:ascii="Times New Roman" w:hAnsi="Times New Roman"/>
+          <w:color w:val="000000"/>
+          <w:sz w:val="24"/>
+          <w:szCs w:val="24"/>
+          <w:lang w:val="en-US"/>
+        </w:rPr>
+        <w:t>RISC</w:t>
+      </w:r>
+      <w:r>
+        <w:rPr>
+          <w:rFonts w:ascii="Times New Roman" w:hAnsi="Times New Roman"/>
+          <w:color w:val="000000"/>
+          <w:sz w:val="24"/>
+          <w:szCs w:val="24"/>
+          <w:lang w:val="en-US"/>
+        </w:rPr>
+        <w:tab/>
+        <w:t xml:space="preserve">: </w:t>
+      </w:r>
+      <w:r>
+        <w:rPr>
+          <w:rFonts w:ascii="Times New Roman" w:hAnsi="Times New Roman"/>
+          <w:i/>
+          <w:iCs/>
+          <w:color w:val="000000"/>
+          <w:sz w:val="24"/>
+          <w:szCs w:val="24"/>
+          <w:lang w:val="en-US"/>
+        </w:rPr>
+        <w:t>Reduced Instruction Set Computing</w:t>
+      </w:r>
+    </w:p>
+    <w:p>
+      <w:pPr>
+        <w:spacing w:after="0" w:line="360" w:lineRule="auto"/>
+        <w:jc w:val="both"/>
+        <w:rPr>
+          <w:rFonts w:ascii="Times New Roman" w:hAnsi="Times New Roman"/>
+          <w:i/>
+          <w:iCs/>
+          <w:color w:val="000000"/>
+          <w:sz w:val="24"/>
+          <w:szCs w:val="24"/>
+          <w:lang w:val="en-US"/>
+        </w:rPr>
+      </w:pPr>
+      <w:r>
+        <w:rPr>
+          <w:rFonts w:ascii="Times New Roman" w:hAnsi="Times New Roman"/>
+          <w:color w:val="000000"/>
+          <w:sz w:val="24"/>
+          <w:szCs w:val="24"/>
+          <w:lang w:val="en-US"/>
+        </w:rPr>
+        <w:t>RTCM</w:t>
+      </w:r>
+      <w:r>
+        <w:rPr>
+          <w:rFonts w:ascii="Times New Roman" w:hAnsi="Times New Roman"/>
+          <w:color w:val="000000"/>
+          <w:sz w:val="24"/>
+          <w:szCs w:val="24"/>
+          <w:lang w:val="en-US"/>
+        </w:rPr>
+        <w:tab/>
+        <w:t xml:space="preserve">: </w:t>
+      </w:r>
+      <w:r>
+        <w:rPr>
+          <w:rFonts w:ascii="Times New Roman" w:hAnsi="Times New Roman"/>
+          <w:i/>
+          <w:iCs/>
+          <w:color w:val="000000"/>
+          <w:sz w:val="24"/>
+          <w:szCs w:val="24"/>
+          <w:lang w:val="en-US"/>
+        </w:rPr>
+        <w:t>Radio Technical Commission for Maritime Services</w:t>
+      </w:r>
+    </w:p>
+    <w:p>
+      <w:pPr>
+        <w:spacing w:after="0" w:line="360" w:lineRule="auto"/>
+        <w:jc w:val="both"/>
+        <w:rPr>
+          <w:rFonts w:ascii="Times New Roman" w:hAnsi="Times New Roman"/>
+          <w:i/>
+          <w:iCs/>
+          <w:color w:val="000000"/>
+          <w:sz w:val="24"/>
+          <w:szCs w:val="24"/>
+          <w:lang w:val="en-US"/>
+        </w:rPr>
+      </w:pPr>
+      <w:r>
+        <w:rPr>
+          <w:rFonts w:ascii="Times New Roman" w:hAnsi="Times New Roman"/>
+          <w:color w:val="000000"/>
+          <w:sz w:val="24"/>
+          <w:szCs w:val="24"/>
+          <w:lang w:val="en-US"/>
+        </w:rPr>
+        <w:t>TCP/I</w:t>
+      </w:r>
+      <w:r>
+        <w:rPr>
+          <w:rFonts w:ascii="Times New Roman" w:hAnsi="Times New Roman"/>
+          <w:color w:val="000000"/>
+          <w:sz w:val="24"/>
+          <w:szCs w:val="24"/>
+          <w:lang w:val="en-US"/>
+        </w:rPr>
+        <w:t xml:space="preserve">P: </w:t>
+      </w:r>
+      <w:r>
+        <w:rPr>
+          <w:rFonts w:ascii="Times New Roman" w:hAnsi="Times New Roman"/>
+          <w:i/>
+          <w:iCs/>
+          <w:color w:val="000000"/>
+          <w:sz w:val="24"/>
+          <w:szCs w:val="24"/>
+          <w:lang w:val="en-US"/>
+        </w:rPr>
+        <w:t>Transfer Control Protocol/Internet Protocol</w:t>
+      </w:r>
+    </w:p>
+    <w:p>
+      <w:pPr>
+        <w:spacing w:after="0" w:line="360" w:lineRule="auto"/>
+        <w:jc w:val="both"/>
+        <w:rPr>
+          <w:rFonts w:ascii="Times New Roman" w:hAnsi="Times New Roman"/>
+          <w:i/>
+          <w:iCs/>
+          <w:color w:val="000000"/>
+          <w:sz w:val="24"/>
+          <w:szCs w:val="24"/>
+          <w:lang w:val="en-US"/>
+        </w:rPr>
+      </w:pPr>
+      <w:r>
+        <w:rPr>
+          <w:rFonts w:ascii="Times New Roman" w:hAnsi="Times New Roman"/>
+          <w:color w:val="000000"/>
+          <w:sz w:val="24"/>
+          <w:szCs w:val="24"/>
+          <w:lang w:val="en-US"/>
+        </w:rPr>
+        <w:t>UART</w:t>
+      </w:r>
+      <w:r>
+        <w:rPr>
+          <w:rFonts w:ascii="Times New Roman" w:hAnsi="Times New Roman"/>
+          <w:color w:val="000000"/>
+          <w:sz w:val="24"/>
+          <w:szCs w:val="24"/>
+          <w:lang w:val="en-US"/>
+        </w:rPr>
+        <w:tab/>
+        <w:t xml:space="preserve">: </w:t>
+      </w:r>
+      <w:r>
+        <w:rPr>
+          <w:rFonts w:ascii="Times New Roman" w:hAnsi="Times New Roman"/>
+          <w:i/>
+          <w:iCs/>
+          <w:color w:val="000000"/>
+          <w:sz w:val="24"/>
+          <w:szCs w:val="24"/>
+          <w:lang w:val="en-US"/>
+        </w:rPr>
+        <w:t>Universal Asynchronous Receiver-Transmitter</w:t>
+      </w:r>
+    </w:p>
+    <w:p>
+      <w:pPr>
+        <w:spacing w:after="240" w:line="360" w:lineRule="auto"/>
+        <w:jc w:val="both"/>
         <w:rPr>
           <w:rFonts w:ascii="Times New Roman" w:hAnsi="Times New Roman"/>
           <w:b/>
           <w:bCs/>
-          <w:color w:val="000000"/>
-          <w:sz w:val="24"/>
-          <w:szCs w:val="24"/>
-          <w:lang w:val="en-US"/>
-        </w:rPr>
-        <w:lastRenderedPageBreak/>
-        <w:tab/>
-      </w:r>
-      <w:r>
-        <w:rPr>
-          <w:rFonts w:ascii="Times New Roman" w:hAnsi="Times New Roman"/>
-          <w:b/>
-          <w:bCs/>
-          <w:color w:val="000000"/>
-          <w:sz w:val="24"/>
-          <w:szCs w:val="24"/>
-          <w:lang w:val="en-US"/>
-        </w:rPr>
-        <w:t>DAFTAR LAMPIRAN</w:t>
-      </w:r>
-      <w:r>
-        <w:rPr>
-          <w:rFonts w:ascii="Times New Roman" w:hAnsi="Times New Roman"/>
-          <w:b/>
-          <w:bCs/>
-          <w:color w:val="000000"/>
-          <w:sz w:val="24"/>
-          <w:szCs w:val="24"/>
-          <w:lang w:val="en-US"/>
-        </w:rPr>
-        <w:tab/>
-      </w:r>
+          <w:i/>
+          <w:iCs/>
+          <w:color w:val="000000"/>
+          <w:sz w:val="24"/>
+          <w:szCs w:val="24"/>
+          <w:lang w:val="en-US"/>
+        </w:rPr>
+        <w:sectPr>
+          <w:footerReference w:type="default" r:id="rId10"/>
+          <w:type w:val="continuous"/>
+          <w:pgSz w:w="11907" w:h="16840" w:code="9"/>
+          <w:pgMar w:top="1701" w:right="1418" w:bottom="1418" w:left="1701" w:header="709" w:footer="709" w:gutter="0"/>
+          <w:pgNumType w:fmt="lowerRoman" w:start="9"/>
+          <w:cols w:space="708"/>
+          <w:docGrid w:linePitch="360"/>
+        </w:sectPr>
+      </w:pPr>
     </w:p>
     <w:p>
       <w:pPr>
@@ -10007,7 +15756,7 @@
           <w:lang w:val="en-US"/>
         </w:rPr>
         <w:sectPr>
-          <w:footerReference w:type="default" r:id="rId10"/>
+          <w:footerReference w:type="default" r:id="rId11"/>
           <w:pgSz w:w="11907" w:h="16840" w:code="9"/>
           <w:pgMar w:top="1701" w:right="1418" w:bottom="1418" w:left="1701" w:header="709" w:footer="709" w:gutter="0"/>
           <w:pgNumType w:start="1"/>
@@ -13340,7 +19089,7 @@
                     <pic:cNvPicPr/>
                   </pic:nvPicPr>
                   <pic:blipFill>
-                    <a:blip r:embed="rId11">
+                    <a:blip r:embed="rId12">
                       <a:extLst>
                         <a:ext uri="{28A0092B-C50C-407E-A947-70E740481C1C}">
                           <a14:useLocalDpi xmlns:a14="http://schemas.microsoft.com/office/drawing/2010/main" val="0"/>
@@ -13931,7 +19680,7 @@
                     <pic:cNvPicPr/>
                   </pic:nvPicPr>
                   <pic:blipFill>
-                    <a:blip r:embed="rId12"/>
+                    <a:blip r:embed="rId13"/>
                     <a:stretch>
                       <a:fillRect/>
                     </a:stretch>
@@ -14189,7 +19938,29 @@
           <w:szCs w:val="24"/>
           <w:lang w:val="en-US"/>
         </w:rPr>
-        <w:t xml:space="preserve">Xtensa Insruction Set Architecture (ISA) adalah </w:t>
+        <w:t xml:space="preserve">Xtensa </w:t>
+      </w:r>
+      <w:r>
+        <w:rPr>
+          <w:rFonts w:ascii="Times New Roman" w:hAnsi="Times New Roman"/>
+          <w:i/>
+          <w:iCs/>
+          <w:color w:val="000000"/>
+          <w:sz w:val="24"/>
+          <w:szCs w:val="24"/>
+          <w:lang w:val="en-US"/>
+        </w:rPr>
+        <w:t>Insruction Set Architecture</w:t>
+      </w:r>
+      <w:r>
+        <w:rPr>
+          <w:rFonts w:ascii="Times New Roman" w:hAnsi="Times New Roman"/>
+          <w:color w:val="000000"/>
+          <w:sz w:val="24"/>
+          <w:szCs w:val="24"/>
+          <w:lang w:val="en-US"/>
+        </w:rPr>
+        <w:t xml:space="preserve"> (ISA) adalah </w:t>
       </w:r>
       <w:r>
         <w:rPr>
@@ -14797,7 +20568,7 @@
                     <pic:cNvPicPr/>
                   </pic:nvPicPr>
                   <pic:blipFill>
-                    <a:blip r:embed="rId13"/>
+                    <a:blip r:embed="rId14"/>
                     <a:stretch>
                       <a:fillRect/>
                     </a:stretch>
@@ -15731,7 +21502,7 @@
                     <pic:cNvPicPr/>
                   </pic:nvPicPr>
                   <pic:blipFill>
-                    <a:blip r:embed="rId14" cstate="print">
+                    <a:blip r:embed="rId15" cstate="print">
                       <a:extLst>
                         <a:ext uri="{28A0092B-C50C-407E-A947-70E740481C1C}">
                           <a14:useLocalDpi xmlns:a14="http://schemas.microsoft.com/office/drawing/2010/main" val="0"/>
@@ -16056,7 +21827,7 @@
                     <pic:cNvPicPr/>
                   </pic:nvPicPr>
                   <pic:blipFill>
-                    <a:blip r:embed="rId15"/>
+                    <a:blip r:embed="rId16"/>
                     <a:stretch>
                       <a:fillRect/>
                     </a:stretch>
@@ -16216,7 +21987,7 @@
                     <pic:cNvPicPr/>
                   </pic:nvPicPr>
                   <pic:blipFill>
-                    <a:blip r:embed="rId16"/>
+                    <a:blip r:embed="rId17"/>
                     <a:stretch>
                       <a:fillRect/>
                     </a:stretch>
@@ -16870,10 +22641,10 @@
                     <pic:cNvPicPr/>
                   </pic:nvPicPr>
                   <pic:blipFill>
-                    <a:blip r:embed="rId17">
+                    <a:blip r:embed="rId18">
                       <a:extLst>
                         <a:ext uri="{96DAC541-7B7A-43D3-8B79-37D633B846F1}">
-                          <asvg:svgBlip xmlns:asvg="http://schemas.microsoft.com/office/drawing/2016/SVG/main" r:embed="rId18"/>
+                          <asvg:svgBlip xmlns:asvg="http://schemas.microsoft.com/office/drawing/2016/SVG/main" r:embed="rId19"/>
                         </a:ext>
                       </a:extLst>
                     </a:blip>
@@ -22099,7 +27870,7 @@
                     <pic:cNvPicPr/>
                   </pic:nvPicPr>
                   <pic:blipFill>
-                    <a:blip r:embed="rId19">
+                    <a:blip r:embed="rId20">
                       <a:extLst>
                         <a:ext uri="{28A0092B-C50C-407E-A947-70E740481C1C}">
                           <a14:useLocalDpi xmlns:a14="http://schemas.microsoft.com/office/drawing/2010/main" val="0"/>
@@ -22304,7 +28075,7 @@
                     <pic:cNvPicPr/>
                   </pic:nvPicPr>
                   <pic:blipFill>
-                    <a:blip r:embed="rId20">
+                    <a:blip r:embed="rId21">
                       <a:extLst>
                         <a:ext uri="{28A0092B-C50C-407E-A947-70E740481C1C}">
                           <a14:useLocalDpi xmlns:a14="http://schemas.microsoft.com/office/drawing/2010/main" val="0"/>
@@ -22827,7 +28598,7 @@
                           <pic:cNvPicPr/>
                         </pic:nvPicPr>
                         <pic:blipFill>
-                          <a:blip r:embed="rId21">
+                          <a:blip r:embed="rId22">
                             <a:extLst>
                               <a:ext uri="{28A0092B-C50C-407E-A947-70E740481C1C}">
                                 <a14:useLocalDpi xmlns:a14="http://schemas.microsoft.com/office/drawing/2010/main" val="0"/>
@@ -22956,7 +28727,7 @@
                           <pic:cNvPicPr/>
                         </pic:nvPicPr>
                         <pic:blipFill>
-                          <a:blip r:embed="rId22">
+                          <a:blip r:embed="rId23">
                             <a:extLst>
                               <a:ext uri="{28A0092B-C50C-407E-A947-70E740481C1C}">
                                 <a14:useLocalDpi xmlns:a14="http://schemas.microsoft.com/office/drawing/2010/main" val="0"/>
@@ -25581,7 +31352,7 @@
           <w:szCs w:val="24"/>
           <w:lang w:val="en-US"/>
         </w:rPr>
-        <w:t>Automated Vehicle Locater</w:t>
+        <w:t>Automatic Vehicle Locator</w:t>
       </w:r>
       <w:r>
         <w:rPr>
@@ -25866,7 +31637,7 @@
                     </pic:cNvPicPr>
                   </pic:nvPicPr>
                   <pic:blipFill>
-                    <a:blip r:embed="rId23" cstate="print">
+                    <a:blip r:embed="rId24" cstate="print">
                       <a:extLst>
                         <a:ext uri="{28A0092B-C50C-407E-A947-70E740481C1C}">
                           <a14:useLocalDpi xmlns:a14="http://schemas.microsoft.com/office/drawing/2010/main" val="0"/>
@@ -27273,7 +33044,7 @@
                     <pic:cNvPicPr/>
                   </pic:nvPicPr>
                   <pic:blipFill rotWithShape="1">
-                    <a:blip r:embed="rId24">
+                    <a:blip r:embed="rId25">
                       <a:extLst>
                         <a:ext uri="{28A0092B-C50C-407E-A947-70E740481C1C}">
                           <a14:useLocalDpi xmlns:a14="http://schemas.microsoft.com/office/drawing/2010/main" val="0"/>
@@ -28153,7 +33924,7 @@
                     <pic:cNvPicPr/>
                   </pic:nvPicPr>
                   <pic:blipFill rotWithShape="1">
-                    <a:blip r:embed="rId25">
+                    <a:blip r:embed="rId26">
                       <a:extLst>
                         <a:ext uri="{28A0092B-C50C-407E-A947-70E740481C1C}">
                           <a14:useLocalDpi xmlns:a14="http://schemas.microsoft.com/office/drawing/2010/main" val="0"/>
@@ -29723,7 +35494,7 @@
                     <pic:cNvPicPr/>
                   </pic:nvPicPr>
                   <pic:blipFill>
-                    <a:blip r:embed="rId26">
+                    <a:blip r:embed="rId27">
                       <a:extLst>
                         <a:ext uri="{28A0092B-C50C-407E-A947-70E740481C1C}">
                           <a14:useLocalDpi xmlns:a14="http://schemas.microsoft.com/office/drawing/2010/main" val="0"/>
@@ -30106,7 +35877,7 @@
                     <pic:cNvPicPr/>
                   </pic:nvPicPr>
                   <pic:blipFill>
-                    <a:blip r:embed="rId27">
+                    <a:blip r:embed="rId28">
                       <a:extLst>
                         <a:ext uri="{28A0092B-C50C-407E-A947-70E740481C1C}">
                           <a14:useLocalDpi xmlns:a14="http://schemas.microsoft.com/office/drawing/2010/main" val="0"/>
@@ -30314,7 +36085,7 @@
                     <pic:cNvPicPr/>
                   </pic:nvPicPr>
                   <pic:blipFill>
-                    <a:blip r:embed="rId28">
+                    <a:blip r:embed="rId29">
                       <a:extLst>
                         <a:ext uri="{28A0092B-C50C-407E-A947-70E740481C1C}">
                           <a14:useLocalDpi xmlns:a14="http://schemas.microsoft.com/office/drawing/2010/main" val="0"/>
@@ -30511,7 +36282,7 @@
                     <pic:cNvPicPr/>
                   </pic:nvPicPr>
                   <pic:blipFill>
-                    <a:blip r:embed="rId29">
+                    <a:blip r:embed="rId30">
                       <a:extLst>
                         <a:ext uri="{28A0092B-C50C-407E-A947-70E740481C1C}">
                           <a14:useLocalDpi xmlns:a14="http://schemas.microsoft.com/office/drawing/2010/main" val="0"/>
@@ -30754,7 +36525,7 @@
                     <pic:cNvPicPr/>
                   </pic:nvPicPr>
                   <pic:blipFill>
-                    <a:blip r:embed="rId30">
+                    <a:blip r:embed="rId31">
                       <a:extLst>
                         <a:ext uri="{28A0092B-C50C-407E-A947-70E740481C1C}">
                           <a14:useLocalDpi xmlns:a14="http://schemas.microsoft.com/office/drawing/2010/main" val="0"/>
@@ -33092,7 +38863,7 @@
                     <pic:cNvPicPr/>
                   </pic:nvPicPr>
                   <pic:blipFill>
-                    <a:blip r:embed="rId31" cstate="print">
+                    <a:blip r:embed="rId32" cstate="print">
                       <a:extLst>
                         <a:ext uri="{28A0092B-C50C-407E-A947-70E740481C1C}">
                           <a14:useLocalDpi xmlns:a14="http://schemas.microsoft.com/office/drawing/2010/main" val="0"/>
@@ -33717,7 +39488,7 @@
           <w:lang w:val="en-US"/>
         </w:rPr>
         <w:sectPr>
-          <w:footerReference w:type="default" r:id="rId32"/>
+          <w:footerReference w:type="default" r:id="rId33"/>
           <w:pgSz w:w="11907" w:h="16840" w:code="9"/>
           <w:pgMar w:top="1701" w:right="1418" w:bottom="1418" w:left="1701" w:header="709" w:footer="709" w:gutter="0"/>
           <w:pgNumType w:start="1"/>
@@ -34540,7 +40311,7 @@
                     </pic:cNvPicPr>
                   </pic:nvPicPr>
                   <pic:blipFill>
-                    <a:blip r:embed="rId33" cstate="print">
+                    <a:blip r:embed="rId34" cstate="print">
                       <a:extLst>
                         <a:ext uri="{28A0092B-C50C-407E-A947-70E740481C1C}">
                           <a14:useLocalDpi xmlns:a14="http://schemas.microsoft.com/office/drawing/2010/main" val="0"/>
@@ -34872,7 +40643,7 @@
                     </pic:cNvPicPr>
                   </pic:nvPicPr>
                   <pic:blipFill>
-                    <a:blip r:embed="rId34" cstate="print">
+                    <a:blip r:embed="rId35" cstate="print">
                       <a:extLst>
                         <a:ext uri="{28A0092B-C50C-407E-A947-70E740481C1C}">
                           <a14:useLocalDpi xmlns:a14="http://schemas.microsoft.com/office/drawing/2010/main" val="0"/>
@@ -35100,7 +40871,7 @@
                     </pic:cNvPicPr>
                   </pic:nvPicPr>
                   <pic:blipFill>
-                    <a:blip r:embed="rId35" cstate="print">
+                    <a:blip r:embed="rId36" cstate="print">
                       <a:extLst>
                         <a:ext uri="{28A0092B-C50C-407E-A947-70E740481C1C}">
                           <a14:useLocalDpi xmlns:a14="http://schemas.microsoft.com/office/drawing/2010/main" val="0"/>
@@ -35465,7 +41236,7 @@
                     <pic:cNvPicPr/>
                   </pic:nvPicPr>
                   <pic:blipFill>
-                    <a:blip r:embed="rId36">
+                    <a:blip r:embed="rId37">
                       <a:extLst>
                         <a:ext uri="{28A0092B-C50C-407E-A947-70E740481C1C}">
                           <a14:useLocalDpi xmlns:a14="http://schemas.microsoft.com/office/drawing/2010/main" val="0"/>
@@ -36241,9 +42012,9 @@
             <o:lock v:ext="edit" aspectratio="t"/>
           </v:shapetype>
           <v:shape id="_x0000_i1025" type="#_x0000_t75" style="width:439.5pt;height:637.5pt" o:ole="">
-            <v:imagedata r:id="rId37" o:title=""/>
+            <v:imagedata r:id="rId38" o:title=""/>
           </v:shape>
-          <o:OLEObject Type="Embed" ProgID="Visio.Drawing.15" ShapeID="_x0000_i1025" DrawAspect="Content" ObjectID="_1652486309" r:id="rId38"/>
+          <o:OLEObject Type="Embed" ProgID="Visio.Drawing.15" ShapeID="_x0000_i1025" DrawAspect="Content" ObjectID="_1652492621" r:id="rId39"/>
         </w:object>
       </w:r>
     </w:p>
@@ -38037,10 +43808,10 @@
       </w:pPr>
       <w:r>
         <w:object w:dxaOrig="3121" w:dyaOrig="11071" w14:anchorId="7407BBB3">
-          <v:shape id="_x0000_i1028" type="#_x0000_t75" style="width:156pt;height:553.5pt" o:ole="">
-            <v:imagedata r:id="rId39" o:title=""/>
+          <v:shape id="_x0000_i1026" type="#_x0000_t75" style="width:156pt;height:553.5pt" o:ole="">
+            <v:imagedata r:id="rId40" o:title=""/>
           </v:shape>
-          <o:OLEObject Type="Embed" ProgID="Visio.Drawing.15" ShapeID="_x0000_i1028" DrawAspect="Content" ObjectID="_1652486310" r:id="rId40"/>
+          <o:OLEObject Type="Embed" ProgID="Visio.Drawing.15" ShapeID="_x0000_i1026" DrawAspect="Content" ObjectID="_1652492622" r:id="rId41"/>
         </w:object>
       </w:r>
     </w:p>
@@ -38274,10 +44045,10 @@
                     <pic:cNvPicPr/>
                   </pic:nvPicPr>
                   <pic:blipFill>
-                    <a:blip r:embed="rId41">
+                    <a:blip r:embed="rId42">
                       <a:extLst>
                         <a:ext uri="{96DAC541-7B7A-43D3-8B79-37D633B846F1}">
-                          <asvg:svgBlip xmlns:asvg="http://schemas.microsoft.com/office/drawing/2016/SVG/main" r:embed="rId42"/>
+                          <asvg:svgBlip xmlns:asvg="http://schemas.microsoft.com/office/drawing/2016/SVG/main" r:embed="rId43"/>
                         </a:ext>
                       </a:extLst>
                     </a:blip>
@@ -38630,10 +44401,10 @@
                     <pic:cNvPicPr/>
                   </pic:nvPicPr>
                   <pic:blipFill>
-                    <a:blip r:embed="rId43">
+                    <a:blip r:embed="rId44">
                       <a:extLst>
                         <a:ext uri="{96DAC541-7B7A-43D3-8B79-37D633B846F1}">
-                          <asvg:svgBlip xmlns:asvg="http://schemas.microsoft.com/office/drawing/2016/SVG/main" r:embed="rId44"/>
+                          <asvg:svgBlip xmlns:asvg="http://schemas.microsoft.com/office/drawing/2016/SVG/main" r:embed="rId45"/>
                         </a:ext>
                       </a:extLst>
                     </a:blip>
@@ -40364,7 +46135,7 @@
           <w:lang w:val="en-US"/>
         </w:rPr>
         <w:sectPr>
-          <w:footerReference w:type="default" r:id="rId45"/>
+          <w:footerReference w:type="default" r:id="rId46"/>
           <w:pgSz w:w="11907" w:h="16840" w:code="9"/>
           <w:pgMar w:top="1701" w:right="1418" w:bottom="1418" w:left="1701" w:header="709" w:footer="709" w:gutter="0"/>
           <w:pgNumType w:start="1"/>
@@ -44614,8 +50385,8 @@
           <w:lang w:val="en-US"/>
         </w:rPr>
         <w:sectPr>
-          <w:footerReference w:type="default" r:id="rId46"/>
-          <w:footerReference w:type="first" r:id="rId47"/>
+          <w:footerReference w:type="default" r:id="rId47"/>
+          <w:footerReference w:type="first" r:id="rId48"/>
           <w:pgSz w:w="11907" w:h="16840" w:code="9"/>
           <w:pgMar w:top="1701" w:right="1418" w:bottom="1418" w:left="1701" w:header="709" w:footer="709" w:gutter="0"/>
           <w:pgNumType w:start="1"/>
@@ -46401,10 +52172,10 @@
       </w:r>
     </w:p>
     <w:sectPr>
-      <w:footerReference w:type="default" r:id="rId48"/>
+      <w:footerReference w:type="default" r:id="rId49"/>
       <w:pgSz w:w="11907" w:h="16840" w:code="9"/>
       <w:pgMar w:top="1701" w:right="1418" w:bottom="1418" w:left="1701" w:header="709" w:footer="709" w:gutter="0"/>
-      <w:pgNumType w:fmt="lowerRoman"/>
+      <w:pgNumType w:fmt="lowerRoman" w:start="11"/>
       <w:cols w:space="708"/>
       <w:titlePg/>
       <w:docGrid w:linePitch="360"/>
@@ -46518,6 +52289,79 @@
       <w:rPr>
         <w:rFonts w:ascii="Times New Roman" w:hAnsi="Times New Roman"/>
       </w:rPr>
+      <w:id w:val="-922484559"/>
+      <w:docPartObj>
+        <w:docPartGallery w:val="Page Numbers (Bottom of Page)"/>
+        <w:docPartUnique/>
+      </w:docPartObj>
+    </w:sdtPr>
+    <w:sdtEndPr>
+      <w:rPr>
+        <w:noProof/>
+      </w:rPr>
+    </w:sdtEndPr>
+    <w:sdtContent>
+      <w:p>
+        <w:pPr>
+          <w:pStyle w:val="Footer"/>
+          <w:jc w:val="right"/>
+          <w:rPr>
+            <w:rFonts w:ascii="Times New Roman" w:hAnsi="Times New Roman"/>
+          </w:rPr>
+        </w:pPr>
+        <w:r>
+          <w:rPr>
+            <w:rFonts w:ascii="Times New Roman" w:hAnsi="Times New Roman"/>
+          </w:rPr>
+          <w:fldChar w:fldCharType="begin"/>
+        </w:r>
+        <w:r>
+          <w:rPr>
+            <w:rFonts w:ascii="Times New Roman" w:hAnsi="Times New Roman"/>
+          </w:rPr>
+          <w:instrText xml:space="preserve"> PAGE   \* MERGEFORMAT </w:instrText>
+        </w:r>
+        <w:r>
+          <w:rPr>
+            <w:rFonts w:ascii="Times New Roman" w:hAnsi="Times New Roman"/>
+          </w:rPr>
+          <w:fldChar w:fldCharType="separate"/>
+        </w:r>
+        <w:r>
+          <w:rPr>
+            <w:rFonts w:ascii="Times New Roman" w:hAnsi="Times New Roman"/>
+            <w:noProof/>
+          </w:rPr>
+          <w:t>2</w:t>
+        </w:r>
+        <w:r>
+          <w:rPr>
+            <w:rFonts w:ascii="Times New Roman" w:hAnsi="Times New Roman"/>
+            <w:noProof/>
+          </w:rPr>
+          <w:fldChar w:fldCharType="end"/>
+        </w:r>
+      </w:p>
+    </w:sdtContent>
+  </w:sdt>
+  <w:p>
+    <w:pPr>
+      <w:pStyle w:val="Footer"/>
+      <w:rPr>
+        <w:rFonts w:ascii="Times New Roman" w:hAnsi="Times New Roman"/>
+      </w:rPr>
+    </w:pPr>
+  </w:p>
+</w:ftr>
+</file>
+
+<file path=word/footer3.xml><?xml version="1.0" encoding="utf-8"?>
+<w:ftr xmlns:wpc="http://schemas.microsoft.com/office/word/2010/wordprocessingCanvas" xmlns:cx="http://schemas.microsoft.com/office/drawing/2014/chartex" xmlns:cx1="http://schemas.microsoft.com/office/drawing/2015/9/8/chartex" xmlns:cx2="http://schemas.microsoft.com/office/drawing/2015/10/21/chartex" xmlns:cx3="http://schemas.microsoft.com/office/drawing/2016/5/9/chartex" xmlns:cx4="http://schemas.microsoft.com/office/drawing/2016/5/10/chartex" xmlns:cx5="http://schemas.microsoft.com/office/drawing/2016/5/11/chartex" xmlns:cx6="http://schemas.microsoft.com/office/drawing/2016/5/12/chartex" xmlns:cx7="http://schemas.microsoft.com/office/drawing/2016/5/13/chartex" xmlns:cx8="http://schemas.microsoft.com/office/drawing/2016/5/14/chartex" xmlns:mc="http://schemas.openxmlformats.org/markup-compatibility/2006" xmlns:aink="http://schemas.microsoft.com/office/drawing/2016/ink" xmlns:am3d="http://schemas.microsoft.com/office/drawing/2017/model3d" xmlns:o="urn:schemas-microsoft-com:office:office" xmlns:r="http://schemas.openxmlformats.org/officeDocument/2006/relationships" xmlns:m="http://schemas.openxmlformats.org/officeDocument/2006/math" xmlns:v="urn:schemas-microsoft-com:vml" xmlns:wp14="http://schemas.microsoft.com/office/word/2010/wordprocessingDrawing" xmlns:wp="http://schemas.openxmlformats.org/drawingml/2006/wordprocessingDrawing" xmlns:w10="urn:schemas-microsoft-com:office:word" xmlns:w="http://schemas.openxmlformats.org/wordprocessingml/2006/main" xmlns:w14="http://schemas.microsoft.com/office/word/2010/wordml" xmlns:w15="http://schemas.microsoft.com/office/word/2012/wordml" xmlns:w16cex="http://schemas.microsoft.com/office/word/2018/wordml/cex" xmlns:w16cid="http://schemas.microsoft.com/office/word/2016/wordml/cid" xmlns:w16="http://schemas.microsoft.com/office/word/2018/wordml" xmlns:w16se="http://schemas.microsoft.com/office/word/2015/wordml/symex" xmlns:wpg="http://schemas.microsoft.com/office/word/2010/wordprocessingGroup" xmlns:wpi="http://schemas.microsoft.com/office/word/2010/wordprocessingInk" xmlns:wne="http://schemas.microsoft.com/office/word/2006/wordml" xmlns:wps="http://schemas.microsoft.com/office/word/2010/wordprocessingShape" mc:Ignorable="w14 w15 w16se w16cid w16 w16cex wp14">
+  <w:sdt>
+    <w:sdtPr>
+      <w:rPr>
+        <w:rFonts w:ascii="Times New Roman" w:hAnsi="Times New Roman"/>
+      </w:rPr>
       <w:id w:val="1209683714"/>
       <w:docPartObj>
         <w:docPartGallery w:val="Page Numbers (Bottom of Page)"/>
@@ -46591,7 +52435,7 @@
 </w:ftr>
 </file>
 
-<file path=word/footer3.xml><?xml version="1.0" encoding="utf-8"?>
+<file path=word/footer4.xml><?xml version="1.0" encoding="utf-8"?>
 <w:ftr xmlns:wpc="http://schemas.microsoft.com/office/word/2010/wordprocessingCanvas" xmlns:cx="http://schemas.microsoft.com/office/drawing/2014/chartex" xmlns:cx1="http://schemas.microsoft.com/office/drawing/2015/9/8/chartex" xmlns:cx2="http://schemas.microsoft.com/office/drawing/2015/10/21/chartex" xmlns:cx3="http://schemas.microsoft.com/office/drawing/2016/5/9/chartex" xmlns:cx4="http://schemas.microsoft.com/office/drawing/2016/5/10/chartex" xmlns:cx5="http://schemas.microsoft.com/office/drawing/2016/5/11/chartex" xmlns:cx6="http://schemas.microsoft.com/office/drawing/2016/5/12/chartex" xmlns:cx7="http://schemas.microsoft.com/office/drawing/2016/5/13/chartex" xmlns:cx8="http://schemas.microsoft.com/office/drawing/2016/5/14/chartex" xmlns:mc="http://schemas.openxmlformats.org/markup-compatibility/2006" xmlns:aink="http://schemas.microsoft.com/office/drawing/2016/ink" xmlns:am3d="http://schemas.microsoft.com/office/drawing/2017/model3d" xmlns:o="urn:schemas-microsoft-com:office:office" xmlns:r="http://schemas.openxmlformats.org/officeDocument/2006/relationships" xmlns:m="http://schemas.openxmlformats.org/officeDocument/2006/math" xmlns:v="urn:schemas-microsoft-com:vml" xmlns:wp14="http://schemas.microsoft.com/office/word/2010/wordprocessingDrawing" xmlns:wp="http://schemas.openxmlformats.org/drawingml/2006/wordprocessingDrawing" xmlns:w10="urn:schemas-microsoft-com:office:word" xmlns:w="http://schemas.openxmlformats.org/wordprocessingml/2006/main" xmlns:w14="http://schemas.microsoft.com/office/word/2010/wordml" xmlns:w15="http://schemas.microsoft.com/office/word/2012/wordml" xmlns:w16cex="http://schemas.microsoft.com/office/word/2018/wordml/cex" xmlns:w16cid="http://schemas.microsoft.com/office/word/2016/wordml/cid" xmlns:w16="http://schemas.microsoft.com/office/word/2018/wordml" xmlns:w16se="http://schemas.microsoft.com/office/word/2015/wordml/symex" xmlns:wpg="http://schemas.microsoft.com/office/word/2010/wordprocessingGroup" xmlns:wpi="http://schemas.microsoft.com/office/word/2010/wordprocessingInk" xmlns:wne="http://schemas.microsoft.com/office/word/2006/wordml" xmlns:wps="http://schemas.microsoft.com/office/word/2010/wordprocessingShape" mc:Ignorable="w14 w15 w16se w16cid w16 w16cex wp14">
   <w:sdt>
     <w:sdtPr>
@@ -46671,7 +52515,7 @@
 </w:ftr>
 </file>
 
-<file path=word/footer4.xml><?xml version="1.0" encoding="utf-8"?>
+<file path=word/footer5.xml><?xml version="1.0" encoding="utf-8"?>
 <w:ftr xmlns:wpc="http://schemas.microsoft.com/office/word/2010/wordprocessingCanvas" xmlns:cx="http://schemas.microsoft.com/office/drawing/2014/chartex" xmlns:cx1="http://schemas.microsoft.com/office/drawing/2015/9/8/chartex" xmlns:cx2="http://schemas.microsoft.com/office/drawing/2015/10/21/chartex" xmlns:cx3="http://schemas.microsoft.com/office/drawing/2016/5/9/chartex" xmlns:cx4="http://schemas.microsoft.com/office/drawing/2016/5/10/chartex" xmlns:cx5="http://schemas.microsoft.com/office/drawing/2016/5/11/chartex" xmlns:cx6="http://schemas.microsoft.com/office/drawing/2016/5/12/chartex" xmlns:cx7="http://schemas.microsoft.com/office/drawing/2016/5/13/chartex" xmlns:cx8="http://schemas.microsoft.com/office/drawing/2016/5/14/chartex" xmlns:mc="http://schemas.openxmlformats.org/markup-compatibility/2006" xmlns:aink="http://schemas.microsoft.com/office/drawing/2016/ink" xmlns:am3d="http://schemas.microsoft.com/office/drawing/2017/model3d" xmlns:o="urn:schemas-microsoft-com:office:office" xmlns:r="http://schemas.openxmlformats.org/officeDocument/2006/relationships" xmlns:m="http://schemas.openxmlformats.org/officeDocument/2006/math" xmlns:v="urn:schemas-microsoft-com:vml" xmlns:wp14="http://schemas.microsoft.com/office/word/2010/wordprocessingDrawing" xmlns:wp="http://schemas.openxmlformats.org/drawingml/2006/wordprocessingDrawing" xmlns:w10="urn:schemas-microsoft-com:office:word" xmlns:w="http://schemas.openxmlformats.org/wordprocessingml/2006/main" xmlns:w14="http://schemas.microsoft.com/office/word/2010/wordml" xmlns:w15="http://schemas.microsoft.com/office/word/2012/wordml" xmlns:w16cex="http://schemas.microsoft.com/office/word/2018/wordml/cex" xmlns:w16cid="http://schemas.microsoft.com/office/word/2016/wordml/cid" xmlns:w16="http://schemas.microsoft.com/office/word/2018/wordml" xmlns:w16se="http://schemas.microsoft.com/office/word/2015/wordml/symex" xmlns:wpg="http://schemas.microsoft.com/office/word/2010/wordprocessingGroup" xmlns:wpi="http://schemas.microsoft.com/office/word/2010/wordprocessingInk" xmlns:wne="http://schemas.microsoft.com/office/word/2006/wordml" xmlns:wps="http://schemas.microsoft.com/office/word/2010/wordprocessingShape" mc:Ignorable="w14 w15 w16se w16cid w16 w16cex wp14">
   <w:sdt>
     <w:sdtPr>
@@ -46751,7 +52595,7 @@
 </w:ftr>
 </file>
 
-<file path=word/footer5.xml><?xml version="1.0" encoding="utf-8"?>
+<file path=word/footer6.xml><?xml version="1.0" encoding="utf-8"?>
 <w:ftr xmlns:wpc="http://schemas.microsoft.com/office/word/2010/wordprocessingCanvas" xmlns:cx="http://schemas.microsoft.com/office/drawing/2014/chartex" xmlns:cx1="http://schemas.microsoft.com/office/drawing/2015/9/8/chartex" xmlns:cx2="http://schemas.microsoft.com/office/drawing/2015/10/21/chartex" xmlns:cx3="http://schemas.microsoft.com/office/drawing/2016/5/9/chartex" xmlns:cx4="http://schemas.microsoft.com/office/drawing/2016/5/10/chartex" xmlns:cx5="http://schemas.microsoft.com/office/drawing/2016/5/11/chartex" xmlns:cx6="http://schemas.microsoft.com/office/drawing/2016/5/12/chartex" xmlns:cx7="http://schemas.microsoft.com/office/drawing/2016/5/13/chartex" xmlns:cx8="http://schemas.microsoft.com/office/drawing/2016/5/14/chartex" xmlns:mc="http://schemas.openxmlformats.org/markup-compatibility/2006" xmlns:aink="http://schemas.microsoft.com/office/drawing/2016/ink" xmlns:am3d="http://schemas.microsoft.com/office/drawing/2017/model3d" xmlns:o="urn:schemas-microsoft-com:office:office" xmlns:r="http://schemas.openxmlformats.org/officeDocument/2006/relationships" xmlns:m="http://schemas.openxmlformats.org/officeDocument/2006/math" xmlns:v="urn:schemas-microsoft-com:vml" xmlns:wp14="http://schemas.microsoft.com/office/word/2010/wordprocessingDrawing" xmlns:wp="http://schemas.openxmlformats.org/drawingml/2006/wordprocessingDrawing" xmlns:w10="urn:schemas-microsoft-com:office:word" xmlns:w="http://schemas.openxmlformats.org/wordprocessingml/2006/main" xmlns:w14="http://schemas.microsoft.com/office/word/2010/wordml" xmlns:w15="http://schemas.microsoft.com/office/word/2012/wordml" xmlns:w16cex="http://schemas.microsoft.com/office/word/2018/wordml/cex" xmlns:w16cid="http://schemas.microsoft.com/office/word/2016/wordml/cid" xmlns:w16="http://schemas.microsoft.com/office/word/2018/wordml" xmlns:w16se="http://schemas.microsoft.com/office/word/2015/wordml/symex" xmlns:wpg="http://schemas.microsoft.com/office/word/2010/wordprocessingGroup" xmlns:wpi="http://schemas.microsoft.com/office/word/2010/wordprocessingInk" xmlns:wne="http://schemas.microsoft.com/office/word/2006/wordml" xmlns:wps="http://schemas.microsoft.com/office/word/2010/wordprocessingShape" mc:Ignorable="w14 w15 w16se w16cid w16 w16cex wp14">
   <w:p>
     <w:pPr>
@@ -46773,7 +52617,7 @@
 </w:ftr>
 </file>
 
-<file path=word/footer6.xml><?xml version="1.0" encoding="utf-8"?>
+<file path=word/footer7.xml><?xml version="1.0" encoding="utf-8"?>
 <w:ftr xmlns:wpc="http://schemas.microsoft.com/office/word/2010/wordprocessingCanvas" xmlns:cx="http://schemas.microsoft.com/office/drawing/2014/chartex" xmlns:cx1="http://schemas.microsoft.com/office/drawing/2015/9/8/chartex" xmlns:cx2="http://schemas.microsoft.com/office/drawing/2015/10/21/chartex" xmlns:cx3="http://schemas.microsoft.com/office/drawing/2016/5/9/chartex" xmlns:cx4="http://schemas.microsoft.com/office/drawing/2016/5/10/chartex" xmlns:cx5="http://schemas.microsoft.com/office/drawing/2016/5/11/chartex" xmlns:cx6="http://schemas.microsoft.com/office/drawing/2016/5/12/chartex" xmlns:cx7="http://schemas.microsoft.com/office/drawing/2016/5/13/chartex" xmlns:cx8="http://schemas.microsoft.com/office/drawing/2016/5/14/chartex" xmlns:mc="http://schemas.openxmlformats.org/markup-compatibility/2006" xmlns:aink="http://schemas.microsoft.com/office/drawing/2016/ink" xmlns:am3d="http://schemas.microsoft.com/office/drawing/2017/model3d" xmlns:o="urn:schemas-microsoft-com:office:office" xmlns:r="http://schemas.openxmlformats.org/officeDocument/2006/relationships" xmlns:m="http://schemas.openxmlformats.org/officeDocument/2006/math" xmlns:v="urn:schemas-microsoft-com:vml" xmlns:wp14="http://schemas.microsoft.com/office/word/2010/wordprocessingDrawing" xmlns:wp="http://schemas.openxmlformats.org/drawingml/2006/wordprocessingDrawing" xmlns:w10="urn:schemas-microsoft-com:office:word" xmlns:w="http://schemas.openxmlformats.org/wordprocessingml/2006/main" xmlns:w14="http://schemas.microsoft.com/office/word/2010/wordml" xmlns:w15="http://schemas.microsoft.com/office/word/2012/wordml" xmlns:w16cex="http://schemas.microsoft.com/office/word/2018/wordml/cex" xmlns:w16cid="http://schemas.microsoft.com/office/word/2016/wordml/cid" xmlns:w16="http://schemas.microsoft.com/office/word/2018/wordml" xmlns:w16se="http://schemas.microsoft.com/office/word/2015/wordml/symex" xmlns:wpg="http://schemas.microsoft.com/office/word/2010/wordprocessingGroup" xmlns:wpi="http://schemas.microsoft.com/office/word/2010/wordprocessingInk" xmlns:wne="http://schemas.microsoft.com/office/word/2006/wordml" xmlns:wps="http://schemas.microsoft.com/office/word/2010/wordprocessingShape" mc:Ignorable="w14 w15 w16se w16cid w16 w16cex wp14">
   <w:p>
     <w:pPr>
@@ -46783,7 +52627,7 @@
 </w:ftr>
 </file>
 
-<file path=word/footer7.xml><?xml version="1.0" encoding="utf-8"?>
+<file path=word/footer8.xml><?xml version="1.0" encoding="utf-8"?>
 <w:ftr xmlns:wpc="http://schemas.microsoft.com/office/word/2010/wordprocessingCanvas" xmlns:cx="http://schemas.microsoft.com/office/drawing/2014/chartex" xmlns:cx1="http://schemas.microsoft.com/office/drawing/2015/9/8/chartex" xmlns:cx2="http://schemas.microsoft.com/office/drawing/2015/10/21/chartex" xmlns:cx3="http://schemas.microsoft.com/office/drawing/2016/5/9/chartex" xmlns:cx4="http://schemas.microsoft.com/office/drawing/2016/5/10/chartex" xmlns:cx5="http://schemas.microsoft.com/office/drawing/2016/5/11/chartex" xmlns:cx6="http://schemas.microsoft.com/office/drawing/2016/5/12/chartex" xmlns:cx7="http://schemas.microsoft.com/office/drawing/2016/5/13/chartex" xmlns:cx8="http://schemas.microsoft.com/office/drawing/2016/5/14/chartex" xmlns:mc="http://schemas.openxmlformats.org/markup-compatibility/2006" xmlns:aink="http://schemas.microsoft.com/office/drawing/2016/ink" xmlns:am3d="http://schemas.microsoft.com/office/drawing/2017/model3d" xmlns:o="urn:schemas-microsoft-com:office:office" xmlns:r="http://schemas.openxmlformats.org/officeDocument/2006/relationships" xmlns:m="http://schemas.openxmlformats.org/officeDocument/2006/math" xmlns:v="urn:schemas-microsoft-com:vml" xmlns:wp14="http://schemas.microsoft.com/office/word/2010/wordprocessingDrawing" xmlns:wp="http://schemas.openxmlformats.org/drawingml/2006/wordprocessingDrawing" xmlns:w10="urn:schemas-microsoft-com:office:word" xmlns:w="http://schemas.openxmlformats.org/wordprocessingml/2006/main" xmlns:w14="http://schemas.microsoft.com/office/word/2010/wordml" xmlns:w15="http://schemas.microsoft.com/office/word/2012/wordml" xmlns:w16cex="http://schemas.microsoft.com/office/word/2018/wordml/cex" xmlns:w16cid="http://schemas.microsoft.com/office/word/2016/wordml/cid" xmlns:w16="http://schemas.microsoft.com/office/word/2018/wordml" xmlns:w16se="http://schemas.microsoft.com/office/word/2015/wordml/symex" xmlns:wpg="http://schemas.microsoft.com/office/word/2010/wordprocessingGroup" xmlns:wpi="http://schemas.microsoft.com/office/word/2010/wordprocessingInk" xmlns:wne="http://schemas.microsoft.com/office/word/2006/wordml" xmlns:wps="http://schemas.microsoft.com/office/word/2010/wordprocessingShape" mc:Ignorable="w14 w15 w16se w16cid w16 w16cex wp14">
   <w:sdt>
     <w:sdtPr>
@@ -50675,7 +56519,7 @@
 </file>
 
 <file path=customXml/itemProps1.xml><?xml version="1.0" encoding="utf-8"?>
-<ds:datastoreItem xmlns:ds="http://schemas.openxmlformats.org/officeDocument/2006/customXml" ds:itemID="{606EF338-1F10-4736-BC3D-85D3AF8778A1}">
+<ds:datastoreItem xmlns:ds="http://schemas.openxmlformats.org/officeDocument/2006/customXml" ds:itemID="{6BF0BBD8-4C26-4BB0-92B4-5DB5BE8130CA}">
   <ds:schemaRefs>
     <ds:schemaRef ds:uri="http://schemas.openxmlformats.org/officeDocument/2006/bibliography"/>
   </ds:schemaRefs>
